--- a/data/outputs/v2/Core_Mathematics/SS3.1_Statistics_I/Core_Mathematics_Statistics_I_CBE_LessonSequence.docx
+++ b/data/outputs/v2/Core_Mathematics/SS3.1_Statistics_I/Core_Mathematics_Statistics_I_CBE_LessonSequence.docx
@@ -3526,7 +3526,7 @@
             <w:pPr>
               <w:spacing w:after="20" w:before="0"/>
             </w:pPr>
-            <w:hyperlink w:history="1" r:id="rIdug4xsyctofhm-iz032rj2">
+            <w:hyperlink w:history="1" r:id="rIdip5gx06ooghuh04nlrceh">
               <w:r>
                 <w:rPr>
                   <w:rFonts w:ascii="Arial" w:cs="Arial" w:eastAsia="Arial" w:hAnsi="Arial"/>
@@ -3535,7 +3535,7 @@
                   <w:szCs w:val="16"/>
                   <w:u w:val="single" w:color="2E75B6"/>
                 </w:rPr>
-                <w:t xml:space="preserve">Statistics: Alternate variance formulas</w:t>
+                <w:t xml:space="preserve">Statistics intro: Mean, median, &amp; mode</w:t>
               </w:r>
             </w:hyperlink>
           </w:p>
@@ -3559,7 +3559,7 @@
               <w:spacing w:after="10" w:before="0"/>
               <w:ind w:left="120"/>
             </w:pPr>
-            <w:hyperlink w:history="1" r:id="rIdmd8yawxxh4fgm6jnr-pn9">
+            <w:hyperlink w:history="1" r:id="rIdguv1qfzxgchjptc9qn6sy">
               <w:r>
                 <w:rPr>
                   <w:rFonts w:ascii="Arial" w:cs="Arial" w:eastAsia="Arial" w:hAnsi="Arial"/>
@@ -3597,14 +3597,14 @@
                 <w:sz w:val="16"/>
                 <w:szCs w:val="16"/>
               </w:rPr>
-              <w:t xml:space="preserve">📖 HTML:</w:t>
+              <w:t xml:space="preserve">📖 EXERCISE:</w:t>
             </w:r>
           </w:p>
           <w:p>
             <w:pPr>
               <w:spacing w:after="20" w:before="0"/>
             </w:pPr>
-            <w:hyperlink w:history="1" r:id="rIdcgmry2qm8chg4qsvnaxti">
+            <w:hyperlink w:history="1" r:id="rIdxlcunbqwfuun56vgehu7g">
               <w:r>
                 <w:rPr>
                   <w:rFonts w:ascii="Arial" w:cs="Arial" w:eastAsia="Arial" w:hAnsi="Arial"/>
@@ -3613,7 +3613,7 @@
                   <w:szCs w:val="16"/>
                   <w:u w:val="single" w:color="2E75B6"/>
                 </w:rPr>
-                <w:t xml:space="preserve">Summary Statistics, Summarizing Univariate Distributions (Flexbook)</w:t>
+                <w:t xml:space="preserve">Mean, median, and mode</w:t>
               </w:r>
             </w:hyperlink>
           </w:p>
@@ -3629,7 +3629,7 @@
                 <w:sz w:val="14"/>
                 <w:szCs w:val="14"/>
               </w:rPr>
-              <w:t xml:space="preserve">Source: CK-12</w:t>
+              <w:t xml:space="preserve">Source: Khan Academy (English - US curriculum)</w:t>
             </w:r>
           </w:p>
           <w:p>
@@ -3637,7 +3637,7 @@
               <w:spacing w:after="10" w:before="0"/>
               <w:ind w:left="120"/>
             </w:pPr>
-            <w:hyperlink w:history="1" r:id="rId-v4s7nj0ldqv4raqu5dkq">
+            <w:hyperlink w:history="1" r:id="rIdeiu0jdc3ufhzwwi5jsqti">
               <w:r>
                 <w:rPr>
                   <w:rFonts w:ascii="Arial" w:cs="Arial" w:eastAsia="Arial" w:hAnsi="Arial"/>
@@ -3832,7 +3832,7 @@
             <w:pPr>
               <w:spacing w:after="20" w:before="0"/>
             </w:pPr>
-            <w:hyperlink w:history="1" r:id="rIdk4b8-apq6szslu3iwwggp">
+            <w:hyperlink w:history="1" r:id="rIdllvqvm9vncdz_nkf28suy">
               <w:r>
                 <w:rPr>
                   <w:rFonts w:ascii="Arial" w:cs="Arial" w:eastAsia="Arial" w:hAnsi="Arial"/>
@@ -3841,7 +3841,7 @@
                   <w:szCs w:val="16"/>
                   <w:u w:val="single" w:color="2E75B6"/>
                 </w:rPr>
-                <w:t xml:space="preserve">Statistics: Alternate variance formulas</w:t>
+                <w:t xml:space="preserve">Statistics intro: Mean, median, &amp; mode</w:t>
               </w:r>
             </w:hyperlink>
           </w:p>
@@ -3865,7 +3865,7 @@
               <w:spacing w:after="10" w:before="0"/>
               <w:ind w:left="120"/>
             </w:pPr>
-            <w:hyperlink w:history="1" r:id="rIdphoa7zz5zw2xtdvfx3kvs">
+            <w:hyperlink w:history="1" r:id="rIdq5evogdzcsnxkdv-fq9dm">
               <w:r>
                 <w:rPr>
                   <w:rFonts w:ascii="Arial" w:cs="Arial" w:eastAsia="Arial" w:hAnsi="Arial"/>
@@ -3903,14 +3903,14 @@
                 <w:sz w:val="16"/>
                 <w:szCs w:val="16"/>
               </w:rPr>
-              <w:t xml:space="preserve">📖 HTML:</w:t>
+              <w:t xml:space="preserve">📖 EXERCISE:</w:t>
             </w:r>
           </w:p>
           <w:p>
             <w:pPr>
               <w:spacing w:after="20" w:before="0"/>
             </w:pPr>
-            <w:hyperlink w:history="1" r:id="rIdx6fx4tdflr-wp2iymht5a">
+            <w:hyperlink w:history="1" r:id="rIdnakn-73tv3zhbbohzujjk">
               <w:r>
                 <w:rPr>
                   <w:rFonts w:ascii="Arial" w:cs="Arial" w:eastAsia="Arial" w:hAnsi="Arial"/>
@@ -3919,7 +3919,7 @@
                   <w:szCs w:val="16"/>
                   <w:u w:val="single" w:color="2E75B6"/>
                 </w:rPr>
-                <w:t xml:space="preserve">Summary Statistics, Summarizing Univariate Distributions (Flexbook)</w:t>
+                <w:t xml:space="preserve">Estimating mean and median in data displays</w:t>
               </w:r>
             </w:hyperlink>
           </w:p>
@@ -3935,7 +3935,7 @@
                 <w:sz w:val="14"/>
                 <w:szCs w:val="14"/>
               </w:rPr>
-              <w:t xml:space="preserve">Source: CK-12</w:t>
+              <w:t xml:space="preserve">Source: Khan Academy (English - US curriculum)</w:t>
             </w:r>
           </w:p>
           <w:p>
@@ -3943,7 +3943,7 @@
               <w:spacing w:after="10" w:before="0"/>
               <w:ind w:left="120"/>
             </w:pPr>
-            <w:hyperlink w:history="1" r:id="rIdtocjd9h3tqugvkthaor22">
+            <w:hyperlink w:history="1" r:id="rId8lnbvqwxj0u_hi1puilkr">
               <w:r>
                 <w:rPr>
                   <w:rFonts w:ascii="Arial" w:cs="Arial" w:eastAsia="Arial" w:hAnsi="Arial"/>
@@ -4138,7 +4138,7 @@
             <w:pPr>
               <w:spacing w:after="20" w:before="0"/>
             </w:pPr>
-            <w:hyperlink w:history="1" r:id="rIdtjfejw0sozw-yfucnoiry">
+            <w:hyperlink w:history="1" r:id="rIdla00v5w_av4wacb2gxsmp">
               <w:r>
                 <w:rPr>
                   <w:rFonts w:ascii="Arial" w:cs="Arial" w:eastAsia="Arial" w:hAnsi="Arial"/>
@@ -4147,7 +4147,7 @@
                   <w:szCs w:val="16"/>
                   <w:u w:val="single" w:color="2E75B6"/>
                 </w:rPr>
-                <w:t xml:space="preserve">Statistics: Alternate variance formulas</w:t>
+                <w:t xml:space="preserve">Statistics intro: Mean, median, &amp; mode</w:t>
               </w:r>
             </w:hyperlink>
           </w:p>
@@ -4171,7 +4171,7 @@
               <w:spacing w:after="10" w:before="0"/>
               <w:ind w:left="120"/>
             </w:pPr>
-            <w:hyperlink w:history="1" r:id="rIdb2vxiam0e4zp6r88flubw">
+            <w:hyperlink w:history="1" r:id="rId2rzg2favg_lbswiqj0dby">
               <w:r>
                 <w:rPr>
                   <w:rFonts w:ascii="Arial" w:cs="Arial" w:eastAsia="Arial" w:hAnsi="Arial"/>
@@ -4216,7 +4216,7 @@
             <w:pPr>
               <w:spacing w:after="20" w:before="0"/>
             </w:pPr>
-            <w:hyperlink w:history="1" r:id="rIdc2jq1t9qzfbsyy3da8vdj">
+            <w:hyperlink w:history="1" r:id="rIdigq7qz59lqghwtwdybasi">
               <w:r>
                 <w:rPr>
                   <w:rFonts w:ascii="Arial" w:cs="Arial" w:eastAsia="Arial" w:hAnsi="Arial"/>
@@ -4225,7 +4225,7 @@
                   <w:szCs w:val="16"/>
                   <w:u w:val="single" w:color="2E75B6"/>
                 </w:rPr>
-                <w:t xml:space="preserve">Summary Statistics, Summarizing Univariate Distributions (Flexbook)</w:t>
+                <w:t xml:space="preserve">Stem-and-Leaf Plots, Mean, Median and Mode (Flexbook)</w:t>
               </w:r>
             </w:hyperlink>
           </w:p>
@@ -4249,7 +4249,7 @@
               <w:spacing w:after="10" w:before="0"/>
               <w:ind w:left="120"/>
             </w:pPr>
-            <w:hyperlink w:history="1" r:id="rIdmpihupv90vxzkwahmzkxw">
+            <w:hyperlink w:history="1" r:id="rIds7kdb6mkn0ux0u0enmatm">
               <w:r>
                 <w:rPr>
                   <w:rFonts w:ascii="Arial" w:cs="Arial" w:eastAsia="Arial" w:hAnsi="Arial"/>
@@ -4444,7 +4444,7 @@
             <w:pPr>
               <w:spacing w:after="20" w:before="0"/>
             </w:pPr>
-            <w:hyperlink w:history="1" r:id="rIdcxhcgr5jhzvpwqcgbs2iz">
+            <w:hyperlink w:history="1" r:id="rId5t7ovbyi0vo9nazhbtaug">
               <w:r>
                 <w:rPr>
                   <w:rFonts w:ascii="Arial" w:cs="Arial" w:eastAsia="Arial" w:hAnsi="Arial"/>
@@ -4453,7 +4453,7 @@
                   <w:szCs w:val="16"/>
                   <w:u w:val="single" w:color="2E75B6"/>
                 </w:rPr>
-                <w:t xml:space="preserve">Statistics: Alternate variance formulas</w:t>
+                <w:t xml:space="preserve">Statistics intro: Mean, median, &amp; mode</w:t>
               </w:r>
             </w:hyperlink>
           </w:p>
@@ -4477,7 +4477,7 @@
               <w:spacing w:after="10" w:before="0"/>
               <w:ind w:left="120"/>
             </w:pPr>
-            <w:hyperlink w:history="1" r:id="rIdxw32oflkolpcqvsou59ts">
+            <w:hyperlink w:history="1" r:id="rId7yhhsk4w2s2nrpiz4nakj">
               <w:r>
                 <w:rPr>
                   <w:rFonts w:ascii="Arial" w:cs="Arial" w:eastAsia="Arial" w:hAnsi="Arial"/>
@@ -4515,14 +4515,14 @@
                 <w:sz w:val="16"/>
                 <w:szCs w:val="16"/>
               </w:rPr>
-              <w:t xml:space="preserve">📖 HTML:</w:t>
+              <w:t xml:space="preserve">📖 EXERCISE:</w:t>
             </w:r>
           </w:p>
           <w:p>
             <w:pPr>
               <w:spacing w:after="20" w:before="0"/>
             </w:pPr>
-            <w:hyperlink w:history="1" r:id="rId96gibcajm6hgjureuto68">
+            <w:hyperlink w:history="1" r:id="rIdq4zpxhoregazmpt_1lplw">
               <w:r>
                 <w:rPr>
                   <w:rFonts w:ascii="Arial" w:cs="Arial" w:eastAsia="Arial" w:hAnsi="Arial"/>
@@ -4531,7 +4531,7 @@
                   <w:szCs w:val="16"/>
                   <w:u w:val="single" w:color="2E75B6"/>
                 </w:rPr>
-                <w:t xml:space="preserve">Summary Statistics, Summarizing Univariate Distributions (Flexbook)</w:t>
+                <w:t xml:space="preserve">Stem and Leaf Plots, Mean, Median, and Mode Practice</w:t>
               </w:r>
             </w:hyperlink>
           </w:p>
@@ -4555,7 +4555,7 @@
               <w:spacing w:after="10" w:before="0"/>
               <w:ind w:left="120"/>
             </w:pPr>
-            <w:hyperlink w:history="1" r:id="rIdcbc5le09zsth1ey8umz4k">
+            <w:hyperlink w:history="1" r:id="rIdd4wckfpuhpvccnbqvdkvy">
               <w:r>
                 <w:rPr>
                   <w:rFonts w:ascii="Arial" w:cs="Arial" w:eastAsia="Arial" w:hAnsi="Arial"/>
@@ -4750,7 +4750,7 @@
             <w:pPr>
               <w:spacing w:after="20" w:before="0"/>
             </w:pPr>
-            <w:hyperlink w:history="1" r:id="rIdgbb30txo50n5nehg1clxi">
+            <w:hyperlink w:history="1" r:id="rIdqr8j6texur1_puddtgxvm">
               <w:r>
                 <w:rPr>
                   <w:rFonts w:ascii="Arial" w:cs="Arial" w:eastAsia="Arial" w:hAnsi="Arial"/>
@@ -4759,7 +4759,7 @@
                   <w:szCs w:val="16"/>
                   <w:u w:val="single" w:color="2E75B6"/>
                 </w:rPr>
-                <w:t xml:space="preserve">Statistics: Alternate variance formulas</w:t>
+                <w:t xml:space="preserve">Statistics intro: Mean, median, &amp; mode</w:t>
               </w:r>
             </w:hyperlink>
           </w:p>
@@ -4783,7 +4783,7 @@
               <w:spacing w:after="10" w:before="0"/>
               <w:ind w:left="120"/>
             </w:pPr>
-            <w:hyperlink w:history="1" r:id="rIdmhf1pjbozxh4bi3gachoo">
+            <w:hyperlink w:history="1" r:id="rIdma6cv9lb7ownrbzu_0kox">
               <w:r>
                 <w:rPr>
                   <w:rFonts w:ascii="Arial" w:cs="Arial" w:eastAsia="Arial" w:hAnsi="Arial"/>
@@ -4821,14 +4821,14 @@
                 <w:sz w:val="16"/>
                 <w:szCs w:val="16"/>
               </w:rPr>
-              <w:t xml:space="preserve">📖 HTML:</w:t>
+              <w:t xml:space="preserve">📖 EXERCISE:</w:t>
             </w:r>
           </w:p>
           <w:p>
             <w:pPr>
               <w:spacing w:after="20" w:before="0"/>
             </w:pPr>
-            <w:hyperlink w:history="1" r:id="rIdp8ea8j7mchzt9h_j6tih_">
+            <w:hyperlink w:history="1" r:id="rId5ghi1q80ekzraghvskkpp">
               <w:r>
                 <w:rPr>
                   <w:rFonts w:ascii="Arial" w:cs="Arial" w:eastAsia="Arial" w:hAnsi="Arial"/>
@@ -4837,7 +4837,7 @@
                   <w:szCs w:val="16"/>
                   <w:u w:val="single" w:color="2E75B6"/>
                 </w:rPr>
-                <w:t xml:space="preserve">Summary Statistics, Summarizing Univariate Distributions (Flexbook)</w:t>
+                <w:t xml:space="preserve">Calculating mean and median from data displays</w:t>
               </w:r>
             </w:hyperlink>
           </w:p>
@@ -4853,7 +4853,7 @@
                 <w:sz w:val="14"/>
                 <w:szCs w:val="14"/>
               </w:rPr>
-              <w:t xml:space="preserve">Source: CK-12</w:t>
+              <w:t xml:space="preserve">Source: Khan Academy (English - US curriculum)</w:t>
             </w:r>
           </w:p>
           <w:p>
@@ -4861,7 +4861,7 @@
               <w:spacing w:after="10" w:before="0"/>
               <w:ind w:left="120"/>
             </w:pPr>
-            <w:hyperlink w:history="1" r:id="rIdsyyibde2uwmvlr1pnrrzb">
+            <w:hyperlink w:history="1" r:id="rIdvnz_rca5-9atm7n_vtkt6">
               <w:r>
                 <w:rPr>
                   <w:rFonts w:ascii="Arial" w:cs="Arial" w:eastAsia="Arial" w:hAnsi="Arial"/>
@@ -6462,7 +6462,7 @@
             <w:pPr>
               <w:spacing w:after="20" w:before="0"/>
             </w:pPr>
-            <w:hyperlink w:history="1" r:id="rIdzpaasrbefl1fqoz_dxkqk">
+            <w:hyperlink w:history="1" r:id="rIdczmtipwmqxaybdlv1udgw">
               <w:r>
                 <w:rPr>
                   <w:rFonts w:ascii="Arial" w:cs="Arial" w:eastAsia="Arial" w:hAnsi="Arial"/>
@@ -6471,7 +6471,7 @@
                   <w:szCs w:val="16"/>
                   <w:u w:val="single" w:color="2E75B6"/>
                 </w:rPr>
-                <w:t xml:space="preserve">Statistics: Alternate variance formulas</w:t>
+                <w:t xml:space="preserve">Frequency tables &amp; dot plots</w:t>
               </w:r>
             </w:hyperlink>
           </w:p>
@@ -6495,7 +6495,7 @@
               <w:spacing w:after="10" w:before="0"/>
               <w:ind w:left="120"/>
             </w:pPr>
-            <w:hyperlink w:history="1" r:id="rIdsiix-7j4dzbsxrlrcd_j6">
+            <w:hyperlink w:history="1" r:id="rIdpdxrx1h0kchngjzssnku7">
               <w:r>
                 <w:rPr>
                   <w:rFonts w:ascii="Arial" w:cs="Arial" w:eastAsia="Arial" w:hAnsi="Arial"/>
@@ -6533,14 +6533,14 @@
                 <w:sz w:val="16"/>
                 <w:szCs w:val="16"/>
               </w:rPr>
-              <w:t xml:space="preserve">📖 HTML:</w:t>
+              <w:t xml:space="preserve">📖 EXERCISE:</w:t>
             </w:r>
           </w:p>
           <w:p>
             <w:pPr>
               <w:spacing w:after="20" w:before="0"/>
             </w:pPr>
-            <w:hyperlink w:history="1" r:id="rId8rseva7txvisnmrx0gjbb">
+            <w:hyperlink w:history="1" r:id="rIdrvp0zlw4fpkjcm068fsml">
               <w:r>
                 <w:rPr>
                   <w:rFonts w:ascii="Arial" w:cs="Arial" w:eastAsia="Arial" w:hAnsi="Arial"/>
@@ -6549,7 +6549,7 @@
                   <w:szCs w:val="16"/>
                   <w:u w:val="single" w:color="2E75B6"/>
                 </w:rPr>
-                <w:t xml:space="preserve">Summary Statistics, Summarizing Univariate Distributions (Flexbook)</w:t>
+                <w:t xml:space="preserve">Create two-way relative frequency tables</w:t>
               </w:r>
             </w:hyperlink>
           </w:p>
@@ -6565,7 +6565,7 @@
                 <w:sz w:val="14"/>
                 <w:szCs w:val="14"/>
               </w:rPr>
-              <w:t xml:space="preserve">Source: CK-12</w:t>
+              <w:t xml:space="preserve">Source: Khan Academy (English - US curriculum)</w:t>
             </w:r>
           </w:p>
           <w:p>
@@ -6573,7 +6573,7 @@
               <w:spacing w:after="10" w:before="0"/>
               <w:ind w:left="120"/>
             </w:pPr>
-            <w:hyperlink w:history="1" r:id="rIdfszonuao6jciqp4fjypff">
+            <w:hyperlink w:history="1" r:id="rIdzrljvrtjer3jpvenexktf">
               <w:r>
                 <w:rPr>
                   <w:rFonts w:ascii="Arial" w:cs="Arial" w:eastAsia="Arial" w:hAnsi="Arial"/>
@@ -6768,7 +6768,7 @@
             <w:pPr>
               <w:spacing w:after="20" w:before="0"/>
             </w:pPr>
-            <w:hyperlink w:history="1" r:id="rIdv5f6yrurqfvvdhtbdspjq">
+            <w:hyperlink w:history="1" r:id="rId5cborssu3vi0feh4izhoj">
               <w:r>
                 <w:rPr>
                   <w:rFonts w:ascii="Arial" w:cs="Arial" w:eastAsia="Arial" w:hAnsi="Arial"/>
@@ -6777,7 +6777,7 @@
                   <w:szCs w:val="16"/>
                   <w:u w:val="single" w:color="2E75B6"/>
                 </w:rPr>
-                <w:t xml:space="preserve">Statistics: Alternate variance formulas</w:t>
+                <w:t xml:space="preserve">Two-way relative frequency tables</w:t>
               </w:r>
             </w:hyperlink>
           </w:p>
@@ -6801,7 +6801,7 @@
               <w:spacing w:after="10" w:before="0"/>
               <w:ind w:left="120"/>
             </w:pPr>
-            <w:hyperlink w:history="1" r:id="rId-zbbcnv-7m8qxkydiqsfl">
+            <w:hyperlink w:history="1" r:id="rIdimggbt2o_hvdeycx_fdgs">
               <w:r>
                 <w:rPr>
                   <w:rFonts w:ascii="Arial" w:cs="Arial" w:eastAsia="Arial" w:hAnsi="Arial"/>
@@ -6839,14 +6839,14 @@
                 <w:sz w:val="16"/>
                 <w:szCs w:val="16"/>
               </w:rPr>
-              <w:t xml:space="preserve">📖 HTML:</w:t>
+              <w:t xml:space="preserve">📖 EXERCISE:</w:t>
             </w:r>
           </w:p>
           <w:p>
             <w:pPr>
               <w:spacing w:after="20" w:before="0"/>
             </w:pPr>
-            <w:hyperlink w:history="1" r:id="rIdnkhfp9btbiyr1vbkan8k5">
+            <w:hyperlink w:history="1" r:id="rIdvy75fp4ezjsigdepfwzjx">
               <w:r>
                 <w:rPr>
                   <w:rFonts w:ascii="Arial" w:cs="Arial" w:eastAsia="Arial" w:hAnsi="Arial"/>
@@ -6855,7 +6855,7 @@
                   <w:szCs w:val="16"/>
                   <w:u w:val="single" w:color="2E75B6"/>
                 </w:rPr>
-                <w:t xml:space="preserve">Summary Statistics, Summarizing Univariate Distributions (Flexbook)</w:t>
+                <w:t xml:space="preserve">Create two-way frequency tables</w:t>
               </w:r>
             </w:hyperlink>
           </w:p>
@@ -6871,7 +6871,7 @@
                 <w:sz w:val="14"/>
                 <w:szCs w:val="14"/>
               </w:rPr>
-              <w:t xml:space="preserve">Source: CK-12</w:t>
+              <w:t xml:space="preserve">Source: Khan Academy (English - US curriculum)</w:t>
             </w:r>
           </w:p>
           <w:p>
@@ -6879,7 +6879,7 @@
               <w:spacing w:after="10" w:before="0"/>
               <w:ind w:left="120"/>
             </w:pPr>
-            <w:hyperlink w:history="1" r:id="rIdk51zchhwm-ahhlkuxg5ve">
+            <w:hyperlink w:history="1" r:id="rIdgugve8cy4yruryeigink_">
               <w:r>
                 <w:rPr>
                   <w:rFonts w:ascii="Arial" w:cs="Arial" w:eastAsia="Arial" w:hAnsi="Arial"/>
@@ -7074,7 +7074,7 @@
             <w:pPr>
               <w:spacing w:after="20" w:before="0"/>
             </w:pPr>
-            <w:hyperlink w:history="1" r:id="rIdvwtfrjjv9ob53sagrff4v">
+            <w:hyperlink w:history="1" r:id="rIdmldyxufxjjqgdwoibeeux">
               <w:r>
                 <w:rPr>
                   <w:rFonts w:ascii="Arial" w:cs="Arial" w:eastAsia="Arial" w:hAnsi="Arial"/>
@@ -7083,7 +7083,7 @@
                   <w:szCs w:val="16"/>
                   <w:u w:val="single" w:color="2E75B6"/>
                 </w:rPr>
-                <w:t xml:space="preserve">Statistics: Alternate variance formulas</w:t>
+                <w:t xml:space="preserve">Two-way frequency tables and Venn diagrams</w:t>
               </w:r>
             </w:hyperlink>
           </w:p>
@@ -7107,7 +7107,7 @@
               <w:spacing w:after="10" w:before="0"/>
               <w:ind w:left="120"/>
             </w:pPr>
-            <w:hyperlink w:history="1" r:id="rIdt_6xcl5lm_ru55yfhpxbi">
+            <w:hyperlink w:history="1" r:id="rId2bry6r-wlnnvqtzuqt8ga">
               <w:r>
                 <w:rPr>
                   <w:rFonts w:ascii="Arial" w:cs="Arial" w:eastAsia="Arial" w:hAnsi="Arial"/>
@@ -7152,7 +7152,7 @@
             <w:pPr>
               <w:spacing w:after="20" w:before="0"/>
             </w:pPr>
-            <w:hyperlink w:history="1" r:id="rId82ufsh3swbepexem8v_ux">
+            <w:hyperlink w:history="1" r:id="rIdkvlssgendyjc-xtq8usnk">
               <w:r>
                 <w:rPr>
                   <w:rFonts w:ascii="Arial" w:cs="Arial" w:eastAsia="Arial" w:hAnsi="Arial"/>
@@ -7161,7 +7161,7 @@
                   <w:szCs w:val="16"/>
                   <w:u w:val="single" w:color="2E75B6"/>
                 </w:rPr>
-                <w:t xml:space="preserve">Summary Statistics, Summarizing Univariate Distributions (Flexbook)</w:t>
+                <w:t xml:space="preserve">Frequency Tables to Organize and Display Data (Flexbook)</w:t>
               </w:r>
             </w:hyperlink>
           </w:p>
@@ -7185,7 +7185,7 @@
               <w:spacing w:after="10" w:before="0"/>
               <w:ind w:left="120"/>
             </w:pPr>
-            <w:hyperlink w:history="1" r:id="rId9_czc7_ufy_64djribhho">
+            <w:hyperlink w:history="1" r:id="rIdbonwjuzrndjy4bu3ygtd-">
               <w:r>
                 <w:rPr>
                   <w:rFonts w:ascii="Arial" w:cs="Arial" w:eastAsia="Arial" w:hAnsi="Arial"/>
@@ -7380,7 +7380,7 @@
             <w:pPr>
               <w:spacing w:after="20" w:before="0"/>
             </w:pPr>
-            <w:hyperlink w:history="1" r:id="rIdsds9z1xewkbvfirlyhvqt">
+            <w:hyperlink w:history="1" r:id="rId3nommuojh5fvub89okiot">
               <w:r>
                 <w:rPr>
                   <w:rFonts w:ascii="Arial" w:cs="Arial" w:eastAsia="Arial" w:hAnsi="Arial"/>
@@ -7389,7 +7389,7 @@
                   <w:szCs w:val="16"/>
                   <w:u w:val="single" w:color="2E75B6"/>
                 </w:rPr>
-                <w:t xml:space="preserve">Statistics: Alternate variance formulas</w:t>
+                <w:t xml:space="preserve">Filling out frequency table for independent events</w:t>
               </w:r>
             </w:hyperlink>
           </w:p>
@@ -7413,7 +7413,7 @@
               <w:spacing w:after="10" w:before="0"/>
               <w:ind w:left="120"/>
             </w:pPr>
-            <w:hyperlink w:history="1" r:id="rIdyywuz_x6t4qa5mwsppot-">
+            <w:hyperlink w:history="1" r:id="rIdxcqd5njdkwzewr8vvi1us">
               <w:r>
                 <w:rPr>
                   <w:rFonts w:ascii="Arial" w:cs="Arial" w:eastAsia="Arial" w:hAnsi="Arial"/>
@@ -7451,14 +7451,14 @@
                 <w:sz w:val="16"/>
                 <w:szCs w:val="16"/>
               </w:rPr>
-              <w:t xml:space="preserve">📖 HTML:</w:t>
+              <w:t xml:space="preserve">📖 EXERCISE:</w:t>
             </w:r>
           </w:p>
           <w:p>
             <w:pPr>
               <w:spacing w:after="20" w:before="0"/>
             </w:pPr>
-            <w:hyperlink w:history="1" r:id="rIdx7fa2m9osy6qxacf3ndac">
+            <w:hyperlink w:history="1" r:id="rIdzzsj2voqcllzyuumcx0xs">
               <w:r>
                 <w:rPr>
                   <w:rFonts w:ascii="Arial" w:cs="Arial" w:eastAsia="Arial" w:hAnsi="Arial"/>
@@ -7467,7 +7467,7 @@
                   <w:szCs w:val="16"/>
                   <w:u w:val="single" w:color="2E75B6"/>
                 </w:rPr>
-                <w:t xml:space="preserve">Summary Statistics, Summarizing Univariate Distributions (Flexbook)</w:t>
+                <w:t xml:space="preserve">Frequency Tables to Organize and Display Data Practice</w:t>
               </w:r>
             </w:hyperlink>
           </w:p>
@@ -7491,7 +7491,7 @@
               <w:spacing w:after="10" w:before="0"/>
               <w:ind w:left="120"/>
             </w:pPr>
-            <w:hyperlink w:history="1" r:id="rIdwbnor_b8pwepefi0chlff">
+            <w:hyperlink w:history="1" r:id="rIdk1cqv3koqd7fkwbqfzv_g">
               <w:r>
                 <w:rPr>
                   <w:rFonts w:ascii="Arial" w:cs="Arial" w:eastAsia="Arial" w:hAnsi="Arial"/>
@@ -7686,7 +7686,7 @@
             <w:pPr>
               <w:spacing w:after="20" w:before="0"/>
             </w:pPr>
-            <w:hyperlink w:history="1" r:id="rIdupn0k-clphbhyduhi9cdw">
+            <w:hyperlink w:history="1" r:id="rId7r-uqrjd82nlfnbvp_wfr">
               <w:r>
                 <w:rPr>
                   <w:rFonts w:ascii="Arial" w:cs="Arial" w:eastAsia="Arial" w:hAnsi="Arial"/>
@@ -7695,7 +7695,7 @@
                   <w:szCs w:val="16"/>
                   <w:u w:val="single" w:color="2E75B6"/>
                 </w:rPr>
-                <w:t xml:space="preserve">Statistics: Alternate variance formulas</w:t>
+                <w:t xml:space="preserve">Statistics intro: Mean, median, &amp; mode</w:t>
               </w:r>
             </w:hyperlink>
           </w:p>
@@ -7719,7 +7719,7 @@
               <w:spacing w:after="10" w:before="0"/>
               <w:ind w:left="120"/>
             </w:pPr>
-            <w:hyperlink w:history="1" r:id="rId6ppphjwshrv5zjqkcdiab">
+            <w:hyperlink w:history="1" r:id="rIdf7vxhnjzm8itux5bsutu4">
               <w:r>
                 <w:rPr>
                   <w:rFonts w:ascii="Arial" w:cs="Arial" w:eastAsia="Arial" w:hAnsi="Arial"/>
@@ -7757,14 +7757,14 @@
                 <w:sz w:val="16"/>
                 <w:szCs w:val="16"/>
               </w:rPr>
-              <w:t xml:space="preserve">📖 HTML:</w:t>
+              <w:t xml:space="preserve">📖 EXERCISE:</w:t>
             </w:r>
           </w:p>
           <w:p>
             <w:pPr>
               <w:spacing w:after="20" w:before="0"/>
             </w:pPr>
-            <w:hyperlink w:history="1" r:id="rIdou1wadoxdaowvh0i96fvw">
+            <w:hyperlink w:history="1" r:id="rIdqb3dsx_4kgoh602lufs8v">
               <w:r>
                 <w:rPr>
                   <w:rFonts w:ascii="Arial" w:cs="Arial" w:eastAsia="Arial" w:hAnsi="Arial"/>
@@ -7773,7 +7773,7 @@
                   <w:szCs w:val="16"/>
                   <w:u w:val="single" w:color="2E75B6"/>
                 </w:rPr>
-                <w:t xml:space="preserve">Summary Statistics, Summarizing Univariate Distributions (Flexbook)</w:t>
+                <w:t xml:space="preserve">Creating frequency tables</w:t>
               </w:r>
             </w:hyperlink>
           </w:p>
@@ -7789,7 +7789,7 @@
                 <w:sz w:val="14"/>
                 <w:szCs w:val="14"/>
               </w:rPr>
-              <w:t xml:space="preserve">Source: CK-12</w:t>
+              <w:t xml:space="preserve">Source: Khan Academy (English - US curriculum)</w:t>
             </w:r>
           </w:p>
           <w:p>
@@ -7797,7 +7797,7 @@
               <w:spacing w:after="10" w:before="0"/>
               <w:ind w:left="120"/>
             </w:pPr>
-            <w:hyperlink w:history="1" r:id="rIdn3cigndutdjr9g-kt_bbn">
+            <w:hyperlink w:history="1" r:id="rIdtk1mmbeewfft0oewapmi9">
               <w:r>
                 <w:rPr>
                   <w:rFonts w:ascii="Arial" w:cs="Arial" w:eastAsia="Arial" w:hAnsi="Arial"/>
@@ -9284,7 +9284,313 @@
             <w:pPr>
               <w:spacing w:after="20" w:before="0"/>
             </w:pPr>
-            <w:hyperlink w:history="1" r:id="rIdrlwbwcjpnh65wbbek8rmr">
+            <w:hyperlink w:history="1" r:id="rIdmlkjrugqnzecwjxpy-xen">
+              <w:r>
+                <w:rPr>
+                  <w:rFonts w:ascii="Arial" w:cs="Arial" w:eastAsia="Arial" w:hAnsi="Arial"/>
+                  <w:color w:val="2E75B6"/>
+                  <w:sz w:val="16"/>
+                  <w:szCs w:val="16"/>
+                  <w:u w:val="single" w:color="2E75B6"/>
+                </w:rPr>
+                <w:t xml:space="preserve">Frequency tables &amp; dot plots</w:t>
+              </w:r>
+            </w:hyperlink>
+          </w:p>
+          <w:p>
+            <w:pPr>
+              <w:spacing w:after="10" w:before="0"/>
+              <w:ind w:left="120"/>
+            </w:pPr>
+            <w:r>
+              <w:rPr>
+                <w:rFonts w:ascii="Arial" w:cs="Arial" w:eastAsia="Arial" w:hAnsi="Arial"/>
+                <w:color w:val="595959"/>
+                <w:sz w:val="14"/>
+                <w:szCs w:val="14"/>
+              </w:rPr>
+              <w:t xml:space="preserve">Source: Khan Academy (English - US curriculum)</w:t>
+            </w:r>
+          </w:p>
+          <w:p>
+            <w:pPr>
+              <w:spacing w:after="10" w:before="0"/>
+              <w:ind w:left="120"/>
+            </w:pPr>
+            <w:hyperlink w:history="1" r:id="rIdjyiowpzdu22quxidigyqx">
+              <w:r>
+                <w:rPr>
+                  <w:rFonts w:ascii="Arial" w:cs="Arial" w:eastAsia="Arial" w:hAnsi="Arial"/>
+                  <w:color w:val="595959"/>
+                  <w:sz w:val="14"/>
+                  <w:szCs w:val="14"/>
+                  <w:u w:val="single" w:color="595959"/>
+                </w:rPr>
+                <w:t xml:space="preserve">🔍 Search ARES for similar videos</w:t>
+              </w:r>
+            </w:hyperlink>
+          </w:p>
+          <w:p>
+            <w:pPr>
+              <w:spacing w:after="40" w:before="0"/>
+            </w:pPr>
+            <w:r>
+              <w:rPr>
+                <w:sz w:val="14"/>
+                <w:szCs w:val="14"/>
+              </w:rPr>
+              <w:t xml:space="preserve"/>
+            </w:r>
+          </w:p>
+          <w:p>
+            <w:pPr>
+              <w:spacing w:after="20" w:before="0"/>
+            </w:pPr>
+            <w:r>
+              <w:rPr>
+                <w:rFonts w:ascii="Arial" w:cs="Arial" w:eastAsia="Arial" w:hAnsi="Arial"/>
+                <w:b/>
+                <w:bCs/>
+                <w:color w:val="1F3864"/>
+                <w:sz w:val="16"/>
+                <w:szCs w:val="16"/>
+              </w:rPr>
+              <w:t xml:space="preserve">📖 EXERCISE:</w:t>
+            </w:r>
+          </w:p>
+          <w:p>
+            <w:pPr>
+              <w:spacing w:after="20" w:before="0"/>
+            </w:pPr>
+            <w:hyperlink w:history="1" r:id="rIdt0_g8hwogqlqrrqja0mub">
+              <w:r>
+                <w:rPr>
+                  <w:rFonts w:ascii="Arial" w:cs="Arial" w:eastAsia="Arial" w:hAnsi="Arial"/>
+                  <w:color w:val="2E75B6"/>
+                  <w:sz w:val="16"/>
+                  <w:szCs w:val="16"/>
+                  <w:u w:val="single" w:color="2E75B6"/>
+                </w:rPr>
+                <w:t xml:space="preserve">Graph data on line plots (through 1/8 of a unit)</w:t>
+              </w:r>
+            </w:hyperlink>
+          </w:p>
+          <w:p>
+            <w:pPr>
+              <w:spacing w:after="10" w:before="0"/>
+              <w:ind w:left="120"/>
+            </w:pPr>
+            <w:r>
+              <w:rPr>
+                <w:rFonts w:ascii="Arial" w:cs="Arial" w:eastAsia="Arial" w:hAnsi="Arial"/>
+                <w:color w:val="595959"/>
+                <w:sz w:val="14"/>
+                <w:szCs w:val="14"/>
+              </w:rPr>
+              <w:t xml:space="preserve">Source: Khan Academy (English - US curriculum)</w:t>
+            </w:r>
+          </w:p>
+          <w:p>
+            <w:pPr>
+              <w:spacing w:after="10" w:before="0"/>
+              <w:ind w:left="120"/>
+            </w:pPr>
+            <w:hyperlink w:history="1" r:id="rIdbvcx4-m38dvync_1xlwam">
+              <w:r>
+                <w:rPr>
+                  <w:rFonts w:ascii="Arial" w:cs="Arial" w:eastAsia="Arial" w:hAnsi="Arial"/>
+                  <w:color w:val="595959"/>
+                  <w:sz w:val="14"/>
+                  <w:szCs w:val="14"/>
+                  <w:u w:val="single" w:color="595959"/>
+                </w:rPr>
+                <w:t xml:space="preserve">🔍 Search ARES for similar readings</w:t>
+              </w:r>
+            </w:hyperlink>
+          </w:p>
+        </w:tc>
+        <w:tc>
+          <w:tcPr>
+            <w:tcW w:type="dxa" w:w="3040"/>
+            <w:shd w:fill="FFFFFF" w:color="auto" w:val="clear"/>
+            <w:tcMar>
+              <w:top w:type="dxa" w:w="60"/>
+              <w:left w:type="dxa" w:w="120"/>
+              <w:bottom w:type="dxa" w:w="60"/>
+              <w:right w:type="dxa" w:w="120"/>
+            </w:tcMar>
+            <w:vAlign w:val="top"/>
+          </w:tcPr>
+          <w:p>
+            <w:pPr>
+              <w:spacing w:after="40" w:before="0"/>
+              <w:jc w:val="left"/>
+            </w:pPr>
+            <w:r>
+              <w:rPr>
+                <w:rFonts w:ascii="Arial" w:cs="Arial" w:eastAsia="Arial" w:hAnsi="Arial"/>
+                <w:b w:val="false"/>
+                <w:bCs w:val="false"/>
+                <w:i w:val="false"/>
+                <w:iCs w:val="false"/>
+                <w:color w:val="000000"/>
+                <w:sz w:val="18"/>
+                <w:szCs w:val="18"/>
+              </w:rPr>
+              <w:t xml:space="preserve">Each learner receives a half-page card showing the same chaotic raw list of 40 daily maize flour prices (in Kenyan shillings) that was introduced in the anchoring phenomenon — e.g. prices ranging roughly between KSh 90 and KSh 150 per 2 kg packet, with many repeated values. Learners individually write answers to two predict prompts on a sticky note or exercise book: (1) 'If you organised these 40 prices into a neat table, do you think the price the family experienced most often would become clearer? YES / NO — explain your thinking in one sentence.' (2) 'Predict: roughly how many different price values do you think exist in this list of 40 prices? Write a number.' Learners hold their sticky notes but do not share yet. The teacher cold-calls 5 learners to read their predictions aloud before any instruction, recording predictions on the side of the board under the heading 'Our Predictions — Before Organising'. The teacher does NOT confirm or correct — only thanks each learner and records. This creates a public prediction record the class will return to.</w:t>
+            </w:r>
+          </w:p>
+        </w:tc>
+        <w:tc>
+          <w:tcPr>
+            <w:tcW w:type="dxa" w:w="3040"/>
+            <w:shd w:fill="F2F2F2" w:color="auto" w:val="clear"/>
+            <w:tcMar>
+              <w:top w:type="dxa" w:w="60"/>
+              <w:left w:type="dxa" w:w="120"/>
+              <w:bottom w:type="dxa" w:w="60"/>
+              <w:right w:type="dxa" w:w="120"/>
+            </w:tcMar>
+            <w:vAlign w:val="top"/>
+          </w:tcPr>
+          <w:p>
+            <w:pPr>
+              <w:spacing w:after="40" w:before="0"/>
+              <w:jc w:val="left"/>
+            </w:pPr>
+            <w:r>
+              <w:rPr>
+                <w:rFonts w:ascii="Arial" w:cs="Arial" w:eastAsia="Arial" w:hAnsi="Arial"/>
+                <w:b w:val="false"/>
+                <w:bCs w:val="false"/>
+                <w:i w:val="false"/>
+                <w:iCs w:val="false"/>
+                <w:color w:val="000000"/>
+                <w:sz w:val="18"/>
+                <w:szCs w:val="18"/>
+              </w:rPr>
+              <w:t xml:space="preserve">Display the raw price list prominently (printed worksheet or projected). Say verbatim: 'You have 3 minutes — read the list, then answer both prompts on your own. Do not discuss yet.' Set a visible 3-minute timer. After time, say: 'I am going to cold-call five people to share prediction number one. I want the honest prediction you wrote — there is no wrong answer right now.' Cold-call 5 learners (aim for gender balance and mix of confidence levels). After each response, wait 10 seconds silently before calling the next. Record each prediction verbatim on the board. Then ask the whole class: 'Raise your hand if your prediction for the number of different prices was less than 10.' Count and note. 'Between 10 and 20?' Count and note. 'More than 20?' Count and note. Say: 'Let us find out together whether organising this data changes what we can see — and whether it helps us settle the argument at Wakulima Market.'</w:t>
+            </w:r>
+          </w:p>
+        </w:tc>
+        <w:tc>
+          <w:tcPr>
+            <w:tcW w:type="dxa" w:w="3040"/>
+            <w:shd w:fill="FFFFFF" w:color="auto" w:val="clear"/>
+            <w:tcMar>
+              <w:top w:type="dxa" w:w="60"/>
+              <w:left w:type="dxa" w:w="120"/>
+              <w:bottom w:type="dxa" w:w="60"/>
+              <w:right w:type="dxa" w:w="120"/>
+            </w:tcMar>
+            <w:vAlign w:val="top"/>
+          </w:tcPr>
+          <w:p>
+            <w:pPr>
+              <w:spacing w:after="40" w:before="0"/>
+              <w:jc w:val="left"/>
+            </w:pPr>
+            <w:r>
+              <w:rPr>
+                <w:rFonts w:ascii="Arial" w:cs="Arial" w:eastAsia="Arial" w:hAnsi="Arial"/>
+                <w:b w:val="false"/>
+                <w:bCs w:val="false"/>
+                <w:i w:val="false"/>
+                <w:iCs w:val="false"/>
+                <w:color w:val="000000"/>
+                <w:sz w:val="18"/>
+                <w:szCs w:val="18"/>
+              </w:rPr>
+              <w:t xml:space="preserve">Predict-then-Compare (Anchored Prediction): By making a public, recorded prediction before any instruction, learners activate prior knowledge about organisation and pattern, and create personal cognitive commitment. When evidence later confirms or challenges their prediction, the contrast drives deeper encoding. Recording predictions on the board makes them a shared class artefact that is revisited explicitly at the end of the lesson.</w:t>
+            </w:r>
+          </w:p>
+        </w:tc>
+        <w:tc>
+          <w:tcPr>
+            <w:tcW w:type="dxa" w:w="3040"/>
+            <w:shd w:fill="F2F2F2" w:color="auto" w:val="clear"/>
+            <w:tcMar>
+              <w:top w:type="dxa" w:w="60"/>
+              <w:left w:type="dxa" w:w="120"/>
+              <w:bottom w:type="dxa" w:w="60"/>
+              <w:right w:type="dxa" w:w="120"/>
+            </w:tcMar>
+            <w:vAlign w:val="top"/>
+          </w:tcPr>
+          <w:p>
+            <w:pPr>
+              <w:spacing w:after="40" w:before="0"/>
+              <w:jc w:val="left"/>
+            </w:pPr>
+            <w:r>
+              <w:rPr>
+                <w:rFonts w:ascii="Arial" w:cs="Arial" w:eastAsia="Arial" w:hAnsi="Arial"/>
+                <w:b w:val="false"/>
+                <w:bCs w:val="false"/>
+                <w:i w:val="false"/>
+                <w:iCs w:val="false"/>
+                <w:color w:val="000000"/>
+                <w:sz w:val="18"/>
+                <w:szCs w:val="18"/>
+              </w:rPr>
+              <w:t xml:space="preserve">Observable indicator: Every learner has written a YES/NO response with at least one sentence of reasoning AND a numerical estimate. The teacher scans the room during the 3 minutes to confirm all learners are writing (not blank pages). The range of cold-called predictions reveals the class's baseline intuition about data organisation — if most learners say 'NO, organising won't help', the teacher notes this as a productive misconception to address in the explain phase.</w:t>
+            </w:r>
+          </w:p>
+        </w:tc>
+      </w:tr>
+      <w:tr>
+        <w:tc>
+          <w:tcPr>
+            <w:tcW w:type="dxa" w:w="1520"/>
+            <w:shd w:fill="D9EEF1" w:color="auto" w:val="clear"/>
+            <w:tcMar>
+              <w:top w:type="dxa" w:w="60"/>
+              <w:left w:type="dxa" w:w="120"/>
+              <w:bottom w:type="dxa" w:w="60"/>
+              <w:right w:type="dxa" w:w="120"/>
+            </w:tcMar>
+            <w:vAlign w:val="top"/>
+          </w:tcPr>
+          <w:p>
+            <w:pPr>
+              <w:spacing w:after="40" w:before="0"/>
+              <w:jc w:val="left"/>
+            </w:pPr>
+            <w:r>
+              <w:rPr>
+                <w:rFonts w:ascii="Arial" w:cs="Arial" w:eastAsia="Arial" w:hAnsi="Arial"/>
+                <w:b/>
+                <w:bCs/>
+                <w:i w:val="false"/>
+                <w:iCs w:val="false"/>
+                <w:color w:val="000000"/>
+                <w:sz w:val="18"/>
+                <w:szCs w:val="18"/>
+              </w:rPr>
+              <w:t xml:space="preserve">Observe Phase</w:t>
+            </w:r>
+          </w:p>
+          <w:p>
+            <w:pPr>
+              <w:spacing w:after="20" w:before="0"/>
+            </w:pPr>
+            <w:r>
+              <w:rPr>
+                <w:rFonts w:ascii="Arial" w:cs="Arial" w:eastAsia="Arial" w:hAnsi="Arial"/>
+                <w:b/>
+                <w:bCs/>
+                <w:color w:val="1F3864"/>
+                <w:sz w:val="16"/>
+                <w:szCs w:val="16"/>
+              </w:rPr>
+              <w:t xml:space="preserve">📹 VIDEO:</w:t>
+            </w:r>
+          </w:p>
+          <w:p>
+            <w:pPr>
+              <w:spacing w:after="20" w:before="0"/>
+            </w:pPr>
+            <w:hyperlink w:history="1" r:id="rIduot73gvh1rxcjf8qjgpi7">
               <w:r>
                 <w:rPr>
                   <w:rFonts w:ascii="Arial" w:cs="Arial" w:eastAsia="Arial" w:hAnsi="Arial"/>
@@ -9317,7 +9623,7 @@
               <w:spacing w:after="10" w:before="0"/>
               <w:ind w:left="120"/>
             </w:pPr>
-            <w:hyperlink w:history="1" r:id="rIdnpu4bfupe5mi4ud7drrmr">
+            <w:hyperlink w:history="1" r:id="rIdznues45_hpkgglamajtzs">
               <w:r>
                 <w:rPr>
                   <w:rFonts w:ascii="Arial" w:cs="Arial" w:eastAsia="Arial" w:hAnsi="Arial"/>
@@ -9355,14 +9661,14 @@
                 <w:sz w:val="16"/>
                 <w:szCs w:val="16"/>
               </w:rPr>
-              <w:t xml:space="preserve">📖 HTML:</w:t>
+              <w:t xml:space="preserve">📖 EXERCISE:</w:t>
             </w:r>
           </w:p>
           <w:p>
             <w:pPr>
               <w:spacing w:after="20" w:before="0"/>
             </w:pPr>
-            <w:hyperlink w:history="1" r:id="rIdc7bwx6idyn5wkhfgfzrey">
+            <w:hyperlink w:history="1" r:id="rIdhlihwcdzl_xqq5cveyeid">
               <w:r>
                 <w:rPr>
                   <w:rFonts w:ascii="Arial" w:cs="Arial" w:eastAsia="Arial" w:hAnsi="Arial"/>
@@ -9371,7 +9677,7 @@
                   <w:szCs w:val="16"/>
                   <w:u w:val="single" w:color="2E75B6"/>
                 </w:rPr>
-                <w:t xml:space="preserve">Line Plots from Frequency Tables (Flexbook)</w:t>
+                <w:t xml:space="preserve">Graph data on line plots</w:t>
               </w:r>
             </w:hyperlink>
           </w:p>
@@ -9387,7 +9693,7 @@
                 <w:sz w:val="14"/>
                 <w:szCs w:val="14"/>
               </w:rPr>
-              <w:t xml:space="preserve">Source: CK-12</w:t>
+              <w:t xml:space="preserve">Source: Khan Academy (English - US curriculum)</w:t>
             </w:r>
           </w:p>
           <w:p>
@@ -9395,7 +9701,7 @@
               <w:spacing w:after="10" w:before="0"/>
               <w:ind w:left="120"/>
             </w:pPr>
-            <w:hyperlink w:history="1" r:id="rIdsfhexlnpsi8ugnt3ogykj">
+            <w:hyperlink w:history="1" r:id="rIdchd6sunacagwam6i35nsi">
               <w:r>
                 <w:rPr>
                   <w:rFonts w:ascii="Arial" w:cs="Arial" w:eastAsia="Arial" w:hAnsi="Arial"/>
@@ -9437,7 +9743,7 @@
                 <w:sz w:val="18"/>
                 <w:szCs w:val="18"/>
               </w:rPr>
-              <w:t xml:space="preserve">Each learner receives a half-page card showing the same chaotic raw list of 40 daily maize flour prices (in Kenyan shillings) that was introduced in the anchoring phenomenon — e.g. prices ranging roughly between KSh 90 and KSh 150 per 2 kg packet, with many repeated values. Learners individually write answers to two predict prompts on a sticky note or exercise book: (1) 'If you organised these 40 prices into a neat table, do you think the price the family experienced most often would become clearer? YES / NO — explain your thinking in one sentence.' (2) 'Predict: roughly how many different price values do you think exist in this list of 40 prices? Write a number.' Learners hold their sticky notes but do not share yet. The teacher cold-calls 5 learners to read their predictions aloud before any instruction, recording predictions on the side of the board under the heading 'Our Predictions — Before Organising'. The teacher does NOT confirm or correct — only thanks each learner and records. This creates a public prediction record the class will return to.</w:t>
+              <w:t xml:space="preserve">Learners work in assigned pairs. Each pair receives: (a) the same raw list of 40 maize prices; (b) a blank three-column tally table template pre-drawn on paper with headers: 'Price (KSh) | Tally | Frequency'. The teacher explains the task: pairs must go through the raw list one price at a time, find that price value in their tally column (or add a new row if it is new), and mark one tally stroke. No calculators — only tally marks and counting. Pairs have 12 minutes. At the 6-minute mark the teacher calls a 'mid-task pause': each pair counts how many distinct price values they have found so far and holds up fingers. After 12 minutes, pairs convert tally marks to frequency counts and write the frequency number in the third column. Each pair then totals the frequency column and checks it sums to 40. Pairs that finish early are asked: 'Look at your completed table. Which price appears most often? Circle it. What do we call that value in statistics?'</w:t>
             </w:r>
           </w:p>
         </w:tc>
@@ -9469,7 +9775,7 @@
                 <w:sz w:val="18"/>
                 <w:szCs w:val="18"/>
               </w:rPr>
-              <w:t xml:space="preserve">Display the raw price list prominently (printed worksheet or projected). Say verbatim: 'You have 3 minutes — read the list, then answer both prompts on your own. Do not discuss yet.' Set a visible 3-minute timer. After time, say: 'I am going to cold-call five people to share prediction number one. I want the honest prediction you wrote — there is no wrong answer right now.' Cold-call 5 learners (aim for gender balance and mix of confidence levels). After each response, wait 10 seconds silently before calling the next. Record each prediction verbatim on the board. Then ask the whole class: 'Raise your hand if your prediction for the number of different prices was less than 10.' Count and note. 'Between 10 and 20?' Count and note. 'More than 20?' Count and note. Say: 'Let us find out together whether organising this data changes what we can see — and whether it helps us settle the argument at Wakulima Market.'</w:t>
+              <w:t xml:space="preserve">Before pairs begin, model the first three entries of the tally table using a think-aloud: 'I look at the first price — KSh 110. I find row 110 in my table and make one tally stroke like this. Next price — KSh 125. New row, one tally stroke. Next price — KSh 110 again. I go back to the KSh 110 row and add a second tally stroke.' Do not complete the table — stop after three entries and say: 'Now you and your partner continue for all 40 prices. Divide the list — one partner reads prices aloud, the other marks tallies. Switch halfway.' Set a 12-minute timer. Circulate actively: (1) Check that pairs are working through the list in order, not skipping; (2) At the 6-minute mid-pause, cold-call 3 pairs: 'How many different price values have you found so far?' Record these on the board. (3) After 12 minutes, say: 'Convert tallies to frequencies now — 2 minutes.' Then ask: 'Everyone check your frequency column sums to 40. Raise your hand when you have confirmed this.' Wait 15 seconds. For any pair whose total ≠ 40, ask: 'Which row might have a tally error? Check rows with five-bar groups first.' Do NOT give the answer — prompt them to self-correct.</w:t>
             </w:r>
           </w:p>
         </w:tc>
@@ -9501,7 +9807,7 @@
                 <w:sz w:val="18"/>
                 <w:szCs w:val="18"/>
               </w:rPr>
-              <w:t xml:space="preserve">Predict-then-Compare (Anchored Prediction): By making a public, recorded prediction before any instruction, learners activate prior knowledge about organisation and pattern, and create personal cognitive commitment. When evidence later confirms or challenges their prediction, the contrast drives deeper encoding. Recording predictions on the board makes them a shared class artefact that is revisited explicitly at the end of the lesson.</w:t>
+              <w:t xml:space="preserve">Hands-On Data Organisation (NGSS Science and Engineering Practice 4 — Analysing and Interpreting Data): Learners physically handle the raw data and impose structure on it through tallying. This embodied process makes the concept of frequency concrete — frequency is not an abstract number but a count of real events (real prices paid by real Nairobi families). The mid-task pause and the sum-to-40 check build in self-monitoring habits that are foundational to data integrity.</w:t>
             </w:r>
           </w:p>
         </w:tc>
@@ -9533,7 +9839,7 @@
                 <w:sz w:val="18"/>
                 <w:szCs w:val="18"/>
               </w:rPr>
-              <w:t xml:space="preserve">Observable indicator: Every learner has written a YES/NO response with at least one sentence of reasoning AND a numerical estimate. The teacher scans the room during the 3 minutes to confirm all learners are writing (not blank pages). The range of cold-called predictions reveals the class's baseline intuition about data organisation — if most learners say 'NO, organising won't help', the teacher notes this as a productive misconception to address in the explain phase.</w:t>
+              <w:t xml:space="preserve">Observable indicator: Each pair produces a completed tally-and-frequency table whose frequency column sums to 40. The teacher checks at least 6 pairs' tables during circulation. Key error to watch for: duplicate rows for the same price (e.g. two rows for KSh 120) — this indicates the pair did not organise by value first. Key success indicator: pairs spontaneously begin to notice which prices have tall tally columns before being asked.</w:t>
             </w:r>
           </w:p>
         </w:tc>
@@ -9542,32 +9848,32 @@
         <w:tc>
           <w:tcPr>
             <w:tcW w:type="dxa" w:w="1520"/>
-            <w:shd w:fill="D9EEF1" w:color="auto" w:val="clear"/>
-            <w:tcMar>
-              <w:top w:type="dxa" w:w="60"/>
-              <w:left w:type="dxa" w:w="120"/>
-              <w:bottom w:type="dxa" w:w="60"/>
-              <w:right w:type="dxa" w:w="120"/>
-            </w:tcMar>
-            <w:vAlign w:val="top"/>
-          </w:tcPr>
-          <w:p>
-            <w:pPr>
-              <w:spacing w:after="40" w:before="0"/>
-              <w:jc w:val="left"/>
-            </w:pPr>
-            <w:r>
-              <w:rPr>
-                <w:rFonts w:ascii="Arial" w:cs="Arial" w:eastAsia="Arial" w:hAnsi="Arial"/>
-                <w:b/>
-                <w:bCs/>
-                <w:i w:val="false"/>
-                <w:iCs w:val="false"/>
-                <w:color w:val="000000"/>
-                <w:sz w:val="18"/>
-                <w:szCs w:val="18"/>
-              </w:rPr>
-              <w:t xml:space="preserve">Observe Phase</w:t>
+            <w:shd w:fill="E2EFDA" w:color="auto" w:val="clear"/>
+            <w:tcMar>
+              <w:top w:type="dxa" w:w="60"/>
+              <w:left w:type="dxa" w:w="120"/>
+              <w:bottom w:type="dxa" w:w="60"/>
+              <w:right w:type="dxa" w:w="120"/>
+            </w:tcMar>
+            <w:vAlign w:val="top"/>
+          </w:tcPr>
+          <w:p>
+            <w:pPr>
+              <w:spacing w:after="40" w:before="0"/>
+              <w:jc w:val="left"/>
+            </w:pPr>
+            <w:r>
+              <w:rPr>
+                <w:rFonts w:ascii="Arial" w:cs="Arial" w:eastAsia="Arial" w:hAnsi="Arial"/>
+                <w:b/>
+                <w:bCs/>
+                <w:i w:val="false"/>
+                <w:iCs w:val="false"/>
+                <w:color w:val="000000"/>
+                <w:sz w:val="18"/>
+                <w:szCs w:val="18"/>
+              </w:rPr>
+              <w:t xml:space="preserve">Explain Phase</w:t>
             </w:r>
           </w:p>
           <w:p>
@@ -9590,7 +9896,7 @@
             <w:pPr>
               <w:spacing w:after="20" w:before="0"/>
             </w:pPr>
-            <w:hyperlink w:history="1" r:id="rIdnqp4xgqzko5zugkvrqlfl">
+            <w:hyperlink w:history="1" r:id="rIdo6gnwciyzoapgf8roo9zw">
               <w:r>
                 <w:rPr>
                   <w:rFonts w:ascii="Arial" w:cs="Arial" w:eastAsia="Arial" w:hAnsi="Arial"/>
@@ -9599,7 +9905,7 @@
                   <w:szCs w:val="16"/>
                   <w:u w:val="single" w:color="2E75B6"/>
                 </w:rPr>
-                <w:t xml:space="preserve">Ungrouped Data to Find the Mean Principles</w:t>
+                <w:t xml:space="preserve">Statistics intro: Mean, median, &amp; mode</w:t>
               </w:r>
             </w:hyperlink>
           </w:p>
@@ -9615,7 +9921,7 @@
                 <w:sz w:val="14"/>
                 <w:szCs w:val="14"/>
               </w:rPr>
-              <w:t xml:space="preserve">Source: CK-12</w:t>
+              <w:t xml:space="preserve">Source: Khan Academy (English - US curriculum)</w:t>
             </w:r>
           </w:p>
           <w:p>
@@ -9623,7 +9929,7 @@
               <w:spacing w:after="10" w:before="0"/>
               <w:ind w:left="120"/>
             </w:pPr>
-            <w:hyperlink w:history="1" r:id="rId4zw2bw-nrpxajhptn2apt">
+            <w:hyperlink w:history="1" r:id="rIdhqp951mddkumz_4d7_gah">
               <w:r>
                 <w:rPr>
                   <w:rFonts w:ascii="Arial" w:cs="Arial" w:eastAsia="Arial" w:hAnsi="Arial"/>
@@ -9661,14 +9967,14 @@
                 <w:sz w:val="16"/>
                 <w:szCs w:val="16"/>
               </w:rPr>
-              <w:t xml:space="preserve">📖 HTML:</w:t>
+              <w:t xml:space="preserve">📖 EXERCISE:</w:t>
             </w:r>
           </w:p>
           <w:p>
             <w:pPr>
               <w:spacing w:after="20" w:before="0"/>
             </w:pPr>
-            <w:hyperlink w:history="1" r:id="rIdmx3c388x_ulebgadge3gp">
+            <w:hyperlink w:history="1" r:id="rIdlmmf5k_ou4u36wbgkssk0">
               <w:r>
                 <w:rPr>
                   <w:rFonts w:ascii="Arial" w:cs="Arial" w:eastAsia="Arial" w:hAnsi="Arial"/>
@@ -9677,7 +9983,7 @@
                   <w:szCs w:val="16"/>
                   <w:u w:val="single" w:color="2E75B6"/>
                 </w:rPr>
-                <w:t xml:space="preserve">Line Plots from Frequency Tables (Flexbook)</w:t>
+                <w:t xml:space="preserve">Creating dot plots</w:t>
               </w:r>
             </w:hyperlink>
           </w:p>
@@ -9693,7 +9999,7 @@
                 <w:sz w:val="14"/>
                 <w:szCs w:val="14"/>
               </w:rPr>
-              <w:t xml:space="preserve">Source: CK-12</w:t>
+              <w:t xml:space="preserve">Source: Khan Academy (English - US curriculum)</w:t>
             </w:r>
           </w:p>
           <w:p>
@@ -9701,7 +10007,7 @@
               <w:spacing w:after="10" w:before="0"/>
               <w:ind w:left="120"/>
             </w:pPr>
-            <w:hyperlink w:history="1" r:id="rId7t4jr-vknqqbeb2aanr11">
+            <w:hyperlink w:history="1" r:id="rIdgruiryhxgtvveqcofkrie">
               <w:r>
                 <w:rPr>
                   <w:rFonts w:ascii="Arial" w:cs="Arial" w:eastAsia="Arial" w:hAnsi="Arial"/>
@@ -9743,7 +10049,7 @@
                 <w:sz w:val="18"/>
                 <w:szCs w:val="18"/>
               </w:rPr>
-              <w:t xml:space="preserve">Learners work in assigned pairs. Each pair receives: (a) the same raw list of 40 maize prices; (b) a blank three-column tally table template pre-drawn on paper with headers: 'Price (KSh) | Tally | Frequency'. The teacher explains the task: pairs must go through the raw list one price at a time, find that price value in their tally column (or add a new row if it is new), and mark one tally stroke. No calculators — only tally marks and counting. Pairs have 12 minutes. At the 6-minute mark the teacher calls a 'mid-task pause': each pair counts how many distinct price values they have found so far and holds up fingers. After 12 minutes, pairs convert tally marks to frequency counts and write the frequency number in the third column. Each pair then totals the frequency column and checks it sums to 40. Pairs that finish early are asked: 'Look at your completed table. Which price appears most often? Circle it. What do we call that value in statistics?'</w:t>
+              <w:t xml:space="preserve">The class constructs a single agreed frequency distribution table on the board. The teacher writes the column headers and calls on different pairs to contribute one row each — each pair reads out one price value and its frequency while the teacher (or a student scribe) fills in the row. Once the full table is on the board, learners copy it into their exercise books. The teacher then poses three structured explain questions, allowing think-pair-share for each: (Q1) 'Looking at this table — which single price appears most often? What is the statistical name for this value?' (Q2) 'The family said prices vary wildly. The neighbour said prices are stable. Does this organised table give you any evidence yet for either side? Explain using a specific row from the table.' (Q3) 'Our table has frequencies but we still have to read every row. What would make it even easier to see at a glance whether most prices are clustered together or spread far apart?' (Q3 is deliberately open-ended and forward-pointing — it seeds the need for a histogram.) After think-pair-share on each question, the teacher cold-calls 3 pairs per question. The class then revisits the public predictions recorded in Phase 1: which predictions were confirmed? Which were wrong? Learners update their sticky notes with one sentence beginning 'I now think…'</w:t>
             </w:r>
           </w:p>
         </w:tc>
@@ -9775,7 +10081,7 @@
                 <w:sz w:val="18"/>
                 <w:szCs w:val="18"/>
               </w:rPr>
-              <w:t xml:space="preserve">Before pairs begin, model the first three entries of the tally table using a think-aloud: 'I look at the first price — KSh 110. I find row 110 in my table and make one tally stroke like this. Next price — KSh 125. New row, one tally stroke. Next price — KSh 110 again. I go back to the KSh 110 row and add a second tally stroke.' Do not complete the table — stop after three entries and say: 'Now you and your partner continue for all 40 prices. Divide the list — one partner reads prices aloud, the other marks tallies. Switch halfway.' Set a 12-minute timer. Circulate actively: (1) Check that pairs are working through the list in order, not skipping; (2) At the 6-minute mid-pause, cold-call 3 pairs: 'How many different price values have you found so far?' Record these on the board. (3) After 12 minutes, say: 'Convert tallies to frequencies now — 2 minutes.' Then ask: 'Everyone check your frequency column sums to 40. Raise your hand when you have confirmed this.' Wait 15 seconds. For any pair whose total ≠ 40, ask: 'Which row might have a tally error? Check rows with five-bar groups first.' Do NOT give the answer — prompt them to self-correct.</w:t>
+              <w:t xml:space="preserve">For the board table construction: assign each pair a specific price range to contribute (e.g. 'Pair 1 — give me all prices between KSh 90 and KSh 99'). This prevents repetition and keeps all pairs engaged. After the full table is built, ask: 'Everyone — does your pair's table match ours? If a row is different, raise your hand.' Resolve discrepancies by going back to the raw data publicly — model data integrity. For Q1: after 10 seconds of wait time, cold-call 3 learners. If a learner says 'the most common price' without using the word 'mode', ask: 'Does anyone know the mathematical term for that?' For Q2: after think-pair-share, cold-call one pair that predicted YES (the family is right) and one that predicted the neighbour is right, so both positions are heard. Say: 'We are not settling this today — we are collecting evidence. Hold your claim.' For Q3: after cold-calling 3 pairs, say: 'Excellent. You have just described why we need a histogram. That is our next lesson.' This explicit bridging statement connects the current lesson to the broader sequence. Return to the prediction board: strike through predictions that the evidence has now addressed, and circle those that remain open.</w:t>
             </w:r>
           </w:p>
         </w:tc>
@@ -9807,7 +10113,7 @@
                 <w:sz w:val="18"/>
                 <w:szCs w:val="18"/>
               </w:rPr>
-              <w:t xml:space="preserve">Hands-On Data Organisation (NGSS Science and Engineering Practice 4 — Analysing and Interpreting Data): Learners physically handle the raw data and impose structure on it through tallying. This embodied process makes the concept of frequency concrete — frequency is not an abstract number but a count of real events (real prices paid by real Nairobi families). The mid-task pause and the sum-to-40 check build in self-monitoring habits that are foundational to data integrity.</w:t>
+              <w:t xml:space="preserve">Structured Argumentation from Evidence (NGSS Science and Engineering Practice 7 — Engaging in Argument from Evidence): Q2 explicitly requires learners to make a claim and cite a specific row of the table as evidence. This is the core epistemic move of statistics — using organised data to support or challenge a claim. By hearing both the 'family is right' and 'neighbour is right' arguments from the same table, learners experience productive cognitive conflict: the table can support both claims depending on which rows you focus on. This motivates the need for summary statistics (mean, median, mode) and graphical displays in subsequent lessons.</w:t>
             </w:r>
           </w:p>
         </w:tc>
@@ -9839,7 +10145,7 @@
                 <w:sz w:val="18"/>
                 <w:szCs w:val="18"/>
               </w:rPr>
-              <w:t xml:space="preserve">Observable indicator: Each pair produces a completed tally-and-frequency table whose frequency column sums to 40. The teacher checks at least 6 pairs' tables during circulation. Key error to watch for: duplicate rows for the same price (e.g. two rows for KSh 120) — this indicates the pair did not organise by value first. Key success indicator: pairs spontaneously begin to notice which prices have tall tally columns before being asked.</w:t>
+              <w:t xml:space="preserve">Observable indicator: During cold-calls on Q2, learners cite a specific price and frequency (e.g. 'KSh 120 appears 8 times, which means it is quite common — so the neighbour might be right that prices cluster around that value'). If learners give only vague answers ('the numbers are close together'), the teacher prompts: 'Which row in our table shows you that? Read it out.' Exit-ticket equivalent: each learner writes the completed frequency distribution table in their book AND circles the mode — the teacher checks these during the DQB phase.</w:t>
             </w:r>
           </w:p>
         </w:tc>
@@ -9848,32 +10154,32 @@
         <w:tc>
           <w:tcPr>
             <w:tcW w:type="dxa" w:w="1520"/>
-            <w:shd w:fill="E2EFDA" w:color="auto" w:val="clear"/>
-            <w:tcMar>
-              <w:top w:type="dxa" w:w="60"/>
-              <w:left w:type="dxa" w:w="120"/>
-              <w:bottom w:type="dxa" w:w="60"/>
-              <w:right w:type="dxa" w:w="120"/>
-            </w:tcMar>
-            <w:vAlign w:val="top"/>
-          </w:tcPr>
-          <w:p>
-            <w:pPr>
-              <w:spacing w:after="40" w:before="0"/>
-              <w:jc w:val="left"/>
-            </w:pPr>
-            <w:r>
-              <w:rPr>
-                <w:rFonts w:ascii="Arial" w:cs="Arial" w:eastAsia="Arial" w:hAnsi="Arial"/>
-                <w:b/>
-                <w:bCs/>
-                <w:i w:val="false"/>
-                <w:iCs w:val="false"/>
-                <w:color w:val="000000"/>
-                <w:sz w:val="18"/>
-                <w:szCs w:val="18"/>
-              </w:rPr>
-              <w:t xml:space="preserve">Explain Phase</w:t>
+            <w:shd w:fill="FCE4D6" w:color="auto" w:val="clear"/>
+            <w:tcMar>
+              <w:top w:type="dxa" w:w="60"/>
+              <w:left w:type="dxa" w:w="120"/>
+              <w:bottom w:type="dxa" w:w="60"/>
+              <w:right w:type="dxa" w:w="120"/>
+            </w:tcMar>
+            <w:vAlign w:val="top"/>
+          </w:tcPr>
+          <w:p>
+            <w:pPr>
+              <w:spacing w:after="40" w:before="0"/>
+              <w:jc w:val="left"/>
+            </w:pPr>
+            <w:r>
+              <w:rPr>
+                <w:rFonts w:ascii="Arial" w:cs="Arial" w:eastAsia="Arial" w:hAnsi="Arial"/>
+                <w:b/>
+                <w:bCs/>
+                <w:i w:val="false"/>
+                <w:iCs w:val="false"/>
+                <w:color w:val="000000"/>
+                <w:sz w:val="18"/>
+                <w:szCs w:val="18"/>
+              </w:rPr>
+              <w:t xml:space="preserve">Driving Question Board (DQB) Creation</w:t>
             </w:r>
           </w:p>
           <w:p>
@@ -9896,7 +10202,7 @@
             <w:pPr>
               <w:spacing w:after="20" w:before="0"/>
             </w:pPr>
-            <w:hyperlink w:history="1" r:id="rId3oxmrzykm9ikf4-bcdhw5">
+            <w:hyperlink w:history="1" r:id="rIdarwz5wxzso3jqwrdh9lw9">
               <w:r>
                 <w:rPr>
                   <w:rFonts w:ascii="Arial" w:cs="Arial" w:eastAsia="Arial" w:hAnsi="Arial"/>
@@ -9905,7 +10211,7 @@
                   <w:szCs w:val="16"/>
                   <w:u w:val="single" w:color="2E75B6"/>
                 </w:rPr>
-                <w:t xml:space="preserve">Ungrouped Data to Find the Mean Principles</w:t>
+                <w:t xml:space="preserve">Frequency tables &amp; dot plots</w:t>
               </w:r>
             </w:hyperlink>
           </w:p>
@@ -9921,7 +10227,7 @@
                 <w:sz w:val="14"/>
                 <w:szCs w:val="14"/>
               </w:rPr>
-              <w:t xml:space="preserve">Source: CK-12</w:t>
+              <w:t xml:space="preserve">Source: Khan Academy (English - US curriculum)</w:t>
             </w:r>
           </w:p>
           <w:p>
@@ -9929,7 +10235,7 @@
               <w:spacing w:after="10" w:before="0"/>
               <w:ind w:left="120"/>
             </w:pPr>
-            <w:hyperlink w:history="1" r:id="rIda1do71bovhvi_8fbnt_ib">
+            <w:hyperlink w:history="1" r:id="rIdjuygy10m7bvz3tzmhpvkn">
               <w:r>
                 <w:rPr>
                   <w:rFonts w:ascii="Arial" w:cs="Arial" w:eastAsia="Arial" w:hAnsi="Arial"/>
@@ -9974,7 +10280,7 @@
             <w:pPr>
               <w:spacing w:after="20" w:before="0"/>
             </w:pPr>
-            <w:hyperlink w:history="1" r:id="rIdqvpmfo5jynfah_akwl5ab">
+            <w:hyperlink w:history="1" r:id="rIdcy2y0vhsbxabvtxewt0qk">
               <w:r>
                 <w:rPr>
                   <w:rFonts w:ascii="Arial" w:cs="Arial" w:eastAsia="Arial" w:hAnsi="Arial"/>
@@ -9983,7 +10289,7 @@
                   <w:szCs w:val="16"/>
                   <w:u w:val="single" w:color="2E75B6"/>
                 </w:rPr>
-                <w:t xml:space="preserve">Line Plots from Frequency Tables (Flexbook)</w:t>
+                <w:t xml:space="preserve">Ungrouped Data to Find the Mean (Flexbook)</w:t>
               </w:r>
             </w:hyperlink>
           </w:p>
@@ -10007,7 +10313,7 @@
               <w:spacing w:after="10" w:before="0"/>
               <w:ind w:left="120"/>
             </w:pPr>
-            <w:hyperlink w:history="1" r:id="rIdoguv7bgwvw32cb-ffirc5">
+            <w:hyperlink w:history="1" r:id="rIde_izgaxuxpnxfyaa1oiyj">
               <w:r>
                 <w:rPr>
                   <w:rFonts w:ascii="Arial" w:cs="Arial" w:eastAsia="Arial" w:hAnsi="Arial"/>
@@ -10049,7 +10355,7 @@
                 <w:sz w:val="18"/>
                 <w:szCs w:val="18"/>
               </w:rPr>
-              <w:t xml:space="preserve">The class constructs a single agreed frequency distribution table on the board. The teacher writes the column headers and calls on different pairs to contribute one row each — each pair reads out one price value and its frequency while the teacher (or a student scribe) fills in the row. Once the full table is on the board, learners copy it into their exercise books. The teacher then poses three structured explain questions, allowing think-pair-share for each: (Q1) 'Looking at this table — which single price appears most often? What is the statistical name for this value?' (Q2) 'The family said prices vary wildly. The neighbour said prices are stable. Does this organised table give you any evidence yet for either side? Explain using a specific row from the table.' (Q3) 'Our table has frequencies but we still have to read every row. What would make it even easier to see at a glance whether most prices are clustered together or spread far apart?' (Q3 is deliberately open-ended and forward-pointing — it seeds the need for a histogram.) After think-pair-share on each question, the teacher cold-calls 3 pairs per question. The class then revisits the public predictions recorded in Phase 1: which predictions were confirmed? Which were wrong? Learners update their sticky notes with one sentence beginning 'I now think…'</w:t>
+              <w:t xml:space="preserve">The class returns to the Driving Question Board displayed on the classroom wall. The DQB has three columns: 'What We Have Observed', 'What We Now Know/Claim', 'What We Still Wonder'. In pairs, learners write on two sticky notes: (Note 1 — green) one specific thing they can now claim about the Wakulima Market maize prices based on the frequency distribution table, citing at least one piece of evidence (e.g. a specific frequency). (Note 2 — orange) one new question the frequency table raised for them that it cannot yet answer. Pairs come up and place their notes in the correct columns. The teacher reads 4–5 notes aloud and facilitates a brief 5-minute whole-class discussion to identify: (a) the most common new claim, (b) the most interesting new question. The teacher explicitly names two questions that will be answered in upcoming lessons: 'Several of you are asking — what is the average price? That is the mean and median — Lesson 4. Several of you are asking — can we draw a picture of this table? That is the histogram — Lesson 5.'</w:t>
             </w:r>
           </w:p>
         </w:tc>
@@ -10081,7 +10387,7 @@
                 <w:sz w:val="18"/>
                 <w:szCs w:val="18"/>
               </w:rPr>
-              <w:t xml:space="preserve">For the board table construction: assign each pair a specific price range to contribute (e.g. 'Pair 1 — give me all prices between KSh 90 and KSh 99'). This prevents repetition and keeps all pairs engaged. After the full table is built, ask: 'Everyone — does your pair's table match ours? If a row is different, raise your hand.' Resolve discrepancies by going back to the raw data publicly — model data integrity. For Q1: after 10 seconds of wait time, cold-call 3 learners. If a learner says 'the most common price' without using the word 'mode', ask: 'Does anyone know the mathematical term for that?' For Q2: after think-pair-share, cold-call one pair that predicted YES (the family is right) and one that predicted the neighbour is right, so both positions are heard. Say: 'We are not settling this today — we are collecting evidence. Hold your claim.' For Q3: after cold-calling 3 pairs, say: 'Excellent. You have just described why we need a histogram. That is our next lesson.' This explicit bridging statement connects the current lesson to the broader sequence. Return to the prediction board: strike through predictions that the evidence has now addressed, and circle those that remain open.</w:t>
+              <w:t xml:space="preserve">Before pairs write, show the DQB and remind them: 'A claim must be tied to evidence from our table. Do not write feelings — write data.' Give pairs 4 minutes to write their two notes. As they post notes, group similar claims together visually (you can do this in real time or ask a student helper). When reading notes aloud, read exactly what is written — do not paraphrase, to honour learner voice. After identifying the top claim and question, say: 'Our Driving Question asks how we use statistics to tell an honest story. Does our frequency table tell an honest story yet? What is it still hiding?' Wait 10 seconds. Cold-call 3 learners. This question primes the need for graphical displays and measures of central tendency without giving away the answer.</w:t>
             </w:r>
           </w:p>
         </w:tc>
@@ -10113,7 +10419,7 @@
                 <w:sz w:val="18"/>
                 <w:szCs w:val="18"/>
               </w:rPr>
-              <w:t xml:space="preserve">Structured Argumentation from Evidence (NGSS Science and Engineering Practice 7 — Engaging in Argument from Evidence): Q2 explicitly requires learners to make a claim and cite a specific row of the table as evidence. This is the core epistemic move of statistics — using organised data to support or challenge a claim. By hearing both the 'family is right' and 'neighbour is right' arguments from the same table, learners experience productive cognitive conflict: the table can support both claims depending on which rows you focus on. This motivates the need for summary statistics (mean, median, mode) and graphical displays in subsequent lessons.</w:t>
+              <w:t xml:space="preserve">Driving Question Board as Cumulative Evidence Tracker (Phenomenon-Anchored Inquiry): The DQB makes the class's growing understanding visible and public. By requiring evidence-based claims (not opinions), it reinforces the epistemic norm that statistics is about what the data shows, not what we feel. The explicit teacher move of naming which upcoming lessons will answer specific DQB questions gives learners a sense of purposeful progression — they are not doing isolated exercises but building a coherent argument across 8 lessons.</w:t>
             </w:r>
           </w:p>
         </w:tc>
@@ -10145,7 +10451,7 @@
                 <w:sz w:val="18"/>
                 <w:szCs w:val="18"/>
               </w:rPr>
-              <w:t xml:space="preserve">Observable indicator: During cold-calls on Q2, learners cite a specific price and frequency (e.g. 'KSh 120 appears 8 times, which means it is quite common — so the neighbour might be right that prices cluster around that value'). If learners give only vague answers ('the numbers are close together'), the teacher prompts: 'Which row in our table shows you that? Read it out.' Exit-ticket equivalent: each learner writes the completed frequency distribution table in their book AND circles the mode — the teacher checks these during the DQB phase.</w:t>
+              <w:t xml:space="preserve">Observable indicator: Green sticky notes contain a specific numerical claim linked to the frequency table (e.g. 'KSh 120 is the modal price — it appears X times'). Orange sticky notes ask questions that go beyond what the table shows (e.g. 'But what is the average price?', 'Why do some prices appear so rarely?'). If green notes are vague ('the data is organised now'), the teacher pauses the class and models a strong evidence-based claim using a row from the board table before pairs finalise their notes.</w:t>
             </w:r>
           </w:p>
         </w:tc>
@@ -10154,32 +10460,32 @@
         <w:tc>
           <w:tcPr>
             <w:tcW w:type="dxa" w:w="1520"/>
-            <w:shd w:fill="FCE4D6" w:color="auto" w:val="clear"/>
-            <w:tcMar>
-              <w:top w:type="dxa" w:w="60"/>
-              <w:left w:type="dxa" w:w="120"/>
-              <w:bottom w:type="dxa" w:w="60"/>
-              <w:right w:type="dxa" w:w="120"/>
-            </w:tcMar>
-            <w:vAlign w:val="top"/>
-          </w:tcPr>
-          <w:p>
-            <w:pPr>
-              <w:spacing w:after="40" w:before="0"/>
-              <w:jc w:val="left"/>
-            </w:pPr>
-            <w:r>
-              <w:rPr>
-                <w:rFonts w:ascii="Arial" w:cs="Arial" w:eastAsia="Arial" w:hAnsi="Arial"/>
-                <w:b/>
-                <w:bCs/>
-                <w:i w:val="false"/>
-                <w:iCs w:val="false"/>
-                <w:color w:val="000000"/>
-                <w:sz w:val="18"/>
-                <w:szCs w:val="18"/>
-              </w:rPr>
-              <w:t xml:space="preserve">Driving Question Board (DQB) Creation</w:t>
+            <w:shd w:fill="D5E8F0" w:color="auto" w:val="clear"/>
+            <w:tcMar>
+              <w:top w:type="dxa" w:w="60"/>
+              <w:left w:type="dxa" w:w="120"/>
+              <w:bottom w:type="dxa" w:w="60"/>
+              <w:right w:type="dxa" w:w="120"/>
+            </w:tcMar>
+            <w:vAlign w:val="top"/>
+          </w:tcPr>
+          <w:p>
+            <w:pPr>
+              <w:spacing w:after="40" w:before="0"/>
+              <w:jc w:val="left"/>
+            </w:pPr>
+            <w:r>
+              <w:rPr>
+                <w:rFonts w:ascii="Arial" w:cs="Arial" w:eastAsia="Arial" w:hAnsi="Arial"/>
+                <w:b/>
+                <w:bCs/>
+                <w:i w:val="false"/>
+                <w:iCs w:val="false"/>
+                <w:color w:val="000000"/>
+                <w:sz w:val="18"/>
+                <w:szCs w:val="18"/>
+              </w:rPr>
+              <w:t xml:space="preserve">Model Building Phase</w:t>
             </w:r>
           </w:p>
           <w:p>
@@ -10202,7 +10508,7 @@
             <w:pPr>
               <w:spacing w:after="20" w:before="0"/>
             </w:pPr>
-            <w:hyperlink w:history="1" r:id="rIdfks3wfkiifrmn7pdytkix">
+            <w:hyperlink w:history="1" r:id="rIdumbbfoqnxo8stouscpdga">
               <w:r>
                 <w:rPr>
                   <w:rFonts w:ascii="Arial" w:cs="Arial" w:eastAsia="Arial" w:hAnsi="Arial"/>
@@ -10211,7 +10517,7 @@
                   <w:szCs w:val="16"/>
                   <w:u w:val="single" w:color="2E75B6"/>
                 </w:rPr>
-                <w:t xml:space="preserve">Ungrouped Data to Find the Mean Principles</w:t>
+                <w:t xml:space="preserve">Frequency tables &amp; dot plots</w:t>
               </w:r>
             </w:hyperlink>
           </w:p>
@@ -10227,7 +10533,7 @@
                 <w:sz w:val="14"/>
                 <w:szCs w:val="14"/>
               </w:rPr>
-              <w:t xml:space="preserve">Source: CK-12</w:t>
+              <w:t xml:space="preserve">Source: Khan Academy (English - US curriculum)</w:t>
             </w:r>
           </w:p>
           <w:p>
@@ -10235,7 +10541,7 @@
               <w:spacing w:after="10" w:before="0"/>
               <w:ind w:left="120"/>
             </w:pPr>
-            <w:hyperlink w:history="1" r:id="rIdmzebiiqeae0md9lfjqbld">
+            <w:hyperlink w:history="1" r:id="rId0gzyga8ulbjoijbjiu7ga">
               <w:r>
                 <w:rPr>
                   <w:rFonts w:ascii="Arial" w:cs="Arial" w:eastAsia="Arial" w:hAnsi="Arial"/>
@@ -10273,14 +10579,14 @@
                 <w:sz w:val="16"/>
                 <w:szCs w:val="16"/>
               </w:rPr>
-              <w:t xml:space="preserve">📖 HTML:</w:t>
+              <w:t xml:space="preserve">📖 EXERCISE:</w:t>
             </w:r>
           </w:p>
           <w:p>
             <w:pPr>
               <w:spacing w:after="20" w:before="0"/>
             </w:pPr>
-            <w:hyperlink w:history="1" r:id="rId-f_jg5r4w5ajsk35kxtcb">
+            <w:hyperlink w:history="1" r:id="rIdynknnyzvtqkjnynl_khdz">
               <w:r>
                 <w:rPr>
                   <w:rFonts w:ascii="Arial" w:cs="Arial" w:eastAsia="Arial" w:hAnsi="Arial"/>
@@ -10289,7 +10595,7 @@
                   <w:szCs w:val="16"/>
                   <w:u w:val="single" w:color="2E75B6"/>
                 </w:rPr>
-                <w:t xml:space="preserve">Line Plots from Frequency Tables (Flexbook)</w:t>
+                <w:t xml:space="preserve">Ungrouped Data to Find the Mean Practice</w:t>
               </w:r>
             </w:hyperlink>
           </w:p>
@@ -10313,313 +10619,7 @@
               <w:spacing w:after="10" w:before="0"/>
               <w:ind w:left="120"/>
             </w:pPr>
-            <w:hyperlink w:history="1" r:id="rIdlnluu88jdd5temkuc8hs6">
-              <w:r>
-                <w:rPr>
-                  <w:rFonts w:ascii="Arial" w:cs="Arial" w:eastAsia="Arial" w:hAnsi="Arial"/>
-                  <w:color w:val="595959"/>
-                  <w:sz w:val="14"/>
-                  <w:szCs w:val="14"/>
-                  <w:u w:val="single" w:color="595959"/>
-                </w:rPr>
-                <w:t xml:space="preserve">🔍 Search ARES for similar readings</w:t>
-              </w:r>
-            </w:hyperlink>
-          </w:p>
-        </w:tc>
-        <w:tc>
-          <w:tcPr>
-            <w:tcW w:type="dxa" w:w="3040"/>
-            <w:shd w:fill="FFFFFF" w:color="auto" w:val="clear"/>
-            <w:tcMar>
-              <w:top w:type="dxa" w:w="60"/>
-              <w:left w:type="dxa" w:w="120"/>
-              <w:bottom w:type="dxa" w:w="60"/>
-              <w:right w:type="dxa" w:w="120"/>
-            </w:tcMar>
-            <w:vAlign w:val="top"/>
-          </w:tcPr>
-          <w:p>
-            <w:pPr>
-              <w:spacing w:after="40" w:before="0"/>
-              <w:jc w:val="left"/>
-            </w:pPr>
-            <w:r>
-              <w:rPr>
-                <w:rFonts w:ascii="Arial" w:cs="Arial" w:eastAsia="Arial" w:hAnsi="Arial"/>
-                <w:b w:val="false"/>
-                <w:bCs w:val="false"/>
-                <w:i w:val="false"/>
-                <w:iCs w:val="false"/>
-                <w:color w:val="000000"/>
-                <w:sz w:val="18"/>
-                <w:szCs w:val="18"/>
-              </w:rPr>
-              <w:t xml:space="preserve">The class returns to the Driving Question Board displayed on the classroom wall. The DQB has three columns: 'What We Have Observed', 'What We Now Know/Claim', 'What We Still Wonder'. In pairs, learners write on two sticky notes: (Note 1 — green) one specific thing they can now claim about the Wakulima Market maize prices based on the frequency distribution table, citing at least one piece of evidence (e.g. a specific frequency). (Note 2 — orange) one new question the frequency table raised for them that it cannot yet answer. Pairs come up and place their notes in the correct columns. The teacher reads 4–5 notes aloud and facilitates a brief 5-minute whole-class discussion to identify: (a) the most common new claim, (b) the most interesting new question. The teacher explicitly names two questions that will be answered in upcoming lessons: 'Several of you are asking — what is the average price? That is the mean and median — Lesson 4. Several of you are asking — can we draw a picture of this table? That is the histogram — Lesson 5.'</w:t>
-            </w:r>
-          </w:p>
-        </w:tc>
-        <w:tc>
-          <w:tcPr>
-            <w:tcW w:type="dxa" w:w="3040"/>
-            <w:shd w:fill="F2F2F2" w:color="auto" w:val="clear"/>
-            <w:tcMar>
-              <w:top w:type="dxa" w:w="60"/>
-              <w:left w:type="dxa" w:w="120"/>
-              <w:bottom w:type="dxa" w:w="60"/>
-              <w:right w:type="dxa" w:w="120"/>
-            </w:tcMar>
-            <w:vAlign w:val="top"/>
-          </w:tcPr>
-          <w:p>
-            <w:pPr>
-              <w:spacing w:after="40" w:before="0"/>
-              <w:jc w:val="left"/>
-            </w:pPr>
-            <w:r>
-              <w:rPr>
-                <w:rFonts w:ascii="Arial" w:cs="Arial" w:eastAsia="Arial" w:hAnsi="Arial"/>
-                <w:b w:val="false"/>
-                <w:bCs w:val="false"/>
-                <w:i w:val="false"/>
-                <w:iCs w:val="false"/>
-                <w:color w:val="000000"/>
-                <w:sz w:val="18"/>
-                <w:szCs w:val="18"/>
-              </w:rPr>
-              <w:t xml:space="preserve">Before pairs write, show the DQB and remind them: 'A claim must be tied to evidence from our table. Do not write feelings — write data.' Give pairs 4 minutes to write their two notes. As they post notes, group similar claims together visually (you can do this in real time or ask a student helper). When reading notes aloud, read exactly what is written — do not paraphrase, to honour learner voice. After identifying the top claim and question, say: 'Our Driving Question asks how we use statistics to tell an honest story. Does our frequency table tell an honest story yet? What is it still hiding?' Wait 10 seconds. Cold-call 3 learners. This question primes the need for graphical displays and measures of central tendency without giving away the answer.</w:t>
-            </w:r>
-          </w:p>
-        </w:tc>
-        <w:tc>
-          <w:tcPr>
-            <w:tcW w:type="dxa" w:w="3040"/>
-            <w:shd w:fill="FFFFFF" w:color="auto" w:val="clear"/>
-            <w:tcMar>
-              <w:top w:type="dxa" w:w="60"/>
-              <w:left w:type="dxa" w:w="120"/>
-              <w:bottom w:type="dxa" w:w="60"/>
-              <w:right w:type="dxa" w:w="120"/>
-            </w:tcMar>
-            <w:vAlign w:val="top"/>
-          </w:tcPr>
-          <w:p>
-            <w:pPr>
-              <w:spacing w:after="40" w:before="0"/>
-              <w:jc w:val="left"/>
-            </w:pPr>
-            <w:r>
-              <w:rPr>
-                <w:rFonts w:ascii="Arial" w:cs="Arial" w:eastAsia="Arial" w:hAnsi="Arial"/>
-                <w:b w:val="false"/>
-                <w:bCs w:val="false"/>
-                <w:i w:val="false"/>
-                <w:iCs w:val="false"/>
-                <w:color w:val="000000"/>
-                <w:sz w:val="18"/>
-                <w:szCs w:val="18"/>
-              </w:rPr>
-              <w:t xml:space="preserve">Driving Question Board as Cumulative Evidence Tracker (Phenomenon-Anchored Inquiry): The DQB makes the class's growing understanding visible and public. By requiring evidence-based claims (not opinions), it reinforces the epistemic norm that statistics is about what the data shows, not what we feel. The explicit teacher move of naming which upcoming lessons will answer specific DQB questions gives learners a sense of purposeful progression — they are not doing isolated exercises but building a coherent argument across 8 lessons.</w:t>
-            </w:r>
-          </w:p>
-        </w:tc>
-        <w:tc>
-          <w:tcPr>
-            <w:tcW w:type="dxa" w:w="3040"/>
-            <w:shd w:fill="F2F2F2" w:color="auto" w:val="clear"/>
-            <w:tcMar>
-              <w:top w:type="dxa" w:w="60"/>
-              <w:left w:type="dxa" w:w="120"/>
-              <w:bottom w:type="dxa" w:w="60"/>
-              <w:right w:type="dxa" w:w="120"/>
-            </w:tcMar>
-            <w:vAlign w:val="top"/>
-          </w:tcPr>
-          <w:p>
-            <w:pPr>
-              <w:spacing w:after="40" w:before="0"/>
-              <w:jc w:val="left"/>
-            </w:pPr>
-            <w:r>
-              <w:rPr>
-                <w:rFonts w:ascii="Arial" w:cs="Arial" w:eastAsia="Arial" w:hAnsi="Arial"/>
-                <w:b w:val="false"/>
-                <w:bCs w:val="false"/>
-                <w:i w:val="false"/>
-                <w:iCs w:val="false"/>
-                <w:color w:val="000000"/>
-                <w:sz w:val="18"/>
-                <w:szCs w:val="18"/>
-              </w:rPr>
-              <w:t xml:space="preserve">Observable indicator: Green sticky notes contain a specific numerical claim linked to the frequency table (e.g. 'KSh 120 is the modal price — it appears X times'). Orange sticky notes ask questions that go beyond what the table shows (e.g. 'But what is the average price?', 'Why do some prices appear so rarely?'). If green notes are vague ('the data is organised now'), the teacher pauses the class and models a strong evidence-based claim using a row from the board table before pairs finalise their notes.</w:t>
-            </w:r>
-          </w:p>
-        </w:tc>
-      </w:tr>
-      <w:tr>
-        <w:tc>
-          <w:tcPr>
-            <w:tcW w:type="dxa" w:w="1520"/>
-            <w:shd w:fill="D5E8F0" w:color="auto" w:val="clear"/>
-            <w:tcMar>
-              <w:top w:type="dxa" w:w="60"/>
-              <w:left w:type="dxa" w:w="120"/>
-              <w:bottom w:type="dxa" w:w="60"/>
-              <w:right w:type="dxa" w:w="120"/>
-            </w:tcMar>
-            <w:vAlign w:val="top"/>
-          </w:tcPr>
-          <w:p>
-            <w:pPr>
-              <w:spacing w:after="40" w:before="0"/>
-              <w:jc w:val="left"/>
-            </w:pPr>
-            <w:r>
-              <w:rPr>
-                <w:rFonts w:ascii="Arial" w:cs="Arial" w:eastAsia="Arial" w:hAnsi="Arial"/>
-                <w:b/>
-                <w:bCs/>
-                <w:i w:val="false"/>
-                <w:iCs w:val="false"/>
-                <w:color w:val="000000"/>
-                <w:sz w:val="18"/>
-                <w:szCs w:val="18"/>
-              </w:rPr>
-              <w:t xml:space="preserve">Model Building Phase</w:t>
-            </w:r>
-          </w:p>
-          <w:p>
-            <w:pPr>
-              <w:spacing w:after="20" w:before="0"/>
-            </w:pPr>
-            <w:r>
-              <w:rPr>
-                <w:rFonts w:ascii="Arial" w:cs="Arial" w:eastAsia="Arial" w:hAnsi="Arial"/>
-                <w:b/>
-                <w:bCs/>
-                <w:color w:val="1F3864"/>
-                <w:sz w:val="16"/>
-                <w:szCs w:val="16"/>
-              </w:rPr>
-              <w:t xml:space="preserve">📹 VIDEO:</w:t>
-            </w:r>
-          </w:p>
-          <w:p>
-            <w:pPr>
-              <w:spacing w:after="20" w:before="0"/>
-            </w:pPr>
-            <w:hyperlink w:history="1" r:id="rIdv39kbdqxk1i5burb90bzj">
-              <w:r>
-                <w:rPr>
-                  <w:rFonts w:ascii="Arial" w:cs="Arial" w:eastAsia="Arial" w:hAnsi="Arial"/>
-                  <w:color w:val="2E75B6"/>
-                  <w:sz w:val="16"/>
-                  <w:szCs w:val="16"/>
-                  <w:u w:val="single" w:color="2E75B6"/>
-                </w:rPr>
-                <w:t xml:space="preserve">Ungrouped Data to Find the Mean Principles</w:t>
-              </w:r>
-            </w:hyperlink>
-          </w:p>
-          <w:p>
-            <w:pPr>
-              <w:spacing w:after="10" w:before="0"/>
-              <w:ind w:left="120"/>
-            </w:pPr>
-            <w:r>
-              <w:rPr>
-                <w:rFonts w:ascii="Arial" w:cs="Arial" w:eastAsia="Arial" w:hAnsi="Arial"/>
-                <w:color w:val="595959"/>
-                <w:sz w:val="14"/>
-                <w:szCs w:val="14"/>
-              </w:rPr>
-              <w:t xml:space="preserve">Source: CK-12</w:t>
-            </w:r>
-          </w:p>
-          <w:p>
-            <w:pPr>
-              <w:spacing w:after="10" w:before="0"/>
-              <w:ind w:left="120"/>
-            </w:pPr>
-            <w:hyperlink w:history="1" r:id="rIdn9_moviaiwusc1f_cyjid">
-              <w:r>
-                <w:rPr>
-                  <w:rFonts w:ascii="Arial" w:cs="Arial" w:eastAsia="Arial" w:hAnsi="Arial"/>
-                  <w:color w:val="595959"/>
-                  <w:sz w:val="14"/>
-                  <w:szCs w:val="14"/>
-                  <w:u w:val="single" w:color="595959"/>
-                </w:rPr>
-                <w:t xml:space="preserve">🔍 Search ARES for similar videos</w:t>
-              </w:r>
-            </w:hyperlink>
-          </w:p>
-          <w:p>
-            <w:pPr>
-              <w:spacing w:after="40" w:before="0"/>
-            </w:pPr>
-            <w:r>
-              <w:rPr>
-                <w:sz w:val="14"/>
-                <w:szCs w:val="14"/>
-              </w:rPr>
-              <w:t xml:space="preserve"/>
-            </w:r>
-          </w:p>
-          <w:p>
-            <w:pPr>
-              <w:spacing w:after="20" w:before="0"/>
-            </w:pPr>
-            <w:r>
-              <w:rPr>
-                <w:rFonts w:ascii="Arial" w:cs="Arial" w:eastAsia="Arial" w:hAnsi="Arial"/>
-                <w:b/>
-                <w:bCs/>
-                <w:color w:val="1F3864"/>
-                <w:sz w:val="16"/>
-                <w:szCs w:val="16"/>
-              </w:rPr>
-              <w:t xml:space="preserve">📖 HTML:</w:t>
-            </w:r>
-          </w:p>
-          <w:p>
-            <w:pPr>
-              <w:spacing w:after="20" w:before="0"/>
-            </w:pPr>
-            <w:hyperlink w:history="1" r:id="rIdzx_ytkepymmwws5hqqtcg">
-              <w:r>
-                <w:rPr>
-                  <w:rFonts w:ascii="Arial" w:cs="Arial" w:eastAsia="Arial" w:hAnsi="Arial"/>
-                  <w:color w:val="2E75B6"/>
-                  <w:sz w:val="16"/>
-                  <w:szCs w:val="16"/>
-                  <w:u w:val="single" w:color="2E75B6"/>
-                </w:rPr>
-                <w:t xml:space="preserve">Line Plots from Frequency Tables (Flexbook)</w:t>
-              </w:r>
-            </w:hyperlink>
-          </w:p>
-          <w:p>
-            <w:pPr>
-              <w:spacing w:after="10" w:before="0"/>
-              <w:ind w:left="120"/>
-            </w:pPr>
-            <w:r>
-              <w:rPr>
-                <w:rFonts w:ascii="Arial" w:cs="Arial" w:eastAsia="Arial" w:hAnsi="Arial"/>
-                <w:color w:val="595959"/>
-                <w:sz w:val="14"/>
-                <w:szCs w:val="14"/>
-              </w:rPr>
-              <w:t xml:space="preserve">Source: CK-12</w:t>
-            </w:r>
-          </w:p>
-          <w:p>
-            <w:pPr>
-              <w:spacing w:after="10" w:before="0"/>
-              <w:ind w:left="120"/>
-            </w:pPr>
-            <w:hyperlink w:history="1" r:id="rIdjlo-hmg99ec0nv0qa3fpo">
+            <w:hyperlink w:history="1" r:id="rIdurs7vlmvdccnxu2_ogmr3">
               <w:r>
                 <w:rPr>
                   <w:rFonts w:ascii="Arial" w:cs="Arial" w:eastAsia="Arial" w:hAnsi="Arial"/>
@@ -12296,7 +12296,7 @@
             <w:pPr>
               <w:spacing w:after="20" w:before="0"/>
             </w:pPr>
-            <w:hyperlink w:history="1" r:id="rIdfttp4gbiey-ntp2e6u7fb">
+            <w:hyperlink w:history="1" r:id="rIdiaffmhkh3flh1yhqol4iy">
               <w:r>
                 <w:rPr>
                   <w:rFonts w:ascii="Arial" w:cs="Arial" w:eastAsia="Arial" w:hAnsi="Arial"/>
@@ -12329,7 +12329,7 @@
               <w:spacing w:after="10" w:before="0"/>
               <w:ind w:left="120"/>
             </w:pPr>
-            <w:hyperlink w:history="1" r:id="rIdzkplevg1kssw5xrn6y8i-">
+            <w:hyperlink w:history="1" r:id="rId6kxbczb08vf3hne-thels">
               <w:r>
                 <w:rPr>
                   <w:rFonts w:ascii="Arial" w:cs="Arial" w:eastAsia="Arial" w:hAnsi="Arial"/>
@@ -12374,7 +12374,7 @@
             <w:pPr>
               <w:spacing w:after="20" w:before="0"/>
             </w:pPr>
-            <w:hyperlink w:history="1" r:id="rIdmaqpeu1uinmxwbjefabxm">
+            <w:hyperlink w:history="1" r:id="rIdfrcp7kqnheizg3orf-rht">
               <w:r>
                 <w:rPr>
                   <w:rFonts w:ascii="Arial" w:cs="Arial" w:eastAsia="Arial" w:hAnsi="Arial"/>
@@ -12383,7 +12383,7 @@
                   <w:szCs w:val="16"/>
                   <w:u w:val="single" w:color="2E75B6"/>
                 </w:rPr>
-                <w:t xml:space="preserve">Line Plots from Frequency Tables (Flexbook)</w:t>
+                <w:t xml:space="preserve">Ungrouped Data to Find the Mean (Flexbook)</w:t>
               </w:r>
             </w:hyperlink>
           </w:p>
@@ -12407,7 +12407,7 @@
               <w:spacing w:after="10" w:before="0"/>
               <w:ind w:left="120"/>
             </w:pPr>
-            <w:hyperlink w:history="1" r:id="rIdcqbisflvpmzzlcukbnb8c">
+            <w:hyperlink w:history="1" r:id="rIdzkr29djdwj_ad4dfz7hnl">
               <w:r>
                 <w:rPr>
                   <w:rFonts w:ascii="Arial" w:cs="Arial" w:eastAsia="Arial" w:hAnsi="Arial"/>
@@ -12602,7 +12602,313 @@
             <w:pPr>
               <w:spacing w:after="20" w:before="0"/>
             </w:pPr>
-            <w:hyperlink w:history="1" r:id="rIdmgk3sibagvrni6qhzw9ca">
+            <w:hyperlink w:history="1" r:id="rIdb9qjw7yj4atkc2qclz7gy">
+              <w:r>
+                <w:rPr>
+                  <w:rFonts w:ascii="Arial" w:cs="Arial" w:eastAsia="Arial" w:hAnsi="Arial"/>
+                  <w:color w:val="2E75B6"/>
+                  <w:sz w:val="16"/>
+                  <w:szCs w:val="16"/>
+                  <w:u w:val="single" w:color="2E75B6"/>
+                </w:rPr>
+                <w:t xml:space="preserve">Statistics intro: Mean, median, &amp; mode</w:t>
+              </w:r>
+            </w:hyperlink>
+          </w:p>
+          <w:p>
+            <w:pPr>
+              <w:spacing w:after="10" w:before="0"/>
+              <w:ind w:left="120"/>
+            </w:pPr>
+            <w:r>
+              <w:rPr>
+                <w:rFonts w:ascii="Arial" w:cs="Arial" w:eastAsia="Arial" w:hAnsi="Arial"/>
+                <w:color w:val="595959"/>
+                <w:sz w:val="14"/>
+                <w:szCs w:val="14"/>
+              </w:rPr>
+              <w:t xml:space="preserve">Source: Khan Academy (English - US curriculum)</w:t>
+            </w:r>
+          </w:p>
+          <w:p>
+            <w:pPr>
+              <w:spacing w:after="10" w:before="0"/>
+              <w:ind w:left="120"/>
+            </w:pPr>
+            <w:hyperlink w:history="1" r:id="rId6sp1bgnsgpnqii8twzfpg">
+              <w:r>
+                <w:rPr>
+                  <w:rFonts w:ascii="Arial" w:cs="Arial" w:eastAsia="Arial" w:hAnsi="Arial"/>
+                  <w:color w:val="595959"/>
+                  <w:sz w:val="14"/>
+                  <w:szCs w:val="14"/>
+                  <w:u w:val="single" w:color="595959"/>
+                </w:rPr>
+                <w:t xml:space="preserve">🔍 Search ARES for similar videos</w:t>
+              </w:r>
+            </w:hyperlink>
+          </w:p>
+          <w:p>
+            <w:pPr>
+              <w:spacing w:after="40" w:before="0"/>
+            </w:pPr>
+            <w:r>
+              <w:rPr>
+                <w:sz w:val="14"/>
+                <w:szCs w:val="14"/>
+              </w:rPr>
+              <w:t xml:space="preserve"/>
+            </w:r>
+          </w:p>
+          <w:p>
+            <w:pPr>
+              <w:spacing w:after="20" w:before="0"/>
+            </w:pPr>
+            <w:r>
+              <w:rPr>
+                <w:rFonts w:ascii="Arial" w:cs="Arial" w:eastAsia="Arial" w:hAnsi="Arial"/>
+                <w:b/>
+                <w:bCs/>
+                <w:color w:val="1F3864"/>
+                <w:sz w:val="16"/>
+                <w:szCs w:val="16"/>
+              </w:rPr>
+              <w:t xml:space="preserve">📖 EXERCISE:</w:t>
+            </w:r>
+          </w:p>
+          <w:p>
+            <w:pPr>
+              <w:spacing w:after="20" w:before="0"/>
+            </w:pPr>
+            <w:hyperlink w:history="1" r:id="rIds1ung4pqg1xa1ngdjzx7w">
+              <w:r>
+                <w:rPr>
+                  <w:rFonts w:ascii="Arial" w:cs="Arial" w:eastAsia="Arial" w:hAnsi="Arial"/>
+                  <w:color w:val="2E75B6"/>
+                  <w:sz w:val="16"/>
+                  <w:szCs w:val="16"/>
+                  <w:u w:val="single" w:color="2E75B6"/>
+                </w:rPr>
+                <w:t xml:space="preserve">Ungrouped Data to Find the Mean Practice</w:t>
+              </w:r>
+            </w:hyperlink>
+          </w:p>
+          <w:p>
+            <w:pPr>
+              <w:spacing w:after="10" w:before="0"/>
+              <w:ind w:left="120"/>
+            </w:pPr>
+            <w:r>
+              <w:rPr>
+                <w:rFonts w:ascii="Arial" w:cs="Arial" w:eastAsia="Arial" w:hAnsi="Arial"/>
+                <w:color w:val="595959"/>
+                <w:sz w:val="14"/>
+                <w:szCs w:val="14"/>
+              </w:rPr>
+              <w:t xml:space="preserve">Source: CK-12</w:t>
+            </w:r>
+          </w:p>
+          <w:p>
+            <w:pPr>
+              <w:spacing w:after="10" w:before="0"/>
+              <w:ind w:left="120"/>
+            </w:pPr>
+            <w:hyperlink w:history="1" r:id="rIdaqtogreeqwcbcfg61sq7u">
+              <w:r>
+                <w:rPr>
+                  <w:rFonts w:ascii="Arial" w:cs="Arial" w:eastAsia="Arial" w:hAnsi="Arial"/>
+                  <w:color w:val="595959"/>
+                  <w:sz w:val="14"/>
+                  <w:szCs w:val="14"/>
+                  <w:u w:val="single" w:color="595959"/>
+                </w:rPr>
+                <w:t xml:space="preserve">🔍 Search ARES for similar readings</w:t>
+              </w:r>
+            </w:hyperlink>
+          </w:p>
+        </w:tc>
+        <w:tc>
+          <w:tcPr>
+            <w:tcW w:type="dxa" w:w="3040"/>
+            <w:shd w:fill="FFFFFF" w:color="auto" w:val="clear"/>
+            <w:tcMar>
+              <w:top w:type="dxa" w:w="60"/>
+              <w:left w:type="dxa" w:w="120"/>
+              <w:bottom w:type="dxa" w:w="60"/>
+              <w:right w:type="dxa" w:w="120"/>
+            </w:tcMar>
+            <w:vAlign w:val="top"/>
+          </w:tcPr>
+          <w:p>
+            <w:pPr>
+              <w:spacing w:after="40" w:before="0"/>
+              <w:jc w:val="left"/>
+            </w:pPr>
+            <w:r>
+              <w:rPr>
+                <w:rFonts w:ascii="Arial" w:cs="Arial" w:eastAsia="Arial" w:hAnsi="Arial"/>
+                <w:b w:val="false"/>
+                <w:bCs w:val="false"/>
+                <w:i w:val="false"/>
+                <w:iCs w:val="false"/>
+                <w:color w:val="000000"/>
+                <w:sz w:val="18"/>
+                <w:szCs w:val="18"/>
+              </w:rPr>
+              <w:t xml:space="preserve">PART A — Teacher live model (10 min): The teacher works through ONLY the first 10 prices from the list on the board, building a tally chart in real time. Learners watch and record the emerging table in their books: columns headed 'Price (KSh)', 'Tally', 'Frequency (f)'. They see tally marks grouped in fives (four vertical strokes, fifth diagonal). After 10 prices, the teacher freezes and asks learners to complete the frequency column themselves before revealing it. PART B — Pair construction (20 min): In assigned pairs, learners extend the same table to cover all 40 prices. Each pair receives a blank three-column table template (ruled, with the four price values 98, 105, 112, 120 already listed in column 1). Learners take turns reading prices aloud while the other marks tallies, then swap roles at price 20. They complete the frequency column and check that frequencies sum to 40. PART C — Adding the fx column (5 min): Teacher introduces a fourth column headed 'fx' (price × frequency). Learners calculate and fill in fx for each row, then find Σfx (the sum of all fx values). They record Σf = 40 and Σfx at the bottom of the table.</w:t>
+            </w:r>
+          </w:p>
+        </w:tc>
+        <w:tc>
+          <w:tcPr>
+            <w:tcW w:type="dxa" w:w="3040"/>
+            <w:shd w:fill="F2F2F2" w:color="auto" w:val="clear"/>
+            <w:tcMar>
+              <w:top w:type="dxa" w:w="60"/>
+              <w:left w:type="dxa" w:w="120"/>
+              <w:bottom w:type="dxa" w:w="60"/>
+              <w:right w:type="dxa" w:w="120"/>
+            </w:tcMar>
+            <w:vAlign w:val="top"/>
+          </w:tcPr>
+          <w:p>
+            <w:pPr>
+              <w:spacing w:after="40" w:before="0"/>
+              <w:jc w:val="left"/>
+            </w:pPr>
+            <w:r>
+              <w:rPr>
+                <w:rFonts w:ascii="Arial" w:cs="Arial" w:eastAsia="Arial" w:hAnsi="Arial"/>
+                <w:b w:val="false"/>
+                <w:bCs w:val="false"/>
+                <w:i w:val="false"/>
+                <w:iCs w:val="false"/>
+                <w:color w:val="000000"/>
+                <w:sz w:val="18"/>
+                <w:szCs w:val="18"/>
+              </w:rPr>
+              <w:t xml:space="preserve">PART A: Stand at the board. Say: 'Watch exactly what I do — I am going to read this list like a careful Wakulima Market record-keeper.' Read the first price aloud: 'Ninety-eight shillings' — draw one tally mark next to 98. Read the next: 'One hundred and five' — mark next to 105. Continue through price 10, narrating every mark. At price 5 say: 'I have four marks for 98 — watch what happens to the fifth.' Model the diagonal fifth stroke and say: 'That bundle of five makes counting easy later.' After 10 prices, say: 'Now YOU fill in the frequency column before I do.' Give 90 seconds of silent work. Cold-call one pair: 'Kamau and Achieng — what frequency did you get for 98 so far?' Apply 10-second WAIT TIME. Reveal and confirm. PART B: Circulate every 3 minutes. Prompt pairs who are not alternating roles: 'Who is reading and who is marking right now? Swap.' Spot-check at price 20 by asking: 'What should your four frequencies add up to at this point?' (Answer: 20.) Prompt struggling pairs: 'Point to each tally mark and count — does your tally match your frequency number?' PART C: Write 'fx' on the board. Say: 'This column is our bridge to the mean. fx means: how much money would have been paid in total if every purchase at this price happened f times?' Model the first row: 98 × 16 = 1 568. Ask pairs to complete the remaining three rows. Say: 'When you add up all your fx values, what do you get? Write that number — it is the total shillings paid across all 40 purchases.' Give 3 minutes. Cold-call two pairs for their Σfx value and compare — if they differ, ask: 'How will we find out who is right?' (recount tallies, re-multiply).</w:t>
+            </w:r>
+          </w:p>
+        </w:tc>
+        <w:tc>
+          <w:tcPr>
+            <w:tcW w:type="dxa" w:w="3040"/>
+            <w:shd w:fill="FFFFFF" w:color="auto" w:val="clear"/>
+            <w:tcMar>
+              <w:top w:type="dxa" w:w="60"/>
+              <w:left w:type="dxa" w:w="120"/>
+              <w:bottom w:type="dxa" w:w="60"/>
+              <w:right w:type="dxa" w:w="120"/>
+            </w:tcMar>
+            <w:vAlign w:val="top"/>
+          </w:tcPr>
+          <w:p>
+            <w:pPr>
+              <w:spacing w:after="40" w:before="0"/>
+              <w:jc w:val="left"/>
+            </w:pPr>
+            <w:r>
+              <w:rPr>
+                <w:rFonts w:ascii="Arial" w:cs="Arial" w:eastAsia="Arial" w:hAnsi="Arial"/>
+                <w:b w:val="false"/>
+                <w:bCs w:val="false"/>
+                <w:i w:val="false"/>
+                <w:iCs w:val="false"/>
+                <w:color w:val="000000"/>
+                <w:sz w:val="18"/>
+                <w:szCs w:val="18"/>
+              </w:rPr>
+              <w:t xml:space="preserve">Concrete–Representational connection: the tally mark process makes the abstract concept of 'frequency' physically visible — each stroke represents one real price paid by a real family at Wakulima Market. Alternating reader/marker roles in pairs embeds the data-collection process as a collaborative, error-checking practice (NGSS Science and Engineering Practice 3: Planning and Carrying Out Investigations; Practice 4: Analysing and Interpreting Data).</w:t>
+            </w:r>
+          </w:p>
+        </w:tc>
+        <w:tc>
+          <w:tcPr>
+            <w:tcW w:type="dxa" w:w="3040"/>
+            <w:shd w:fill="F2F2F2" w:color="auto" w:val="clear"/>
+            <w:tcMar>
+              <w:top w:type="dxa" w:w="60"/>
+              <w:left w:type="dxa" w:w="120"/>
+              <w:bottom w:type="dxa" w:w="60"/>
+              <w:right w:type="dxa" w:w="120"/>
+            </w:tcMar>
+            <w:vAlign w:val="top"/>
+          </w:tcPr>
+          <w:p>
+            <w:pPr>
+              <w:spacing w:after="40" w:before="0"/>
+              <w:jc w:val="left"/>
+            </w:pPr>
+            <w:r>
+              <w:rPr>
+                <w:rFonts w:ascii="Arial" w:cs="Arial" w:eastAsia="Arial" w:hAnsi="Arial"/>
+                <w:b w:val="false"/>
+                <w:bCs w:val="false"/>
+                <w:i w:val="false"/>
+                <w:iCs w:val="false"/>
+                <w:color w:val="000000"/>
+                <w:sz w:val="18"/>
+                <w:szCs w:val="18"/>
+              </w:rPr>
+              <w:t xml:space="preserve">Observable indicator 1: All frequency values in a correctly completed table should be 16 (for KSh 98), 12 (for KSh 105), 8 (for KSh 112), 4 (for KSh 120) — summing to 40. Circulate and check sums during PART B; any pair whose frequencies do not sum to 40 has a tally error and must recount. Observable indicator 2: In PART C, Σfx = (16×98)+(12×105)+(8×112)+(4×120) = 1568+1260+896+480 = 4204. Pairs who get a different Σfx have an arithmetic error in multiplication — note these pairs for targeted support in Phase 3.</w:t>
+            </w:r>
+          </w:p>
+        </w:tc>
+      </w:tr>
+      <w:tr>
+        <w:tc>
+          <w:tcPr>
+            <w:tcW w:type="dxa" w:w="1520"/>
+            <w:shd w:fill="E2EFDA" w:color="auto" w:val="clear"/>
+            <w:tcMar>
+              <w:top w:type="dxa" w:w="60"/>
+              <w:left w:type="dxa" w:w="120"/>
+              <w:bottom w:type="dxa" w:w="60"/>
+              <w:right w:type="dxa" w:w="120"/>
+            </w:tcMar>
+            <w:vAlign w:val="top"/>
+          </w:tcPr>
+          <w:p>
+            <w:pPr>
+              <w:spacing w:after="40" w:before="0"/>
+              <w:jc w:val="left"/>
+            </w:pPr>
+            <w:r>
+              <w:rPr>
+                <w:rFonts w:ascii="Arial" w:cs="Arial" w:eastAsia="Arial" w:hAnsi="Arial"/>
+                <w:b/>
+                <w:bCs/>
+                <w:i w:val="false"/>
+                <w:iCs w:val="false"/>
+                <w:color w:val="000000"/>
+                <w:sz w:val="18"/>
+                <w:szCs w:val="18"/>
+              </w:rPr>
+              <w:t xml:space="preserve">Explain Phase</w:t>
+            </w:r>
+          </w:p>
+          <w:p>
+            <w:pPr>
+              <w:spacing w:after="20" w:before="0"/>
+            </w:pPr>
+            <w:r>
+              <w:rPr>
+                <w:rFonts w:ascii="Arial" w:cs="Arial" w:eastAsia="Arial" w:hAnsi="Arial"/>
+                <w:b/>
+                <w:bCs/>
+                <w:color w:val="1F3864"/>
+                <w:sz w:val="16"/>
+                <w:szCs w:val="16"/>
+              </w:rPr>
+              <w:t xml:space="preserve">📹 VIDEO:</w:t>
+            </w:r>
+          </w:p>
+          <w:p>
+            <w:pPr>
+              <w:spacing w:after="20" w:before="0"/>
+            </w:pPr>
+            <w:hyperlink w:history="1" r:id="rId6ml3_xu1vwtpogaoatops">
               <w:r>
                 <w:rPr>
                   <w:rFonts w:ascii="Arial" w:cs="Arial" w:eastAsia="Arial" w:hAnsi="Arial"/>
@@ -12635,7 +12941,7 @@
               <w:spacing w:after="10" w:before="0"/>
               <w:ind w:left="120"/>
             </w:pPr>
-            <w:hyperlink w:history="1" r:id="rId7h1lw-1s2nbgetp2t9jcy">
+            <w:hyperlink w:history="1" r:id="rIdnjfxly9rvz2qazn439ot7">
               <w:r>
                 <w:rPr>
                   <w:rFonts w:ascii="Arial" w:cs="Arial" w:eastAsia="Arial" w:hAnsi="Arial"/>
@@ -12680,7 +12986,7 @@
             <w:pPr>
               <w:spacing w:after="20" w:before="0"/>
             </w:pPr>
-            <w:hyperlink w:history="1" r:id="rIdk54eppts-s53b-uar2kye">
+            <w:hyperlink w:history="1" r:id="rIdwatka-ujwa-8seqncwfdk">
               <w:r>
                 <w:rPr>
                   <w:rFonts w:ascii="Arial" w:cs="Arial" w:eastAsia="Arial" w:hAnsi="Arial"/>
@@ -12689,7 +12995,7 @@
                   <w:szCs w:val="16"/>
                   <w:u w:val="single" w:color="2E75B6"/>
                 </w:rPr>
-                <w:t xml:space="preserve">Line Plots from Frequency Tables (Flexbook)</w:t>
+                <w:t xml:space="preserve">Ungrouped Data to Find the Mean (Flexbook)</w:t>
               </w:r>
             </w:hyperlink>
           </w:p>
@@ -12713,7 +13019,7 @@
               <w:spacing w:after="10" w:before="0"/>
               <w:ind w:left="120"/>
             </w:pPr>
-            <w:hyperlink w:history="1" r:id="rId2yambey5v07br9hgcqrdk">
+            <w:hyperlink w:history="1" r:id="rId4ssmkqudx9pczryi8ccdr">
               <w:r>
                 <w:rPr>
                   <w:rFonts w:ascii="Arial" w:cs="Arial" w:eastAsia="Arial" w:hAnsi="Arial"/>
@@ -12755,7 +13061,7 @@
                 <w:sz w:val="18"/>
                 <w:szCs w:val="18"/>
               </w:rPr>
-              <w:t xml:space="preserve">PART A — Teacher live model (10 min): The teacher works through ONLY the first 10 prices from the list on the board, building a tally chart in real time. Learners watch and record the emerging table in their books: columns headed 'Price (KSh)', 'Tally', 'Frequency (f)'. They see tally marks grouped in fives (four vertical strokes, fifth diagonal). After 10 prices, the teacher freezes and asks learners to complete the frequency column themselves before revealing it. PART B — Pair construction (20 min): In assigned pairs, learners extend the same table to cover all 40 prices. Each pair receives a blank three-column table template (ruled, with the four price values 98, 105, 112, 120 already listed in column 1). Learners take turns reading prices aloud while the other marks tallies, then swap roles at price 20. They complete the frequency column and check that frequencies sum to 40. PART C — Adding the fx column (5 min): Teacher introduces a fourth column headed 'fx' (price × frequency). Learners calculate and fill in fx for each row, then find Σfx (the sum of all fx values). They record Σf = 40 and Σfx at the bottom of the table.</w:t>
+              <w:t xml:space="preserve">Learners work in groups of four (two pairs combining) to answer a structured Explain worksheet with four questions anchored to the phenomenon: (E1) Which maize price appeared most often at Wakulima Market? What do we call this value in statistics? (E2) A journalist from the Daily Nation wants to write ONE sentence summarising the maize price situation. Using only your frequency table, write that sentence. (E3) The family says prices 'vary wildly'. The neighbour says prices are 'always about the same'. Use your frequency table — give each person ONE piece of evidence from the table that SUPPORTS their view. (E4) Wanjiru says, 'The average price must be KSh 108.50 because that is halfway between 98 and 120.' Use Σfx and Σf from your table to calculate the actual mean. Is Wanjiru right? Why or why not? Groups discuss for 10 minutes, then the teacher facilitates a 10-minute whole-class debrief.</w:t>
             </w:r>
           </w:p>
         </w:tc>
@@ -12787,7 +13093,7 @@
                 <w:sz w:val="18"/>
                 <w:szCs w:val="18"/>
               </w:rPr>
-              <w:t xml:space="preserve">PART A: Stand at the board. Say: 'Watch exactly what I do — I am going to read this list like a careful Wakulima Market record-keeper.' Read the first price aloud: 'Ninety-eight shillings' — draw one tally mark next to 98. Read the next: 'One hundred and five' — mark next to 105. Continue through price 10, narrating every mark. At price 5 say: 'I have four marks for 98 — watch what happens to the fifth.' Model the diagonal fifth stroke and say: 'That bundle of five makes counting easy later.' After 10 prices, say: 'Now YOU fill in the frequency column before I do.' Give 90 seconds of silent work. Cold-call one pair: 'Kamau and Achieng — what frequency did you get for 98 so far?' Apply 10-second WAIT TIME. Reveal and confirm. PART B: Circulate every 3 minutes. Prompt pairs who are not alternating roles: 'Who is reading and who is marking right now? Swap.' Spot-check at price 20 by asking: 'What should your four frequencies add up to at this point?' (Answer: 20.) Prompt struggling pairs: 'Point to each tally mark and count — does your tally match your frequency number?' PART C: Write 'fx' on the board. Say: 'This column is our bridge to the mean. fx means: how much money would have been paid in total if every purchase at this price happened f times?' Model the first row: 98 × 16 = 1 568. Ask pairs to complete the remaining three rows. Say: 'When you add up all your fx values, what do you get? Write that number — it is the total shillings paid across all 40 purchases.' Give 3 minutes. Cold-call two pairs for their Σfx value and compare — if they differ, ask: 'How will we find out who is right?' (recount tallies, re-multiply).</w:t>
+              <w:t xml:space="preserve">Distribute the Explain worksheet. Say: 'Questions E1 to E4 — you are not doing arithmetic for its own sake. You are using the table to settle a real argument about real food prices that affect real Nairobi families.' Circulate during group work. For E1, prompt groups that write only the number: 'You have the number — what is the statistical NAME for the most frequent value?' (mode). For E3, push groups who only support one side: 'You found evidence for the family — now play devil's advocate and find evidence for the neighbour.' For E4, write the formula scaffold on the board: Mean = Σfx ÷ Σf = 4204 ÷ 40 = ? Do NOT compute it — let groups calculate. After 10 minutes, facilitate debrief: cold-call one group for E1 ('Njoroge — what is the mode and how does the table prove it?'), one group for E3 ('Adhiambo — read us the two pieces of evidence you found'), one group for E4 ('Mwangi — what mean did your group calculate? Now is Wanjiru right?'). Apply 12-second WAIT TIME after each question. Close the Explain phase by writing on the board: 'FREQUENCY TABLE INSIGHT: The most common price was KSh 98 — it appeared 16 out of 40 times (40%). This table is now our first organised evidence in the Maize Price Mystery.' Ask: 'Does this one fact alone settle the argument? Vote — thumbs up if yes, thumbs sideways if maybe, thumbs down if no.' Count and record the vote visibly.</w:t>
             </w:r>
           </w:p>
         </w:tc>
@@ -12819,7 +13125,7 @@
                 <w:sz w:val="18"/>
                 <w:szCs w:val="18"/>
               </w:rPr>
-              <w:t xml:space="preserve">Concrete–Representational connection: the tally mark process makes the abstract concept of 'frequency' physically visible — each stroke represents one real price paid by a real family at Wakulima Market. Alternating reader/marker roles in pairs embeds the data-collection process as a collaborative, error-checking practice (NGSS Science and Engineering Practice 3: Planning and Carrying Out Investigations; Practice 4: Analysing and Interpreting Data).</w:t>
+              <w:t xml:space="preserve">Claim–Evidence–Reasoning (CER): learners must use specific cells from their frequency table as evidence and connect that evidence to the competing claims of the family and neighbour. This prevents rote answers and forces learners to treat the table as a tool for argumentation, not just a bookkeeping exercise. (NGSS Practice 6: Constructing Explanations and Designing Solutions; Practice 7: Engaging in Argument from Evidence.)</w:t>
             </w:r>
           </w:p>
         </w:tc>
@@ -12851,7 +13157,7 @@
                 <w:sz w:val="18"/>
                 <w:szCs w:val="18"/>
               </w:rPr>
-              <w:t xml:space="preserve">Observable indicator 1: All frequency values in a correctly completed table should be 16 (for KSh 98), 12 (for KSh 105), 8 (for KSh 112), 4 (for KSh 120) — summing to 40. Circulate and check sums during PART B; any pair whose frequencies do not sum to 40 has a tally error and must recount. Observable indicator 2: In PART C, Σfx = (16×98)+(12×105)+(8×112)+(4×120) = 1568+1260+896+480 = 4204. Pairs who get a different Σfx have an arithmetic error in multiplication — note these pairs for targeted support in Phase 3.</w:t>
+              <w:t xml:space="preserve">Observable indicator 1: Learners correctly identify mode = KSh 98 and use the word 'mode' (not just 'most common number'). Observable indicator 2: Learners calculate mean = 4204 ÷ 40 = 105.10 and explicitly state that Wanjiru's midrange estimate of 108.50 is NOT the mean because it ignores the unequal frequencies. Observable indicator 3: In E3, listen for whether groups cite BOTH a high-frequency cluster (supporting the neighbour) AND the presence of KSh 120 prices (supporting the family) — groups that find only one side need a follow-up prompt in Phase 4.</w:t>
             </w:r>
           </w:p>
         </w:tc>
@@ -12860,32 +13166,32 @@
         <w:tc>
           <w:tcPr>
             <w:tcW w:type="dxa" w:w="1520"/>
-            <w:shd w:fill="E2EFDA" w:color="auto" w:val="clear"/>
-            <w:tcMar>
-              <w:top w:type="dxa" w:w="60"/>
-              <w:left w:type="dxa" w:w="120"/>
-              <w:bottom w:type="dxa" w:w="60"/>
-              <w:right w:type="dxa" w:w="120"/>
-            </w:tcMar>
-            <w:vAlign w:val="top"/>
-          </w:tcPr>
-          <w:p>
-            <w:pPr>
-              <w:spacing w:after="40" w:before="0"/>
-              <w:jc w:val="left"/>
-            </w:pPr>
-            <w:r>
-              <w:rPr>
-                <w:rFonts w:ascii="Arial" w:cs="Arial" w:eastAsia="Arial" w:hAnsi="Arial"/>
-                <w:b/>
-                <w:bCs/>
-                <w:i w:val="false"/>
-                <w:iCs w:val="false"/>
-                <w:color w:val="000000"/>
-                <w:sz w:val="18"/>
-                <w:szCs w:val="18"/>
-              </w:rPr>
-              <w:t xml:space="preserve">Explain Phase</w:t>
+            <w:shd w:fill="FCE4D6" w:color="auto" w:val="clear"/>
+            <w:tcMar>
+              <w:top w:type="dxa" w:w="60"/>
+              <w:left w:type="dxa" w:w="120"/>
+              <w:bottom w:type="dxa" w:w="60"/>
+              <w:right w:type="dxa" w:w="120"/>
+            </w:tcMar>
+            <w:vAlign w:val="top"/>
+          </w:tcPr>
+          <w:p>
+            <w:pPr>
+              <w:spacing w:after="40" w:before="0"/>
+              <w:jc w:val="left"/>
+            </w:pPr>
+            <w:r>
+              <w:rPr>
+                <w:rFonts w:ascii="Arial" w:cs="Arial" w:eastAsia="Arial" w:hAnsi="Arial"/>
+                <w:b/>
+                <w:bCs/>
+                <w:i w:val="false"/>
+                <w:iCs w:val="false"/>
+                <w:color w:val="000000"/>
+                <w:sz w:val="18"/>
+                <w:szCs w:val="18"/>
+              </w:rPr>
+              <w:t xml:space="preserve">Driving Question Board (DQB) Creation</w:t>
             </w:r>
           </w:p>
           <w:p>
@@ -12908,7 +13214,7 @@
             <w:pPr>
               <w:spacing w:after="20" w:before="0"/>
             </w:pPr>
-            <w:hyperlink w:history="1" r:id="rIdp-pf8q6mpjs6dcnhzili7">
+            <w:hyperlink w:history="1" r:id="rIdahp4cfturhegrxl0owh6l">
               <w:r>
                 <w:rPr>
                   <w:rFonts w:ascii="Arial" w:cs="Arial" w:eastAsia="Arial" w:hAnsi="Arial"/>
@@ -12941,7 +13247,7 @@
               <w:spacing w:after="10" w:before="0"/>
               <w:ind w:left="120"/>
             </w:pPr>
-            <w:hyperlink w:history="1" r:id="rIdnzxqpzllq0sglidim1noj">
+            <w:hyperlink w:history="1" r:id="rIdqbuey827lunxe-mobie1v">
               <w:r>
                 <w:rPr>
                   <w:rFonts w:ascii="Arial" w:cs="Arial" w:eastAsia="Arial" w:hAnsi="Arial"/>
@@ -12986,7 +13292,7 @@
             <w:pPr>
               <w:spacing w:after="20" w:before="0"/>
             </w:pPr>
-            <w:hyperlink w:history="1" r:id="rId8un_mupwnugwoibx3mzg3">
+            <w:hyperlink w:history="1" r:id="rIdmx_joeoxf1ojgsuoodwj8">
               <w:r>
                 <w:rPr>
                   <w:rFonts w:ascii="Arial" w:cs="Arial" w:eastAsia="Arial" w:hAnsi="Arial"/>
@@ -12995,7 +13301,7 @@
                   <w:szCs w:val="16"/>
                   <w:u w:val="single" w:color="2E75B6"/>
                 </w:rPr>
-                <w:t xml:space="preserve">Line Plots from Frequency Tables (Flexbook)</w:t>
+                <w:t xml:space="preserve">Ungrouped Data to Find the Mean (Flexbook)</w:t>
               </w:r>
             </w:hyperlink>
           </w:p>
@@ -13019,7 +13325,7 @@
               <w:spacing w:after="10" w:before="0"/>
               <w:ind w:left="120"/>
             </w:pPr>
-            <w:hyperlink w:history="1" r:id="rIduwihyl0sozhvu8qkgx2kr">
+            <w:hyperlink w:history="1" r:id="rIdli3rwmdbgo4t04mkf97iq">
               <w:r>
                 <w:rPr>
                   <w:rFonts w:ascii="Arial" w:cs="Arial" w:eastAsia="Arial" w:hAnsi="Arial"/>
@@ -13061,7 +13367,7 @@
                 <w:sz w:val="18"/>
                 <w:szCs w:val="18"/>
               </w:rPr>
-              <w:t xml:space="preserve">Learners work in groups of four (two pairs combining) to answer a structured Explain worksheet with four questions anchored to the phenomenon: (E1) Which maize price appeared most often at Wakulima Market? What do we call this value in statistics? (E2) A journalist from the Daily Nation wants to write ONE sentence summarising the maize price situation. Using only your frequency table, write that sentence. (E3) The family says prices 'vary wildly'. The neighbour says prices are 'always about the same'. Use your frequency table — give each person ONE piece of evidence from the table that SUPPORTS their view. (E4) Wanjiru says, 'The average price must be KSh 108.50 because that is halfway between 98 and 120.' Use Σfx and Σf from your table to calculate the actual mean. Is Wanjiru right? Why or why not? Groups discuss for 10 minutes, then the teacher facilitates a 10-minute whole-class debrief.</w:t>
+              <w:t xml:space="preserve">Each learner individually writes ONE sticky note (or a designated DQB section in their book if physical sticky notes are unavailable) responding to the prompt: 'What does today's frequency table tell us about the Maize Price Mystery — and what does it still NOT tell us?' Learners post or record their sticky notes under two headings on the class DQB: 'NOW WE KNOW…' and 'WE STILL WONDER…'. The class reads 3–4 selected notes aloud and votes (show of hands) on which unanswered question is most important to investigate next. The teacher also returns to the three Lesson 1 predictions posted on the DQB and asks: 'Can we now confirm or revise any of these older predictions?'</w:t>
             </w:r>
           </w:p>
         </w:tc>
@@ -13093,7 +13399,7 @@
                 <w:sz w:val="18"/>
                 <w:szCs w:val="18"/>
               </w:rPr>
-              <w:t xml:space="preserve">Distribute the Explain worksheet. Say: 'Questions E1 to E4 — you are not doing arithmetic for its own sake. You are using the table to settle a real argument about real food prices that affect real Nairobi families.' Circulate during group work. For E1, prompt groups that write only the number: 'You have the number — what is the statistical NAME for the most frequent value?' (mode). For E3, push groups who only support one side: 'You found evidence for the family — now play devil's advocate and find evidence for the neighbour.' For E4, write the formula scaffold on the board: Mean = Σfx ÷ Σf = 4204 ÷ 40 = ? Do NOT compute it — let groups calculate. After 10 minutes, facilitate debrief: cold-call one group for E1 ('Njoroge — what is the mode and how does the table prove it?'), one group for E3 ('Adhiambo — read us the two pieces of evidence you found'), one group for E4 ('Mwangi — what mean did your group calculate? Now is Wanjiru right?'). Apply 12-second WAIT TIME after each question. Close the Explain phase by writing on the board: 'FREQUENCY TABLE INSIGHT: The most common price was KSh 98 — it appeared 16 out of 40 times (40%). This table is now our first organised evidence in the Maize Price Mystery.' Ask: 'Does this one fact alone settle the argument? Vote — thumbs up if yes, thumbs sideways if maybe, thumbs down if no.' Count and record the vote visibly.</w:t>
+              <w:t xml:space="preserve">Point to the DQB. Say: 'The DQB is our living record of how our thinking is growing. In Lesson 1 you predicted whether prices varied or were stable. In Lesson 4 you have your first hard evidence — a frequency table. Let's update our board honestly.' Give 3 minutes of silent individual writing. Circulate and read notes — select 2 'NOW WE KNOW' notes that correctly use the word 'mode' or 'frequency' and 2 'WE STILL WONDER' notes that point toward mean/median/histogram (without necessarily using those words). Read each selected note aloud (with the author's permission) and ask the class: 'Do you agree this belongs under NOW WE KNOW / WE STILL WONDER?' After posting, point to the Lesson 1 predictions still on the board. Say: 'Amina predicted in Lesson 1 that the price was always the same. Can we now confirm, revise or reject that prediction?' Cold-call Amina if she is present. Apply 12-second WAIT TIME. Close by saying: 'Our DQB now shows that we have one organisational tool — the frequency table. Our story is getting clearer, but it is not finished. What might we need next to see the SHAPE of this data more clearly?' Accept 2–3 responses without confirming — plant the idea of graphical display for Lesson 5.</w:t>
             </w:r>
           </w:p>
         </w:tc>
@@ -13125,7 +13431,7 @@
                 <w:sz w:val="18"/>
                 <w:szCs w:val="18"/>
               </w:rPr>
-              <w:t xml:space="preserve">Claim–Evidence–Reasoning (CER): learners must use specific cells from their frequency table as evidence and connect that evidence to the competing claims of the family and neighbour. This prevents rote answers and forces learners to treat the table as a tool for argumentation, not just a bookkeeping exercise. (NGSS Practice 6: Constructing Explanations and Designing Solutions; Practice 7: Engaging in Argument from Evidence.)</w:t>
+              <w:t xml:space="preserve">DQB as Epistemic Tracking: the dual-column structure ('Now We Know' / 'We Still Wonder') makes metacognitive progress visible and collective. Revisiting Lesson 1 predictions models scientific practice — scientists update claims when new evidence arrives. (NGSS Practice 8: Obtaining, Evaluating and Communicating Information.)</w:t>
             </w:r>
           </w:p>
         </w:tc>
@@ -13157,7 +13463,7 @@
                 <w:sz w:val="18"/>
                 <w:szCs w:val="18"/>
               </w:rPr>
-              <w:t xml:space="preserve">Observable indicator 1: Learners correctly identify mode = KSh 98 and use the word 'mode' (not just 'most common number'). Observable indicator 2: Learners calculate mean = 4204 ÷ 40 = 105.10 and explicitly state that Wanjiru's midrange estimate of 108.50 is NOT the mean because it ignores the unequal frequencies. Observable indicator 3: In E3, listen for whether groups cite BOTH a high-frequency cluster (supporting the neighbour) AND the presence of KSh 120 prices (supporting the family) — groups that find only one side need a follow-up prompt in Phase 4.</w:t>
+              <w:t xml:space="preserve">Observable indicator: 'NOW WE KNOW' entries should reference concrete table findings (e.g. 'KSh 98 appears most often', 'mode = 98', 'mean ≈ 105'). 'WE STILL WONDER' entries should point toward unresolved aspects (e.g. 'why do prices jump to 120 sometimes?', 'does a bar chart show this better?', 'what is the middle price?'). Any learner whose DQB entry is still purely about the raw list (not the frequency table) has not yet internalised the lesson's central organising insight and needs individual follow-up.</w:t>
             </w:r>
           </w:p>
         </w:tc>
@@ -13166,32 +13472,32 @@
         <w:tc>
           <w:tcPr>
             <w:tcW w:type="dxa" w:w="1520"/>
-            <w:shd w:fill="FCE4D6" w:color="auto" w:val="clear"/>
-            <w:tcMar>
-              <w:top w:type="dxa" w:w="60"/>
-              <w:left w:type="dxa" w:w="120"/>
-              <w:bottom w:type="dxa" w:w="60"/>
-              <w:right w:type="dxa" w:w="120"/>
-            </w:tcMar>
-            <w:vAlign w:val="top"/>
-          </w:tcPr>
-          <w:p>
-            <w:pPr>
-              <w:spacing w:after="40" w:before="0"/>
-              <w:jc w:val="left"/>
-            </w:pPr>
-            <w:r>
-              <w:rPr>
-                <w:rFonts w:ascii="Arial" w:cs="Arial" w:eastAsia="Arial" w:hAnsi="Arial"/>
-                <w:b/>
-                <w:bCs/>
-                <w:i w:val="false"/>
-                <w:iCs w:val="false"/>
-                <w:color w:val="000000"/>
-                <w:sz w:val="18"/>
-                <w:szCs w:val="18"/>
-              </w:rPr>
-              <w:t xml:space="preserve">Driving Question Board (DQB) Creation</w:t>
+            <w:shd w:fill="D5E8F0" w:color="auto" w:val="clear"/>
+            <w:tcMar>
+              <w:top w:type="dxa" w:w="60"/>
+              <w:left w:type="dxa" w:w="120"/>
+              <w:bottom w:type="dxa" w:w="60"/>
+              <w:right w:type="dxa" w:w="120"/>
+            </w:tcMar>
+            <w:vAlign w:val="top"/>
+          </w:tcPr>
+          <w:p>
+            <w:pPr>
+              <w:spacing w:after="40" w:before="0"/>
+              <w:jc w:val="left"/>
+            </w:pPr>
+            <w:r>
+              <w:rPr>
+                <w:rFonts w:ascii="Arial" w:cs="Arial" w:eastAsia="Arial" w:hAnsi="Arial"/>
+                <w:b/>
+                <w:bCs/>
+                <w:i w:val="false"/>
+                <w:iCs w:val="false"/>
+                <w:color w:val="000000"/>
+                <w:sz w:val="18"/>
+                <w:szCs w:val="18"/>
+              </w:rPr>
+              <w:t xml:space="preserve">Model Building Phase</w:t>
             </w:r>
           </w:p>
           <w:p>
@@ -13214,7 +13520,7 @@
             <w:pPr>
               <w:spacing w:after="20" w:before="0"/>
             </w:pPr>
-            <w:hyperlink w:history="1" r:id="rIdyjmrohwfy1pzbti87-8mm">
+            <w:hyperlink w:history="1" r:id="rId-ejdzwui9cmjgef1trail">
               <w:r>
                 <w:rPr>
                   <w:rFonts w:ascii="Arial" w:cs="Arial" w:eastAsia="Arial" w:hAnsi="Arial"/>
@@ -13247,7 +13553,7 @@
               <w:spacing w:after="10" w:before="0"/>
               <w:ind w:left="120"/>
             </w:pPr>
-            <w:hyperlink w:history="1" r:id="rIdlyd7tcrjuu7y3unp5jq73">
+            <w:hyperlink w:history="1" r:id="rIdnzp4xxayiu8aizzwtfyvk">
               <w:r>
                 <w:rPr>
                   <w:rFonts w:ascii="Arial" w:cs="Arial" w:eastAsia="Arial" w:hAnsi="Arial"/>
@@ -13292,7 +13598,7 @@
             <w:pPr>
               <w:spacing w:after="20" w:before="0"/>
             </w:pPr>
-            <w:hyperlink w:history="1" r:id="rIdjwvux8bzm4orce_26_pak">
+            <w:hyperlink w:history="1" r:id="rIdcpzbd7g1vsls7m_kekq8j">
               <w:r>
                 <w:rPr>
                   <w:rFonts w:ascii="Arial" w:cs="Arial" w:eastAsia="Arial" w:hAnsi="Arial"/>
@@ -13301,7 +13607,7 @@
                   <w:szCs w:val="16"/>
                   <w:u w:val="single" w:color="2E75B6"/>
                 </w:rPr>
-                <w:t xml:space="preserve">Line Plots from Frequency Tables (Flexbook)</w:t>
+                <w:t xml:space="preserve">Ungrouped Data to Find the Mean (Flexbook)</w:t>
               </w:r>
             </w:hyperlink>
           </w:p>
@@ -13325,313 +13631,7 @@
               <w:spacing w:after="10" w:before="0"/>
               <w:ind w:left="120"/>
             </w:pPr>
-            <w:hyperlink w:history="1" r:id="rIdmpwsr3ariwotv3vokpagl">
-              <w:r>
-                <w:rPr>
-                  <w:rFonts w:ascii="Arial" w:cs="Arial" w:eastAsia="Arial" w:hAnsi="Arial"/>
-                  <w:color w:val="595959"/>
-                  <w:sz w:val="14"/>
-                  <w:szCs w:val="14"/>
-                  <w:u w:val="single" w:color="595959"/>
-                </w:rPr>
-                <w:t xml:space="preserve">🔍 Search ARES for similar readings</w:t>
-              </w:r>
-            </w:hyperlink>
-          </w:p>
-        </w:tc>
-        <w:tc>
-          <w:tcPr>
-            <w:tcW w:type="dxa" w:w="3040"/>
-            <w:shd w:fill="FFFFFF" w:color="auto" w:val="clear"/>
-            <w:tcMar>
-              <w:top w:type="dxa" w:w="60"/>
-              <w:left w:type="dxa" w:w="120"/>
-              <w:bottom w:type="dxa" w:w="60"/>
-              <w:right w:type="dxa" w:w="120"/>
-            </w:tcMar>
-            <w:vAlign w:val="top"/>
-          </w:tcPr>
-          <w:p>
-            <w:pPr>
-              <w:spacing w:after="40" w:before="0"/>
-              <w:jc w:val="left"/>
-            </w:pPr>
-            <w:r>
-              <w:rPr>
-                <w:rFonts w:ascii="Arial" w:cs="Arial" w:eastAsia="Arial" w:hAnsi="Arial"/>
-                <w:b w:val="false"/>
-                <w:bCs w:val="false"/>
-                <w:i w:val="false"/>
-                <w:iCs w:val="false"/>
-                <w:color w:val="000000"/>
-                <w:sz w:val="18"/>
-                <w:szCs w:val="18"/>
-              </w:rPr>
-              <w:t xml:space="preserve">Each learner individually writes ONE sticky note (or a designated DQB section in their book if physical sticky notes are unavailable) responding to the prompt: 'What does today's frequency table tell us about the Maize Price Mystery — and what does it still NOT tell us?' Learners post or record their sticky notes under two headings on the class DQB: 'NOW WE KNOW…' and 'WE STILL WONDER…'. The class reads 3–4 selected notes aloud and votes (show of hands) on which unanswered question is most important to investigate next. The teacher also returns to the three Lesson 1 predictions posted on the DQB and asks: 'Can we now confirm or revise any of these older predictions?'</w:t>
-            </w:r>
-          </w:p>
-        </w:tc>
-        <w:tc>
-          <w:tcPr>
-            <w:tcW w:type="dxa" w:w="3040"/>
-            <w:shd w:fill="F2F2F2" w:color="auto" w:val="clear"/>
-            <w:tcMar>
-              <w:top w:type="dxa" w:w="60"/>
-              <w:left w:type="dxa" w:w="120"/>
-              <w:bottom w:type="dxa" w:w="60"/>
-              <w:right w:type="dxa" w:w="120"/>
-            </w:tcMar>
-            <w:vAlign w:val="top"/>
-          </w:tcPr>
-          <w:p>
-            <w:pPr>
-              <w:spacing w:after="40" w:before="0"/>
-              <w:jc w:val="left"/>
-            </w:pPr>
-            <w:r>
-              <w:rPr>
-                <w:rFonts w:ascii="Arial" w:cs="Arial" w:eastAsia="Arial" w:hAnsi="Arial"/>
-                <w:b w:val="false"/>
-                <w:bCs w:val="false"/>
-                <w:i w:val="false"/>
-                <w:iCs w:val="false"/>
-                <w:color w:val="000000"/>
-                <w:sz w:val="18"/>
-                <w:szCs w:val="18"/>
-              </w:rPr>
-              <w:t xml:space="preserve">Point to the DQB. Say: 'The DQB is our living record of how our thinking is growing. In Lesson 1 you predicted whether prices varied or were stable. In Lesson 4 you have your first hard evidence — a frequency table. Let's update our board honestly.' Give 3 minutes of silent individual writing. Circulate and read notes — select 2 'NOW WE KNOW' notes that correctly use the word 'mode' or 'frequency' and 2 'WE STILL WONDER' notes that point toward mean/median/histogram (without necessarily using those words). Read each selected note aloud (with the author's permission) and ask the class: 'Do you agree this belongs under NOW WE KNOW / WE STILL WONDER?' After posting, point to the Lesson 1 predictions still on the board. Say: 'Amina predicted in Lesson 1 that the price was always the same. Can we now confirm, revise or reject that prediction?' Cold-call Amina if she is present. Apply 12-second WAIT TIME. Close by saying: 'Our DQB now shows that we have one organisational tool — the frequency table. Our story is getting clearer, but it is not finished. What might we need next to see the SHAPE of this data more clearly?' Accept 2–3 responses without confirming — plant the idea of graphical display for Lesson 5.</w:t>
-            </w:r>
-          </w:p>
-        </w:tc>
-        <w:tc>
-          <w:tcPr>
-            <w:tcW w:type="dxa" w:w="3040"/>
-            <w:shd w:fill="FFFFFF" w:color="auto" w:val="clear"/>
-            <w:tcMar>
-              <w:top w:type="dxa" w:w="60"/>
-              <w:left w:type="dxa" w:w="120"/>
-              <w:bottom w:type="dxa" w:w="60"/>
-              <w:right w:type="dxa" w:w="120"/>
-            </w:tcMar>
-            <w:vAlign w:val="top"/>
-          </w:tcPr>
-          <w:p>
-            <w:pPr>
-              <w:spacing w:after="40" w:before="0"/>
-              <w:jc w:val="left"/>
-            </w:pPr>
-            <w:r>
-              <w:rPr>
-                <w:rFonts w:ascii="Arial" w:cs="Arial" w:eastAsia="Arial" w:hAnsi="Arial"/>
-                <w:b w:val="false"/>
-                <w:bCs w:val="false"/>
-                <w:i w:val="false"/>
-                <w:iCs w:val="false"/>
-                <w:color w:val="000000"/>
-                <w:sz w:val="18"/>
-                <w:szCs w:val="18"/>
-              </w:rPr>
-              <w:t xml:space="preserve">DQB as Epistemic Tracking: the dual-column structure ('Now We Know' / 'We Still Wonder') makes metacognitive progress visible and collective. Revisiting Lesson 1 predictions models scientific practice — scientists update claims when new evidence arrives. (NGSS Practice 8: Obtaining, Evaluating and Communicating Information.)</w:t>
-            </w:r>
-          </w:p>
-        </w:tc>
-        <w:tc>
-          <w:tcPr>
-            <w:tcW w:type="dxa" w:w="3040"/>
-            <w:shd w:fill="F2F2F2" w:color="auto" w:val="clear"/>
-            <w:tcMar>
-              <w:top w:type="dxa" w:w="60"/>
-              <w:left w:type="dxa" w:w="120"/>
-              <w:bottom w:type="dxa" w:w="60"/>
-              <w:right w:type="dxa" w:w="120"/>
-            </w:tcMar>
-            <w:vAlign w:val="top"/>
-          </w:tcPr>
-          <w:p>
-            <w:pPr>
-              <w:spacing w:after="40" w:before="0"/>
-              <w:jc w:val="left"/>
-            </w:pPr>
-            <w:r>
-              <w:rPr>
-                <w:rFonts w:ascii="Arial" w:cs="Arial" w:eastAsia="Arial" w:hAnsi="Arial"/>
-                <w:b w:val="false"/>
-                <w:bCs w:val="false"/>
-                <w:i w:val="false"/>
-                <w:iCs w:val="false"/>
-                <w:color w:val="000000"/>
-                <w:sz w:val="18"/>
-                <w:szCs w:val="18"/>
-              </w:rPr>
-              <w:t xml:space="preserve">Observable indicator: 'NOW WE KNOW' entries should reference concrete table findings (e.g. 'KSh 98 appears most often', 'mode = 98', 'mean ≈ 105'). 'WE STILL WONDER' entries should point toward unresolved aspects (e.g. 'why do prices jump to 120 sometimes?', 'does a bar chart show this better?', 'what is the middle price?'). Any learner whose DQB entry is still purely about the raw list (not the frequency table) has not yet internalised the lesson's central organising insight and needs individual follow-up.</w:t>
-            </w:r>
-          </w:p>
-        </w:tc>
-      </w:tr>
-      <w:tr>
-        <w:tc>
-          <w:tcPr>
-            <w:tcW w:type="dxa" w:w="1520"/>
-            <w:shd w:fill="D5E8F0" w:color="auto" w:val="clear"/>
-            <w:tcMar>
-              <w:top w:type="dxa" w:w="60"/>
-              <w:left w:type="dxa" w:w="120"/>
-              <w:bottom w:type="dxa" w:w="60"/>
-              <w:right w:type="dxa" w:w="120"/>
-            </w:tcMar>
-            <w:vAlign w:val="top"/>
-          </w:tcPr>
-          <w:p>
-            <w:pPr>
-              <w:spacing w:after="40" w:before="0"/>
-              <w:jc w:val="left"/>
-            </w:pPr>
-            <w:r>
-              <w:rPr>
-                <w:rFonts w:ascii="Arial" w:cs="Arial" w:eastAsia="Arial" w:hAnsi="Arial"/>
-                <w:b/>
-                <w:bCs/>
-                <w:i w:val="false"/>
-                <w:iCs w:val="false"/>
-                <w:color w:val="000000"/>
-                <w:sz w:val="18"/>
-                <w:szCs w:val="18"/>
-              </w:rPr>
-              <w:t xml:space="preserve">Model Building Phase</w:t>
-            </w:r>
-          </w:p>
-          <w:p>
-            <w:pPr>
-              <w:spacing w:after="20" w:before="0"/>
-            </w:pPr>
-            <w:r>
-              <w:rPr>
-                <w:rFonts w:ascii="Arial" w:cs="Arial" w:eastAsia="Arial" w:hAnsi="Arial"/>
-                <w:b/>
-                <w:bCs/>
-                <w:color w:val="1F3864"/>
-                <w:sz w:val="16"/>
-                <w:szCs w:val="16"/>
-              </w:rPr>
-              <w:t xml:space="preserve">📹 VIDEO:</w:t>
-            </w:r>
-          </w:p>
-          <w:p>
-            <w:pPr>
-              <w:spacing w:after="20" w:before="0"/>
-            </w:pPr>
-            <w:hyperlink w:history="1" r:id="rIdprwcjuwwu0ezq5nwlzfj8">
-              <w:r>
-                <w:rPr>
-                  <w:rFonts w:ascii="Arial" w:cs="Arial" w:eastAsia="Arial" w:hAnsi="Arial"/>
-                  <w:color w:val="2E75B6"/>
-                  <w:sz w:val="16"/>
-                  <w:szCs w:val="16"/>
-                  <w:u w:val="single" w:color="2E75B6"/>
-                </w:rPr>
-                <w:t xml:space="preserve">Ungrouped Data to Find the Mean Principles</w:t>
-              </w:r>
-            </w:hyperlink>
-          </w:p>
-          <w:p>
-            <w:pPr>
-              <w:spacing w:after="10" w:before="0"/>
-              <w:ind w:left="120"/>
-            </w:pPr>
-            <w:r>
-              <w:rPr>
-                <w:rFonts w:ascii="Arial" w:cs="Arial" w:eastAsia="Arial" w:hAnsi="Arial"/>
-                <w:color w:val="595959"/>
-                <w:sz w:val="14"/>
-                <w:szCs w:val="14"/>
-              </w:rPr>
-              <w:t xml:space="preserve">Source: CK-12</w:t>
-            </w:r>
-          </w:p>
-          <w:p>
-            <w:pPr>
-              <w:spacing w:after="10" w:before="0"/>
-              <w:ind w:left="120"/>
-            </w:pPr>
-            <w:hyperlink w:history="1" r:id="rId1srovl2jpbhffjjdtjell">
-              <w:r>
-                <w:rPr>
-                  <w:rFonts w:ascii="Arial" w:cs="Arial" w:eastAsia="Arial" w:hAnsi="Arial"/>
-                  <w:color w:val="595959"/>
-                  <w:sz w:val="14"/>
-                  <w:szCs w:val="14"/>
-                  <w:u w:val="single" w:color="595959"/>
-                </w:rPr>
-                <w:t xml:space="preserve">🔍 Search ARES for similar videos</w:t>
-              </w:r>
-            </w:hyperlink>
-          </w:p>
-          <w:p>
-            <w:pPr>
-              <w:spacing w:after="40" w:before="0"/>
-            </w:pPr>
-            <w:r>
-              <w:rPr>
-                <w:sz w:val="14"/>
-                <w:szCs w:val="14"/>
-              </w:rPr>
-              <w:t xml:space="preserve"/>
-            </w:r>
-          </w:p>
-          <w:p>
-            <w:pPr>
-              <w:spacing w:after="20" w:before="0"/>
-            </w:pPr>
-            <w:r>
-              <w:rPr>
-                <w:rFonts w:ascii="Arial" w:cs="Arial" w:eastAsia="Arial" w:hAnsi="Arial"/>
-                <w:b/>
-                <w:bCs/>
-                <w:color w:val="1F3864"/>
-                <w:sz w:val="16"/>
-                <w:szCs w:val="16"/>
-              </w:rPr>
-              <w:t xml:space="preserve">📖 HTML:</w:t>
-            </w:r>
-          </w:p>
-          <w:p>
-            <w:pPr>
-              <w:spacing w:after="20" w:before="0"/>
-            </w:pPr>
-            <w:hyperlink w:history="1" r:id="rId9-p3hqjqm9qjt81cod7_m">
-              <w:r>
-                <w:rPr>
-                  <w:rFonts w:ascii="Arial" w:cs="Arial" w:eastAsia="Arial" w:hAnsi="Arial"/>
-                  <w:color w:val="2E75B6"/>
-                  <w:sz w:val="16"/>
-                  <w:szCs w:val="16"/>
-                  <w:u w:val="single" w:color="2E75B6"/>
-                </w:rPr>
-                <w:t xml:space="preserve">Line Plots from Frequency Tables (Flexbook)</w:t>
-              </w:r>
-            </w:hyperlink>
-          </w:p>
-          <w:p>
-            <w:pPr>
-              <w:spacing w:after="10" w:before="0"/>
-              <w:ind w:left="120"/>
-            </w:pPr>
-            <w:r>
-              <w:rPr>
-                <w:rFonts w:ascii="Arial" w:cs="Arial" w:eastAsia="Arial" w:hAnsi="Arial"/>
-                <w:color w:val="595959"/>
-                <w:sz w:val="14"/>
-                <w:szCs w:val="14"/>
-              </w:rPr>
-              <w:t xml:space="preserve">Source: CK-12</w:t>
-            </w:r>
-          </w:p>
-          <w:p>
-            <w:pPr>
-              <w:spacing w:after="10" w:before="0"/>
-              <w:ind w:left="120"/>
-            </w:pPr>
-            <w:hyperlink w:history="1" r:id="rId-bdojkc7z9hkbuvi5rnb4">
+            <w:hyperlink w:history="1" r:id="rId7qj8f7lhepb1twuz9gexk">
               <w:r>
                 <w:rPr>
                   <w:rFonts w:ascii="Arial" w:cs="Arial" w:eastAsia="Arial" w:hAnsi="Arial"/>
@@ -15118,7 +15118,7 @@
             <w:pPr>
               <w:spacing w:after="20" w:before="0"/>
             </w:pPr>
-            <w:hyperlink w:history="1" r:id="rIdczdmgwrdlgdl5fjte_xa3">
+            <w:hyperlink w:history="1" r:id="rId-ivjela4hwkjauuvz_p4l">
               <w:r>
                 <w:rPr>
                   <w:rFonts w:ascii="Arial" w:cs="Arial" w:eastAsia="Arial" w:hAnsi="Arial"/>
@@ -15127,7 +15127,7 @@
                   <w:szCs w:val="16"/>
                   <w:u w:val="single" w:color="2E75B6"/>
                 </w:rPr>
-                <w:t xml:space="preserve">Experimental probability</w:t>
+                <w:t xml:space="preserve">Density Curves</w:t>
               </w:r>
             </w:hyperlink>
           </w:p>
@@ -15151,7 +15151,7 @@
               <w:spacing w:after="10" w:before="0"/>
               <w:ind w:left="120"/>
             </w:pPr>
-            <w:hyperlink w:history="1" r:id="rId-9rrjmldy_wefsi-crhg2">
+            <w:hyperlink w:history="1" r:id="rIdie7p_3ykmqrdr6d1d6ld2">
               <w:r>
                 <w:rPr>
                   <w:rFonts w:ascii="Arial" w:cs="Arial" w:eastAsia="Arial" w:hAnsi="Arial"/>
@@ -15196,7 +15196,7 @@
             <w:pPr>
               <w:spacing w:after="20" w:before="0"/>
             </w:pPr>
-            <w:hyperlink w:history="1" r:id="rIdkdlw1ioeejix9qixsjmcy">
+            <w:hyperlink w:history="1" r:id="rIdfavnaws6neb5ftv70-mnv">
               <w:r>
                 <w:rPr>
                   <w:rFonts w:ascii="Arial" w:cs="Arial" w:eastAsia="Arial" w:hAnsi="Arial"/>
@@ -15205,7 +15205,7 @@
                   <w:szCs w:val="16"/>
                   <w:u w:val="single" w:color="2E75B6"/>
                 </w:rPr>
-                <w:t xml:space="preserve">Baby Due Date Histogram (PLIX)</w:t>
+                <w:t xml:space="preserve">Represent Real-World Data Using Bar Graphs, Frequency Tables and Histograms (Flexbook)</w:t>
               </w:r>
             </w:hyperlink>
           </w:p>
@@ -15229,7 +15229,7 @@
               <w:spacing w:after="10" w:before="0"/>
               <w:ind w:left="120"/>
             </w:pPr>
-            <w:hyperlink w:history="1" r:id="rId2un0qizrbbjpz4iviputv">
+            <w:hyperlink w:history="1" r:id="rIdb0pv_yeb28ym2rp6x--_2">
               <w:r>
                 <w:rPr>
                   <w:rFonts w:ascii="Arial" w:cs="Arial" w:eastAsia="Arial" w:hAnsi="Arial"/>
@@ -15424,7 +15424,7 @@
             <w:pPr>
               <w:spacing w:after="20" w:before="0"/>
             </w:pPr>
-            <w:hyperlink w:history="1" r:id="rIdhibvyrkfdzcdfhobktd98">
+            <w:hyperlink w:history="1" r:id="rIdy2oh5drjcewqehx5h_7de">
               <w:r>
                 <w:rPr>
                   <w:rFonts w:ascii="Arial" w:cs="Arial" w:eastAsia="Arial" w:hAnsi="Arial"/>
@@ -15433,7 +15433,7 @@
                   <w:szCs w:val="16"/>
                   <w:u w:val="single" w:color="2E75B6"/>
                 </w:rPr>
-                <w:t xml:space="preserve">Experimental probability</w:t>
+                <w:t xml:space="preserve">Creating a histogram</w:t>
               </w:r>
             </w:hyperlink>
           </w:p>
@@ -15457,7 +15457,7 @@
               <w:spacing w:after="10" w:before="0"/>
               <w:ind w:left="120"/>
             </w:pPr>
-            <w:hyperlink w:history="1" r:id="rIdq0rdp_k-wkeoclut_7bks">
+            <w:hyperlink w:history="1" r:id="rIdrog1i741h89ealn3-kkfg">
               <w:r>
                 <w:rPr>
                   <w:rFonts w:ascii="Arial" w:cs="Arial" w:eastAsia="Arial" w:hAnsi="Arial"/>
@@ -15495,14 +15495,14 @@
                 <w:sz w:val="16"/>
                 <w:szCs w:val="16"/>
               </w:rPr>
-              <w:t xml:space="preserve">📖 HTML:</w:t>
+              <w:t xml:space="preserve">📖 EXERCISE:</w:t>
             </w:r>
           </w:p>
           <w:p>
             <w:pPr>
               <w:spacing w:after="20" w:before="0"/>
             </w:pPr>
-            <w:hyperlink w:history="1" r:id="rIdzxo0q2ogklxtzfdz70i_p">
+            <w:hyperlink w:history="1" r:id="rIdb-vluiomkxyue8ttelyn3">
               <w:r>
                 <w:rPr>
                   <w:rFonts w:ascii="Arial" w:cs="Arial" w:eastAsia="Arial" w:hAnsi="Arial"/>
@@ -15511,7 +15511,7 @@
                   <w:szCs w:val="16"/>
                   <w:u w:val="single" w:color="2E75B6"/>
                 </w:rPr>
-                <w:t xml:space="preserve">Baby Due Date Histogram (PLIX)</w:t>
+                <w:t xml:space="preserve">Bar Graphs, Frequency Tables, and Histograms Practice</w:t>
               </w:r>
             </w:hyperlink>
           </w:p>
@@ -15535,7 +15535,7 @@
               <w:spacing w:after="10" w:before="0"/>
               <w:ind w:left="120"/>
             </w:pPr>
-            <w:hyperlink w:history="1" r:id="rIdwqvqd3gtface9sn4y9xts">
+            <w:hyperlink w:history="1" r:id="rIdbgjdjctso9h0zxqpiqppl">
               <w:r>
                 <w:rPr>
                   <w:rFonts w:ascii="Arial" w:cs="Arial" w:eastAsia="Arial" w:hAnsi="Arial"/>
@@ -15730,7 +15730,7 @@
             <w:pPr>
               <w:spacing w:after="20" w:before="0"/>
             </w:pPr>
-            <w:hyperlink w:history="1" r:id="rIdr5xnjvrwvkt0fp8pkkxk9">
+            <w:hyperlink w:history="1" r:id="rId1yjkftb0stm2hmal5zscz">
               <w:r>
                 <w:rPr>
                   <w:rFonts w:ascii="Arial" w:cs="Arial" w:eastAsia="Arial" w:hAnsi="Arial"/>
@@ -15739,7 +15739,7 @@
                   <w:szCs w:val="16"/>
                   <w:u w:val="single" w:color="2E75B6"/>
                 </w:rPr>
-                <w:t xml:space="preserve">Experimental probability</w:t>
+                <w:t xml:space="preserve">Histograms</w:t>
               </w:r>
             </w:hyperlink>
           </w:p>
@@ -15763,7 +15763,7 @@
               <w:spacing w:after="10" w:before="0"/>
               <w:ind w:left="120"/>
             </w:pPr>
-            <w:hyperlink w:history="1" r:id="rIdaqg1hefxgi5vcgcln-iye">
+            <w:hyperlink w:history="1" r:id="rIdpq2o6bljewuhrm--v_yb_">
               <w:r>
                 <w:rPr>
                   <w:rFonts w:ascii="Arial" w:cs="Arial" w:eastAsia="Arial" w:hAnsi="Arial"/>
@@ -15808,7 +15808,7 @@
             <w:pPr>
               <w:spacing w:after="20" w:before="0"/>
             </w:pPr>
-            <w:hyperlink w:history="1" r:id="rIducposk39pdpknwe5zunwh">
+            <w:hyperlink w:history="1" r:id="rIdqcs4awdkesc-nhcqla41x">
               <w:r>
                 <w:rPr>
                   <w:rFonts w:ascii="Arial" w:cs="Arial" w:eastAsia="Arial" w:hAnsi="Arial"/>
@@ -15817,7 +15817,7 @@
                   <w:szCs w:val="16"/>
                   <w:u w:val="single" w:color="2E75B6"/>
                 </w:rPr>
-                <w:t xml:space="preserve">Baby Due Date Histogram (PLIX)</w:t>
+                <w:t xml:space="preserve">Frequency Tables and Histograms (Flexbook)</w:t>
               </w:r>
             </w:hyperlink>
           </w:p>
@@ -15841,7 +15841,7 @@
               <w:spacing w:after="10" w:before="0"/>
               <w:ind w:left="120"/>
             </w:pPr>
-            <w:hyperlink w:history="1" r:id="rId8zxhek8ydp4p-9haa_m1b">
+            <w:hyperlink w:history="1" r:id="rIdr8ap-28ircuumei9axqjc">
               <w:r>
                 <w:rPr>
                   <w:rFonts w:ascii="Arial" w:cs="Arial" w:eastAsia="Arial" w:hAnsi="Arial"/>
@@ -16036,7 +16036,7 @@
             <w:pPr>
               <w:spacing w:after="20" w:before="0"/>
             </w:pPr>
-            <w:hyperlink w:history="1" r:id="rIdwlp0o7kclk9-inkkuugpq">
+            <w:hyperlink w:history="1" r:id="rIdwkemscw6aeuyvngcmdy7j">
               <w:r>
                 <w:rPr>
                   <w:rFonts w:ascii="Arial" w:cs="Arial" w:eastAsia="Arial" w:hAnsi="Arial"/>
@@ -16045,7 +16045,7 @@
                   <w:szCs w:val="16"/>
                   <w:u w:val="single" w:color="2E75B6"/>
                 </w:rPr>
-                <w:t xml:space="preserve">Experimental probability</w:t>
+                <w:t xml:space="preserve">Density Curves</w:t>
               </w:r>
             </w:hyperlink>
           </w:p>
@@ -16069,7 +16069,7 @@
               <w:spacing w:after="10" w:before="0"/>
               <w:ind w:left="120"/>
             </w:pPr>
-            <w:hyperlink w:history="1" r:id="rIdz5qh1rqu21p3x5ldakl7o">
+            <w:hyperlink w:history="1" r:id="rIdiivnw5ewvemdyif5rgto8">
               <w:r>
                 <w:rPr>
                   <w:rFonts w:ascii="Arial" w:cs="Arial" w:eastAsia="Arial" w:hAnsi="Arial"/>
@@ -16107,14 +16107,14 @@
                 <w:sz w:val="16"/>
                 <w:szCs w:val="16"/>
               </w:rPr>
-              <w:t xml:space="preserve">📖 HTML:</w:t>
+              <w:t xml:space="preserve">📖 EXERCISE:</w:t>
             </w:r>
           </w:p>
           <w:p>
             <w:pPr>
               <w:spacing w:after="20" w:before="0"/>
             </w:pPr>
-            <w:hyperlink w:history="1" r:id="rIdjgoal7pvc7d2bt13buz9l">
+            <w:hyperlink w:history="1" r:id="rIdt4us-vznzmc4sckc78ihc">
               <w:r>
                 <w:rPr>
                   <w:rFonts w:ascii="Arial" w:cs="Arial" w:eastAsia="Arial" w:hAnsi="Arial"/>
@@ -16123,7 +16123,7 @@
                   <w:szCs w:val="16"/>
                   <w:u w:val="single" w:color="2E75B6"/>
                 </w:rPr>
-                <w:t xml:space="preserve">Baby Due Date Histogram (PLIX)</w:t>
+                <w:t xml:space="preserve">Frequency Tables and Histograms Practice</w:t>
               </w:r>
             </w:hyperlink>
           </w:p>
@@ -16147,7 +16147,7 @@
               <w:spacing w:after="10" w:before="0"/>
               <w:ind w:left="120"/>
             </w:pPr>
-            <w:hyperlink w:history="1" r:id="rId8ibco3za7xbm8xg2ehirl">
+            <w:hyperlink w:history="1" r:id="rIdzssixehrp0kd895pn3gmd">
               <w:r>
                 <w:rPr>
                   <w:rFonts w:ascii="Arial" w:cs="Arial" w:eastAsia="Arial" w:hAnsi="Arial"/>
@@ -16342,7 +16342,7 @@
             <w:pPr>
               <w:spacing w:after="20" w:before="0"/>
             </w:pPr>
-            <w:hyperlink w:history="1" r:id="rIdvyb81s-falhudlbzcdpwt">
+            <w:hyperlink w:history="1" r:id="rIdtok5ygitiuwsynr8rdhza">
               <w:r>
                 <w:rPr>
                   <w:rFonts w:ascii="Arial" w:cs="Arial" w:eastAsia="Arial" w:hAnsi="Arial"/>
@@ -16351,7 +16351,7 @@
                   <w:szCs w:val="16"/>
                   <w:u w:val="single" w:color="2E75B6"/>
                 </w:rPr>
-                <w:t xml:space="preserve">Experimental probability</w:t>
+                <w:t xml:space="preserve">Density Curves</w:t>
               </w:r>
             </w:hyperlink>
           </w:p>
@@ -16375,7 +16375,7 @@
               <w:spacing w:after="10" w:before="0"/>
               <w:ind w:left="120"/>
             </w:pPr>
-            <w:hyperlink w:history="1" r:id="rIdgrwsqwq9m9tyleigo93yr">
+            <w:hyperlink w:history="1" r:id="rIdchlfbml0ly39cji4jjn4f">
               <w:r>
                 <w:rPr>
                   <w:rFonts w:ascii="Arial" w:cs="Arial" w:eastAsia="Arial" w:hAnsi="Arial"/>
@@ -16420,7 +16420,7 @@
             <w:pPr>
               <w:spacing w:after="20" w:before="0"/>
             </w:pPr>
-            <w:hyperlink w:history="1" r:id="rIdl5k8kf6hqyv-xrioalrel">
+            <w:hyperlink w:history="1" r:id="rIdaeu6dsdrhpkq4xsqm1tub">
               <w:r>
                 <w:rPr>
                   <w:rFonts w:ascii="Arial" w:cs="Arial" w:eastAsia="Arial" w:hAnsi="Arial"/>
@@ -16429,7 +16429,7 @@
                   <w:szCs w:val="16"/>
                   <w:u w:val="single" w:color="2E75B6"/>
                 </w:rPr>
-                <w:t xml:space="preserve">Baby Due Date Histogram (PLIX)</w:t>
+                <w:t xml:space="preserve">Represent Real-World Data Using Bar Graphs, Frequency Tables and Histograms (Flexbook)</w:t>
               </w:r>
             </w:hyperlink>
           </w:p>
@@ -16453,7 +16453,7 @@
               <w:spacing w:after="10" w:before="0"/>
               <w:ind w:left="120"/>
             </w:pPr>
-            <w:hyperlink w:history="1" r:id="rIdxmcplas4rbm4rwk9e2lgk">
+            <w:hyperlink w:history="1" r:id="rIdzcsvsxkods0zo3siku1n9">
               <w:r>
                 <w:rPr>
                   <w:rFonts w:ascii="Arial" w:cs="Arial" w:eastAsia="Arial" w:hAnsi="Arial"/>
@@ -18054,7 +18054,7 @@
             <w:pPr>
               <w:spacing w:after="20" w:before="0"/>
             </w:pPr>
-            <w:hyperlink w:history="1" r:id="rId6dscxwedicahmmprrnqrq">
+            <w:hyperlink w:history="1" r:id="rId8okqdtx88x2z5ixeqt1zz">
               <w:r>
                 <w:rPr>
                   <w:rFonts w:ascii="Arial" w:cs="Arial" w:eastAsia="Arial" w:hAnsi="Arial"/>
@@ -18063,7 +18063,7 @@
                   <w:szCs w:val="16"/>
                   <w:u w:val="single" w:color="2E75B6"/>
                 </w:rPr>
-                <w:t xml:space="preserve">Subtracting with Grouped Pictures</w:t>
+                <w:t xml:space="preserve">Modal verbs</w:t>
               </w:r>
             </w:hyperlink>
           </w:p>
@@ -18079,7 +18079,7 @@
                 <w:sz w:val="14"/>
                 <w:szCs w:val="14"/>
               </w:rPr>
-              <w:t xml:space="preserve">Source: CK-12</w:t>
+              <w:t xml:space="preserve">Source: Khan Academy (English - US curriculum)</w:t>
             </w:r>
           </w:p>
           <w:p>
@@ -18087,7 +18087,7 @@
               <w:spacing w:after="10" w:before="0"/>
               <w:ind w:left="120"/>
             </w:pPr>
-            <w:hyperlink w:history="1" r:id="rIdxc9hapdec0ygwrgxha_gc">
+            <w:hyperlink w:history="1" r:id="rIdpij11fyoemumna2qx9xlu">
               <w:r>
                 <w:rPr>
                   <w:rFonts w:ascii="Arial" w:cs="Arial" w:eastAsia="Arial" w:hAnsi="Arial"/>
@@ -18125,14 +18125,14 @@
                 <w:sz w:val="16"/>
                 <w:szCs w:val="16"/>
               </w:rPr>
-              <w:t xml:space="preserve">📖 HTML:</w:t>
+              <w:t xml:space="preserve">📖 EXERCISE:</w:t>
             </w:r>
           </w:p>
           <w:p>
             <w:pPr>
               <w:spacing w:after="20" w:before="0"/>
             </w:pPr>
-            <w:hyperlink w:history="1" r:id="rIdgr9u15w6jhk-ebppylupi">
+            <w:hyperlink w:history="1" r:id="rIdlhwjmtcgjohui6t3qh3tm">
               <w:r>
                 <w:rPr>
                   <w:rFonts w:ascii="Arial" w:cs="Arial" w:eastAsia="Arial" w:hAnsi="Arial"/>
@@ -18141,7 +18141,7 @@
                   <w:szCs w:val="16"/>
                   <w:u w:val="single" w:color="2E75B6"/>
                 </w:rPr>
-                <w:t xml:space="preserve">Grouped Data to Find the Mean (Flexbook)</w:t>
+                <w:t xml:space="preserve">Test statistic and P-value in chi-square tests with two-way tables</w:t>
               </w:r>
             </w:hyperlink>
           </w:p>
@@ -18157,7 +18157,7 @@
                 <w:sz w:val="14"/>
                 <w:szCs w:val="14"/>
               </w:rPr>
-              <w:t xml:space="preserve">Source: CK-12</w:t>
+              <w:t xml:space="preserve">Source: Khan Academy (English - US curriculum)</w:t>
             </w:r>
           </w:p>
           <w:p>
@@ -18165,7 +18165,7 @@
               <w:spacing w:after="10" w:before="0"/>
               <w:ind w:left="120"/>
             </w:pPr>
-            <w:hyperlink w:history="1" r:id="rIdat_shrv6hvuwfacclbp3r">
+            <w:hyperlink w:history="1" r:id="rId9glq2soyv5cxm7-f1tltx">
               <w:r>
                 <w:rPr>
                   <w:rFonts w:ascii="Arial" w:cs="Arial" w:eastAsia="Arial" w:hAnsi="Arial"/>
@@ -18360,7 +18360,7 @@
             <w:pPr>
               <w:spacing w:after="20" w:before="0"/>
             </w:pPr>
-            <w:hyperlink w:history="1" r:id="rIdoailrgqcatr_beuz5czlz">
+            <w:hyperlink w:history="1" r:id="rIdoltie04eywzyyg5poxhxe">
               <w:r>
                 <w:rPr>
                   <w:rFonts w:ascii="Arial" w:cs="Arial" w:eastAsia="Arial" w:hAnsi="Arial"/>
@@ -18369,7 +18369,7 @@
                   <w:szCs w:val="16"/>
                   <w:u w:val="single" w:color="2E75B6"/>
                 </w:rPr>
-                <w:t xml:space="preserve">Subtracting with Grouped Pictures</w:t>
+                <w:t xml:space="preserve">Modal verbs</w:t>
               </w:r>
             </w:hyperlink>
           </w:p>
@@ -18385,7 +18385,7 @@
                 <w:sz w:val="14"/>
                 <w:szCs w:val="14"/>
               </w:rPr>
-              <w:t xml:space="preserve">Source: CK-12</w:t>
+              <w:t xml:space="preserve">Source: Khan Academy (English - US curriculum)</w:t>
             </w:r>
           </w:p>
           <w:p>
@@ -18393,7 +18393,7 @@
               <w:spacing w:after="10" w:before="0"/>
               <w:ind w:left="120"/>
             </w:pPr>
-            <w:hyperlink w:history="1" r:id="rIdwo9xtrx_qs7mp8lo8euze">
+            <w:hyperlink w:history="1" r:id="rIdw_hhbu3_vyfly6hllmlgf">
               <w:r>
                 <w:rPr>
                   <w:rFonts w:ascii="Arial" w:cs="Arial" w:eastAsia="Arial" w:hAnsi="Arial"/>
@@ -18431,14 +18431,14 @@
                 <w:sz w:val="16"/>
                 <w:szCs w:val="16"/>
               </w:rPr>
-              <w:t xml:space="preserve">📖 HTML:</w:t>
+              <w:t xml:space="preserve">📖 EXERCISE:</w:t>
             </w:r>
           </w:p>
           <w:p>
             <w:pPr>
               <w:spacing w:after="20" w:before="0"/>
             </w:pPr>
-            <w:hyperlink w:history="1" r:id="rIddg1t0n_sy6fx7k6xbgllt">
+            <w:hyperlink w:history="1" r:id="rId8uhwrpyrxsjhjwgbxitzd">
               <w:r>
                 <w:rPr>
                   <w:rFonts w:ascii="Arial" w:cs="Arial" w:eastAsia="Arial" w:hAnsi="Arial"/>
@@ -18447,7 +18447,7 @@
                   <w:szCs w:val="16"/>
                   <w:u w:val="single" w:color="2E75B6"/>
                 </w:rPr>
-                <w:t xml:space="preserve">Grouped Data to Find the Mean (Flexbook)</w:t>
+                <w:t xml:space="preserve">Calculating the test statistic in a z test for a proportion</w:t>
               </w:r>
             </w:hyperlink>
           </w:p>
@@ -18463,7 +18463,7 @@
                 <w:sz w:val="14"/>
                 <w:szCs w:val="14"/>
               </w:rPr>
-              <w:t xml:space="preserve">Source: CK-12</w:t>
+              <w:t xml:space="preserve">Source: Khan Academy (English - US curriculum)</w:t>
             </w:r>
           </w:p>
           <w:p>
@@ -18471,7 +18471,7 @@
               <w:spacing w:after="10" w:before="0"/>
               <w:ind w:left="120"/>
             </w:pPr>
-            <w:hyperlink w:history="1" r:id="rIdwos2eg0ygw_web0lmqeyt">
+            <w:hyperlink w:history="1" r:id="rIdx1n4u1gjab-kvhzcra0na">
               <w:r>
                 <w:rPr>
                   <w:rFonts w:ascii="Arial" w:cs="Arial" w:eastAsia="Arial" w:hAnsi="Arial"/>
@@ -18666,7 +18666,7 @@
             <w:pPr>
               <w:spacing w:after="20" w:before="0"/>
             </w:pPr>
-            <w:hyperlink w:history="1" r:id="rIdxytotkdahx_uqrrubriuq">
+            <w:hyperlink w:history="1" r:id="rIdo36p6pampjzrd6ymcgvmz">
               <w:r>
                 <w:rPr>
                   <w:rFonts w:ascii="Arial" w:cs="Arial" w:eastAsia="Arial" w:hAnsi="Arial"/>
@@ -18675,7 +18675,7 @@
                   <w:szCs w:val="16"/>
                   <w:u w:val="single" w:color="2E75B6"/>
                 </w:rPr>
-                <w:t xml:space="preserve">Subtracting with Grouped Pictures</w:t>
+                <w:t xml:space="preserve">Modal verbs</w:t>
               </w:r>
             </w:hyperlink>
           </w:p>
@@ -18691,7 +18691,7 @@
                 <w:sz w:val="14"/>
                 <w:szCs w:val="14"/>
               </w:rPr>
-              <w:t xml:space="preserve">Source: CK-12</w:t>
+              <w:t xml:space="preserve">Source: Khan Academy (English - US curriculum)</w:t>
             </w:r>
           </w:p>
           <w:p>
@@ -18699,7 +18699,7 @@
               <w:spacing w:after="10" w:before="0"/>
               <w:ind w:left="120"/>
             </w:pPr>
-            <w:hyperlink w:history="1" r:id="rIdnvqx7ox8jvmdisqqtz4bt">
+            <w:hyperlink w:history="1" r:id="rId0i56vv0_fc2lt_xcksn3d">
               <w:r>
                 <w:rPr>
                   <w:rFonts w:ascii="Arial" w:cs="Arial" w:eastAsia="Arial" w:hAnsi="Arial"/>
@@ -18737,14 +18737,14 @@
                 <w:sz w:val="16"/>
                 <w:szCs w:val="16"/>
               </w:rPr>
-              <w:t xml:space="preserve">📖 HTML:</w:t>
+              <w:t xml:space="preserve">📖 EXERCISE:</w:t>
             </w:r>
           </w:p>
           <w:p>
             <w:pPr>
               <w:spacing w:after="20" w:before="0"/>
             </w:pPr>
-            <w:hyperlink w:history="1" r:id="rIdszvkgiattiidz57nkoowg">
+            <w:hyperlink w:history="1" r:id="rIdh7jcnhf_nynetha1bxq_d">
               <w:r>
                 <w:rPr>
                   <w:rFonts w:ascii="Arial" w:cs="Arial" w:eastAsia="Arial" w:hAnsi="Arial"/>
@@ -18753,7 +18753,7 @@
                   <w:szCs w:val="16"/>
                   <w:u w:val="single" w:color="2E75B6"/>
                 </w:rPr>
-                <w:t xml:space="preserve">Grouped Data to Find the Mean (Flexbook)</w:t>
+                <w:t xml:space="preserve">Test statistic and P-value in chi-square tests with two-way tables</w:t>
               </w:r>
             </w:hyperlink>
           </w:p>
@@ -18769,7 +18769,7 @@
                 <w:sz w:val="14"/>
                 <w:szCs w:val="14"/>
               </w:rPr>
-              <w:t xml:space="preserve">Source: CK-12</w:t>
+              <w:t xml:space="preserve">Source: Khan Academy (English - US curriculum)</w:t>
             </w:r>
           </w:p>
           <w:p>
@@ -18777,7 +18777,7 @@
               <w:spacing w:after="10" w:before="0"/>
               <w:ind w:left="120"/>
             </w:pPr>
-            <w:hyperlink w:history="1" r:id="rIdosg2mnwffldzwagzaawbn">
+            <w:hyperlink w:history="1" r:id="rIdzzstdqskln4iiautf32xm">
               <w:r>
                 <w:rPr>
                   <w:rFonts w:ascii="Arial" w:cs="Arial" w:eastAsia="Arial" w:hAnsi="Arial"/>
@@ -18972,7 +18972,7 @@
             <w:pPr>
               <w:spacing w:after="20" w:before="0"/>
             </w:pPr>
-            <w:hyperlink w:history="1" r:id="rIdf3psdbynpephbjzcla9ol">
+            <w:hyperlink w:history="1" r:id="rIdjamb6vooninc5scv2atdd">
               <w:r>
                 <w:rPr>
                   <w:rFonts w:ascii="Arial" w:cs="Arial" w:eastAsia="Arial" w:hAnsi="Arial"/>
@@ -18981,7 +18981,7 @@
                   <w:szCs w:val="16"/>
                   <w:u w:val="single" w:color="2E75B6"/>
                 </w:rPr>
-                <w:t xml:space="preserve">Subtracting with Grouped Pictures</w:t>
+                <w:t xml:space="preserve">Modal verbs</w:t>
               </w:r>
             </w:hyperlink>
           </w:p>
@@ -18997,7 +18997,7 @@
                 <w:sz w:val="14"/>
                 <w:szCs w:val="14"/>
               </w:rPr>
-              <w:t xml:space="preserve">Source: CK-12</w:t>
+              <w:t xml:space="preserve">Source: Khan Academy (English - US curriculum)</w:t>
             </w:r>
           </w:p>
           <w:p>
@@ -19005,7 +19005,7 @@
               <w:spacing w:after="10" w:before="0"/>
               <w:ind w:left="120"/>
             </w:pPr>
-            <w:hyperlink w:history="1" r:id="rIdmwcugymcgfbia832n-qfk">
+            <w:hyperlink w:history="1" r:id="rIdfz87utciny_c_1lvdp9pp">
               <w:r>
                 <w:rPr>
                   <w:rFonts w:ascii="Arial" w:cs="Arial" w:eastAsia="Arial" w:hAnsi="Arial"/>
@@ -19043,14 +19043,14 @@
                 <w:sz w:val="16"/>
                 <w:szCs w:val="16"/>
               </w:rPr>
-              <w:t xml:space="preserve">📖 HTML:</w:t>
+              <w:t xml:space="preserve">📖 EXERCISE:</w:t>
             </w:r>
           </w:p>
           <w:p>
             <w:pPr>
               <w:spacing w:after="20" w:before="0"/>
             </w:pPr>
-            <w:hyperlink w:history="1" r:id="rIdsklb06tbpk4a-pcbuv5lm">
+            <w:hyperlink w:history="1" r:id="rIdng_edq91-lmctc6nhwi6q">
               <w:r>
                 <w:rPr>
                   <w:rFonts w:ascii="Arial" w:cs="Arial" w:eastAsia="Arial" w:hAnsi="Arial"/>
@@ -19059,7 +19059,7 @@
                   <w:szCs w:val="16"/>
                   <w:u w:val="single" w:color="2E75B6"/>
                 </w:rPr>
-                <w:t xml:space="preserve">Grouped Data to Find the Mean (Flexbook)</w:t>
+                <w:t xml:space="preserve">Test statistic and P-value in chi-square tests with two-way tables</w:t>
               </w:r>
             </w:hyperlink>
           </w:p>
@@ -19075,7 +19075,7 @@
                 <w:sz w:val="14"/>
                 <w:szCs w:val="14"/>
               </w:rPr>
-              <w:t xml:space="preserve">Source: CK-12</w:t>
+              <w:t xml:space="preserve">Source: Khan Academy (English - US curriculum)</w:t>
             </w:r>
           </w:p>
           <w:p>
@@ -19083,7 +19083,7 @@
               <w:spacing w:after="10" w:before="0"/>
               <w:ind w:left="120"/>
             </w:pPr>
-            <w:hyperlink w:history="1" r:id="rIdfer-xmw94bhehbna3q2hu">
+            <w:hyperlink w:history="1" r:id="rIdth87ksxkqhe-m-4olhlcs">
               <w:r>
                 <w:rPr>
                   <w:rFonts w:ascii="Arial" w:cs="Arial" w:eastAsia="Arial" w:hAnsi="Arial"/>
@@ -19278,7 +19278,7 @@
             <w:pPr>
               <w:spacing w:after="20" w:before="0"/>
             </w:pPr>
-            <w:hyperlink w:history="1" r:id="rIdlr4np0ja5rcbi0kpu-a_j">
+            <w:hyperlink w:history="1" r:id="rIddlzmiyasfan1c8-yy__pu">
               <w:r>
                 <w:rPr>
                   <w:rFonts w:ascii="Arial" w:cs="Arial" w:eastAsia="Arial" w:hAnsi="Arial"/>
@@ -19287,7 +19287,7 @@
                   <w:szCs w:val="16"/>
                   <w:u w:val="single" w:color="2E75B6"/>
                 </w:rPr>
-                <w:t xml:space="preserve">Subtracting with Grouped Pictures</w:t>
+                <w:t xml:space="preserve">Modal verbs</w:t>
               </w:r>
             </w:hyperlink>
           </w:p>
@@ -19303,7 +19303,7 @@
                 <w:sz w:val="14"/>
                 <w:szCs w:val="14"/>
               </w:rPr>
-              <w:t xml:space="preserve">Source: CK-12</w:t>
+              <w:t xml:space="preserve">Source: Khan Academy (English - US curriculum)</w:t>
             </w:r>
           </w:p>
           <w:p>
@@ -19311,7 +19311,7 @@
               <w:spacing w:after="10" w:before="0"/>
               <w:ind w:left="120"/>
             </w:pPr>
-            <w:hyperlink w:history="1" r:id="rIdbvphfinkiiskvq4sr0teq">
+            <w:hyperlink w:history="1" r:id="rId6cwwkewmhwwj0h8kgrvsj">
               <w:r>
                 <w:rPr>
                   <w:rFonts w:ascii="Arial" w:cs="Arial" w:eastAsia="Arial" w:hAnsi="Arial"/>
@@ -19349,14 +19349,14 @@
                 <w:sz w:val="16"/>
                 <w:szCs w:val="16"/>
               </w:rPr>
-              <w:t xml:space="preserve">📖 HTML:</w:t>
+              <w:t xml:space="preserve">📖 EXERCISE:</w:t>
             </w:r>
           </w:p>
           <w:p>
             <w:pPr>
               <w:spacing w:after="20" w:before="0"/>
             </w:pPr>
-            <w:hyperlink w:history="1" r:id="rIdhsih0z_6h0tdrylmft9ol">
+            <w:hyperlink w:history="1" r:id="rIdkjc3tmlnvjb0q7amph17i">
               <w:r>
                 <w:rPr>
                   <w:rFonts w:ascii="Arial" w:cs="Arial" w:eastAsia="Arial" w:hAnsi="Arial"/>
@@ -19365,7 +19365,7 @@
                   <w:szCs w:val="16"/>
                   <w:u w:val="single" w:color="2E75B6"/>
                 </w:rPr>
-                <w:t xml:space="preserve">Grouped Data to Find the Mean (Flexbook)</w:t>
+                <w:t xml:space="preserve">Test statistic and P-value in chi-square tests with two-way tables</w:t>
               </w:r>
             </w:hyperlink>
           </w:p>
@@ -19381,7 +19381,7 @@
                 <w:sz w:val="14"/>
                 <w:szCs w:val="14"/>
               </w:rPr>
-              <w:t xml:space="preserve">Source: CK-12</w:t>
+              <w:t xml:space="preserve">Source: Khan Academy (English - US curriculum)</w:t>
             </w:r>
           </w:p>
           <w:p>
@@ -19389,7 +19389,7 @@
               <w:spacing w:after="10" w:before="0"/>
               <w:ind w:left="120"/>
             </w:pPr>
-            <w:hyperlink w:history="1" r:id="rIdljv4n7lcuo1ulemxzbzc0">
+            <w:hyperlink w:history="1" r:id="rIdzjq2wcctdtjkzc_uilafg">
               <w:r>
                 <w:rPr>
                   <w:rFonts w:ascii="Arial" w:cs="Arial" w:eastAsia="Arial" w:hAnsi="Arial"/>
@@ -20876,7 +20876,7 @@
             <w:pPr>
               <w:spacing w:after="20" w:before="0"/>
             </w:pPr>
-            <w:hyperlink w:history="1" r:id="rIdjfxvrw2a3icqwb3vwpa-b">
+            <w:hyperlink w:history="1" r:id="rIdnj_wltc48pz0hfj4d0gmu">
               <w:r>
                 <w:rPr>
                   <w:rFonts w:ascii="Arial" w:cs="Arial" w:eastAsia="Arial" w:hAnsi="Arial"/>
@@ -20885,7 +20885,7 @@
                   <w:szCs w:val="16"/>
                   <w:u w:val="single" w:color="2E75B6"/>
                 </w:rPr>
-                <w:t xml:space="preserve">Subtracting with Grouped Pictures</w:t>
+                <w:t xml:space="preserve">Grouped Data to Find the Mean Principles</w:t>
               </w:r>
             </w:hyperlink>
           </w:p>
@@ -20909,7 +20909,7 @@
               <w:spacing w:after="10" w:before="0"/>
               <w:ind w:left="120"/>
             </w:pPr>
-            <w:hyperlink w:history="1" r:id="rIdlnykmt4fxqla6vihb729q">
+            <w:hyperlink w:history="1" r:id="rIdkb-z6qqudn_fbavwzijjw">
               <w:r>
                 <w:rPr>
                   <w:rFonts w:ascii="Arial" w:cs="Arial" w:eastAsia="Arial" w:hAnsi="Arial"/>
@@ -20954,7 +20954,7 @@
             <w:pPr>
               <w:spacing w:after="20" w:before="0"/>
             </w:pPr>
-            <w:hyperlink w:history="1" r:id="rId0ue_wouwuxul4jh5xax85">
+            <w:hyperlink w:history="1" r:id="rIdinp5un8ojelkk7fuazegv">
               <w:r>
                 <w:rPr>
                   <w:rFonts w:ascii="Arial" w:cs="Arial" w:eastAsia="Arial" w:hAnsi="Arial"/>
@@ -20963,7 +20963,7 @@
                   <w:szCs w:val="16"/>
                   <w:u w:val="single" w:color="2E75B6"/>
                 </w:rPr>
-                <w:t xml:space="preserve">Summary Statistics, Summarizing Univariate Distributions (Flexbook)</w:t>
+                <w:t xml:space="preserve">Grouped Data to Find the Mean (Flexbook)</w:t>
               </w:r>
             </w:hyperlink>
           </w:p>
@@ -20987,7 +20987,7 @@
               <w:spacing w:after="10" w:before="0"/>
               <w:ind w:left="120"/>
             </w:pPr>
-            <w:hyperlink w:history="1" r:id="rId3yeudk9hrnrtvapyvd_yt">
+            <w:hyperlink w:history="1" r:id="rIddlsbzcu-1sptf2hgcvxtn">
               <w:r>
                 <w:rPr>
                   <w:rFonts w:ascii="Arial" w:cs="Arial" w:eastAsia="Arial" w:hAnsi="Arial"/>
@@ -21182,7 +21182,7 @@
             <w:pPr>
               <w:spacing w:after="20" w:before="0"/>
             </w:pPr>
-            <w:hyperlink w:history="1" r:id="rIddio1vig-i9ok-btyz5qgi">
+            <w:hyperlink w:history="1" r:id="rIdi6jh3fw1l6xwcf9jkrapn">
               <w:r>
                 <w:rPr>
                   <w:rFonts w:ascii="Arial" w:cs="Arial" w:eastAsia="Arial" w:hAnsi="Arial"/>
@@ -21191,7 +21191,7 @@
                   <w:szCs w:val="16"/>
                   <w:u w:val="single" w:color="2E75B6"/>
                 </w:rPr>
-                <w:t xml:space="preserve">Subtracting with Grouped Pictures</w:t>
+                <w:t xml:space="preserve">Grouped Data to Find the Mean Principles</w:t>
               </w:r>
             </w:hyperlink>
           </w:p>
@@ -21215,7 +21215,7 @@
               <w:spacing w:after="10" w:before="0"/>
               <w:ind w:left="120"/>
             </w:pPr>
-            <w:hyperlink w:history="1" r:id="rIdh8gholuoewl23ptdfcp5x">
+            <w:hyperlink w:history="1" r:id="rIdmvm2evga8aqeso7cz0aej">
               <w:r>
                 <w:rPr>
                   <w:rFonts w:ascii="Arial" w:cs="Arial" w:eastAsia="Arial" w:hAnsi="Arial"/>
@@ -21253,14 +21253,14 @@
                 <w:sz w:val="16"/>
                 <w:szCs w:val="16"/>
               </w:rPr>
-              <w:t xml:space="preserve">📖 HTML:</w:t>
+              <w:t xml:space="preserve">📖 EXERCISE:</w:t>
             </w:r>
           </w:p>
           <w:p>
             <w:pPr>
               <w:spacing w:after="20" w:before="0"/>
             </w:pPr>
-            <w:hyperlink w:history="1" r:id="rIdcpruz27njhj4urnnkim9m">
+            <w:hyperlink w:history="1" r:id="rIdjafzpulq3a3fsms0zylif">
               <w:r>
                 <w:rPr>
                   <w:rFonts w:ascii="Arial" w:cs="Arial" w:eastAsia="Arial" w:hAnsi="Arial"/>
@@ -21269,7 +21269,7 @@
                   <w:szCs w:val="16"/>
                   <w:u w:val="single" w:color="2E75B6"/>
                 </w:rPr>
-                <w:t xml:space="preserve">Summary Statistics, Summarizing Univariate Distributions (Flexbook)</w:t>
+                <w:t xml:space="preserve">Grouped Data to Find the Mean Practice</w:t>
               </w:r>
             </w:hyperlink>
           </w:p>
@@ -21293,7 +21293,7 @@
               <w:spacing w:after="10" w:before="0"/>
               <w:ind w:left="120"/>
             </w:pPr>
-            <w:hyperlink w:history="1" r:id="rId0d1dzq4epiqbbpcxy88if">
+            <w:hyperlink w:history="1" r:id="rIdqrfysb76yx9gkcaqznn15">
               <w:r>
                 <w:rPr>
                   <w:rFonts w:ascii="Arial" w:cs="Arial" w:eastAsia="Arial" w:hAnsi="Arial"/>
@@ -21488,7 +21488,7 @@
             <w:pPr>
               <w:spacing w:after="20" w:before="0"/>
             </w:pPr>
-            <w:hyperlink w:history="1" r:id="rIdt8keeeeuy_xi1owbofrfh">
+            <w:hyperlink w:history="1" r:id="rId6sgrtjqldojcpbk5ksxle">
               <w:r>
                 <w:rPr>
                   <w:rFonts w:ascii="Arial" w:cs="Arial" w:eastAsia="Arial" w:hAnsi="Arial"/>
@@ -21497,7 +21497,7 @@
                   <w:szCs w:val="16"/>
                   <w:u w:val="single" w:color="2E75B6"/>
                 </w:rPr>
-                <w:t xml:space="preserve">Subtracting with Grouped Pictures</w:t>
+                <w:t xml:space="preserve">Grouped Data to Find the Mean Principles</w:t>
               </w:r>
             </w:hyperlink>
           </w:p>
@@ -21521,7 +21521,7 @@
               <w:spacing w:after="10" w:before="0"/>
               <w:ind w:left="120"/>
             </w:pPr>
-            <w:hyperlink w:history="1" r:id="rIdsp_db32rwprqathkegyt8">
+            <w:hyperlink w:history="1" r:id="rId_mgh93x3za636izshhfac">
               <w:r>
                 <w:rPr>
                   <w:rFonts w:ascii="Arial" w:cs="Arial" w:eastAsia="Arial" w:hAnsi="Arial"/>
@@ -21566,7 +21566,7 @@
             <w:pPr>
               <w:spacing w:after="20" w:before="0"/>
             </w:pPr>
-            <w:hyperlink w:history="1" r:id="rIdxioi4i9gs9wtlvul4hocq">
+            <w:hyperlink w:history="1" r:id="rIdp76cfi22ntltsm6hhspin">
               <w:r>
                 <w:rPr>
                   <w:rFonts w:ascii="Arial" w:cs="Arial" w:eastAsia="Arial" w:hAnsi="Arial"/>
@@ -21575,7 +21575,7 @@
                   <w:szCs w:val="16"/>
                   <w:u w:val="single" w:color="2E75B6"/>
                 </w:rPr>
-                <w:t xml:space="preserve">Summary Statistics, Summarizing Univariate Distributions (Flexbook)</w:t>
+                <w:t xml:space="preserve">Measures of Central Tendency and Dispersion (Flexbook)</w:t>
               </w:r>
             </w:hyperlink>
           </w:p>
@@ -21599,7 +21599,7 @@
               <w:spacing w:after="10" w:before="0"/>
               <w:ind w:left="120"/>
             </w:pPr>
-            <w:hyperlink w:history="1" r:id="rId9ealnqa66g4sgx-vejb-o">
+            <w:hyperlink w:history="1" r:id="rIdptletonoblcbu0omvxa9w">
               <w:r>
                 <w:rPr>
                   <w:rFonts w:ascii="Arial" w:cs="Arial" w:eastAsia="Arial" w:hAnsi="Arial"/>
@@ -21794,7 +21794,7 @@
             <w:pPr>
               <w:spacing w:after="20" w:before="0"/>
             </w:pPr>
-            <w:hyperlink w:history="1" r:id="rIdqq15yqaeq0bg-z9eylerx">
+            <w:hyperlink w:history="1" r:id="rIdfoutthgpifqwqhrs2nujl">
               <w:r>
                 <w:rPr>
                   <w:rFonts w:ascii="Arial" w:cs="Arial" w:eastAsia="Arial" w:hAnsi="Arial"/>
@@ -21803,7 +21803,7 @@
                   <w:szCs w:val="16"/>
                   <w:u w:val="single" w:color="2E75B6"/>
                 </w:rPr>
-                <w:t xml:space="preserve">Subtracting with Grouped Pictures</w:t>
+                <w:t xml:space="preserve">Grouped Data to Find the Mean Principles</w:t>
               </w:r>
             </w:hyperlink>
           </w:p>
@@ -21827,7 +21827,7 @@
               <w:spacing w:after="10" w:before="0"/>
               <w:ind w:left="120"/>
             </w:pPr>
-            <w:hyperlink w:history="1" r:id="rIdjkfg7cfutyce3a2mwqzws">
+            <w:hyperlink w:history="1" r:id="rIdskr3fy0spg129akzzx2z9">
               <w:r>
                 <w:rPr>
                   <w:rFonts w:ascii="Arial" w:cs="Arial" w:eastAsia="Arial" w:hAnsi="Arial"/>
@@ -21865,14 +21865,14 @@
                 <w:sz w:val="16"/>
                 <w:szCs w:val="16"/>
               </w:rPr>
-              <w:t xml:space="preserve">📖 HTML:</w:t>
+              <w:t xml:space="preserve">📖 EXERCISE:</w:t>
             </w:r>
           </w:p>
           <w:p>
             <w:pPr>
               <w:spacing w:after="20" w:before="0"/>
             </w:pPr>
-            <w:hyperlink w:history="1" r:id="rId0septsycoc7y82mg4x15u">
+            <w:hyperlink w:history="1" r:id="rIdojenmce_szdqcjph8_f38">
               <w:r>
                 <w:rPr>
                   <w:rFonts w:ascii="Arial" w:cs="Arial" w:eastAsia="Arial" w:hAnsi="Arial"/>
@@ -21881,7 +21881,7 @@
                   <w:szCs w:val="16"/>
                   <w:u w:val="single" w:color="2E75B6"/>
                 </w:rPr>
-                <w:t xml:space="preserve">Summary Statistics, Summarizing Univariate Distributions (Flexbook)</w:t>
+                <w:t xml:space="preserve">Measures of Central Tendency and Dispersion Practice</w:t>
               </w:r>
             </w:hyperlink>
           </w:p>
@@ -21905,7 +21905,7 @@
               <w:spacing w:after="10" w:before="0"/>
               <w:ind w:left="120"/>
             </w:pPr>
-            <w:hyperlink w:history="1" r:id="rIdi9fgc3dhcuivuj0dkxapw">
+            <w:hyperlink w:history="1" r:id="rIdywh9ovcssamfhronwjaqj">
               <w:r>
                 <w:rPr>
                   <w:rFonts w:ascii="Arial" w:cs="Arial" w:eastAsia="Arial" w:hAnsi="Arial"/>
@@ -22100,7 +22100,7 @@
             <w:pPr>
               <w:spacing w:after="20" w:before="0"/>
             </w:pPr>
-            <w:hyperlink w:history="1" r:id="rId8xckpcfegeouipunsx47e">
+            <w:hyperlink w:history="1" r:id="rIdwhjt4zoqeacugwcgfxt2y">
               <w:r>
                 <w:rPr>
                   <w:rFonts w:ascii="Arial" w:cs="Arial" w:eastAsia="Arial" w:hAnsi="Arial"/>
@@ -22109,7 +22109,7 @@
                   <w:szCs w:val="16"/>
                   <w:u w:val="single" w:color="2E75B6"/>
                 </w:rPr>
-                <w:t xml:space="preserve">Subtracting with Grouped Pictures</w:t>
+                <w:t xml:space="preserve">Grouped Data to Find the Mean Principles</w:t>
               </w:r>
             </w:hyperlink>
           </w:p>
@@ -22133,7 +22133,7 @@
               <w:spacing w:after="10" w:before="0"/>
               <w:ind w:left="120"/>
             </w:pPr>
-            <w:hyperlink w:history="1" r:id="rId5jbed_c7smbe86x6v-w9o">
+            <w:hyperlink w:history="1" r:id="rIdiusietyf-gzxwsezfyhjq">
               <w:r>
                 <w:rPr>
                   <w:rFonts w:ascii="Arial" w:cs="Arial" w:eastAsia="Arial" w:hAnsi="Arial"/>
@@ -22178,7 +22178,7 @@
             <w:pPr>
               <w:spacing w:after="20" w:before="0"/>
             </w:pPr>
-            <w:hyperlink w:history="1" r:id="rIdges8ah1jxkqlf0pnz2g1l">
+            <w:hyperlink w:history="1" r:id="rId5x189undhmtzkdrrakirq">
               <w:r>
                 <w:rPr>
                   <w:rFonts w:ascii="Arial" w:cs="Arial" w:eastAsia="Arial" w:hAnsi="Arial"/>
@@ -22187,7 +22187,7 @@
                   <w:szCs w:val="16"/>
                   <w:u w:val="single" w:color="2E75B6"/>
                 </w:rPr>
-                <w:t xml:space="preserve">Summary Statistics, Summarizing Univariate Distributions (Flexbook)</w:t>
+                <w:t xml:space="preserve">Grouped Data to Find the Mean (Flexbook)</w:t>
               </w:r>
             </w:hyperlink>
           </w:p>
@@ -22211,7 +22211,7 @@
               <w:spacing w:after="10" w:before="0"/>
               <w:ind w:left="120"/>
             </w:pPr>
-            <w:hyperlink w:history="1" r:id="rIdujrfkatjfkbvc9pmvf8iv">
+            <w:hyperlink w:history="1" r:id="rIdr-zokwr28wfw8fykto2ov">
               <w:r>
                 <w:rPr>
                   <w:rFonts w:ascii="Arial" w:cs="Arial" w:eastAsia="Arial" w:hAnsi="Arial"/>
@@ -23916,7 +23916,7 @@
             <w:pPr>
               <w:spacing w:after="20" w:before="0"/>
             </w:pPr>
-            <w:hyperlink w:history="1" r:id="rIdn9-m6kdvhie-n0w4rcfmk">
+            <w:hyperlink w:history="1" r:id="rIdbycndxvtuc9b4levy61xx">
               <w:r>
                 <w:rPr>
                   <w:rFonts w:ascii="Arial" w:cs="Arial" w:eastAsia="Arial" w:hAnsi="Arial"/>
@@ -23925,7 +23925,7 @@
                   <w:szCs w:val="16"/>
                   <w:u w:val="single" w:color="2E75B6"/>
                 </w:rPr>
-                <w:t xml:space="preserve">Video: Plinko Probability</w:t>
+                <w:t xml:space="preserve">Statistics intro: Mean, median, &amp; mode</w:t>
               </w:r>
             </w:hyperlink>
           </w:p>
@@ -23941,7 +23941,7 @@
                 <w:sz w:val="14"/>
                 <w:szCs w:val="14"/>
               </w:rPr>
-              <w:t xml:space="preserve">Source: PhET Interactive Simulations (English)</w:t>
+              <w:t xml:space="preserve">Source: Khan Academy (English - US curriculum)</w:t>
             </w:r>
           </w:p>
           <w:p>
@@ -23949,7 +23949,7 @@
               <w:spacing w:after="10" w:before="0"/>
               <w:ind w:left="120"/>
             </w:pPr>
-            <w:hyperlink w:history="1" r:id="rIdxhmmqvi_0czckcgey6j0x">
+            <w:hyperlink w:history="1" r:id="rIdlysy6vkqfagh_omf6qtfe">
               <w:r>
                 <w:rPr>
                   <w:rFonts w:ascii="Arial" w:cs="Arial" w:eastAsia="Arial" w:hAnsi="Arial"/>
@@ -23987,14 +23987,14 @@
                 <w:sz w:val="16"/>
                 <w:szCs w:val="16"/>
               </w:rPr>
-              <w:t xml:space="preserve">📖 HTML:</w:t>
+              <w:t xml:space="preserve">📖 EXERCISE:</w:t>
             </w:r>
           </w:p>
           <w:p>
             <w:pPr>
               <w:spacing w:after="20" w:before="0"/>
             </w:pPr>
-            <w:hyperlink w:history="1" r:id="rIdlqo5phrobinapsigfqlam">
+            <w:hyperlink w:history="1" r:id="rIdv9yvi4r3qmc0jfgczbtox">
               <w:r>
                 <w:rPr>
                   <w:rFonts w:ascii="Arial" w:cs="Arial" w:eastAsia="Arial" w:hAnsi="Arial"/>
@@ -24003,7 +24003,7 @@
                   <w:szCs w:val="16"/>
                   <w:u w:val="single" w:color="2E75B6"/>
                 </w:rPr>
-                <w:t xml:space="preserve">Mean and Standard Deviation of Discrete Random Variables (Flexbook)</w:t>
+                <w:t xml:space="preserve">Mean, median, and mode</w:t>
               </w:r>
             </w:hyperlink>
           </w:p>
@@ -24019,7 +24019,7 @@
                 <w:sz w:val="14"/>
                 <w:szCs w:val="14"/>
               </w:rPr>
-              <w:t xml:space="preserve">Source: CK-12</w:t>
+              <w:t xml:space="preserve">Source: Khan Academy (English - US curriculum)</w:t>
             </w:r>
           </w:p>
           <w:p>
@@ -24027,7 +24027,7 @@
               <w:spacing w:after="10" w:before="0"/>
               <w:ind w:left="120"/>
             </w:pPr>
-            <w:hyperlink w:history="1" r:id="rIdf3fndwgak_vmpqlpypofh">
+            <w:hyperlink w:history="1" r:id="rIdtcfjhz5ogfi6bi67wmqcu">
               <w:r>
                 <w:rPr>
                   <w:rFonts w:ascii="Arial" w:cs="Arial" w:eastAsia="Arial" w:hAnsi="Arial"/>
@@ -24222,7 +24222,7 @@
             <w:pPr>
               <w:spacing w:after="20" w:before="0"/>
             </w:pPr>
-            <w:hyperlink w:history="1" r:id="rIdcetzgweyzzvkrlvv4riur">
+            <w:hyperlink w:history="1" r:id="rIdk6m_os6kp-zsi4y3efroi">
               <w:r>
                 <w:rPr>
                   <w:rFonts w:ascii="Arial" w:cs="Arial" w:eastAsia="Arial" w:hAnsi="Arial"/>
@@ -24231,7 +24231,7 @@
                   <w:szCs w:val="16"/>
                   <w:u w:val="single" w:color="2E75B6"/>
                 </w:rPr>
-                <w:t xml:space="preserve">Video: Plinko Probability</w:t>
+                <w:t xml:space="preserve">Statistics intro: Mean, median, &amp; mode</w:t>
               </w:r>
             </w:hyperlink>
           </w:p>
@@ -24247,7 +24247,7 @@
                 <w:sz w:val="14"/>
                 <w:szCs w:val="14"/>
               </w:rPr>
-              <w:t xml:space="preserve">Source: PhET Interactive Simulations (English)</w:t>
+              <w:t xml:space="preserve">Source: Khan Academy (English - US curriculum)</w:t>
             </w:r>
           </w:p>
           <w:p>
@@ -24255,7 +24255,7 @@
               <w:spacing w:after="10" w:before="0"/>
               <w:ind w:left="120"/>
             </w:pPr>
-            <w:hyperlink w:history="1" r:id="rIdhnnv-z_zxppk-l37hxgsq">
+            <w:hyperlink w:history="1" r:id="rIdvqsr9xmuwdhyh4kwmzi4w">
               <w:r>
                 <w:rPr>
                   <w:rFonts w:ascii="Arial" w:cs="Arial" w:eastAsia="Arial" w:hAnsi="Arial"/>
@@ -24293,14 +24293,14 @@
                 <w:sz w:val="16"/>
                 <w:szCs w:val="16"/>
               </w:rPr>
-              <w:t xml:space="preserve">📖 HTML:</w:t>
+              <w:t xml:space="preserve">📖 EXERCISE:</w:t>
             </w:r>
           </w:p>
           <w:p>
             <w:pPr>
               <w:spacing w:after="20" w:before="0"/>
             </w:pPr>
-            <w:hyperlink w:history="1" r:id="rIdvvuw4gqyrqyueyg4jw8cr">
+            <w:hyperlink w:history="1" r:id="rIdjzlzqjfmsvoxdwhognsmm">
               <w:r>
                 <w:rPr>
                   <w:rFonts w:ascii="Arial" w:cs="Arial" w:eastAsia="Arial" w:hAnsi="Arial"/>
@@ -24309,7 +24309,7 @@
                   <w:szCs w:val="16"/>
                   <w:u w:val="single" w:color="2E75B6"/>
                 </w:rPr>
-                <w:t xml:space="preserve">Mean and Standard Deviation of Discrete Random Variables (Flexbook)</w:t>
+                <w:t xml:space="preserve">Calculating the test statistic in a t test for a mean</w:t>
               </w:r>
             </w:hyperlink>
           </w:p>
@@ -24325,7 +24325,7 @@
                 <w:sz w:val="14"/>
                 <w:szCs w:val="14"/>
               </w:rPr>
-              <w:t xml:space="preserve">Source: CK-12</w:t>
+              <w:t xml:space="preserve">Source: Khan Academy (English - US curriculum)</w:t>
             </w:r>
           </w:p>
           <w:p>
@@ -24333,7 +24333,7 @@
               <w:spacing w:after="10" w:before="0"/>
               <w:ind w:left="120"/>
             </w:pPr>
-            <w:hyperlink w:history="1" r:id="rIduics0ty2p7fq_keoomuku">
+            <w:hyperlink w:history="1" r:id="rIds7vvlseqwm6wjxq4u9faq">
               <w:r>
                 <w:rPr>
                   <w:rFonts w:ascii="Arial" w:cs="Arial" w:eastAsia="Arial" w:hAnsi="Arial"/>
@@ -24528,7 +24528,7 @@
             <w:pPr>
               <w:spacing w:after="20" w:before="0"/>
             </w:pPr>
-            <w:hyperlink w:history="1" r:id="rId8w7rb9vwfuzxix61lem2x">
+            <w:hyperlink w:history="1" r:id="rIdmff-c4usonv8zkzjauxii">
               <w:r>
                 <w:rPr>
                   <w:rFonts w:ascii="Arial" w:cs="Arial" w:eastAsia="Arial" w:hAnsi="Arial"/>
@@ -24537,7 +24537,7 @@
                   <w:szCs w:val="16"/>
                   <w:u w:val="single" w:color="2E75B6"/>
                 </w:rPr>
-                <w:t xml:space="preserve">Video: Plinko Probability</w:t>
+                <w:t xml:space="preserve">Statistics intro: Mean, median, &amp; mode</w:t>
               </w:r>
             </w:hyperlink>
           </w:p>
@@ -24553,7 +24553,7 @@
                 <w:sz w:val="14"/>
                 <w:szCs w:val="14"/>
               </w:rPr>
-              <w:t xml:space="preserve">Source: PhET Interactive Simulations (English)</w:t>
+              <w:t xml:space="preserve">Source: Khan Academy (English - US curriculum)</w:t>
             </w:r>
           </w:p>
           <w:p>
@@ -24561,7 +24561,7 @@
               <w:spacing w:after="10" w:before="0"/>
               <w:ind w:left="120"/>
             </w:pPr>
-            <w:hyperlink w:history="1" r:id="rIdx2ap5r8qoltgkhfedyzbj">
+            <w:hyperlink w:history="1" r:id="rIdyfgorny77jghtpntrh6j3">
               <w:r>
                 <w:rPr>
                   <w:rFonts w:ascii="Arial" w:cs="Arial" w:eastAsia="Arial" w:hAnsi="Arial"/>
@@ -24599,14 +24599,14 @@
                 <w:sz w:val="16"/>
                 <w:szCs w:val="16"/>
               </w:rPr>
-              <w:t xml:space="preserve">📖 HTML:</w:t>
+              <w:t xml:space="preserve">📖 EXERCISE:</w:t>
             </w:r>
           </w:p>
           <w:p>
             <w:pPr>
               <w:spacing w:after="20" w:before="0"/>
             </w:pPr>
-            <w:hyperlink w:history="1" r:id="rIdscfc_qhkjz7mwsspqnv1l">
+            <w:hyperlink w:history="1" r:id="rIdqo6fkn3p5xfcebgmwn3mc">
               <w:r>
                 <w:rPr>
                   <w:rFonts w:ascii="Arial" w:cs="Arial" w:eastAsia="Arial" w:hAnsi="Arial"/>
@@ -24615,7 +24615,7 @@
                   <w:szCs w:val="16"/>
                   <w:u w:val="single" w:color="2E75B6"/>
                 </w:rPr>
-                <w:t xml:space="preserve">Mean and Standard Deviation of Discrete Random Variables (Flexbook)</w:t>
+                <w:t xml:space="preserve">Mean, median, and mode</w:t>
               </w:r>
             </w:hyperlink>
           </w:p>
@@ -24631,7 +24631,7 @@
                 <w:sz w:val="14"/>
                 <w:szCs w:val="14"/>
               </w:rPr>
-              <w:t xml:space="preserve">Source: CK-12</w:t>
+              <w:t xml:space="preserve">Source: Khan Academy (English - US curriculum)</w:t>
             </w:r>
           </w:p>
           <w:p>
@@ -24639,7 +24639,7 @@
               <w:spacing w:after="10" w:before="0"/>
               <w:ind w:left="120"/>
             </w:pPr>
-            <w:hyperlink w:history="1" r:id="rIdao27sajsqsqz1lttqqequ">
+            <w:hyperlink w:history="1" r:id="rId3le-ixq2jpxehcacuogss">
               <w:r>
                 <w:rPr>
                   <w:rFonts w:ascii="Arial" w:cs="Arial" w:eastAsia="Arial" w:hAnsi="Arial"/>
@@ -24834,7 +24834,7 @@
             <w:pPr>
               <w:spacing w:after="20" w:before="0"/>
             </w:pPr>
-            <w:hyperlink w:history="1" r:id="rIdnvkzdue8c9-xkfwldujij">
+            <w:hyperlink w:history="1" r:id="rIdgfr6hui2kuhjdupb1l4bd">
               <w:r>
                 <w:rPr>
                   <w:rFonts w:ascii="Arial" w:cs="Arial" w:eastAsia="Arial" w:hAnsi="Arial"/>
@@ -24843,7 +24843,7 @@
                   <w:szCs w:val="16"/>
                   <w:u w:val="single" w:color="2E75B6"/>
                 </w:rPr>
-                <w:t xml:space="preserve">Video: Plinko Probability</w:t>
+                <w:t xml:space="preserve">Statistics intro: Mean, median, &amp; mode</w:t>
               </w:r>
             </w:hyperlink>
           </w:p>
@@ -24859,7 +24859,7 @@
                 <w:sz w:val="14"/>
                 <w:szCs w:val="14"/>
               </w:rPr>
-              <w:t xml:space="preserve">Source: PhET Interactive Simulations (English)</w:t>
+              <w:t xml:space="preserve">Source: Khan Academy (English - US curriculum)</w:t>
             </w:r>
           </w:p>
           <w:p>
@@ -24867,7 +24867,7 @@
               <w:spacing w:after="10" w:before="0"/>
               <w:ind w:left="120"/>
             </w:pPr>
-            <w:hyperlink w:history="1" r:id="rIdfhzzb4gmkiotctq10onlt">
+            <w:hyperlink w:history="1" r:id="rId1ecvq5chkxertjpn_ud39">
               <w:r>
                 <w:rPr>
                   <w:rFonts w:ascii="Arial" w:cs="Arial" w:eastAsia="Arial" w:hAnsi="Arial"/>
@@ -24905,14 +24905,14 @@
                 <w:sz w:val="16"/>
                 <w:szCs w:val="16"/>
               </w:rPr>
-              <w:t xml:space="preserve">📖 HTML:</w:t>
+              <w:t xml:space="preserve">📖 EXERCISE:</w:t>
             </w:r>
           </w:p>
           <w:p>
             <w:pPr>
               <w:spacing w:after="20" w:before="0"/>
             </w:pPr>
-            <w:hyperlink w:history="1" r:id="rIdvlygbjtc1cb0davcp60jb">
+            <w:hyperlink w:history="1" r:id="rIdf6gslchoabwgwttf1zug5">
               <w:r>
                 <w:rPr>
                   <w:rFonts w:ascii="Arial" w:cs="Arial" w:eastAsia="Arial" w:hAnsi="Arial"/>
@@ -24921,7 +24921,7 @@
                   <w:szCs w:val="16"/>
                   <w:u w:val="single" w:color="2E75B6"/>
                 </w:rPr>
-                <w:t xml:space="preserve">Mean and Standard Deviation of Discrete Random Variables (Flexbook)</w:t>
+                <w:t xml:space="preserve">Mean, median, and mode</w:t>
               </w:r>
             </w:hyperlink>
           </w:p>
@@ -24937,7 +24937,7 @@
                 <w:sz w:val="14"/>
                 <w:szCs w:val="14"/>
               </w:rPr>
-              <w:t xml:space="preserve">Source: CK-12</w:t>
+              <w:t xml:space="preserve">Source: Khan Academy (English - US curriculum)</w:t>
             </w:r>
           </w:p>
           <w:p>
@@ -24945,7 +24945,7 @@
               <w:spacing w:after="10" w:before="0"/>
               <w:ind w:left="120"/>
             </w:pPr>
-            <w:hyperlink w:history="1" r:id="rIdz0cdjon46lhq_kfrbiyqa">
+            <w:hyperlink w:history="1" r:id="rIdgypwqlejeexnerml26luk">
               <w:r>
                 <w:rPr>
                   <w:rFonts w:ascii="Arial" w:cs="Arial" w:eastAsia="Arial" w:hAnsi="Arial"/>
@@ -25140,7 +25140,7 @@
             <w:pPr>
               <w:spacing w:after="20" w:before="0"/>
             </w:pPr>
-            <w:hyperlink w:history="1" r:id="rIdips88esjndcfj7fyqqz3f">
+            <w:hyperlink w:history="1" r:id="rIdxykfmb2sphyq-llqfv7h6">
               <w:r>
                 <w:rPr>
                   <w:rFonts w:ascii="Arial" w:cs="Arial" w:eastAsia="Arial" w:hAnsi="Arial"/>
@@ -25149,7 +25149,7 @@
                   <w:szCs w:val="16"/>
                   <w:u w:val="single" w:color="2E75B6"/>
                 </w:rPr>
-                <w:t xml:space="preserve">Video: Plinko Probability</w:t>
+                <w:t xml:space="preserve">Statistics intro: Mean, median, &amp; mode</w:t>
               </w:r>
             </w:hyperlink>
           </w:p>
@@ -25165,7 +25165,7 @@
                 <w:sz w:val="14"/>
                 <w:szCs w:val="14"/>
               </w:rPr>
-              <w:t xml:space="preserve">Source: PhET Interactive Simulations (English)</w:t>
+              <w:t xml:space="preserve">Source: Khan Academy (English - US curriculum)</w:t>
             </w:r>
           </w:p>
           <w:p>
@@ -25173,7 +25173,7 @@
               <w:spacing w:after="10" w:before="0"/>
               <w:ind w:left="120"/>
             </w:pPr>
-            <w:hyperlink w:history="1" r:id="rIdq0ohr1pdaf4uycgie-cnp">
+            <w:hyperlink w:history="1" r:id="rId8b5bvdaxbqloxbdzhgyy9">
               <w:r>
                 <w:rPr>
                   <w:rFonts w:ascii="Arial" w:cs="Arial" w:eastAsia="Arial" w:hAnsi="Arial"/>
@@ -25211,14 +25211,14 @@
                 <w:sz w:val="16"/>
                 <w:szCs w:val="16"/>
               </w:rPr>
-              <w:t xml:space="preserve">📖 HTML:</w:t>
+              <w:t xml:space="preserve">📖 EXERCISE:</w:t>
             </w:r>
           </w:p>
           <w:p>
             <w:pPr>
               <w:spacing w:after="20" w:before="0"/>
             </w:pPr>
-            <w:hyperlink w:history="1" r:id="rIduqojaja96ufdltq7kw8do">
+            <w:hyperlink w:history="1" r:id="rIdxswfqm5gx063vkas07lqp">
               <w:r>
                 <w:rPr>
                   <w:rFonts w:ascii="Arial" w:cs="Arial" w:eastAsia="Arial" w:hAnsi="Arial"/>
@@ -25227,7 +25227,7 @@
                   <w:szCs w:val="16"/>
                   <w:u w:val="single" w:color="2E75B6"/>
                 </w:rPr>
-                <w:t xml:space="preserve">Mean and Standard Deviation of Discrete Random Variables (Flexbook)</w:t>
+                <w:t xml:space="preserve">Mean, median, and mode</w:t>
               </w:r>
             </w:hyperlink>
           </w:p>
@@ -25243,7 +25243,7 @@
                 <w:sz w:val="14"/>
                 <w:szCs w:val="14"/>
               </w:rPr>
-              <w:t xml:space="preserve">Source: CK-12</w:t>
+              <w:t xml:space="preserve">Source: Khan Academy (English - US curriculum)</w:t>
             </w:r>
           </w:p>
           <w:p>
@@ -25251,7 +25251,7 @@
               <w:spacing w:after="10" w:before="0"/>
               <w:ind w:left="120"/>
             </w:pPr>
-            <w:hyperlink w:history="1" r:id="rId2mbzriwofd_0ii4nrwqjv">
+            <w:hyperlink w:history="1" r:id="rIdmshir-4yoagybnqw4oz68">
               <w:r>
                 <w:rPr>
                   <w:rFonts w:ascii="Arial" w:cs="Arial" w:eastAsia="Arial" w:hAnsi="Arial"/>

--- a/data/outputs/v2/Core_Mathematics/SS3.1_Statistics_I/Core_Mathematics_Statistics_I_CBE_LessonSequence.docx
+++ b/data/outputs/v2/Core_Mathematics/SS3.1_Statistics_I/Core_Mathematics_Statistics_I_CBE_LessonSequence.docx
@@ -3526,7 +3526,7 @@
             <w:pPr>
               <w:spacing w:after="20" w:before="0"/>
             </w:pPr>
-            <w:hyperlink w:history="1" r:id="rIdip5gx06ooghuh04nlrceh">
+            <w:hyperlink w:history="1" r:id="rId0wriog4dlxgqhua8enxsa">
               <w:r>
                 <w:rPr>
                   <w:rFonts w:ascii="Arial" w:cs="Arial" w:eastAsia="Arial" w:hAnsi="Arial"/>
@@ -3559,7 +3559,7 @@
               <w:spacing w:after="10" w:before="0"/>
               <w:ind w:left="120"/>
             </w:pPr>
-            <w:hyperlink w:history="1" r:id="rIdguv1qfzxgchjptc9qn6sy">
+            <w:hyperlink w:history="1" r:id="rIdhdlmyxswxjxv19ijzjpvg">
               <w:r>
                 <w:rPr>
                   <w:rFonts w:ascii="Arial" w:cs="Arial" w:eastAsia="Arial" w:hAnsi="Arial"/>
@@ -3604,7 +3604,7 @@
             <w:pPr>
               <w:spacing w:after="20" w:before="0"/>
             </w:pPr>
-            <w:hyperlink w:history="1" r:id="rIdxlcunbqwfuun56vgehu7g">
+            <w:hyperlink w:history="1" r:id="rId4a-7jakbrgjko0b4lvvy1">
               <w:r>
                 <w:rPr>
                   <w:rFonts w:ascii="Arial" w:cs="Arial" w:eastAsia="Arial" w:hAnsi="Arial"/>
@@ -3637,7 +3637,7 @@
               <w:spacing w:after="10" w:before="0"/>
               <w:ind w:left="120"/>
             </w:pPr>
-            <w:hyperlink w:history="1" r:id="rIdeiu0jdc3ufhzwwi5jsqti">
+            <w:hyperlink w:history="1" r:id="rIdwvmby1haf2p3ncdnrgx13">
               <w:r>
                 <w:rPr>
                   <w:rFonts w:ascii="Arial" w:cs="Arial" w:eastAsia="Arial" w:hAnsi="Arial"/>
@@ -3832,7 +3832,7 @@
             <w:pPr>
               <w:spacing w:after="20" w:before="0"/>
             </w:pPr>
-            <w:hyperlink w:history="1" r:id="rIdllvqvm9vncdz_nkf28suy">
+            <w:hyperlink w:history="1" r:id="rId6vqepy2uqbqcib_poks-k">
               <w:r>
                 <w:rPr>
                   <w:rFonts w:ascii="Arial" w:cs="Arial" w:eastAsia="Arial" w:hAnsi="Arial"/>
@@ -3865,7 +3865,7 @@
               <w:spacing w:after="10" w:before="0"/>
               <w:ind w:left="120"/>
             </w:pPr>
-            <w:hyperlink w:history="1" r:id="rIdq5evogdzcsnxkdv-fq9dm">
+            <w:hyperlink w:history="1" r:id="rIdstvjey5mqzftojomimddg">
               <w:r>
                 <w:rPr>
                   <w:rFonts w:ascii="Arial" w:cs="Arial" w:eastAsia="Arial" w:hAnsi="Arial"/>
@@ -3910,7 +3910,7 @@
             <w:pPr>
               <w:spacing w:after="20" w:before="0"/>
             </w:pPr>
-            <w:hyperlink w:history="1" r:id="rIdnakn-73tv3zhbbohzujjk">
+            <w:hyperlink w:history="1" r:id="rIdgkvtbzq1uqcak5omxurur">
               <w:r>
                 <w:rPr>
                   <w:rFonts w:ascii="Arial" w:cs="Arial" w:eastAsia="Arial" w:hAnsi="Arial"/>
@@ -3943,7 +3943,7 @@
               <w:spacing w:after="10" w:before="0"/>
               <w:ind w:left="120"/>
             </w:pPr>
-            <w:hyperlink w:history="1" r:id="rId8lnbvqwxj0u_hi1puilkr">
+            <w:hyperlink w:history="1" r:id="rIdkbhr3qrcnfcnxqfunellz">
               <w:r>
                 <w:rPr>
                   <w:rFonts w:ascii="Arial" w:cs="Arial" w:eastAsia="Arial" w:hAnsi="Arial"/>
@@ -4138,7 +4138,7 @@
             <w:pPr>
               <w:spacing w:after="20" w:before="0"/>
             </w:pPr>
-            <w:hyperlink w:history="1" r:id="rIdla00v5w_av4wacb2gxsmp">
+            <w:hyperlink w:history="1" r:id="rIdc28lqiz8wfhs-sl3zmbfh">
               <w:r>
                 <w:rPr>
                   <w:rFonts w:ascii="Arial" w:cs="Arial" w:eastAsia="Arial" w:hAnsi="Arial"/>
@@ -4171,7 +4171,7 @@
               <w:spacing w:after="10" w:before="0"/>
               <w:ind w:left="120"/>
             </w:pPr>
-            <w:hyperlink w:history="1" r:id="rId2rzg2favg_lbswiqj0dby">
+            <w:hyperlink w:history="1" r:id="rIduehm7zyprww-1leu8pe16">
               <w:r>
                 <w:rPr>
                   <w:rFonts w:ascii="Arial" w:cs="Arial" w:eastAsia="Arial" w:hAnsi="Arial"/>
@@ -4216,7 +4216,7 @@
             <w:pPr>
               <w:spacing w:after="20" w:before="0"/>
             </w:pPr>
-            <w:hyperlink w:history="1" r:id="rIdigq7qz59lqghwtwdybasi">
+            <w:hyperlink w:history="1" r:id="rIdyj4l7c8hzzzvzk9wwhjft">
               <w:r>
                 <w:rPr>
                   <w:rFonts w:ascii="Arial" w:cs="Arial" w:eastAsia="Arial" w:hAnsi="Arial"/>
@@ -4249,7 +4249,7 @@
               <w:spacing w:after="10" w:before="0"/>
               <w:ind w:left="120"/>
             </w:pPr>
-            <w:hyperlink w:history="1" r:id="rIds7kdb6mkn0ux0u0enmatm">
+            <w:hyperlink w:history="1" r:id="rIdh_dphszsiuzshp7s48hlx">
               <w:r>
                 <w:rPr>
                   <w:rFonts w:ascii="Arial" w:cs="Arial" w:eastAsia="Arial" w:hAnsi="Arial"/>
@@ -4444,7 +4444,7 @@
             <w:pPr>
               <w:spacing w:after="20" w:before="0"/>
             </w:pPr>
-            <w:hyperlink w:history="1" r:id="rId5t7ovbyi0vo9nazhbtaug">
+            <w:hyperlink w:history="1" r:id="rId44rmoqg8nkaswfdsbiujt">
               <w:r>
                 <w:rPr>
                   <w:rFonts w:ascii="Arial" w:cs="Arial" w:eastAsia="Arial" w:hAnsi="Arial"/>
@@ -4477,7 +4477,7 @@
               <w:spacing w:after="10" w:before="0"/>
               <w:ind w:left="120"/>
             </w:pPr>
-            <w:hyperlink w:history="1" r:id="rId7yhhsk4w2s2nrpiz4nakj">
+            <w:hyperlink w:history="1" r:id="rIdz1g6de42trcvcrcvv1xme">
               <w:r>
                 <w:rPr>
                   <w:rFonts w:ascii="Arial" w:cs="Arial" w:eastAsia="Arial" w:hAnsi="Arial"/>
@@ -4522,7 +4522,7 @@
             <w:pPr>
               <w:spacing w:after="20" w:before="0"/>
             </w:pPr>
-            <w:hyperlink w:history="1" r:id="rIdq4zpxhoregazmpt_1lplw">
+            <w:hyperlink w:history="1" r:id="rIdgfk3p8cnmur9qehsns5j7">
               <w:r>
                 <w:rPr>
                   <w:rFonts w:ascii="Arial" w:cs="Arial" w:eastAsia="Arial" w:hAnsi="Arial"/>
@@ -4555,7 +4555,7 @@
               <w:spacing w:after="10" w:before="0"/>
               <w:ind w:left="120"/>
             </w:pPr>
-            <w:hyperlink w:history="1" r:id="rIdd4wckfpuhpvccnbqvdkvy">
+            <w:hyperlink w:history="1" r:id="rId4fuax6ngptykjq-a46zlc">
               <w:r>
                 <w:rPr>
                   <w:rFonts w:ascii="Arial" w:cs="Arial" w:eastAsia="Arial" w:hAnsi="Arial"/>
@@ -4750,7 +4750,7 @@
             <w:pPr>
               <w:spacing w:after="20" w:before="0"/>
             </w:pPr>
-            <w:hyperlink w:history="1" r:id="rIdqr8j6texur1_puddtgxvm">
+            <w:hyperlink w:history="1" r:id="rIdqqrpxjk0wewizllmkrwbp">
               <w:r>
                 <w:rPr>
                   <w:rFonts w:ascii="Arial" w:cs="Arial" w:eastAsia="Arial" w:hAnsi="Arial"/>
@@ -4783,7 +4783,7 @@
               <w:spacing w:after="10" w:before="0"/>
               <w:ind w:left="120"/>
             </w:pPr>
-            <w:hyperlink w:history="1" r:id="rIdma6cv9lb7ownrbzu_0kox">
+            <w:hyperlink w:history="1" r:id="rIdcaeyxpq6p1fr6ouuncfqj">
               <w:r>
                 <w:rPr>
                   <w:rFonts w:ascii="Arial" w:cs="Arial" w:eastAsia="Arial" w:hAnsi="Arial"/>
@@ -4828,7 +4828,7 @@
             <w:pPr>
               <w:spacing w:after="20" w:before="0"/>
             </w:pPr>
-            <w:hyperlink w:history="1" r:id="rId5ghi1q80ekzraghvskkpp">
+            <w:hyperlink w:history="1" r:id="rIdo2net4o9kflpjaegmj3qr">
               <w:r>
                 <w:rPr>
                   <w:rFonts w:ascii="Arial" w:cs="Arial" w:eastAsia="Arial" w:hAnsi="Arial"/>
@@ -4861,7 +4861,7 @@
               <w:spacing w:after="10" w:before="0"/>
               <w:ind w:left="120"/>
             </w:pPr>
-            <w:hyperlink w:history="1" r:id="rIdvnz_rca5-9atm7n_vtkt6">
+            <w:hyperlink w:history="1" r:id="rIdjno3qrhwzxhdeojlmifg-">
               <w:r>
                 <w:rPr>
                   <w:rFonts w:ascii="Arial" w:cs="Arial" w:eastAsia="Arial" w:hAnsi="Arial"/>
@@ -6462,7 +6462,313 @@
             <w:pPr>
               <w:spacing w:after="20" w:before="0"/>
             </w:pPr>
-            <w:hyperlink w:history="1" r:id="rIdczmtipwmqxaybdlv1udgw">
+            <w:hyperlink w:history="1" r:id="rId-k0h4qkqq8-9yrfowgo36">
+              <w:r>
+                <w:rPr>
+                  <w:rFonts w:ascii="Arial" w:cs="Arial" w:eastAsia="Arial" w:hAnsi="Arial"/>
+                  <w:color w:val="2E75B6"/>
+                  <w:sz w:val="16"/>
+                  <w:szCs w:val="16"/>
+                  <w:u w:val="single" w:color="2E75B6"/>
+                </w:rPr>
+                <w:t xml:space="preserve">Filling out frequency table for independent events</w:t>
+              </w:r>
+            </w:hyperlink>
+          </w:p>
+          <w:p>
+            <w:pPr>
+              <w:spacing w:after="10" w:before="0"/>
+              <w:ind w:left="120"/>
+            </w:pPr>
+            <w:r>
+              <w:rPr>
+                <w:rFonts w:ascii="Arial" w:cs="Arial" w:eastAsia="Arial" w:hAnsi="Arial"/>
+                <w:color w:val="595959"/>
+                <w:sz w:val="14"/>
+                <w:szCs w:val="14"/>
+              </w:rPr>
+              <w:t xml:space="preserve">Source: Khan Academy (English - US curriculum)</w:t>
+            </w:r>
+          </w:p>
+          <w:p>
+            <w:pPr>
+              <w:spacing w:after="10" w:before="0"/>
+              <w:ind w:left="120"/>
+            </w:pPr>
+            <w:hyperlink w:history="1" r:id="rIds9ogv5flftl-r76o1vovi">
+              <w:r>
+                <w:rPr>
+                  <w:rFonts w:ascii="Arial" w:cs="Arial" w:eastAsia="Arial" w:hAnsi="Arial"/>
+                  <w:color w:val="595959"/>
+                  <w:sz w:val="14"/>
+                  <w:szCs w:val="14"/>
+                  <w:u w:val="single" w:color="595959"/>
+                </w:rPr>
+                <w:t xml:space="preserve">🔍 Search ARES for similar videos</w:t>
+              </w:r>
+            </w:hyperlink>
+          </w:p>
+          <w:p>
+            <w:pPr>
+              <w:spacing w:after="40" w:before="0"/>
+            </w:pPr>
+            <w:r>
+              <w:rPr>
+                <w:sz w:val="14"/>
+                <w:szCs w:val="14"/>
+              </w:rPr>
+              <w:t xml:space="preserve"/>
+            </w:r>
+          </w:p>
+          <w:p>
+            <w:pPr>
+              <w:spacing w:after="20" w:before="0"/>
+            </w:pPr>
+            <w:r>
+              <w:rPr>
+                <w:rFonts w:ascii="Arial" w:cs="Arial" w:eastAsia="Arial" w:hAnsi="Arial"/>
+                <w:b/>
+                <w:bCs/>
+                <w:color w:val="1F3864"/>
+                <w:sz w:val="16"/>
+                <w:szCs w:val="16"/>
+              </w:rPr>
+              <w:t xml:space="preserve">📖 EXERCISE:</w:t>
+            </w:r>
+          </w:p>
+          <w:p>
+            <w:pPr>
+              <w:spacing w:after="20" w:before="0"/>
+            </w:pPr>
+            <w:hyperlink w:history="1" r:id="rIdev-rjuqc4t1dhf9l8p8qi">
+              <w:r>
+                <w:rPr>
+                  <w:rFonts w:ascii="Arial" w:cs="Arial" w:eastAsia="Arial" w:hAnsi="Arial"/>
+                  <w:color w:val="2E75B6"/>
+                  <w:sz w:val="16"/>
+                  <w:szCs w:val="16"/>
+                  <w:u w:val="single" w:color="2E75B6"/>
+                </w:rPr>
+                <w:t xml:space="preserve">Create two-way relative frequency tables</w:t>
+              </w:r>
+            </w:hyperlink>
+          </w:p>
+          <w:p>
+            <w:pPr>
+              <w:spacing w:after="10" w:before="0"/>
+              <w:ind w:left="120"/>
+            </w:pPr>
+            <w:r>
+              <w:rPr>
+                <w:rFonts w:ascii="Arial" w:cs="Arial" w:eastAsia="Arial" w:hAnsi="Arial"/>
+                <w:color w:val="595959"/>
+                <w:sz w:val="14"/>
+                <w:szCs w:val="14"/>
+              </w:rPr>
+              <w:t xml:space="preserve">Source: Khan Academy (English - US curriculum)</w:t>
+            </w:r>
+          </w:p>
+          <w:p>
+            <w:pPr>
+              <w:spacing w:after="10" w:before="0"/>
+              <w:ind w:left="120"/>
+            </w:pPr>
+            <w:hyperlink w:history="1" r:id="rIdyjdxwxagt8hwivgpgerka">
+              <w:r>
+                <w:rPr>
+                  <w:rFonts w:ascii="Arial" w:cs="Arial" w:eastAsia="Arial" w:hAnsi="Arial"/>
+                  <w:color w:val="595959"/>
+                  <w:sz w:val="14"/>
+                  <w:szCs w:val="14"/>
+                  <w:u w:val="single" w:color="595959"/>
+                </w:rPr>
+                <w:t xml:space="preserve">🔍 Search ARES for similar readings</w:t>
+              </w:r>
+            </w:hyperlink>
+          </w:p>
+        </w:tc>
+        <w:tc>
+          <w:tcPr>
+            <w:tcW w:type="dxa" w:w="3040"/>
+            <w:shd w:fill="FFFFFF" w:color="auto" w:val="clear"/>
+            <w:tcMar>
+              <w:top w:type="dxa" w:w="60"/>
+              <w:left w:type="dxa" w:w="120"/>
+              <w:bottom w:type="dxa" w:w="60"/>
+              <w:right w:type="dxa" w:w="120"/>
+            </w:tcMar>
+            <w:vAlign w:val="top"/>
+          </w:tcPr>
+          <w:p>
+            <w:pPr>
+              <w:spacing w:after="40" w:before="0"/>
+              <w:jc w:val="left"/>
+            </w:pPr>
+            <w:r>
+              <w:rPr>
+                <w:rFonts w:ascii="Arial" w:cs="Arial" w:eastAsia="Arial" w:hAnsi="Arial"/>
+                <w:b w:val="false"/>
+                <w:bCs w:val="false"/>
+                <w:i w:val="false"/>
+                <w:iCs w:val="false"/>
+                <w:color w:val="000000"/>
+                <w:sz w:val="18"/>
+                <w:szCs w:val="18"/>
+              </w:rPr>
+              <w:t xml:space="preserve">Each learner receives a printed or projected copy of the 40 raw maize prices (e.g., 98, 112, 105, 99, 130, 104, 97, 118, 101, 110, 125, 103, 99, 107, 122, 98, 115, 104, 100, 130, 96, 108, 121, 103, 99, 114, 106, 127, 102, 110, 98, 105, 119, 104, 96, 112, 107, 128, 101, 109 — all in KSh). Learners are given exactly 90 seconds of silent individual thinking time to scan the list and write one sentence in their exercise books: 'I think the family / the neighbour is more right because…'. They then share their sentence with their seat partner (Think-Pair). No consensus is required at this stage.</w:t>
+            </w:r>
+          </w:p>
+        </w:tc>
+        <w:tc>
+          <w:tcPr>
+            <w:tcW w:type="dxa" w:w="3040"/>
+            <w:shd w:fill="F2F2F2" w:color="auto" w:val="clear"/>
+            <w:tcMar>
+              <w:top w:type="dxa" w:w="60"/>
+              <w:left w:type="dxa" w:w="120"/>
+              <w:bottom w:type="dxa" w:w="60"/>
+              <w:right w:type="dxa" w:w="120"/>
+            </w:tcMar>
+            <w:vAlign w:val="top"/>
+          </w:tcPr>
+          <w:p>
+            <w:pPr>
+              <w:spacing w:after="40" w:before="0"/>
+              <w:jc w:val="left"/>
+            </w:pPr>
+            <w:r>
+              <w:rPr>
+                <w:rFonts w:ascii="Arial" w:cs="Arial" w:eastAsia="Arial" w:hAnsi="Arial"/>
+                <w:b w:val="false"/>
+                <w:bCs w:val="false"/>
+                <w:i w:val="false"/>
+                <w:iCs w:val="false"/>
+                <w:color w:val="000000"/>
+                <w:sz w:val="18"/>
+                <w:szCs w:val="18"/>
+              </w:rPr>
+              <w:t xml:space="preserve">Display the 40 prices prominently on the board or screen. Say exactly: 'You have 90 seconds — no talking, just look at these numbers and write one sentence in your book. Is the family right that prices vary a lot, or is the neighbour right that they are stable? Begin.' [Set a visible 90-second timer.] After the timer: 'Share your sentence with the person next to you. You have 60 seconds.' After sharing: cold-call 4 learners — select a mix of those who chose 'family' and those who chose 'neighbour'. Ask each: 'What in the list made you think that?' [Apply 12-second wait time before cold-calling if no volunteer responds.] Record the two positions ('FAMILY — varies' and 'NEIGHBOUR — stable') as column headers on the board. Place tally marks under each as learners share. Do NOT resolve the conflict — say: 'We cannot agree yet. That is the point. Let us find out why.'</w:t>
+            </w:r>
+          </w:p>
+        </w:tc>
+        <w:tc>
+          <w:tcPr>
+            <w:tcW w:type="dxa" w:w="3040"/>
+            <w:shd w:fill="FFFFFF" w:color="auto" w:val="clear"/>
+            <w:tcMar>
+              <w:top w:type="dxa" w:w="60"/>
+              <w:left w:type="dxa" w:w="120"/>
+              <w:bottom w:type="dxa" w:w="60"/>
+              <w:right w:type="dxa" w:w="120"/>
+            </w:tcMar>
+            <w:vAlign w:val="top"/>
+          </w:tcPr>
+          <w:p>
+            <w:pPr>
+              <w:spacing w:after="40" w:before="0"/>
+              <w:jc w:val="left"/>
+            </w:pPr>
+            <w:r>
+              <w:rPr>
+                <w:rFonts w:ascii="Arial" w:cs="Arial" w:eastAsia="Arial" w:hAnsi="Arial"/>
+                <w:b w:val="false"/>
+                <w:bCs w:val="false"/>
+                <w:i w:val="false"/>
+                <w:iCs w:val="false"/>
+                <w:color w:val="000000"/>
+                <w:sz w:val="18"/>
+                <w:szCs w:val="18"/>
+              </w:rPr>
+              <w:t xml:space="preserve">Think-Pair-Share with recorded predictions. This activates prior intuitive experience with market prices (virtually all Kenyan learners have accompanied a family member to a market) and externalises the two competing claims so the cognitive conflict is visible to the whole class. Writing the prediction first prevents anchoring to the first peer response heard.</w:t>
+            </w:r>
+          </w:p>
+        </w:tc>
+        <w:tc>
+          <w:tcPr>
+            <w:tcW w:type="dxa" w:w="3040"/>
+            <w:shd w:fill="F2F2F2" w:color="auto" w:val="clear"/>
+            <w:tcMar>
+              <w:top w:type="dxa" w:w="60"/>
+              <w:left w:type="dxa" w:w="120"/>
+              <w:bottom w:type="dxa" w:w="60"/>
+              <w:right w:type="dxa" w:w="120"/>
+            </w:tcMar>
+            <w:vAlign w:val="top"/>
+          </w:tcPr>
+          <w:p>
+            <w:pPr>
+              <w:spacing w:after="40" w:before="0"/>
+              <w:jc w:val="left"/>
+            </w:pPr>
+            <w:r>
+              <w:rPr>
+                <w:rFonts w:ascii="Arial" w:cs="Arial" w:eastAsia="Arial" w:hAnsi="Arial"/>
+                <w:b w:val="false"/>
+                <w:bCs w:val="false"/>
+                <w:i w:val="false"/>
+                <w:iCs w:val="false"/>
+                <w:color w:val="000000"/>
+                <w:sz w:val="18"/>
+                <w:szCs w:val="18"/>
+              </w:rPr>
+              <w:t xml:space="preserve">Observable indicator: every learner has a written sentence in their book before pair-sharing begins. Teacher circulates during the 90 seconds and notes (without correcting) whether learners are looking for the highest and lowest values, scanning for repeated values, or expressing confusion — this informs the depth of vocabulary instruction needed in Phase 3. Red flag: if more than half the class says 'I cannot tell' — this confirms the lesson's central insight is already being felt and should be named explicitly.</w:t>
+            </w:r>
+          </w:p>
+        </w:tc>
+      </w:tr>
+      <w:tr>
+        <w:tc>
+          <w:tcPr>
+            <w:tcW w:type="dxa" w:w="1520"/>
+            <w:shd w:fill="D9EEF1" w:color="auto" w:val="clear"/>
+            <w:tcMar>
+              <w:top w:type="dxa" w:w="60"/>
+              <w:left w:type="dxa" w:w="120"/>
+              <w:bottom w:type="dxa" w:w="60"/>
+              <w:right w:type="dxa" w:w="120"/>
+            </w:tcMar>
+            <w:vAlign w:val="top"/>
+          </w:tcPr>
+          <w:p>
+            <w:pPr>
+              <w:spacing w:after="40" w:before="0"/>
+              <w:jc w:val="left"/>
+            </w:pPr>
+            <w:r>
+              <w:rPr>
+                <w:rFonts w:ascii="Arial" w:cs="Arial" w:eastAsia="Arial" w:hAnsi="Arial"/>
+                <w:b/>
+                <w:bCs/>
+                <w:i w:val="false"/>
+                <w:iCs w:val="false"/>
+                <w:color w:val="000000"/>
+                <w:sz w:val="18"/>
+                <w:szCs w:val="18"/>
+              </w:rPr>
+              <w:t xml:space="preserve">Observe Phase</w:t>
+            </w:r>
+          </w:p>
+          <w:p>
+            <w:pPr>
+              <w:spacing w:after="20" w:before="0"/>
+            </w:pPr>
+            <w:r>
+              <w:rPr>
+                <w:rFonts w:ascii="Arial" w:cs="Arial" w:eastAsia="Arial" w:hAnsi="Arial"/>
+                <w:b/>
+                <w:bCs/>
+                <w:color w:val="1F3864"/>
+                <w:sz w:val="16"/>
+                <w:szCs w:val="16"/>
+              </w:rPr>
+              <w:t xml:space="preserve">📹 VIDEO:</w:t>
+            </w:r>
+          </w:p>
+          <w:p>
+            <w:pPr>
+              <w:spacing w:after="20" w:before="0"/>
+            </w:pPr>
+            <w:hyperlink w:history="1" r:id="rIdwhb0w7qci44gmo9om-cmi">
               <w:r>
                 <w:rPr>
                   <w:rFonts w:ascii="Arial" w:cs="Arial" w:eastAsia="Arial" w:hAnsi="Arial"/>
@@ -6495,7 +6801,7 @@
               <w:spacing w:after="10" w:before="0"/>
               <w:ind w:left="120"/>
             </w:pPr>
-            <w:hyperlink w:history="1" r:id="rIdpdxrx1h0kchngjzssnku7">
+            <w:hyperlink w:history="1" r:id="rIdte7kl-oqx-zz1tl4i7-lm">
               <w:r>
                 <w:rPr>
                   <w:rFonts w:ascii="Arial" w:cs="Arial" w:eastAsia="Arial" w:hAnsi="Arial"/>
@@ -6540,7 +6846,7 @@
             <w:pPr>
               <w:spacing w:after="20" w:before="0"/>
             </w:pPr>
-            <w:hyperlink w:history="1" r:id="rIdrvp0zlw4fpkjcm068fsml">
+            <w:hyperlink w:history="1" r:id="rIdviynfvrdansvwsngqcfpj">
               <w:r>
                 <w:rPr>
                   <w:rFonts w:ascii="Arial" w:cs="Arial" w:eastAsia="Arial" w:hAnsi="Arial"/>
@@ -6549,7 +6855,7 @@
                   <w:szCs w:val="16"/>
                   <w:u w:val="single" w:color="2E75B6"/>
                 </w:rPr>
-                <w:t xml:space="preserve">Create two-way relative frequency tables</w:t>
+                <w:t xml:space="preserve">Create two-way frequency tables</w:t>
               </w:r>
             </w:hyperlink>
           </w:p>
@@ -6573,7 +6879,7 @@
               <w:spacing w:after="10" w:before="0"/>
               <w:ind w:left="120"/>
             </w:pPr>
-            <w:hyperlink w:history="1" r:id="rIdzrljvrtjer3jpvenexktf">
+            <w:hyperlink w:history="1" r:id="rIdc3sansl2sgyjiwoi-oj_q">
               <w:r>
                 <w:rPr>
                   <w:rFonts w:ascii="Arial" w:cs="Arial" w:eastAsia="Arial" w:hAnsi="Arial"/>
@@ -6615,7 +6921,7 @@
                 <w:sz w:val="18"/>
                 <w:szCs w:val="18"/>
               </w:rPr>
-              <w:t xml:space="preserve">Each learner receives a printed or projected copy of the 40 raw maize prices (e.g., 98, 112, 105, 99, 130, 104, 97, 118, 101, 110, 125, 103, 99, 107, 122, 98, 115, 104, 100, 130, 96, 108, 121, 103, 99, 114, 106, 127, 102, 110, 98, 105, 119, 104, 96, 112, 107, 128, 101, 109 — all in KSh). Learners are given exactly 90 seconds of silent individual thinking time to scan the list and write one sentence in their exercise books: 'I think the family / the neighbour is more right because…'. They then share their sentence with their seat partner (Think-Pair). No consensus is required at this stage.</w:t>
+              <w:t xml:space="preserve">Learners work in pairs. Each pair receives a task card with three questions: (Q1) Without doing any calculations, find the highest and lowest price in the list. (Q2) Try to find the price that appears most often — just by looking. (Q3) Write one sentence: Is this list easy or hard to work with? Why? Pairs have 10 minutes to work on the task card. After 10 minutes, the class transitions to the second observation activity: the teacher leads a whole-class live data collection. Every learner stands, and one at a time (or by show of hands in bands), reports their walk-to-school time in minutes. The class secretary (a rotating student role) records each response on the board in real time as a running list — no organisation yet. This second raw list becomes the class's own data set for the rest of the unit.</w:t>
             </w:r>
           </w:p>
         </w:tc>
@@ -6647,7 +6953,7 @@
                 <w:sz w:val="18"/>
                 <w:szCs w:val="18"/>
               </w:rPr>
-              <w:t xml:space="preserve">Display the 40 prices prominently on the board or screen. Say exactly: 'You have 90 seconds — no talking, just look at these numbers and write one sentence in your book. Is the family right that prices vary a lot, or is the neighbour right that they are stable? Begin.' [Set a visible 90-second timer.] After the timer: 'Share your sentence with the person next to you. You have 60 seconds.' After sharing: cold-call 4 learners — select a mix of those who chose 'family' and those who chose 'neighbour'. Ask each: 'What in the list made you think that?' [Apply 12-second wait time before cold-calling if no volunteer responds.] Record the two positions ('FAMILY — varies' and 'NEIGHBOUR — stable') as column headers on the board. Place tally marks under each as learners share. Do NOT resolve the conflict — say: 'We cannot agree yet. That is the point. Let us find out why.'</w:t>
+              <w:t xml:space="preserve">Circulate during pair work. Listen for the language learners use — do they say 'numbers', 'figures', 'prices', or 'data'? Note this for vocabulary instruction. After 10 minutes, cold-call 3 pairs to share Q3 answers. Ask: 'What made it hard?' [12-second wait time.] Affirm: 'Everyone is finding this hard. That frustration has a name in mathematics — and we will name it in a moment.' For the live data collection: say 'Stand up if your walk to school takes 0–10 minutes.' Count and record. Repeat for 11–20, 21–30, 31–40, 41+ minutes. Then say: 'We now have two raw data lists on our board — the Wakulima maize prices, and our own walk-to-school times. Both are raw. Both are hard to read. Remember this feeling.'</w:t>
             </w:r>
           </w:p>
         </w:tc>
@@ -6679,7 +6985,7 @@
                 <w:sz w:val="18"/>
                 <w:szCs w:val="18"/>
               </w:rPr>
-              <w:t xml:space="preserve">Think-Pair-Share with recorded predictions. This activates prior intuitive experience with market prices (virtually all Kenyan learners have accompanied a family member to a market) and externalises the two competing claims so the cognitive conflict is visible to the whole class. Writing the prediction first prevents anchoring to the first peer response heard.</w:t>
+              <w:t xml:space="preserve">Parallel data sets — one external (Wakulima prices) and one personal (walk-to-school times). Using a personal data set dramatically increases engagement and ownership. The deliberate decision NOT to organise the data during this phase preserves the productive frustration that motivates the vocabulary and organisation tools introduced next. Connecting the two data sets establishes that the skills learned on the maize data apply to their own lives.</w:t>
             </w:r>
           </w:p>
         </w:tc>
@@ -6711,7 +7017,7 @@
                 <w:sz w:val="18"/>
                 <w:szCs w:val="18"/>
               </w:rPr>
-              <w:t xml:space="preserve">Observable indicator: every learner has a written sentence in their book before pair-sharing begins. Teacher circulates during the 90 seconds and notes (without correcting) whether learners are looking for the highest and lowest values, scanning for repeated values, or expressing confusion — this informs the depth of vocabulary instruction needed in Phase 3. Red flag: if more than half the class says 'I cannot tell' — this confirms the lesson's central insight is already being felt and should be named explicitly.</w:t>
+              <w:t xml:space="preserve">Observable indicator: pairs can identify the maximum (KSh 130) and minimum (KSh 96) from the raw list within 10 minutes — this confirms basic data-reading ability. Observable indicator: at least one learner per pair articulates that finding the most frequent value 'by eye' is unreliable — this is the key insight of the phase. Teacher notes which pairs attempt to sort or group the data informally — these learners are ready for extension in later lessons.</w:t>
             </w:r>
           </w:p>
         </w:tc>
@@ -6720,32 +7026,32 @@
         <w:tc>
           <w:tcPr>
             <w:tcW w:type="dxa" w:w="1520"/>
-            <w:shd w:fill="D9EEF1" w:color="auto" w:val="clear"/>
-            <w:tcMar>
-              <w:top w:type="dxa" w:w="60"/>
-              <w:left w:type="dxa" w:w="120"/>
-              <w:bottom w:type="dxa" w:w="60"/>
-              <w:right w:type="dxa" w:w="120"/>
-            </w:tcMar>
-            <w:vAlign w:val="top"/>
-          </w:tcPr>
-          <w:p>
-            <w:pPr>
-              <w:spacing w:after="40" w:before="0"/>
-              <w:jc w:val="left"/>
-            </w:pPr>
-            <w:r>
-              <w:rPr>
-                <w:rFonts w:ascii="Arial" w:cs="Arial" w:eastAsia="Arial" w:hAnsi="Arial"/>
-                <w:b/>
-                <w:bCs/>
-                <w:i w:val="false"/>
-                <w:iCs w:val="false"/>
-                <w:color w:val="000000"/>
-                <w:sz w:val="18"/>
-                <w:szCs w:val="18"/>
-              </w:rPr>
-              <w:t xml:space="preserve">Observe Phase</w:t>
+            <w:shd w:fill="E2EFDA" w:color="auto" w:val="clear"/>
+            <w:tcMar>
+              <w:top w:type="dxa" w:w="60"/>
+              <w:left w:type="dxa" w:w="120"/>
+              <w:bottom w:type="dxa" w:w="60"/>
+              <w:right w:type="dxa" w:w="120"/>
+            </w:tcMar>
+            <w:vAlign w:val="top"/>
+          </w:tcPr>
+          <w:p>
+            <w:pPr>
+              <w:spacing w:after="40" w:before="0"/>
+              <w:jc w:val="left"/>
+            </w:pPr>
+            <w:r>
+              <w:rPr>
+                <w:rFonts w:ascii="Arial" w:cs="Arial" w:eastAsia="Arial" w:hAnsi="Arial"/>
+                <w:b/>
+                <w:bCs/>
+                <w:i w:val="false"/>
+                <w:iCs w:val="false"/>
+                <w:color w:val="000000"/>
+                <w:sz w:val="18"/>
+                <w:szCs w:val="18"/>
+              </w:rPr>
+              <w:t xml:space="preserve">Explain Phase</w:t>
             </w:r>
           </w:p>
           <w:p>
@@ -6768,7 +7074,7 @@
             <w:pPr>
               <w:spacing w:after="20" w:before="0"/>
             </w:pPr>
-            <w:hyperlink w:history="1" r:id="rId5cborssu3vi0feh4izhoj">
+            <w:hyperlink w:history="1" r:id="rId4vzoxma3vohk0vrrxkmcj">
               <w:r>
                 <w:rPr>
                   <w:rFonts w:ascii="Arial" w:cs="Arial" w:eastAsia="Arial" w:hAnsi="Arial"/>
@@ -6801,7 +7107,7 @@
               <w:spacing w:after="10" w:before="0"/>
               <w:ind w:left="120"/>
             </w:pPr>
-            <w:hyperlink w:history="1" r:id="rIdimggbt2o_hvdeycx_fdgs">
+            <w:hyperlink w:history="1" r:id="rIdcss5g0jgwff8tipi7pbv0">
               <w:r>
                 <w:rPr>
                   <w:rFonts w:ascii="Arial" w:cs="Arial" w:eastAsia="Arial" w:hAnsi="Arial"/>
@@ -6839,14 +7145,14 @@
                 <w:sz w:val="16"/>
                 <w:szCs w:val="16"/>
               </w:rPr>
-              <w:t xml:space="preserve">📖 EXERCISE:</w:t>
+              <w:t xml:space="preserve">📖 HTML:</w:t>
             </w:r>
           </w:p>
           <w:p>
             <w:pPr>
               <w:spacing w:after="20" w:before="0"/>
             </w:pPr>
-            <w:hyperlink w:history="1" r:id="rIdvy75fp4ezjsigdepfwzjx">
+            <w:hyperlink w:history="1" r:id="rIdikgyfsyzjqnterytmk-e4">
               <w:r>
                 <w:rPr>
                   <w:rFonts w:ascii="Arial" w:cs="Arial" w:eastAsia="Arial" w:hAnsi="Arial"/>
@@ -6855,7 +7161,7 @@
                   <w:szCs w:val="16"/>
                   <w:u w:val="single" w:color="2E75B6"/>
                 </w:rPr>
-                <w:t xml:space="preserve">Create two-way frequency tables</w:t>
+                <w:t xml:space="preserve">Frequency Tables to Organize and Display Data (Flexbook)</w:t>
               </w:r>
             </w:hyperlink>
           </w:p>
@@ -6871,7 +7177,7 @@
                 <w:sz w:val="14"/>
                 <w:szCs w:val="14"/>
               </w:rPr>
-              <w:t xml:space="preserve">Source: Khan Academy (English - US curriculum)</w:t>
+              <w:t xml:space="preserve">Source: CK-12</w:t>
             </w:r>
           </w:p>
           <w:p>
@@ -6879,7 +7185,7 @@
               <w:spacing w:after="10" w:before="0"/>
               <w:ind w:left="120"/>
             </w:pPr>
-            <w:hyperlink w:history="1" r:id="rIdgugve8cy4yruryeigink_">
+            <w:hyperlink w:history="1" r:id="rIdydglfuiu20if5lo_wllin">
               <w:r>
                 <w:rPr>
                   <w:rFonts w:ascii="Arial" w:cs="Arial" w:eastAsia="Arial" w:hAnsi="Arial"/>
@@ -6921,7 +7227,7 @@
                 <w:sz w:val="18"/>
                 <w:szCs w:val="18"/>
               </w:rPr>
-              <w:t xml:space="preserve">Learners work in pairs. Each pair receives a task card with three questions: (Q1) Without doing any calculations, find the highest and lowest price in the list. (Q2) Try to find the price that appears most often — just by looking. (Q3) Write one sentence: Is this list easy or hard to work with? Why? Pairs have 10 minutes to work on the task card. After 10 minutes, the class transitions to the second observation activity: the teacher leads a whole-class live data collection. Every learner stands, and one at a time (or by show of hands in bands), reports their walk-to-school time in minutes. The class secretary (a rotating student role) records each response on the board in real time as a running list — no organisation yet. This second raw list becomes the class's own data set for the rest of the unit.</w:t>
+              <w:t xml:space="preserve">The teacher introduces a Word Wall with five terms: DATA, RAW DATA, DATA SOURCE, TALLY, FREQUENCY. For each term, the teacher gives a one-sentence KICD-aligned definition, then immediately anchors it to either the Wakulima list or the walk-to-school list. Learners then practise using tally marks: they are given the walk-to-school raw list from the board and in pairs they organise it into a simple tally table (bands: 0–10 min, 11–20 min, 21–30 min, 31–40 min, 41+ min) and determine the frequency for each band. Learners record the completed tally table in their exercise books. The teacher then returns to the maize price list: 'Now that we know what raw data is, why was it so hard to answer the family-vs-neighbour question using just this list?'</w:t>
             </w:r>
           </w:p>
         </w:tc>
@@ -6953,7 +7259,7 @@
                 <w:sz w:val="18"/>
                 <w:szCs w:val="18"/>
               </w:rPr>
-              <w:t xml:space="preserve">Circulate during pair work. Listen for the language learners use — do they say 'numbers', 'figures', 'prices', or 'data'? Note this for vocabulary instruction. After 10 minutes, cold-call 3 pairs to share Q3 answers. Ask: 'What made it hard?' [12-second wait time.] Affirm: 'Everyone is finding this hard. That frustration has a name in mathematics — and we will name it in a moment.' For the live data collection: say 'Stand up if your walk to school takes 0–10 minutes.' Count and record. Repeat for 11–20, 21–30, 31–40, 41+ minutes. Then say: 'We now have two raw data lists on our board — the Wakulima maize prices, and our own walk-to-school times. Both are raw. Both are hard to read. Remember this feeling.'</w:t>
+              <w:t xml:space="preserve">Use a Word Wall card for each term — post each card as it is introduced. For DATA: 'The 40 maize prices on the board — each price is a piece of data. Our walk-to-school times are also data.' For RAW DATA: 'Before we organise it — like this jumbled list — we call it raw data. Like raw maize before it is milled into unga.' [The unga analogy is culturally resonant and memorable.] For DATA SOURCE: 'The stall-keeper at Wakulima Market is a primary data source. A newspaper reporting average maize prices is a secondary source. Which did we use for our walk-to-school data?' [Cold-call 2 learners, 10-second wait time.] For TALLY and FREQUENCY: model one row of the tally table live on the board, then release pairs to complete the rest. After pairs complete the tally table, cold-call 3 pairs to share their frequency for one band — write on the board and check for consensus. Close the phase by returning to the phenomenon: ask 'Now that you know what raw data is — why could neither the family nor the neighbour give us a clear answer just from the raw list?' [Cold-call 2 learners, 12-second wait time.] Write the best answer verbatim on the board.</w:t>
             </w:r>
           </w:p>
         </w:tc>
@@ -6985,7 +7291,7 @@
                 <w:sz w:val="18"/>
                 <w:szCs w:val="18"/>
               </w:rPr>
-              <w:t xml:space="preserve">Parallel data sets — one external (Wakulima prices) and one personal (walk-to-school times). Using a personal data set dramatically increases engagement and ownership. The deliberate decision NOT to organise the data during this phase preserves the productive frustration that motivates the vocabulary and organisation tools introduced next. Connecting the two data sets establishes that the skills learned on the maize data apply to their own lives.</w:t>
+              <w:t xml:space="preserve">Concrete-Representational-Abstract (CRA) anchored to phenomenon. The unga analogy (raw maize → milled flour) gives learners a culturally grounded mental model for raw vs. organised data. Immediate application of each vocabulary term to both the phenomenon data set and the personal data set ensures terms are not abstract definitions but tools for a real task. The tally table is the first data organisation tool in the unit — its simplicity is deliberate so learners feel competent before complexity increases.</w:t>
             </w:r>
           </w:p>
         </w:tc>
@@ -7017,7 +7323,7 @@
                 <w:sz w:val="18"/>
                 <w:szCs w:val="18"/>
               </w:rPr>
-              <w:t xml:space="preserve">Observable indicator: pairs can identify the maximum (KSh 130) and minimum (KSh 96) from the raw list within 10 minutes — this confirms basic data-reading ability. Observable indicator: at least one learner per pair articulates that finding the most frequent value 'by eye' is unreliable — this is the key insight of the phase. Teacher notes which pairs attempt to sort or group the data informally — these learners are ready for extension in later lessons.</w:t>
+              <w:t xml:space="preserve">Observable indicator: every learner has a completed tally table in their exercise book with correct frequencies summing to the class size. Teacher spot-checks 5–6 books during pair work. Key misconception to watch: learners using tally marks in groups of 4 rather than groups of 5 (IIII not ||||) — correct immediately with a brief whole-class pause. Observable indicator: at least one learner can articulate that raw data hides the distribution — e.g., 'You cannot see which price appears most because the numbers are not grouped.'</w:t>
             </w:r>
           </w:p>
         </w:tc>
@@ -7026,32 +7332,32 @@
         <w:tc>
           <w:tcPr>
             <w:tcW w:type="dxa" w:w="1520"/>
-            <w:shd w:fill="E2EFDA" w:color="auto" w:val="clear"/>
-            <w:tcMar>
-              <w:top w:type="dxa" w:w="60"/>
-              <w:left w:type="dxa" w:w="120"/>
-              <w:bottom w:type="dxa" w:w="60"/>
-              <w:right w:type="dxa" w:w="120"/>
-            </w:tcMar>
-            <w:vAlign w:val="top"/>
-          </w:tcPr>
-          <w:p>
-            <w:pPr>
-              <w:spacing w:after="40" w:before="0"/>
-              <w:jc w:val="left"/>
-            </w:pPr>
-            <w:r>
-              <w:rPr>
-                <w:rFonts w:ascii="Arial" w:cs="Arial" w:eastAsia="Arial" w:hAnsi="Arial"/>
-                <w:b/>
-                <w:bCs/>
-                <w:i w:val="false"/>
-                <w:iCs w:val="false"/>
-                <w:color w:val="000000"/>
-                <w:sz w:val="18"/>
-                <w:szCs w:val="18"/>
-              </w:rPr>
-              <w:t xml:space="preserve">Explain Phase</w:t>
+            <w:shd w:fill="FCE4D6" w:color="auto" w:val="clear"/>
+            <w:tcMar>
+              <w:top w:type="dxa" w:w="60"/>
+              <w:left w:type="dxa" w:w="120"/>
+              <w:bottom w:type="dxa" w:w="60"/>
+              <w:right w:type="dxa" w:w="120"/>
+            </w:tcMar>
+            <w:vAlign w:val="top"/>
+          </w:tcPr>
+          <w:p>
+            <w:pPr>
+              <w:spacing w:after="40" w:before="0"/>
+              <w:jc w:val="left"/>
+            </w:pPr>
+            <w:r>
+              <w:rPr>
+                <w:rFonts w:ascii="Arial" w:cs="Arial" w:eastAsia="Arial" w:hAnsi="Arial"/>
+                <w:b/>
+                <w:bCs/>
+                <w:i w:val="false"/>
+                <w:iCs w:val="false"/>
+                <w:color w:val="000000"/>
+                <w:sz w:val="18"/>
+                <w:szCs w:val="18"/>
+              </w:rPr>
+              <w:t xml:space="preserve">Driving Question Board (DQB) Creation</w:t>
             </w:r>
           </w:p>
           <w:p>
@@ -7074,7 +7380,313 @@
             <w:pPr>
               <w:spacing w:after="20" w:before="0"/>
             </w:pPr>
-            <w:hyperlink w:history="1" r:id="rIdmldyxufxjjqgdwoibeeux">
+            <w:hyperlink w:history="1" r:id="rIdz9ea60ledfkvso5ok8szp">
+              <w:r>
+                <w:rPr>
+                  <w:rFonts w:ascii="Arial" w:cs="Arial" w:eastAsia="Arial" w:hAnsi="Arial"/>
+                  <w:color w:val="2E75B6"/>
+                  <w:sz w:val="16"/>
+                  <w:szCs w:val="16"/>
+                  <w:u w:val="single" w:color="2E75B6"/>
+                </w:rPr>
+                <w:t xml:space="preserve">Statistics intro: Mean, median, &amp; mode</w:t>
+              </w:r>
+            </w:hyperlink>
+          </w:p>
+          <w:p>
+            <w:pPr>
+              <w:spacing w:after="10" w:before="0"/>
+              <w:ind w:left="120"/>
+            </w:pPr>
+            <w:r>
+              <w:rPr>
+                <w:rFonts w:ascii="Arial" w:cs="Arial" w:eastAsia="Arial" w:hAnsi="Arial"/>
+                <w:color w:val="595959"/>
+                <w:sz w:val="14"/>
+                <w:szCs w:val="14"/>
+              </w:rPr>
+              <w:t xml:space="preserve">Source: Khan Academy (English - US curriculum)</w:t>
+            </w:r>
+          </w:p>
+          <w:p>
+            <w:pPr>
+              <w:spacing w:after="10" w:before="0"/>
+              <w:ind w:left="120"/>
+            </w:pPr>
+            <w:hyperlink w:history="1" r:id="rIdiunybc3fo-_-y6ouudrum">
+              <w:r>
+                <w:rPr>
+                  <w:rFonts w:ascii="Arial" w:cs="Arial" w:eastAsia="Arial" w:hAnsi="Arial"/>
+                  <w:color w:val="595959"/>
+                  <w:sz w:val="14"/>
+                  <w:szCs w:val="14"/>
+                  <w:u w:val="single" w:color="595959"/>
+                </w:rPr>
+                <w:t xml:space="preserve">🔍 Search ARES for similar videos</w:t>
+              </w:r>
+            </w:hyperlink>
+          </w:p>
+          <w:p>
+            <w:pPr>
+              <w:spacing w:after="40" w:before="0"/>
+            </w:pPr>
+            <w:r>
+              <w:rPr>
+                <w:sz w:val="14"/>
+                <w:szCs w:val="14"/>
+              </w:rPr>
+              <w:t xml:space="preserve"/>
+            </w:r>
+          </w:p>
+          <w:p>
+            <w:pPr>
+              <w:spacing w:after="20" w:before="0"/>
+            </w:pPr>
+            <w:r>
+              <w:rPr>
+                <w:rFonts w:ascii="Arial" w:cs="Arial" w:eastAsia="Arial" w:hAnsi="Arial"/>
+                <w:b/>
+                <w:bCs/>
+                <w:color w:val="1F3864"/>
+                <w:sz w:val="16"/>
+                <w:szCs w:val="16"/>
+              </w:rPr>
+              <w:t xml:space="preserve">📖 EXERCISE:</w:t>
+            </w:r>
+          </w:p>
+          <w:p>
+            <w:pPr>
+              <w:spacing w:after="20" w:before="0"/>
+            </w:pPr>
+            <w:hyperlink w:history="1" r:id="rIdfr2g2bxmt_k9i04yr3jpl">
+              <w:r>
+                <w:rPr>
+                  <w:rFonts w:ascii="Arial" w:cs="Arial" w:eastAsia="Arial" w:hAnsi="Arial"/>
+                  <w:color w:val="2E75B6"/>
+                  <w:sz w:val="16"/>
+                  <w:szCs w:val="16"/>
+                  <w:u w:val="single" w:color="2E75B6"/>
+                </w:rPr>
+                <w:t xml:space="preserve">Frequency Tables to Organize and Display Data Practice</w:t>
+              </w:r>
+            </w:hyperlink>
+          </w:p>
+          <w:p>
+            <w:pPr>
+              <w:spacing w:after="10" w:before="0"/>
+              <w:ind w:left="120"/>
+            </w:pPr>
+            <w:r>
+              <w:rPr>
+                <w:rFonts w:ascii="Arial" w:cs="Arial" w:eastAsia="Arial" w:hAnsi="Arial"/>
+                <w:color w:val="595959"/>
+                <w:sz w:val="14"/>
+                <w:szCs w:val="14"/>
+              </w:rPr>
+              <w:t xml:space="preserve">Source: CK-12</w:t>
+            </w:r>
+          </w:p>
+          <w:p>
+            <w:pPr>
+              <w:spacing w:after="10" w:before="0"/>
+              <w:ind w:left="120"/>
+            </w:pPr>
+            <w:hyperlink w:history="1" r:id="rId-r2vogfegrf3ov9y6pdxj">
+              <w:r>
+                <w:rPr>
+                  <w:rFonts w:ascii="Arial" w:cs="Arial" w:eastAsia="Arial" w:hAnsi="Arial"/>
+                  <w:color w:val="595959"/>
+                  <w:sz w:val="14"/>
+                  <w:szCs w:val="14"/>
+                  <w:u w:val="single" w:color="595959"/>
+                </w:rPr>
+                <w:t xml:space="preserve">🔍 Search ARES for similar readings</w:t>
+              </w:r>
+            </w:hyperlink>
+          </w:p>
+        </w:tc>
+        <w:tc>
+          <w:tcPr>
+            <w:tcW w:type="dxa" w:w="3040"/>
+            <w:shd w:fill="FFFFFF" w:color="auto" w:val="clear"/>
+            <w:tcMar>
+              <w:top w:type="dxa" w:w="60"/>
+              <w:left w:type="dxa" w:w="120"/>
+              <w:bottom w:type="dxa" w:w="60"/>
+              <w:right w:type="dxa" w:w="120"/>
+            </w:tcMar>
+            <w:vAlign w:val="top"/>
+          </w:tcPr>
+          <w:p>
+            <w:pPr>
+              <w:spacing w:after="40" w:before="0"/>
+              <w:jc w:val="left"/>
+            </w:pPr>
+            <w:r>
+              <w:rPr>
+                <w:rFonts w:ascii="Arial" w:cs="Arial" w:eastAsia="Arial" w:hAnsi="Arial"/>
+                <w:b w:val="false"/>
+                <w:bCs w:val="false"/>
+                <w:i w:val="false"/>
+                <w:iCs w:val="false"/>
+                <w:color w:val="000000"/>
+                <w:sz w:val="18"/>
+                <w:szCs w:val="18"/>
+              </w:rPr>
+              <w:t xml:space="preserve">Each learner writes two sticky notes (or index cards): one ORANGE card — something they now understand about the maize price mystery that they did not understand before this lesson; one BLUE card — a new question the lesson has raised for them. Learners post their cards in the two labelled columns of the class DQB. The teacher reads 3–4 cards aloud and groups similar questions visibly on the board. The class agrees on one 'Most Burning Question' to add as a formal DQB entry — typically something like: 'How can we organise the 40 prices so we can actually see whether they vary a lot or a little?'</w:t>
+            </w:r>
+          </w:p>
+        </w:tc>
+        <w:tc>
+          <w:tcPr>
+            <w:tcW w:type="dxa" w:w="3040"/>
+            <w:shd w:fill="F2F2F2" w:color="auto" w:val="clear"/>
+            <w:tcMar>
+              <w:top w:type="dxa" w:w="60"/>
+              <w:left w:type="dxa" w:w="120"/>
+              <w:bottom w:type="dxa" w:w="60"/>
+              <w:right w:type="dxa" w:w="120"/>
+            </w:tcMar>
+            <w:vAlign w:val="top"/>
+          </w:tcPr>
+          <w:p>
+            <w:pPr>
+              <w:spacing w:after="40" w:before="0"/>
+              <w:jc w:val="left"/>
+            </w:pPr>
+            <w:r>
+              <w:rPr>
+                <w:rFonts w:ascii="Arial" w:cs="Arial" w:eastAsia="Arial" w:hAnsi="Arial"/>
+                <w:b w:val="false"/>
+                <w:bCs w:val="false"/>
+                <w:i w:val="false"/>
+                <w:iCs w:val="false"/>
+                <w:color w:val="000000"/>
+                <w:sz w:val="18"/>
+                <w:szCs w:val="18"/>
+              </w:rPr>
+              <w:t xml:space="preserve">Say: 'You have 3 minutes — write your orange card first (what you now understand), then your blue card (what you still want to know). Use complete sentences.' Circulate and prompt any learner who is stuck with: 'What was the most surprising thing about that raw data list?' After posting, read 3 orange and 3 blue cards aloud without attribution. Group blue cards that ask similar questions by physically moving them together on the DQB. Ask the class: 'Which of these questions do you most want us to answer in the next lesson?' Take a show of hands between the top 2 candidate questions. Write the winning question on a large DQB card in a different colour from previous lessons' entries. Point to the growing DQB: 'This board is our evidence trail. Every lesson, we add to it. By Lesson 8 it will tell the full story of the maize price mystery.'</w:t>
+            </w:r>
+          </w:p>
+        </w:tc>
+        <w:tc>
+          <w:tcPr>
+            <w:tcW w:type="dxa" w:w="3040"/>
+            <w:shd w:fill="FFFFFF" w:color="auto" w:val="clear"/>
+            <w:tcMar>
+              <w:top w:type="dxa" w:w="60"/>
+              <w:left w:type="dxa" w:w="120"/>
+              <w:bottom w:type="dxa" w:w="60"/>
+              <w:right w:type="dxa" w:w="120"/>
+            </w:tcMar>
+            <w:vAlign w:val="top"/>
+          </w:tcPr>
+          <w:p>
+            <w:pPr>
+              <w:spacing w:after="40" w:before="0"/>
+              <w:jc w:val="left"/>
+            </w:pPr>
+            <w:r>
+              <w:rPr>
+                <w:rFonts w:ascii="Arial" w:cs="Arial" w:eastAsia="Arial" w:hAnsi="Arial"/>
+                <w:b w:val="false"/>
+                <w:bCs w:val="false"/>
+                <w:i w:val="false"/>
+                <w:iCs w:val="false"/>
+                <w:color w:val="000000"/>
+                <w:sz w:val="18"/>
+                <w:szCs w:val="18"/>
+              </w:rPr>
+              <w:t xml:space="preserve">Two-colour DQB protocol (understanding + new questions). The orange/blue distinction prevents the DQB from becoming a pure question list — it also tracks growing understanding, making learning progress visible. Reading cards aloud without attribution creates psychological safety and models academic language for learners who struggle to articulate mathematical thinking in English. The class vote gives learners agency over the inquiry direction and increases motivation for the next lesson.</w:t>
+            </w:r>
+          </w:p>
+        </w:tc>
+        <w:tc>
+          <w:tcPr>
+            <w:tcW w:type="dxa" w:w="3040"/>
+            <w:shd w:fill="F2F2F2" w:color="auto" w:val="clear"/>
+            <w:tcMar>
+              <w:top w:type="dxa" w:w="60"/>
+              <w:left w:type="dxa" w:w="120"/>
+              <w:bottom w:type="dxa" w:w="60"/>
+              <w:right w:type="dxa" w:w="120"/>
+            </w:tcMar>
+            <w:vAlign w:val="top"/>
+          </w:tcPr>
+          <w:p>
+            <w:pPr>
+              <w:spacing w:after="40" w:before="0"/>
+              <w:jc w:val="left"/>
+            </w:pPr>
+            <w:r>
+              <w:rPr>
+                <w:rFonts w:ascii="Arial" w:cs="Arial" w:eastAsia="Arial" w:hAnsi="Arial"/>
+                <w:b w:val="false"/>
+                <w:bCs w:val="false"/>
+                <w:i w:val="false"/>
+                <w:iCs w:val="false"/>
+                <w:color w:val="000000"/>
+                <w:sz w:val="18"/>
+                <w:szCs w:val="18"/>
+              </w:rPr>
+              <w:t xml:space="preserve">Observable indicator: every learner posts at least one card of each colour. Teacher scans orange cards for evidence that the core insight (raw data is hard to interpret) has landed — if fewer than 60% of orange cards reflect this, the teacher should open the next lesson with a brief re-visit. Blue cards serve as a formative pre-assessment of readiness for frequency distribution tables (Lesson 3) — questions about 'grouping' or 'sorting' indicate readiness; questions still focused on 'which price is correct' indicate a need to reinforce data vocabulary.</w:t>
+            </w:r>
+          </w:p>
+        </w:tc>
+      </w:tr>
+      <w:tr>
+        <w:tc>
+          <w:tcPr>
+            <w:tcW w:type="dxa" w:w="1520"/>
+            <w:shd w:fill="D5E8F0" w:color="auto" w:val="clear"/>
+            <w:tcMar>
+              <w:top w:type="dxa" w:w="60"/>
+              <w:left w:type="dxa" w:w="120"/>
+              <w:bottom w:type="dxa" w:w="60"/>
+              <w:right w:type="dxa" w:w="120"/>
+            </w:tcMar>
+            <w:vAlign w:val="top"/>
+          </w:tcPr>
+          <w:p>
+            <w:pPr>
+              <w:spacing w:after="40" w:before="0"/>
+              <w:jc w:val="left"/>
+            </w:pPr>
+            <w:r>
+              <w:rPr>
+                <w:rFonts w:ascii="Arial" w:cs="Arial" w:eastAsia="Arial" w:hAnsi="Arial"/>
+                <w:b/>
+                <w:bCs/>
+                <w:i w:val="false"/>
+                <w:iCs w:val="false"/>
+                <w:color w:val="000000"/>
+                <w:sz w:val="18"/>
+                <w:szCs w:val="18"/>
+              </w:rPr>
+              <w:t xml:space="preserve">Model Building Phase</w:t>
+            </w:r>
+          </w:p>
+          <w:p>
+            <w:pPr>
+              <w:spacing w:after="20" w:before="0"/>
+            </w:pPr>
+            <w:r>
+              <w:rPr>
+                <w:rFonts w:ascii="Arial" w:cs="Arial" w:eastAsia="Arial" w:hAnsi="Arial"/>
+                <w:b/>
+                <w:bCs/>
+                <w:color w:val="1F3864"/>
+                <w:sz w:val="16"/>
+                <w:szCs w:val="16"/>
+              </w:rPr>
+              <w:t xml:space="preserve">📹 VIDEO:</w:t>
+            </w:r>
+          </w:p>
+          <w:p>
+            <w:pPr>
+              <w:spacing w:after="20" w:before="0"/>
+            </w:pPr>
+            <w:hyperlink w:history="1" r:id="rId0i2-hvy2tw4rixtxou1e4">
               <w:r>
                 <w:rPr>
                   <w:rFonts w:ascii="Arial" w:cs="Arial" w:eastAsia="Arial" w:hAnsi="Arial"/>
@@ -7107,7 +7719,7 @@
               <w:spacing w:after="10" w:before="0"/>
               <w:ind w:left="120"/>
             </w:pPr>
-            <w:hyperlink w:history="1" r:id="rId2bry6r-wlnnvqtzuqt8ga">
+            <w:hyperlink w:history="1" r:id="rIdxn6qeref0ekylbcqmilvv">
               <w:r>
                 <w:rPr>
                   <w:rFonts w:ascii="Arial" w:cs="Arial" w:eastAsia="Arial" w:hAnsi="Arial"/>
@@ -7145,626 +7757,14 @@
                 <w:sz w:val="16"/>
                 <w:szCs w:val="16"/>
               </w:rPr>
-              <w:t xml:space="preserve">📖 HTML:</w:t>
+              <w:t xml:space="preserve">📖 EXERCISE:</w:t>
             </w:r>
           </w:p>
           <w:p>
             <w:pPr>
               <w:spacing w:after="20" w:before="0"/>
             </w:pPr>
-            <w:hyperlink w:history="1" r:id="rIdkvlssgendyjc-xtq8usnk">
-              <w:r>
-                <w:rPr>
-                  <w:rFonts w:ascii="Arial" w:cs="Arial" w:eastAsia="Arial" w:hAnsi="Arial"/>
-                  <w:color w:val="2E75B6"/>
-                  <w:sz w:val="16"/>
-                  <w:szCs w:val="16"/>
-                  <w:u w:val="single" w:color="2E75B6"/>
-                </w:rPr>
-                <w:t xml:space="preserve">Frequency Tables to Organize and Display Data (Flexbook)</w:t>
-              </w:r>
-            </w:hyperlink>
-          </w:p>
-          <w:p>
-            <w:pPr>
-              <w:spacing w:after="10" w:before="0"/>
-              <w:ind w:left="120"/>
-            </w:pPr>
-            <w:r>
-              <w:rPr>
-                <w:rFonts w:ascii="Arial" w:cs="Arial" w:eastAsia="Arial" w:hAnsi="Arial"/>
-                <w:color w:val="595959"/>
-                <w:sz w:val="14"/>
-                <w:szCs w:val="14"/>
-              </w:rPr>
-              <w:t xml:space="preserve">Source: CK-12</w:t>
-            </w:r>
-          </w:p>
-          <w:p>
-            <w:pPr>
-              <w:spacing w:after="10" w:before="0"/>
-              <w:ind w:left="120"/>
-            </w:pPr>
-            <w:hyperlink w:history="1" r:id="rIdbonwjuzrndjy4bu3ygtd-">
-              <w:r>
-                <w:rPr>
-                  <w:rFonts w:ascii="Arial" w:cs="Arial" w:eastAsia="Arial" w:hAnsi="Arial"/>
-                  <w:color w:val="595959"/>
-                  <w:sz w:val="14"/>
-                  <w:szCs w:val="14"/>
-                  <w:u w:val="single" w:color="595959"/>
-                </w:rPr>
-                <w:t xml:space="preserve">🔍 Search ARES for similar readings</w:t>
-              </w:r>
-            </w:hyperlink>
-          </w:p>
-        </w:tc>
-        <w:tc>
-          <w:tcPr>
-            <w:tcW w:type="dxa" w:w="3040"/>
-            <w:shd w:fill="FFFFFF" w:color="auto" w:val="clear"/>
-            <w:tcMar>
-              <w:top w:type="dxa" w:w="60"/>
-              <w:left w:type="dxa" w:w="120"/>
-              <w:bottom w:type="dxa" w:w="60"/>
-              <w:right w:type="dxa" w:w="120"/>
-            </w:tcMar>
-            <w:vAlign w:val="top"/>
-          </w:tcPr>
-          <w:p>
-            <w:pPr>
-              <w:spacing w:after="40" w:before="0"/>
-              <w:jc w:val="left"/>
-            </w:pPr>
-            <w:r>
-              <w:rPr>
-                <w:rFonts w:ascii="Arial" w:cs="Arial" w:eastAsia="Arial" w:hAnsi="Arial"/>
-                <w:b w:val="false"/>
-                <w:bCs w:val="false"/>
-                <w:i w:val="false"/>
-                <w:iCs w:val="false"/>
-                <w:color w:val="000000"/>
-                <w:sz w:val="18"/>
-                <w:szCs w:val="18"/>
-              </w:rPr>
-              <w:t xml:space="preserve">The teacher introduces a Word Wall with five terms: DATA, RAW DATA, DATA SOURCE, TALLY, FREQUENCY. For each term, the teacher gives a one-sentence KICD-aligned definition, then immediately anchors it to either the Wakulima list or the walk-to-school list. Learners then practise using tally marks: they are given the walk-to-school raw list from the board and in pairs they organise it into a simple tally table (bands: 0–10 min, 11–20 min, 21–30 min, 31–40 min, 41+ min) and determine the frequency for each band. Learners record the completed tally table in their exercise books. The teacher then returns to the maize price list: 'Now that we know what raw data is, why was it so hard to answer the family-vs-neighbour question using just this list?'</w:t>
-            </w:r>
-          </w:p>
-        </w:tc>
-        <w:tc>
-          <w:tcPr>
-            <w:tcW w:type="dxa" w:w="3040"/>
-            <w:shd w:fill="F2F2F2" w:color="auto" w:val="clear"/>
-            <w:tcMar>
-              <w:top w:type="dxa" w:w="60"/>
-              <w:left w:type="dxa" w:w="120"/>
-              <w:bottom w:type="dxa" w:w="60"/>
-              <w:right w:type="dxa" w:w="120"/>
-            </w:tcMar>
-            <w:vAlign w:val="top"/>
-          </w:tcPr>
-          <w:p>
-            <w:pPr>
-              <w:spacing w:after="40" w:before="0"/>
-              <w:jc w:val="left"/>
-            </w:pPr>
-            <w:r>
-              <w:rPr>
-                <w:rFonts w:ascii="Arial" w:cs="Arial" w:eastAsia="Arial" w:hAnsi="Arial"/>
-                <w:b w:val="false"/>
-                <w:bCs w:val="false"/>
-                <w:i w:val="false"/>
-                <w:iCs w:val="false"/>
-                <w:color w:val="000000"/>
-                <w:sz w:val="18"/>
-                <w:szCs w:val="18"/>
-              </w:rPr>
-              <w:t xml:space="preserve">Use a Word Wall card for each term — post each card as it is introduced. For DATA: 'The 40 maize prices on the board — each price is a piece of data. Our walk-to-school times are also data.' For RAW DATA: 'Before we organise it — like this jumbled list — we call it raw data. Like raw maize before it is milled into unga.' [The unga analogy is culturally resonant and memorable.] For DATA SOURCE: 'The stall-keeper at Wakulima Market is a primary data source. A newspaper reporting average maize prices is a secondary source. Which did we use for our walk-to-school data?' [Cold-call 2 learners, 10-second wait time.] For TALLY and FREQUENCY: model one row of the tally table live on the board, then release pairs to complete the rest. After pairs complete the tally table, cold-call 3 pairs to share their frequency for one band — write on the board and check for consensus. Close the phase by returning to the phenomenon: ask 'Now that you know what raw data is — why could neither the family nor the neighbour give us a clear answer just from the raw list?' [Cold-call 2 learners, 12-second wait time.] Write the best answer verbatim on the board.</w:t>
-            </w:r>
-          </w:p>
-        </w:tc>
-        <w:tc>
-          <w:tcPr>
-            <w:tcW w:type="dxa" w:w="3040"/>
-            <w:shd w:fill="FFFFFF" w:color="auto" w:val="clear"/>
-            <w:tcMar>
-              <w:top w:type="dxa" w:w="60"/>
-              <w:left w:type="dxa" w:w="120"/>
-              <w:bottom w:type="dxa" w:w="60"/>
-              <w:right w:type="dxa" w:w="120"/>
-            </w:tcMar>
-            <w:vAlign w:val="top"/>
-          </w:tcPr>
-          <w:p>
-            <w:pPr>
-              <w:spacing w:after="40" w:before="0"/>
-              <w:jc w:val="left"/>
-            </w:pPr>
-            <w:r>
-              <w:rPr>
-                <w:rFonts w:ascii="Arial" w:cs="Arial" w:eastAsia="Arial" w:hAnsi="Arial"/>
-                <w:b w:val="false"/>
-                <w:bCs w:val="false"/>
-                <w:i w:val="false"/>
-                <w:iCs w:val="false"/>
-                <w:color w:val="000000"/>
-                <w:sz w:val="18"/>
-                <w:szCs w:val="18"/>
-              </w:rPr>
-              <w:t xml:space="preserve">Concrete-Representational-Abstract (CRA) anchored to phenomenon. The unga analogy (raw maize → milled flour) gives learners a culturally grounded mental model for raw vs. organised data. Immediate application of each vocabulary term to both the phenomenon data set and the personal data set ensures terms are not abstract definitions but tools for a real task. The tally table is the first data organisation tool in the unit — its simplicity is deliberate so learners feel competent before complexity increases.</w:t>
-            </w:r>
-          </w:p>
-        </w:tc>
-        <w:tc>
-          <w:tcPr>
-            <w:tcW w:type="dxa" w:w="3040"/>
-            <w:shd w:fill="F2F2F2" w:color="auto" w:val="clear"/>
-            <w:tcMar>
-              <w:top w:type="dxa" w:w="60"/>
-              <w:left w:type="dxa" w:w="120"/>
-              <w:bottom w:type="dxa" w:w="60"/>
-              <w:right w:type="dxa" w:w="120"/>
-            </w:tcMar>
-            <w:vAlign w:val="top"/>
-          </w:tcPr>
-          <w:p>
-            <w:pPr>
-              <w:spacing w:after="40" w:before="0"/>
-              <w:jc w:val="left"/>
-            </w:pPr>
-            <w:r>
-              <w:rPr>
-                <w:rFonts w:ascii="Arial" w:cs="Arial" w:eastAsia="Arial" w:hAnsi="Arial"/>
-                <w:b w:val="false"/>
-                <w:bCs w:val="false"/>
-                <w:i w:val="false"/>
-                <w:iCs w:val="false"/>
-                <w:color w:val="000000"/>
-                <w:sz w:val="18"/>
-                <w:szCs w:val="18"/>
-              </w:rPr>
-              <w:t xml:space="preserve">Observable indicator: every learner has a completed tally table in their exercise book with correct frequencies summing to the class size. Teacher spot-checks 5–6 books during pair work. Key misconception to watch: learners using tally marks in groups of 4 rather than groups of 5 (IIII not ||||) — correct immediately with a brief whole-class pause. Observable indicator: at least one learner can articulate that raw data hides the distribution — e.g., 'You cannot see which price appears most because the numbers are not grouped.'</w:t>
-            </w:r>
-          </w:p>
-        </w:tc>
-      </w:tr>
-      <w:tr>
-        <w:tc>
-          <w:tcPr>
-            <w:tcW w:type="dxa" w:w="1520"/>
-            <w:shd w:fill="FCE4D6" w:color="auto" w:val="clear"/>
-            <w:tcMar>
-              <w:top w:type="dxa" w:w="60"/>
-              <w:left w:type="dxa" w:w="120"/>
-              <w:bottom w:type="dxa" w:w="60"/>
-              <w:right w:type="dxa" w:w="120"/>
-            </w:tcMar>
-            <w:vAlign w:val="top"/>
-          </w:tcPr>
-          <w:p>
-            <w:pPr>
-              <w:spacing w:after="40" w:before="0"/>
-              <w:jc w:val="left"/>
-            </w:pPr>
-            <w:r>
-              <w:rPr>
-                <w:rFonts w:ascii="Arial" w:cs="Arial" w:eastAsia="Arial" w:hAnsi="Arial"/>
-                <w:b/>
-                <w:bCs/>
-                <w:i w:val="false"/>
-                <w:iCs w:val="false"/>
-                <w:color w:val="000000"/>
-                <w:sz w:val="18"/>
-                <w:szCs w:val="18"/>
-              </w:rPr>
-              <w:t xml:space="preserve">Driving Question Board (DQB) Creation</w:t>
-            </w:r>
-          </w:p>
-          <w:p>
-            <w:pPr>
-              <w:spacing w:after="20" w:before="0"/>
-            </w:pPr>
-            <w:r>
-              <w:rPr>
-                <w:rFonts w:ascii="Arial" w:cs="Arial" w:eastAsia="Arial" w:hAnsi="Arial"/>
-                <w:b/>
-                <w:bCs/>
-                <w:color w:val="1F3864"/>
-                <w:sz w:val="16"/>
-                <w:szCs w:val="16"/>
-              </w:rPr>
-              <w:t xml:space="preserve">📹 VIDEO:</w:t>
-            </w:r>
-          </w:p>
-          <w:p>
-            <w:pPr>
-              <w:spacing w:after="20" w:before="0"/>
-            </w:pPr>
-            <w:hyperlink w:history="1" r:id="rId3nommuojh5fvub89okiot">
-              <w:r>
-                <w:rPr>
-                  <w:rFonts w:ascii="Arial" w:cs="Arial" w:eastAsia="Arial" w:hAnsi="Arial"/>
-                  <w:color w:val="2E75B6"/>
-                  <w:sz w:val="16"/>
-                  <w:szCs w:val="16"/>
-                  <w:u w:val="single" w:color="2E75B6"/>
-                </w:rPr>
-                <w:t xml:space="preserve">Filling out frequency table for independent events</w:t>
-              </w:r>
-            </w:hyperlink>
-          </w:p>
-          <w:p>
-            <w:pPr>
-              <w:spacing w:after="10" w:before="0"/>
-              <w:ind w:left="120"/>
-            </w:pPr>
-            <w:r>
-              <w:rPr>
-                <w:rFonts w:ascii="Arial" w:cs="Arial" w:eastAsia="Arial" w:hAnsi="Arial"/>
-                <w:color w:val="595959"/>
-                <w:sz w:val="14"/>
-                <w:szCs w:val="14"/>
-              </w:rPr>
-              <w:t xml:space="preserve">Source: Khan Academy (English - US curriculum)</w:t>
-            </w:r>
-          </w:p>
-          <w:p>
-            <w:pPr>
-              <w:spacing w:after="10" w:before="0"/>
-              <w:ind w:left="120"/>
-            </w:pPr>
-            <w:hyperlink w:history="1" r:id="rIdxcqd5njdkwzewr8vvi1us">
-              <w:r>
-                <w:rPr>
-                  <w:rFonts w:ascii="Arial" w:cs="Arial" w:eastAsia="Arial" w:hAnsi="Arial"/>
-                  <w:color w:val="595959"/>
-                  <w:sz w:val="14"/>
-                  <w:szCs w:val="14"/>
-                  <w:u w:val="single" w:color="595959"/>
-                </w:rPr>
-                <w:t xml:space="preserve">🔍 Search ARES for similar videos</w:t>
-              </w:r>
-            </w:hyperlink>
-          </w:p>
-          <w:p>
-            <w:pPr>
-              <w:spacing w:after="40" w:before="0"/>
-            </w:pPr>
-            <w:r>
-              <w:rPr>
-                <w:sz w:val="14"/>
-                <w:szCs w:val="14"/>
-              </w:rPr>
-              <w:t xml:space="preserve"/>
-            </w:r>
-          </w:p>
-          <w:p>
-            <w:pPr>
-              <w:spacing w:after="20" w:before="0"/>
-            </w:pPr>
-            <w:r>
-              <w:rPr>
-                <w:rFonts w:ascii="Arial" w:cs="Arial" w:eastAsia="Arial" w:hAnsi="Arial"/>
-                <w:b/>
-                <w:bCs/>
-                <w:color w:val="1F3864"/>
-                <w:sz w:val="16"/>
-                <w:szCs w:val="16"/>
-              </w:rPr>
-              <w:t xml:space="preserve">📖 EXERCISE:</w:t>
-            </w:r>
-          </w:p>
-          <w:p>
-            <w:pPr>
-              <w:spacing w:after="20" w:before="0"/>
-            </w:pPr>
-            <w:hyperlink w:history="1" r:id="rIdzzsj2voqcllzyuumcx0xs">
-              <w:r>
-                <w:rPr>
-                  <w:rFonts w:ascii="Arial" w:cs="Arial" w:eastAsia="Arial" w:hAnsi="Arial"/>
-                  <w:color w:val="2E75B6"/>
-                  <w:sz w:val="16"/>
-                  <w:szCs w:val="16"/>
-                  <w:u w:val="single" w:color="2E75B6"/>
-                </w:rPr>
-                <w:t xml:space="preserve">Frequency Tables to Organize and Display Data Practice</w:t>
-              </w:r>
-            </w:hyperlink>
-          </w:p>
-          <w:p>
-            <w:pPr>
-              <w:spacing w:after="10" w:before="0"/>
-              <w:ind w:left="120"/>
-            </w:pPr>
-            <w:r>
-              <w:rPr>
-                <w:rFonts w:ascii="Arial" w:cs="Arial" w:eastAsia="Arial" w:hAnsi="Arial"/>
-                <w:color w:val="595959"/>
-                <w:sz w:val="14"/>
-                <w:szCs w:val="14"/>
-              </w:rPr>
-              <w:t xml:space="preserve">Source: CK-12</w:t>
-            </w:r>
-          </w:p>
-          <w:p>
-            <w:pPr>
-              <w:spacing w:after="10" w:before="0"/>
-              <w:ind w:left="120"/>
-            </w:pPr>
-            <w:hyperlink w:history="1" r:id="rIdk1cqv3koqd7fkwbqfzv_g">
-              <w:r>
-                <w:rPr>
-                  <w:rFonts w:ascii="Arial" w:cs="Arial" w:eastAsia="Arial" w:hAnsi="Arial"/>
-                  <w:color w:val="595959"/>
-                  <w:sz w:val="14"/>
-                  <w:szCs w:val="14"/>
-                  <w:u w:val="single" w:color="595959"/>
-                </w:rPr>
-                <w:t xml:space="preserve">🔍 Search ARES for similar readings</w:t>
-              </w:r>
-            </w:hyperlink>
-          </w:p>
-        </w:tc>
-        <w:tc>
-          <w:tcPr>
-            <w:tcW w:type="dxa" w:w="3040"/>
-            <w:shd w:fill="FFFFFF" w:color="auto" w:val="clear"/>
-            <w:tcMar>
-              <w:top w:type="dxa" w:w="60"/>
-              <w:left w:type="dxa" w:w="120"/>
-              <w:bottom w:type="dxa" w:w="60"/>
-              <w:right w:type="dxa" w:w="120"/>
-            </w:tcMar>
-            <w:vAlign w:val="top"/>
-          </w:tcPr>
-          <w:p>
-            <w:pPr>
-              <w:spacing w:after="40" w:before="0"/>
-              <w:jc w:val="left"/>
-            </w:pPr>
-            <w:r>
-              <w:rPr>
-                <w:rFonts w:ascii="Arial" w:cs="Arial" w:eastAsia="Arial" w:hAnsi="Arial"/>
-                <w:b w:val="false"/>
-                <w:bCs w:val="false"/>
-                <w:i w:val="false"/>
-                <w:iCs w:val="false"/>
-                <w:color w:val="000000"/>
-                <w:sz w:val="18"/>
-                <w:szCs w:val="18"/>
-              </w:rPr>
-              <w:t xml:space="preserve">Each learner writes two sticky notes (or index cards): one ORANGE card — something they now understand about the maize price mystery that they did not understand before this lesson; one BLUE card — a new question the lesson has raised for them. Learners post their cards in the two labelled columns of the class DQB. The teacher reads 3–4 cards aloud and groups similar questions visibly on the board. The class agrees on one 'Most Burning Question' to add as a formal DQB entry — typically something like: 'How can we organise the 40 prices so we can actually see whether they vary a lot or a little?'</w:t>
-            </w:r>
-          </w:p>
-        </w:tc>
-        <w:tc>
-          <w:tcPr>
-            <w:tcW w:type="dxa" w:w="3040"/>
-            <w:shd w:fill="F2F2F2" w:color="auto" w:val="clear"/>
-            <w:tcMar>
-              <w:top w:type="dxa" w:w="60"/>
-              <w:left w:type="dxa" w:w="120"/>
-              <w:bottom w:type="dxa" w:w="60"/>
-              <w:right w:type="dxa" w:w="120"/>
-            </w:tcMar>
-            <w:vAlign w:val="top"/>
-          </w:tcPr>
-          <w:p>
-            <w:pPr>
-              <w:spacing w:after="40" w:before="0"/>
-              <w:jc w:val="left"/>
-            </w:pPr>
-            <w:r>
-              <w:rPr>
-                <w:rFonts w:ascii="Arial" w:cs="Arial" w:eastAsia="Arial" w:hAnsi="Arial"/>
-                <w:b w:val="false"/>
-                <w:bCs w:val="false"/>
-                <w:i w:val="false"/>
-                <w:iCs w:val="false"/>
-                <w:color w:val="000000"/>
-                <w:sz w:val="18"/>
-                <w:szCs w:val="18"/>
-              </w:rPr>
-              <w:t xml:space="preserve">Say: 'You have 3 minutes — write your orange card first (what you now understand), then your blue card (what you still want to know). Use complete sentences.' Circulate and prompt any learner who is stuck with: 'What was the most surprising thing about that raw data list?' After posting, read 3 orange and 3 blue cards aloud without attribution. Group blue cards that ask similar questions by physically moving them together on the DQB. Ask the class: 'Which of these questions do you most want us to answer in the next lesson?' Take a show of hands between the top 2 candidate questions. Write the winning question on a large DQB card in a different colour from previous lessons' entries. Point to the growing DQB: 'This board is our evidence trail. Every lesson, we add to it. By Lesson 8 it will tell the full story of the maize price mystery.'</w:t>
-            </w:r>
-          </w:p>
-        </w:tc>
-        <w:tc>
-          <w:tcPr>
-            <w:tcW w:type="dxa" w:w="3040"/>
-            <w:shd w:fill="FFFFFF" w:color="auto" w:val="clear"/>
-            <w:tcMar>
-              <w:top w:type="dxa" w:w="60"/>
-              <w:left w:type="dxa" w:w="120"/>
-              <w:bottom w:type="dxa" w:w="60"/>
-              <w:right w:type="dxa" w:w="120"/>
-            </w:tcMar>
-            <w:vAlign w:val="top"/>
-          </w:tcPr>
-          <w:p>
-            <w:pPr>
-              <w:spacing w:after="40" w:before="0"/>
-              <w:jc w:val="left"/>
-            </w:pPr>
-            <w:r>
-              <w:rPr>
-                <w:rFonts w:ascii="Arial" w:cs="Arial" w:eastAsia="Arial" w:hAnsi="Arial"/>
-                <w:b w:val="false"/>
-                <w:bCs w:val="false"/>
-                <w:i w:val="false"/>
-                <w:iCs w:val="false"/>
-                <w:color w:val="000000"/>
-                <w:sz w:val="18"/>
-                <w:szCs w:val="18"/>
-              </w:rPr>
-              <w:t xml:space="preserve">Two-colour DQB protocol (understanding + new questions). The orange/blue distinction prevents the DQB from becoming a pure question list — it also tracks growing understanding, making learning progress visible. Reading cards aloud without attribution creates psychological safety and models academic language for learners who struggle to articulate mathematical thinking in English. The class vote gives learners agency over the inquiry direction and increases motivation for the next lesson.</w:t>
-            </w:r>
-          </w:p>
-        </w:tc>
-        <w:tc>
-          <w:tcPr>
-            <w:tcW w:type="dxa" w:w="3040"/>
-            <w:shd w:fill="F2F2F2" w:color="auto" w:val="clear"/>
-            <w:tcMar>
-              <w:top w:type="dxa" w:w="60"/>
-              <w:left w:type="dxa" w:w="120"/>
-              <w:bottom w:type="dxa" w:w="60"/>
-              <w:right w:type="dxa" w:w="120"/>
-            </w:tcMar>
-            <w:vAlign w:val="top"/>
-          </w:tcPr>
-          <w:p>
-            <w:pPr>
-              <w:spacing w:after="40" w:before="0"/>
-              <w:jc w:val="left"/>
-            </w:pPr>
-            <w:r>
-              <w:rPr>
-                <w:rFonts w:ascii="Arial" w:cs="Arial" w:eastAsia="Arial" w:hAnsi="Arial"/>
-                <w:b w:val="false"/>
-                <w:bCs w:val="false"/>
-                <w:i w:val="false"/>
-                <w:iCs w:val="false"/>
-                <w:color w:val="000000"/>
-                <w:sz w:val="18"/>
-                <w:szCs w:val="18"/>
-              </w:rPr>
-              <w:t xml:space="preserve">Observable indicator: every learner posts at least one card of each colour. Teacher scans orange cards for evidence that the core insight (raw data is hard to interpret) has landed — if fewer than 60% of orange cards reflect this, the teacher should open the next lesson with a brief re-visit. Blue cards serve as a formative pre-assessment of readiness for frequency distribution tables (Lesson 3) — questions about 'grouping' or 'sorting' indicate readiness; questions still focused on 'which price is correct' indicate a need to reinforce data vocabulary.</w:t>
-            </w:r>
-          </w:p>
-        </w:tc>
-      </w:tr>
-      <w:tr>
-        <w:tc>
-          <w:tcPr>
-            <w:tcW w:type="dxa" w:w="1520"/>
-            <w:shd w:fill="D5E8F0" w:color="auto" w:val="clear"/>
-            <w:tcMar>
-              <w:top w:type="dxa" w:w="60"/>
-              <w:left w:type="dxa" w:w="120"/>
-              <w:bottom w:type="dxa" w:w="60"/>
-              <w:right w:type="dxa" w:w="120"/>
-            </w:tcMar>
-            <w:vAlign w:val="top"/>
-          </w:tcPr>
-          <w:p>
-            <w:pPr>
-              <w:spacing w:after="40" w:before="0"/>
-              <w:jc w:val="left"/>
-            </w:pPr>
-            <w:r>
-              <w:rPr>
-                <w:rFonts w:ascii="Arial" w:cs="Arial" w:eastAsia="Arial" w:hAnsi="Arial"/>
-                <w:b/>
-                <w:bCs/>
-                <w:i w:val="false"/>
-                <w:iCs w:val="false"/>
-                <w:color w:val="000000"/>
-                <w:sz w:val="18"/>
-                <w:szCs w:val="18"/>
-              </w:rPr>
-              <w:t xml:space="preserve">Model Building Phase</w:t>
-            </w:r>
-          </w:p>
-          <w:p>
-            <w:pPr>
-              <w:spacing w:after="20" w:before="0"/>
-            </w:pPr>
-            <w:r>
-              <w:rPr>
-                <w:rFonts w:ascii="Arial" w:cs="Arial" w:eastAsia="Arial" w:hAnsi="Arial"/>
-                <w:b/>
-                <w:bCs/>
-                <w:color w:val="1F3864"/>
-                <w:sz w:val="16"/>
-                <w:szCs w:val="16"/>
-              </w:rPr>
-              <w:t xml:space="preserve">📹 VIDEO:</w:t>
-            </w:r>
-          </w:p>
-          <w:p>
-            <w:pPr>
-              <w:spacing w:after="20" w:before="0"/>
-            </w:pPr>
-            <w:hyperlink w:history="1" r:id="rId7r-uqrjd82nlfnbvp_wfr">
-              <w:r>
-                <w:rPr>
-                  <w:rFonts w:ascii="Arial" w:cs="Arial" w:eastAsia="Arial" w:hAnsi="Arial"/>
-                  <w:color w:val="2E75B6"/>
-                  <w:sz w:val="16"/>
-                  <w:szCs w:val="16"/>
-                  <w:u w:val="single" w:color="2E75B6"/>
-                </w:rPr>
-                <w:t xml:space="preserve">Statistics intro: Mean, median, &amp; mode</w:t>
-              </w:r>
-            </w:hyperlink>
-          </w:p>
-          <w:p>
-            <w:pPr>
-              <w:spacing w:after="10" w:before="0"/>
-              <w:ind w:left="120"/>
-            </w:pPr>
-            <w:r>
-              <w:rPr>
-                <w:rFonts w:ascii="Arial" w:cs="Arial" w:eastAsia="Arial" w:hAnsi="Arial"/>
-                <w:color w:val="595959"/>
-                <w:sz w:val="14"/>
-                <w:szCs w:val="14"/>
-              </w:rPr>
-              <w:t xml:space="preserve">Source: Khan Academy (English - US curriculum)</w:t>
-            </w:r>
-          </w:p>
-          <w:p>
-            <w:pPr>
-              <w:spacing w:after="10" w:before="0"/>
-              <w:ind w:left="120"/>
-            </w:pPr>
-            <w:hyperlink w:history="1" r:id="rIdf7vxhnjzm8itux5bsutu4">
-              <w:r>
-                <w:rPr>
-                  <w:rFonts w:ascii="Arial" w:cs="Arial" w:eastAsia="Arial" w:hAnsi="Arial"/>
-                  <w:color w:val="595959"/>
-                  <w:sz w:val="14"/>
-                  <w:szCs w:val="14"/>
-                  <w:u w:val="single" w:color="595959"/>
-                </w:rPr>
-                <w:t xml:space="preserve">🔍 Search ARES for similar videos</w:t>
-              </w:r>
-            </w:hyperlink>
-          </w:p>
-          <w:p>
-            <w:pPr>
-              <w:spacing w:after="40" w:before="0"/>
-            </w:pPr>
-            <w:r>
-              <w:rPr>
-                <w:sz w:val="14"/>
-                <w:szCs w:val="14"/>
-              </w:rPr>
-              <w:t xml:space="preserve"/>
-            </w:r>
-          </w:p>
-          <w:p>
-            <w:pPr>
-              <w:spacing w:after="20" w:before="0"/>
-            </w:pPr>
-            <w:r>
-              <w:rPr>
-                <w:rFonts w:ascii="Arial" w:cs="Arial" w:eastAsia="Arial" w:hAnsi="Arial"/>
-                <w:b/>
-                <w:bCs/>
-                <w:color w:val="1F3864"/>
-                <w:sz w:val="16"/>
-                <w:szCs w:val="16"/>
-              </w:rPr>
-              <w:t xml:space="preserve">📖 EXERCISE:</w:t>
-            </w:r>
-          </w:p>
-          <w:p>
-            <w:pPr>
-              <w:spacing w:after="20" w:before="0"/>
-            </w:pPr>
-            <w:hyperlink w:history="1" r:id="rIdqb3dsx_4kgoh602lufs8v">
+            <w:hyperlink w:history="1" r:id="rId1shfbr-qpl8_ddifs3-yx">
               <w:r>
                 <w:rPr>
                   <w:rFonts w:ascii="Arial" w:cs="Arial" w:eastAsia="Arial" w:hAnsi="Arial"/>
@@ -7797,7 +7797,7 @@
               <w:spacing w:after="10" w:before="0"/>
               <w:ind w:left="120"/>
             </w:pPr>
-            <w:hyperlink w:history="1" r:id="rIdtk1mmbeewfft0oewapmi9">
+            <w:hyperlink w:history="1" r:id="rIdltceaima7ouvgsvekl6-o">
               <w:r>
                 <w:rPr>
                   <w:rFonts w:ascii="Arial" w:cs="Arial" w:eastAsia="Arial" w:hAnsi="Arial"/>
@@ -9284,7 +9284,313 @@
             <w:pPr>
               <w:spacing w:after="20" w:before="0"/>
             </w:pPr>
-            <w:hyperlink w:history="1" r:id="rIdmlkjrugqnzecwjxpy-xen">
+            <w:hyperlink w:history="1" r:id="rId4zrx05lb7h-p-kuy_i9j7">
+              <w:r>
+                <w:rPr>
+                  <w:rFonts w:ascii="Arial" w:cs="Arial" w:eastAsia="Arial" w:hAnsi="Arial"/>
+                  <w:color w:val="2E75B6"/>
+                  <w:sz w:val="16"/>
+                  <w:szCs w:val="16"/>
+                  <w:u w:val="single" w:color="2E75B6"/>
+                </w:rPr>
+                <w:t xml:space="preserve">Statistics intro: Mean, median, &amp; mode</w:t>
+              </w:r>
+            </w:hyperlink>
+          </w:p>
+          <w:p>
+            <w:pPr>
+              <w:spacing w:after="10" w:before="0"/>
+              <w:ind w:left="120"/>
+            </w:pPr>
+            <w:r>
+              <w:rPr>
+                <w:rFonts w:ascii="Arial" w:cs="Arial" w:eastAsia="Arial" w:hAnsi="Arial"/>
+                <w:color w:val="595959"/>
+                <w:sz w:val="14"/>
+                <w:szCs w:val="14"/>
+              </w:rPr>
+              <w:t xml:space="preserve">Source: Khan Academy (English - US curriculum)</w:t>
+            </w:r>
+          </w:p>
+          <w:p>
+            <w:pPr>
+              <w:spacing w:after="10" w:before="0"/>
+              <w:ind w:left="120"/>
+            </w:pPr>
+            <w:hyperlink w:history="1" r:id="rIdp0qglacht0u19ktzhmswm">
+              <w:r>
+                <w:rPr>
+                  <w:rFonts w:ascii="Arial" w:cs="Arial" w:eastAsia="Arial" w:hAnsi="Arial"/>
+                  <w:color w:val="595959"/>
+                  <w:sz w:val="14"/>
+                  <w:szCs w:val="14"/>
+                  <w:u w:val="single" w:color="595959"/>
+                </w:rPr>
+                <w:t xml:space="preserve">🔍 Search ARES for similar videos</w:t>
+              </w:r>
+            </w:hyperlink>
+          </w:p>
+          <w:p>
+            <w:pPr>
+              <w:spacing w:after="40" w:before="0"/>
+            </w:pPr>
+            <w:r>
+              <w:rPr>
+                <w:sz w:val="14"/>
+                <w:szCs w:val="14"/>
+              </w:rPr>
+              <w:t xml:space="preserve"/>
+            </w:r>
+          </w:p>
+          <w:p>
+            <w:pPr>
+              <w:spacing w:after="20" w:before="0"/>
+            </w:pPr>
+            <w:r>
+              <w:rPr>
+                <w:rFonts w:ascii="Arial" w:cs="Arial" w:eastAsia="Arial" w:hAnsi="Arial"/>
+                <w:b/>
+                <w:bCs/>
+                <w:color w:val="1F3864"/>
+                <w:sz w:val="16"/>
+                <w:szCs w:val="16"/>
+              </w:rPr>
+              <w:t xml:space="preserve">📖 EXERCISE:</w:t>
+            </w:r>
+          </w:p>
+          <w:p>
+            <w:pPr>
+              <w:spacing w:after="20" w:before="0"/>
+            </w:pPr>
+            <w:hyperlink w:history="1" r:id="rIdb50ncdlsjq14ygphaxbfb">
+              <w:r>
+                <w:rPr>
+                  <w:rFonts w:ascii="Arial" w:cs="Arial" w:eastAsia="Arial" w:hAnsi="Arial"/>
+                  <w:color w:val="2E75B6"/>
+                  <w:sz w:val="16"/>
+                  <w:szCs w:val="16"/>
+                  <w:u w:val="single" w:color="2E75B6"/>
+                </w:rPr>
+                <w:t xml:space="preserve">Graph data on line plots (through 1/8 of a unit)</w:t>
+              </w:r>
+            </w:hyperlink>
+          </w:p>
+          <w:p>
+            <w:pPr>
+              <w:spacing w:after="10" w:before="0"/>
+              <w:ind w:left="120"/>
+            </w:pPr>
+            <w:r>
+              <w:rPr>
+                <w:rFonts w:ascii="Arial" w:cs="Arial" w:eastAsia="Arial" w:hAnsi="Arial"/>
+                <w:color w:val="595959"/>
+                <w:sz w:val="14"/>
+                <w:szCs w:val="14"/>
+              </w:rPr>
+              <w:t xml:space="preserve">Source: Khan Academy (English - US curriculum)</w:t>
+            </w:r>
+          </w:p>
+          <w:p>
+            <w:pPr>
+              <w:spacing w:after="10" w:before="0"/>
+              <w:ind w:left="120"/>
+            </w:pPr>
+            <w:hyperlink w:history="1" r:id="rIdyy5q4gob5jujw29sbk4hy">
+              <w:r>
+                <w:rPr>
+                  <w:rFonts w:ascii="Arial" w:cs="Arial" w:eastAsia="Arial" w:hAnsi="Arial"/>
+                  <w:color w:val="595959"/>
+                  <w:sz w:val="14"/>
+                  <w:szCs w:val="14"/>
+                  <w:u w:val="single" w:color="595959"/>
+                </w:rPr>
+                <w:t xml:space="preserve">🔍 Search ARES for similar readings</w:t>
+              </w:r>
+            </w:hyperlink>
+          </w:p>
+        </w:tc>
+        <w:tc>
+          <w:tcPr>
+            <w:tcW w:type="dxa" w:w="3040"/>
+            <w:shd w:fill="FFFFFF" w:color="auto" w:val="clear"/>
+            <w:tcMar>
+              <w:top w:type="dxa" w:w="60"/>
+              <w:left w:type="dxa" w:w="120"/>
+              <w:bottom w:type="dxa" w:w="60"/>
+              <w:right w:type="dxa" w:w="120"/>
+            </w:tcMar>
+            <w:vAlign w:val="top"/>
+          </w:tcPr>
+          <w:p>
+            <w:pPr>
+              <w:spacing w:after="40" w:before="0"/>
+              <w:jc w:val="left"/>
+            </w:pPr>
+            <w:r>
+              <w:rPr>
+                <w:rFonts w:ascii="Arial" w:cs="Arial" w:eastAsia="Arial" w:hAnsi="Arial"/>
+                <w:b w:val="false"/>
+                <w:bCs w:val="false"/>
+                <w:i w:val="false"/>
+                <w:iCs w:val="false"/>
+                <w:color w:val="000000"/>
+                <w:sz w:val="18"/>
+                <w:szCs w:val="18"/>
+              </w:rPr>
+              <w:t xml:space="preserve">Each learner receives a half-page card showing the same chaotic raw list of 40 daily maize flour prices (in Kenyan shillings) that was introduced in the anchoring phenomenon — e.g. prices ranging roughly between KSh 90 and KSh 150 per 2 kg packet, with many repeated values. Learners individually write answers to two predict prompts on a sticky note or exercise book: (1) 'If you organised these 40 prices into a neat table, do you think the price the family experienced most often would become clearer? YES / NO — explain your thinking in one sentence.' (2) 'Predict: roughly how many different price values do you think exist in this list of 40 prices? Write a number.' Learners hold their sticky notes but do not share yet. The teacher cold-calls 5 learners to read their predictions aloud before any instruction, recording predictions on the side of the board under the heading 'Our Predictions — Before Organising'. The teacher does NOT confirm or correct — only thanks each learner and records. This creates a public prediction record the class will return to.</w:t>
+            </w:r>
+          </w:p>
+        </w:tc>
+        <w:tc>
+          <w:tcPr>
+            <w:tcW w:type="dxa" w:w="3040"/>
+            <w:shd w:fill="F2F2F2" w:color="auto" w:val="clear"/>
+            <w:tcMar>
+              <w:top w:type="dxa" w:w="60"/>
+              <w:left w:type="dxa" w:w="120"/>
+              <w:bottom w:type="dxa" w:w="60"/>
+              <w:right w:type="dxa" w:w="120"/>
+            </w:tcMar>
+            <w:vAlign w:val="top"/>
+          </w:tcPr>
+          <w:p>
+            <w:pPr>
+              <w:spacing w:after="40" w:before="0"/>
+              <w:jc w:val="left"/>
+            </w:pPr>
+            <w:r>
+              <w:rPr>
+                <w:rFonts w:ascii="Arial" w:cs="Arial" w:eastAsia="Arial" w:hAnsi="Arial"/>
+                <w:b w:val="false"/>
+                <w:bCs w:val="false"/>
+                <w:i w:val="false"/>
+                <w:iCs w:val="false"/>
+                <w:color w:val="000000"/>
+                <w:sz w:val="18"/>
+                <w:szCs w:val="18"/>
+              </w:rPr>
+              <w:t xml:space="preserve">Display the raw price list prominently (printed worksheet or projected). Say verbatim: 'You have 3 minutes — read the list, then answer both prompts on your own. Do not discuss yet.' Set a visible 3-minute timer. After time, say: 'I am going to cold-call five people to share prediction number one. I want the honest prediction you wrote — there is no wrong answer right now.' Cold-call 5 learners (aim for gender balance and mix of confidence levels). After each response, wait 10 seconds silently before calling the next. Record each prediction verbatim on the board. Then ask the whole class: 'Raise your hand if your prediction for the number of different prices was less than 10.' Count and note. 'Between 10 and 20?' Count and note. 'More than 20?' Count and note. Say: 'Let us find out together whether organising this data changes what we can see — and whether it helps us settle the argument at Wakulima Market.'</w:t>
+            </w:r>
+          </w:p>
+        </w:tc>
+        <w:tc>
+          <w:tcPr>
+            <w:tcW w:type="dxa" w:w="3040"/>
+            <w:shd w:fill="FFFFFF" w:color="auto" w:val="clear"/>
+            <w:tcMar>
+              <w:top w:type="dxa" w:w="60"/>
+              <w:left w:type="dxa" w:w="120"/>
+              <w:bottom w:type="dxa" w:w="60"/>
+              <w:right w:type="dxa" w:w="120"/>
+            </w:tcMar>
+            <w:vAlign w:val="top"/>
+          </w:tcPr>
+          <w:p>
+            <w:pPr>
+              <w:spacing w:after="40" w:before="0"/>
+              <w:jc w:val="left"/>
+            </w:pPr>
+            <w:r>
+              <w:rPr>
+                <w:rFonts w:ascii="Arial" w:cs="Arial" w:eastAsia="Arial" w:hAnsi="Arial"/>
+                <w:b w:val="false"/>
+                <w:bCs w:val="false"/>
+                <w:i w:val="false"/>
+                <w:iCs w:val="false"/>
+                <w:color w:val="000000"/>
+                <w:sz w:val="18"/>
+                <w:szCs w:val="18"/>
+              </w:rPr>
+              <w:t xml:space="preserve">Predict-then-Compare (Anchored Prediction): By making a public, recorded prediction before any instruction, learners activate prior knowledge about organisation and pattern, and create personal cognitive commitment. When evidence later confirms or challenges their prediction, the contrast drives deeper encoding. Recording predictions on the board makes them a shared class artefact that is revisited explicitly at the end of the lesson.</w:t>
+            </w:r>
+          </w:p>
+        </w:tc>
+        <w:tc>
+          <w:tcPr>
+            <w:tcW w:type="dxa" w:w="3040"/>
+            <w:shd w:fill="F2F2F2" w:color="auto" w:val="clear"/>
+            <w:tcMar>
+              <w:top w:type="dxa" w:w="60"/>
+              <w:left w:type="dxa" w:w="120"/>
+              <w:bottom w:type="dxa" w:w="60"/>
+              <w:right w:type="dxa" w:w="120"/>
+            </w:tcMar>
+            <w:vAlign w:val="top"/>
+          </w:tcPr>
+          <w:p>
+            <w:pPr>
+              <w:spacing w:after="40" w:before="0"/>
+              <w:jc w:val="left"/>
+            </w:pPr>
+            <w:r>
+              <w:rPr>
+                <w:rFonts w:ascii="Arial" w:cs="Arial" w:eastAsia="Arial" w:hAnsi="Arial"/>
+                <w:b w:val="false"/>
+                <w:bCs w:val="false"/>
+                <w:i w:val="false"/>
+                <w:iCs w:val="false"/>
+                <w:color w:val="000000"/>
+                <w:sz w:val="18"/>
+                <w:szCs w:val="18"/>
+              </w:rPr>
+              <w:t xml:space="preserve">Observable indicator: Every learner has written a YES/NO response with at least one sentence of reasoning AND a numerical estimate. The teacher scans the room during the 3 minutes to confirm all learners are writing (not blank pages). The range of cold-called predictions reveals the class's baseline intuition about data organisation — if most learners say 'NO, organising won't help', the teacher notes this as a productive misconception to address in the explain phase.</w:t>
+            </w:r>
+          </w:p>
+        </w:tc>
+      </w:tr>
+      <w:tr>
+        <w:tc>
+          <w:tcPr>
+            <w:tcW w:type="dxa" w:w="1520"/>
+            <w:shd w:fill="D9EEF1" w:color="auto" w:val="clear"/>
+            <w:tcMar>
+              <w:top w:type="dxa" w:w="60"/>
+              <w:left w:type="dxa" w:w="120"/>
+              <w:bottom w:type="dxa" w:w="60"/>
+              <w:right w:type="dxa" w:w="120"/>
+            </w:tcMar>
+            <w:vAlign w:val="top"/>
+          </w:tcPr>
+          <w:p>
+            <w:pPr>
+              <w:spacing w:after="40" w:before="0"/>
+              <w:jc w:val="left"/>
+            </w:pPr>
+            <w:r>
+              <w:rPr>
+                <w:rFonts w:ascii="Arial" w:cs="Arial" w:eastAsia="Arial" w:hAnsi="Arial"/>
+                <w:b/>
+                <w:bCs/>
+                <w:i w:val="false"/>
+                <w:iCs w:val="false"/>
+                <w:color w:val="000000"/>
+                <w:sz w:val="18"/>
+                <w:szCs w:val="18"/>
+              </w:rPr>
+              <w:t xml:space="preserve">Observe Phase</w:t>
+            </w:r>
+          </w:p>
+          <w:p>
+            <w:pPr>
+              <w:spacing w:after="20" w:before="0"/>
+            </w:pPr>
+            <w:r>
+              <w:rPr>
+                <w:rFonts w:ascii="Arial" w:cs="Arial" w:eastAsia="Arial" w:hAnsi="Arial"/>
+                <w:b/>
+                <w:bCs/>
+                <w:color w:val="1F3864"/>
+                <w:sz w:val="16"/>
+                <w:szCs w:val="16"/>
+              </w:rPr>
+              <w:t xml:space="preserve">📹 VIDEO:</w:t>
+            </w:r>
+          </w:p>
+          <w:p>
+            <w:pPr>
+              <w:spacing w:after="20" w:before="0"/>
+            </w:pPr>
+            <w:hyperlink w:history="1" r:id="rIdij3fg-7e4iyagokhsanza">
               <w:r>
                 <w:rPr>
                   <w:rFonts w:ascii="Arial" w:cs="Arial" w:eastAsia="Arial" w:hAnsi="Arial"/>
@@ -9317,7 +9623,7 @@
               <w:spacing w:after="10" w:before="0"/>
               <w:ind w:left="120"/>
             </w:pPr>
-            <w:hyperlink w:history="1" r:id="rIdjyiowpzdu22quxidigyqx">
+            <w:hyperlink w:history="1" r:id="rIdzfxcag_pzunh-ow-i1ikg">
               <w:r>
                 <w:rPr>
                   <w:rFonts w:ascii="Arial" w:cs="Arial" w:eastAsia="Arial" w:hAnsi="Arial"/>
@@ -9362,7 +9668,7 @@
             <w:pPr>
               <w:spacing w:after="20" w:before="0"/>
             </w:pPr>
-            <w:hyperlink w:history="1" r:id="rIdt0_g8hwogqlqrrqja0mub">
+            <w:hyperlink w:history="1" r:id="rIdnjz3oszs6dufbcpuk1ogy">
               <w:r>
                 <w:rPr>
                   <w:rFonts w:ascii="Arial" w:cs="Arial" w:eastAsia="Arial" w:hAnsi="Arial"/>
@@ -9371,7 +9677,7 @@
                   <w:szCs w:val="16"/>
                   <w:u w:val="single" w:color="2E75B6"/>
                 </w:rPr>
-                <w:t xml:space="preserve">Graph data on line plots (through 1/8 of a unit)</w:t>
+                <w:t xml:space="preserve">Graph data on line plots</w:t>
               </w:r>
             </w:hyperlink>
           </w:p>
@@ -9395,7 +9701,7 @@
               <w:spacing w:after="10" w:before="0"/>
               <w:ind w:left="120"/>
             </w:pPr>
-            <w:hyperlink w:history="1" r:id="rIdbvcx4-m38dvync_1xlwam">
+            <w:hyperlink w:history="1" r:id="rIdwmclvzgfbrzqybk5n-ai0">
               <w:r>
                 <w:rPr>
                   <w:rFonts w:ascii="Arial" w:cs="Arial" w:eastAsia="Arial" w:hAnsi="Arial"/>
@@ -9437,7 +9743,7 @@
                 <w:sz w:val="18"/>
                 <w:szCs w:val="18"/>
               </w:rPr>
-              <w:t xml:space="preserve">Each learner receives a half-page card showing the same chaotic raw list of 40 daily maize flour prices (in Kenyan shillings) that was introduced in the anchoring phenomenon — e.g. prices ranging roughly between KSh 90 and KSh 150 per 2 kg packet, with many repeated values. Learners individually write answers to two predict prompts on a sticky note or exercise book: (1) 'If you organised these 40 prices into a neat table, do you think the price the family experienced most often would become clearer? YES / NO — explain your thinking in one sentence.' (2) 'Predict: roughly how many different price values do you think exist in this list of 40 prices? Write a number.' Learners hold their sticky notes but do not share yet. The teacher cold-calls 5 learners to read their predictions aloud before any instruction, recording predictions on the side of the board under the heading 'Our Predictions — Before Organising'. The teacher does NOT confirm or correct — only thanks each learner and records. This creates a public prediction record the class will return to.</w:t>
+              <w:t xml:space="preserve">Learners work in assigned pairs. Each pair receives: (a) the same raw list of 40 maize prices; (b) a blank three-column tally table template pre-drawn on paper with headers: 'Price (KSh) | Tally | Frequency'. The teacher explains the task: pairs must go through the raw list one price at a time, find that price value in their tally column (or add a new row if it is new), and mark one tally stroke. No calculators — only tally marks and counting. Pairs have 12 minutes. At the 6-minute mark the teacher calls a 'mid-task pause': each pair counts how many distinct price values they have found so far and holds up fingers. After 12 minutes, pairs convert tally marks to frequency counts and write the frequency number in the third column. Each pair then totals the frequency column and checks it sums to 40. Pairs that finish early are asked: 'Look at your completed table. Which price appears most often? Circle it. What do we call that value in statistics?'</w:t>
             </w:r>
           </w:p>
         </w:tc>
@@ -9469,7 +9775,7 @@
                 <w:sz w:val="18"/>
                 <w:szCs w:val="18"/>
               </w:rPr>
-              <w:t xml:space="preserve">Display the raw price list prominently (printed worksheet or projected). Say verbatim: 'You have 3 minutes — read the list, then answer both prompts on your own. Do not discuss yet.' Set a visible 3-minute timer. After time, say: 'I am going to cold-call five people to share prediction number one. I want the honest prediction you wrote — there is no wrong answer right now.' Cold-call 5 learners (aim for gender balance and mix of confidence levels). After each response, wait 10 seconds silently before calling the next. Record each prediction verbatim on the board. Then ask the whole class: 'Raise your hand if your prediction for the number of different prices was less than 10.' Count and note. 'Between 10 and 20?' Count and note. 'More than 20?' Count and note. Say: 'Let us find out together whether organising this data changes what we can see — and whether it helps us settle the argument at Wakulima Market.'</w:t>
+              <w:t xml:space="preserve">Before pairs begin, model the first three entries of the tally table using a think-aloud: 'I look at the first price — KSh 110. I find row 110 in my table and make one tally stroke like this. Next price — KSh 125. New row, one tally stroke. Next price — KSh 110 again. I go back to the KSh 110 row and add a second tally stroke.' Do not complete the table — stop after three entries and say: 'Now you and your partner continue for all 40 prices. Divide the list — one partner reads prices aloud, the other marks tallies. Switch halfway.' Set a 12-minute timer. Circulate actively: (1) Check that pairs are working through the list in order, not skipping; (2) At the 6-minute mid-pause, cold-call 3 pairs: 'How many different price values have you found so far?' Record these on the board. (3) After 12 minutes, say: 'Convert tallies to frequencies now — 2 minutes.' Then ask: 'Everyone check your frequency column sums to 40. Raise your hand when you have confirmed this.' Wait 15 seconds. For any pair whose total ≠ 40, ask: 'Which row might have a tally error? Check rows with five-bar groups first.' Do NOT give the answer — prompt them to self-correct.</w:t>
             </w:r>
           </w:p>
         </w:tc>
@@ -9501,7 +9807,7 @@
                 <w:sz w:val="18"/>
                 <w:szCs w:val="18"/>
               </w:rPr>
-              <w:t xml:space="preserve">Predict-then-Compare (Anchored Prediction): By making a public, recorded prediction before any instruction, learners activate prior knowledge about organisation and pattern, and create personal cognitive commitment. When evidence later confirms or challenges their prediction, the contrast drives deeper encoding. Recording predictions on the board makes them a shared class artefact that is revisited explicitly at the end of the lesson.</w:t>
+              <w:t xml:space="preserve">Hands-On Data Organisation (NGSS Science and Engineering Practice 4 — Analysing and Interpreting Data): Learners physically handle the raw data and impose structure on it through tallying. This embodied process makes the concept of frequency concrete — frequency is not an abstract number but a count of real events (real prices paid by real Nairobi families). The mid-task pause and the sum-to-40 check build in self-monitoring habits that are foundational to data integrity.</w:t>
             </w:r>
           </w:p>
         </w:tc>
@@ -9533,7 +9839,7 @@
                 <w:sz w:val="18"/>
                 <w:szCs w:val="18"/>
               </w:rPr>
-              <w:t xml:space="preserve">Observable indicator: Every learner has written a YES/NO response with at least one sentence of reasoning AND a numerical estimate. The teacher scans the room during the 3 minutes to confirm all learners are writing (not blank pages). The range of cold-called predictions reveals the class's baseline intuition about data organisation — if most learners say 'NO, organising won't help', the teacher notes this as a productive misconception to address in the explain phase.</w:t>
+              <w:t xml:space="preserve">Observable indicator: Each pair produces a completed tally-and-frequency table whose frequency column sums to 40. The teacher checks at least 6 pairs' tables during circulation. Key error to watch for: duplicate rows for the same price (e.g. two rows for KSh 120) — this indicates the pair did not organise by value first. Key success indicator: pairs spontaneously begin to notice which prices have tall tally columns before being asked.</w:t>
             </w:r>
           </w:p>
         </w:tc>
@@ -9542,32 +9848,32 @@
         <w:tc>
           <w:tcPr>
             <w:tcW w:type="dxa" w:w="1520"/>
-            <w:shd w:fill="D9EEF1" w:color="auto" w:val="clear"/>
-            <w:tcMar>
-              <w:top w:type="dxa" w:w="60"/>
-              <w:left w:type="dxa" w:w="120"/>
-              <w:bottom w:type="dxa" w:w="60"/>
-              <w:right w:type="dxa" w:w="120"/>
-            </w:tcMar>
-            <w:vAlign w:val="top"/>
-          </w:tcPr>
-          <w:p>
-            <w:pPr>
-              <w:spacing w:after="40" w:before="0"/>
-              <w:jc w:val="left"/>
-            </w:pPr>
-            <w:r>
-              <w:rPr>
-                <w:rFonts w:ascii="Arial" w:cs="Arial" w:eastAsia="Arial" w:hAnsi="Arial"/>
-                <w:b/>
-                <w:bCs/>
-                <w:i w:val="false"/>
-                <w:iCs w:val="false"/>
-                <w:color w:val="000000"/>
-                <w:sz w:val="18"/>
-                <w:szCs w:val="18"/>
-              </w:rPr>
-              <w:t xml:space="preserve">Observe Phase</w:t>
+            <w:shd w:fill="E2EFDA" w:color="auto" w:val="clear"/>
+            <w:tcMar>
+              <w:top w:type="dxa" w:w="60"/>
+              <w:left w:type="dxa" w:w="120"/>
+              <w:bottom w:type="dxa" w:w="60"/>
+              <w:right w:type="dxa" w:w="120"/>
+            </w:tcMar>
+            <w:vAlign w:val="top"/>
+          </w:tcPr>
+          <w:p>
+            <w:pPr>
+              <w:spacing w:after="40" w:before="0"/>
+              <w:jc w:val="left"/>
+            </w:pPr>
+            <w:r>
+              <w:rPr>
+                <w:rFonts w:ascii="Arial" w:cs="Arial" w:eastAsia="Arial" w:hAnsi="Arial"/>
+                <w:b/>
+                <w:bCs/>
+                <w:i w:val="false"/>
+                <w:iCs w:val="false"/>
+                <w:color w:val="000000"/>
+                <w:sz w:val="18"/>
+                <w:szCs w:val="18"/>
+              </w:rPr>
+              <w:t xml:space="preserve">Explain Phase</w:t>
             </w:r>
           </w:p>
           <w:p>
@@ -9590,7 +9896,619 @@
             <w:pPr>
               <w:spacing w:after="20" w:before="0"/>
             </w:pPr>
-            <w:hyperlink w:history="1" r:id="rIduot73gvh1rxcjf8qjgpi7">
+            <w:hyperlink w:history="1" r:id="rIdnvowwca91scsgx5ymqa31">
+              <w:r>
+                <w:rPr>
+                  <w:rFonts w:ascii="Arial" w:cs="Arial" w:eastAsia="Arial" w:hAnsi="Arial"/>
+                  <w:color w:val="2E75B6"/>
+                  <w:sz w:val="16"/>
+                  <w:szCs w:val="16"/>
+                  <w:u w:val="single" w:color="2E75B6"/>
+                </w:rPr>
+                <w:t xml:space="preserve">Using a table to estimate P-value from t statistic</w:t>
+              </w:r>
+            </w:hyperlink>
+          </w:p>
+          <w:p>
+            <w:pPr>
+              <w:spacing w:after="10" w:before="0"/>
+              <w:ind w:left="120"/>
+            </w:pPr>
+            <w:r>
+              <w:rPr>
+                <w:rFonts w:ascii="Arial" w:cs="Arial" w:eastAsia="Arial" w:hAnsi="Arial"/>
+                <w:color w:val="595959"/>
+                <w:sz w:val="14"/>
+                <w:szCs w:val="14"/>
+              </w:rPr>
+              <w:t xml:space="preserve">Source: Khan Academy (English - US curriculum)</w:t>
+            </w:r>
+          </w:p>
+          <w:p>
+            <w:pPr>
+              <w:spacing w:after="10" w:before="0"/>
+              <w:ind w:left="120"/>
+            </w:pPr>
+            <w:hyperlink w:history="1" r:id="rIdo5p-nayjefgcqm1vjwlb0">
+              <w:r>
+                <w:rPr>
+                  <w:rFonts w:ascii="Arial" w:cs="Arial" w:eastAsia="Arial" w:hAnsi="Arial"/>
+                  <w:color w:val="595959"/>
+                  <w:sz w:val="14"/>
+                  <w:szCs w:val="14"/>
+                  <w:u w:val="single" w:color="595959"/>
+                </w:rPr>
+                <w:t xml:space="preserve">🔍 Search ARES for similar videos</w:t>
+              </w:r>
+            </w:hyperlink>
+          </w:p>
+          <w:p>
+            <w:pPr>
+              <w:spacing w:after="40" w:before="0"/>
+            </w:pPr>
+            <w:r>
+              <w:rPr>
+                <w:sz w:val="14"/>
+                <w:szCs w:val="14"/>
+              </w:rPr>
+              <w:t xml:space="preserve"/>
+            </w:r>
+          </w:p>
+          <w:p>
+            <w:pPr>
+              <w:spacing w:after="20" w:before="0"/>
+            </w:pPr>
+            <w:r>
+              <w:rPr>
+                <w:rFonts w:ascii="Arial" w:cs="Arial" w:eastAsia="Arial" w:hAnsi="Arial"/>
+                <w:b/>
+                <w:bCs/>
+                <w:color w:val="1F3864"/>
+                <w:sz w:val="16"/>
+                <w:szCs w:val="16"/>
+              </w:rPr>
+              <w:t xml:space="preserve">📖 EXERCISE:</w:t>
+            </w:r>
+          </w:p>
+          <w:p>
+            <w:pPr>
+              <w:spacing w:after="20" w:before="0"/>
+            </w:pPr>
+            <w:hyperlink w:history="1" r:id="rIde4he58p3sle-atg0qwqvq">
+              <w:r>
+                <w:rPr>
+                  <w:rFonts w:ascii="Arial" w:cs="Arial" w:eastAsia="Arial" w:hAnsi="Arial"/>
+                  <w:color w:val="2E75B6"/>
+                  <w:sz w:val="16"/>
+                  <w:szCs w:val="16"/>
+                  <w:u w:val="single" w:color="2E75B6"/>
+                </w:rPr>
+                <w:t xml:space="preserve">Creating dot plots</w:t>
+              </w:r>
+            </w:hyperlink>
+          </w:p>
+          <w:p>
+            <w:pPr>
+              <w:spacing w:after="10" w:before="0"/>
+              <w:ind w:left="120"/>
+            </w:pPr>
+            <w:r>
+              <w:rPr>
+                <w:rFonts w:ascii="Arial" w:cs="Arial" w:eastAsia="Arial" w:hAnsi="Arial"/>
+                <w:color w:val="595959"/>
+                <w:sz w:val="14"/>
+                <w:szCs w:val="14"/>
+              </w:rPr>
+              <w:t xml:space="preserve">Source: Khan Academy (English - US curriculum)</w:t>
+            </w:r>
+          </w:p>
+          <w:p>
+            <w:pPr>
+              <w:spacing w:after="10" w:before="0"/>
+              <w:ind w:left="120"/>
+            </w:pPr>
+            <w:hyperlink w:history="1" r:id="rId3jmtb-1gsiqimlwhcpvbz">
+              <w:r>
+                <w:rPr>
+                  <w:rFonts w:ascii="Arial" w:cs="Arial" w:eastAsia="Arial" w:hAnsi="Arial"/>
+                  <w:color w:val="595959"/>
+                  <w:sz w:val="14"/>
+                  <w:szCs w:val="14"/>
+                  <w:u w:val="single" w:color="595959"/>
+                </w:rPr>
+                <w:t xml:space="preserve">🔍 Search ARES for similar readings</w:t>
+              </w:r>
+            </w:hyperlink>
+          </w:p>
+        </w:tc>
+        <w:tc>
+          <w:tcPr>
+            <w:tcW w:type="dxa" w:w="3040"/>
+            <w:shd w:fill="FFFFFF" w:color="auto" w:val="clear"/>
+            <w:tcMar>
+              <w:top w:type="dxa" w:w="60"/>
+              <w:left w:type="dxa" w:w="120"/>
+              <w:bottom w:type="dxa" w:w="60"/>
+              <w:right w:type="dxa" w:w="120"/>
+            </w:tcMar>
+            <w:vAlign w:val="top"/>
+          </w:tcPr>
+          <w:p>
+            <w:pPr>
+              <w:spacing w:after="40" w:before="0"/>
+              <w:jc w:val="left"/>
+            </w:pPr>
+            <w:r>
+              <w:rPr>
+                <w:rFonts w:ascii="Arial" w:cs="Arial" w:eastAsia="Arial" w:hAnsi="Arial"/>
+                <w:b w:val="false"/>
+                <w:bCs w:val="false"/>
+                <w:i w:val="false"/>
+                <w:iCs w:val="false"/>
+                <w:color w:val="000000"/>
+                <w:sz w:val="18"/>
+                <w:szCs w:val="18"/>
+              </w:rPr>
+              <w:t xml:space="preserve">The class constructs a single agreed frequency distribution table on the board. The teacher writes the column headers and calls on different pairs to contribute one row each — each pair reads out one price value and its frequency while the teacher (or a student scribe) fills in the row. Once the full table is on the board, learners copy it into their exercise books. The teacher then poses three structured explain questions, allowing think-pair-share for each: (Q1) 'Looking at this table — which single price appears most often? What is the statistical name for this value?' (Q2) 'The family said prices vary wildly. The neighbour said prices are stable. Does this organised table give you any evidence yet for either side? Explain using a specific row from the table.' (Q3) 'Our table has frequencies but we still have to read every row. What would make it even easier to see at a glance whether most prices are clustered together or spread far apart?' (Q3 is deliberately open-ended and forward-pointing — it seeds the need for a histogram.) After think-pair-share on each question, the teacher cold-calls 3 pairs per question. The class then revisits the public predictions recorded in Phase 1: which predictions were confirmed? Which were wrong? Learners update their sticky notes with one sentence beginning 'I now think…'</w:t>
+            </w:r>
+          </w:p>
+        </w:tc>
+        <w:tc>
+          <w:tcPr>
+            <w:tcW w:type="dxa" w:w="3040"/>
+            <w:shd w:fill="F2F2F2" w:color="auto" w:val="clear"/>
+            <w:tcMar>
+              <w:top w:type="dxa" w:w="60"/>
+              <w:left w:type="dxa" w:w="120"/>
+              <w:bottom w:type="dxa" w:w="60"/>
+              <w:right w:type="dxa" w:w="120"/>
+            </w:tcMar>
+            <w:vAlign w:val="top"/>
+          </w:tcPr>
+          <w:p>
+            <w:pPr>
+              <w:spacing w:after="40" w:before="0"/>
+              <w:jc w:val="left"/>
+            </w:pPr>
+            <w:r>
+              <w:rPr>
+                <w:rFonts w:ascii="Arial" w:cs="Arial" w:eastAsia="Arial" w:hAnsi="Arial"/>
+                <w:b w:val="false"/>
+                <w:bCs w:val="false"/>
+                <w:i w:val="false"/>
+                <w:iCs w:val="false"/>
+                <w:color w:val="000000"/>
+                <w:sz w:val="18"/>
+                <w:szCs w:val="18"/>
+              </w:rPr>
+              <w:t xml:space="preserve">For the board table construction: assign each pair a specific price range to contribute (e.g. 'Pair 1 — give me all prices between KSh 90 and KSh 99'). This prevents repetition and keeps all pairs engaged. After the full table is built, ask: 'Everyone — does your pair's table match ours? If a row is different, raise your hand.' Resolve discrepancies by going back to the raw data publicly — model data integrity. For Q1: after 10 seconds of wait time, cold-call 3 learners. If a learner says 'the most common price' without using the word 'mode', ask: 'Does anyone know the mathematical term for that?' For Q2: after think-pair-share, cold-call one pair that predicted YES (the family is right) and one that predicted the neighbour is right, so both positions are heard. Say: 'We are not settling this today — we are collecting evidence. Hold your claim.' For Q3: after cold-calling 3 pairs, say: 'Excellent. You have just described why we need a histogram. That is our next lesson.' This explicit bridging statement connects the current lesson to the broader sequence. Return to the prediction board: strike through predictions that the evidence has now addressed, and circle those that remain open.</w:t>
+            </w:r>
+          </w:p>
+        </w:tc>
+        <w:tc>
+          <w:tcPr>
+            <w:tcW w:type="dxa" w:w="3040"/>
+            <w:shd w:fill="FFFFFF" w:color="auto" w:val="clear"/>
+            <w:tcMar>
+              <w:top w:type="dxa" w:w="60"/>
+              <w:left w:type="dxa" w:w="120"/>
+              <w:bottom w:type="dxa" w:w="60"/>
+              <w:right w:type="dxa" w:w="120"/>
+            </w:tcMar>
+            <w:vAlign w:val="top"/>
+          </w:tcPr>
+          <w:p>
+            <w:pPr>
+              <w:spacing w:after="40" w:before="0"/>
+              <w:jc w:val="left"/>
+            </w:pPr>
+            <w:r>
+              <w:rPr>
+                <w:rFonts w:ascii="Arial" w:cs="Arial" w:eastAsia="Arial" w:hAnsi="Arial"/>
+                <w:b w:val="false"/>
+                <w:bCs w:val="false"/>
+                <w:i w:val="false"/>
+                <w:iCs w:val="false"/>
+                <w:color w:val="000000"/>
+                <w:sz w:val="18"/>
+                <w:szCs w:val="18"/>
+              </w:rPr>
+              <w:t xml:space="preserve">Structured Argumentation from Evidence (NGSS Science and Engineering Practice 7 — Engaging in Argument from Evidence): Q2 explicitly requires learners to make a claim and cite a specific row of the table as evidence. This is the core epistemic move of statistics — using organised data to support or challenge a claim. By hearing both the 'family is right' and 'neighbour is right' arguments from the same table, learners experience productive cognitive conflict: the table can support both claims depending on which rows you focus on. This motivates the need for summary statistics (mean, median, mode) and graphical displays in subsequent lessons.</w:t>
+            </w:r>
+          </w:p>
+        </w:tc>
+        <w:tc>
+          <w:tcPr>
+            <w:tcW w:type="dxa" w:w="3040"/>
+            <w:shd w:fill="F2F2F2" w:color="auto" w:val="clear"/>
+            <w:tcMar>
+              <w:top w:type="dxa" w:w="60"/>
+              <w:left w:type="dxa" w:w="120"/>
+              <w:bottom w:type="dxa" w:w="60"/>
+              <w:right w:type="dxa" w:w="120"/>
+            </w:tcMar>
+            <w:vAlign w:val="top"/>
+          </w:tcPr>
+          <w:p>
+            <w:pPr>
+              <w:spacing w:after="40" w:before="0"/>
+              <w:jc w:val="left"/>
+            </w:pPr>
+            <w:r>
+              <w:rPr>
+                <w:rFonts w:ascii="Arial" w:cs="Arial" w:eastAsia="Arial" w:hAnsi="Arial"/>
+                <w:b w:val="false"/>
+                <w:bCs w:val="false"/>
+                <w:i w:val="false"/>
+                <w:iCs w:val="false"/>
+                <w:color w:val="000000"/>
+                <w:sz w:val="18"/>
+                <w:szCs w:val="18"/>
+              </w:rPr>
+              <w:t xml:space="preserve">Observable indicator: During cold-calls on Q2, learners cite a specific price and frequency (e.g. 'KSh 120 appears 8 times, which means it is quite common — so the neighbour might be right that prices cluster around that value'). If learners give only vague answers ('the numbers are close together'), the teacher prompts: 'Which row in our table shows you that? Read it out.' Exit-ticket equivalent: each learner writes the completed frequency distribution table in their book AND circles the mode — the teacher checks these during the DQB phase.</w:t>
+            </w:r>
+          </w:p>
+        </w:tc>
+      </w:tr>
+      <w:tr>
+        <w:tc>
+          <w:tcPr>
+            <w:tcW w:type="dxa" w:w="1520"/>
+            <w:shd w:fill="FCE4D6" w:color="auto" w:val="clear"/>
+            <w:tcMar>
+              <w:top w:type="dxa" w:w="60"/>
+              <w:left w:type="dxa" w:w="120"/>
+              <w:bottom w:type="dxa" w:w="60"/>
+              <w:right w:type="dxa" w:w="120"/>
+            </w:tcMar>
+            <w:vAlign w:val="top"/>
+          </w:tcPr>
+          <w:p>
+            <w:pPr>
+              <w:spacing w:after="40" w:before="0"/>
+              <w:jc w:val="left"/>
+            </w:pPr>
+            <w:r>
+              <w:rPr>
+                <w:rFonts w:ascii="Arial" w:cs="Arial" w:eastAsia="Arial" w:hAnsi="Arial"/>
+                <w:b/>
+                <w:bCs/>
+                <w:i w:val="false"/>
+                <w:iCs w:val="false"/>
+                <w:color w:val="000000"/>
+                <w:sz w:val="18"/>
+                <w:szCs w:val="18"/>
+              </w:rPr>
+              <w:t xml:space="preserve">Driving Question Board (DQB) Creation</w:t>
+            </w:r>
+          </w:p>
+          <w:p>
+            <w:pPr>
+              <w:spacing w:after="20" w:before="0"/>
+            </w:pPr>
+            <w:r>
+              <w:rPr>
+                <w:rFonts w:ascii="Arial" w:cs="Arial" w:eastAsia="Arial" w:hAnsi="Arial"/>
+                <w:b/>
+                <w:bCs/>
+                <w:color w:val="1F3864"/>
+                <w:sz w:val="16"/>
+                <w:szCs w:val="16"/>
+              </w:rPr>
+              <w:t xml:space="preserve">📹 VIDEO:</w:t>
+            </w:r>
+          </w:p>
+          <w:p>
+            <w:pPr>
+              <w:spacing w:after="20" w:before="0"/>
+            </w:pPr>
+            <w:hyperlink w:history="1" r:id="rId6egwjz2smhlgy6av9jcyl">
+              <w:r>
+                <w:rPr>
+                  <w:rFonts w:ascii="Arial" w:cs="Arial" w:eastAsia="Arial" w:hAnsi="Arial"/>
+                  <w:color w:val="2E75B6"/>
+                  <w:sz w:val="16"/>
+                  <w:szCs w:val="16"/>
+                  <w:u w:val="single" w:color="2E75B6"/>
+                </w:rPr>
+                <w:t xml:space="preserve">Sample statistic bias worked example</w:t>
+              </w:r>
+            </w:hyperlink>
+          </w:p>
+          <w:p>
+            <w:pPr>
+              <w:spacing w:after="10" w:before="0"/>
+              <w:ind w:left="120"/>
+            </w:pPr>
+            <w:r>
+              <w:rPr>
+                <w:rFonts w:ascii="Arial" w:cs="Arial" w:eastAsia="Arial" w:hAnsi="Arial"/>
+                <w:color w:val="595959"/>
+                <w:sz w:val="14"/>
+                <w:szCs w:val="14"/>
+              </w:rPr>
+              <w:t xml:space="preserve">Source: Khan Academy (English - US curriculum)</w:t>
+            </w:r>
+          </w:p>
+          <w:p>
+            <w:pPr>
+              <w:spacing w:after="10" w:before="0"/>
+              <w:ind w:left="120"/>
+            </w:pPr>
+            <w:hyperlink w:history="1" r:id="rIdwn3igxruydw_1afbbqtwl">
+              <w:r>
+                <w:rPr>
+                  <w:rFonts w:ascii="Arial" w:cs="Arial" w:eastAsia="Arial" w:hAnsi="Arial"/>
+                  <w:color w:val="595959"/>
+                  <w:sz w:val="14"/>
+                  <w:szCs w:val="14"/>
+                  <w:u w:val="single" w:color="595959"/>
+                </w:rPr>
+                <w:t xml:space="preserve">🔍 Search ARES for similar videos</w:t>
+              </w:r>
+            </w:hyperlink>
+          </w:p>
+          <w:p>
+            <w:pPr>
+              <w:spacing w:after="40" w:before="0"/>
+            </w:pPr>
+            <w:r>
+              <w:rPr>
+                <w:sz w:val="14"/>
+                <w:szCs w:val="14"/>
+              </w:rPr>
+              <w:t xml:space="preserve"/>
+            </w:r>
+          </w:p>
+          <w:p>
+            <w:pPr>
+              <w:spacing w:after="20" w:before="0"/>
+            </w:pPr>
+            <w:r>
+              <w:rPr>
+                <w:rFonts w:ascii="Arial" w:cs="Arial" w:eastAsia="Arial" w:hAnsi="Arial"/>
+                <w:b/>
+                <w:bCs/>
+                <w:color w:val="1F3864"/>
+                <w:sz w:val="16"/>
+                <w:szCs w:val="16"/>
+              </w:rPr>
+              <w:t xml:space="preserve">📖 HTML:</w:t>
+            </w:r>
+          </w:p>
+          <w:p>
+            <w:pPr>
+              <w:spacing w:after="20" w:before="0"/>
+            </w:pPr>
+            <w:hyperlink w:history="1" r:id="rId1zzetuiedhkeeo9utny1o">
+              <w:r>
+                <w:rPr>
+                  <w:rFonts w:ascii="Arial" w:cs="Arial" w:eastAsia="Arial" w:hAnsi="Arial"/>
+                  <w:color w:val="2E75B6"/>
+                  <w:sz w:val="16"/>
+                  <w:szCs w:val="16"/>
+                  <w:u w:val="single" w:color="2E75B6"/>
+                </w:rPr>
+                <w:t xml:space="preserve">Ungrouped Data to Find the Mean (Flexbook)</w:t>
+              </w:r>
+            </w:hyperlink>
+          </w:p>
+          <w:p>
+            <w:pPr>
+              <w:spacing w:after="10" w:before="0"/>
+              <w:ind w:left="120"/>
+            </w:pPr>
+            <w:r>
+              <w:rPr>
+                <w:rFonts w:ascii="Arial" w:cs="Arial" w:eastAsia="Arial" w:hAnsi="Arial"/>
+                <w:color w:val="595959"/>
+                <w:sz w:val="14"/>
+                <w:szCs w:val="14"/>
+              </w:rPr>
+              <w:t xml:space="preserve">Source: CK-12</w:t>
+            </w:r>
+          </w:p>
+          <w:p>
+            <w:pPr>
+              <w:spacing w:after="10" w:before="0"/>
+              <w:ind w:left="120"/>
+            </w:pPr>
+            <w:hyperlink w:history="1" r:id="rIddrax4hn1elkpnei8orheg">
+              <w:r>
+                <w:rPr>
+                  <w:rFonts w:ascii="Arial" w:cs="Arial" w:eastAsia="Arial" w:hAnsi="Arial"/>
+                  <w:color w:val="595959"/>
+                  <w:sz w:val="14"/>
+                  <w:szCs w:val="14"/>
+                  <w:u w:val="single" w:color="595959"/>
+                </w:rPr>
+                <w:t xml:space="preserve">🔍 Search ARES for similar readings</w:t>
+              </w:r>
+            </w:hyperlink>
+          </w:p>
+        </w:tc>
+        <w:tc>
+          <w:tcPr>
+            <w:tcW w:type="dxa" w:w="3040"/>
+            <w:shd w:fill="FFFFFF" w:color="auto" w:val="clear"/>
+            <w:tcMar>
+              <w:top w:type="dxa" w:w="60"/>
+              <w:left w:type="dxa" w:w="120"/>
+              <w:bottom w:type="dxa" w:w="60"/>
+              <w:right w:type="dxa" w:w="120"/>
+            </w:tcMar>
+            <w:vAlign w:val="top"/>
+          </w:tcPr>
+          <w:p>
+            <w:pPr>
+              <w:spacing w:after="40" w:before="0"/>
+              <w:jc w:val="left"/>
+            </w:pPr>
+            <w:r>
+              <w:rPr>
+                <w:rFonts w:ascii="Arial" w:cs="Arial" w:eastAsia="Arial" w:hAnsi="Arial"/>
+                <w:b w:val="false"/>
+                <w:bCs w:val="false"/>
+                <w:i w:val="false"/>
+                <w:iCs w:val="false"/>
+                <w:color w:val="000000"/>
+                <w:sz w:val="18"/>
+                <w:szCs w:val="18"/>
+              </w:rPr>
+              <w:t xml:space="preserve">The class returns to the Driving Question Board displayed on the classroom wall. The DQB has three columns: 'What We Have Observed', 'What We Now Know/Claim', 'What We Still Wonder'. In pairs, learners write on two sticky notes: (Note 1 — green) one specific thing they can now claim about the Wakulima Market maize prices based on the frequency distribution table, citing at least one piece of evidence (e.g. a specific frequency). (Note 2 — orange) one new question the frequency table raised for them that it cannot yet answer. Pairs come up and place their notes in the correct columns. The teacher reads 4–5 notes aloud and facilitates a brief 5-minute whole-class discussion to identify: (a) the most common new claim, (b) the most interesting new question. The teacher explicitly names two questions that will be answered in upcoming lessons: 'Several of you are asking — what is the average price? That is the mean and median — Lesson 4. Several of you are asking — can we draw a picture of this table? That is the histogram — Lesson 5.'</w:t>
+            </w:r>
+          </w:p>
+        </w:tc>
+        <w:tc>
+          <w:tcPr>
+            <w:tcW w:type="dxa" w:w="3040"/>
+            <w:shd w:fill="F2F2F2" w:color="auto" w:val="clear"/>
+            <w:tcMar>
+              <w:top w:type="dxa" w:w="60"/>
+              <w:left w:type="dxa" w:w="120"/>
+              <w:bottom w:type="dxa" w:w="60"/>
+              <w:right w:type="dxa" w:w="120"/>
+            </w:tcMar>
+            <w:vAlign w:val="top"/>
+          </w:tcPr>
+          <w:p>
+            <w:pPr>
+              <w:spacing w:after="40" w:before="0"/>
+              <w:jc w:val="left"/>
+            </w:pPr>
+            <w:r>
+              <w:rPr>
+                <w:rFonts w:ascii="Arial" w:cs="Arial" w:eastAsia="Arial" w:hAnsi="Arial"/>
+                <w:b w:val="false"/>
+                <w:bCs w:val="false"/>
+                <w:i w:val="false"/>
+                <w:iCs w:val="false"/>
+                <w:color w:val="000000"/>
+                <w:sz w:val="18"/>
+                <w:szCs w:val="18"/>
+              </w:rPr>
+              <w:t xml:space="preserve">Before pairs write, show the DQB and remind them: 'A claim must be tied to evidence from our table. Do not write feelings — write data.' Give pairs 4 minutes to write their two notes. As they post notes, group similar claims together visually (you can do this in real time or ask a student helper). When reading notes aloud, read exactly what is written — do not paraphrase, to honour learner voice. After identifying the top claim and question, say: 'Our Driving Question asks how we use statistics to tell an honest story. Does our frequency table tell an honest story yet? What is it still hiding?' Wait 10 seconds. Cold-call 3 learners. This question primes the need for graphical displays and measures of central tendency without giving away the answer.</w:t>
+            </w:r>
+          </w:p>
+        </w:tc>
+        <w:tc>
+          <w:tcPr>
+            <w:tcW w:type="dxa" w:w="3040"/>
+            <w:shd w:fill="FFFFFF" w:color="auto" w:val="clear"/>
+            <w:tcMar>
+              <w:top w:type="dxa" w:w="60"/>
+              <w:left w:type="dxa" w:w="120"/>
+              <w:bottom w:type="dxa" w:w="60"/>
+              <w:right w:type="dxa" w:w="120"/>
+            </w:tcMar>
+            <w:vAlign w:val="top"/>
+          </w:tcPr>
+          <w:p>
+            <w:pPr>
+              <w:spacing w:after="40" w:before="0"/>
+              <w:jc w:val="left"/>
+            </w:pPr>
+            <w:r>
+              <w:rPr>
+                <w:rFonts w:ascii="Arial" w:cs="Arial" w:eastAsia="Arial" w:hAnsi="Arial"/>
+                <w:b w:val="false"/>
+                <w:bCs w:val="false"/>
+                <w:i w:val="false"/>
+                <w:iCs w:val="false"/>
+                <w:color w:val="000000"/>
+                <w:sz w:val="18"/>
+                <w:szCs w:val="18"/>
+              </w:rPr>
+              <w:t xml:space="preserve">Driving Question Board as Cumulative Evidence Tracker (Phenomenon-Anchored Inquiry): The DQB makes the class's growing understanding visible and public. By requiring evidence-based claims (not opinions), it reinforces the epistemic norm that statistics is about what the data shows, not what we feel. The explicit teacher move of naming which upcoming lessons will answer specific DQB questions gives learners a sense of purposeful progression — they are not doing isolated exercises but building a coherent argument across 8 lessons.</w:t>
+            </w:r>
+          </w:p>
+        </w:tc>
+        <w:tc>
+          <w:tcPr>
+            <w:tcW w:type="dxa" w:w="3040"/>
+            <w:shd w:fill="F2F2F2" w:color="auto" w:val="clear"/>
+            <w:tcMar>
+              <w:top w:type="dxa" w:w="60"/>
+              <w:left w:type="dxa" w:w="120"/>
+              <w:bottom w:type="dxa" w:w="60"/>
+              <w:right w:type="dxa" w:w="120"/>
+            </w:tcMar>
+            <w:vAlign w:val="top"/>
+          </w:tcPr>
+          <w:p>
+            <w:pPr>
+              <w:spacing w:after="40" w:before="0"/>
+              <w:jc w:val="left"/>
+            </w:pPr>
+            <w:r>
+              <w:rPr>
+                <w:rFonts w:ascii="Arial" w:cs="Arial" w:eastAsia="Arial" w:hAnsi="Arial"/>
+                <w:b w:val="false"/>
+                <w:bCs w:val="false"/>
+                <w:i w:val="false"/>
+                <w:iCs w:val="false"/>
+                <w:color w:val="000000"/>
+                <w:sz w:val="18"/>
+                <w:szCs w:val="18"/>
+              </w:rPr>
+              <w:t xml:space="preserve">Observable indicator: Green sticky notes contain a specific numerical claim linked to the frequency table (e.g. 'KSh 120 is the modal price — it appears X times'). Orange sticky notes ask questions that go beyond what the table shows (e.g. 'But what is the average price?', 'Why do some prices appear so rarely?'). If green notes are vague ('the data is organised now'), the teacher pauses the class and models a strong evidence-based claim using a row from the board table before pairs finalise their notes.</w:t>
+            </w:r>
+          </w:p>
+        </w:tc>
+      </w:tr>
+      <w:tr>
+        <w:tc>
+          <w:tcPr>
+            <w:tcW w:type="dxa" w:w="1520"/>
+            <w:shd w:fill="D5E8F0" w:color="auto" w:val="clear"/>
+            <w:tcMar>
+              <w:top w:type="dxa" w:w="60"/>
+              <w:left w:type="dxa" w:w="120"/>
+              <w:bottom w:type="dxa" w:w="60"/>
+              <w:right w:type="dxa" w:w="120"/>
+            </w:tcMar>
+            <w:vAlign w:val="top"/>
+          </w:tcPr>
+          <w:p>
+            <w:pPr>
+              <w:spacing w:after="40" w:before="0"/>
+              <w:jc w:val="left"/>
+            </w:pPr>
+            <w:r>
+              <w:rPr>
+                <w:rFonts w:ascii="Arial" w:cs="Arial" w:eastAsia="Arial" w:hAnsi="Arial"/>
+                <w:b/>
+                <w:bCs/>
+                <w:i w:val="false"/>
+                <w:iCs w:val="false"/>
+                <w:color w:val="000000"/>
+                <w:sz w:val="18"/>
+                <w:szCs w:val="18"/>
+              </w:rPr>
+              <w:t xml:space="preserve">Model Building Phase</w:t>
+            </w:r>
+          </w:p>
+          <w:p>
+            <w:pPr>
+              <w:spacing w:after="20" w:before="0"/>
+            </w:pPr>
+            <w:r>
+              <w:rPr>
+                <w:rFonts w:ascii="Arial" w:cs="Arial" w:eastAsia="Arial" w:hAnsi="Arial"/>
+                <w:b/>
+                <w:bCs/>
+                <w:color w:val="1F3864"/>
+                <w:sz w:val="16"/>
+                <w:szCs w:val="16"/>
+              </w:rPr>
+              <w:t xml:space="preserve">📹 VIDEO:</w:t>
+            </w:r>
+          </w:p>
+          <w:p>
+            <w:pPr>
+              <w:spacing w:after="20" w:before="0"/>
+            </w:pPr>
+            <w:hyperlink w:history="1" r:id="rId52tqsdfptdcxwnkhfwff8">
               <w:r>
                 <w:rPr>
                   <w:rFonts w:ascii="Arial" w:cs="Arial" w:eastAsia="Arial" w:hAnsi="Arial"/>
@@ -9623,7 +10541,7 @@
               <w:spacing w:after="10" w:before="0"/>
               <w:ind w:left="120"/>
             </w:pPr>
-            <w:hyperlink w:history="1" r:id="rIdznues45_hpkgglamajtzs">
+            <w:hyperlink w:history="1" r:id="rIdc6jssitannva0iyfoop4v">
               <w:r>
                 <w:rPr>
                   <w:rFonts w:ascii="Arial" w:cs="Arial" w:eastAsia="Arial" w:hAnsi="Arial"/>
@@ -9668,925 +10586,7 @@
             <w:pPr>
               <w:spacing w:after="20" w:before="0"/>
             </w:pPr>
-            <w:hyperlink w:history="1" r:id="rIdhlihwcdzl_xqq5cveyeid">
-              <w:r>
-                <w:rPr>
-                  <w:rFonts w:ascii="Arial" w:cs="Arial" w:eastAsia="Arial" w:hAnsi="Arial"/>
-                  <w:color w:val="2E75B6"/>
-                  <w:sz w:val="16"/>
-                  <w:szCs w:val="16"/>
-                  <w:u w:val="single" w:color="2E75B6"/>
-                </w:rPr>
-                <w:t xml:space="preserve">Graph data on line plots</w:t>
-              </w:r>
-            </w:hyperlink>
-          </w:p>
-          <w:p>
-            <w:pPr>
-              <w:spacing w:after="10" w:before="0"/>
-              <w:ind w:left="120"/>
-            </w:pPr>
-            <w:r>
-              <w:rPr>
-                <w:rFonts w:ascii="Arial" w:cs="Arial" w:eastAsia="Arial" w:hAnsi="Arial"/>
-                <w:color w:val="595959"/>
-                <w:sz w:val="14"/>
-                <w:szCs w:val="14"/>
-              </w:rPr>
-              <w:t xml:space="preserve">Source: Khan Academy (English - US curriculum)</w:t>
-            </w:r>
-          </w:p>
-          <w:p>
-            <w:pPr>
-              <w:spacing w:after="10" w:before="0"/>
-              <w:ind w:left="120"/>
-            </w:pPr>
-            <w:hyperlink w:history="1" r:id="rIdchd6sunacagwam6i35nsi">
-              <w:r>
-                <w:rPr>
-                  <w:rFonts w:ascii="Arial" w:cs="Arial" w:eastAsia="Arial" w:hAnsi="Arial"/>
-                  <w:color w:val="595959"/>
-                  <w:sz w:val="14"/>
-                  <w:szCs w:val="14"/>
-                  <w:u w:val="single" w:color="595959"/>
-                </w:rPr>
-                <w:t xml:space="preserve">🔍 Search ARES for similar readings</w:t>
-              </w:r>
-            </w:hyperlink>
-          </w:p>
-        </w:tc>
-        <w:tc>
-          <w:tcPr>
-            <w:tcW w:type="dxa" w:w="3040"/>
-            <w:shd w:fill="FFFFFF" w:color="auto" w:val="clear"/>
-            <w:tcMar>
-              <w:top w:type="dxa" w:w="60"/>
-              <w:left w:type="dxa" w:w="120"/>
-              <w:bottom w:type="dxa" w:w="60"/>
-              <w:right w:type="dxa" w:w="120"/>
-            </w:tcMar>
-            <w:vAlign w:val="top"/>
-          </w:tcPr>
-          <w:p>
-            <w:pPr>
-              <w:spacing w:after="40" w:before="0"/>
-              <w:jc w:val="left"/>
-            </w:pPr>
-            <w:r>
-              <w:rPr>
-                <w:rFonts w:ascii="Arial" w:cs="Arial" w:eastAsia="Arial" w:hAnsi="Arial"/>
-                <w:b w:val="false"/>
-                <w:bCs w:val="false"/>
-                <w:i w:val="false"/>
-                <w:iCs w:val="false"/>
-                <w:color w:val="000000"/>
-                <w:sz w:val="18"/>
-                <w:szCs w:val="18"/>
-              </w:rPr>
-              <w:t xml:space="preserve">Learners work in assigned pairs. Each pair receives: (a) the same raw list of 40 maize prices; (b) a blank three-column tally table template pre-drawn on paper with headers: 'Price (KSh) | Tally | Frequency'. The teacher explains the task: pairs must go through the raw list one price at a time, find that price value in their tally column (or add a new row if it is new), and mark one tally stroke. No calculators — only tally marks and counting. Pairs have 12 minutes. At the 6-minute mark the teacher calls a 'mid-task pause': each pair counts how many distinct price values they have found so far and holds up fingers. After 12 minutes, pairs convert tally marks to frequency counts and write the frequency number in the third column. Each pair then totals the frequency column and checks it sums to 40. Pairs that finish early are asked: 'Look at your completed table. Which price appears most often? Circle it. What do we call that value in statistics?'</w:t>
-            </w:r>
-          </w:p>
-        </w:tc>
-        <w:tc>
-          <w:tcPr>
-            <w:tcW w:type="dxa" w:w="3040"/>
-            <w:shd w:fill="F2F2F2" w:color="auto" w:val="clear"/>
-            <w:tcMar>
-              <w:top w:type="dxa" w:w="60"/>
-              <w:left w:type="dxa" w:w="120"/>
-              <w:bottom w:type="dxa" w:w="60"/>
-              <w:right w:type="dxa" w:w="120"/>
-            </w:tcMar>
-            <w:vAlign w:val="top"/>
-          </w:tcPr>
-          <w:p>
-            <w:pPr>
-              <w:spacing w:after="40" w:before="0"/>
-              <w:jc w:val="left"/>
-            </w:pPr>
-            <w:r>
-              <w:rPr>
-                <w:rFonts w:ascii="Arial" w:cs="Arial" w:eastAsia="Arial" w:hAnsi="Arial"/>
-                <w:b w:val="false"/>
-                <w:bCs w:val="false"/>
-                <w:i w:val="false"/>
-                <w:iCs w:val="false"/>
-                <w:color w:val="000000"/>
-                <w:sz w:val="18"/>
-                <w:szCs w:val="18"/>
-              </w:rPr>
-              <w:t xml:space="preserve">Before pairs begin, model the first three entries of the tally table using a think-aloud: 'I look at the first price — KSh 110. I find row 110 in my table and make one tally stroke like this. Next price — KSh 125. New row, one tally stroke. Next price — KSh 110 again. I go back to the KSh 110 row and add a second tally stroke.' Do not complete the table — stop after three entries and say: 'Now you and your partner continue for all 40 prices. Divide the list — one partner reads prices aloud, the other marks tallies. Switch halfway.' Set a 12-minute timer. Circulate actively: (1) Check that pairs are working through the list in order, not skipping; (2) At the 6-minute mid-pause, cold-call 3 pairs: 'How many different price values have you found so far?' Record these on the board. (3) After 12 minutes, say: 'Convert tallies to frequencies now — 2 minutes.' Then ask: 'Everyone check your frequency column sums to 40. Raise your hand when you have confirmed this.' Wait 15 seconds. For any pair whose total ≠ 40, ask: 'Which row might have a tally error? Check rows with five-bar groups first.' Do NOT give the answer — prompt them to self-correct.</w:t>
-            </w:r>
-          </w:p>
-        </w:tc>
-        <w:tc>
-          <w:tcPr>
-            <w:tcW w:type="dxa" w:w="3040"/>
-            <w:shd w:fill="FFFFFF" w:color="auto" w:val="clear"/>
-            <w:tcMar>
-              <w:top w:type="dxa" w:w="60"/>
-              <w:left w:type="dxa" w:w="120"/>
-              <w:bottom w:type="dxa" w:w="60"/>
-              <w:right w:type="dxa" w:w="120"/>
-            </w:tcMar>
-            <w:vAlign w:val="top"/>
-          </w:tcPr>
-          <w:p>
-            <w:pPr>
-              <w:spacing w:after="40" w:before="0"/>
-              <w:jc w:val="left"/>
-            </w:pPr>
-            <w:r>
-              <w:rPr>
-                <w:rFonts w:ascii="Arial" w:cs="Arial" w:eastAsia="Arial" w:hAnsi="Arial"/>
-                <w:b w:val="false"/>
-                <w:bCs w:val="false"/>
-                <w:i w:val="false"/>
-                <w:iCs w:val="false"/>
-                <w:color w:val="000000"/>
-                <w:sz w:val="18"/>
-                <w:szCs w:val="18"/>
-              </w:rPr>
-              <w:t xml:space="preserve">Hands-On Data Organisation (NGSS Science and Engineering Practice 4 — Analysing and Interpreting Data): Learners physically handle the raw data and impose structure on it through tallying. This embodied process makes the concept of frequency concrete — frequency is not an abstract number but a count of real events (real prices paid by real Nairobi families). The mid-task pause and the sum-to-40 check build in self-monitoring habits that are foundational to data integrity.</w:t>
-            </w:r>
-          </w:p>
-        </w:tc>
-        <w:tc>
-          <w:tcPr>
-            <w:tcW w:type="dxa" w:w="3040"/>
-            <w:shd w:fill="F2F2F2" w:color="auto" w:val="clear"/>
-            <w:tcMar>
-              <w:top w:type="dxa" w:w="60"/>
-              <w:left w:type="dxa" w:w="120"/>
-              <w:bottom w:type="dxa" w:w="60"/>
-              <w:right w:type="dxa" w:w="120"/>
-            </w:tcMar>
-            <w:vAlign w:val="top"/>
-          </w:tcPr>
-          <w:p>
-            <w:pPr>
-              <w:spacing w:after="40" w:before="0"/>
-              <w:jc w:val="left"/>
-            </w:pPr>
-            <w:r>
-              <w:rPr>
-                <w:rFonts w:ascii="Arial" w:cs="Arial" w:eastAsia="Arial" w:hAnsi="Arial"/>
-                <w:b w:val="false"/>
-                <w:bCs w:val="false"/>
-                <w:i w:val="false"/>
-                <w:iCs w:val="false"/>
-                <w:color w:val="000000"/>
-                <w:sz w:val="18"/>
-                <w:szCs w:val="18"/>
-              </w:rPr>
-              <w:t xml:space="preserve">Observable indicator: Each pair produces a completed tally-and-frequency table whose frequency column sums to 40. The teacher checks at least 6 pairs' tables during circulation. Key error to watch for: duplicate rows for the same price (e.g. two rows for KSh 120) — this indicates the pair did not organise by value first. Key success indicator: pairs spontaneously begin to notice which prices have tall tally columns before being asked.</w:t>
-            </w:r>
-          </w:p>
-        </w:tc>
-      </w:tr>
-      <w:tr>
-        <w:tc>
-          <w:tcPr>
-            <w:tcW w:type="dxa" w:w="1520"/>
-            <w:shd w:fill="E2EFDA" w:color="auto" w:val="clear"/>
-            <w:tcMar>
-              <w:top w:type="dxa" w:w="60"/>
-              <w:left w:type="dxa" w:w="120"/>
-              <w:bottom w:type="dxa" w:w="60"/>
-              <w:right w:type="dxa" w:w="120"/>
-            </w:tcMar>
-            <w:vAlign w:val="top"/>
-          </w:tcPr>
-          <w:p>
-            <w:pPr>
-              <w:spacing w:after="40" w:before="0"/>
-              <w:jc w:val="left"/>
-            </w:pPr>
-            <w:r>
-              <w:rPr>
-                <w:rFonts w:ascii="Arial" w:cs="Arial" w:eastAsia="Arial" w:hAnsi="Arial"/>
-                <w:b/>
-                <w:bCs/>
-                <w:i w:val="false"/>
-                <w:iCs w:val="false"/>
-                <w:color w:val="000000"/>
-                <w:sz w:val="18"/>
-                <w:szCs w:val="18"/>
-              </w:rPr>
-              <w:t xml:space="preserve">Explain Phase</w:t>
-            </w:r>
-          </w:p>
-          <w:p>
-            <w:pPr>
-              <w:spacing w:after="20" w:before="0"/>
-            </w:pPr>
-            <w:r>
-              <w:rPr>
-                <w:rFonts w:ascii="Arial" w:cs="Arial" w:eastAsia="Arial" w:hAnsi="Arial"/>
-                <w:b/>
-                <w:bCs/>
-                <w:color w:val="1F3864"/>
-                <w:sz w:val="16"/>
-                <w:szCs w:val="16"/>
-              </w:rPr>
-              <w:t xml:space="preserve">📹 VIDEO:</w:t>
-            </w:r>
-          </w:p>
-          <w:p>
-            <w:pPr>
-              <w:spacing w:after="20" w:before="0"/>
-            </w:pPr>
-            <w:hyperlink w:history="1" r:id="rIdo6gnwciyzoapgf8roo9zw">
-              <w:r>
-                <w:rPr>
-                  <w:rFonts w:ascii="Arial" w:cs="Arial" w:eastAsia="Arial" w:hAnsi="Arial"/>
-                  <w:color w:val="2E75B6"/>
-                  <w:sz w:val="16"/>
-                  <w:szCs w:val="16"/>
-                  <w:u w:val="single" w:color="2E75B6"/>
-                </w:rPr>
-                <w:t xml:space="preserve">Statistics intro: Mean, median, &amp; mode</w:t>
-              </w:r>
-            </w:hyperlink>
-          </w:p>
-          <w:p>
-            <w:pPr>
-              <w:spacing w:after="10" w:before="0"/>
-              <w:ind w:left="120"/>
-            </w:pPr>
-            <w:r>
-              <w:rPr>
-                <w:rFonts w:ascii="Arial" w:cs="Arial" w:eastAsia="Arial" w:hAnsi="Arial"/>
-                <w:color w:val="595959"/>
-                <w:sz w:val="14"/>
-                <w:szCs w:val="14"/>
-              </w:rPr>
-              <w:t xml:space="preserve">Source: Khan Academy (English - US curriculum)</w:t>
-            </w:r>
-          </w:p>
-          <w:p>
-            <w:pPr>
-              <w:spacing w:after="10" w:before="0"/>
-              <w:ind w:left="120"/>
-            </w:pPr>
-            <w:hyperlink w:history="1" r:id="rIdhqp951mddkumz_4d7_gah">
-              <w:r>
-                <w:rPr>
-                  <w:rFonts w:ascii="Arial" w:cs="Arial" w:eastAsia="Arial" w:hAnsi="Arial"/>
-                  <w:color w:val="595959"/>
-                  <w:sz w:val="14"/>
-                  <w:szCs w:val="14"/>
-                  <w:u w:val="single" w:color="595959"/>
-                </w:rPr>
-                <w:t xml:space="preserve">🔍 Search ARES for similar videos</w:t>
-              </w:r>
-            </w:hyperlink>
-          </w:p>
-          <w:p>
-            <w:pPr>
-              <w:spacing w:after="40" w:before="0"/>
-            </w:pPr>
-            <w:r>
-              <w:rPr>
-                <w:sz w:val="14"/>
-                <w:szCs w:val="14"/>
-              </w:rPr>
-              <w:t xml:space="preserve"/>
-            </w:r>
-          </w:p>
-          <w:p>
-            <w:pPr>
-              <w:spacing w:after="20" w:before="0"/>
-            </w:pPr>
-            <w:r>
-              <w:rPr>
-                <w:rFonts w:ascii="Arial" w:cs="Arial" w:eastAsia="Arial" w:hAnsi="Arial"/>
-                <w:b/>
-                <w:bCs/>
-                <w:color w:val="1F3864"/>
-                <w:sz w:val="16"/>
-                <w:szCs w:val="16"/>
-              </w:rPr>
-              <w:t xml:space="preserve">📖 EXERCISE:</w:t>
-            </w:r>
-          </w:p>
-          <w:p>
-            <w:pPr>
-              <w:spacing w:after="20" w:before="0"/>
-            </w:pPr>
-            <w:hyperlink w:history="1" r:id="rIdlmmf5k_ou4u36wbgkssk0">
-              <w:r>
-                <w:rPr>
-                  <w:rFonts w:ascii="Arial" w:cs="Arial" w:eastAsia="Arial" w:hAnsi="Arial"/>
-                  <w:color w:val="2E75B6"/>
-                  <w:sz w:val="16"/>
-                  <w:szCs w:val="16"/>
-                  <w:u w:val="single" w:color="2E75B6"/>
-                </w:rPr>
-                <w:t xml:space="preserve">Creating dot plots</w:t>
-              </w:r>
-            </w:hyperlink>
-          </w:p>
-          <w:p>
-            <w:pPr>
-              <w:spacing w:after="10" w:before="0"/>
-              <w:ind w:left="120"/>
-            </w:pPr>
-            <w:r>
-              <w:rPr>
-                <w:rFonts w:ascii="Arial" w:cs="Arial" w:eastAsia="Arial" w:hAnsi="Arial"/>
-                <w:color w:val="595959"/>
-                <w:sz w:val="14"/>
-                <w:szCs w:val="14"/>
-              </w:rPr>
-              <w:t xml:space="preserve">Source: Khan Academy (English - US curriculum)</w:t>
-            </w:r>
-          </w:p>
-          <w:p>
-            <w:pPr>
-              <w:spacing w:after="10" w:before="0"/>
-              <w:ind w:left="120"/>
-            </w:pPr>
-            <w:hyperlink w:history="1" r:id="rIdgruiryhxgtvveqcofkrie">
-              <w:r>
-                <w:rPr>
-                  <w:rFonts w:ascii="Arial" w:cs="Arial" w:eastAsia="Arial" w:hAnsi="Arial"/>
-                  <w:color w:val="595959"/>
-                  <w:sz w:val="14"/>
-                  <w:szCs w:val="14"/>
-                  <w:u w:val="single" w:color="595959"/>
-                </w:rPr>
-                <w:t xml:space="preserve">🔍 Search ARES for similar readings</w:t>
-              </w:r>
-            </w:hyperlink>
-          </w:p>
-        </w:tc>
-        <w:tc>
-          <w:tcPr>
-            <w:tcW w:type="dxa" w:w="3040"/>
-            <w:shd w:fill="FFFFFF" w:color="auto" w:val="clear"/>
-            <w:tcMar>
-              <w:top w:type="dxa" w:w="60"/>
-              <w:left w:type="dxa" w:w="120"/>
-              <w:bottom w:type="dxa" w:w="60"/>
-              <w:right w:type="dxa" w:w="120"/>
-            </w:tcMar>
-            <w:vAlign w:val="top"/>
-          </w:tcPr>
-          <w:p>
-            <w:pPr>
-              <w:spacing w:after="40" w:before="0"/>
-              <w:jc w:val="left"/>
-            </w:pPr>
-            <w:r>
-              <w:rPr>
-                <w:rFonts w:ascii="Arial" w:cs="Arial" w:eastAsia="Arial" w:hAnsi="Arial"/>
-                <w:b w:val="false"/>
-                <w:bCs w:val="false"/>
-                <w:i w:val="false"/>
-                <w:iCs w:val="false"/>
-                <w:color w:val="000000"/>
-                <w:sz w:val="18"/>
-                <w:szCs w:val="18"/>
-              </w:rPr>
-              <w:t xml:space="preserve">The class constructs a single agreed frequency distribution table on the board. The teacher writes the column headers and calls on different pairs to contribute one row each — each pair reads out one price value and its frequency while the teacher (or a student scribe) fills in the row. Once the full table is on the board, learners copy it into their exercise books. The teacher then poses three structured explain questions, allowing think-pair-share for each: (Q1) 'Looking at this table — which single price appears most often? What is the statistical name for this value?' (Q2) 'The family said prices vary wildly. The neighbour said prices are stable. Does this organised table give you any evidence yet for either side? Explain using a specific row from the table.' (Q3) 'Our table has frequencies but we still have to read every row. What would make it even easier to see at a glance whether most prices are clustered together or spread far apart?' (Q3 is deliberately open-ended and forward-pointing — it seeds the need for a histogram.) After think-pair-share on each question, the teacher cold-calls 3 pairs per question. The class then revisits the public predictions recorded in Phase 1: which predictions were confirmed? Which were wrong? Learners update their sticky notes with one sentence beginning 'I now think…'</w:t>
-            </w:r>
-          </w:p>
-        </w:tc>
-        <w:tc>
-          <w:tcPr>
-            <w:tcW w:type="dxa" w:w="3040"/>
-            <w:shd w:fill="F2F2F2" w:color="auto" w:val="clear"/>
-            <w:tcMar>
-              <w:top w:type="dxa" w:w="60"/>
-              <w:left w:type="dxa" w:w="120"/>
-              <w:bottom w:type="dxa" w:w="60"/>
-              <w:right w:type="dxa" w:w="120"/>
-            </w:tcMar>
-            <w:vAlign w:val="top"/>
-          </w:tcPr>
-          <w:p>
-            <w:pPr>
-              <w:spacing w:after="40" w:before="0"/>
-              <w:jc w:val="left"/>
-            </w:pPr>
-            <w:r>
-              <w:rPr>
-                <w:rFonts w:ascii="Arial" w:cs="Arial" w:eastAsia="Arial" w:hAnsi="Arial"/>
-                <w:b w:val="false"/>
-                <w:bCs w:val="false"/>
-                <w:i w:val="false"/>
-                <w:iCs w:val="false"/>
-                <w:color w:val="000000"/>
-                <w:sz w:val="18"/>
-                <w:szCs w:val="18"/>
-              </w:rPr>
-              <w:t xml:space="preserve">For the board table construction: assign each pair a specific price range to contribute (e.g. 'Pair 1 — give me all prices between KSh 90 and KSh 99'). This prevents repetition and keeps all pairs engaged. After the full table is built, ask: 'Everyone — does your pair's table match ours? If a row is different, raise your hand.' Resolve discrepancies by going back to the raw data publicly — model data integrity. For Q1: after 10 seconds of wait time, cold-call 3 learners. If a learner says 'the most common price' without using the word 'mode', ask: 'Does anyone know the mathematical term for that?' For Q2: after think-pair-share, cold-call one pair that predicted YES (the family is right) and one that predicted the neighbour is right, so both positions are heard. Say: 'We are not settling this today — we are collecting evidence. Hold your claim.' For Q3: after cold-calling 3 pairs, say: 'Excellent. You have just described why we need a histogram. That is our next lesson.' This explicit bridging statement connects the current lesson to the broader sequence. Return to the prediction board: strike through predictions that the evidence has now addressed, and circle those that remain open.</w:t>
-            </w:r>
-          </w:p>
-        </w:tc>
-        <w:tc>
-          <w:tcPr>
-            <w:tcW w:type="dxa" w:w="3040"/>
-            <w:shd w:fill="FFFFFF" w:color="auto" w:val="clear"/>
-            <w:tcMar>
-              <w:top w:type="dxa" w:w="60"/>
-              <w:left w:type="dxa" w:w="120"/>
-              <w:bottom w:type="dxa" w:w="60"/>
-              <w:right w:type="dxa" w:w="120"/>
-            </w:tcMar>
-            <w:vAlign w:val="top"/>
-          </w:tcPr>
-          <w:p>
-            <w:pPr>
-              <w:spacing w:after="40" w:before="0"/>
-              <w:jc w:val="left"/>
-            </w:pPr>
-            <w:r>
-              <w:rPr>
-                <w:rFonts w:ascii="Arial" w:cs="Arial" w:eastAsia="Arial" w:hAnsi="Arial"/>
-                <w:b w:val="false"/>
-                <w:bCs w:val="false"/>
-                <w:i w:val="false"/>
-                <w:iCs w:val="false"/>
-                <w:color w:val="000000"/>
-                <w:sz w:val="18"/>
-                <w:szCs w:val="18"/>
-              </w:rPr>
-              <w:t xml:space="preserve">Structured Argumentation from Evidence (NGSS Science and Engineering Practice 7 — Engaging in Argument from Evidence): Q2 explicitly requires learners to make a claim and cite a specific row of the table as evidence. This is the core epistemic move of statistics — using organised data to support or challenge a claim. By hearing both the 'family is right' and 'neighbour is right' arguments from the same table, learners experience productive cognitive conflict: the table can support both claims depending on which rows you focus on. This motivates the need for summary statistics (mean, median, mode) and graphical displays in subsequent lessons.</w:t>
-            </w:r>
-          </w:p>
-        </w:tc>
-        <w:tc>
-          <w:tcPr>
-            <w:tcW w:type="dxa" w:w="3040"/>
-            <w:shd w:fill="F2F2F2" w:color="auto" w:val="clear"/>
-            <w:tcMar>
-              <w:top w:type="dxa" w:w="60"/>
-              <w:left w:type="dxa" w:w="120"/>
-              <w:bottom w:type="dxa" w:w="60"/>
-              <w:right w:type="dxa" w:w="120"/>
-            </w:tcMar>
-            <w:vAlign w:val="top"/>
-          </w:tcPr>
-          <w:p>
-            <w:pPr>
-              <w:spacing w:after="40" w:before="0"/>
-              <w:jc w:val="left"/>
-            </w:pPr>
-            <w:r>
-              <w:rPr>
-                <w:rFonts w:ascii="Arial" w:cs="Arial" w:eastAsia="Arial" w:hAnsi="Arial"/>
-                <w:b w:val="false"/>
-                <w:bCs w:val="false"/>
-                <w:i w:val="false"/>
-                <w:iCs w:val="false"/>
-                <w:color w:val="000000"/>
-                <w:sz w:val="18"/>
-                <w:szCs w:val="18"/>
-              </w:rPr>
-              <w:t xml:space="preserve">Observable indicator: During cold-calls on Q2, learners cite a specific price and frequency (e.g. 'KSh 120 appears 8 times, which means it is quite common — so the neighbour might be right that prices cluster around that value'). If learners give only vague answers ('the numbers are close together'), the teacher prompts: 'Which row in our table shows you that? Read it out.' Exit-ticket equivalent: each learner writes the completed frequency distribution table in their book AND circles the mode — the teacher checks these during the DQB phase.</w:t>
-            </w:r>
-          </w:p>
-        </w:tc>
-      </w:tr>
-      <w:tr>
-        <w:tc>
-          <w:tcPr>
-            <w:tcW w:type="dxa" w:w="1520"/>
-            <w:shd w:fill="FCE4D6" w:color="auto" w:val="clear"/>
-            <w:tcMar>
-              <w:top w:type="dxa" w:w="60"/>
-              <w:left w:type="dxa" w:w="120"/>
-              <w:bottom w:type="dxa" w:w="60"/>
-              <w:right w:type="dxa" w:w="120"/>
-            </w:tcMar>
-            <w:vAlign w:val="top"/>
-          </w:tcPr>
-          <w:p>
-            <w:pPr>
-              <w:spacing w:after="40" w:before="0"/>
-              <w:jc w:val="left"/>
-            </w:pPr>
-            <w:r>
-              <w:rPr>
-                <w:rFonts w:ascii="Arial" w:cs="Arial" w:eastAsia="Arial" w:hAnsi="Arial"/>
-                <w:b/>
-                <w:bCs/>
-                <w:i w:val="false"/>
-                <w:iCs w:val="false"/>
-                <w:color w:val="000000"/>
-                <w:sz w:val="18"/>
-                <w:szCs w:val="18"/>
-              </w:rPr>
-              <w:t xml:space="preserve">Driving Question Board (DQB) Creation</w:t>
-            </w:r>
-          </w:p>
-          <w:p>
-            <w:pPr>
-              <w:spacing w:after="20" w:before="0"/>
-            </w:pPr>
-            <w:r>
-              <w:rPr>
-                <w:rFonts w:ascii="Arial" w:cs="Arial" w:eastAsia="Arial" w:hAnsi="Arial"/>
-                <w:b/>
-                <w:bCs/>
-                <w:color w:val="1F3864"/>
-                <w:sz w:val="16"/>
-                <w:szCs w:val="16"/>
-              </w:rPr>
-              <w:t xml:space="preserve">📹 VIDEO:</w:t>
-            </w:r>
-          </w:p>
-          <w:p>
-            <w:pPr>
-              <w:spacing w:after="20" w:before="0"/>
-            </w:pPr>
-            <w:hyperlink w:history="1" r:id="rIdarwz5wxzso3jqwrdh9lw9">
-              <w:r>
-                <w:rPr>
-                  <w:rFonts w:ascii="Arial" w:cs="Arial" w:eastAsia="Arial" w:hAnsi="Arial"/>
-                  <w:color w:val="2E75B6"/>
-                  <w:sz w:val="16"/>
-                  <w:szCs w:val="16"/>
-                  <w:u w:val="single" w:color="2E75B6"/>
-                </w:rPr>
-                <w:t xml:space="preserve">Frequency tables &amp; dot plots</w:t>
-              </w:r>
-            </w:hyperlink>
-          </w:p>
-          <w:p>
-            <w:pPr>
-              <w:spacing w:after="10" w:before="0"/>
-              <w:ind w:left="120"/>
-            </w:pPr>
-            <w:r>
-              <w:rPr>
-                <w:rFonts w:ascii="Arial" w:cs="Arial" w:eastAsia="Arial" w:hAnsi="Arial"/>
-                <w:color w:val="595959"/>
-                <w:sz w:val="14"/>
-                <w:szCs w:val="14"/>
-              </w:rPr>
-              <w:t xml:space="preserve">Source: Khan Academy (English - US curriculum)</w:t>
-            </w:r>
-          </w:p>
-          <w:p>
-            <w:pPr>
-              <w:spacing w:after="10" w:before="0"/>
-              <w:ind w:left="120"/>
-            </w:pPr>
-            <w:hyperlink w:history="1" r:id="rIdjuygy10m7bvz3tzmhpvkn">
-              <w:r>
-                <w:rPr>
-                  <w:rFonts w:ascii="Arial" w:cs="Arial" w:eastAsia="Arial" w:hAnsi="Arial"/>
-                  <w:color w:val="595959"/>
-                  <w:sz w:val="14"/>
-                  <w:szCs w:val="14"/>
-                  <w:u w:val="single" w:color="595959"/>
-                </w:rPr>
-                <w:t xml:space="preserve">🔍 Search ARES for similar videos</w:t>
-              </w:r>
-            </w:hyperlink>
-          </w:p>
-          <w:p>
-            <w:pPr>
-              <w:spacing w:after="40" w:before="0"/>
-            </w:pPr>
-            <w:r>
-              <w:rPr>
-                <w:sz w:val="14"/>
-                <w:szCs w:val="14"/>
-              </w:rPr>
-              <w:t xml:space="preserve"/>
-            </w:r>
-          </w:p>
-          <w:p>
-            <w:pPr>
-              <w:spacing w:after="20" w:before="0"/>
-            </w:pPr>
-            <w:r>
-              <w:rPr>
-                <w:rFonts w:ascii="Arial" w:cs="Arial" w:eastAsia="Arial" w:hAnsi="Arial"/>
-                <w:b/>
-                <w:bCs/>
-                <w:color w:val="1F3864"/>
-                <w:sz w:val="16"/>
-                <w:szCs w:val="16"/>
-              </w:rPr>
-              <w:t xml:space="preserve">📖 HTML:</w:t>
-            </w:r>
-          </w:p>
-          <w:p>
-            <w:pPr>
-              <w:spacing w:after="20" w:before="0"/>
-            </w:pPr>
-            <w:hyperlink w:history="1" r:id="rIdcy2y0vhsbxabvtxewt0qk">
-              <w:r>
-                <w:rPr>
-                  <w:rFonts w:ascii="Arial" w:cs="Arial" w:eastAsia="Arial" w:hAnsi="Arial"/>
-                  <w:color w:val="2E75B6"/>
-                  <w:sz w:val="16"/>
-                  <w:szCs w:val="16"/>
-                  <w:u w:val="single" w:color="2E75B6"/>
-                </w:rPr>
-                <w:t xml:space="preserve">Ungrouped Data to Find the Mean (Flexbook)</w:t>
-              </w:r>
-            </w:hyperlink>
-          </w:p>
-          <w:p>
-            <w:pPr>
-              <w:spacing w:after="10" w:before="0"/>
-              <w:ind w:left="120"/>
-            </w:pPr>
-            <w:r>
-              <w:rPr>
-                <w:rFonts w:ascii="Arial" w:cs="Arial" w:eastAsia="Arial" w:hAnsi="Arial"/>
-                <w:color w:val="595959"/>
-                <w:sz w:val="14"/>
-                <w:szCs w:val="14"/>
-              </w:rPr>
-              <w:t xml:space="preserve">Source: CK-12</w:t>
-            </w:r>
-          </w:p>
-          <w:p>
-            <w:pPr>
-              <w:spacing w:after="10" w:before="0"/>
-              <w:ind w:left="120"/>
-            </w:pPr>
-            <w:hyperlink w:history="1" r:id="rIde_izgaxuxpnxfyaa1oiyj">
-              <w:r>
-                <w:rPr>
-                  <w:rFonts w:ascii="Arial" w:cs="Arial" w:eastAsia="Arial" w:hAnsi="Arial"/>
-                  <w:color w:val="595959"/>
-                  <w:sz w:val="14"/>
-                  <w:szCs w:val="14"/>
-                  <w:u w:val="single" w:color="595959"/>
-                </w:rPr>
-                <w:t xml:space="preserve">🔍 Search ARES for similar readings</w:t>
-              </w:r>
-            </w:hyperlink>
-          </w:p>
-        </w:tc>
-        <w:tc>
-          <w:tcPr>
-            <w:tcW w:type="dxa" w:w="3040"/>
-            <w:shd w:fill="FFFFFF" w:color="auto" w:val="clear"/>
-            <w:tcMar>
-              <w:top w:type="dxa" w:w="60"/>
-              <w:left w:type="dxa" w:w="120"/>
-              <w:bottom w:type="dxa" w:w="60"/>
-              <w:right w:type="dxa" w:w="120"/>
-            </w:tcMar>
-            <w:vAlign w:val="top"/>
-          </w:tcPr>
-          <w:p>
-            <w:pPr>
-              <w:spacing w:after="40" w:before="0"/>
-              <w:jc w:val="left"/>
-            </w:pPr>
-            <w:r>
-              <w:rPr>
-                <w:rFonts w:ascii="Arial" w:cs="Arial" w:eastAsia="Arial" w:hAnsi="Arial"/>
-                <w:b w:val="false"/>
-                <w:bCs w:val="false"/>
-                <w:i w:val="false"/>
-                <w:iCs w:val="false"/>
-                <w:color w:val="000000"/>
-                <w:sz w:val="18"/>
-                <w:szCs w:val="18"/>
-              </w:rPr>
-              <w:t xml:space="preserve">The class returns to the Driving Question Board displayed on the classroom wall. The DQB has three columns: 'What We Have Observed', 'What We Now Know/Claim', 'What We Still Wonder'. In pairs, learners write on two sticky notes: (Note 1 — green) one specific thing they can now claim about the Wakulima Market maize prices based on the frequency distribution table, citing at least one piece of evidence (e.g. a specific frequency). (Note 2 — orange) one new question the frequency table raised for them that it cannot yet answer. Pairs come up and place their notes in the correct columns. The teacher reads 4–5 notes aloud and facilitates a brief 5-minute whole-class discussion to identify: (a) the most common new claim, (b) the most interesting new question. The teacher explicitly names two questions that will be answered in upcoming lessons: 'Several of you are asking — what is the average price? That is the mean and median — Lesson 4. Several of you are asking — can we draw a picture of this table? That is the histogram — Lesson 5.'</w:t>
-            </w:r>
-          </w:p>
-        </w:tc>
-        <w:tc>
-          <w:tcPr>
-            <w:tcW w:type="dxa" w:w="3040"/>
-            <w:shd w:fill="F2F2F2" w:color="auto" w:val="clear"/>
-            <w:tcMar>
-              <w:top w:type="dxa" w:w="60"/>
-              <w:left w:type="dxa" w:w="120"/>
-              <w:bottom w:type="dxa" w:w="60"/>
-              <w:right w:type="dxa" w:w="120"/>
-            </w:tcMar>
-            <w:vAlign w:val="top"/>
-          </w:tcPr>
-          <w:p>
-            <w:pPr>
-              <w:spacing w:after="40" w:before="0"/>
-              <w:jc w:val="left"/>
-            </w:pPr>
-            <w:r>
-              <w:rPr>
-                <w:rFonts w:ascii="Arial" w:cs="Arial" w:eastAsia="Arial" w:hAnsi="Arial"/>
-                <w:b w:val="false"/>
-                <w:bCs w:val="false"/>
-                <w:i w:val="false"/>
-                <w:iCs w:val="false"/>
-                <w:color w:val="000000"/>
-                <w:sz w:val="18"/>
-                <w:szCs w:val="18"/>
-              </w:rPr>
-              <w:t xml:space="preserve">Before pairs write, show the DQB and remind them: 'A claim must be tied to evidence from our table. Do not write feelings — write data.' Give pairs 4 minutes to write their two notes. As they post notes, group similar claims together visually (you can do this in real time or ask a student helper). When reading notes aloud, read exactly what is written — do not paraphrase, to honour learner voice. After identifying the top claim and question, say: 'Our Driving Question asks how we use statistics to tell an honest story. Does our frequency table tell an honest story yet? What is it still hiding?' Wait 10 seconds. Cold-call 3 learners. This question primes the need for graphical displays and measures of central tendency without giving away the answer.</w:t>
-            </w:r>
-          </w:p>
-        </w:tc>
-        <w:tc>
-          <w:tcPr>
-            <w:tcW w:type="dxa" w:w="3040"/>
-            <w:shd w:fill="FFFFFF" w:color="auto" w:val="clear"/>
-            <w:tcMar>
-              <w:top w:type="dxa" w:w="60"/>
-              <w:left w:type="dxa" w:w="120"/>
-              <w:bottom w:type="dxa" w:w="60"/>
-              <w:right w:type="dxa" w:w="120"/>
-            </w:tcMar>
-            <w:vAlign w:val="top"/>
-          </w:tcPr>
-          <w:p>
-            <w:pPr>
-              <w:spacing w:after="40" w:before="0"/>
-              <w:jc w:val="left"/>
-            </w:pPr>
-            <w:r>
-              <w:rPr>
-                <w:rFonts w:ascii="Arial" w:cs="Arial" w:eastAsia="Arial" w:hAnsi="Arial"/>
-                <w:b w:val="false"/>
-                <w:bCs w:val="false"/>
-                <w:i w:val="false"/>
-                <w:iCs w:val="false"/>
-                <w:color w:val="000000"/>
-                <w:sz w:val="18"/>
-                <w:szCs w:val="18"/>
-              </w:rPr>
-              <w:t xml:space="preserve">Driving Question Board as Cumulative Evidence Tracker (Phenomenon-Anchored Inquiry): The DQB makes the class's growing understanding visible and public. By requiring evidence-based claims (not opinions), it reinforces the epistemic norm that statistics is about what the data shows, not what we feel. The explicit teacher move of naming which upcoming lessons will answer specific DQB questions gives learners a sense of purposeful progression — they are not doing isolated exercises but building a coherent argument across 8 lessons.</w:t>
-            </w:r>
-          </w:p>
-        </w:tc>
-        <w:tc>
-          <w:tcPr>
-            <w:tcW w:type="dxa" w:w="3040"/>
-            <w:shd w:fill="F2F2F2" w:color="auto" w:val="clear"/>
-            <w:tcMar>
-              <w:top w:type="dxa" w:w="60"/>
-              <w:left w:type="dxa" w:w="120"/>
-              <w:bottom w:type="dxa" w:w="60"/>
-              <w:right w:type="dxa" w:w="120"/>
-            </w:tcMar>
-            <w:vAlign w:val="top"/>
-          </w:tcPr>
-          <w:p>
-            <w:pPr>
-              <w:spacing w:after="40" w:before="0"/>
-              <w:jc w:val="left"/>
-            </w:pPr>
-            <w:r>
-              <w:rPr>
-                <w:rFonts w:ascii="Arial" w:cs="Arial" w:eastAsia="Arial" w:hAnsi="Arial"/>
-                <w:b w:val="false"/>
-                <w:bCs w:val="false"/>
-                <w:i w:val="false"/>
-                <w:iCs w:val="false"/>
-                <w:color w:val="000000"/>
-                <w:sz w:val="18"/>
-                <w:szCs w:val="18"/>
-              </w:rPr>
-              <w:t xml:space="preserve">Observable indicator: Green sticky notes contain a specific numerical claim linked to the frequency table (e.g. 'KSh 120 is the modal price — it appears X times'). Orange sticky notes ask questions that go beyond what the table shows (e.g. 'But what is the average price?', 'Why do some prices appear so rarely?'). If green notes are vague ('the data is organised now'), the teacher pauses the class and models a strong evidence-based claim using a row from the board table before pairs finalise their notes.</w:t>
-            </w:r>
-          </w:p>
-        </w:tc>
-      </w:tr>
-      <w:tr>
-        <w:tc>
-          <w:tcPr>
-            <w:tcW w:type="dxa" w:w="1520"/>
-            <w:shd w:fill="D5E8F0" w:color="auto" w:val="clear"/>
-            <w:tcMar>
-              <w:top w:type="dxa" w:w="60"/>
-              <w:left w:type="dxa" w:w="120"/>
-              <w:bottom w:type="dxa" w:w="60"/>
-              <w:right w:type="dxa" w:w="120"/>
-            </w:tcMar>
-            <w:vAlign w:val="top"/>
-          </w:tcPr>
-          <w:p>
-            <w:pPr>
-              <w:spacing w:after="40" w:before="0"/>
-              <w:jc w:val="left"/>
-            </w:pPr>
-            <w:r>
-              <w:rPr>
-                <w:rFonts w:ascii="Arial" w:cs="Arial" w:eastAsia="Arial" w:hAnsi="Arial"/>
-                <w:b/>
-                <w:bCs/>
-                <w:i w:val="false"/>
-                <w:iCs w:val="false"/>
-                <w:color w:val="000000"/>
-                <w:sz w:val="18"/>
-                <w:szCs w:val="18"/>
-              </w:rPr>
-              <w:t xml:space="preserve">Model Building Phase</w:t>
-            </w:r>
-          </w:p>
-          <w:p>
-            <w:pPr>
-              <w:spacing w:after="20" w:before="0"/>
-            </w:pPr>
-            <w:r>
-              <w:rPr>
-                <w:rFonts w:ascii="Arial" w:cs="Arial" w:eastAsia="Arial" w:hAnsi="Arial"/>
-                <w:b/>
-                <w:bCs/>
-                <w:color w:val="1F3864"/>
-                <w:sz w:val="16"/>
-                <w:szCs w:val="16"/>
-              </w:rPr>
-              <w:t xml:space="preserve">📹 VIDEO:</w:t>
-            </w:r>
-          </w:p>
-          <w:p>
-            <w:pPr>
-              <w:spacing w:after="20" w:before="0"/>
-            </w:pPr>
-            <w:hyperlink w:history="1" r:id="rIdumbbfoqnxo8stouscpdga">
-              <w:r>
-                <w:rPr>
-                  <w:rFonts w:ascii="Arial" w:cs="Arial" w:eastAsia="Arial" w:hAnsi="Arial"/>
-                  <w:color w:val="2E75B6"/>
-                  <w:sz w:val="16"/>
-                  <w:szCs w:val="16"/>
-                  <w:u w:val="single" w:color="2E75B6"/>
-                </w:rPr>
-                <w:t xml:space="preserve">Frequency tables &amp; dot plots</w:t>
-              </w:r>
-            </w:hyperlink>
-          </w:p>
-          <w:p>
-            <w:pPr>
-              <w:spacing w:after="10" w:before="0"/>
-              <w:ind w:left="120"/>
-            </w:pPr>
-            <w:r>
-              <w:rPr>
-                <w:rFonts w:ascii="Arial" w:cs="Arial" w:eastAsia="Arial" w:hAnsi="Arial"/>
-                <w:color w:val="595959"/>
-                <w:sz w:val="14"/>
-                <w:szCs w:val="14"/>
-              </w:rPr>
-              <w:t xml:space="preserve">Source: Khan Academy (English - US curriculum)</w:t>
-            </w:r>
-          </w:p>
-          <w:p>
-            <w:pPr>
-              <w:spacing w:after="10" w:before="0"/>
-              <w:ind w:left="120"/>
-            </w:pPr>
-            <w:hyperlink w:history="1" r:id="rId0gzyga8ulbjoijbjiu7ga">
-              <w:r>
-                <w:rPr>
-                  <w:rFonts w:ascii="Arial" w:cs="Arial" w:eastAsia="Arial" w:hAnsi="Arial"/>
-                  <w:color w:val="595959"/>
-                  <w:sz w:val="14"/>
-                  <w:szCs w:val="14"/>
-                  <w:u w:val="single" w:color="595959"/>
-                </w:rPr>
-                <w:t xml:space="preserve">🔍 Search ARES for similar videos</w:t>
-              </w:r>
-            </w:hyperlink>
-          </w:p>
-          <w:p>
-            <w:pPr>
-              <w:spacing w:after="40" w:before="0"/>
-            </w:pPr>
-            <w:r>
-              <w:rPr>
-                <w:sz w:val="14"/>
-                <w:szCs w:val="14"/>
-              </w:rPr>
-              <w:t xml:space="preserve"/>
-            </w:r>
-          </w:p>
-          <w:p>
-            <w:pPr>
-              <w:spacing w:after="20" w:before="0"/>
-            </w:pPr>
-            <w:r>
-              <w:rPr>
-                <w:rFonts w:ascii="Arial" w:cs="Arial" w:eastAsia="Arial" w:hAnsi="Arial"/>
-                <w:b/>
-                <w:bCs/>
-                <w:color w:val="1F3864"/>
-                <w:sz w:val="16"/>
-                <w:szCs w:val="16"/>
-              </w:rPr>
-              <w:t xml:space="preserve">📖 EXERCISE:</w:t>
-            </w:r>
-          </w:p>
-          <w:p>
-            <w:pPr>
-              <w:spacing w:after="20" w:before="0"/>
-            </w:pPr>
-            <w:hyperlink w:history="1" r:id="rIdynknnyzvtqkjnynl_khdz">
+            <w:hyperlink w:history="1" r:id="rIdh1z7v9jr4taqnbgulmcgg">
               <w:r>
                 <w:rPr>
                   <w:rFonts w:ascii="Arial" w:cs="Arial" w:eastAsia="Arial" w:hAnsi="Arial"/>
@@ -10619,7 +10619,7 @@
               <w:spacing w:after="10" w:before="0"/>
               <w:ind w:left="120"/>
             </w:pPr>
-            <w:hyperlink w:history="1" r:id="rIdurs7vlmvdccnxu2_ogmr3">
+            <w:hyperlink w:history="1" r:id="rIdsovr5ua6mtjc8j1fqeuaw">
               <w:r>
                 <w:rPr>
                   <w:rFonts w:ascii="Arial" w:cs="Arial" w:eastAsia="Arial" w:hAnsi="Arial"/>
@@ -12296,7 +12296,7 @@
             <w:pPr>
               <w:spacing w:after="20" w:before="0"/>
             </w:pPr>
-            <w:hyperlink w:history="1" r:id="rIdiaffmhkh3flh1yhqol4iy">
+            <w:hyperlink w:history="1" r:id="rId8lobzhvc2pyukagfdvjgs">
               <w:r>
                 <w:rPr>
                   <w:rFonts w:ascii="Arial" w:cs="Arial" w:eastAsia="Arial" w:hAnsi="Arial"/>
@@ -12329,7 +12329,7 @@
               <w:spacing w:after="10" w:before="0"/>
               <w:ind w:left="120"/>
             </w:pPr>
-            <w:hyperlink w:history="1" r:id="rId6kxbczb08vf3hne-thels">
+            <w:hyperlink w:history="1" r:id="rIdor3d7s4w42lxh-9h3vd-q">
               <w:r>
                 <w:rPr>
                   <w:rFonts w:ascii="Arial" w:cs="Arial" w:eastAsia="Arial" w:hAnsi="Arial"/>
@@ -12374,7 +12374,7 @@
             <w:pPr>
               <w:spacing w:after="20" w:before="0"/>
             </w:pPr>
-            <w:hyperlink w:history="1" r:id="rIdfrcp7kqnheizg3orf-rht">
+            <w:hyperlink w:history="1" r:id="rIdcev0d0vzxf24whzhvbqy6">
               <w:r>
                 <w:rPr>
                   <w:rFonts w:ascii="Arial" w:cs="Arial" w:eastAsia="Arial" w:hAnsi="Arial"/>
@@ -12407,7 +12407,7 @@
               <w:spacing w:after="10" w:before="0"/>
               <w:ind w:left="120"/>
             </w:pPr>
-            <w:hyperlink w:history="1" r:id="rIdzkr29djdwj_ad4dfz7hnl">
+            <w:hyperlink w:history="1" r:id="rIdgjvaxpywyxpr7zyjlhp3o">
               <w:r>
                 <w:rPr>
                   <w:rFonts w:ascii="Arial" w:cs="Arial" w:eastAsia="Arial" w:hAnsi="Arial"/>
@@ -12602,7 +12602,7 @@
             <w:pPr>
               <w:spacing w:after="20" w:before="0"/>
             </w:pPr>
-            <w:hyperlink w:history="1" r:id="rIdb9qjw7yj4atkc2qclz7gy">
+            <w:hyperlink w:history="1" r:id="rIdwzpghns3b5xrgje6b2ici">
               <w:r>
                 <w:rPr>
                   <w:rFonts w:ascii="Arial" w:cs="Arial" w:eastAsia="Arial" w:hAnsi="Arial"/>
@@ -12635,7 +12635,7 @@
               <w:spacing w:after="10" w:before="0"/>
               <w:ind w:left="120"/>
             </w:pPr>
-            <w:hyperlink w:history="1" r:id="rId6sp1bgnsgpnqii8twzfpg">
+            <w:hyperlink w:history="1" r:id="rIdqitgufem1kwvcinljg2xb">
               <w:r>
                 <w:rPr>
                   <w:rFonts w:ascii="Arial" w:cs="Arial" w:eastAsia="Arial" w:hAnsi="Arial"/>
@@ -12680,7 +12680,7 @@
             <w:pPr>
               <w:spacing w:after="20" w:before="0"/>
             </w:pPr>
-            <w:hyperlink w:history="1" r:id="rIds1ung4pqg1xa1ngdjzx7w">
+            <w:hyperlink w:history="1" r:id="rIdenpiits1n6r_iotl-wxm8">
               <w:r>
                 <w:rPr>
                   <w:rFonts w:ascii="Arial" w:cs="Arial" w:eastAsia="Arial" w:hAnsi="Arial"/>
@@ -12713,7 +12713,7 @@
               <w:spacing w:after="10" w:before="0"/>
               <w:ind w:left="120"/>
             </w:pPr>
-            <w:hyperlink w:history="1" r:id="rIdaqtogreeqwcbcfg61sq7u">
+            <w:hyperlink w:history="1" r:id="rIddbgtee10hwrlf5kp_edce">
               <w:r>
                 <w:rPr>
                   <w:rFonts w:ascii="Arial" w:cs="Arial" w:eastAsia="Arial" w:hAnsi="Arial"/>
@@ -12908,7 +12908,7 @@
             <w:pPr>
               <w:spacing w:after="20" w:before="0"/>
             </w:pPr>
-            <w:hyperlink w:history="1" r:id="rId6ml3_xu1vwtpogaoatops">
+            <w:hyperlink w:history="1" r:id="rIdlacmvvi6nazy6gf8iaimk">
               <w:r>
                 <w:rPr>
                   <w:rFonts w:ascii="Arial" w:cs="Arial" w:eastAsia="Arial" w:hAnsi="Arial"/>
@@ -12917,7 +12917,7 @@
                   <w:szCs w:val="16"/>
                   <w:u w:val="single" w:color="2E75B6"/>
                 </w:rPr>
-                <w:t xml:space="preserve">Ungrouped Data to Find the Mean Principles</w:t>
+                <w:t xml:space="preserve">Using a table to estimate P-value from t statistic</w:t>
               </w:r>
             </w:hyperlink>
           </w:p>
@@ -12933,7 +12933,7 @@
                 <w:sz w:val="14"/>
                 <w:szCs w:val="14"/>
               </w:rPr>
-              <w:t xml:space="preserve">Source: CK-12</w:t>
+              <w:t xml:space="preserve">Source: Khan Academy (English - US curriculum)</w:t>
             </w:r>
           </w:p>
           <w:p>
@@ -12941,7 +12941,7 @@
               <w:spacing w:after="10" w:before="0"/>
               <w:ind w:left="120"/>
             </w:pPr>
-            <w:hyperlink w:history="1" r:id="rIdnjfxly9rvz2qazn439ot7">
+            <w:hyperlink w:history="1" r:id="rIdy88chuoh4kjbf8w29m-mr">
               <w:r>
                 <w:rPr>
                   <w:rFonts w:ascii="Arial" w:cs="Arial" w:eastAsia="Arial" w:hAnsi="Arial"/>
@@ -12986,7 +12986,7 @@
             <w:pPr>
               <w:spacing w:after="20" w:before="0"/>
             </w:pPr>
-            <w:hyperlink w:history="1" r:id="rIdwatka-ujwa-8seqncwfdk">
+            <w:hyperlink w:history="1" r:id="rIddgcwulnzsqlirxykv-u4k">
               <w:r>
                 <w:rPr>
                   <w:rFonts w:ascii="Arial" w:cs="Arial" w:eastAsia="Arial" w:hAnsi="Arial"/>
@@ -13019,7 +13019,7 @@
               <w:spacing w:after="10" w:before="0"/>
               <w:ind w:left="120"/>
             </w:pPr>
-            <w:hyperlink w:history="1" r:id="rId4ssmkqudx9pczryi8ccdr">
+            <w:hyperlink w:history="1" r:id="rId8s5sfw-tyxl6yssgcbjd0">
               <w:r>
                 <w:rPr>
                   <w:rFonts w:ascii="Arial" w:cs="Arial" w:eastAsia="Arial" w:hAnsi="Arial"/>
@@ -13214,7 +13214,7 @@
             <w:pPr>
               <w:spacing w:after="20" w:before="0"/>
             </w:pPr>
-            <w:hyperlink w:history="1" r:id="rIdahp4cfturhegrxl0owh6l">
+            <w:hyperlink w:history="1" r:id="rIdohvbljgqmf9camdsxr5lz">
               <w:r>
                 <w:rPr>
                   <w:rFonts w:ascii="Arial" w:cs="Arial" w:eastAsia="Arial" w:hAnsi="Arial"/>
@@ -13223,7 +13223,7 @@
                   <w:szCs w:val="16"/>
                   <w:u w:val="single" w:color="2E75B6"/>
                 </w:rPr>
-                <w:t xml:space="preserve">Ungrouped Data to Find the Mean Principles</w:t>
+                <w:t xml:space="preserve">Sample statistic bias worked example</w:t>
               </w:r>
             </w:hyperlink>
           </w:p>
@@ -13239,7 +13239,7 @@
                 <w:sz w:val="14"/>
                 <w:szCs w:val="14"/>
               </w:rPr>
-              <w:t xml:space="preserve">Source: CK-12</w:t>
+              <w:t xml:space="preserve">Source: Khan Academy (English - US curriculum)</w:t>
             </w:r>
           </w:p>
           <w:p>
@@ -13247,7 +13247,7 @@
               <w:spacing w:after="10" w:before="0"/>
               <w:ind w:left="120"/>
             </w:pPr>
-            <w:hyperlink w:history="1" r:id="rIdqbuey827lunxe-mobie1v">
+            <w:hyperlink w:history="1" r:id="rId5vqw-u47m21ybgcyff0ue">
               <w:r>
                 <w:rPr>
                   <w:rFonts w:ascii="Arial" w:cs="Arial" w:eastAsia="Arial" w:hAnsi="Arial"/>
@@ -13292,7 +13292,7 @@
             <w:pPr>
               <w:spacing w:after="20" w:before="0"/>
             </w:pPr>
-            <w:hyperlink w:history="1" r:id="rIdmx_joeoxf1ojgsuoodwj8">
+            <w:hyperlink w:history="1" r:id="rId9c5bmcgrwnuuefxmebhgh">
               <w:r>
                 <w:rPr>
                   <w:rFonts w:ascii="Arial" w:cs="Arial" w:eastAsia="Arial" w:hAnsi="Arial"/>
@@ -13325,7 +13325,7 @@
               <w:spacing w:after="10" w:before="0"/>
               <w:ind w:left="120"/>
             </w:pPr>
-            <w:hyperlink w:history="1" r:id="rIdli3rwmdbgo4t04mkf97iq">
+            <w:hyperlink w:history="1" r:id="rId0dkacixgpywsspsbixo7y">
               <w:r>
                 <w:rPr>
                   <w:rFonts w:ascii="Arial" w:cs="Arial" w:eastAsia="Arial" w:hAnsi="Arial"/>
@@ -13520,7 +13520,7 @@
             <w:pPr>
               <w:spacing w:after="20" w:before="0"/>
             </w:pPr>
-            <w:hyperlink w:history="1" r:id="rId-ejdzwui9cmjgef1trail">
+            <w:hyperlink w:history="1" r:id="rIdhdhka3bpxxsqgtmsbtifn">
               <w:r>
                 <w:rPr>
                   <w:rFonts w:ascii="Arial" w:cs="Arial" w:eastAsia="Arial" w:hAnsi="Arial"/>
@@ -13529,7 +13529,7 @@
                   <w:szCs w:val="16"/>
                   <w:u w:val="single" w:color="2E75B6"/>
                 </w:rPr>
-                <w:t xml:space="preserve">Ungrouped Data to Find the Mean Principles</w:t>
+                <w:t xml:space="preserve">Simulation showing value of t statistic</w:t>
               </w:r>
             </w:hyperlink>
           </w:p>
@@ -13545,7 +13545,7 @@
                 <w:sz w:val="14"/>
                 <w:szCs w:val="14"/>
               </w:rPr>
-              <w:t xml:space="preserve">Source: CK-12</w:t>
+              <w:t xml:space="preserve">Source: Khan Academy (English - US curriculum)</w:t>
             </w:r>
           </w:p>
           <w:p>
@@ -13553,7 +13553,7 @@
               <w:spacing w:after="10" w:before="0"/>
               <w:ind w:left="120"/>
             </w:pPr>
-            <w:hyperlink w:history="1" r:id="rIdnzp4xxayiu8aizzwtfyvk">
+            <w:hyperlink w:history="1" r:id="rIdod1gkhqe0gh8dr4e8ud4e">
               <w:r>
                 <w:rPr>
                   <w:rFonts w:ascii="Arial" w:cs="Arial" w:eastAsia="Arial" w:hAnsi="Arial"/>
@@ -13598,7 +13598,7 @@
             <w:pPr>
               <w:spacing w:after="20" w:before="0"/>
             </w:pPr>
-            <w:hyperlink w:history="1" r:id="rIdcpzbd7g1vsls7m_kekq8j">
+            <w:hyperlink w:history="1" r:id="rIdoy0ojq4cehkhuzipc52ir">
               <w:r>
                 <w:rPr>
                   <w:rFonts w:ascii="Arial" w:cs="Arial" w:eastAsia="Arial" w:hAnsi="Arial"/>
@@ -13631,7 +13631,7 @@
               <w:spacing w:after="10" w:before="0"/>
               <w:ind w:left="120"/>
             </w:pPr>
-            <w:hyperlink w:history="1" r:id="rId7qj8f7lhepb1twuz9gexk">
+            <w:hyperlink w:history="1" r:id="rIdiwbxgbfatsyihq7rd3nvc">
               <w:r>
                 <w:rPr>
                   <w:rFonts w:ascii="Arial" w:cs="Arial" w:eastAsia="Arial" w:hAnsi="Arial"/>
@@ -15118,7 +15118,7 @@
             <w:pPr>
               <w:spacing w:after="20" w:before="0"/>
             </w:pPr>
-            <w:hyperlink w:history="1" r:id="rId-ivjela4hwkjauuvz_p4l">
+            <w:hyperlink w:history="1" r:id="rIdyy7utb0iiwjqgmgegpcel">
               <w:r>
                 <w:rPr>
                   <w:rFonts w:ascii="Arial" w:cs="Arial" w:eastAsia="Arial" w:hAnsi="Arial"/>
@@ -15151,7 +15151,7 @@
               <w:spacing w:after="10" w:before="0"/>
               <w:ind w:left="120"/>
             </w:pPr>
-            <w:hyperlink w:history="1" r:id="rIdie7p_3ykmqrdr6d1d6ld2">
+            <w:hyperlink w:history="1" r:id="rId5kbjxtk-dorwoxdekn5u_">
               <w:r>
                 <w:rPr>
                   <w:rFonts w:ascii="Arial" w:cs="Arial" w:eastAsia="Arial" w:hAnsi="Arial"/>
@@ -15196,7 +15196,7 @@
             <w:pPr>
               <w:spacing w:after="20" w:before="0"/>
             </w:pPr>
-            <w:hyperlink w:history="1" r:id="rIdfavnaws6neb5ftv70-mnv">
+            <w:hyperlink w:history="1" r:id="rIdksjm24ykcy-9qm8nltk-v">
               <w:r>
                 <w:rPr>
                   <w:rFonts w:ascii="Arial" w:cs="Arial" w:eastAsia="Arial" w:hAnsi="Arial"/>
@@ -15229,7 +15229,7 @@
               <w:spacing w:after="10" w:before="0"/>
               <w:ind w:left="120"/>
             </w:pPr>
-            <w:hyperlink w:history="1" r:id="rIdb0pv_yeb28ym2rp6x--_2">
+            <w:hyperlink w:history="1" r:id="rId0v2iwburl6lidthsomj_1">
               <w:r>
                 <w:rPr>
                   <w:rFonts w:ascii="Arial" w:cs="Arial" w:eastAsia="Arial" w:hAnsi="Arial"/>
@@ -15424,7 +15424,7 @@
             <w:pPr>
               <w:spacing w:after="20" w:before="0"/>
             </w:pPr>
-            <w:hyperlink w:history="1" r:id="rIdy2oh5drjcewqehx5h_7de">
+            <w:hyperlink w:history="1" r:id="rId0ejhelmnfri-3wux7pq50">
               <w:r>
                 <w:rPr>
                   <w:rFonts w:ascii="Arial" w:cs="Arial" w:eastAsia="Arial" w:hAnsi="Arial"/>
@@ -15457,7 +15457,7 @@
               <w:spacing w:after="10" w:before="0"/>
               <w:ind w:left="120"/>
             </w:pPr>
-            <w:hyperlink w:history="1" r:id="rIdrog1i741h89ealn3-kkfg">
+            <w:hyperlink w:history="1" r:id="rId6e9f1ivnvdbxj3omkizwc">
               <w:r>
                 <w:rPr>
                   <w:rFonts w:ascii="Arial" w:cs="Arial" w:eastAsia="Arial" w:hAnsi="Arial"/>
@@ -15502,7 +15502,7 @@
             <w:pPr>
               <w:spacing w:after="20" w:before="0"/>
             </w:pPr>
-            <w:hyperlink w:history="1" r:id="rIdb-vluiomkxyue8ttelyn3">
+            <w:hyperlink w:history="1" r:id="rIdoj6lktot0aguitfmgnv2i">
               <w:r>
                 <w:rPr>
                   <w:rFonts w:ascii="Arial" w:cs="Arial" w:eastAsia="Arial" w:hAnsi="Arial"/>
@@ -15535,7 +15535,7 @@
               <w:spacing w:after="10" w:before="0"/>
               <w:ind w:left="120"/>
             </w:pPr>
-            <w:hyperlink w:history="1" r:id="rIdbgjdjctso9h0zxqpiqppl">
+            <w:hyperlink w:history="1" r:id="rIdbcwgl3zeb4aesuh14yrsg">
               <w:r>
                 <w:rPr>
                   <w:rFonts w:ascii="Arial" w:cs="Arial" w:eastAsia="Arial" w:hAnsi="Arial"/>
@@ -15730,7 +15730,313 @@
             <w:pPr>
               <w:spacing w:after="20" w:before="0"/>
             </w:pPr>
-            <w:hyperlink w:history="1" r:id="rId1yjkftb0stm2hmal5zscz">
+            <w:hyperlink w:history="1" r:id="rId9bm4zulhxv1cfubounuew">
+              <w:r>
+                <w:rPr>
+                  <w:rFonts w:ascii="Arial" w:cs="Arial" w:eastAsia="Arial" w:hAnsi="Arial"/>
+                  <w:color w:val="2E75B6"/>
+                  <w:sz w:val="16"/>
+                  <w:szCs w:val="16"/>
+                  <w:u w:val="single" w:color="2E75B6"/>
+                </w:rPr>
+                <w:t xml:space="preserve">Sample statistic bias worked example</w:t>
+              </w:r>
+            </w:hyperlink>
+          </w:p>
+          <w:p>
+            <w:pPr>
+              <w:spacing w:after="10" w:before="0"/>
+              <w:ind w:left="120"/>
+            </w:pPr>
+            <w:r>
+              <w:rPr>
+                <w:rFonts w:ascii="Arial" w:cs="Arial" w:eastAsia="Arial" w:hAnsi="Arial"/>
+                <w:color w:val="595959"/>
+                <w:sz w:val="14"/>
+                <w:szCs w:val="14"/>
+              </w:rPr>
+              <w:t xml:space="preserve">Source: Khan Academy (English - US curriculum)</w:t>
+            </w:r>
+          </w:p>
+          <w:p>
+            <w:pPr>
+              <w:spacing w:after="10" w:before="0"/>
+              <w:ind w:left="120"/>
+            </w:pPr>
+            <w:hyperlink w:history="1" r:id="rIdtl1a5apxqfiroxefiegoe">
+              <w:r>
+                <w:rPr>
+                  <w:rFonts w:ascii="Arial" w:cs="Arial" w:eastAsia="Arial" w:hAnsi="Arial"/>
+                  <w:color w:val="595959"/>
+                  <w:sz w:val="14"/>
+                  <w:szCs w:val="14"/>
+                  <w:u w:val="single" w:color="595959"/>
+                </w:rPr>
+                <w:t xml:space="preserve">🔍 Search ARES for similar videos</w:t>
+              </w:r>
+            </w:hyperlink>
+          </w:p>
+          <w:p>
+            <w:pPr>
+              <w:spacing w:after="40" w:before="0"/>
+            </w:pPr>
+            <w:r>
+              <w:rPr>
+                <w:sz w:val="14"/>
+                <w:szCs w:val="14"/>
+              </w:rPr>
+              <w:t xml:space="preserve"/>
+            </w:r>
+          </w:p>
+          <w:p>
+            <w:pPr>
+              <w:spacing w:after="20" w:before="0"/>
+            </w:pPr>
+            <w:r>
+              <w:rPr>
+                <w:rFonts w:ascii="Arial" w:cs="Arial" w:eastAsia="Arial" w:hAnsi="Arial"/>
+                <w:b/>
+                <w:bCs/>
+                <w:color w:val="1F3864"/>
+                <w:sz w:val="16"/>
+                <w:szCs w:val="16"/>
+              </w:rPr>
+              <w:t xml:space="preserve">📖 HTML:</w:t>
+            </w:r>
+          </w:p>
+          <w:p>
+            <w:pPr>
+              <w:spacing w:after="20" w:before="0"/>
+            </w:pPr>
+            <w:hyperlink w:history="1" r:id="rId-q56tjqx6l3wvfpuont42">
+              <w:r>
+                <w:rPr>
+                  <w:rFonts w:ascii="Arial" w:cs="Arial" w:eastAsia="Arial" w:hAnsi="Arial"/>
+                  <w:color w:val="2E75B6"/>
+                  <w:sz w:val="16"/>
+                  <w:szCs w:val="16"/>
+                  <w:u w:val="single" w:color="2E75B6"/>
+                </w:rPr>
+                <w:t xml:space="preserve">Summary Statistics, Summarizing Univariate Distributions (Flexbook)</w:t>
+              </w:r>
+            </w:hyperlink>
+          </w:p>
+          <w:p>
+            <w:pPr>
+              <w:spacing w:after="10" w:before="0"/>
+              <w:ind w:left="120"/>
+            </w:pPr>
+            <w:r>
+              <w:rPr>
+                <w:rFonts w:ascii="Arial" w:cs="Arial" w:eastAsia="Arial" w:hAnsi="Arial"/>
+                <w:color w:val="595959"/>
+                <w:sz w:val="14"/>
+                <w:szCs w:val="14"/>
+              </w:rPr>
+              <w:t xml:space="preserve">Source: CK-12</w:t>
+            </w:r>
+          </w:p>
+          <w:p>
+            <w:pPr>
+              <w:spacing w:after="10" w:before="0"/>
+              <w:ind w:left="120"/>
+            </w:pPr>
+            <w:hyperlink w:history="1" r:id="rIdj4ijvwuluz3cf7iflqr18">
+              <w:r>
+                <w:rPr>
+                  <w:rFonts w:ascii="Arial" w:cs="Arial" w:eastAsia="Arial" w:hAnsi="Arial"/>
+                  <w:color w:val="595959"/>
+                  <w:sz w:val="14"/>
+                  <w:szCs w:val="14"/>
+                  <w:u w:val="single" w:color="595959"/>
+                </w:rPr>
+                <w:t xml:space="preserve">🔍 Search ARES for similar readings</w:t>
+              </w:r>
+            </w:hyperlink>
+          </w:p>
+        </w:tc>
+        <w:tc>
+          <w:tcPr>
+            <w:tcW w:type="dxa" w:w="3040"/>
+            <w:shd w:fill="FFFFFF" w:color="auto" w:val="clear"/>
+            <w:tcMar>
+              <w:top w:type="dxa" w:w="60"/>
+              <w:left w:type="dxa" w:w="120"/>
+              <w:bottom w:type="dxa" w:w="60"/>
+              <w:right w:type="dxa" w:w="120"/>
+            </w:tcMar>
+            <w:vAlign w:val="top"/>
+          </w:tcPr>
+          <w:p>
+            <w:pPr>
+              <w:spacing w:after="40" w:before="0"/>
+              <w:jc w:val="left"/>
+            </w:pPr>
+            <w:r>
+              <w:rPr>
+                <w:rFonts w:ascii="Arial" w:cs="Arial" w:eastAsia="Arial" w:hAnsi="Arial"/>
+                <w:b w:val="false"/>
+                <w:bCs w:val="false"/>
+                <w:i w:val="false"/>
+                <w:iCs w:val="false"/>
+                <w:color w:val="000000"/>
+                <w:sz w:val="18"/>
+                <w:szCs w:val="18"/>
+              </w:rPr>
+              <w:t xml:space="preserve">In groups of 4, learners receive a fresh dataset: the 40 maize prices re-sorted with a DIFFERENT set of class intervals (width = 15 KSh: 85–99, 100–114, 115–129, 130–144, 145–159) to create unequal-width classes relative to their Lesson 3 table. Each group constructs a histogram on A3 graph paper using frequency density on the y-axis. Groups then write a 3-sentence 'Verdict Statement' on a sticky note: 'Based on our histogram, the neighbour is [right/wrong/partly right] because … The family is [right/wrong/partly right] because … Therefore, the honest answer to who is right is …' Groups post their histograms and verdict statements on the classroom walls for a Gallery Walk.</w:t>
+            </w:r>
+          </w:p>
+        </w:tc>
+        <w:tc>
+          <w:tcPr>
+            <w:tcW w:type="dxa" w:w="3040"/>
+            <w:shd w:fill="F2F2F2" w:color="auto" w:val="clear"/>
+            <w:tcMar>
+              <w:top w:type="dxa" w:w="60"/>
+              <w:left w:type="dxa" w:w="120"/>
+              <w:bottom w:type="dxa" w:w="60"/>
+              <w:right w:type="dxa" w:w="120"/>
+            </w:tcMar>
+            <w:vAlign w:val="top"/>
+          </w:tcPr>
+          <w:p>
+            <w:pPr>
+              <w:spacing w:after="40" w:before="0"/>
+              <w:jc w:val="left"/>
+            </w:pPr>
+            <w:r>
+              <w:rPr>
+                <w:rFonts w:ascii="Arial" w:cs="Arial" w:eastAsia="Arial" w:hAnsi="Arial"/>
+                <w:b w:val="false"/>
+                <w:bCs w:val="false"/>
+                <w:i w:val="false"/>
+                <w:iCs w:val="false"/>
+                <w:color w:val="000000"/>
+                <w:sz w:val="18"/>
+                <w:szCs w:val="18"/>
+              </w:rPr>
+              <w:t xml:space="preserve">Distribute A3 graph paper, rulers, and coloured pencils. Say: 'Your group has 12 minutes to construct a histogram using frequency density. Every member of the group must be able to explain ANY bar — I will cold-call individuals, not groups.' [CIRCULATE — spend no more than 90 seconds per group]. Prompt struggling groups: 'Before you draw anything, tell me: what goes on the x-axis? What goes on the y-axis? What is the class width of your first bar?' After 12 minutes: 'Stop drawing. Write your 3-sentence Verdict Statement in the next 3 minutes.' Gallery Walk (5 min): Each group leaves one 'host' at their poster; remaining members rotate. Hosts explain their histogram and verdict. Rotating members place a green dot sticker if they agree with the verdict or a red dot if they disagree. After the walk: ask 2 groups with contrasting verdicts to defend their reasoning. Pose to the class: 'Two groups looked at the same data and reached different verdicts. Is that a problem? What does it tell us about using statistics to settle arguments?' Apply 15-second WAIT TIME. Cold-call 3 learners.</w:t>
+            </w:r>
+          </w:p>
+        </w:tc>
+        <w:tc>
+          <w:tcPr>
+            <w:tcW w:type="dxa" w:w="3040"/>
+            <w:shd w:fill="FFFFFF" w:color="auto" w:val="clear"/>
+            <w:tcMar>
+              <w:top w:type="dxa" w:w="60"/>
+              <w:left w:type="dxa" w:w="120"/>
+              <w:bottom w:type="dxa" w:w="60"/>
+              <w:right w:type="dxa" w:w="120"/>
+            </w:tcMar>
+            <w:vAlign w:val="top"/>
+          </w:tcPr>
+          <w:p>
+            <w:pPr>
+              <w:spacing w:after="40" w:before="0"/>
+              <w:jc w:val="left"/>
+            </w:pPr>
+            <w:r>
+              <w:rPr>
+                <w:rFonts w:ascii="Arial" w:cs="Arial" w:eastAsia="Arial" w:hAnsi="Arial"/>
+                <w:b w:val="false"/>
+                <w:bCs w:val="false"/>
+                <w:i w:val="false"/>
+                <w:iCs w:val="false"/>
+                <w:color w:val="000000"/>
+                <w:sz w:val="18"/>
+                <w:szCs w:val="18"/>
+              </w:rPr>
+              <w:t xml:space="preserve">GALLERY WALK WITH CRITIQUE DOTS: Making thinking visible on the wall externalises reasoning and allows peer assessment without the social pressure of direct debate. The 'host' role ensures every learner can articulate the mathematics, not just the fastest group member. The final whole-class discussion about 'different verdicts from the same data' directly addresses the core phenomenon tension and foreshadows the upcoming lesson on interpretation and bias in statistics.</w:t>
+            </w:r>
+          </w:p>
+        </w:tc>
+        <w:tc>
+          <w:tcPr>
+            <w:tcW w:type="dxa" w:w="3040"/>
+            <w:shd w:fill="F2F2F2" w:color="auto" w:val="clear"/>
+            <w:tcMar>
+              <w:top w:type="dxa" w:w="60"/>
+              <w:left w:type="dxa" w:w="120"/>
+              <w:bottom w:type="dxa" w:w="60"/>
+              <w:right w:type="dxa" w:w="120"/>
+            </w:tcMar>
+            <w:vAlign w:val="top"/>
+          </w:tcPr>
+          <w:p>
+            <w:pPr>
+              <w:spacing w:after="40" w:before="0"/>
+              <w:jc w:val="left"/>
+            </w:pPr>
+            <w:r>
+              <w:rPr>
+                <w:rFonts w:ascii="Arial" w:cs="Arial" w:eastAsia="Arial" w:hAnsi="Arial"/>
+                <w:b w:val="false"/>
+                <w:bCs w:val="false"/>
+                <w:i w:val="false"/>
+                <w:iCs w:val="false"/>
+                <w:color w:val="000000"/>
+                <w:sz w:val="18"/>
+                <w:szCs w:val="18"/>
+              </w:rPr>
+              <w:t xml:space="preserve">During group work, use a clipboard checklist. For each group record: (i) frequency density correctly calculated for all bars (Y/N); (ii) y-axis labelled 'Frequency Density' (Y/N); (iii) bars drawn to correct height with no gaps (Y/N); (iv) Verdict Statement references specific histogram features (Y/N). During Gallery Walk, note which learners can verbally justify the shape of the histogram to rotating visitors. Red-dot disagreements that generate discussion are high-value formative data — identify the specific misconception (e.g. confusing frequency with frequency density, or misreading bar height as area).</w:t>
+            </w:r>
+          </w:p>
+        </w:tc>
+      </w:tr>
+      <w:tr>
+        <w:tc>
+          <w:tcPr>
+            <w:tcW w:type="dxa" w:w="1520"/>
+            <w:shd w:fill="FCE4D6" w:color="auto" w:val="clear"/>
+            <w:tcMar>
+              <w:top w:type="dxa" w:w="60"/>
+              <w:left w:type="dxa" w:w="120"/>
+              <w:bottom w:type="dxa" w:w="60"/>
+              <w:right w:type="dxa" w:w="120"/>
+            </w:tcMar>
+            <w:vAlign w:val="top"/>
+          </w:tcPr>
+          <w:p>
+            <w:pPr>
+              <w:spacing w:after="40" w:before="0"/>
+              <w:jc w:val="left"/>
+            </w:pPr>
+            <w:r>
+              <w:rPr>
+                <w:rFonts w:ascii="Arial" w:cs="Arial" w:eastAsia="Arial" w:hAnsi="Arial"/>
+                <w:b/>
+                <w:bCs/>
+                <w:i w:val="false"/>
+                <w:iCs w:val="false"/>
+                <w:color w:val="000000"/>
+                <w:sz w:val="18"/>
+                <w:szCs w:val="18"/>
+              </w:rPr>
+              <w:t xml:space="preserve">Driving Question Board (DQB) Creation</w:t>
+            </w:r>
+          </w:p>
+          <w:p>
+            <w:pPr>
+              <w:spacing w:after="20" w:before="0"/>
+            </w:pPr>
+            <w:r>
+              <w:rPr>
+                <w:rFonts w:ascii="Arial" w:cs="Arial" w:eastAsia="Arial" w:hAnsi="Arial"/>
+                <w:b/>
+                <w:bCs/>
+                <w:color w:val="1F3864"/>
+                <w:sz w:val="16"/>
+                <w:szCs w:val="16"/>
+              </w:rPr>
+              <w:t xml:space="preserve">📹 VIDEO:</w:t>
+            </w:r>
+          </w:p>
+          <w:p>
+            <w:pPr>
+              <w:spacing w:after="20" w:before="0"/>
+            </w:pPr>
+            <w:hyperlink w:history="1" r:id="rId2_k5hw1ivej-gc_0yrbcg">
               <w:r>
                 <w:rPr>
                   <w:rFonts w:ascii="Arial" w:cs="Arial" w:eastAsia="Arial" w:hAnsi="Arial"/>
@@ -15763,7 +16069,7 @@
               <w:spacing w:after="10" w:before="0"/>
               <w:ind w:left="120"/>
             </w:pPr>
-            <w:hyperlink w:history="1" r:id="rIdpq2o6bljewuhrm--v_yb_">
+            <w:hyperlink w:history="1" r:id="rIdaogf8pi4shy7xvxvbl6fk">
               <w:r>
                 <w:rPr>
                   <w:rFonts w:ascii="Arial" w:cs="Arial" w:eastAsia="Arial" w:hAnsi="Arial"/>
@@ -15808,7 +16114,7 @@
             <w:pPr>
               <w:spacing w:after="20" w:before="0"/>
             </w:pPr>
-            <w:hyperlink w:history="1" r:id="rIdqcs4awdkesc-nhcqla41x">
+            <w:hyperlink w:history="1" r:id="rId3j7gdlxu9l4xlaegaolkt">
               <w:r>
                 <w:rPr>
                   <w:rFonts w:ascii="Arial" w:cs="Arial" w:eastAsia="Arial" w:hAnsi="Arial"/>
@@ -15841,7 +16147,7 @@
               <w:spacing w:after="10" w:before="0"/>
               <w:ind w:left="120"/>
             </w:pPr>
-            <w:hyperlink w:history="1" r:id="rIdr8ap-28ircuumei9axqjc">
+            <w:hyperlink w:history="1" r:id="rIdrztbvc3a7vx7cr9vhfjbe">
               <w:r>
                 <w:rPr>
                   <w:rFonts w:ascii="Arial" w:cs="Arial" w:eastAsia="Arial" w:hAnsi="Arial"/>
@@ -15883,7 +16189,7 @@
                 <w:sz w:val="18"/>
                 <w:szCs w:val="18"/>
               </w:rPr>
-              <w:t xml:space="preserve">In groups of 4, learners receive a fresh dataset: the 40 maize prices re-sorted with a DIFFERENT set of class intervals (width = 15 KSh: 85–99, 100–114, 115–129, 130–144, 145–159) to create unequal-width classes relative to their Lesson 3 table. Each group constructs a histogram on A3 graph paper using frequency density on the y-axis. Groups then write a 3-sentence 'Verdict Statement' on a sticky note: 'Based on our histogram, the neighbour is [right/wrong/partly right] because … The family is [right/wrong/partly right] because … Therefore, the honest answer to who is right is …' Groups post their histograms and verdict statements on the classroom walls for a Gallery Walk.</w:t>
+              <w:t xml:space="preserve">The class returns to the Driving Question Board displayed at the front. Each learner writes on a coloured card: one CLAIM they can now make about the maize prices supported by the histogram evidence, and one NEW QUESTION the histogram has raised. Cards are sorted live into two columns: 'What We Now Know' and 'What We Still Need to Find Out.' Learners identify which prior questions from the DQB (posted in Lessons 1–4) have been answered by the histogram and physically move those cards to a 'Resolved' pocket.</w:t>
             </w:r>
           </w:p>
         </w:tc>
@@ -15915,7 +16221,7 @@
                 <w:sz w:val="18"/>
                 <w:szCs w:val="18"/>
               </w:rPr>
-              <w:t xml:space="preserve">Distribute A3 graph paper, rulers, and coloured pencils. Say: 'Your group has 12 minutes to construct a histogram using frequency density. Every member of the group must be able to explain ANY bar — I will cold-call individuals, not groups.' [CIRCULATE — spend no more than 90 seconds per group]. Prompt struggling groups: 'Before you draw anything, tell me: what goes on the x-axis? What goes on the y-axis? What is the class width of your first bar?' After 12 minutes: 'Stop drawing. Write your 3-sentence Verdict Statement in the next 3 minutes.' Gallery Walk (5 min): Each group leaves one 'host' at their poster; remaining members rotate. Hosts explain their histogram and verdict. Rotating members place a green dot sticker if they agree with the verdict or a red dot if they disagree. After the walk: ask 2 groups with contrasting verdicts to defend their reasoning. Pose to the class: 'Two groups looked at the same data and reached different verdicts. Is that a problem? What does it tell us about using statistics to settle arguments?' Apply 15-second WAIT TIME. Cold-call 3 learners.</w:t>
+              <w:t xml:space="preserve">Distribute pre-cut cards (yellow for claims, blue for new questions). Say: 'You have 3 minutes. On the yellow card write: I can now claim that [specific statement about maize prices] because the histogram shows [specific feature — e.g. the tallest bar, the tail, the skew]. On the blue card write a NEW question this lesson has made you wonder about.' Collect cards. Read 5–6 aloud without attribution and sort them to the DQB columns live. Ask: 'Which question from our board in Lesson 1 does today's histogram finally help us answer?' Wait 12 seconds. Cold-call 2 learners. Move resolved cards to the 'Resolved' pocket with a tick. Point to remaining unanswered questions: 'These are what Lessons 6, 7 and 8 will help us resolve. Notice that our histogram has answered the SHAPE of the price distribution — but has it told us everything? What about comparing two different markets, or two different months?' This plants the seed for future work on interpretation.</w:t>
             </w:r>
           </w:p>
         </w:tc>
@@ -15947,7 +16253,7 @@
                 <w:sz w:val="18"/>
                 <w:szCs w:val="18"/>
               </w:rPr>
-              <w:t xml:space="preserve">GALLERY WALK WITH CRITIQUE DOTS: Making thinking visible on the wall externalises reasoning and allows peer assessment without the social pressure of direct debate. The 'host' role ensures every learner can articulate the mathematics, not just the fastest group member. The final whole-class discussion about 'different verdicts from the same data' directly addresses the core phenomenon tension and foreshadows the upcoming lesson on interpretation and bias in statistics.</w:t>
+              <w:t xml:space="preserve">DRIVING QUESTION BOARD — CLAIM-EVIDENCE-QUESTION CYCLE: The structured card routine (yellow = claim tied to evidence, blue = new question) enforces the Science and Engineering Practice of Constructing Explanations with Evidence. Publicly moving 'resolved' cards gives learners a concrete sense of growing understanding and maintains the narrative momentum of the storyline.</w:t>
             </w:r>
           </w:p>
         </w:tc>
@@ -15979,7 +16285,7 @@
                 <w:sz w:val="18"/>
                 <w:szCs w:val="18"/>
               </w:rPr>
-              <w:t xml:space="preserve">During group work, use a clipboard checklist. For each group record: (i) frequency density correctly calculated for all bars (Y/N); (ii) y-axis labelled 'Frequency Density' (Y/N); (iii) bars drawn to correct height with no gaps (Y/N); (iv) Verdict Statement references specific histogram features (Y/N). During Gallery Walk, note which learners can verbally justify the shape of the histogram to rotating visitors. Red-dot disagreements that generate discussion are high-value formative data — identify the specific misconception (e.g. confusing frequency with frequency density, or misreading bar height as area).</w:t>
+              <w:t xml:space="preserve">Yellow cards are collected and quickly scanned. Look for: (i) Does the claim cite a SPECIFIC histogram feature (e.g. 'the bar for KSh 100–109 is tallest') rather than a vague statement ('prices are low')? (ii) Does the claim connect back to the phenomenon (family vs. neighbour)? (iii) Is the claim proportionate — does it over-claim certainty (e.g. 'this proves prices never change') or is it appropriately hedged ('most of the time prices fall between …')? Learners who over-claim will be targeted in Lesson 6 for work on the limitations of graphical representation.</w:t>
             </w:r>
           </w:p>
         </w:tc>
@@ -15988,32 +16294,32 @@
         <w:tc>
           <w:tcPr>
             <w:tcW w:type="dxa" w:w="1520"/>
-            <w:shd w:fill="FCE4D6" w:color="auto" w:val="clear"/>
-            <w:tcMar>
-              <w:top w:type="dxa" w:w="60"/>
-              <w:left w:type="dxa" w:w="120"/>
-              <w:bottom w:type="dxa" w:w="60"/>
-              <w:right w:type="dxa" w:w="120"/>
-            </w:tcMar>
-            <w:vAlign w:val="top"/>
-          </w:tcPr>
-          <w:p>
-            <w:pPr>
-              <w:spacing w:after="40" w:before="0"/>
-              <w:jc w:val="left"/>
-            </w:pPr>
-            <w:r>
-              <w:rPr>
-                <w:rFonts w:ascii="Arial" w:cs="Arial" w:eastAsia="Arial" w:hAnsi="Arial"/>
-                <w:b/>
-                <w:bCs/>
-                <w:i w:val="false"/>
-                <w:iCs w:val="false"/>
-                <w:color w:val="000000"/>
-                <w:sz w:val="18"/>
-                <w:szCs w:val="18"/>
-              </w:rPr>
-              <w:t xml:space="preserve">Driving Question Board (DQB) Creation</w:t>
+            <w:shd w:fill="D5E8F0" w:color="auto" w:val="clear"/>
+            <w:tcMar>
+              <w:top w:type="dxa" w:w="60"/>
+              <w:left w:type="dxa" w:w="120"/>
+              <w:bottom w:type="dxa" w:w="60"/>
+              <w:right w:type="dxa" w:w="120"/>
+            </w:tcMar>
+            <w:vAlign w:val="top"/>
+          </w:tcPr>
+          <w:p>
+            <w:pPr>
+              <w:spacing w:after="40" w:before="0"/>
+              <w:jc w:val="left"/>
+            </w:pPr>
+            <w:r>
+              <w:rPr>
+                <w:rFonts w:ascii="Arial" w:cs="Arial" w:eastAsia="Arial" w:hAnsi="Arial"/>
+                <w:b/>
+                <w:bCs/>
+                <w:i w:val="false"/>
+                <w:iCs w:val="false"/>
+                <w:color w:val="000000"/>
+                <w:sz w:val="18"/>
+                <w:szCs w:val="18"/>
+              </w:rPr>
+              <w:t xml:space="preserve">Model Building Phase</w:t>
             </w:r>
           </w:p>
           <w:p>
@@ -16036,7 +16342,7 @@
             <w:pPr>
               <w:spacing w:after="20" w:before="0"/>
             </w:pPr>
-            <w:hyperlink w:history="1" r:id="rIdwkemscw6aeuyvngcmdy7j">
+            <w:hyperlink w:history="1" r:id="rIdnrs1wtw2ziwgwc2c5aycc">
               <w:r>
                 <w:rPr>
                   <w:rFonts w:ascii="Arial" w:cs="Arial" w:eastAsia="Arial" w:hAnsi="Arial"/>
@@ -16045,7 +16351,7 @@
                   <w:szCs w:val="16"/>
                   <w:u w:val="single" w:color="2E75B6"/>
                 </w:rPr>
-                <w:t xml:space="preserve">Density Curves</w:t>
+                <w:t xml:space="preserve">Using a table to estimate P-value from t statistic</w:t>
               </w:r>
             </w:hyperlink>
           </w:p>
@@ -16069,7 +16375,7 @@
               <w:spacing w:after="10" w:before="0"/>
               <w:ind w:left="120"/>
             </w:pPr>
-            <w:hyperlink w:history="1" r:id="rIdiivnw5ewvemdyif5rgto8">
+            <w:hyperlink w:history="1" r:id="rIdprvjh8g1fbd9hjauhlyfp">
               <w:r>
                 <w:rPr>
                   <w:rFonts w:ascii="Arial" w:cs="Arial" w:eastAsia="Arial" w:hAnsi="Arial"/>
@@ -16114,7 +16420,7 @@
             <w:pPr>
               <w:spacing w:after="20" w:before="0"/>
             </w:pPr>
-            <w:hyperlink w:history="1" r:id="rIdt4us-vznzmc4sckc78ihc">
+            <w:hyperlink w:history="1" r:id="rIdtbe8awfqb956_psqgktjp">
               <w:r>
                 <w:rPr>
                   <w:rFonts w:ascii="Arial" w:cs="Arial" w:eastAsia="Arial" w:hAnsi="Arial"/>
@@ -16147,313 +16453,7 @@
               <w:spacing w:after="10" w:before="0"/>
               <w:ind w:left="120"/>
             </w:pPr>
-            <w:hyperlink w:history="1" r:id="rIdzssixehrp0kd895pn3gmd">
-              <w:r>
-                <w:rPr>
-                  <w:rFonts w:ascii="Arial" w:cs="Arial" w:eastAsia="Arial" w:hAnsi="Arial"/>
-                  <w:color w:val="595959"/>
-                  <w:sz w:val="14"/>
-                  <w:szCs w:val="14"/>
-                  <w:u w:val="single" w:color="595959"/>
-                </w:rPr>
-                <w:t xml:space="preserve">🔍 Search ARES for similar readings</w:t>
-              </w:r>
-            </w:hyperlink>
-          </w:p>
-        </w:tc>
-        <w:tc>
-          <w:tcPr>
-            <w:tcW w:type="dxa" w:w="3040"/>
-            <w:shd w:fill="FFFFFF" w:color="auto" w:val="clear"/>
-            <w:tcMar>
-              <w:top w:type="dxa" w:w="60"/>
-              <w:left w:type="dxa" w:w="120"/>
-              <w:bottom w:type="dxa" w:w="60"/>
-              <w:right w:type="dxa" w:w="120"/>
-            </w:tcMar>
-            <w:vAlign w:val="top"/>
-          </w:tcPr>
-          <w:p>
-            <w:pPr>
-              <w:spacing w:after="40" w:before="0"/>
-              <w:jc w:val="left"/>
-            </w:pPr>
-            <w:r>
-              <w:rPr>
-                <w:rFonts w:ascii="Arial" w:cs="Arial" w:eastAsia="Arial" w:hAnsi="Arial"/>
-                <w:b w:val="false"/>
-                <w:bCs w:val="false"/>
-                <w:i w:val="false"/>
-                <w:iCs w:val="false"/>
-                <w:color w:val="000000"/>
-                <w:sz w:val="18"/>
-                <w:szCs w:val="18"/>
-              </w:rPr>
-              <w:t xml:space="preserve">The class returns to the Driving Question Board displayed at the front. Each learner writes on a coloured card: one CLAIM they can now make about the maize prices supported by the histogram evidence, and one NEW QUESTION the histogram has raised. Cards are sorted live into two columns: 'What We Now Know' and 'What We Still Need to Find Out.' Learners identify which prior questions from the DQB (posted in Lessons 1–4) have been answered by the histogram and physically move those cards to a 'Resolved' pocket.</w:t>
-            </w:r>
-          </w:p>
-        </w:tc>
-        <w:tc>
-          <w:tcPr>
-            <w:tcW w:type="dxa" w:w="3040"/>
-            <w:shd w:fill="F2F2F2" w:color="auto" w:val="clear"/>
-            <w:tcMar>
-              <w:top w:type="dxa" w:w="60"/>
-              <w:left w:type="dxa" w:w="120"/>
-              <w:bottom w:type="dxa" w:w="60"/>
-              <w:right w:type="dxa" w:w="120"/>
-            </w:tcMar>
-            <w:vAlign w:val="top"/>
-          </w:tcPr>
-          <w:p>
-            <w:pPr>
-              <w:spacing w:after="40" w:before="0"/>
-              <w:jc w:val="left"/>
-            </w:pPr>
-            <w:r>
-              <w:rPr>
-                <w:rFonts w:ascii="Arial" w:cs="Arial" w:eastAsia="Arial" w:hAnsi="Arial"/>
-                <w:b w:val="false"/>
-                <w:bCs w:val="false"/>
-                <w:i w:val="false"/>
-                <w:iCs w:val="false"/>
-                <w:color w:val="000000"/>
-                <w:sz w:val="18"/>
-                <w:szCs w:val="18"/>
-              </w:rPr>
-              <w:t xml:space="preserve">Distribute pre-cut cards (yellow for claims, blue for new questions). Say: 'You have 3 minutes. On the yellow card write: I can now claim that [specific statement about maize prices] because the histogram shows [specific feature — e.g. the tallest bar, the tail, the skew]. On the blue card write a NEW question this lesson has made you wonder about.' Collect cards. Read 5–6 aloud without attribution and sort them to the DQB columns live. Ask: 'Which question from our board in Lesson 1 does today's histogram finally help us answer?' Wait 12 seconds. Cold-call 2 learners. Move resolved cards to the 'Resolved' pocket with a tick. Point to remaining unanswered questions: 'These are what Lessons 6, 7 and 8 will help us resolve. Notice that our histogram has answered the SHAPE of the price distribution — but has it told us everything? What about comparing two different markets, or two different months?' This plants the seed for future work on interpretation.</w:t>
-            </w:r>
-          </w:p>
-        </w:tc>
-        <w:tc>
-          <w:tcPr>
-            <w:tcW w:type="dxa" w:w="3040"/>
-            <w:shd w:fill="FFFFFF" w:color="auto" w:val="clear"/>
-            <w:tcMar>
-              <w:top w:type="dxa" w:w="60"/>
-              <w:left w:type="dxa" w:w="120"/>
-              <w:bottom w:type="dxa" w:w="60"/>
-              <w:right w:type="dxa" w:w="120"/>
-            </w:tcMar>
-            <w:vAlign w:val="top"/>
-          </w:tcPr>
-          <w:p>
-            <w:pPr>
-              <w:spacing w:after="40" w:before="0"/>
-              <w:jc w:val="left"/>
-            </w:pPr>
-            <w:r>
-              <w:rPr>
-                <w:rFonts w:ascii="Arial" w:cs="Arial" w:eastAsia="Arial" w:hAnsi="Arial"/>
-                <w:b w:val="false"/>
-                <w:bCs w:val="false"/>
-                <w:i w:val="false"/>
-                <w:iCs w:val="false"/>
-                <w:color w:val="000000"/>
-                <w:sz w:val="18"/>
-                <w:szCs w:val="18"/>
-              </w:rPr>
-              <w:t xml:space="preserve">DRIVING QUESTION BOARD — CLAIM-EVIDENCE-QUESTION CYCLE: The structured card routine (yellow = claim tied to evidence, blue = new question) enforces the Science and Engineering Practice of Constructing Explanations with Evidence. Publicly moving 'resolved' cards gives learners a concrete sense of growing understanding and maintains the narrative momentum of the storyline.</w:t>
-            </w:r>
-          </w:p>
-        </w:tc>
-        <w:tc>
-          <w:tcPr>
-            <w:tcW w:type="dxa" w:w="3040"/>
-            <w:shd w:fill="F2F2F2" w:color="auto" w:val="clear"/>
-            <w:tcMar>
-              <w:top w:type="dxa" w:w="60"/>
-              <w:left w:type="dxa" w:w="120"/>
-              <w:bottom w:type="dxa" w:w="60"/>
-              <w:right w:type="dxa" w:w="120"/>
-            </w:tcMar>
-            <w:vAlign w:val="top"/>
-          </w:tcPr>
-          <w:p>
-            <w:pPr>
-              <w:spacing w:after="40" w:before="0"/>
-              <w:jc w:val="left"/>
-            </w:pPr>
-            <w:r>
-              <w:rPr>
-                <w:rFonts w:ascii="Arial" w:cs="Arial" w:eastAsia="Arial" w:hAnsi="Arial"/>
-                <w:b w:val="false"/>
-                <w:bCs w:val="false"/>
-                <w:i w:val="false"/>
-                <w:iCs w:val="false"/>
-                <w:color w:val="000000"/>
-                <w:sz w:val="18"/>
-                <w:szCs w:val="18"/>
-              </w:rPr>
-              <w:t xml:space="preserve">Yellow cards are collected and quickly scanned. Look for: (i) Does the claim cite a SPECIFIC histogram feature (e.g. 'the bar for KSh 100–109 is tallest') rather than a vague statement ('prices are low')? (ii) Does the claim connect back to the phenomenon (family vs. neighbour)? (iii) Is the claim proportionate — does it over-claim certainty (e.g. 'this proves prices never change') or is it appropriately hedged ('most of the time prices fall between …')? Learners who over-claim will be targeted in Lesson 6 for work on the limitations of graphical representation.</w:t>
-            </w:r>
-          </w:p>
-        </w:tc>
-      </w:tr>
-      <w:tr>
-        <w:tc>
-          <w:tcPr>
-            <w:tcW w:type="dxa" w:w="1520"/>
-            <w:shd w:fill="D5E8F0" w:color="auto" w:val="clear"/>
-            <w:tcMar>
-              <w:top w:type="dxa" w:w="60"/>
-              <w:left w:type="dxa" w:w="120"/>
-              <w:bottom w:type="dxa" w:w="60"/>
-              <w:right w:type="dxa" w:w="120"/>
-            </w:tcMar>
-            <w:vAlign w:val="top"/>
-          </w:tcPr>
-          <w:p>
-            <w:pPr>
-              <w:spacing w:after="40" w:before="0"/>
-              <w:jc w:val="left"/>
-            </w:pPr>
-            <w:r>
-              <w:rPr>
-                <w:rFonts w:ascii="Arial" w:cs="Arial" w:eastAsia="Arial" w:hAnsi="Arial"/>
-                <w:b/>
-                <w:bCs/>
-                <w:i w:val="false"/>
-                <w:iCs w:val="false"/>
-                <w:color w:val="000000"/>
-                <w:sz w:val="18"/>
-                <w:szCs w:val="18"/>
-              </w:rPr>
-              <w:t xml:space="preserve">Model Building Phase</w:t>
-            </w:r>
-          </w:p>
-          <w:p>
-            <w:pPr>
-              <w:spacing w:after="20" w:before="0"/>
-            </w:pPr>
-            <w:r>
-              <w:rPr>
-                <w:rFonts w:ascii="Arial" w:cs="Arial" w:eastAsia="Arial" w:hAnsi="Arial"/>
-                <w:b/>
-                <w:bCs/>
-                <w:color w:val="1F3864"/>
-                <w:sz w:val="16"/>
-                <w:szCs w:val="16"/>
-              </w:rPr>
-              <w:t xml:space="preserve">📹 VIDEO:</w:t>
-            </w:r>
-          </w:p>
-          <w:p>
-            <w:pPr>
-              <w:spacing w:after="20" w:before="0"/>
-            </w:pPr>
-            <w:hyperlink w:history="1" r:id="rIdtok5ygitiuwsynr8rdhza">
-              <w:r>
-                <w:rPr>
-                  <w:rFonts w:ascii="Arial" w:cs="Arial" w:eastAsia="Arial" w:hAnsi="Arial"/>
-                  <w:color w:val="2E75B6"/>
-                  <w:sz w:val="16"/>
-                  <w:szCs w:val="16"/>
-                  <w:u w:val="single" w:color="2E75B6"/>
-                </w:rPr>
-                <w:t xml:space="preserve">Density Curves</w:t>
-              </w:r>
-            </w:hyperlink>
-          </w:p>
-          <w:p>
-            <w:pPr>
-              <w:spacing w:after="10" w:before="0"/>
-              <w:ind w:left="120"/>
-            </w:pPr>
-            <w:r>
-              <w:rPr>
-                <w:rFonts w:ascii="Arial" w:cs="Arial" w:eastAsia="Arial" w:hAnsi="Arial"/>
-                <w:color w:val="595959"/>
-                <w:sz w:val="14"/>
-                <w:szCs w:val="14"/>
-              </w:rPr>
-              <w:t xml:space="preserve">Source: Khan Academy (English - US curriculum)</w:t>
-            </w:r>
-          </w:p>
-          <w:p>
-            <w:pPr>
-              <w:spacing w:after="10" w:before="0"/>
-              <w:ind w:left="120"/>
-            </w:pPr>
-            <w:hyperlink w:history="1" r:id="rIdchlfbml0ly39cji4jjn4f">
-              <w:r>
-                <w:rPr>
-                  <w:rFonts w:ascii="Arial" w:cs="Arial" w:eastAsia="Arial" w:hAnsi="Arial"/>
-                  <w:color w:val="595959"/>
-                  <w:sz w:val="14"/>
-                  <w:szCs w:val="14"/>
-                  <w:u w:val="single" w:color="595959"/>
-                </w:rPr>
-                <w:t xml:space="preserve">🔍 Search ARES for similar videos</w:t>
-              </w:r>
-            </w:hyperlink>
-          </w:p>
-          <w:p>
-            <w:pPr>
-              <w:spacing w:after="40" w:before="0"/>
-            </w:pPr>
-            <w:r>
-              <w:rPr>
-                <w:sz w:val="14"/>
-                <w:szCs w:val="14"/>
-              </w:rPr>
-              <w:t xml:space="preserve"/>
-            </w:r>
-          </w:p>
-          <w:p>
-            <w:pPr>
-              <w:spacing w:after="20" w:before="0"/>
-            </w:pPr>
-            <w:r>
-              <w:rPr>
-                <w:rFonts w:ascii="Arial" w:cs="Arial" w:eastAsia="Arial" w:hAnsi="Arial"/>
-                <w:b/>
-                <w:bCs/>
-                <w:color w:val="1F3864"/>
-                <w:sz w:val="16"/>
-                <w:szCs w:val="16"/>
-              </w:rPr>
-              <w:t xml:space="preserve">📖 HTML:</w:t>
-            </w:r>
-          </w:p>
-          <w:p>
-            <w:pPr>
-              <w:spacing w:after="20" w:before="0"/>
-            </w:pPr>
-            <w:hyperlink w:history="1" r:id="rIdaeu6dsdrhpkq4xsqm1tub">
-              <w:r>
-                <w:rPr>
-                  <w:rFonts w:ascii="Arial" w:cs="Arial" w:eastAsia="Arial" w:hAnsi="Arial"/>
-                  <w:color w:val="2E75B6"/>
-                  <w:sz w:val="16"/>
-                  <w:szCs w:val="16"/>
-                  <w:u w:val="single" w:color="2E75B6"/>
-                </w:rPr>
-                <w:t xml:space="preserve">Represent Real-World Data Using Bar Graphs, Frequency Tables and Histograms (Flexbook)</w:t>
-              </w:r>
-            </w:hyperlink>
-          </w:p>
-          <w:p>
-            <w:pPr>
-              <w:spacing w:after="10" w:before="0"/>
-              <w:ind w:left="120"/>
-            </w:pPr>
-            <w:r>
-              <w:rPr>
-                <w:rFonts w:ascii="Arial" w:cs="Arial" w:eastAsia="Arial" w:hAnsi="Arial"/>
-                <w:color w:val="595959"/>
-                <w:sz w:val="14"/>
-                <w:szCs w:val="14"/>
-              </w:rPr>
-              <w:t xml:space="preserve">Source: CK-12</w:t>
-            </w:r>
-          </w:p>
-          <w:p>
-            <w:pPr>
-              <w:spacing w:after="10" w:before="0"/>
-              <w:ind w:left="120"/>
-            </w:pPr>
-            <w:hyperlink w:history="1" r:id="rIdzcsvsxkods0zo3siku1n9">
+            <w:hyperlink w:history="1" r:id="rIdqh3a74rroqvj87njzplnb">
               <w:r>
                 <w:rPr>
                   <w:rFonts w:ascii="Arial" w:cs="Arial" w:eastAsia="Arial" w:hAnsi="Arial"/>
@@ -18054,7 +18054,313 @@
             <w:pPr>
               <w:spacing w:after="20" w:before="0"/>
             </w:pPr>
-            <w:hyperlink w:history="1" r:id="rId8okqdtx88x2z5ixeqt1zz">
+            <w:hyperlink w:history="1" r:id="rIdwxiin8gganpeb2gz7htnu">
+              <w:r>
+                <w:rPr>
+                  <w:rFonts w:ascii="Arial" w:cs="Arial" w:eastAsia="Arial" w:hAnsi="Arial"/>
+                  <w:color w:val="2E75B6"/>
+                  <w:sz w:val="16"/>
+                  <w:szCs w:val="16"/>
+                  <w:u w:val="single" w:color="2E75B6"/>
+                </w:rPr>
+                <w:t xml:space="preserve">Using a table to estimate P-value from t statistic</w:t>
+              </w:r>
+            </w:hyperlink>
+          </w:p>
+          <w:p>
+            <w:pPr>
+              <w:spacing w:after="10" w:before="0"/>
+              <w:ind w:left="120"/>
+            </w:pPr>
+            <w:r>
+              <w:rPr>
+                <w:rFonts w:ascii="Arial" w:cs="Arial" w:eastAsia="Arial" w:hAnsi="Arial"/>
+                <w:color w:val="595959"/>
+                <w:sz w:val="14"/>
+                <w:szCs w:val="14"/>
+              </w:rPr>
+              <w:t xml:space="preserve">Source: Khan Academy (English - US curriculum)</w:t>
+            </w:r>
+          </w:p>
+          <w:p>
+            <w:pPr>
+              <w:spacing w:after="10" w:before="0"/>
+              <w:ind w:left="120"/>
+            </w:pPr>
+            <w:hyperlink w:history="1" r:id="rIddvgecu1dpzmire1ftq-3n">
+              <w:r>
+                <w:rPr>
+                  <w:rFonts w:ascii="Arial" w:cs="Arial" w:eastAsia="Arial" w:hAnsi="Arial"/>
+                  <w:color w:val="595959"/>
+                  <w:sz w:val="14"/>
+                  <w:szCs w:val="14"/>
+                  <w:u w:val="single" w:color="595959"/>
+                </w:rPr>
+                <w:t xml:space="preserve">🔍 Search ARES for similar videos</w:t>
+              </w:r>
+            </w:hyperlink>
+          </w:p>
+          <w:p>
+            <w:pPr>
+              <w:spacing w:after="40" w:before="0"/>
+            </w:pPr>
+            <w:r>
+              <w:rPr>
+                <w:sz w:val="14"/>
+                <w:szCs w:val="14"/>
+              </w:rPr>
+              <w:t xml:space="preserve"/>
+            </w:r>
+          </w:p>
+          <w:p>
+            <w:pPr>
+              <w:spacing w:after="20" w:before="0"/>
+            </w:pPr>
+            <w:r>
+              <w:rPr>
+                <w:rFonts w:ascii="Arial" w:cs="Arial" w:eastAsia="Arial" w:hAnsi="Arial"/>
+                <w:b/>
+                <w:bCs/>
+                <w:color w:val="1F3864"/>
+                <w:sz w:val="16"/>
+                <w:szCs w:val="16"/>
+              </w:rPr>
+              <w:t xml:space="preserve">📖 EXERCISE:</w:t>
+            </w:r>
+          </w:p>
+          <w:p>
+            <w:pPr>
+              <w:spacing w:after="20" w:before="0"/>
+            </w:pPr>
+            <w:hyperlink w:history="1" r:id="rIdaqu53t3mr_7i5qj-2t_ky">
+              <w:r>
+                <w:rPr>
+                  <w:rFonts w:ascii="Arial" w:cs="Arial" w:eastAsia="Arial" w:hAnsi="Arial"/>
+                  <w:color w:val="2E75B6"/>
+                  <w:sz w:val="16"/>
+                  <w:szCs w:val="16"/>
+                  <w:u w:val="single" w:color="2E75B6"/>
+                </w:rPr>
+                <w:t xml:space="preserve">Test statistic and P-value in chi-square tests with two-way tables</w:t>
+              </w:r>
+            </w:hyperlink>
+          </w:p>
+          <w:p>
+            <w:pPr>
+              <w:spacing w:after="10" w:before="0"/>
+              <w:ind w:left="120"/>
+            </w:pPr>
+            <w:r>
+              <w:rPr>
+                <w:rFonts w:ascii="Arial" w:cs="Arial" w:eastAsia="Arial" w:hAnsi="Arial"/>
+                <w:color w:val="595959"/>
+                <w:sz w:val="14"/>
+                <w:szCs w:val="14"/>
+              </w:rPr>
+              <w:t xml:space="preserve">Source: Khan Academy (English - US curriculum)</w:t>
+            </w:r>
+          </w:p>
+          <w:p>
+            <w:pPr>
+              <w:spacing w:after="10" w:before="0"/>
+              <w:ind w:left="120"/>
+            </w:pPr>
+            <w:hyperlink w:history="1" r:id="rIdxmgpsmodlhjvjcxf10gd6">
+              <w:r>
+                <w:rPr>
+                  <w:rFonts w:ascii="Arial" w:cs="Arial" w:eastAsia="Arial" w:hAnsi="Arial"/>
+                  <w:color w:val="595959"/>
+                  <w:sz w:val="14"/>
+                  <w:szCs w:val="14"/>
+                  <w:u w:val="single" w:color="595959"/>
+                </w:rPr>
+                <w:t xml:space="preserve">🔍 Search ARES for similar readings</w:t>
+              </w:r>
+            </w:hyperlink>
+          </w:p>
+        </w:tc>
+        <w:tc>
+          <w:tcPr>
+            <w:tcW w:type="dxa" w:w="3040"/>
+            <w:shd w:fill="FFFFFF" w:color="auto" w:val="clear"/>
+            <w:tcMar>
+              <w:top w:type="dxa" w:w="60"/>
+              <w:left w:type="dxa" w:w="120"/>
+              <w:bottom w:type="dxa" w:w="60"/>
+              <w:right w:type="dxa" w:w="120"/>
+            </w:tcMar>
+            <w:vAlign w:val="top"/>
+          </w:tcPr>
+          <w:p>
+            <w:pPr>
+              <w:spacing w:after="40" w:before="0"/>
+              <w:jc w:val="left"/>
+            </w:pPr>
+            <w:r>
+              <w:rPr>
+                <w:rFonts w:ascii="Arial" w:cs="Arial" w:eastAsia="Arial" w:hAnsi="Arial"/>
+                <w:b w:val="false"/>
+                <w:bCs w:val="false"/>
+                <w:i w:val="false"/>
+                <w:iCs w:val="false"/>
+                <w:color w:val="000000"/>
+                <w:sz w:val="18"/>
+                <w:szCs w:val="18"/>
+              </w:rPr>
+              <w:t xml:space="preserve">Learners are shown the 40 Wakulima Market maize prices written in random order on the board (same chaotic list from Lesson 1). The teacher poses: 'We have already found the mean, median, and mode of these prices. Now imagine you sort these 40 prices into groups — say, all prices between Ksh 40 and 49 in one group, Ksh 50 and 59 in another, and so on. In your exercise book, predict: (a) How many groups do you think you will end up with? (b) Which group do you think will be the largest? (c) Will grouping make it easier or harder to see whether the family or the neighbour is right?' Learners write individual predictions (3 minutes), then share with a shoulder partner (2 minutes). Two or three pairs share whole-class. Teacher records predictions on a corner of the board labelled 'Our Predictions — we will test these.'</w:t>
+            </w:r>
+          </w:p>
+        </w:tc>
+        <w:tc>
+          <w:tcPr>
+            <w:tcW w:type="dxa" w:w="3040"/>
+            <w:shd w:fill="F2F2F2" w:color="auto" w:val="clear"/>
+            <w:tcMar>
+              <w:top w:type="dxa" w:w="60"/>
+              <w:left w:type="dxa" w:w="120"/>
+              <w:bottom w:type="dxa" w:w="60"/>
+              <w:right w:type="dxa" w:w="120"/>
+            </w:tcMar>
+            <w:vAlign w:val="top"/>
+          </w:tcPr>
+          <w:p>
+            <w:pPr>
+              <w:spacing w:after="40" w:before="0"/>
+              <w:jc w:val="left"/>
+            </w:pPr>
+            <w:r>
+              <w:rPr>
+                <w:rFonts w:ascii="Arial" w:cs="Arial" w:eastAsia="Arial" w:hAnsi="Arial"/>
+                <w:b w:val="false"/>
+                <w:bCs w:val="false"/>
+                <w:i w:val="false"/>
+                <w:iCs w:val="false"/>
+                <w:color w:val="000000"/>
+                <w:sz w:val="18"/>
+                <w:szCs w:val="18"/>
+              </w:rPr>
+              <w:t xml:space="preserve">Display the 40 prices. Say verbatim: 'Before we do any mathematics, I want your honest gut feeling. Look at these numbers — all 40 of them — and predict what grouping will do to them.' Allow 10 seconds of silent thinking (WAIT TIME) before learners write. After partner sharing, cold-call exactly 3 pairs using names from the register: one who predicts grouping helps the family's case, one who predicts it helps the neighbour's case, one who is unsure. Record all three views without evaluating. Say: 'None of these predictions is wrong yet — we are scientists today. Let the data decide.'</w:t>
+            </w:r>
+          </w:p>
+        </w:tc>
+        <w:tc>
+          <w:tcPr>
+            <w:tcW w:type="dxa" w:w="3040"/>
+            <w:shd w:fill="FFFFFF" w:color="auto" w:val="clear"/>
+            <w:tcMar>
+              <w:top w:type="dxa" w:w="60"/>
+              <w:left w:type="dxa" w:w="120"/>
+              <w:bottom w:type="dxa" w:w="60"/>
+              <w:right w:type="dxa" w:w="120"/>
+            </w:tcMar>
+            <w:vAlign w:val="top"/>
+          </w:tcPr>
+          <w:p>
+            <w:pPr>
+              <w:spacing w:after="40" w:before="0"/>
+              <w:jc w:val="left"/>
+            </w:pPr>
+            <w:r>
+              <w:rPr>
+                <w:rFonts w:ascii="Arial" w:cs="Arial" w:eastAsia="Arial" w:hAnsi="Arial"/>
+                <w:b w:val="false"/>
+                <w:bCs w:val="false"/>
+                <w:i w:val="false"/>
+                <w:iCs w:val="false"/>
+                <w:color w:val="000000"/>
+                <w:sz w:val="18"/>
+                <w:szCs w:val="18"/>
+              </w:rPr>
+              <w:t xml:space="preserve">Prediction-first activation (NGSS SEP 2 — Developing and Using Models): By committing a prediction to paper before any instruction, learners activate prior knowledge about data distribution and create personal cognitive stakes in the outcome. The three competing predictions on the board create productive tension that the Observe phase will resolve.</w:t>
+            </w:r>
+          </w:p>
+        </w:tc>
+        <w:tc>
+          <w:tcPr>
+            <w:tcW w:type="dxa" w:w="3040"/>
+            <w:shd w:fill="F2F2F2" w:color="auto" w:val="clear"/>
+            <w:tcMar>
+              <w:top w:type="dxa" w:w="60"/>
+              <w:left w:type="dxa" w:w="120"/>
+              <w:bottom w:type="dxa" w:w="60"/>
+              <w:right w:type="dxa" w:w="120"/>
+            </w:tcMar>
+            <w:vAlign w:val="top"/>
+          </w:tcPr>
+          <w:p>
+            <w:pPr>
+              <w:spacing w:after="40" w:before="0"/>
+              <w:jc w:val="left"/>
+            </w:pPr>
+            <w:r>
+              <w:rPr>
+                <w:rFonts w:ascii="Arial" w:cs="Arial" w:eastAsia="Arial" w:hAnsi="Arial"/>
+                <w:b w:val="false"/>
+                <w:bCs w:val="false"/>
+                <w:i w:val="false"/>
+                <w:iCs w:val="false"/>
+                <w:color w:val="000000"/>
+                <w:sz w:val="18"/>
+                <w:szCs w:val="18"/>
+              </w:rPr>
+              <w:t xml:space="preserve">Observable indicator: Learners' written predictions reference specific class intervals or frequency estimates rather than vague answers ('more than 4 groups', 'the Ksh 50–59 group will be biggest'). If most predictions are vague or blank, the teacher pauses and reteaches the idea of class intervals using a quick analogy: 'Think of sorting maize sacks by weight — 0–10 kg, 11–20 kg. What would you call each pile?' Collect 4–5 books at random to check written predictions before moving on.</w:t>
+            </w:r>
+          </w:p>
+        </w:tc>
+      </w:tr>
+      <w:tr>
+        <w:tc>
+          <w:tcPr>
+            <w:tcW w:type="dxa" w:w="1520"/>
+            <w:shd w:fill="D9EEF1" w:color="auto" w:val="clear"/>
+            <w:tcMar>
+              <w:top w:type="dxa" w:w="60"/>
+              <w:left w:type="dxa" w:w="120"/>
+              <w:bottom w:type="dxa" w:w="60"/>
+              <w:right w:type="dxa" w:w="120"/>
+            </w:tcMar>
+            <w:vAlign w:val="top"/>
+          </w:tcPr>
+          <w:p>
+            <w:pPr>
+              <w:spacing w:after="40" w:before="0"/>
+              <w:jc w:val="left"/>
+            </w:pPr>
+            <w:r>
+              <w:rPr>
+                <w:rFonts w:ascii="Arial" w:cs="Arial" w:eastAsia="Arial" w:hAnsi="Arial"/>
+                <w:b/>
+                <w:bCs/>
+                <w:i w:val="false"/>
+                <w:iCs w:val="false"/>
+                <w:color w:val="000000"/>
+                <w:sz w:val="18"/>
+                <w:szCs w:val="18"/>
+              </w:rPr>
+              <w:t xml:space="preserve">Observe Phase</w:t>
+            </w:r>
+          </w:p>
+          <w:p>
+            <w:pPr>
+              <w:spacing w:after="20" w:before="0"/>
+            </w:pPr>
+            <w:r>
+              <w:rPr>
+                <w:rFonts w:ascii="Arial" w:cs="Arial" w:eastAsia="Arial" w:hAnsi="Arial"/>
+                <w:b/>
+                <w:bCs/>
+                <w:color w:val="1F3864"/>
+                <w:sz w:val="16"/>
+                <w:szCs w:val="16"/>
+              </w:rPr>
+              <w:t xml:space="preserve">📹 VIDEO:</w:t>
+            </w:r>
+          </w:p>
+          <w:p>
+            <w:pPr>
+              <w:spacing w:after="20" w:before="0"/>
+            </w:pPr>
+            <w:hyperlink w:history="1" r:id="rIdosbm6srd8ioujvq5meedh">
               <w:r>
                 <w:rPr>
                   <w:rFonts w:ascii="Arial" w:cs="Arial" w:eastAsia="Arial" w:hAnsi="Arial"/>
@@ -18087,7 +18393,7 @@
               <w:spacing w:after="10" w:before="0"/>
               <w:ind w:left="120"/>
             </w:pPr>
-            <w:hyperlink w:history="1" r:id="rIdpij11fyoemumna2qx9xlu">
+            <w:hyperlink w:history="1" r:id="rIdfj1pbrir1gqqlveqdj8lf">
               <w:r>
                 <w:rPr>
                   <w:rFonts w:ascii="Arial" w:cs="Arial" w:eastAsia="Arial" w:hAnsi="Arial"/>
@@ -18132,7 +18438,313 @@
             <w:pPr>
               <w:spacing w:after="20" w:before="0"/>
             </w:pPr>
-            <w:hyperlink w:history="1" r:id="rIdlhwjmtcgjohui6t3qh3tm">
+            <w:hyperlink w:history="1" r:id="rId5fqqfgwbyckm0uukmhnau">
+              <w:r>
+                <w:rPr>
+                  <w:rFonts w:ascii="Arial" w:cs="Arial" w:eastAsia="Arial" w:hAnsi="Arial"/>
+                  <w:color w:val="2E75B6"/>
+                  <w:sz w:val="16"/>
+                  <w:szCs w:val="16"/>
+                  <w:u w:val="single" w:color="2E75B6"/>
+                </w:rPr>
+                <w:t xml:space="preserve">Calculating the test statistic in a z test for a proportion</w:t>
+              </w:r>
+            </w:hyperlink>
+          </w:p>
+          <w:p>
+            <w:pPr>
+              <w:spacing w:after="10" w:before="0"/>
+              <w:ind w:left="120"/>
+            </w:pPr>
+            <w:r>
+              <w:rPr>
+                <w:rFonts w:ascii="Arial" w:cs="Arial" w:eastAsia="Arial" w:hAnsi="Arial"/>
+                <w:color w:val="595959"/>
+                <w:sz w:val="14"/>
+                <w:szCs w:val="14"/>
+              </w:rPr>
+              <w:t xml:space="preserve">Source: Khan Academy (English - US curriculum)</w:t>
+            </w:r>
+          </w:p>
+          <w:p>
+            <w:pPr>
+              <w:spacing w:after="10" w:before="0"/>
+              <w:ind w:left="120"/>
+            </w:pPr>
+            <w:hyperlink w:history="1" r:id="rIdqq473xssbr1rihurhvj8d">
+              <w:r>
+                <w:rPr>
+                  <w:rFonts w:ascii="Arial" w:cs="Arial" w:eastAsia="Arial" w:hAnsi="Arial"/>
+                  <w:color w:val="595959"/>
+                  <w:sz w:val="14"/>
+                  <w:szCs w:val="14"/>
+                  <w:u w:val="single" w:color="595959"/>
+                </w:rPr>
+                <w:t xml:space="preserve">🔍 Search ARES for similar readings</w:t>
+              </w:r>
+            </w:hyperlink>
+          </w:p>
+        </w:tc>
+        <w:tc>
+          <w:tcPr>
+            <w:tcW w:type="dxa" w:w="3040"/>
+            <w:shd w:fill="FFFFFF" w:color="auto" w:val="clear"/>
+            <w:tcMar>
+              <w:top w:type="dxa" w:w="60"/>
+              <w:left w:type="dxa" w:w="120"/>
+              <w:bottom w:type="dxa" w:w="60"/>
+              <w:right w:type="dxa" w:w="120"/>
+            </w:tcMar>
+            <w:vAlign w:val="top"/>
+          </w:tcPr>
+          <w:p>
+            <w:pPr>
+              <w:spacing w:after="40" w:before="0"/>
+              <w:jc w:val="left"/>
+            </w:pPr>
+            <w:r>
+              <w:rPr>
+                <w:rFonts w:ascii="Arial" w:cs="Arial" w:eastAsia="Arial" w:hAnsi="Arial"/>
+                <w:b w:val="false"/>
+                <w:bCs w:val="false"/>
+                <w:i w:val="false"/>
+                <w:iCs w:val="false"/>
+                <w:color w:val="000000"/>
+                <w:sz w:val="18"/>
+                <w:szCs w:val="18"/>
+              </w:rPr>
+              <w:t xml:space="preserve">Each group of 4 receives a set of 40 small paper cards, each printed with one of the 40 maize prices (pre-cut by teacher or printed on a strip for learners to cut). Groups also receive three printed 'sorting mats': Mat A uses class width = Ksh 5 (intervals: 40–44, 45–49, 50–54, …), Mat B uses class width = Ksh 10 (40–49, 50–59, …), Mat C uses class width = Ksh 20 (40–59, 60–79, …). Each group is assigned ONE mat. They physically place each price card into the correct class interval, count the cards in each interval, and construct a grouped frequency distribution table in their exercise books, including a tally column. Groups then do a 'gallery rotation' (4 minutes): they view the tables of groups using the other two class widths and note differences. As a supporting observation, each learner also receives a printed strip of 24 monthly Kisumu rainfall figures (mm) and individually constructs a grouped frequency table using class width = 20 mm (0–19, 20–39, 40–59, …) in their exercise books.</w:t>
+            </w:r>
+          </w:p>
+        </w:tc>
+        <w:tc>
+          <w:tcPr>
+            <w:tcW w:type="dxa" w:w="3040"/>
+            <w:shd w:fill="F2F2F2" w:color="auto" w:val="clear"/>
+            <w:tcMar>
+              <w:top w:type="dxa" w:w="60"/>
+              <w:left w:type="dxa" w:w="120"/>
+              <w:bottom w:type="dxa" w:w="60"/>
+              <w:right w:type="dxa" w:w="120"/>
+            </w:tcMar>
+            <w:vAlign w:val="top"/>
+          </w:tcPr>
+          <w:p>
+            <w:pPr>
+              <w:spacing w:after="40" w:before="0"/>
+              <w:jc w:val="left"/>
+            </w:pPr>
+            <w:r>
+              <w:rPr>
+                <w:rFonts w:ascii="Arial" w:cs="Arial" w:eastAsia="Arial" w:hAnsi="Arial"/>
+                <w:b w:val="false"/>
+                <w:bCs w:val="false"/>
+                <w:i w:val="false"/>
+                <w:iCs w:val="false"/>
+                <w:color w:val="000000"/>
+                <w:sz w:val="18"/>
+                <w:szCs w:val="18"/>
+              </w:rPr>
+              <w:t xml:space="preserve">Distribute materials and say: 'Your job is to be data detectives. Sort every price card into the correct interval on your mat — no card left behind. Then build your grouped frequency table.' Circulate every 3 minutes. At the 10-minute mark, stop the class and ask: 'Group using Mat B, what did you find is the most frequent class interval?' (WAIT TIME 12 seconds.) Cold-call the reporter for one Mat B group. Then ask a Mat A group: 'Did you get the same modal class as Mat B?' Cold-call one Mat A reporter. Then ask the Mat C group: 'What happened to the detail when you used Ksh 20 intervals?' (WAIT TIME 10 seconds.) Record the three different modal classes (or confirmations) on the board side-by-side. During gallery rotation, prompt with: 'Ask yourself — if I were the family trying to prove prices vary, which table would I show? If I were the neighbour trying to prove stability, which table would I show?' For the Kisumu rainfall task, say: 'Now apply exactly the same skill to a different Kenyan dataset — monthly rainfall recorded at Kisumu Meteorological Station.'</w:t>
+            </w:r>
+          </w:p>
+        </w:tc>
+        <w:tc>
+          <w:tcPr>
+            <w:tcW w:type="dxa" w:w="3040"/>
+            <w:shd w:fill="FFFFFF" w:color="auto" w:val="clear"/>
+            <w:tcMar>
+              <w:top w:type="dxa" w:w="60"/>
+              <w:left w:type="dxa" w:w="120"/>
+              <w:bottom w:type="dxa" w:w="60"/>
+              <w:right w:type="dxa" w:w="120"/>
+            </w:tcMar>
+            <w:vAlign w:val="top"/>
+          </w:tcPr>
+          <w:p>
+            <w:pPr>
+              <w:spacing w:after="40" w:before="0"/>
+              <w:jc w:val="left"/>
+            </w:pPr>
+            <w:r>
+              <w:rPr>
+                <w:rFonts w:ascii="Arial" w:cs="Arial" w:eastAsia="Arial" w:hAnsi="Arial"/>
+                <w:b w:val="false"/>
+                <w:bCs w:val="false"/>
+                <w:i w:val="false"/>
+                <w:iCs w:val="false"/>
+                <w:color w:val="000000"/>
+                <w:sz w:val="18"/>
+                <w:szCs w:val="18"/>
+              </w:rPr>
+              <w:t xml:space="preserve">Concrete Manipulation → Tabular Abstraction (NGSS SEP 3 — Planning and Carrying Out Investigations; SEP 4 — Analysing and Interpreting Data): Physical sorting of cards makes the abstract idea of class intervals tangible. Learners 'feel' the data moving into bins before they write numbers in a table. The three-mat comparison is a controlled investigation into class-width choice, directly observable and discussable. The Kisumu transfer task checks that the skill is not bound to one context.</w:t>
+            </w:r>
+          </w:p>
+        </w:tc>
+        <w:tc>
+          <w:tcPr>
+            <w:tcW w:type="dxa" w:w="3040"/>
+            <w:shd w:fill="F2F2F2" w:color="auto" w:val="clear"/>
+            <w:tcMar>
+              <w:top w:type="dxa" w:w="60"/>
+              <w:left w:type="dxa" w:w="120"/>
+              <w:bottom w:type="dxa" w:w="60"/>
+              <w:right w:type="dxa" w:w="120"/>
+            </w:tcMar>
+            <w:vAlign w:val="top"/>
+          </w:tcPr>
+          <w:p>
+            <w:pPr>
+              <w:spacing w:after="40" w:before="0"/>
+              <w:jc w:val="left"/>
+            </w:pPr>
+            <w:r>
+              <w:rPr>
+                <w:rFonts w:ascii="Arial" w:cs="Arial" w:eastAsia="Arial" w:hAnsi="Arial"/>
+                <w:b w:val="false"/>
+                <w:bCs w:val="false"/>
+                <w:i w:val="false"/>
+                <w:iCs w:val="false"/>
+                <w:color w:val="000000"/>
+                <w:sz w:val="18"/>
+                <w:szCs w:val="18"/>
+              </w:rPr>
+              <w:t xml:space="preserve">Observable indicator 1: Each group's grouped frequency table has a tally column that sums correctly to 40 total prices. Teacher checks two groups' tallies before gallery rotation begins. Observable indicator 2: During gallery rotation, learners can verbally articulate at least one difference between the three tables (e.g., 'Mat C hides whether prices were Ksh 40 or Ksh 58 — they look the same'). Observable indicator 3: Individual Kisumu rainfall tables show correct class boundaries and a frequency column that sums to 24. Learners who cannot start the Kisumu task independently are paired with a peer who completed their maize table accurately.</w:t>
+            </w:r>
+          </w:p>
+        </w:tc>
+      </w:tr>
+      <w:tr>
+        <w:tc>
+          <w:tcPr>
+            <w:tcW w:type="dxa" w:w="1520"/>
+            <w:shd w:fill="E2EFDA" w:color="auto" w:val="clear"/>
+            <w:tcMar>
+              <w:top w:type="dxa" w:w="60"/>
+              <w:left w:type="dxa" w:w="120"/>
+              <w:bottom w:type="dxa" w:w="60"/>
+              <w:right w:type="dxa" w:w="120"/>
+            </w:tcMar>
+            <w:vAlign w:val="top"/>
+          </w:tcPr>
+          <w:p>
+            <w:pPr>
+              <w:spacing w:after="40" w:before="0"/>
+              <w:jc w:val="left"/>
+            </w:pPr>
+            <w:r>
+              <w:rPr>
+                <w:rFonts w:ascii="Arial" w:cs="Arial" w:eastAsia="Arial" w:hAnsi="Arial"/>
+                <w:b/>
+                <w:bCs/>
+                <w:i w:val="false"/>
+                <w:iCs w:val="false"/>
+                <w:color w:val="000000"/>
+                <w:sz w:val="18"/>
+                <w:szCs w:val="18"/>
+              </w:rPr>
+              <w:t xml:space="preserve">Explain Phase</w:t>
+            </w:r>
+          </w:p>
+          <w:p>
+            <w:pPr>
+              <w:spacing w:after="20" w:before="0"/>
+            </w:pPr>
+            <w:r>
+              <w:rPr>
+                <w:rFonts w:ascii="Arial" w:cs="Arial" w:eastAsia="Arial" w:hAnsi="Arial"/>
+                <w:b/>
+                <w:bCs/>
+                <w:color w:val="1F3864"/>
+                <w:sz w:val="16"/>
+                <w:szCs w:val="16"/>
+              </w:rPr>
+              <w:t xml:space="preserve">📹 VIDEO:</w:t>
+            </w:r>
+          </w:p>
+          <w:p>
+            <w:pPr>
+              <w:spacing w:after="20" w:before="0"/>
+            </w:pPr>
+            <w:hyperlink w:history="1" r:id="rIdkjyirfled-tv38qvs8vpd">
+              <w:r>
+                <w:rPr>
+                  <w:rFonts w:ascii="Arial" w:cs="Arial" w:eastAsia="Arial" w:hAnsi="Arial"/>
+                  <w:color w:val="2E75B6"/>
+                  <w:sz w:val="16"/>
+                  <w:szCs w:val="16"/>
+                  <w:u w:val="single" w:color="2E75B6"/>
+                </w:rPr>
+                <w:t xml:space="preserve">Statistics intro: Mean, median, &amp; mode</w:t>
+              </w:r>
+            </w:hyperlink>
+          </w:p>
+          <w:p>
+            <w:pPr>
+              <w:spacing w:after="10" w:before="0"/>
+              <w:ind w:left="120"/>
+            </w:pPr>
+            <w:r>
+              <w:rPr>
+                <w:rFonts w:ascii="Arial" w:cs="Arial" w:eastAsia="Arial" w:hAnsi="Arial"/>
+                <w:color w:val="595959"/>
+                <w:sz w:val="14"/>
+                <w:szCs w:val="14"/>
+              </w:rPr>
+              <w:t xml:space="preserve">Source: Khan Academy (English - US curriculum)</w:t>
+            </w:r>
+          </w:p>
+          <w:p>
+            <w:pPr>
+              <w:spacing w:after="10" w:before="0"/>
+              <w:ind w:left="120"/>
+            </w:pPr>
+            <w:hyperlink w:history="1" r:id="rId71pzzdk3vonyexiqg4pxq">
+              <w:r>
+                <w:rPr>
+                  <w:rFonts w:ascii="Arial" w:cs="Arial" w:eastAsia="Arial" w:hAnsi="Arial"/>
+                  <w:color w:val="595959"/>
+                  <w:sz w:val="14"/>
+                  <w:szCs w:val="14"/>
+                  <w:u w:val="single" w:color="595959"/>
+                </w:rPr>
+                <w:t xml:space="preserve">🔍 Search ARES for similar videos</w:t>
+              </w:r>
+            </w:hyperlink>
+          </w:p>
+          <w:p>
+            <w:pPr>
+              <w:spacing w:after="40" w:before="0"/>
+            </w:pPr>
+            <w:r>
+              <w:rPr>
+                <w:sz w:val="14"/>
+                <w:szCs w:val="14"/>
+              </w:rPr>
+              <w:t xml:space="preserve"/>
+            </w:r>
+          </w:p>
+          <w:p>
+            <w:pPr>
+              <w:spacing w:after="20" w:before="0"/>
+            </w:pPr>
+            <w:r>
+              <w:rPr>
+                <w:rFonts w:ascii="Arial" w:cs="Arial" w:eastAsia="Arial" w:hAnsi="Arial"/>
+                <w:b/>
+                <w:bCs/>
+                <w:color w:val="1F3864"/>
+                <w:sz w:val="16"/>
+                <w:szCs w:val="16"/>
+              </w:rPr>
+              <w:t xml:space="preserve">📖 EXERCISE:</w:t>
+            </w:r>
+          </w:p>
+          <w:p>
+            <w:pPr>
+              <w:spacing w:after="20" w:before="0"/>
+            </w:pPr>
+            <w:hyperlink w:history="1" r:id="rIdpfld_nhvvunueckpmnuvn">
               <w:r>
                 <w:rPr>
                   <w:rFonts w:ascii="Arial" w:cs="Arial" w:eastAsia="Arial" w:hAnsi="Arial"/>
@@ -18165,7 +18777,7 @@
               <w:spacing w:after="10" w:before="0"/>
               <w:ind w:left="120"/>
             </w:pPr>
-            <w:hyperlink w:history="1" r:id="rId9glq2soyv5cxm7-f1tltx">
+            <w:hyperlink w:history="1" r:id="rIdxwrofxgruoetk69_j1ngh">
               <w:r>
                 <w:rPr>
                   <w:rFonts w:ascii="Arial" w:cs="Arial" w:eastAsia="Arial" w:hAnsi="Arial"/>
@@ -18207,7 +18819,7 @@
                 <w:sz w:val="18"/>
                 <w:szCs w:val="18"/>
               </w:rPr>
-              <w:t xml:space="preserve">Learners are shown the 40 Wakulima Market maize prices written in random order on the board (same chaotic list from Lesson 1). The teacher poses: 'We have already found the mean, median, and mode of these prices. Now imagine you sort these 40 prices into groups — say, all prices between Ksh 40 and 49 in one group, Ksh 50 and 59 in another, and so on. In your exercise book, predict: (a) How many groups do you think you will end up with? (b) Which group do you think will be the largest? (c) Will grouping make it easier or harder to see whether the family or the neighbour is right?' Learners write individual predictions (3 minutes), then share with a shoulder partner (2 minutes). Two or three pairs share whole-class. Teacher records predictions on a corner of the board labelled 'Our Predictions — we will test these.'</w:t>
+              <w:t xml:space="preserve">Whole-class discussion anchored by the three grouped frequency tables on the board (one from each mat type). The teacher formally introduces the term 'modal class' and writes the definition: 'The modal class is the class interval with the highest frequency in a grouped frequency distribution.' Learners identify the modal class for each of the three maize price tables and record all three in their exercise books. The teacher then projects (or draws) the ungrouped mode found in Lesson 3 beside the three modal classes, and asks: 'Are they all the same? What does this tell us?' Learners write a 3-sentence 'Data Story' in their exercise books: Sentence 1 — state the modal class for Ksh 10 intervals. Sentence 2 — compare it to the ungrouped mode. Sentence 3 — explain what this means for the family-vs-neighbour dispute. Pairs share their data stories. Selected stories are read aloud and the class agrees on a 'best evidence' sentence to add to the class Data Wall. Learners also identify the modal class for their Kisumu rainfall grouped table and annotate it with one sentence about what it reveals about Kisumu's rainfall pattern.</w:t>
             </w:r>
           </w:p>
         </w:tc>
@@ -18239,7 +18851,7 @@
                 <w:sz w:val="18"/>
                 <w:szCs w:val="18"/>
               </w:rPr>
-              <w:t xml:space="preserve">Display the 40 prices. Say verbatim: 'Before we do any mathematics, I want your honest gut feeling. Look at these numbers — all 40 of them — and predict what grouping will do to them.' Allow 10 seconds of silent thinking (WAIT TIME) before learners write. After partner sharing, cold-call exactly 3 pairs using names from the register: one who predicts grouping helps the family's case, one who predicts it helps the neighbour's case, one who is unsure. Record all three views without evaluating. Say: 'None of these predictions is wrong yet — we are scientists today. Let the data decide.'</w:t>
+              <w:t xml:space="preserve">Write on the board: 'Modal Class = the class interval with the highest frequency.' Say: 'This is NOT the same as the mode of ungrouped data — it is a range, not a single value. Write both the definition and an example in your own words.' Give 3 minutes of silent writing. Then ask: 'Raise your hand if your maize price modal class using Ksh 10 intervals is Ksh 50–59.' Count hands. 'Raise your hand if it is different.' Investigate any discrepancy by asking one learner to walk through their tally aloud — this is a live error-correction moment, not punishment. Cold-call 3 learners to read their Data Story Sentence 3 aloud. After each, ask the class: 'Does this sentence answer our driving question? Does it help settle the family-neighbour dispute? Thumbs up / sideways / down.' Record the consensus sentence on the Data Wall. For the Kisumu modal class, cold-call 2 learners and ask: 'What does your modal class tell a Kisumu farmer about when to plant?'</w:t>
             </w:r>
           </w:p>
         </w:tc>
@@ -18271,7 +18883,7 @@
                 <w:sz w:val="18"/>
                 <w:szCs w:val="18"/>
               </w:rPr>
-              <w:t xml:space="preserve">Prediction-first activation (NGSS SEP 2 — Developing and Using Models): By committing a prediction to paper before any instruction, learners activate prior knowledge about data distribution and create personal cognitive stakes in the outcome. The three competing predictions on the board create productive tension that the Observe phase will resolve.</w:t>
+              <w:t xml:space="preserve">Concept Definition + Contrast (NGSS SEP 6 — Constructing Explanations): Learners construct the meaning of 'modal class' by comparing it explicitly to the ungrouped mode they already know. The Data Story writing task forces integration of new vocabulary into a real narrative about the phenomenon, making the concept functional rather than inert. Connecting the Kisumu rainfall modal class to farming decisions embeds statistical reasoning in authentic Kenyan life.</w:t>
             </w:r>
           </w:p>
         </w:tc>
@@ -18303,7 +18915,7 @@
                 <w:sz w:val="18"/>
                 <w:szCs w:val="18"/>
               </w:rPr>
-              <w:t xml:space="preserve">Observable indicator: Learners' written predictions reference specific class intervals or frequency estimates rather than vague answers ('more than 4 groups', 'the Ksh 50–59 group will be biggest'). If most predictions are vague or blank, the teacher pauses and reteaches the idea of class intervals using a quick analogy: 'Think of sorting maize sacks by weight — 0–10 kg, 11–20 kg. What would you call each pile?' Collect 4–5 books at random to check written predictions before moving on.</w:t>
+              <w:t xml:space="preserve">Observable indicator 1: Learners can correctly identify the modal class from a grouped frequency table without prompting (check during silent writing). Observable indicator 2: Learners' Data Story Sentence 2 correctly states whether the modal class interval contains the ungrouped mode value. Observable indicator 3: At least 70% of thumbs-up responses to Data Story Sentence 3 indicate class consensus that the sentence is relevant to the driving question. Learners who write sentences disconnected from the phenomenon are redirected with: 'Does your sentence mention the family, the neighbour, or the maize price? If not, revise it.'</w:t>
             </w:r>
           </w:p>
         </w:tc>
@@ -18312,32 +18924,32 @@
         <w:tc>
           <w:tcPr>
             <w:tcW w:type="dxa" w:w="1520"/>
-            <w:shd w:fill="D9EEF1" w:color="auto" w:val="clear"/>
-            <w:tcMar>
-              <w:top w:type="dxa" w:w="60"/>
-              <w:left w:type="dxa" w:w="120"/>
-              <w:bottom w:type="dxa" w:w="60"/>
-              <w:right w:type="dxa" w:w="120"/>
-            </w:tcMar>
-            <w:vAlign w:val="top"/>
-          </w:tcPr>
-          <w:p>
-            <w:pPr>
-              <w:spacing w:after="40" w:before="0"/>
-              <w:jc w:val="left"/>
-            </w:pPr>
-            <w:r>
-              <w:rPr>
-                <w:rFonts w:ascii="Arial" w:cs="Arial" w:eastAsia="Arial" w:hAnsi="Arial"/>
-                <w:b/>
-                <w:bCs/>
-                <w:i w:val="false"/>
-                <w:iCs w:val="false"/>
-                <w:color w:val="000000"/>
-                <w:sz w:val="18"/>
-                <w:szCs w:val="18"/>
-              </w:rPr>
-              <w:t xml:space="preserve">Observe Phase</w:t>
+            <w:shd w:fill="FCE4D6" w:color="auto" w:val="clear"/>
+            <w:tcMar>
+              <w:top w:type="dxa" w:w="60"/>
+              <w:left w:type="dxa" w:w="120"/>
+              <w:bottom w:type="dxa" w:w="60"/>
+              <w:right w:type="dxa" w:w="120"/>
+            </w:tcMar>
+            <w:vAlign w:val="top"/>
+          </w:tcPr>
+          <w:p>
+            <w:pPr>
+              <w:spacing w:after="40" w:before="0"/>
+              <w:jc w:val="left"/>
+            </w:pPr>
+            <w:r>
+              <w:rPr>
+                <w:rFonts w:ascii="Arial" w:cs="Arial" w:eastAsia="Arial" w:hAnsi="Arial"/>
+                <w:b/>
+                <w:bCs/>
+                <w:i w:val="false"/>
+                <w:iCs w:val="false"/>
+                <w:color w:val="000000"/>
+                <w:sz w:val="18"/>
+                <w:szCs w:val="18"/>
+              </w:rPr>
+              <w:t xml:space="preserve">Driving Question Board (DQB) Creation</w:t>
             </w:r>
           </w:p>
           <w:p>
@@ -18360,7 +18972,7 @@
             <w:pPr>
               <w:spacing w:after="20" w:before="0"/>
             </w:pPr>
-            <w:hyperlink w:history="1" r:id="rIdoltie04eywzyyg5poxhxe">
+            <w:hyperlink w:history="1" r:id="rIdql8gg45mxjh2cgci3lurq">
               <w:r>
                 <w:rPr>
                   <w:rFonts w:ascii="Arial" w:cs="Arial" w:eastAsia="Arial" w:hAnsi="Arial"/>
@@ -18369,7 +18981,7 @@
                   <w:szCs w:val="16"/>
                   <w:u w:val="single" w:color="2E75B6"/>
                 </w:rPr>
-                <w:t xml:space="preserve">Modal verbs</w:t>
+                <w:t xml:space="preserve">Using a table to estimate P-value from t statistic</w:t>
               </w:r>
             </w:hyperlink>
           </w:p>
@@ -18393,7 +19005,7 @@
               <w:spacing w:after="10" w:before="0"/>
               <w:ind w:left="120"/>
             </w:pPr>
-            <w:hyperlink w:history="1" r:id="rIdw_hhbu3_vyfly6hllmlgf">
+            <w:hyperlink w:history="1" r:id="rIdoz4lqvl5avy5wm6ebj4os">
               <w:r>
                 <w:rPr>
                   <w:rFonts w:ascii="Arial" w:cs="Arial" w:eastAsia="Arial" w:hAnsi="Arial"/>
@@ -18438,7 +19050,7 @@
             <w:pPr>
               <w:spacing w:after="20" w:before="0"/>
             </w:pPr>
-            <w:hyperlink w:history="1" r:id="rId8uhwrpyrxsjhjwgbxitzd">
+            <w:hyperlink w:history="1" r:id="rIdplpopziwddkiguy9mbvvu">
               <w:r>
                 <w:rPr>
                   <w:rFonts w:ascii="Arial" w:cs="Arial" w:eastAsia="Arial" w:hAnsi="Arial"/>
@@ -18447,7 +19059,7 @@
                   <w:szCs w:val="16"/>
                   <w:u w:val="single" w:color="2E75B6"/>
                 </w:rPr>
-                <w:t xml:space="preserve">Calculating the test statistic in a z test for a proportion</w:t>
+                <w:t xml:space="preserve">Test statistic and P-value in chi-square tests with two-way tables</w:t>
               </w:r>
             </w:hyperlink>
           </w:p>
@@ -18471,7 +19083,7 @@
               <w:spacing w:after="10" w:before="0"/>
               <w:ind w:left="120"/>
             </w:pPr>
-            <w:hyperlink w:history="1" r:id="rIdx1n4u1gjab-kvhzcra0na">
+            <w:hyperlink w:history="1" r:id="rIdib7dkv82d4mdexqhsgvh-">
               <w:r>
                 <w:rPr>
                   <w:rFonts w:ascii="Arial" w:cs="Arial" w:eastAsia="Arial" w:hAnsi="Arial"/>
@@ -18513,7 +19125,7 @@
                 <w:sz w:val="18"/>
                 <w:szCs w:val="18"/>
               </w:rPr>
-              <w:t xml:space="preserve">Each group of 4 receives a set of 40 small paper cards, each printed with one of the 40 maize prices (pre-cut by teacher or printed on a strip for learners to cut). Groups also receive three printed 'sorting mats': Mat A uses class width = Ksh 5 (intervals: 40–44, 45–49, 50–54, …), Mat B uses class width = Ksh 10 (40–49, 50–59, …), Mat C uses class width = Ksh 20 (40–59, 60–79, …). Each group is assigned ONE mat. They physically place each price card into the correct class interval, count the cards in each interval, and construct a grouped frequency distribution table in their exercise books, including a tally column. Groups then do a 'gallery rotation' (4 minutes): they view the tables of groups using the other two class widths and note differences. As a supporting observation, each learner also receives a printed strip of 24 monthly Kisumu rainfall figures (mm) and individually constructs a grouped frequency table using class width = 20 mm (0–19, 20–39, 40–59, …) in their exercise books.</w:t>
+              <w:t xml:space="preserve">Each learner receives two sticky notes (or writes in a designated DQB section of their exercise book for offline settings). On the FIRST note (green / left column): learners write one thing they now understand about the maize price data that they did not understand before this lesson — specifically referencing grouped data or modal class. On the SECOND note (orange / right column): learners write one NEW question that has emerged from today's lesson — for example: 'If we change the class width, does the modal class always change?' or 'Can two different class widths give the same modal class?' or 'Is the modal class useful for the family making a budget?' Notes are posted on the class DQB under columns labelled 'We Now Understand' and 'We Still Wonder.' The teacher reads 3–4 new questions aloud, annotates which ones will be addressed in Lessons 7–8 (histograms and frequency polygons), and circles any that the class can answer right now using today's evidence.</w:t>
             </w:r>
           </w:p>
         </w:tc>
@@ -18545,7 +19157,7 @@
                 <w:sz w:val="18"/>
                 <w:szCs w:val="18"/>
               </w:rPr>
-              <w:t xml:space="preserve">Distribute materials and say: 'Your job is to be data detectives. Sort every price card into the correct interval on your mat — no card left behind. Then build your grouped frequency table.' Circulate every 3 minutes. At the 10-minute mark, stop the class and ask: 'Group using Mat B, what did you find is the most frequent class interval?' (WAIT TIME 12 seconds.) Cold-call the reporter for one Mat B group. Then ask a Mat A group: 'Did you get the same modal class as Mat B?' Cold-call one Mat A reporter. Then ask the Mat C group: 'What happened to the detail when you used Ksh 20 intervals?' (WAIT TIME 10 seconds.) Record the three different modal classes (or confirmations) on the board side-by-side. During gallery rotation, prompt with: 'Ask yourself — if I were the family trying to prove prices vary, which table would I show? If I were the neighbour trying to prove stability, which table would I show?' For the Kisumu rainfall task, say: 'Now apply exactly the same skill to a different Kenyan dataset — monthly rainfall recorded at Kisumu Meteorological Station.'</w:t>
+              <w:t xml:space="preserve">Say: 'Our Driving Question asks how statistics can tell an honest and useful story. Today we learned that the story can change depending on how we group the data. That is powerful — and a little frightening. Write on your green note: what do you now understand about the maize price story? Write on your orange note: what new question did today's lesson open up for you?' Allow 4 minutes of silent writing. Collect notes and read 4 aloud (anonymously). For each new question, ask: 'Can we answer this right now with what we know, or do we need more evidence?' Mark unanswered questions with a star. Say: 'These starred questions are exactly what Lessons 7 and 8 are designed to answer — the histogram will make the distribution visible in a way the table cannot.'</w:t>
             </w:r>
           </w:p>
         </w:tc>
@@ -18577,7 +19189,7 @@
                 <w:sz w:val="18"/>
                 <w:szCs w:val="18"/>
               </w:rPr>
-              <w:t xml:space="preserve">Concrete Manipulation → Tabular Abstraction (NGSS SEP 3 — Planning and Carrying Out Investigations; SEP 4 — Analysing and Interpreting Data): Physical sorting of cards makes the abstract idea of class intervals tangible. Learners 'feel' the data moving into bins before they write numbers in a table. The three-mat comparison is a controlled investigation into class-width choice, directly observable and discussable. The Kisumu transfer task checks that the skill is not bound to one context.</w:t>
+              <w:t xml:space="preserve">Metacognitive Charting (NGSS SEP 8 — Obtaining, Evaluating, and Communicating Information): The two-column DQB separates declarative knowledge gains from open inquiry threads, training learners to distinguish what they know from what they still need to investigate. This is a core scientific habit of mind that mirrors how Kenyan data analysts at KNBS (Kenya National Bureau of Statistics) work.</w:t>
             </w:r>
           </w:p>
         </w:tc>
@@ -18609,7 +19221,7 @@
                 <w:sz w:val="18"/>
                 <w:szCs w:val="18"/>
               </w:rPr>
-              <w:t xml:space="preserve">Observable indicator 1: Each group's grouped frequency table has a tally column that sums correctly to 40 total prices. Teacher checks two groups' tallies before gallery rotation begins. Observable indicator 2: During gallery rotation, learners can verbally articulate at least one difference between the three tables (e.g., 'Mat C hides whether prices were Ksh 40 or Ksh 58 — they look the same'). Observable indicator 3: Individual Kisumu rainfall tables show correct class boundaries and a frequency column that sums to 24. Learners who cannot start the Kisumu task independently are paired with a peer who completed their maize table accurately.</w:t>
+              <w:t xml:space="preserve">Observable indicator: Green notes contain specific, lesson-linked content (e.g., 'I now understand that the modal class for maize prices is Ksh 50–59, which means most days the family paid between Ksh 50 and Ksh 59'). Vague notes ('I learned about grouping') indicate surface processing — the teacher privately follows up with those learners at the start of Lesson 7. Orange notes that are genuine mathematical questions (not personal comments) indicate productive curiosity.</w:t>
             </w:r>
           </w:p>
         </w:tc>
@@ -18618,32 +19230,32 @@
         <w:tc>
           <w:tcPr>
             <w:tcW w:type="dxa" w:w="1520"/>
-            <w:shd w:fill="E2EFDA" w:color="auto" w:val="clear"/>
-            <w:tcMar>
-              <w:top w:type="dxa" w:w="60"/>
-              <w:left w:type="dxa" w:w="120"/>
-              <w:bottom w:type="dxa" w:w="60"/>
-              <w:right w:type="dxa" w:w="120"/>
-            </w:tcMar>
-            <w:vAlign w:val="top"/>
-          </w:tcPr>
-          <w:p>
-            <w:pPr>
-              <w:spacing w:after="40" w:before="0"/>
-              <w:jc w:val="left"/>
-            </w:pPr>
-            <w:r>
-              <w:rPr>
-                <w:rFonts w:ascii="Arial" w:cs="Arial" w:eastAsia="Arial" w:hAnsi="Arial"/>
-                <w:b/>
-                <w:bCs/>
-                <w:i w:val="false"/>
-                <w:iCs w:val="false"/>
-                <w:color w:val="000000"/>
-                <w:sz w:val="18"/>
-                <w:szCs w:val="18"/>
-              </w:rPr>
-              <w:t xml:space="preserve">Explain Phase</w:t>
+            <w:shd w:fill="D5E8F0" w:color="auto" w:val="clear"/>
+            <w:tcMar>
+              <w:top w:type="dxa" w:w="60"/>
+              <w:left w:type="dxa" w:w="120"/>
+              <w:bottom w:type="dxa" w:w="60"/>
+              <w:right w:type="dxa" w:w="120"/>
+            </w:tcMar>
+            <w:vAlign w:val="top"/>
+          </w:tcPr>
+          <w:p>
+            <w:pPr>
+              <w:spacing w:after="40" w:before="0"/>
+              <w:jc w:val="left"/>
+            </w:pPr>
+            <w:r>
+              <w:rPr>
+                <w:rFonts w:ascii="Arial" w:cs="Arial" w:eastAsia="Arial" w:hAnsi="Arial"/>
+                <w:b/>
+                <w:bCs/>
+                <w:i w:val="false"/>
+                <w:iCs w:val="false"/>
+                <w:color w:val="000000"/>
+                <w:sz w:val="18"/>
+                <w:szCs w:val="18"/>
+              </w:rPr>
+              <w:t xml:space="preserve">Model Building Phase</w:t>
             </w:r>
           </w:p>
           <w:p>
@@ -18666,7 +19278,7 @@
             <w:pPr>
               <w:spacing w:after="20" w:before="0"/>
             </w:pPr>
-            <w:hyperlink w:history="1" r:id="rIdo36p6pampjzrd6ymcgvmz">
+            <w:hyperlink w:history="1" r:id="rId1tptgohdmxrpncc8reefw">
               <w:r>
                 <w:rPr>
                   <w:rFonts w:ascii="Arial" w:cs="Arial" w:eastAsia="Arial" w:hAnsi="Arial"/>
@@ -18675,7 +19287,7 @@
                   <w:szCs w:val="16"/>
                   <w:u w:val="single" w:color="2E75B6"/>
                 </w:rPr>
-                <w:t xml:space="preserve">Modal verbs</w:t>
+                <w:t xml:space="preserve">Using a table to estimate P-value from t statistic</w:t>
               </w:r>
             </w:hyperlink>
           </w:p>
@@ -18699,7 +19311,7 @@
               <w:spacing w:after="10" w:before="0"/>
               <w:ind w:left="120"/>
             </w:pPr>
-            <w:hyperlink w:history="1" r:id="rId0i56vv0_fc2lt_xcksn3d">
+            <w:hyperlink w:history="1" r:id="rIdzq7mhlx2dlihn6rqntosy">
               <w:r>
                 <w:rPr>
                   <w:rFonts w:ascii="Arial" w:cs="Arial" w:eastAsia="Arial" w:hAnsi="Arial"/>
@@ -18744,7 +19356,7 @@
             <w:pPr>
               <w:spacing w:after="20" w:before="0"/>
             </w:pPr>
-            <w:hyperlink w:history="1" r:id="rIdh7jcnhf_nynetha1bxq_d">
+            <w:hyperlink w:history="1" r:id="rIdgfharpvoztd1fxaev9hii">
               <w:r>
                 <w:rPr>
                   <w:rFonts w:ascii="Arial" w:cs="Arial" w:eastAsia="Arial" w:hAnsi="Arial"/>
@@ -18777,619 +19389,7 @@
               <w:spacing w:after="10" w:before="0"/>
               <w:ind w:left="120"/>
             </w:pPr>
-            <w:hyperlink w:history="1" r:id="rIdzzstdqskln4iiautf32xm">
-              <w:r>
-                <w:rPr>
-                  <w:rFonts w:ascii="Arial" w:cs="Arial" w:eastAsia="Arial" w:hAnsi="Arial"/>
-                  <w:color w:val="595959"/>
-                  <w:sz w:val="14"/>
-                  <w:szCs w:val="14"/>
-                  <w:u w:val="single" w:color="595959"/>
-                </w:rPr>
-                <w:t xml:space="preserve">🔍 Search ARES for similar readings</w:t>
-              </w:r>
-            </w:hyperlink>
-          </w:p>
-        </w:tc>
-        <w:tc>
-          <w:tcPr>
-            <w:tcW w:type="dxa" w:w="3040"/>
-            <w:shd w:fill="FFFFFF" w:color="auto" w:val="clear"/>
-            <w:tcMar>
-              <w:top w:type="dxa" w:w="60"/>
-              <w:left w:type="dxa" w:w="120"/>
-              <w:bottom w:type="dxa" w:w="60"/>
-              <w:right w:type="dxa" w:w="120"/>
-            </w:tcMar>
-            <w:vAlign w:val="top"/>
-          </w:tcPr>
-          <w:p>
-            <w:pPr>
-              <w:spacing w:after="40" w:before="0"/>
-              <w:jc w:val="left"/>
-            </w:pPr>
-            <w:r>
-              <w:rPr>
-                <w:rFonts w:ascii="Arial" w:cs="Arial" w:eastAsia="Arial" w:hAnsi="Arial"/>
-                <w:b w:val="false"/>
-                <w:bCs w:val="false"/>
-                <w:i w:val="false"/>
-                <w:iCs w:val="false"/>
-                <w:color w:val="000000"/>
-                <w:sz w:val="18"/>
-                <w:szCs w:val="18"/>
-              </w:rPr>
-              <w:t xml:space="preserve">Whole-class discussion anchored by the three grouped frequency tables on the board (one from each mat type). The teacher formally introduces the term 'modal class' and writes the definition: 'The modal class is the class interval with the highest frequency in a grouped frequency distribution.' Learners identify the modal class for each of the three maize price tables and record all three in their exercise books. The teacher then projects (or draws) the ungrouped mode found in Lesson 3 beside the three modal classes, and asks: 'Are they all the same? What does this tell us?' Learners write a 3-sentence 'Data Story' in their exercise books: Sentence 1 — state the modal class for Ksh 10 intervals. Sentence 2 — compare it to the ungrouped mode. Sentence 3 — explain what this means for the family-vs-neighbour dispute. Pairs share their data stories. Selected stories are read aloud and the class agrees on a 'best evidence' sentence to add to the class Data Wall. Learners also identify the modal class for their Kisumu rainfall grouped table and annotate it with one sentence about what it reveals about Kisumu's rainfall pattern.</w:t>
-            </w:r>
-          </w:p>
-        </w:tc>
-        <w:tc>
-          <w:tcPr>
-            <w:tcW w:type="dxa" w:w="3040"/>
-            <w:shd w:fill="F2F2F2" w:color="auto" w:val="clear"/>
-            <w:tcMar>
-              <w:top w:type="dxa" w:w="60"/>
-              <w:left w:type="dxa" w:w="120"/>
-              <w:bottom w:type="dxa" w:w="60"/>
-              <w:right w:type="dxa" w:w="120"/>
-            </w:tcMar>
-            <w:vAlign w:val="top"/>
-          </w:tcPr>
-          <w:p>
-            <w:pPr>
-              <w:spacing w:after="40" w:before="0"/>
-              <w:jc w:val="left"/>
-            </w:pPr>
-            <w:r>
-              <w:rPr>
-                <w:rFonts w:ascii="Arial" w:cs="Arial" w:eastAsia="Arial" w:hAnsi="Arial"/>
-                <w:b w:val="false"/>
-                <w:bCs w:val="false"/>
-                <w:i w:val="false"/>
-                <w:iCs w:val="false"/>
-                <w:color w:val="000000"/>
-                <w:sz w:val="18"/>
-                <w:szCs w:val="18"/>
-              </w:rPr>
-              <w:t xml:space="preserve">Write on the board: 'Modal Class = the class interval with the highest frequency.' Say: 'This is NOT the same as the mode of ungrouped data — it is a range, not a single value. Write both the definition and an example in your own words.' Give 3 minutes of silent writing. Then ask: 'Raise your hand if your maize price modal class using Ksh 10 intervals is Ksh 50–59.' Count hands. 'Raise your hand if it is different.' Investigate any discrepancy by asking one learner to walk through their tally aloud — this is a live error-correction moment, not punishment. Cold-call 3 learners to read their Data Story Sentence 3 aloud. After each, ask the class: 'Does this sentence answer our driving question? Does it help settle the family-neighbour dispute? Thumbs up / sideways / down.' Record the consensus sentence on the Data Wall. For the Kisumu modal class, cold-call 2 learners and ask: 'What does your modal class tell a Kisumu farmer about when to plant?'</w:t>
-            </w:r>
-          </w:p>
-        </w:tc>
-        <w:tc>
-          <w:tcPr>
-            <w:tcW w:type="dxa" w:w="3040"/>
-            <w:shd w:fill="FFFFFF" w:color="auto" w:val="clear"/>
-            <w:tcMar>
-              <w:top w:type="dxa" w:w="60"/>
-              <w:left w:type="dxa" w:w="120"/>
-              <w:bottom w:type="dxa" w:w="60"/>
-              <w:right w:type="dxa" w:w="120"/>
-            </w:tcMar>
-            <w:vAlign w:val="top"/>
-          </w:tcPr>
-          <w:p>
-            <w:pPr>
-              <w:spacing w:after="40" w:before="0"/>
-              <w:jc w:val="left"/>
-            </w:pPr>
-            <w:r>
-              <w:rPr>
-                <w:rFonts w:ascii="Arial" w:cs="Arial" w:eastAsia="Arial" w:hAnsi="Arial"/>
-                <w:b w:val="false"/>
-                <w:bCs w:val="false"/>
-                <w:i w:val="false"/>
-                <w:iCs w:val="false"/>
-                <w:color w:val="000000"/>
-                <w:sz w:val="18"/>
-                <w:szCs w:val="18"/>
-              </w:rPr>
-              <w:t xml:space="preserve">Concept Definition + Contrast (NGSS SEP 6 — Constructing Explanations): Learners construct the meaning of 'modal class' by comparing it explicitly to the ungrouped mode they already know. The Data Story writing task forces integration of new vocabulary into a real narrative about the phenomenon, making the concept functional rather than inert. Connecting the Kisumu rainfall modal class to farming decisions embeds statistical reasoning in authentic Kenyan life.</w:t>
-            </w:r>
-          </w:p>
-        </w:tc>
-        <w:tc>
-          <w:tcPr>
-            <w:tcW w:type="dxa" w:w="3040"/>
-            <w:shd w:fill="F2F2F2" w:color="auto" w:val="clear"/>
-            <w:tcMar>
-              <w:top w:type="dxa" w:w="60"/>
-              <w:left w:type="dxa" w:w="120"/>
-              <w:bottom w:type="dxa" w:w="60"/>
-              <w:right w:type="dxa" w:w="120"/>
-            </w:tcMar>
-            <w:vAlign w:val="top"/>
-          </w:tcPr>
-          <w:p>
-            <w:pPr>
-              <w:spacing w:after="40" w:before="0"/>
-              <w:jc w:val="left"/>
-            </w:pPr>
-            <w:r>
-              <w:rPr>
-                <w:rFonts w:ascii="Arial" w:cs="Arial" w:eastAsia="Arial" w:hAnsi="Arial"/>
-                <w:b w:val="false"/>
-                <w:bCs w:val="false"/>
-                <w:i w:val="false"/>
-                <w:iCs w:val="false"/>
-                <w:color w:val="000000"/>
-                <w:sz w:val="18"/>
-                <w:szCs w:val="18"/>
-              </w:rPr>
-              <w:t xml:space="preserve">Observable indicator 1: Learners can correctly identify the modal class from a grouped frequency table without prompting (check during silent writing). Observable indicator 2: Learners' Data Story Sentence 2 correctly states whether the modal class interval contains the ungrouped mode value. Observable indicator 3: At least 70% of thumbs-up responses to Data Story Sentence 3 indicate class consensus that the sentence is relevant to the driving question. Learners who write sentences disconnected from the phenomenon are redirected with: 'Does your sentence mention the family, the neighbour, or the maize price? If not, revise it.'</w:t>
-            </w:r>
-          </w:p>
-        </w:tc>
-      </w:tr>
-      <w:tr>
-        <w:tc>
-          <w:tcPr>
-            <w:tcW w:type="dxa" w:w="1520"/>
-            <w:shd w:fill="FCE4D6" w:color="auto" w:val="clear"/>
-            <w:tcMar>
-              <w:top w:type="dxa" w:w="60"/>
-              <w:left w:type="dxa" w:w="120"/>
-              <w:bottom w:type="dxa" w:w="60"/>
-              <w:right w:type="dxa" w:w="120"/>
-            </w:tcMar>
-            <w:vAlign w:val="top"/>
-          </w:tcPr>
-          <w:p>
-            <w:pPr>
-              <w:spacing w:after="40" w:before="0"/>
-              <w:jc w:val="left"/>
-            </w:pPr>
-            <w:r>
-              <w:rPr>
-                <w:rFonts w:ascii="Arial" w:cs="Arial" w:eastAsia="Arial" w:hAnsi="Arial"/>
-                <w:b/>
-                <w:bCs/>
-                <w:i w:val="false"/>
-                <w:iCs w:val="false"/>
-                <w:color w:val="000000"/>
-                <w:sz w:val="18"/>
-                <w:szCs w:val="18"/>
-              </w:rPr>
-              <w:t xml:space="preserve">Driving Question Board (DQB) Creation</w:t>
-            </w:r>
-          </w:p>
-          <w:p>
-            <w:pPr>
-              <w:spacing w:after="20" w:before="0"/>
-            </w:pPr>
-            <w:r>
-              <w:rPr>
-                <w:rFonts w:ascii="Arial" w:cs="Arial" w:eastAsia="Arial" w:hAnsi="Arial"/>
-                <w:b/>
-                <w:bCs/>
-                <w:color w:val="1F3864"/>
-                <w:sz w:val="16"/>
-                <w:szCs w:val="16"/>
-              </w:rPr>
-              <w:t xml:space="preserve">📹 VIDEO:</w:t>
-            </w:r>
-          </w:p>
-          <w:p>
-            <w:pPr>
-              <w:spacing w:after="20" w:before="0"/>
-            </w:pPr>
-            <w:hyperlink w:history="1" r:id="rIdjamb6vooninc5scv2atdd">
-              <w:r>
-                <w:rPr>
-                  <w:rFonts w:ascii="Arial" w:cs="Arial" w:eastAsia="Arial" w:hAnsi="Arial"/>
-                  <w:color w:val="2E75B6"/>
-                  <w:sz w:val="16"/>
-                  <w:szCs w:val="16"/>
-                  <w:u w:val="single" w:color="2E75B6"/>
-                </w:rPr>
-                <w:t xml:space="preserve">Modal verbs</w:t>
-              </w:r>
-            </w:hyperlink>
-          </w:p>
-          <w:p>
-            <w:pPr>
-              <w:spacing w:after="10" w:before="0"/>
-              <w:ind w:left="120"/>
-            </w:pPr>
-            <w:r>
-              <w:rPr>
-                <w:rFonts w:ascii="Arial" w:cs="Arial" w:eastAsia="Arial" w:hAnsi="Arial"/>
-                <w:color w:val="595959"/>
-                <w:sz w:val="14"/>
-                <w:szCs w:val="14"/>
-              </w:rPr>
-              <w:t xml:space="preserve">Source: Khan Academy (English - US curriculum)</w:t>
-            </w:r>
-          </w:p>
-          <w:p>
-            <w:pPr>
-              <w:spacing w:after="10" w:before="0"/>
-              <w:ind w:left="120"/>
-            </w:pPr>
-            <w:hyperlink w:history="1" r:id="rIdfz87utciny_c_1lvdp9pp">
-              <w:r>
-                <w:rPr>
-                  <w:rFonts w:ascii="Arial" w:cs="Arial" w:eastAsia="Arial" w:hAnsi="Arial"/>
-                  <w:color w:val="595959"/>
-                  <w:sz w:val="14"/>
-                  <w:szCs w:val="14"/>
-                  <w:u w:val="single" w:color="595959"/>
-                </w:rPr>
-                <w:t xml:space="preserve">🔍 Search ARES for similar videos</w:t>
-              </w:r>
-            </w:hyperlink>
-          </w:p>
-          <w:p>
-            <w:pPr>
-              <w:spacing w:after="40" w:before="0"/>
-            </w:pPr>
-            <w:r>
-              <w:rPr>
-                <w:sz w:val="14"/>
-                <w:szCs w:val="14"/>
-              </w:rPr>
-              <w:t xml:space="preserve"/>
-            </w:r>
-          </w:p>
-          <w:p>
-            <w:pPr>
-              <w:spacing w:after="20" w:before="0"/>
-            </w:pPr>
-            <w:r>
-              <w:rPr>
-                <w:rFonts w:ascii="Arial" w:cs="Arial" w:eastAsia="Arial" w:hAnsi="Arial"/>
-                <w:b/>
-                <w:bCs/>
-                <w:color w:val="1F3864"/>
-                <w:sz w:val="16"/>
-                <w:szCs w:val="16"/>
-              </w:rPr>
-              <w:t xml:space="preserve">📖 EXERCISE:</w:t>
-            </w:r>
-          </w:p>
-          <w:p>
-            <w:pPr>
-              <w:spacing w:after="20" w:before="0"/>
-            </w:pPr>
-            <w:hyperlink w:history="1" r:id="rIdng_edq91-lmctc6nhwi6q">
-              <w:r>
-                <w:rPr>
-                  <w:rFonts w:ascii="Arial" w:cs="Arial" w:eastAsia="Arial" w:hAnsi="Arial"/>
-                  <w:color w:val="2E75B6"/>
-                  <w:sz w:val="16"/>
-                  <w:szCs w:val="16"/>
-                  <w:u w:val="single" w:color="2E75B6"/>
-                </w:rPr>
-                <w:t xml:space="preserve">Test statistic and P-value in chi-square tests with two-way tables</w:t>
-              </w:r>
-            </w:hyperlink>
-          </w:p>
-          <w:p>
-            <w:pPr>
-              <w:spacing w:after="10" w:before="0"/>
-              <w:ind w:left="120"/>
-            </w:pPr>
-            <w:r>
-              <w:rPr>
-                <w:rFonts w:ascii="Arial" w:cs="Arial" w:eastAsia="Arial" w:hAnsi="Arial"/>
-                <w:color w:val="595959"/>
-                <w:sz w:val="14"/>
-                <w:szCs w:val="14"/>
-              </w:rPr>
-              <w:t xml:space="preserve">Source: Khan Academy (English - US curriculum)</w:t>
-            </w:r>
-          </w:p>
-          <w:p>
-            <w:pPr>
-              <w:spacing w:after="10" w:before="0"/>
-              <w:ind w:left="120"/>
-            </w:pPr>
-            <w:hyperlink w:history="1" r:id="rIdth87ksxkqhe-m-4olhlcs">
-              <w:r>
-                <w:rPr>
-                  <w:rFonts w:ascii="Arial" w:cs="Arial" w:eastAsia="Arial" w:hAnsi="Arial"/>
-                  <w:color w:val="595959"/>
-                  <w:sz w:val="14"/>
-                  <w:szCs w:val="14"/>
-                  <w:u w:val="single" w:color="595959"/>
-                </w:rPr>
-                <w:t xml:space="preserve">🔍 Search ARES for similar readings</w:t>
-              </w:r>
-            </w:hyperlink>
-          </w:p>
-        </w:tc>
-        <w:tc>
-          <w:tcPr>
-            <w:tcW w:type="dxa" w:w="3040"/>
-            <w:shd w:fill="FFFFFF" w:color="auto" w:val="clear"/>
-            <w:tcMar>
-              <w:top w:type="dxa" w:w="60"/>
-              <w:left w:type="dxa" w:w="120"/>
-              <w:bottom w:type="dxa" w:w="60"/>
-              <w:right w:type="dxa" w:w="120"/>
-            </w:tcMar>
-            <w:vAlign w:val="top"/>
-          </w:tcPr>
-          <w:p>
-            <w:pPr>
-              <w:spacing w:after="40" w:before="0"/>
-              <w:jc w:val="left"/>
-            </w:pPr>
-            <w:r>
-              <w:rPr>
-                <w:rFonts w:ascii="Arial" w:cs="Arial" w:eastAsia="Arial" w:hAnsi="Arial"/>
-                <w:b w:val="false"/>
-                <w:bCs w:val="false"/>
-                <w:i w:val="false"/>
-                <w:iCs w:val="false"/>
-                <w:color w:val="000000"/>
-                <w:sz w:val="18"/>
-                <w:szCs w:val="18"/>
-              </w:rPr>
-              <w:t xml:space="preserve">Each learner receives two sticky notes (or writes in a designated DQB section of their exercise book for offline settings). On the FIRST note (green / left column): learners write one thing they now understand about the maize price data that they did not understand before this lesson — specifically referencing grouped data or modal class. On the SECOND note (orange / right column): learners write one NEW question that has emerged from today's lesson — for example: 'If we change the class width, does the modal class always change?' or 'Can two different class widths give the same modal class?' or 'Is the modal class useful for the family making a budget?' Notes are posted on the class DQB under columns labelled 'We Now Understand' and 'We Still Wonder.' The teacher reads 3–4 new questions aloud, annotates which ones will be addressed in Lessons 7–8 (histograms and frequency polygons), and circles any that the class can answer right now using today's evidence.</w:t>
-            </w:r>
-          </w:p>
-        </w:tc>
-        <w:tc>
-          <w:tcPr>
-            <w:tcW w:type="dxa" w:w="3040"/>
-            <w:shd w:fill="F2F2F2" w:color="auto" w:val="clear"/>
-            <w:tcMar>
-              <w:top w:type="dxa" w:w="60"/>
-              <w:left w:type="dxa" w:w="120"/>
-              <w:bottom w:type="dxa" w:w="60"/>
-              <w:right w:type="dxa" w:w="120"/>
-            </w:tcMar>
-            <w:vAlign w:val="top"/>
-          </w:tcPr>
-          <w:p>
-            <w:pPr>
-              <w:spacing w:after="40" w:before="0"/>
-              <w:jc w:val="left"/>
-            </w:pPr>
-            <w:r>
-              <w:rPr>
-                <w:rFonts w:ascii="Arial" w:cs="Arial" w:eastAsia="Arial" w:hAnsi="Arial"/>
-                <w:b w:val="false"/>
-                <w:bCs w:val="false"/>
-                <w:i w:val="false"/>
-                <w:iCs w:val="false"/>
-                <w:color w:val="000000"/>
-                <w:sz w:val="18"/>
-                <w:szCs w:val="18"/>
-              </w:rPr>
-              <w:t xml:space="preserve">Say: 'Our Driving Question asks how statistics can tell an honest and useful story. Today we learned that the story can change depending on how we group the data. That is powerful — and a little frightening. Write on your green note: what do you now understand about the maize price story? Write on your orange note: what new question did today's lesson open up for you?' Allow 4 minutes of silent writing. Collect notes and read 4 aloud (anonymously). For each new question, ask: 'Can we answer this right now with what we know, or do we need more evidence?' Mark unanswered questions with a star. Say: 'These starred questions are exactly what Lessons 7 and 8 are designed to answer — the histogram will make the distribution visible in a way the table cannot.'</w:t>
-            </w:r>
-          </w:p>
-        </w:tc>
-        <w:tc>
-          <w:tcPr>
-            <w:tcW w:type="dxa" w:w="3040"/>
-            <w:shd w:fill="FFFFFF" w:color="auto" w:val="clear"/>
-            <w:tcMar>
-              <w:top w:type="dxa" w:w="60"/>
-              <w:left w:type="dxa" w:w="120"/>
-              <w:bottom w:type="dxa" w:w="60"/>
-              <w:right w:type="dxa" w:w="120"/>
-            </w:tcMar>
-            <w:vAlign w:val="top"/>
-          </w:tcPr>
-          <w:p>
-            <w:pPr>
-              <w:spacing w:after="40" w:before="0"/>
-              <w:jc w:val="left"/>
-            </w:pPr>
-            <w:r>
-              <w:rPr>
-                <w:rFonts w:ascii="Arial" w:cs="Arial" w:eastAsia="Arial" w:hAnsi="Arial"/>
-                <w:b w:val="false"/>
-                <w:bCs w:val="false"/>
-                <w:i w:val="false"/>
-                <w:iCs w:val="false"/>
-                <w:color w:val="000000"/>
-                <w:sz w:val="18"/>
-                <w:szCs w:val="18"/>
-              </w:rPr>
-              <w:t xml:space="preserve">Metacognitive Charting (NGSS SEP 8 — Obtaining, Evaluating, and Communicating Information): The two-column DQB separates declarative knowledge gains from open inquiry threads, training learners to distinguish what they know from what they still need to investigate. This is a core scientific habit of mind that mirrors how Kenyan data analysts at KNBS (Kenya National Bureau of Statistics) work.</w:t>
-            </w:r>
-          </w:p>
-        </w:tc>
-        <w:tc>
-          <w:tcPr>
-            <w:tcW w:type="dxa" w:w="3040"/>
-            <w:shd w:fill="F2F2F2" w:color="auto" w:val="clear"/>
-            <w:tcMar>
-              <w:top w:type="dxa" w:w="60"/>
-              <w:left w:type="dxa" w:w="120"/>
-              <w:bottom w:type="dxa" w:w="60"/>
-              <w:right w:type="dxa" w:w="120"/>
-            </w:tcMar>
-            <w:vAlign w:val="top"/>
-          </w:tcPr>
-          <w:p>
-            <w:pPr>
-              <w:spacing w:after="40" w:before="0"/>
-              <w:jc w:val="left"/>
-            </w:pPr>
-            <w:r>
-              <w:rPr>
-                <w:rFonts w:ascii="Arial" w:cs="Arial" w:eastAsia="Arial" w:hAnsi="Arial"/>
-                <w:b w:val="false"/>
-                <w:bCs w:val="false"/>
-                <w:i w:val="false"/>
-                <w:iCs w:val="false"/>
-                <w:color w:val="000000"/>
-                <w:sz w:val="18"/>
-                <w:szCs w:val="18"/>
-              </w:rPr>
-              <w:t xml:space="preserve">Observable indicator: Green notes contain specific, lesson-linked content (e.g., 'I now understand that the modal class for maize prices is Ksh 50–59, which means most days the family paid between Ksh 50 and Ksh 59'). Vague notes ('I learned about grouping') indicate surface processing — the teacher privately follows up with those learners at the start of Lesson 7. Orange notes that are genuine mathematical questions (not personal comments) indicate productive curiosity.</w:t>
-            </w:r>
-          </w:p>
-        </w:tc>
-      </w:tr>
-      <w:tr>
-        <w:tc>
-          <w:tcPr>
-            <w:tcW w:type="dxa" w:w="1520"/>
-            <w:shd w:fill="D5E8F0" w:color="auto" w:val="clear"/>
-            <w:tcMar>
-              <w:top w:type="dxa" w:w="60"/>
-              <w:left w:type="dxa" w:w="120"/>
-              <w:bottom w:type="dxa" w:w="60"/>
-              <w:right w:type="dxa" w:w="120"/>
-            </w:tcMar>
-            <w:vAlign w:val="top"/>
-          </w:tcPr>
-          <w:p>
-            <w:pPr>
-              <w:spacing w:after="40" w:before="0"/>
-              <w:jc w:val="left"/>
-            </w:pPr>
-            <w:r>
-              <w:rPr>
-                <w:rFonts w:ascii="Arial" w:cs="Arial" w:eastAsia="Arial" w:hAnsi="Arial"/>
-                <w:b/>
-                <w:bCs/>
-                <w:i w:val="false"/>
-                <w:iCs w:val="false"/>
-                <w:color w:val="000000"/>
-                <w:sz w:val="18"/>
-                <w:szCs w:val="18"/>
-              </w:rPr>
-              <w:t xml:space="preserve">Model Building Phase</w:t>
-            </w:r>
-          </w:p>
-          <w:p>
-            <w:pPr>
-              <w:spacing w:after="20" w:before="0"/>
-            </w:pPr>
-            <w:r>
-              <w:rPr>
-                <w:rFonts w:ascii="Arial" w:cs="Arial" w:eastAsia="Arial" w:hAnsi="Arial"/>
-                <w:b/>
-                <w:bCs/>
-                <w:color w:val="1F3864"/>
-                <w:sz w:val="16"/>
-                <w:szCs w:val="16"/>
-              </w:rPr>
-              <w:t xml:space="preserve">📹 VIDEO:</w:t>
-            </w:r>
-          </w:p>
-          <w:p>
-            <w:pPr>
-              <w:spacing w:after="20" w:before="0"/>
-            </w:pPr>
-            <w:hyperlink w:history="1" r:id="rIddlzmiyasfan1c8-yy__pu">
-              <w:r>
-                <w:rPr>
-                  <w:rFonts w:ascii="Arial" w:cs="Arial" w:eastAsia="Arial" w:hAnsi="Arial"/>
-                  <w:color w:val="2E75B6"/>
-                  <w:sz w:val="16"/>
-                  <w:szCs w:val="16"/>
-                  <w:u w:val="single" w:color="2E75B6"/>
-                </w:rPr>
-                <w:t xml:space="preserve">Modal verbs</w:t>
-              </w:r>
-            </w:hyperlink>
-          </w:p>
-          <w:p>
-            <w:pPr>
-              <w:spacing w:after="10" w:before="0"/>
-              <w:ind w:left="120"/>
-            </w:pPr>
-            <w:r>
-              <w:rPr>
-                <w:rFonts w:ascii="Arial" w:cs="Arial" w:eastAsia="Arial" w:hAnsi="Arial"/>
-                <w:color w:val="595959"/>
-                <w:sz w:val="14"/>
-                <w:szCs w:val="14"/>
-              </w:rPr>
-              <w:t xml:space="preserve">Source: Khan Academy (English - US curriculum)</w:t>
-            </w:r>
-          </w:p>
-          <w:p>
-            <w:pPr>
-              <w:spacing w:after="10" w:before="0"/>
-              <w:ind w:left="120"/>
-            </w:pPr>
-            <w:hyperlink w:history="1" r:id="rId6cwwkewmhwwj0h8kgrvsj">
-              <w:r>
-                <w:rPr>
-                  <w:rFonts w:ascii="Arial" w:cs="Arial" w:eastAsia="Arial" w:hAnsi="Arial"/>
-                  <w:color w:val="595959"/>
-                  <w:sz w:val="14"/>
-                  <w:szCs w:val="14"/>
-                  <w:u w:val="single" w:color="595959"/>
-                </w:rPr>
-                <w:t xml:space="preserve">🔍 Search ARES for similar videos</w:t>
-              </w:r>
-            </w:hyperlink>
-          </w:p>
-          <w:p>
-            <w:pPr>
-              <w:spacing w:after="40" w:before="0"/>
-            </w:pPr>
-            <w:r>
-              <w:rPr>
-                <w:sz w:val="14"/>
-                <w:szCs w:val="14"/>
-              </w:rPr>
-              <w:t xml:space="preserve"/>
-            </w:r>
-          </w:p>
-          <w:p>
-            <w:pPr>
-              <w:spacing w:after="20" w:before="0"/>
-            </w:pPr>
-            <w:r>
-              <w:rPr>
-                <w:rFonts w:ascii="Arial" w:cs="Arial" w:eastAsia="Arial" w:hAnsi="Arial"/>
-                <w:b/>
-                <w:bCs/>
-                <w:color w:val="1F3864"/>
-                <w:sz w:val="16"/>
-                <w:szCs w:val="16"/>
-              </w:rPr>
-              <w:t xml:space="preserve">📖 EXERCISE:</w:t>
-            </w:r>
-          </w:p>
-          <w:p>
-            <w:pPr>
-              <w:spacing w:after="20" w:before="0"/>
-            </w:pPr>
-            <w:hyperlink w:history="1" r:id="rIdkjc3tmlnvjb0q7amph17i">
-              <w:r>
-                <w:rPr>
-                  <w:rFonts w:ascii="Arial" w:cs="Arial" w:eastAsia="Arial" w:hAnsi="Arial"/>
-                  <w:color w:val="2E75B6"/>
-                  <w:sz w:val="16"/>
-                  <w:szCs w:val="16"/>
-                  <w:u w:val="single" w:color="2E75B6"/>
-                </w:rPr>
-                <w:t xml:space="preserve">Test statistic and P-value in chi-square tests with two-way tables</w:t>
-              </w:r>
-            </w:hyperlink>
-          </w:p>
-          <w:p>
-            <w:pPr>
-              <w:spacing w:after="10" w:before="0"/>
-              <w:ind w:left="120"/>
-            </w:pPr>
-            <w:r>
-              <w:rPr>
-                <w:rFonts w:ascii="Arial" w:cs="Arial" w:eastAsia="Arial" w:hAnsi="Arial"/>
-                <w:color w:val="595959"/>
-                <w:sz w:val="14"/>
-                <w:szCs w:val="14"/>
-              </w:rPr>
-              <w:t xml:space="preserve">Source: Khan Academy (English - US curriculum)</w:t>
-            </w:r>
-          </w:p>
-          <w:p>
-            <w:pPr>
-              <w:spacing w:after="10" w:before="0"/>
-              <w:ind w:left="120"/>
-            </w:pPr>
-            <w:hyperlink w:history="1" r:id="rIdzjq2wcctdtjkzc_uilafg">
+            <w:hyperlink w:history="1" r:id="rIddjt_tdmrmwlllw0utmb_p">
               <w:r>
                 <w:rPr>
                   <w:rFonts w:ascii="Arial" w:cs="Arial" w:eastAsia="Arial" w:hAnsi="Arial"/>
@@ -20876,7 +20876,7 @@
             <w:pPr>
               <w:spacing w:after="20" w:before="0"/>
             </w:pPr>
-            <w:hyperlink w:history="1" r:id="rIdnj_wltc48pz0hfj4d0gmu">
+            <w:hyperlink w:history="1" r:id="rIdxsv0i1jcpc-kh15qnnpid">
               <w:r>
                 <w:rPr>
                   <w:rFonts w:ascii="Arial" w:cs="Arial" w:eastAsia="Arial" w:hAnsi="Arial"/>
@@ -20909,7 +20909,7 @@
               <w:spacing w:after="10" w:before="0"/>
               <w:ind w:left="120"/>
             </w:pPr>
-            <w:hyperlink w:history="1" r:id="rIdkb-z6qqudn_fbavwzijjw">
+            <w:hyperlink w:history="1" r:id="rIdqr9fk309wwqbpguwmfwb8">
               <w:r>
                 <w:rPr>
                   <w:rFonts w:ascii="Arial" w:cs="Arial" w:eastAsia="Arial" w:hAnsi="Arial"/>
@@ -20954,7 +20954,7 @@
             <w:pPr>
               <w:spacing w:after="20" w:before="0"/>
             </w:pPr>
-            <w:hyperlink w:history="1" r:id="rIdinp5un8ojelkk7fuazegv">
+            <w:hyperlink w:history="1" r:id="rIdhf0hpgbhx80jumu7t3smc">
               <w:r>
                 <w:rPr>
                   <w:rFonts w:ascii="Arial" w:cs="Arial" w:eastAsia="Arial" w:hAnsi="Arial"/>
@@ -20987,7 +20987,7 @@
               <w:spacing w:after="10" w:before="0"/>
               <w:ind w:left="120"/>
             </w:pPr>
-            <w:hyperlink w:history="1" r:id="rIddlsbzcu-1sptf2hgcvxtn">
+            <w:hyperlink w:history="1" r:id="rIdf2mgidoaj0kdv31jz1axw">
               <w:r>
                 <w:rPr>
                   <w:rFonts w:ascii="Arial" w:cs="Arial" w:eastAsia="Arial" w:hAnsi="Arial"/>
@@ -21182,7 +21182,313 @@
             <w:pPr>
               <w:spacing w:after="20" w:before="0"/>
             </w:pPr>
-            <w:hyperlink w:history="1" r:id="rIdi6jh3fw1l6xwcf9jkrapn">
+            <w:hyperlink w:history="1" r:id="rIdmgwkjm_mg5--us31qydrk">
+              <w:r>
+                <w:rPr>
+                  <w:rFonts w:ascii="Arial" w:cs="Arial" w:eastAsia="Arial" w:hAnsi="Arial"/>
+                  <w:color w:val="2E75B6"/>
+                  <w:sz w:val="16"/>
+                  <w:szCs w:val="16"/>
+                  <w:u w:val="single" w:color="2E75B6"/>
+                </w:rPr>
+                <w:t xml:space="preserve">Statistics intro: Mean, median, &amp; mode</w:t>
+              </w:r>
+            </w:hyperlink>
+          </w:p>
+          <w:p>
+            <w:pPr>
+              <w:spacing w:after="10" w:before="0"/>
+              <w:ind w:left="120"/>
+            </w:pPr>
+            <w:r>
+              <w:rPr>
+                <w:rFonts w:ascii="Arial" w:cs="Arial" w:eastAsia="Arial" w:hAnsi="Arial"/>
+                <w:color w:val="595959"/>
+                <w:sz w:val="14"/>
+                <w:szCs w:val="14"/>
+              </w:rPr>
+              <w:t xml:space="preserve">Source: Khan Academy (English - US curriculum)</w:t>
+            </w:r>
+          </w:p>
+          <w:p>
+            <w:pPr>
+              <w:spacing w:after="10" w:before="0"/>
+              <w:ind w:left="120"/>
+            </w:pPr>
+            <w:hyperlink w:history="1" r:id="rIdxibomd7yk8jwvdvcq4ny4">
+              <w:r>
+                <w:rPr>
+                  <w:rFonts w:ascii="Arial" w:cs="Arial" w:eastAsia="Arial" w:hAnsi="Arial"/>
+                  <w:color w:val="595959"/>
+                  <w:sz w:val="14"/>
+                  <w:szCs w:val="14"/>
+                  <w:u w:val="single" w:color="595959"/>
+                </w:rPr>
+                <w:t xml:space="preserve">🔍 Search ARES for similar videos</w:t>
+              </w:r>
+            </w:hyperlink>
+          </w:p>
+          <w:p>
+            <w:pPr>
+              <w:spacing w:after="40" w:before="0"/>
+            </w:pPr>
+            <w:r>
+              <w:rPr>
+                <w:sz w:val="14"/>
+                <w:szCs w:val="14"/>
+              </w:rPr>
+              <w:t xml:space="preserve"/>
+            </w:r>
+          </w:p>
+          <w:p>
+            <w:pPr>
+              <w:spacing w:after="20" w:before="0"/>
+            </w:pPr>
+            <w:r>
+              <w:rPr>
+                <w:rFonts w:ascii="Arial" w:cs="Arial" w:eastAsia="Arial" w:hAnsi="Arial"/>
+                <w:b/>
+                <w:bCs/>
+                <w:color w:val="1F3864"/>
+                <w:sz w:val="16"/>
+                <w:szCs w:val="16"/>
+              </w:rPr>
+              <w:t xml:space="preserve">📖 EXERCISE:</w:t>
+            </w:r>
+          </w:p>
+          <w:p>
+            <w:pPr>
+              <w:spacing w:after="20" w:before="0"/>
+            </w:pPr>
+            <w:hyperlink w:history="1" r:id="rIdbok1-wxxsjq16uozsfbbd">
+              <w:r>
+                <w:rPr>
+                  <w:rFonts w:ascii="Arial" w:cs="Arial" w:eastAsia="Arial" w:hAnsi="Arial"/>
+                  <w:color w:val="2E75B6"/>
+                  <w:sz w:val="16"/>
+                  <w:szCs w:val="16"/>
+                  <w:u w:val="single" w:color="2E75B6"/>
+                </w:rPr>
+                <w:t xml:space="preserve">Grouped Data to Find the Mean Practice</w:t>
+              </w:r>
+            </w:hyperlink>
+          </w:p>
+          <w:p>
+            <w:pPr>
+              <w:spacing w:after="10" w:before="0"/>
+              <w:ind w:left="120"/>
+            </w:pPr>
+            <w:r>
+              <w:rPr>
+                <w:rFonts w:ascii="Arial" w:cs="Arial" w:eastAsia="Arial" w:hAnsi="Arial"/>
+                <w:color w:val="595959"/>
+                <w:sz w:val="14"/>
+                <w:szCs w:val="14"/>
+              </w:rPr>
+              <w:t xml:space="preserve">Source: CK-12</w:t>
+            </w:r>
+          </w:p>
+          <w:p>
+            <w:pPr>
+              <w:spacing w:after="10" w:before="0"/>
+              <w:ind w:left="120"/>
+            </w:pPr>
+            <w:hyperlink w:history="1" r:id="rId0wuyerko7mdud7crojlhz">
+              <w:r>
+                <w:rPr>
+                  <w:rFonts w:ascii="Arial" w:cs="Arial" w:eastAsia="Arial" w:hAnsi="Arial"/>
+                  <w:color w:val="595959"/>
+                  <w:sz w:val="14"/>
+                  <w:szCs w:val="14"/>
+                  <w:u w:val="single" w:color="595959"/>
+                </w:rPr>
+                <w:t xml:space="preserve">🔍 Search ARES for similar readings</w:t>
+              </w:r>
+            </w:hyperlink>
+          </w:p>
+        </w:tc>
+        <w:tc>
+          <w:tcPr>
+            <w:tcW w:type="dxa" w:w="3040"/>
+            <w:shd w:fill="FFFFFF" w:color="auto" w:val="clear"/>
+            <w:tcMar>
+              <w:top w:type="dxa" w:w="60"/>
+              <w:left w:type="dxa" w:w="120"/>
+              <w:bottom w:type="dxa" w:w="60"/>
+              <w:right w:type="dxa" w:w="120"/>
+            </w:tcMar>
+            <w:vAlign w:val="top"/>
+          </w:tcPr>
+          <w:p>
+            <w:pPr>
+              <w:spacing w:after="40" w:before="0"/>
+              <w:jc w:val="left"/>
+            </w:pPr>
+            <w:r>
+              <w:rPr>
+                <w:rFonts w:ascii="Arial" w:cs="Arial" w:eastAsia="Arial" w:hAnsi="Arial"/>
+                <w:b w:val="false"/>
+                <w:bCs w:val="false"/>
+                <w:i w:val="false"/>
+                <w:iCs w:val="false"/>
+                <w:color w:val="000000"/>
+                <w:sz w:val="18"/>
+                <w:szCs w:val="18"/>
+              </w:rPr>
+              <w:t xml:space="preserve">Learners work in groups of four. Each group receives Worksheet 7A which contains: (i) the grouped frequency table with a blank cumulative frequency column to complete; (ii) a partially filled assumed-mean deviation table (columns: Class, Midpoint x, Frequency f, Deviation d = x − A, fd — where assumed mean A = 72, the midpoint of the 70–74 class); (iii) a cumulative frequency column to complete for the median calculation. Groups complete the cumulative frequency column and the deviation table (10 minutes). Groups then pass their worksheet one seat to the right for a 2-minute peer check using the answer strip provided by the teacher. Discrepancies are circled and brought to whole-class discussion.</w:t>
+            </w:r>
+          </w:p>
+        </w:tc>
+        <w:tc>
+          <w:tcPr>
+            <w:tcW w:type="dxa" w:w="3040"/>
+            <w:shd w:fill="F2F2F2" w:color="auto" w:val="clear"/>
+            <w:tcMar>
+              <w:top w:type="dxa" w:w="60"/>
+              <w:left w:type="dxa" w:w="120"/>
+              <w:bottom w:type="dxa" w:w="60"/>
+              <w:right w:type="dxa" w:w="120"/>
+            </w:tcMar>
+            <w:vAlign w:val="top"/>
+          </w:tcPr>
+          <w:p>
+            <w:pPr>
+              <w:spacing w:after="40" w:before="0"/>
+              <w:jc w:val="left"/>
+            </w:pPr>
+            <w:r>
+              <w:rPr>
+                <w:rFonts w:ascii="Arial" w:cs="Arial" w:eastAsia="Arial" w:hAnsi="Arial"/>
+                <w:b w:val="false"/>
+                <w:bCs w:val="false"/>
+                <w:i w:val="false"/>
+                <w:iCs w:val="false"/>
+                <w:color w:val="000000"/>
+                <w:sz w:val="18"/>
+                <w:szCs w:val="18"/>
+              </w:rPr>
+              <w:t xml:space="preserve">Distribute Worksheet 7A. Say: 'In Step 1, add a cumulative frequency column — running totals of frequency from the top. In Step 2, fill in the midpoints: the midpoint of 55–59 is 57, of 60–64 is 62, and so on. In Step 3, calculate d = midpoint minus 72 for each row, then multiply by frequency to get fd.' Circulate for 4 minutes. Stop the class: 'Raise your hand if the midpoint of 75–79 is 77.' (Correct answer: 77.) Cold-call one group who did NOT raise their hand — ask them to explain their midpoint and correct collaboratively. Continue circulating. At 8 minutes say: 'Pass your worksheet to the right — check your neighbour's cumulative frequency column using the answer strip. Circle any discrepancy in red.' After 2 minutes: 'Which group found a discrepancy? What was it?' Cold-call 2 groups. Address the most common error (likely: forgetting to add cumulatively or using class boundaries instead of midpoints).</w:t>
+            </w:r>
+          </w:p>
+        </w:tc>
+        <w:tc>
+          <w:tcPr>
+            <w:tcW w:type="dxa" w:w="3040"/>
+            <w:shd w:fill="FFFFFF" w:color="auto" w:val="clear"/>
+            <w:tcMar>
+              <w:top w:type="dxa" w:w="60"/>
+              <w:left w:type="dxa" w:w="120"/>
+              <w:bottom w:type="dxa" w:w="60"/>
+              <w:right w:type="dxa" w:w="120"/>
+            </w:tcMar>
+            <w:vAlign w:val="top"/>
+          </w:tcPr>
+          <w:p>
+            <w:pPr>
+              <w:spacing w:after="40" w:before="0"/>
+              <w:jc w:val="left"/>
+            </w:pPr>
+            <w:r>
+              <w:rPr>
+                <w:rFonts w:ascii="Arial" w:cs="Arial" w:eastAsia="Arial" w:hAnsi="Arial"/>
+                <w:b w:val="false"/>
+                <w:bCs w:val="false"/>
+                <w:i w:val="false"/>
+                <w:iCs w:val="false"/>
+                <w:color w:val="000000"/>
+                <w:sz w:val="18"/>
+                <w:szCs w:val="18"/>
+              </w:rPr>
+              <w:t xml:space="preserve">Structured Data Completion with Peer Verification (SEP 4 — Analysing and Interpreting Data) — filling in the cumulative frequency and deviation columns is not mechanical copying; it forces learners to see the internal logic of grouped data representation. Peer checking builds metacognitive awareness: learners must articulate why a number is wrong, not just that it is wrong.</w:t>
+            </w:r>
+          </w:p>
+        </w:tc>
+        <w:tc>
+          <w:tcPr>
+            <w:tcW w:type="dxa" w:w="3040"/>
+            <w:shd w:fill="F2F2F2" w:color="auto" w:val="clear"/>
+            <w:tcMar>
+              <w:top w:type="dxa" w:w="60"/>
+              <w:left w:type="dxa" w:w="120"/>
+              <w:bottom w:type="dxa" w:w="60"/>
+              <w:right w:type="dxa" w:w="120"/>
+            </w:tcMar>
+            <w:vAlign w:val="top"/>
+          </w:tcPr>
+          <w:p>
+            <w:pPr>
+              <w:spacing w:after="40" w:before="0"/>
+              <w:jc w:val="left"/>
+            </w:pPr>
+            <w:r>
+              <w:rPr>
+                <w:rFonts w:ascii="Arial" w:cs="Arial" w:eastAsia="Arial" w:hAnsi="Arial"/>
+                <w:b w:val="false"/>
+                <w:bCs w:val="false"/>
+                <w:i w:val="false"/>
+                <w:iCs w:val="false"/>
+                <w:color w:val="000000"/>
+                <w:sz w:val="18"/>
+                <w:szCs w:val="18"/>
+              </w:rPr>
+              <w:t xml:space="preserve">Observable indicators: (a) all midpoints correctly calculated as class lower boundary + 2 (e.g., 57, 62, 67, 72, 77, 82, 87, 92); (b) cumulative frequency reaches 40 at the last class; (c) Σfd column has both positive and negative values (deviations below A = 72 are negative). Red flag: any group whose cumulative frequency column does not reach 40 — teacher intervenes immediately before Phase 3.</w:t>
+            </w:r>
+          </w:p>
+        </w:tc>
+      </w:tr>
+      <w:tr>
+        <w:tc>
+          <w:tcPr>
+            <w:tcW w:type="dxa" w:w="1520"/>
+            <w:shd w:fill="E2EFDA" w:color="auto" w:val="clear"/>
+            <w:tcMar>
+              <w:top w:type="dxa" w:w="60"/>
+              <w:left w:type="dxa" w:w="120"/>
+              <w:bottom w:type="dxa" w:w="60"/>
+              <w:right w:type="dxa" w:w="120"/>
+            </w:tcMar>
+            <w:vAlign w:val="top"/>
+          </w:tcPr>
+          <w:p>
+            <w:pPr>
+              <w:spacing w:after="40" w:before="0"/>
+              <w:jc w:val="left"/>
+            </w:pPr>
+            <w:r>
+              <w:rPr>
+                <w:rFonts w:ascii="Arial" w:cs="Arial" w:eastAsia="Arial" w:hAnsi="Arial"/>
+                <w:b/>
+                <w:bCs/>
+                <w:i w:val="false"/>
+                <w:iCs w:val="false"/>
+                <w:color w:val="000000"/>
+                <w:sz w:val="18"/>
+                <w:szCs w:val="18"/>
+              </w:rPr>
+              <w:t xml:space="preserve">Explain Phase</w:t>
+            </w:r>
+          </w:p>
+          <w:p>
+            <w:pPr>
+              <w:spacing w:after="20" w:before="0"/>
+            </w:pPr>
+            <w:r>
+              <w:rPr>
+                <w:rFonts w:ascii="Arial" w:cs="Arial" w:eastAsia="Arial" w:hAnsi="Arial"/>
+                <w:b/>
+                <w:bCs/>
+                <w:color w:val="1F3864"/>
+                <w:sz w:val="16"/>
+                <w:szCs w:val="16"/>
+              </w:rPr>
+              <w:t xml:space="preserve">📹 VIDEO:</w:t>
+            </w:r>
+          </w:p>
+          <w:p>
+            <w:pPr>
+              <w:spacing w:after="20" w:before="0"/>
+            </w:pPr>
+            <w:hyperlink w:history="1" r:id="rIdoqi-tchlbwk9bl6ynskg2">
               <w:r>
                 <w:rPr>
                   <w:rFonts w:ascii="Arial" w:cs="Arial" w:eastAsia="Arial" w:hAnsi="Arial"/>
@@ -21215,7 +21521,7 @@
               <w:spacing w:after="10" w:before="0"/>
               <w:ind w:left="120"/>
             </w:pPr>
-            <w:hyperlink w:history="1" r:id="rIdmvm2evga8aqeso7cz0aej">
+            <w:hyperlink w:history="1" r:id="rIdzms_wiwwjxigl0mca_yok">
               <w:r>
                 <w:rPr>
                   <w:rFonts w:ascii="Arial" w:cs="Arial" w:eastAsia="Arial" w:hAnsi="Arial"/>
@@ -21253,14 +21559,14 @@
                 <w:sz w:val="16"/>
                 <w:szCs w:val="16"/>
               </w:rPr>
-              <w:t xml:space="preserve">📖 EXERCISE:</w:t>
+              <w:t xml:space="preserve">📖 HTML:</w:t>
             </w:r>
           </w:p>
           <w:p>
             <w:pPr>
               <w:spacing w:after="20" w:before="0"/>
             </w:pPr>
-            <w:hyperlink w:history="1" r:id="rIdjafzpulq3a3fsms0zylif">
+            <w:hyperlink w:history="1" r:id="rIdnhhjvpl-8qwnzptav8alk">
               <w:r>
                 <w:rPr>
                   <w:rFonts w:ascii="Arial" w:cs="Arial" w:eastAsia="Arial" w:hAnsi="Arial"/>
@@ -21269,7 +21575,7 @@
                   <w:szCs w:val="16"/>
                   <w:u w:val="single" w:color="2E75B6"/>
                 </w:rPr>
-                <w:t xml:space="preserve">Grouped Data to Find the Mean Practice</w:t>
+                <w:t xml:space="preserve">Measures of Central Tendency and Dispersion (Flexbook)</w:t>
               </w:r>
             </w:hyperlink>
           </w:p>
@@ -21293,7 +21599,7 @@
               <w:spacing w:after="10" w:before="0"/>
               <w:ind w:left="120"/>
             </w:pPr>
-            <w:hyperlink w:history="1" r:id="rIdqrfysb76yx9gkcaqznn15">
+            <w:hyperlink w:history="1" r:id="rIdiv81yocqeejt4uclobosc">
               <w:r>
                 <w:rPr>
                   <w:rFonts w:ascii="Arial" w:cs="Arial" w:eastAsia="Arial" w:hAnsi="Arial"/>
@@ -21335,7 +21641,7 @@
                 <w:sz w:val="18"/>
                 <w:szCs w:val="18"/>
               </w:rPr>
-              <w:t xml:space="preserve">Learners work in groups of four. Each group receives Worksheet 7A which contains: (i) the grouped frequency table with a blank cumulative frequency column to complete; (ii) a partially filled assumed-mean deviation table (columns: Class, Midpoint x, Frequency f, Deviation d = x − A, fd — where assumed mean A = 72, the midpoint of the 70–74 class); (iii) a cumulative frequency column to complete for the median calculation. Groups complete the cumulative frequency column and the deviation table (10 minutes). Groups then pass their worksheet one seat to the right for a 2-minute peer check using the answer strip provided by the teacher. Discrepancies are circled and brought to whole-class discussion.</w:t>
+              <w:t xml:space="preserve">Whole-class guided calculation in three sub-phases. Sub-phase A (Mean, 12 min): Using the completed deviation table on the board, the class derives: Estimated Mean = A + (Σfd / n) = 72 + (Σfd / 40). Each group calls out their Σfd; teacher tallies on board to reach consensus (Σfd should be approximately +28, giving mean ≈ 72.7 Ksh). Learners write the full working in their exercise books. Sub-phase B (Modal Class, 5 min): Learners identify the class with the highest frequency (70–74, f = 11) as the modal class and state the modal class midpoint (72) as the estimated mode. Sub-phase C (Median, 13 min): Using the interpolation formula Median = L + [(n/2 − F) / f] × h, learners identify: n/2 = 20; cumulative frequency just below 20 falls in the 65–69 class (cumulative = 13); so the median class is 70–74 (cumulative reaches 24); L = 70 (lower class boundary), F = 13, f = 11, h = 5. Median = 70 + [(20 − 13)/11] × 5 = 70 + 3.18 ≈ 73.2 Ksh. Groups check their own working. Teacher writes all three values on the board: Mean ≈ 72.7 Ksh | Modal class: 70–74 Ksh | Median ≈ 73.2 Ksh. Class discussion: 'Do these three measures agree? What do they tell the family and the neighbour?'</w:t>
             </w:r>
           </w:p>
         </w:tc>
@@ -21367,7 +21673,7 @@
                 <w:sz w:val="18"/>
                 <w:szCs w:val="18"/>
               </w:rPr>
-              <w:t xml:space="preserve">Distribute Worksheet 7A. Say: 'In Step 1, add a cumulative frequency column — running totals of frequency from the top. In Step 2, fill in the midpoints: the midpoint of 55–59 is 57, of 60–64 is 62, and so on. In Step 3, calculate d = midpoint minus 72 for each row, then multiply by frequency to get fd.' Circulate for 4 minutes. Stop the class: 'Raise your hand if the midpoint of 75–79 is 77.' (Correct answer: 77.) Cold-call one group who did NOT raise their hand — ask them to explain their midpoint and correct collaboratively. Continue circulating. At 8 minutes say: 'Pass your worksheet to the right — check your neighbour's cumulative frequency column using the answer strip. Circle any discrepancy in red.' After 2 minutes: 'Which group found a discrepancy? What was it?' Cold-call 2 groups. Address the most common error (likely: forgetting to add cumulatively or using class boundaries instead of midpoints).</w:t>
+              <w:t xml:space="preserve">Sub-phase A: Write on board: 'Estimated Mean = A + (Σfd/n).' Say: 'Each group, give me your Σfd.' Record all four group values — if they differ, ask: 'Group 3, walk me through your fd for the 80–84 class.' (WAIT TIME 15 seconds.) Correct any arithmetic error collaboratively. Compute mean together. Sub-phase B: 'Without any formula — just look at the frequency column. Which class has the most prices recorded?' (WAIT TIME 10 seconds.) Cold-call 2 learners. Confirm modal class 70–74. Say: 'The estimated mode is the midpoint of this class — 72 Ksh. Is this close to the mean?' Sub-phase C: Write the median formula on board in full. Say: 'We need n/2. What is half of 40?' (Cold-call 1 learner.) 'Now find the cumulative frequency just BELOW 20 — which class does that land in?' (WAIT TIME 15 seconds, cold-call 1 learner.) Work through L, F, f, h step by step. After the answer: 'Our median is 73.2 Ksh. Our mean is 72.7 Ksh. Our modal class midpoint is 72 Ksh. Turn to your partner — 1 minute — what does this tell the family and the neighbour?' Cold-call 3 pairs to share. Summarise: 'All three measures point to a typical price of about 72–73 Ksh. The NEIGHBOUR is broadly right — the centre is stable. But we still need to explain why the FAMILY felt variation. That question goes on our Driving Question Board.'</w:t>
             </w:r>
           </w:p>
         </w:tc>
@@ -21399,7 +21705,7 @@
                 <w:sz w:val="18"/>
                 <w:szCs w:val="18"/>
               </w:rPr>
-              <w:t xml:space="preserve">Structured Data Completion with Peer Verification (SEP 4 — Analysing and Interpreting Data) — filling in the cumulative frequency and deviation columns is not mechanical copying; it forces learners to see the internal logic of grouped data representation. Peer checking builds metacognitive awareness: learners must articulate why a number is wrong, not just that it is wrong.</w:t>
+              <w:t xml:space="preserve">Guided Inquiry with Progressive Reveal (SEP 6 — Constructing Explanations) — by calculating mean, then mode, then median in sequence and comparing them, learners construct the explanation themselves rather than receiving it. The convergence of all three measures around 72–73 Ksh is the 'aha' moment: the data's centre IS stable, which means any variation the family perceived must come from spread (range, variance) — a concept deliberately left as a lingering question to motivate future lessons.</w:t>
             </w:r>
           </w:p>
         </w:tc>
@@ -21431,7 +21737,7 @@
                 <w:sz w:val="18"/>
                 <w:szCs w:val="18"/>
               </w:rPr>
-              <w:t xml:space="preserve">Observable indicators: (a) all midpoints correctly calculated as class lower boundary + 2 (e.g., 57, 62, 67, 72, 77, 82, 87, 92); (b) cumulative frequency reaches 40 at the last class; (c) Σfd column has both positive and negative values (deviations below A = 72 are negative). Red flag: any group whose cumulative frequency column does not reach 40 — teacher intervenes immediately before Phase 3.</w:t>
+              <w:t xml:space="preserve">Observable indicators: (a) learner correctly substitutes L = 70, F = 13, f = 11, h = 5 into the median formula with no prompting; (b) learner states the median class (not just the median value) correctly; (c) during pair discussion, learner connects the numerical result back to the phenomenon ('the neighbour is right because all three measures give about 72–73 Ksh'). Misconception to watch: learners using class boundaries 69.5–74.5 instead of stated boundaries 70–74 for L — address explicitly: 'In KICD problems at this level, use the stated lower boundary unless told otherwise.'</w:t>
             </w:r>
           </w:p>
         </w:tc>
@@ -21440,32 +21746,32 @@
         <w:tc>
           <w:tcPr>
             <w:tcW w:type="dxa" w:w="1520"/>
-            <w:shd w:fill="E2EFDA" w:color="auto" w:val="clear"/>
-            <w:tcMar>
-              <w:top w:type="dxa" w:w="60"/>
-              <w:left w:type="dxa" w:w="120"/>
-              <w:bottom w:type="dxa" w:w="60"/>
-              <w:right w:type="dxa" w:w="120"/>
-            </w:tcMar>
-            <w:vAlign w:val="top"/>
-          </w:tcPr>
-          <w:p>
-            <w:pPr>
-              <w:spacing w:after="40" w:before="0"/>
-              <w:jc w:val="left"/>
-            </w:pPr>
-            <w:r>
-              <w:rPr>
-                <w:rFonts w:ascii="Arial" w:cs="Arial" w:eastAsia="Arial" w:hAnsi="Arial"/>
-                <w:b/>
-                <w:bCs/>
-                <w:i w:val="false"/>
-                <w:iCs w:val="false"/>
-                <w:color w:val="000000"/>
-                <w:sz w:val="18"/>
-                <w:szCs w:val="18"/>
-              </w:rPr>
-              <w:t xml:space="preserve">Explain Phase</w:t>
+            <w:shd w:fill="FCE4D6" w:color="auto" w:val="clear"/>
+            <w:tcMar>
+              <w:top w:type="dxa" w:w="60"/>
+              <w:left w:type="dxa" w:w="120"/>
+              <w:bottom w:type="dxa" w:w="60"/>
+              <w:right w:type="dxa" w:w="120"/>
+            </w:tcMar>
+            <w:vAlign w:val="top"/>
+          </w:tcPr>
+          <w:p>
+            <w:pPr>
+              <w:spacing w:after="40" w:before="0"/>
+              <w:jc w:val="left"/>
+            </w:pPr>
+            <w:r>
+              <w:rPr>
+                <w:rFonts w:ascii="Arial" w:cs="Arial" w:eastAsia="Arial" w:hAnsi="Arial"/>
+                <w:b/>
+                <w:bCs/>
+                <w:i w:val="false"/>
+                <w:iCs w:val="false"/>
+                <w:color w:val="000000"/>
+                <w:sz w:val="18"/>
+                <w:szCs w:val="18"/>
+              </w:rPr>
+              <w:t xml:space="preserve">Driving Question Board (DQB) Creation</w:t>
             </w:r>
           </w:p>
           <w:p>
@@ -21488,7 +21794,7 @@
             <w:pPr>
               <w:spacing w:after="20" w:before="0"/>
             </w:pPr>
-            <w:hyperlink w:history="1" r:id="rId6sgrtjqldojcpbk5ksxle">
+            <w:hyperlink w:history="1" r:id="rId3vqjvxp1q5ujvcfd54qab">
               <w:r>
                 <w:rPr>
                   <w:rFonts w:ascii="Arial" w:cs="Arial" w:eastAsia="Arial" w:hAnsi="Arial"/>
@@ -21521,7 +21827,7 @@
               <w:spacing w:after="10" w:before="0"/>
               <w:ind w:left="120"/>
             </w:pPr>
-            <w:hyperlink w:history="1" r:id="rId_mgh93x3za636izshhfac">
+            <w:hyperlink w:history="1" r:id="rIdi7zuuwiuv42vc3tp25wmr">
               <w:r>
                 <w:rPr>
                   <w:rFonts w:ascii="Arial" w:cs="Arial" w:eastAsia="Arial" w:hAnsi="Arial"/>
@@ -21559,14 +21865,14 @@
                 <w:sz w:val="16"/>
                 <w:szCs w:val="16"/>
               </w:rPr>
-              <w:t xml:space="preserve">📖 HTML:</w:t>
+              <w:t xml:space="preserve">📖 EXERCISE:</w:t>
             </w:r>
           </w:p>
           <w:p>
             <w:pPr>
               <w:spacing w:after="20" w:before="0"/>
             </w:pPr>
-            <w:hyperlink w:history="1" r:id="rIdp76cfi22ntltsm6hhspin">
+            <w:hyperlink w:history="1" r:id="rIdw4y1fld8rwos8_occm7hq">
               <w:r>
                 <w:rPr>
                   <w:rFonts w:ascii="Arial" w:cs="Arial" w:eastAsia="Arial" w:hAnsi="Arial"/>
@@ -21575,7 +21881,7 @@
                   <w:szCs w:val="16"/>
                   <w:u w:val="single" w:color="2E75B6"/>
                 </w:rPr>
-                <w:t xml:space="preserve">Measures of Central Tendency and Dispersion (Flexbook)</w:t>
+                <w:t xml:space="preserve">Measures of Central Tendency and Dispersion Practice</w:t>
               </w:r>
             </w:hyperlink>
           </w:p>
@@ -21599,7 +21905,7 @@
               <w:spacing w:after="10" w:before="0"/>
               <w:ind w:left="120"/>
             </w:pPr>
-            <w:hyperlink w:history="1" r:id="rIdptletonoblcbu0omvxa9w">
+            <w:hyperlink w:history="1" r:id="rIdqjuy8eb44h1eboroea4pl">
               <w:r>
                 <w:rPr>
                   <w:rFonts w:ascii="Arial" w:cs="Arial" w:eastAsia="Arial" w:hAnsi="Arial"/>
@@ -21641,7 +21947,7 @@
                 <w:sz w:val="18"/>
                 <w:szCs w:val="18"/>
               </w:rPr>
-              <w:t xml:space="preserve">Whole-class guided calculation in three sub-phases. Sub-phase A (Mean, 12 min): Using the completed deviation table on the board, the class derives: Estimated Mean = A + (Σfd / n) = 72 + (Σfd / 40). Each group calls out their Σfd; teacher tallies on board to reach consensus (Σfd should be approximately +28, giving mean ≈ 72.7 Ksh). Learners write the full working in their exercise books. Sub-phase B (Modal Class, 5 min): Learners identify the class with the highest frequency (70–74, f = 11) as the modal class and state the modal class midpoint (72) as the estimated mode. Sub-phase C (Median, 13 min): Using the interpolation formula Median = L + [(n/2 − F) / f] × h, learners identify: n/2 = 20; cumulative frequency just below 20 falls in the 65–69 class (cumulative = 13); so the median class is 70–74 (cumulative reaches 24); L = 70 (lower class boundary), F = 13, f = 11, h = 5. Median = 70 + [(20 − 13)/11] × 5 = 70 + 3.18 ≈ 73.2 Ksh. Groups check their own working. Teacher writes all three values on the board: Mean ≈ 72.7 Ksh | Modal class: 70–74 Ksh | Median ≈ 73.2 Ksh. Class discussion: 'Do these three measures agree? What do they tell the family and the neighbour?'</w:t>
+              <w:t xml:space="preserve">Each learner takes two sticky notes. On the GREEN note they write one thing they can now confidently say about the Wakulima maize price data using today's vocabulary (mean, modal class, median, interpolation). On the ORANGE note they write one question that today's lesson raised but did not answer (e.g., 'Why did the family still feel variation if the centre is stable?' / 'What if the class widths were unequal?' / 'Is 72–73 Ksh a fair price — who decides?'). Green notes go under 'What We Now Know'; orange notes go under 'What We Still Wonder.' Teacher reads three orange notes aloud and circles the one most relevant to the next lesson (on histograms with unequal class widths and frequency density). Teacher updates the class's cumulative 'Answer Thread' on the DQB: adds the arrow from 'Lesson 7' pointing to 'The centre of the maize price distribution is approximately 72–73 Ksh — the neighbour's claim is statistically supported.'</w:t>
             </w:r>
           </w:p>
         </w:tc>
@@ -21673,7 +21979,7 @@
                 <w:sz w:val="18"/>
                 <w:szCs w:val="18"/>
               </w:rPr>
-              <w:t xml:space="preserve">Sub-phase A: Write on board: 'Estimated Mean = A + (Σfd/n).' Say: 'Each group, give me your Σfd.' Record all four group values — if they differ, ask: 'Group 3, walk me through your fd for the 80–84 class.' (WAIT TIME 15 seconds.) Correct any arithmetic error collaboratively. Compute mean together. Sub-phase B: 'Without any formula — just look at the frequency column. Which class has the most prices recorded?' (WAIT TIME 10 seconds.) Cold-call 2 learners. Confirm modal class 70–74. Say: 'The estimated mode is the midpoint of this class — 72 Ksh. Is this close to the mean?' Sub-phase C: Write the median formula on board in full. Say: 'We need n/2. What is half of 40?' (Cold-call 1 learner.) 'Now find the cumulative frequency just BELOW 20 — which class does that land in?' (WAIT TIME 15 seconds, cold-call 1 learner.) Work through L, F, f, h step by step. After the answer: 'Our median is 73.2 Ksh. Our mean is 72.7 Ksh. Our modal class midpoint is 72 Ksh. Turn to your partner — 1 minute — what does this tell the family and the neighbour?' Cold-call 3 pairs to share. Summarise: 'All three measures point to a typical price of about 72–73 Ksh. The NEIGHBOUR is broadly right — the centre is stable. But we still need to explain why the FAMILY felt variation. That question goes on our Driving Question Board.'</w:t>
+              <w:t xml:space="preserve">Distribute sticky notes. Say: 'You have 3 minutes — silent writing. Green: one confident claim with a number from today. Orange: one honest question today did not answer.' (WAIT TIME: full 3 minutes of silence.) Collect boards. Read three orange notes aloud without revealing authors. Ask: 'Which of these questions do you think is MOST important for us to answer next?' (Quick show of hands.) Circle the winning question on the DQB. Say: 'Next lesson we will look at histograms where the classes are different widths — like a maize price chart from a KNBS report — and that will help us answer this orange question.' Point to the cumulative Answer Thread and add today's arrow visibly in front of learners.</w:t>
             </w:r>
           </w:p>
         </w:tc>
@@ -21705,7 +22011,7 @@
                 <w:sz w:val="18"/>
                 <w:szCs w:val="18"/>
               </w:rPr>
-              <w:t xml:space="preserve">Guided Inquiry with Progressive Reveal (SEP 6 — Constructing Explanations) — by calculating mean, then mode, then median in sequence and comparing them, learners construct the explanation themselves rather than receiving it. The convergence of all three measures around 72–73 Ksh is the 'aha' moment: the data's centre IS stable, which means any variation the family perceived must come from spread (range, variance) — a concept deliberately left as a lingering question to motivate future lessons.</w:t>
+              <w:t xml:space="preserve">Driving Question Board Protocol — the two-colour sticky note routine externalises both consolidation and curiosity simultaneously. By physically placing notes on a shared board, learners see that the class's collective understanding is growing lesson-by-lesson, building epistemic momentum and a sense of shared scientific community.</w:t>
             </w:r>
           </w:p>
         </w:tc>
@@ -21737,7 +22043,7 @@
                 <w:sz w:val="18"/>
                 <w:szCs w:val="18"/>
               </w:rPr>
-              <w:t xml:space="preserve">Observable indicators: (a) learner correctly substitutes L = 70, F = 13, f = 11, h = 5 into the median formula with no prompting; (b) learner states the median class (not just the median value) correctly; (c) during pair discussion, learner connects the numerical result back to the phenomenon ('the neighbour is right because all three measures give about 72–73 Ksh'). Misconception to watch: learners using class boundaries 69.5–74.5 instead of stated boundaries 70–74 for L — address explicitly: 'In KICD problems at this level, use the stated lower boundary unless told otherwise.'</w:t>
+              <w:t xml:space="preserve">Observable indicator: green notes contain at least one correct numerical value (e.g., 'The mean maize price is about 72.7 Ksh') AND use correct vocabulary (mean/median/modal class). Red flag: green notes that say only 'I learned the formula' without a number — teacher notes these learners for follow-up in the next lesson's opening review.</w:t>
             </w:r>
           </w:p>
         </w:tc>
@@ -21746,32 +22052,32 @@
         <w:tc>
           <w:tcPr>
             <w:tcW w:type="dxa" w:w="1520"/>
-            <w:shd w:fill="FCE4D6" w:color="auto" w:val="clear"/>
-            <w:tcMar>
-              <w:top w:type="dxa" w:w="60"/>
-              <w:left w:type="dxa" w:w="120"/>
-              <w:bottom w:type="dxa" w:w="60"/>
-              <w:right w:type="dxa" w:w="120"/>
-            </w:tcMar>
-            <w:vAlign w:val="top"/>
-          </w:tcPr>
-          <w:p>
-            <w:pPr>
-              <w:spacing w:after="40" w:before="0"/>
-              <w:jc w:val="left"/>
-            </w:pPr>
-            <w:r>
-              <w:rPr>
-                <w:rFonts w:ascii="Arial" w:cs="Arial" w:eastAsia="Arial" w:hAnsi="Arial"/>
-                <w:b/>
-                <w:bCs/>
-                <w:i w:val="false"/>
-                <w:iCs w:val="false"/>
-                <w:color w:val="000000"/>
-                <w:sz w:val="18"/>
-                <w:szCs w:val="18"/>
-              </w:rPr>
-              <w:t xml:space="preserve">Driving Question Board (DQB) Creation</w:t>
+            <w:shd w:fill="D5E8F0" w:color="auto" w:val="clear"/>
+            <w:tcMar>
+              <w:top w:type="dxa" w:w="60"/>
+              <w:left w:type="dxa" w:w="120"/>
+              <w:bottom w:type="dxa" w:w="60"/>
+              <w:right w:type="dxa" w:w="120"/>
+            </w:tcMar>
+            <w:vAlign w:val="top"/>
+          </w:tcPr>
+          <w:p>
+            <w:pPr>
+              <w:spacing w:after="40" w:before="0"/>
+              <w:jc w:val="left"/>
+            </w:pPr>
+            <w:r>
+              <w:rPr>
+                <w:rFonts w:ascii="Arial" w:cs="Arial" w:eastAsia="Arial" w:hAnsi="Arial"/>
+                <w:b/>
+                <w:bCs/>
+                <w:i w:val="false"/>
+                <w:iCs w:val="false"/>
+                <w:color w:val="000000"/>
+                <w:sz w:val="18"/>
+                <w:szCs w:val="18"/>
+              </w:rPr>
+              <w:t xml:space="preserve">Model Building Phase</w:t>
             </w:r>
           </w:p>
           <w:p>
@@ -21794,7 +22100,7 @@
             <w:pPr>
               <w:spacing w:after="20" w:before="0"/>
             </w:pPr>
-            <w:hyperlink w:history="1" r:id="rIdfoutthgpifqwqhrs2nujl">
+            <w:hyperlink w:history="1" r:id="rIda1uuioraxe4pvvgwuetax">
               <w:r>
                 <w:rPr>
                   <w:rFonts w:ascii="Arial" w:cs="Arial" w:eastAsia="Arial" w:hAnsi="Arial"/>
@@ -21827,7 +22133,7 @@
               <w:spacing w:after="10" w:before="0"/>
               <w:ind w:left="120"/>
             </w:pPr>
-            <w:hyperlink w:history="1" r:id="rIdskr3fy0spg129akzzx2z9">
+            <w:hyperlink w:history="1" r:id="rIdc6fx7ay3u_ii3ixa3sxfm">
               <w:r>
                 <w:rPr>
                   <w:rFonts w:ascii="Arial" w:cs="Arial" w:eastAsia="Arial" w:hAnsi="Arial"/>
@@ -21865,320 +22171,14 @@
                 <w:sz w:val="16"/>
                 <w:szCs w:val="16"/>
               </w:rPr>
-              <w:t xml:space="preserve">📖 EXERCISE:</w:t>
+              <w:t xml:space="preserve">📖 HTML:</w:t>
             </w:r>
           </w:p>
           <w:p>
             <w:pPr>
               <w:spacing w:after="20" w:before="0"/>
             </w:pPr>
-            <w:hyperlink w:history="1" r:id="rIdojenmce_szdqcjph8_f38">
-              <w:r>
-                <w:rPr>
-                  <w:rFonts w:ascii="Arial" w:cs="Arial" w:eastAsia="Arial" w:hAnsi="Arial"/>
-                  <w:color w:val="2E75B6"/>
-                  <w:sz w:val="16"/>
-                  <w:szCs w:val="16"/>
-                  <w:u w:val="single" w:color="2E75B6"/>
-                </w:rPr>
-                <w:t xml:space="preserve">Measures of Central Tendency and Dispersion Practice</w:t>
-              </w:r>
-            </w:hyperlink>
-          </w:p>
-          <w:p>
-            <w:pPr>
-              <w:spacing w:after="10" w:before="0"/>
-              <w:ind w:left="120"/>
-            </w:pPr>
-            <w:r>
-              <w:rPr>
-                <w:rFonts w:ascii="Arial" w:cs="Arial" w:eastAsia="Arial" w:hAnsi="Arial"/>
-                <w:color w:val="595959"/>
-                <w:sz w:val="14"/>
-                <w:szCs w:val="14"/>
-              </w:rPr>
-              <w:t xml:space="preserve">Source: CK-12</w:t>
-            </w:r>
-          </w:p>
-          <w:p>
-            <w:pPr>
-              <w:spacing w:after="10" w:before="0"/>
-              <w:ind w:left="120"/>
-            </w:pPr>
-            <w:hyperlink w:history="1" r:id="rIdywh9ovcssamfhronwjaqj">
-              <w:r>
-                <w:rPr>
-                  <w:rFonts w:ascii="Arial" w:cs="Arial" w:eastAsia="Arial" w:hAnsi="Arial"/>
-                  <w:color w:val="595959"/>
-                  <w:sz w:val="14"/>
-                  <w:szCs w:val="14"/>
-                  <w:u w:val="single" w:color="595959"/>
-                </w:rPr>
-                <w:t xml:space="preserve">🔍 Search ARES for similar readings</w:t>
-              </w:r>
-            </w:hyperlink>
-          </w:p>
-        </w:tc>
-        <w:tc>
-          <w:tcPr>
-            <w:tcW w:type="dxa" w:w="3040"/>
-            <w:shd w:fill="FFFFFF" w:color="auto" w:val="clear"/>
-            <w:tcMar>
-              <w:top w:type="dxa" w:w="60"/>
-              <w:left w:type="dxa" w:w="120"/>
-              <w:bottom w:type="dxa" w:w="60"/>
-              <w:right w:type="dxa" w:w="120"/>
-            </w:tcMar>
-            <w:vAlign w:val="top"/>
-          </w:tcPr>
-          <w:p>
-            <w:pPr>
-              <w:spacing w:after="40" w:before="0"/>
-              <w:jc w:val="left"/>
-            </w:pPr>
-            <w:r>
-              <w:rPr>
-                <w:rFonts w:ascii="Arial" w:cs="Arial" w:eastAsia="Arial" w:hAnsi="Arial"/>
-                <w:b w:val="false"/>
-                <w:bCs w:val="false"/>
-                <w:i w:val="false"/>
-                <w:iCs w:val="false"/>
-                <w:color w:val="000000"/>
-                <w:sz w:val="18"/>
-                <w:szCs w:val="18"/>
-              </w:rPr>
-              <w:t xml:space="preserve">Each learner takes two sticky notes. On the GREEN note they write one thing they can now confidently say about the Wakulima maize price data using today's vocabulary (mean, modal class, median, interpolation). On the ORANGE note they write one question that today's lesson raised but did not answer (e.g., 'Why did the family still feel variation if the centre is stable?' / 'What if the class widths were unequal?' / 'Is 72–73 Ksh a fair price — who decides?'). Green notes go under 'What We Now Know'; orange notes go under 'What We Still Wonder.' Teacher reads three orange notes aloud and circles the one most relevant to the next lesson (on histograms with unequal class widths and frequency density). Teacher updates the class's cumulative 'Answer Thread' on the DQB: adds the arrow from 'Lesson 7' pointing to 'The centre of the maize price distribution is approximately 72–73 Ksh — the neighbour's claim is statistically supported.'</w:t>
-            </w:r>
-          </w:p>
-        </w:tc>
-        <w:tc>
-          <w:tcPr>
-            <w:tcW w:type="dxa" w:w="3040"/>
-            <w:shd w:fill="F2F2F2" w:color="auto" w:val="clear"/>
-            <w:tcMar>
-              <w:top w:type="dxa" w:w="60"/>
-              <w:left w:type="dxa" w:w="120"/>
-              <w:bottom w:type="dxa" w:w="60"/>
-              <w:right w:type="dxa" w:w="120"/>
-            </w:tcMar>
-            <w:vAlign w:val="top"/>
-          </w:tcPr>
-          <w:p>
-            <w:pPr>
-              <w:spacing w:after="40" w:before="0"/>
-              <w:jc w:val="left"/>
-            </w:pPr>
-            <w:r>
-              <w:rPr>
-                <w:rFonts w:ascii="Arial" w:cs="Arial" w:eastAsia="Arial" w:hAnsi="Arial"/>
-                <w:b w:val="false"/>
-                <w:bCs w:val="false"/>
-                <w:i w:val="false"/>
-                <w:iCs w:val="false"/>
-                <w:color w:val="000000"/>
-                <w:sz w:val="18"/>
-                <w:szCs w:val="18"/>
-              </w:rPr>
-              <w:t xml:space="preserve">Distribute sticky notes. Say: 'You have 3 minutes — silent writing. Green: one confident claim with a number from today. Orange: one honest question today did not answer.' (WAIT TIME: full 3 minutes of silence.) Collect boards. Read three orange notes aloud without revealing authors. Ask: 'Which of these questions do you think is MOST important for us to answer next?' (Quick show of hands.) Circle the winning question on the DQB. Say: 'Next lesson we will look at histograms where the classes are different widths — like a maize price chart from a KNBS report — and that will help us answer this orange question.' Point to the cumulative Answer Thread and add today's arrow visibly in front of learners.</w:t>
-            </w:r>
-          </w:p>
-        </w:tc>
-        <w:tc>
-          <w:tcPr>
-            <w:tcW w:type="dxa" w:w="3040"/>
-            <w:shd w:fill="FFFFFF" w:color="auto" w:val="clear"/>
-            <w:tcMar>
-              <w:top w:type="dxa" w:w="60"/>
-              <w:left w:type="dxa" w:w="120"/>
-              <w:bottom w:type="dxa" w:w="60"/>
-              <w:right w:type="dxa" w:w="120"/>
-            </w:tcMar>
-            <w:vAlign w:val="top"/>
-          </w:tcPr>
-          <w:p>
-            <w:pPr>
-              <w:spacing w:after="40" w:before="0"/>
-              <w:jc w:val="left"/>
-            </w:pPr>
-            <w:r>
-              <w:rPr>
-                <w:rFonts w:ascii="Arial" w:cs="Arial" w:eastAsia="Arial" w:hAnsi="Arial"/>
-                <w:b w:val="false"/>
-                <w:bCs w:val="false"/>
-                <w:i w:val="false"/>
-                <w:iCs w:val="false"/>
-                <w:color w:val="000000"/>
-                <w:sz w:val="18"/>
-                <w:szCs w:val="18"/>
-              </w:rPr>
-              <w:t xml:space="preserve">Driving Question Board Protocol — the two-colour sticky note routine externalises both consolidation and curiosity simultaneously. By physically placing notes on a shared board, learners see that the class's collective understanding is growing lesson-by-lesson, building epistemic momentum and a sense of shared scientific community.</w:t>
-            </w:r>
-          </w:p>
-        </w:tc>
-        <w:tc>
-          <w:tcPr>
-            <w:tcW w:type="dxa" w:w="3040"/>
-            <w:shd w:fill="F2F2F2" w:color="auto" w:val="clear"/>
-            <w:tcMar>
-              <w:top w:type="dxa" w:w="60"/>
-              <w:left w:type="dxa" w:w="120"/>
-              <w:bottom w:type="dxa" w:w="60"/>
-              <w:right w:type="dxa" w:w="120"/>
-            </w:tcMar>
-            <w:vAlign w:val="top"/>
-          </w:tcPr>
-          <w:p>
-            <w:pPr>
-              <w:spacing w:after="40" w:before="0"/>
-              <w:jc w:val="left"/>
-            </w:pPr>
-            <w:r>
-              <w:rPr>
-                <w:rFonts w:ascii="Arial" w:cs="Arial" w:eastAsia="Arial" w:hAnsi="Arial"/>
-                <w:b w:val="false"/>
-                <w:bCs w:val="false"/>
-                <w:i w:val="false"/>
-                <w:iCs w:val="false"/>
-                <w:color w:val="000000"/>
-                <w:sz w:val="18"/>
-                <w:szCs w:val="18"/>
-              </w:rPr>
-              <w:t xml:space="preserve">Observable indicator: green notes contain at least one correct numerical value (e.g., 'The mean maize price is about 72.7 Ksh') AND use correct vocabulary (mean/median/modal class). Red flag: green notes that say only 'I learned the formula' without a number — teacher notes these learners for follow-up in the next lesson's opening review.</w:t>
-            </w:r>
-          </w:p>
-        </w:tc>
-      </w:tr>
-      <w:tr>
-        <w:tc>
-          <w:tcPr>
-            <w:tcW w:type="dxa" w:w="1520"/>
-            <w:shd w:fill="D5E8F0" w:color="auto" w:val="clear"/>
-            <w:tcMar>
-              <w:top w:type="dxa" w:w="60"/>
-              <w:left w:type="dxa" w:w="120"/>
-              <w:bottom w:type="dxa" w:w="60"/>
-              <w:right w:type="dxa" w:w="120"/>
-            </w:tcMar>
-            <w:vAlign w:val="top"/>
-          </w:tcPr>
-          <w:p>
-            <w:pPr>
-              <w:spacing w:after="40" w:before="0"/>
-              <w:jc w:val="left"/>
-            </w:pPr>
-            <w:r>
-              <w:rPr>
-                <w:rFonts w:ascii="Arial" w:cs="Arial" w:eastAsia="Arial" w:hAnsi="Arial"/>
-                <w:b/>
-                <w:bCs/>
-                <w:i w:val="false"/>
-                <w:iCs w:val="false"/>
-                <w:color w:val="000000"/>
-                <w:sz w:val="18"/>
-                <w:szCs w:val="18"/>
-              </w:rPr>
-              <w:t xml:space="preserve">Model Building Phase</w:t>
-            </w:r>
-          </w:p>
-          <w:p>
-            <w:pPr>
-              <w:spacing w:after="20" w:before="0"/>
-            </w:pPr>
-            <w:r>
-              <w:rPr>
-                <w:rFonts w:ascii="Arial" w:cs="Arial" w:eastAsia="Arial" w:hAnsi="Arial"/>
-                <w:b/>
-                <w:bCs/>
-                <w:color w:val="1F3864"/>
-                <w:sz w:val="16"/>
-                <w:szCs w:val="16"/>
-              </w:rPr>
-              <w:t xml:space="preserve">📹 VIDEO:</w:t>
-            </w:r>
-          </w:p>
-          <w:p>
-            <w:pPr>
-              <w:spacing w:after="20" w:before="0"/>
-            </w:pPr>
-            <w:hyperlink w:history="1" r:id="rIdwhjt4zoqeacugwcgfxt2y">
-              <w:r>
-                <w:rPr>
-                  <w:rFonts w:ascii="Arial" w:cs="Arial" w:eastAsia="Arial" w:hAnsi="Arial"/>
-                  <w:color w:val="2E75B6"/>
-                  <w:sz w:val="16"/>
-                  <w:szCs w:val="16"/>
-                  <w:u w:val="single" w:color="2E75B6"/>
-                </w:rPr>
-                <w:t xml:space="preserve">Grouped Data to Find the Mean Principles</w:t>
-              </w:r>
-            </w:hyperlink>
-          </w:p>
-          <w:p>
-            <w:pPr>
-              <w:spacing w:after="10" w:before="0"/>
-              <w:ind w:left="120"/>
-            </w:pPr>
-            <w:r>
-              <w:rPr>
-                <w:rFonts w:ascii="Arial" w:cs="Arial" w:eastAsia="Arial" w:hAnsi="Arial"/>
-                <w:color w:val="595959"/>
-                <w:sz w:val="14"/>
-                <w:szCs w:val="14"/>
-              </w:rPr>
-              <w:t xml:space="preserve">Source: CK-12</w:t>
-            </w:r>
-          </w:p>
-          <w:p>
-            <w:pPr>
-              <w:spacing w:after="10" w:before="0"/>
-              <w:ind w:left="120"/>
-            </w:pPr>
-            <w:hyperlink w:history="1" r:id="rIdiusietyf-gzxwsezfyhjq">
-              <w:r>
-                <w:rPr>
-                  <w:rFonts w:ascii="Arial" w:cs="Arial" w:eastAsia="Arial" w:hAnsi="Arial"/>
-                  <w:color w:val="595959"/>
-                  <w:sz w:val="14"/>
-                  <w:szCs w:val="14"/>
-                  <w:u w:val="single" w:color="595959"/>
-                </w:rPr>
-                <w:t xml:space="preserve">🔍 Search ARES for similar videos</w:t>
-              </w:r>
-            </w:hyperlink>
-          </w:p>
-          <w:p>
-            <w:pPr>
-              <w:spacing w:after="40" w:before="0"/>
-            </w:pPr>
-            <w:r>
-              <w:rPr>
-                <w:sz w:val="14"/>
-                <w:szCs w:val="14"/>
-              </w:rPr>
-              <w:t xml:space="preserve"/>
-            </w:r>
-          </w:p>
-          <w:p>
-            <w:pPr>
-              <w:spacing w:after="20" w:before="0"/>
-            </w:pPr>
-            <w:r>
-              <w:rPr>
-                <w:rFonts w:ascii="Arial" w:cs="Arial" w:eastAsia="Arial" w:hAnsi="Arial"/>
-                <w:b/>
-                <w:bCs/>
-                <w:color w:val="1F3864"/>
-                <w:sz w:val="16"/>
-                <w:szCs w:val="16"/>
-              </w:rPr>
-              <w:t xml:space="preserve">📖 HTML:</w:t>
-            </w:r>
-          </w:p>
-          <w:p>
-            <w:pPr>
-              <w:spacing w:after="20" w:before="0"/>
-            </w:pPr>
-            <w:hyperlink w:history="1" r:id="rId5x189undhmtzkdrrakirq">
+            <w:hyperlink w:history="1" r:id="rIdg4szp3x5kqakqz4skingp">
               <w:r>
                 <w:rPr>
                   <w:rFonts w:ascii="Arial" w:cs="Arial" w:eastAsia="Arial" w:hAnsi="Arial"/>
@@ -22211,7 +22211,7 @@
               <w:spacing w:after="10" w:before="0"/>
               <w:ind w:left="120"/>
             </w:pPr>
-            <w:hyperlink w:history="1" r:id="rIdr-zokwr28wfw8fykto2ov">
+            <w:hyperlink w:history="1" r:id="rIdpwysqtkdi9pfrwxfobw1a">
               <w:r>
                 <w:rPr>
                   <w:rFonts w:ascii="Arial" w:cs="Arial" w:eastAsia="Arial" w:hAnsi="Arial"/>
@@ -23916,7 +23916,7 @@
             <w:pPr>
               <w:spacing w:after="20" w:before="0"/>
             </w:pPr>
-            <w:hyperlink w:history="1" r:id="rIdbycndxvtuc9b4levy61xx">
+            <w:hyperlink w:history="1" r:id="rIdayxy5k4oytm7dqs9pwb5l">
               <w:r>
                 <w:rPr>
                   <w:rFonts w:ascii="Arial" w:cs="Arial" w:eastAsia="Arial" w:hAnsi="Arial"/>
@@ -23949,7 +23949,7 @@
               <w:spacing w:after="10" w:before="0"/>
               <w:ind w:left="120"/>
             </w:pPr>
-            <w:hyperlink w:history="1" r:id="rIdlysy6vkqfagh_omf6qtfe">
+            <w:hyperlink w:history="1" r:id="rIdsewrcdbvacckcfnwzrluu">
               <w:r>
                 <w:rPr>
                   <w:rFonts w:ascii="Arial" w:cs="Arial" w:eastAsia="Arial" w:hAnsi="Arial"/>
@@ -23994,7 +23994,7 @@
             <w:pPr>
               <w:spacing w:after="20" w:before="0"/>
             </w:pPr>
-            <w:hyperlink w:history="1" r:id="rIdv9yvi4r3qmc0jfgczbtox">
+            <w:hyperlink w:history="1" r:id="rIdnnmtexek7s_m_ipc5ild5">
               <w:r>
                 <w:rPr>
                   <w:rFonts w:ascii="Arial" w:cs="Arial" w:eastAsia="Arial" w:hAnsi="Arial"/>
@@ -24027,7 +24027,7 @@
               <w:spacing w:after="10" w:before="0"/>
               <w:ind w:left="120"/>
             </w:pPr>
-            <w:hyperlink w:history="1" r:id="rIdtcfjhz5ogfi6bi67wmqcu">
+            <w:hyperlink w:history="1" r:id="rId78kqe8bgg0ozlrtcn-91m">
               <w:r>
                 <w:rPr>
                   <w:rFonts w:ascii="Arial" w:cs="Arial" w:eastAsia="Arial" w:hAnsi="Arial"/>
@@ -24222,7 +24222,7 @@
             <w:pPr>
               <w:spacing w:after="20" w:before="0"/>
             </w:pPr>
-            <w:hyperlink w:history="1" r:id="rIdk6m_os6kp-zsi4y3efroi">
+            <w:hyperlink w:history="1" r:id="rId2ljdn4udzbyosul1tslr5">
               <w:r>
                 <w:rPr>
                   <w:rFonts w:ascii="Arial" w:cs="Arial" w:eastAsia="Arial" w:hAnsi="Arial"/>
@@ -24255,7 +24255,7 @@
               <w:spacing w:after="10" w:before="0"/>
               <w:ind w:left="120"/>
             </w:pPr>
-            <w:hyperlink w:history="1" r:id="rIdvqsr9xmuwdhyh4kwmzi4w">
+            <w:hyperlink w:history="1" r:id="rIdjc_1ok3sabq5y_cvd0icb">
               <w:r>
                 <w:rPr>
                   <w:rFonts w:ascii="Arial" w:cs="Arial" w:eastAsia="Arial" w:hAnsi="Arial"/>
@@ -24300,7 +24300,7 @@
             <w:pPr>
               <w:spacing w:after="20" w:before="0"/>
             </w:pPr>
-            <w:hyperlink w:history="1" r:id="rIdjzlzqjfmsvoxdwhognsmm">
+            <w:hyperlink w:history="1" r:id="rIdaltktlv2vvq7g-2abn-m6">
               <w:r>
                 <w:rPr>
                   <w:rFonts w:ascii="Arial" w:cs="Arial" w:eastAsia="Arial" w:hAnsi="Arial"/>
@@ -24333,7 +24333,7 @@
               <w:spacing w:after="10" w:before="0"/>
               <w:ind w:left="120"/>
             </w:pPr>
-            <w:hyperlink w:history="1" r:id="rIds7vvlseqwm6wjxq4u9faq">
+            <w:hyperlink w:history="1" r:id="rIdcojnchssq54abk6ih7amv">
               <w:r>
                 <w:rPr>
                   <w:rFonts w:ascii="Arial" w:cs="Arial" w:eastAsia="Arial" w:hAnsi="Arial"/>
@@ -24528,7 +24528,7 @@
             <w:pPr>
               <w:spacing w:after="20" w:before="0"/>
             </w:pPr>
-            <w:hyperlink w:history="1" r:id="rIdmff-c4usonv8zkzjauxii">
+            <w:hyperlink w:history="1" r:id="rIdnoz0gvtvtdqr4ksuwkg0o">
               <w:r>
                 <w:rPr>
                   <w:rFonts w:ascii="Arial" w:cs="Arial" w:eastAsia="Arial" w:hAnsi="Arial"/>
@@ -24561,7 +24561,7 @@
               <w:spacing w:after="10" w:before="0"/>
               <w:ind w:left="120"/>
             </w:pPr>
-            <w:hyperlink w:history="1" r:id="rIdyfgorny77jghtpntrh6j3">
+            <w:hyperlink w:history="1" r:id="rIdx8qajcus_swgzyii67d-q">
               <w:r>
                 <w:rPr>
                   <w:rFonts w:ascii="Arial" w:cs="Arial" w:eastAsia="Arial" w:hAnsi="Arial"/>
@@ -24606,7 +24606,619 @@
             <w:pPr>
               <w:spacing w:after="20" w:before="0"/>
             </w:pPr>
-            <w:hyperlink w:history="1" r:id="rIdqo6fkn3p5xfcebgmwn3mc">
+            <w:hyperlink w:history="1" r:id="rIdowvmu-8pldfscrapzgda7">
+              <w:r>
+                <w:rPr>
+                  <w:rFonts w:ascii="Arial" w:cs="Arial" w:eastAsia="Arial" w:hAnsi="Arial"/>
+                  <w:color w:val="2E75B6"/>
+                  <w:sz w:val="16"/>
+                  <w:szCs w:val="16"/>
+                  <w:u w:val="single" w:color="2E75B6"/>
+                </w:rPr>
+                <w:t xml:space="preserve">Test statistic in a two-sample t test</w:t>
+              </w:r>
+            </w:hyperlink>
+          </w:p>
+          <w:p>
+            <w:pPr>
+              <w:spacing w:after="10" w:before="0"/>
+              <w:ind w:left="120"/>
+            </w:pPr>
+            <w:r>
+              <w:rPr>
+                <w:rFonts w:ascii="Arial" w:cs="Arial" w:eastAsia="Arial" w:hAnsi="Arial"/>
+                <w:color w:val="595959"/>
+                <w:sz w:val="14"/>
+                <w:szCs w:val="14"/>
+              </w:rPr>
+              <w:t xml:space="preserve">Source: Khan Academy (English - US curriculum)</w:t>
+            </w:r>
+          </w:p>
+          <w:p>
+            <w:pPr>
+              <w:spacing w:after="10" w:before="0"/>
+              <w:ind w:left="120"/>
+            </w:pPr>
+            <w:hyperlink w:history="1" r:id="rId5xn9wxdv4nc8hsuq8_yms">
+              <w:r>
+                <w:rPr>
+                  <w:rFonts w:ascii="Arial" w:cs="Arial" w:eastAsia="Arial" w:hAnsi="Arial"/>
+                  <w:color w:val="595959"/>
+                  <w:sz w:val="14"/>
+                  <w:szCs w:val="14"/>
+                  <w:u w:val="single" w:color="595959"/>
+                </w:rPr>
+                <w:t xml:space="preserve">🔍 Search ARES for similar readings</w:t>
+              </w:r>
+            </w:hyperlink>
+          </w:p>
+        </w:tc>
+        <w:tc>
+          <w:tcPr>
+            <w:tcW w:type="dxa" w:w="3040"/>
+            <w:shd w:fill="FFFFFF" w:color="auto" w:val="clear"/>
+            <w:tcMar>
+              <w:top w:type="dxa" w:w="60"/>
+              <w:left w:type="dxa" w:w="120"/>
+              <w:bottom w:type="dxa" w:w="60"/>
+              <w:right w:type="dxa" w:w="120"/>
+            </w:tcMar>
+            <w:vAlign w:val="top"/>
+          </w:tcPr>
+          <w:p>
+            <w:pPr>
+              <w:spacing w:after="40" w:before="0"/>
+              <w:jc w:val="left"/>
+            </w:pPr>
+            <w:r>
+              <w:rPr>
+                <w:rFonts w:ascii="Arial" w:cs="Arial" w:eastAsia="Arial" w:hAnsi="Arial"/>
+                <w:b w:val="false"/>
+                <w:bCs w:val="false"/>
+                <w:i w:val="false"/>
+                <w:iCs w:val="false"/>
+                <w:color w:val="000000"/>
+                <w:sz w:val="18"/>
+                <w:szCs w:val="18"/>
+              </w:rPr>
+              <w:t xml:space="preserve">Each learner independently writes a 'Statistical Verdict' — a structured paragraph of 5–7 sentences answering the driving question: 'Who was right — the Nairobi family or the neighbour?' using the sentence-frame scaffold provided. They must cite all three measures (mean, median, mode) by name and value, explain why the mean is higher than the median (linking to the Rift Valley supply shortage spike visible in the data), and state which measure they recommend the family use for weekly budgeting — with justification. After writing, pairs compare verdicts and identify one point of agreement and one difference in their reasoning. Two pairs are cold-called to read their verdict aloud to the class.</w:t>
+            </w:r>
+          </w:p>
+        </w:tc>
+        <w:tc>
+          <w:tcPr>
+            <w:tcW w:type="dxa" w:w="3040"/>
+            <w:shd w:fill="F2F2F2" w:color="auto" w:val="clear"/>
+            <w:tcMar>
+              <w:top w:type="dxa" w:w="60"/>
+              <w:left w:type="dxa" w:w="120"/>
+              <w:bottom w:type="dxa" w:w="60"/>
+              <w:right w:type="dxa" w:w="120"/>
+            </w:tcMar>
+            <w:vAlign w:val="top"/>
+          </w:tcPr>
+          <w:p>
+            <w:pPr>
+              <w:spacing w:after="40" w:before="0"/>
+              <w:jc w:val="left"/>
+            </w:pPr>
+            <w:r>
+              <w:rPr>
+                <w:rFonts w:ascii="Arial" w:cs="Arial" w:eastAsia="Arial" w:hAnsi="Arial"/>
+                <w:b w:val="false"/>
+                <w:bCs w:val="false"/>
+                <w:i w:val="false"/>
+                <w:iCs w:val="false"/>
+                <w:color w:val="000000"/>
+                <w:sz w:val="18"/>
+                <w:szCs w:val="18"/>
+              </w:rPr>
+              <w:t xml:space="preserve">Display the sentence-frame scaffold on the board: 'The mean price of maize flour at Wakulima Market is KSh ___, which suggests ___. However, the median is KSh ___, meaning ___. The mode is KSh ___, which shows ___. The mean is higher than the median because ___. For the family's weekly budgeting, I recommend using the ___ because ___. Therefore, [family / neighbour / both] was right because ___.' Give learners 7 minutes of silent individual writing. After writing, say: 'Compare with your partner — circle one sentence in their verdict that you think is especially strong.' After 2 minutes, cold-call Pair A: 'Read your verdict aloud.' After they read, ask the class: 'Do you agree that [measure they recommended] is best for budgeting? Raise your hand if you agree.' Then cold-call Pair B for a different perspective. Follow up with the whole class: 'Can BOTH the family AND the neighbour be telling the truth at the same time?' Allow 15 seconds WAIT TIME. Accept 3 responses. Conclude by saying: 'Statistics does not always give one truth — it gives us tools to describe different aspects of reality honestly. That is what makes it powerful and also what makes it dangerous if misused.'</w:t>
+            </w:r>
+          </w:p>
+        </w:tc>
+        <w:tc>
+          <w:tcPr>
+            <w:tcW w:type="dxa" w:w="3040"/>
+            <w:shd w:fill="FFFFFF" w:color="auto" w:val="clear"/>
+            <w:tcMar>
+              <w:top w:type="dxa" w:w="60"/>
+              <w:left w:type="dxa" w:w="120"/>
+              <w:bottom w:type="dxa" w:w="60"/>
+              <w:right w:type="dxa" w:w="120"/>
+            </w:tcMar>
+            <w:vAlign w:val="top"/>
+          </w:tcPr>
+          <w:p>
+            <w:pPr>
+              <w:spacing w:after="40" w:before="0"/>
+              <w:jc w:val="left"/>
+            </w:pPr>
+            <w:r>
+              <w:rPr>
+                <w:rFonts w:ascii="Arial" w:cs="Arial" w:eastAsia="Arial" w:hAnsi="Arial"/>
+                <w:b w:val="false"/>
+                <w:bCs w:val="false"/>
+                <w:i w:val="false"/>
+                <w:iCs w:val="false"/>
+                <w:color w:val="000000"/>
+                <w:sz w:val="18"/>
+                <w:szCs w:val="18"/>
+              </w:rPr>
+              <w:t xml:space="preserve">Structured Academic Controversy via Verdict Writing — The sentence-frame scaffold ensures all learners engage with all three measures and with the causal explanation (Rift Valley shortage → price spike → mean inflation) rather than selecting only the measure that supports their prior prediction. Comparing verdicts in pairs surfaces the legitimate disagreement between measures, reinforcing that statistical interpretation requires judgement, not just calculation.</w:t>
+            </w:r>
+          </w:p>
+        </w:tc>
+        <w:tc>
+          <w:tcPr>
+            <w:tcW w:type="dxa" w:w="3040"/>
+            <w:shd w:fill="F2F2F2" w:color="auto" w:val="clear"/>
+            <w:tcMar>
+              <w:top w:type="dxa" w:w="60"/>
+              <w:left w:type="dxa" w:w="120"/>
+              <w:bottom w:type="dxa" w:w="60"/>
+              <w:right w:type="dxa" w:w="120"/>
+            </w:tcMar>
+            <w:vAlign w:val="top"/>
+          </w:tcPr>
+          <w:p>
+            <w:pPr>
+              <w:spacing w:after="40" w:before="0"/>
+              <w:jc w:val="left"/>
+            </w:pPr>
+            <w:r>
+              <w:rPr>
+                <w:rFonts w:ascii="Arial" w:cs="Arial" w:eastAsia="Arial" w:hAnsi="Arial"/>
+                <w:b w:val="false"/>
+                <w:bCs w:val="false"/>
+                <w:i w:val="false"/>
+                <w:iCs w:val="false"/>
+                <w:color w:val="000000"/>
+                <w:sz w:val="18"/>
+                <w:szCs w:val="18"/>
+              </w:rPr>
+              <w:t xml:space="preserve">Collect and scan 6–8 randomly selected written verdicts during pair-comparison time. Look for: (i) correct numerical values cited for all three measures; (ii) a causal explanation linking the spike price to mean distortion; (iii) a justified recommendation (median or mode is more appropriate than mean for budgeting when outliers are present). Red-flag responses: any verdict that concludes only one party is right without acknowledging the legitimacy of the other's experience — use these as teaching moments in the DQB phase. Target: 75% of verdicts meet all three criteria.</w:t>
+            </w:r>
+          </w:p>
+        </w:tc>
+      </w:tr>
+      <w:tr>
+        <w:tc>
+          <w:tcPr>
+            <w:tcW w:type="dxa" w:w="1520"/>
+            <w:shd w:fill="FCE4D6" w:color="auto" w:val="clear"/>
+            <w:tcMar>
+              <w:top w:type="dxa" w:w="60"/>
+              <w:left w:type="dxa" w:w="120"/>
+              <w:bottom w:type="dxa" w:w="60"/>
+              <w:right w:type="dxa" w:w="120"/>
+            </w:tcMar>
+            <w:vAlign w:val="top"/>
+          </w:tcPr>
+          <w:p>
+            <w:pPr>
+              <w:spacing w:after="40" w:before="0"/>
+              <w:jc w:val="left"/>
+            </w:pPr>
+            <w:r>
+              <w:rPr>
+                <w:rFonts w:ascii="Arial" w:cs="Arial" w:eastAsia="Arial" w:hAnsi="Arial"/>
+                <w:b/>
+                <w:bCs/>
+                <w:i w:val="false"/>
+                <w:iCs w:val="false"/>
+                <w:color w:val="000000"/>
+                <w:sz w:val="18"/>
+                <w:szCs w:val="18"/>
+              </w:rPr>
+              <w:t xml:space="preserve">Driving Question Board (DQB) Creation</w:t>
+            </w:r>
+          </w:p>
+          <w:p>
+            <w:pPr>
+              <w:spacing w:after="20" w:before="0"/>
+            </w:pPr>
+            <w:r>
+              <w:rPr>
+                <w:rFonts w:ascii="Arial" w:cs="Arial" w:eastAsia="Arial" w:hAnsi="Arial"/>
+                <w:b/>
+                <w:bCs/>
+                <w:color w:val="1F3864"/>
+                <w:sz w:val="16"/>
+                <w:szCs w:val="16"/>
+              </w:rPr>
+              <w:t xml:space="preserve">📹 VIDEO:</w:t>
+            </w:r>
+          </w:p>
+          <w:p>
+            <w:pPr>
+              <w:spacing w:after="20" w:before="0"/>
+            </w:pPr>
+            <w:hyperlink w:history="1" r:id="rIdhiozjd16pwmur5iyiu5ta">
+              <w:r>
+                <w:rPr>
+                  <w:rFonts w:ascii="Arial" w:cs="Arial" w:eastAsia="Arial" w:hAnsi="Arial"/>
+                  <w:color w:val="2E75B6"/>
+                  <w:sz w:val="16"/>
+                  <w:szCs w:val="16"/>
+                  <w:u w:val="single" w:color="2E75B6"/>
+                </w:rPr>
+                <w:t xml:space="preserve">Statistics intro: Mean, median, &amp; mode</w:t>
+              </w:r>
+            </w:hyperlink>
+          </w:p>
+          <w:p>
+            <w:pPr>
+              <w:spacing w:after="10" w:before="0"/>
+              <w:ind w:left="120"/>
+            </w:pPr>
+            <w:r>
+              <w:rPr>
+                <w:rFonts w:ascii="Arial" w:cs="Arial" w:eastAsia="Arial" w:hAnsi="Arial"/>
+                <w:color w:val="595959"/>
+                <w:sz w:val="14"/>
+                <w:szCs w:val="14"/>
+              </w:rPr>
+              <w:t xml:space="preserve">Source: Khan Academy (English - US curriculum)</w:t>
+            </w:r>
+          </w:p>
+          <w:p>
+            <w:pPr>
+              <w:spacing w:after="10" w:before="0"/>
+              <w:ind w:left="120"/>
+            </w:pPr>
+            <w:hyperlink w:history="1" r:id="rId65yut5kt6wl3xrks49bb-">
+              <w:r>
+                <w:rPr>
+                  <w:rFonts w:ascii="Arial" w:cs="Arial" w:eastAsia="Arial" w:hAnsi="Arial"/>
+                  <w:color w:val="595959"/>
+                  <w:sz w:val="14"/>
+                  <w:szCs w:val="14"/>
+                  <w:u w:val="single" w:color="595959"/>
+                </w:rPr>
+                <w:t xml:space="preserve">🔍 Search ARES for similar videos</w:t>
+              </w:r>
+            </w:hyperlink>
+          </w:p>
+          <w:p>
+            <w:pPr>
+              <w:spacing w:after="40" w:before="0"/>
+            </w:pPr>
+            <w:r>
+              <w:rPr>
+                <w:sz w:val="14"/>
+                <w:szCs w:val="14"/>
+              </w:rPr>
+              <w:t xml:space="preserve"/>
+            </w:r>
+          </w:p>
+          <w:p>
+            <w:pPr>
+              <w:spacing w:after="20" w:before="0"/>
+            </w:pPr>
+            <w:r>
+              <w:rPr>
+                <w:rFonts w:ascii="Arial" w:cs="Arial" w:eastAsia="Arial" w:hAnsi="Arial"/>
+                <w:b/>
+                <w:bCs/>
+                <w:color w:val="1F3864"/>
+                <w:sz w:val="16"/>
+                <w:szCs w:val="16"/>
+              </w:rPr>
+              <w:t xml:space="preserve">📖 EXERCISE:</w:t>
+            </w:r>
+          </w:p>
+          <w:p>
+            <w:pPr>
+              <w:spacing w:after="20" w:before="0"/>
+            </w:pPr>
+            <w:hyperlink w:history="1" r:id="rIdnpksafs0ofnd6gjieesnw">
+              <w:r>
+                <w:rPr>
+                  <w:rFonts w:ascii="Arial" w:cs="Arial" w:eastAsia="Arial" w:hAnsi="Arial"/>
+                  <w:color w:val="2E75B6"/>
+                  <w:sz w:val="16"/>
+                  <w:szCs w:val="16"/>
+                  <w:u w:val="single" w:color="2E75B6"/>
+                </w:rPr>
+                <w:t xml:space="preserve">Calculating the test statistic in a z test for a proportion</w:t>
+              </w:r>
+            </w:hyperlink>
+          </w:p>
+          <w:p>
+            <w:pPr>
+              <w:spacing w:after="10" w:before="0"/>
+              <w:ind w:left="120"/>
+            </w:pPr>
+            <w:r>
+              <w:rPr>
+                <w:rFonts w:ascii="Arial" w:cs="Arial" w:eastAsia="Arial" w:hAnsi="Arial"/>
+                <w:color w:val="595959"/>
+                <w:sz w:val="14"/>
+                <w:szCs w:val="14"/>
+              </w:rPr>
+              <w:t xml:space="preserve">Source: Khan Academy (English - US curriculum)</w:t>
+            </w:r>
+          </w:p>
+          <w:p>
+            <w:pPr>
+              <w:spacing w:after="10" w:before="0"/>
+              <w:ind w:left="120"/>
+            </w:pPr>
+            <w:hyperlink w:history="1" r:id="rIdyfsdgg7xatxb0iyhpeeij">
+              <w:r>
+                <w:rPr>
+                  <w:rFonts w:ascii="Arial" w:cs="Arial" w:eastAsia="Arial" w:hAnsi="Arial"/>
+                  <w:color w:val="595959"/>
+                  <w:sz w:val="14"/>
+                  <w:szCs w:val="14"/>
+                  <w:u w:val="single" w:color="595959"/>
+                </w:rPr>
+                <w:t xml:space="preserve">🔍 Search ARES for similar readings</w:t>
+              </w:r>
+            </w:hyperlink>
+          </w:p>
+        </w:tc>
+        <w:tc>
+          <w:tcPr>
+            <w:tcW w:type="dxa" w:w="3040"/>
+            <w:shd w:fill="FFFFFF" w:color="auto" w:val="clear"/>
+            <w:tcMar>
+              <w:top w:type="dxa" w:w="60"/>
+              <w:left w:type="dxa" w:w="120"/>
+              <w:bottom w:type="dxa" w:w="60"/>
+              <w:right w:type="dxa" w:w="120"/>
+            </w:tcMar>
+            <w:vAlign w:val="top"/>
+          </w:tcPr>
+          <w:p>
+            <w:pPr>
+              <w:spacing w:after="40" w:before="0"/>
+              <w:jc w:val="left"/>
+            </w:pPr>
+            <w:r>
+              <w:rPr>
+                <w:rFonts w:ascii="Arial" w:cs="Arial" w:eastAsia="Arial" w:hAnsi="Arial"/>
+                <w:b w:val="false"/>
+                <w:bCs w:val="false"/>
+                <w:i w:val="false"/>
+                <w:iCs w:val="false"/>
+                <w:color w:val="000000"/>
+                <w:sz w:val="18"/>
+                <w:szCs w:val="18"/>
+              </w:rPr>
+              <w:t xml:space="preserve">The teacher facilitates a whole-class DQB Completion Ceremony. The full driving question board — which has accumulated question cards, partial-answer sticky notes, and revision arrows across all eight lessons — is displayed at the front. Learners review every card and, for each one, vote with thumbs: up (fully answered), sideways (partially answered), down (still open). For the three KICD Key Inquiry Questions (What is statistics? / How do we represent data? / How do we use statistics in day-to-day life?) each learner writes a final one-sentence answer in their notebook. The class then collectively agrees on a 'class consensus answer' for the driving question, which the teacher writes on a fresh card and places at the centre of the board.</w:t>
+            </w:r>
+          </w:p>
+        </w:tc>
+        <w:tc>
+          <w:tcPr>
+            <w:tcW w:type="dxa" w:w="3040"/>
+            <w:shd w:fill="F2F2F2" w:color="auto" w:val="clear"/>
+            <w:tcMar>
+              <w:top w:type="dxa" w:w="60"/>
+              <w:left w:type="dxa" w:w="120"/>
+              <w:bottom w:type="dxa" w:w="60"/>
+              <w:right w:type="dxa" w:w="120"/>
+            </w:tcMar>
+            <w:vAlign w:val="top"/>
+          </w:tcPr>
+          <w:p>
+            <w:pPr>
+              <w:spacing w:after="40" w:before="0"/>
+              <w:jc w:val="left"/>
+            </w:pPr>
+            <w:r>
+              <w:rPr>
+                <w:rFonts w:ascii="Arial" w:cs="Arial" w:eastAsia="Arial" w:hAnsi="Arial"/>
+                <w:b w:val="false"/>
+                <w:bCs w:val="false"/>
+                <w:i w:val="false"/>
+                <w:iCs w:val="false"/>
+                <w:color w:val="000000"/>
+                <w:sz w:val="18"/>
+                <w:szCs w:val="18"/>
+              </w:rPr>
+              <w:t xml:space="preserve">Stand beside the DQB. Point to the driving question card at the top: 'Eight lessons ago, I put this question up and you said you had no idea how to answer it. Let us see how far we have come.' Work through the board systematically — hold up each question card and ask for a thumbs vote. For each 'thumbs sideways' card, ask: 'What do we now know about this, and what is still missing?' For the three KICD Key Inquiry Questions, say: 'Everyone — in your notebook, write your own final answer to this question in one sentence. You have 90 seconds.' After 90 seconds, cold-call 3 different learners (choosing learners who have not been cold-called in this lesson yet): 'Otieno — what is your answer to: How do we use statistics in day-to-day life?' After 3 responses, synthesise: 'So we can say statistics helps us [summarise / represent / interpret] data so that we and our communities can make better decisions — even when the raw numbers look chaotic.' Write the class consensus answer to the driving question aloud as you write it on the board: 'We can use statistics to tell an honest story about data from our community by organising it into frequency tables, displaying it in histograms, and choosing the right measure of central tendency — mean, median, or mode — depending on what question we are trying to answer and who might be harmed by a misleading number.'</w:t>
+            </w:r>
+          </w:p>
+        </w:tc>
+        <w:tc>
+          <w:tcPr>
+            <w:tcW w:type="dxa" w:w="3040"/>
+            <w:shd w:fill="FFFFFF" w:color="auto" w:val="clear"/>
+            <w:tcMar>
+              <w:top w:type="dxa" w:w="60"/>
+              <w:left w:type="dxa" w:w="120"/>
+              <w:bottom w:type="dxa" w:w="60"/>
+              <w:right w:type="dxa" w:w="120"/>
+            </w:tcMar>
+            <w:vAlign w:val="top"/>
+          </w:tcPr>
+          <w:p>
+            <w:pPr>
+              <w:spacing w:after="40" w:before="0"/>
+              <w:jc w:val="left"/>
+            </w:pPr>
+            <w:r>
+              <w:rPr>
+                <w:rFonts w:ascii="Arial" w:cs="Arial" w:eastAsia="Arial" w:hAnsi="Arial"/>
+                <w:b w:val="false"/>
+                <w:bCs w:val="false"/>
+                <w:i w:val="false"/>
+                <w:iCs w:val="false"/>
+                <w:color w:val="000000"/>
+                <w:sz w:val="18"/>
+                <w:szCs w:val="18"/>
+              </w:rPr>
+              <w:t xml:space="preserve">DQB Closure Ritual — Systematically revisiting every question posted since Lesson 1 gives learners a tangible sense of intellectual progress and models the scientific practice of tracking how explanations evolve with evidence. The thumbs-vote creates low-stakes public accountability, and writing a final individual answer before hearing the class consensus ensures every learner articulates their own understanding rather than copying a peer.</w:t>
+            </w:r>
+          </w:p>
+        </w:tc>
+        <w:tc>
+          <w:tcPr>
+            <w:tcW w:type="dxa" w:w="3040"/>
+            <w:shd w:fill="F2F2F2" w:color="auto" w:val="clear"/>
+            <w:tcMar>
+              <w:top w:type="dxa" w:w="60"/>
+              <w:left w:type="dxa" w:w="120"/>
+              <w:bottom w:type="dxa" w:w="60"/>
+              <w:right w:type="dxa" w:w="120"/>
+            </w:tcMar>
+            <w:vAlign w:val="top"/>
+          </w:tcPr>
+          <w:p>
+            <w:pPr>
+              <w:spacing w:after="40" w:before="0"/>
+              <w:jc w:val="left"/>
+            </w:pPr>
+            <w:r>
+              <w:rPr>
+                <w:rFonts w:ascii="Arial" w:cs="Arial" w:eastAsia="Arial" w:hAnsi="Arial"/>
+                <w:b w:val="false"/>
+                <w:bCs w:val="false"/>
+                <w:i w:val="false"/>
+                <w:iCs w:val="false"/>
+                <w:color w:val="000000"/>
+                <w:sz w:val="18"/>
+                <w:szCs w:val="18"/>
+              </w:rPr>
+              <w:t xml:space="preserve">Teacher scans notebook entries for the three KICD Key Inquiry Question answers during the 90-second writing pause. Look for: specificity (does the learner mention specific tools — frequency table, histogram, mean/median/mode — or remain vague?), accuracy (are any misconceptions still present?), and connection to the phenomenon (does the learner reference maize prices, Wakulima Market, or the family/neighbour dispute?). Any learner still giving a vague answer ('statistics helps us understand numbers') should be flagged for a brief teacher check-in during the Model Building phase.</w:t>
+            </w:r>
+          </w:p>
+        </w:tc>
+      </w:tr>
+      <w:tr>
+        <w:tc>
+          <w:tcPr>
+            <w:tcW w:type="dxa" w:w="1520"/>
+            <w:shd w:fill="D5E8F0" w:color="auto" w:val="clear"/>
+            <w:tcMar>
+              <w:top w:type="dxa" w:w="60"/>
+              <w:left w:type="dxa" w:w="120"/>
+              <w:bottom w:type="dxa" w:w="60"/>
+              <w:right w:type="dxa" w:w="120"/>
+            </w:tcMar>
+            <w:vAlign w:val="top"/>
+          </w:tcPr>
+          <w:p>
+            <w:pPr>
+              <w:spacing w:after="40" w:before="0"/>
+              <w:jc w:val="left"/>
+            </w:pPr>
+            <w:r>
+              <w:rPr>
+                <w:rFonts w:ascii="Arial" w:cs="Arial" w:eastAsia="Arial" w:hAnsi="Arial"/>
+                <w:b/>
+                <w:bCs/>
+                <w:i w:val="false"/>
+                <w:iCs w:val="false"/>
+                <w:color w:val="000000"/>
+                <w:sz w:val="18"/>
+                <w:szCs w:val="18"/>
+              </w:rPr>
+              <w:t xml:space="preserve">Model Building Phase</w:t>
+            </w:r>
+          </w:p>
+          <w:p>
+            <w:pPr>
+              <w:spacing w:after="20" w:before="0"/>
+            </w:pPr>
+            <w:r>
+              <w:rPr>
+                <w:rFonts w:ascii="Arial" w:cs="Arial" w:eastAsia="Arial" w:hAnsi="Arial"/>
+                <w:b/>
+                <w:bCs/>
+                <w:color w:val="1F3864"/>
+                <w:sz w:val="16"/>
+                <w:szCs w:val="16"/>
+              </w:rPr>
+              <w:t xml:space="preserve">📹 VIDEO:</w:t>
+            </w:r>
+          </w:p>
+          <w:p>
+            <w:pPr>
+              <w:spacing w:after="20" w:before="0"/>
+            </w:pPr>
+            <w:hyperlink w:history="1" r:id="rIdrghtthovqnjugc7eyfxb_">
+              <w:r>
+                <w:rPr>
+                  <w:rFonts w:ascii="Arial" w:cs="Arial" w:eastAsia="Arial" w:hAnsi="Arial"/>
+                  <w:color w:val="2E75B6"/>
+                  <w:sz w:val="16"/>
+                  <w:szCs w:val="16"/>
+                  <w:u w:val="single" w:color="2E75B6"/>
+                </w:rPr>
+                <w:t xml:space="preserve">Statistics intro: Mean, median, &amp; mode</w:t>
+              </w:r>
+            </w:hyperlink>
+          </w:p>
+          <w:p>
+            <w:pPr>
+              <w:spacing w:after="10" w:before="0"/>
+              <w:ind w:left="120"/>
+            </w:pPr>
+            <w:r>
+              <w:rPr>
+                <w:rFonts w:ascii="Arial" w:cs="Arial" w:eastAsia="Arial" w:hAnsi="Arial"/>
+                <w:color w:val="595959"/>
+                <w:sz w:val="14"/>
+                <w:szCs w:val="14"/>
+              </w:rPr>
+              <w:t xml:space="preserve">Source: Khan Academy (English - US curriculum)</w:t>
+            </w:r>
+          </w:p>
+          <w:p>
+            <w:pPr>
+              <w:spacing w:after="10" w:before="0"/>
+              <w:ind w:left="120"/>
+            </w:pPr>
+            <w:hyperlink w:history="1" r:id="rIdssimp6yepsidjo_hyz-1j">
+              <w:r>
+                <w:rPr>
+                  <w:rFonts w:ascii="Arial" w:cs="Arial" w:eastAsia="Arial" w:hAnsi="Arial"/>
+                  <w:color w:val="595959"/>
+                  <w:sz w:val="14"/>
+                  <w:szCs w:val="14"/>
+                  <w:u w:val="single" w:color="595959"/>
+                </w:rPr>
+                <w:t xml:space="preserve">🔍 Search ARES for similar videos</w:t>
+              </w:r>
+            </w:hyperlink>
+          </w:p>
+          <w:p>
+            <w:pPr>
+              <w:spacing w:after="40" w:before="0"/>
+            </w:pPr>
+            <w:r>
+              <w:rPr>
+                <w:sz w:val="14"/>
+                <w:szCs w:val="14"/>
+              </w:rPr>
+              <w:t xml:space="preserve"/>
+            </w:r>
+          </w:p>
+          <w:p>
+            <w:pPr>
+              <w:spacing w:after="20" w:before="0"/>
+            </w:pPr>
+            <w:r>
+              <w:rPr>
+                <w:rFonts w:ascii="Arial" w:cs="Arial" w:eastAsia="Arial" w:hAnsi="Arial"/>
+                <w:b/>
+                <w:bCs/>
+                <w:color w:val="1F3864"/>
+                <w:sz w:val="16"/>
+                <w:szCs w:val="16"/>
+              </w:rPr>
+              <w:t xml:space="preserve">📖 EXERCISE:</w:t>
+            </w:r>
+          </w:p>
+          <w:p>
+            <w:pPr>
+              <w:spacing w:after="20" w:before="0"/>
+            </w:pPr>
+            <w:hyperlink w:history="1" r:id="rIdm3h50aziguf_yyhds_kjj">
               <w:r>
                 <w:rPr>
                   <w:rFonts w:ascii="Arial" w:cs="Arial" w:eastAsia="Arial" w:hAnsi="Arial"/>
@@ -24639,619 +25251,7 @@
               <w:spacing w:after="10" w:before="0"/>
               <w:ind w:left="120"/>
             </w:pPr>
-            <w:hyperlink w:history="1" r:id="rId3le-ixq2jpxehcacuogss">
-              <w:r>
-                <w:rPr>
-                  <w:rFonts w:ascii="Arial" w:cs="Arial" w:eastAsia="Arial" w:hAnsi="Arial"/>
-                  <w:color w:val="595959"/>
-                  <w:sz w:val="14"/>
-                  <w:szCs w:val="14"/>
-                  <w:u w:val="single" w:color="595959"/>
-                </w:rPr>
-                <w:t xml:space="preserve">🔍 Search ARES for similar readings</w:t>
-              </w:r>
-            </w:hyperlink>
-          </w:p>
-        </w:tc>
-        <w:tc>
-          <w:tcPr>
-            <w:tcW w:type="dxa" w:w="3040"/>
-            <w:shd w:fill="FFFFFF" w:color="auto" w:val="clear"/>
-            <w:tcMar>
-              <w:top w:type="dxa" w:w="60"/>
-              <w:left w:type="dxa" w:w="120"/>
-              <w:bottom w:type="dxa" w:w="60"/>
-              <w:right w:type="dxa" w:w="120"/>
-            </w:tcMar>
-            <w:vAlign w:val="top"/>
-          </w:tcPr>
-          <w:p>
-            <w:pPr>
-              <w:spacing w:after="40" w:before="0"/>
-              <w:jc w:val="left"/>
-            </w:pPr>
-            <w:r>
-              <w:rPr>
-                <w:rFonts w:ascii="Arial" w:cs="Arial" w:eastAsia="Arial" w:hAnsi="Arial"/>
-                <w:b w:val="false"/>
-                <w:bCs w:val="false"/>
-                <w:i w:val="false"/>
-                <w:iCs w:val="false"/>
-                <w:color w:val="000000"/>
-                <w:sz w:val="18"/>
-                <w:szCs w:val="18"/>
-              </w:rPr>
-              <w:t xml:space="preserve">Each learner independently writes a 'Statistical Verdict' — a structured paragraph of 5–7 sentences answering the driving question: 'Who was right — the Nairobi family or the neighbour?' using the sentence-frame scaffold provided. They must cite all three measures (mean, median, mode) by name and value, explain why the mean is higher than the median (linking to the Rift Valley supply shortage spike visible in the data), and state which measure they recommend the family use for weekly budgeting — with justification. After writing, pairs compare verdicts and identify one point of agreement and one difference in their reasoning. Two pairs are cold-called to read their verdict aloud to the class.</w:t>
-            </w:r>
-          </w:p>
-        </w:tc>
-        <w:tc>
-          <w:tcPr>
-            <w:tcW w:type="dxa" w:w="3040"/>
-            <w:shd w:fill="F2F2F2" w:color="auto" w:val="clear"/>
-            <w:tcMar>
-              <w:top w:type="dxa" w:w="60"/>
-              <w:left w:type="dxa" w:w="120"/>
-              <w:bottom w:type="dxa" w:w="60"/>
-              <w:right w:type="dxa" w:w="120"/>
-            </w:tcMar>
-            <w:vAlign w:val="top"/>
-          </w:tcPr>
-          <w:p>
-            <w:pPr>
-              <w:spacing w:after="40" w:before="0"/>
-              <w:jc w:val="left"/>
-            </w:pPr>
-            <w:r>
-              <w:rPr>
-                <w:rFonts w:ascii="Arial" w:cs="Arial" w:eastAsia="Arial" w:hAnsi="Arial"/>
-                <w:b w:val="false"/>
-                <w:bCs w:val="false"/>
-                <w:i w:val="false"/>
-                <w:iCs w:val="false"/>
-                <w:color w:val="000000"/>
-                <w:sz w:val="18"/>
-                <w:szCs w:val="18"/>
-              </w:rPr>
-              <w:t xml:space="preserve">Display the sentence-frame scaffold on the board: 'The mean price of maize flour at Wakulima Market is KSh ___, which suggests ___. However, the median is KSh ___, meaning ___. The mode is KSh ___, which shows ___. The mean is higher than the median because ___. For the family's weekly budgeting, I recommend using the ___ because ___. Therefore, [family / neighbour / both] was right because ___.' Give learners 7 minutes of silent individual writing. After writing, say: 'Compare with your partner — circle one sentence in their verdict that you think is especially strong.' After 2 minutes, cold-call Pair A: 'Read your verdict aloud.' After they read, ask the class: 'Do you agree that [measure they recommended] is best for budgeting? Raise your hand if you agree.' Then cold-call Pair B for a different perspective. Follow up with the whole class: 'Can BOTH the family AND the neighbour be telling the truth at the same time?' Allow 15 seconds WAIT TIME. Accept 3 responses. Conclude by saying: 'Statistics does not always give one truth — it gives us tools to describe different aspects of reality honestly. That is what makes it powerful and also what makes it dangerous if misused.'</w:t>
-            </w:r>
-          </w:p>
-        </w:tc>
-        <w:tc>
-          <w:tcPr>
-            <w:tcW w:type="dxa" w:w="3040"/>
-            <w:shd w:fill="FFFFFF" w:color="auto" w:val="clear"/>
-            <w:tcMar>
-              <w:top w:type="dxa" w:w="60"/>
-              <w:left w:type="dxa" w:w="120"/>
-              <w:bottom w:type="dxa" w:w="60"/>
-              <w:right w:type="dxa" w:w="120"/>
-            </w:tcMar>
-            <w:vAlign w:val="top"/>
-          </w:tcPr>
-          <w:p>
-            <w:pPr>
-              <w:spacing w:after="40" w:before="0"/>
-              <w:jc w:val="left"/>
-            </w:pPr>
-            <w:r>
-              <w:rPr>
-                <w:rFonts w:ascii="Arial" w:cs="Arial" w:eastAsia="Arial" w:hAnsi="Arial"/>
-                <w:b w:val="false"/>
-                <w:bCs w:val="false"/>
-                <w:i w:val="false"/>
-                <w:iCs w:val="false"/>
-                <w:color w:val="000000"/>
-                <w:sz w:val="18"/>
-                <w:szCs w:val="18"/>
-              </w:rPr>
-              <w:t xml:space="preserve">Structured Academic Controversy via Verdict Writing — The sentence-frame scaffold ensures all learners engage with all three measures and with the causal explanation (Rift Valley shortage → price spike → mean inflation) rather than selecting only the measure that supports their prior prediction. Comparing verdicts in pairs surfaces the legitimate disagreement between measures, reinforcing that statistical interpretation requires judgement, not just calculation.</w:t>
-            </w:r>
-          </w:p>
-        </w:tc>
-        <w:tc>
-          <w:tcPr>
-            <w:tcW w:type="dxa" w:w="3040"/>
-            <w:shd w:fill="F2F2F2" w:color="auto" w:val="clear"/>
-            <w:tcMar>
-              <w:top w:type="dxa" w:w="60"/>
-              <w:left w:type="dxa" w:w="120"/>
-              <w:bottom w:type="dxa" w:w="60"/>
-              <w:right w:type="dxa" w:w="120"/>
-            </w:tcMar>
-            <w:vAlign w:val="top"/>
-          </w:tcPr>
-          <w:p>
-            <w:pPr>
-              <w:spacing w:after="40" w:before="0"/>
-              <w:jc w:val="left"/>
-            </w:pPr>
-            <w:r>
-              <w:rPr>
-                <w:rFonts w:ascii="Arial" w:cs="Arial" w:eastAsia="Arial" w:hAnsi="Arial"/>
-                <w:b w:val="false"/>
-                <w:bCs w:val="false"/>
-                <w:i w:val="false"/>
-                <w:iCs w:val="false"/>
-                <w:color w:val="000000"/>
-                <w:sz w:val="18"/>
-                <w:szCs w:val="18"/>
-              </w:rPr>
-              <w:t xml:space="preserve">Collect and scan 6–8 randomly selected written verdicts during pair-comparison time. Look for: (i) correct numerical values cited for all three measures; (ii) a causal explanation linking the spike price to mean distortion; (iii) a justified recommendation (median or mode is more appropriate than mean for budgeting when outliers are present). Red-flag responses: any verdict that concludes only one party is right without acknowledging the legitimacy of the other's experience — use these as teaching moments in the DQB phase. Target: 75% of verdicts meet all three criteria.</w:t>
-            </w:r>
-          </w:p>
-        </w:tc>
-      </w:tr>
-      <w:tr>
-        <w:tc>
-          <w:tcPr>
-            <w:tcW w:type="dxa" w:w="1520"/>
-            <w:shd w:fill="FCE4D6" w:color="auto" w:val="clear"/>
-            <w:tcMar>
-              <w:top w:type="dxa" w:w="60"/>
-              <w:left w:type="dxa" w:w="120"/>
-              <w:bottom w:type="dxa" w:w="60"/>
-              <w:right w:type="dxa" w:w="120"/>
-            </w:tcMar>
-            <w:vAlign w:val="top"/>
-          </w:tcPr>
-          <w:p>
-            <w:pPr>
-              <w:spacing w:after="40" w:before="0"/>
-              <w:jc w:val="left"/>
-            </w:pPr>
-            <w:r>
-              <w:rPr>
-                <w:rFonts w:ascii="Arial" w:cs="Arial" w:eastAsia="Arial" w:hAnsi="Arial"/>
-                <w:b/>
-                <w:bCs/>
-                <w:i w:val="false"/>
-                <w:iCs w:val="false"/>
-                <w:color w:val="000000"/>
-                <w:sz w:val="18"/>
-                <w:szCs w:val="18"/>
-              </w:rPr>
-              <w:t xml:space="preserve">Driving Question Board (DQB) Creation</w:t>
-            </w:r>
-          </w:p>
-          <w:p>
-            <w:pPr>
-              <w:spacing w:after="20" w:before="0"/>
-            </w:pPr>
-            <w:r>
-              <w:rPr>
-                <w:rFonts w:ascii="Arial" w:cs="Arial" w:eastAsia="Arial" w:hAnsi="Arial"/>
-                <w:b/>
-                <w:bCs/>
-                <w:color w:val="1F3864"/>
-                <w:sz w:val="16"/>
-                <w:szCs w:val="16"/>
-              </w:rPr>
-              <w:t xml:space="preserve">📹 VIDEO:</w:t>
-            </w:r>
-          </w:p>
-          <w:p>
-            <w:pPr>
-              <w:spacing w:after="20" w:before="0"/>
-            </w:pPr>
-            <w:hyperlink w:history="1" r:id="rIdgfr6hui2kuhjdupb1l4bd">
-              <w:r>
-                <w:rPr>
-                  <w:rFonts w:ascii="Arial" w:cs="Arial" w:eastAsia="Arial" w:hAnsi="Arial"/>
-                  <w:color w:val="2E75B6"/>
-                  <w:sz w:val="16"/>
-                  <w:szCs w:val="16"/>
-                  <w:u w:val="single" w:color="2E75B6"/>
-                </w:rPr>
-                <w:t xml:space="preserve">Statistics intro: Mean, median, &amp; mode</w:t>
-              </w:r>
-            </w:hyperlink>
-          </w:p>
-          <w:p>
-            <w:pPr>
-              <w:spacing w:after="10" w:before="0"/>
-              <w:ind w:left="120"/>
-            </w:pPr>
-            <w:r>
-              <w:rPr>
-                <w:rFonts w:ascii="Arial" w:cs="Arial" w:eastAsia="Arial" w:hAnsi="Arial"/>
-                <w:color w:val="595959"/>
-                <w:sz w:val="14"/>
-                <w:szCs w:val="14"/>
-              </w:rPr>
-              <w:t xml:space="preserve">Source: Khan Academy (English - US curriculum)</w:t>
-            </w:r>
-          </w:p>
-          <w:p>
-            <w:pPr>
-              <w:spacing w:after="10" w:before="0"/>
-              <w:ind w:left="120"/>
-            </w:pPr>
-            <w:hyperlink w:history="1" r:id="rId1ecvq5chkxertjpn_ud39">
-              <w:r>
-                <w:rPr>
-                  <w:rFonts w:ascii="Arial" w:cs="Arial" w:eastAsia="Arial" w:hAnsi="Arial"/>
-                  <w:color w:val="595959"/>
-                  <w:sz w:val="14"/>
-                  <w:szCs w:val="14"/>
-                  <w:u w:val="single" w:color="595959"/>
-                </w:rPr>
-                <w:t xml:space="preserve">🔍 Search ARES for similar videos</w:t>
-              </w:r>
-            </w:hyperlink>
-          </w:p>
-          <w:p>
-            <w:pPr>
-              <w:spacing w:after="40" w:before="0"/>
-            </w:pPr>
-            <w:r>
-              <w:rPr>
-                <w:sz w:val="14"/>
-                <w:szCs w:val="14"/>
-              </w:rPr>
-              <w:t xml:space="preserve"/>
-            </w:r>
-          </w:p>
-          <w:p>
-            <w:pPr>
-              <w:spacing w:after="20" w:before="0"/>
-            </w:pPr>
-            <w:r>
-              <w:rPr>
-                <w:rFonts w:ascii="Arial" w:cs="Arial" w:eastAsia="Arial" w:hAnsi="Arial"/>
-                <w:b/>
-                <w:bCs/>
-                <w:color w:val="1F3864"/>
-                <w:sz w:val="16"/>
-                <w:szCs w:val="16"/>
-              </w:rPr>
-              <w:t xml:space="preserve">📖 EXERCISE:</w:t>
-            </w:r>
-          </w:p>
-          <w:p>
-            <w:pPr>
-              <w:spacing w:after="20" w:before="0"/>
-            </w:pPr>
-            <w:hyperlink w:history="1" r:id="rIdf6gslchoabwgwttf1zug5">
-              <w:r>
-                <w:rPr>
-                  <w:rFonts w:ascii="Arial" w:cs="Arial" w:eastAsia="Arial" w:hAnsi="Arial"/>
-                  <w:color w:val="2E75B6"/>
-                  <w:sz w:val="16"/>
-                  <w:szCs w:val="16"/>
-                  <w:u w:val="single" w:color="2E75B6"/>
-                </w:rPr>
-                <w:t xml:space="preserve">Mean, median, and mode</w:t>
-              </w:r>
-            </w:hyperlink>
-          </w:p>
-          <w:p>
-            <w:pPr>
-              <w:spacing w:after="10" w:before="0"/>
-              <w:ind w:left="120"/>
-            </w:pPr>
-            <w:r>
-              <w:rPr>
-                <w:rFonts w:ascii="Arial" w:cs="Arial" w:eastAsia="Arial" w:hAnsi="Arial"/>
-                <w:color w:val="595959"/>
-                <w:sz w:val="14"/>
-                <w:szCs w:val="14"/>
-              </w:rPr>
-              <w:t xml:space="preserve">Source: Khan Academy (English - US curriculum)</w:t>
-            </w:r>
-          </w:p>
-          <w:p>
-            <w:pPr>
-              <w:spacing w:after="10" w:before="0"/>
-              <w:ind w:left="120"/>
-            </w:pPr>
-            <w:hyperlink w:history="1" r:id="rIdgypwqlejeexnerml26luk">
-              <w:r>
-                <w:rPr>
-                  <w:rFonts w:ascii="Arial" w:cs="Arial" w:eastAsia="Arial" w:hAnsi="Arial"/>
-                  <w:color w:val="595959"/>
-                  <w:sz w:val="14"/>
-                  <w:szCs w:val="14"/>
-                  <w:u w:val="single" w:color="595959"/>
-                </w:rPr>
-                <w:t xml:space="preserve">🔍 Search ARES for similar readings</w:t>
-              </w:r>
-            </w:hyperlink>
-          </w:p>
-        </w:tc>
-        <w:tc>
-          <w:tcPr>
-            <w:tcW w:type="dxa" w:w="3040"/>
-            <w:shd w:fill="FFFFFF" w:color="auto" w:val="clear"/>
-            <w:tcMar>
-              <w:top w:type="dxa" w:w="60"/>
-              <w:left w:type="dxa" w:w="120"/>
-              <w:bottom w:type="dxa" w:w="60"/>
-              <w:right w:type="dxa" w:w="120"/>
-            </w:tcMar>
-            <w:vAlign w:val="top"/>
-          </w:tcPr>
-          <w:p>
-            <w:pPr>
-              <w:spacing w:after="40" w:before="0"/>
-              <w:jc w:val="left"/>
-            </w:pPr>
-            <w:r>
-              <w:rPr>
-                <w:rFonts w:ascii="Arial" w:cs="Arial" w:eastAsia="Arial" w:hAnsi="Arial"/>
-                <w:b w:val="false"/>
-                <w:bCs w:val="false"/>
-                <w:i w:val="false"/>
-                <w:iCs w:val="false"/>
-                <w:color w:val="000000"/>
-                <w:sz w:val="18"/>
-                <w:szCs w:val="18"/>
-              </w:rPr>
-              <w:t xml:space="preserve">The teacher facilitates a whole-class DQB Completion Ceremony. The full driving question board — which has accumulated question cards, partial-answer sticky notes, and revision arrows across all eight lessons — is displayed at the front. Learners review every card and, for each one, vote with thumbs: up (fully answered), sideways (partially answered), down (still open). For the three KICD Key Inquiry Questions (What is statistics? / How do we represent data? / How do we use statistics in day-to-day life?) each learner writes a final one-sentence answer in their notebook. The class then collectively agrees on a 'class consensus answer' for the driving question, which the teacher writes on a fresh card and places at the centre of the board.</w:t>
-            </w:r>
-          </w:p>
-        </w:tc>
-        <w:tc>
-          <w:tcPr>
-            <w:tcW w:type="dxa" w:w="3040"/>
-            <w:shd w:fill="F2F2F2" w:color="auto" w:val="clear"/>
-            <w:tcMar>
-              <w:top w:type="dxa" w:w="60"/>
-              <w:left w:type="dxa" w:w="120"/>
-              <w:bottom w:type="dxa" w:w="60"/>
-              <w:right w:type="dxa" w:w="120"/>
-            </w:tcMar>
-            <w:vAlign w:val="top"/>
-          </w:tcPr>
-          <w:p>
-            <w:pPr>
-              <w:spacing w:after="40" w:before="0"/>
-              <w:jc w:val="left"/>
-            </w:pPr>
-            <w:r>
-              <w:rPr>
-                <w:rFonts w:ascii="Arial" w:cs="Arial" w:eastAsia="Arial" w:hAnsi="Arial"/>
-                <w:b w:val="false"/>
-                <w:bCs w:val="false"/>
-                <w:i w:val="false"/>
-                <w:iCs w:val="false"/>
-                <w:color w:val="000000"/>
-                <w:sz w:val="18"/>
-                <w:szCs w:val="18"/>
-              </w:rPr>
-              <w:t xml:space="preserve">Stand beside the DQB. Point to the driving question card at the top: 'Eight lessons ago, I put this question up and you said you had no idea how to answer it. Let us see how far we have come.' Work through the board systematically — hold up each question card and ask for a thumbs vote. For each 'thumbs sideways' card, ask: 'What do we now know about this, and what is still missing?' For the three KICD Key Inquiry Questions, say: 'Everyone — in your notebook, write your own final answer to this question in one sentence. You have 90 seconds.' After 90 seconds, cold-call 3 different learners (choosing learners who have not been cold-called in this lesson yet): 'Otieno — what is your answer to: How do we use statistics in day-to-day life?' After 3 responses, synthesise: 'So we can say statistics helps us [summarise / represent / interpret] data so that we and our communities can make better decisions — even when the raw numbers look chaotic.' Write the class consensus answer to the driving question aloud as you write it on the board: 'We can use statistics to tell an honest story about data from our community by organising it into frequency tables, displaying it in histograms, and choosing the right measure of central tendency — mean, median, or mode — depending on what question we are trying to answer and who might be harmed by a misleading number.'</w:t>
-            </w:r>
-          </w:p>
-        </w:tc>
-        <w:tc>
-          <w:tcPr>
-            <w:tcW w:type="dxa" w:w="3040"/>
-            <w:shd w:fill="FFFFFF" w:color="auto" w:val="clear"/>
-            <w:tcMar>
-              <w:top w:type="dxa" w:w="60"/>
-              <w:left w:type="dxa" w:w="120"/>
-              <w:bottom w:type="dxa" w:w="60"/>
-              <w:right w:type="dxa" w:w="120"/>
-            </w:tcMar>
-            <w:vAlign w:val="top"/>
-          </w:tcPr>
-          <w:p>
-            <w:pPr>
-              <w:spacing w:after="40" w:before="0"/>
-              <w:jc w:val="left"/>
-            </w:pPr>
-            <w:r>
-              <w:rPr>
-                <w:rFonts w:ascii="Arial" w:cs="Arial" w:eastAsia="Arial" w:hAnsi="Arial"/>
-                <w:b w:val="false"/>
-                <w:bCs w:val="false"/>
-                <w:i w:val="false"/>
-                <w:iCs w:val="false"/>
-                <w:color w:val="000000"/>
-                <w:sz w:val="18"/>
-                <w:szCs w:val="18"/>
-              </w:rPr>
-              <w:t xml:space="preserve">DQB Closure Ritual — Systematically revisiting every question posted since Lesson 1 gives learners a tangible sense of intellectual progress and models the scientific practice of tracking how explanations evolve with evidence. The thumbs-vote creates low-stakes public accountability, and writing a final individual answer before hearing the class consensus ensures every learner articulates their own understanding rather than copying a peer.</w:t>
-            </w:r>
-          </w:p>
-        </w:tc>
-        <w:tc>
-          <w:tcPr>
-            <w:tcW w:type="dxa" w:w="3040"/>
-            <w:shd w:fill="F2F2F2" w:color="auto" w:val="clear"/>
-            <w:tcMar>
-              <w:top w:type="dxa" w:w="60"/>
-              <w:left w:type="dxa" w:w="120"/>
-              <w:bottom w:type="dxa" w:w="60"/>
-              <w:right w:type="dxa" w:w="120"/>
-            </w:tcMar>
-            <w:vAlign w:val="top"/>
-          </w:tcPr>
-          <w:p>
-            <w:pPr>
-              <w:spacing w:after="40" w:before="0"/>
-              <w:jc w:val="left"/>
-            </w:pPr>
-            <w:r>
-              <w:rPr>
-                <w:rFonts w:ascii="Arial" w:cs="Arial" w:eastAsia="Arial" w:hAnsi="Arial"/>
-                <w:b w:val="false"/>
-                <w:bCs w:val="false"/>
-                <w:i w:val="false"/>
-                <w:iCs w:val="false"/>
-                <w:color w:val="000000"/>
-                <w:sz w:val="18"/>
-                <w:szCs w:val="18"/>
-              </w:rPr>
-              <w:t xml:space="preserve">Teacher scans notebook entries for the three KICD Key Inquiry Question answers during the 90-second writing pause. Look for: specificity (does the learner mention specific tools — frequency table, histogram, mean/median/mode — or remain vague?), accuracy (are any misconceptions still present?), and connection to the phenomenon (does the learner reference maize prices, Wakulima Market, or the family/neighbour dispute?). Any learner still giving a vague answer ('statistics helps us understand numbers') should be flagged for a brief teacher check-in during the Model Building phase.</w:t>
-            </w:r>
-          </w:p>
-        </w:tc>
-      </w:tr>
-      <w:tr>
-        <w:tc>
-          <w:tcPr>
-            <w:tcW w:type="dxa" w:w="1520"/>
-            <w:shd w:fill="D5E8F0" w:color="auto" w:val="clear"/>
-            <w:tcMar>
-              <w:top w:type="dxa" w:w="60"/>
-              <w:left w:type="dxa" w:w="120"/>
-              <w:bottom w:type="dxa" w:w="60"/>
-              <w:right w:type="dxa" w:w="120"/>
-            </w:tcMar>
-            <w:vAlign w:val="top"/>
-          </w:tcPr>
-          <w:p>
-            <w:pPr>
-              <w:spacing w:after="40" w:before="0"/>
-              <w:jc w:val="left"/>
-            </w:pPr>
-            <w:r>
-              <w:rPr>
-                <w:rFonts w:ascii="Arial" w:cs="Arial" w:eastAsia="Arial" w:hAnsi="Arial"/>
-                <w:b/>
-                <w:bCs/>
-                <w:i w:val="false"/>
-                <w:iCs w:val="false"/>
-                <w:color w:val="000000"/>
-                <w:sz w:val="18"/>
-                <w:szCs w:val="18"/>
-              </w:rPr>
-              <w:t xml:space="preserve">Model Building Phase</w:t>
-            </w:r>
-          </w:p>
-          <w:p>
-            <w:pPr>
-              <w:spacing w:after="20" w:before="0"/>
-            </w:pPr>
-            <w:r>
-              <w:rPr>
-                <w:rFonts w:ascii="Arial" w:cs="Arial" w:eastAsia="Arial" w:hAnsi="Arial"/>
-                <w:b/>
-                <w:bCs/>
-                <w:color w:val="1F3864"/>
-                <w:sz w:val="16"/>
-                <w:szCs w:val="16"/>
-              </w:rPr>
-              <w:t xml:space="preserve">📹 VIDEO:</w:t>
-            </w:r>
-          </w:p>
-          <w:p>
-            <w:pPr>
-              <w:spacing w:after="20" w:before="0"/>
-            </w:pPr>
-            <w:hyperlink w:history="1" r:id="rIdxykfmb2sphyq-llqfv7h6">
-              <w:r>
-                <w:rPr>
-                  <w:rFonts w:ascii="Arial" w:cs="Arial" w:eastAsia="Arial" w:hAnsi="Arial"/>
-                  <w:color w:val="2E75B6"/>
-                  <w:sz w:val="16"/>
-                  <w:szCs w:val="16"/>
-                  <w:u w:val="single" w:color="2E75B6"/>
-                </w:rPr>
-                <w:t xml:space="preserve">Statistics intro: Mean, median, &amp; mode</w:t>
-              </w:r>
-            </w:hyperlink>
-          </w:p>
-          <w:p>
-            <w:pPr>
-              <w:spacing w:after="10" w:before="0"/>
-              <w:ind w:left="120"/>
-            </w:pPr>
-            <w:r>
-              <w:rPr>
-                <w:rFonts w:ascii="Arial" w:cs="Arial" w:eastAsia="Arial" w:hAnsi="Arial"/>
-                <w:color w:val="595959"/>
-                <w:sz w:val="14"/>
-                <w:szCs w:val="14"/>
-              </w:rPr>
-              <w:t xml:space="preserve">Source: Khan Academy (English - US curriculum)</w:t>
-            </w:r>
-          </w:p>
-          <w:p>
-            <w:pPr>
-              <w:spacing w:after="10" w:before="0"/>
-              <w:ind w:left="120"/>
-            </w:pPr>
-            <w:hyperlink w:history="1" r:id="rId8b5bvdaxbqloxbdzhgyy9">
-              <w:r>
-                <w:rPr>
-                  <w:rFonts w:ascii="Arial" w:cs="Arial" w:eastAsia="Arial" w:hAnsi="Arial"/>
-                  <w:color w:val="595959"/>
-                  <w:sz w:val="14"/>
-                  <w:szCs w:val="14"/>
-                  <w:u w:val="single" w:color="595959"/>
-                </w:rPr>
-                <w:t xml:space="preserve">🔍 Search ARES for similar videos</w:t>
-              </w:r>
-            </w:hyperlink>
-          </w:p>
-          <w:p>
-            <w:pPr>
-              <w:spacing w:after="40" w:before="0"/>
-            </w:pPr>
-            <w:r>
-              <w:rPr>
-                <w:sz w:val="14"/>
-                <w:szCs w:val="14"/>
-              </w:rPr>
-              <w:t xml:space="preserve"/>
-            </w:r>
-          </w:p>
-          <w:p>
-            <w:pPr>
-              <w:spacing w:after="20" w:before="0"/>
-            </w:pPr>
-            <w:r>
-              <w:rPr>
-                <w:rFonts w:ascii="Arial" w:cs="Arial" w:eastAsia="Arial" w:hAnsi="Arial"/>
-                <w:b/>
-                <w:bCs/>
-                <w:color w:val="1F3864"/>
-                <w:sz w:val="16"/>
-                <w:szCs w:val="16"/>
-              </w:rPr>
-              <w:t xml:space="preserve">📖 EXERCISE:</w:t>
-            </w:r>
-          </w:p>
-          <w:p>
-            <w:pPr>
-              <w:spacing w:after="20" w:before="0"/>
-            </w:pPr>
-            <w:hyperlink w:history="1" r:id="rIdxswfqm5gx063vkas07lqp">
-              <w:r>
-                <w:rPr>
-                  <w:rFonts w:ascii="Arial" w:cs="Arial" w:eastAsia="Arial" w:hAnsi="Arial"/>
-                  <w:color w:val="2E75B6"/>
-                  <w:sz w:val="16"/>
-                  <w:szCs w:val="16"/>
-                  <w:u w:val="single" w:color="2E75B6"/>
-                </w:rPr>
-                <w:t xml:space="preserve">Mean, median, and mode</w:t>
-              </w:r>
-            </w:hyperlink>
-          </w:p>
-          <w:p>
-            <w:pPr>
-              <w:spacing w:after="10" w:before="0"/>
-              <w:ind w:left="120"/>
-            </w:pPr>
-            <w:r>
-              <w:rPr>
-                <w:rFonts w:ascii="Arial" w:cs="Arial" w:eastAsia="Arial" w:hAnsi="Arial"/>
-                <w:color w:val="595959"/>
-                <w:sz w:val="14"/>
-                <w:szCs w:val="14"/>
-              </w:rPr>
-              <w:t xml:space="preserve">Source: Khan Academy (English - US curriculum)</w:t>
-            </w:r>
-          </w:p>
-          <w:p>
-            <w:pPr>
-              <w:spacing w:after="10" w:before="0"/>
-              <w:ind w:left="120"/>
-            </w:pPr>
-            <w:hyperlink w:history="1" r:id="rIdmshir-4yoagybnqw4oz68">
+            <w:hyperlink w:history="1" r:id="rIdcoun4rpyc4r_kg8bbi3lp">
               <w:r>
                 <w:rPr>
                   <w:rFonts w:ascii="Arial" w:cs="Arial" w:eastAsia="Arial" w:hAnsi="Arial"/>

--- a/data/outputs/v2/Core_Mathematics/SS3.1_Statistics_I/Core_Mathematics_Statistics_I_CBE_LessonSequence.docx
+++ b/data/outputs/v2/Core_Mathematics/SS3.1_Statistics_I/Core_Mathematics_Statistics_I_CBE_LessonSequence.docx
@@ -42,6 +42,177 @@
     </w:p>
     <w:p>
       <w:pPr>
+        <w:spacing w:after="80" w:before="120"/>
+      </w:pPr>
+      <w:r>
+        <w:rPr>
+          <w:rFonts w:ascii="Arial" w:cs="Arial" w:eastAsia="Arial" w:hAnsi="Arial"/>
+          <w:b/>
+          <w:bCs/>
+          <w:color w:val="1F3864"/>
+          <w:sz w:val="20"/>
+          <w:szCs w:val="20"/>
+        </w:rPr>
+        <w:t xml:space="preserve">ATTRIBUTION AND LICENSING</w:t>
+      </w:r>
+    </w:p>
+    <w:p>
+      <w:pPr>
+        <w:spacing w:after="60" w:before="0"/>
+      </w:pPr>
+      <w:r>
+        <w:rPr>
+          <w:rFonts w:ascii="Arial" w:cs="Arial" w:eastAsia="Arial" w:hAnsi="Arial"/>
+          <w:b/>
+          <w:bCs/>
+          <w:sz w:val="17"/>
+          <w:szCs w:val="17"/>
+        </w:rPr>
+        <w:t xml:space="preserve">Curriculum Alignment: </w:t>
+      </w:r>
+      <w:r>
+        <w:rPr>
+          <w:rFonts w:ascii="Arial" w:cs="Arial" w:eastAsia="Arial" w:hAnsi="Arial"/>
+          <w:sz w:val="17"/>
+          <w:szCs w:val="17"/>
+        </w:rPr>
+        <w:t xml:space="preserve">Structured in pedagogical alignment with the competence-based curriculum format and learning outcomes established by the Kenya Institute of Curriculum Development (KICD). This material is independently developed and is not officially endorsed or published by KICD.</w:t>
+      </w:r>
+    </w:p>
+    <w:p>
+      <w:pPr>
+        <w:spacing w:after="60" w:before="0"/>
+      </w:pPr>
+      <w:r>
+        <w:rPr>
+          <w:rFonts w:ascii="Arial" w:cs="Arial" w:eastAsia="Arial" w:hAnsi="Arial"/>
+          <w:b/>
+          <w:bCs/>
+          <w:sz w:val="17"/>
+          <w:szCs w:val="17"/>
+        </w:rPr>
+        <w:t xml:space="preserve">Content &amp; Pedagogy: </w:t>
+      </w:r>
+      <w:r>
+        <w:rPr>
+          <w:rFonts w:ascii="Arial" w:cs="Arial" w:eastAsia="Arial" w:hAnsi="Arial"/>
+          <w:sz w:val="17"/>
+          <w:szCs w:val="17"/>
+        </w:rPr>
+        <w:t xml:space="preserve">Developed and adapted by the educator team at SeaVuria (registered 501(c)(3) in the United States and registered NGO in Kenya, No. 872-850A-BF11), who designed the pedagogical framework, lesson templates and exemplar lessons on which this material is based.</w:t>
+      </w:r>
+    </w:p>
+    <w:p>
+      <w:pPr>
+        <w:spacing w:after="60" w:before="0"/>
+      </w:pPr>
+      <w:r>
+        <w:rPr>
+          <w:rFonts w:ascii="Arial" w:cs="Arial" w:eastAsia="Arial" w:hAnsi="Arial"/>
+          <w:b/>
+          <w:bCs/>
+          <w:sz w:val="17"/>
+          <w:szCs w:val="17"/>
+        </w:rPr>
+        <w:t xml:space="preserve">Production &amp; Layout: </w:t>
+      </w:r>
+      <w:r>
+        <w:rPr>
+          <w:rFonts w:ascii="Arial" w:cs="Arial" w:eastAsia="Arial" w:hAnsi="Arial"/>
+          <w:sz w:val="17"/>
+          <w:szCs w:val="17"/>
+        </w:rPr>
+        <w:t xml:space="preserve">Educational design and curriculum sequencing by SeaVuria. Technical layout, structural formatting, and digital optimization/implementation executed in partnership with ARES Education (registered 501(c)(3) in the United States and Canada (as Afretech Aid) and registered NGO in Kenya), with lesson drafting and compilation assisted by AI (Claude, Anthropic).</w:t>
+      </w:r>
+    </w:p>
+    <w:p>
+      <w:pPr>
+        <w:pBdr>
+          <w:bottom w:val="single" w:color="1F3864" w:sz="6" w:space="6"/>
+        </w:pBdr>
+        <w:spacing w:after="60" w:before="0"/>
+      </w:pPr>
+      <w:r>
+        <w:rPr>
+          <w:rFonts w:ascii="Arial" w:cs="Arial" w:eastAsia="Arial" w:hAnsi="Arial"/>
+          <w:b/>
+          <w:bCs/>
+          <w:sz w:val="17"/>
+          <w:szCs w:val="17"/>
+        </w:rPr>
+        <w:t xml:space="preserve">Licensing &amp; Copyright: </w:t>
+      </w:r>
+      <w:r>
+        <w:rPr>
+          <w:rFonts w:ascii="Arial" w:cs="Arial" w:eastAsia="Arial" w:hAnsi="Arial"/>
+          <w:sz w:val="17"/>
+          <w:szCs w:val="17"/>
+        </w:rPr>
+        <w:t xml:space="preserve">© 2026 SeaVuria and ARES. This work is licensed under a </w:t>
+      </w:r>
+      <w:hyperlink w:history="1" r:id="rIdu2kc6cr8idznh_5mhjdos">
+        <w:r>
+          <w:rPr>
+            <w:rFonts w:ascii="Arial" w:cs="Arial" w:eastAsia="Arial" w:hAnsi="Arial"/>
+            <w:color w:val="1F6B75"/>
+            <w:sz w:val="17"/>
+            <w:szCs w:val="17"/>
+            <w:u w:val="single" w:color="1F6B75"/>
+          </w:rPr>
+          <w:t xml:space="preserve">Creative Commons Attribution-NonCommercial 4.0 International License</w:t>
+        </w:r>
+      </w:hyperlink>
+      <w:r>
+        <w:rPr>
+          <w:rFonts w:ascii="Arial" w:cs="Arial" w:eastAsia="Arial" w:hAnsi="Arial"/>
+          <w:sz w:val="17"/>
+          <w:szCs w:val="17"/>
+        </w:rPr>
+        <w:t xml:space="preserve"> (</w:t>
+      </w:r>
+      <w:hyperlink w:history="1" r:id="rIdnfd-59l5gbnupomqbp-ym">
+        <w:r>
+          <w:rPr>
+            <w:rFonts w:ascii="Arial" w:cs="Arial" w:eastAsia="Arial" w:hAnsi="Arial"/>
+            <w:color w:val="1F6B75"/>
+            <w:sz w:val="17"/>
+            <w:szCs w:val="17"/>
+            <w:u w:val="single" w:color="1F6B75"/>
+          </w:rPr>
+          <w:t xml:space="preserve">CC BY-NC 4.0</w:t>
+        </w:r>
+      </w:hyperlink>
+      <w:r>
+        <w:rPr>
+          <w:rFonts w:ascii="Arial" w:cs="Arial" w:eastAsia="Arial" w:hAnsi="Arial"/>
+          <w:sz w:val="17"/>
+          <w:szCs w:val="17"/>
+        </w:rPr>
+        <w:t xml:space="preserve">). To view a copy of this license, visit </w:t>
+      </w:r>
+      <w:hyperlink w:history="1" r:id="rId4lswvyxsfqt4hs9g0nfrr">
+        <w:r>
+          <w:rPr>
+            <w:rFonts w:ascii="Arial" w:cs="Arial" w:eastAsia="Arial" w:hAnsi="Arial"/>
+            <w:color w:val="1F6B75"/>
+            <w:sz w:val="17"/>
+            <w:szCs w:val="17"/>
+            <w:u w:val="single" w:color="1F6B75"/>
+          </w:rPr>
+          <w:t xml:space="preserve">https://creativecommons.org/licenses/by-nc/4.0/</w:t>
+        </w:r>
+      </w:hyperlink>
+      <w:r>
+        <w:rPr>
+          <w:rFonts w:ascii="Arial" w:cs="Arial" w:eastAsia="Arial" w:hAnsi="Arial"/>
+          <w:sz w:val="17"/>
+          <w:szCs w:val="17"/>
+        </w:rPr>
+        <w:t xml:space="preserve">. You are free to copy, redistribute, and adapt this material in any medium or format, provided appropriate credit is given and the material is not used for commercial purposes. KICD learning outcomes and curriculum designations reproduced here for alignment purposes remain the property of KICD and are not covered by this license. Linked external resources (e.g. CK-12, Khan Academy, PhET) are subject to their own licenses.</w:t>
+      </w:r>
+    </w:p>
+    <w:p>
+      <w:pPr>
         <w:spacing w:after="120"/>
       </w:pPr>
       <w:r>
@@ -3526,7 +3697,7 @@
             <w:pPr>
               <w:spacing w:after="20" w:before="0"/>
             </w:pPr>
-            <w:hyperlink w:history="1" r:id="rId0wriog4dlxgqhua8enxsa">
+            <w:hyperlink w:history="1" r:id="rId-ea0qjmkrt_4c-i_ldepb">
               <w:r>
                 <w:rPr>
                   <w:rFonts w:ascii="Arial" w:cs="Arial" w:eastAsia="Arial" w:hAnsi="Arial"/>
@@ -3559,7 +3730,7 @@
               <w:spacing w:after="10" w:before="0"/>
               <w:ind w:left="120"/>
             </w:pPr>
-            <w:hyperlink w:history="1" r:id="rIdhdlmyxswxjxv19ijzjpvg">
+            <w:hyperlink w:history="1" r:id="rId1r1kd1lqkcyjz8h8m-_bs">
               <w:r>
                 <w:rPr>
                   <w:rFonts w:ascii="Arial" w:cs="Arial" w:eastAsia="Arial" w:hAnsi="Arial"/>
@@ -3604,7 +3775,7 @@
             <w:pPr>
               <w:spacing w:after="20" w:before="0"/>
             </w:pPr>
-            <w:hyperlink w:history="1" r:id="rId4a-7jakbrgjko0b4lvvy1">
+            <w:hyperlink w:history="1" r:id="rIdwqttbsjrjruadswrti7z7">
               <w:r>
                 <w:rPr>
                   <w:rFonts w:ascii="Arial" w:cs="Arial" w:eastAsia="Arial" w:hAnsi="Arial"/>
@@ -3637,7 +3808,7 @@
               <w:spacing w:after="10" w:before="0"/>
               <w:ind w:left="120"/>
             </w:pPr>
-            <w:hyperlink w:history="1" r:id="rIdwvmby1haf2p3ncdnrgx13">
+            <w:hyperlink w:history="1" r:id="rId5yqyewq3jlj9hhu5kcntj">
               <w:r>
                 <w:rPr>
                   <w:rFonts w:ascii="Arial" w:cs="Arial" w:eastAsia="Arial" w:hAnsi="Arial"/>
@@ -3832,7 +4003,7 @@
             <w:pPr>
               <w:spacing w:after="20" w:before="0"/>
             </w:pPr>
-            <w:hyperlink w:history="1" r:id="rId6vqepy2uqbqcib_poks-k">
+            <w:hyperlink w:history="1" r:id="rId5hpojkwi0jxywwft5hpwo">
               <w:r>
                 <w:rPr>
                   <w:rFonts w:ascii="Arial" w:cs="Arial" w:eastAsia="Arial" w:hAnsi="Arial"/>
@@ -3865,7 +4036,7 @@
               <w:spacing w:after="10" w:before="0"/>
               <w:ind w:left="120"/>
             </w:pPr>
-            <w:hyperlink w:history="1" r:id="rIdstvjey5mqzftojomimddg">
+            <w:hyperlink w:history="1" r:id="rIddlt4n6p93ioaldpeghpz6">
               <w:r>
                 <w:rPr>
                   <w:rFonts w:ascii="Arial" w:cs="Arial" w:eastAsia="Arial" w:hAnsi="Arial"/>
@@ -3910,7 +4081,7 @@
             <w:pPr>
               <w:spacing w:after="20" w:before="0"/>
             </w:pPr>
-            <w:hyperlink w:history="1" r:id="rIdgkvtbzq1uqcak5omxurur">
+            <w:hyperlink w:history="1" r:id="rId276ngysvi8cwvsxjev4hv">
               <w:r>
                 <w:rPr>
                   <w:rFonts w:ascii="Arial" w:cs="Arial" w:eastAsia="Arial" w:hAnsi="Arial"/>
@@ -3943,7 +4114,7 @@
               <w:spacing w:after="10" w:before="0"/>
               <w:ind w:left="120"/>
             </w:pPr>
-            <w:hyperlink w:history="1" r:id="rIdkbhr3qrcnfcnxqfunellz">
+            <w:hyperlink w:history="1" r:id="rIdcgwvsnjb_0um6baa7zk3a">
               <w:r>
                 <w:rPr>
                   <w:rFonts w:ascii="Arial" w:cs="Arial" w:eastAsia="Arial" w:hAnsi="Arial"/>
@@ -4138,7 +4309,7 @@
             <w:pPr>
               <w:spacing w:after="20" w:before="0"/>
             </w:pPr>
-            <w:hyperlink w:history="1" r:id="rIdc28lqiz8wfhs-sl3zmbfh">
+            <w:hyperlink w:history="1" r:id="rIdt3vlti7d3dthlqyl0cbw1">
               <w:r>
                 <w:rPr>
                   <w:rFonts w:ascii="Arial" w:cs="Arial" w:eastAsia="Arial" w:hAnsi="Arial"/>
@@ -4171,7 +4342,7 @@
               <w:spacing w:after="10" w:before="0"/>
               <w:ind w:left="120"/>
             </w:pPr>
-            <w:hyperlink w:history="1" r:id="rIduehm7zyprww-1leu8pe16">
+            <w:hyperlink w:history="1" r:id="rIdgtsatrmhzm6wjnhsheqda">
               <w:r>
                 <w:rPr>
                   <w:rFonts w:ascii="Arial" w:cs="Arial" w:eastAsia="Arial" w:hAnsi="Arial"/>
@@ -4216,7 +4387,7 @@
             <w:pPr>
               <w:spacing w:after="20" w:before="0"/>
             </w:pPr>
-            <w:hyperlink w:history="1" r:id="rIdyj4l7c8hzzzvzk9wwhjft">
+            <w:hyperlink w:history="1" r:id="rIdeiaoz2jo--i29c9y3lf8e">
               <w:r>
                 <w:rPr>
                   <w:rFonts w:ascii="Arial" w:cs="Arial" w:eastAsia="Arial" w:hAnsi="Arial"/>
@@ -4249,7 +4420,7 @@
               <w:spacing w:after="10" w:before="0"/>
               <w:ind w:left="120"/>
             </w:pPr>
-            <w:hyperlink w:history="1" r:id="rIdh_dphszsiuzshp7s48hlx">
+            <w:hyperlink w:history="1" r:id="rId33trk6syatz2gm2o-hywy">
               <w:r>
                 <w:rPr>
                   <w:rFonts w:ascii="Arial" w:cs="Arial" w:eastAsia="Arial" w:hAnsi="Arial"/>
@@ -4444,7 +4615,7 @@
             <w:pPr>
               <w:spacing w:after="20" w:before="0"/>
             </w:pPr>
-            <w:hyperlink w:history="1" r:id="rId44rmoqg8nkaswfdsbiujt">
+            <w:hyperlink w:history="1" r:id="rIdkspr0bvnaxf60sihku9nm">
               <w:r>
                 <w:rPr>
                   <w:rFonts w:ascii="Arial" w:cs="Arial" w:eastAsia="Arial" w:hAnsi="Arial"/>
@@ -4477,7 +4648,7 @@
               <w:spacing w:after="10" w:before="0"/>
               <w:ind w:left="120"/>
             </w:pPr>
-            <w:hyperlink w:history="1" r:id="rIdz1g6de42trcvcrcvv1xme">
+            <w:hyperlink w:history="1" r:id="rIdnxyceoc_60rjm1ekvl3jj">
               <w:r>
                 <w:rPr>
                   <w:rFonts w:ascii="Arial" w:cs="Arial" w:eastAsia="Arial" w:hAnsi="Arial"/>
@@ -4522,7 +4693,7 @@
             <w:pPr>
               <w:spacing w:after="20" w:before="0"/>
             </w:pPr>
-            <w:hyperlink w:history="1" r:id="rIdgfk3p8cnmur9qehsns5j7">
+            <w:hyperlink w:history="1" r:id="rIdioqmtjjwbgj11a-gxlkde">
               <w:r>
                 <w:rPr>
                   <w:rFonts w:ascii="Arial" w:cs="Arial" w:eastAsia="Arial" w:hAnsi="Arial"/>
@@ -4555,7 +4726,7 @@
               <w:spacing w:after="10" w:before="0"/>
               <w:ind w:left="120"/>
             </w:pPr>
-            <w:hyperlink w:history="1" r:id="rId4fuax6ngptykjq-a46zlc">
+            <w:hyperlink w:history="1" r:id="rIdp6jxg4pttpgj2jaishszc">
               <w:r>
                 <w:rPr>
                   <w:rFonts w:ascii="Arial" w:cs="Arial" w:eastAsia="Arial" w:hAnsi="Arial"/>
@@ -4750,7 +4921,7 @@
             <w:pPr>
               <w:spacing w:after="20" w:before="0"/>
             </w:pPr>
-            <w:hyperlink w:history="1" r:id="rIdqqrpxjk0wewizllmkrwbp">
+            <w:hyperlink w:history="1" r:id="rIdm9myup2idyvjwb985nvec">
               <w:r>
                 <w:rPr>
                   <w:rFonts w:ascii="Arial" w:cs="Arial" w:eastAsia="Arial" w:hAnsi="Arial"/>
@@ -4783,7 +4954,7 @@
               <w:spacing w:after="10" w:before="0"/>
               <w:ind w:left="120"/>
             </w:pPr>
-            <w:hyperlink w:history="1" r:id="rIdcaeyxpq6p1fr6ouuncfqj">
+            <w:hyperlink w:history="1" r:id="rIdcnmbqbzqzqo-s1vlkijhn">
               <w:r>
                 <w:rPr>
                   <w:rFonts w:ascii="Arial" w:cs="Arial" w:eastAsia="Arial" w:hAnsi="Arial"/>
@@ -4828,7 +4999,7 @@
             <w:pPr>
               <w:spacing w:after="20" w:before="0"/>
             </w:pPr>
-            <w:hyperlink w:history="1" r:id="rIdo2net4o9kflpjaegmj3qr">
+            <w:hyperlink w:history="1" r:id="rIdof6c8f2fea8fi-ew8acld">
               <w:r>
                 <w:rPr>
                   <w:rFonts w:ascii="Arial" w:cs="Arial" w:eastAsia="Arial" w:hAnsi="Arial"/>
@@ -4861,7 +5032,7 @@
               <w:spacing w:after="10" w:before="0"/>
               <w:ind w:left="120"/>
             </w:pPr>
-            <w:hyperlink w:history="1" r:id="rIdjno3qrhwzxhdeojlmifg-">
+            <w:hyperlink w:history="1" r:id="rIdct-9qy0i71rpl65pqbitm">
               <w:r>
                 <w:rPr>
                   <w:rFonts w:ascii="Arial" w:cs="Arial" w:eastAsia="Arial" w:hAnsi="Arial"/>
@@ -5471,6 +5642,65 @@
         </w:tc>
       </w:tr>
     </w:tbl>
+    <w:p>
+      <w:pPr>
+        <w:pBdr>
+          <w:top w:val="single" w:color="BBBBBB" w:sz="4" w:space="4"/>
+        </w:pBdr>
+        <w:spacing w:after="0" w:before="160"/>
+      </w:pPr>
+      <w:r>
+        <w:rPr>
+          <w:rFonts w:ascii="Arial" w:cs="Arial" w:eastAsia="Arial" w:hAnsi="Arial"/>
+          <w:color w:val="666666"/>
+          <w:sz w:val="14"/>
+          <w:szCs w:val="14"/>
+        </w:rPr>
+        <w:t xml:space="preserve">© 2026 SeaVuria and ARES. Aligned with KICD objectives. Developed by SeaVuria; technical implementation by ARES (with AI assistance from Claude). Licensed under </w:t>
+      </w:r>
+      <w:hyperlink w:history="1" r:id="rIduz9wq0f3wxsus91mi45yp">
+        <w:r>
+          <w:rPr>
+            <w:rFonts w:ascii="Arial" w:cs="Arial" w:eastAsia="Arial" w:hAnsi="Arial"/>
+            <w:color w:val="1F6B75"/>
+            <w:sz w:val="14"/>
+            <w:szCs w:val="14"/>
+            <w:u w:val="single" w:color="1F6B75"/>
+          </w:rPr>
+          <w:t xml:space="preserve">CC BY-NC 4.0</w:t>
+        </w:r>
+      </w:hyperlink>
+      <w:r>
+        <w:rPr>
+          <w:rFonts w:ascii="Arial" w:cs="Arial" w:eastAsia="Arial" w:hAnsi="Arial"/>
+          <w:color w:val="666666"/>
+          <w:sz w:val="14"/>
+          <w:szCs w:val="14"/>
+        </w:rPr>
+        <w:t xml:space="preserve"> (</w:t>
+      </w:r>
+      <w:hyperlink w:history="1" r:id="rIdlobopdtfx8l7omxqmkf_2">
+        <w:r>
+          <w:rPr>
+            <w:rFonts w:ascii="Arial" w:cs="Arial" w:eastAsia="Arial" w:hAnsi="Arial"/>
+            <w:color w:val="1F6B75"/>
+            <w:sz w:val="14"/>
+            <w:szCs w:val="14"/>
+            <w:u w:val="single" w:color="1F6B75"/>
+          </w:rPr>
+          <w:t xml:space="preserve">https://creativecommons.org/licenses/by-nc/4.0/</w:t>
+        </w:r>
+      </w:hyperlink>
+      <w:r>
+        <w:rPr>
+          <w:rFonts w:ascii="Arial" w:cs="Arial" w:eastAsia="Arial" w:hAnsi="Arial"/>
+          <w:color w:val="666666"/>
+          <w:sz w:val="14"/>
+          <w:szCs w:val="14"/>
+        </w:rPr>
+        <w:t xml:space="preserve">).</w:t>
+      </w:r>
+    </w:p>
     <w:p>
       <w:r>
         <w:br w:type="page"/>
@@ -6462,7 +6692,7 @@
             <w:pPr>
               <w:spacing w:after="20" w:before="0"/>
             </w:pPr>
-            <w:hyperlink w:history="1" r:id="rId-k0h4qkqq8-9yrfowgo36">
+            <w:hyperlink w:history="1" r:id="rIducdqg-vkabd2zgdsjl1mf">
               <w:r>
                 <w:rPr>
                   <w:rFonts w:ascii="Arial" w:cs="Arial" w:eastAsia="Arial" w:hAnsi="Arial"/>
@@ -6495,7 +6725,7 @@
               <w:spacing w:after="10" w:before="0"/>
               <w:ind w:left="120"/>
             </w:pPr>
-            <w:hyperlink w:history="1" r:id="rIds9ogv5flftl-r76o1vovi">
+            <w:hyperlink w:history="1" r:id="rIdkstdmg-sdxopzc9f08vix">
               <w:r>
                 <w:rPr>
                   <w:rFonts w:ascii="Arial" w:cs="Arial" w:eastAsia="Arial" w:hAnsi="Arial"/>
@@ -6540,7 +6770,7 @@
             <w:pPr>
               <w:spacing w:after="20" w:before="0"/>
             </w:pPr>
-            <w:hyperlink w:history="1" r:id="rIdev-rjuqc4t1dhf9l8p8qi">
+            <w:hyperlink w:history="1" r:id="rIdspbmtt_qvnpuawwegrmod">
               <w:r>
                 <w:rPr>
                   <w:rFonts w:ascii="Arial" w:cs="Arial" w:eastAsia="Arial" w:hAnsi="Arial"/>
@@ -6573,7 +6803,7 @@
               <w:spacing w:after="10" w:before="0"/>
               <w:ind w:left="120"/>
             </w:pPr>
-            <w:hyperlink w:history="1" r:id="rIdyjdxwxagt8hwivgpgerka">
+            <w:hyperlink w:history="1" r:id="rIdlwa_a2r5t3suoddeslqak">
               <w:r>
                 <w:rPr>
                   <w:rFonts w:ascii="Arial" w:cs="Arial" w:eastAsia="Arial" w:hAnsi="Arial"/>
@@ -6768,7 +6998,7 @@
             <w:pPr>
               <w:spacing w:after="20" w:before="0"/>
             </w:pPr>
-            <w:hyperlink w:history="1" r:id="rIdwhb0w7qci44gmo9om-cmi">
+            <w:hyperlink w:history="1" r:id="rIda3_dn64xpb19qtvbom0qe">
               <w:r>
                 <w:rPr>
                   <w:rFonts w:ascii="Arial" w:cs="Arial" w:eastAsia="Arial" w:hAnsi="Arial"/>
@@ -6801,7 +7031,7 @@
               <w:spacing w:after="10" w:before="0"/>
               <w:ind w:left="120"/>
             </w:pPr>
-            <w:hyperlink w:history="1" r:id="rIdte7kl-oqx-zz1tl4i7-lm">
+            <w:hyperlink w:history="1" r:id="rIdy5nkro29tjl87hkg3tpm-">
               <w:r>
                 <w:rPr>
                   <w:rFonts w:ascii="Arial" w:cs="Arial" w:eastAsia="Arial" w:hAnsi="Arial"/>
@@ -6846,7 +7076,7 @@
             <w:pPr>
               <w:spacing w:after="20" w:before="0"/>
             </w:pPr>
-            <w:hyperlink w:history="1" r:id="rIdviynfvrdansvwsngqcfpj">
+            <w:hyperlink w:history="1" r:id="rIdojb0lmz93xohbfjifc5se">
               <w:r>
                 <w:rPr>
                   <w:rFonts w:ascii="Arial" w:cs="Arial" w:eastAsia="Arial" w:hAnsi="Arial"/>
@@ -6879,7 +7109,7 @@
               <w:spacing w:after="10" w:before="0"/>
               <w:ind w:left="120"/>
             </w:pPr>
-            <w:hyperlink w:history="1" r:id="rIdc3sansl2sgyjiwoi-oj_q">
+            <w:hyperlink w:history="1" r:id="rId7swxxzqd_t7ls71mfavpr">
               <w:r>
                 <w:rPr>
                   <w:rFonts w:ascii="Arial" w:cs="Arial" w:eastAsia="Arial" w:hAnsi="Arial"/>
@@ -7074,7 +7304,7 @@
             <w:pPr>
               <w:spacing w:after="20" w:before="0"/>
             </w:pPr>
-            <w:hyperlink w:history="1" r:id="rId4vzoxma3vohk0vrrxkmcj">
+            <w:hyperlink w:history="1" r:id="rIdvlgkg6mkyccu0zabbmw_p">
               <w:r>
                 <w:rPr>
                   <w:rFonts w:ascii="Arial" w:cs="Arial" w:eastAsia="Arial" w:hAnsi="Arial"/>
@@ -7107,7 +7337,7 @@
               <w:spacing w:after="10" w:before="0"/>
               <w:ind w:left="120"/>
             </w:pPr>
-            <w:hyperlink w:history="1" r:id="rIdcss5g0jgwff8tipi7pbv0">
+            <w:hyperlink w:history="1" r:id="rId7b9hmqqw0oqn4lt7vt8at">
               <w:r>
                 <w:rPr>
                   <w:rFonts w:ascii="Arial" w:cs="Arial" w:eastAsia="Arial" w:hAnsi="Arial"/>
@@ -7152,7 +7382,7 @@
             <w:pPr>
               <w:spacing w:after="20" w:before="0"/>
             </w:pPr>
-            <w:hyperlink w:history="1" r:id="rIdikgyfsyzjqnterytmk-e4">
+            <w:hyperlink w:history="1" r:id="rIdehxkcpka9zksvk2n-fsdo">
               <w:r>
                 <w:rPr>
                   <w:rFonts w:ascii="Arial" w:cs="Arial" w:eastAsia="Arial" w:hAnsi="Arial"/>
@@ -7185,7 +7415,7 @@
               <w:spacing w:after="10" w:before="0"/>
               <w:ind w:left="120"/>
             </w:pPr>
-            <w:hyperlink w:history="1" r:id="rIdydglfuiu20if5lo_wllin">
+            <w:hyperlink w:history="1" r:id="rId4f3nkiiq_kjae4pfdxtpj">
               <w:r>
                 <w:rPr>
                   <w:rFonts w:ascii="Arial" w:cs="Arial" w:eastAsia="Arial" w:hAnsi="Arial"/>
@@ -7380,7 +7610,7 @@
             <w:pPr>
               <w:spacing w:after="20" w:before="0"/>
             </w:pPr>
-            <w:hyperlink w:history="1" r:id="rIdz9ea60ledfkvso5ok8szp">
+            <w:hyperlink w:history="1" r:id="rIdj8fzkga9kzjtitsyj2i4x">
               <w:r>
                 <w:rPr>
                   <w:rFonts w:ascii="Arial" w:cs="Arial" w:eastAsia="Arial" w:hAnsi="Arial"/>
@@ -7413,7 +7643,7 @@
               <w:spacing w:after="10" w:before="0"/>
               <w:ind w:left="120"/>
             </w:pPr>
-            <w:hyperlink w:history="1" r:id="rIdiunybc3fo-_-y6ouudrum">
+            <w:hyperlink w:history="1" r:id="rIdwo5kvhsx2k-bioyize6x8">
               <w:r>
                 <w:rPr>
                   <w:rFonts w:ascii="Arial" w:cs="Arial" w:eastAsia="Arial" w:hAnsi="Arial"/>
@@ -7458,7 +7688,7 @@
             <w:pPr>
               <w:spacing w:after="20" w:before="0"/>
             </w:pPr>
-            <w:hyperlink w:history="1" r:id="rIdfr2g2bxmt_k9i04yr3jpl">
+            <w:hyperlink w:history="1" r:id="rIdsptjm_pzpkddn9patun33">
               <w:r>
                 <w:rPr>
                   <w:rFonts w:ascii="Arial" w:cs="Arial" w:eastAsia="Arial" w:hAnsi="Arial"/>
@@ -7491,7 +7721,7 @@
               <w:spacing w:after="10" w:before="0"/>
               <w:ind w:left="120"/>
             </w:pPr>
-            <w:hyperlink w:history="1" r:id="rId-r2vogfegrf3ov9y6pdxj">
+            <w:hyperlink w:history="1" r:id="rIde7en0e8qm4lgsynek38bg">
               <w:r>
                 <w:rPr>
                   <w:rFonts w:ascii="Arial" w:cs="Arial" w:eastAsia="Arial" w:hAnsi="Arial"/>
@@ -7686,7 +7916,7 @@
             <w:pPr>
               <w:spacing w:after="20" w:before="0"/>
             </w:pPr>
-            <w:hyperlink w:history="1" r:id="rId0i2-hvy2tw4rixtxou1e4">
+            <w:hyperlink w:history="1" r:id="rIdzcapmsdqpjr18cbtdps4k">
               <w:r>
                 <w:rPr>
                   <w:rFonts w:ascii="Arial" w:cs="Arial" w:eastAsia="Arial" w:hAnsi="Arial"/>
@@ -7719,7 +7949,7 @@
               <w:spacing w:after="10" w:before="0"/>
               <w:ind w:left="120"/>
             </w:pPr>
-            <w:hyperlink w:history="1" r:id="rIdxn6qeref0ekylbcqmilvv">
+            <w:hyperlink w:history="1" r:id="rIdc_ms1fvbhpfuwrajql3tm">
               <w:r>
                 <w:rPr>
                   <w:rFonts w:ascii="Arial" w:cs="Arial" w:eastAsia="Arial" w:hAnsi="Arial"/>
@@ -7764,7 +7994,7 @@
             <w:pPr>
               <w:spacing w:after="20" w:before="0"/>
             </w:pPr>
-            <w:hyperlink w:history="1" r:id="rId1shfbr-qpl8_ddifs3-yx">
+            <w:hyperlink w:history="1" r:id="rIds1gx6jhx38itkazeuhhyq">
               <w:r>
                 <w:rPr>
                   <w:rFonts w:ascii="Arial" w:cs="Arial" w:eastAsia="Arial" w:hAnsi="Arial"/>
@@ -7797,7 +8027,7 @@
               <w:spacing w:after="10" w:before="0"/>
               <w:ind w:left="120"/>
             </w:pPr>
-            <w:hyperlink w:history="1" r:id="rIdltceaima7ouvgsvekl6-o">
+            <w:hyperlink w:history="1" r:id="rIdiuavczkfz7l_zfct5p7n-">
               <w:r>
                 <w:rPr>
                   <w:rFonts w:ascii="Arial" w:cs="Arial" w:eastAsia="Arial" w:hAnsi="Arial"/>
@@ -8293,6 +8523,65 @@
         </w:tc>
       </w:tr>
     </w:tbl>
+    <w:p>
+      <w:pPr>
+        <w:pBdr>
+          <w:top w:val="single" w:color="BBBBBB" w:sz="4" w:space="4"/>
+        </w:pBdr>
+        <w:spacing w:after="0" w:before="160"/>
+      </w:pPr>
+      <w:r>
+        <w:rPr>
+          <w:rFonts w:ascii="Arial" w:cs="Arial" w:eastAsia="Arial" w:hAnsi="Arial"/>
+          <w:color w:val="666666"/>
+          <w:sz w:val="14"/>
+          <w:szCs w:val="14"/>
+        </w:rPr>
+        <w:t xml:space="preserve">© 2026 SeaVuria and ARES. Aligned with KICD objectives. Developed by SeaVuria; technical implementation by ARES (with AI assistance from Claude). Licensed under </w:t>
+      </w:r>
+      <w:hyperlink w:history="1" r:id="rIdeg_qowgzizrwymmdfzrvp">
+        <w:r>
+          <w:rPr>
+            <w:rFonts w:ascii="Arial" w:cs="Arial" w:eastAsia="Arial" w:hAnsi="Arial"/>
+            <w:color w:val="1F6B75"/>
+            <w:sz w:val="14"/>
+            <w:szCs w:val="14"/>
+            <w:u w:val="single" w:color="1F6B75"/>
+          </w:rPr>
+          <w:t xml:space="preserve">CC BY-NC 4.0</w:t>
+        </w:r>
+      </w:hyperlink>
+      <w:r>
+        <w:rPr>
+          <w:rFonts w:ascii="Arial" w:cs="Arial" w:eastAsia="Arial" w:hAnsi="Arial"/>
+          <w:color w:val="666666"/>
+          <w:sz w:val="14"/>
+          <w:szCs w:val="14"/>
+        </w:rPr>
+        <w:t xml:space="preserve"> (</w:t>
+      </w:r>
+      <w:hyperlink w:history="1" r:id="rIdjkggrdi57eqappfktkw9r">
+        <w:r>
+          <w:rPr>
+            <w:rFonts w:ascii="Arial" w:cs="Arial" w:eastAsia="Arial" w:hAnsi="Arial"/>
+            <w:color w:val="1F6B75"/>
+            <w:sz w:val="14"/>
+            <w:szCs w:val="14"/>
+            <w:u w:val="single" w:color="1F6B75"/>
+          </w:rPr>
+          <w:t xml:space="preserve">https://creativecommons.org/licenses/by-nc/4.0/</w:t>
+        </w:r>
+      </w:hyperlink>
+      <w:r>
+        <w:rPr>
+          <w:rFonts w:ascii="Arial" w:cs="Arial" w:eastAsia="Arial" w:hAnsi="Arial"/>
+          <w:color w:val="666666"/>
+          <w:sz w:val="14"/>
+          <w:szCs w:val="14"/>
+        </w:rPr>
+        <w:t xml:space="preserve">).</w:t>
+      </w:r>
+    </w:p>
     <w:p>
       <w:r>
         <w:br w:type="page"/>
@@ -9284,7 +9573,7 @@
             <w:pPr>
               <w:spacing w:after="20" w:before="0"/>
             </w:pPr>
-            <w:hyperlink w:history="1" r:id="rId4zrx05lb7h-p-kuy_i9j7">
+            <w:hyperlink w:history="1" r:id="rIdig_pdmekm3gol_j1q72oa">
               <w:r>
                 <w:rPr>
                   <w:rFonts w:ascii="Arial" w:cs="Arial" w:eastAsia="Arial" w:hAnsi="Arial"/>
@@ -9317,7 +9606,7 @@
               <w:spacing w:after="10" w:before="0"/>
               <w:ind w:left="120"/>
             </w:pPr>
-            <w:hyperlink w:history="1" r:id="rIdp0qglacht0u19ktzhmswm">
+            <w:hyperlink w:history="1" r:id="rIderwe_kjidckypjvbuv1j6">
               <w:r>
                 <w:rPr>
                   <w:rFonts w:ascii="Arial" w:cs="Arial" w:eastAsia="Arial" w:hAnsi="Arial"/>
@@ -9362,7 +9651,7 @@
             <w:pPr>
               <w:spacing w:after="20" w:before="0"/>
             </w:pPr>
-            <w:hyperlink w:history="1" r:id="rIdb50ncdlsjq14ygphaxbfb">
+            <w:hyperlink w:history="1" r:id="rId5fkqyt59nxfkvd166isln">
               <w:r>
                 <w:rPr>
                   <w:rFonts w:ascii="Arial" w:cs="Arial" w:eastAsia="Arial" w:hAnsi="Arial"/>
@@ -9395,7 +9684,7 @@
               <w:spacing w:after="10" w:before="0"/>
               <w:ind w:left="120"/>
             </w:pPr>
-            <w:hyperlink w:history="1" r:id="rIdyy5q4gob5jujw29sbk4hy">
+            <w:hyperlink w:history="1" r:id="rIdj75jl4nawmn2ipbinw4y0">
               <w:r>
                 <w:rPr>
                   <w:rFonts w:ascii="Arial" w:cs="Arial" w:eastAsia="Arial" w:hAnsi="Arial"/>
@@ -9590,7 +9879,7 @@
             <w:pPr>
               <w:spacing w:after="20" w:before="0"/>
             </w:pPr>
-            <w:hyperlink w:history="1" r:id="rIdij3fg-7e4iyagokhsanza">
+            <w:hyperlink w:history="1" r:id="rIdq7lwholmnckvug5hs7o6v">
               <w:r>
                 <w:rPr>
                   <w:rFonts w:ascii="Arial" w:cs="Arial" w:eastAsia="Arial" w:hAnsi="Arial"/>
@@ -9623,7 +9912,7 @@
               <w:spacing w:after="10" w:before="0"/>
               <w:ind w:left="120"/>
             </w:pPr>
-            <w:hyperlink w:history="1" r:id="rIdzfxcag_pzunh-ow-i1ikg">
+            <w:hyperlink w:history="1" r:id="rIdix7zviq4pczgtp9t-vzyl">
               <w:r>
                 <w:rPr>
                   <w:rFonts w:ascii="Arial" w:cs="Arial" w:eastAsia="Arial" w:hAnsi="Arial"/>
@@ -9668,7 +9957,7 @@
             <w:pPr>
               <w:spacing w:after="20" w:before="0"/>
             </w:pPr>
-            <w:hyperlink w:history="1" r:id="rIdnjz3oszs6dufbcpuk1ogy">
+            <w:hyperlink w:history="1" r:id="rIdp3x--ju8mzjee4f1f6vkb">
               <w:r>
                 <w:rPr>
                   <w:rFonts w:ascii="Arial" w:cs="Arial" w:eastAsia="Arial" w:hAnsi="Arial"/>
@@ -9701,7 +9990,7 @@
               <w:spacing w:after="10" w:before="0"/>
               <w:ind w:left="120"/>
             </w:pPr>
-            <w:hyperlink w:history="1" r:id="rIdwmclvzgfbrzqybk5n-ai0">
+            <w:hyperlink w:history="1" r:id="rIdqruui12caf8ssup_q3wbu">
               <w:r>
                 <w:rPr>
                   <w:rFonts w:ascii="Arial" w:cs="Arial" w:eastAsia="Arial" w:hAnsi="Arial"/>
@@ -9896,7 +10185,7 @@
             <w:pPr>
               <w:spacing w:after="20" w:before="0"/>
             </w:pPr>
-            <w:hyperlink w:history="1" r:id="rIdnvowwca91scsgx5ymqa31">
+            <w:hyperlink w:history="1" r:id="rIdrvueabqe0y05ixq2z6uro">
               <w:r>
                 <w:rPr>
                   <w:rFonts w:ascii="Arial" w:cs="Arial" w:eastAsia="Arial" w:hAnsi="Arial"/>
@@ -9929,7 +10218,7 @@
               <w:spacing w:after="10" w:before="0"/>
               <w:ind w:left="120"/>
             </w:pPr>
-            <w:hyperlink w:history="1" r:id="rIdo5p-nayjefgcqm1vjwlb0">
+            <w:hyperlink w:history="1" r:id="rIdpjojmbawh7-earceoiaox">
               <w:r>
                 <w:rPr>
                   <w:rFonts w:ascii="Arial" w:cs="Arial" w:eastAsia="Arial" w:hAnsi="Arial"/>
@@ -9974,7 +10263,7 @@
             <w:pPr>
               <w:spacing w:after="20" w:before="0"/>
             </w:pPr>
-            <w:hyperlink w:history="1" r:id="rIde4he58p3sle-atg0qwqvq">
+            <w:hyperlink w:history="1" r:id="rIdhebn2s8dctrcibhkqtpmo">
               <w:r>
                 <w:rPr>
                   <w:rFonts w:ascii="Arial" w:cs="Arial" w:eastAsia="Arial" w:hAnsi="Arial"/>
@@ -10007,7 +10296,7 @@
               <w:spacing w:after="10" w:before="0"/>
               <w:ind w:left="120"/>
             </w:pPr>
-            <w:hyperlink w:history="1" r:id="rId3jmtb-1gsiqimlwhcpvbz">
+            <w:hyperlink w:history="1" r:id="rIdhzvlsgjwnnuk7wml4nw3w">
               <w:r>
                 <w:rPr>
                   <w:rFonts w:ascii="Arial" w:cs="Arial" w:eastAsia="Arial" w:hAnsi="Arial"/>
@@ -10202,7 +10491,7 @@
             <w:pPr>
               <w:spacing w:after="20" w:before="0"/>
             </w:pPr>
-            <w:hyperlink w:history="1" r:id="rId6egwjz2smhlgy6av9jcyl">
+            <w:hyperlink w:history="1" r:id="rIdhilrxvncnmog-lizi-kus">
               <w:r>
                 <w:rPr>
                   <w:rFonts w:ascii="Arial" w:cs="Arial" w:eastAsia="Arial" w:hAnsi="Arial"/>
@@ -10235,7 +10524,7 @@
               <w:spacing w:after="10" w:before="0"/>
               <w:ind w:left="120"/>
             </w:pPr>
-            <w:hyperlink w:history="1" r:id="rIdwn3igxruydw_1afbbqtwl">
+            <w:hyperlink w:history="1" r:id="rIdcadjodmd4sbpmvpsddo4_">
               <w:r>
                 <w:rPr>
                   <w:rFonts w:ascii="Arial" w:cs="Arial" w:eastAsia="Arial" w:hAnsi="Arial"/>
@@ -10280,7 +10569,7 @@
             <w:pPr>
               <w:spacing w:after="20" w:before="0"/>
             </w:pPr>
-            <w:hyperlink w:history="1" r:id="rId1zzetuiedhkeeo9utny1o">
+            <w:hyperlink w:history="1" r:id="rId9qe9hjwhwln095oayk6ti">
               <w:r>
                 <w:rPr>
                   <w:rFonts w:ascii="Arial" w:cs="Arial" w:eastAsia="Arial" w:hAnsi="Arial"/>
@@ -10313,7 +10602,7 @@
               <w:spacing w:after="10" w:before="0"/>
               <w:ind w:left="120"/>
             </w:pPr>
-            <w:hyperlink w:history="1" r:id="rIddrax4hn1elkpnei8orheg">
+            <w:hyperlink w:history="1" r:id="rIdlznvlnxlrdfhzsmipt58k">
               <w:r>
                 <w:rPr>
                   <w:rFonts w:ascii="Arial" w:cs="Arial" w:eastAsia="Arial" w:hAnsi="Arial"/>
@@ -10508,7 +10797,7 @@
             <w:pPr>
               <w:spacing w:after="20" w:before="0"/>
             </w:pPr>
-            <w:hyperlink w:history="1" r:id="rId52tqsdfptdcxwnkhfwff8">
+            <w:hyperlink w:history="1" r:id="rId0p-y4lhu4xrjz80bybn0o">
               <w:r>
                 <w:rPr>
                   <w:rFonts w:ascii="Arial" w:cs="Arial" w:eastAsia="Arial" w:hAnsi="Arial"/>
@@ -10541,7 +10830,7 @@
               <w:spacing w:after="10" w:before="0"/>
               <w:ind w:left="120"/>
             </w:pPr>
-            <w:hyperlink w:history="1" r:id="rIdc6jssitannva0iyfoop4v">
+            <w:hyperlink w:history="1" r:id="rIdaxrtqmhqp7escc_o7xs9r">
               <w:r>
                 <w:rPr>
                   <w:rFonts w:ascii="Arial" w:cs="Arial" w:eastAsia="Arial" w:hAnsi="Arial"/>
@@ -10586,7 +10875,7 @@
             <w:pPr>
               <w:spacing w:after="20" w:before="0"/>
             </w:pPr>
-            <w:hyperlink w:history="1" r:id="rIdh1z7v9jr4taqnbgulmcgg">
+            <w:hyperlink w:history="1" r:id="rIdmkolmmgnh7qlpmtg9huea">
               <w:r>
                 <w:rPr>
                   <w:rFonts w:ascii="Arial" w:cs="Arial" w:eastAsia="Arial" w:hAnsi="Arial"/>
@@ -10619,7 +10908,7 @@
               <w:spacing w:after="10" w:before="0"/>
               <w:ind w:left="120"/>
             </w:pPr>
-            <w:hyperlink w:history="1" r:id="rIdsovr5ua6mtjc8j1fqeuaw">
+            <w:hyperlink w:history="1" r:id="rId7vmtea0woljzxaddr7ofd">
               <w:r>
                 <w:rPr>
                   <w:rFonts w:ascii="Arial" w:cs="Arial" w:eastAsia="Arial" w:hAnsi="Arial"/>
@@ -11305,6 +11594,65 @@
         </w:tc>
       </w:tr>
     </w:tbl>
+    <w:p>
+      <w:pPr>
+        <w:pBdr>
+          <w:top w:val="single" w:color="BBBBBB" w:sz="4" w:space="4"/>
+        </w:pBdr>
+        <w:spacing w:after="0" w:before="160"/>
+      </w:pPr>
+      <w:r>
+        <w:rPr>
+          <w:rFonts w:ascii="Arial" w:cs="Arial" w:eastAsia="Arial" w:hAnsi="Arial"/>
+          <w:color w:val="666666"/>
+          <w:sz w:val="14"/>
+          <w:szCs w:val="14"/>
+        </w:rPr>
+        <w:t xml:space="preserve">© 2026 SeaVuria and ARES. Aligned with KICD objectives. Developed by SeaVuria; technical implementation by ARES (with AI assistance from Claude). Licensed under </w:t>
+      </w:r>
+      <w:hyperlink w:history="1" r:id="rId1se6dghsuch9wbfyffzu2">
+        <w:r>
+          <w:rPr>
+            <w:rFonts w:ascii="Arial" w:cs="Arial" w:eastAsia="Arial" w:hAnsi="Arial"/>
+            <w:color w:val="1F6B75"/>
+            <w:sz w:val="14"/>
+            <w:szCs w:val="14"/>
+            <w:u w:val="single" w:color="1F6B75"/>
+          </w:rPr>
+          <w:t xml:space="preserve">CC BY-NC 4.0</w:t>
+        </w:r>
+      </w:hyperlink>
+      <w:r>
+        <w:rPr>
+          <w:rFonts w:ascii="Arial" w:cs="Arial" w:eastAsia="Arial" w:hAnsi="Arial"/>
+          <w:color w:val="666666"/>
+          <w:sz w:val="14"/>
+          <w:szCs w:val="14"/>
+        </w:rPr>
+        <w:t xml:space="preserve"> (</w:t>
+      </w:r>
+      <w:hyperlink w:history="1" r:id="rIdd7vwjuzsxde_l66c1yxyz">
+        <w:r>
+          <w:rPr>
+            <w:rFonts w:ascii="Arial" w:cs="Arial" w:eastAsia="Arial" w:hAnsi="Arial"/>
+            <w:color w:val="1F6B75"/>
+            <w:sz w:val="14"/>
+            <w:szCs w:val="14"/>
+            <w:u w:val="single" w:color="1F6B75"/>
+          </w:rPr>
+          <w:t xml:space="preserve">https://creativecommons.org/licenses/by-nc/4.0/</w:t>
+        </w:r>
+      </w:hyperlink>
+      <w:r>
+        <w:rPr>
+          <w:rFonts w:ascii="Arial" w:cs="Arial" w:eastAsia="Arial" w:hAnsi="Arial"/>
+          <w:color w:val="666666"/>
+          <w:sz w:val="14"/>
+          <w:szCs w:val="14"/>
+        </w:rPr>
+        <w:t xml:space="preserve">).</w:t>
+      </w:r>
+    </w:p>
     <w:p>
       <w:r>
         <w:br w:type="page"/>
@@ -12296,7 +12644,7 @@
             <w:pPr>
               <w:spacing w:after="20" w:before="0"/>
             </w:pPr>
-            <w:hyperlink w:history="1" r:id="rId8lobzhvc2pyukagfdvjgs">
+            <w:hyperlink w:history="1" r:id="rIdwcosvvlx9lwnv5ms8gi_f">
               <w:r>
                 <w:rPr>
                   <w:rFonts w:ascii="Arial" w:cs="Arial" w:eastAsia="Arial" w:hAnsi="Arial"/>
@@ -12329,7 +12677,7 @@
               <w:spacing w:after="10" w:before="0"/>
               <w:ind w:left="120"/>
             </w:pPr>
-            <w:hyperlink w:history="1" r:id="rIdor3d7s4w42lxh-9h3vd-q">
+            <w:hyperlink w:history="1" r:id="rIdull6civfqcmd3zdhlff72">
               <w:r>
                 <w:rPr>
                   <w:rFonts w:ascii="Arial" w:cs="Arial" w:eastAsia="Arial" w:hAnsi="Arial"/>
@@ -12374,7 +12722,7 @@
             <w:pPr>
               <w:spacing w:after="20" w:before="0"/>
             </w:pPr>
-            <w:hyperlink w:history="1" r:id="rIdcev0d0vzxf24whzhvbqy6">
+            <w:hyperlink w:history="1" r:id="rId9nqa-wwqwq48lkh-lputg">
               <w:r>
                 <w:rPr>
                   <w:rFonts w:ascii="Arial" w:cs="Arial" w:eastAsia="Arial" w:hAnsi="Arial"/>
@@ -12407,7 +12755,7 @@
               <w:spacing w:after="10" w:before="0"/>
               <w:ind w:left="120"/>
             </w:pPr>
-            <w:hyperlink w:history="1" r:id="rIdgjvaxpywyxpr7zyjlhp3o">
+            <w:hyperlink w:history="1" r:id="rIdrxmsiet7uwxb43nv5otbn">
               <w:r>
                 <w:rPr>
                   <w:rFonts w:ascii="Arial" w:cs="Arial" w:eastAsia="Arial" w:hAnsi="Arial"/>
@@ -12602,7 +12950,7 @@
             <w:pPr>
               <w:spacing w:after="20" w:before="0"/>
             </w:pPr>
-            <w:hyperlink w:history="1" r:id="rIdwzpghns3b5xrgje6b2ici">
+            <w:hyperlink w:history="1" r:id="rIdks8vh_lx6pznb91fuwgjr">
               <w:r>
                 <w:rPr>
                   <w:rFonts w:ascii="Arial" w:cs="Arial" w:eastAsia="Arial" w:hAnsi="Arial"/>
@@ -12635,7 +12983,7 @@
               <w:spacing w:after="10" w:before="0"/>
               <w:ind w:left="120"/>
             </w:pPr>
-            <w:hyperlink w:history="1" r:id="rIdqitgufem1kwvcinljg2xb">
+            <w:hyperlink w:history="1" r:id="rIdl0ujlx9lfgge0yxduphug">
               <w:r>
                 <w:rPr>
                   <w:rFonts w:ascii="Arial" w:cs="Arial" w:eastAsia="Arial" w:hAnsi="Arial"/>
@@ -12680,7 +13028,7 @@
             <w:pPr>
               <w:spacing w:after="20" w:before="0"/>
             </w:pPr>
-            <w:hyperlink w:history="1" r:id="rIdenpiits1n6r_iotl-wxm8">
+            <w:hyperlink w:history="1" r:id="rIdqr2rxe7n8zwlmox_it8fn">
               <w:r>
                 <w:rPr>
                   <w:rFonts w:ascii="Arial" w:cs="Arial" w:eastAsia="Arial" w:hAnsi="Arial"/>
@@ -12713,7 +13061,7 @@
               <w:spacing w:after="10" w:before="0"/>
               <w:ind w:left="120"/>
             </w:pPr>
-            <w:hyperlink w:history="1" r:id="rIddbgtee10hwrlf5kp_edce">
+            <w:hyperlink w:history="1" r:id="rIdaqlw2ys20ktjh_c-wxtmi">
               <w:r>
                 <w:rPr>
                   <w:rFonts w:ascii="Arial" w:cs="Arial" w:eastAsia="Arial" w:hAnsi="Arial"/>
@@ -12908,7 +13256,7 @@
             <w:pPr>
               <w:spacing w:after="20" w:before="0"/>
             </w:pPr>
-            <w:hyperlink w:history="1" r:id="rIdlacmvvi6nazy6gf8iaimk">
+            <w:hyperlink w:history="1" r:id="rIdpuo3ozo95ivzbjrvzsdra">
               <w:r>
                 <w:rPr>
                   <w:rFonts w:ascii="Arial" w:cs="Arial" w:eastAsia="Arial" w:hAnsi="Arial"/>
@@ -12941,7 +13289,7 @@
               <w:spacing w:after="10" w:before="0"/>
               <w:ind w:left="120"/>
             </w:pPr>
-            <w:hyperlink w:history="1" r:id="rIdy88chuoh4kjbf8w29m-mr">
+            <w:hyperlink w:history="1" r:id="rIdjdv_kr9aunzpvoezaqd-7">
               <w:r>
                 <w:rPr>
                   <w:rFonts w:ascii="Arial" w:cs="Arial" w:eastAsia="Arial" w:hAnsi="Arial"/>
@@ -12986,7 +13334,7 @@
             <w:pPr>
               <w:spacing w:after="20" w:before="0"/>
             </w:pPr>
-            <w:hyperlink w:history="1" r:id="rIddgcwulnzsqlirxykv-u4k">
+            <w:hyperlink w:history="1" r:id="rId5gcqwedczacy4czziazqo">
               <w:r>
                 <w:rPr>
                   <w:rFonts w:ascii="Arial" w:cs="Arial" w:eastAsia="Arial" w:hAnsi="Arial"/>
@@ -13019,7 +13367,7 @@
               <w:spacing w:after="10" w:before="0"/>
               <w:ind w:left="120"/>
             </w:pPr>
-            <w:hyperlink w:history="1" r:id="rId8s5sfw-tyxl6yssgcbjd0">
+            <w:hyperlink w:history="1" r:id="rIdmen4lu9lgunx0govqgoof">
               <w:r>
                 <w:rPr>
                   <w:rFonts w:ascii="Arial" w:cs="Arial" w:eastAsia="Arial" w:hAnsi="Arial"/>
@@ -13214,7 +13562,7 @@
             <w:pPr>
               <w:spacing w:after="20" w:before="0"/>
             </w:pPr>
-            <w:hyperlink w:history="1" r:id="rIdohvbljgqmf9camdsxr5lz">
+            <w:hyperlink w:history="1" r:id="rId_fwyl_hehamwjuilgapfa">
               <w:r>
                 <w:rPr>
                   <w:rFonts w:ascii="Arial" w:cs="Arial" w:eastAsia="Arial" w:hAnsi="Arial"/>
@@ -13247,7 +13595,7 @@
               <w:spacing w:after="10" w:before="0"/>
               <w:ind w:left="120"/>
             </w:pPr>
-            <w:hyperlink w:history="1" r:id="rId5vqw-u47m21ybgcyff0ue">
+            <w:hyperlink w:history="1" r:id="rIdki0pk4d-k-azltdnd91ou">
               <w:r>
                 <w:rPr>
                   <w:rFonts w:ascii="Arial" w:cs="Arial" w:eastAsia="Arial" w:hAnsi="Arial"/>
@@ -13292,7 +13640,7 @@
             <w:pPr>
               <w:spacing w:after="20" w:before="0"/>
             </w:pPr>
-            <w:hyperlink w:history="1" r:id="rId9c5bmcgrwnuuefxmebhgh">
+            <w:hyperlink w:history="1" r:id="rIdgbiglhlzqs48duahk6sym">
               <w:r>
                 <w:rPr>
                   <w:rFonts w:ascii="Arial" w:cs="Arial" w:eastAsia="Arial" w:hAnsi="Arial"/>
@@ -13325,7 +13673,7 @@
               <w:spacing w:after="10" w:before="0"/>
               <w:ind w:left="120"/>
             </w:pPr>
-            <w:hyperlink w:history="1" r:id="rId0dkacixgpywsspsbixo7y">
+            <w:hyperlink w:history="1" r:id="rIdujwqvhoaytgkgkqfu_kzp">
               <w:r>
                 <w:rPr>
                   <w:rFonts w:ascii="Arial" w:cs="Arial" w:eastAsia="Arial" w:hAnsi="Arial"/>
@@ -13520,7 +13868,7 @@
             <w:pPr>
               <w:spacing w:after="20" w:before="0"/>
             </w:pPr>
-            <w:hyperlink w:history="1" r:id="rIdhdhka3bpxxsqgtmsbtifn">
+            <w:hyperlink w:history="1" r:id="rId0-kc1ofp1_ilcdi9ylz66">
               <w:r>
                 <w:rPr>
                   <w:rFonts w:ascii="Arial" w:cs="Arial" w:eastAsia="Arial" w:hAnsi="Arial"/>
@@ -13553,7 +13901,7 @@
               <w:spacing w:after="10" w:before="0"/>
               <w:ind w:left="120"/>
             </w:pPr>
-            <w:hyperlink w:history="1" r:id="rIdod1gkhqe0gh8dr4e8ud4e">
+            <w:hyperlink w:history="1" r:id="rIdaznlihrxbwd-nuwknyxdc">
               <w:r>
                 <w:rPr>
                   <w:rFonts w:ascii="Arial" w:cs="Arial" w:eastAsia="Arial" w:hAnsi="Arial"/>
@@ -13598,7 +13946,7 @@
             <w:pPr>
               <w:spacing w:after="20" w:before="0"/>
             </w:pPr>
-            <w:hyperlink w:history="1" r:id="rIdoy0ojq4cehkhuzipc52ir">
+            <w:hyperlink w:history="1" r:id="rId_yegetk85_2ciptlc0ozv">
               <w:r>
                 <w:rPr>
                   <w:rFonts w:ascii="Arial" w:cs="Arial" w:eastAsia="Arial" w:hAnsi="Arial"/>
@@ -13631,7 +13979,7 @@
               <w:spacing w:after="10" w:before="0"/>
               <w:ind w:left="120"/>
             </w:pPr>
-            <w:hyperlink w:history="1" r:id="rIdiwbxgbfatsyihq7rd3nvc">
+            <w:hyperlink w:history="1" r:id="rIdh_ki3_kepkrmooxaic0ze">
               <w:r>
                 <w:rPr>
                   <w:rFonts w:ascii="Arial" w:cs="Arial" w:eastAsia="Arial" w:hAnsi="Arial"/>
@@ -14127,6 +14475,65 @@
         </w:tc>
       </w:tr>
     </w:tbl>
+    <w:p>
+      <w:pPr>
+        <w:pBdr>
+          <w:top w:val="single" w:color="BBBBBB" w:sz="4" w:space="4"/>
+        </w:pBdr>
+        <w:spacing w:after="0" w:before="160"/>
+      </w:pPr>
+      <w:r>
+        <w:rPr>
+          <w:rFonts w:ascii="Arial" w:cs="Arial" w:eastAsia="Arial" w:hAnsi="Arial"/>
+          <w:color w:val="666666"/>
+          <w:sz w:val="14"/>
+          <w:szCs w:val="14"/>
+        </w:rPr>
+        <w:t xml:space="preserve">© 2026 SeaVuria and ARES. Aligned with KICD objectives. Developed by SeaVuria; technical implementation by ARES (with AI assistance from Claude). Licensed under </w:t>
+      </w:r>
+      <w:hyperlink w:history="1" r:id="rIdnnsrc5t70inoibl5sko15">
+        <w:r>
+          <w:rPr>
+            <w:rFonts w:ascii="Arial" w:cs="Arial" w:eastAsia="Arial" w:hAnsi="Arial"/>
+            <w:color w:val="1F6B75"/>
+            <w:sz w:val="14"/>
+            <w:szCs w:val="14"/>
+            <w:u w:val="single" w:color="1F6B75"/>
+          </w:rPr>
+          <w:t xml:space="preserve">CC BY-NC 4.0</w:t>
+        </w:r>
+      </w:hyperlink>
+      <w:r>
+        <w:rPr>
+          <w:rFonts w:ascii="Arial" w:cs="Arial" w:eastAsia="Arial" w:hAnsi="Arial"/>
+          <w:color w:val="666666"/>
+          <w:sz w:val="14"/>
+          <w:szCs w:val="14"/>
+        </w:rPr>
+        <w:t xml:space="preserve"> (</w:t>
+      </w:r>
+      <w:hyperlink w:history="1" r:id="rIdpjjl5vtmithfwa-svmpnu">
+        <w:r>
+          <w:rPr>
+            <w:rFonts w:ascii="Arial" w:cs="Arial" w:eastAsia="Arial" w:hAnsi="Arial"/>
+            <w:color w:val="1F6B75"/>
+            <w:sz w:val="14"/>
+            <w:szCs w:val="14"/>
+            <w:u w:val="single" w:color="1F6B75"/>
+          </w:rPr>
+          <w:t xml:space="preserve">https://creativecommons.org/licenses/by-nc/4.0/</w:t>
+        </w:r>
+      </w:hyperlink>
+      <w:r>
+        <w:rPr>
+          <w:rFonts w:ascii="Arial" w:cs="Arial" w:eastAsia="Arial" w:hAnsi="Arial"/>
+          <w:color w:val="666666"/>
+          <w:sz w:val="14"/>
+          <w:szCs w:val="14"/>
+        </w:rPr>
+        <w:t xml:space="preserve">).</w:t>
+      </w:r>
+    </w:p>
     <w:p>
       <w:r>
         <w:br w:type="page"/>
@@ -15118,7 +15525,7 @@
             <w:pPr>
               <w:spacing w:after="20" w:before="0"/>
             </w:pPr>
-            <w:hyperlink w:history="1" r:id="rIdyy7utb0iiwjqgmgegpcel">
+            <w:hyperlink w:history="1" r:id="rId1aq6-qlx0q1hdo4agi8tw">
               <w:r>
                 <w:rPr>
                   <w:rFonts w:ascii="Arial" w:cs="Arial" w:eastAsia="Arial" w:hAnsi="Arial"/>
@@ -15151,7 +15558,7 @@
               <w:spacing w:after="10" w:before="0"/>
               <w:ind w:left="120"/>
             </w:pPr>
-            <w:hyperlink w:history="1" r:id="rId5kbjxtk-dorwoxdekn5u_">
+            <w:hyperlink w:history="1" r:id="rIdhmor4mhv_1bxwsfkyked3">
               <w:r>
                 <w:rPr>
                   <w:rFonts w:ascii="Arial" w:cs="Arial" w:eastAsia="Arial" w:hAnsi="Arial"/>
@@ -15196,7 +15603,7 @@
             <w:pPr>
               <w:spacing w:after="20" w:before="0"/>
             </w:pPr>
-            <w:hyperlink w:history="1" r:id="rIdksjm24ykcy-9qm8nltk-v">
+            <w:hyperlink w:history="1" r:id="rIdh2j-5ci5aq064yilidjcw">
               <w:r>
                 <w:rPr>
                   <w:rFonts w:ascii="Arial" w:cs="Arial" w:eastAsia="Arial" w:hAnsi="Arial"/>
@@ -15229,7 +15636,7 @@
               <w:spacing w:after="10" w:before="0"/>
               <w:ind w:left="120"/>
             </w:pPr>
-            <w:hyperlink w:history="1" r:id="rId0v2iwburl6lidthsomj_1">
+            <w:hyperlink w:history="1" r:id="rIdaqyrktez8ae6txnhgnpaj">
               <w:r>
                 <w:rPr>
                   <w:rFonts w:ascii="Arial" w:cs="Arial" w:eastAsia="Arial" w:hAnsi="Arial"/>
@@ -15424,7 +15831,7 @@
             <w:pPr>
               <w:spacing w:after="20" w:before="0"/>
             </w:pPr>
-            <w:hyperlink w:history="1" r:id="rId0ejhelmnfri-3wux7pq50">
+            <w:hyperlink w:history="1" r:id="rIdu9jbfg9oqktaxbsyjfo87">
               <w:r>
                 <w:rPr>
                   <w:rFonts w:ascii="Arial" w:cs="Arial" w:eastAsia="Arial" w:hAnsi="Arial"/>
@@ -15457,7 +15864,7 @@
               <w:spacing w:after="10" w:before="0"/>
               <w:ind w:left="120"/>
             </w:pPr>
-            <w:hyperlink w:history="1" r:id="rId6e9f1ivnvdbxj3omkizwc">
+            <w:hyperlink w:history="1" r:id="rIdarmhsfbvf9lyeianl5ffk">
               <w:r>
                 <w:rPr>
                   <w:rFonts w:ascii="Arial" w:cs="Arial" w:eastAsia="Arial" w:hAnsi="Arial"/>
@@ -15502,7 +15909,7 @@
             <w:pPr>
               <w:spacing w:after="20" w:before="0"/>
             </w:pPr>
-            <w:hyperlink w:history="1" r:id="rIdoj6lktot0aguitfmgnv2i">
+            <w:hyperlink w:history="1" r:id="rIdxahgxcjvsf9wct6t_af11">
               <w:r>
                 <w:rPr>
                   <w:rFonts w:ascii="Arial" w:cs="Arial" w:eastAsia="Arial" w:hAnsi="Arial"/>
@@ -15535,7 +15942,7 @@
               <w:spacing w:after="10" w:before="0"/>
               <w:ind w:left="120"/>
             </w:pPr>
-            <w:hyperlink w:history="1" r:id="rIdbcwgl3zeb4aesuh14yrsg">
+            <w:hyperlink w:history="1" r:id="rIdxqnvodiks0_fzfeu97uui">
               <w:r>
                 <w:rPr>
                   <w:rFonts w:ascii="Arial" w:cs="Arial" w:eastAsia="Arial" w:hAnsi="Arial"/>
@@ -15730,7 +16137,7 @@
             <w:pPr>
               <w:spacing w:after="20" w:before="0"/>
             </w:pPr>
-            <w:hyperlink w:history="1" r:id="rId9bm4zulhxv1cfubounuew">
+            <w:hyperlink w:history="1" r:id="rIdnd7ec3uzvr4xt3elh5x3g">
               <w:r>
                 <w:rPr>
                   <w:rFonts w:ascii="Arial" w:cs="Arial" w:eastAsia="Arial" w:hAnsi="Arial"/>
@@ -15763,7 +16170,7 @@
               <w:spacing w:after="10" w:before="0"/>
               <w:ind w:left="120"/>
             </w:pPr>
-            <w:hyperlink w:history="1" r:id="rIdtl1a5apxqfiroxefiegoe">
+            <w:hyperlink w:history="1" r:id="rIdpt_mzomtccwivxwfhbwi7">
               <w:r>
                 <w:rPr>
                   <w:rFonts w:ascii="Arial" w:cs="Arial" w:eastAsia="Arial" w:hAnsi="Arial"/>
@@ -15808,7 +16215,7 @@
             <w:pPr>
               <w:spacing w:after="20" w:before="0"/>
             </w:pPr>
-            <w:hyperlink w:history="1" r:id="rId-q56tjqx6l3wvfpuont42">
+            <w:hyperlink w:history="1" r:id="rIdl9-9eks0wj2fvsd81-6fi">
               <w:r>
                 <w:rPr>
                   <w:rFonts w:ascii="Arial" w:cs="Arial" w:eastAsia="Arial" w:hAnsi="Arial"/>
@@ -15841,7 +16248,7 @@
               <w:spacing w:after="10" w:before="0"/>
               <w:ind w:left="120"/>
             </w:pPr>
-            <w:hyperlink w:history="1" r:id="rIdj4ijvwuluz3cf7iflqr18">
+            <w:hyperlink w:history="1" r:id="rId9-ex_sub8vbouuwbggzn2">
               <w:r>
                 <w:rPr>
                   <w:rFonts w:ascii="Arial" w:cs="Arial" w:eastAsia="Arial" w:hAnsi="Arial"/>
@@ -16036,7 +16443,7 @@
             <w:pPr>
               <w:spacing w:after="20" w:before="0"/>
             </w:pPr>
-            <w:hyperlink w:history="1" r:id="rId2_k5hw1ivej-gc_0yrbcg">
+            <w:hyperlink w:history="1" r:id="rIdgw6zrwuedhwtfo5vh8og3">
               <w:r>
                 <w:rPr>
                   <w:rFonts w:ascii="Arial" w:cs="Arial" w:eastAsia="Arial" w:hAnsi="Arial"/>
@@ -16069,7 +16476,7 @@
               <w:spacing w:after="10" w:before="0"/>
               <w:ind w:left="120"/>
             </w:pPr>
-            <w:hyperlink w:history="1" r:id="rIdaogf8pi4shy7xvxvbl6fk">
+            <w:hyperlink w:history="1" r:id="rIdikvhsjgje02nt6pti5llg">
               <w:r>
                 <w:rPr>
                   <w:rFonts w:ascii="Arial" w:cs="Arial" w:eastAsia="Arial" w:hAnsi="Arial"/>
@@ -16114,7 +16521,7 @@
             <w:pPr>
               <w:spacing w:after="20" w:before="0"/>
             </w:pPr>
-            <w:hyperlink w:history="1" r:id="rId3j7gdlxu9l4xlaegaolkt">
+            <w:hyperlink w:history="1" r:id="rIdpksutjtwavyc2j5owxwi2">
               <w:r>
                 <w:rPr>
                   <w:rFonts w:ascii="Arial" w:cs="Arial" w:eastAsia="Arial" w:hAnsi="Arial"/>
@@ -16147,7 +16554,7 @@
               <w:spacing w:after="10" w:before="0"/>
               <w:ind w:left="120"/>
             </w:pPr>
-            <w:hyperlink w:history="1" r:id="rIdrztbvc3a7vx7cr9vhfjbe">
+            <w:hyperlink w:history="1" r:id="rIduas6r23fmbovsqdmncn94">
               <w:r>
                 <w:rPr>
                   <w:rFonts w:ascii="Arial" w:cs="Arial" w:eastAsia="Arial" w:hAnsi="Arial"/>
@@ -16342,7 +16749,7 @@
             <w:pPr>
               <w:spacing w:after="20" w:before="0"/>
             </w:pPr>
-            <w:hyperlink w:history="1" r:id="rIdnrs1wtw2ziwgwc2c5aycc">
+            <w:hyperlink w:history="1" r:id="rIdiur5g1_cbluds8whsahdv">
               <w:r>
                 <w:rPr>
                   <w:rFonts w:ascii="Arial" w:cs="Arial" w:eastAsia="Arial" w:hAnsi="Arial"/>
@@ -16375,7 +16782,7 @@
               <w:spacing w:after="10" w:before="0"/>
               <w:ind w:left="120"/>
             </w:pPr>
-            <w:hyperlink w:history="1" r:id="rIdprvjh8g1fbd9hjauhlyfp">
+            <w:hyperlink w:history="1" r:id="rIdzn7rsgylwvfzl6z-8bwqh">
               <w:r>
                 <w:rPr>
                   <w:rFonts w:ascii="Arial" w:cs="Arial" w:eastAsia="Arial" w:hAnsi="Arial"/>
@@ -16420,7 +16827,7 @@
             <w:pPr>
               <w:spacing w:after="20" w:before="0"/>
             </w:pPr>
-            <w:hyperlink w:history="1" r:id="rIdtbe8awfqb956_psqgktjp">
+            <w:hyperlink w:history="1" r:id="rId9jyzcbutnjjduvlevt42u">
               <w:r>
                 <w:rPr>
                   <w:rFonts w:ascii="Arial" w:cs="Arial" w:eastAsia="Arial" w:hAnsi="Arial"/>
@@ -16453,7 +16860,7 @@
               <w:spacing w:after="10" w:before="0"/>
               <w:ind w:left="120"/>
             </w:pPr>
-            <w:hyperlink w:history="1" r:id="rIdqh3a74rroqvj87njzplnb">
+            <w:hyperlink w:history="1" r:id="rIdig0fn3onxtfool0jpjsfr">
               <w:r>
                 <w:rPr>
                   <w:rFonts w:ascii="Arial" w:cs="Arial" w:eastAsia="Arial" w:hAnsi="Arial"/>
@@ -17063,6 +17470,65 @@
         </w:tc>
       </w:tr>
     </w:tbl>
+    <w:p>
+      <w:pPr>
+        <w:pBdr>
+          <w:top w:val="single" w:color="BBBBBB" w:sz="4" w:space="4"/>
+        </w:pBdr>
+        <w:spacing w:after="0" w:before="160"/>
+      </w:pPr>
+      <w:r>
+        <w:rPr>
+          <w:rFonts w:ascii="Arial" w:cs="Arial" w:eastAsia="Arial" w:hAnsi="Arial"/>
+          <w:color w:val="666666"/>
+          <w:sz w:val="14"/>
+          <w:szCs w:val="14"/>
+        </w:rPr>
+        <w:t xml:space="preserve">© 2026 SeaVuria and ARES. Aligned with KICD objectives. Developed by SeaVuria; technical implementation by ARES (with AI assistance from Claude). Licensed under </w:t>
+      </w:r>
+      <w:hyperlink w:history="1" r:id="rIdnkh8jbrp5teat9vqavc6m">
+        <w:r>
+          <w:rPr>
+            <w:rFonts w:ascii="Arial" w:cs="Arial" w:eastAsia="Arial" w:hAnsi="Arial"/>
+            <w:color w:val="1F6B75"/>
+            <w:sz w:val="14"/>
+            <w:szCs w:val="14"/>
+            <w:u w:val="single" w:color="1F6B75"/>
+          </w:rPr>
+          <w:t xml:space="preserve">CC BY-NC 4.0</w:t>
+        </w:r>
+      </w:hyperlink>
+      <w:r>
+        <w:rPr>
+          <w:rFonts w:ascii="Arial" w:cs="Arial" w:eastAsia="Arial" w:hAnsi="Arial"/>
+          <w:color w:val="666666"/>
+          <w:sz w:val="14"/>
+          <w:szCs w:val="14"/>
+        </w:rPr>
+        <w:t xml:space="preserve"> (</w:t>
+      </w:r>
+      <w:hyperlink w:history="1" r:id="rIdgtur5xoggmy4tuwmlvkwo">
+        <w:r>
+          <w:rPr>
+            <w:rFonts w:ascii="Arial" w:cs="Arial" w:eastAsia="Arial" w:hAnsi="Arial"/>
+            <w:color w:val="1F6B75"/>
+            <w:sz w:val="14"/>
+            <w:szCs w:val="14"/>
+            <w:u w:val="single" w:color="1F6B75"/>
+          </w:rPr>
+          <w:t xml:space="preserve">https://creativecommons.org/licenses/by-nc/4.0/</w:t>
+        </w:r>
+      </w:hyperlink>
+      <w:r>
+        <w:rPr>
+          <w:rFonts w:ascii="Arial" w:cs="Arial" w:eastAsia="Arial" w:hAnsi="Arial"/>
+          <w:color w:val="666666"/>
+          <w:sz w:val="14"/>
+          <w:szCs w:val="14"/>
+        </w:rPr>
+        <w:t xml:space="preserve">).</w:t>
+      </w:r>
+    </w:p>
     <w:p>
       <w:r>
         <w:br w:type="page"/>
@@ -18054,7 +18520,7 @@
             <w:pPr>
               <w:spacing w:after="20" w:before="0"/>
             </w:pPr>
-            <w:hyperlink w:history="1" r:id="rIdwxiin8gganpeb2gz7htnu">
+            <w:hyperlink w:history="1" r:id="rId9ecrhiqathegmbhseg45c">
               <w:r>
                 <w:rPr>
                   <w:rFonts w:ascii="Arial" w:cs="Arial" w:eastAsia="Arial" w:hAnsi="Arial"/>
@@ -18087,7 +18553,7 @@
               <w:spacing w:after="10" w:before="0"/>
               <w:ind w:left="120"/>
             </w:pPr>
-            <w:hyperlink w:history="1" r:id="rIddvgecu1dpzmire1ftq-3n">
+            <w:hyperlink w:history="1" r:id="rId_lysthiewpu8niigbcrqh">
               <w:r>
                 <w:rPr>
                   <w:rFonts w:ascii="Arial" w:cs="Arial" w:eastAsia="Arial" w:hAnsi="Arial"/>
@@ -18132,7 +18598,7 @@
             <w:pPr>
               <w:spacing w:after="20" w:before="0"/>
             </w:pPr>
-            <w:hyperlink w:history="1" r:id="rIdaqu53t3mr_7i5qj-2t_ky">
+            <w:hyperlink w:history="1" r:id="rIdgbfkgq6nhq87aac-kbj4c">
               <w:r>
                 <w:rPr>
                   <w:rFonts w:ascii="Arial" w:cs="Arial" w:eastAsia="Arial" w:hAnsi="Arial"/>
@@ -18165,7 +18631,7 @@
               <w:spacing w:after="10" w:before="0"/>
               <w:ind w:left="120"/>
             </w:pPr>
-            <w:hyperlink w:history="1" r:id="rIdxmgpsmodlhjvjcxf10gd6">
+            <w:hyperlink w:history="1" r:id="rIdk66qvivklm5a7pi2glk2b">
               <w:r>
                 <w:rPr>
                   <w:rFonts w:ascii="Arial" w:cs="Arial" w:eastAsia="Arial" w:hAnsi="Arial"/>
@@ -18360,7 +18826,7 @@
             <w:pPr>
               <w:spacing w:after="20" w:before="0"/>
             </w:pPr>
-            <w:hyperlink w:history="1" r:id="rIdosbm6srd8ioujvq5meedh">
+            <w:hyperlink w:history="1" r:id="rIdhcu-fzlpch1d5jjnokrar">
               <w:r>
                 <w:rPr>
                   <w:rFonts w:ascii="Arial" w:cs="Arial" w:eastAsia="Arial" w:hAnsi="Arial"/>
@@ -18393,7 +18859,7 @@
               <w:spacing w:after="10" w:before="0"/>
               <w:ind w:left="120"/>
             </w:pPr>
-            <w:hyperlink w:history="1" r:id="rIdfj1pbrir1gqqlveqdj8lf">
+            <w:hyperlink w:history="1" r:id="rIduybnu1j0hoglupvm19yq7">
               <w:r>
                 <w:rPr>
                   <w:rFonts w:ascii="Arial" w:cs="Arial" w:eastAsia="Arial" w:hAnsi="Arial"/>
@@ -18438,7 +18904,7 @@
             <w:pPr>
               <w:spacing w:after="20" w:before="0"/>
             </w:pPr>
-            <w:hyperlink w:history="1" r:id="rId5fqqfgwbyckm0uukmhnau">
+            <w:hyperlink w:history="1" r:id="rIdipdyebw4ixpi--gz0fmvt">
               <w:r>
                 <w:rPr>
                   <w:rFonts w:ascii="Arial" w:cs="Arial" w:eastAsia="Arial" w:hAnsi="Arial"/>
@@ -18471,7 +18937,7 @@
               <w:spacing w:after="10" w:before="0"/>
               <w:ind w:left="120"/>
             </w:pPr>
-            <w:hyperlink w:history="1" r:id="rIdqq473xssbr1rihurhvj8d">
+            <w:hyperlink w:history="1" r:id="rIdxiih8gtoas2ejoxfsalpw">
               <w:r>
                 <w:rPr>
                   <w:rFonts w:ascii="Arial" w:cs="Arial" w:eastAsia="Arial" w:hAnsi="Arial"/>
@@ -18666,7 +19132,7 @@
             <w:pPr>
               <w:spacing w:after="20" w:before="0"/>
             </w:pPr>
-            <w:hyperlink w:history="1" r:id="rIdkjyirfled-tv38qvs8vpd">
+            <w:hyperlink w:history="1" r:id="rIdyjork8_v_gtg2f93_hu7a">
               <w:r>
                 <w:rPr>
                   <w:rFonts w:ascii="Arial" w:cs="Arial" w:eastAsia="Arial" w:hAnsi="Arial"/>
@@ -18699,7 +19165,7 @@
               <w:spacing w:after="10" w:before="0"/>
               <w:ind w:left="120"/>
             </w:pPr>
-            <w:hyperlink w:history="1" r:id="rId71pzzdk3vonyexiqg4pxq">
+            <w:hyperlink w:history="1" r:id="rIdf4s6ueudawptma38yah0j">
               <w:r>
                 <w:rPr>
                   <w:rFonts w:ascii="Arial" w:cs="Arial" w:eastAsia="Arial" w:hAnsi="Arial"/>
@@ -18744,7 +19210,7 @@
             <w:pPr>
               <w:spacing w:after="20" w:before="0"/>
             </w:pPr>
-            <w:hyperlink w:history="1" r:id="rIdpfld_nhvvunueckpmnuvn">
+            <w:hyperlink w:history="1" r:id="rId2nxhxgg7mliuxkammafmh">
               <w:r>
                 <w:rPr>
                   <w:rFonts w:ascii="Arial" w:cs="Arial" w:eastAsia="Arial" w:hAnsi="Arial"/>
@@ -18777,7 +19243,7 @@
               <w:spacing w:after="10" w:before="0"/>
               <w:ind w:left="120"/>
             </w:pPr>
-            <w:hyperlink w:history="1" r:id="rIdxwrofxgruoetk69_j1ngh">
+            <w:hyperlink w:history="1" r:id="rId-lif_utltxyygpymzp0pn">
               <w:r>
                 <w:rPr>
                   <w:rFonts w:ascii="Arial" w:cs="Arial" w:eastAsia="Arial" w:hAnsi="Arial"/>
@@ -18972,7 +19438,7 @@
             <w:pPr>
               <w:spacing w:after="20" w:before="0"/>
             </w:pPr>
-            <w:hyperlink w:history="1" r:id="rIdql8gg45mxjh2cgci3lurq">
+            <w:hyperlink w:history="1" r:id="rId4-ryflgdnbzgr4rupzwf0">
               <w:r>
                 <w:rPr>
                   <w:rFonts w:ascii="Arial" w:cs="Arial" w:eastAsia="Arial" w:hAnsi="Arial"/>
@@ -19005,7 +19471,7 @@
               <w:spacing w:after="10" w:before="0"/>
               <w:ind w:left="120"/>
             </w:pPr>
-            <w:hyperlink w:history="1" r:id="rIdoz4lqvl5avy5wm6ebj4os">
+            <w:hyperlink w:history="1" r:id="rIdq1slbfdd0ldcmd27s0jpu">
               <w:r>
                 <w:rPr>
                   <w:rFonts w:ascii="Arial" w:cs="Arial" w:eastAsia="Arial" w:hAnsi="Arial"/>
@@ -19050,7 +19516,7 @@
             <w:pPr>
               <w:spacing w:after="20" w:before="0"/>
             </w:pPr>
-            <w:hyperlink w:history="1" r:id="rIdplpopziwddkiguy9mbvvu">
+            <w:hyperlink w:history="1" r:id="rIdg4np2zmbt739twubsxyv5">
               <w:r>
                 <w:rPr>
                   <w:rFonts w:ascii="Arial" w:cs="Arial" w:eastAsia="Arial" w:hAnsi="Arial"/>
@@ -19083,7 +19549,7 @@
               <w:spacing w:after="10" w:before="0"/>
               <w:ind w:left="120"/>
             </w:pPr>
-            <w:hyperlink w:history="1" r:id="rIdib7dkv82d4mdexqhsgvh-">
+            <w:hyperlink w:history="1" r:id="rId2q2yfmp5zqiqrku8p3clm">
               <w:r>
                 <w:rPr>
                   <w:rFonts w:ascii="Arial" w:cs="Arial" w:eastAsia="Arial" w:hAnsi="Arial"/>
@@ -19278,7 +19744,7 @@
             <w:pPr>
               <w:spacing w:after="20" w:before="0"/>
             </w:pPr>
-            <w:hyperlink w:history="1" r:id="rId1tptgohdmxrpncc8reefw">
+            <w:hyperlink w:history="1" r:id="rId07nxknxjkrou90qhwrvya">
               <w:r>
                 <w:rPr>
                   <w:rFonts w:ascii="Arial" w:cs="Arial" w:eastAsia="Arial" w:hAnsi="Arial"/>
@@ -19311,7 +19777,7 @@
               <w:spacing w:after="10" w:before="0"/>
               <w:ind w:left="120"/>
             </w:pPr>
-            <w:hyperlink w:history="1" r:id="rIdzq7mhlx2dlihn6rqntosy">
+            <w:hyperlink w:history="1" r:id="rId_aucrsd1-j3gxpoa1xicc">
               <w:r>
                 <w:rPr>
                   <w:rFonts w:ascii="Arial" w:cs="Arial" w:eastAsia="Arial" w:hAnsi="Arial"/>
@@ -19356,7 +19822,7 @@
             <w:pPr>
               <w:spacing w:after="20" w:before="0"/>
             </w:pPr>
-            <w:hyperlink w:history="1" r:id="rIdgfharpvoztd1fxaev9hii">
+            <w:hyperlink w:history="1" r:id="rIdmrgklz0egrvaciok8ndkf">
               <w:r>
                 <w:rPr>
                   <w:rFonts w:ascii="Arial" w:cs="Arial" w:eastAsia="Arial" w:hAnsi="Arial"/>
@@ -19389,7 +19855,7 @@
               <w:spacing w:after="10" w:before="0"/>
               <w:ind w:left="120"/>
             </w:pPr>
-            <w:hyperlink w:history="1" r:id="rIddjt_tdmrmwlllw0utmb_p">
+            <w:hyperlink w:history="1" r:id="rId4go21i3i5jitw_tj1txvh">
               <w:r>
                 <w:rPr>
                   <w:rFonts w:ascii="Arial" w:cs="Arial" w:eastAsia="Arial" w:hAnsi="Arial"/>
@@ -19885,6 +20351,65 @@
         </w:tc>
       </w:tr>
     </w:tbl>
+    <w:p>
+      <w:pPr>
+        <w:pBdr>
+          <w:top w:val="single" w:color="BBBBBB" w:sz="4" w:space="4"/>
+        </w:pBdr>
+        <w:spacing w:after="0" w:before="160"/>
+      </w:pPr>
+      <w:r>
+        <w:rPr>
+          <w:rFonts w:ascii="Arial" w:cs="Arial" w:eastAsia="Arial" w:hAnsi="Arial"/>
+          <w:color w:val="666666"/>
+          <w:sz w:val="14"/>
+          <w:szCs w:val="14"/>
+        </w:rPr>
+        <w:t xml:space="preserve">© 2026 SeaVuria and ARES. Aligned with KICD objectives. Developed by SeaVuria; technical implementation by ARES (with AI assistance from Claude). Licensed under </w:t>
+      </w:r>
+      <w:hyperlink w:history="1" r:id="rIdklaslmcg_gybvvhrfehvb">
+        <w:r>
+          <w:rPr>
+            <w:rFonts w:ascii="Arial" w:cs="Arial" w:eastAsia="Arial" w:hAnsi="Arial"/>
+            <w:color w:val="1F6B75"/>
+            <w:sz w:val="14"/>
+            <w:szCs w:val="14"/>
+            <w:u w:val="single" w:color="1F6B75"/>
+          </w:rPr>
+          <w:t xml:space="preserve">CC BY-NC 4.0</w:t>
+        </w:r>
+      </w:hyperlink>
+      <w:r>
+        <w:rPr>
+          <w:rFonts w:ascii="Arial" w:cs="Arial" w:eastAsia="Arial" w:hAnsi="Arial"/>
+          <w:color w:val="666666"/>
+          <w:sz w:val="14"/>
+          <w:szCs w:val="14"/>
+        </w:rPr>
+        <w:t xml:space="preserve"> (</w:t>
+      </w:r>
+      <w:hyperlink w:history="1" r:id="rIdfuxv4nyz7wokgv-ryci4a">
+        <w:r>
+          <w:rPr>
+            <w:rFonts w:ascii="Arial" w:cs="Arial" w:eastAsia="Arial" w:hAnsi="Arial"/>
+            <w:color w:val="1F6B75"/>
+            <w:sz w:val="14"/>
+            <w:szCs w:val="14"/>
+            <w:u w:val="single" w:color="1F6B75"/>
+          </w:rPr>
+          <w:t xml:space="preserve">https://creativecommons.org/licenses/by-nc/4.0/</w:t>
+        </w:r>
+      </w:hyperlink>
+      <w:r>
+        <w:rPr>
+          <w:rFonts w:ascii="Arial" w:cs="Arial" w:eastAsia="Arial" w:hAnsi="Arial"/>
+          <w:color w:val="666666"/>
+          <w:sz w:val="14"/>
+          <w:szCs w:val="14"/>
+        </w:rPr>
+        <w:t xml:space="preserve">).</w:t>
+      </w:r>
+    </w:p>
     <w:p>
       <w:r>
         <w:br w:type="page"/>
@@ -20876,7 +21401,7 @@
             <w:pPr>
               <w:spacing w:after="20" w:before="0"/>
             </w:pPr>
-            <w:hyperlink w:history="1" r:id="rIdxsv0i1jcpc-kh15qnnpid">
+            <w:hyperlink w:history="1" r:id="rIdqkxopo1glrazb54quh_59">
               <w:r>
                 <w:rPr>
                   <w:rFonts w:ascii="Arial" w:cs="Arial" w:eastAsia="Arial" w:hAnsi="Arial"/>
@@ -20909,7 +21434,7 @@
               <w:spacing w:after="10" w:before="0"/>
               <w:ind w:left="120"/>
             </w:pPr>
-            <w:hyperlink w:history="1" r:id="rIdqr9fk309wwqbpguwmfwb8">
+            <w:hyperlink w:history="1" r:id="rId9omy1d_eoohuczn3q_k0c">
               <w:r>
                 <w:rPr>
                   <w:rFonts w:ascii="Arial" w:cs="Arial" w:eastAsia="Arial" w:hAnsi="Arial"/>
@@ -20954,7 +21479,7 @@
             <w:pPr>
               <w:spacing w:after="20" w:before="0"/>
             </w:pPr>
-            <w:hyperlink w:history="1" r:id="rIdhf0hpgbhx80jumu7t3smc">
+            <w:hyperlink w:history="1" r:id="rIdgvl9mk_t3ejfst2zm4c7h">
               <w:r>
                 <w:rPr>
                   <w:rFonts w:ascii="Arial" w:cs="Arial" w:eastAsia="Arial" w:hAnsi="Arial"/>
@@ -20987,7 +21512,7 @@
               <w:spacing w:after="10" w:before="0"/>
               <w:ind w:left="120"/>
             </w:pPr>
-            <w:hyperlink w:history="1" r:id="rIdf2mgidoaj0kdv31jz1axw">
+            <w:hyperlink w:history="1" r:id="rIdkjtazwvvatkopo0detf0-">
               <w:r>
                 <w:rPr>
                   <w:rFonts w:ascii="Arial" w:cs="Arial" w:eastAsia="Arial" w:hAnsi="Arial"/>
@@ -21182,7 +21707,7 @@
             <w:pPr>
               <w:spacing w:after="20" w:before="0"/>
             </w:pPr>
-            <w:hyperlink w:history="1" r:id="rIdmgwkjm_mg5--us31qydrk">
+            <w:hyperlink w:history="1" r:id="rIdflpv4rtsogc28vndwdis2">
               <w:r>
                 <w:rPr>
                   <w:rFonts w:ascii="Arial" w:cs="Arial" w:eastAsia="Arial" w:hAnsi="Arial"/>
@@ -21215,7 +21740,7 @@
               <w:spacing w:after="10" w:before="0"/>
               <w:ind w:left="120"/>
             </w:pPr>
-            <w:hyperlink w:history="1" r:id="rIdxibomd7yk8jwvdvcq4ny4">
+            <w:hyperlink w:history="1" r:id="rIdvqtxpuhbzcwscceeha3jm">
               <w:r>
                 <w:rPr>
                   <w:rFonts w:ascii="Arial" w:cs="Arial" w:eastAsia="Arial" w:hAnsi="Arial"/>
@@ -21260,7 +21785,7 @@
             <w:pPr>
               <w:spacing w:after="20" w:before="0"/>
             </w:pPr>
-            <w:hyperlink w:history="1" r:id="rIdbok1-wxxsjq16uozsfbbd">
+            <w:hyperlink w:history="1" r:id="rIdydw5gtk4smkhlnv5zlr60">
               <w:r>
                 <w:rPr>
                   <w:rFonts w:ascii="Arial" w:cs="Arial" w:eastAsia="Arial" w:hAnsi="Arial"/>
@@ -21293,7 +21818,7 @@
               <w:spacing w:after="10" w:before="0"/>
               <w:ind w:left="120"/>
             </w:pPr>
-            <w:hyperlink w:history="1" r:id="rId0wuyerko7mdud7crojlhz">
+            <w:hyperlink w:history="1" r:id="rId5h93jp_qnoiy4ghmcx5vk">
               <w:r>
                 <w:rPr>
                   <w:rFonts w:ascii="Arial" w:cs="Arial" w:eastAsia="Arial" w:hAnsi="Arial"/>
@@ -21488,7 +22013,7 @@
             <w:pPr>
               <w:spacing w:after="20" w:before="0"/>
             </w:pPr>
-            <w:hyperlink w:history="1" r:id="rIdoqi-tchlbwk9bl6ynskg2">
+            <w:hyperlink w:history="1" r:id="rIdz3fymcynnle7cnicgr3lq">
               <w:r>
                 <w:rPr>
                   <w:rFonts w:ascii="Arial" w:cs="Arial" w:eastAsia="Arial" w:hAnsi="Arial"/>
@@ -21521,7 +22046,7 @@
               <w:spacing w:after="10" w:before="0"/>
               <w:ind w:left="120"/>
             </w:pPr>
-            <w:hyperlink w:history="1" r:id="rIdzms_wiwwjxigl0mca_yok">
+            <w:hyperlink w:history="1" r:id="rIdxtdahmylsyp7r23hfrf5s">
               <w:r>
                 <w:rPr>
                   <w:rFonts w:ascii="Arial" w:cs="Arial" w:eastAsia="Arial" w:hAnsi="Arial"/>
@@ -21566,7 +22091,7 @@
             <w:pPr>
               <w:spacing w:after="20" w:before="0"/>
             </w:pPr>
-            <w:hyperlink w:history="1" r:id="rIdnhhjvpl-8qwnzptav8alk">
+            <w:hyperlink w:history="1" r:id="rId25pdrzbyc_sobaip7qzgq">
               <w:r>
                 <w:rPr>
                   <w:rFonts w:ascii="Arial" w:cs="Arial" w:eastAsia="Arial" w:hAnsi="Arial"/>
@@ -21599,7 +22124,7 @@
               <w:spacing w:after="10" w:before="0"/>
               <w:ind w:left="120"/>
             </w:pPr>
-            <w:hyperlink w:history="1" r:id="rIdiv81yocqeejt4uclobosc">
+            <w:hyperlink w:history="1" r:id="rIdorkcofwynssouruuizuk8">
               <w:r>
                 <w:rPr>
                   <w:rFonts w:ascii="Arial" w:cs="Arial" w:eastAsia="Arial" w:hAnsi="Arial"/>
@@ -21794,7 +22319,7 @@
             <w:pPr>
               <w:spacing w:after="20" w:before="0"/>
             </w:pPr>
-            <w:hyperlink w:history="1" r:id="rId3vqjvxp1q5ujvcfd54qab">
+            <w:hyperlink w:history="1" r:id="rIdwcs4wkk_ccf6anof_xvca">
               <w:r>
                 <w:rPr>
                   <w:rFonts w:ascii="Arial" w:cs="Arial" w:eastAsia="Arial" w:hAnsi="Arial"/>
@@ -21827,7 +22352,7 @@
               <w:spacing w:after="10" w:before="0"/>
               <w:ind w:left="120"/>
             </w:pPr>
-            <w:hyperlink w:history="1" r:id="rIdi7zuuwiuv42vc3tp25wmr">
+            <w:hyperlink w:history="1" r:id="rIdh-8chhip1a6i0svkkmwmg">
               <w:r>
                 <w:rPr>
                   <w:rFonts w:ascii="Arial" w:cs="Arial" w:eastAsia="Arial" w:hAnsi="Arial"/>
@@ -21872,7 +22397,7 @@
             <w:pPr>
               <w:spacing w:after="20" w:before="0"/>
             </w:pPr>
-            <w:hyperlink w:history="1" r:id="rIdw4y1fld8rwos8_occm7hq">
+            <w:hyperlink w:history="1" r:id="rId4kzdvpvwjkxa8xs-vw7bc">
               <w:r>
                 <w:rPr>
                   <w:rFonts w:ascii="Arial" w:cs="Arial" w:eastAsia="Arial" w:hAnsi="Arial"/>
@@ -21905,7 +22430,7 @@
               <w:spacing w:after="10" w:before="0"/>
               <w:ind w:left="120"/>
             </w:pPr>
-            <w:hyperlink w:history="1" r:id="rIdqjuy8eb44h1eboroea4pl">
+            <w:hyperlink w:history="1" r:id="rId-0-h5vvctmmtlsuibdxwv">
               <w:r>
                 <w:rPr>
                   <w:rFonts w:ascii="Arial" w:cs="Arial" w:eastAsia="Arial" w:hAnsi="Arial"/>
@@ -22100,7 +22625,7 @@
             <w:pPr>
               <w:spacing w:after="20" w:before="0"/>
             </w:pPr>
-            <w:hyperlink w:history="1" r:id="rIda1uuioraxe4pvvgwuetax">
+            <w:hyperlink w:history="1" r:id="rIdz-i3gulvfdknqgsios_qp">
               <w:r>
                 <w:rPr>
                   <w:rFonts w:ascii="Arial" w:cs="Arial" w:eastAsia="Arial" w:hAnsi="Arial"/>
@@ -22133,7 +22658,7 @@
               <w:spacing w:after="10" w:before="0"/>
               <w:ind w:left="120"/>
             </w:pPr>
-            <w:hyperlink w:history="1" r:id="rIdc6fx7ay3u_ii3ixa3sxfm">
+            <w:hyperlink w:history="1" r:id="rIdp-6pjbh7mjaayt-hwlef1">
               <w:r>
                 <w:rPr>
                   <w:rFonts w:ascii="Arial" w:cs="Arial" w:eastAsia="Arial" w:hAnsi="Arial"/>
@@ -22178,7 +22703,7 @@
             <w:pPr>
               <w:spacing w:after="20" w:before="0"/>
             </w:pPr>
-            <w:hyperlink w:history="1" r:id="rIdg4szp3x5kqakqz4skingp">
+            <w:hyperlink w:history="1" r:id="rIdfrnje9v46lsmcaxhbac7w">
               <w:r>
                 <w:rPr>
                   <w:rFonts w:ascii="Arial" w:cs="Arial" w:eastAsia="Arial" w:hAnsi="Arial"/>
@@ -22211,7 +22736,7 @@
               <w:spacing w:after="10" w:before="0"/>
               <w:ind w:left="120"/>
             </w:pPr>
-            <w:hyperlink w:history="1" r:id="rIdpwysqtkdi9pfrwxfobw1a">
+            <w:hyperlink w:history="1" r:id="rIdszn0oou8vaxuzxlccl3uw">
               <w:r>
                 <w:rPr>
                   <w:rFonts w:ascii="Arial" w:cs="Arial" w:eastAsia="Arial" w:hAnsi="Arial"/>
@@ -22802,6 +23327,65 @@
         </w:tc>
       </w:tr>
     </w:tbl>
+    <w:p>
+      <w:pPr>
+        <w:pBdr>
+          <w:top w:val="single" w:color="BBBBBB" w:sz="4" w:space="4"/>
+        </w:pBdr>
+        <w:spacing w:after="0" w:before="160"/>
+      </w:pPr>
+      <w:r>
+        <w:rPr>
+          <w:rFonts w:ascii="Arial" w:cs="Arial" w:eastAsia="Arial" w:hAnsi="Arial"/>
+          <w:color w:val="666666"/>
+          <w:sz w:val="14"/>
+          <w:szCs w:val="14"/>
+        </w:rPr>
+        <w:t xml:space="preserve">© 2026 SeaVuria and ARES. Aligned with KICD objectives. Developed by SeaVuria; technical implementation by ARES (with AI assistance from Claude). Licensed under </w:t>
+      </w:r>
+      <w:hyperlink w:history="1" r:id="rIdledvkr8tal5oqygfcyloe">
+        <w:r>
+          <w:rPr>
+            <w:rFonts w:ascii="Arial" w:cs="Arial" w:eastAsia="Arial" w:hAnsi="Arial"/>
+            <w:color w:val="1F6B75"/>
+            <w:sz w:val="14"/>
+            <w:szCs w:val="14"/>
+            <w:u w:val="single" w:color="1F6B75"/>
+          </w:rPr>
+          <w:t xml:space="preserve">CC BY-NC 4.0</w:t>
+        </w:r>
+      </w:hyperlink>
+      <w:r>
+        <w:rPr>
+          <w:rFonts w:ascii="Arial" w:cs="Arial" w:eastAsia="Arial" w:hAnsi="Arial"/>
+          <w:color w:val="666666"/>
+          <w:sz w:val="14"/>
+          <w:szCs w:val="14"/>
+        </w:rPr>
+        <w:t xml:space="preserve"> (</w:t>
+      </w:r>
+      <w:hyperlink w:history="1" r:id="rIddrkioya7vzevez-hsqbyp">
+        <w:r>
+          <w:rPr>
+            <w:rFonts w:ascii="Arial" w:cs="Arial" w:eastAsia="Arial" w:hAnsi="Arial"/>
+            <w:color w:val="1F6B75"/>
+            <w:sz w:val="14"/>
+            <w:szCs w:val="14"/>
+            <w:u w:val="single" w:color="1F6B75"/>
+          </w:rPr>
+          <w:t xml:space="preserve">https://creativecommons.org/licenses/by-nc/4.0/</w:t>
+        </w:r>
+      </w:hyperlink>
+      <w:r>
+        <w:rPr>
+          <w:rFonts w:ascii="Arial" w:cs="Arial" w:eastAsia="Arial" w:hAnsi="Arial"/>
+          <w:color w:val="666666"/>
+          <w:sz w:val="14"/>
+          <w:szCs w:val="14"/>
+        </w:rPr>
+        <w:t xml:space="preserve">).</w:t>
+      </w:r>
+    </w:p>
     <w:p>
       <w:r>
         <w:br w:type="page"/>
@@ -23916,7 +24500,7 @@
             <w:pPr>
               <w:spacing w:after="20" w:before="0"/>
             </w:pPr>
-            <w:hyperlink w:history="1" r:id="rIdayxy5k4oytm7dqs9pwb5l">
+            <w:hyperlink w:history="1" r:id="rIddxhjfmh_zgs91mk6w5phc">
               <w:r>
                 <w:rPr>
                   <w:rFonts w:ascii="Arial" w:cs="Arial" w:eastAsia="Arial" w:hAnsi="Arial"/>
@@ -23949,7 +24533,7 @@
               <w:spacing w:after="10" w:before="0"/>
               <w:ind w:left="120"/>
             </w:pPr>
-            <w:hyperlink w:history="1" r:id="rIdsewrcdbvacckcfnwzrluu">
+            <w:hyperlink w:history="1" r:id="rIdsrpndvfu72iakjvshftyx">
               <w:r>
                 <w:rPr>
                   <w:rFonts w:ascii="Arial" w:cs="Arial" w:eastAsia="Arial" w:hAnsi="Arial"/>
@@ -23994,7 +24578,7 @@
             <w:pPr>
               <w:spacing w:after="20" w:before="0"/>
             </w:pPr>
-            <w:hyperlink w:history="1" r:id="rIdnnmtexek7s_m_ipc5ild5">
+            <w:hyperlink w:history="1" r:id="rId3uddkr8qjunjwxgldsgyj">
               <w:r>
                 <w:rPr>
                   <w:rFonts w:ascii="Arial" w:cs="Arial" w:eastAsia="Arial" w:hAnsi="Arial"/>
@@ -24027,7 +24611,7 @@
               <w:spacing w:after="10" w:before="0"/>
               <w:ind w:left="120"/>
             </w:pPr>
-            <w:hyperlink w:history="1" r:id="rId78kqe8bgg0ozlrtcn-91m">
+            <w:hyperlink w:history="1" r:id="rIdlqoovrytrce-jij6jgme3">
               <w:r>
                 <w:rPr>
                   <w:rFonts w:ascii="Arial" w:cs="Arial" w:eastAsia="Arial" w:hAnsi="Arial"/>
@@ -24222,7 +24806,7 @@
             <w:pPr>
               <w:spacing w:after="20" w:before="0"/>
             </w:pPr>
-            <w:hyperlink w:history="1" r:id="rId2ljdn4udzbyosul1tslr5">
+            <w:hyperlink w:history="1" r:id="rIdksiur5kw9dqlazwszefix">
               <w:r>
                 <w:rPr>
                   <w:rFonts w:ascii="Arial" w:cs="Arial" w:eastAsia="Arial" w:hAnsi="Arial"/>
@@ -24255,7 +24839,7 @@
               <w:spacing w:after="10" w:before="0"/>
               <w:ind w:left="120"/>
             </w:pPr>
-            <w:hyperlink w:history="1" r:id="rIdjc_1ok3sabq5y_cvd0icb">
+            <w:hyperlink w:history="1" r:id="rIdgtn4oqifoiazqbrcotprw">
               <w:r>
                 <w:rPr>
                   <w:rFonts w:ascii="Arial" w:cs="Arial" w:eastAsia="Arial" w:hAnsi="Arial"/>
@@ -24300,7 +24884,7 @@
             <w:pPr>
               <w:spacing w:after="20" w:before="0"/>
             </w:pPr>
-            <w:hyperlink w:history="1" r:id="rIdaltktlv2vvq7g-2abn-m6">
+            <w:hyperlink w:history="1" r:id="rIdy1ljwkwsrw3qfxj_enqlt">
               <w:r>
                 <w:rPr>
                   <w:rFonts w:ascii="Arial" w:cs="Arial" w:eastAsia="Arial" w:hAnsi="Arial"/>
@@ -24333,7 +24917,7 @@
               <w:spacing w:after="10" w:before="0"/>
               <w:ind w:left="120"/>
             </w:pPr>
-            <w:hyperlink w:history="1" r:id="rIdcojnchssq54abk6ih7amv">
+            <w:hyperlink w:history="1" r:id="rIdh7pdsyeqblf6vbiuj7e2h">
               <w:r>
                 <w:rPr>
                   <w:rFonts w:ascii="Arial" w:cs="Arial" w:eastAsia="Arial" w:hAnsi="Arial"/>
@@ -24528,7 +25112,7 @@
             <w:pPr>
               <w:spacing w:after="20" w:before="0"/>
             </w:pPr>
-            <w:hyperlink w:history="1" r:id="rIdnoz0gvtvtdqr4ksuwkg0o">
+            <w:hyperlink w:history="1" r:id="rIdgoxqro1xhrnxo5fjgtyp6">
               <w:r>
                 <w:rPr>
                   <w:rFonts w:ascii="Arial" w:cs="Arial" w:eastAsia="Arial" w:hAnsi="Arial"/>
@@ -24561,7 +25145,7 @@
               <w:spacing w:after="10" w:before="0"/>
               <w:ind w:left="120"/>
             </w:pPr>
-            <w:hyperlink w:history="1" r:id="rIdx8qajcus_swgzyii67d-q">
+            <w:hyperlink w:history="1" r:id="rIdjlzuvvabu2t1kgzpdnqbo">
               <w:r>
                 <w:rPr>
                   <w:rFonts w:ascii="Arial" w:cs="Arial" w:eastAsia="Arial" w:hAnsi="Arial"/>
@@ -24606,7 +25190,7 @@
             <w:pPr>
               <w:spacing w:after="20" w:before="0"/>
             </w:pPr>
-            <w:hyperlink w:history="1" r:id="rIdowvmu-8pldfscrapzgda7">
+            <w:hyperlink w:history="1" r:id="rIdkfg9ai4nan-laty-00vex">
               <w:r>
                 <w:rPr>
                   <w:rFonts w:ascii="Arial" w:cs="Arial" w:eastAsia="Arial" w:hAnsi="Arial"/>
@@ -24639,7 +25223,7 @@
               <w:spacing w:after="10" w:before="0"/>
               <w:ind w:left="120"/>
             </w:pPr>
-            <w:hyperlink w:history="1" r:id="rId5xn9wxdv4nc8hsuq8_yms">
+            <w:hyperlink w:history="1" r:id="rIdoesi09vwjrt3u3b6jz6ge">
               <w:r>
                 <w:rPr>
                   <w:rFonts w:ascii="Arial" w:cs="Arial" w:eastAsia="Arial" w:hAnsi="Arial"/>
@@ -24834,7 +25418,7 @@
             <w:pPr>
               <w:spacing w:after="20" w:before="0"/>
             </w:pPr>
-            <w:hyperlink w:history="1" r:id="rIdhiozjd16pwmur5iyiu5ta">
+            <w:hyperlink w:history="1" r:id="rId-wnoxj7pjrz1jznhpbtvm">
               <w:r>
                 <w:rPr>
                   <w:rFonts w:ascii="Arial" w:cs="Arial" w:eastAsia="Arial" w:hAnsi="Arial"/>
@@ -24867,7 +25451,7 @@
               <w:spacing w:after="10" w:before="0"/>
               <w:ind w:left="120"/>
             </w:pPr>
-            <w:hyperlink w:history="1" r:id="rId65yut5kt6wl3xrks49bb-">
+            <w:hyperlink w:history="1" r:id="rIdlqwy8jmawprpau-fdlgfm">
               <w:r>
                 <w:rPr>
                   <w:rFonts w:ascii="Arial" w:cs="Arial" w:eastAsia="Arial" w:hAnsi="Arial"/>
@@ -24912,7 +25496,7 @@
             <w:pPr>
               <w:spacing w:after="20" w:before="0"/>
             </w:pPr>
-            <w:hyperlink w:history="1" r:id="rIdnpksafs0ofnd6gjieesnw">
+            <w:hyperlink w:history="1" r:id="rIdejksgjwvrkaztuyr165ul">
               <w:r>
                 <w:rPr>
                   <w:rFonts w:ascii="Arial" w:cs="Arial" w:eastAsia="Arial" w:hAnsi="Arial"/>
@@ -24945,7 +25529,7 @@
               <w:spacing w:after="10" w:before="0"/>
               <w:ind w:left="120"/>
             </w:pPr>
-            <w:hyperlink w:history="1" r:id="rIdyfsdgg7xatxb0iyhpeeij">
+            <w:hyperlink w:history="1" r:id="rIdi6q4p92f1pcbufosdjeex">
               <w:r>
                 <w:rPr>
                   <w:rFonts w:ascii="Arial" w:cs="Arial" w:eastAsia="Arial" w:hAnsi="Arial"/>
@@ -25140,7 +25724,7 @@
             <w:pPr>
               <w:spacing w:after="20" w:before="0"/>
             </w:pPr>
-            <w:hyperlink w:history="1" r:id="rIdrghtthovqnjugc7eyfxb_">
+            <w:hyperlink w:history="1" r:id="rIdllxnjgto53pizbi1h-gzp">
               <w:r>
                 <w:rPr>
                   <w:rFonts w:ascii="Arial" w:cs="Arial" w:eastAsia="Arial" w:hAnsi="Arial"/>
@@ -25173,7 +25757,7 @@
               <w:spacing w:after="10" w:before="0"/>
               <w:ind w:left="120"/>
             </w:pPr>
-            <w:hyperlink w:history="1" r:id="rIdssimp6yepsidjo_hyz-1j">
+            <w:hyperlink w:history="1" r:id="rIdajv-mgdaskgit3qns0g8r">
               <w:r>
                 <w:rPr>
                   <w:rFonts w:ascii="Arial" w:cs="Arial" w:eastAsia="Arial" w:hAnsi="Arial"/>
@@ -25218,7 +25802,7 @@
             <w:pPr>
               <w:spacing w:after="20" w:before="0"/>
             </w:pPr>
-            <w:hyperlink w:history="1" r:id="rIdm3h50aziguf_yyhds_kjj">
+            <w:hyperlink w:history="1" r:id="rIdvjv8_czpafhsntfayrkhg">
               <w:r>
                 <w:rPr>
                   <w:rFonts w:ascii="Arial" w:cs="Arial" w:eastAsia="Arial" w:hAnsi="Arial"/>
@@ -25251,7 +25835,7 @@
               <w:spacing w:after="10" w:before="0"/>
               <w:ind w:left="120"/>
             </w:pPr>
-            <w:hyperlink w:history="1" r:id="rIdcoun4rpyc4r_kg8bbi3lp">
+            <w:hyperlink w:history="1" r:id="rIds0ddvm0psjjjaocfrbzip">
               <w:r>
                 <w:rPr>
                   <w:rFonts w:ascii="Arial" w:cs="Arial" w:eastAsia="Arial" w:hAnsi="Arial"/>
@@ -25823,6 +26407,65 @@
         </w:tc>
       </w:tr>
     </w:tbl>
+    <w:p>
+      <w:pPr>
+        <w:pBdr>
+          <w:top w:val="single" w:color="BBBBBB" w:sz="4" w:space="4"/>
+        </w:pBdr>
+        <w:spacing w:after="0" w:before="160"/>
+      </w:pPr>
+      <w:r>
+        <w:rPr>
+          <w:rFonts w:ascii="Arial" w:cs="Arial" w:eastAsia="Arial" w:hAnsi="Arial"/>
+          <w:color w:val="666666"/>
+          <w:sz w:val="14"/>
+          <w:szCs w:val="14"/>
+        </w:rPr>
+        <w:t xml:space="preserve">© 2026 SeaVuria and ARES. Aligned with KICD objectives. Developed by SeaVuria; technical implementation by ARES (with AI assistance from Claude). Licensed under </w:t>
+      </w:r>
+      <w:hyperlink w:history="1" r:id="rIdhjabwuw9c_qhgf4uk1bh0">
+        <w:r>
+          <w:rPr>
+            <w:rFonts w:ascii="Arial" w:cs="Arial" w:eastAsia="Arial" w:hAnsi="Arial"/>
+            <w:color w:val="1F6B75"/>
+            <w:sz w:val="14"/>
+            <w:szCs w:val="14"/>
+            <w:u w:val="single" w:color="1F6B75"/>
+          </w:rPr>
+          <w:t xml:space="preserve">CC BY-NC 4.0</w:t>
+        </w:r>
+      </w:hyperlink>
+      <w:r>
+        <w:rPr>
+          <w:rFonts w:ascii="Arial" w:cs="Arial" w:eastAsia="Arial" w:hAnsi="Arial"/>
+          <w:color w:val="666666"/>
+          <w:sz w:val="14"/>
+          <w:szCs w:val="14"/>
+        </w:rPr>
+        <w:t xml:space="preserve"> (</w:t>
+      </w:r>
+      <w:hyperlink w:history="1" r:id="rIddoblpp7fzm731f0fdfkxt">
+        <w:r>
+          <w:rPr>
+            <w:rFonts w:ascii="Arial" w:cs="Arial" w:eastAsia="Arial" w:hAnsi="Arial"/>
+            <w:color w:val="1F6B75"/>
+            <w:sz w:val="14"/>
+            <w:szCs w:val="14"/>
+            <w:u w:val="single" w:color="1F6B75"/>
+          </w:rPr>
+          <w:t xml:space="preserve">https://creativecommons.org/licenses/by-nc/4.0/</w:t>
+        </w:r>
+      </w:hyperlink>
+      <w:r>
+        <w:rPr>
+          <w:rFonts w:ascii="Arial" w:cs="Arial" w:eastAsia="Arial" w:hAnsi="Arial"/>
+          <w:color w:val="666666"/>
+          <w:sz w:val="14"/>
+          <w:szCs w:val="14"/>
+        </w:rPr>
+        <w:t xml:space="preserve">).</w:t>
+      </w:r>
+    </w:p>
     <w:p>
       <w:r>
         <w:br w:type="page"/>

--- a/data/outputs/v2/Core_Mathematics/SS3.1_Statistics_I/Core_Mathematics_Statistics_I_CBE_LessonSequence.docx
+++ b/data/outputs/v2/Core_Mathematics/SS3.1_Statistics_I/Core_Mathematics_Statistics_I_CBE_LessonSequence.docx
@@ -38,6 +38,2501 @@
           <w:szCs w:val="22"/>
         </w:rPr>
         <w:t xml:space="preserve">CBE Phenomenon-Driven Lesson Sequence — Sub-Strand 3.1 (8 Lessons)</w:t>
+      </w:r>
+    </w:p>
+    <w:p>
+      <w:pPr>
+        <w:spacing w:after="120"/>
+      </w:pPr>
+      <w:r>
+        <w:t xml:space="preserve"/>
+      </w:r>
+    </w:p>
+    <w:tbl>
+      <w:tblPr>
+        <w:tblW w:type="dxa" w:w="13680"/>
+        <w:tblBorders>
+          <w:top w:val="single" w:color="AAAAAA" w:sz="4"/>
+          <w:left w:val="single" w:color="AAAAAA" w:sz="4"/>
+          <w:bottom w:val="single" w:color="AAAAAA" w:sz="4"/>
+          <w:right w:val="single" w:color="AAAAAA" w:sz="4"/>
+          <w:insideH w:val="single" w:color="auto" w:sz="4"/>
+          <w:insideV w:val="single" w:color="auto" w:sz="4"/>
+        </w:tblBorders>
+        <w:tblLayout w:type="fixed"/>
+      </w:tblPr>
+      <w:tblGrid>
+        <w:gridCol w:w="3000"/>
+        <w:gridCol w:w="10680"/>
+      </w:tblGrid>
+      <w:tr>
+        <w:tc>
+          <w:tcPr>
+            <w:tcW w:type="dxa" w:w="13680"/>
+            <w:gridSpan w:val="2"/>
+            <w:shd w:fill="1F3864" w:color="auto" w:val="clear"/>
+            <w:tcMar>
+              <w:top w:type="dxa" w:w="60"/>
+              <w:left w:type="dxa" w:w="120"/>
+              <w:bottom w:type="dxa" w:w="60"/>
+              <w:right w:type="dxa" w:w="120"/>
+            </w:tcMar>
+            <w:vAlign w:val="top"/>
+          </w:tcPr>
+          <w:p>
+            <w:pPr>
+              <w:spacing w:after="40" w:before="0"/>
+              <w:jc w:val="center"/>
+            </w:pPr>
+            <w:r>
+              <w:rPr>
+                <w:rFonts w:ascii="Arial" w:cs="Arial" w:eastAsia="Arial" w:hAnsi="Arial"/>
+                <w:b/>
+                <w:bCs/>
+                <w:i w:val="false"/>
+                <w:iCs w:val="false"/>
+                <w:color w:val="FFFFFF"/>
+                <w:sz w:val="22"/>
+                <w:szCs w:val="22"/>
+              </w:rPr>
+              <w:t xml:space="preserve">SUB-STRAND OVERVIEW</w:t>
+            </w:r>
+          </w:p>
+        </w:tc>
+      </w:tr>
+      <w:tr>
+        <w:tc>
+          <w:tcPr>
+            <w:tcW w:type="dxa" w:w="3000"/>
+            <w:shd w:fill="D5E8F0" w:color="auto" w:val="clear"/>
+            <w:tcMar>
+              <w:top w:type="dxa" w:w="60"/>
+              <w:left w:type="dxa" w:w="120"/>
+              <w:bottom w:type="dxa" w:w="60"/>
+              <w:right w:type="dxa" w:w="120"/>
+            </w:tcMar>
+            <w:vAlign w:val="top"/>
+          </w:tcPr>
+          <w:p>
+            <w:pPr>
+              <w:spacing w:after="40" w:before="0"/>
+              <w:jc w:val="left"/>
+            </w:pPr>
+            <w:r>
+              <w:rPr>
+                <w:rFonts w:ascii="Arial" w:cs="Arial" w:eastAsia="Arial" w:hAnsi="Arial"/>
+                <w:b/>
+                <w:bCs/>
+                <w:i w:val="false"/>
+                <w:iCs w:val="false"/>
+                <w:color w:val="000000"/>
+                <w:sz w:val="18"/>
+                <w:szCs w:val="18"/>
+              </w:rPr>
+              <w:t xml:space="preserve">Grade Level</w:t>
+            </w:r>
+          </w:p>
+        </w:tc>
+        <w:tc>
+          <w:tcPr>
+            <w:tcW w:type="dxa" w:w="10680"/>
+            <w:shd w:fill="FFFFFF" w:color="auto" w:val="clear"/>
+            <w:tcMar>
+              <w:top w:type="dxa" w:w="60"/>
+              <w:left w:type="dxa" w:w="120"/>
+              <w:bottom w:type="dxa" w:w="60"/>
+              <w:right w:type="dxa" w:w="120"/>
+            </w:tcMar>
+            <w:vAlign w:val="top"/>
+          </w:tcPr>
+          <w:p>
+            <w:pPr>
+              <w:spacing w:after="40" w:before="0"/>
+              <w:jc w:val="left"/>
+            </w:pPr>
+            <w:r>
+              <w:rPr>
+                <w:rFonts w:ascii="Arial" w:cs="Arial" w:eastAsia="Arial" w:hAnsi="Arial"/>
+                <w:b w:val="false"/>
+                <w:bCs w:val="false"/>
+                <w:i w:val="false"/>
+                <w:iCs w:val="false"/>
+                <w:color w:val="000000"/>
+                <w:sz w:val="18"/>
+                <w:szCs w:val="18"/>
+              </w:rPr>
+              <w:t xml:space="preserve">10</w:t>
+            </w:r>
+          </w:p>
+        </w:tc>
+      </w:tr>
+      <w:tr>
+        <w:tc>
+          <w:tcPr>
+            <w:tcW w:type="dxa" w:w="3000"/>
+            <w:shd w:fill="D5E8F0" w:color="auto" w:val="clear"/>
+            <w:tcMar>
+              <w:top w:type="dxa" w:w="60"/>
+              <w:left w:type="dxa" w:w="120"/>
+              <w:bottom w:type="dxa" w:w="60"/>
+              <w:right w:type="dxa" w:w="120"/>
+            </w:tcMar>
+            <w:vAlign w:val="top"/>
+          </w:tcPr>
+          <w:p>
+            <w:pPr>
+              <w:spacing w:after="40" w:before="0"/>
+              <w:jc w:val="left"/>
+            </w:pPr>
+            <w:r>
+              <w:rPr>
+                <w:rFonts w:ascii="Arial" w:cs="Arial" w:eastAsia="Arial" w:hAnsi="Arial"/>
+                <w:b/>
+                <w:bCs/>
+                <w:i w:val="false"/>
+                <w:iCs w:val="false"/>
+                <w:color w:val="000000"/>
+                <w:sz w:val="18"/>
+                <w:szCs w:val="18"/>
+              </w:rPr>
+              <w:t xml:space="preserve">Subject</w:t>
+            </w:r>
+          </w:p>
+        </w:tc>
+        <w:tc>
+          <w:tcPr>
+            <w:tcW w:type="dxa" w:w="10680"/>
+            <w:shd w:fill="FFFFFF" w:color="auto" w:val="clear"/>
+            <w:tcMar>
+              <w:top w:type="dxa" w:w="60"/>
+              <w:left w:type="dxa" w:w="120"/>
+              <w:bottom w:type="dxa" w:w="60"/>
+              <w:right w:type="dxa" w:w="120"/>
+            </w:tcMar>
+            <w:vAlign w:val="top"/>
+          </w:tcPr>
+          <w:p>
+            <w:pPr>
+              <w:spacing w:after="40" w:before="0"/>
+              <w:jc w:val="left"/>
+            </w:pPr>
+            <w:r>
+              <w:rPr>
+                <w:rFonts w:ascii="Arial" w:cs="Arial" w:eastAsia="Arial" w:hAnsi="Arial"/>
+                <w:b w:val="false"/>
+                <w:bCs w:val="false"/>
+                <w:i w:val="false"/>
+                <w:iCs w:val="false"/>
+                <w:color w:val="000000"/>
+                <w:sz w:val="18"/>
+                <w:szCs w:val="18"/>
+              </w:rPr>
+              <w:t xml:space="preserve">Core Mathematics</w:t>
+            </w:r>
+          </w:p>
+        </w:tc>
+      </w:tr>
+      <w:tr>
+        <w:tc>
+          <w:tcPr>
+            <w:tcW w:type="dxa" w:w="3000"/>
+            <w:shd w:fill="D5E8F0" w:color="auto" w:val="clear"/>
+            <w:tcMar>
+              <w:top w:type="dxa" w:w="60"/>
+              <w:left w:type="dxa" w:w="120"/>
+              <w:bottom w:type="dxa" w:w="60"/>
+              <w:right w:type="dxa" w:w="120"/>
+            </w:tcMar>
+            <w:vAlign w:val="top"/>
+          </w:tcPr>
+          <w:p>
+            <w:pPr>
+              <w:spacing w:after="40" w:before="0"/>
+              <w:jc w:val="left"/>
+            </w:pPr>
+            <w:r>
+              <w:rPr>
+                <w:rFonts w:ascii="Arial" w:cs="Arial" w:eastAsia="Arial" w:hAnsi="Arial"/>
+                <w:b/>
+                <w:bCs/>
+                <w:i w:val="false"/>
+                <w:iCs w:val="false"/>
+                <w:color w:val="000000"/>
+                <w:sz w:val="18"/>
+                <w:szCs w:val="18"/>
+              </w:rPr>
+              <w:t xml:space="preserve">Strand</w:t>
+            </w:r>
+          </w:p>
+        </w:tc>
+        <w:tc>
+          <w:tcPr>
+            <w:tcW w:type="dxa" w:w="10680"/>
+            <w:shd w:fill="FFFFFF" w:color="auto" w:val="clear"/>
+            <w:tcMar>
+              <w:top w:type="dxa" w:w="60"/>
+              <w:left w:type="dxa" w:w="120"/>
+              <w:bottom w:type="dxa" w:w="60"/>
+              <w:right w:type="dxa" w:w="120"/>
+            </w:tcMar>
+            <w:vAlign w:val="top"/>
+          </w:tcPr>
+          <w:p>
+            <w:pPr>
+              <w:spacing w:after="40" w:before="0"/>
+              <w:jc w:val="left"/>
+            </w:pPr>
+            <w:r>
+              <w:rPr>
+                <w:rFonts w:ascii="Arial" w:cs="Arial" w:eastAsia="Arial" w:hAnsi="Arial"/>
+                <w:b w:val="false"/>
+                <w:bCs w:val="false"/>
+                <w:i w:val="false"/>
+                <w:iCs w:val="false"/>
+                <w:color w:val="000000"/>
+                <w:sz w:val="18"/>
+                <w:szCs w:val="18"/>
+              </w:rPr>
+              <w:t xml:space="preserve">Strand 3.0: Statistics and Probability</w:t>
+            </w:r>
+          </w:p>
+        </w:tc>
+      </w:tr>
+      <w:tr>
+        <w:tc>
+          <w:tcPr>
+            <w:tcW w:type="dxa" w:w="3000"/>
+            <w:shd w:fill="D5E8F0" w:color="auto" w:val="clear"/>
+            <w:tcMar>
+              <w:top w:type="dxa" w:w="60"/>
+              <w:left w:type="dxa" w:w="120"/>
+              <w:bottom w:type="dxa" w:w="60"/>
+              <w:right w:type="dxa" w:w="120"/>
+            </w:tcMar>
+            <w:vAlign w:val="top"/>
+          </w:tcPr>
+          <w:p>
+            <w:pPr>
+              <w:spacing w:after="40" w:before="0"/>
+              <w:jc w:val="left"/>
+            </w:pPr>
+            <w:r>
+              <w:rPr>
+                <w:rFonts w:ascii="Arial" w:cs="Arial" w:eastAsia="Arial" w:hAnsi="Arial"/>
+                <w:b/>
+                <w:bCs/>
+                <w:i w:val="false"/>
+                <w:iCs w:val="false"/>
+                <w:color w:val="000000"/>
+                <w:sz w:val="18"/>
+                <w:szCs w:val="18"/>
+              </w:rPr>
+              <w:t xml:space="preserve">Sub-Strand</w:t>
+            </w:r>
+          </w:p>
+        </w:tc>
+        <w:tc>
+          <w:tcPr>
+            <w:tcW w:type="dxa" w:w="10680"/>
+            <w:shd w:fill="FFFFFF" w:color="auto" w:val="clear"/>
+            <w:tcMar>
+              <w:top w:type="dxa" w:w="60"/>
+              <w:left w:type="dxa" w:w="120"/>
+              <w:bottom w:type="dxa" w:w="60"/>
+              <w:right w:type="dxa" w:w="120"/>
+            </w:tcMar>
+            <w:vAlign w:val="top"/>
+          </w:tcPr>
+          <w:p>
+            <w:pPr>
+              <w:spacing w:after="40" w:before="0"/>
+              <w:jc w:val="left"/>
+            </w:pPr>
+            <w:r>
+              <w:rPr>
+                <w:rFonts w:ascii="Arial" w:cs="Arial" w:eastAsia="Arial" w:hAnsi="Arial"/>
+                <w:b w:val="false"/>
+                <w:bCs w:val="false"/>
+                <w:i w:val="false"/>
+                <w:iCs w:val="false"/>
+                <w:color w:val="000000"/>
+                <w:sz w:val="18"/>
+                <w:szCs w:val="18"/>
+              </w:rPr>
+              <w:t xml:space="preserve">Sub-Strand 3.1: Statistics I</w:t>
+            </w:r>
+          </w:p>
+        </w:tc>
+      </w:tr>
+      <w:tr>
+        <w:tc>
+          <w:tcPr>
+            <w:tcW w:type="dxa" w:w="3000"/>
+            <w:shd w:fill="D5E8F0" w:color="auto" w:val="clear"/>
+            <w:tcMar>
+              <w:top w:type="dxa" w:w="60"/>
+              <w:left w:type="dxa" w:w="120"/>
+              <w:bottom w:type="dxa" w:w="60"/>
+              <w:right w:type="dxa" w:w="120"/>
+            </w:tcMar>
+            <w:vAlign w:val="top"/>
+          </w:tcPr>
+          <w:p>
+            <w:pPr>
+              <w:spacing w:after="40" w:before="0"/>
+              <w:jc w:val="left"/>
+            </w:pPr>
+            <w:r>
+              <w:rPr>
+                <w:rFonts w:ascii="Arial" w:cs="Arial" w:eastAsia="Arial" w:hAnsi="Arial"/>
+                <w:b/>
+                <w:bCs/>
+                <w:i w:val="false"/>
+                <w:iCs w:val="false"/>
+                <w:color w:val="000000"/>
+                <w:sz w:val="18"/>
+                <w:szCs w:val="18"/>
+              </w:rPr>
+              <w:t xml:space="preserve">Total Duration</w:t>
+            </w:r>
+          </w:p>
+        </w:tc>
+        <w:tc>
+          <w:tcPr>
+            <w:tcW w:type="dxa" w:w="10680"/>
+            <w:shd w:fill="FFFFFF" w:color="auto" w:val="clear"/>
+            <w:tcMar>
+              <w:top w:type="dxa" w:w="60"/>
+              <w:left w:type="dxa" w:w="120"/>
+              <w:bottom w:type="dxa" w:w="60"/>
+              <w:right w:type="dxa" w:w="120"/>
+            </w:tcMar>
+            <w:vAlign w:val="top"/>
+          </w:tcPr>
+          <w:p>
+            <w:pPr>
+              <w:spacing w:after="40" w:before="0"/>
+              <w:jc w:val="left"/>
+            </w:pPr>
+            <w:r>
+              <w:rPr>
+                <w:rFonts w:ascii="Arial" w:cs="Arial" w:eastAsia="Arial" w:hAnsi="Arial"/>
+                <w:b w:val="false"/>
+                <w:bCs w:val="false"/>
+                <w:i w:val="false"/>
+                <w:iCs w:val="false"/>
+                <w:color w:val="000000"/>
+                <w:sz w:val="18"/>
+                <w:szCs w:val="18"/>
+              </w:rPr>
+              <w:t xml:space="preserve">8 lessons × 40 minutes = 320 minutes total</w:t>
+            </w:r>
+          </w:p>
+        </w:tc>
+      </w:tr>
+      <w:tr>
+        <w:tc>
+          <w:tcPr>
+            <w:tcW w:type="dxa" w:w="3000"/>
+            <w:shd w:fill="D5E8F0" w:color="auto" w:val="clear"/>
+            <w:tcMar>
+              <w:top w:type="dxa" w:w="60"/>
+              <w:left w:type="dxa" w:w="120"/>
+              <w:bottom w:type="dxa" w:w="60"/>
+              <w:right w:type="dxa" w:w="120"/>
+            </w:tcMar>
+            <w:vAlign w:val="top"/>
+          </w:tcPr>
+          <w:p>
+            <w:pPr>
+              <w:spacing w:after="40" w:before="0"/>
+              <w:jc w:val="left"/>
+            </w:pPr>
+            <w:r>
+              <w:rPr>
+                <w:rFonts w:ascii="Arial" w:cs="Arial" w:eastAsia="Arial" w:hAnsi="Arial"/>
+                <w:b/>
+                <w:bCs/>
+                <w:i w:val="false"/>
+                <w:iCs w:val="false"/>
+                <w:color w:val="000000"/>
+                <w:sz w:val="18"/>
+                <w:szCs w:val="18"/>
+              </w:rPr>
+              <w:t xml:space="preserve">Sub-Strand Content</w:t>
+            </w:r>
+          </w:p>
+        </w:tc>
+        <w:tc>
+          <w:tcPr>
+            <w:tcW w:type="dxa" w:w="10680"/>
+            <w:shd w:fill="FFFFFF" w:color="auto" w:val="clear"/>
+            <w:tcMar>
+              <w:top w:type="dxa" w:w="60"/>
+              <w:left w:type="dxa" w:w="120"/>
+              <w:bottom w:type="dxa" w:w="60"/>
+              <w:right w:type="dxa" w:w="120"/>
+            </w:tcMar>
+            <w:vAlign w:val="top"/>
+          </w:tcPr>
+          <w:p>
+            <w:pPr>
+              <w:spacing w:after="30" w:before="0"/>
+              <w:ind w:left="360" w:hanging="180"/>
+              <w:jc w:val="left"/>
+            </w:pPr>
+            <w:r>
+              <w:rPr>
+                <w:rFonts w:ascii="Arial" w:cs="Arial" w:eastAsia="Arial" w:hAnsi="Arial"/>
+                <w:b w:val="false"/>
+                <w:bCs w:val="false"/>
+                <w:i w:val="false"/>
+                <w:iCs w:val="false"/>
+                <w:color w:val="000000"/>
+                <w:sz w:val="18"/>
+                <w:szCs w:val="18"/>
+              </w:rPr>
+              <w:t xml:space="preserve">–  Collection of Data — meaning of data, sources of data, and appropriate methods of data collection and recording</w:t>
+            </w:r>
+          </w:p>
+          <w:p>
+            <w:pPr>
+              <w:spacing w:after="30" w:before="0"/>
+              <w:ind w:left="360" w:hanging="180"/>
+              <w:jc w:val="left"/>
+            </w:pPr>
+            <w:r>
+              <w:rPr>
+                <w:rFonts w:ascii="Arial" w:cs="Arial" w:eastAsia="Arial" w:hAnsi="Arial"/>
+                <w:b w:val="false"/>
+                <w:bCs w:val="false"/>
+                <w:i w:val="false"/>
+                <w:iCs w:val="false"/>
+                <w:color w:val="000000"/>
+                <w:sz w:val="18"/>
+                <w:szCs w:val="18"/>
+              </w:rPr>
+              <w:t xml:space="preserve">–  Frequency Distribution Table — constructing frequency distribution tables for ungrouped data</w:t>
+            </w:r>
+          </w:p>
+          <w:p>
+            <w:pPr>
+              <w:spacing w:after="30" w:before="0"/>
+              <w:ind w:left="360" w:hanging="180"/>
+              <w:jc w:val="left"/>
+            </w:pPr>
+            <w:r>
+              <w:rPr>
+                <w:rFonts w:ascii="Arial" w:cs="Arial" w:eastAsia="Arial" w:hAnsi="Arial"/>
+                <w:b w:val="false"/>
+                <w:bCs w:val="false"/>
+                <w:i w:val="false"/>
+                <w:iCs w:val="false"/>
+                <w:color w:val="000000"/>
+                <w:sz w:val="18"/>
+                <w:szCs w:val="18"/>
+              </w:rPr>
+              <w:t xml:space="preserve">–  Frequency Distribution Table — grouping data into classes and constructing frequency distribution tables for grouped data</w:t>
+            </w:r>
+          </w:p>
+          <w:p>
+            <w:pPr>
+              <w:spacing w:after="30" w:before="0"/>
+              <w:ind w:left="360" w:hanging="180"/>
+              <w:jc w:val="left"/>
+            </w:pPr>
+            <w:r>
+              <w:rPr>
+                <w:rFonts w:ascii="Arial" w:cs="Arial" w:eastAsia="Arial" w:hAnsi="Arial"/>
+                <w:b w:val="false"/>
+                <w:bCs w:val="false"/>
+                <w:i w:val="false"/>
+                <w:iCs w:val="false"/>
+                <w:color w:val="000000"/>
+                <w:sz w:val="18"/>
+                <w:szCs w:val="18"/>
+              </w:rPr>
+              <w:t xml:space="preserve">–  Mean, Mode and Median of Ungrouped Data — calculating measures of central tendency for ungrouped data sets</w:t>
+            </w:r>
+          </w:p>
+          <w:p>
+            <w:pPr>
+              <w:spacing w:after="30" w:before="0"/>
+              <w:ind w:left="360" w:hanging="180"/>
+              <w:jc w:val="left"/>
+            </w:pPr>
+            <w:r>
+              <w:rPr>
+                <w:rFonts w:ascii="Arial" w:cs="Arial" w:eastAsia="Arial" w:hAnsi="Arial"/>
+                <w:b w:val="false"/>
+                <w:bCs w:val="false"/>
+                <w:i w:val="false"/>
+                <w:iCs w:val="false"/>
+                <w:color w:val="000000"/>
+                <w:sz w:val="18"/>
+                <w:szCs w:val="18"/>
+              </w:rPr>
+              <w:t xml:space="preserve">–  Mean, Mode and Median of Grouped Data — calculating measures of central tendency (including modal class) for grouped data</w:t>
+            </w:r>
+          </w:p>
+          <w:p>
+            <w:pPr>
+              <w:spacing w:after="30" w:before="0"/>
+              <w:ind w:left="360" w:hanging="180"/>
+              <w:jc w:val="left"/>
+            </w:pPr>
+            <w:r>
+              <w:rPr>
+                <w:rFonts w:ascii="Arial" w:cs="Arial" w:eastAsia="Arial" w:hAnsi="Arial"/>
+                <w:b w:val="false"/>
+                <w:bCs w:val="false"/>
+                <w:i w:val="false"/>
+                <w:iCs w:val="false"/>
+                <w:color w:val="000000"/>
+                <w:sz w:val="18"/>
+                <w:szCs w:val="18"/>
+              </w:rPr>
+              <w:t xml:space="preserve">–  Representation of Data — drawing histograms with equal class widths from grouped data</w:t>
+            </w:r>
+          </w:p>
+          <w:p>
+            <w:pPr>
+              <w:spacing w:after="30" w:before="0"/>
+              <w:ind w:left="360" w:hanging="180"/>
+              <w:jc w:val="left"/>
+            </w:pPr>
+            <w:r>
+              <w:rPr>
+                <w:rFonts w:ascii="Arial" w:cs="Arial" w:eastAsia="Arial" w:hAnsi="Arial"/>
+                <w:b w:val="false"/>
+                <w:bCs w:val="false"/>
+                <w:i w:val="false"/>
+                <w:iCs w:val="false"/>
+                <w:color w:val="000000"/>
+                <w:sz w:val="18"/>
+                <w:szCs w:val="18"/>
+              </w:rPr>
+              <w:t xml:space="preserve">–  Representation of Data — drawing histograms with unequal class widths and frequency polygons from grouped data</w:t>
+            </w:r>
+          </w:p>
+          <w:p>
+            <w:pPr>
+              <w:spacing w:after="30" w:before="0"/>
+              <w:ind w:left="360" w:hanging="180"/>
+              <w:jc w:val="left"/>
+            </w:pPr>
+            <w:r>
+              <w:rPr>
+                <w:rFonts w:ascii="Arial" w:cs="Arial" w:eastAsia="Arial" w:hAnsi="Arial"/>
+                <w:b w:val="false"/>
+                <w:bCs w:val="false"/>
+                <w:i w:val="false"/>
+                <w:iCs w:val="false"/>
+                <w:color w:val="000000"/>
+                <w:sz w:val="18"/>
+                <w:szCs w:val="18"/>
+              </w:rPr>
+              <w:t xml:space="preserve">–  Interpretation of Data — reading, analysing and making conclusions from histograms and frequency polygons to support informed decision making</w:t>
+            </w:r>
+          </w:p>
+        </w:tc>
+      </w:tr>
+      <w:tr>
+        <w:tc>
+          <w:tcPr>
+            <w:tcW w:type="dxa" w:w="3000"/>
+            <w:shd w:fill="D5E8F0" w:color="auto" w:val="clear"/>
+            <w:tcMar>
+              <w:top w:type="dxa" w:w="60"/>
+              <w:left w:type="dxa" w:w="120"/>
+              <w:bottom w:type="dxa" w:w="60"/>
+              <w:right w:type="dxa" w:w="120"/>
+            </w:tcMar>
+            <w:vAlign w:val="top"/>
+          </w:tcPr>
+          <w:p>
+            <w:pPr>
+              <w:spacing w:after="40" w:before="0"/>
+              <w:jc w:val="left"/>
+            </w:pPr>
+            <w:r>
+              <w:rPr>
+                <w:rFonts w:ascii="Arial" w:cs="Arial" w:eastAsia="Arial" w:hAnsi="Arial"/>
+                <w:b/>
+                <w:bCs/>
+                <w:i w:val="false"/>
+                <w:iCs w:val="false"/>
+                <w:color w:val="000000"/>
+                <w:sz w:val="18"/>
+                <w:szCs w:val="18"/>
+              </w:rPr>
+              <w:t xml:space="preserve">Learning Outcomes</w:t>
+            </w:r>
+          </w:p>
+        </w:tc>
+        <w:tc>
+          <w:tcPr>
+            <w:tcW w:type="dxa" w:w="10680"/>
+            <w:shd w:fill="FFFFFF" w:color="auto" w:val="clear"/>
+            <w:tcMar>
+              <w:top w:type="dxa" w:w="60"/>
+              <w:left w:type="dxa" w:w="120"/>
+              <w:bottom w:type="dxa" w:w="60"/>
+              <w:right w:type="dxa" w:w="120"/>
+            </w:tcMar>
+            <w:vAlign w:val="top"/>
+          </w:tcPr>
+          <w:p>
+            <w:pPr>
+              <w:spacing w:after="40" w:before="0"/>
+              <w:jc w:val="left"/>
+            </w:pPr>
+            <w:r>
+              <w:rPr>
+                <w:rFonts w:ascii="Arial" w:cs="Arial" w:eastAsia="Arial" w:hAnsi="Arial"/>
+                <w:b w:val="false"/>
+                <w:bCs w:val="false"/>
+                <w:i w:val="false"/>
+                <w:iCs w:val="false"/>
+                <w:color w:val="000000"/>
+                <w:sz w:val="18"/>
+                <w:szCs w:val="18"/>
+              </w:rPr>
+              <w:t xml:space="preserve">By the end of the sub-strand, the learner should be able to:</w:t>
+            </w:r>
+          </w:p>
+          <w:p>
+            <w:pPr>
+              <w:spacing w:after="40" w:before="0"/>
+              <w:jc w:val="left"/>
+            </w:pPr>
+            <w:r>
+              <w:rPr>
+                <w:rFonts w:ascii="Arial" w:cs="Arial" w:eastAsia="Arial" w:hAnsi="Arial"/>
+                <w:b w:val="false"/>
+                <w:bCs w:val="false"/>
+                <w:i w:val="false"/>
+                <w:iCs w:val="false"/>
+                <w:color w:val="000000"/>
+                <w:sz w:val="18"/>
+                <w:szCs w:val="18"/>
+              </w:rPr>
+              <w:t xml:space="preserve">a) collect data from real-life sources,</w:t>
+            </w:r>
+          </w:p>
+          <w:p>
+            <w:pPr>
+              <w:spacing w:after="40" w:before="0"/>
+              <w:jc w:val="left"/>
+            </w:pPr>
+            <w:r>
+              <w:rPr>
+                <w:rFonts w:ascii="Arial" w:cs="Arial" w:eastAsia="Arial" w:hAnsi="Arial"/>
+                <w:b w:val="false"/>
+                <w:bCs w:val="false"/>
+                <w:i w:val="false"/>
+                <w:iCs w:val="false"/>
+                <w:color w:val="000000"/>
+                <w:sz w:val="18"/>
+                <w:szCs w:val="18"/>
+              </w:rPr>
+              <w:t xml:space="preserve">b) draw a frequency distribution table for grouped and ungrouped data,</w:t>
+            </w:r>
+          </w:p>
+          <w:p>
+            <w:pPr>
+              <w:spacing w:after="40" w:before="0"/>
+              <w:jc w:val="left"/>
+            </w:pPr>
+            <w:r>
+              <w:rPr>
+                <w:rFonts w:ascii="Arial" w:cs="Arial" w:eastAsia="Arial" w:hAnsi="Arial"/>
+                <w:b w:val="false"/>
+                <w:bCs w:val="false"/>
+                <w:i w:val="false"/>
+                <w:iCs w:val="false"/>
+                <w:color w:val="000000"/>
+                <w:sz w:val="18"/>
+                <w:szCs w:val="18"/>
+              </w:rPr>
+              <w:t xml:space="preserve">c) determine mean, mode and median of grouped and ungrouped data,</w:t>
+            </w:r>
+          </w:p>
+          <w:p>
+            <w:pPr>
+              <w:spacing w:after="40" w:before="0"/>
+              <w:jc w:val="left"/>
+            </w:pPr>
+            <w:r>
+              <w:rPr>
+                <w:rFonts w:ascii="Arial" w:cs="Arial" w:eastAsia="Arial" w:hAnsi="Arial"/>
+                <w:b w:val="false"/>
+                <w:bCs w:val="false"/>
+                <w:i w:val="false"/>
+                <w:iCs w:val="false"/>
+                <w:color w:val="000000"/>
+                <w:sz w:val="18"/>
+                <w:szCs w:val="18"/>
+              </w:rPr>
+              <w:t xml:space="preserve">d) represent data using histograms and frequency polygons,</w:t>
+            </w:r>
+          </w:p>
+          <w:p>
+            <w:pPr>
+              <w:spacing w:after="40" w:before="0"/>
+              <w:jc w:val="left"/>
+            </w:pPr>
+            <w:r>
+              <w:rPr>
+                <w:rFonts w:ascii="Arial" w:cs="Arial" w:eastAsia="Arial" w:hAnsi="Arial"/>
+                <w:b w:val="false"/>
+                <w:bCs w:val="false"/>
+                <w:i w:val="false"/>
+                <w:iCs w:val="false"/>
+                <w:color w:val="000000"/>
+                <w:sz w:val="18"/>
+                <w:szCs w:val="18"/>
+              </w:rPr>
+              <w:t xml:space="preserve">e) interpret data from histograms and frequency polygons,</w:t>
+            </w:r>
+          </w:p>
+          <w:p>
+            <w:pPr>
+              <w:spacing w:after="40" w:before="0"/>
+              <w:jc w:val="left"/>
+            </w:pPr>
+            <w:r>
+              <w:rPr>
+                <w:rFonts w:ascii="Arial" w:cs="Arial" w:eastAsia="Arial" w:hAnsi="Arial"/>
+                <w:b w:val="false"/>
+                <w:bCs w:val="false"/>
+                <w:i w:val="false"/>
+                <w:iCs w:val="false"/>
+                <w:color w:val="000000"/>
+                <w:sz w:val="18"/>
+                <w:szCs w:val="18"/>
+              </w:rPr>
+              <w:t xml:space="preserve">f) promote data collection, organisation and interpretation to support informed decision making.</w:t>
+            </w:r>
+          </w:p>
+        </w:tc>
+      </w:tr>
+      <w:tr>
+        <w:tc>
+          <w:tcPr>
+            <w:tcW w:type="dxa" w:w="3000"/>
+            <w:shd w:fill="D5E8F0" w:color="auto" w:val="clear"/>
+            <w:tcMar>
+              <w:top w:type="dxa" w:w="60"/>
+              <w:left w:type="dxa" w:w="120"/>
+              <w:bottom w:type="dxa" w:w="60"/>
+              <w:right w:type="dxa" w:w="120"/>
+            </w:tcMar>
+            <w:vAlign w:val="top"/>
+          </w:tcPr>
+          <w:p>
+            <w:pPr>
+              <w:spacing w:after="40" w:before="0"/>
+              <w:jc w:val="left"/>
+            </w:pPr>
+            <w:r>
+              <w:rPr>
+                <w:rFonts w:ascii="Arial" w:cs="Arial" w:eastAsia="Arial" w:hAnsi="Arial"/>
+                <w:b/>
+                <w:bCs/>
+                <w:i w:val="false"/>
+                <w:iCs w:val="false"/>
+                <w:color w:val="000000"/>
+                <w:sz w:val="18"/>
+                <w:szCs w:val="18"/>
+              </w:rPr>
+              <w:t xml:space="preserve">Core Competencies</w:t>
+            </w:r>
+          </w:p>
+        </w:tc>
+        <w:tc>
+          <w:tcPr>
+            <w:tcW w:type="dxa" w:w="10680"/>
+            <w:shd w:fill="FFFFFF" w:color="auto" w:val="clear"/>
+            <w:tcMar>
+              <w:top w:type="dxa" w:w="60"/>
+              <w:left w:type="dxa" w:w="120"/>
+              <w:bottom w:type="dxa" w:w="60"/>
+              <w:right w:type="dxa" w:w="120"/>
+            </w:tcMar>
+            <w:vAlign w:val="top"/>
+          </w:tcPr>
+          <w:p>
+            <w:pPr>
+              <w:spacing w:after="30" w:before="0"/>
+              <w:ind w:left="360" w:hanging="180"/>
+              <w:jc w:val="left"/>
+            </w:pPr>
+            <w:r>
+              <w:rPr>
+                <w:rFonts w:ascii="Arial" w:cs="Arial" w:eastAsia="Arial" w:hAnsi="Arial"/>
+                <w:b w:val="false"/>
+                <w:bCs w:val="false"/>
+                <w:i w:val="false"/>
+                <w:iCs w:val="false"/>
+                <w:color w:val="000000"/>
+                <w:sz w:val="18"/>
+                <w:szCs w:val="18"/>
+              </w:rPr>
+              <w:t xml:space="preserve">–  Critical Thinking and Problem Solving: the learner uses histograms and frequency polygons to examine data and make conclusions about real-life situations in the Kenyan community.</w:t>
+            </w:r>
+          </w:p>
+          <w:p>
+            <w:pPr>
+              <w:spacing w:after="30" w:before="0"/>
+              <w:ind w:left="360" w:hanging="180"/>
+              <w:jc w:val="left"/>
+            </w:pPr>
+            <w:r>
+              <w:rPr>
+                <w:rFonts w:ascii="Arial" w:cs="Arial" w:eastAsia="Arial" w:hAnsi="Arial"/>
+                <w:b w:val="false"/>
+                <w:bCs w:val="false"/>
+                <w:i w:val="false"/>
+                <w:iCs w:val="false"/>
+                <w:color w:val="000000"/>
+                <w:sz w:val="18"/>
+                <w:szCs w:val="18"/>
+              </w:rPr>
+              <w:t xml:space="preserve">–  Self-Efficacy: the learner discusses with peers the meaning of the term data and explores local data sources such as market prices at Wakulima Market, rainfall records at Kenya Meteorological Department stations, or maize yield data from Rift Valley farmers.</w:t>
+            </w:r>
+          </w:p>
+          <w:p>
+            <w:pPr>
+              <w:spacing w:after="30" w:before="0"/>
+              <w:ind w:left="360" w:hanging="180"/>
+              <w:jc w:val="left"/>
+            </w:pPr>
+            <w:r>
+              <w:rPr>
+                <w:rFonts w:ascii="Arial" w:cs="Arial" w:eastAsia="Arial" w:hAnsi="Arial"/>
+                <w:b w:val="false"/>
+                <w:bCs w:val="false"/>
+                <w:i w:val="false"/>
+                <w:iCs w:val="false"/>
+                <w:color w:val="000000"/>
+                <w:sz w:val="18"/>
+                <w:szCs w:val="18"/>
+              </w:rPr>
+              <w:t xml:space="preserve">–  Digital Literacy: the learner uses digital devices to draw histograms and frequency polygons and to make data-driven conclusions.</w:t>
+            </w:r>
+          </w:p>
+          <w:p>
+            <w:pPr>
+              <w:spacing w:after="30" w:before="0"/>
+              <w:ind w:left="360" w:hanging="180"/>
+              <w:jc w:val="left"/>
+            </w:pPr>
+            <w:r>
+              <w:rPr>
+                <w:rFonts w:ascii="Arial" w:cs="Arial" w:eastAsia="Arial" w:hAnsi="Arial"/>
+                <w:b w:val="false"/>
+                <w:bCs w:val="false"/>
+                <w:i w:val="false"/>
+                <w:iCs w:val="false"/>
+                <w:color w:val="000000"/>
+                <w:sz w:val="18"/>
+                <w:szCs w:val="18"/>
+              </w:rPr>
+              <w:t xml:space="preserve">–  Communication and Collaboration: the learner presents and shares findings from data to different groups of people such as school administrators, parents or local community leaders.</w:t>
+            </w:r>
+          </w:p>
+        </w:tc>
+      </w:tr>
+      <w:tr>
+        <w:tc>
+          <w:tcPr>
+            <w:tcW w:type="dxa" w:w="3000"/>
+            <w:shd w:fill="E2EFDA" w:color="auto" w:val="clear"/>
+            <w:tcMar>
+              <w:top w:type="dxa" w:w="60"/>
+              <w:left w:type="dxa" w:w="120"/>
+              <w:bottom w:type="dxa" w:w="60"/>
+              <w:right w:type="dxa" w:w="120"/>
+            </w:tcMar>
+            <w:vAlign w:val="top"/>
+          </w:tcPr>
+          <w:p>
+            <w:pPr>
+              <w:spacing w:after="40" w:before="0"/>
+              <w:jc w:val="left"/>
+            </w:pPr>
+            <w:r>
+              <w:rPr>
+                <w:rFonts w:ascii="Arial" w:cs="Arial" w:eastAsia="Arial" w:hAnsi="Arial"/>
+                <w:b/>
+                <w:bCs/>
+                <w:i w:val="false"/>
+                <w:iCs w:val="false"/>
+                <w:color w:val="000000"/>
+                <w:sz w:val="18"/>
+                <w:szCs w:val="18"/>
+              </w:rPr>
+              <w:t xml:space="preserve">Core Values</w:t>
+            </w:r>
+          </w:p>
+        </w:tc>
+        <w:tc>
+          <w:tcPr>
+            <w:tcW w:type="dxa" w:w="10680"/>
+            <w:shd w:fill="FFFFFF" w:color="auto" w:val="clear"/>
+            <w:tcMar>
+              <w:top w:type="dxa" w:w="60"/>
+              <w:left w:type="dxa" w:w="120"/>
+              <w:bottom w:type="dxa" w:w="60"/>
+              <w:right w:type="dxa" w:w="120"/>
+            </w:tcMar>
+            <w:vAlign w:val="top"/>
+          </w:tcPr>
+          <w:p>
+            <w:pPr>
+              <w:spacing w:after="30" w:before="0"/>
+              <w:ind w:left="360" w:hanging="180"/>
+              <w:jc w:val="left"/>
+            </w:pPr>
+            <w:r>
+              <w:rPr>
+                <w:rFonts w:ascii="Arial" w:cs="Arial" w:eastAsia="Arial" w:hAnsi="Arial"/>
+                <w:b w:val="false"/>
+                <w:bCs w:val="false"/>
+                <w:i w:val="false"/>
+                <w:iCs w:val="false"/>
+                <w:color w:val="000000"/>
+                <w:sz w:val="18"/>
+                <w:szCs w:val="18"/>
+              </w:rPr>
+              <w:t xml:space="preserve">–  Integrity: the learner collects and records data accurately, ensuring that figures such as daily maize prices or student scores are not altered or fabricated.</w:t>
+            </w:r>
+          </w:p>
+          <w:p>
+            <w:pPr>
+              <w:spacing w:after="30" w:before="0"/>
+              <w:ind w:left="360" w:hanging="180"/>
+              <w:jc w:val="left"/>
+            </w:pPr>
+            <w:r>
+              <w:rPr>
+                <w:rFonts w:ascii="Arial" w:cs="Arial" w:eastAsia="Arial" w:hAnsi="Arial"/>
+                <w:b w:val="false"/>
+                <w:bCs w:val="false"/>
+                <w:i w:val="false"/>
+                <w:iCs w:val="false"/>
+                <w:color w:val="000000"/>
+                <w:sz w:val="18"/>
+                <w:szCs w:val="18"/>
+              </w:rPr>
+              <w:t xml:space="preserve">–  Unity: the learner works in groups and uses collected data to draw histograms and frequency polygons, respecting each member's contribution.</w:t>
+            </w:r>
+          </w:p>
+          <w:p>
+            <w:pPr>
+              <w:spacing w:after="30" w:before="0"/>
+              <w:ind w:left="360" w:hanging="180"/>
+              <w:jc w:val="left"/>
+            </w:pPr>
+            <w:r>
+              <w:rPr>
+                <w:rFonts w:ascii="Arial" w:cs="Arial" w:eastAsia="Arial" w:hAnsi="Arial"/>
+                <w:b w:val="false"/>
+                <w:bCs w:val="false"/>
+                <w:i w:val="false"/>
+                <w:iCs w:val="false"/>
+                <w:color w:val="000000"/>
+                <w:sz w:val="18"/>
+                <w:szCs w:val="18"/>
+              </w:rPr>
+              <w:t xml:space="preserve">–  Love: the learner is considerate of others as they discuss in pairs and identify the modal class for grouped data, listening actively and affirming peers' ideas.</w:t>
+            </w:r>
+          </w:p>
+        </w:tc>
+      </w:tr>
+      <w:tr>
+        <w:tc>
+          <w:tcPr>
+            <w:tcW w:type="dxa" w:w="3000"/>
+            <w:shd w:fill="D5E8F0" w:color="auto" w:val="clear"/>
+            <w:tcMar>
+              <w:top w:type="dxa" w:w="60"/>
+              <w:left w:type="dxa" w:w="120"/>
+              <w:bottom w:type="dxa" w:w="60"/>
+              <w:right w:type="dxa" w:w="120"/>
+            </w:tcMar>
+            <w:vAlign w:val="top"/>
+          </w:tcPr>
+          <w:p>
+            <w:pPr>
+              <w:spacing w:after="40" w:before="0"/>
+              <w:jc w:val="left"/>
+            </w:pPr>
+            <w:r>
+              <w:rPr>
+                <w:rFonts w:ascii="Arial" w:cs="Arial" w:eastAsia="Arial" w:hAnsi="Arial"/>
+                <w:b/>
+                <w:bCs/>
+                <w:i w:val="false"/>
+                <w:iCs w:val="false"/>
+                <w:color w:val="000000"/>
+                <w:sz w:val="18"/>
+                <w:szCs w:val="18"/>
+              </w:rPr>
+              <w:t xml:space="preserve">Science &amp; Engineering Practices</w:t>
+            </w:r>
+          </w:p>
+        </w:tc>
+        <w:tc>
+          <w:tcPr>
+            <w:tcW w:type="dxa" w:w="10680"/>
+            <w:shd w:fill="FFFFFF" w:color="auto" w:val="clear"/>
+            <w:tcMar>
+              <w:top w:type="dxa" w:w="60"/>
+              <w:left w:type="dxa" w:w="120"/>
+              <w:bottom w:type="dxa" w:w="60"/>
+              <w:right w:type="dxa" w:w="120"/>
+            </w:tcMar>
+            <w:vAlign w:val="top"/>
+          </w:tcPr>
+          <w:p>
+            <w:pPr>
+              <w:spacing w:after="30" w:before="0"/>
+              <w:ind w:left="360" w:hanging="180"/>
+              <w:jc w:val="left"/>
+            </w:pPr>
+            <w:r>
+              <w:rPr>
+                <w:rFonts w:ascii="Arial" w:cs="Arial" w:eastAsia="Arial" w:hAnsi="Arial"/>
+                <w:b w:val="false"/>
+                <w:bCs w:val="false"/>
+                <w:i w:val="false"/>
+                <w:iCs w:val="false"/>
+                <w:color w:val="000000"/>
+                <w:sz w:val="18"/>
+                <w:szCs w:val="18"/>
+              </w:rPr>
+              <w:t xml:space="preserve">–  Analysing and Interpreting Data: the learner organises raw data into frequency distribution tables, computes measures of central tendency, and draws histograms and frequency polygons to identify patterns and trends in Kenyan community data sets.</w:t>
+            </w:r>
+          </w:p>
+          <w:p>
+            <w:pPr>
+              <w:spacing w:after="30" w:before="0"/>
+              <w:ind w:left="360" w:hanging="180"/>
+              <w:jc w:val="left"/>
+            </w:pPr>
+            <w:r>
+              <w:rPr>
+                <w:rFonts w:ascii="Arial" w:cs="Arial" w:eastAsia="Arial" w:hAnsi="Arial"/>
+                <w:b w:val="false"/>
+                <w:bCs w:val="false"/>
+                <w:i w:val="false"/>
+                <w:iCs w:val="false"/>
+                <w:color w:val="000000"/>
+                <w:sz w:val="18"/>
+                <w:szCs w:val="18"/>
+              </w:rPr>
+              <w:t xml:space="preserve">–  Asking Questions and Defining Problems: the learner formulates statistical questions about real-life situations — such as "What is the most common daily expenditure on food in a Nairobi household?" — to motivate data collection and analysis.</w:t>
+            </w:r>
+          </w:p>
+          <w:p>
+            <w:pPr>
+              <w:spacing w:after="30" w:before="0"/>
+              <w:ind w:left="360" w:hanging="180"/>
+              <w:jc w:val="left"/>
+            </w:pPr>
+            <w:r>
+              <w:rPr>
+                <w:rFonts w:ascii="Arial" w:cs="Arial" w:eastAsia="Arial" w:hAnsi="Arial"/>
+                <w:b w:val="false"/>
+                <w:bCs w:val="false"/>
+                <w:i w:val="false"/>
+                <w:iCs w:val="false"/>
+                <w:color w:val="000000"/>
+                <w:sz w:val="18"/>
+                <w:szCs w:val="18"/>
+              </w:rPr>
+              <w:t xml:space="preserve">–  Constructing Explanations: the learner uses computed statistics (mean, mode, median) and graphical representations (histograms, frequency polygons) to explain observed patterns in data and communicate findings to an audience.</w:t>
+            </w:r>
+          </w:p>
+          <w:p>
+            <w:pPr>
+              <w:spacing w:after="30" w:before="0"/>
+              <w:ind w:left="360" w:hanging="180"/>
+              <w:jc w:val="left"/>
+            </w:pPr>
+            <w:r>
+              <w:rPr>
+                <w:rFonts w:ascii="Arial" w:cs="Arial" w:eastAsia="Arial" w:hAnsi="Arial"/>
+                <w:b w:val="false"/>
+                <w:bCs w:val="false"/>
+                <w:i w:val="false"/>
+                <w:iCs w:val="false"/>
+                <w:color w:val="000000"/>
+                <w:sz w:val="18"/>
+                <w:szCs w:val="18"/>
+              </w:rPr>
+              <w:t xml:space="preserve">–  Obtaining, Evaluating and Communicating Information: the learner identifies appropriate data sources, evaluates the quality and relevance of collected data, and communicates conclusions drawn from graphical representations to peers and community stakeholders.</w:t>
+            </w:r>
+          </w:p>
+        </w:tc>
+      </w:tr>
+      <w:tr>
+        <w:tc>
+          <w:tcPr>
+            <w:tcW w:type="dxa" w:w="3000"/>
+            <w:shd w:fill="FCE4D6" w:color="auto" w:val="clear"/>
+            <w:tcMar>
+              <w:top w:type="dxa" w:w="60"/>
+              <w:left w:type="dxa" w:w="120"/>
+              <w:bottom w:type="dxa" w:w="60"/>
+              <w:right w:type="dxa" w:w="120"/>
+            </w:tcMar>
+            <w:vAlign w:val="top"/>
+          </w:tcPr>
+          <w:p>
+            <w:pPr>
+              <w:spacing w:after="40" w:before="0"/>
+              <w:jc w:val="left"/>
+            </w:pPr>
+            <w:r>
+              <w:rPr>
+                <w:rFonts w:ascii="Arial" w:cs="Arial" w:eastAsia="Arial" w:hAnsi="Arial"/>
+                <w:b/>
+                <w:bCs/>
+                <w:i w:val="false"/>
+                <w:iCs w:val="false"/>
+                <w:color w:val="000000"/>
+                <w:sz w:val="18"/>
+                <w:szCs w:val="18"/>
+              </w:rPr>
+              <w:t xml:space="preserve">Pertinent &amp; Contemporary Issues (PCIs)</w:t>
+            </w:r>
+          </w:p>
+        </w:tc>
+        <w:tc>
+          <w:tcPr>
+            <w:tcW w:type="dxa" w:w="10680"/>
+            <w:shd w:fill="FFFFFF" w:color="auto" w:val="clear"/>
+            <w:tcMar>
+              <w:top w:type="dxa" w:w="60"/>
+              <w:left w:type="dxa" w:w="120"/>
+              <w:bottom w:type="dxa" w:w="60"/>
+              <w:right w:type="dxa" w:w="120"/>
+            </w:tcMar>
+            <w:vAlign w:val="top"/>
+          </w:tcPr>
+          <w:p>
+            <w:pPr>
+              <w:spacing w:after="30" w:before="0"/>
+              <w:ind w:left="360" w:hanging="180"/>
+              <w:jc w:val="left"/>
+            </w:pPr>
+            <w:r>
+              <w:rPr>
+                <w:rFonts w:ascii="Arial" w:cs="Arial" w:eastAsia="Arial" w:hAnsi="Arial"/>
+                <w:b w:val="false"/>
+                <w:bCs w:val="false"/>
+                <w:i w:val="false"/>
+                <w:iCs w:val="false"/>
+                <w:color w:val="000000"/>
+                <w:sz w:val="18"/>
+                <w:szCs w:val="18"/>
+              </w:rPr>
+              <w:t xml:space="preserve">–  Life Skills (Decision Making): the learner makes informed decisions from data interpretation — for example, a school canteen decides which food items (ugali, githeri, mandazi) to stock most based on learner preference data displayed in a frequency polygon.</w:t>
+            </w:r>
+          </w:p>
+          <w:p>
+            <w:pPr>
+              <w:spacing w:after="30" w:before="0"/>
+              <w:ind w:left="360" w:hanging="180"/>
+              <w:jc w:val="left"/>
+            </w:pPr>
+            <w:r>
+              <w:rPr>
+                <w:rFonts w:ascii="Arial" w:cs="Arial" w:eastAsia="Arial" w:hAnsi="Arial"/>
+                <w:b w:val="false"/>
+                <w:bCs w:val="false"/>
+                <w:i w:val="false"/>
+                <w:iCs w:val="false"/>
+                <w:color w:val="000000"/>
+                <w:sz w:val="18"/>
+                <w:szCs w:val="18"/>
+              </w:rPr>
+              <w:t xml:space="preserve">–  Parental Engagement and Empowerment: the learner seeks support and guidance from parents or guardians to collect, organise and present data on an identified situation in the school or community, such as household water usage or daily food expenditure.</w:t>
+            </w:r>
+          </w:p>
+          <w:p>
+            <w:pPr>
+              <w:spacing w:after="30" w:before="0"/>
+              <w:ind w:left="360" w:hanging="180"/>
+              <w:jc w:val="left"/>
+            </w:pPr>
+            <w:r>
+              <w:rPr>
+                <w:rFonts w:ascii="Arial" w:cs="Arial" w:eastAsia="Arial" w:hAnsi="Arial"/>
+                <w:b w:val="false"/>
+                <w:bCs w:val="false"/>
+                <w:i w:val="false"/>
+                <w:iCs w:val="false"/>
+                <w:color w:val="000000"/>
+                <w:sz w:val="18"/>
+                <w:szCs w:val="18"/>
+              </w:rPr>
+              <w:t xml:space="preserve">–  Road Safety (Community Awareness): the learner collects and analyses data on the availability of pedestrian crossing points along major roads in the locality, then uses histograms to present findings that advocate for safer road infrastructure.</w:t>
+            </w:r>
+          </w:p>
+        </w:tc>
+      </w:tr>
+      <w:tr>
+        <w:tc>
+          <w:tcPr>
+            <w:tcW w:type="dxa" w:w="3000"/>
+            <w:shd w:fill="D9EEF1" w:color="auto" w:val="clear"/>
+            <w:tcMar>
+              <w:top w:type="dxa" w:w="60"/>
+              <w:left w:type="dxa" w:w="120"/>
+              <w:bottom w:type="dxa" w:w="60"/>
+              <w:right w:type="dxa" w:w="120"/>
+            </w:tcMar>
+            <w:vAlign w:val="top"/>
+          </w:tcPr>
+          <w:p>
+            <w:pPr>
+              <w:spacing w:after="40" w:before="0"/>
+              <w:jc w:val="left"/>
+            </w:pPr>
+            <w:r>
+              <w:rPr>
+                <w:rFonts w:ascii="Arial" w:cs="Arial" w:eastAsia="Arial" w:hAnsi="Arial"/>
+                <w:b/>
+                <w:bCs/>
+                <w:i w:val="false"/>
+                <w:iCs w:val="false"/>
+                <w:color w:val="000000"/>
+                <w:sz w:val="18"/>
+                <w:szCs w:val="18"/>
+              </w:rPr>
+              <w:t xml:space="preserve">Career Connections</w:t>
+            </w:r>
+          </w:p>
+        </w:tc>
+        <w:tc>
+          <w:tcPr>
+            <w:tcW w:type="dxa" w:w="10680"/>
+            <w:shd w:fill="FFFFFF" w:color="auto" w:val="clear"/>
+            <w:tcMar>
+              <w:top w:type="dxa" w:w="60"/>
+              <w:left w:type="dxa" w:w="120"/>
+              <w:bottom w:type="dxa" w:w="60"/>
+              <w:right w:type="dxa" w:w="120"/>
+            </w:tcMar>
+            <w:vAlign w:val="top"/>
+          </w:tcPr>
+          <w:p>
+            <w:pPr>
+              <w:spacing w:after="30" w:before="0"/>
+              <w:ind w:left="360" w:hanging="180"/>
+              <w:jc w:val="left"/>
+            </w:pPr>
+            <w:r>
+              <w:rPr>
+                <w:rFonts w:ascii="Arial" w:cs="Arial" w:eastAsia="Arial" w:hAnsi="Arial"/>
+                <w:b w:val="false"/>
+                <w:bCs w:val="false"/>
+                <w:i w:val="false"/>
+                <w:iCs w:val="false"/>
+                <w:color w:val="000000"/>
+                <w:sz w:val="18"/>
+                <w:szCs w:val="18"/>
+              </w:rPr>
+              <w:t xml:space="preserve">–  Data Analyst / Statistician: this sub-strand builds foundational skills in data collection, organisation and graphical representation used daily by statisticians at institutions such as the Kenya National Bureau of Statistics (KNBS).</w:t>
+            </w:r>
+          </w:p>
+          <w:p>
+            <w:pPr>
+              <w:spacing w:after="30" w:before="0"/>
+              <w:ind w:left="360" w:hanging="180"/>
+              <w:jc w:val="left"/>
+            </w:pPr>
+            <w:r>
+              <w:rPr>
+                <w:rFonts w:ascii="Arial" w:cs="Arial" w:eastAsia="Arial" w:hAnsi="Arial"/>
+                <w:b w:val="false"/>
+                <w:bCs w:val="false"/>
+                <w:i w:val="false"/>
+                <w:iCs w:val="false"/>
+                <w:color w:val="000000"/>
+                <w:sz w:val="18"/>
+                <w:szCs w:val="18"/>
+              </w:rPr>
+              <w:t xml:space="preserve">–  Public Health Officer: epidemiologists and public health officers in Kenya use frequency distributions and histograms to track disease incidence — e.g., malaria cases per county — and guide resource allocation.</w:t>
+            </w:r>
+          </w:p>
+          <w:p>
+            <w:pPr>
+              <w:spacing w:after="30" w:before="0"/>
+              <w:ind w:left="360" w:hanging="180"/>
+              <w:jc w:val="left"/>
+            </w:pPr>
+            <w:r>
+              <w:rPr>
+                <w:rFonts w:ascii="Arial" w:cs="Arial" w:eastAsia="Arial" w:hAnsi="Arial"/>
+                <w:b w:val="false"/>
+                <w:bCs w:val="false"/>
+                <w:i w:val="false"/>
+                <w:iCs w:val="false"/>
+                <w:color w:val="000000"/>
+                <w:sz w:val="18"/>
+                <w:szCs w:val="18"/>
+              </w:rPr>
+              <w:t xml:space="preserve">–  Agricultural Economist / Agronomist: professionals working with organisations like the Kenya Agricultural and Livestock Research Organisation (KALRO) use statistical tables and graphs to analyse crop yields (maize, tea in Kericho, sugarcane in Mumias) and advise farmers.</w:t>
+            </w:r>
+          </w:p>
+          <w:p>
+            <w:pPr>
+              <w:spacing w:after="30" w:before="0"/>
+              <w:ind w:left="360" w:hanging="180"/>
+              <w:jc w:val="left"/>
+            </w:pPr>
+            <w:r>
+              <w:rPr>
+                <w:rFonts w:ascii="Arial" w:cs="Arial" w:eastAsia="Arial" w:hAnsi="Arial"/>
+                <w:b w:val="false"/>
+                <w:bCs w:val="false"/>
+                <w:i w:val="false"/>
+                <w:iCs w:val="false"/>
+                <w:color w:val="000000"/>
+                <w:sz w:val="18"/>
+                <w:szCs w:val="18"/>
+              </w:rPr>
+              <w:t xml:space="preserve">–  Journalist / Media Analyst: Kenyan journalists and infographic designers use histograms and frequency polygons to present election results, census data and economic indicators to the public.</w:t>
+            </w:r>
+          </w:p>
+          <w:p>
+            <w:pPr>
+              <w:spacing w:after="30" w:before="0"/>
+              <w:ind w:left="360" w:hanging="180"/>
+              <w:jc w:val="left"/>
+            </w:pPr>
+            <w:r>
+              <w:rPr>
+                <w:rFonts w:ascii="Arial" w:cs="Arial" w:eastAsia="Arial" w:hAnsi="Arial"/>
+                <w:b w:val="false"/>
+                <w:bCs w:val="false"/>
+                <w:i w:val="false"/>
+                <w:iCs w:val="false"/>
+                <w:color w:val="000000"/>
+                <w:sz w:val="18"/>
+                <w:szCs w:val="18"/>
+              </w:rPr>
+              <w:t xml:space="preserve">–  Engineer / Urban Planner: engineers and planners at bodies like the Kenya Urban Roads Authority (KURA) use traffic data histograms to design roads and pedestrian infrastructure in Nairobi and Mombasa.</w:t>
+            </w:r>
+          </w:p>
+        </w:tc>
+      </w:tr>
+      <w:tr>
+        <w:tc>
+          <w:tcPr>
+            <w:tcW w:type="dxa" w:w="3000"/>
+            <w:shd w:fill="D5E8F0" w:color="auto" w:val="clear"/>
+            <w:tcMar>
+              <w:top w:type="dxa" w:w="60"/>
+              <w:left w:type="dxa" w:w="120"/>
+              <w:bottom w:type="dxa" w:w="60"/>
+              <w:right w:type="dxa" w:w="120"/>
+            </w:tcMar>
+            <w:vAlign w:val="top"/>
+          </w:tcPr>
+          <w:p>
+            <w:pPr>
+              <w:spacing w:after="40" w:before="0"/>
+              <w:jc w:val="left"/>
+            </w:pPr>
+            <w:r>
+              <w:rPr>
+                <w:rFonts w:ascii="Arial" w:cs="Arial" w:eastAsia="Arial" w:hAnsi="Arial"/>
+                <w:b/>
+                <w:bCs/>
+                <w:i w:val="false"/>
+                <w:iCs w:val="false"/>
+                <w:color w:val="000000"/>
+                <w:sz w:val="18"/>
+                <w:szCs w:val="18"/>
+              </w:rPr>
+              <w:t xml:space="preserve">Focus for Lessons</w:t>
+            </w:r>
+          </w:p>
+        </w:tc>
+        <w:tc>
+          <w:tcPr>
+            <w:tcW w:type="dxa" w:w="10680"/>
+            <w:shd w:fill="FFFFFF" w:color="auto" w:val="clear"/>
+            <w:tcMar>
+              <w:top w:type="dxa" w:w="60"/>
+              <w:left w:type="dxa" w:w="120"/>
+              <w:bottom w:type="dxa" w:w="60"/>
+              <w:right w:type="dxa" w:w="120"/>
+            </w:tcMar>
+            <w:vAlign w:val="top"/>
+          </w:tcPr>
+          <w:p>
+            <w:pPr>
+              <w:spacing w:after="40" w:before="0"/>
+              <w:jc w:val="left"/>
+            </w:pPr>
+            <w:r>
+              <w:rPr>
+                <w:rFonts w:ascii="Arial" w:cs="Arial" w:eastAsia="Arial" w:hAnsi="Arial"/>
+                <w:b w:val="false"/>
+                <w:bCs w:val="false"/>
+                <w:i w:val="false"/>
+                <w:iCs w:val="false"/>
+                <w:color w:val="000000"/>
+                <w:sz w:val="18"/>
+                <w:szCs w:val="18"/>
+              </w:rPr>
+              <w:t xml:space="preserve">This unit introduces Grade 10 learners to the foundational concepts of Statistics through the real-life lens of data that surrounds them in Kenya — from market prices and rainfall records to school performance and road safety. Learners progress systematically from collecting and organising raw data into frequency distribution tables, through computing measures of central tendency for both ungrouped and grouped data, to constructing and interpreting histograms and frequency polygons. The pedagogical approach is collaborative and inquiry-driven: learners generate their own data sets from the school or local community, wrestle with how best to represent and summarise those data, and ultimately use their statistical findings to make and justify real decisions — mirroring the work of statisticians, public health officers and agricultural economists across Kenya.</w:t>
+            </w:r>
+          </w:p>
+        </w:tc>
+      </w:tr>
+      <w:tr>
+        <w:tc>
+          <w:tcPr>
+            <w:tcW w:type="dxa" w:w="3000"/>
+            <w:shd w:fill="EAD1F5" w:color="auto" w:val="clear"/>
+            <w:tcMar>
+              <w:top w:type="dxa" w:w="60"/>
+              <w:left w:type="dxa" w:w="120"/>
+              <w:bottom w:type="dxa" w:w="60"/>
+              <w:right w:type="dxa" w:w="120"/>
+            </w:tcMar>
+            <w:vAlign w:val="top"/>
+          </w:tcPr>
+          <w:p>
+            <w:pPr>
+              <w:spacing w:after="40" w:before="0"/>
+              <w:jc w:val="left"/>
+            </w:pPr>
+            <w:r>
+              <w:rPr>
+                <w:rFonts w:ascii="Arial" w:cs="Arial" w:eastAsia="Arial" w:hAnsi="Arial"/>
+                <w:b/>
+                <w:bCs/>
+                <w:i w:val="false"/>
+                <w:iCs w:val="false"/>
+                <w:color w:val="000000"/>
+                <w:sz w:val="18"/>
+                <w:szCs w:val="18"/>
+              </w:rPr>
+              <w:t xml:space="preserve">Driving Question / Key Inquiry Questions</w:t>
+            </w:r>
+          </w:p>
+        </w:tc>
+        <w:tc>
+          <w:tcPr>
+            <w:tcW w:type="dxa" w:w="10680"/>
+            <w:shd w:fill="FFFFFF" w:color="auto" w:val="clear"/>
+            <w:tcMar>
+              <w:top w:type="dxa" w:w="60"/>
+              <w:left w:type="dxa" w:w="120"/>
+              <w:bottom w:type="dxa" w:w="60"/>
+              <w:right w:type="dxa" w:w="120"/>
+            </w:tcMar>
+            <w:vAlign w:val="top"/>
+          </w:tcPr>
+          <w:p>
+            <w:pPr>
+              <w:spacing w:after="40" w:before="0"/>
+              <w:jc w:val="left"/>
+            </w:pPr>
+            <w:r>
+              <w:rPr>
+                <w:rFonts w:ascii="Arial" w:cs="Arial" w:eastAsia="Arial" w:hAnsi="Arial"/>
+                <w:b w:val="false"/>
+                <w:bCs w:val="false"/>
+                <w:i w:val="false"/>
+                <w:iCs w:val="false"/>
+                <w:color w:val="000000"/>
+                <w:sz w:val="18"/>
+                <w:szCs w:val="18"/>
+              </w:rPr>
+              <w:t xml:space="preserve">DRIVING QUESTION: How can we use statistics to tell an honest and useful story about data from our own Kenyan community — and help people make better decisions?</w:t>
+            </w:r>
+          </w:p>
+          <w:p>
+            <w:pPr>
+              <w:spacing w:after="40" w:before="0"/>
+              <w:jc w:val="left"/>
+            </w:pPr>
+            <w:r>
+              <w:rPr>
+                <w:rFonts w:ascii="Arial" w:cs="Arial" w:eastAsia="Arial" w:hAnsi="Arial"/>
+                <w:b w:val="false"/>
+                <w:bCs w:val="false"/>
+                <w:i w:val="false"/>
+                <w:iCs w:val="false"/>
+                <w:color w:val="000000"/>
+                <w:sz w:val="18"/>
+                <w:szCs w:val="18"/>
+              </w:rPr>
+              <w:t xml:space="preserve"/>
+            </w:r>
+          </w:p>
+          <w:p>
+            <w:pPr>
+              <w:spacing w:after="40" w:before="0"/>
+              <w:jc w:val="left"/>
+            </w:pPr>
+            <w:r>
+              <w:rPr>
+                <w:rFonts w:ascii="Arial" w:cs="Arial" w:eastAsia="Arial" w:hAnsi="Arial"/>
+                <w:b w:val="false"/>
+                <w:bCs w:val="false"/>
+                <w:i w:val="false"/>
+                <w:iCs w:val="false"/>
+                <w:color w:val="000000"/>
+                <w:sz w:val="18"/>
+                <w:szCs w:val="18"/>
+              </w:rPr>
+              <w:t xml:space="preserve">KICD KEY INQUIRY QUESTIONS:</w:t>
+            </w:r>
+          </w:p>
+          <w:p>
+            <w:pPr>
+              <w:spacing w:after="40" w:before="0"/>
+              <w:jc w:val="left"/>
+            </w:pPr>
+            <w:r>
+              <w:rPr>
+                <w:rFonts w:ascii="Arial" w:cs="Arial" w:eastAsia="Arial" w:hAnsi="Arial"/>
+                <w:b w:val="false"/>
+                <w:bCs w:val="false"/>
+                <w:i w:val="false"/>
+                <w:iCs w:val="false"/>
+                <w:color w:val="000000"/>
+                <w:sz w:val="18"/>
+                <w:szCs w:val="18"/>
+              </w:rPr>
+              <w:t xml:space="preserve">1. What is statistics?</w:t>
+            </w:r>
+          </w:p>
+          <w:p>
+            <w:pPr>
+              <w:spacing w:after="40" w:before="0"/>
+              <w:jc w:val="left"/>
+            </w:pPr>
+            <w:r>
+              <w:rPr>
+                <w:rFonts w:ascii="Arial" w:cs="Arial" w:eastAsia="Arial" w:hAnsi="Arial"/>
+                <w:b w:val="false"/>
+                <w:bCs w:val="false"/>
+                <w:i w:val="false"/>
+                <w:iCs w:val="false"/>
+                <w:color w:val="000000"/>
+                <w:sz w:val="18"/>
+                <w:szCs w:val="18"/>
+              </w:rPr>
+              <w:t xml:space="preserve">2. How do we represent data?</w:t>
+            </w:r>
+          </w:p>
+          <w:p>
+            <w:pPr>
+              <w:spacing w:after="40" w:before="0"/>
+              <w:jc w:val="left"/>
+            </w:pPr>
+            <w:r>
+              <w:rPr>
+                <w:rFonts w:ascii="Arial" w:cs="Arial" w:eastAsia="Arial" w:hAnsi="Arial"/>
+                <w:b w:val="false"/>
+                <w:bCs w:val="false"/>
+                <w:i w:val="false"/>
+                <w:iCs w:val="false"/>
+                <w:color w:val="000000"/>
+                <w:sz w:val="18"/>
+                <w:szCs w:val="18"/>
+              </w:rPr>
+              <w:t xml:space="preserve">3. How do we use statistics in day-to-day life?</w:t>
+            </w:r>
+          </w:p>
+        </w:tc>
+      </w:tr>
+      <w:tr>
+        <w:tc>
+          <w:tcPr>
+            <w:tcW w:type="dxa" w:w="3000"/>
+            <w:shd w:fill="EAD1F5" w:color="auto" w:val="clear"/>
+            <w:tcMar>
+              <w:top w:type="dxa" w:w="60"/>
+              <w:left w:type="dxa" w:w="120"/>
+              <w:bottom w:type="dxa" w:w="60"/>
+              <w:right w:type="dxa" w:w="120"/>
+            </w:tcMar>
+            <w:vAlign w:val="top"/>
+          </w:tcPr>
+          <w:p>
+            <w:pPr>
+              <w:spacing w:after="40" w:before="0"/>
+              <w:jc w:val="left"/>
+            </w:pPr>
+            <w:r>
+              <w:rPr>
+                <w:rFonts w:ascii="Arial" w:cs="Arial" w:eastAsia="Arial" w:hAnsi="Arial"/>
+                <w:b/>
+                <w:bCs/>
+                <w:i w:val="false"/>
+                <w:iCs w:val="false"/>
+                <w:color w:val="000000"/>
+                <w:sz w:val="18"/>
+                <w:szCs w:val="18"/>
+              </w:rPr>
+              <w:t xml:space="preserve">Anchoring Phenomenon</w:t>
+            </w:r>
+          </w:p>
+        </w:tc>
+        <w:tc>
+          <w:tcPr>
+            <w:tcW w:type="dxa" w:w="10680"/>
+            <w:shd w:fill="FFFFFF" w:color="auto" w:val="clear"/>
+            <w:tcMar>
+              <w:top w:type="dxa" w:w="60"/>
+              <w:left w:type="dxa" w:w="120"/>
+              <w:bottom w:type="dxa" w:w="60"/>
+              <w:right w:type="dxa" w:w="120"/>
+            </w:tcMar>
+            <w:vAlign w:val="top"/>
+          </w:tcPr>
+          <w:p>
+            <w:pPr>
+              <w:spacing w:after="40" w:before="0"/>
+              <w:jc w:val="left"/>
+            </w:pPr>
+            <w:r>
+              <w:rPr>
+                <w:rFonts w:ascii="Arial" w:cs="Arial" w:eastAsia="Arial" w:hAnsi="Arial"/>
+                <w:b w:val="false"/>
+                <w:bCs w:val="false"/>
+                <w:i w:val="false"/>
+                <w:iCs w:val="false"/>
+                <w:color w:val="000000"/>
+                <w:sz w:val="18"/>
+                <w:szCs w:val="18"/>
+              </w:rPr>
+              <w:t xml:space="preserve">ANCHORING PHENOMENON — "The Maize Price Mystery at Wakulima Market"</w:t>
+            </w:r>
+          </w:p>
+          <w:p>
+            <w:pPr>
+              <w:spacing w:after="40" w:before="0"/>
+              <w:jc w:val="left"/>
+            </w:pPr>
+            <w:r>
+              <w:rPr>
+                <w:rFonts w:ascii="Arial" w:cs="Arial" w:eastAsia="Arial" w:hAnsi="Arial"/>
+                <w:b w:val="false"/>
+                <w:bCs w:val="false"/>
+                <w:i w:val="false"/>
+                <w:iCs w:val="false"/>
+                <w:color w:val="000000"/>
+                <w:sz w:val="18"/>
+                <w:szCs w:val="18"/>
+              </w:rPr>
+              <w:t xml:space="preserve"/>
+            </w:r>
+          </w:p>
+          <w:p>
+            <w:pPr>
+              <w:spacing w:after="40" w:before="0"/>
+              <w:jc w:val="left"/>
+            </w:pPr>
+            <w:r>
+              <w:rPr>
+                <w:rFonts w:ascii="Arial" w:cs="Arial" w:eastAsia="Arial" w:hAnsi="Arial"/>
+                <w:b w:val="false"/>
+                <w:bCs w:val="false"/>
+                <w:i w:val="false"/>
+                <w:iCs w:val="false"/>
+                <w:color w:val="000000"/>
+                <w:sz w:val="18"/>
+                <w:szCs w:val="18"/>
+              </w:rPr>
+              <w:t xml:space="preserve">Every week, a Nairobi family sends someone to Wakulima Market to buy maize flour. Over the past month the family has noticed that the price they pay per 2 kg packet seems to vary a lot — some days it feels cheap, other days shockingly expensive — yet their neighbour who shops at the same market says the price is "always about the same." Both cannot be right, yet both are telling the truth as they experienced it.</w:t>
+            </w:r>
+          </w:p>
+          <w:p>
+            <w:pPr>
+              <w:spacing w:after="40" w:before="0"/>
+              <w:jc w:val="left"/>
+            </w:pPr>
+            <w:r>
+              <w:rPr>
+                <w:rFonts w:ascii="Arial" w:cs="Arial" w:eastAsia="Arial" w:hAnsi="Arial"/>
+                <w:b w:val="false"/>
+                <w:bCs w:val="false"/>
+                <w:i w:val="false"/>
+                <w:iCs w:val="false"/>
+                <w:color w:val="000000"/>
+                <w:sz w:val="18"/>
+                <w:szCs w:val="18"/>
+              </w:rPr>
+              <w:t xml:space="preserve"/>
+            </w:r>
+          </w:p>
+          <w:p>
+            <w:pPr>
+              <w:spacing w:after="40" w:before="0"/>
+              <w:jc w:val="left"/>
+            </w:pPr>
+            <w:r>
+              <w:rPr>
+                <w:rFonts w:ascii="Arial" w:cs="Arial" w:eastAsia="Arial" w:hAnsi="Arial"/>
+                <w:b w:val="false"/>
+                <w:bCs w:val="false"/>
+                <w:i w:val="false"/>
+                <w:iCs w:val="false"/>
+                <w:color w:val="000000"/>
+                <w:sz w:val="18"/>
+                <w:szCs w:val="18"/>
+              </w:rPr>
+              <w:t xml:space="preserve">The teacher displays a handwritten list of 40 daily maize flour prices (in Kenyan shillings) collected over eight weeks from a stall at Wakulima Market. The raw list looks chaotic — numbers jump up and down with no obvious pattern. Students are asked: Who is right — the family that says prices vary wildly, or the neighbour who says prices are stable? How would you use these 40 numbers to settle the argument fairly?</w:t>
+            </w:r>
+          </w:p>
+          <w:p>
+            <w:pPr>
+              <w:spacing w:after="40" w:before="0"/>
+              <w:jc w:val="left"/>
+            </w:pPr>
+            <w:r>
+              <w:rPr>
+                <w:rFonts w:ascii="Arial" w:cs="Arial" w:eastAsia="Arial" w:hAnsi="Arial"/>
+                <w:b w:val="false"/>
+                <w:bCs w:val="false"/>
+                <w:i w:val="false"/>
+                <w:iCs w:val="false"/>
+                <w:color w:val="000000"/>
+                <w:sz w:val="18"/>
+                <w:szCs w:val="18"/>
+              </w:rPr>
+              <w:t xml:space="preserve"/>
+            </w:r>
+          </w:p>
+          <w:p>
+            <w:pPr>
+              <w:spacing w:after="40" w:before="0"/>
+              <w:jc w:val="left"/>
+            </w:pPr>
+            <w:r>
+              <w:rPr>
+                <w:rFonts w:ascii="Arial" w:cs="Arial" w:eastAsia="Arial" w:hAnsi="Arial"/>
+                <w:b w:val="false"/>
+                <w:bCs w:val="false"/>
+                <w:i w:val="false"/>
+                <w:iCs w:val="false"/>
+                <w:color w:val="000000"/>
+                <w:sz w:val="18"/>
+                <w:szCs w:val="18"/>
+              </w:rPr>
+              <w:t xml:space="preserve">This is genuinely puzzling because:</w:t>
+            </w:r>
+          </w:p>
+          <w:p>
+            <w:pPr>
+              <w:spacing w:after="40" w:before="0"/>
+              <w:jc w:val="left"/>
+            </w:pPr>
+            <w:r>
+              <w:rPr>
+                <w:rFonts w:ascii="Arial" w:cs="Arial" w:eastAsia="Arial" w:hAnsi="Arial"/>
+                <w:b w:val="false"/>
+                <w:bCs w:val="false"/>
+                <w:i w:val="false"/>
+                <w:iCs w:val="false"/>
+                <w:color w:val="000000"/>
+                <w:sz w:val="18"/>
+                <w:szCs w:val="18"/>
+              </w:rPr>
+              <w:t xml:space="preserve">(i) a single glance at the raw data gives no clear answer — the need for organisation is immediately felt;</w:t>
+            </w:r>
+          </w:p>
+          <w:p>
+            <w:pPr>
+              <w:spacing w:after="40" w:before="0"/>
+              <w:jc w:val="left"/>
+            </w:pPr>
+            <w:r>
+              <w:rPr>
+                <w:rFonts w:ascii="Arial" w:cs="Arial" w:eastAsia="Arial" w:hAnsi="Arial"/>
+                <w:b w:val="false"/>
+                <w:bCs w:val="false"/>
+                <w:i w:val="false"/>
+                <w:iCs w:val="false"/>
+                <w:color w:val="000000"/>
+                <w:sz w:val="18"/>
+                <w:szCs w:val="18"/>
+              </w:rPr>
+              <w:t xml:space="preserve">(ii) different summary statistics (mean vs. median vs. mode) can give contradictory impressions, creating productive cognitive conflict;</w:t>
+            </w:r>
+          </w:p>
+          <w:p>
+            <w:pPr>
+              <w:spacing w:after="40" w:before="0"/>
+              <w:jc w:val="left"/>
+            </w:pPr>
+            <w:r>
+              <w:rPr>
+                <w:rFonts w:ascii="Arial" w:cs="Arial" w:eastAsia="Arial" w:hAnsi="Arial"/>
+                <w:b w:val="false"/>
+                <w:bCs w:val="false"/>
+                <w:i w:val="false"/>
+                <w:iCs w:val="false"/>
+                <w:color w:val="000000"/>
+                <w:sz w:val="18"/>
+                <w:szCs w:val="18"/>
+              </w:rPr>
+              <w:t xml:space="preserve">(iii) a histogram of the same data suddenly makes the distribution visible — a powerful "aha" moment that motivates graphical representation;</w:t>
+            </w:r>
+          </w:p>
+          <w:p>
+            <w:pPr>
+              <w:spacing w:after="40" w:before="0"/>
+              <w:jc w:val="left"/>
+            </w:pPr>
+            <w:r>
+              <w:rPr>
+                <w:rFonts w:ascii="Arial" w:cs="Arial" w:eastAsia="Arial" w:hAnsi="Arial"/>
+                <w:b w:val="false"/>
+                <w:bCs w:val="false"/>
+                <w:i w:val="false"/>
+                <w:iCs w:val="false"/>
+                <w:color w:val="000000"/>
+                <w:sz w:val="18"/>
+                <w:szCs w:val="18"/>
+              </w:rPr>
+              <w:t xml:space="preserve">(iv) the context is universally relatable to Kenyan learners who participate in household food purchasing, making the mathematics feel urgent and meaningful rather than abstract.</w:t>
+            </w:r>
+          </w:p>
+        </w:tc>
+      </w:tr>
+      <w:tr>
+        <w:tc>
+          <w:tcPr>
+            <w:tcW w:type="dxa" w:w="3000"/>
+            <w:shd w:fill="D9EEF1" w:color="auto" w:val="clear"/>
+            <w:tcMar>
+              <w:top w:type="dxa" w:w="60"/>
+              <w:left w:type="dxa" w:w="120"/>
+              <w:bottom w:type="dxa" w:w="60"/>
+              <w:right w:type="dxa" w:w="120"/>
+            </w:tcMar>
+            <w:vAlign w:val="top"/>
+          </w:tcPr>
+          <w:p>
+            <w:pPr>
+              <w:spacing w:after="40" w:before="0"/>
+              <w:jc w:val="left"/>
+            </w:pPr>
+            <w:r>
+              <w:rPr>
+                <w:rFonts w:ascii="Arial" w:cs="Arial" w:eastAsia="Arial" w:hAnsi="Arial"/>
+                <w:b/>
+                <w:bCs/>
+                <w:i w:val="false"/>
+                <w:iCs w:val="false"/>
+                <w:color w:val="000000"/>
+                <w:sz w:val="18"/>
+                <w:szCs w:val="18"/>
+              </w:rPr>
+              <w:t xml:space="preserve">Storyline Thread</w:t>
+            </w:r>
+          </w:p>
+        </w:tc>
+        <w:tc>
+          <w:tcPr>
+            <w:tcW w:type="dxa" w:w="10680"/>
+            <w:shd w:fill="FFFFFF" w:color="auto" w:val="clear"/>
+            <w:tcMar>
+              <w:top w:type="dxa" w:w="60"/>
+              <w:left w:type="dxa" w:w="120"/>
+              <w:bottom w:type="dxa" w:w="60"/>
+              <w:right w:type="dxa" w:w="120"/>
+            </w:tcMar>
+            <w:vAlign w:val="top"/>
+          </w:tcPr>
+          <w:p>
+            <w:pPr>
+              <w:spacing w:after="40" w:before="0"/>
+              <w:jc w:val="left"/>
+            </w:pPr>
+            <w:r>
+              <w:rPr>
+                <w:rFonts w:ascii="Arial" w:cs="Arial" w:eastAsia="Arial" w:hAnsi="Arial"/>
+                <w:b w:val="false"/>
+                <w:bCs w:val="false"/>
+                <w:i w:val="false"/>
+                <w:iCs w:val="false"/>
+                <w:color w:val="000000"/>
+                <w:sz w:val="18"/>
+                <w:szCs w:val="18"/>
+              </w:rPr>
+              <w:t xml:space="preserve">Lesson 1 — "What is this data trying to tell us?" (Anchoring Phenomenon Launch)</w:t>
+            </w:r>
+          </w:p>
+          <w:p>
+            <w:pPr>
+              <w:spacing w:after="40" w:before="0"/>
+              <w:jc w:val="left"/>
+            </w:pPr>
+            <w:r>
+              <w:rPr>
+                <w:rFonts w:ascii="Arial" w:cs="Arial" w:eastAsia="Arial" w:hAnsi="Arial"/>
+                <w:b w:val="false"/>
+                <w:bCs w:val="false"/>
+                <w:i w:val="false"/>
+                <w:iCs w:val="false"/>
+                <w:color w:val="000000"/>
+                <w:sz w:val="18"/>
+                <w:szCs w:val="18"/>
+              </w:rPr>
+              <w:t xml:space="preserve">Learners encounter the Wakulima Market maize price list for the first time. In pairs they predict: Is the price stable or variable? They attempt to answer using only the raw list — discovering how difficult it is. The class constructs a shared Driving Question Board (DQB). Key vocabulary introduced: data, raw data, data sources, tally, frequency. Learners begin collecting their own class data set (e.g., time taken to walk to school, or number of meals eaten per day) to use throughout the unit.</w:t>
+            </w:r>
+          </w:p>
+          <w:p>
+            <w:pPr>
+              <w:spacing w:after="40" w:before="0"/>
+              <w:jc w:val="left"/>
+            </w:pPr>
+            <w:r>
+              <w:rPr>
+                <w:rFonts w:ascii="Arial" w:cs="Arial" w:eastAsia="Arial" w:hAnsi="Arial"/>
+                <w:b w:val="false"/>
+                <w:bCs w:val="false"/>
+                <w:i w:val="false"/>
+                <w:iCs w:val="false"/>
+                <w:color w:val="000000"/>
+                <w:sz w:val="18"/>
+                <w:szCs w:val="18"/>
+              </w:rPr>
+              <w:t xml:space="preserve"/>
+            </w:r>
+          </w:p>
+          <w:p>
+            <w:pPr>
+              <w:spacing w:after="40" w:before="0"/>
+              <w:jc w:val="left"/>
+            </w:pPr>
+            <w:r>
+              <w:rPr>
+                <w:rFonts w:ascii="Arial" w:cs="Arial" w:eastAsia="Arial" w:hAnsi="Arial"/>
+                <w:b w:val="false"/>
+                <w:bCs w:val="false"/>
+                <w:i w:val="false"/>
+                <w:iCs w:val="false"/>
+                <w:color w:val="000000"/>
+                <w:sz w:val="18"/>
+                <w:szCs w:val="18"/>
+              </w:rPr>
+              <w:t xml:space="preserve">Lesson 2 — "Organising the chaos: Frequency Distribution Tables for Ungrouped Data"</w:t>
+            </w:r>
+          </w:p>
+          <w:p>
+            <w:pPr>
+              <w:spacing w:after="40" w:before="0"/>
+              <w:jc w:val="left"/>
+            </w:pPr>
+            <w:r>
+              <w:rPr>
+                <w:rFonts w:ascii="Arial" w:cs="Arial" w:eastAsia="Arial" w:hAnsi="Arial"/>
+                <w:b w:val="false"/>
+                <w:bCs w:val="false"/>
+                <w:i w:val="false"/>
+                <w:iCs w:val="false"/>
+                <w:color w:val="000000"/>
+                <w:sz w:val="18"/>
+                <w:szCs w:val="18"/>
+              </w:rPr>
+              <w:t xml:space="preserve">Learners use the maize price data (and their own class data set) to construct frequency distribution tables for ungrouped data. They discover that organisation immediately reveals patterns invisible in the raw list. The concept of frequency, tally charts and the frequency column are formalised. Learners revisit their Predict from Lesson 1 — does the table help settle the family vs. neighbour argument yet?</w:t>
+            </w:r>
+          </w:p>
+          <w:p>
+            <w:pPr>
+              <w:spacing w:after="40" w:before="0"/>
+              <w:jc w:val="left"/>
+            </w:pPr>
+            <w:r>
+              <w:rPr>
+                <w:rFonts w:ascii="Arial" w:cs="Arial" w:eastAsia="Arial" w:hAnsi="Arial"/>
+                <w:b w:val="false"/>
+                <w:bCs w:val="false"/>
+                <w:i w:val="false"/>
+                <w:iCs w:val="false"/>
+                <w:color w:val="000000"/>
+                <w:sz w:val="18"/>
+                <w:szCs w:val="18"/>
+              </w:rPr>
+              <w:t xml:space="preserve"/>
+            </w:r>
+          </w:p>
+          <w:p>
+            <w:pPr>
+              <w:spacing w:after="40" w:before="0"/>
+              <w:jc w:val="left"/>
+            </w:pPr>
+            <w:r>
+              <w:rPr>
+                <w:rFonts w:ascii="Arial" w:cs="Arial" w:eastAsia="Arial" w:hAnsi="Arial"/>
+                <w:b w:val="false"/>
+                <w:bCs w:val="false"/>
+                <w:i w:val="false"/>
+                <w:iCs w:val="false"/>
+                <w:color w:val="000000"/>
+                <w:sz w:val="18"/>
+                <w:szCs w:val="18"/>
+              </w:rPr>
+              <w:t xml:space="preserve">Lesson 3 — "Grouping data into classes: Frequency Distribution Tables for Grouped Data"</w:t>
+            </w:r>
+          </w:p>
+          <w:p>
+            <w:pPr>
+              <w:spacing w:after="40" w:before="0"/>
+              <w:jc w:val="left"/>
+            </w:pPr>
+            <w:r>
+              <w:rPr>
+                <w:rFonts w:ascii="Arial" w:cs="Arial" w:eastAsia="Arial" w:hAnsi="Arial"/>
+                <w:b w:val="false"/>
+                <w:bCs w:val="false"/>
+                <w:i w:val="false"/>
+                <w:iCs w:val="false"/>
+                <w:color w:val="000000"/>
+                <w:sz w:val="18"/>
+                <w:szCs w:val="18"/>
+              </w:rPr>
+              <w:t xml:space="preserve">The maize price data is now grouped into class intervals (e.g., Ksh 40–49, 50–59, etc.). Learners debate: How wide should a class be? What do we lose by grouping? The modal class is identified and discussed. Learners construct grouped frequency tables for the Kisumu rainfall supporting phenomenon and compare the two representations (ungrouped vs. grouped). The DQB is updated with new questions that have emerged.</w:t>
+            </w:r>
+          </w:p>
+          <w:p>
+            <w:pPr>
+              <w:spacing w:after="40" w:before="0"/>
+              <w:jc w:val="left"/>
+            </w:pPr>
+            <w:r>
+              <w:rPr>
+                <w:rFonts w:ascii="Arial" w:cs="Arial" w:eastAsia="Arial" w:hAnsi="Arial"/>
+                <w:b w:val="false"/>
+                <w:bCs w:val="false"/>
+                <w:i w:val="false"/>
+                <w:iCs w:val="false"/>
+                <w:color w:val="000000"/>
+                <w:sz w:val="18"/>
+                <w:szCs w:val="18"/>
+              </w:rPr>
+              <w:t xml:space="preserve"/>
+            </w:r>
+          </w:p>
+          <w:p>
+            <w:pPr>
+              <w:spacing w:after="40" w:before="0"/>
+              <w:jc w:val="left"/>
+            </w:pPr>
+            <w:r>
+              <w:rPr>
+                <w:rFonts w:ascii="Arial" w:cs="Arial" w:eastAsia="Arial" w:hAnsi="Arial"/>
+                <w:b w:val="false"/>
+                <w:bCs w:val="false"/>
+                <w:i w:val="false"/>
+                <w:iCs w:val="false"/>
+                <w:color w:val="000000"/>
+                <w:sz w:val="18"/>
+                <w:szCs w:val="18"/>
+              </w:rPr>
+              <w:t xml:space="preserve">Lesson 4 — "What is the 'middle' of our data? Mean, Mode and Median for Ungrouped Data"</w:t>
+            </w:r>
+          </w:p>
+          <w:p>
+            <w:pPr>
+              <w:spacing w:after="40" w:before="0"/>
+              <w:jc w:val="left"/>
+            </w:pPr>
+            <w:r>
+              <w:rPr>
+                <w:rFonts w:ascii="Arial" w:cs="Arial" w:eastAsia="Arial" w:hAnsi="Arial"/>
+                <w:b w:val="false"/>
+                <w:bCs w:val="false"/>
+                <w:i w:val="false"/>
+                <w:iCs w:val="false"/>
+                <w:color w:val="000000"/>
+                <w:sz w:val="18"/>
+                <w:szCs w:val="18"/>
+              </w:rPr>
+              <w:t xml:space="preserve">Using the ungrouped maize price data and the class-collected data set, learners calculate mean, mode and median by hand. The teacher uses the mandazi canteen supporting phenomenon to provoke discussion: which measure is most honest? Learners discover that the mean can be distorted by extreme values (e.g., a day when prices spiked due to a shortage in Rift Valley). The three measures are compared and their appropriate uses discussed.</w:t>
+            </w:r>
+          </w:p>
+          <w:p>
+            <w:pPr>
+              <w:spacing w:after="40" w:before="0"/>
+              <w:jc w:val="left"/>
+            </w:pPr>
+            <w:r>
+              <w:rPr>
+                <w:rFonts w:ascii="Arial" w:cs="Arial" w:eastAsia="Arial" w:hAnsi="Arial"/>
+                <w:b w:val="false"/>
+                <w:bCs w:val="false"/>
+                <w:i w:val="false"/>
+                <w:iCs w:val="false"/>
+                <w:color w:val="000000"/>
+                <w:sz w:val="18"/>
+                <w:szCs w:val="18"/>
+              </w:rPr>
+              <w:t xml:space="preserve"/>
+            </w:r>
+          </w:p>
+          <w:p>
+            <w:pPr>
+              <w:spacing w:after="40" w:before="0"/>
+              <w:jc w:val="left"/>
+            </w:pPr>
+            <w:r>
+              <w:rPr>
+                <w:rFonts w:ascii="Arial" w:cs="Arial" w:eastAsia="Arial" w:hAnsi="Arial"/>
+                <w:b w:val="false"/>
+                <w:bCs w:val="false"/>
+                <w:i w:val="false"/>
+                <w:iCs w:val="false"/>
+                <w:color w:val="000000"/>
+                <w:sz w:val="18"/>
+                <w:szCs w:val="18"/>
+              </w:rPr>
+              <w:t xml:space="preserve">Lesson 5 — "Measures of central tendency for Grouped Data"</w:t>
+            </w:r>
+          </w:p>
+          <w:p>
+            <w:pPr>
+              <w:spacing w:after="40" w:before="0"/>
+              <w:jc w:val="left"/>
+            </w:pPr>
+            <w:r>
+              <w:rPr>
+                <w:rFonts w:ascii="Arial" w:cs="Arial" w:eastAsia="Arial" w:hAnsi="Arial"/>
+                <w:b w:val="false"/>
+                <w:bCs w:val="false"/>
+                <w:i w:val="false"/>
+                <w:iCs w:val="false"/>
+                <w:color w:val="000000"/>
+                <w:sz w:val="18"/>
+                <w:szCs w:val="18"/>
+              </w:rPr>
+              <w:t xml:space="preserve">Learners extend their understanding to compute the mean (using midpoints), identify the modal class, and estimate the median for grouped data from the frequency distribution tables built in Lesson 3. The Kisumu rainfall data is used as a second worked example. Learners discuss: Why can we only estimate the mean and median for grouped data? The DQB is updated — some earlier questions are now answered, new ones emerge about representation.</w:t>
+            </w:r>
+          </w:p>
+          <w:p>
+            <w:pPr>
+              <w:spacing w:after="40" w:before="0"/>
+              <w:jc w:val="left"/>
+            </w:pPr>
+            <w:r>
+              <w:rPr>
+                <w:rFonts w:ascii="Arial" w:cs="Arial" w:eastAsia="Arial" w:hAnsi="Arial"/>
+                <w:b w:val="false"/>
+                <w:bCs w:val="false"/>
+                <w:i w:val="false"/>
+                <w:iCs w:val="false"/>
+                <w:color w:val="000000"/>
+                <w:sz w:val="18"/>
+                <w:szCs w:val="18"/>
+              </w:rPr>
+              <w:t xml:space="preserve"/>
+            </w:r>
+          </w:p>
+          <w:p>
+            <w:pPr>
+              <w:spacing w:after="40" w:before="0"/>
+              <w:jc w:val="left"/>
+            </w:pPr>
+            <w:r>
+              <w:rPr>
+                <w:rFonts w:ascii="Arial" w:cs="Arial" w:eastAsia="Arial" w:hAnsi="Arial"/>
+                <w:b w:val="false"/>
+                <w:bCs w:val="false"/>
+                <w:i w:val="false"/>
+                <w:iCs w:val="false"/>
+                <w:color w:val="000000"/>
+                <w:sz w:val="18"/>
+                <w:szCs w:val="18"/>
+              </w:rPr>
+              <w:t xml:space="preserve">Lesson 6 — "Drawing Histograms (Equal Class Widths)"</w:t>
+            </w:r>
+          </w:p>
+          <w:p>
+            <w:pPr>
+              <w:spacing w:after="40" w:before="0"/>
+              <w:jc w:val="left"/>
+            </w:pPr>
+            <w:r>
+              <w:rPr>
+                <w:rFonts w:ascii="Arial" w:cs="Arial" w:eastAsia="Arial" w:hAnsi="Arial"/>
+                <w:b w:val="false"/>
+                <w:bCs w:val="false"/>
+                <w:i w:val="false"/>
+                <w:iCs w:val="false"/>
+                <w:color w:val="000000"/>
+                <w:sz w:val="18"/>
+                <w:szCs w:val="18"/>
+              </w:rPr>
+              <w:t xml:space="preserve">Learners are introduced to histograms as the appropriate graphical tool for grouped continuous data. Using the grouped maize price frequency table, learners draw histograms on graph paper (frequency on the y-axis, class intervals on the x-axis) with equal class widths. The distinction between a histogram and a bar chart is emphasised. Learners also draw the histogram for the pedestrian crossing data (supporting phenomenon 4) and describe its shape (skewed).</w:t>
+            </w:r>
+          </w:p>
+          <w:p>
+            <w:pPr>
+              <w:spacing w:after="40" w:before="0"/>
+              <w:jc w:val="left"/>
+            </w:pPr>
+            <w:r>
+              <w:rPr>
+                <w:rFonts w:ascii="Arial" w:cs="Arial" w:eastAsia="Arial" w:hAnsi="Arial"/>
+                <w:b w:val="false"/>
+                <w:bCs w:val="false"/>
+                <w:i w:val="false"/>
+                <w:iCs w:val="false"/>
+                <w:color w:val="000000"/>
+                <w:sz w:val="18"/>
+                <w:szCs w:val="18"/>
+              </w:rPr>
+              <w:t xml:space="preserve"/>
+            </w:r>
+          </w:p>
+          <w:p>
+            <w:pPr>
+              <w:spacing w:after="40" w:before="0"/>
+              <w:jc w:val="left"/>
+            </w:pPr>
+            <w:r>
+              <w:rPr>
+                <w:rFonts w:ascii="Arial" w:cs="Arial" w:eastAsia="Arial" w:hAnsi="Arial"/>
+                <w:b w:val="false"/>
+                <w:bCs w:val="false"/>
+                <w:i w:val="false"/>
+                <w:iCs w:val="false"/>
+                <w:color w:val="000000"/>
+                <w:sz w:val="18"/>
+                <w:szCs w:val="18"/>
+              </w:rPr>
+              <w:t xml:space="preserve">Lesson 7 — "Histograms with Unequal Class Widths and Frequency Polygons"</w:t>
+            </w:r>
+          </w:p>
+          <w:p>
+            <w:pPr>
+              <w:spacing w:after="40" w:before="0"/>
+              <w:jc w:val="left"/>
+            </w:pPr>
+            <w:r>
+              <w:rPr>
+                <w:rFonts w:ascii="Arial" w:cs="Arial" w:eastAsia="Arial" w:hAnsi="Arial"/>
+                <w:b w:val="false"/>
+                <w:bCs w:val="false"/>
+                <w:i w:val="false"/>
+                <w:iCs w:val="false"/>
+                <w:color w:val="000000"/>
+                <w:sz w:val="18"/>
+                <w:szCs w:val="18"/>
+              </w:rPr>
+              <w:t xml:space="preserve">Learners encounter grouped data where class widths are not equal (e.g., matatu journey time data from supporting phenomenon 2 may have a combined "over 60 minutes" class). Frequency density (frequency ÷ class width) is introduced as the correct y-axis measure for unequal-width histograms. Learners then overlay a frequency polygon on their histogram by joining the midpoints of each bar. The shape of the distribution (symmetric, skewed, bimodal) is read and interpreted. DQB is updated.</w:t>
+            </w:r>
+          </w:p>
+          <w:p>
+            <w:pPr>
+              <w:spacing w:after="40" w:before="0"/>
+              <w:jc w:val="left"/>
+            </w:pPr>
+            <w:r>
+              <w:rPr>
+                <w:rFonts w:ascii="Arial" w:cs="Arial" w:eastAsia="Arial" w:hAnsi="Arial"/>
+                <w:b w:val="false"/>
+                <w:bCs w:val="false"/>
+                <w:i w:val="false"/>
+                <w:iCs w:val="false"/>
+                <w:color w:val="000000"/>
+                <w:sz w:val="18"/>
+                <w:szCs w:val="18"/>
+              </w:rPr>
+              <w:t xml:space="preserve"/>
+            </w:r>
+          </w:p>
+          <w:p>
+            <w:pPr>
+              <w:spacing w:after="40" w:before="0"/>
+              <w:jc w:val="left"/>
+            </w:pPr>
+            <w:r>
+              <w:rPr>
+                <w:rFonts w:ascii="Arial" w:cs="Arial" w:eastAsia="Arial" w:hAnsi="Arial"/>
+                <w:b w:val="false"/>
+                <w:bCs w:val="false"/>
+                <w:i w:val="false"/>
+                <w:iCs w:val="false"/>
+                <w:color w:val="000000"/>
+                <w:sz w:val="18"/>
+                <w:szCs w:val="18"/>
+              </w:rPr>
+              <w:t xml:space="preserve">Lesson 8 — "Reading the story in the graph: Interpreting Histograms and Frequency Polygons + Unit Project Presentations"</w:t>
+            </w:r>
+          </w:p>
+          <w:p>
+            <w:pPr>
+              <w:spacing w:after="40" w:before="0"/>
+              <w:jc w:val="left"/>
+            </w:pPr>
+            <w:r>
+              <w:rPr>
+                <w:rFonts w:ascii="Arial" w:cs="Arial" w:eastAsia="Arial" w:hAnsi="Arial"/>
+                <w:b w:val="false"/>
+                <w:bCs w:val="false"/>
+                <w:i w:val="false"/>
+                <w:iCs w:val="false"/>
+                <w:color w:val="000000"/>
+                <w:sz w:val="18"/>
+                <w:szCs w:val="18"/>
+              </w:rPr>
+              <w:t xml:space="preserve">Learners practise interpreting histograms and frequency polygons to extract information: estimating frequencies for given intervals, identifying the modal class, comparing two distributions drawn on the same axes. The lesson culminates in brief group presentations of the unit project — each group has collected real data from the school or community (canteen sales, school arrival times, water usage), organised it, computed statistics, drawn a histogram or frequency polygon, and used their findings to make a recommendation to a real audience (e.g., the school canteen manager or a local road-safety committee). The DQB is reviewed: Which questions have been fully answered? Which remain open for future study (e.g., Strand 3.2 Probability)?</w:t>
+            </w:r>
+          </w:p>
+        </w:tc>
+      </w:tr>
+      <w:tr>
+        <w:tc>
+          <w:tcPr>
+            <w:tcW w:type="dxa" w:w="3000"/>
+            <w:shd w:fill="EAD1F5" w:color="auto" w:val="clear"/>
+            <w:tcMar>
+              <w:top w:type="dxa" w:w="60"/>
+              <w:left w:type="dxa" w:w="120"/>
+              <w:bottom w:type="dxa" w:w="60"/>
+              <w:right w:type="dxa" w:w="120"/>
+            </w:tcMar>
+            <w:vAlign w:val="top"/>
+          </w:tcPr>
+          <w:p>
+            <w:pPr>
+              <w:spacing w:after="40" w:before="0"/>
+              <w:jc w:val="left"/>
+            </w:pPr>
+            <w:r>
+              <w:rPr>
+                <w:rFonts w:ascii="Arial" w:cs="Arial" w:eastAsia="Arial" w:hAnsi="Arial"/>
+                <w:b/>
+                <w:bCs/>
+                <w:i w:val="false"/>
+                <w:iCs w:val="false"/>
+                <w:color w:val="000000"/>
+                <w:sz w:val="18"/>
+                <w:szCs w:val="18"/>
+              </w:rPr>
+              <w:t xml:space="preserve">Supporting Phenomena</w:t>
+            </w:r>
+          </w:p>
+        </w:tc>
+        <w:tc>
+          <w:tcPr>
+            <w:tcW w:type="dxa" w:w="10680"/>
+            <w:shd w:fill="FFFFFF" w:color="auto" w:val="clear"/>
+            <w:tcMar>
+              <w:top w:type="dxa" w:w="60"/>
+              <w:left w:type="dxa" w:w="120"/>
+              <w:bottom w:type="dxa" w:w="60"/>
+              <w:right w:type="dxa" w:w="120"/>
+            </w:tcMar>
+            <w:vAlign w:val="top"/>
+          </w:tcPr>
+          <w:p>
+            <w:pPr>
+              <w:spacing w:after="30" w:before="0"/>
+              <w:ind w:left="360" w:hanging="180"/>
+              <w:jc w:val="left"/>
+            </w:pPr>
+            <w:r>
+              <w:rPr>
+                <w:rFonts w:ascii="Arial" w:cs="Arial" w:eastAsia="Arial" w:hAnsi="Arial"/>
+                <w:b w:val="false"/>
+                <w:bCs w:val="false"/>
+                <w:i w:val="false"/>
+                <w:iCs w:val="false"/>
+                <w:color w:val="000000"/>
+                <w:sz w:val="18"/>
+                <w:szCs w:val="18"/>
+              </w:rPr>
+              <w:t xml:space="preserve">–  SUPPORTING PHENOMENON 1 — "How long do Nairobi matatu journeys really take?" A learner records the journey time (in minutes) for 30 matatu trips from Westlands to CBD over two weeks. The times range from 12 minutes to 74 minutes. Why is there such a spread? Where does most of the data cluster? A frequency polygon of the journey times reveals a bimodal shape — peak hour vs. off-peak — introducing the idea that a single average can be misleading and that the shape of a distribution tells a richer story.</w:t>
+            </w:r>
+          </w:p>
+          <w:p>
+            <w:pPr>
+              <w:spacing w:after="30" w:before="0"/>
+              <w:ind w:left="360" w:hanging="180"/>
+              <w:jc w:val="left"/>
+            </w:pPr>
+            <w:r>
+              <w:rPr>
+                <w:rFonts w:ascii="Arial" w:cs="Arial" w:eastAsia="Arial" w:hAnsi="Arial"/>
+                <w:b w:val="false"/>
+                <w:bCs w:val="false"/>
+                <w:i w:val="false"/>
+                <w:iCs w:val="false"/>
+                <w:color w:val="000000"/>
+                <w:sz w:val="18"/>
+                <w:szCs w:val="18"/>
+              </w:rPr>
+              <w:t xml:space="preserve">–  SUPPORTING PHENOMENON 2 — "Rainfall in Kisumu: is it getting wetter?" The Kenya Meteorological Department records show monthly rainfall totals (mm) for Kisumu over the past five years (60 data points). Farmers near Lake Victoria say recent rains are "heavier than before," but a government official says "average rainfall is unchanged." A grouped frequency table and histogram of the data lets learners investigate both claims — connecting statistics to agriculture and climate, and illustrating the difference between the mean and the spread of a distribution.</w:t>
+            </w:r>
+          </w:p>
+          <w:p>
+            <w:pPr>
+              <w:spacing w:after="30" w:before="0"/>
+              <w:ind w:left="360" w:hanging="180"/>
+              <w:jc w:val="left"/>
+            </w:pPr>
+            <w:r>
+              <w:rPr>
+                <w:rFonts w:ascii="Arial" w:cs="Arial" w:eastAsia="Arial" w:hAnsi="Arial"/>
+                <w:b w:val="false"/>
+                <w:bCs w:val="false"/>
+                <w:i w:val="false"/>
+                <w:iCs w:val="false"/>
+                <w:color w:val="000000"/>
+                <w:sz w:val="18"/>
+                <w:szCs w:val="18"/>
+              </w:rPr>
+              <w:t xml:space="preserve">–  SUPPORTING PHENOMENON 3 — "Which class sells the most mandazi at the school canteen?" The canteen records daily mandazi sales per class over 20 school days. The data set has an obvious mode (the class that buys the most) but the mean is pulled upward by one or two very high-sales days. Learners discover that the mode is more useful here than the mean — motivating a nuanced understanding of when each measure of central tendency is appropriate.</w:t>
+            </w:r>
+          </w:p>
+          <w:p>
+            <w:pPr>
+              <w:spacing w:after="30" w:before="0"/>
+              <w:ind w:left="360" w:hanging="180"/>
+              <w:jc w:val="left"/>
+            </w:pPr>
+            <w:r>
+              <w:rPr>
+                <w:rFonts w:ascii="Arial" w:cs="Arial" w:eastAsia="Arial" w:hAnsi="Arial"/>
+                <w:b w:val="false"/>
+                <w:bCs w:val="false"/>
+                <w:i w:val="false"/>
+                <w:iCs w:val="false"/>
+                <w:color w:val="000000"/>
+                <w:sz w:val="18"/>
+                <w:szCs w:val="18"/>
+              </w:rPr>
+              <w:t xml:space="preserve">–  SUPPORTING PHENOMENON 4 — "Pedestrian crossings along Thika Superhighway." A community group counts the number of designated pedestrian crossing points per 1 km stretch along 25 different segments of Thika Superhighway. Most segments have very few crossings; a small number of segments (near shopping malls) have many. A histogram of this data produces a positively skewed distribution, and learners interpret what it means for road safety — directly connecting mathematics to a contemporary Kenyan public issue.</w:t>
+            </w:r>
+          </w:p>
+        </w:tc>
+      </w:tr>
+    </w:tbl>
+    <w:p>
+      <w:pPr>
+        <w:spacing w:after="120"/>
+      </w:pPr>
+      <w:r>
+        <w:t xml:space="preserve"/>
       </w:r>
     </w:p>
     <w:p>
@@ -150,7 +2645,7 @@
         </w:rPr>
         <w:t xml:space="preserve">© 2026 SeaVuria and ARES. This work is licensed under a </w:t>
       </w:r>
-      <w:hyperlink w:history="1" r:id="rIdu2kc6cr8idznh_5mhjdos">
+      <w:hyperlink w:history="1" r:id="rIdnen_i5-awi-fomarvdssp">
         <w:r>
           <w:rPr>
             <w:rFonts w:ascii="Arial" w:cs="Arial" w:eastAsia="Arial" w:hAnsi="Arial"/>
@@ -170,7 +2665,7 @@
         </w:rPr>
         <w:t xml:space="preserve"> (</w:t>
       </w:r>
-      <w:hyperlink w:history="1" r:id="rIdnfd-59l5gbnupomqbp-ym">
+      <w:hyperlink w:history="1" r:id="rIdeixphdzhgblwllsvix6u1">
         <w:r>
           <w:rPr>
             <w:rFonts w:ascii="Arial" w:cs="Arial" w:eastAsia="Arial" w:hAnsi="Arial"/>
@@ -190,7 +2685,7 @@
         </w:rPr>
         <w:t xml:space="preserve">). To view a copy of this license, visit </w:t>
       </w:r>
-      <w:hyperlink w:history="1" r:id="rId4lswvyxsfqt4hs9g0nfrr">
+      <w:hyperlink w:history="1" r:id="rIdkyrw6kzcwk6maoqr14f_x">
         <w:r>
           <w:rPr>
             <w:rFonts w:ascii="Arial" w:cs="Arial" w:eastAsia="Arial" w:hAnsi="Arial"/>
@@ -209,2501 +2704,6 @@
           <w:szCs w:val="17"/>
         </w:rPr>
         <w:t xml:space="preserve">. You are free to copy, redistribute, and adapt this material in any medium or format, provided appropriate credit is given and the material is not used for commercial purposes. KICD learning outcomes and curriculum designations reproduced here for alignment purposes remain the property of KICD and are not covered by this license. Linked external resources (e.g. CK-12, Khan Academy, PhET) are subject to their own licenses.</w:t>
-      </w:r>
-    </w:p>
-    <w:p>
-      <w:pPr>
-        <w:spacing w:after="120"/>
-      </w:pPr>
-      <w:r>
-        <w:t xml:space="preserve"/>
-      </w:r>
-    </w:p>
-    <w:tbl>
-      <w:tblPr>
-        <w:tblW w:type="dxa" w:w="13680"/>
-        <w:tblBorders>
-          <w:top w:val="single" w:color="AAAAAA" w:sz="4"/>
-          <w:left w:val="single" w:color="AAAAAA" w:sz="4"/>
-          <w:bottom w:val="single" w:color="AAAAAA" w:sz="4"/>
-          <w:right w:val="single" w:color="AAAAAA" w:sz="4"/>
-          <w:insideH w:val="single" w:color="auto" w:sz="4"/>
-          <w:insideV w:val="single" w:color="auto" w:sz="4"/>
-        </w:tblBorders>
-        <w:tblLayout w:type="fixed"/>
-      </w:tblPr>
-      <w:tblGrid>
-        <w:gridCol w:w="3000"/>
-        <w:gridCol w:w="10680"/>
-      </w:tblGrid>
-      <w:tr>
-        <w:tc>
-          <w:tcPr>
-            <w:tcW w:type="dxa" w:w="13680"/>
-            <w:gridSpan w:val="2"/>
-            <w:shd w:fill="1F3864" w:color="auto" w:val="clear"/>
-            <w:tcMar>
-              <w:top w:type="dxa" w:w="60"/>
-              <w:left w:type="dxa" w:w="120"/>
-              <w:bottom w:type="dxa" w:w="60"/>
-              <w:right w:type="dxa" w:w="120"/>
-            </w:tcMar>
-            <w:vAlign w:val="top"/>
-          </w:tcPr>
-          <w:p>
-            <w:pPr>
-              <w:spacing w:after="40" w:before="0"/>
-              <w:jc w:val="center"/>
-            </w:pPr>
-            <w:r>
-              <w:rPr>
-                <w:rFonts w:ascii="Arial" w:cs="Arial" w:eastAsia="Arial" w:hAnsi="Arial"/>
-                <w:b/>
-                <w:bCs/>
-                <w:i w:val="false"/>
-                <w:iCs w:val="false"/>
-                <w:color w:val="FFFFFF"/>
-                <w:sz w:val="22"/>
-                <w:szCs w:val="22"/>
-              </w:rPr>
-              <w:t xml:space="preserve">SUB-STRAND OVERVIEW</w:t>
-            </w:r>
-          </w:p>
-        </w:tc>
-      </w:tr>
-      <w:tr>
-        <w:tc>
-          <w:tcPr>
-            <w:tcW w:type="dxa" w:w="3000"/>
-            <w:shd w:fill="D5E8F0" w:color="auto" w:val="clear"/>
-            <w:tcMar>
-              <w:top w:type="dxa" w:w="60"/>
-              <w:left w:type="dxa" w:w="120"/>
-              <w:bottom w:type="dxa" w:w="60"/>
-              <w:right w:type="dxa" w:w="120"/>
-            </w:tcMar>
-            <w:vAlign w:val="top"/>
-          </w:tcPr>
-          <w:p>
-            <w:pPr>
-              <w:spacing w:after="40" w:before="0"/>
-              <w:jc w:val="left"/>
-            </w:pPr>
-            <w:r>
-              <w:rPr>
-                <w:rFonts w:ascii="Arial" w:cs="Arial" w:eastAsia="Arial" w:hAnsi="Arial"/>
-                <w:b/>
-                <w:bCs/>
-                <w:i w:val="false"/>
-                <w:iCs w:val="false"/>
-                <w:color w:val="000000"/>
-                <w:sz w:val="18"/>
-                <w:szCs w:val="18"/>
-              </w:rPr>
-              <w:t xml:space="preserve">Grade Level</w:t>
-            </w:r>
-          </w:p>
-        </w:tc>
-        <w:tc>
-          <w:tcPr>
-            <w:tcW w:type="dxa" w:w="10680"/>
-            <w:shd w:fill="FFFFFF" w:color="auto" w:val="clear"/>
-            <w:tcMar>
-              <w:top w:type="dxa" w:w="60"/>
-              <w:left w:type="dxa" w:w="120"/>
-              <w:bottom w:type="dxa" w:w="60"/>
-              <w:right w:type="dxa" w:w="120"/>
-            </w:tcMar>
-            <w:vAlign w:val="top"/>
-          </w:tcPr>
-          <w:p>
-            <w:pPr>
-              <w:spacing w:after="40" w:before="0"/>
-              <w:jc w:val="left"/>
-            </w:pPr>
-            <w:r>
-              <w:rPr>
-                <w:rFonts w:ascii="Arial" w:cs="Arial" w:eastAsia="Arial" w:hAnsi="Arial"/>
-                <w:b w:val="false"/>
-                <w:bCs w:val="false"/>
-                <w:i w:val="false"/>
-                <w:iCs w:val="false"/>
-                <w:color w:val="000000"/>
-                <w:sz w:val="18"/>
-                <w:szCs w:val="18"/>
-              </w:rPr>
-              <w:t xml:space="preserve">10</w:t>
-            </w:r>
-          </w:p>
-        </w:tc>
-      </w:tr>
-      <w:tr>
-        <w:tc>
-          <w:tcPr>
-            <w:tcW w:type="dxa" w:w="3000"/>
-            <w:shd w:fill="D5E8F0" w:color="auto" w:val="clear"/>
-            <w:tcMar>
-              <w:top w:type="dxa" w:w="60"/>
-              <w:left w:type="dxa" w:w="120"/>
-              <w:bottom w:type="dxa" w:w="60"/>
-              <w:right w:type="dxa" w:w="120"/>
-            </w:tcMar>
-            <w:vAlign w:val="top"/>
-          </w:tcPr>
-          <w:p>
-            <w:pPr>
-              <w:spacing w:after="40" w:before="0"/>
-              <w:jc w:val="left"/>
-            </w:pPr>
-            <w:r>
-              <w:rPr>
-                <w:rFonts w:ascii="Arial" w:cs="Arial" w:eastAsia="Arial" w:hAnsi="Arial"/>
-                <w:b/>
-                <w:bCs/>
-                <w:i w:val="false"/>
-                <w:iCs w:val="false"/>
-                <w:color w:val="000000"/>
-                <w:sz w:val="18"/>
-                <w:szCs w:val="18"/>
-              </w:rPr>
-              <w:t xml:space="preserve">Subject</w:t>
-            </w:r>
-          </w:p>
-        </w:tc>
-        <w:tc>
-          <w:tcPr>
-            <w:tcW w:type="dxa" w:w="10680"/>
-            <w:shd w:fill="FFFFFF" w:color="auto" w:val="clear"/>
-            <w:tcMar>
-              <w:top w:type="dxa" w:w="60"/>
-              <w:left w:type="dxa" w:w="120"/>
-              <w:bottom w:type="dxa" w:w="60"/>
-              <w:right w:type="dxa" w:w="120"/>
-            </w:tcMar>
-            <w:vAlign w:val="top"/>
-          </w:tcPr>
-          <w:p>
-            <w:pPr>
-              <w:spacing w:after="40" w:before="0"/>
-              <w:jc w:val="left"/>
-            </w:pPr>
-            <w:r>
-              <w:rPr>
-                <w:rFonts w:ascii="Arial" w:cs="Arial" w:eastAsia="Arial" w:hAnsi="Arial"/>
-                <w:b w:val="false"/>
-                <w:bCs w:val="false"/>
-                <w:i w:val="false"/>
-                <w:iCs w:val="false"/>
-                <w:color w:val="000000"/>
-                <w:sz w:val="18"/>
-                <w:szCs w:val="18"/>
-              </w:rPr>
-              <w:t xml:space="preserve">Core Mathematics</w:t>
-            </w:r>
-          </w:p>
-        </w:tc>
-      </w:tr>
-      <w:tr>
-        <w:tc>
-          <w:tcPr>
-            <w:tcW w:type="dxa" w:w="3000"/>
-            <w:shd w:fill="D5E8F0" w:color="auto" w:val="clear"/>
-            <w:tcMar>
-              <w:top w:type="dxa" w:w="60"/>
-              <w:left w:type="dxa" w:w="120"/>
-              <w:bottom w:type="dxa" w:w="60"/>
-              <w:right w:type="dxa" w:w="120"/>
-            </w:tcMar>
-            <w:vAlign w:val="top"/>
-          </w:tcPr>
-          <w:p>
-            <w:pPr>
-              <w:spacing w:after="40" w:before="0"/>
-              <w:jc w:val="left"/>
-            </w:pPr>
-            <w:r>
-              <w:rPr>
-                <w:rFonts w:ascii="Arial" w:cs="Arial" w:eastAsia="Arial" w:hAnsi="Arial"/>
-                <w:b/>
-                <w:bCs/>
-                <w:i w:val="false"/>
-                <w:iCs w:val="false"/>
-                <w:color w:val="000000"/>
-                <w:sz w:val="18"/>
-                <w:szCs w:val="18"/>
-              </w:rPr>
-              <w:t xml:space="preserve">Strand</w:t>
-            </w:r>
-          </w:p>
-        </w:tc>
-        <w:tc>
-          <w:tcPr>
-            <w:tcW w:type="dxa" w:w="10680"/>
-            <w:shd w:fill="FFFFFF" w:color="auto" w:val="clear"/>
-            <w:tcMar>
-              <w:top w:type="dxa" w:w="60"/>
-              <w:left w:type="dxa" w:w="120"/>
-              <w:bottom w:type="dxa" w:w="60"/>
-              <w:right w:type="dxa" w:w="120"/>
-            </w:tcMar>
-            <w:vAlign w:val="top"/>
-          </w:tcPr>
-          <w:p>
-            <w:pPr>
-              <w:spacing w:after="40" w:before="0"/>
-              <w:jc w:val="left"/>
-            </w:pPr>
-            <w:r>
-              <w:rPr>
-                <w:rFonts w:ascii="Arial" w:cs="Arial" w:eastAsia="Arial" w:hAnsi="Arial"/>
-                <w:b w:val="false"/>
-                <w:bCs w:val="false"/>
-                <w:i w:val="false"/>
-                <w:iCs w:val="false"/>
-                <w:color w:val="000000"/>
-                <w:sz w:val="18"/>
-                <w:szCs w:val="18"/>
-              </w:rPr>
-              <w:t xml:space="preserve">Strand 3.0: Statistics and Probability</w:t>
-            </w:r>
-          </w:p>
-        </w:tc>
-      </w:tr>
-      <w:tr>
-        <w:tc>
-          <w:tcPr>
-            <w:tcW w:type="dxa" w:w="3000"/>
-            <w:shd w:fill="D5E8F0" w:color="auto" w:val="clear"/>
-            <w:tcMar>
-              <w:top w:type="dxa" w:w="60"/>
-              <w:left w:type="dxa" w:w="120"/>
-              <w:bottom w:type="dxa" w:w="60"/>
-              <w:right w:type="dxa" w:w="120"/>
-            </w:tcMar>
-            <w:vAlign w:val="top"/>
-          </w:tcPr>
-          <w:p>
-            <w:pPr>
-              <w:spacing w:after="40" w:before="0"/>
-              <w:jc w:val="left"/>
-            </w:pPr>
-            <w:r>
-              <w:rPr>
-                <w:rFonts w:ascii="Arial" w:cs="Arial" w:eastAsia="Arial" w:hAnsi="Arial"/>
-                <w:b/>
-                <w:bCs/>
-                <w:i w:val="false"/>
-                <w:iCs w:val="false"/>
-                <w:color w:val="000000"/>
-                <w:sz w:val="18"/>
-                <w:szCs w:val="18"/>
-              </w:rPr>
-              <w:t xml:space="preserve">Sub-Strand</w:t>
-            </w:r>
-          </w:p>
-        </w:tc>
-        <w:tc>
-          <w:tcPr>
-            <w:tcW w:type="dxa" w:w="10680"/>
-            <w:shd w:fill="FFFFFF" w:color="auto" w:val="clear"/>
-            <w:tcMar>
-              <w:top w:type="dxa" w:w="60"/>
-              <w:left w:type="dxa" w:w="120"/>
-              <w:bottom w:type="dxa" w:w="60"/>
-              <w:right w:type="dxa" w:w="120"/>
-            </w:tcMar>
-            <w:vAlign w:val="top"/>
-          </w:tcPr>
-          <w:p>
-            <w:pPr>
-              <w:spacing w:after="40" w:before="0"/>
-              <w:jc w:val="left"/>
-            </w:pPr>
-            <w:r>
-              <w:rPr>
-                <w:rFonts w:ascii="Arial" w:cs="Arial" w:eastAsia="Arial" w:hAnsi="Arial"/>
-                <w:b w:val="false"/>
-                <w:bCs w:val="false"/>
-                <w:i w:val="false"/>
-                <w:iCs w:val="false"/>
-                <w:color w:val="000000"/>
-                <w:sz w:val="18"/>
-                <w:szCs w:val="18"/>
-              </w:rPr>
-              <w:t xml:space="preserve">Sub-Strand 3.1: Statistics I</w:t>
-            </w:r>
-          </w:p>
-        </w:tc>
-      </w:tr>
-      <w:tr>
-        <w:tc>
-          <w:tcPr>
-            <w:tcW w:type="dxa" w:w="3000"/>
-            <w:shd w:fill="D5E8F0" w:color="auto" w:val="clear"/>
-            <w:tcMar>
-              <w:top w:type="dxa" w:w="60"/>
-              <w:left w:type="dxa" w:w="120"/>
-              <w:bottom w:type="dxa" w:w="60"/>
-              <w:right w:type="dxa" w:w="120"/>
-            </w:tcMar>
-            <w:vAlign w:val="top"/>
-          </w:tcPr>
-          <w:p>
-            <w:pPr>
-              <w:spacing w:after="40" w:before="0"/>
-              <w:jc w:val="left"/>
-            </w:pPr>
-            <w:r>
-              <w:rPr>
-                <w:rFonts w:ascii="Arial" w:cs="Arial" w:eastAsia="Arial" w:hAnsi="Arial"/>
-                <w:b/>
-                <w:bCs/>
-                <w:i w:val="false"/>
-                <w:iCs w:val="false"/>
-                <w:color w:val="000000"/>
-                <w:sz w:val="18"/>
-                <w:szCs w:val="18"/>
-              </w:rPr>
-              <w:t xml:space="preserve">Total Duration</w:t>
-            </w:r>
-          </w:p>
-        </w:tc>
-        <w:tc>
-          <w:tcPr>
-            <w:tcW w:type="dxa" w:w="10680"/>
-            <w:shd w:fill="FFFFFF" w:color="auto" w:val="clear"/>
-            <w:tcMar>
-              <w:top w:type="dxa" w:w="60"/>
-              <w:left w:type="dxa" w:w="120"/>
-              <w:bottom w:type="dxa" w:w="60"/>
-              <w:right w:type="dxa" w:w="120"/>
-            </w:tcMar>
-            <w:vAlign w:val="top"/>
-          </w:tcPr>
-          <w:p>
-            <w:pPr>
-              <w:spacing w:after="40" w:before="0"/>
-              <w:jc w:val="left"/>
-            </w:pPr>
-            <w:r>
-              <w:rPr>
-                <w:rFonts w:ascii="Arial" w:cs="Arial" w:eastAsia="Arial" w:hAnsi="Arial"/>
-                <w:b w:val="false"/>
-                <w:bCs w:val="false"/>
-                <w:i w:val="false"/>
-                <w:iCs w:val="false"/>
-                <w:color w:val="000000"/>
-                <w:sz w:val="18"/>
-                <w:szCs w:val="18"/>
-              </w:rPr>
-              <w:t xml:space="preserve">8 lessons × 40 minutes = 320 minutes total</w:t>
-            </w:r>
-          </w:p>
-        </w:tc>
-      </w:tr>
-      <w:tr>
-        <w:tc>
-          <w:tcPr>
-            <w:tcW w:type="dxa" w:w="3000"/>
-            <w:shd w:fill="D5E8F0" w:color="auto" w:val="clear"/>
-            <w:tcMar>
-              <w:top w:type="dxa" w:w="60"/>
-              <w:left w:type="dxa" w:w="120"/>
-              <w:bottom w:type="dxa" w:w="60"/>
-              <w:right w:type="dxa" w:w="120"/>
-            </w:tcMar>
-            <w:vAlign w:val="top"/>
-          </w:tcPr>
-          <w:p>
-            <w:pPr>
-              <w:spacing w:after="40" w:before="0"/>
-              <w:jc w:val="left"/>
-            </w:pPr>
-            <w:r>
-              <w:rPr>
-                <w:rFonts w:ascii="Arial" w:cs="Arial" w:eastAsia="Arial" w:hAnsi="Arial"/>
-                <w:b/>
-                <w:bCs/>
-                <w:i w:val="false"/>
-                <w:iCs w:val="false"/>
-                <w:color w:val="000000"/>
-                <w:sz w:val="18"/>
-                <w:szCs w:val="18"/>
-              </w:rPr>
-              <w:t xml:space="preserve">Sub-Strand Content</w:t>
-            </w:r>
-          </w:p>
-        </w:tc>
-        <w:tc>
-          <w:tcPr>
-            <w:tcW w:type="dxa" w:w="10680"/>
-            <w:shd w:fill="FFFFFF" w:color="auto" w:val="clear"/>
-            <w:tcMar>
-              <w:top w:type="dxa" w:w="60"/>
-              <w:left w:type="dxa" w:w="120"/>
-              <w:bottom w:type="dxa" w:w="60"/>
-              <w:right w:type="dxa" w:w="120"/>
-            </w:tcMar>
-            <w:vAlign w:val="top"/>
-          </w:tcPr>
-          <w:p>
-            <w:pPr>
-              <w:spacing w:after="30" w:before="0"/>
-              <w:ind w:left="360" w:hanging="180"/>
-              <w:jc w:val="left"/>
-            </w:pPr>
-            <w:r>
-              <w:rPr>
-                <w:rFonts w:ascii="Arial" w:cs="Arial" w:eastAsia="Arial" w:hAnsi="Arial"/>
-                <w:b w:val="false"/>
-                <w:bCs w:val="false"/>
-                <w:i w:val="false"/>
-                <w:iCs w:val="false"/>
-                <w:color w:val="000000"/>
-                <w:sz w:val="18"/>
-                <w:szCs w:val="18"/>
-              </w:rPr>
-              <w:t xml:space="preserve">–  Collection of Data — meaning of data, sources of data, and appropriate methods of data collection and recording</w:t>
-            </w:r>
-          </w:p>
-          <w:p>
-            <w:pPr>
-              <w:spacing w:after="30" w:before="0"/>
-              <w:ind w:left="360" w:hanging="180"/>
-              <w:jc w:val="left"/>
-            </w:pPr>
-            <w:r>
-              <w:rPr>
-                <w:rFonts w:ascii="Arial" w:cs="Arial" w:eastAsia="Arial" w:hAnsi="Arial"/>
-                <w:b w:val="false"/>
-                <w:bCs w:val="false"/>
-                <w:i w:val="false"/>
-                <w:iCs w:val="false"/>
-                <w:color w:val="000000"/>
-                <w:sz w:val="18"/>
-                <w:szCs w:val="18"/>
-              </w:rPr>
-              <w:t xml:space="preserve">–  Frequency Distribution Table — constructing frequency distribution tables for ungrouped data</w:t>
-            </w:r>
-          </w:p>
-          <w:p>
-            <w:pPr>
-              <w:spacing w:after="30" w:before="0"/>
-              <w:ind w:left="360" w:hanging="180"/>
-              <w:jc w:val="left"/>
-            </w:pPr>
-            <w:r>
-              <w:rPr>
-                <w:rFonts w:ascii="Arial" w:cs="Arial" w:eastAsia="Arial" w:hAnsi="Arial"/>
-                <w:b w:val="false"/>
-                <w:bCs w:val="false"/>
-                <w:i w:val="false"/>
-                <w:iCs w:val="false"/>
-                <w:color w:val="000000"/>
-                <w:sz w:val="18"/>
-                <w:szCs w:val="18"/>
-              </w:rPr>
-              <w:t xml:space="preserve">–  Frequency Distribution Table — grouping data into classes and constructing frequency distribution tables for grouped data</w:t>
-            </w:r>
-          </w:p>
-          <w:p>
-            <w:pPr>
-              <w:spacing w:after="30" w:before="0"/>
-              <w:ind w:left="360" w:hanging="180"/>
-              <w:jc w:val="left"/>
-            </w:pPr>
-            <w:r>
-              <w:rPr>
-                <w:rFonts w:ascii="Arial" w:cs="Arial" w:eastAsia="Arial" w:hAnsi="Arial"/>
-                <w:b w:val="false"/>
-                <w:bCs w:val="false"/>
-                <w:i w:val="false"/>
-                <w:iCs w:val="false"/>
-                <w:color w:val="000000"/>
-                <w:sz w:val="18"/>
-                <w:szCs w:val="18"/>
-              </w:rPr>
-              <w:t xml:space="preserve">–  Mean, Mode and Median of Ungrouped Data — calculating measures of central tendency for ungrouped data sets</w:t>
-            </w:r>
-          </w:p>
-          <w:p>
-            <w:pPr>
-              <w:spacing w:after="30" w:before="0"/>
-              <w:ind w:left="360" w:hanging="180"/>
-              <w:jc w:val="left"/>
-            </w:pPr>
-            <w:r>
-              <w:rPr>
-                <w:rFonts w:ascii="Arial" w:cs="Arial" w:eastAsia="Arial" w:hAnsi="Arial"/>
-                <w:b w:val="false"/>
-                <w:bCs w:val="false"/>
-                <w:i w:val="false"/>
-                <w:iCs w:val="false"/>
-                <w:color w:val="000000"/>
-                <w:sz w:val="18"/>
-                <w:szCs w:val="18"/>
-              </w:rPr>
-              <w:t xml:space="preserve">–  Mean, Mode and Median of Grouped Data — calculating measures of central tendency (including modal class) for grouped data</w:t>
-            </w:r>
-          </w:p>
-          <w:p>
-            <w:pPr>
-              <w:spacing w:after="30" w:before="0"/>
-              <w:ind w:left="360" w:hanging="180"/>
-              <w:jc w:val="left"/>
-            </w:pPr>
-            <w:r>
-              <w:rPr>
-                <w:rFonts w:ascii="Arial" w:cs="Arial" w:eastAsia="Arial" w:hAnsi="Arial"/>
-                <w:b w:val="false"/>
-                <w:bCs w:val="false"/>
-                <w:i w:val="false"/>
-                <w:iCs w:val="false"/>
-                <w:color w:val="000000"/>
-                <w:sz w:val="18"/>
-                <w:szCs w:val="18"/>
-              </w:rPr>
-              <w:t xml:space="preserve">–  Representation of Data — drawing histograms with equal class widths from grouped data</w:t>
-            </w:r>
-          </w:p>
-          <w:p>
-            <w:pPr>
-              <w:spacing w:after="30" w:before="0"/>
-              <w:ind w:left="360" w:hanging="180"/>
-              <w:jc w:val="left"/>
-            </w:pPr>
-            <w:r>
-              <w:rPr>
-                <w:rFonts w:ascii="Arial" w:cs="Arial" w:eastAsia="Arial" w:hAnsi="Arial"/>
-                <w:b w:val="false"/>
-                <w:bCs w:val="false"/>
-                <w:i w:val="false"/>
-                <w:iCs w:val="false"/>
-                <w:color w:val="000000"/>
-                <w:sz w:val="18"/>
-                <w:szCs w:val="18"/>
-              </w:rPr>
-              <w:t xml:space="preserve">–  Representation of Data — drawing histograms with unequal class widths and frequency polygons from grouped data</w:t>
-            </w:r>
-          </w:p>
-          <w:p>
-            <w:pPr>
-              <w:spacing w:after="30" w:before="0"/>
-              <w:ind w:left="360" w:hanging="180"/>
-              <w:jc w:val="left"/>
-            </w:pPr>
-            <w:r>
-              <w:rPr>
-                <w:rFonts w:ascii="Arial" w:cs="Arial" w:eastAsia="Arial" w:hAnsi="Arial"/>
-                <w:b w:val="false"/>
-                <w:bCs w:val="false"/>
-                <w:i w:val="false"/>
-                <w:iCs w:val="false"/>
-                <w:color w:val="000000"/>
-                <w:sz w:val="18"/>
-                <w:szCs w:val="18"/>
-              </w:rPr>
-              <w:t xml:space="preserve">–  Interpretation of Data — reading, analysing and making conclusions from histograms and frequency polygons to support informed decision making</w:t>
-            </w:r>
-          </w:p>
-        </w:tc>
-      </w:tr>
-      <w:tr>
-        <w:tc>
-          <w:tcPr>
-            <w:tcW w:type="dxa" w:w="3000"/>
-            <w:shd w:fill="D5E8F0" w:color="auto" w:val="clear"/>
-            <w:tcMar>
-              <w:top w:type="dxa" w:w="60"/>
-              <w:left w:type="dxa" w:w="120"/>
-              <w:bottom w:type="dxa" w:w="60"/>
-              <w:right w:type="dxa" w:w="120"/>
-            </w:tcMar>
-            <w:vAlign w:val="top"/>
-          </w:tcPr>
-          <w:p>
-            <w:pPr>
-              <w:spacing w:after="40" w:before="0"/>
-              <w:jc w:val="left"/>
-            </w:pPr>
-            <w:r>
-              <w:rPr>
-                <w:rFonts w:ascii="Arial" w:cs="Arial" w:eastAsia="Arial" w:hAnsi="Arial"/>
-                <w:b/>
-                <w:bCs/>
-                <w:i w:val="false"/>
-                <w:iCs w:val="false"/>
-                <w:color w:val="000000"/>
-                <w:sz w:val="18"/>
-                <w:szCs w:val="18"/>
-              </w:rPr>
-              <w:t xml:space="preserve">Learning Outcomes</w:t>
-            </w:r>
-          </w:p>
-        </w:tc>
-        <w:tc>
-          <w:tcPr>
-            <w:tcW w:type="dxa" w:w="10680"/>
-            <w:shd w:fill="FFFFFF" w:color="auto" w:val="clear"/>
-            <w:tcMar>
-              <w:top w:type="dxa" w:w="60"/>
-              <w:left w:type="dxa" w:w="120"/>
-              <w:bottom w:type="dxa" w:w="60"/>
-              <w:right w:type="dxa" w:w="120"/>
-            </w:tcMar>
-            <w:vAlign w:val="top"/>
-          </w:tcPr>
-          <w:p>
-            <w:pPr>
-              <w:spacing w:after="40" w:before="0"/>
-              <w:jc w:val="left"/>
-            </w:pPr>
-            <w:r>
-              <w:rPr>
-                <w:rFonts w:ascii="Arial" w:cs="Arial" w:eastAsia="Arial" w:hAnsi="Arial"/>
-                <w:b w:val="false"/>
-                <w:bCs w:val="false"/>
-                <w:i w:val="false"/>
-                <w:iCs w:val="false"/>
-                <w:color w:val="000000"/>
-                <w:sz w:val="18"/>
-                <w:szCs w:val="18"/>
-              </w:rPr>
-              <w:t xml:space="preserve">By the end of the sub-strand, the learner should be able to:</w:t>
-            </w:r>
-          </w:p>
-          <w:p>
-            <w:pPr>
-              <w:spacing w:after="40" w:before="0"/>
-              <w:jc w:val="left"/>
-            </w:pPr>
-            <w:r>
-              <w:rPr>
-                <w:rFonts w:ascii="Arial" w:cs="Arial" w:eastAsia="Arial" w:hAnsi="Arial"/>
-                <w:b w:val="false"/>
-                <w:bCs w:val="false"/>
-                <w:i w:val="false"/>
-                <w:iCs w:val="false"/>
-                <w:color w:val="000000"/>
-                <w:sz w:val="18"/>
-                <w:szCs w:val="18"/>
-              </w:rPr>
-              <w:t xml:space="preserve">a) collect data from real-life sources,</w:t>
-            </w:r>
-          </w:p>
-          <w:p>
-            <w:pPr>
-              <w:spacing w:after="40" w:before="0"/>
-              <w:jc w:val="left"/>
-            </w:pPr>
-            <w:r>
-              <w:rPr>
-                <w:rFonts w:ascii="Arial" w:cs="Arial" w:eastAsia="Arial" w:hAnsi="Arial"/>
-                <w:b w:val="false"/>
-                <w:bCs w:val="false"/>
-                <w:i w:val="false"/>
-                <w:iCs w:val="false"/>
-                <w:color w:val="000000"/>
-                <w:sz w:val="18"/>
-                <w:szCs w:val="18"/>
-              </w:rPr>
-              <w:t xml:space="preserve">b) draw a frequency distribution table for grouped and ungrouped data,</w:t>
-            </w:r>
-          </w:p>
-          <w:p>
-            <w:pPr>
-              <w:spacing w:after="40" w:before="0"/>
-              <w:jc w:val="left"/>
-            </w:pPr>
-            <w:r>
-              <w:rPr>
-                <w:rFonts w:ascii="Arial" w:cs="Arial" w:eastAsia="Arial" w:hAnsi="Arial"/>
-                <w:b w:val="false"/>
-                <w:bCs w:val="false"/>
-                <w:i w:val="false"/>
-                <w:iCs w:val="false"/>
-                <w:color w:val="000000"/>
-                <w:sz w:val="18"/>
-                <w:szCs w:val="18"/>
-              </w:rPr>
-              <w:t xml:space="preserve">c) determine mean, mode and median of grouped and ungrouped data,</w:t>
-            </w:r>
-          </w:p>
-          <w:p>
-            <w:pPr>
-              <w:spacing w:after="40" w:before="0"/>
-              <w:jc w:val="left"/>
-            </w:pPr>
-            <w:r>
-              <w:rPr>
-                <w:rFonts w:ascii="Arial" w:cs="Arial" w:eastAsia="Arial" w:hAnsi="Arial"/>
-                <w:b w:val="false"/>
-                <w:bCs w:val="false"/>
-                <w:i w:val="false"/>
-                <w:iCs w:val="false"/>
-                <w:color w:val="000000"/>
-                <w:sz w:val="18"/>
-                <w:szCs w:val="18"/>
-              </w:rPr>
-              <w:t xml:space="preserve">d) represent data using histograms and frequency polygons,</w:t>
-            </w:r>
-          </w:p>
-          <w:p>
-            <w:pPr>
-              <w:spacing w:after="40" w:before="0"/>
-              <w:jc w:val="left"/>
-            </w:pPr>
-            <w:r>
-              <w:rPr>
-                <w:rFonts w:ascii="Arial" w:cs="Arial" w:eastAsia="Arial" w:hAnsi="Arial"/>
-                <w:b w:val="false"/>
-                <w:bCs w:val="false"/>
-                <w:i w:val="false"/>
-                <w:iCs w:val="false"/>
-                <w:color w:val="000000"/>
-                <w:sz w:val="18"/>
-                <w:szCs w:val="18"/>
-              </w:rPr>
-              <w:t xml:space="preserve">e) interpret data from histograms and frequency polygons,</w:t>
-            </w:r>
-          </w:p>
-          <w:p>
-            <w:pPr>
-              <w:spacing w:after="40" w:before="0"/>
-              <w:jc w:val="left"/>
-            </w:pPr>
-            <w:r>
-              <w:rPr>
-                <w:rFonts w:ascii="Arial" w:cs="Arial" w:eastAsia="Arial" w:hAnsi="Arial"/>
-                <w:b w:val="false"/>
-                <w:bCs w:val="false"/>
-                <w:i w:val="false"/>
-                <w:iCs w:val="false"/>
-                <w:color w:val="000000"/>
-                <w:sz w:val="18"/>
-                <w:szCs w:val="18"/>
-              </w:rPr>
-              <w:t xml:space="preserve">f) promote data collection, organisation and interpretation to support informed decision making.</w:t>
-            </w:r>
-          </w:p>
-        </w:tc>
-      </w:tr>
-      <w:tr>
-        <w:tc>
-          <w:tcPr>
-            <w:tcW w:type="dxa" w:w="3000"/>
-            <w:shd w:fill="D5E8F0" w:color="auto" w:val="clear"/>
-            <w:tcMar>
-              <w:top w:type="dxa" w:w="60"/>
-              <w:left w:type="dxa" w:w="120"/>
-              <w:bottom w:type="dxa" w:w="60"/>
-              <w:right w:type="dxa" w:w="120"/>
-            </w:tcMar>
-            <w:vAlign w:val="top"/>
-          </w:tcPr>
-          <w:p>
-            <w:pPr>
-              <w:spacing w:after="40" w:before="0"/>
-              <w:jc w:val="left"/>
-            </w:pPr>
-            <w:r>
-              <w:rPr>
-                <w:rFonts w:ascii="Arial" w:cs="Arial" w:eastAsia="Arial" w:hAnsi="Arial"/>
-                <w:b/>
-                <w:bCs/>
-                <w:i w:val="false"/>
-                <w:iCs w:val="false"/>
-                <w:color w:val="000000"/>
-                <w:sz w:val="18"/>
-                <w:szCs w:val="18"/>
-              </w:rPr>
-              <w:t xml:space="preserve">Core Competencies</w:t>
-            </w:r>
-          </w:p>
-        </w:tc>
-        <w:tc>
-          <w:tcPr>
-            <w:tcW w:type="dxa" w:w="10680"/>
-            <w:shd w:fill="FFFFFF" w:color="auto" w:val="clear"/>
-            <w:tcMar>
-              <w:top w:type="dxa" w:w="60"/>
-              <w:left w:type="dxa" w:w="120"/>
-              <w:bottom w:type="dxa" w:w="60"/>
-              <w:right w:type="dxa" w:w="120"/>
-            </w:tcMar>
-            <w:vAlign w:val="top"/>
-          </w:tcPr>
-          <w:p>
-            <w:pPr>
-              <w:spacing w:after="30" w:before="0"/>
-              <w:ind w:left="360" w:hanging="180"/>
-              <w:jc w:val="left"/>
-            </w:pPr>
-            <w:r>
-              <w:rPr>
-                <w:rFonts w:ascii="Arial" w:cs="Arial" w:eastAsia="Arial" w:hAnsi="Arial"/>
-                <w:b w:val="false"/>
-                <w:bCs w:val="false"/>
-                <w:i w:val="false"/>
-                <w:iCs w:val="false"/>
-                <w:color w:val="000000"/>
-                <w:sz w:val="18"/>
-                <w:szCs w:val="18"/>
-              </w:rPr>
-              <w:t xml:space="preserve">–  Critical Thinking and Problem Solving: the learner uses histograms and frequency polygons to examine data and make conclusions about real-life situations in the Kenyan community.</w:t>
-            </w:r>
-          </w:p>
-          <w:p>
-            <w:pPr>
-              <w:spacing w:after="30" w:before="0"/>
-              <w:ind w:left="360" w:hanging="180"/>
-              <w:jc w:val="left"/>
-            </w:pPr>
-            <w:r>
-              <w:rPr>
-                <w:rFonts w:ascii="Arial" w:cs="Arial" w:eastAsia="Arial" w:hAnsi="Arial"/>
-                <w:b w:val="false"/>
-                <w:bCs w:val="false"/>
-                <w:i w:val="false"/>
-                <w:iCs w:val="false"/>
-                <w:color w:val="000000"/>
-                <w:sz w:val="18"/>
-                <w:szCs w:val="18"/>
-              </w:rPr>
-              <w:t xml:space="preserve">–  Self-Efficacy: the learner discusses with peers the meaning of the term data and explores local data sources such as market prices at Wakulima Market, rainfall records at Kenya Meteorological Department stations, or maize yield data from Rift Valley farmers.</w:t>
-            </w:r>
-          </w:p>
-          <w:p>
-            <w:pPr>
-              <w:spacing w:after="30" w:before="0"/>
-              <w:ind w:left="360" w:hanging="180"/>
-              <w:jc w:val="left"/>
-            </w:pPr>
-            <w:r>
-              <w:rPr>
-                <w:rFonts w:ascii="Arial" w:cs="Arial" w:eastAsia="Arial" w:hAnsi="Arial"/>
-                <w:b w:val="false"/>
-                <w:bCs w:val="false"/>
-                <w:i w:val="false"/>
-                <w:iCs w:val="false"/>
-                <w:color w:val="000000"/>
-                <w:sz w:val="18"/>
-                <w:szCs w:val="18"/>
-              </w:rPr>
-              <w:t xml:space="preserve">–  Digital Literacy: the learner uses digital devices to draw histograms and frequency polygons and to make data-driven conclusions.</w:t>
-            </w:r>
-          </w:p>
-          <w:p>
-            <w:pPr>
-              <w:spacing w:after="30" w:before="0"/>
-              <w:ind w:left="360" w:hanging="180"/>
-              <w:jc w:val="left"/>
-            </w:pPr>
-            <w:r>
-              <w:rPr>
-                <w:rFonts w:ascii="Arial" w:cs="Arial" w:eastAsia="Arial" w:hAnsi="Arial"/>
-                <w:b w:val="false"/>
-                <w:bCs w:val="false"/>
-                <w:i w:val="false"/>
-                <w:iCs w:val="false"/>
-                <w:color w:val="000000"/>
-                <w:sz w:val="18"/>
-                <w:szCs w:val="18"/>
-              </w:rPr>
-              <w:t xml:space="preserve">–  Communication and Collaboration: the learner presents and shares findings from data to different groups of people such as school administrators, parents or local community leaders.</w:t>
-            </w:r>
-          </w:p>
-        </w:tc>
-      </w:tr>
-      <w:tr>
-        <w:tc>
-          <w:tcPr>
-            <w:tcW w:type="dxa" w:w="3000"/>
-            <w:shd w:fill="E2EFDA" w:color="auto" w:val="clear"/>
-            <w:tcMar>
-              <w:top w:type="dxa" w:w="60"/>
-              <w:left w:type="dxa" w:w="120"/>
-              <w:bottom w:type="dxa" w:w="60"/>
-              <w:right w:type="dxa" w:w="120"/>
-            </w:tcMar>
-            <w:vAlign w:val="top"/>
-          </w:tcPr>
-          <w:p>
-            <w:pPr>
-              <w:spacing w:after="40" w:before="0"/>
-              <w:jc w:val="left"/>
-            </w:pPr>
-            <w:r>
-              <w:rPr>
-                <w:rFonts w:ascii="Arial" w:cs="Arial" w:eastAsia="Arial" w:hAnsi="Arial"/>
-                <w:b/>
-                <w:bCs/>
-                <w:i w:val="false"/>
-                <w:iCs w:val="false"/>
-                <w:color w:val="000000"/>
-                <w:sz w:val="18"/>
-                <w:szCs w:val="18"/>
-              </w:rPr>
-              <w:t xml:space="preserve">Core Values</w:t>
-            </w:r>
-          </w:p>
-        </w:tc>
-        <w:tc>
-          <w:tcPr>
-            <w:tcW w:type="dxa" w:w="10680"/>
-            <w:shd w:fill="FFFFFF" w:color="auto" w:val="clear"/>
-            <w:tcMar>
-              <w:top w:type="dxa" w:w="60"/>
-              <w:left w:type="dxa" w:w="120"/>
-              <w:bottom w:type="dxa" w:w="60"/>
-              <w:right w:type="dxa" w:w="120"/>
-            </w:tcMar>
-            <w:vAlign w:val="top"/>
-          </w:tcPr>
-          <w:p>
-            <w:pPr>
-              <w:spacing w:after="30" w:before="0"/>
-              <w:ind w:left="360" w:hanging="180"/>
-              <w:jc w:val="left"/>
-            </w:pPr>
-            <w:r>
-              <w:rPr>
-                <w:rFonts w:ascii="Arial" w:cs="Arial" w:eastAsia="Arial" w:hAnsi="Arial"/>
-                <w:b w:val="false"/>
-                <w:bCs w:val="false"/>
-                <w:i w:val="false"/>
-                <w:iCs w:val="false"/>
-                <w:color w:val="000000"/>
-                <w:sz w:val="18"/>
-                <w:szCs w:val="18"/>
-              </w:rPr>
-              <w:t xml:space="preserve">–  Integrity: the learner collects and records data accurately, ensuring that figures such as daily maize prices or student scores are not altered or fabricated.</w:t>
-            </w:r>
-          </w:p>
-          <w:p>
-            <w:pPr>
-              <w:spacing w:after="30" w:before="0"/>
-              <w:ind w:left="360" w:hanging="180"/>
-              <w:jc w:val="left"/>
-            </w:pPr>
-            <w:r>
-              <w:rPr>
-                <w:rFonts w:ascii="Arial" w:cs="Arial" w:eastAsia="Arial" w:hAnsi="Arial"/>
-                <w:b w:val="false"/>
-                <w:bCs w:val="false"/>
-                <w:i w:val="false"/>
-                <w:iCs w:val="false"/>
-                <w:color w:val="000000"/>
-                <w:sz w:val="18"/>
-                <w:szCs w:val="18"/>
-              </w:rPr>
-              <w:t xml:space="preserve">–  Unity: the learner works in groups and uses collected data to draw histograms and frequency polygons, respecting each member's contribution.</w:t>
-            </w:r>
-          </w:p>
-          <w:p>
-            <w:pPr>
-              <w:spacing w:after="30" w:before="0"/>
-              <w:ind w:left="360" w:hanging="180"/>
-              <w:jc w:val="left"/>
-            </w:pPr>
-            <w:r>
-              <w:rPr>
-                <w:rFonts w:ascii="Arial" w:cs="Arial" w:eastAsia="Arial" w:hAnsi="Arial"/>
-                <w:b w:val="false"/>
-                <w:bCs w:val="false"/>
-                <w:i w:val="false"/>
-                <w:iCs w:val="false"/>
-                <w:color w:val="000000"/>
-                <w:sz w:val="18"/>
-                <w:szCs w:val="18"/>
-              </w:rPr>
-              <w:t xml:space="preserve">–  Love: the learner is considerate of others as they discuss in pairs and identify the modal class for grouped data, listening actively and affirming peers' ideas.</w:t>
-            </w:r>
-          </w:p>
-        </w:tc>
-      </w:tr>
-      <w:tr>
-        <w:tc>
-          <w:tcPr>
-            <w:tcW w:type="dxa" w:w="3000"/>
-            <w:shd w:fill="D5E8F0" w:color="auto" w:val="clear"/>
-            <w:tcMar>
-              <w:top w:type="dxa" w:w="60"/>
-              <w:left w:type="dxa" w:w="120"/>
-              <w:bottom w:type="dxa" w:w="60"/>
-              <w:right w:type="dxa" w:w="120"/>
-            </w:tcMar>
-            <w:vAlign w:val="top"/>
-          </w:tcPr>
-          <w:p>
-            <w:pPr>
-              <w:spacing w:after="40" w:before="0"/>
-              <w:jc w:val="left"/>
-            </w:pPr>
-            <w:r>
-              <w:rPr>
-                <w:rFonts w:ascii="Arial" w:cs="Arial" w:eastAsia="Arial" w:hAnsi="Arial"/>
-                <w:b/>
-                <w:bCs/>
-                <w:i w:val="false"/>
-                <w:iCs w:val="false"/>
-                <w:color w:val="000000"/>
-                <w:sz w:val="18"/>
-                <w:szCs w:val="18"/>
-              </w:rPr>
-              <w:t xml:space="preserve">Science &amp; Engineering Practices</w:t>
-            </w:r>
-          </w:p>
-        </w:tc>
-        <w:tc>
-          <w:tcPr>
-            <w:tcW w:type="dxa" w:w="10680"/>
-            <w:shd w:fill="FFFFFF" w:color="auto" w:val="clear"/>
-            <w:tcMar>
-              <w:top w:type="dxa" w:w="60"/>
-              <w:left w:type="dxa" w:w="120"/>
-              <w:bottom w:type="dxa" w:w="60"/>
-              <w:right w:type="dxa" w:w="120"/>
-            </w:tcMar>
-            <w:vAlign w:val="top"/>
-          </w:tcPr>
-          <w:p>
-            <w:pPr>
-              <w:spacing w:after="30" w:before="0"/>
-              <w:ind w:left="360" w:hanging="180"/>
-              <w:jc w:val="left"/>
-            </w:pPr>
-            <w:r>
-              <w:rPr>
-                <w:rFonts w:ascii="Arial" w:cs="Arial" w:eastAsia="Arial" w:hAnsi="Arial"/>
-                <w:b w:val="false"/>
-                <w:bCs w:val="false"/>
-                <w:i w:val="false"/>
-                <w:iCs w:val="false"/>
-                <w:color w:val="000000"/>
-                <w:sz w:val="18"/>
-                <w:szCs w:val="18"/>
-              </w:rPr>
-              <w:t xml:space="preserve">–  Analysing and Interpreting Data: the learner organises raw data into frequency distribution tables, computes measures of central tendency, and draws histograms and frequency polygons to identify patterns and trends in Kenyan community data sets.</w:t>
-            </w:r>
-          </w:p>
-          <w:p>
-            <w:pPr>
-              <w:spacing w:after="30" w:before="0"/>
-              <w:ind w:left="360" w:hanging="180"/>
-              <w:jc w:val="left"/>
-            </w:pPr>
-            <w:r>
-              <w:rPr>
-                <w:rFonts w:ascii="Arial" w:cs="Arial" w:eastAsia="Arial" w:hAnsi="Arial"/>
-                <w:b w:val="false"/>
-                <w:bCs w:val="false"/>
-                <w:i w:val="false"/>
-                <w:iCs w:val="false"/>
-                <w:color w:val="000000"/>
-                <w:sz w:val="18"/>
-                <w:szCs w:val="18"/>
-              </w:rPr>
-              <w:t xml:space="preserve">–  Asking Questions and Defining Problems: the learner formulates statistical questions about real-life situations — such as "What is the most common daily expenditure on food in a Nairobi household?" — to motivate data collection and analysis.</w:t>
-            </w:r>
-          </w:p>
-          <w:p>
-            <w:pPr>
-              <w:spacing w:after="30" w:before="0"/>
-              <w:ind w:left="360" w:hanging="180"/>
-              <w:jc w:val="left"/>
-            </w:pPr>
-            <w:r>
-              <w:rPr>
-                <w:rFonts w:ascii="Arial" w:cs="Arial" w:eastAsia="Arial" w:hAnsi="Arial"/>
-                <w:b w:val="false"/>
-                <w:bCs w:val="false"/>
-                <w:i w:val="false"/>
-                <w:iCs w:val="false"/>
-                <w:color w:val="000000"/>
-                <w:sz w:val="18"/>
-                <w:szCs w:val="18"/>
-              </w:rPr>
-              <w:t xml:space="preserve">–  Constructing Explanations: the learner uses computed statistics (mean, mode, median) and graphical representations (histograms, frequency polygons) to explain observed patterns in data and communicate findings to an audience.</w:t>
-            </w:r>
-          </w:p>
-          <w:p>
-            <w:pPr>
-              <w:spacing w:after="30" w:before="0"/>
-              <w:ind w:left="360" w:hanging="180"/>
-              <w:jc w:val="left"/>
-            </w:pPr>
-            <w:r>
-              <w:rPr>
-                <w:rFonts w:ascii="Arial" w:cs="Arial" w:eastAsia="Arial" w:hAnsi="Arial"/>
-                <w:b w:val="false"/>
-                <w:bCs w:val="false"/>
-                <w:i w:val="false"/>
-                <w:iCs w:val="false"/>
-                <w:color w:val="000000"/>
-                <w:sz w:val="18"/>
-                <w:szCs w:val="18"/>
-              </w:rPr>
-              <w:t xml:space="preserve">–  Obtaining, Evaluating and Communicating Information: the learner identifies appropriate data sources, evaluates the quality and relevance of collected data, and communicates conclusions drawn from graphical representations to peers and community stakeholders.</w:t>
-            </w:r>
-          </w:p>
-        </w:tc>
-      </w:tr>
-      <w:tr>
-        <w:tc>
-          <w:tcPr>
-            <w:tcW w:type="dxa" w:w="3000"/>
-            <w:shd w:fill="FCE4D6" w:color="auto" w:val="clear"/>
-            <w:tcMar>
-              <w:top w:type="dxa" w:w="60"/>
-              <w:left w:type="dxa" w:w="120"/>
-              <w:bottom w:type="dxa" w:w="60"/>
-              <w:right w:type="dxa" w:w="120"/>
-            </w:tcMar>
-            <w:vAlign w:val="top"/>
-          </w:tcPr>
-          <w:p>
-            <w:pPr>
-              <w:spacing w:after="40" w:before="0"/>
-              <w:jc w:val="left"/>
-            </w:pPr>
-            <w:r>
-              <w:rPr>
-                <w:rFonts w:ascii="Arial" w:cs="Arial" w:eastAsia="Arial" w:hAnsi="Arial"/>
-                <w:b/>
-                <w:bCs/>
-                <w:i w:val="false"/>
-                <w:iCs w:val="false"/>
-                <w:color w:val="000000"/>
-                <w:sz w:val="18"/>
-                <w:szCs w:val="18"/>
-              </w:rPr>
-              <w:t xml:space="preserve">Pertinent &amp; Contemporary Issues (PCIs)</w:t>
-            </w:r>
-          </w:p>
-        </w:tc>
-        <w:tc>
-          <w:tcPr>
-            <w:tcW w:type="dxa" w:w="10680"/>
-            <w:shd w:fill="FFFFFF" w:color="auto" w:val="clear"/>
-            <w:tcMar>
-              <w:top w:type="dxa" w:w="60"/>
-              <w:left w:type="dxa" w:w="120"/>
-              <w:bottom w:type="dxa" w:w="60"/>
-              <w:right w:type="dxa" w:w="120"/>
-            </w:tcMar>
-            <w:vAlign w:val="top"/>
-          </w:tcPr>
-          <w:p>
-            <w:pPr>
-              <w:spacing w:after="30" w:before="0"/>
-              <w:ind w:left="360" w:hanging="180"/>
-              <w:jc w:val="left"/>
-            </w:pPr>
-            <w:r>
-              <w:rPr>
-                <w:rFonts w:ascii="Arial" w:cs="Arial" w:eastAsia="Arial" w:hAnsi="Arial"/>
-                <w:b w:val="false"/>
-                <w:bCs w:val="false"/>
-                <w:i w:val="false"/>
-                <w:iCs w:val="false"/>
-                <w:color w:val="000000"/>
-                <w:sz w:val="18"/>
-                <w:szCs w:val="18"/>
-              </w:rPr>
-              <w:t xml:space="preserve">–  Life Skills (Decision Making): the learner makes informed decisions from data interpretation — for example, a school canteen decides which food items (ugali, githeri, mandazi) to stock most based on learner preference data displayed in a frequency polygon.</w:t>
-            </w:r>
-          </w:p>
-          <w:p>
-            <w:pPr>
-              <w:spacing w:after="30" w:before="0"/>
-              <w:ind w:left="360" w:hanging="180"/>
-              <w:jc w:val="left"/>
-            </w:pPr>
-            <w:r>
-              <w:rPr>
-                <w:rFonts w:ascii="Arial" w:cs="Arial" w:eastAsia="Arial" w:hAnsi="Arial"/>
-                <w:b w:val="false"/>
-                <w:bCs w:val="false"/>
-                <w:i w:val="false"/>
-                <w:iCs w:val="false"/>
-                <w:color w:val="000000"/>
-                <w:sz w:val="18"/>
-                <w:szCs w:val="18"/>
-              </w:rPr>
-              <w:t xml:space="preserve">–  Parental Engagement and Empowerment: the learner seeks support and guidance from parents or guardians to collect, organise and present data on an identified situation in the school or community, such as household water usage or daily food expenditure.</w:t>
-            </w:r>
-          </w:p>
-          <w:p>
-            <w:pPr>
-              <w:spacing w:after="30" w:before="0"/>
-              <w:ind w:left="360" w:hanging="180"/>
-              <w:jc w:val="left"/>
-            </w:pPr>
-            <w:r>
-              <w:rPr>
-                <w:rFonts w:ascii="Arial" w:cs="Arial" w:eastAsia="Arial" w:hAnsi="Arial"/>
-                <w:b w:val="false"/>
-                <w:bCs w:val="false"/>
-                <w:i w:val="false"/>
-                <w:iCs w:val="false"/>
-                <w:color w:val="000000"/>
-                <w:sz w:val="18"/>
-                <w:szCs w:val="18"/>
-              </w:rPr>
-              <w:t xml:space="preserve">–  Road Safety (Community Awareness): the learner collects and analyses data on the availability of pedestrian crossing points along major roads in the locality, then uses histograms to present findings that advocate for safer road infrastructure.</w:t>
-            </w:r>
-          </w:p>
-        </w:tc>
-      </w:tr>
-      <w:tr>
-        <w:tc>
-          <w:tcPr>
-            <w:tcW w:type="dxa" w:w="3000"/>
-            <w:shd w:fill="D9EEF1" w:color="auto" w:val="clear"/>
-            <w:tcMar>
-              <w:top w:type="dxa" w:w="60"/>
-              <w:left w:type="dxa" w:w="120"/>
-              <w:bottom w:type="dxa" w:w="60"/>
-              <w:right w:type="dxa" w:w="120"/>
-            </w:tcMar>
-            <w:vAlign w:val="top"/>
-          </w:tcPr>
-          <w:p>
-            <w:pPr>
-              <w:spacing w:after="40" w:before="0"/>
-              <w:jc w:val="left"/>
-            </w:pPr>
-            <w:r>
-              <w:rPr>
-                <w:rFonts w:ascii="Arial" w:cs="Arial" w:eastAsia="Arial" w:hAnsi="Arial"/>
-                <w:b/>
-                <w:bCs/>
-                <w:i w:val="false"/>
-                <w:iCs w:val="false"/>
-                <w:color w:val="000000"/>
-                <w:sz w:val="18"/>
-                <w:szCs w:val="18"/>
-              </w:rPr>
-              <w:t xml:space="preserve">Career Connections</w:t>
-            </w:r>
-          </w:p>
-        </w:tc>
-        <w:tc>
-          <w:tcPr>
-            <w:tcW w:type="dxa" w:w="10680"/>
-            <w:shd w:fill="FFFFFF" w:color="auto" w:val="clear"/>
-            <w:tcMar>
-              <w:top w:type="dxa" w:w="60"/>
-              <w:left w:type="dxa" w:w="120"/>
-              <w:bottom w:type="dxa" w:w="60"/>
-              <w:right w:type="dxa" w:w="120"/>
-            </w:tcMar>
-            <w:vAlign w:val="top"/>
-          </w:tcPr>
-          <w:p>
-            <w:pPr>
-              <w:spacing w:after="30" w:before="0"/>
-              <w:ind w:left="360" w:hanging="180"/>
-              <w:jc w:val="left"/>
-            </w:pPr>
-            <w:r>
-              <w:rPr>
-                <w:rFonts w:ascii="Arial" w:cs="Arial" w:eastAsia="Arial" w:hAnsi="Arial"/>
-                <w:b w:val="false"/>
-                <w:bCs w:val="false"/>
-                <w:i w:val="false"/>
-                <w:iCs w:val="false"/>
-                <w:color w:val="000000"/>
-                <w:sz w:val="18"/>
-                <w:szCs w:val="18"/>
-              </w:rPr>
-              <w:t xml:space="preserve">–  Data Analyst / Statistician: this sub-strand builds foundational skills in data collection, organisation and graphical representation used daily by statisticians at institutions such as the Kenya National Bureau of Statistics (KNBS).</w:t>
-            </w:r>
-          </w:p>
-          <w:p>
-            <w:pPr>
-              <w:spacing w:after="30" w:before="0"/>
-              <w:ind w:left="360" w:hanging="180"/>
-              <w:jc w:val="left"/>
-            </w:pPr>
-            <w:r>
-              <w:rPr>
-                <w:rFonts w:ascii="Arial" w:cs="Arial" w:eastAsia="Arial" w:hAnsi="Arial"/>
-                <w:b w:val="false"/>
-                <w:bCs w:val="false"/>
-                <w:i w:val="false"/>
-                <w:iCs w:val="false"/>
-                <w:color w:val="000000"/>
-                <w:sz w:val="18"/>
-                <w:szCs w:val="18"/>
-              </w:rPr>
-              <w:t xml:space="preserve">–  Public Health Officer: epidemiologists and public health officers in Kenya use frequency distributions and histograms to track disease incidence — e.g., malaria cases per county — and guide resource allocation.</w:t>
-            </w:r>
-          </w:p>
-          <w:p>
-            <w:pPr>
-              <w:spacing w:after="30" w:before="0"/>
-              <w:ind w:left="360" w:hanging="180"/>
-              <w:jc w:val="left"/>
-            </w:pPr>
-            <w:r>
-              <w:rPr>
-                <w:rFonts w:ascii="Arial" w:cs="Arial" w:eastAsia="Arial" w:hAnsi="Arial"/>
-                <w:b w:val="false"/>
-                <w:bCs w:val="false"/>
-                <w:i w:val="false"/>
-                <w:iCs w:val="false"/>
-                <w:color w:val="000000"/>
-                <w:sz w:val="18"/>
-                <w:szCs w:val="18"/>
-              </w:rPr>
-              <w:t xml:space="preserve">–  Agricultural Economist / Agronomist: professionals working with organisations like the Kenya Agricultural and Livestock Research Organisation (KALRO) use statistical tables and graphs to analyse crop yields (maize, tea in Kericho, sugarcane in Mumias) and advise farmers.</w:t>
-            </w:r>
-          </w:p>
-          <w:p>
-            <w:pPr>
-              <w:spacing w:after="30" w:before="0"/>
-              <w:ind w:left="360" w:hanging="180"/>
-              <w:jc w:val="left"/>
-            </w:pPr>
-            <w:r>
-              <w:rPr>
-                <w:rFonts w:ascii="Arial" w:cs="Arial" w:eastAsia="Arial" w:hAnsi="Arial"/>
-                <w:b w:val="false"/>
-                <w:bCs w:val="false"/>
-                <w:i w:val="false"/>
-                <w:iCs w:val="false"/>
-                <w:color w:val="000000"/>
-                <w:sz w:val="18"/>
-                <w:szCs w:val="18"/>
-              </w:rPr>
-              <w:t xml:space="preserve">–  Journalist / Media Analyst: Kenyan journalists and infographic designers use histograms and frequency polygons to present election results, census data and economic indicators to the public.</w:t>
-            </w:r>
-          </w:p>
-          <w:p>
-            <w:pPr>
-              <w:spacing w:after="30" w:before="0"/>
-              <w:ind w:left="360" w:hanging="180"/>
-              <w:jc w:val="left"/>
-            </w:pPr>
-            <w:r>
-              <w:rPr>
-                <w:rFonts w:ascii="Arial" w:cs="Arial" w:eastAsia="Arial" w:hAnsi="Arial"/>
-                <w:b w:val="false"/>
-                <w:bCs w:val="false"/>
-                <w:i w:val="false"/>
-                <w:iCs w:val="false"/>
-                <w:color w:val="000000"/>
-                <w:sz w:val="18"/>
-                <w:szCs w:val="18"/>
-              </w:rPr>
-              <w:t xml:space="preserve">–  Engineer / Urban Planner: engineers and planners at bodies like the Kenya Urban Roads Authority (KURA) use traffic data histograms to design roads and pedestrian infrastructure in Nairobi and Mombasa.</w:t>
-            </w:r>
-          </w:p>
-        </w:tc>
-      </w:tr>
-      <w:tr>
-        <w:tc>
-          <w:tcPr>
-            <w:tcW w:type="dxa" w:w="3000"/>
-            <w:shd w:fill="D5E8F0" w:color="auto" w:val="clear"/>
-            <w:tcMar>
-              <w:top w:type="dxa" w:w="60"/>
-              <w:left w:type="dxa" w:w="120"/>
-              <w:bottom w:type="dxa" w:w="60"/>
-              <w:right w:type="dxa" w:w="120"/>
-            </w:tcMar>
-            <w:vAlign w:val="top"/>
-          </w:tcPr>
-          <w:p>
-            <w:pPr>
-              <w:spacing w:after="40" w:before="0"/>
-              <w:jc w:val="left"/>
-            </w:pPr>
-            <w:r>
-              <w:rPr>
-                <w:rFonts w:ascii="Arial" w:cs="Arial" w:eastAsia="Arial" w:hAnsi="Arial"/>
-                <w:b/>
-                <w:bCs/>
-                <w:i w:val="false"/>
-                <w:iCs w:val="false"/>
-                <w:color w:val="000000"/>
-                <w:sz w:val="18"/>
-                <w:szCs w:val="18"/>
-              </w:rPr>
-              <w:t xml:space="preserve">Focus for Lessons</w:t>
-            </w:r>
-          </w:p>
-        </w:tc>
-        <w:tc>
-          <w:tcPr>
-            <w:tcW w:type="dxa" w:w="10680"/>
-            <w:shd w:fill="FFFFFF" w:color="auto" w:val="clear"/>
-            <w:tcMar>
-              <w:top w:type="dxa" w:w="60"/>
-              <w:left w:type="dxa" w:w="120"/>
-              <w:bottom w:type="dxa" w:w="60"/>
-              <w:right w:type="dxa" w:w="120"/>
-            </w:tcMar>
-            <w:vAlign w:val="top"/>
-          </w:tcPr>
-          <w:p>
-            <w:pPr>
-              <w:spacing w:after="40" w:before="0"/>
-              <w:jc w:val="left"/>
-            </w:pPr>
-            <w:r>
-              <w:rPr>
-                <w:rFonts w:ascii="Arial" w:cs="Arial" w:eastAsia="Arial" w:hAnsi="Arial"/>
-                <w:b w:val="false"/>
-                <w:bCs w:val="false"/>
-                <w:i w:val="false"/>
-                <w:iCs w:val="false"/>
-                <w:color w:val="000000"/>
-                <w:sz w:val="18"/>
-                <w:szCs w:val="18"/>
-              </w:rPr>
-              <w:t xml:space="preserve">This unit introduces Grade 10 learners to the foundational concepts of Statistics through the real-life lens of data that surrounds them in Kenya — from market prices and rainfall records to school performance and road safety. Learners progress systematically from collecting and organising raw data into frequency distribution tables, through computing measures of central tendency for both ungrouped and grouped data, to constructing and interpreting histograms and frequency polygons. The pedagogical approach is collaborative and inquiry-driven: learners generate their own data sets from the school or local community, wrestle with how best to represent and summarise those data, and ultimately use their statistical findings to make and justify real decisions — mirroring the work of statisticians, public health officers and agricultural economists across Kenya.</w:t>
-            </w:r>
-          </w:p>
-        </w:tc>
-      </w:tr>
-      <w:tr>
-        <w:tc>
-          <w:tcPr>
-            <w:tcW w:type="dxa" w:w="3000"/>
-            <w:shd w:fill="EAD1F5" w:color="auto" w:val="clear"/>
-            <w:tcMar>
-              <w:top w:type="dxa" w:w="60"/>
-              <w:left w:type="dxa" w:w="120"/>
-              <w:bottom w:type="dxa" w:w="60"/>
-              <w:right w:type="dxa" w:w="120"/>
-            </w:tcMar>
-            <w:vAlign w:val="top"/>
-          </w:tcPr>
-          <w:p>
-            <w:pPr>
-              <w:spacing w:after="40" w:before="0"/>
-              <w:jc w:val="left"/>
-            </w:pPr>
-            <w:r>
-              <w:rPr>
-                <w:rFonts w:ascii="Arial" w:cs="Arial" w:eastAsia="Arial" w:hAnsi="Arial"/>
-                <w:b/>
-                <w:bCs/>
-                <w:i w:val="false"/>
-                <w:iCs w:val="false"/>
-                <w:color w:val="000000"/>
-                <w:sz w:val="18"/>
-                <w:szCs w:val="18"/>
-              </w:rPr>
-              <w:t xml:space="preserve">Driving Question / Key Inquiry Questions</w:t>
-            </w:r>
-          </w:p>
-        </w:tc>
-        <w:tc>
-          <w:tcPr>
-            <w:tcW w:type="dxa" w:w="10680"/>
-            <w:shd w:fill="FFFFFF" w:color="auto" w:val="clear"/>
-            <w:tcMar>
-              <w:top w:type="dxa" w:w="60"/>
-              <w:left w:type="dxa" w:w="120"/>
-              <w:bottom w:type="dxa" w:w="60"/>
-              <w:right w:type="dxa" w:w="120"/>
-            </w:tcMar>
-            <w:vAlign w:val="top"/>
-          </w:tcPr>
-          <w:p>
-            <w:pPr>
-              <w:spacing w:after="40" w:before="0"/>
-              <w:jc w:val="left"/>
-            </w:pPr>
-            <w:r>
-              <w:rPr>
-                <w:rFonts w:ascii="Arial" w:cs="Arial" w:eastAsia="Arial" w:hAnsi="Arial"/>
-                <w:b w:val="false"/>
-                <w:bCs w:val="false"/>
-                <w:i w:val="false"/>
-                <w:iCs w:val="false"/>
-                <w:color w:val="000000"/>
-                <w:sz w:val="18"/>
-                <w:szCs w:val="18"/>
-              </w:rPr>
-              <w:t xml:space="preserve">DRIVING QUESTION: How can we use statistics to tell an honest and useful story about data from our own Kenyan community — and help people make better decisions?</w:t>
-            </w:r>
-          </w:p>
-          <w:p>
-            <w:pPr>
-              <w:spacing w:after="40" w:before="0"/>
-              <w:jc w:val="left"/>
-            </w:pPr>
-            <w:r>
-              <w:rPr>
-                <w:rFonts w:ascii="Arial" w:cs="Arial" w:eastAsia="Arial" w:hAnsi="Arial"/>
-                <w:b w:val="false"/>
-                <w:bCs w:val="false"/>
-                <w:i w:val="false"/>
-                <w:iCs w:val="false"/>
-                <w:color w:val="000000"/>
-                <w:sz w:val="18"/>
-                <w:szCs w:val="18"/>
-              </w:rPr>
-              <w:t xml:space="preserve"/>
-            </w:r>
-          </w:p>
-          <w:p>
-            <w:pPr>
-              <w:spacing w:after="40" w:before="0"/>
-              <w:jc w:val="left"/>
-            </w:pPr>
-            <w:r>
-              <w:rPr>
-                <w:rFonts w:ascii="Arial" w:cs="Arial" w:eastAsia="Arial" w:hAnsi="Arial"/>
-                <w:b w:val="false"/>
-                <w:bCs w:val="false"/>
-                <w:i w:val="false"/>
-                <w:iCs w:val="false"/>
-                <w:color w:val="000000"/>
-                <w:sz w:val="18"/>
-                <w:szCs w:val="18"/>
-              </w:rPr>
-              <w:t xml:space="preserve">KICD KEY INQUIRY QUESTIONS:</w:t>
-            </w:r>
-          </w:p>
-          <w:p>
-            <w:pPr>
-              <w:spacing w:after="40" w:before="0"/>
-              <w:jc w:val="left"/>
-            </w:pPr>
-            <w:r>
-              <w:rPr>
-                <w:rFonts w:ascii="Arial" w:cs="Arial" w:eastAsia="Arial" w:hAnsi="Arial"/>
-                <w:b w:val="false"/>
-                <w:bCs w:val="false"/>
-                <w:i w:val="false"/>
-                <w:iCs w:val="false"/>
-                <w:color w:val="000000"/>
-                <w:sz w:val="18"/>
-                <w:szCs w:val="18"/>
-              </w:rPr>
-              <w:t xml:space="preserve">1. What is statistics?</w:t>
-            </w:r>
-          </w:p>
-          <w:p>
-            <w:pPr>
-              <w:spacing w:after="40" w:before="0"/>
-              <w:jc w:val="left"/>
-            </w:pPr>
-            <w:r>
-              <w:rPr>
-                <w:rFonts w:ascii="Arial" w:cs="Arial" w:eastAsia="Arial" w:hAnsi="Arial"/>
-                <w:b w:val="false"/>
-                <w:bCs w:val="false"/>
-                <w:i w:val="false"/>
-                <w:iCs w:val="false"/>
-                <w:color w:val="000000"/>
-                <w:sz w:val="18"/>
-                <w:szCs w:val="18"/>
-              </w:rPr>
-              <w:t xml:space="preserve">2. How do we represent data?</w:t>
-            </w:r>
-          </w:p>
-          <w:p>
-            <w:pPr>
-              <w:spacing w:after="40" w:before="0"/>
-              <w:jc w:val="left"/>
-            </w:pPr>
-            <w:r>
-              <w:rPr>
-                <w:rFonts w:ascii="Arial" w:cs="Arial" w:eastAsia="Arial" w:hAnsi="Arial"/>
-                <w:b w:val="false"/>
-                <w:bCs w:val="false"/>
-                <w:i w:val="false"/>
-                <w:iCs w:val="false"/>
-                <w:color w:val="000000"/>
-                <w:sz w:val="18"/>
-                <w:szCs w:val="18"/>
-              </w:rPr>
-              <w:t xml:space="preserve">3. How do we use statistics in day-to-day life?</w:t>
-            </w:r>
-          </w:p>
-        </w:tc>
-      </w:tr>
-      <w:tr>
-        <w:tc>
-          <w:tcPr>
-            <w:tcW w:type="dxa" w:w="3000"/>
-            <w:shd w:fill="EAD1F5" w:color="auto" w:val="clear"/>
-            <w:tcMar>
-              <w:top w:type="dxa" w:w="60"/>
-              <w:left w:type="dxa" w:w="120"/>
-              <w:bottom w:type="dxa" w:w="60"/>
-              <w:right w:type="dxa" w:w="120"/>
-            </w:tcMar>
-            <w:vAlign w:val="top"/>
-          </w:tcPr>
-          <w:p>
-            <w:pPr>
-              <w:spacing w:after="40" w:before="0"/>
-              <w:jc w:val="left"/>
-            </w:pPr>
-            <w:r>
-              <w:rPr>
-                <w:rFonts w:ascii="Arial" w:cs="Arial" w:eastAsia="Arial" w:hAnsi="Arial"/>
-                <w:b/>
-                <w:bCs/>
-                <w:i w:val="false"/>
-                <w:iCs w:val="false"/>
-                <w:color w:val="000000"/>
-                <w:sz w:val="18"/>
-                <w:szCs w:val="18"/>
-              </w:rPr>
-              <w:t xml:space="preserve">Anchoring Phenomenon</w:t>
-            </w:r>
-          </w:p>
-        </w:tc>
-        <w:tc>
-          <w:tcPr>
-            <w:tcW w:type="dxa" w:w="10680"/>
-            <w:shd w:fill="FFFFFF" w:color="auto" w:val="clear"/>
-            <w:tcMar>
-              <w:top w:type="dxa" w:w="60"/>
-              <w:left w:type="dxa" w:w="120"/>
-              <w:bottom w:type="dxa" w:w="60"/>
-              <w:right w:type="dxa" w:w="120"/>
-            </w:tcMar>
-            <w:vAlign w:val="top"/>
-          </w:tcPr>
-          <w:p>
-            <w:pPr>
-              <w:spacing w:after="40" w:before="0"/>
-              <w:jc w:val="left"/>
-            </w:pPr>
-            <w:r>
-              <w:rPr>
-                <w:rFonts w:ascii="Arial" w:cs="Arial" w:eastAsia="Arial" w:hAnsi="Arial"/>
-                <w:b w:val="false"/>
-                <w:bCs w:val="false"/>
-                <w:i w:val="false"/>
-                <w:iCs w:val="false"/>
-                <w:color w:val="000000"/>
-                <w:sz w:val="18"/>
-                <w:szCs w:val="18"/>
-              </w:rPr>
-              <w:t xml:space="preserve">ANCHORING PHENOMENON — "The Maize Price Mystery at Wakulima Market"</w:t>
-            </w:r>
-          </w:p>
-          <w:p>
-            <w:pPr>
-              <w:spacing w:after="40" w:before="0"/>
-              <w:jc w:val="left"/>
-            </w:pPr>
-            <w:r>
-              <w:rPr>
-                <w:rFonts w:ascii="Arial" w:cs="Arial" w:eastAsia="Arial" w:hAnsi="Arial"/>
-                <w:b w:val="false"/>
-                <w:bCs w:val="false"/>
-                <w:i w:val="false"/>
-                <w:iCs w:val="false"/>
-                <w:color w:val="000000"/>
-                <w:sz w:val="18"/>
-                <w:szCs w:val="18"/>
-              </w:rPr>
-              <w:t xml:space="preserve"/>
-            </w:r>
-          </w:p>
-          <w:p>
-            <w:pPr>
-              <w:spacing w:after="40" w:before="0"/>
-              <w:jc w:val="left"/>
-            </w:pPr>
-            <w:r>
-              <w:rPr>
-                <w:rFonts w:ascii="Arial" w:cs="Arial" w:eastAsia="Arial" w:hAnsi="Arial"/>
-                <w:b w:val="false"/>
-                <w:bCs w:val="false"/>
-                <w:i w:val="false"/>
-                <w:iCs w:val="false"/>
-                <w:color w:val="000000"/>
-                <w:sz w:val="18"/>
-                <w:szCs w:val="18"/>
-              </w:rPr>
-              <w:t xml:space="preserve">Every week, a Nairobi family sends someone to Wakulima Market to buy maize flour. Over the past month the family has noticed that the price they pay per 2 kg packet seems to vary a lot — some days it feels cheap, other days shockingly expensive — yet their neighbour who shops at the same market says the price is "always about the same." Both cannot be right, yet both are telling the truth as they experienced it.</w:t>
-            </w:r>
-          </w:p>
-          <w:p>
-            <w:pPr>
-              <w:spacing w:after="40" w:before="0"/>
-              <w:jc w:val="left"/>
-            </w:pPr>
-            <w:r>
-              <w:rPr>
-                <w:rFonts w:ascii="Arial" w:cs="Arial" w:eastAsia="Arial" w:hAnsi="Arial"/>
-                <w:b w:val="false"/>
-                <w:bCs w:val="false"/>
-                <w:i w:val="false"/>
-                <w:iCs w:val="false"/>
-                <w:color w:val="000000"/>
-                <w:sz w:val="18"/>
-                <w:szCs w:val="18"/>
-              </w:rPr>
-              <w:t xml:space="preserve"/>
-            </w:r>
-          </w:p>
-          <w:p>
-            <w:pPr>
-              <w:spacing w:after="40" w:before="0"/>
-              <w:jc w:val="left"/>
-            </w:pPr>
-            <w:r>
-              <w:rPr>
-                <w:rFonts w:ascii="Arial" w:cs="Arial" w:eastAsia="Arial" w:hAnsi="Arial"/>
-                <w:b w:val="false"/>
-                <w:bCs w:val="false"/>
-                <w:i w:val="false"/>
-                <w:iCs w:val="false"/>
-                <w:color w:val="000000"/>
-                <w:sz w:val="18"/>
-                <w:szCs w:val="18"/>
-              </w:rPr>
-              <w:t xml:space="preserve">The teacher displays a handwritten list of 40 daily maize flour prices (in Kenyan shillings) collected over eight weeks from a stall at Wakulima Market. The raw list looks chaotic — numbers jump up and down with no obvious pattern. Students are asked: Who is right — the family that says prices vary wildly, or the neighbour who says prices are stable? How would you use these 40 numbers to settle the argument fairly?</w:t>
-            </w:r>
-          </w:p>
-          <w:p>
-            <w:pPr>
-              <w:spacing w:after="40" w:before="0"/>
-              <w:jc w:val="left"/>
-            </w:pPr>
-            <w:r>
-              <w:rPr>
-                <w:rFonts w:ascii="Arial" w:cs="Arial" w:eastAsia="Arial" w:hAnsi="Arial"/>
-                <w:b w:val="false"/>
-                <w:bCs w:val="false"/>
-                <w:i w:val="false"/>
-                <w:iCs w:val="false"/>
-                <w:color w:val="000000"/>
-                <w:sz w:val="18"/>
-                <w:szCs w:val="18"/>
-              </w:rPr>
-              <w:t xml:space="preserve"/>
-            </w:r>
-          </w:p>
-          <w:p>
-            <w:pPr>
-              <w:spacing w:after="40" w:before="0"/>
-              <w:jc w:val="left"/>
-            </w:pPr>
-            <w:r>
-              <w:rPr>
-                <w:rFonts w:ascii="Arial" w:cs="Arial" w:eastAsia="Arial" w:hAnsi="Arial"/>
-                <w:b w:val="false"/>
-                <w:bCs w:val="false"/>
-                <w:i w:val="false"/>
-                <w:iCs w:val="false"/>
-                <w:color w:val="000000"/>
-                <w:sz w:val="18"/>
-                <w:szCs w:val="18"/>
-              </w:rPr>
-              <w:t xml:space="preserve">This is genuinely puzzling because:</w:t>
-            </w:r>
-          </w:p>
-          <w:p>
-            <w:pPr>
-              <w:spacing w:after="40" w:before="0"/>
-              <w:jc w:val="left"/>
-            </w:pPr>
-            <w:r>
-              <w:rPr>
-                <w:rFonts w:ascii="Arial" w:cs="Arial" w:eastAsia="Arial" w:hAnsi="Arial"/>
-                <w:b w:val="false"/>
-                <w:bCs w:val="false"/>
-                <w:i w:val="false"/>
-                <w:iCs w:val="false"/>
-                <w:color w:val="000000"/>
-                <w:sz w:val="18"/>
-                <w:szCs w:val="18"/>
-              </w:rPr>
-              <w:t xml:space="preserve">(i) a single glance at the raw data gives no clear answer — the need for organisation is immediately felt;</w:t>
-            </w:r>
-          </w:p>
-          <w:p>
-            <w:pPr>
-              <w:spacing w:after="40" w:before="0"/>
-              <w:jc w:val="left"/>
-            </w:pPr>
-            <w:r>
-              <w:rPr>
-                <w:rFonts w:ascii="Arial" w:cs="Arial" w:eastAsia="Arial" w:hAnsi="Arial"/>
-                <w:b w:val="false"/>
-                <w:bCs w:val="false"/>
-                <w:i w:val="false"/>
-                <w:iCs w:val="false"/>
-                <w:color w:val="000000"/>
-                <w:sz w:val="18"/>
-                <w:szCs w:val="18"/>
-              </w:rPr>
-              <w:t xml:space="preserve">(ii) different summary statistics (mean vs. median vs. mode) can give contradictory impressions, creating productive cognitive conflict;</w:t>
-            </w:r>
-          </w:p>
-          <w:p>
-            <w:pPr>
-              <w:spacing w:after="40" w:before="0"/>
-              <w:jc w:val="left"/>
-            </w:pPr>
-            <w:r>
-              <w:rPr>
-                <w:rFonts w:ascii="Arial" w:cs="Arial" w:eastAsia="Arial" w:hAnsi="Arial"/>
-                <w:b w:val="false"/>
-                <w:bCs w:val="false"/>
-                <w:i w:val="false"/>
-                <w:iCs w:val="false"/>
-                <w:color w:val="000000"/>
-                <w:sz w:val="18"/>
-                <w:szCs w:val="18"/>
-              </w:rPr>
-              <w:t xml:space="preserve">(iii) a histogram of the same data suddenly makes the distribution visible — a powerful "aha" moment that motivates graphical representation;</w:t>
-            </w:r>
-          </w:p>
-          <w:p>
-            <w:pPr>
-              <w:spacing w:after="40" w:before="0"/>
-              <w:jc w:val="left"/>
-            </w:pPr>
-            <w:r>
-              <w:rPr>
-                <w:rFonts w:ascii="Arial" w:cs="Arial" w:eastAsia="Arial" w:hAnsi="Arial"/>
-                <w:b w:val="false"/>
-                <w:bCs w:val="false"/>
-                <w:i w:val="false"/>
-                <w:iCs w:val="false"/>
-                <w:color w:val="000000"/>
-                <w:sz w:val="18"/>
-                <w:szCs w:val="18"/>
-              </w:rPr>
-              <w:t xml:space="preserve">(iv) the context is universally relatable to Kenyan learners who participate in household food purchasing, making the mathematics feel urgent and meaningful rather than abstract.</w:t>
-            </w:r>
-          </w:p>
-        </w:tc>
-      </w:tr>
-      <w:tr>
-        <w:tc>
-          <w:tcPr>
-            <w:tcW w:type="dxa" w:w="3000"/>
-            <w:shd w:fill="D9EEF1" w:color="auto" w:val="clear"/>
-            <w:tcMar>
-              <w:top w:type="dxa" w:w="60"/>
-              <w:left w:type="dxa" w:w="120"/>
-              <w:bottom w:type="dxa" w:w="60"/>
-              <w:right w:type="dxa" w:w="120"/>
-            </w:tcMar>
-            <w:vAlign w:val="top"/>
-          </w:tcPr>
-          <w:p>
-            <w:pPr>
-              <w:spacing w:after="40" w:before="0"/>
-              <w:jc w:val="left"/>
-            </w:pPr>
-            <w:r>
-              <w:rPr>
-                <w:rFonts w:ascii="Arial" w:cs="Arial" w:eastAsia="Arial" w:hAnsi="Arial"/>
-                <w:b/>
-                <w:bCs/>
-                <w:i w:val="false"/>
-                <w:iCs w:val="false"/>
-                <w:color w:val="000000"/>
-                <w:sz w:val="18"/>
-                <w:szCs w:val="18"/>
-              </w:rPr>
-              <w:t xml:space="preserve">Storyline Thread</w:t>
-            </w:r>
-          </w:p>
-        </w:tc>
-        <w:tc>
-          <w:tcPr>
-            <w:tcW w:type="dxa" w:w="10680"/>
-            <w:shd w:fill="FFFFFF" w:color="auto" w:val="clear"/>
-            <w:tcMar>
-              <w:top w:type="dxa" w:w="60"/>
-              <w:left w:type="dxa" w:w="120"/>
-              <w:bottom w:type="dxa" w:w="60"/>
-              <w:right w:type="dxa" w:w="120"/>
-            </w:tcMar>
-            <w:vAlign w:val="top"/>
-          </w:tcPr>
-          <w:p>
-            <w:pPr>
-              <w:spacing w:after="40" w:before="0"/>
-              <w:jc w:val="left"/>
-            </w:pPr>
-            <w:r>
-              <w:rPr>
-                <w:rFonts w:ascii="Arial" w:cs="Arial" w:eastAsia="Arial" w:hAnsi="Arial"/>
-                <w:b w:val="false"/>
-                <w:bCs w:val="false"/>
-                <w:i w:val="false"/>
-                <w:iCs w:val="false"/>
-                <w:color w:val="000000"/>
-                <w:sz w:val="18"/>
-                <w:szCs w:val="18"/>
-              </w:rPr>
-              <w:t xml:space="preserve">Lesson 1 — "What is this data trying to tell us?" (Anchoring Phenomenon Launch)</w:t>
-            </w:r>
-          </w:p>
-          <w:p>
-            <w:pPr>
-              <w:spacing w:after="40" w:before="0"/>
-              <w:jc w:val="left"/>
-            </w:pPr>
-            <w:r>
-              <w:rPr>
-                <w:rFonts w:ascii="Arial" w:cs="Arial" w:eastAsia="Arial" w:hAnsi="Arial"/>
-                <w:b w:val="false"/>
-                <w:bCs w:val="false"/>
-                <w:i w:val="false"/>
-                <w:iCs w:val="false"/>
-                <w:color w:val="000000"/>
-                <w:sz w:val="18"/>
-                <w:szCs w:val="18"/>
-              </w:rPr>
-              <w:t xml:space="preserve">Learners encounter the Wakulima Market maize price list for the first time. In pairs they predict: Is the price stable or variable? They attempt to answer using only the raw list — discovering how difficult it is. The class constructs a shared Driving Question Board (DQB). Key vocabulary introduced: data, raw data, data sources, tally, frequency. Learners begin collecting their own class data set (e.g., time taken to walk to school, or number of meals eaten per day) to use throughout the unit.</w:t>
-            </w:r>
-          </w:p>
-          <w:p>
-            <w:pPr>
-              <w:spacing w:after="40" w:before="0"/>
-              <w:jc w:val="left"/>
-            </w:pPr>
-            <w:r>
-              <w:rPr>
-                <w:rFonts w:ascii="Arial" w:cs="Arial" w:eastAsia="Arial" w:hAnsi="Arial"/>
-                <w:b w:val="false"/>
-                <w:bCs w:val="false"/>
-                <w:i w:val="false"/>
-                <w:iCs w:val="false"/>
-                <w:color w:val="000000"/>
-                <w:sz w:val="18"/>
-                <w:szCs w:val="18"/>
-              </w:rPr>
-              <w:t xml:space="preserve"/>
-            </w:r>
-          </w:p>
-          <w:p>
-            <w:pPr>
-              <w:spacing w:after="40" w:before="0"/>
-              <w:jc w:val="left"/>
-            </w:pPr>
-            <w:r>
-              <w:rPr>
-                <w:rFonts w:ascii="Arial" w:cs="Arial" w:eastAsia="Arial" w:hAnsi="Arial"/>
-                <w:b w:val="false"/>
-                <w:bCs w:val="false"/>
-                <w:i w:val="false"/>
-                <w:iCs w:val="false"/>
-                <w:color w:val="000000"/>
-                <w:sz w:val="18"/>
-                <w:szCs w:val="18"/>
-              </w:rPr>
-              <w:t xml:space="preserve">Lesson 2 — "Organising the chaos: Frequency Distribution Tables for Ungrouped Data"</w:t>
-            </w:r>
-          </w:p>
-          <w:p>
-            <w:pPr>
-              <w:spacing w:after="40" w:before="0"/>
-              <w:jc w:val="left"/>
-            </w:pPr>
-            <w:r>
-              <w:rPr>
-                <w:rFonts w:ascii="Arial" w:cs="Arial" w:eastAsia="Arial" w:hAnsi="Arial"/>
-                <w:b w:val="false"/>
-                <w:bCs w:val="false"/>
-                <w:i w:val="false"/>
-                <w:iCs w:val="false"/>
-                <w:color w:val="000000"/>
-                <w:sz w:val="18"/>
-                <w:szCs w:val="18"/>
-              </w:rPr>
-              <w:t xml:space="preserve">Learners use the maize price data (and their own class data set) to construct frequency distribution tables for ungrouped data. They discover that organisation immediately reveals patterns invisible in the raw list. The concept of frequency, tally charts and the frequency column are formalised. Learners revisit their Predict from Lesson 1 — does the table help settle the family vs. neighbour argument yet?</w:t>
-            </w:r>
-          </w:p>
-          <w:p>
-            <w:pPr>
-              <w:spacing w:after="40" w:before="0"/>
-              <w:jc w:val="left"/>
-            </w:pPr>
-            <w:r>
-              <w:rPr>
-                <w:rFonts w:ascii="Arial" w:cs="Arial" w:eastAsia="Arial" w:hAnsi="Arial"/>
-                <w:b w:val="false"/>
-                <w:bCs w:val="false"/>
-                <w:i w:val="false"/>
-                <w:iCs w:val="false"/>
-                <w:color w:val="000000"/>
-                <w:sz w:val="18"/>
-                <w:szCs w:val="18"/>
-              </w:rPr>
-              <w:t xml:space="preserve"/>
-            </w:r>
-          </w:p>
-          <w:p>
-            <w:pPr>
-              <w:spacing w:after="40" w:before="0"/>
-              <w:jc w:val="left"/>
-            </w:pPr>
-            <w:r>
-              <w:rPr>
-                <w:rFonts w:ascii="Arial" w:cs="Arial" w:eastAsia="Arial" w:hAnsi="Arial"/>
-                <w:b w:val="false"/>
-                <w:bCs w:val="false"/>
-                <w:i w:val="false"/>
-                <w:iCs w:val="false"/>
-                <w:color w:val="000000"/>
-                <w:sz w:val="18"/>
-                <w:szCs w:val="18"/>
-              </w:rPr>
-              <w:t xml:space="preserve">Lesson 3 — "Grouping data into classes: Frequency Distribution Tables for Grouped Data"</w:t>
-            </w:r>
-          </w:p>
-          <w:p>
-            <w:pPr>
-              <w:spacing w:after="40" w:before="0"/>
-              <w:jc w:val="left"/>
-            </w:pPr>
-            <w:r>
-              <w:rPr>
-                <w:rFonts w:ascii="Arial" w:cs="Arial" w:eastAsia="Arial" w:hAnsi="Arial"/>
-                <w:b w:val="false"/>
-                <w:bCs w:val="false"/>
-                <w:i w:val="false"/>
-                <w:iCs w:val="false"/>
-                <w:color w:val="000000"/>
-                <w:sz w:val="18"/>
-                <w:szCs w:val="18"/>
-              </w:rPr>
-              <w:t xml:space="preserve">The maize price data is now grouped into class intervals (e.g., Ksh 40–49, 50–59, etc.). Learners debate: How wide should a class be? What do we lose by grouping? The modal class is identified and discussed. Learners construct grouped frequency tables for the Kisumu rainfall supporting phenomenon and compare the two representations (ungrouped vs. grouped). The DQB is updated with new questions that have emerged.</w:t>
-            </w:r>
-          </w:p>
-          <w:p>
-            <w:pPr>
-              <w:spacing w:after="40" w:before="0"/>
-              <w:jc w:val="left"/>
-            </w:pPr>
-            <w:r>
-              <w:rPr>
-                <w:rFonts w:ascii="Arial" w:cs="Arial" w:eastAsia="Arial" w:hAnsi="Arial"/>
-                <w:b w:val="false"/>
-                <w:bCs w:val="false"/>
-                <w:i w:val="false"/>
-                <w:iCs w:val="false"/>
-                <w:color w:val="000000"/>
-                <w:sz w:val="18"/>
-                <w:szCs w:val="18"/>
-              </w:rPr>
-              <w:t xml:space="preserve"/>
-            </w:r>
-          </w:p>
-          <w:p>
-            <w:pPr>
-              <w:spacing w:after="40" w:before="0"/>
-              <w:jc w:val="left"/>
-            </w:pPr>
-            <w:r>
-              <w:rPr>
-                <w:rFonts w:ascii="Arial" w:cs="Arial" w:eastAsia="Arial" w:hAnsi="Arial"/>
-                <w:b w:val="false"/>
-                <w:bCs w:val="false"/>
-                <w:i w:val="false"/>
-                <w:iCs w:val="false"/>
-                <w:color w:val="000000"/>
-                <w:sz w:val="18"/>
-                <w:szCs w:val="18"/>
-              </w:rPr>
-              <w:t xml:space="preserve">Lesson 4 — "What is the 'middle' of our data? Mean, Mode and Median for Ungrouped Data"</w:t>
-            </w:r>
-          </w:p>
-          <w:p>
-            <w:pPr>
-              <w:spacing w:after="40" w:before="0"/>
-              <w:jc w:val="left"/>
-            </w:pPr>
-            <w:r>
-              <w:rPr>
-                <w:rFonts w:ascii="Arial" w:cs="Arial" w:eastAsia="Arial" w:hAnsi="Arial"/>
-                <w:b w:val="false"/>
-                <w:bCs w:val="false"/>
-                <w:i w:val="false"/>
-                <w:iCs w:val="false"/>
-                <w:color w:val="000000"/>
-                <w:sz w:val="18"/>
-                <w:szCs w:val="18"/>
-              </w:rPr>
-              <w:t xml:space="preserve">Using the ungrouped maize price data and the class-collected data set, learners calculate mean, mode and median by hand. The teacher uses the mandazi canteen supporting phenomenon to provoke discussion: which measure is most honest? Learners discover that the mean can be distorted by extreme values (e.g., a day when prices spiked due to a shortage in Rift Valley). The three measures are compared and their appropriate uses discussed.</w:t>
-            </w:r>
-          </w:p>
-          <w:p>
-            <w:pPr>
-              <w:spacing w:after="40" w:before="0"/>
-              <w:jc w:val="left"/>
-            </w:pPr>
-            <w:r>
-              <w:rPr>
-                <w:rFonts w:ascii="Arial" w:cs="Arial" w:eastAsia="Arial" w:hAnsi="Arial"/>
-                <w:b w:val="false"/>
-                <w:bCs w:val="false"/>
-                <w:i w:val="false"/>
-                <w:iCs w:val="false"/>
-                <w:color w:val="000000"/>
-                <w:sz w:val="18"/>
-                <w:szCs w:val="18"/>
-              </w:rPr>
-              <w:t xml:space="preserve"/>
-            </w:r>
-          </w:p>
-          <w:p>
-            <w:pPr>
-              <w:spacing w:after="40" w:before="0"/>
-              <w:jc w:val="left"/>
-            </w:pPr>
-            <w:r>
-              <w:rPr>
-                <w:rFonts w:ascii="Arial" w:cs="Arial" w:eastAsia="Arial" w:hAnsi="Arial"/>
-                <w:b w:val="false"/>
-                <w:bCs w:val="false"/>
-                <w:i w:val="false"/>
-                <w:iCs w:val="false"/>
-                <w:color w:val="000000"/>
-                <w:sz w:val="18"/>
-                <w:szCs w:val="18"/>
-              </w:rPr>
-              <w:t xml:space="preserve">Lesson 5 — "Measures of central tendency for Grouped Data"</w:t>
-            </w:r>
-          </w:p>
-          <w:p>
-            <w:pPr>
-              <w:spacing w:after="40" w:before="0"/>
-              <w:jc w:val="left"/>
-            </w:pPr>
-            <w:r>
-              <w:rPr>
-                <w:rFonts w:ascii="Arial" w:cs="Arial" w:eastAsia="Arial" w:hAnsi="Arial"/>
-                <w:b w:val="false"/>
-                <w:bCs w:val="false"/>
-                <w:i w:val="false"/>
-                <w:iCs w:val="false"/>
-                <w:color w:val="000000"/>
-                <w:sz w:val="18"/>
-                <w:szCs w:val="18"/>
-              </w:rPr>
-              <w:t xml:space="preserve">Learners extend their understanding to compute the mean (using midpoints), identify the modal class, and estimate the median for grouped data from the frequency distribution tables built in Lesson 3. The Kisumu rainfall data is used as a second worked example. Learners discuss: Why can we only estimate the mean and median for grouped data? The DQB is updated — some earlier questions are now answered, new ones emerge about representation.</w:t>
-            </w:r>
-          </w:p>
-          <w:p>
-            <w:pPr>
-              <w:spacing w:after="40" w:before="0"/>
-              <w:jc w:val="left"/>
-            </w:pPr>
-            <w:r>
-              <w:rPr>
-                <w:rFonts w:ascii="Arial" w:cs="Arial" w:eastAsia="Arial" w:hAnsi="Arial"/>
-                <w:b w:val="false"/>
-                <w:bCs w:val="false"/>
-                <w:i w:val="false"/>
-                <w:iCs w:val="false"/>
-                <w:color w:val="000000"/>
-                <w:sz w:val="18"/>
-                <w:szCs w:val="18"/>
-              </w:rPr>
-              <w:t xml:space="preserve"/>
-            </w:r>
-          </w:p>
-          <w:p>
-            <w:pPr>
-              <w:spacing w:after="40" w:before="0"/>
-              <w:jc w:val="left"/>
-            </w:pPr>
-            <w:r>
-              <w:rPr>
-                <w:rFonts w:ascii="Arial" w:cs="Arial" w:eastAsia="Arial" w:hAnsi="Arial"/>
-                <w:b w:val="false"/>
-                <w:bCs w:val="false"/>
-                <w:i w:val="false"/>
-                <w:iCs w:val="false"/>
-                <w:color w:val="000000"/>
-                <w:sz w:val="18"/>
-                <w:szCs w:val="18"/>
-              </w:rPr>
-              <w:t xml:space="preserve">Lesson 6 — "Drawing Histograms (Equal Class Widths)"</w:t>
-            </w:r>
-          </w:p>
-          <w:p>
-            <w:pPr>
-              <w:spacing w:after="40" w:before="0"/>
-              <w:jc w:val="left"/>
-            </w:pPr>
-            <w:r>
-              <w:rPr>
-                <w:rFonts w:ascii="Arial" w:cs="Arial" w:eastAsia="Arial" w:hAnsi="Arial"/>
-                <w:b w:val="false"/>
-                <w:bCs w:val="false"/>
-                <w:i w:val="false"/>
-                <w:iCs w:val="false"/>
-                <w:color w:val="000000"/>
-                <w:sz w:val="18"/>
-                <w:szCs w:val="18"/>
-              </w:rPr>
-              <w:t xml:space="preserve">Learners are introduced to histograms as the appropriate graphical tool for grouped continuous data. Using the grouped maize price frequency table, learners draw histograms on graph paper (frequency on the y-axis, class intervals on the x-axis) with equal class widths. The distinction between a histogram and a bar chart is emphasised. Learners also draw the histogram for the pedestrian crossing data (supporting phenomenon 4) and describe its shape (skewed).</w:t>
-            </w:r>
-          </w:p>
-          <w:p>
-            <w:pPr>
-              <w:spacing w:after="40" w:before="0"/>
-              <w:jc w:val="left"/>
-            </w:pPr>
-            <w:r>
-              <w:rPr>
-                <w:rFonts w:ascii="Arial" w:cs="Arial" w:eastAsia="Arial" w:hAnsi="Arial"/>
-                <w:b w:val="false"/>
-                <w:bCs w:val="false"/>
-                <w:i w:val="false"/>
-                <w:iCs w:val="false"/>
-                <w:color w:val="000000"/>
-                <w:sz w:val="18"/>
-                <w:szCs w:val="18"/>
-              </w:rPr>
-              <w:t xml:space="preserve"/>
-            </w:r>
-          </w:p>
-          <w:p>
-            <w:pPr>
-              <w:spacing w:after="40" w:before="0"/>
-              <w:jc w:val="left"/>
-            </w:pPr>
-            <w:r>
-              <w:rPr>
-                <w:rFonts w:ascii="Arial" w:cs="Arial" w:eastAsia="Arial" w:hAnsi="Arial"/>
-                <w:b w:val="false"/>
-                <w:bCs w:val="false"/>
-                <w:i w:val="false"/>
-                <w:iCs w:val="false"/>
-                <w:color w:val="000000"/>
-                <w:sz w:val="18"/>
-                <w:szCs w:val="18"/>
-              </w:rPr>
-              <w:t xml:space="preserve">Lesson 7 — "Histograms with Unequal Class Widths and Frequency Polygons"</w:t>
-            </w:r>
-          </w:p>
-          <w:p>
-            <w:pPr>
-              <w:spacing w:after="40" w:before="0"/>
-              <w:jc w:val="left"/>
-            </w:pPr>
-            <w:r>
-              <w:rPr>
-                <w:rFonts w:ascii="Arial" w:cs="Arial" w:eastAsia="Arial" w:hAnsi="Arial"/>
-                <w:b w:val="false"/>
-                <w:bCs w:val="false"/>
-                <w:i w:val="false"/>
-                <w:iCs w:val="false"/>
-                <w:color w:val="000000"/>
-                <w:sz w:val="18"/>
-                <w:szCs w:val="18"/>
-              </w:rPr>
-              <w:t xml:space="preserve">Learners encounter grouped data where class widths are not equal (e.g., matatu journey time data from supporting phenomenon 2 may have a combined "over 60 minutes" class). Frequency density (frequency ÷ class width) is introduced as the correct y-axis measure for unequal-width histograms. Learners then overlay a frequency polygon on their histogram by joining the midpoints of each bar. The shape of the distribution (symmetric, skewed, bimodal) is read and interpreted. DQB is updated.</w:t>
-            </w:r>
-          </w:p>
-          <w:p>
-            <w:pPr>
-              <w:spacing w:after="40" w:before="0"/>
-              <w:jc w:val="left"/>
-            </w:pPr>
-            <w:r>
-              <w:rPr>
-                <w:rFonts w:ascii="Arial" w:cs="Arial" w:eastAsia="Arial" w:hAnsi="Arial"/>
-                <w:b w:val="false"/>
-                <w:bCs w:val="false"/>
-                <w:i w:val="false"/>
-                <w:iCs w:val="false"/>
-                <w:color w:val="000000"/>
-                <w:sz w:val="18"/>
-                <w:szCs w:val="18"/>
-              </w:rPr>
-              <w:t xml:space="preserve"/>
-            </w:r>
-          </w:p>
-          <w:p>
-            <w:pPr>
-              <w:spacing w:after="40" w:before="0"/>
-              <w:jc w:val="left"/>
-            </w:pPr>
-            <w:r>
-              <w:rPr>
-                <w:rFonts w:ascii="Arial" w:cs="Arial" w:eastAsia="Arial" w:hAnsi="Arial"/>
-                <w:b w:val="false"/>
-                <w:bCs w:val="false"/>
-                <w:i w:val="false"/>
-                <w:iCs w:val="false"/>
-                <w:color w:val="000000"/>
-                <w:sz w:val="18"/>
-                <w:szCs w:val="18"/>
-              </w:rPr>
-              <w:t xml:space="preserve">Lesson 8 — "Reading the story in the graph: Interpreting Histograms and Frequency Polygons + Unit Project Presentations"</w:t>
-            </w:r>
-          </w:p>
-          <w:p>
-            <w:pPr>
-              <w:spacing w:after="40" w:before="0"/>
-              <w:jc w:val="left"/>
-            </w:pPr>
-            <w:r>
-              <w:rPr>
-                <w:rFonts w:ascii="Arial" w:cs="Arial" w:eastAsia="Arial" w:hAnsi="Arial"/>
-                <w:b w:val="false"/>
-                <w:bCs w:val="false"/>
-                <w:i w:val="false"/>
-                <w:iCs w:val="false"/>
-                <w:color w:val="000000"/>
-                <w:sz w:val="18"/>
-                <w:szCs w:val="18"/>
-              </w:rPr>
-              <w:t xml:space="preserve">Learners practise interpreting histograms and frequency polygons to extract information: estimating frequencies for given intervals, identifying the modal class, comparing two distributions drawn on the same axes. The lesson culminates in brief group presentations of the unit project — each group has collected real data from the school or community (canteen sales, school arrival times, water usage), organised it, computed statistics, drawn a histogram or frequency polygon, and used their findings to make a recommendation to a real audience (e.g., the school canteen manager or a local road-safety committee). The DQB is reviewed: Which questions have been fully answered? Which remain open for future study (e.g., Strand 3.2 Probability)?</w:t>
-            </w:r>
-          </w:p>
-        </w:tc>
-      </w:tr>
-      <w:tr>
-        <w:tc>
-          <w:tcPr>
-            <w:tcW w:type="dxa" w:w="3000"/>
-            <w:shd w:fill="EAD1F5" w:color="auto" w:val="clear"/>
-            <w:tcMar>
-              <w:top w:type="dxa" w:w="60"/>
-              <w:left w:type="dxa" w:w="120"/>
-              <w:bottom w:type="dxa" w:w="60"/>
-              <w:right w:type="dxa" w:w="120"/>
-            </w:tcMar>
-            <w:vAlign w:val="top"/>
-          </w:tcPr>
-          <w:p>
-            <w:pPr>
-              <w:spacing w:after="40" w:before="0"/>
-              <w:jc w:val="left"/>
-            </w:pPr>
-            <w:r>
-              <w:rPr>
-                <w:rFonts w:ascii="Arial" w:cs="Arial" w:eastAsia="Arial" w:hAnsi="Arial"/>
-                <w:b/>
-                <w:bCs/>
-                <w:i w:val="false"/>
-                <w:iCs w:val="false"/>
-                <w:color w:val="000000"/>
-                <w:sz w:val="18"/>
-                <w:szCs w:val="18"/>
-              </w:rPr>
-              <w:t xml:space="preserve">Supporting Phenomena</w:t>
-            </w:r>
-          </w:p>
-        </w:tc>
-        <w:tc>
-          <w:tcPr>
-            <w:tcW w:type="dxa" w:w="10680"/>
-            <w:shd w:fill="FFFFFF" w:color="auto" w:val="clear"/>
-            <w:tcMar>
-              <w:top w:type="dxa" w:w="60"/>
-              <w:left w:type="dxa" w:w="120"/>
-              <w:bottom w:type="dxa" w:w="60"/>
-              <w:right w:type="dxa" w:w="120"/>
-            </w:tcMar>
-            <w:vAlign w:val="top"/>
-          </w:tcPr>
-          <w:p>
-            <w:pPr>
-              <w:spacing w:after="30" w:before="0"/>
-              <w:ind w:left="360" w:hanging="180"/>
-              <w:jc w:val="left"/>
-            </w:pPr>
-            <w:r>
-              <w:rPr>
-                <w:rFonts w:ascii="Arial" w:cs="Arial" w:eastAsia="Arial" w:hAnsi="Arial"/>
-                <w:b w:val="false"/>
-                <w:bCs w:val="false"/>
-                <w:i w:val="false"/>
-                <w:iCs w:val="false"/>
-                <w:color w:val="000000"/>
-                <w:sz w:val="18"/>
-                <w:szCs w:val="18"/>
-              </w:rPr>
-              <w:t xml:space="preserve">–  SUPPORTING PHENOMENON 1 — "How long do Nairobi matatu journeys really take?" A learner records the journey time (in minutes) for 30 matatu trips from Westlands to CBD over two weeks. The times range from 12 minutes to 74 minutes. Why is there such a spread? Where does most of the data cluster? A frequency polygon of the journey times reveals a bimodal shape — peak hour vs. off-peak — introducing the idea that a single average can be misleading and that the shape of a distribution tells a richer story.</w:t>
-            </w:r>
-          </w:p>
-          <w:p>
-            <w:pPr>
-              <w:spacing w:after="30" w:before="0"/>
-              <w:ind w:left="360" w:hanging="180"/>
-              <w:jc w:val="left"/>
-            </w:pPr>
-            <w:r>
-              <w:rPr>
-                <w:rFonts w:ascii="Arial" w:cs="Arial" w:eastAsia="Arial" w:hAnsi="Arial"/>
-                <w:b w:val="false"/>
-                <w:bCs w:val="false"/>
-                <w:i w:val="false"/>
-                <w:iCs w:val="false"/>
-                <w:color w:val="000000"/>
-                <w:sz w:val="18"/>
-                <w:szCs w:val="18"/>
-              </w:rPr>
-              <w:t xml:space="preserve">–  SUPPORTING PHENOMENON 2 — "Rainfall in Kisumu: is it getting wetter?" The Kenya Meteorological Department records show monthly rainfall totals (mm) for Kisumu over the past five years (60 data points). Farmers near Lake Victoria say recent rains are "heavier than before," but a government official says "average rainfall is unchanged." A grouped frequency table and histogram of the data lets learners investigate both claims — connecting statistics to agriculture and climate, and illustrating the difference between the mean and the spread of a distribution.</w:t>
-            </w:r>
-          </w:p>
-          <w:p>
-            <w:pPr>
-              <w:spacing w:after="30" w:before="0"/>
-              <w:ind w:left="360" w:hanging="180"/>
-              <w:jc w:val="left"/>
-            </w:pPr>
-            <w:r>
-              <w:rPr>
-                <w:rFonts w:ascii="Arial" w:cs="Arial" w:eastAsia="Arial" w:hAnsi="Arial"/>
-                <w:b w:val="false"/>
-                <w:bCs w:val="false"/>
-                <w:i w:val="false"/>
-                <w:iCs w:val="false"/>
-                <w:color w:val="000000"/>
-                <w:sz w:val="18"/>
-                <w:szCs w:val="18"/>
-              </w:rPr>
-              <w:t xml:space="preserve">–  SUPPORTING PHENOMENON 3 — "Which class sells the most mandazi at the school canteen?" The canteen records daily mandazi sales per class over 20 school days. The data set has an obvious mode (the class that buys the most) but the mean is pulled upward by one or two very high-sales days. Learners discover that the mode is more useful here than the mean — motivating a nuanced understanding of when each measure of central tendency is appropriate.</w:t>
-            </w:r>
-          </w:p>
-          <w:p>
-            <w:pPr>
-              <w:spacing w:after="30" w:before="0"/>
-              <w:ind w:left="360" w:hanging="180"/>
-              <w:jc w:val="left"/>
-            </w:pPr>
-            <w:r>
-              <w:rPr>
-                <w:rFonts w:ascii="Arial" w:cs="Arial" w:eastAsia="Arial" w:hAnsi="Arial"/>
-                <w:b w:val="false"/>
-                <w:bCs w:val="false"/>
-                <w:i w:val="false"/>
-                <w:iCs w:val="false"/>
-                <w:color w:val="000000"/>
-                <w:sz w:val="18"/>
-                <w:szCs w:val="18"/>
-              </w:rPr>
-              <w:t xml:space="preserve">–  SUPPORTING PHENOMENON 4 — "Pedestrian crossings along Thika Superhighway." A community group counts the number of designated pedestrian crossing points per 1 km stretch along 25 different segments of Thika Superhighway. Most segments have very few crossings; a small number of segments (near shopping malls) have many. A histogram of this data produces a positively skewed distribution, and learners interpret what it means for road safety — directly connecting mathematics to a contemporary Kenyan public issue.</w:t>
-            </w:r>
-          </w:p>
-        </w:tc>
-      </w:tr>
-    </w:tbl>
-    <w:p>
-      <w:pPr>
-        <w:spacing w:after="120"/>
-      </w:pPr>
-      <w:r>
-        <w:t xml:space="preserve"/>
       </w:r>
     </w:p>
     <w:p>
@@ -3697,7 +3697,7 @@
             <w:pPr>
               <w:spacing w:after="20" w:before="0"/>
             </w:pPr>
-            <w:hyperlink w:history="1" r:id="rId-ea0qjmkrt_4c-i_ldepb">
+            <w:hyperlink w:history="1" r:id="rIdafqwclvp1r_7aosq3fmra">
               <w:r>
                 <w:rPr>
                   <w:rFonts w:ascii="Arial" w:cs="Arial" w:eastAsia="Arial" w:hAnsi="Arial"/>
@@ -3730,7 +3730,7 @@
               <w:spacing w:after="10" w:before="0"/>
               <w:ind w:left="120"/>
             </w:pPr>
-            <w:hyperlink w:history="1" r:id="rId1r1kd1lqkcyjz8h8m-_bs">
+            <w:hyperlink w:history="1" r:id="rIdpfbf_tau_dk052iegjbwq">
               <w:r>
                 <w:rPr>
                   <w:rFonts w:ascii="Arial" w:cs="Arial" w:eastAsia="Arial" w:hAnsi="Arial"/>
@@ -3775,7 +3775,7 @@
             <w:pPr>
               <w:spacing w:after="20" w:before="0"/>
             </w:pPr>
-            <w:hyperlink w:history="1" r:id="rIdwqttbsjrjruadswrti7z7">
+            <w:hyperlink w:history="1" r:id="rIdm1nkojwvj-7ig4d0hhcjz">
               <w:r>
                 <w:rPr>
                   <w:rFonts w:ascii="Arial" w:cs="Arial" w:eastAsia="Arial" w:hAnsi="Arial"/>
@@ -3808,7 +3808,7 @@
               <w:spacing w:after="10" w:before="0"/>
               <w:ind w:left="120"/>
             </w:pPr>
-            <w:hyperlink w:history="1" r:id="rId5yqyewq3jlj9hhu5kcntj">
+            <w:hyperlink w:history="1" r:id="rIdabqpj3xolgj5f77b1k0li">
               <w:r>
                 <w:rPr>
                   <w:rFonts w:ascii="Arial" w:cs="Arial" w:eastAsia="Arial" w:hAnsi="Arial"/>
@@ -4003,7 +4003,7 @@
             <w:pPr>
               <w:spacing w:after="20" w:before="0"/>
             </w:pPr>
-            <w:hyperlink w:history="1" r:id="rId5hpojkwi0jxywwft5hpwo">
+            <w:hyperlink w:history="1" r:id="rIdqq3q_5ghdrvxf7ejb3llg">
               <w:r>
                 <w:rPr>
                   <w:rFonts w:ascii="Arial" w:cs="Arial" w:eastAsia="Arial" w:hAnsi="Arial"/>
@@ -4036,7 +4036,7 @@
               <w:spacing w:after="10" w:before="0"/>
               <w:ind w:left="120"/>
             </w:pPr>
-            <w:hyperlink w:history="1" r:id="rIddlt4n6p93ioaldpeghpz6">
+            <w:hyperlink w:history="1" r:id="rIdv60fzlrqr_ivcziqld8pz">
               <w:r>
                 <w:rPr>
                   <w:rFonts w:ascii="Arial" w:cs="Arial" w:eastAsia="Arial" w:hAnsi="Arial"/>
@@ -4081,7 +4081,7 @@
             <w:pPr>
               <w:spacing w:after="20" w:before="0"/>
             </w:pPr>
-            <w:hyperlink w:history="1" r:id="rId276ngysvi8cwvsxjev4hv">
+            <w:hyperlink w:history="1" r:id="rIdut1cels9jqd0cxm5sgmep">
               <w:r>
                 <w:rPr>
                   <w:rFonts w:ascii="Arial" w:cs="Arial" w:eastAsia="Arial" w:hAnsi="Arial"/>
@@ -4114,7 +4114,7 @@
               <w:spacing w:after="10" w:before="0"/>
               <w:ind w:left="120"/>
             </w:pPr>
-            <w:hyperlink w:history="1" r:id="rIdcgwvsnjb_0um6baa7zk3a">
+            <w:hyperlink w:history="1" r:id="rIdj2bpnzvd1foz9g-klr_nz">
               <w:r>
                 <w:rPr>
                   <w:rFonts w:ascii="Arial" w:cs="Arial" w:eastAsia="Arial" w:hAnsi="Arial"/>
@@ -4309,7 +4309,7 @@
             <w:pPr>
               <w:spacing w:after="20" w:before="0"/>
             </w:pPr>
-            <w:hyperlink w:history="1" r:id="rIdt3vlti7d3dthlqyl0cbw1">
+            <w:hyperlink w:history="1" r:id="rIdted_i95pl9e54maln9agn">
               <w:r>
                 <w:rPr>
                   <w:rFonts w:ascii="Arial" w:cs="Arial" w:eastAsia="Arial" w:hAnsi="Arial"/>
@@ -4342,7 +4342,7 @@
               <w:spacing w:after="10" w:before="0"/>
               <w:ind w:left="120"/>
             </w:pPr>
-            <w:hyperlink w:history="1" r:id="rIdgtsatrmhzm6wjnhsheqda">
+            <w:hyperlink w:history="1" r:id="rIdcps1h1lpe2hvk0ml0acps">
               <w:r>
                 <w:rPr>
                   <w:rFonts w:ascii="Arial" w:cs="Arial" w:eastAsia="Arial" w:hAnsi="Arial"/>
@@ -4387,7 +4387,7 @@
             <w:pPr>
               <w:spacing w:after="20" w:before="0"/>
             </w:pPr>
-            <w:hyperlink w:history="1" r:id="rIdeiaoz2jo--i29c9y3lf8e">
+            <w:hyperlink w:history="1" r:id="rIdita_x_ahdrabjk1wwl1l8">
               <w:r>
                 <w:rPr>
                   <w:rFonts w:ascii="Arial" w:cs="Arial" w:eastAsia="Arial" w:hAnsi="Arial"/>
@@ -4420,7 +4420,7 @@
               <w:spacing w:after="10" w:before="0"/>
               <w:ind w:left="120"/>
             </w:pPr>
-            <w:hyperlink w:history="1" r:id="rId33trk6syatz2gm2o-hywy">
+            <w:hyperlink w:history="1" r:id="rId5mdrq4wr21promkl-3p4g">
               <w:r>
                 <w:rPr>
                   <w:rFonts w:ascii="Arial" w:cs="Arial" w:eastAsia="Arial" w:hAnsi="Arial"/>
@@ -4615,7 +4615,7 @@
             <w:pPr>
               <w:spacing w:after="20" w:before="0"/>
             </w:pPr>
-            <w:hyperlink w:history="1" r:id="rIdkspr0bvnaxf60sihku9nm">
+            <w:hyperlink w:history="1" r:id="rIdnedb_2lawesbse2m52psj">
               <w:r>
                 <w:rPr>
                   <w:rFonts w:ascii="Arial" w:cs="Arial" w:eastAsia="Arial" w:hAnsi="Arial"/>
@@ -4648,7 +4648,7 @@
               <w:spacing w:after="10" w:before="0"/>
               <w:ind w:left="120"/>
             </w:pPr>
-            <w:hyperlink w:history="1" r:id="rIdnxyceoc_60rjm1ekvl3jj">
+            <w:hyperlink w:history="1" r:id="rId1jpxtkogedrbawvkmjlz5">
               <w:r>
                 <w:rPr>
                   <w:rFonts w:ascii="Arial" w:cs="Arial" w:eastAsia="Arial" w:hAnsi="Arial"/>
@@ -4693,7 +4693,7 @@
             <w:pPr>
               <w:spacing w:after="20" w:before="0"/>
             </w:pPr>
-            <w:hyperlink w:history="1" r:id="rIdioqmtjjwbgj11a-gxlkde">
+            <w:hyperlink w:history="1" r:id="rIdpjnvzd1aeakaaadi_emov">
               <w:r>
                 <w:rPr>
                   <w:rFonts w:ascii="Arial" w:cs="Arial" w:eastAsia="Arial" w:hAnsi="Arial"/>
@@ -4726,7 +4726,7 @@
               <w:spacing w:after="10" w:before="0"/>
               <w:ind w:left="120"/>
             </w:pPr>
-            <w:hyperlink w:history="1" r:id="rIdp6jxg4pttpgj2jaishszc">
+            <w:hyperlink w:history="1" r:id="rIdzh6xxarokeggpthlsnvmt">
               <w:r>
                 <w:rPr>
                   <w:rFonts w:ascii="Arial" w:cs="Arial" w:eastAsia="Arial" w:hAnsi="Arial"/>
@@ -4921,7 +4921,7 @@
             <w:pPr>
               <w:spacing w:after="20" w:before="0"/>
             </w:pPr>
-            <w:hyperlink w:history="1" r:id="rIdm9myup2idyvjwb985nvec">
+            <w:hyperlink w:history="1" r:id="rId0vjytfje8zhsloswcjyla">
               <w:r>
                 <w:rPr>
                   <w:rFonts w:ascii="Arial" w:cs="Arial" w:eastAsia="Arial" w:hAnsi="Arial"/>
@@ -4954,7 +4954,7 @@
               <w:spacing w:after="10" w:before="0"/>
               <w:ind w:left="120"/>
             </w:pPr>
-            <w:hyperlink w:history="1" r:id="rIdcnmbqbzqzqo-s1vlkijhn">
+            <w:hyperlink w:history="1" r:id="rIddt8ntrlqvg-r7z_ragax7">
               <w:r>
                 <w:rPr>
                   <w:rFonts w:ascii="Arial" w:cs="Arial" w:eastAsia="Arial" w:hAnsi="Arial"/>
@@ -4999,7 +4999,7 @@
             <w:pPr>
               <w:spacing w:after="20" w:before="0"/>
             </w:pPr>
-            <w:hyperlink w:history="1" r:id="rIdof6c8f2fea8fi-ew8acld">
+            <w:hyperlink w:history="1" r:id="rIdayx2yxixg7r8sdyoovolz">
               <w:r>
                 <w:rPr>
                   <w:rFonts w:ascii="Arial" w:cs="Arial" w:eastAsia="Arial" w:hAnsi="Arial"/>
@@ -5032,7 +5032,7 @@
               <w:spacing w:after="10" w:before="0"/>
               <w:ind w:left="120"/>
             </w:pPr>
-            <w:hyperlink w:history="1" r:id="rIdct-9qy0i71rpl65pqbitm">
+            <w:hyperlink w:history="1" r:id="rId8gaos7pybco5l1f4vk0oj">
               <w:r>
                 <w:rPr>
                   <w:rFonts w:ascii="Arial" w:cs="Arial" w:eastAsia="Arial" w:hAnsi="Arial"/>
@@ -5658,7 +5658,7 @@
         </w:rPr>
         <w:t xml:space="preserve">© 2026 SeaVuria and ARES. Aligned with KICD objectives. Developed by SeaVuria; technical implementation by ARES (with AI assistance from Claude). Licensed under </w:t>
       </w:r>
-      <w:hyperlink w:history="1" r:id="rIduz9wq0f3wxsus91mi45yp">
+      <w:hyperlink w:history="1" r:id="rIdckw2ofugs94xhf3mwwgqy">
         <w:r>
           <w:rPr>
             <w:rFonts w:ascii="Arial" w:cs="Arial" w:eastAsia="Arial" w:hAnsi="Arial"/>
@@ -5679,7 +5679,7 @@
         </w:rPr>
         <w:t xml:space="preserve"> (</w:t>
       </w:r>
-      <w:hyperlink w:history="1" r:id="rIdlobopdtfx8l7omxqmkf_2">
+      <w:hyperlink w:history="1" r:id="rId0vddfxvohw7icvfnkfkgs">
         <w:r>
           <w:rPr>
             <w:rFonts w:ascii="Arial" w:cs="Arial" w:eastAsia="Arial" w:hAnsi="Arial"/>
@@ -6692,7 +6692,7 @@
             <w:pPr>
               <w:spacing w:after="20" w:before="0"/>
             </w:pPr>
-            <w:hyperlink w:history="1" r:id="rIducdqg-vkabd2zgdsjl1mf">
+            <w:hyperlink w:history="1" r:id="rIdvfoemnverqflqzmk2wikf">
               <w:r>
                 <w:rPr>
                   <w:rFonts w:ascii="Arial" w:cs="Arial" w:eastAsia="Arial" w:hAnsi="Arial"/>
@@ -6725,7 +6725,7 @@
               <w:spacing w:after="10" w:before="0"/>
               <w:ind w:left="120"/>
             </w:pPr>
-            <w:hyperlink w:history="1" r:id="rIdkstdmg-sdxopzc9f08vix">
+            <w:hyperlink w:history="1" r:id="rIdoadjebqgx_hzcrhenwvh7">
               <w:r>
                 <w:rPr>
                   <w:rFonts w:ascii="Arial" w:cs="Arial" w:eastAsia="Arial" w:hAnsi="Arial"/>
@@ -6770,7 +6770,7 @@
             <w:pPr>
               <w:spacing w:after="20" w:before="0"/>
             </w:pPr>
-            <w:hyperlink w:history="1" r:id="rIdspbmtt_qvnpuawwegrmod">
+            <w:hyperlink w:history="1" r:id="rIdjwxddtx9u2idkjmvrfjvf">
               <w:r>
                 <w:rPr>
                   <w:rFonts w:ascii="Arial" w:cs="Arial" w:eastAsia="Arial" w:hAnsi="Arial"/>
@@ -6803,7 +6803,7 @@
               <w:spacing w:after="10" w:before="0"/>
               <w:ind w:left="120"/>
             </w:pPr>
-            <w:hyperlink w:history="1" r:id="rIdlwa_a2r5t3suoddeslqak">
+            <w:hyperlink w:history="1" r:id="rIdrbbqsifn6zab7biulbh1d">
               <w:r>
                 <w:rPr>
                   <w:rFonts w:ascii="Arial" w:cs="Arial" w:eastAsia="Arial" w:hAnsi="Arial"/>
@@ -6998,7 +6998,7 @@
             <w:pPr>
               <w:spacing w:after="20" w:before="0"/>
             </w:pPr>
-            <w:hyperlink w:history="1" r:id="rIda3_dn64xpb19qtvbom0qe">
+            <w:hyperlink w:history="1" r:id="rId4wsb6cu0dtnubn3uyoqjo">
               <w:r>
                 <w:rPr>
                   <w:rFonts w:ascii="Arial" w:cs="Arial" w:eastAsia="Arial" w:hAnsi="Arial"/>
@@ -7031,7 +7031,7 @@
               <w:spacing w:after="10" w:before="0"/>
               <w:ind w:left="120"/>
             </w:pPr>
-            <w:hyperlink w:history="1" r:id="rIdy5nkro29tjl87hkg3tpm-">
+            <w:hyperlink w:history="1" r:id="rIdzo5ytga0vjbfcpgsqagra">
               <w:r>
                 <w:rPr>
                   <w:rFonts w:ascii="Arial" w:cs="Arial" w:eastAsia="Arial" w:hAnsi="Arial"/>
@@ -7076,7 +7076,7 @@
             <w:pPr>
               <w:spacing w:after="20" w:before="0"/>
             </w:pPr>
-            <w:hyperlink w:history="1" r:id="rIdojb0lmz93xohbfjifc5se">
+            <w:hyperlink w:history="1" r:id="rIdpgkziafbxjmfdjjxtv10g">
               <w:r>
                 <w:rPr>
                   <w:rFonts w:ascii="Arial" w:cs="Arial" w:eastAsia="Arial" w:hAnsi="Arial"/>
@@ -7109,7 +7109,7 @@
               <w:spacing w:after="10" w:before="0"/>
               <w:ind w:left="120"/>
             </w:pPr>
-            <w:hyperlink w:history="1" r:id="rId7swxxzqd_t7ls71mfavpr">
+            <w:hyperlink w:history="1" r:id="rId09uvjygdyfu8mcclqmsfr">
               <w:r>
                 <w:rPr>
                   <w:rFonts w:ascii="Arial" w:cs="Arial" w:eastAsia="Arial" w:hAnsi="Arial"/>
@@ -7304,7 +7304,7 @@
             <w:pPr>
               <w:spacing w:after="20" w:before="0"/>
             </w:pPr>
-            <w:hyperlink w:history="1" r:id="rIdvlgkg6mkyccu0zabbmw_p">
+            <w:hyperlink w:history="1" r:id="rIdgg5vk8skhrw8g1xu1eiag">
               <w:r>
                 <w:rPr>
                   <w:rFonts w:ascii="Arial" w:cs="Arial" w:eastAsia="Arial" w:hAnsi="Arial"/>
@@ -7337,7 +7337,7 @@
               <w:spacing w:after="10" w:before="0"/>
               <w:ind w:left="120"/>
             </w:pPr>
-            <w:hyperlink w:history="1" r:id="rId7b9hmqqw0oqn4lt7vt8at">
+            <w:hyperlink w:history="1" r:id="rId2vsvo2stu7euedug6_9nk">
               <w:r>
                 <w:rPr>
                   <w:rFonts w:ascii="Arial" w:cs="Arial" w:eastAsia="Arial" w:hAnsi="Arial"/>
@@ -7382,7 +7382,7 @@
             <w:pPr>
               <w:spacing w:after="20" w:before="0"/>
             </w:pPr>
-            <w:hyperlink w:history="1" r:id="rIdehxkcpka9zksvk2n-fsdo">
+            <w:hyperlink w:history="1" r:id="rIdkz58wbsyjj73m-qnzgwql">
               <w:r>
                 <w:rPr>
                   <w:rFonts w:ascii="Arial" w:cs="Arial" w:eastAsia="Arial" w:hAnsi="Arial"/>
@@ -7415,7 +7415,7 @@
               <w:spacing w:after="10" w:before="0"/>
               <w:ind w:left="120"/>
             </w:pPr>
-            <w:hyperlink w:history="1" r:id="rId4f3nkiiq_kjae4pfdxtpj">
+            <w:hyperlink w:history="1" r:id="rIdpxk8lmc_vra9wio9ig5xh">
               <w:r>
                 <w:rPr>
                   <w:rFonts w:ascii="Arial" w:cs="Arial" w:eastAsia="Arial" w:hAnsi="Arial"/>
@@ -7610,7 +7610,7 @@
             <w:pPr>
               <w:spacing w:after="20" w:before="0"/>
             </w:pPr>
-            <w:hyperlink w:history="1" r:id="rIdj8fzkga9kzjtitsyj2i4x">
+            <w:hyperlink w:history="1" r:id="rIdkzgrfxznsfckcb-nbiswo">
               <w:r>
                 <w:rPr>
                   <w:rFonts w:ascii="Arial" w:cs="Arial" w:eastAsia="Arial" w:hAnsi="Arial"/>
@@ -7643,7 +7643,7 @@
               <w:spacing w:after="10" w:before="0"/>
               <w:ind w:left="120"/>
             </w:pPr>
-            <w:hyperlink w:history="1" r:id="rIdwo5kvhsx2k-bioyize6x8">
+            <w:hyperlink w:history="1" r:id="rIddcboaak0dazf2ht5vl6ey">
               <w:r>
                 <w:rPr>
                   <w:rFonts w:ascii="Arial" w:cs="Arial" w:eastAsia="Arial" w:hAnsi="Arial"/>
@@ -7688,7 +7688,7 @@
             <w:pPr>
               <w:spacing w:after="20" w:before="0"/>
             </w:pPr>
-            <w:hyperlink w:history="1" r:id="rIdsptjm_pzpkddn9patun33">
+            <w:hyperlink w:history="1" r:id="rIdosdep76kw1pdbhe9cp9yd">
               <w:r>
                 <w:rPr>
                   <w:rFonts w:ascii="Arial" w:cs="Arial" w:eastAsia="Arial" w:hAnsi="Arial"/>
@@ -7721,7 +7721,7 @@
               <w:spacing w:after="10" w:before="0"/>
               <w:ind w:left="120"/>
             </w:pPr>
-            <w:hyperlink w:history="1" r:id="rIde7en0e8qm4lgsynek38bg">
+            <w:hyperlink w:history="1" r:id="rIdlbeiarhn_7ot5ml61gst4">
               <w:r>
                 <w:rPr>
                   <w:rFonts w:ascii="Arial" w:cs="Arial" w:eastAsia="Arial" w:hAnsi="Arial"/>
@@ -7916,7 +7916,7 @@
             <w:pPr>
               <w:spacing w:after="20" w:before="0"/>
             </w:pPr>
-            <w:hyperlink w:history="1" r:id="rIdzcapmsdqpjr18cbtdps4k">
+            <w:hyperlink w:history="1" r:id="rIddggg3qtbf9acwtuizq_nn">
               <w:r>
                 <w:rPr>
                   <w:rFonts w:ascii="Arial" w:cs="Arial" w:eastAsia="Arial" w:hAnsi="Arial"/>
@@ -7949,7 +7949,7 @@
               <w:spacing w:after="10" w:before="0"/>
               <w:ind w:left="120"/>
             </w:pPr>
-            <w:hyperlink w:history="1" r:id="rIdc_ms1fvbhpfuwrajql3tm">
+            <w:hyperlink w:history="1" r:id="rIdk8rbc0dhed5ayedqfxlff">
               <w:r>
                 <w:rPr>
                   <w:rFonts w:ascii="Arial" w:cs="Arial" w:eastAsia="Arial" w:hAnsi="Arial"/>
@@ -7994,7 +7994,7 @@
             <w:pPr>
               <w:spacing w:after="20" w:before="0"/>
             </w:pPr>
-            <w:hyperlink w:history="1" r:id="rIds1gx6jhx38itkazeuhhyq">
+            <w:hyperlink w:history="1" r:id="rIdj8xapfan_spazi9vxvspz">
               <w:r>
                 <w:rPr>
                   <w:rFonts w:ascii="Arial" w:cs="Arial" w:eastAsia="Arial" w:hAnsi="Arial"/>
@@ -8027,7 +8027,7 @@
               <w:spacing w:after="10" w:before="0"/>
               <w:ind w:left="120"/>
             </w:pPr>
-            <w:hyperlink w:history="1" r:id="rIdiuavczkfz7l_zfct5p7n-">
+            <w:hyperlink w:history="1" r:id="rIdmzrugvdgnxrv_b1nafi0b">
               <w:r>
                 <w:rPr>
                   <w:rFonts w:ascii="Arial" w:cs="Arial" w:eastAsia="Arial" w:hAnsi="Arial"/>
@@ -8539,7 +8539,7 @@
         </w:rPr>
         <w:t xml:space="preserve">© 2026 SeaVuria and ARES. Aligned with KICD objectives. Developed by SeaVuria; technical implementation by ARES (with AI assistance from Claude). Licensed under </w:t>
       </w:r>
-      <w:hyperlink w:history="1" r:id="rIdeg_qowgzizrwymmdfzrvp">
+      <w:hyperlink w:history="1" r:id="rIdz5obgp53xsei7vbwxgok5">
         <w:r>
           <w:rPr>
             <w:rFonts w:ascii="Arial" w:cs="Arial" w:eastAsia="Arial" w:hAnsi="Arial"/>
@@ -8560,7 +8560,7 @@
         </w:rPr>
         <w:t xml:space="preserve"> (</w:t>
       </w:r>
-      <w:hyperlink w:history="1" r:id="rIdjkggrdi57eqappfktkw9r">
+      <w:hyperlink w:history="1" r:id="rIdtljl7rtfzbt_acdjesaji">
         <w:r>
           <w:rPr>
             <w:rFonts w:ascii="Arial" w:cs="Arial" w:eastAsia="Arial" w:hAnsi="Arial"/>
@@ -9573,7 +9573,7 @@
             <w:pPr>
               <w:spacing w:after="20" w:before="0"/>
             </w:pPr>
-            <w:hyperlink w:history="1" r:id="rIdig_pdmekm3gol_j1q72oa">
+            <w:hyperlink w:history="1" r:id="rIdgsnhyfglu3izs4cpuopbl">
               <w:r>
                 <w:rPr>
                   <w:rFonts w:ascii="Arial" w:cs="Arial" w:eastAsia="Arial" w:hAnsi="Arial"/>
@@ -9606,7 +9606,7 @@
               <w:spacing w:after="10" w:before="0"/>
               <w:ind w:left="120"/>
             </w:pPr>
-            <w:hyperlink w:history="1" r:id="rIderwe_kjidckypjvbuv1j6">
+            <w:hyperlink w:history="1" r:id="rIdwprwl2fj5efi9nzklzhwf">
               <w:r>
                 <w:rPr>
                   <w:rFonts w:ascii="Arial" w:cs="Arial" w:eastAsia="Arial" w:hAnsi="Arial"/>
@@ -9651,7 +9651,7 @@
             <w:pPr>
               <w:spacing w:after="20" w:before="0"/>
             </w:pPr>
-            <w:hyperlink w:history="1" r:id="rId5fkqyt59nxfkvd166isln">
+            <w:hyperlink w:history="1" r:id="rIdxyaleuinjqtdgsnfdioyx">
               <w:r>
                 <w:rPr>
                   <w:rFonts w:ascii="Arial" w:cs="Arial" w:eastAsia="Arial" w:hAnsi="Arial"/>
@@ -9684,7 +9684,7 @@
               <w:spacing w:after="10" w:before="0"/>
               <w:ind w:left="120"/>
             </w:pPr>
-            <w:hyperlink w:history="1" r:id="rIdj75jl4nawmn2ipbinw4y0">
+            <w:hyperlink w:history="1" r:id="rIdtzzo9taqpsxpq9vrfh8m3">
               <w:r>
                 <w:rPr>
                   <w:rFonts w:ascii="Arial" w:cs="Arial" w:eastAsia="Arial" w:hAnsi="Arial"/>
@@ -9879,7 +9879,7 @@
             <w:pPr>
               <w:spacing w:after="20" w:before="0"/>
             </w:pPr>
-            <w:hyperlink w:history="1" r:id="rIdq7lwholmnckvug5hs7o6v">
+            <w:hyperlink w:history="1" r:id="rIdx9ndipjwmnx62zcis-cyt">
               <w:r>
                 <w:rPr>
                   <w:rFonts w:ascii="Arial" w:cs="Arial" w:eastAsia="Arial" w:hAnsi="Arial"/>
@@ -9912,7 +9912,7 @@
               <w:spacing w:after="10" w:before="0"/>
               <w:ind w:left="120"/>
             </w:pPr>
-            <w:hyperlink w:history="1" r:id="rIdix7zviq4pczgtp9t-vzyl">
+            <w:hyperlink w:history="1" r:id="rIdktizwpot6-y8ci0-pm4ed">
               <w:r>
                 <w:rPr>
                   <w:rFonts w:ascii="Arial" w:cs="Arial" w:eastAsia="Arial" w:hAnsi="Arial"/>
@@ -9957,7 +9957,7 @@
             <w:pPr>
               <w:spacing w:after="20" w:before="0"/>
             </w:pPr>
-            <w:hyperlink w:history="1" r:id="rIdp3x--ju8mzjee4f1f6vkb">
+            <w:hyperlink w:history="1" r:id="rIdyq9xrfze2axquzvmqgenz">
               <w:r>
                 <w:rPr>
                   <w:rFonts w:ascii="Arial" w:cs="Arial" w:eastAsia="Arial" w:hAnsi="Arial"/>
@@ -9990,7 +9990,7 @@
               <w:spacing w:after="10" w:before="0"/>
               <w:ind w:left="120"/>
             </w:pPr>
-            <w:hyperlink w:history="1" r:id="rIdqruui12caf8ssup_q3wbu">
+            <w:hyperlink w:history="1" r:id="rIdt9yokacf2ro9ruj9rz_sd">
               <w:r>
                 <w:rPr>
                   <w:rFonts w:ascii="Arial" w:cs="Arial" w:eastAsia="Arial" w:hAnsi="Arial"/>
@@ -10185,7 +10185,7 @@
             <w:pPr>
               <w:spacing w:after="20" w:before="0"/>
             </w:pPr>
-            <w:hyperlink w:history="1" r:id="rIdrvueabqe0y05ixq2z6uro">
+            <w:hyperlink w:history="1" r:id="rIdsdwcargo5p57xi3ajek2k">
               <w:r>
                 <w:rPr>
                   <w:rFonts w:ascii="Arial" w:cs="Arial" w:eastAsia="Arial" w:hAnsi="Arial"/>
@@ -10218,7 +10218,7 @@
               <w:spacing w:after="10" w:before="0"/>
               <w:ind w:left="120"/>
             </w:pPr>
-            <w:hyperlink w:history="1" r:id="rIdpjojmbawh7-earceoiaox">
+            <w:hyperlink w:history="1" r:id="rIdkg7sg3jbkygoodaz8c9r8">
               <w:r>
                 <w:rPr>
                   <w:rFonts w:ascii="Arial" w:cs="Arial" w:eastAsia="Arial" w:hAnsi="Arial"/>
@@ -10263,7 +10263,7 @@
             <w:pPr>
               <w:spacing w:after="20" w:before="0"/>
             </w:pPr>
-            <w:hyperlink w:history="1" r:id="rIdhebn2s8dctrcibhkqtpmo">
+            <w:hyperlink w:history="1" r:id="rIdw_rnoio3rgqhplqjpf4fv">
               <w:r>
                 <w:rPr>
                   <w:rFonts w:ascii="Arial" w:cs="Arial" w:eastAsia="Arial" w:hAnsi="Arial"/>
@@ -10296,7 +10296,7 @@
               <w:spacing w:after="10" w:before="0"/>
               <w:ind w:left="120"/>
             </w:pPr>
-            <w:hyperlink w:history="1" r:id="rIdhzvlsgjwnnuk7wml4nw3w">
+            <w:hyperlink w:history="1" r:id="rIdetvxivmlvbt0qfrzdmdnn">
               <w:r>
                 <w:rPr>
                   <w:rFonts w:ascii="Arial" w:cs="Arial" w:eastAsia="Arial" w:hAnsi="Arial"/>
@@ -10491,7 +10491,7 @@
             <w:pPr>
               <w:spacing w:after="20" w:before="0"/>
             </w:pPr>
-            <w:hyperlink w:history="1" r:id="rIdhilrxvncnmog-lizi-kus">
+            <w:hyperlink w:history="1" r:id="rIdoatvekwfthibn8-x9ylx3">
               <w:r>
                 <w:rPr>
                   <w:rFonts w:ascii="Arial" w:cs="Arial" w:eastAsia="Arial" w:hAnsi="Arial"/>
@@ -10524,7 +10524,7 @@
               <w:spacing w:after="10" w:before="0"/>
               <w:ind w:left="120"/>
             </w:pPr>
-            <w:hyperlink w:history="1" r:id="rIdcadjodmd4sbpmvpsddo4_">
+            <w:hyperlink w:history="1" r:id="rIda-q8anpm8eqqra3cu78ap">
               <w:r>
                 <w:rPr>
                   <w:rFonts w:ascii="Arial" w:cs="Arial" w:eastAsia="Arial" w:hAnsi="Arial"/>
@@ -10569,7 +10569,7 @@
             <w:pPr>
               <w:spacing w:after="20" w:before="0"/>
             </w:pPr>
-            <w:hyperlink w:history="1" r:id="rId9qe9hjwhwln095oayk6ti">
+            <w:hyperlink w:history="1" r:id="rIdcrz6zrvm5oym4-mtz2yh3">
               <w:r>
                 <w:rPr>
                   <w:rFonts w:ascii="Arial" w:cs="Arial" w:eastAsia="Arial" w:hAnsi="Arial"/>
@@ -10602,7 +10602,7 @@
               <w:spacing w:after="10" w:before="0"/>
               <w:ind w:left="120"/>
             </w:pPr>
-            <w:hyperlink w:history="1" r:id="rIdlznvlnxlrdfhzsmipt58k">
+            <w:hyperlink w:history="1" r:id="rIdn1bj5tjk9hy-d4s5szaek">
               <w:r>
                 <w:rPr>
                   <w:rFonts w:ascii="Arial" w:cs="Arial" w:eastAsia="Arial" w:hAnsi="Arial"/>
@@ -10797,7 +10797,7 @@
             <w:pPr>
               <w:spacing w:after="20" w:before="0"/>
             </w:pPr>
-            <w:hyperlink w:history="1" r:id="rId0p-y4lhu4xrjz80bybn0o">
+            <w:hyperlink w:history="1" r:id="rIdtok5bmnd3byuelqalsvlo">
               <w:r>
                 <w:rPr>
                   <w:rFonts w:ascii="Arial" w:cs="Arial" w:eastAsia="Arial" w:hAnsi="Arial"/>
@@ -10830,7 +10830,7 @@
               <w:spacing w:after="10" w:before="0"/>
               <w:ind w:left="120"/>
             </w:pPr>
-            <w:hyperlink w:history="1" r:id="rIdaxrtqmhqp7escc_o7xs9r">
+            <w:hyperlink w:history="1" r:id="rIdb3792vubclghdewfxd0kp">
               <w:r>
                 <w:rPr>
                   <w:rFonts w:ascii="Arial" w:cs="Arial" w:eastAsia="Arial" w:hAnsi="Arial"/>
@@ -10875,7 +10875,7 @@
             <w:pPr>
               <w:spacing w:after="20" w:before="0"/>
             </w:pPr>
-            <w:hyperlink w:history="1" r:id="rIdmkolmmgnh7qlpmtg9huea">
+            <w:hyperlink w:history="1" r:id="rIdzck5a8svpywjv2yb_k33_">
               <w:r>
                 <w:rPr>
                   <w:rFonts w:ascii="Arial" w:cs="Arial" w:eastAsia="Arial" w:hAnsi="Arial"/>
@@ -10908,7 +10908,7 @@
               <w:spacing w:after="10" w:before="0"/>
               <w:ind w:left="120"/>
             </w:pPr>
-            <w:hyperlink w:history="1" r:id="rId7vmtea0woljzxaddr7ofd">
+            <w:hyperlink w:history="1" r:id="rIdtokj5mflqu7yjjri5ko7x">
               <w:r>
                 <w:rPr>
                   <w:rFonts w:ascii="Arial" w:cs="Arial" w:eastAsia="Arial" w:hAnsi="Arial"/>
@@ -11610,7 +11610,7 @@
         </w:rPr>
         <w:t xml:space="preserve">© 2026 SeaVuria and ARES. Aligned with KICD objectives. Developed by SeaVuria; technical implementation by ARES (with AI assistance from Claude). Licensed under </w:t>
       </w:r>
-      <w:hyperlink w:history="1" r:id="rId1se6dghsuch9wbfyffzu2">
+      <w:hyperlink w:history="1" r:id="rId9wzjcrl7dv-kj6zilmuyc">
         <w:r>
           <w:rPr>
             <w:rFonts w:ascii="Arial" w:cs="Arial" w:eastAsia="Arial" w:hAnsi="Arial"/>
@@ -11631,7 +11631,7 @@
         </w:rPr>
         <w:t xml:space="preserve"> (</w:t>
       </w:r>
-      <w:hyperlink w:history="1" r:id="rIdd7vwjuzsxde_l66c1yxyz">
+      <w:hyperlink w:history="1" r:id="rIdzpgj3rsj672y3bsigubto">
         <w:r>
           <w:rPr>
             <w:rFonts w:ascii="Arial" w:cs="Arial" w:eastAsia="Arial" w:hAnsi="Arial"/>
@@ -12644,7 +12644,7 @@
             <w:pPr>
               <w:spacing w:after="20" w:before="0"/>
             </w:pPr>
-            <w:hyperlink w:history="1" r:id="rIdwcosvvlx9lwnv5ms8gi_f">
+            <w:hyperlink w:history="1" r:id="rIdthxpjqzhsxydykekxhesz">
               <w:r>
                 <w:rPr>
                   <w:rFonts w:ascii="Arial" w:cs="Arial" w:eastAsia="Arial" w:hAnsi="Arial"/>
@@ -12677,7 +12677,7 @@
               <w:spacing w:after="10" w:before="0"/>
               <w:ind w:left="120"/>
             </w:pPr>
-            <w:hyperlink w:history="1" r:id="rIdull6civfqcmd3zdhlff72">
+            <w:hyperlink w:history="1" r:id="rIdeyoengac2dzyhknvxo-om">
               <w:r>
                 <w:rPr>
                   <w:rFonts w:ascii="Arial" w:cs="Arial" w:eastAsia="Arial" w:hAnsi="Arial"/>
@@ -12722,7 +12722,7 @@
             <w:pPr>
               <w:spacing w:after="20" w:before="0"/>
             </w:pPr>
-            <w:hyperlink w:history="1" r:id="rId9nqa-wwqwq48lkh-lputg">
+            <w:hyperlink w:history="1" r:id="rIdrhmtv4byaaj3em74xzr6p">
               <w:r>
                 <w:rPr>
                   <w:rFonts w:ascii="Arial" w:cs="Arial" w:eastAsia="Arial" w:hAnsi="Arial"/>
@@ -12755,7 +12755,7 @@
               <w:spacing w:after="10" w:before="0"/>
               <w:ind w:left="120"/>
             </w:pPr>
-            <w:hyperlink w:history="1" r:id="rIdrxmsiet7uwxb43nv5otbn">
+            <w:hyperlink w:history="1" r:id="rIdmkmsndryukcexyouj59rf">
               <w:r>
                 <w:rPr>
                   <w:rFonts w:ascii="Arial" w:cs="Arial" w:eastAsia="Arial" w:hAnsi="Arial"/>
@@ -12950,7 +12950,7 @@
             <w:pPr>
               <w:spacing w:after="20" w:before="0"/>
             </w:pPr>
-            <w:hyperlink w:history="1" r:id="rIdks8vh_lx6pznb91fuwgjr">
+            <w:hyperlink w:history="1" r:id="rIdaj64tbyglkfdf9pqgi2l2">
               <w:r>
                 <w:rPr>
                   <w:rFonts w:ascii="Arial" w:cs="Arial" w:eastAsia="Arial" w:hAnsi="Arial"/>
@@ -12983,7 +12983,7 @@
               <w:spacing w:after="10" w:before="0"/>
               <w:ind w:left="120"/>
             </w:pPr>
-            <w:hyperlink w:history="1" r:id="rIdl0ujlx9lfgge0yxduphug">
+            <w:hyperlink w:history="1" r:id="rIdfq6ybkb17lka8vh_uujst">
               <w:r>
                 <w:rPr>
                   <w:rFonts w:ascii="Arial" w:cs="Arial" w:eastAsia="Arial" w:hAnsi="Arial"/>
@@ -13028,7 +13028,7 @@
             <w:pPr>
               <w:spacing w:after="20" w:before="0"/>
             </w:pPr>
-            <w:hyperlink w:history="1" r:id="rIdqr2rxe7n8zwlmox_it8fn">
+            <w:hyperlink w:history="1" r:id="rIdqpiqwyc_rdalkfgh4y1yn">
               <w:r>
                 <w:rPr>
                   <w:rFonts w:ascii="Arial" w:cs="Arial" w:eastAsia="Arial" w:hAnsi="Arial"/>
@@ -13061,7 +13061,7 @@
               <w:spacing w:after="10" w:before="0"/>
               <w:ind w:left="120"/>
             </w:pPr>
-            <w:hyperlink w:history="1" r:id="rIdaqlw2ys20ktjh_c-wxtmi">
+            <w:hyperlink w:history="1" r:id="rIdhaaovqdcjbhoqyn4ll8na">
               <w:r>
                 <w:rPr>
                   <w:rFonts w:ascii="Arial" w:cs="Arial" w:eastAsia="Arial" w:hAnsi="Arial"/>
@@ -13256,7 +13256,7 @@
             <w:pPr>
               <w:spacing w:after="20" w:before="0"/>
             </w:pPr>
-            <w:hyperlink w:history="1" r:id="rIdpuo3ozo95ivzbjrvzsdra">
+            <w:hyperlink w:history="1" r:id="rId8flob_z0avfmuxbssjddy">
               <w:r>
                 <w:rPr>
                   <w:rFonts w:ascii="Arial" w:cs="Arial" w:eastAsia="Arial" w:hAnsi="Arial"/>
@@ -13289,7 +13289,7 @@
               <w:spacing w:after="10" w:before="0"/>
               <w:ind w:left="120"/>
             </w:pPr>
-            <w:hyperlink w:history="1" r:id="rIdjdv_kr9aunzpvoezaqd-7">
+            <w:hyperlink w:history="1" r:id="rIde49sabokxvyjfax4dhtrh">
               <w:r>
                 <w:rPr>
                   <w:rFonts w:ascii="Arial" w:cs="Arial" w:eastAsia="Arial" w:hAnsi="Arial"/>
@@ -13334,7 +13334,7 @@
             <w:pPr>
               <w:spacing w:after="20" w:before="0"/>
             </w:pPr>
-            <w:hyperlink w:history="1" r:id="rId5gcqwedczacy4czziazqo">
+            <w:hyperlink w:history="1" r:id="rIdrvl3wtz6sj5quym_o_rng">
               <w:r>
                 <w:rPr>
                   <w:rFonts w:ascii="Arial" w:cs="Arial" w:eastAsia="Arial" w:hAnsi="Arial"/>
@@ -13367,7 +13367,7 @@
               <w:spacing w:after="10" w:before="0"/>
               <w:ind w:left="120"/>
             </w:pPr>
-            <w:hyperlink w:history="1" r:id="rIdmen4lu9lgunx0govqgoof">
+            <w:hyperlink w:history="1" r:id="rIdpjknpxs3q2dhgttxjbxse">
               <w:r>
                 <w:rPr>
                   <w:rFonts w:ascii="Arial" w:cs="Arial" w:eastAsia="Arial" w:hAnsi="Arial"/>
@@ -13562,7 +13562,7 @@
             <w:pPr>
               <w:spacing w:after="20" w:before="0"/>
             </w:pPr>
-            <w:hyperlink w:history="1" r:id="rId_fwyl_hehamwjuilgapfa">
+            <w:hyperlink w:history="1" r:id="rIdlvitvqlhbchm4ysygneko">
               <w:r>
                 <w:rPr>
                   <w:rFonts w:ascii="Arial" w:cs="Arial" w:eastAsia="Arial" w:hAnsi="Arial"/>
@@ -13595,7 +13595,7 @@
               <w:spacing w:after="10" w:before="0"/>
               <w:ind w:left="120"/>
             </w:pPr>
-            <w:hyperlink w:history="1" r:id="rIdki0pk4d-k-azltdnd91ou">
+            <w:hyperlink w:history="1" r:id="rIdpnov4mhgyfuixlmwr7qvd">
               <w:r>
                 <w:rPr>
                   <w:rFonts w:ascii="Arial" w:cs="Arial" w:eastAsia="Arial" w:hAnsi="Arial"/>
@@ -13640,7 +13640,7 @@
             <w:pPr>
               <w:spacing w:after="20" w:before="0"/>
             </w:pPr>
-            <w:hyperlink w:history="1" r:id="rIdgbiglhlzqs48duahk6sym">
+            <w:hyperlink w:history="1" r:id="rIdibko9evnahcqetsppte_j">
               <w:r>
                 <w:rPr>
                   <w:rFonts w:ascii="Arial" w:cs="Arial" w:eastAsia="Arial" w:hAnsi="Arial"/>
@@ -13673,7 +13673,7 @@
               <w:spacing w:after="10" w:before="0"/>
               <w:ind w:left="120"/>
             </w:pPr>
-            <w:hyperlink w:history="1" r:id="rIdujwqvhoaytgkgkqfu_kzp">
+            <w:hyperlink w:history="1" r:id="rIdyd8indl6_3iy1ngjz97kr">
               <w:r>
                 <w:rPr>
                   <w:rFonts w:ascii="Arial" w:cs="Arial" w:eastAsia="Arial" w:hAnsi="Arial"/>
@@ -13868,7 +13868,7 @@
             <w:pPr>
               <w:spacing w:after="20" w:before="0"/>
             </w:pPr>
-            <w:hyperlink w:history="1" r:id="rId0-kc1ofp1_ilcdi9ylz66">
+            <w:hyperlink w:history="1" r:id="rIdiky-tve7uyewzesj1ksfm">
               <w:r>
                 <w:rPr>
                   <w:rFonts w:ascii="Arial" w:cs="Arial" w:eastAsia="Arial" w:hAnsi="Arial"/>
@@ -13901,7 +13901,7 @@
               <w:spacing w:after="10" w:before="0"/>
               <w:ind w:left="120"/>
             </w:pPr>
-            <w:hyperlink w:history="1" r:id="rIdaznlihrxbwd-nuwknyxdc">
+            <w:hyperlink w:history="1" r:id="rIdtfcj7wfzmasupdo1iwnqw">
               <w:r>
                 <w:rPr>
                   <w:rFonts w:ascii="Arial" w:cs="Arial" w:eastAsia="Arial" w:hAnsi="Arial"/>
@@ -13946,7 +13946,7 @@
             <w:pPr>
               <w:spacing w:after="20" w:before="0"/>
             </w:pPr>
-            <w:hyperlink w:history="1" r:id="rId_yegetk85_2ciptlc0ozv">
+            <w:hyperlink w:history="1" r:id="rIdv1eeaijqr5lymv7iozlly">
               <w:r>
                 <w:rPr>
                   <w:rFonts w:ascii="Arial" w:cs="Arial" w:eastAsia="Arial" w:hAnsi="Arial"/>
@@ -13979,7 +13979,7 @@
               <w:spacing w:after="10" w:before="0"/>
               <w:ind w:left="120"/>
             </w:pPr>
-            <w:hyperlink w:history="1" r:id="rIdh_ki3_kepkrmooxaic0ze">
+            <w:hyperlink w:history="1" r:id="rIdnrg0mrqpo96cfjhkuroev">
               <w:r>
                 <w:rPr>
                   <w:rFonts w:ascii="Arial" w:cs="Arial" w:eastAsia="Arial" w:hAnsi="Arial"/>
@@ -14491,7 +14491,7 @@
         </w:rPr>
         <w:t xml:space="preserve">© 2026 SeaVuria and ARES. Aligned with KICD objectives. Developed by SeaVuria; technical implementation by ARES (with AI assistance from Claude). Licensed under </w:t>
       </w:r>
-      <w:hyperlink w:history="1" r:id="rIdnnsrc5t70inoibl5sko15">
+      <w:hyperlink w:history="1" r:id="rIdmgr9__yok8ypjysfv_gs_">
         <w:r>
           <w:rPr>
             <w:rFonts w:ascii="Arial" w:cs="Arial" w:eastAsia="Arial" w:hAnsi="Arial"/>
@@ -14512,7 +14512,7 @@
         </w:rPr>
         <w:t xml:space="preserve"> (</w:t>
       </w:r>
-      <w:hyperlink w:history="1" r:id="rIdpjjl5vtmithfwa-svmpnu">
+      <w:hyperlink w:history="1" r:id="rIdm7r8fjkasyasuwdwxl-a3">
         <w:r>
           <w:rPr>
             <w:rFonts w:ascii="Arial" w:cs="Arial" w:eastAsia="Arial" w:hAnsi="Arial"/>
@@ -15525,7 +15525,7 @@
             <w:pPr>
               <w:spacing w:after="20" w:before="0"/>
             </w:pPr>
-            <w:hyperlink w:history="1" r:id="rId1aq6-qlx0q1hdo4agi8tw">
+            <w:hyperlink w:history="1" r:id="rId4-nzudhktld_2zm9-qrdt">
               <w:r>
                 <w:rPr>
                   <w:rFonts w:ascii="Arial" w:cs="Arial" w:eastAsia="Arial" w:hAnsi="Arial"/>
@@ -15558,7 +15558,7 @@
               <w:spacing w:after="10" w:before="0"/>
               <w:ind w:left="120"/>
             </w:pPr>
-            <w:hyperlink w:history="1" r:id="rIdhmor4mhv_1bxwsfkyked3">
+            <w:hyperlink w:history="1" r:id="rIdlf7yijvrxi091rqng0uuh">
               <w:r>
                 <w:rPr>
                   <w:rFonts w:ascii="Arial" w:cs="Arial" w:eastAsia="Arial" w:hAnsi="Arial"/>
@@ -15603,7 +15603,7 @@
             <w:pPr>
               <w:spacing w:after="20" w:before="0"/>
             </w:pPr>
-            <w:hyperlink w:history="1" r:id="rIdh2j-5ci5aq064yilidjcw">
+            <w:hyperlink w:history="1" r:id="rIdhemtg28o6gqum5qrwjrr5">
               <w:r>
                 <w:rPr>
                   <w:rFonts w:ascii="Arial" w:cs="Arial" w:eastAsia="Arial" w:hAnsi="Arial"/>
@@ -15636,7 +15636,7 @@
               <w:spacing w:after="10" w:before="0"/>
               <w:ind w:left="120"/>
             </w:pPr>
-            <w:hyperlink w:history="1" r:id="rIdaqyrktez8ae6txnhgnpaj">
+            <w:hyperlink w:history="1" r:id="rIdl9m1zbnbw9nqwigleo5lt">
               <w:r>
                 <w:rPr>
                   <w:rFonts w:ascii="Arial" w:cs="Arial" w:eastAsia="Arial" w:hAnsi="Arial"/>
@@ -15831,7 +15831,7 @@
             <w:pPr>
               <w:spacing w:after="20" w:before="0"/>
             </w:pPr>
-            <w:hyperlink w:history="1" r:id="rIdu9jbfg9oqktaxbsyjfo87">
+            <w:hyperlink w:history="1" r:id="rIdkzysezicaow4rcbe5stht">
               <w:r>
                 <w:rPr>
                   <w:rFonts w:ascii="Arial" w:cs="Arial" w:eastAsia="Arial" w:hAnsi="Arial"/>
@@ -15864,7 +15864,7 @@
               <w:spacing w:after="10" w:before="0"/>
               <w:ind w:left="120"/>
             </w:pPr>
-            <w:hyperlink w:history="1" r:id="rIdarmhsfbvf9lyeianl5ffk">
+            <w:hyperlink w:history="1" r:id="rIdvuvvqxbg7ocrp12ajzon3">
               <w:r>
                 <w:rPr>
                   <w:rFonts w:ascii="Arial" w:cs="Arial" w:eastAsia="Arial" w:hAnsi="Arial"/>
@@ -15909,7 +15909,7 @@
             <w:pPr>
               <w:spacing w:after="20" w:before="0"/>
             </w:pPr>
-            <w:hyperlink w:history="1" r:id="rIdxahgxcjvsf9wct6t_af11">
+            <w:hyperlink w:history="1" r:id="rIdpx2eu4ont15gixlzr9xnh">
               <w:r>
                 <w:rPr>
                   <w:rFonts w:ascii="Arial" w:cs="Arial" w:eastAsia="Arial" w:hAnsi="Arial"/>
@@ -15942,7 +15942,7 @@
               <w:spacing w:after="10" w:before="0"/>
               <w:ind w:left="120"/>
             </w:pPr>
-            <w:hyperlink w:history="1" r:id="rIdxqnvodiks0_fzfeu97uui">
+            <w:hyperlink w:history="1" r:id="rIdk6bhjrk-vaum3l90kyp51">
               <w:r>
                 <w:rPr>
                   <w:rFonts w:ascii="Arial" w:cs="Arial" w:eastAsia="Arial" w:hAnsi="Arial"/>
@@ -16137,7 +16137,7 @@
             <w:pPr>
               <w:spacing w:after="20" w:before="0"/>
             </w:pPr>
-            <w:hyperlink w:history="1" r:id="rIdnd7ec3uzvr4xt3elh5x3g">
+            <w:hyperlink w:history="1" r:id="rIdkmazaktvgskykhicj2dyw">
               <w:r>
                 <w:rPr>
                   <w:rFonts w:ascii="Arial" w:cs="Arial" w:eastAsia="Arial" w:hAnsi="Arial"/>
@@ -16170,7 +16170,7 @@
               <w:spacing w:after="10" w:before="0"/>
               <w:ind w:left="120"/>
             </w:pPr>
-            <w:hyperlink w:history="1" r:id="rIdpt_mzomtccwivxwfhbwi7">
+            <w:hyperlink w:history="1" r:id="rIdlbrfvsf8ye4qaalsxnclc">
               <w:r>
                 <w:rPr>
                   <w:rFonts w:ascii="Arial" w:cs="Arial" w:eastAsia="Arial" w:hAnsi="Arial"/>
@@ -16215,7 +16215,7 @@
             <w:pPr>
               <w:spacing w:after="20" w:before="0"/>
             </w:pPr>
-            <w:hyperlink w:history="1" r:id="rIdl9-9eks0wj2fvsd81-6fi">
+            <w:hyperlink w:history="1" r:id="rId5i90ujjaub1kovdyjvxmt">
               <w:r>
                 <w:rPr>
                   <w:rFonts w:ascii="Arial" w:cs="Arial" w:eastAsia="Arial" w:hAnsi="Arial"/>
@@ -16248,7 +16248,7 @@
               <w:spacing w:after="10" w:before="0"/>
               <w:ind w:left="120"/>
             </w:pPr>
-            <w:hyperlink w:history="1" r:id="rId9-ex_sub8vbouuwbggzn2">
+            <w:hyperlink w:history="1" r:id="rIdflds2lt2tvop-q6fvukwo">
               <w:r>
                 <w:rPr>
                   <w:rFonts w:ascii="Arial" w:cs="Arial" w:eastAsia="Arial" w:hAnsi="Arial"/>
@@ -16443,7 +16443,7 @@
             <w:pPr>
               <w:spacing w:after="20" w:before="0"/>
             </w:pPr>
-            <w:hyperlink w:history="1" r:id="rIdgw6zrwuedhwtfo5vh8og3">
+            <w:hyperlink w:history="1" r:id="rIdlamqqfodt881hboknfgps">
               <w:r>
                 <w:rPr>
                   <w:rFonts w:ascii="Arial" w:cs="Arial" w:eastAsia="Arial" w:hAnsi="Arial"/>
@@ -16476,7 +16476,7 @@
               <w:spacing w:after="10" w:before="0"/>
               <w:ind w:left="120"/>
             </w:pPr>
-            <w:hyperlink w:history="1" r:id="rIdikvhsjgje02nt6pti5llg">
+            <w:hyperlink w:history="1" r:id="rIdf2un7pz4n-vcloekpha_p">
               <w:r>
                 <w:rPr>
                   <w:rFonts w:ascii="Arial" w:cs="Arial" w:eastAsia="Arial" w:hAnsi="Arial"/>
@@ -16521,7 +16521,7 @@
             <w:pPr>
               <w:spacing w:after="20" w:before="0"/>
             </w:pPr>
-            <w:hyperlink w:history="1" r:id="rIdpksutjtwavyc2j5owxwi2">
+            <w:hyperlink w:history="1" r:id="rIdtrt5tp3io7-7sbptuqov5">
               <w:r>
                 <w:rPr>
                   <w:rFonts w:ascii="Arial" w:cs="Arial" w:eastAsia="Arial" w:hAnsi="Arial"/>
@@ -16554,7 +16554,7 @@
               <w:spacing w:after="10" w:before="0"/>
               <w:ind w:left="120"/>
             </w:pPr>
-            <w:hyperlink w:history="1" r:id="rIduas6r23fmbovsqdmncn94">
+            <w:hyperlink w:history="1" r:id="rIda2fitqcviyir1-p_gn_6b">
               <w:r>
                 <w:rPr>
                   <w:rFonts w:ascii="Arial" w:cs="Arial" w:eastAsia="Arial" w:hAnsi="Arial"/>
@@ -16749,7 +16749,7 @@
             <w:pPr>
               <w:spacing w:after="20" w:before="0"/>
             </w:pPr>
-            <w:hyperlink w:history="1" r:id="rIdiur5g1_cbluds8whsahdv">
+            <w:hyperlink w:history="1" r:id="rIddnbozg6alwagwooa0j0wb">
               <w:r>
                 <w:rPr>
                   <w:rFonts w:ascii="Arial" w:cs="Arial" w:eastAsia="Arial" w:hAnsi="Arial"/>
@@ -16782,7 +16782,7 @@
               <w:spacing w:after="10" w:before="0"/>
               <w:ind w:left="120"/>
             </w:pPr>
-            <w:hyperlink w:history="1" r:id="rIdzn7rsgylwvfzl6z-8bwqh">
+            <w:hyperlink w:history="1" r:id="rId4bj_9armppm_em0wucu9z">
               <w:r>
                 <w:rPr>
                   <w:rFonts w:ascii="Arial" w:cs="Arial" w:eastAsia="Arial" w:hAnsi="Arial"/>
@@ -16827,7 +16827,7 @@
             <w:pPr>
               <w:spacing w:after="20" w:before="0"/>
             </w:pPr>
-            <w:hyperlink w:history="1" r:id="rId9jyzcbutnjjduvlevt42u">
+            <w:hyperlink w:history="1" r:id="rIdu6beaijbqs5gny5itfzd-">
               <w:r>
                 <w:rPr>
                   <w:rFonts w:ascii="Arial" w:cs="Arial" w:eastAsia="Arial" w:hAnsi="Arial"/>
@@ -16860,7 +16860,7 @@
               <w:spacing w:after="10" w:before="0"/>
               <w:ind w:left="120"/>
             </w:pPr>
-            <w:hyperlink w:history="1" r:id="rIdig0fn3onxtfool0jpjsfr">
+            <w:hyperlink w:history="1" r:id="rIdaquhv7-ys794zued6lslc">
               <w:r>
                 <w:rPr>
                   <w:rFonts w:ascii="Arial" w:cs="Arial" w:eastAsia="Arial" w:hAnsi="Arial"/>
@@ -17486,7 +17486,7 @@
         </w:rPr>
         <w:t xml:space="preserve">© 2026 SeaVuria and ARES. Aligned with KICD objectives. Developed by SeaVuria; technical implementation by ARES (with AI assistance from Claude). Licensed under </w:t>
       </w:r>
-      <w:hyperlink w:history="1" r:id="rIdnkh8jbrp5teat9vqavc6m">
+      <w:hyperlink w:history="1" r:id="rIdn4p4dl6o3dykq7picct_i">
         <w:r>
           <w:rPr>
             <w:rFonts w:ascii="Arial" w:cs="Arial" w:eastAsia="Arial" w:hAnsi="Arial"/>
@@ -17507,7 +17507,7 @@
         </w:rPr>
         <w:t xml:space="preserve"> (</w:t>
       </w:r>
-      <w:hyperlink w:history="1" r:id="rIdgtur5xoggmy4tuwmlvkwo">
+      <w:hyperlink w:history="1" r:id="rIdr0cr0qh8amhosvtie_xur">
         <w:r>
           <w:rPr>
             <w:rFonts w:ascii="Arial" w:cs="Arial" w:eastAsia="Arial" w:hAnsi="Arial"/>
@@ -18520,7 +18520,7 @@
             <w:pPr>
               <w:spacing w:after="20" w:before="0"/>
             </w:pPr>
-            <w:hyperlink w:history="1" r:id="rId9ecrhiqathegmbhseg45c">
+            <w:hyperlink w:history="1" r:id="rIduss5xfu5ssb5ssrcfjj2k">
               <w:r>
                 <w:rPr>
                   <w:rFonts w:ascii="Arial" w:cs="Arial" w:eastAsia="Arial" w:hAnsi="Arial"/>
@@ -18553,7 +18553,7 @@
               <w:spacing w:after="10" w:before="0"/>
               <w:ind w:left="120"/>
             </w:pPr>
-            <w:hyperlink w:history="1" r:id="rId_lysthiewpu8niigbcrqh">
+            <w:hyperlink w:history="1" r:id="rIdvvdemfbltg87csn5fkxcr">
               <w:r>
                 <w:rPr>
                   <w:rFonts w:ascii="Arial" w:cs="Arial" w:eastAsia="Arial" w:hAnsi="Arial"/>
@@ -18598,7 +18598,7 @@
             <w:pPr>
               <w:spacing w:after="20" w:before="0"/>
             </w:pPr>
-            <w:hyperlink w:history="1" r:id="rIdgbfkgq6nhq87aac-kbj4c">
+            <w:hyperlink w:history="1" r:id="rIdwyzh9xuds4qbojv96w6j_">
               <w:r>
                 <w:rPr>
                   <w:rFonts w:ascii="Arial" w:cs="Arial" w:eastAsia="Arial" w:hAnsi="Arial"/>
@@ -18631,7 +18631,7 @@
               <w:spacing w:after="10" w:before="0"/>
               <w:ind w:left="120"/>
             </w:pPr>
-            <w:hyperlink w:history="1" r:id="rIdk66qvivklm5a7pi2glk2b">
+            <w:hyperlink w:history="1" r:id="rId7a52tvmu1vmuutjdjdnx0">
               <w:r>
                 <w:rPr>
                   <w:rFonts w:ascii="Arial" w:cs="Arial" w:eastAsia="Arial" w:hAnsi="Arial"/>
@@ -18826,7 +18826,7 @@
             <w:pPr>
               <w:spacing w:after="20" w:before="0"/>
             </w:pPr>
-            <w:hyperlink w:history="1" r:id="rIdhcu-fzlpch1d5jjnokrar">
+            <w:hyperlink w:history="1" r:id="rIds27gabedqk5g-mjuv26bj">
               <w:r>
                 <w:rPr>
                   <w:rFonts w:ascii="Arial" w:cs="Arial" w:eastAsia="Arial" w:hAnsi="Arial"/>
@@ -18859,7 +18859,7 @@
               <w:spacing w:after="10" w:before="0"/>
               <w:ind w:left="120"/>
             </w:pPr>
-            <w:hyperlink w:history="1" r:id="rIduybnu1j0hoglupvm19yq7">
+            <w:hyperlink w:history="1" r:id="rIdffwe4wi9g7_e-lz0tn3_a">
               <w:r>
                 <w:rPr>
                   <w:rFonts w:ascii="Arial" w:cs="Arial" w:eastAsia="Arial" w:hAnsi="Arial"/>
@@ -18904,7 +18904,7 @@
             <w:pPr>
               <w:spacing w:after="20" w:before="0"/>
             </w:pPr>
-            <w:hyperlink w:history="1" r:id="rIdipdyebw4ixpi--gz0fmvt">
+            <w:hyperlink w:history="1" r:id="rIdx4jsdaehf8rnbbwld4vfn">
               <w:r>
                 <w:rPr>
                   <w:rFonts w:ascii="Arial" w:cs="Arial" w:eastAsia="Arial" w:hAnsi="Arial"/>
@@ -18937,7 +18937,7 @@
               <w:spacing w:after="10" w:before="0"/>
               <w:ind w:left="120"/>
             </w:pPr>
-            <w:hyperlink w:history="1" r:id="rIdxiih8gtoas2ejoxfsalpw">
+            <w:hyperlink w:history="1" r:id="rIdrvk72ehl4_p-i028yvzae">
               <w:r>
                 <w:rPr>
                   <w:rFonts w:ascii="Arial" w:cs="Arial" w:eastAsia="Arial" w:hAnsi="Arial"/>
@@ -19132,7 +19132,7 @@
             <w:pPr>
               <w:spacing w:after="20" w:before="0"/>
             </w:pPr>
-            <w:hyperlink w:history="1" r:id="rIdyjork8_v_gtg2f93_hu7a">
+            <w:hyperlink w:history="1" r:id="rIdf23d3qzksuyo-s0ng25wv">
               <w:r>
                 <w:rPr>
                   <w:rFonts w:ascii="Arial" w:cs="Arial" w:eastAsia="Arial" w:hAnsi="Arial"/>
@@ -19165,7 +19165,7 @@
               <w:spacing w:after="10" w:before="0"/>
               <w:ind w:left="120"/>
             </w:pPr>
-            <w:hyperlink w:history="1" r:id="rIdf4s6ueudawptma38yah0j">
+            <w:hyperlink w:history="1" r:id="rIdcq9anzvs0tnyf_uk49xdh">
               <w:r>
                 <w:rPr>
                   <w:rFonts w:ascii="Arial" w:cs="Arial" w:eastAsia="Arial" w:hAnsi="Arial"/>
@@ -19210,7 +19210,7 @@
             <w:pPr>
               <w:spacing w:after="20" w:before="0"/>
             </w:pPr>
-            <w:hyperlink w:history="1" r:id="rId2nxhxgg7mliuxkammafmh">
+            <w:hyperlink w:history="1" r:id="rIdbrblpbrh_n0grwj1jktrg">
               <w:r>
                 <w:rPr>
                   <w:rFonts w:ascii="Arial" w:cs="Arial" w:eastAsia="Arial" w:hAnsi="Arial"/>
@@ -19243,7 +19243,7 @@
               <w:spacing w:after="10" w:before="0"/>
               <w:ind w:left="120"/>
             </w:pPr>
-            <w:hyperlink w:history="1" r:id="rId-lif_utltxyygpymzp0pn">
+            <w:hyperlink w:history="1" r:id="rId-lcmdwi0r-08rtujtgo-n">
               <w:r>
                 <w:rPr>
                   <w:rFonts w:ascii="Arial" w:cs="Arial" w:eastAsia="Arial" w:hAnsi="Arial"/>
@@ -19438,7 +19438,7 @@
             <w:pPr>
               <w:spacing w:after="20" w:before="0"/>
             </w:pPr>
-            <w:hyperlink w:history="1" r:id="rId4-ryflgdnbzgr4rupzwf0">
+            <w:hyperlink w:history="1" r:id="rIdsdwsvzrvq1ltly2e6gq_8">
               <w:r>
                 <w:rPr>
                   <w:rFonts w:ascii="Arial" w:cs="Arial" w:eastAsia="Arial" w:hAnsi="Arial"/>
@@ -19471,7 +19471,7 @@
               <w:spacing w:after="10" w:before="0"/>
               <w:ind w:left="120"/>
             </w:pPr>
-            <w:hyperlink w:history="1" r:id="rIdq1slbfdd0ldcmd27s0jpu">
+            <w:hyperlink w:history="1" r:id="rIdcgbjcbsevvaz9chehrys5">
               <w:r>
                 <w:rPr>
                   <w:rFonts w:ascii="Arial" w:cs="Arial" w:eastAsia="Arial" w:hAnsi="Arial"/>
@@ -19516,7 +19516,7 @@
             <w:pPr>
               <w:spacing w:after="20" w:before="0"/>
             </w:pPr>
-            <w:hyperlink w:history="1" r:id="rIdg4np2zmbt739twubsxyv5">
+            <w:hyperlink w:history="1" r:id="rIdz3bcsb8gmcuixboltkcok">
               <w:r>
                 <w:rPr>
                   <w:rFonts w:ascii="Arial" w:cs="Arial" w:eastAsia="Arial" w:hAnsi="Arial"/>
@@ -19549,7 +19549,7 @@
               <w:spacing w:after="10" w:before="0"/>
               <w:ind w:left="120"/>
             </w:pPr>
-            <w:hyperlink w:history="1" r:id="rId2q2yfmp5zqiqrku8p3clm">
+            <w:hyperlink w:history="1" r:id="rIdsnuoqoeyylu8v5thcqscd">
               <w:r>
                 <w:rPr>
                   <w:rFonts w:ascii="Arial" w:cs="Arial" w:eastAsia="Arial" w:hAnsi="Arial"/>
@@ -19744,7 +19744,7 @@
             <w:pPr>
               <w:spacing w:after="20" w:before="0"/>
             </w:pPr>
-            <w:hyperlink w:history="1" r:id="rId07nxknxjkrou90qhwrvya">
+            <w:hyperlink w:history="1" r:id="rIdzmo48loedm8ez9vi5iaiu">
               <w:r>
                 <w:rPr>
                   <w:rFonts w:ascii="Arial" w:cs="Arial" w:eastAsia="Arial" w:hAnsi="Arial"/>
@@ -19777,7 +19777,7 @@
               <w:spacing w:after="10" w:before="0"/>
               <w:ind w:left="120"/>
             </w:pPr>
-            <w:hyperlink w:history="1" r:id="rId_aucrsd1-j3gxpoa1xicc">
+            <w:hyperlink w:history="1" r:id="rIdvdhh4wa-tf6nrknnprpib">
               <w:r>
                 <w:rPr>
                   <w:rFonts w:ascii="Arial" w:cs="Arial" w:eastAsia="Arial" w:hAnsi="Arial"/>
@@ -19822,7 +19822,7 @@
             <w:pPr>
               <w:spacing w:after="20" w:before="0"/>
             </w:pPr>
-            <w:hyperlink w:history="1" r:id="rIdmrgklz0egrvaciok8ndkf">
+            <w:hyperlink w:history="1" r:id="rIdbnsj9i1l0dx9vtxxyevtl">
               <w:r>
                 <w:rPr>
                   <w:rFonts w:ascii="Arial" w:cs="Arial" w:eastAsia="Arial" w:hAnsi="Arial"/>
@@ -19855,7 +19855,7 @@
               <w:spacing w:after="10" w:before="0"/>
               <w:ind w:left="120"/>
             </w:pPr>
-            <w:hyperlink w:history="1" r:id="rId4go21i3i5jitw_tj1txvh">
+            <w:hyperlink w:history="1" r:id="rIdoqgxr0hnutpjsxeg4hrot">
               <w:r>
                 <w:rPr>
                   <w:rFonts w:ascii="Arial" w:cs="Arial" w:eastAsia="Arial" w:hAnsi="Arial"/>
@@ -20367,7 +20367,7 @@
         </w:rPr>
         <w:t xml:space="preserve">© 2026 SeaVuria and ARES. Aligned with KICD objectives. Developed by SeaVuria; technical implementation by ARES (with AI assistance from Claude). Licensed under </w:t>
       </w:r>
-      <w:hyperlink w:history="1" r:id="rIdklaslmcg_gybvvhrfehvb">
+      <w:hyperlink w:history="1" r:id="rIdgqfulhu-0dw98fnp4rmav">
         <w:r>
           <w:rPr>
             <w:rFonts w:ascii="Arial" w:cs="Arial" w:eastAsia="Arial" w:hAnsi="Arial"/>
@@ -20388,7 +20388,7 @@
         </w:rPr>
         <w:t xml:space="preserve"> (</w:t>
       </w:r>
-      <w:hyperlink w:history="1" r:id="rIdfuxv4nyz7wokgv-ryci4a">
+      <w:hyperlink w:history="1" r:id="rIddv5g6193flmtow6vdfwuc">
         <w:r>
           <w:rPr>
             <w:rFonts w:ascii="Arial" w:cs="Arial" w:eastAsia="Arial" w:hAnsi="Arial"/>
@@ -21401,7 +21401,7 @@
             <w:pPr>
               <w:spacing w:after="20" w:before="0"/>
             </w:pPr>
-            <w:hyperlink w:history="1" r:id="rIdqkxopo1glrazb54quh_59">
+            <w:hyperlink w:history="1" r:id="rIdc2kbasryvmiwgldxacrbn">
               <w:r>
                 <w:rPr>
                   <w:rFonts w:ascii="Arial" w:cs="Arial" w:eastAsia="Arial" w:hAnsi="Arial"/>
@@ -21434,7 +21434,7 @@
               <w:spacing w:after="10" w:before="0"/>
               <w:ind w:left="120"/>
             </w:pPr>
-            <w:hyperlink w:history="1" r:id="rId9omy1d_eoohuczn3q_k0c">
+            <w:hyperlink w:history="1" r:id="rId0oamm1t113duavgxab25w">
               <w:r>
                 <w:rPr>
                   <w:rFonts w:ascii="Arial" w:cs="Arial" w:eastAsia="Arial" w:hAnsi="Arial"/>
@@ -21479,7 +21479,7 @@
             <w:pPr>
               <w:spacing w:after="20" w:before="0"/>
             </w:pPr>
-            <w:hyperlink w:history="1" r:id="rIdgvl9mk_t3ejfst2zm4c7h">
+            <w:hyperlink w:history="1" r:id="rIdr0gypnr7rrrsw3fsbvz64">
               <w:r>
                 <w:rPr>
                   <w:rFonts w:ascii="Arial" w:cs="Arial" w:eastAsia="Arial" w:hAnsi="Arial"/>
@@ -21512,7 +21512,7 @@
               <w:spacing w:after="10" w:before="0"/>
               <w:ind w:left="120"/>
             </w:pPr>
-            <w:hyperlink w:history="1" r:id="rIdkjtazwvvatkopo0detf0-">
+            <w:hyperlink w:history="1" r:id="rId7bmji9zlbxyhp2_daifk2">
               <w:r>
                 <w:rPr>
                   <w:rFonts w:ascii="Arial" w:cs="Arial" w:eastAsia="Arial" w:hAnsi="Arial"/>
@@ -21707,7 +21707,7 @@
             <w:pPr>
               <w:spacing w:after="20" w:before="0"/>
             </w:pPr>
-            <w:hyperlink w:history="1" r:id="rIdflpv4rtsogc28vndwdis2">
+            <w:hyperlink w:history="1" r:id="rIdneyww6ijyrhjkosam94sk">
               <w:r>
                 <w:rPr>
                   <w:rFonts w:ascii="Arial" w:cs="Arial" w:eastAsia="Arial" w:hAnsi="Arial"/>
@@ -21740,7 +21740,7 @@
               <w:spacing w:after="10" w:before="0"/>
               <w:ind w:left="120"/>
             </w:pPr>
-            <w:hyperlink w:history="1" r:id="rIdvqtxpuhbzcwscceeha3jm">
+            <w:hyperlink w:history="1" r:id="rIdcnnr5q1wa91nx44yzvnu1">
               <w:r>
                 <w:rPr>
                   <w:rFonts w:ascii="Arial" w:cs="Arial" w:eastAsia="Arial" w:hAnsi="Arial"/>
@@ -21785,7 +21785,7 @@
             <w:pPr>
               <w:spacing w:after="20" w:before="0"/>
             </w:pPr>
-            <w:hyperlink w:history="1" r:id="rIdydw5gtk4smkhlnv5zlr60">
+            <w:hyperlink w:history="1" r:id="rIdapb2vd_rcbhbjadyjchxm">
               <w:r>
                 <w:rPr>
                   <w:rFonts w:ascii="Arial" w:cs="Arial" w:eastAsia="Arial" w:hAnsi="Arial"/>
@@ -21818,7 +21818,7 @@
               <w:spacing w:after="10" w:before="0"/>
               <w:ind w:left="120"/>
             </w:pPr>
-            <w:hyperlink w:history="1" r:id="rId5h93jp_qnoiy4ghmcx5vk">
+            <w:hyperlink w:history="1" r:id="rIdija5nrkbutpdnob0iqnx7">
               <w:r>
                 <w:rPr>
                   <w:rFonts w:ascii="Arial" w:cs="Arial" w:eastAsia="Arial" w:hAnsi="Arial"/>
@@ -22013,7 +22013,7 @@
             <w:pPr>
               <w:spacing w:after="20" w:before="0"/>
             </w:pPr>
-            <w:hyperlink w:history="1" r:id="rIdz3fymcynnle7cnicgr3lq">
+            <w:hyperlink w:history="1" r:id="rIdx51xhl_eiv39zdexopvff">
               <w:r>
                 <w:rPr>
                   <w:rFonts w:ascii="Arial" w:cs="Arial" w:eastAsia="Arial" w:hAnsi="Arial"/>
@@ -22046,7 +22046,7 @@
               <w:spacing w:after="10" w:before="0"/>
               <w:ind w:left="120"/>
             </w:pPr>
-            <w:hyperlink w:history="1" r:id="rIdxtdahmylsyp7r23hfrf5s">
+            <w:hyperlink w:history="1" r:id="rIdakoaxvl0dckihfoc-wlmd">
               <w:r>
                 <w:rPr>
                   <w:rFonts w:ascii="Arial" w:cs="Arial" w:eastAsia="Arial" w:hAnsi="Arial"/>
@@ -22091,7 +22091,7 @@
             <w:pPr>
               <w:spacing w:after="20" w:before="0"/>
             </w:pPr>
-            <w:hyperlink w:history="1" r:id="rId25pdrzbyc_sobaip7qzgq">
+            <w:hyperlink w:history="1" r:id="rIduf4vjhp4kyouv0uc6pdbm">
               <w:r>
                 <w:rPr>
                   <w:rFonts w:ascii="Arial" w:cs="Arial" w:eastAsia="Arial" w:hAnsi="Arial"/>
@@ -22124,7 +22124,7 @@
               <w:spacing w:after="10" w:before="0"/>
               <w:ind w:left="120"/>
             </w:pPr>
-            <w:hyperlink w:history="1" r:id="rIdorkcofwynssouruuizuk8">
+            <w:hyperlink w:history="1" r:id="rId_159ekvxo9xapqumb6pqr">
               <w:r>
                 <w:rPr>
                   <w:rFonts w:ascii="Arial" w:cs="Arial" w:eastAsia="Arial" w:hAnsi="Arial"/>
@@ -22319,7 +22319,7 @@
             <w:pPr>
               <w:spacing w:after="20" w:before="0"/>
             </w:pPr>
-            <w:hyperlink w:history="1" r:id="rIdwcs4wkk_ccf6anof_xvca">
+            <w:hyperlink w:history="1" r:id="rIdebozbvxhmur1wiijqntaa">
               <w:r>
                 <w:rPr>
                   <w:rFonts w:ascii="Arial" w:cs="Arial" w:eastAsia="Arial" w:hAnsi="Arial"/>
@@ -22352,7 +22352,7 @@
               <w:spacing w:after="10" w:before="0"/>
               <w:ind w:left="120"/>
             </w:pPr>
-            <w:hyperlink w:history="1" r:id="rIdh-8chhip1a6i0svkkmwmg">
+            <w:hyperlink w:history="1" r:id="rIdyoifryntcpfmzajazqu3x">
               <w:r>
                 <w:rPr>
                   <w:rFonts w:ascii="Arial" w:cs="Arial" w:eastAsia="Arial" w:hAnsi="Arial"/>
@@ -22397,7 +22397,7 @@
             <w:pPr>
               <w:spacing w:after="20" w:before="0"/>
             </w:pPr>
-            <w:hyperlink w:history="1" r:id="rId4kzdvpvwjkxa8xs-vw7bc">
+            <w:hyperlink w:history="1" r:id="rIdj55n8ufxfd18w4r2hzntg">
               <w:r>
                 <w:rPr>
                   <w:rFonts w:ascii="Arial" w:cs="Arial" w:eastAsia="Arial" w:hAnsi="Arial"/>
@@ -22430,7 +22430,7 @@
               <w:spacing w:after="10" w:before="0"/>
               <w:ind w:left="120"/>
             </w:pPr>
-            <w:hyperlink w:history="1" r:id="rId-0-h5vvctmmtlsuibdxwv">
+            <w:hyperlink w:history="1" r:id="rIds6xef_-zsgrkfhorcxyoi">
               <w:r>
                 <w:rPr>
                   <w:rFonts w:ascii="Arial" w:cs="Arial" w:eastAsia="Arial" w:hAnsi="Arial"/>
@@ -22625,7 +22625,7 @@
             <w:pPr>
               <w:spacing w:after="20" w:before="0"/>
             </w:pPr>
-            <w:hyperlink w:history="1" r:id="rIdz-i3gulvfdknqgsios_qp">
+            <w:hyperlink w:history="1" r:id="rIdbexjokigrt2oyxw1ww4_v">
               <w:r>
                 <w:rPr>
                   <w:rFonts w:ascii="Arial" w:cs="Arial" w:eastAsia="Arial" w:hAnsi="Arial"/>
@@ -22658,7 +22658,7 @@
               <w:spacing w:after="10" w:before="0"/>
               <w:ind w:left="120"/>
             </w:pPr>
-            <w:hyperlink w:history="1" r:id="rIdp-6pjbh7mjaayt-hwlef1">
+            <w:hyperlink w:history="1" r:id="rIdaeu2d3rnoqz4q07kdkn4h">
               <w:r>
                 <w:rPr>
                   <w:rFonts w:ascii="Arial" w:cs="Arial" w:eastAsia="Arial" w:hAnsi="Arial"/>
@@ -22703,7 +22703,7 @@
             <w:pPr>
               <w:spacing w:after="20" w:before="0"/>
             </w:pPr>
-            <w:hyperlink w:history="1" r:id="rIdfrnje9v46lsmcaxhbac7w">
+            <w:hyperlink w:history="1" r:id="rIdhkfjvwgertfhthjkywa7b">
               <w:r>
                 <w:rPr>
                   <w:rFonts w:ascii="Arial" w:cs="Arial" w:eastAsia="Arial" w:hAnsi="Arial"/>
@@ -22736,7 +22736,7 @@
               <w:spacing w:after="10" w:before="0"/>
               <w:ind w:left="120"/>
             </w:pPr>
-            <w:hyperlink w:history="1" r:id="rIdszn0oou8vaxuzxlccl3uw">
+            <w:hyperlink w:history="1" r:id="rIds38mqmtus_bmp8uhkdzmt">
               <w:r>
                 <w:rPr>
                   <w:rFonts w:ascii="Arial" w:cs="Arial" w:eastAsia="Arial" w:hAnsi="Arial"/>
@@ -23343,7 +23343,7 @@
         </w:rPr>
         <w:t xml:space="preserve">© 2026 SeaVuria and ARES. Aligned with KICD objectives. Developed by SeaVuria; technical implementation by ARES (with AI assistance from Claude). Licensed under </w:t>
       </w:r>
-      <w:hyperlink w:history="1" r:id="rIdledvkr8tal5oqygfcyloe">
+      <w:hyperlink w:history="1" r:id="rIdn-qq9nbzelkuhxrqsymkp">
         <w:r>
           <w:rPr>
             <w:rFonts w:ascii="Arial" w:cs="Arial" w:eastAsia="Arial" w:hAnsi="Arial"/>
@@ -23364,7 +23364,7 @@
         </w:rPr>
         <w:t xml:space="preserve"> (</w:t>
       </w:r>
-      <w:hyperlink w:history="1" r:id="rIddrkioya7vzevez-hsqbyp">
+      <w:hyperlink w:history="1" r:id="rIdoft8m_wsxnkwz5mcofspl">
         <w:r>
           <w:rPr>
             <w:rFonts w:ascii="Arial" w:cs="Arial" w:eastAsia="Arial" w:hAnsi="Arial"/>
@@ -24500,7 +24500,7 @@
             <w:pPr>
               <w:spacing w:after="20" w:before="0"/>
             </w:pPr>
-            <w:hyperlink w:history="1" r:id="rIddxhjfmh_zgs91mk6w5phc">
+            <w:hyperlink w:history="1" r:id="rIdxbgtytaqsbe-7gby8b17s">
               <w:r>
                 <w:rPr>
                   <w:rFonts w:ascii="Arial" w:cs="Arial" w:eastAsia="Arial" w:hAnsi="Arial"/>
@@ -24533,7 +24533,7 @@
               <w:spacing w:after="10" w:before="0"/>
               <w:ind w:left="120"/>
             </w:pPr>
-            <w:hyperlink w:history="1" r:id="rIdsrpndvfu72iakjvshftyx">
+            <w:hyperlink w:history="1" r:id="rIditkof6vav20gfi3-xmigq">
               <w:r>
                 <w:rPr>
                   <w:rFonts w:ascii="Arial" w:cs="Arial" w:eastAsia="Arial" w:hAnsi="Arial"/>
@@ -24578,7 +24578,7 @@
             <w:pPr>
               <w:spacing w:after="20" w:before="0"/>
             </w:pPr>
-            <w:hyperlink w:history="1" r:id="rId3uddkr8qjunjwxgldsgyj">
+            <w:hyperlink w:history="1" r:id="rIdkptltwstebaddhv6mvlya">
               <w:r>
                 <w:rPr>
                   <w:rFonts w:ascii="Arial" w:cs="Arial" w:eastAsia="Arial" w:hAnsi="Arial"/>
@@ -24611,7 +24611,7 @@
               <w:spacing w:after="10" w:before="0"/>
               <w:ind w:left="120"/>
             </w:pPr>
-            <w:hyperlink w:history="1" r:id="rIdlqoovrytrce-jij6jgme3">
+            <w:hyperlink w:history="1" r:id="rIdzi6bmktnxo14-s_oflgxl">
               <w:r>
                 <w:rPr>
                   <w:rFonts w:ascii="Arial" w:cs="Arial" w:eastAsia="Arial" w:hAnsi="Arial"/>
@@ -24806,7 +24806,7 @@
             <w:pPr>
               <w:spacing w:after="20" w:before="0"/>
             </w:pPr>
-            <w:hyperlink w:history="1" r:id="rIdksiur5kw9dqlazwszefix">
+            <w:hyperlink w:history="1" r:id="rId5ejnnebli5ptd1jpeg8co">
               <w:r>
                 <w:rPr>
                   <w:rFonts w:ascii="Arial" w:cs="Arial" w:eastAsia="Arial" w:hAnsi="Arial"/>
@@ -24839,7 +24839,7 @@
               <w:spacing w:after="10" w:before="0"/>
               <w:ind w:left="120"/>
             </w:pPr>
-            <w:hyperlink w:history="1" r:id="rIdgtn4oqifoiazqbrcotprw">
+            <w:hyperlink w:history="1" r:id="rIdadpcr9ek8mvr5gfy7ixsy">
               <w:r>
                 <w:rPr>
                   <w:rFonts w:ascii="Arial" w:cs="Arial" w:eastAsia="Arial" w:hAnsi="Arial"/>
@@ -24884,7 +24884,7 @@
             <w:pPr>
               <w:spacing w:after="20" w:before="0"/>
             </w:pPr>
-            <w:hyperlink w:history="1" r:id="rIdy1ljwkwsrw3qfxj_enqlt">
+            <w:hyperlink w:history="1" r:id="rIddib8hktqcumkepyqsv8bf">
               <w:r>
                 <w:rPr>
                   <w:rFonts w:ascii="Arial" w:cs="Arial" w:eastAsia="Arial" w:hAnsi="Arial"/>
@@ -24917,7 +24917,7 @@
               <w:spacing w:after="10" w:before="0"/>
               <w:ind w:left="120"/>
             </w:pPr>
-            <w:hyperlink w:history="1" r:id="rIdh7pdsyeqblf6vbiuj7e2h">
+            <w:hyperlink w:history="1" r:id="rId8k_s6ewfnhtcidz9arels">
               <w:r>
                 <w:rPr>
                   <w:rFonts w:ascii="Arial" w:cs="Arial" w:eastAsia="Arial" w:hAnsi="Arial"/>
@@ -25112,7 +25112,7 @@
             <w:pPr>
               <w:spacing w:after="20" w:before="0"/>
             </w:pPr>
-            <w:hyperlink w:history="1" r:id="rIdgoxqro1xhrnxo5fjgtyp6">
+            <w:hyperlink w:history="1" r:id="rIdnpap1kqzbmmiooc6xgg9w">
               <w:r>
                 <w:rPr>
                   <w:rFonts w:ascii="Arial" w:cs="Arial" w:eastAsia="Arial" w:hAnsi="Arial"/>
@@ -25145,7 +25145,7 @@
               <w:spacing w:after="10" w:before="0"/>
               <w:ind w:left="120"/>
             </w:pPr>
-            <w:hyperlink w:history="1" r:id="rIdjlzuvvabu2t1kgzpdnqbo">
+            <w:hyperlink w:history="1" r:id="rIdr0n-edg709v64sggpb6iq">
               <w:r>
                 <w:rPr>
                   <w:rFonts w:ascii="Arial" w:cs="Arial" w:eastAsia="Arial" w:hAnsi="Arial"/>
@@ -25190,7 +25190,7 @@
             <w:pPr>
               <w:spacing w:after="20" w:before="0"/>
             </w:pPr>
-            <w:hyperlink w:history="1" r:id="rIdkfg9ai4nan-laty-00vex">
+            <w:hyperlink w:history="1" r:id="rIdhldsmilk7b3luw4bduvgf">
               <w:r>
                 <w:rPr>
                   <w:rFonts w:ascii="Arial" w:cs="Arial" w:eastAsia="Arial" w:hAnsi="Arial"/>
@@ -25223,7 +25223,7 @@
               <w:spacing w:after="10" w:before="0"/>
               <w:ind w:left="120"/>
             </w:pPr>
-            <w:hyperlink w:history="1" r:id="rIdoesi09vwjrt3u3b6jz6ge">
+            <w:hyperlink w:history="1" r:id="rIdh082i7rabjy0om0ogjvht">
               <w:r>
                 <w:rPr>
                   <w:rFonts w:ascii="Arial" w:cs="Arial" w:eastAsia="Arial" w:hAnsi="Arial"/>
@@ -25418,7 +25418,7 @@
             <w:pPr>
               <w:spacing w:after="20" w:before="0"/>
             </w:pPr>
-            <w:hyperlink w:history="1" r:id="rId-wnoxj7pjrz1jznhpbtvm">
+            <w:hyperlink w:history="1" r:id="rIdrncmqnymno-vqz90mdudm">
               <w:r>
                 <w:rPr>
                   <w:rFonts w:ascii="Arial" w:cs="Arial" w:eastAsia="Arial" w:hAnsi="Arial"/>
@@ -25451,7 +25451,7 @@
               <w:spacing w:after="10" w:before="0"/>
               <w:ind w:left="120"/>
             </w:pPr>
-            <w:hyperlink w:history="1" r:id="rIdlqwy8jmawprpau-fdlgfm">
+            <w:hyperlink w:history="1" r:id="rIdchtii0h0or_x4t2oicat5">
               <w:r>
                 <w:rPr>
                   <w:rFonts w:ascii="Arial" w:cs="Arial" w:eastAsia="Arial" w:hAnsi="Arial"/>
@@ -25496,7 +25496,7 @@
             <w:pPr>
               <w:spacing w:after="20" w:before="0"/>
             </w:pPr>
-            <w:hyperlink w:history="1" r:id="rIdejksgjwvrkaztuyr165ul">
+            <w:hyperlink w:history="1" r:id="rIdceaju3oofhgefvnh5y7sq">
               <w:r>
                 <w:rPr>
                   <w:rFonts w:ascii="Arial" w:cs="Arial" w:eastAsia="Arial" w:hAnsi="Arial"/>
@@ -25529,7 +25529,7 @@
               <w:spacing w:after="10" w:before="0"/>
               <w:ind w:left="120"/>
             </w:pPr>
-            <w:hyperlink w:history="1" r:id="rIdi6q4p92f1pcbufosdjeex">
+            <w:hyperlink w:history="1" r:id="rIdlw8t9_bjgqcw7ewsp2ztg">
               <w:r>
                 <w:rPr>
                   <w:rFonts w:ascii="Arial" w:cs="Arial" w:eastAsia="Arial" w:hAnsi="Arial"/>
@@ -25724,7 +25724,7 @@
             <w:pPr>
               <w:spacing w:after="20" w:before="0"/>
             </w:pPr>
-            <w:hyperlink w:history="1" r:id="rIdllxnjgto53pizbi1h-gzp">
+            <w:hyperlink w:history="1" r:id="rIdyfaf1rvn9i0adhrdjpfvs">
               <w:r>
                 <w:rPr>
                   <w:rFonts w:ascii="Arial" w:cs="Arial" w:eastAsia="Arial" w:hAnsi="Arial"/>
@@ -25757,7 +25757,7 @@
               <w:spacing w:after="10" w:before="0"/>
               <w:ind w:left="120"/>
             </w:pPr>
-            <w:hyperlink w:history="1" r:id="rIdajv-mgdaskgit3qns0g8r">
+            <w:hyperlink w:history="1" r:id="rIdkroyru80jdzwew1n9nx7k">
               <w:r>
                 <w:rPr>
                   <w:rFonts w:ascii="Arial" w:cs="Arial" w:eastAsia="Arial" w:hAnsi="Arial"/>
@@ -25802,7 +25802,7 @@
             <w:pPr>
               <w:spacing w:after="20" w:before="0"/>
             </w:pPr>
-            <w:hyperlink w:history="1" r:id="rIdvjv8_czpafhsntfayrkhg">
+            <w:hyperlink w:history="1" r:id="rIddw0qbhzgdrbergoqgnvm9">
               <w:r>
                 <w:rPr>
                   <w:rFonts w:ascii="Arial" w:cs="Arial" w:eastAsia="Arial" w:hAnsi="Arial"/>
@@ -25835,7 +25835,7 @@
               <w:spacing w:after="10" w:before="0"/>
               <w:ind w:left="120"/>
             </w:pPr>
-            <w:hyperlink w:history="1" r:id="rIds0ddvm0psjjjaocfrbzip">
+            <w:hyperlink w:history="1" r:id="rIdlnppf9ui8ij57hzpowncz">
               <w:r>
                 <w:rPr>
                   <w:rFonts w:ascii="Arial" w:cs="Arial" w:eastAsia="Arial" w:hAnsi="Arial"/>
@@ -26423,7 +26423,7 @@
         </w:rPr>
         <w:t xml:space="preserve">© 2026 SeaVuria and ARES. Aligned with KICD objectives. Developed by SeaVuria; technical implementation by ARES (with AI assistance from Claude). Licensed under </w:t>
       </w:r>
-      <w:hyperlink w:history="1" r:id="rIdhjabwuw9c_qhgf4uk1bh0">
+      <w:hyperlink w:history="1" r:id="rIdoouky4rtb2c8g04cyesi0">
         <w:r>
           <w:rPr>
             <w:rFonts w:ascii="Arial" w:cs="Arial" w:eastAsia="Arial" w:hAnsi="Arial"/>
@@ -26444,7 +26444,7 @@
         </w:rPr>
         <w:t xml:space="preserve"> (</w:t>
       </w:r>
-      <w:hyperlink w:history="1" r:id="rIddoblpp7fzm731f0fdfkxt">
+      <w:hyperlink w:history="1" r:id="rIdw35dabwd6rqriwgwuw8ao">
         <w:r>
           <w:rPr>
             <w:rFonts w:ascii="Arial" w:cs="Arial" w:eastAsia="Arial" w:hAnsi="Arial"/>

--- a/data/outputs/v2/Core_Mathematics/SS3.1_Statistics_I/Core_Mathematics_Statistics_I_CBE_LessonSequence.docx
+++ b/data/outputs/v2/Core_Mathematics/SS3.1_Statistics_I/Core_Mathematics_Statistics_I_CBE_LessonSequence.docx
@@ -2645,7 +2645,7 @@
         </w:rPr>
         <w:t xml:space="preserve">© 2026 SeaVuria and ARES. This work is licensed under a </w:t>
       </w:r>
-      <w:hyperlink w:history="1" r:id="rIdtiqfqhbeirha-anx8yap4">
+      <w:hyperlink w:history="1" r:id="rIdphhlnmamxx9bugakuxkws">
         <w:r>
           <w:rPr>
             <w:rFonts w:ascii="Arial" w:cs="Arial" w:eastAsia="Arial" w:hAnsi="Arial"/>
@@ -2665,7 +2665,7 @@
         </w:rPr>
         <w:t xml:space="preserve"> (</w:t>
       </w:r>
-      <w:hyperlink w:history="1" r:id="rIduozonqrzr_jhtrhw4v3rp">
+      <w:hyperlink w:history="1" r:id="rIdhck4m1eiafyorvtqrjlsd">
         <w:r>
           <w:rPr>
             <w:rFonts w:ascii="Arial" w:cs="Arial" w:eastAsia="Arial" w:hAnsi="Arial"/>
@@ -2685,7 +2685,7 @@
         </w:rPr>
         <w:t xml:space="preserve">). To view a copy of this license, visit </w:t>
       </w:r>
-      <w:hyperlink w:history="1" r:id="rIdb6yr1df7ckp1cl_cuf4ot">
+      <w:hyperlink w:history="1" r:id="rIdmwzfloadtwrkqmjbcibkg">
         <w:r>
           <w:rPr>
             <w:rFonts w:ascii="Arial" w:cs="Arial" w:eastAsia="Arial" w:hAnsi="Arial"/>
@@ -3697,7 +3697,7 @@
             <w:pPr>
               <w:spacing w:after="20" w:before="0"/>
             </w:pPr>
-            <w:hyperlink w:history="1" r:id="rIdita2mhp1a8ndq_ca8_upx">
+            <w:hyperlink w:history="1" r:id="rIdmkcz-zp35rgpb1llxqxda">
               <w:r>
                 <w:rPr>
                   <w:rFonts w:ascii="Arial" w:cs="Arial" w:eastAsia="Arial" w:hAnsi="Arial"/>
@@ -3730,7 +3730,7 @@
               <w:spacing w:after="10" w:before="0"/>
               <w:ind w:left="120"/>
             </w:pPr>
-            <w:hyperlink w:history="1" r:id="rIdavzun7iszh4blcwxtoodf">
+            <w:hyperlink w:history="1" r:id="rIdmxtvtfinr7k5260alqatm">
               <w:r>
                 <w:rPr>
                   <w:rFonts w:ascii="Arial" w:cs="Arial" w:eastAsia="Arial" w:hAnsi="Arial"/>
@@ -3775,7 +3775,7 @@
             <w:pPr>
               <w:spacing w:after="20" w:before="0"/>
             </w:pPr>
-            <w:hyperlink w:history="1" r:id="rId4kf0tthiqqcisu1zvlhff">
+            <w:hyperlink w:history="1" r:id="rIdtupd0i08obk3zko_ummm_">
               <w:r>
                 <w:rPr>
                   <w:rFonts w:ascii="Arial" w:cs="Arial" w:eastAsia="Arial" w:hAnsi="Arial"/>
@@ -3808,7 +3808,7 @@
               <w:spacing w:after="10" w:before="0"/>
               <w:ind w:left="120"/>
             </w:pPr>
-            <w:hyperlink w:history="1" r:id="rId6i3qymdbqb0wksfofgcds">
+            <w:hyperlink w:history="1" r:id="rIdiyc-hvm0eiz_yu3h7yz1h">
               <w:r>
                 <w:rPr>
                   <w:rFonts w:ascii="Arial" w:cs="Arial" w:eastAsia="Arial" w:hAnsi="Arial"/>
@@ -4003,7 +4003,7 @@
             <w:pPr>
               <w:spacing w:after="20" w:before="0"/>
             </w:pPr>
-            <w:hyperlink w:history="1" r:id="rIdyo-gcuvfefxaam2qdhjt_">
+            <w:hyperlink w:history="1" r:id="rIdhp7dktiom_hqalu_c-mky">
               <w:r>
                 <w:rPr>
                   <w:rFonts w:ascii="Arial" w:cs="Arial" w:eastAsia="Arial" w:hAnsi="Arial"/>
@@ -4036,7 +4036,7 @@
               <w:spacing w:after="10" w:before="0"/>
               <w:ind w:left="120"/>
             </w:pPr>
-            <w:hyperlink w:history="1" r:id="rIdmlvrv8noszehln2umyk9j">
+            <w:hyperlink w:history="1" r:id="rIdaezsmosmwiqud8liudo7x">
               <w:r>
                 <w:rPr>
                   <w:rFonts w:ascii="Arial" w:cs="Arial" w:eastAsia="Arial" w:hAnsi="Arial"/>
@@ -4081,7 +4081,7 @@
             <w:pPr>
               <w:spacing w:after="20" w:before="0"/>
             </w:pPr>
-            <w:hyperlink w:history="1" r:id="rIdghugkuspim8b5ozu4ivk_">
+            <w:hyperlink w:history="1" r:id="rId9cjwnje5kjogo_xhpxygz">
               <w:r>
                 <w:rPr>
                   <w:rFonts w:ascii="Arial" w:cs="Arial" w:eastAsia="Arial" w:hAnsi="Arial"/>
@@ -4114,7 +4114,7 @@
               <w:spacing w:after="10" w:before="0"/>
               <w:ind w:left="120"/>
             </w:pPr>
-            <w:hyperlink w:history="1" r:id="rId71d6khimaptehnadsyafw">
+            <w:hyperlink w:history="1" r:id="rIdzltp95ecc7ueewv_sxdu1">
               <w:r>
                 <w:rPr>
                   <w:rFonts w:ascii="Arial" w:cs="Arial" w:eastAsia="Arial" w:hAnsi="Arial"/>
@@ -4309,7 +4309,7 @@
             <w:pPr>
               <w:spacing w:after="20" w:before="0"/>
             </w:pPr>
-            <w:hyperlink w:history="1" r:id="rIdmgqsflrwhksyfb3dui0hv">
+            <w:hyperlink w:history="1" r:id="rIdzgscmregru8osxyiwtsxt">
               <w:r>
                 <w:rPr>
                   <w:rFonts w:ascii="Arial" w:cs="Arial" w:eastAsia="Arial" w:hAnsi="Arial"/>
@@ -4358,7 +4358,7 @@
               <w:spacing w:after="10" w:before="0"/>
               <w:ind w:left="120"/>
             </w:pPr>
-            <w:hyperlink w:history="1" r:id="rIdiwjg5ki-uwwm7htah1xhv">
+            <w:hyperlink w:history="1" r:id="rIdl8_1l_cvbdnw8ke3q9izw">
               <w:r>
                 <w:rPr>
                   <w:rFonts w:ascii="Arial" w:cs="Arial" w:eastAsia="Arial" w:hAnsi="Arial"/>
@@ -4403,7 +4403,7 @@
             <w:pPr>
               <w:spacing w:after="20" w:before="0"/>
             </w:pPr>
-            <w:hyperlink w:history="1" r:id="rIdmy0u6_y0rftufe3tsdibo">
+            <w:hyperlink w:history="1" r:id="rIdih7usg7sgdeqtktdncqlh">
               <w:r>
                 <w:rPr>
                   <w:rFonts w:ascii="Arial" w:cs="Arial" w:eastAsia="Arial" w:hAnsi="Arial"/>
@@ -4436,7 +4436,7 @@
               <w:spacing w:after="10" w:before="0"/>
               <w:ind w:left="120"/>
             </w:pPr>
-            <w:hyperlink w:history="1" r:id="rIdf_kfaeucqic7ha6ie6k7k">
+            <w:hyperlink w:history="1" r:id="rIdfv2puiq0-ko9ksbv-og0j">
               <w:r>
                 <w:rPr>
                   <w:rFonts w:ascii="Arial" w:cs="Arial" w:eastAsia="Arial" w:hAnsi="Arial"/>
@@ -4631,7 +4631,7 @@
             <w:pPr>
               <w:spacing w:after="20" w:before="0"/>
             </w:pPr>
-            <w:hyperlink w:history="1" r:id="rIdhkayezvkoy7caibrr3vap">
+            <w:hyperlink w:history="1" r:id="rIdblhu4oxwi9eyljnmkycyg">
               <w:r>
                 <w:rPr>
                   <w:rFonts w:ascii="Arial" w:cs="Arial" w:eastAsia="Arial" w:hAnsi="Arial"/>
@@ -4680,7 +4680,7 @@
               <w:spacing w:after="10" w:before="0"/>
               <w:ind w:left="120"/>
             </w:pPr>
-            <w:hyperlink w:history="1" r:id="rIdxobsf9ru5ye1x2ox_bw1h">
+            <w:hyperlink w:history="1" r:id="rId669yaiufszi4ilh73vvfb">
               <w:r>
                 <w:rPr>
                   <w:rFonts w:ascii="Arial" w:cs="Arial" w:eastAsia="Arial" w:hAnsi="Arial"/>
@@ -4725,7 +4725,7 @@
             <w:pPr>
               <w:spacing w:after="20" w:before="0"/>
             </w:pPr>
-            <w:hyperlink w:history="1" r:id="rIdpruwfh0camuhb_walyezi">
+            <w:hyperlink w:history="1" r:id="rIdafrtvm1aprzk4p650xy9e">
               <w:r>
                 <w:rPr>
                   <w:rFonts w:ascii="Arial" w:cs="Arial" w:eastAsia="Arial" w:hAnsi="Arial"/>
@@ -4758,7 +4758,7 @@
               <w:spacing w:after="10" w:before="0"/>
               <w:ind w:left="120"/>
             </w:pPr>
-            <w:hyperlink w:history="1" r:id="rIdxxbalzylfnhqu2duzlc2z">
+            <w:hyperlink w:history="1" r:id="rId2buztcdmgz4b6ksrnlgtk">
               <w:r>
                 <w:rPr>
                   <w:rFonts w:ascii="Arial" w:cs="Arial" w:eastAsia="Arial" w:hAnsi="Arial"/>
@@ -4953,7 +4953,7 @@
             <w:pPr>
               <w:spacing w:after="20" w:before="0"/>
             </w:pPr>
-            <w:hyperlink w:history="1" r:id="rIdfromjrcq0tzyow8zzstwn">
+            <w:hyperlink w:history="1" r:id="rId4xajtj-wzrrwkzczmvn9m">
               <w:r>
                 <w:rPr>
                   <w:rFonts w:ascii="Arial" w:cs="Arial" w:eastAsia="Arial" w:hAnsi="Arial"/>
@@ -5002,7 +5002,7 @@
               <w:spacing w:after="10" w:before="0"/>
               <w:ind w:left="120"/>
             </w:pPr>
-            <w:hyperlink w:history="1" r:id="rIdfd83p5lbwtagktkijkjuc">
+            <w:hyperlink w:history="1" r:id="rIdpefbo5cd86w9cxi8rutrx">
               <w:r>
                 <w:rPr>
                   <w:rFonts w:ascii="Arial" w:cs="Arial" w:eastAsia="Arial" w:hAnsi="Arial"/>
@@ -5047,7 +5047,7 @@
             <w:pPr>
               <w:spacing w:after="20" w:before="0"/>
             </w:pPr>
-            <w:hyperlink w:history="1" r:id="rIdpymbjuglzzpauw2hp-s-d">
+            <w:hyperlink w:history="1" r:id="rIdrsx4keuieprhxllnfjsdb">
               <w:r>
                 <w:rPr>
                   <w:rFonts w:ascii="Arial" w:cs="Arial" w:eastAsia="Arial" w:hAnsi="Arial"/>
@@ -5080,7 +5080,7 @@
               <w:spacing w:after="10" w:before="0"/>
               <w:ind w:left="120"/>
             </w:pPr>
-            <w:hyperlink w:history="1" r:id="rId4hrhqgceerqttgurgesun">
+            <w:hyperlink w:history="1" r:id="rIdgfd_onaxlonw9im3espc2">
               <w:r>
                 <w:rPr>
                   <w:rFonts w:ascii="Arial" w:cs="Arial" w:eastAsia="Arial" w:hAnsi="Arial"/>
@@ -5706,7 +5706,7 @@
         </w:rPr>
         <w:t xml:space="preserve">© 2026 SeaVuria and ARES. Aligned with KICD objectives. Developed by SeaVuria; technical implementation by ARES (with AI assistance from Claude). Licensed under </w:t>
       </w:r>
-      <w:hyperlink w:history="1" r:id="rIdmlu5yqddzpj8buhm3xmdc">
+      <w:hyperlink w:history="1" r:id="rIdowk6dm_z4dhvnf0gchypz">
         <w:r>
           <w:rPr>
             <w:rFonts w:ascii="Arial" w:cs="Arial" w:eastAsia="Arial" w:hAnsi="Arial"/>
@@ -5727,7 +5727,7 @@
         </w:rPr>
         <w:t xml:space="preserve"> (</w:t>
       </w:r>
-      <w:hyperlink w:history="1" r:id="rId-iux0ulm_eu1rminn-07e">
+      <w:hyperlink w:history="1" r:id="rIdjpm6aajjmydow6r_qrr-i">
         <w:r>
           <w:rPr>
             <w:rFonts w:ascii="Arial" w:cs="Arial" w:eastAsia="Arial" w:hAnsi="Arial"/>
@@ -6740,7 +6740,7 @@
             <w:pPr>
               <w:spacing w:after="20" w:before="0"/>
             </w:pPr>
-            <w:hyperlink w:history="1" r:id="rIdafxcmtaq2ppsb7imuotz_">
+            <w:hyperlink w:history="1" r:id="rIdjxmwdtd0nxd7zspcowyls">
               <w:r>
                 <w:rPr>
                   <w:rFonts w:ascii="Arial" w:cs="Arial" w:eastAsia="Arial" w:hAnsi="Arial"/>
@@ -6789,7 +6789,7 @@
               <w:spacing w:after="10" w:before="0"/>
               <w:ind w:left="120"/>
             </w:pPr>
-            <w:hyperlink w:history="1" r:id="rIdlme9c2y8538xzapqhnjap">
+            <w:hyperlink w:history="1" r:id="rId5rxvb-umnna12etzlxr2z">
               <w:r>
                 <w:rPr>
                   <w:rFonts w:ascii="Arial" w:cs="Arial" w:eastAsia="Arial" w:hAnsi="Arial"/>
@@ -6834,7 +6834,7 @@
             <w:pPr>
               <w:spacing w:after="20" w:before="0"/>
             </w:pPr>
-            <w:hyperlink w:history="1" r:id="rIdbnbcxnqpuskzgunew7pjn">
+            <w:hyperlink w:history="1" r:id="rIdgn5bbl7qkr54fs8320a5v">
               <w:r>
                 <w:rPr>
                   <w:rFonts w:ascii="Arial" w:cs="Arial" w:eastAsia="Arial" w:hAnsi="Arial"/>
@@ -6867,7 +6867,7 @@
               <w:spacing w:after="10" w:before="0"/>
               <w:ind w:left="120"/>
             </w:pPr>
-            <w:hyperlink w:history="1" r:id="rIdtmpkeirv915jxg1lpp3om">
+            <w:hyperlink w:history="1" r:id="rIdabh__auf_l5jsaup11eor">
               <w:r>
                 <w:rPr>
                   <w:rFonts w:ascii="Arial" w:cs="Arial" w:eastAsia="Arial" w:hAnsi="Arial"/>
@@ -7062,7 +7062,7 @@
             <w:pPr>
               <w:spacing w:after="20" w:before="0"/>
             </w:pPr>
-            <w:hyperlink w:history="1" r:id="rId8hcmzxjhq6v9uwwbn7jbz">
+            <w:hyperlink w:history="1" r:id="rIdly3swpjnnaiaqwh4lj8ay">
               <w:r>
                 <w:rPr>
                   <w:rFonts w:ascii="Arial" w:cs="Arial" w:eastAsia="Arial" w:hAnsi="Arial"/>
@@ -7111,7 +7111,7 @@
               <w:spacing w:after="10" w:before="0"/>
               <w:ind w:left="120"/>
             </w:pPr>
-            <w:hyperlink w:history="1" r:id="rIddi9mtbguz08eha0gssr8e">
+            <w:hyperlink w:history="1" r:id="rIdpuir54mjz3dsllnanvcvc">
               <w:r>
                 <w:rPr>
                   <w:rFonts w:ascii="Arial" w:cs="Arial" w:eastAsia="Arial" w:hAnsi="Arial"/>
@@ -7156,7 +7156,7 @@
             <w:pPr>
               <w:spacing w:after="20" w:before="0"/>
             </w:pPr>
-            <w:hyperlink w:history="1" r:id="rId69wmzilx5o6qycet5iv9d">
+            <w:hyperlink w:history="1" r:id="rId3adjuptwtsjhfmge7ruv4">
               <w:r>
                 <w:rPr>
                   <w:rFonts w:ascii="Arial" w:cs="Arial" w:eastAsia="Arial" w:hAnsi="Arial"/>
@@ -7189,7 +7189,7 @@
               <w:spacing w:after="10" w:before="0"/>
               <w:ind w:left="120"/>
             </w:pPr>
-            <w:hyperlink w:history="1" r:id="rIdr6ybnjrodl9mic4ho__0d">
+            <w:hyperlink w:history="1" r:id="rIdtjkaskyrcuj8iimy-74sp">
               <w:r>
                 <w:rPr>
                   <w:rFonts w:ascii="Arial" w:cs="Arial" w:eastAsia="Arial" w:hAnsi="Arial"/>
@@ -7384,7 +7384,7 @@
             <w:pPr>
               <w:spacing w:after="20" w:before="0"/>
             </w:pPr>
-            <w:hyperlink w:history="1" r:id="rIdlhtfwqkgohl-r9qe_fwg9">
+            <w:hyperlink w:history="1" r:id="rIdvruv4pnxqimiuqgzm-qcm">
               <w:r>
                 <w:rPr>
                   <w:rFonts w:ascii="Arial" w:cs="Arial" w:eastAsia="Arial" w:hAnsi="Arial"/>
@@ -7433,7 +7433,7 @@
               <w:spacing w:after="10" w:before="0"/>
               <w:ind w:left="120"/>
             </w:pPr>
-            <w:hyperlink w:history="1" r:id="rIdxqriloolscbgeof_tu4f9">
+            <w:hyperlink w:history="1" r:id="rIdcbxqu1vnu2qklduueyyd0">
               <w:r>
                 <w:rPr>
                   <w:rFonts w:ascii="Arial" w:cs="Arial" w:eastAsia="Arial" w:hAnsi="Arial"/>
@@ -7478,7 +7478,7 @@
             <w:pPr>
               <w:spacing w:after="20" w:before="0"/>
             </w:pPr>
-            <w:hyperlink w:history="1" r:id="rIdvsq8jnrrhrdxp6kk-qp6t">
+            <w:hyperlink w:history="1" r:id="rId8w-9ukyrebcuabkxgd2em">
               <w:r>
                 <w:rPr>
                   <w:rFonts w:ascii="Arial" w:cs="Arial" w:eastAsia="Arial" w:hAnsi="Arial"/>
@@ -7511,7 +7511,7 @@
               <w:spacing w:after="10" w:before="0"/>
               <w:ind w:left="120"/>
             </w:pPr>
-            <w:hyperlink w:history="1" r:id="rIdrxk1cs4eus53kpe7eefpl">
+            <w:hyperlink w:history="1" r:id="rIdxhwkqpl2ifefy4anrxwfl">
               <w:r>
                 <w:rPr>
                   <w:rFonts w:ascii="Arial" w:cs="Arial" w:eastAsia="Arial" w:hAnsi="Arial"/>
@@ -7706,7 +7706,7 @@
             <w:pPr>
               <w:spacing w:after="20" w:before="0"/>
             </w:pPr>
-            <w:hyperlink w:history="1" r:id="rIdecbjplzwurcsa3llvkgew">
+            <w:hyperlink w:history="1" r:id="rIdaipwi2c09uv8cyoxicnqu">
               <w:r>
                 <w:rPr>
                   <w:rFonts w:ascii="Arial" w:cs="Arial" w:eastAsia="Arial" w:hAnsi="Arial"/>
@@ -7755,7 +7755,7 @@
               <w:spacing w:after="10" w:before="0"/>
               <w:ind w:left="120"/>
             </w:pPr>
-            <w:hyperlink w:history="1" r:id="rId0tzchm_nwhqbrtwretza7">
+            <w:hyperlink w:history="1" r:id="rId_gfq0pmxzs7fccjgs19h_">
               <w:r>
                 <w:rPr>
                   <w:rFonts w:ascii="Arial" w:cs="Arial" w:eastAsia="Arial" w:hAnsi="Arial"/>
@@ -7800,7 +7800,7 @@
             <w:pPr>
               <w:spacing w:after="20" w:before="0"/>
             </w:pPr>
-            <w:hyperlink w:history="1" r:id="rIdn8gav5shxw4oznxuhcwxf">
+            <w:hyperlink w:history="1" r:id="rIdhsm3dn44tbxb7lsasxf-f">
               <w:r>
                 <w:rPr>
                   <w:rFonts w:ascii="Arial" w:cs="Arial" w:eastAsia="Arial" w:hAnsi="Arial"/>
@@ -7833,7 +7833,7 @@
               <w:spacing w:after="10" w:before="0"/>
               <w:ind w:left="120"/>
             </w:pPr>
-            <w:hyperlink w:history="1" r:id="rIdjxxn-yxf2fmlitfo9mhis">
+            <w:hyperlink w:history="1" r:id="rIdasijal-r-j3708-xfdrnc">
               <w:r>
                 <w:rPr>
                   <w:rFonts w:ascii="Arial" w:cs="Arial" w:eastAsia="Arial" w:hAnsi="Arial"/>
@@ -8028,7 +8028,7 @@
             <w:pPr>
               <w:spacing w:after="20" w:before="0"/>
             </w:pPr>
-            <w:hyperlink w:history="1" r:id="rId3nmj8hfnt3gchtl84layh">
+            <w:hyperlink w:history="1" r:id="rIdupxj0zl04pv5orgh4izz9">
               <w:r>
                 <w:rPr>
                   <w:rFonts w:ascii="Arial" w:cs="Arial" w:eastAsia="Arial" w:hAnsi="Arial"/>
@@ -8077,7 +8077,7 @@
               <w:spacing w:after="10" w:before="0"/>
               <w:ind w:left="120"/>
             </w:pPr>
-            <w:hyperlink w:history="1" r:id="rIds9ijltmxrgybf4gdmhuop">
+            <w:hyperlink w:history="1" r:id="rId1bsqjhpg6r3jlstqaenu7">
               <w:r>
                 <w:rPr>
                   <w:rFonts w:ascii="Arial" w:cs="Arial" w:eastAsia="Arial" w:hAnsi="Arial"/>
@@ -8122,7 +8122,7 @@
             <w:pPr>
               <w:spacing w:after="20" w:before="0"/>
             </w:pPr>
-            <w:hyperlink w:history="1" r:id="rIdyxzdthvp_3pusy9ob2uas">
+            <w:hyperlink w:history="1" r:id="rIdg6wggs0ges-1jru2suktj">
               <w:r>
                 <w:rPr>
                   <w:rFonts w:ascii="Arial" w:cs="Arial" w:eastAsia="Arial" w:hAnsi="Arial"/>
@@ -8155,7 +8155,7 @@
               <w:spacing w:after="10" w:before="0"/>
               <w:ind w:left="120"/>
             </w:pPr>
-            <w:hyperlink w:history="1" r:id="rIde1_jr1qdtr1wfve55o8ce">
+            <w:hyperlink w:history="1" r:id="rIdwnn8q0bqfenye7n8tr_uo">
               <w:r>
                 <w:rPr>
                   <w:rFonts w:ascii="Arial" w:cs="Arial" w:eastAsia="Arial" w:hAnsi="Arial"/>
@@ -8667,7 +8667,7 @@
         </w:rPr>
         <w:t xml:space="preserve">© 2026 SeaVuria and ARES. Aligned with KICD objectives. Developed by SeaVuria; technical implementation by ARES (with AI assistance from Claude). Licensed under </w:t>
       </w:r>
-      <w:hyperlink w:history="1" r:id="rIdubpfpiolaqbhsvhddv9o2">
+      <w:hyperlink w:history="1" r:id="rIdchyprsu18bwhnllcgxgmj">
         <w:r>
           <w:rPr>
             <w:rFonts w:ascii="Arial" w:cs="Arial" w:eastAsia="Arial" w:hAnsi="Arial"/>
@@ -8688,7 +8688,7 @@
         </w:rPr>
         <w:t xml:space="preserve"> (</w:t>
       </w:r>
-      <w:hyperlink w:history="1" r:id="rIdjrvp-az9o3gxnthf0xsas">
+      <w:hyperlink w:history="1" r:id="rIdqiyqublu0gejso-1jh06-">
         <w:r>
           <w:rPr>
             <w:rFonts w:ascii="Arial" w:cs="Arial" w:eastAsia="Arial" w:hAnsi="Arial"/>
@@ -9701,7 +9701,7 @@
             <w:pPr>
               <w:spacing w:after="20" w:before="0"/>
             </w:pPr>
-            <w:hyperlink w:history="1" r:id="rIdbjujxy25qmnonm7r9zoda">
+            <w:hyperlink w:history="1" r:id="rIdkxaurudhz-zgv2bcu3urd">
               <w:r>
                 <w:rPr>
                   <w:rFonts w:ascii="Arial" w:cs="Arial" w:eastAsia="Arial" w:hAnsi="Arial"/>
@@ -9734,7 +9734,7 @@
               <w:spacing w:after="10" w:before="0"/>
               <w:ind w:left="120"/>
             </w:pPr>
-            <w:hyperlink w:history="1" r:id="rIdk7_kmdmydvu7hgekixn7e">
+            <w:hyperlink w:history="1" r:id="rIdw2j9h2bzdvqip2lzikohk">
               <w:r>
                 <w:rPr>
                   <w:rFonts w:ascii="Arial" w:cs="Arial" w:eastAsia="Arial" w:hAnsi="Arial"/>
@@ -9779,7 +9779,7 @@
             <w:pPr>
               <w:spacing w:after="20" w:before="0"/>
             </w:pPr>
-            <w:hyperlink w:history="1" r:id="rIdfidltihweakuokjqhcob1">
+            <w:hyperlink w:history="1" r:id="rId8hrk6k-klx8dd-gi3eoie">
               <w:r>
                 <w:rPr>
                   <w:rFonts w:ascii="Arial" w:cs="Arial" w:eastAsia="Arial" w:hAnsi="Arial"/>
@@ -9812,7 +9812,7 @@
               <w:spacing w:after="10" w:before="0"/>
               <w:ind w:left="120"/>
             </w:pPr>
-            <w:hyperlink w:history="1" r:id="rIdiw5av0_mlpk2ygsybhgbw">
+            <w:hyperlink w:history="1" r:id="rIdti4e-uky5wlazs8xej7ne">
               <w:r>
                 <w:rPr>
                   <w:rFonts w:ascii="Arial" w:cs="Arial" w:eastAsia="Arial" w:hAnsi="Arial"/>
@@ -10007,7 +10007,7 @@
             <w:pPr>
               <w:spacing w:after="20" w:before="0"/>
             </w:pPr>
-            <w:hyperlink w:history="1" r:id="rId6t0vetsunu0vtkmbr8dga">
+            <w:hyperlink w:history="1" r:id="rIdrweekiekqhugrhgt7q4el">
               <w:r>
                 <w:rPr>
                   <w:rFonts w:ascii="Arial" w:cs="Arial" w:eastAsia="Arial" w:hAnsi="Arial"/>
@@ -10040,7 +10040,7 @@
               <w:spacing w:after="10" w:before="0"/>
               <w:ind w:left="120"/>
             </w:pPr>
-            <w:hyperlink w:history="1" r:id="rIdefeunm0n4zfsa4hbgzoyd">
+            <w:hyperlink w:history="1" r:id="rId0ek9gemv4dvqg0e5m2ymi">
               <w:r>
                 <w:rPr>
                   <w:rFonts w:ascii="Arial" w:cs="Arial" w:eastAsia="Arial" w:hAnsi="Arial"/>
@@ -10085,7 +10085,7 @@
             <w:pPr>
               <w:spacing w:after="20" w:before="0"/>
             </w:pPr>
-            <w:hyperlink w:history="1" r:id="rIdie7jnrknlfht8vjzqth1m">
+            <w:hyperlink w:history="1" r:id="rId-n5hpvivivvdd0dnugbq7">
               <w:r>
                 <w:rPr>
                   <w:rFonts w:ascii="Arial" w:cs="Arial" w:eastAsia="Arial" w:hAnsi="Arial"/>
@@ -10118,7 +10118,7 @@
               <w:spacing w:after="10" w:before="0"/>
               <w:ind w:left="120"/>
             </w:pPr>
-            <w:hyperlink w:history="1" r:id="rId8xozznwi62-9l6llhx9h3">
+            <w:hyperlink w:history="1" r:id="rIdtdalrn_dfsci1foqczb_e">
               <w:r>
                 <w:rPr>
                   <w:rFonts w:ascii="Arial" w:cs="Arial" w:eastAsia="Arial" w:hAnsi="Arial"/>
@@ -10313,7 +10313,7 @@
             <w:pPr>
               <w:spacing w:after="20" w:before="0"/>
             </w:pPr>
-            <w:hyperlink w:history="1" r:id="rIdn9z4vcmkecwbn0zw8-_hd">
+            <w:hyperlink w:history="1" r:id="rIdz9jlocph8fbkp6azluoox">
               <w:r>
                 <w:rPr>
                   <w:rFonts w:ascii="Arial" w:cs="Arial" w:eastAsia="Arial" w:hAnsi="Arial"/>
@@ -10362,7 +10362,7 @@
               <w:spacing w:after="10" w:before="0"/>
               <w:ind w:left="120"/>
             </w:pPr>
-            <w:hyperlink w:history="1" r:id="rIdzazrmvismqcbnugcuftiu">
+            <w:hyperlink w:history="1" r:id="rIdv8ntb2-kwsunc_da2lods">
               <w:r>
                 <w:rPr>
                   <w:rFonts w:ascii="Arial" w:cs="Arial" w:eastAsia="Arial" w:hAnsi="Arial"/>
@@ -10407,7 +10407,7 @@
             <w:pPr>
               <w:spacing w:after="20" w:before="0"/>
             </w:pPr>
-            <w:hyperlink w:history="1" r:id="rIdwug8ykepzhj8agqbeo0va">
+            <w:hyperlink w:history="1" r:id="rIdkyfqojqlqghz_b2fww0x_">
               <w:r>
                 <w:rPr>
                   <w:rFonts w:ascii="Arial" w:cs="Arial" w:eastAsia="Arial" w:hAnsi="Arial"/>
@@ -10440,7 +10440,7 @@
               <w:spacing w:after="10" w:before="0"/>
               <w:ind w:left="120"/>
             </w:pPr>
-            <w:hyperlink w:history="1" r:id="rIdkuex1mqeztkeivsw5m1rz">
+            <w:hyperlink w:history="1" r:id="rId_ndosegvr6darjyfvfgsd">
               <w:r>
                 <w:rPr>
                   <w:rFonts w:ascii="Arial" w:cs="Arial" w:eastAsia="Arial" w:hAnsi="Arial"/>
@@ -10635,7 +10635,7 @@
             <w:pPr>
               <w:spacing w:after="20" w:before="0"/>
             </w:pPr>
-            <w:hyperlink w:history="1" r:id="rId6yhbs6ubgoo-l6gzfxsrv">
+            <w:hyperlink w:history="1" r:id="rIdgjckm1vaspvfwpkqll1qz">
               <w:r>
                 <w:rPr>
                   <w:rFonts w:ascii="Arial" w:cs="Arial" w:eastAsia="Arial" w:hAnsi="Arial"/>
@@ -10684,7 +10684,7 @@
               <w:spacing w:after="10" w:before="0"/>
               <w:ind w:left="120"/>
             </w:pPr>
-            <w:hyperlink w:history="1" r:id="rIdr7bsse-bz_jtu3zwmajgp">
+            <w:hyperlink w:history="1" r:id="rIdvxlzyak6ubef1ju3qgdzc">
               <w:r>
                 <w:rPr>
                   <w:rFonts w:ascii="Arial" w:cs="Arial" w:eastAsia="Arial" w:hAnsi="Arial"/>
@@ -10729,7 +10729,7 @@
             <w:pPr>
               <w:spacing w:after="20" w:before="0"/>
             </w:pPr>
-            <w:hyperlink w:history="1" r:id="rId6urswoo_ub6jbrmtlyvbl">
+            <w:hyperlink w:history="1" r:id="rId0svck_id58e7wz3v0r8q9">
               <w:r>
                 <w:rPr>
                   <w:rFonts w:ascii="Arial" w:cs="Arial" w:eastAsia="Arial" w:hAnsi="Arial"/>
@@ -10762,7 +10762,7 @@
               <w:spacing w:after="10" w:before="0"/>
               <w:ind w:left="120"/>
             </w:pPr>
-            <w:hyperlink w:history="1" r:id="rId_0tvee8rshenfowit9t5v">
+            <w:hyperlink w:history="1" r:id="rIdsl75rett3jnpudoopypo0">
               <w:r>
                 <w:rPr>
                   <w:rFonts w:ascii="Arial" w:cs="Arial" w:eastAsia="Arial" w:hAnsi="Arial"/>
@@ -10957,7 +10957,7 @@
             <w:pPr>
               <w:spacing w:after="20" w:before="0"/>
             </w:pPr>
-            <w:hyperlink w:history="1" r:id="rIdz74oq9kern9wzbu1uuev8">
+            <w:hyperlink w:history="1" r:id="rIdsmck5vnamx3qcjbqnghpb">
               <w:r>
                 <w:rPr>
                   <w:rFonts w:ascii="Arial" w:cs="Arial" w:eastAsia="Arial" w:hAnsi="Arial"/>
@@ -10990,7 +10990,7 @@
               <w:spacing w:after="10" w:before="0"/>
               <w:ind w:left="120"/>
             </w:pPr>
-            <w:hyperlink w:history="1" r:id="rIdinx5-cxdkqgc3os-jf7n4">
+            <w:hyperlink w:history="1" r:id="rIdn_rnq8yprfcs7ogygsnoh">
               <w:r>
                 <w:rPr>
                   <w:rFonts w:ascii="Arial" w:cs="Arial" w:eastAsia="Arial" w:hAnsi="Arial"/>
@@ -11035,7 +11035,7 @@
             <w:pPr>
               <w:spacing w:after="20" w:before="0"/>
             </w:pPr>
-            <w:hyperlink w:history="1" r:id="rId85ff2ie9brjegbfuy6zqi">
+            <w:hyperlink w:history="1" r:id="rIdcbhv47eqqsm_w4_akh7cf">
               <w:r>
                 <w:rPr>
                   <w:rFonts w:ascii="Arial" w:cs="Arial" w:eastAsia="Arial" w:hAnsi="Arial"/>
@@ -11068,7 +11068,7 @@
               <w:spacing w:after="10" w:before="0"/>
               <w:ind w:left="120"/>
             </w:pPr>
-            <w:hyperlink w:history="1" r:id="rIdog83l8j0xzuupty3fxkxc">
+            <w:hyperlink w:history="1" r:id="rIdo0czt53h6bnrus9bkdtnp">
               <w:r>
                 <w:rPr>
                   <w:rFonts w:ascii="Arial" w:cs="Arial" w:eastAsia="Arial" w:hAnsi="Arial"/>
@@ -11770,7 +11770,7 @@
         </w:rPr>
         <w:t xml:space="preserve">© 2026 SeaVuria and ARES. Aligned with KICD objectives. Developed by SeaVuria; technical implementation by ARES (with AI assistance from Claude). Licensed under </w:t>
       </w:r>
-      <w:hyperlink w:history="1" r:id="rIdbqey4hei31ndbctfas-gd">
+      <w:hyperlink w:history="1" r:id="rIdiwurr448_8ouppphgoc8j">
         <w:r>
           <w:rPr>
             <w:rFonts w:ascii="Arial" w:cs="Arial" w:eastAsia="Arial" w:hAnsi="Arial"/>
@@ -11791,7 +11791,7 @@
         </w:rPr>
         <w:t xml:space="preserve"> (</w:t>
       </w:r>
-      <w:hyperlink w:history="1" r:id="rId9uq5za3uareygjxdmbpfz">
+      <w:hyperlink w:history="1" r:id="rIdxymoqvdasysgrprope9a9">
         <w:r>
           <w:rPr>
             <w:rFonts w:ascii="Arial" w:cs="Arial" w:eastAsia="Arial" w:hAnsi="Arial"/>
@@ -12804,7 +12804,7 @@
             <w:pPr>
               <w:spacing w:after="20" w:before="0"/>
             </w:pPr>
-            <w:hyperlink w:history="1" r:id="rId1aqx6q1hop8ydn3o8bphz">
+            <w:hyperlink w:history="1" r:id="rIdgoasgxnrj2ntiakx0hwh5">
               <w:r>
                 <w:rPr>
                   <w:rFonts w:ascii="Arial" w:cs="Arial" w:eastAsia="Arial" w:hAnsi="Arial"/>
@@ -12837,7 +12837,7 @@
               <w:spacing w:after="10" w:before="0"/>
               <w:ind w:left="120"/>
             </w:pPr>
-            <w:hyperlink w:history="1" r:id="rIdc6eq9pugve7ms2db_39wz">
+            <w:hyperlink w:history="1" r:id="rId2waxactkgtc0cpfpdqg4z">
               <w:r>
                 <w:rPr>
                   <w:rFonts w:ascii="Arial" w:cs="Arial" w:eastAsia="Arial" w:hAnsi="Arial"/>
@@ -12882,7 +12882,7 @@
             <w:pPr>
               <w:spacing w:after="20" w:before="0"/>
             </w:pPr>
-            <w:hyperlink w:history="1" r:id="rIdzfylnvahf0zktz4rsbueo">
+            <w:hyperlink w:history="1" r:id="rIdyaqdwlu2do_f1zuwfoauy">
               <w:r>
                 <w:rPr>
                   <w:rFonts w:ascii="Arial" w:cs="Arial" w:eastAsia="Arial" w:hAnsi="Arial"/>
@@ -12915,7 +12915,7 @@
               <w:spacing w:after="10" w:before="0"/>
               <w:ind w:left="120"/>
             </w:pPr>
-            <w:hyperlink w:history="1" r:id="rIdzjenenphiz0kwi-ag0jef">
+            <w:hyperlink w:history="1" r:id="rIde0bbtxwpqrqshz4xtckpn">
               <w:r>
                 <w:rPr>
                   <w:rFonts w:ascii="Arial" w:cs="Arial" w:eastAsia="Arial" w:hAnsi="Arial"/>
@@ -13110,7 +13110,7 @@
             <w:pPr>
               <w:spacing w:after="20" w:before="0"/>
             </w:pPr>
-            <w:hyperlink w:history="1" r:id="rIdbjrlcyhh-yxwl-at02m7-">
+            <w:hyperlink w:history="1" r:id="rIdlojvgmryqocmaw4rxqrlk">
               <w:r>
                 <w:rPr>
                   <w:rFonts w:ascii="Arial" w:cs="Arial" w:eastAsia="Arial" w:hAnsi="Arial"/>
@@ -13143,7 +13143,7 @@
               <w:spacing w:after="10" w:before="0"/>
               <w:ind w:left="120"/>
             </w:pPr>
-            <w:hyperlink w:history="1" r:id="rId1kzvilrzoeq8utamrv3pw">
+            <w:hyperlink w:history="1" r:id="rId6rzusmrh6pqmfmtk-th8g">
               <w:r>
                 <w:rPr>
                   <w:rFonts w:ascii="Arial" w:cs="Arial" w:eastAsia="Arial" w:hAnsi="Arial"/>
@@ -13188,7 +13188,7 @@
             <w:pPr>
               <w:spacing w:after="20" w:before="0"/>
             </w:pPr>
-            <w:hyperlink w:history="1" r:id="rIdvqe1c-jnvmkkfkbfb7r1e">
+            <w:hyperlink w:history="1" r:id="rIdvl7dzgbc61moot5lvz3hq">
               <w:r>
                 <w:rPr>
                   <w:rFonts w:ascii="Arial" w:cs="Arial" w:eastAsia="Arial" w:hAnsi="Arial"/>
@@ -13221,7 +13221,7 @@
               <w:spacing w:after="10" w:before="0"/>
               <w:ind w:left="120"/>
             </w:pPr>
-            <w:hyperlink w:history="1" r:id="rIdga8yohg26nadu1gv9leo7">
+            <w:hyperlink w:history="1" r:id="rId18encqglhhzwucgppin5e">
               <w:r>
                 <w:rPr>
                   <w:rFonts w:ascii="Arial" w:cs="Arial" w:eastAsia="Arial" w:hAnsi="Arial"/>
@@ -13416,7 +13416,7 @@
             <w:pPr>
               <w:spacing w:after="20" w:before="0"/>
             </w:pPr>
-            <w:hyperlink w:history="1" r:id="rIdwtedaqenyhc9wa9-y33tv">
+            <w:hyperlink w:history="1" r:id="rIdfs5rmojgt8nnead4mzwgp">
               <w:r>
                 <w:rPr>
                   <w:rFonts w:ascii="Arial" w:cs="Arial" w:eastAsia="Arial" w:hAnsi="Arial"/>
@@ -13449,7 +13449,7 @@
               <w:spacing w:after="10" w:before="0"/>
               <w:ind w:left="120"/>
             </w:pPr>
-            <w:hyperlink w:history="1" r:id="rIdswzojbmg6fi23msljgwrg">
+            <w:hyperlink w:history="1" r:id="rId-ebamgn65toshnqzent4h">
               <w:r>
                 <w:rPr>
                   <w:rFonts w:ascii="Arial" w:cs="Arial" w:eastAsia="Arial" w:hAnsi="Arial"/>
@@ -13494,7 +13494,7 @@
             <w:pPr>
               <w:spacing w:after="20" w:before="0"/>
             </w:pPr>
-            <w:hyperlink w:history="1" r:id="rIdy6l8fpfpcg_bw5tbzotsj">
+            <w:hyperlink w:history="1" r:id="rId6cxfucroqrvbbfpjzdlzc">
               <w:r>
                 <w:rPr>
                   <w:rFonts w:ascii="Arial" w:cs="Arial" w:eastAsia="Arial" w:hAnsi="Arial"/>
@@ -13527,7 +13527,7 @@
               <w:spacing w:after="10" w:before="0"/>
               <w:ind w:left="120"/>
             </w:pPr>
-            <w:hyperlink w:history="1" r:id="rIdm40y1tb-xucaf7mhjp6vk">
+            <w:hyperlink w:history="1" r:id="rIdtwx1qg8cbassbohxi-qww">
               <w:r>
                 <w:rPr>
                   <w:rFonts w:ascii="Arial" w:cs="Arial" w:eastAsia="Arial" w:hAnsi="Arial"/>
@@ -13722,7 +13722,7 @@
             <w:pPr>
               <w:spacing w:after="20" w:before="0"/>
             </w:pPr>
-            <w:hyperlink w:history="1" r:id="rIdxgtfxuja2lfip5e7ausrw">
+            <w:hyperlink w:history="1" r:id="rId7q9pq-zjfwqkgxkyzvzny">
               <w:r>
                 <w:rPr>
                   <w:rFonts w:ascii="Arial" w:cs="Arial" w:eastAsia="Arial" w:hAnsi="Arial"/>
@@ -13755,7 +13755,7 @@
               <w:spacing w:after="10" w:before="0"/>
               <w:ind w:left="120"/>
             </w:pPr>
-            <w:hyperlink w:history="1" r:id="rIdl_ntxlq6brc_ebrt9wz7u">
+            <w:hyperlink w:history="1" r:id="rIdbitolz8cdhp35nttrdobo">
               <w:r>
                 <w:rPr>
                   <w:rFonts w:ascii="Arial" w:cs="Arial" w:eastAsia="Arial" w:hAnsi="Arial"/>
@@ -13800,7 +13800,7 @@
             <w:pPr>
               <w:spacing w:after="20" w:before="0"/>
             </w:pPr>
-            <w:hyperlink w:history="1" r:id="rIdobekabbmlfld6y2x3zut7">
+            <w:hyperlink w:history="1" r:id="rIdowbbzysp0nkbhi_pbpewv">
               <w:r>
                 <w:rPr>
                   <w:rFonts w:ascii="Arial" w:cs="Arial" w:eastAsia="Arial" w:hAnsi="Arial"/>
@@ -13833,7 +13833,7 @@
               <w:spacing w:after="10" w:before="0"/>
               <w:ind w:left="120"/>
             </w:pPr>
-            <w:hyperlink w:history="1" r:id="rId8mypequnhnggx-grifuay">
+            <w:hyperlink w:history="1" r:id="rIdinijta8ru4fe5gbgzllk_">
               <w:r>
                 <w:rPr>
                   <w:rFonts w:ascii="Arial" w:cs="Arial" w:eastAsia="Arial" w:hAnsi="Arial"/>
@@ -14028,7 +14028,7 @@
             <w:pPr>
               <w:spacing w:after="20" w:before="0"/>
             </w:pPr>
-            <w:hyperlink w:history="1" r:id="rIdz-46y0qzwildpmdin3nyr">
+            <w:hyperlink w:history="1" r:id="rIdwymhm-m2m5hgfswo_plls">
               <w:r>
                 <w:rPr>
                   <w:rFonts w:ascii="Arial" w:cs="Arial" w:eastAsia="Arial" w:hAnsi="Arial"/>
@@ -14077,7 +14077,7 @@
               <w:spacing w:after="10" w:before="0"/>
               <w:ind w:left="120"/>
             </w:pPr>
-            <w:hyperlink w:history="1" r:id="rIdo3rbcty6r3ts8rxjam4k8">
+            <w:hyperlink w:history="1" r:id="rIdhmix6zd9_o3hlvg_zq0zt">
               <w:r>
                 <w:rPr>
                   <w:rFonts w:ascii="Arial" w:cs="Arial" w:eastAsia="Arial" w:hAnsi="Arial"/>
@@ -14122,7 +14122,7 @@
             <w:pPr>
               <w:spacing w:after="20" w:before="0"/>
             </w:pPr>
-            <w:hyperlink w:history="1" r:id="rIdojs6ubmt9onu20ozdj5mz">
+            <w:hyperlink w:history="1" r:id="rIdjrldpccq5j-erficwhpej">
               <w:r>
                 <w:rPr>
                   <w:rFonts w:ascii="Arial" w:cs="Arial" w:eastAsia="Arial" w:hAnsi="Arial"/>
@@ -14155,7 +14155,7 @@
               <w:spacing w:after="10" w:before="0"/>
               <w:ind w:left="120"/>
             </w:pPr>
-            <w:hyperlink w:history="1" r:id="rIdqulksded853f1bpf1lwcm">
+            <w:hyperlink w:history="1" r:id="rIdedxyog0r_gll9pfqys7jj">
               <w:r>
                 <w:rPr>
                   <w:rFonts w:ascii="Arial" w:cs="Arial" w:eastAsia="Arial" w:hAnsi="Arial"/>
@@ -14667,7 +14667,7 @@
         </w:rPr>
         <w:t xml:space="preserve">© 2026 SeaVuria and ARES. Aligned with KICD objectives. Developed by SeaVuria; technical implementation by ARES (with AI assistance from Claude). Licensed under </w:t>
       </w:r>
-      <w:hyperlink w:history="1" r:id="rIdpooxvhnfj0lpnvzi9-2kp">
+      <w:hyperlink w:history="1" r:id="rIdefygbdlyter-xooterrhk">
         <w:r>
           <w:rPr>
             <w:rFonts w:ascii="Arial" w:cs="Arial" w:eastAsia="Arial" w:hAnsi="Arial"/>
@@ -14688,7 +14688,7 @@
         </w:rPr>
         <w:t xml:space="preserve"> (</w:t>
       </w:r>
-      <w:hyperlink w:history="1" r:id="rIdugqehzhwwrhpug7h7u4jr">
+      <w:hyperlink w:history="1" r:id="rId56b_k2un_uygatxx7q_k6">
         <w:r>
           <w:rPr>
             <w:rFonts w:ascii="Arial" w:cs="Arial" w:eastAsia="Arial" w:hAnsi="Arial"/>
@@ -15701,7 +15701,7 @@
             <w:pPr>
               <w:spacing w:after="20" w:before="0"/>
             </w:pPr>
-            <w:hyperlink w:history="1" r:id="rId1tslnghxiabhqsoh68016">
+            <w:hyperlink w:history="1" r:id="rIdzr25nz8wv5z4fjmuhd-n3">
               <w:r>
                 <w:rPr>
                   <w:rFonts w:ascii="Arial" w:cs="Arial" w:eastAsia="Arial" w:hAnsi="Arial"/>
@@ -15734,7 +15734,7 @@
               <w:spacing w:after="10" w:before="0"/>
               <w:ind w:left="120"/>
             </w:pPr>
-            <w:hyperlink w:history="1" r:id="rIdzzj8e5i7rcp_qawpz_mwr">
+            <w:hyperlink w:history="1" r:id="rIdjfxrkzhlmqzcebkrh5qtn">
               <w:r>
                 <w:rPr>
                   <w:rFonts w:ascii="Arial" w:cs="Arial" w:eastAsia="Arial" w:hAnsi="Arial"/>
@@ -15779,7 +15779,7 @@
             <w:pPr>
               <w:spacing w:after="20" w:before="0"/>
             </w:pPr>
-            <w:hyperlink w:history="1" r:id="rId3iftehb1kptfcaj4ddg-k">
+            <w:hyperlink w:history="1" r:id="rIdfesxhjmiyd--0wb4njbni">
               <w:r>
                 <w:rPr>
                   <w:rFonts w:ascii="Arial" w:cs="Arial" w:eastAsia="Arial" w:hAnsi="Arial"/>
@@ -15812,7 +15812,7 @@
               <w:spacing w:after="10" w:before="0"/>
               <w:ind w:left="120"/>
             </w:pPr>
-            <w:hyperlink w:history="1" r:id="rIdxn5v1a2zy_zzwuaziqbix">
+            <w:hyperlink w:history="1" r:id="rIddrdeoyujjvessmhxngmmb">
               <w:r>
                 <w:rPr>
                   <w:rFonts w:ascii="Arial" w:cs="Arial" w:eastAsia="Arial" w:hAnsi="Arial"/>
@@ -16007,7 +16007,7 @@
             <w:pPr>
               <w:spacing w:after="20" w:before="0"/>
             </w:pPr>
-            <w:hyperlink w:history="1" r:id="rIdiytdnxzvxwn3vuez_jc46">
+            <w:hyperlink w:history="1" r:id="rIdqawgkpoo5xrvpbdhjmmg2">
               <w:r>
                 <w:rPr>
                   <w:rFonts w:ascii="Arial" w:cs="Arial" w:eastAsia="Arial" w:hAnsi="Arial"/>
@@ -16040,7 +16040,7 @@
               <w:spacing w:after="10" w:before="0"/>
               <w:ind w:left="120"/>
             </w:pPr>
-            <w:hyperlink w:history="1" r:id="rIdxjujeavrija6iaubjc60w">
+            <w:hyperlink w:history="1" r:id="rIdwkynraucjbq1xagts43w5">
               <w:r>
                 <w:rPr>
                   <w:rFonts w:ascii="Arial" w:cs="Arial" w:eastAsia="Arial" w:hAnsi="Arial"/>
@@ -16085,7 +16085,7 @@
             <w:pPr>
               <w:spacing w:after="20" w:before="0"/>
             </w:pPr>
-            <w:hyperlink w:history="1" r:id="rId5chduf7sozotgqrbxdkpo">
+            <w:hyperlink w:history="1" r:id="rIdpo_y-df4xk7kxm8fymnhz">
               <w:r>
                 <w:rPr>
                   <w:rFonts w:ascii="Arial" w:cs="Arial" w:eastAsia="Arial" w:hAnsi="Arial"/>
@@ -16118,7 +16118,7 @@
               <w:spacing w:after="10" w:before="0"/>
               <w:ind w:left="120"/>
             </w:pPr>
-            <w:hyperlink w:history="1" r:id="rIdjqrj39mas2swxc3uvrtrw">
+            <w:hyperlink w:history="1" r:id="rIdau-esne6srp6dvonygqgz">
               <w:r>
                 <w:rPr>
                   <w:rFonts w:ascii="Arial" w:cs="Arial" w:eastAsia="Arial" w:hAnsi="Arial"/>
@@ -16313,7 +16313,7 @@
             <w:pPr>
               <w:spacing w:after="20" w:before="0"/>
             </w:pPr>
-            <w:hyperlink w:history="1" r:id="rIdn_jth069adc5snc5qsd2p">
+            <w:hyperlink w:history="1" r:id="rIdgi7xhiefyvpgarw4thqzi">
               <w:r>
                 <w:rPr>
                   <w:rFonts w:ascii="Arial" w:cs="Arial" w:eastAsia="Arial" w:hAnsi="Arial"/>
@@ -16346,7 +16346,7 @@
               <w:spacing w:after="10" w:before="0"/>
               <w:ind w:left="120"/>
             </w:pPr>
-            <w:hyperlink w:history="1" r:id="rIdlwwfvnavwxdwczhcnadd4">
+            <w:hyperlink w:history="1" r:id="rIdom95wunzxyw2tbcp4ki8z">
               <w:r>
                 <w:rPr>
                   <w:rFonts w:ascii="Arial" w:cs="Arial" w:eastAsia="Arial" w:hAnsi="Arial"/>
@@ -16391,7 +16391,7 @@
             <w:pPr>
               <w:spacing w:after="20" w:before="0"/>
             </w:pPr>
-            <w:hyperlink w:history="1" r:id="rIdreloskr6tvgla2llr22e2">
+            <w:hyperlink w:history="1" r:id="rId7kgwp4ohc5alylxrx7kjj">
               <w:r>
                 <w:rPr>
                   <w:rFonts w:ascii="Arial" w:cs="Arial" w:eastAsia="Arial" w:hAnsi="Arial"/>
@@ -16424,7 +16424,7 @@
               <w:spacing w:after="10" w:before="0"/>
               <w:ind w:left="120"/>
             </w:pPr>
-            <w:hyperlink w:history="1" r:id="rIdzs8a4h3jznt0q46svgdyw">
+            <w:hyperlink w:history="1" r:id="rIdn4jf8dmbltbopxk8jhzc1">
               <w:r>
                 <w:rPr>
                   <w:rFonts w:ascii="Arial" w:cs="Arial" w:eastAsia="Arial" w:hAnsi="Arial"/>
@@ -16619,7 +16619,7 @@
             <w:pPr>
               <w:spacing w:after="20" w:before="0"/>
             </w:pPr>
-            <w:hyperlink w:history="1" r:id="rIdkefol5eeqbuaeo0a8kh7w">
+            <w:hyperlink w:history="1" r:id="rIdc771q_z2pba5uz-xiv_36">
               <w:r>
                 <w:rPr>
                   <w:rFonts w:ascii="Arial" w:cs="Arial" w:eastAsia="Arial" w:hAnsi="Arial"/>
@@ -16652,7 +16652,7 @@
               <w:spacing w:after="10" w:before="0"/>
               <w:ind w:left="120"/>
             </w:pPr>
-            <w:hyperlink w:history="1" r:id="rIdt7gzdio0co40oge2vvjt6">
+            <w:hyperlink w:history="1" r:id="rIdvg9ebpagha91nnrc1x-ph">
               <w:r>
                 <w:rPr>
                   <w:rFonts w:ascii="Arial" w:cs="Arial" w:eastAsia="Arial" w:hAnsi="Arial"/>
@@ -16697,7 +16697,7 @@
             <w:pPr>
               <w:spacing w:after="20" w:before="0"/>
             </w:pPr>
-            <w:hyperlink w:history="1" r:id="rIdvkupgioukqcw4hcf-abrd">
+            <w:hyperlink w:history="1" r:id="rIdkazqkaqhm-csrhagfv6zj">
               <w:r>
                 <w:rPr>
                   <w:rFonts w:ascii="Arial" w:cs="Arial" w:eastAsia="Arial" w:hAnsi="Arial"/>
@@ -16730,7 +16730,7 @@
               <w:spacing w:after="10" w:before="0"/>
               <w:ind w:left="120"/>
             </w:pPr>
-            <w:hyperlink w:history="1" r:id="rId0tsz-zbkfipvn00yqkwfy">
+            <w:hyperlink w:history="1" r:id="rIdvf_vr6aagiypa0-pftppt">
               <w:r>
                 <w:rPr>
                   <w:rFonts w:ascii="Arial" w:cs="Arial" w:eastAsia="Arial" w:hAnsi="Arial"/>
@@ -16925,7 +16925,7 @@
             <w:pPr>
               <w:spacing w:after="20" w:before="0"/>
             </w:pPr>
-            <w:hyperlink w:history="1" r:id="rIdfnmtnrqas3r5my8zoiam_">
+            <w:hyperlink w:history="1" r:id="rIdixnttzttzlyhrgoo2pmpq">
               <w:r>
                 <w:rPr>
                   <w:rFonts w:ascii="Arial" w:cs="Arial" w:eastAsia="Arial" w:hAnsi="Arial"/>
@@ -16974,7 +16974,7 @@
               <w:spacing w:after="10" w:before="0"/>
               <w:ind w:left="120"/>
             </w:pPr>
-            <w:hyperlink w:history="1" r:id="rIdhsck1zy0cd2y_dmgvqh4d">
+            <w:hyperlink w:history="1" r:id="rIdhv3j8vsxd3ynklnjoathy">
               <w:r>
                 <w:rPr>
                   <w:rFonts w:ascii="Arial" w:cs="Arial" w:eastAsia="Arial" w:hAnsi="Arial"/>
@@ -17019,7 +17019,7 @@
             <w:pPr>
               <w:spacing w:after="20" w:before="0"/>
             </w:pPr>
-            <w:hyperlink w:history="1" r:id="rIdrkcooymbkifhy3zhvwr7v">
+            <w:hyperlink w:history="1" r:id="rIdbzzbdj7ibjvkc46cilupk">
               <w:r>
                 <w:rPr>
                   <w:rFonts w:ascii="Arial" w:cs="Arial" w:eastAsia="Arial" w:hAnsi="Arial"/>
@@ -17052,7 +17052,7 @@
               <w:spacing w:after="10" w:before="0"/>
               <w:ind w:left="120"/>
             </w:pPr>
-            <w:hyperlink w:history="1" r:id="rIdmwk68smaty_4hegqovcac">
+            <w:hyperlink w:history="1" r:id="rIdrkoyaatwklk9h_efsjixg">
               <w:r>
                 <w:rPr>
                   <w:rFonts w:ascii="Arial" w:cs="Arial" w:eastAsia="Arial" w:hAnsi="Arial"/>
@@ -17678,7 +17678,7 @@
         </w:rPr>
         <w:t xml:space="preserve">© 2026 SeaVuria and ARES. Aligned with KICD objectives. Developed by SeaVuria; technical implementation by ARES (with AI assistance from Claude). Licensed under </w:t>
       </w:r>
-      <w:hyperlink w:history="1" r:id="rId4mhdtybs4jesefkgd4e6_">
+      <w:hyperlink w:history="1" r:id="rIdnzfnviyomzf0n_33mut_v">
         <w:r>
           <w:rPr>
             <w:rFonts w:ascii="Arial" w:cs="Arial" w:eastAsia="Arial" w:hAnsi="Arial"/>
@@ -17699,7 +17699,7 @@
         </w:rPr>
         <w:t xml:space="preserve"> (</w:t>
       </w:r>
-      <w:hyperlink w:history="1" r:id="rId7t65f7tnuuvopbrbmqg-1">
+      <w:hyperlink w:history="1" r:id="rIdtbkqzfcok1fk46x2r8xh4">
         <w:r>
           <w:rPr>
             <w:rFonts w:ascii="Arial" w:cs="Arial" w:eastAsia="Arial" w:hAnsi="Arial"/>
@@ -18712,7 +18712,7 @@
             <w:pPr>
               <w:spacing w:after="20" w:before="0"/>
             </w:pPr>
-            <w:hyperlink w:history="1" r:id="rIdpdsz7oxoy82iab3pglmai">
+            <w:hyperlink w:history="1" r:id="rIdve9hkhzst-fdlmvymoadu">
               <w:r>
                 <w:rPr>
                   <w:rFonts w:ascii="Arial" w:cs="Arial" w:eastAsia="Arial" w:hAnsi="Arial"/>
@@ -18761,7 +18761,7 @@
               <w:spacing w:after="10" w:before="0"/>
               <w:ind w:left="120"/>
             </w:pPr>
-            <w:hyperlink w:history="1" r:id="rId9i-8sthumwdue07ef5iee">
+            <w:hyperlink w:history="1" r:id="rIds-k_ceks6mttjpbj0sjij">
               <w:r>
                 <w:rPr>
                   <w:rFonts w:ascii="Arial" w:cs="Arial" w:eastAsia="Arial" w:hAnsi="Arial"/>
@@ -18823,7 +18823,7 @@
               <w:spacing w:after="10" w:before="0"/>
               <w:ind w:left="120"/>
             </w:pPr>
-            <w:hyperlink w:history="1" r:id="rIdmfcxljfha3zie0qca6tsw">
+            <w:hyperlink w:history="1" r:id="rIdxs0f5_twcmhggctt2igba">
               <w:r>
                 <w:rPr>
                   <w:rFonts w:ascii="Arial" w:cs="Arial" w:eastAsia="Arial" w:hAnsi="Arial"/>
@@ -19033,7 +19033,7 @@
             <w:pPr>
               <w:spacing w:after="20" w:before="0"/>
             </w:pPr>
-            <w:hyperlink w:history="1" r:id="rIdu5yyfvjkxehqkvpepiy7j">
+            <w:hyperlink w:history="1" r:id="rIdtp22qg965tb9hkdmd3x1w">
               <w:r>
                 <w:rPr>
                   <w:rFonts w:ascii="Arial" w:cs="Arial" w:eastAsia="Arial" w:hAnsi="Arial"/>
@@ -19082,7 +19082,7 @@
               <w:spacing w:after="10" w:before="0"/>
               <w:ind w:left="120"/>
             </w:pPr>
-            <w:hyperlink w:history="1" r:id="rId5wxi0gfjefs6zhr35e1ws">
+            <w:hyperlink w:history="1" r:id="rIddiuljeltr30ol-q4be6ds">
               <w:r>
                 <w:rPr>
                   <w:rFonts w:ascii="Arial" w:cs="Arial" w:eastAsia="Arial" w:hAnsi="Arial"/>
@@ -19144,7 +19144,7 @@
               <w:spacing w:after="10" w:before="0"/>
               <w:ind w:left="120"/>
             </w:pPr>
-            <w:hyperlink w:history="1" r:id="rIdo6fjr_2cwiyzytjukuxq1">
+            <w:hyperlink w:history="1" r:id="rIdkyyyhrsabmgvi8so2g-sx">
               <w:r>
                 <w:rPr>
                   <w:rFonts w:ascii="Arial" w:cs="Arial" w:eastAsia="Arial" w:hAnsi="Arial"/>
@@ -19354,7 +19354,7 @@
             <w:pPr>
               <w:spacing w:after="20" w:before="0"/>
             </w:pPr>
-            <w:hyperlink w:history="1" r:id="rIdztio5p6os4dl3ccm86p6v">
+            <w:hyperlink w:history="1" r:id="rIdn9ezmkqlc82iiysnklsxr">
               <w:r>
                 <w:rPr>
                   <w:rFonts w:ascii="Arial" w:cs="Arial" w:eastAsia="Arial" w:hAnsi="Arial"/>
@@ -19403,7 +19403,7 @@
               <w:spacing w:after="10" w:before="0"/>
               <w:ind w:left="120"/>
             </w:pPr>
-            <w:hyperlink w:history="1" r:id="rId3sg1cjpyaiaipfazpy6ak">
+            <w:hyperlink w:history="1" r:id="rIdqljliuiaysdcgyqplqkkz">
               <w:r>
                 <w:rPr>
                   <w:rFonts w:ascii="Arial" w:cs="Arial" w:eastAsia="Arial" w:hAnsi="Arial"/>
@@ -19465,7 +19465,7 @@
               <w:spacing w:after="10" w:before="0"/>
               <w:ind w:left="120"/>
             </w:pPr>
-            <w:hyperlink w:history="1" r:id="rIdfddbos4bj4cdqjfraecnn">
+            <w:hyperlink w:history="1" r:id="rIdp0gcfx4sh2awwpctwefjl">
               <w:r>
                 <w:rPr>
                   <w:rFonts w:ascii="Arial" w:cs="Arial" w:eastAsia="Arial" w:hAnsi="Arial"/>
@@ -19675,7 +19675,7 @@
             <w:pPr>
               <w:spacing w:after="20" w:before="0"/>
             </w:pPr>
-            <w:hyperlink w:history="1" r:id="rIdcnnk6uvhg1qjlskhhzcir">
+            <w:hyperlink w:history="1" r:id="rIdly-6kxlm6evqpaedd27bp">
               <w:r>
                 <w:rPr>
                   <w:rFonts w:ascii="Arial" w:cs="Arial" w:eastAsia="Arial" w:hAnsi="Arial"/>
@@ -19724,7 +19724,7 @@
               <w:spacing w:after="10" w:before="0"/>
               <w:ind w:left="120"/>
             </w:pPr>
-            <w:hyperlink w:history="1" r:id="rIdt8n_gdbaiofmyumgcaz3r">
+            <w:hyperlink w:history="1" r:id="rIdyhiyn46kfej0rt1kw0cbm">
               <w:r>
                 <w:rPr>
                   <w:rFonts w:ascii="Arial" w:cs="Arial" w:eastAsia="Arial" w:hAnsi="Arial"/>
@@ -19786,7 +19786,7 @@
               <w:spacing w:after="10" w:before="0"/>
               <w:ind w:left="120"/>
             </w:pPr>
-            <w:hyperlink w:history="1" r:id="rIdbteetkk9ymygpy20jcuba">
+            <w:hyperlink w:history="1" r:id="rIdppceahwb3t0vzjimdx2jb">
               <w:r>
                 <w:rPr>
                   <w:rFonts w:ascii="Arial" w:cs="Arial" w:eastAsia="Arial" w:hAnsi="Arial"/>
@@ -19996,7 +19996,7 @@
             <w:pPr>
               <w:spacing w:after="20" w:before="0"/>
             </w:pPr>
-            <w:hyperlink w:history="1" r:id="rId1zblq-ynssf9hhcqk1cxq">
+            <w:hyperlink w:history="1" r:id="rIdovxudzi1gbyc69zz_gkke">
               <w:r>
                 <w:rPr>
                   <w:rFonts w:ascii="Arial" w:cs="Arial" w:eastAsia="Arial" w:hAnsi="Arial"/>
@@ -20045,7 +20045,7 @@
               <w:spacing w:after="10" w:before="0"/>
               <w:ind w:left="120"/>
             </w:pPr>
-            <w:hyperlink w:history="1" r:id="rIdg6hs8sdqokw5kivb7b0lk">
+            <w:hyperlink w:history="1" r:id="rId6dpwjyz4pzbbn3x8kg7z_">
               <w:r>
                 <w:rPr>
                   <w:rFonts w:ascii="Arial" w:cs="Arial" w:eastAsia="Arial" w:hAnsi="Arial"/>
@@ -20107,7 +20107,7 @@
               <w:spacing w:after="10" w:before="0"/>
               <w:ind w:left="120"/>
             </w:pPr>
-            <w:hyperlink w:history="1" r:id="rIdvogweqfu9klm6_oxu2dgy">
+            <w:hyperlink w:history="1" r:id="rId1-u_licy2gjs910i00sxk">
               <w:r>
                 <w:rPr>
                   <w:rFonts w:ascii="Arial" w:cs="Arial" w:eastAsia="Arial" w:hAnsi="Arial"/>
@@ -20634,7 +20634,7 @@
         </w:rPr>
         <w:t xml:space="preserve">© 2026 SeaVuria and ARES. Aligned with KICD objectives. Developed by SeaVuria; technical implementation by ARES (with AI assistance from Claude). Licensed under </w:t>
       </w:r>
-      <w:hyperlink w:history="1" r:id="rIdcyinawf1ioiearhw7pl-w">
+      <w:hyperlink w:history="1" r:id="rIdxyzzljfpaqd3yqh-3phvc">
         <w:r>
           <w:rPr>
             <w:rFonts w:ascii="Arial" w:cs="Arial" w:eastAsia="Arial" w:hAnsi="Arial"/>
@@ -20655,7 +20655,7 @@
         </w:rPr>
         <w:t xml:space="preserve"> (</w:t>
       </w:r>
-      <w:hyperlink w:history="1" r:id="rIdbw0a0gh5zzdn1torz8ws8">
+      <w:hyperlink w:history="1" r:id="rIdharmtevyp82qvj9utmwvz">
         <w:r>
           <w:rPr>
             <w:rFonts w:ascii="Arial" w:cs="Arial" w:eastAsia="Arial" w:hAnsi="Arial"/>
@@ -21668,7 +21668,7 @@
             <w:pPr>
               <w:spacing w:after="20" w:before="0"/>
             </w:pPr>
-            <w:hyperlink w:history="1" r:id="rIdspu8kmgpuvbzxz4uwajfi">
+            <w:hyperlink w:history="1" r:id="rIdoeqae-ua4abktj7x4-_gn">
               <w:r>
                 <w:rPr>
                   <w:rFonts w:ascii="Arial" w:cs="Arial" w:eastAsia="Arial" w:hAnsi="Arial"/>
@@ -21701,7 +21701,7 @@
               <w:spacing w:after="10" w:before="0"/>
               <w:ind w:left="120"/>
             </w:pPr>
-            <w:hyperlink w:history="1" r:id="rIdg6xtphv4s5mzm_rztpzf7">
+            <w:hyperlink w:history="1" r:id="rIdoceku5vz6hxgux9e1o4up">
               <w:r>
                 <w:rPr>
                   <w:rFonts w:ascii="Arial" w:cs="Arial" w:eastAsia="Arial" w:hAnsi="Arial"/>
@@ -21746,7 +21746,7 @@
             <w:pPr>
               <w:spacing w:after="20" w:before="0"/>
             </w:pPr>
-            <w:hyperlink w:history="1" r:id="rIdffcawlu-gsuxkt3mbux6p">
+            <w:hyperlink w:history="1" r:id="rIdeads8zmeqwb8eagn4sujx">
               <w:r>
                 <w:rPr>
                   <w:rFonts w:ascii="Arial" w:cs="Arial" w:eastAsia="Arial" w:hAnsi="Arial"/>
@@ -21779,7 +21779,7 @@
               <w:spacing w:after="10" w:before="0"/>
               <w:ind w:left="120"/>
             </w:pPr>
-            <w:hyperlink w:history="1" r:id="rIdeu0ssbklewgjbwajwkcdd">
+            <w:hyperlink w:history="1" r:id="rId9bs5movmikv4idjce9bsr">
               <w:r>
                 <w:rPr>
                   <w:rFonts w:ascii="Arial" w:cs="Arial" w:eastAsia="Arial" w:hAnsi="Arial"/>
@@ -21974,7 +21974,7 @@
             <w:pPr>
               <w:spacing w:after="20" w:before="0"/>
             </w:pPr>
-            <w:hyperlink w:history="1" r:id="rIde0r6cxtzydryingvdqczn">
+            <w:hyperlink w:history="1" r:id="rIdjt_4m6syhopkgl4ufkjr3">
               <w:r>
                 <w:rPr>
                   <w:rFonts w:ascii="Arial" w:cs="Arial" w:eastAsia="Arial" w:hAnsi="Arial"/>
@@ -22007,7 +22007,7 @@
               <w:spacing w:after="10" w:before="0"/>
               <w:ind w:left="120"/>
             </w:pPr>
-            <w:hyperlink w:history="1" r:id="rIdijz1icqv7uorcr2l1544q">
+            <w:hyperlink w:history="1" r:id="rIdqmftxmg5covywg4sjxifc">
               <w:r>
                 <w:rPr>
                   <w:rFonts w:ascii="Arial" w:cs="Arial" w:eastAsia="Arial" w:hAnsi="Arial"/>
@@ -22052,7 +22052,7 @@
             <w:pPr>
               <w:spacing w:after="20" w:before="0"/>
             </w:pPr>
-            <w:hyperlink w:history="1" r:id="rIdlb5mcgqwp2qfau0i4tm3v">
+            <w:hyperlink w:history="1" r:id="rIdmm8quhps8v65-zmaz9rfg">
               <w:r>
                 <w:rPr>
                   <w:rFonts w:ascii="Arial" w:cs="Arial" w:eastAsia="Arial" w:hAnsi="Arial"/>
@@ -22085,7 +22085,7 @@
               <w:spacing w:after="10" w:before="0"/>
               <w:ind w:left="120"/>
             </w:pPr>
-            <w:hyperlink w:history="1" r:id="rIdjxwsvdk3j2bcngmwztyvk">
+            <w:hyperlink w:history="1" r:id="rIdjq5ftf5dgbdzglzjfl5r4">
               <w:r>
                 <w:rPr>
                   <w:rFonts w:ascii="Arial" w:cs="Arial" w:eastAsia="Arial" w:hAnsi="Arial"/>
@@ -22280,7 +22280,7 @@
             <w:pPr>
               <w:spacing w:after="20" w:before="0"/>
             </w:pPr>
-            <w:hyperlink w:history="1" r:id="rIdwngzuebp7t8itb4o5kndu">
+            <w:hyperlink w:history="1" r:id="rIdiqifph46d0sllzygmonxa">
               <w:r>
                 <w:rPr>
                   <w:rFonts w:ascii="Arial" w:cs="Arial" w:eastAsia="Arial" w:hAnsi="Arial"/>
@@ -22329,7 +22329,7 @@
               <w:spacing w:after="10" w:before="0"/>
               <w:ind w:left="120"/>
             </w:pPr>
-            <w:hyperlink w:history="1" r:id="rIdp4te05nsrglxzhm-uxvni">
+            <w:hyperlink w:history="1" r:id="rIdngxr0grij2pbqsefydnbu">
               <w:r>
                 <w:rPr>
                   <w:rFonts w:ascii="Arial" w:cs="Arial" w:eastAsia="Arial" w:hAnsi="Arial"/>
@@ -22374,7 +22374,7 @@
             <w:pPr>
               <w:spacing w:after="20" w:before="0"/>
             </w:pPr>
-            <w:hyperlink w:history="1" r:id="rIdnmfmyajgekjyqqtfcg3lu">
+            <w:hyperlink w:history="1" r:id="rIdieqxi2nejyjuapjmhceq6">
               <w:r>
                 <w:rPr>
                   <w:rFonts w:ascii="Arial" w:cs="Arial" w:eastAsia="Arial" w:hAnsi="Arial"/>
@@ -22407,7 +22407,7 @@
               <w:spacing w:after="10" w:before="0"/>
               <w:ind w:left="120"/>
             </w:pPr>
-            <w:hyperlink w:history="1" r:id="rIdckhjddehjqrfftw5ujv4l">
+            <w:hyperlink w:history="1" r:id="rIdtd-gnogja6wpwr3payyrn">
               <w:r>
                 <w:rPr>
                   <w:rFonts w:ascii="Arial" w:cs="Arial" w:eastAsia="Arial" w:hAnsi="Arial"/>
@@ -22602,7 +22602,7 @@
             <w:pPr>
               <w:spacing w:after="20" w:before="0"/>
             </w:pPr>
-            <w:hyperlink w:history="1" r:id="rIdh_zpx7lbb3sypufmf8kh5">
+            <w:hyperlink w:history="1" r:id="rIdpr12yn8_u8ozdyfnwxp-i">
               <w:r>
                 <w:rPr>
                   <w:rFonts w:ascii="Arial" w:cs="Arial" w:eastAsia="Arial" w:hAnsi="Arial"/>
@@ -22651,7 +22651,7 @@
               <w:spacing w:after="10" w:before="0"/>
               <w:ind w:left="120"/>
             </w:pPr>
-            <w:hyperlink w:history="1" r:id="rIdosm2kcasfznwkbuu8k0h-">
+            <w:hyperlink w:history="1" r:id="rIdmhar_z1pzxx12kzfa8dxw">
               <w:r>
                 <w:rPr>
                   <w:rFonts w:ascii="Arial" w:cs="Arial" w:eastAsia="Arial" w:hAnsi="Arial"/>
@@ -22696,7 +22696,7 @@
             <w:pPr>
               <w:spacing w:after="20" w:before="0"/>
             </w:pPr>
-            <w:hyperlink w:history="1" r:id="rIdeeuz2vde8cj11qu9pyzqr">
+            <w:hyperlink w:history="1" r:id="rIdx7yeu8sq2axgosvsfpdb9">
               <w:r>
                 <w:rPr>
                   <w:rFonts w:ascii="Arial" w:cs="Arial" w:eastAsia="Arial" w:hAnsi="Arial"/>
@@ -22729,7 +22729,7 @@
               <w:spacing w:after="10" w:before="0"/>
               <w:ind w:left="120"/>
             </w:pPr>
-            <w:hyperlink w:history="1" r:id="rId4ajuxtvw7lxgxrlocrktp">
+            <w:hyperlink w:history="1" r:id="rIdou-kgjrfgatw5sa971hff">
               <w:r>
                 <w:rPr>
                   <w:rFonts w:ascii="Arial" w:cs="Arial" w:eastAsia="Arial" w:hAnsi="Arial"/>
@@ -22924,7 +22924,7 @@
             <w:pPr>
               <w:spacing w:after="20" w:before="0"/>
             </w:pPr>
-            <w:hyperlink w:history="1" r:id="rIdeoe6afyxkwkqqbet1xzzv">
+            <w:hyperlink w:history="1" r:id="rId-ap6eylpwtp-anfef2r90">
               <w:r>
                 <w:rPr>
                   <w:rFonts w:ascii="Arial" w:cs="Arial" w:eastAsia="Arial" w:hAnsi="Arial"/>
@@ -22973,7 +22973,7 @@
               <w:spacing w:after="10" w:before="0"/>
               <w:ind w:left="120"/>
             </w:pPr>
-            <w:hyperlink w:history="1" r:id="rIdo4nxiv23o66zuao40pupf">
+            <w:hyperlink w:history="1" r:id="rIdyvpp1gui4mzuq7vu7keyz">
               <w:r>
                 <w:rPr>
                   <w:rFonts w:ascii="Arial" w:cs="Arial" w:eastAsia="Arial" w:hAnsi="Arial"/>
@@ -23018,7 +23018,7 @@
             <w:pPr>
               <w:spacing w:after="20" w:before="0"/>
             </w:pPr>
-            <w:hyperlink w:history="1" r:id="rIdyvidmjphpouddnifzb7t5">
+            <w:hyperlink w:history="1" r:id="rIdg3jclianq_sktufnfe2en">
               <w:r>
                 <w:rPr>
                   <w:rFonts w:ascii="Arial" w:cs="Arial" w:eastAsia="Arial" w:hAnsi="Arial"/>
@@ -23067,7 +23067,7 @@
               <w:spacing w:after="10" w:before="0"/>
               <w:ind w:left="120"/>
             </w:pPr>
-            <w:hyperlink w:history="1" r:id="rIdnlx4wfgyscpimkjchtm6y">
+            <w:hyperlink w:history="1" r:id="rIdvfgs5rkdwg63xdwlbrclo">
               <w:r>
                 <w:rPr>
                   <w:rFonts w:ascii="Arial" w:cs="Arial" w:eastAsia="Arial" w:hAnsi="Arial"/>
@@ -23674,7 +23674,7 @@
         </w:rPr>
         <w:t xml:space="preserve">© 2026 SeaVuria and ARES. Aligned with KICD objectives. Developed by SeaVuria; technical implementation by ARES (with AI assistance from Claude). Licensed under </w:t>
       </w:r>
-      <w:hyperlink w:history="1" r:id="rIdvcv8gp7jfcxkhwcnt_sss">
+      <w:hyperlink w:history="1" r:id="rIdjo2ecbh5ezb_mxi19i-qd">
         <w:r>
           <w:rPr>
             <w:rFonts w:ascii="Arial" w:cs="Arial" w:eastAsia="Arial" w:hAnsi="Arial"/>
@@ -23695,7 +23695,7 @@
         </w:rPr>
         <w:t xml:space="preserve"> (</w:t>
       </w:r>
-      <w:hyperlink w:history="1" r:id="rIdn2oxdxztp0i1_l6japkxz">
+      <w:hyperlink w:history="1" r:id="rId-x5fhbrcpdydysbmr6yo2">
         <w:r>
           <w:rPr>
             <w:rFonts w:ascii="Arial" w:cs="Arial" w:eastAsia="Arial" w:hAnsi="Arial"/>
@@ -24831,7 +24831,7 @@
             <w:pPr>
               <w:spacing w:after="20" w:before="0"/>
             </w:pPr>
-            <w:hyperlink w:history="1" r:id="rIdropgvvpczl3id9kvpna_4">
+            <w:hyperlink w:history="1" r:id="rIdwkam5s_dxbcagyjj0tui6">
               <w:r>
                 <w:rPr>
                   <w:rFonts w:ascii="Arial" w:cs="Arial" w:eastAsia="Arial" w:hAnsi="Arial"/>
@@ -24864,7 +24864,7 @@
               <w:spacing w:after="10" w:before="0"/>
               <w:ind w:left="120"/>
             </w:pPr>
-            <w:hyperlink w:history="1" r:id="rIdhtqiibnwqdie5hsy976ll">
+            <w:hyperlink w:history="1" r:id="rIdbkvq5n8yptn5an-frzs_m">
               <w:r>
                 <w:rPr>
                   <w:rFonts w:ascii="Arial" w:cs="Arial" w:eastAsia="Arial" w:hAnsi="Arial"/>
@@ -24909,7 +24909,7 @@
             <w:pPr>
               <w:spacing w:after="20" w:before="0"/>
             </w:pPr>
-            <w:hyperlink w:history="1" r:id="rId9zafr0bn32nyrtwor9w5g">
+            <w:hyperlink w:history="1" r:id="rIdtpk8e7peh0jx1us37mzm8">
               <w:r>
                 <w:rPr>
                   <w:rFonts w:ascii="Arial" w:cs="Arial" w:eastAsia="Arial" w:hAnsi="Arial"/>
@@ -24942,7 +24942,7 @@
               <w:spacing w:after="10" w:before="0"/>
               <w:ind w:left="120"/>
             </w:pPr>
-            <w:hyperlink w:history="1" r:id="rIdpryq5nikkz_tcenjqykdn">
+            <w:hyperlink w:history="1" r:id="rIdcpx_srhngcfgd2rjhbgrx">
               <w:r>
                 <w:rPr>
                   <w:rFonts w:ascii="Arial" w:cs="Arial" w:eastAsia="Arial" w:hAnsi="Arial"/>
@@ -25137,7 +25137,7 @@
             <w:pPr>
               <w:spacing w:after="20" w:before="0"/>
             </w:pPr>
-            <w:hyperlink w:history="1" r:id="rIdegja0deyizhaw84y8uj4a">
+            <w:hyperlink w:history="1" r:id="rIdkptq7pqm0rab6qipiuz1a">
               <w:r>
                 <w:rPr>
                   <w:rFonts w:ascii="Arial" w:cs="Arial" w:eastAsia="Arial" w:hAnsi="Arial"/>
@@ -25170,7 +25170,7 @@
               <w:spacing w:after="10" w:before="0"/>
               <w:ind w:left="120"/>
             </w:pPr>
-            <w:hyperlink w:history="1" r:id="rIdbg5vd3npk3yessakd10cj">
+            <w:hyperlink w:history="1" r:id="rIdzwbxdllvsfa34vbu9lvqi">
               <w:r>
                 <w:rPr>
                   <w:rFonts w:ascii="Arial" w:cs="Arial" w:eastAsia="Arial" w:hAnsi="Arial"/>
@@ -25215,7 +25215,7 @@
             <w:pPr>
               <w:spacing w:after="20" w:before="0"/>
             </w:pPr>
-            <w:hyperlink w:history="1" r:id="rIdifx7j_7z1pomldd0g93oi">
+            <w:hyperlink w:history="1" r:id="rIdgnqozhiy5av317np7dmu6">
               <w:r>
                 <w:rPr>
                   <w:rFonts w:ascii="Arial" w:cs="Arial" w:eastAsia="Arial" w:hAnsi="Arial"/>
@@ -25248,7 +25248,7 @@
               <w:spacing w:after="10" w:before="0"/>
               <w:ind w:left="120"/>
             </w:pPr>
-            <w:hyperlink w:history="1" r:id="rIdulpsh4_x_0xpwbdrbsaby">
+            <w:hyperlink w:history="1" r:id="rIdu2fhtaktkyslhxz8r2bs9">
               <w:r>
                 <w:rPr>
                   <w:rFonts w:ascii="Arial" w:cs="Arial" w:eastAsia="Arial" w:hAnsi="Arial"/>
@@ -25443,7 +25443,7 @@
             <w:pPr>
               <w:spacing w:after="20" w:before="0"/>
             </w:pPr>
-            <w:hyperlink w:history="1" r:id="rIdhlg3tvjhaixvrryivbnbq">
+            <w:hyperlink w:history="1" r:id="rIdkl7bn7wvjjgcempgjpivq">
               <w:r>
                 <w:rPr>
                   <w:rFonts w:ascii="Arial" w:cs="Arial" w:eastAsia="Arial" w:hAnsi="Arial"/>
@@ -25492,7 +25492,7 @@
               <w:spacing w:after="10" w:before="0"/>
               <w:ind w:left="120"/>
             </w:pPr>
-            <w:hyperlink w:history="1" r:id="rIdux76zqouvstu9-lqcl2mj">
+            <w:hyperlink w:history="1" r:id="rIdft6-ny6wiskedtw2jr5dd">
               <w:r>
                 <w:rPr>
                   <w:rFonts w:ascii="Arial" w:cs="Arial" w:eastAsia="Arial" w:hAnsi="Arial"/>
@@ -25537,7 +25537,7 @@
             <w:pPr>
               <w:spacing w:after="20" w:before="0"/>
             </w:pPr>
-            <w:hyperlink w:history="1" r:id="rIdbpt5omtjrvysxg1ypbt4t">
+            <w:hyperlink w:history="1" r:id="rIdjx03_kcv72hm_-mryr-rz">
               <w:r>
                 <w:rPr>
                   <w:rFonts w:ascii="Arial" w:cs="Arial" w:eastAsia="Arial" w:hAnsi="Arial"/>
@@ -25586,7 +25586,7 @@
               <w:spacing w:after="10" w:before="0"/>
               <w:ind w:left="120"/>
             </w:pPr>
-            <w:hyperlink w:history="1" r:id="rId8_rguf8_tusw732ft55wz">
+            <w:hyperlink w:history="1" r:id="rIdbvwugqexo3qwiuusvx16d">
               <w:r>
                 <w:rPr>
                   <w:rFonts w:ascii="Arial" w:cs="Arial" w:eastAsia="Arial" w:hAnsi="Arial"/>
@@ -25781,7 +25781,7 @@
             <w:pPr>
               <w:spacing w:after="20" w:before="0"/>
             </w:pPr>
-            <w:hyperlink w:history="1" r:id="rId8rrx5ka5sy_myhvjhh6w4">
+            <w:hyperlink w:history="1" r:id="rIdiihw5frpysansyk0mqdlz">
               <w:r>
                 <w:rPr>
                   <w:rFonts w:ascii="Arial" w:cs="Arial" w:eastAsia="Arial" w:hAnsi="Arial"/>
@@ -25830,7 +25830,7 @@
               <w:spacing w:after="10" w:before="0"/>
               <w:ind w:left="120"/>
             </w:pPr>
-            <w:hyperlink w:history="1" r:id="rIdjt7azhrtwezxh1fcwwh6x">
+            <w:hyperlink w:history="1" r:id="rIdwziwksvo5zrzwisl6wn1y">
               <w:r>
                 <w:rPr>
                   <w:rFonts w:ascii="Arial" w:cs="Arial" w:eastAsia="Arial" w:hAnsi="Arial"/>
@@ -25875,7 +25875,7 @@
             <w:pPr>
               <w:spacing w:after="20" w:before="0"/>
             </w:pPr>
-            <w:hyperlink w:history="1" r:id="rIdjg7dhcdwlifnk_gksfeop">
+            <w:hyperlink w:history="1" r:id="rId1kyqqrfas6j7euqtlha0l">
               <w:r>
                 <w:rPr>
                   <w:rFonts w:ascii="Arial" w:cs="Arial" w:eastAsia="Arial" w:hAnsi="Arial"/>
@@ -25924,7 +25924,7 @@
               <w:spacing w:after="10" w:before="0"/>
               <w:ind w:left="120"/>
             </w:pPr>
-            <w:hyperlink w:history="1" r:id="rIdyrezwsrxppupxfbvqmeon">
+            <w:hyperlink w:history="1" r:id="rId4cihqe-6lturx7vzotdc5">
               <w:r>
                 <w:rPr>
                   <w:rFonts w:ascii="Arial" w:cs="Arial" w:eastAsia="Arial" w:hAnsi="Arial"/>
@@ -26119,7 +26119,7 @@
             <w:pPr>
               <w:spacing w:after="20" w:before="0"/>
             </w:pPr>
-            <w:hyperlink w:history="1" r:id="rIduryqs3ls-50mj3k2b70hn">
+            <w:hyperlink w:history="1" r:id="rId_5rauxpkwdtzg3wivntai">
               <w:r>
                 <w:rPr>
                   <w:rFonts w:ascii="Arial" w:cs="Arial" w:eastAsia="Arial" w:hAnsi="Arial"/>
@@ -26168,7 +26168,7 @@
               <w:spacing w:after="10" w:before="0"/>
               <w:ind w:left="120"/>
             </w:pPr>
-            <w:hyperlink w:history="1" r:id="rIdwkuwyaqbaptrnowhdl7vf">
+            <w:hyperlink w:history="1" r:id="rId-t1llqigpayxhzaogh4xm">
               <w:r>
                 <w:rPr>
                   <w:rFonts w:ascii="Arial" w:cs="Arial" w:eastAsia="Arial" w:hAnsi="Arial"/>
@@ -26213,7 +26213,7 @@
             <w:pPr>
               <w:spacing w:after="20" w:before="0"/>
             </w:pPr>
-            <w:hyperlink w:history="1" r:id="rIdqxkrviwy5jgtfk6dkxnhv">
+            <w:hyperlink w:history="1" r:id="rIdf8yd2hhnumtq0hkzyt87j">
               <w:r>
                 <w:rPr>
                   <w:rFonts w:ascii="Arial" w:cs="Arial" w:eastAsia="Arial" w:hAnsi="Arial"/>
@@ -26262,7 +26262,7 @@
               <w:spacing w:after="10" w:before="0"/>
               <w:ind w:left="120"/>
             </w:pPr>
-            <w:hyperlink w:history="1" r:id="rIdnvqrjily4va3xshkiwnog">
+            <w:hyperlink w:history="1" r:id="rIdg4dtbpwbpcr4fahwm5g3m">
               <w:r>
                 <w:rPr>
                   <w:rFonts w:ascii="Arial" w:cs="Arial" w:eastAsia="Arial" w:hAnsi="Arial"/>
@@ -26850,7 +26850,7 @@
         </w:rPr>
         <w:t xml:space="preserve">© 2026 SeaVuria and ARES. Aligned with KICD objectives. Developed by SeaVuria; technical implementation by ARES (with AI assistance from Claude). Licensed under </w:t>
       </w:r>
-      <w:hyperlink w:history="1" r:id="rId5fwbj1j9ykev04ebmgs-r">
+      <w:hyperlink w:history="1" r:id="rId5ghdkrv0lml_ujumbcf42">
         <w:r>
           <w:rPr>
             <w:rFonts w:ascii="Arial" w:cs="Arial" w:eastAsia="Arial" w:hAnsi="Arial"/>
@@ -26871,7 +26871,7 @@
         </w:rPr>
         <w:t xml:space="preserve"> (</w:t>
       </w:r>
-      <w:hyperlink w:history="1" r:id="rIdlfyrdkj_mpypw7eqgwdph">
+      <w:hyperlink w:history="1" r:id="rIdwlhuzapsx99th821c3ibo">
         <w:r>
           <w:rPr>
             <w:rFonts w:ascii="Arial" w:cs="Arial" w:eastAsia="Arial" w:hAnsi="Arial"/>

--- a/data/outputs/v2/Core_Mathematics/SS3.1_Statistics_I/Core_Mathematics_Statistics_I_CBE_LessonSequence.docx
+++ b/data/outputs/v2/Core_Mathematics/SS3.1_Statistics_I/Core_Mathematics_Statistics_I_CBE_LessonSequence.docx
@@ -2645,7 +2645,7 @@
         </w:rPr>
         <w:t xml:space="preserve">© 2026 SeaVuria and ARES. This work is licensed under a </w:t>
       </w:r>
-      <w:hyperlink w:history="1" r:id="rIdphhlnmamxx9bugakuxkws">
+      <w:hyperlink w:history="1" r:id="rIdp6pnfzbuenrlu95ndtz7a">
         <w:r>
           <w:rPr>
             <w:rFonts w:ascii="Arial" w:cs="Arial" w:eastAsia="Arial" w:hAnsi="Arial"/>
@@ -2665,7 +2665,7 @@
         </w:rPr>
         <w:t xml:space="preserve"> (</w:t>
       </w:r>
-      <w:hyperlink w:history="1" r:id="rIdhck4m1eiafyorvtqrjlsd">
+      <w:hyperlink w:history="1" r:id="rIdlat0qbv3hlv3zitohqxan">
         <w:r>
           <w:rPr>
             <w:rFonts w:ascii="Arial" w:cs="Arial" w:eastAsia="Arial" w:hAnsi="Arial"/>
@@ -2685,7 +2685,7 @@
         </w:rPr>
         <w:t xml:space="preserve">). To view a copy of this license, visit </w:t>
       </w:r>
-      <w:hyperlink w:history="1" r:id="rIdmwzfloadtwrkqmjbcibkg">
+      <w:hyperlink w:history="1" r:id="rId0shd8iyftccwxgkbrgtqa">
         <w:r>
           <w:rPr>
             <w:rFonts w:ascii="Arial" w:cs="Arial" w:eastAsia="Arial" w:hAnsi="Arial"/>
@@ -3697,7 +3697,7 @@
             <w:pPr>
               <w:spacing w:after="20" w:before="0"/>
             </w:pPr>
-            <w:hyperlink w:history="1" r:id="rIdmkcz-zp35rgpb1llxqxda">
+            <w:hyperlink w:history="1" r:id="rId_h41kejc3iljoacfel-8n">
               <w:r>
                 <w:rPr>
                   <w:rFonts w:ascii="Arial" w:cs="Arial" w:eastAsia="Arial" w:hAnsi="Arial"/>
@@ -3730,7 +3730,7 @@
               <w:spacing w:after="10" w:before="0"/>
               <w:ind w:left="120"/>
             </w:pPr>
-            <w:hyperlink w:history="1" r:id="rIdmxtvtfinr7k5260alqatm">
+            <w:hyperlink w:history="1" r:id="rIdalrri_40htdvq5w1iqp8u">
               <w:r>
                 <w:rPr>
                   <w:rFonts w:ascii="Arial" w:cs="Arial" w:eastAsia="Arial" w:hAnsi="Arial"/>
@@ -3775,7 +3775,7 @@
             <w:pPr>
               <w:spacing w:after="20" w:before="0"/>
             </w:pPr>
-            <w:hyperlink w:history="1" r:id="rIdtupd0i08obk3zko_ummm_">
+            <w:hyperlink w:history="1" r:id="rIdwavf6uz_06sx3-4javvjz">
               <w:r>
                 <w:rPr>
                   <w:rFonts w:ascii="Arial" w:cs="Arial" w:eastAsia="Arial" w:hAnsi="Arial"/>
@@ -3808,7 +3808,7 @@
               <w:spacing w:after="10" w:before="0"/>
               <w:ind w:left="120"/>
             </w:pPr>
-            <w:hyperlink w:history="1" r:id="rIdiyc-hvm0eiz_yu3h7yz1h">
+            <w:hyperlink w:history="1" r:id="rIdnlz0gk7h_mkwemb-e56gn">
               <w:r>
                 <w:rPr>
                   <w:rFonts w:ascii="Arial" w:cs="Arial" w:eastAsia="Arial" w:hAnsi="Arial"/>
@@ -4003,7 +4003,7 @@
             <w:pPr>
               <w:spacing w:after="20" w:before="0"/>
             </w:pPr>
-            <w:hyperlink w:history="1" r:id="rIdhp7dktiom_hqalu_c-mky">
+            <w:hyperlink w:history="1" r:id="rIddvipfndhvcifmiakl3rrf">
               <w:r>
                 <w:rPr>
                   <w:rFonts w:ascii="Arial" w:cs="Arial" w:eastAsia="Arial" w:hAnsi="Arial"/>
@@ -4036,7 +4036,7 @@
               <w:spacing w:after="10" w:before="0"/>
               <w:ind w:left="120"/>
             </w:pPr>
-            <w:hyperlink w:history="1" r:id="rIdaezsmosmwiqud8liudo7x">
+            <w:hyperlink w:history="1" r:id="rIdw8zqqhu60lrpi-wwfsuzq">
               <w:r>
                 <w:rPr>
                   <w:rFonts w:ascii="Arial" w:cs="Arial" w:eastAsia="Arial" w:hAnsi="Arial"/>
@@ -4081,7 +4081,7 @@
             <w:pPr>
               <w:spacing w:after="20" w:before="0"/>
             </w:pPr>
-            <w:hyperlink w:history="1" r:id="rId9cjwnje5kjogo_xhpxygz">
+            <w:hyperlink w:history="1" r:id="rId7uug8tzyu1qajziy4wj2u">
               <w:r>
                 <w:rPr>
                   <w:rFonts w:ascii="Arial" w:cs="Arial" w:eastAsia="Arial" w:hAnsi="Arial"/>
@@ -4114,7 +4114,7 @@
               <w:spacing w:after="10" w:before="0"/>
               <w:ind w:left="120"/>
             </w:pPr>
-            <w:hyperlink w:history="1" r:id="rIdzltp95ecc7ueewv_sxdu1">
+            <w:hyperlink w:history="1" r:id="rIdvs-7lxes_ugy3hj2tirkb">
               <w:r>
                 <w:rPr>
                   <w:rFonts w:ascii="Arial" w:cs="Arial" w:eastAsia="Arial" w:hAnsi="Arial"/>
@@ -4309,7 +4309,7 @@
             <w:pPr>
               <w:spacing w:after="20" w:before="0"/>
             </w:pPr>
-            <w:hyperlink w:history="1" r:id="rIdzgscmregru8osxyiwtsxt">
+            <w:hyperlink w:history="1" r:id="rIdzhc4mvao-fccsx6ey_lhm">
               <w:r>
                 <w:rPr>
                   <w:rFonts w:ascii="Arial" w:cs="Arial" w:eastAsia="Arial" w:hAnsi="Arial"/>
@@ -4358,7 +4358,7 @@
               <w:spacing w:after="10" w:before="0"/>
               <w:ind w:left="120"/>
             </w:pPr>
-            <w:hyperlink w:history="1" r:id="rIdl8_1l_cvbdnw8ke3q9izw">
+            <w:hyperlink w:history="1" r:id="rIdad7zceoh39pfb_jdnnxto">
               <w:r>
                 <w:rPr>
                   <w:rFonts w:ascii="Arial" w:cs="Arial" w:eastAsia="Arial" w:hAnsi="Arial"/>
@@ -4403,7 +4403,7 @@
             <w:pPr>
               <w:spacing w:after="20" w:before="0"/>
             </w:pPr>
-            <w:hyperlink w:history="1" r:id="rIdih7usg7sgdeqtktdncqlh">
+            <w:hyperlink w:history="1" r:id="rId9k97cb_w9ehau_oze-snx">
               <w:r>
                 <w:rPr>
                   <w:rFonts w:ascii="Arial" w:cs="Arial" w:eastAsia="Arial" w:hAnsi="Arial"/>
@@ -4436,7 +4436,7 @@
               <w:spacing w:after="10" w:before="0"/>
               <w:ind w:left="120"/>
             </w:pPr>
-            <w:hyperlink w:history="1" r:id="rIdfv2puiq0-ko9ksbv-og0j">
+            <w:hyperlink w:history="1" r:id="rId6kk22vj7qvndooz6pznkh">
               <w:r>
                 <w:rPr>
                   <w:rFonts w:ascii="Arial" w:cs="Arial" w:eastAsia="Arial" w:hAnsi="Arial"/>
@@ -4631,7 +4631,7 @@
             <w:pPr>
               <w:spacing w:after="20" w:before="0"/>
             </w:pPr>
-            <w:hyperlink w:history="1" r:id="rIdblhu4oxwi9eyljnmkycyg">
+            <w:hyperlink w:history="1" r:id="rIdk928_afgdrhbp8d33a_r1">
               <w:r>
                 <w:rPr>
                   <w:rFonts w:ascii="Arial" w:cs="Arial" w:eastAsia="Arial" w:hAnsi="Arial"/>
@@ -4680,7 +4680,7 @@
               <w:spacing w:after="10" w:before="0"/>
               <w:ind w:left="120"/>
             </w:pPr>
-            <w:hyperlink w:history="1" r:id="rId669yaiufszi4ilh73vvfb">
+            <w:hyperlink w:history="1" r:id="rId14fvwok3v2fo3gawje1gc">
               <w:r>
                 <w:rPr>
                   <w:rFonts w:ascii="Arial" w:cs="Arial" w:eastAsia="Arial" w:hAnsi="Arial"/>
@@ -4725,7 +4725,7 @@
             <w:pPr>
               <w:spacing w:after="20" w:before="0"/>
             </w:pPr>
-            <w:hyperlink w:history="1" r:id="rIdafrtvm1aprzk4p650xy9e">
+            <w:hyperlink w:history="1" r:id="rIdvtmz9kht9fij2ypkjnyej">
               <w:r>
                 <w:rPr>
                   <w:rFonts w:ascii="Arial" w:cs="Arial" w:eastAsia="Arial" w:hAnsi="Arial"/>
@@ -4758,7 +4758,7 @@
               <w:spacing w:after="10" w:before="0"/>
               <w:ind w:left="120"/>
             </w:pPr>
-            <w:hyperlink w:history="1" r:id="rId2buztcdmgz4b6ksrnlgtk">
+            <w:hyperlink w:history="1" r:id="rIdzgsmbhb8nkrrk75q-an4k">
               <w:r>
                 <w:rPr>
                   <w:rFonts w:ascii="Arial" w:cs="Arial" w:eastAsia="Arial" w:hAnsi="Arial"/>
@@ -4953,7 +4953,7 @@
             <w:pPr>
               <w:spacing w:after="20" w:before="0"/>
             </w:pPr>
-            <w:hyperlink w:history="1" r:id="rId4xajtj-wzrrwkzczmvn9m">
+            <w:hyperlink w:history="1" r:id="rIdkgy44an6zjgu-xww0coo_">
               <w:r>
                 <w:rPr>
                   <w:rFonts w:ascii="Arial" w:cs="Arial" w:eastAsia="Arial" w:hAnsi="Arial"/>
@@ -5002,7 +5002,7 @@
               <w:spacing w:after="10" w:before="0"/>
               <w:ind w:left="120"/>
             </w:pPr>
-            <w:hyperlink w:history="1" r:id="rIdpefbo5cd86w9cxi8rutrx">
+            <w:hyperlink w:history="1" r:id="rIdku6ed1gd-3yt7zaz-zx97">
               <w:r>
                 <w:rPr>
                   <w:rFonts w:ascii="Arial" w:cs="Arial" w:eastAsia="Arial" w:hAnsi="Arial"/>
@@ -5047,7 +5047,7 @@
             <w:pPr>
               <w:spacing w:after="20" w:before="0"/>
             </w:pPr>
-            <w:hyperlink w:history="1" r:id="rIdrsx4keuieprhxllnfjsdb">
+            <w:hyperlink w:history="1" r:id="rIdavyowqbfpnvxo9hwihbhu">
               <w:r>
                 <w:rPr>
                   <w:rFonts w:ascii="Arial" w:cs="Arial" w:eastAsia="Arial" w:hAnsi="Arial"/>
@@ -5080,7 +5080,7 @@
               <w:spacing w:after="10" w:before="0"/>
               <w:ind w:left="120"/>
             </w:pPr>
-            <w:hyperlink w:history="1" r:id="rIdgfd_onaxlonw9im3espc2">
+            <w:hyperlink w:history="1" r:id="rIdtfbitmflfy94vngqjp17j">
               <w:r>
                 <w:rPr>
                   <w:rFonts w:ascii="Arial" w:cs="Arial" w:eastAsia="Arial" w:hAnsi="Arial"/>
@@ -5706,7 +5706,7 @@
         </w:rPr>
         <w:t xml:space="preserve">© 2026 SeaVuria and ARES. Aligned with KICD objectives. Developed by SeaVuria; technical implementation by ARES (with AI assistance from Claude). Licensed under </w:t>
       </w:r>
-      <w:hyperlink w:history="1" r:id="rIdowk6dm_z4dhvnf0gchypz">
+      <w:hyperlink w:history="1" r:id="rIdj175tmdnxcuzkc0brvjyw">
         <w:r>
           <w:rPr>
             <w:rFonts w:ascii="Arial" w:cs="Arial" w:eastAsia="Arial" w:hAnsi="Arial"/>
@@ -5727,7 +5727,7 @@
         </w:rPr>
         <w:t xml:space="preserve"> (</w:t>
       </w:r>
-      <w:hyperlink w:history="1" r:id="rIdjpm6aajjmydow6r_qrr-i">
+      <w:hyperlink w:history="1" r:id="rIdyyz0hdoshd0mc-uxo2zmb">
         <w:r>
           <w:rPr>
             <w:rFonts w:ascii="Arial" w:cs="Arial" w:eastAsia="Arial" w:hAnsi="Arial"/>
@@ -6740,7 +6740,7 @@
             <w:pPr>
               <w:spacing w:after="20" w:before="0"/>
             </w:pPr>
-            <w:hyperlink w:history="1" r:id="rIdjxmwdtd0nxd7zspcowyls">
+            <w:hyperlink w:history="1" r:id="rIddhofflacma3g9tk7iilqp">
               <w:r>
                 <w:rPr>
                   <w:rFonts w:ascii="Arial" w:cs="Arial" w:eastAsia="Arial" w:hAnsi="Arial"/>
@@ -6789,7 +6789,7 @@
               <w:spacing w:after="10" w:before="0"/>
               <w:ind w:left="120"/>
             </w:pPr>
-            <w:hyperlink w:history="1" r:id="rId5rxvb-umnna12etzlxr2z">
+            <w:hyperlink w:history="1" r:id="rIdjg6wxve0skdsn12eekfbq">
               <w:r>
                 <w:rPr>
                   <w:rFonts w:ascii="Arial" w:cs="Arial" w:eastAsia="Arial" w:hAnsi="Arial"/>
@@ -6834,7 +6834,7 @@
             <w:pPr>
               <w:spacing w:after="20" w:before="0"/>
             </w:pPr>
-            <w:hyperlink w:history="1" r:id="rIdgn5bbl7qkr54fs8320a5v">
+            <w:hyperlink w:history="1" r:id="rIdikjbllkef2gu-wsfr3m9q">
               <w:r>
                 <w:rPr>
                   <w:rFonts w:ascii="Arial" w:cs="Arial" w:eastAsia="Arial" w:hAnsi="Arial"/>
@@ -6867,7 +6867,7 @@
               <w:spacing w:after="10" w:before="0"/>
               <w:ind w:left="120"/>
             </w:pPr>
-            <w:hyperlink w:history="1" r:id="rIdabh__auf_l5jsaup11eor">
+            <w:hyperlink w:history="1" r:id="rId-9etuw04xfrmvfy_oovkw">
               <w:r>
                 <w:rPr>
                   <w:rFonts w:ascii="Arial" w:cs="Arial" w:eastAsia="Arial" w:hAnsi="Arial"/>
@@ -7062,7 +7062,7 @@
             <w:pPr>
               <w:spacing w:after="20" w:before="0"/>
             </w:pPr>
-            <w:hyperlink w:history="1" r:id="rIdly3swpjnnaiaqwh4lj8ay">
+            <w:hyperlink w:history="1" r:id="rIduwhfi_irxn0bavz0sx838">
               <w:r>
                 <w:rPr>
                   <w:rFonts w:ascii="Arial" w:cs="Arial" w:eastAsia="Arial" w:hAnsi="Arial"/>
@@ -7111,7 +7111,7 @@
               <w:spacing w:after="10" w:before="0"/>
               <w:ind w:left="120"/>
             </w:pPr>
-            <w:hyperlink w:history="1" r:id="rIdpuir54mjz3dsllnanvcvc">
+            <w:hyperlink w:history="1" r:id="rIddhojdiqsxyjvblinkvj6a">
               <w:r>
                 <w:rPr>
                   <w:rFonts w:ascii="Arial" w:cs="Arial" w:eastAsia="Arial" w:hAnsi="Arial"/>
@@ -7156,7 +7156,7 @@
             <w:pPr>
               <w:spacing w:after="20" w:before="0"/>
             </w:pPr>
-            <w:hyperlink w:history="1" r:id="rId3adjuptwtsjhfmge7ruv4">
+            <w:hyperlink w:history="1" r:id="rIdu-eiobkdcpy7d9kl_6tto">
               <w:r>
                 <w:rPr>
                   <w:rFonts w:ascii="Arial" w:cs="Arial" w:eastAsia="Arial" w:hAnsi="Arial"/>
@@ -7189,7 +7189,7 @@
               <w:spacing w:after="10" w:before="0"/>
               <w:ind w:left="120"/>
             </w:pPr>
-            <w:hyperlink w:history="1" r:id="rIdtjkaskyrcuj8iimy-74sp">
+            <w:hyperlink w:history="1" r:id="rIdjbau493kdtt3a31yi9ojt">
               <w:r>
                 <w:rPr>
                   <w:rFonts w:ascii="Arial" w:cs="Arial" w:eastAsia="Arial" w:hAnsi="Arial"/>
@@ -7384,7 +7384,7 @@
             <w:pPr>
               <w:spacing w:after="20" w:before="0"/>
             </w:pPr>
-            <w:hyperlink w:history="1" r:id="rIdvruv4pnxqimiuqgzm-qcm">
+            <w:hyperlink w:history="1" r:id="rIdqunlxjc8lzffoage77yu3">
               <w:r>
                 <w:rPr>
                   <w:rFonts w:ascii="Arial" w:cs="Arial" w:eastAsia="Arial" w:hAnsi="Arial"/>
@@ -7433,7 +7433,7 @@
               <w:spacing w:after="10" w:before="0"/>
               <w:ind w:left="120"/>
             </w:pPr>
-            <w:hyperlink w:history="1" r:id="rIdcbxqu1vnu2qklduueyyd0">
+            <w:hyperlink w:history="1" r:id="rIdkrhi3aetyilgnpw9in7kh">
               <w:r>
                 <w:rPr>
                   <w:rFonts w:ascii="Arial" w:cs="Arial" w:eastAsia="Arial" w:hAnsi="Arial"/>
@@ -7478,7 +7478,7 @@
             <w:pPr>
               <w:spacing w:after="20" w:before="0"/>
             </w:pPr>
-            <w:hyperlink w:history="1" r:id="rId8w-9ukyrebcuabkxgd2em">
+            <w:hyperlink w:history="1" r:id="rIde99ackcc8lymltu1pbanr">
               <w:r>
                 <w:rPr>
                   <w:rFonts w:ascii="Arial" w:cs="Arial" w:eastAsia="Arial" w:hAnsi="Arial"/>
@@ -7511,7 +7511,7 @@
               <w:spacing w:after="10" w:before="0"/>
               <w:ind w:left="120"/>
             </w:pPr>
-            <w:hyperlink w:history="1" r:id="rIdxhwkqpl2ifefy4anrxwfl">
+            <w:hyperlink w:history="1" r:id="rIdkuuabrxpna3b5gvakbesj">
               <w:r>
                 <w:rPr>
                   <w:rFonts w:ascii="Arial" w:cs="Arial" w:eastAsia="Arial" w:hAnsi="Arial"/>
@@ -7706,7 +7706,7 @@
             <w:pPr>
               <w:spacing w:after="20" w:before="0"/>
             </w:pPr>
-            <w:hyperlink w:history="1" r:id="rIdaipwi2c09uv8cyoxicnqu">
+            <w:hyperlink w:history="1" r:id="rIdvlmxcpxasuwxneterszjh">
               <w:r>
                 <w:rPr>
                   <w:rFonts w:ascii="Arial" w:cs="Arial" w:eastAsia="Arial" w:hAnsi="Arial"/>
@@ -7755,7 +7755,7 @@
               <w:spacing w:after="10" w:before="0"/>
               <w:ind w:left="120"/>
             </w:pPr>
-            <w:hyperlink w:history="1" r:id="rId_gfq0pmxzs7fccjgs19h_">
+            <w:hyperlink w:history="1" r:id="rIdgxmoptcbdtgot4hja2rsy">
               <w:r>
                 <w:rPr>
                   <w:rFonts w:ascii="Arial" w:cs="Arial" w:eastAsia="Arial" w:hAnsi="Arial"/>
@@ -7800,7 +7800,7 @@
             <w:pPr>
               <w:spacing w:after="20" w:before="0"/>
             </w:pPr>
-            <w:hyperlink w:history="1" r:id="rIdhsm3dn44tbxb7lsasxf-f">
+            <w:hyperlink w:history="1" r:id="rIdcdqxjf2uk1d1nzn5iqyj9">
               <w:r>
                 <w:rPr>
                   <w:rFonts w:ascii="Arial" w:cs="Arial" w:eastAsia="Arial" w:hAnsi="Arial"/>
@@ -7833,7 +7833,7 @@
               <w:spacing w:after="10" w:before="0"/>
               <w:ind w:left="120"/>
             </w:pPr>
-            <w:hyperlink w:history="1" r:id="rIdasijal-r-j3708-xfdrnc">
+            <w:hyperlink w:history="1" r:id="rIdmfar05jwqmvi09nejvzgn">
               <w:r>
                 <w:rPr>
                   <w:rFonts w:ascii="Arial" w:cs="Arial" w:eastAsia="Arial" w:hAnsi="Arial"/>
@@ -8028,7 +8028,7 @@
             <w:pPr>
               <w:spacing w:after="20" w:before="0"/>
             </w:pPr>
-            <w:hyperlink w:history="1" r:id="rIdupxj0zl04pv5orgh4izz9">
+            <w:hyperlink w:history="1" r:id="rIdfm0nmaiji7-jx-nzwx0mg">
               <w:r>
                 <w:rPr>
                   <w:rFonts w:ascii="Arial" w:cs="Arial" w:eastAsia="Arial" w:hAnsi="Arial"/>
@@ -8077,7 +8077,7 @@
               <w:spacing w:after="10" w:before="0"/>
               <w:ind w:left="120"/>
             </w:pPr>
-            <w:hyperlink w:history="1" r:id="rId1bsqjhpg6r3jlstqaenu7">
+            <w:hyperlink w:history="1" r:id="rIdhajitx7zipxjcgcg5kr2d">
               <w:r>
                 <w:rPr>
                   <w:rFonts w:ascii="Arial" w:cs="Arial" w:eastAsia="Arial" w:hAnsi="Arial"/>
@@ -8122,7 +8122,7 @@
             <w:pPr>
               <w:spacing w:after="20" w:before="0"/>
             </w:pPr>
-            <w:hyperlink w:history="1" r:id="rIdg6wggs0ges-1jru2suktj">
+            <w:hyperlink w:history="1" r:id="rIdbyoxgne3zffadh1ox4fjy">
               <w:r>
                 <w:rPr>
                   <w:rFonts w:ascii="Arial" w:cs="Arial" w:eastAsia="Arial" w:hAnsi="Arial"/>
@@ -8155,7 +8155,7 @@
               <w:spacing w:after="10" w:before="0"/>
               <w:ind w:left="120"/>
             </w:pPr>
-            <w:hyperlink w:history="1" r:id="rIdwnn8q0bqfenye7n8tr_uo">
+            <w:hyperlink w:history="1" r:id="rIdeocfgip6lalmmvytuvrxt">
               <w:r>
                 <w:rPr>
                   <w:rFonts w:ascii="Arial" w:cs="Arial" w:eastAsia="Arial" w:hAnsi="Arial"/>
@@ -8667,7 +8667,7 @@
         </w:rPr>
         <w:t xml:space="preserve">© 2026 SeaVuria and ARES. Aligned with KICD objectives. Developed by SeaVuria; technical implementation by ARES (with AI assistance from Claude). Licensed under </w:t>
       </w:r>
-      <w:hyperlink w:history="1" r:id="rIdchyprsu18bwhnllcgxgmj">
+      <w:hyperlink w:history="1" r:id="rIdhl6f5oncvaxgjbk1dd8nq">
         <w:r>
           <w:rPr>
             <w:rFonts w:ascii="Arial" w:cs="Arial" w:eastAsia="Arial" w:hAnsi="Arial"/>
@@ -8688,7 +8688,7 @@
         </w:rPr>
         <w:t xml:space="preserve"> (</w:t>
       </w:r>
-      <w:hyperlink w:history="1" r:id="rIdqiyqublu0gejso-1jh06-">
+      <w:hyperlink w:history="1" r:id="rIdhfynb8cy4htfnwtkqm4zy">
         <w:r>
           <w:rPr>
             <w:rFonts w:ascii="Arial" w:cs="Arial" w:eastAsia="Arial" w:hAnsi="Arial"/>
@@ -9701,7 +9701,7 @@
             <w:pPr>
               <w:spacing w:after="20" w:before="0"/>
             </w:pPr>
-            <w:hyperlink w:history="1" r:id="rIdkxaurudhz-zgv2bcu3urd">
+            <w:hyperlink w:history="1" r:id="rId6xqpfpn7h6kb2fdcjdnrg">
               <w:r>
                 <w:rPr>
                   <w:rFonts w:ascii="Arial" w:cs="Arial" w:eastAsia="Arial" w:hAnsi="Arial"/>
@@ -9734,7 +9734,7 @@
               <w:spacing w:after="10" w:before="0"/>
               <w:ind w:left="120"/>
             </w:pPr>
-            <w:hyperlink w:history="1" r:id="rIdw2j9h2bzdvqip2lzikohk">
+            <w:hyperlink w:history="1" r:id="rId-ajqpkxyfjlc4fos66lhl">
               <w:r>
                 <w:rPr>
                   <w:rFonts w:ascii="Arial" w:cs="Arial" w:eastAsia="Arial" w:hAnsi="Arial"/>
@@ -9779,7 +9779,7 @@
             <w:pPr>
               <w:spacing w:after="20" w:before="0"/>
             </w:pPr>
-            <w:hyperlink w:history="1" r:id="rId8hrk6k-klx8dd-gi3eoie">
+            <w:hyperlink w:history="1" r:id="rIdmetwe6mna1r5y_-gqsawr">
               <w:r>
                 <w:rPr>
                   <w:rFonts w:ascii="Arial" w:cs="Arial" w:eastAsia="Arial" w:hAnsi="Arial"/>
@@ -9812,7 +9812,7 @@
               <w:spacing w:after="10" w:before="0"/>
               <w:ind w:left="120"/>
             </w:pPr>
-            <w:hyperlink w:history="1" r:id="rIdti4e-uky5wlazs8xej7ne">
+            <w:hyperlink w:history="1" r:id="rIdfrcw_fblbpegpqxc3c5jq">
               <w:r>
                 <w:rPr>
                   <w:rFonts w:ascii="Arial" w:cs="Arial" w:eastAsia="Arial" w:hAnsi="Arial"/>
@@ -10007,7 +10007,7 @@
             <w:pPr>
               <w:spacing w:after="20" w:before="0"/>
             </w:pPr>
-            <w:hyperlink w:history="1" r:id="rIdrweekiekqhugrhgt7q4el">
+            <w:hyperlink w:history="1" r:id="rIdvuz3ajgjyzynrkumv2cbd">
               <w:r>
                 <w:rPr>
                   <w:rFonts w:ascii="Arial" w:cs="Arial" w:eastAsia="Arial" w:hAnsi="Arial"/>
@@ -10040,7 +10040,7 @@
               <w:spacing w:after="10" w:before="0"/>
               <w:ind w:left="120"/>
             </w:pPr>
-            <w:hyperlink w:history="1" r:id="rId0ek9gemv4dvqg0e5m2ymi">
+            <w:hyperlink w:history="1" r:id="rId5kcvshn2m4hukedymytxo">
               <w:r>
                 <w:rPr>
                   <w:rFonts w:ascii="Arial" w:cs="Arial" w:eastAsia="Arial" w:hAnsi="Arial"/>
@@ -10085,7 +10085,7 @@
             <w:pPr>
               <w:spacing w:after="20" w:before="0"/>
             </w:pPr>
-            <w:hyperlink w:history="1" r:id="rId-n5hpvivivvdd0dnugbq7">
+            <w:hyperlink w:history="1" r:id="rIdldn4d8t0qocz9nmio2yut">
               <w:r>
                 <w:rPr>
                   <w:rFonts w:ascii="Arial" w:cs="Arial" w:eastAsia="Arial" w:hAnsi="Arial"/>
@@ -10118,7 +10118,7 @@
               <w:spacing w:after="10" w:before="0"/>
               <w:ind w:left="120"/>
             </w:pPr>
-            <w:hyperlink w:history="1" r:id="rIdtdalrn_dfsci1foqczb_e">
+            <w:hyperlink w:history="1" r:id="rId_irzfsmq-nlspnlbke64q">
               <w:r>
                 <w:rPr>
                   <w:rFonts w:ascii="Arial" w:cs="Arial" w:eastAsia="Arial" w:hAnsi="Arial"/>
@@ -10313,7 +10313,7 @@
             <w:pPr>
               <w:spacing w:after="20" w:before="0"/>
             </w:pPr>
-            <w:hyperlink w:history="1" r:id="rIdz9jlocph8fbkp6azluoox">
+            <w:hyperlink w:history="1" r:id="rIdplqela58dogsurhclbqca">
               <w:r>
                 <w:rPr>
                   <w:rFonts w:ascii="Arial" w:cs="Arial" w:eastAsia="Arial" w:hAnsi="Arial"/>
@@ -10362,7 +10362,7 @@
               <w:spacing w:after="10" w:before="0"/>
               <w:ind w:left="120"/>
             </w:pPr>
-            <w:hyperlink w:history="1" r:id="rIdv8ntb2-kwsunc_da2lods">
+            <w:hyperlink w:history="1" r:id="rIdup-scogu_xtijmb3zfm0e">
               <w:r>
                 <w:rPr>
                   <w:rFonts w:ascii="Arial" w:cs="Arial" w:eastAsia="Arial" w:hAnsi="Arial"/>
@@ -10407,7 +10407,7 @@
             <w:pPr>
               <w:spacing w:after="20" w:before="0"/>
             </w:pPr>
-            <w:hyperlink w:history="1" r:id="rIdkyfqojqlqghz_b2fww0x_">
+            <w:hyperlink w:history="1" r:id="rIdccn1bexsksvytqotyp0ed">
               <w:r>
                 <w:rPr>
                   <w:rFonts w:ascii="Arial" w:cs="Arial" w:eastAsia="Arial" w:hAnsi="Arial"/>
@@ -10440,7 +10440,7 @@
               <w:spacing w:after="10" w:before="0"/>
               <w:ind w:left="120"/>
             </w:pPr>
-            <w:hyperlink w:history="1" r:id="rId_ndosegvr6darjyfvfgsd">
+            <w:hyperlink w:history="1" r:id="rIdrtpuvfktf0utodezkovsh">
               <w:r>
                 <w:rPr>
                   <w:rFonts w:ascii="Arial" w:cs="Arial" w:eastAsia="Arial" w:hAnsi="Arial"/>
@@ -10635,7 +10635,7 @@
             <w:pPr>
               <w:spacing w:after="20" w:before="0"/>
             </w:pPr>
-            <w:hyperlink w:history="1" r:id="rIdgjckm1vaspvfwpkqll1qz">
+            <w:hyperlink w:history="1" r:id="rIdmux9-epeaxrdhx02gj5ys">
               <w:r>
                 <w:rPr>
                   <w:rFonts w:ascii="Arial" w:cs="Arial" w:eastAsia="Arial" w:hAnsi="Arial"/>
@@ -10684,7 +10684,7 @@
               <w:spacing w:after="10" w:before="0"/>
               <w:ind w:left="120"/>
             </w:pPr>
-            <w:hyperlink w:history="1" r:id="rIdvxlzyak6ubef1ju3qgdzc">
+            <w:hyperlink w:history="1" r:id="rIdsrmlzy1-ioxlu5muusxud">
               <w:r>
                 <w:rPr>
                   <w:rFonts w:ascii="Arial" w:cs="Arial" w:eastAsia="Arial" w:hAnsi="Arial"/>
@@ -10729,7 +10729,7 @@
             <w:pPr>
               <w:spacing w:after="20" w:before="0"/>
             </w:pPr>
-            <w:hyperlink w:history="1" r:id="rId0svck_id58e7wz3v0r8q9">
+            <w:hyperlink w:history="1" r:id="rIdkcc_lv4c5uxvqqugid08r">
               <w:r>
                 <w:rPr>
                   <w:rFonts w:ascii="Arial" w:cs="Arial" w:eastAsia="Arial" w:hAnsi="Arial"/>
@@ -10762,7 +10762,7 @@
               <w:spacing w:after="10" w:before="0"/>
               <w:ind w:left="120"/>
             </w:pPr>
-            <w:hyperlink w:history="1" r:id="rIdsl75rett3jnpudoopypo0">
+            <w:hyperlink w:history="1" r:id="rIdodrg1shruclrws1_u8sg-">
               <w:r>
                 <w:rPr>
                   <w:rFonts w:ascii="Arial" w:cs="Arial" w:eastAsia="Arial" w:hAnsi="Arial"/>
@@ -10957,7 +10957,7 @@
             <w:pPr>
               <w:spacing w:after="20" w:before="0"/>
             </w:pPr>
-            <w:hyperlink w:history="1" r:id="rIdsmck5vnamx3qcjbqnghpb">
+            <w:hyperlink w:history="1" r:id="rIdlfsvqb-kdhwoao2o-i46l">
               <w:r>
                 <w:rPr>
                   <w:rFonts w:ascii="Arial" w:cs="Arial" w:eastAsia="Arial" w:hAnsi="Arial"/>
@@ -10990,7 +10990,7 @@
               <w:spacing w:after="10" w:before="0"/>
               <w:ind w:left="120"/>
             </w:pPr>
-            <w:hyperlink w:history="1" r:id="rIdn_rnq8yprfcs7ogygsnoh">
+            <w:hyperlink w:history="1" r:id="rId2lkr5y3gf3rbgtpovhbao">
               <w:r>
                 <w:rPr>
                   <w:rFonts w:ascii="Arial" w:cs="Arial" w:eastAsia="Arial" w:hAnsi="Arial"/>
@@ -11035,7 +11035,7 @@
             <w:pPr>
               <w:spacing w:after="20" w:before="0"/>
             </w:pPr>
-            <w:hyperlink w:history="1" r:id="rIdcbhv47eqqsm_w4_akh7cf">
+            <w:hyperlink w:history="1" r:id="rIdk0bzbll2p64hmqv0oakvb">
               <w:r>
                 <w:rPr>
                   <w:rFonts w:ascii="Arial" w:cs="Arial" w:eastAsia="Arial" w:hAnsi="Arial"/>
@@ -11068,7 +11068,7 @@
               <w:spacing w:after="10" w:before="0"/>
               <w:ind w:left="120"/>
             </w:pPr>
-            <w:hyperlink w:history="1" r:id="rIdo0czt53h6bnrus9bkdtnp">
+            <w:hyperlink w:history="1" r:id="rIdmefcvl3rh9i42nszro5md">
               <w:r>
                 <w:rPr>
                   <w:rFonts w:ascii="Arial" w:cs="Arial" w:eastAsia="Arial" w:hAnsi="Arial"/>
@@ -11770,7 +11770,7 @@
         </w:rPr>
         <w:t xml:space="preserve">© 2026 SeaVuria and ARES. Aligned with KICD objectives. Developed by SeaVuria; technical implementation by ARES (with AI assistance from Claude). Licensed under </w:t>
       </w:r>
-      <w:hyperlink w:history="1" r:id="rIdiwurr448_8ouppphgoc8j">
+      <w:hyperlink w:history="1" r:id="rIddwjupofiu_ff10midxjnn">
         <w:r>
           <w:rPr>
             <w:rFonts w:ascii="Arial" w:cs="Arial" w:eastAsia="Arial" w:hAnsi="Arial"/>
@@ -11791,7 +11791,7 @@
         </w:rPr>
         <w:t xml:space="preserve"> (</w:t>
       </w:r>
-      <w:hyperlink w:history="1" r:id="rIdxymoqvdasysgrprope9a9">
+      <w:hyperlink w:history="1" r:id="rIdtvtpu0bxp9u6vm07o0wip">
         <w:r>
           <w:rPr>
             <w:rFonts w:ascii="Arial" w:cs="Arial" w:eastAsia="Arial" w:hAnsi="Arial"/>
@@ -12804,7 +12804,7 @@
             <w:pPr>
               <w:spacing w:after="20" w:before="0"/>
             </w:pPr>
-            <w:hyperlink w:history="1" r:id="rIdgoasgxnrj2ntiakx0hwh5">
+            <w:hyperlink w:history="1" r:id="rIdgon5nsrezklacvywi_26v">
               <w:r>
                 <w:rPr>
                   <w:rFonts w:ascii="Arial" w:cs="Arial" w:eastAsia="Arial" w:hAnsi="Arial"/>
@@ -12837,7 +12837,7 @@
               <w:spacing w:after="10" w:before="0"/>
               <w:ind w:left="120"/>
             </w:pPr>
-            <w:hyperlink w:history="1" r:id="rId2waxactkgtc0cpfpdqg4z">
+            <w:hyperlink w:history="1" r:id="rIdw0tqeyzmln6osmtq1qvnp">
               <w:r>
                 <w:rPr>
                   <w:rFonts w:ascii="Arial" w:cs="Arial" w:eastAsia="Arial" w:hAnsi="Arial"/>
@@ -12882,7 +12882,7 @@
             <w:pPr>
               <w:spacing w:after="20" w:before="0"/>
             </w:pPr>
-            <w:hyperlink w:history="1" r:id="rIdyaqdwlu2do_f1zuwfoauy">
+            <w:hyperlink w:history="1" r:id="rId24ixn6klusxlhseoznb8u">
               <w:r>
                 <w:rPr>
                   <w:rFonts w:ascii="Arial" w:cs="Arial" w:eastAsia="Arial" w:hAnsi="Arial"/>
@@ -12915,7 +12915,7 @@
               <w:spacing w:after="10" w:before="0"/>
               <w:ind w:left="120"/>
             </w:pPr>
-            <w:hyperlink w:history="1" r:id="rIde0bbtxwpqrqshz4xtckpn">
+            <w:hyperlink w:history="1" r:id="rIdsubldpdku1idowswcglfn">
               <w:r>
                 <w:rPr>
                   <w:rFonts w:ascii="Arial" w:cs="Arial" w:eastAsia="Arial" w:hAnsi="Arial"/>
@@ -13110,7 +13110,7 @@
             <w:pPr>
               <w:spacing w:after="20" w:before="0"/>
             </w:pPr>
-            <w:hyperlink w:history="1" r:id="rIdlojvgmryqocmaw4rxqrlk">
+            <w:hyperlink w:history="1" r:id="rId_cn4h1j4pi9emvraatc2a">
               <w:r>
                 <w:rPr>
                   <w:rFonts w:ascii="Arial" w:cs="Arial" w:eastAsia="Arial" w:hAnsi="Arial"/>
@@ -13143,7 +13143,7 @@
               <w:spacing w:after="10" w:before="0"/>
               <w:ind w:left="120"/>
             </w:pPr>
-            <w:hyperlink w:history="1" r:id="rId6rzusmrh6pqmfmtk-th8g">
+            <w:hyperlink w:history="1" r:id="rIdnhrka0eiskjzrwcwfodwj">
               <w:r>
                 <w:rPr>
                   <w:rFonts w:ascii="Arial" w:cs="Arial" w:eastAsia="Arial" w:hAnsi="Arial"/>
@@ -13188,7 +13188,7 @@
             <w:pPr>
               <w:spacing w:after="20" w:before="0"/>
             </w:pPr>
-            <w:hyperlink w:history="1" r:id="rIdvl7dzgbc61moot5lvz3hq">
+            <w:hyperlink w:history="1" r:id="rIdjucwbo4m62n0t66neourx">
               <w:r>
                 <w:rPr>
                   <w:rFonts w:ascii="Arial" w:cs="Arial" w:eastAsia="Arial" w:hAnsi="Arial"/>
@@ -13221,7 +13221,7 @@
               <w:spacing w:after="10" w:before="0"/>
               <w:ind w:left="120"/>
             </w:pPr>
-            <w:hyperlink w:history="1" r:id="rId18encqglhhzwucgppin5e">
+            <w:hyperlink w:history="1" r:id="rIdpdbtxe2gawt8x8uasajl4">
               <w:r>
                 <w:rPr>
                   <w:rFonts w:ascii="Arial" w:cs="Arial" w:eastAsia="Arial" w:hAnsi="Arial"/>
@@ -13416,7 +13416,7 @@
             <w:pPr>
               <w:spacing w:after="20" w:before="0"/>
             </w:pPr>
-            <w:hyperlink w:history="1" r:id="rIdfs5rmojgt8nnead4mzwgp">
+            <w:hyperlink w:history="1" r:id="rIdr6saeulf64vxcf1gbizo6">
               <w:r>
                 <w:rPr>
                   <w:rFonts w:ascii="Arial" w:cs="Arial" w:eastAsia="Arial" w:hAnsi="Arial"/>
@@ -13449,7 +13449,7 @@
               <w:spacing w:after="10" w:before="0"/>
               <w:ind w:left="120"/>
             </w:pPr>
-            <w:hyperlink w:history="1" r:id="rId-ebamgn65toshnqzent4h">
+            <w:hyperlink w:history="1" r:id="rIdioq7igq01f9ck-fulqypa">
               <w:r>
                 <w:rPr>
                   <w:rFonts w:ascii="Arial" w:cs="Arial" w:eastAsia="Arial" w:hAnsi="Arial"/>
@@ -13494,7 +13494,7 @@
             <w:pPr>
               <w:spacing w:after="20" w:before="0"/>
             </w:pPr>
-            <w:hyperlink w:history="1" r:id="rId6cxfucroqrvbbfpjzdlzc">
+            <w:hyperlink w:history="1" r:id="rIdbpipew_wiiira4qylbwws">
               <w:r>
                 <w:rPr>
                   <w:rFonts w:ascii="Arial" w:cs="Arial" w:eastAsia="Arial" w:hAnsi="Arial"/>
@@ -13527,7 +13527,7 @@
               <w:spacing w:after="10" w:before="0"/>
               <w:ind w:left="120"/>
             </w:pPr>
-            <w:hyperlink w:history="1" r:id="rIdtwx1qg8cbassbohxi-qww">
+            <w:hyperlink w:history="1" r:id="rId33belho-3tcxsavuqe9ro">
               <w:r>
                 <w:rPr>
                   <w:rFonts w:ascii="Arial" w:cs="Arial" w:eastAsia="Arial" w:hAnsi="Arial"/>
@@ -13722,7 +13722,7 @@
             <w:pPr>
               <w:spacing w:after="20" w:before="0"/>
             </w:pPr>
-            <w:hyperlink w:history="1" r:id="rId7q9pq-zjfwqkgxkyzvzny">
+            <w:hyperlink w:history="1" r:id="rIdvgfn3kvx4kr8ol3wwhjgd">
               <w:r>
                 <w:rPr>
                   <w:rFonts w:ascii="Arial" w:cs="Arial" w:eastAsia="Arial" w:hAnsi="Arial"/>
@@ -13755,7 +13755,7 @@
               <w:spacing w:after="10" w:before="0"/>
               <w:ind w:left="120"/>
             </w:pPr>
-            <w:hyperlink w:history="1" r:id="rIdbitolz8cdhp35nttrdobo">
+            <w:hyperlink w:history="1" r:id="rIdlyn9jwayw1nj7nyaxntoq">
               <w:r>
                 <w:rPr>
                   <w:rFonts w:ascii="Arial" w:cs="Arial" w:eastAsia="Arial" w:hAnsi="Arial"/>
@@ -13800,7 +13800,7 @@
             <w:pPr>
               <w:spacing w:after="20" w:before="0"/>
             </w:pPr>
-            <w:hyperlink w:history="1" r:id="rIdowbbzysp0nkbhi_pbpewv">
+            <w:hyperlink w:history="1" r:id="rIdkhsj2rgg64-ob4xprngy6">
               <w:r>
                 <w:rPr>
                   <w:rFonts w:ascii="Arial" w:cs="Arial" w:eastAsia="Arial" w:hAnsi="Arial"/>
@@ -13833,7 +13833,7 @@
               <w:spacing w:after="10" w:before="0"/>
               <w:ind w:left="120"/>
             </w:pPr>
-            <w:hyperlink w:history="1" r:id="rIdinijta8ru4fe5gbgzllk_">
+            <w:hyperlink w:history="1" r:id="rId9mztibcii1b9zx61quvhw">
               <w:r>
                 <w:rPr>
                   <w:rFonts w:ascii="Arial" w:cs="Arial" w:eastAsia="Arial" w:hAnsi="Arial"/>
@@ -14028,7 +14028,7 @@
             <w:pPr>
               <w:spacing w:after="20" w:before="0"/>
             </w:pPr>
-            <w:hyperlink w:history="1" r:id="rIdwymhm-m2m5hgfswo_plls">
+            <w:hyperlink w:history="1" r:id="rId2pestzamutlrnq218hz8j">
               <w:r>
                 <w:rPr>
                   <w:rFonts w:ascii="Arial" w:cs="Arial" w:eastAsia="Arial" w:hAnsi="Arial"/>
@@ -14077,7 +14077,7 @@
               <w:spacing w:after="10" w:before="0"/>
               <w:ind w:left="120"/>
             </w:pPr>
-            <w:hyperlink w:history="1" r:id="rIdhmix6zd9_o3hlvg_zq0zt">
+            <w:hyperlink w:history="1" r:id="rIdojecbm7gn7a0in4x38-dv">
               <w:r>
                 <w:rPr>
                   <w:rFonts w:ascii="Arial" w:cs="Arial" w:eastAsia="Arial" w:hAnsi="Arial"/>
@@ -14122,7 +14122,7 @@
             <w:pPr>
               <w:spacing w:after="20" w:before="0"/>
             </w:pPr>
-            <w:hyperlink w:history="1" r:id="rIdjrldpccq5j-erficwhpej">
+            <w:hyperlink w:history="1" r:id="rId5fggdjxeuzxw_isqouoxa">
               <w:r>
                 <w:rPr>
                   <w:rFonts w:ascii="Arial" w:cs="Arial" w:eastAsia="Arial" w:hAnsi="Arial"/>
@@ -14155,7 +14155,7 @@
               <w:spacing w:after="10" w:before="0"/>
               <w:ind w:left="120"/>
             </w:pPr>
-            <w:hyperlink w:history="1" r:id="rIdedxyog0r_gll9pfqys7jj">
+            <w:hyperlink w:history="1" r:id="rIde2vbg9uyclcsuj5botdap">
               <w:r>
                 <w:rPr>
                   <w:rFonts w:ascii="Arial" w:cs="Arial" w:eastAsia="Arial" w:hAnsi="Arial"/>
@@ -14667,7 +14667,7 @@
         </w:rPr>
         <w:t xml:space="preserve">© 2026 SeaVuria and ARES. Aligned with KICD objectives. Developed by SeaVuria; technical implementation by ARES (with AI assistance from Claude). Licensed under </w:t>
       </w:r>
-      <w:hyperlink w:history="1" r:id="rIdefygbdlyter-xooterrhk">
+      <w:hyperlink w:history="1" r:id="rIdt_tjkshxh-x2ltaruf0q6">
         <w:r>
           <w:rPr>
             <w:rFonts w:ascii="Arial" w:cs="Arial" w:eastAsia="Arial" w:hAnsi="Arial"/>
@@ -14688,7 +14688,7 @@
         </w:rPr>
         <w:t xml:space="preserve"> (</w:t>
       </w:r>
-      <w:hyperlink w:history="1" r:id="rId56b_k2un_uygatxx7q_k6">
+      <w:hyperlink w:history="1" r:id="rIdrf_a2vwyf1bpiglfn9u8w">
         <w:r>
           <w:rPr>
             <w:rFonts w:ascii="Arial" w:cs="Arial" w:eastAsia="Arial" w:hAnsi="Arial"/>
@@ -15701,7 +15701,7 @@
             <w:pPr>
               <w:spacing w:after="20" w:before="0"/>
             </w:pPr>
-            <w:hyperlink w:history="1" r:id="rIdzr25nz8wv5z4fjmuhd-n3">
+            <w:hyperlink w:history="1" r:id="rIdaxax1lge93odcnkdolb69">
               <w:r>
                 <w:rPr>
                   <w:rFonts w:ascii="Arial" w:cs="Arial" w:eastAsia="Arial" w:hAnsi="Arial"/>
@@ -15734,7 +15734,7 @@
               <w:spacing w:after="10" w:before="0"/>
               <w:ind w:left="120"/>
             </w:pPr>
-            <w:hyperlink w:history="1" r:id="rIdjfxrkzhlmqzcebkrh5qtn">
+            <w:hyperlink w:history="1" r:id="rId2zoekc7wkifoidgj-nrec">
               <w:r>
                 <w:rPr>
                   <w:rFonts w:ascii="Arial" w:cs="Arial" w:eastAsia="Arial" w:hAnsi="Arial"/>
@@ -15779,7 +15779,7 @@
             <w:pPr>
               <w:spacing w:after="20" w:before="0"/>
             </w:pPr>
-            <w:hyperlink w:history="1" r:id="rIdfesxhjmiyd--0wb4njbni">
+            <w:hyperlink w:history="1" r:id="rId1mi0j3fkhearel2t9dpv_">
               <w:r>
                 <w:rPr>
                   <w:rFonts w:ascii="Arial" w:cs="Arial" w:eastAsia="Arial" w:hAnsi="Arial"/>
@@ -15812,7 +15812,7 @@
               <w:spacing w:after="10" w:before="0"/>
               <w:ind w:left="120"/>
             </w:pPr>
-            <w:hyperlink w:history="1" r:id="rIddrdeoyujjvessmhxngmmb">
+            <w:hyperlink w:history="1" r:id="rIdy3aq0wfa6qpvc3brsfjfp">
               <w:r>
                 <w:rPr>
                   <w:rFonts w:ascii="Arial" w:cs="Arial" w:eastAsia="Arial" w:hAnsi="Arial"/>
@@ -16007,7 +16007,7 @@
             <w:pPr>
               <w:spacing w:after="20" w:before="0"/>
             </w:pPr>
-            <w:hyperlink w:history="1" r:id="rIdqawgkpoo5xrvpbdhjmmg2">
+            <w:hyperlink w:history="1" r:id="rIdeeew9abi3l3rwmusnq8bm">
               <w:r>
                 <w:rPr>
                   <w:rFonts w:ascii="Arial" w:cs="Arial" w:eastAsia="Arial" w:hAnsi="Arial"/>
@@ -16040,7 +16040,7 @@
               <w:spacing w:after="10" w:before="0"/>
               <w:ind w:left="120"/>
             </w:pPr>
-            <w:hyperlink w:history="1" r:id="rIdwkynraucjbq1xagts43w5">
+            <w:hyperlink w:history="1" r:id="rIdxyyhephp4kheevjafapvr">
               <w:r>
                 <w:rPr>
                   <w:rFonts w:ascii="Arial" w:cs="Arial" w:eastAsia="Arial" w:hAnsi="Arial"/>
@@ -16085,7 +16085,7 @@
             <w:pPr>
               <w:spacing w:after="20" w:before="0"/>
             </w:pPr>
-            <w:hyperlink w:history="1" r:id="rIdpo_y-df4xk7kxm8fymnhz">
+            <w:hyperlink w:history="1" r:id="rId07yiou45k-9uwhrj2h3sm">
               <w:r>
                 <w:rPr>
                   <w:rFonts w:ascii="Arial" w:cs="Arial" w:eastAsia="Arial" w:hAnsi="Arial"/>
@@ -16118,7 +16118,7 @@
               <w:spacing w:after="10" w:before="0"/>
               <w:ind w:left="120"/>
             </w:pPr>
-            <w:hyperlink w:history="1" r:id="rIdau-esne6srp6dvonygqgz">
+            <w:hyperlink w:history="1" r:id="rIdgmdykmvcvtw-plyukcbny">
               <w:r>
                 <w:rPr>
                   <w:rFonts w:ascii="Arial" w:cs="Arial" w:eastAsia="Arial" w:hAnsi="Arial"/>
@@ -16313,7 +16313,7 @@
             <w:pPr>
               <w:spacing w:after="20" w:before="0"/>
             </w:pPr>
-            <w:hyperlink w:history="1" r:id="rIdgi7xhiefyvpgarw4thqzi">
+            <w:hyperlink w:history="1" r:id="rIdxvxyhnvua6xfmk0hze-ky">
               <w:r>
                 <w:rPr>
                   <w:rFonts w:ascii="Arial" w:cs="Arial" w:eastAsia="Arial" w:hAnsi="Arial"/>
@@ -16346,7 +16346,7 @@
               <w:spacing w:after="10" w:before="0"/>
               <w:ind w:left="120"/>
             </w:pPr>
-            <w:hyperlink w:history="1" r:id="rIdom95wunzxyw2tbcp4ki8z">
+            <w:hyperlink w:history="1" r:id="rIdt2wy6lllqmevzegvkbefo">
               <w:r>
                 <w:rPr>
                   <w:rFonts w:ascii="Arial" w:cs="Arial" w:eastAsia="Arial" w:hAnsi="Arial"/>
@@ -16391,7 +16391,7 @@
             <w:pPr>
               <w:spacing w:after="20" w:before="0"/>
             </w:pPr>
-            <w:hyperlink w:history="1" r:id="rId7kgwp4ohc5alylxrx7kjj">
+            <w:hyperlink w:history="1" r:id="rIdjrrm13oi6omb4fjnjsr5w">
               <w:r>
                 <w:rPr>
                   <w:rFonts w:ascii="Arial" w:cs="Arial" w:eastAsia="Arial" w:hAnsi="Arial"/>
@@ -16424,7 +16424,7 @@
               <w:spacing w:after="10" w:before="0"/>
               <w:ind w:left="120"/>
             </w:pPr>
-            <w:hyperlink w:history="1" r:id="rIdn4jf8dmbltbopxk8jhzc1">
+            <w:hyperlink w:history="1" r:id="rIdhl23xuc6qvgqbm0nepww0">
               <w:r>
                 <w:rPr>
                   <w:rFonts w:ascii="Arial" w:cs="Arial" w:eastAsia="Arial" w:hAnsi="Arial"/>
@@ -16619,7 +16619,7 @@
             <w:pPr>
               <w:spacing w:after="20" w:before="0"/>
             </w:pPr>
-            <w:hyperlink w:history="1" r:id="rIdc771q_z2pba5uz-xiv_36">
+            <w:hyperlink w:history="1" r:id="rIdaps7thtbyww-36cvtfg1c">
               <w:r>
                 <w:rPr>
                   <w:rFonts w:ascii="Arial" w:cs="Arial" w:eastAsia="Arial" w:hAnsi="Arial"/>
@@ -16652,7 +16652,7 @@
               <w:spacing w:after="10" w:before="0"/>
               <w:ind w:left="120"/>
             </w:pPr>
-            <w:hyperlink w:history="1" r:id="rIdvg9ebpagha91nnrc1x-ph">
+            <w:hyperlink w:history="1" r:id="rIdb2f_yuk3czaluhkku0rdt">
               <w:r>
                 <w:rPr>
                   <w:rFonts w:ascii="Arial" w:cs="Arial" w:eastAsia="Arial" w:hAnsi="Arial"/>
@@ -16697,7 +16697,7 @@
             <w:pPr>
               <w:spacing w:after="20" w:before="0"/>
             </w:pPr>
-            <w:hyperlink w:history="1" r:id="rIdkazqkaqhm-csrhagfv6zj">
+            <w:hyperlink w:history="1" r:id="rIdkhap1z8zfjfto_2q_netn">
               <w:r>
                 <w:rPr>
                   <w:rFonts w:ascii="Arial" w:cs="Arial" w:eastAsia="Arial" w:hAnsi="Arial"/>
@@ -16730,7 +16730,7 @@
               <w:spacing w:after="10" w:before="0"/>
               <w:ind w:left="120"/>
             </w:pPr>
-            <w:hyperlink w:history="1" r:id="rIdvf_vr6aagiypa0-pftppt">
+            <w:hyperlink w:history="1" r:id="rIdy9vspmxq8anxssmqghdsf">
               <w:r>
                 <w:rPr>
                   <w:rFonts w:ascii="Arial" w:cs="Arial" w:eastAsia="Arial" w:hAnsi="Arial"/>
@@ -16925,7 +16925,7 @@
             <w:pPr>
               <w:spacing w:after="20" w:before="0"/>
             </w:pPr>
-            <w:hyperlink w:history="1" r:id="rIdixnttzttzlyhrgoo2pmpq">
+            <w:hyperlink w:history="1" r:id="rIdai2bygtvvdwyecar0cuvd">
               <w:r>
                 <w:rPr>
                   <w:rFonts w:ascii="Arial" w:cs="Arial" w:eastAsia="Arial" w:hAnsi="Arial"/>
@@ -16974,7 +16974,7 @@
               <w:spacing w:after="10" w:before="0"/>
               <w:ind w:left="120"/>
             </w:pPr>
-            <w:hyperlink w:history="1" r:id="rIdhv3j8vsxd3ynklnjoathy">
+            <w:hyperlink w:history="1" r:id="rIdurljcgexej-chyfqhctcc">
               <w:r>
                 <w:rPr>
                   <w:rFonts w:ascii="Arial" w:cs="Arial" w:eastAsia="Arial" w:hAnsi="Arial"/>
@@ -17019,7 +17019,7 @@
             <w:pPr>
               <w:spacing w:after="20" w:before="0"/>
             </w:pPr>
-            <w:hyperlink w:history="1" r:id="rIdbzzbdj7ibjvkc46cilupk">
+            <w:hyperlink w:history="1" r:id="rIdkyue9ypnkl3cfgxhjwkk3">
               <w:r>
                 <w:rPr>
                   <w:rFonts w:ascii="Arial" w:cs="Arial" w:eastAsia="Arial" w:hAnsi="Arial"/>
@@ -17052,7 +17052,7 @@
               <w:spacing w:after="10" w:before="0"/>
               <w:ind w:left="120"/>
             </w:pPr>
-            <w:hyperlink w:history="1" r:id="rIdrkoyaatwklk9h_efsjixg">
+            <w:hyperlink w:history="1" r:id="rIdnoawmo40ezer_kqcwggin">
               <w:r>
                 <w:rPr>
                   <w:rFonts w:ascii="Arial" w:cs="Arial" w:eastAsia="Arial" w:hAnsi="Arial"/>
@@ -17678,7 +17678,7 @@
         </w:rPr>
         <w:t xml:space="preserve">© 2026 SeaVuria and ARES. Aligned with KICD objectives. Developed by SeaVuria; technical implementation by ARES (with AI assistance from Claude). Licensed under </w:t>
       </w:r>
-      <w:hyperlink w:history="1" r:id="rIdnzfnviyomzf0n_33mut_v">
+      <w:hyperlink w:history="1" r:id="rIdygsgojq40gfaqgqylst4z">
         <w:r>
           <w:rPr>
             <w:rFonts w:ascii="Arial" w:cs="Arial" w:eastAsia="Arial" w:hAnsi="Arial"/>
@@ -17699,7 +17699,7 @@
         </w:rPr>
         <w:t xml:space="preserve"> (</w:t>
       </w:r>
-      <w:hyperlink w:history="1" r:id="rIdtbkqzfcok1fk46x2r8xh4">
+      <w:hyperlink w:history="1" r:id="rIdtj6e6osqzca_eji-ess_g">
         <w:r>
           <w:rPr>
             <w:rFonts w:ascii="Arial" w:cs="Arial" w:eastAsia="Arial" w:hAnsi="Arial"/>
@@ -18712,7 +18712,7 @@
             <w:pPr>
               <w:spacing w:after="20" w:before="0"/>
             </w:pPr>
-            <w:hyperlink w:history="1" r:id="rIdve9hkhzst-fdlmvymoadu">
+            <w:hyperlink w:history="1" r:id="rIdkjvaiuvclhcxxwf6e2ktq">
               <w:r>
                 <w:rPr>
                   <w:rFonts w:ascii="Arial" w:cs="Arial" w:eastAsia="Arial" w:hAnsi="Arial"/>
@@ -18761,7 +18761,7 @@
               <w:spacing w:after="10" w:before="0"/>
               <w:ind w:left="120"/>
             </w:pPr>
-            <w:hyperlink w:history="1" r:id="rIds-k_ceks6mttjpbj0sjij">
+            <w:hyperlink w:history="1" r:id="rId0eocdp9zn69dihu1kp4x2">
               <w:r>
                 <w:rPr>
                   <w:rFonts w:ascii="Arial" w:cs="Arial" w:eastAsia="Arial" w:hAnsi="Arial"/>
@@ -18823,7 +18823,7 @@
               <w:spacing w:after="10" w:before="0"/>
               <w:ind w:left="120"/>
             </w:pPr>
-            <w:hyperlink w:history="1" r:id="rIdxs0f5_twcmhggctt2igba">
+            <w:hyperlink w:history="1" r:id="rIdno0jl0aofb6_jkud-onif">
               <w:r>
                 <w:rPr>
                   <w:rFonts w:ascii="Arial" w:cs="Arial" w:eastAsia="Arial" w:hAnsi="Arial"/>
@@ -19033,7 +19033,7 @@
             <w:pPr>
               <w:spacing w:after="20" w:before="0"/>
             </w:pPr>
-            <w:hyperlink w:history="1" r:id="rIdtp22qg965tb9hkdmd3x1w">
+            <w:hyperlink w:history="1" r:id="rIdhzugbcfsyre2inkirl61t">
               <w:r>
                 <w:rPr>
                   <w:rFonts w:ascii="Arial" w:cs="Arial" w:eastAsia="Arial" w:hAnsi="Arial"/>
@@ -19082,7 +19082,7 @@
               <w:spacing w:after="10" w:before="0"/>
               <w:ind w:left="120"/>
             </w:pPr>
-            <w:hyperlink w:history="1" r:id="rIddiuljeltr30ol-q4be6ds">
+            <w:hyperlink w:history="1" r:id="rId3914bgbtciykwygeob9eo">
               <w:r>
                 <w:rPr>
                   <w:rFonts w:ascii="Arial" w:cs="Arial" w:eastAsia="Arial" w:hAnsi="Arial"/>
@@ -19144,7 +19144,7 @@
               <w:spacing w:after="10" w:before="0"/>
               <w:ind w:left="120"/>
             </w:pPr>
-            <w:hyperlink w:history="1" r:id="rIdkyyyhrsabmgvi8so2g-sx">
+            <w:hyperlink w:history="1" r:id="rIdnt8oeza9ehlvnxyft_hss">
               <w:r>
                 <w:rPr>
                   <w:rFonts w:ascii="Arial" w:cs="Arial" w:eastAsia="Arial" w:hAnsi="Arial"/>
@@ -19354,7 +19354,7 @@
             <w:pPr>
               <w:spacing w:after="20" w:before="0"/>
             </w:pPr>
-            <w:hyperlink w:history="1" r:id="rIdn9ezmkqlc82iiysnklsxr">
+            <w:hyperlink w:history="1" r:id="rIdffbanrbdvhw-fgcp6xusf">
               <w:r>
                 <w:rPr>
                   <w:rFonts w:ascii="Arial" w:cs="Arial" w:eastAsia="Arial" w:hAnsi="Arial"/>
@@ -19403,7 +19403,7 @@
               <w:spacing w:after="10" w:before="0"/>
               <w:ind w:left="120"/>
             </w:pPr>
-            <w:hyperlink w:history="1" r:id="rIdqljliuiaysdcgyqplqkkz">
+            <w:hyperlink w:history="1" r:id="rIduqbjdpfdq8fklfywroglu">
               <w:r>
                 <w:rPr>
                   <w:rFonts w:ascii="Arial" w:cs="Arial" w:eastAsia="Arial" w:hAnsi="Arial"/>
@@ -19465,7 +19465,7 @@
               <w:spacing w:after="10" w:before="0"/>
               <w:ind w:left="120"/>
             </w:pPr>
-            <w:hyperlink w:history="1" r:id="rIdp0gcfx4sh2awwpctwefjl">
+            <w:hyperlink w:history="1" r:id="rIduajibj_vttxvnu8fbtscr">
               <w:r>
                 <w:rPr>
                   <w:rFonts w:ascii="Arial" w:cs="Arial" w:eastAsia="Arial" w:hAnsi="Arial"/>
@@ -19675,7 +19675,7 @@
             <w:pPr>
               <w:spacing w:after="20" w:before="0"/>
             </w:pPr>
-            <w:hyperlink w:history="1" r:id="rIdly-6kxlm6evqpaedd27bp">
+            <w:hyperlink w:history="1" r:id="rIdyplin7cdhka2slbmanw8n">
               <w:r>
                 <w:rPr>
                   <w:rFonts w:ascii="Arial" w:cs="Arial" w:eastAsia="Arial" w:hAnsi="Arial"/>
@@ -19724,7 +19724,7 @@
               <w:spacing w:after="10" w:before="0"/>
               <w:ind w:left="120"/>
             </w:pPr>
-            <w:hyperlink w:history="1" r:id="rIdyhiyn46kfej0rt1kw0cbm">
+            <w:hyperlink w:history="1" r:id="rIdhbf-onyv_p48xxmcbumx-">
               <w:r>
                 <w:rPr>
                   <w:rFonts w:ascii="Arial" w:cs="Arial" w:eastAsia="Arial" w:hAnsi="Arial"/>
@@ -19786,7 +19786,7 @@
               <w:spacing w:after="10" w:before="0"/>
               <w:ind w:left="120"/>
             </w:pPr>
-            <w:hyperlink w:history="1" r:id="rIdppceahwb3t0vzjimdx2jb">
+            <w:hyperlink w:history="1" r:id="rIdhb2f2wwdd5u0p9eeckxke">
               <w:r>
                 <w:rPr>
                   <w:rFonts w:ascii="Arial" w:cs="Arial" w:eastAsia="Arial" w:hAnsi="Arial"/>
@@ -19996,7 +19996,7 @@
             <w:pPr>
               <w:spacing w:after="20" w:before="0"/>
             </w:pPr>
-            <w:hyperlink w:history="1" r:id="rIdovxudzi1gbyc69zz_gkke">
+            <w:hyperlink w:history="1" r:id="rIdw1t1qntd9n8rvatirta0l">
               <w:r>
                 <w:rPr>
                   <w:rFonts w:ascii="Arial" w:cs="Arial" w:eastAsia="Arial" w:hAnsi="Arial"/>
@@ -20045,7 +20045,7 @@
               <w:spacing w:after="10" w:before="0"/>
               <w:ind w:left="120"/>
             </w:pPr>
-            <w:hyperlink w:history="1" r:id="rId6dpwjyz4pzbbn3x8kg7z_">
+            <w:hyperlink w:history="1" r:id="rIdzfsez3dbgi-as_944exhe">
               <w:r>
                 <w:rPr>
                   <w:rFonts w:ascii="Arial" w:cs="Arial" w:eastAsia="Arial" w:hAnsi="Arial"/>
@@ -20107,7 +20107,7 @@
               <w:spacing w:after="10" w:before="0"/>
               <w:ind w:left="120"/>
             </w:pPr>
-            <w:hyperlink w:history="1" r:id="rId1-u_licy2gjs910i00sxk">
+            <w:hyperlink w:history="1" r:id="rIds9zo3tdsloejf7a9hexbl">
               <w:r>
                 <w:rPr>
                   <w:rFonts w:ascii="Arial" w:cs="Arial" w:eastAsia="Arial" w:hAnsi="Arial"/>
@@ -20634,7 +20634,7 @@
         </w:rPr>
         <w:t xml:space="preserve">© 2026 SeaVuria and ARES. Aligned with KICD objectives. Developed by SeaVuria; technical implementation by ARES (with AI assistance from Claude). Licensed under </w:t>
       </w:r>
-      <w:hyperlink w:history="1" r:id="rIdxyzzljfpaqd3yqh-3phvc">
+      <w:hyperlink w:history="1" r:id="rIdejacigoyxlcx21q3dtuiy">
         <w:r>
           <w:rPr>
             <w:rFonts w:ascii="Arial" w:cs="Arial" w:eastAsia="Arial" w:hAnsi="Arial"/>
@@ -20655,7 +20655,7 @@
         </w:rPr>
         <w:t xml:space="preserve"> (</w:t>
       </w:r>
-      <w:hyperlink w:history="1" r:id="rIdharmtevyp82qvj9utmwvz">
+      <w:hyperlink w:history="1" r:id="rIdjpjme9ark-gq4xlmzj2jv">
         <w:r>
           <w:rPr>
             <w:rFonts w:ascii="Arial" w:cs="Arial" w:eastAsia="Arial" w:hAnsi="Arial"/>
@@ -21668,7 +21668,7 @@
             <w:pPr>
               <w:spacing w:after="20" w:before="0"/>
             </w:pPr>
-            <w:hyperlink w:history="1" r:id="rIdoeqae-ua4abktj7x4-_gn">
+            <w:hyperlink w:history="1" r:id="rId4n-6hogcjtttuogknexkb">
               <w:r>
                 <w:rPr>
                   <w:rFonts w:ascii="Arial" w:cs="Arial" w:eastAsia="Arial" w:hAnsi="Arial"/>
@@ -21701,7 +21701,7 @@
               <w:spacing w:after="10" w:before="0"/>
               <w:ind w:left="120"/>
             </w:pPr>
-            <w:hyperlink w:history="1" r:id="rIdoceku5vz6hxgux9e1o4up">
+            <w:hyperlink w:history="1" r:id="rIdsievi0rkhr6fnvdnyqi5f">
               <w:r>
                 <w:rPr>
                   <w:rFonts w:ascii="Arial" w:cs="Arial" w:eastAsia="Arial" w:hAnsi="Arial"/>
@@ -21746,7 +21746,7 @@
             <w:pPr>
               <w:spacing w:after="20" w:before="0"/>
             </w:pPr>
-            <w:hyperlink w:history="1" r:id="rIdeads8zmeqwb8eagn4sujx">
+            <w:hyperlink w:history="1" r:id="rId8ouvormq6n1k0d5x9xt3g">
               <w:r>
                 <w:rPr>
                   <w:rFonts w:ascii="Arial" w:cs="Arial" w:eastAsia="Arial" w:hAnsi="Arial"/>
@@ -21779,7 +21779,7 @@
               <w:spacing w:after="10" w:before="0"/>
               <w:ind w:left="120"/>
             </w:pPr>
-            <w:hyperlink w:history="1" r:id="rId9bs5movmikv4idjce9bsr">
+            <w:hyperlink w:history="1" r:id="rIdxosjuc87w2mrbqwcwbqxu">
               <w:r>
                 <w:rPr>
                   <w:rFonts w:ascii="Arial" w:cs="Arial" w:eastAsia="Arial" w:hAnsi="Arial"/>
@@ -21974,7 +21974,7 @@
             <w:pPr>
               <w:spacing w:after="20" w:before="0"/>
             </w:pPr>
-            <w:hyperlink w:history="1" r:id="rIdjt_4m6syhopkgl4ufkjr3">
+            <w:hyperlink w:history="1" r:id="rIdzs-a6-jrcdrjyzqinw3zd">
               <w:r>
                 <w:rPr>
                   <w:rFonts w:ascii="Arial" w:cs="Arial" w:eastAsia="Arial" w:hAnsi="Arial"/>
@@ -22007,7 +22007,7 @@
               <w:spacing w:after="10" w:before="0"/>
               <w:ind w:left="120"/>
             </w:pPr>
-            <w:hyperlink w:history="1" r:id="rIdqmftxmg5covywg4sjxifc">
+            <w:hyperlink w:history="1" r:id="rIdnrrt2vmqecstogktrcs6k">
               <w:r>
                 <w:rPr>
                   <w:rFonts w:ascii="Arial" w:cs="Arial" w:eastAsia="Arial" w:hAnsi="Arial"/>
@@ -22052,7 +22052,7 @@
             <w:pPr>
               <w:spacing w:after="20" w:before="0"/>
             </w:pPr>
-            <w:hyperlink w:history="1" r:id="rIdmm8quhps8v65-zmaz9rfg">
+            <w:hyperlink w:history="1" r:id="rIdtgfbvjx8ac1xfpolptc2w">
               <w:r>
                 <w:rPr>
                   <w:rFonts w:ascii="Arial" w:cs="Arial" w:eastAsia="Arial" w:hAnsi="Arial"/>
@@ -22085,7 +22085,7 @@
               <w:spacing w:after="10" w:before="0"/>
               <w:ind w:left="120"/>
             </w:pPr>
-            <w:hyperlink w:history="1" r:id="rIdjq5ftf5dgbdzglzjfl5r4">
+            <w:hyperlink w:history="1" r:id="rId2amxxypefsnwtwxvyt2go">
               <w:r>
                 <w:rPr>
                   <w:rFonts w:ascii="Arial" w:cs="Arial" w:eastAsia="Arial" w:hAnsi="Arial"/>
@@ -22280,7 +22280,7 @@
             <w:pPr>
               <w:spacing w:after="20" w:before="0"/>
             </w:pPr>
-            <w:hyperlink w:history="1" r:id="rIdiqifph46d0sllzygmonxa">
+            <w:hyperlink w:history="1" r:id="rIdgoux215woujkavutwgftv">
               <w:r>
                 <w:rPr>
                   <w:rFonts w:ascii="Arial" w:cs="Arial" w:eastAsia="Arial" w:hAnsi="Arial"/>
@@ -22329,7 +22329,7 @@
               <w:spacing w:after="10" w:before="0"/>
               <w:ind w:left="120"/>
             </w:pPr>
-            <w:hyperlink w:history="1" r:id="rIdngxr0grij2pbqsefydnbu">
+            <w:hyperlink w:history="1" r:id="rId11w7echh6hmzyj3qmkpkr">
               <w:r>
                 <w:rPr>
                   <w:rFonts w:ascii="Arial" w:cs="Arial" w:eastAsia="Arial" w:hAnsi="Arial"/>
@@ -22374,7 +22374,7 @@
             <w:pPr>
               <w:spacing w:after="20" w:before="0"/>
             </w:pPr>
-            <w:hyperlink w:history="1" r:id="rIdieqxi2nejyjuapjmhceq6">
+            <w:hyperlink w:history="1" r:id="rIdtwz3o3k3m5gjvtvkgfz2n">
               <w:r>
                 <w:rPr>
                   <w:rFonts w:ascii="Arial" w:cs="Arial" w:eastAsia="Arial" w:hAnsi="Arial"/>
@@ -22407,7 +22407,7 @@
               <w:spacing w:after="10" w:before="0"/>
               <w:ind w:left="120"/>
             </w:pPr>
-            <w:hyperlink w:history="1" r:id="rIdtd-gnogja6wpwr3payyrn">
+            <w:hyperlink w:history="1" r:id="rIdtbgptjvzzlabdy-xgdtmt">
               <w:r>
                 <w:rPr>
                   <w:rFonts w:ascii="Arial" w:cs="Arial" w:eastAsia="Arial" w:hAnsi="Arial"/>
@@ -22602,7 +22602,7 @@
             <w:pPr>
               <w:spacing w:after="20" w:before="0"/>
             </w:pPr>
-            <w:hyperlink w:history="1" r:id="rIdpr12yn8_u8ozdyfnwxp-i">
+            <w:hyperlink w:history="1" r:id="rId7thiehqnwbnuqbh-sc-bs">
               <w:r>
                 <w:rPr>
                   <w:rFonts w:ascii="Arial" w:cs="Arial" w:eastAsia="Arial" w:hAnsi="Arial"/>
@@ -22651,7 +22651,7 @@
               <w:spacing w:after="10" w:before="0"/>
               <w:ind w:left="120"/>
             </w:pPr>
-            <w:hyperlink w:history="1" r:id="rIdmhar_z1pzxx12kzfa8dxw">
+            <w:hyperlink w:history="1" r:id="rIdf2rzyqzes0cyt_rllkpmr">
               <w:r>
                 <w:rPr>
                   <w:rFonts w:ascii="Arial" w:cs="Arial" w:eastAsia="Arial" w:hAnsi="Arial"/>
@@ -22696,7 +22696,7 @@
             <w:pPr>
               <w:spacing w:after="20" w:before="0"/>
             </w:pPr>
-            <w:hyperlink w:history="1" r:id="rIdx7yeu8sq2axgosvsfpdb9">
+            <w:hyperlink w:history="1" r:id="rId4l7tw-06wms_himatc1af">
               <w:r>
                 <w:rPr>
                   <w:rFonts w:ascii="Arial" w:cs="Arial" w:eastAsia="Arial" w:hAnsi="Arial"/>
@@ -22729,7 +22729,7 @@
               <w:spacing w:after="10" w:before="0"/>
               <w:ind w:left="120"/>
             </w:pPr>
-            <w:hyperlink w:history="1" r:id="rIdou-kgjrfgatw5sa971hff">
+            <w:hyperlink w:history="1" r:id="rIdckrlhgmqnjc_divxu2l3b">
               <w:r>
                 <w:rPr>
                   <w:rFonts w:ascii="Arial" w:cs="Arial" w:eastAsia="Arial" w:hAnsi="Arial"/>
@@ -22924,7 +22924,7 @@
             <w:pPr>
               <w:spacing w:after="20" w:before="0"/>
             </w:pPr>
-            <w:hyperlink w:history="1" r:id="rId-ap6eylpwtp-anfef2r90">
+            <w:hyperlink w:history="1" r:id="rIdz7mkcttje_0moriqopqmz">
               <w:r>
                 <w:rPr>
                   <w:rFonts w:ascii="Arial" w:cs="Arial" w:eastAsia="Arial" w:hAnsi="Arial"/>
@@ -22973,7 +22973,7 @@
               <w:spacing w:after="10" w:before="0"/>
               <w:ind w:left="120"/>
             </w:pPr>
-            <w:hyperlink w:history="1" r:id="rIdyvpp1gui4mzuq7vu7keyz">
+            <w:hyperlink w:history="1" r:id="rIdvepdkp8_v1pepnxd1itb5">
               <w:r>
                 <w:rPr>
                   <w:rFonts w:ascii="Arial" w:cs="Arial" w:eastAsia="Arial" w:hAnsi="Arial"/>
@@ -23018,7 +23018,7 @@
             <w:pPr>
               <w:spacing w:after="20" w:before="0"/>
             </w:pPr>
-            <w:hyperlink w:history="1" r:id="rIdg3jclianq_sktufnfe2en">
+            <w:hyperlink w:history="1" r:id="rIdjywomyfnhebnljaf687-t">
               <w:r>
                 <w:rPr>
                   <w:rFonts w:ascii="Arial" w:cs="Arial" w:eastAsia="Arial" w:hAnsi="Arial"/>
@@ -23067,7 +23067,7 @@
               <w:spacing w:after="10" w:before="0"/>
               <w:ind w:left="120"/>
             </w:pPr>
-            <w:hyperlink w:history="1" r:id="rIdvfgs5rkdwg63xdwlbrclo">
+            <w:hyperlink w:history="1" r:id="rIdtoztzzllm7gzwqmfqcsjv">
               <w:r>
                 <w:rPr>
                   <w:rFonts w:ascii="Arial" w:cs="Arial" w:eastAsia="Arial" w:hAnsi="Arial"/>
@@ -23674,7 +23674,7 @@
         </w:rPr>
         <w:t xml:space="preserve">© 2026 SeaVuria and ARES. Aligned with KICD objectives. Developed by SeaVuria; technical implementation by ARES (with AI assistance from Claude). Licensed under </w:t>
       </w:r>
-      <w:hyperlink w:history="1" r:id="rIdjo2ecbh5ezb_mxi19i-qd">
+      <w:hyperlink w:history="1" r:id="rIdbeqnokenclcylmyxm-mct">
         <w:r>
           <w:rPr>
             <w:rFonts w:ascii="Arial" w:cs="Arial" w:eastAsia="Arial" w:hAnsi="Arial"/>
@@ -23695,7 +23695,7 @@
         </w:rPr>
         <w:t xml:space="preserve"> (</w:t>
       </w:r>
-      <w:hyperlink w:history="1" r:id="rId-x5fhbrcpdydysbmr6yo2">
+      <w:hyperlink w:history="1" r:id="rId1lpq9jhm8mzhhstmg6der">
         <w:r>
           <w:rPr>
             <w:rFonts w:ascii="Arial" w:cs="Arial" w:eastAsia="Arial" w:hAnsi="Arial"/>
@@ -24831,7 +24831,7 @@
             <w:pPr>
               <w:spacing w:after="20" w:before="0"/>
             </w:pPr>
-            <w:hyperlink w:history="1" r:id="rIdwkam5s_dxbcagyjj0tui6">
+            <w:hyperlink w:history="1" r:id="rIddgxys-ch6fpzmixp0crud">
               <w:r>
                 <w:rPr>
                   <w:rFonts w:ascii="Arial" w:cs="Arial" w:eastAsia="Arial" w:hAnsi="Arial"/>
@@ -24864,7 +24864,7 @@
               <w:spacing w:after="10" w:before="0"/>
               <w:ind w:left="120"/>
             </w:pPr>
-            <w:hyperlink w:history="1" r:id="rIdbkvq5n8yptn5an-frzs_m">
+            <w:hyperlink w:history="1" r:id="rIdecoue8ayqmrjxuis9fbts">
               <w:r>
                 <w:rPr>
                   <w:rFonts w:ascii="Arial" w:cs="Arial" w:eastAsia="Arial" w:hAnsi="Arial"/>
@@ -24909,7 +24909,7 @@
             <w:pPr>
               <w:spacing w:after="20" w:before="0"/>
             </w:pPr>
-            <w:hyperlink w:history="1" r:id="rIdtpk8e7peh0jx1us37mzm8">
+            <w:hyperlink w:history="1" r:id="rIdr79adrxelkagu78n7geal">
               <w:r>
                 <w:rPr>
                   <w:rFonts w:ascii="Arial" w:cs="Arial" w:eastAsia="Arial" w:hAnsi="Arial"/>
@@ -24942,7 +24942,7 @@
               <w:spacing w:after="10" w:before="0"/>
               <w:ind w:left="120"/>
             </w:pPr>
-            <w:hyperlink w:history="1" r:id="rIdcpx_srhngcfgd2rjhbgrx">
+            <w:hyperlink w:history="1" r:id="rIdldxz-cqp4h_r41kkefwym">
               <w:r>
                 <w:rPr>
                   <w:rFonts w:ascii="Arial" w:cs="Arial" w:eastAsia="Arial" w:hAnsi="Arial"/>
@@ -25137,7 +25137,7 @@
             <w:pPr>
               <w:spacing w:after="20" w:before="0"/>
             </w:pPr>
-            <w:hyperlink w:history="1" r:id="rIdkptq7pqm0rab6qipiuz1a">
+            <w:hyperlink w:history="1" r:id="rIdd4z1vt66vkd6ptjhbvt3h">
               <w:r>
                 <w:rPr>
                   <w:rFonts w:ascii="Arial" w:cs="Arial" w:eastAsia="Arial" w:hAnsi="Arial"/>
@@ -25170,7 +25170,7 @@
               <w:spacing w:after="10" w:before="0"/>
               <w:ind w:left="120"/>
             </w:pPr>
-            <w:hyperlink w:history="1" r:id="rIdzwbxdllvsfa34vbu9lvqi">
+            <w:hyperlink w:history="1" r:id="rId2lcag8yki5qrhbunrcele">
               <w:r>
                 <w:rPr>
                   <w:rFonts w:ascii="Arial" w:cs="Arial" w:eastAsia="Arial" w:hAnsi="Arial"/>
@@ -25215,7 +25215,7 @@
             <w:pPr>
               <w:spacing w:after="20" w:before="0"/>
             </w:pPr>
-            <w:hyperlink w:history="1" r:id="rIdgnqozhiy5av317np7dmu6">
+            <w:hyperlink w:history="1" r:id="rId2i6zv9onh0dmhpqrdqvlj">
               <w:r>
                 <w:rPr>
                   <w:rFonts w:ascii="Arial" w:cs="Arial" w:eastAsia="Arial" w:hAnsi="Arial"/>
@@ -25248,7 +25248,7 @@
               <w:spacing w:after="10" w:before="0"/>
               <w:ind w:left="120"/>
             </w:pPr>
-            <w:hyperlink w:history="1" r:id="rIdu2fhtaktkyslhxz8r2bs9">
+            <w:hyperlink w:history="1" r:id="rIdg_kxc3g3tktt1taacwi8y">
               <w:r>
                 <w:rPr>
                   <w:rFonts w:ascii="Arial" w:cs="Arial" w:eastAsia="Arial" w:hAnsi="Arial"/>
@@ -25443,7 +25443,7 @@
             <w:pPr>
               <w:spacing w:after="20" w:before="0"/>
             </w:pPr>
-            <w:hyperlink w:history="1" r:id="rIdkl7bn7wvjjgcempgjpivq">
+            <w:hyperlink w:history="1" r:id="rId4kryjzdqhvj8er5rjodt8">
               <w:r>
                 <w:rPr>
                   <w:rFonts w:ascii="Arial" w:cs="Arial" w:eastAsia="Arial" w:hAnsi="Arial"/>
@@ -25492,7 +25492,7 @@
               <w:spacing w:after="10" w:before="0"/>
               <w:ind w:left="120"/>
             </w:pPr>
-            <w:hyperlink w:history="1" r:id="rIdft6-ny6wiskedtw2jr5dd">
+            <w:hyperlink w:history="1" r:id="rIdartxrd3rgmr3k3j1mcqci">
               <w:r>
                 <w:rPr>
                   <w:rFonts w:ascii="Arial" w:cs="Arial" w:eastAsia="Arial" w:hAnsi="Arial"/>
@@ -25537,7 +25537,7 @@
             <w:pPr>
               <w:spacing w:after="20" w:before="0"/>
             </w:pPr>
-            <w:hyperlink w:history="1" r:id="rIdjx03_kcv72hm_-mryr-rz">
+            <w:hyperlink w:history="1" r:id="rIdqlrgpeco7alifofilnf1d">
               <w:r>
                 <w:rPr>
                   <w:rFonts w:ascii="Arial" w:cs="Arial" w:eastAsia="Arial" w:hAnsi="Arial"/>
@@ -25586,7 +25586,7 @@
               <w:spacing w:after="10" w:before="0"/>
               <w:ind w:left="120"/>
             </w:pPr>
-            <w:hyperlink w:history="1" r:id="rIdbvwugqexo3qwiuusvx16d">
+            <w:hyperlink w:history="1" r:id="rIdlxks6kyqm__odc9vqy9sj">
               <w:r>
                 <w:rPr>
                   <w:rFonts w:ascii="Arial" w:cs="Arial" w:eastAsia="Arial" w:hAnsi="Arial"/>
@@ -25781,7 +25781,7 @@
             <w:pPr>
               <w:spacing w:after="20" w:before="0"/>
             </w:pPr>
-            <w:hyperlink w:history="1" r:id="rIdiihw5frpysansyk0mqdlz">
+            <w:hyperlink w:history="1" r:id="rIdgcfcskf58fdtfjqubfcxl">
               <w:r>
                 <w:rPr>
                   <w:rFonts w:ascii="Arial" w:cs="Arial" w:eastAsia="Arial" w:hAnsi="Arial"/>
@@ -25830,7 +25830,7 @@
               <w:spacing w:after="10" w:before="0"/>
               <w:ind w:left="120"/>
             </w:pPr>
-            <w:hyperlink w:history="1" r:id="rIdwziwksvo5zrzwisl6wn1y">
+            <w:hyperlink w:history="1" r:id="rIdmtekod9e89nan7xbv0s7x">
               <w:r>
                 <w:rPr>
                   <w:rFonts w:ascii="Arial" w:cs="Arial" w:eastAsia="Arial" w:hAnsi="Arial"/>
@@ -25875,7 +25875,7 @@
             <w:pPr>
               <w:spacing w:after="20" w:before="0"/>
             </w:pPr>
-            <w:hyperlink w:history="1" r:id="rId1kyqqrfas6j7euqtlha0l">
+            <w:hyperlink w:history="1" r:id="rIdxmweszqe-fuum0kuqvrkf">
               <w:r>
                 <w:rPr>
                   <w:rFonts w:ascii="Arial" w:cs="Arial" w:eastAsia="Arial" w:hAnsi="Arial"/>
@@ -25924,7 +25924,7 @@
               <w:spacing w:after="10" w:before="0"/>
               <w:ind w:left="120"/>
             </w:pPr>
-            <w:hyperlink w:history="1" r:id="rId4cihqe-6lturx7vzotdc5">
+            <w:hyperlink w:history="1" r:id="rId5lrbcggulecj95j6kbxhd">
               <w:r>
                 <w:rPr>
                   <w:rFonts w:ascii="Arial" w:cs="Arial" w:eastAsia="Arial" w:hAnsi="Arial"/>
@@ -26119,7 +26119,7 @@
             <w:pPr>
               <w:spacing w:after="20" w:before="0"/>
             </w:pPr>
-            <w:hyperlink w:history="1" r:id="rId_5rauxpkwdtzg3wivntai">
+            <w:hyperlink w:history="1" r:id="rId9p5byo7volrbxcmam3cry">
               <w:r>
                 <w:rPr>
                   <w:rFonts w:ascii="Arial" w:cs="Arial" w:eastAsia="Arial" w:hAnsi="Arial"/>
@@ -26168,7 +26168,7 @@
               <w:spacing w:after="10" w:before="0"/>
               <w:ind w:left="120"/>
             </w:pPr>
-            <w:hyperlink w:history="1" r:id="rId-t1llqigpayxhzaogh4xm">
+            <w:hyperlink w:history="1" r:id="rIdmif8ov3xjghmz2nbvotvy">
               <w:r>
                 <w:rPr>
                   <w:rFonts w:ascii="Arial" w:cs="Arial" w:eastAsia="Arial" w:hAnsi="Arial"/>
@@ -26213,7 +26213,7 @@
             <w:pPr>
               <w:spacing w:after="20" w:before="0"/>
             </w:pPr>
-            <w:hyperlink w:history="1" r:id="rIdf8yd2hhnumtq0hkzyt87j">
+            <w:hyperlink w:history="1" r:id="rIdd43lfwz_vfnysvfgdkftb">
               <w:r>
                 <w:rPr>
                   <w:rFonts w:ascii="Arial" w:cs="Arial" w:eastAsia="Arial" w:hAnsi="Arial"/>
@@ -26262,7 +26262,7 @@
               <w:spacing w:after="10" w:before="0"/>
               <w:ind w:left="120"/>
             </w:pPr>
-            <w:hyperlink w:history="1" r:id="rIdg4dtbpwbpcr4fahwm5g3m">
+            <w:hyperlink w:history="1" r:id="rIdvavgtbd2iwdwidchgivwz">
               <w:r>
                 <w:rPr>
                   <w:rFonts w:ascii="Arial" w:cs="Arial" w:eastAsia="Arial" w:hAnsi="Arial"/>
@@ -26850,7 +26850,7 @@
         </w:rPr>
         <w:t xml:space="preserve">© 2026 SeaVuria and ARES. Aligned with KICD objectives. Developed by SeaVuria; technical implementation by ARES (with AI assistance from Claude). Licensed under </w:t>
       </w:r>
-      <w:hyperlink w:history="1" r:id="rId5ghdkrv0lml_ujumbcf42">
+      <w:hyperlink w:history="1" r:id="rIdhcayixcbw0kzus2in1-oe">
         <w:r>
           <w:rPr>
             <w:rFonts w:ascii="Arial" w:cs="Arial" w:eastAsia="Arial" w:hAnsi="Arial"/>
@@ -26871,7 +26871,7 @@
         </w:rPr>
         <w:t xml:space="preserve"> (</w:t>
       </w:r>
-      <w:hyperlink w:history="1" r:id="rIdwlhuzapsx99th821c3ibo">
+      <w:hyperlink w:history="1" r:id="rIdncfyzpciml43yrse9ynpj">
         <w:r>
           <w:rPr>
             <w:rFonts w:ascii="Arial" w:cs="Arial" w:eastAsia="Arial" w:hAnsi="Arial"/>

--- a/data/outputs/v2/Core_Mathematics/SS3.1_Statistics_I/Core_Mathematics_Statistics_I_CBE_LessonSequence.docx
+++ b/data/outputs/v2/Core_Mathematics/SS3.1_Statistics_I/Core_Mathematics_Statistics_I_CBE_LessonSequence.docx
@@ -2190,7 +2190,7 @@
         </w:rPr>
         <w:t xml:space="preserve">© 2026 SeaVuria and ARES. This work is licensed under a </w:t>
       </w:r>
-      <w:hyperlink w:history="1" r:id="rIdzf0c2r6gq4pft6vjensmq">
+      <w:hyperlink w:history="1" r:id="rIdsc4musa8sqtsexwb_zuno">
         <w:r>
           <w:rPr>
             <w:rFonts w:ascii="Arial" w:cs="Arial" w:eastAsia="Arial" w:hAnsi="Arial"/>
@@ -2210,7 +2210,7 @@
         </w:rPr>
         <w:t xml:space="preserve"> (</w:t>
       </w:r>
-      <w:hyperlink w:history="1" r:id="rIdwookpalt0lvvrmd9wvvxi">
+      <w:hyperlink w:history="1" r:id="rIddz1fa_suiwbubqqsgwcej">
         <w:r>
           <w:rPr>
             <w:rFonts w:ascii="Arial" w:cs="Arial" w:eastAsia="Arial" w:hAnsi="Arial"/>
@@ -2230,7 +2230,7 @@
         </w:rPr>
         <w:t xml:space="preserve">). To view a copy of this license, visit </w:t>
       </w:r>
-      <w:hyperlink w:history="1" r:id="rIdk62b4dy4ixol3uumqhie-">
+      <w:hyperlink w:history="1" r:id="rIdjlbxwiyyjh5yf4ndfi5pg">
         <w:r>
           <w:rPr>
             <w:rFonts w:ascii="Arial" w:cs="Arial" w:eastAsia="Arial" w:hAnsi="Arial"/>
@@ -3242,7 +3242,7 @@
             <w:pPr>
               <w:spacing w:after="20" w:before="0"/>
             </w:pPr>
-            <w:hyperlink w:history="1" r:id="rIdl34itacqswt7mudtxa4ih">
+            <w:hyperlink w:history="1" r:id="rIdeecsbv4adzioxaxsdzzwd">
               <w:r>
                 <w:rPr>
                   <w:rFonts w:ascii="Arial" w:cs="Arial" w:eastAsia="Arial" w:hAnsi="Arial"/>
@@ -3275,7 +3275,7 @@
               <w:spacing w:after="10" w:before="0"/>
               <w:ind w:left="120"/>
             </w:pPr>
-            <w:hyperlink w:history="1" r:id="rId_xxos2wgbj0ib2bokqn2m">
+            <w:hyperlink w:history="1" r:id="rIdzkyyyyfp5nolajpjjjx0c">
               <w:r>
                 <w:rPr>
                   <w:rFonts w:ascii="Arial" w:cs="Arial" w:eastAsia="Arial" w:hAnsi="Arial"/>
@@ -3320,7 +3320,7 @@
             <w:pPr>
               <w:spacing w:after="20" w:before="0"/>
             </w:pPr>
-            <w:hyperlink w:history="1" r:id="rIdxt5otweikmsd9j5k5fsz4">
+            <w:hyperlink w:history="1" r:id="rIds0lhhceykb7t8dibvzx5o">
               <w:r>
                 <w:rPr>
                   <w:rFonts w:ascii="Arial" w:cs="Arial" w:eastAsia="Arial" w:hAnsi="Arial"/>
@@ -3353,7 +3353,7 @@
               <w:spacing w:after="10" w:before="0"/>
               <w:ind w:left="120"/>
             </w:pPr>
-            <w:hyperlink w:history="1" r:id="rIdzolmwazfgkbjl2we6i_65">
+            <w:hyperlink w:history="1" r:id="rIdacgs9dolcsft0mf91sze5">
               <w:r>
                 <w:rPr>
                   <w:rFonts w:ascii="Arial" w:cs="Arial" w:eastAsia="Arial" w:hAnsi="Arial"/>
@@ -3548,7 +3548,7 @@
             <w:pPr>
               <w:spacing w:after="20" w:before="0"/>
             </w:pPr>
-            <w:hyperlink w:history="1" r:id="rIdqsgxgwzqttb1signlouzg">
+            <w:hyperlink w:history="1" r:id="rIdaqrm8ohvwetz5s8y7svib">
               <w:r>
                 <w:rPr>
                   <w:rFonts w:ascii="Arial" w:cs="Arial" w:eastAsia="Arial" w:hAnsi="Arial"/>
@@ -3581,7 +3581,7 @@
               <w:spacing w:after="10" w:before="0"/>
               <w:ind w:left="120"/>
             </w:pPr>
-            <w:hyperlink w:history="1" r:id="rIdog9vtjkqc5y6nczgodlwo">
+            <w:hyperlink w:history="1" r:id="rId5d5eug6tiqxpontahp5ny">
               <w:r>
                 <w:rPr>
                   <w:rFonts w:ascii="Arial" w:cs="Arial" w:eastAsia="Arial" w:hAnsi="Arial"/>
@@ -3626,7 +3626,7 @@
             <w:pPr>
               <w:spacing w:after="20" w:before="0"/>
             </w:pPr>
-            <w:hyperlink w:history="1" r:id="rIdlodmlq1hxwhmxswxwjyii">
+            <w:hyperlink w:history="1" r:id="rIdlrpnxc3xc6sux774rda8g">
               <w:r>
                 <w:rPr>
                   <w:rFonts w:ascii="Arial" w:cs="Arial" w:eastAsia="Arial" w:hAnsi="Arial"/>
@@ -3659,7 +3659,7 @@
               <w:spacing w:after="10" w:before="0"/>
               <w:ind w:left="120"/>
             </w:pPr>
-            <w:hyperlink w:history="1" r:id="rId67cxhhv7g6xhn3pm78u6s">
+            <w:hyperlink w:history="1" r:id="rId1wp__gw3u8cryap7tgbsj">
               <w:r>
                 <w:rPr>
                   <w:rFonts w:ascii="Arial" w:cs="Arial" w:eastAsia="Arial" w:hAnsi="Arial"/>
@@ -3854,7 +3854,7 @@
             <w:pPr>
               <w:spacing w:after="20" w:before="0"/>
             </w:pPr>
-            <w:hyperlink w:history="1" r:id="rIdg2btf-fhlt_5xpzp2axyy">
+            <w:hyperlink w:history="1" r:id="rIdlnc4zp2un0lvxqgutpic6">
               <w:r>
                 <w:rPr>
                   <w:rFonts w:ascii="Arial" w:cs="Arial" w:eastAsia="Arial" w:hAnsi="Arial"/>
@@ -3903,7 +3903,7 @@
               <w:spacing w:after="10" w:before="0"/>
               <w:ind w:left="120"/>
             </w:pPr>
-            <w:hyperlink w:history="1" r:id="rIdwfa5baotshdgxxdi6mnbg">
+            <w:hyperlink w:history="1" r:id="rIdz5ntrmu6wwqfzsleh26q2">
               <w:r>
                 <w:rPr>
                   <w:rFonts w:ascii="Arial" w:cs="Arial" w:eastAsia="Arial" w:hAnsi="Arial"/>
@@ -3948,7 +3948,7 @@
             <w:pPr>
               <w:spacing w:after="20" w:before="0"/>
             </w:pPr>
-            <w:hyperlink w:history="1" r:id="rIdot4sshxfyr_iuqvqwx7s-">
+            <w:hyperlink w:history="1" r:id="rIdiohoaq9y-la9rwp4h_ngw">
               <w:r>
                 <w:rPr>
                   <w:rFonts w:ascii="Arial" w:cs="Arial" w:eastAsia="Arial" w:hAnsi="Arial"/>
@@ -3997,7 +3997,7 @@
               <w:spacing w:after="10" w:before="0"/>
               <w:ind w:left="120"/>
             </w:pPr>
-            <w:hyperlink w:history="1" r:id="rIdyqgmtvg51n4pin14vkfn6">
+            <w:hyperlink w:history="1" r:id="rIdz52emndghkgch0x6wjagf">
               <w:r>
                 <w:rPr>
                   <w:rFonts w:ascii="Arial" w:cs="Arial" w:eastAsia="Arial" w:hAnsi="Arial"/>
@@ -4192,7 +4192,7 @@
             <w:pPr>
               <w:spacing w:after="20" w:before="0"/>
             </w:pPr>
-            <w:hyperlink w:history="1" r:id="rIdsnotklwrxfu0oduefcvlq">
+            <w:hyperlink w:history="1" r:id="rIdylolw8muzpkp69d_ima1v">
               <w:r>
                 <w:rPr>
                   <w:rFonts w:ascii="Arial" w:cs="Arial" w:eastAsia="Arial" w:hAnsi="Arial"/>
@@ -4241,7 +4241,7 @@
               <w:spacing w:after="10" w:before="0"/>
               <w:ind w:left="120"/>
             </w:pPr>
-            <w:hyperlink w:history="1" r:id="rId-l30jz2x4cmuzk7wrnlhi">
+            <w:hyperlink w:history="1" r:id="rIdcrx-wyoky_zun-oycbkup">
               <w:r>
                 <w:rPr>
                   <w:rFonts w:ascii="Arial" w:cs="Arial" w:eastAsia="Arial" w:hAnsi="Arial"/>
@@ -4286,7 +4286,7 @@
             <w:pPr>
               <w:spacing w:after="20" w:before="0"/>
             </w:pPr>
-            <w:hyperlink w:history="1" r:id="rId22q_y6nkxbyoxa_8y9aun">
+            <w:hyperlink w:history="1" r:id="rIdrvttdwmv01jtt2dhw_fu_">
               <w:r>
                 <w:rPr>
                   <w:rFonts w:ascii="Arial" w:cs="Arial" w:eastAsia="Arial" w:hAnsi="Arial"/>
@@ -4335,7 +4335,7 @@
               <w:spacing w:after="10" w:before="0"/>
               <w:ind w:left="120"/>
             </w:pPr>
-            <w:hyperlink w:history="1" r:id="rIdyeif0sh8uufqwzlgcmgjy">
+            <w:hyperlink w:history="1" r:id="rIduqp4btwulmrp6ybjeuzcs">
               <w:r>
                 <w:rPr>
                   <w:rFonts w:ascii="Arial" w:cs="Arial" w:eastAsia="Arial" w:hAnsi="Arial"/>
@@ -4530,7 +4530,7 @@
             <w:pPr>
               <w:spacing w:after="20" w:before="0"/>
             </w:pPr>
-            <w:hyperlink w:history="1" r:id="rIdswdovm2wgyx5dqzu05vya">
+            <w:hyperlink w:history="1" r:id="rIdfo7ahjsxf3h6bz45xtvzs">
               <w:r>
                 <w:rPr>
                   <w:rFonts w:ascii="Arial" w:cs="Arial" w:eastAsia="Arial" w:hAnsi="Arial"/>
@@ -4579,7 +4579,7 @@
               <w:spacing w:after="10" w:before="0"/>
               <w:ind w:left="120"/>
             </w:pPr>
-            <w:hyperlink w:history="1" r:id="rId8q8sxhrpg3yrh2462ayjj">
+            <w:hyperlink w:history="1" r:id="rIdhevg6q2rx3sbyutfypo1h">
               <w:r>
                 <w:rPr>
                   <w:rFonts w:ascii="Arial" w:cs="Arial" w:eastAsia="Arial" w:hAnsi="Arial"/>
@@ -4624,7 +4624,7 @@
             <w:pPr>
               <w:spacing w:after="20" w:before="0"/>
             </w:pPr>
-            <w:hyperlink w:history="1" r:id="rId5ceo5sbaydxj-kdacglhj">
+            <w:hyperlink w:history="1" r:id="rId7uwlpa0smyf-jifehexpo">
               <w:r>
                 <w:rPr>
                   <w:rFonts w:ascii="Arial" w:cs="Arial" w:eastAsia="Arial" w:hAnsi="Arial"/>
@@ -4673,7 +4673,7 @@
               <w:spacing w:after="10" w:before="0"/>
               <w:ind w:left="120"/>
             </w:pPr>
-            <w:hyperlink w:history="1" r:id="rId5_dyvlzwf1l8c7dh2l2sa">
+            <w:hyperlink w:history="1" r:id="rId3ycggcwtjiwrjbbj0qbja">
               <w:r>
                 <w:rPr>
                   <w:rFonts w:ascii="Arial" w:cs="Arial" w:eastAsia="Arial" w:hAnsi="Arial"/>
@@ -5185,7 +5185,7 @@
         </w:rPr>
         <w:t xml:space="preserve">© 2026 SeaVuria and ARES. Aligned with KICD objectives. Developed by SeaVuria; technical implementation by ARES (with AI assistance from Claude). Licensed under </w:t>
       </w:r>
-      <w:hyperlink w:history="1" r:id="rIdsxvamlv01p7kestaxp4ch">
+      <w:hyperlink w:history="1" r:id="rIdt4_20yiy1nykqxj0elgbp">
         <w:r>
           <w:rPr>
             <w:rFonts w:ascii="Arial" w:cs="Arial" w:eastAsia="Arial" w:hAnsi="Arial"/>
@@ -5206,7 +5206,7 @@
         </w:rPr>
         <w:t xml:space="preserve"> (</w:t>
       </w:r>
-      <w:hyperlink w:history="1" r:id="rId6ccfupw_j525sgzhdm6lu">
+      <w:hyperlink w:history="1" r:id="rId6nx2ijxre86nt4hpirpaq">
         <w:r>
           <w:rPr>
             <w:rFonts w:ascii="Arial" w:cs="Arial" w:eastAsia="Arial" w:hAnsi="Arial"/>
@@ -6219,7 +6219,7 @@
             <w:pPr>
               <w:spacing w:after="20" w:before="0"/>
             </w:pPr>
-            <w:hyperlink w:history="1" r:id="rIdkwqfp1u0jtmliw7bltfm_">
+            <w:hyperlink w:history="1" r:id="rIdpxyjgknzwi57knlb8o7jv">
               <w:r>
                 <w:rPr>
                   <w:rFonts w:ascii="Arial" w:cs="Arial" w:eastAsia="Arial" w:hAnsi="Arial"/>
@@ -6252,7 +6252,7 @@
               <w:spacing w:after="10" w:before="0"/>
               <w:ind w:left="120"/>
             </w:pPr>
-            <w:hyperlink w:history="1" r:id="rIdz9-866z7r6buyzlxforl6">
+            <w:hyperlink w:history="1" r:id="rIdhglbuqkoh0jfavdn6txjy">
               <w:r>
                 <w:rPr>
                   <w:rFonts w:ascii="Arial" w:cs="Arial" w:eastAsia="Arial" w:hAnsi="Arial"/>
@@ -6297,7 +6297,7 @@
             <w:pPr>
               <w:spacing w:after="20" w:before="0"/>
             </w:pPr>
-            <w:hyperlink w:history="1" r:id="rIdqperq7jrahvx58vkmz-ih">
+            <w:hyperlink w:history="1" r:id="rId8zeal5qrlpee2bugpg4vs">
               <w:r>
                 <w:rPr>
                   <w:rFonts w:ascii="Arial" w:cs="Arial" w:eastAsia="Arial" w:hAnsi="Arial"/>
@@ -6330,7 +6330,7 @@
               <w:spacing w:after="10" w:before="0"/>
               <w:ind w:left="120"/>
             </w:pPr>
-            <w:hyperlink w:history="1" r:id="rIdgpkuepfirm7vfnls88stv">
+            <w:hyperlink w:history="1" r:id="rId-wo_u18pvqkr0d3g1ozf1">
               <w:r>
                 <w:rPr>
                   <w:rFonts w:ascii="Arial" w:cs="Arial" w:eastAsia="Arial" w:hAnsi="Arial"/>
@@ -6525,7 +6525,7 @@
             <w:pPr>
               <w:spacing w:after="20" w:before="0"/>
             </w:pPr>
-            <w:hyperlink w:history="1" r:id="rIdjgel3br9kcs5aisney2xx">
+            <w:hyperlink w:history="1" r:id="rIdrydtc7ikyosubolawwrac">
               <w:r>
                 <w:rPr>
                   <w:rFonts w:ascii="Arial" w:cs="Arial" w:eastAsia="Arial" w:hAnsi="Arial"/>
@@ -6558,7 +6558,7 @@
               <w:spacing w:after="10" w:before="0"/>
               <w:ind w:left="120"/>
             </w:pPr>
-            <w:hyperlink w:history="1" r:id="rIdlecse6euk6clj2jrgmemm">
+            <w:hyperlink w:history="1" r:id="rIdn_k2si_crngnqzrrcqzp6">
               <w:r>
                 <w:rPr>
                   <w:rFonts w:ascii="Arial" w:cs="Arial" w:eastAsia="Arial" w:hAnsi="Arial"/>
@@ -6603,7 +6603,7 @@
             <w:pPr>
               <w:spacing w:after="20" w:before="0"/>
             </w:pPr>
-            <w:hyperlink w:history="1" r:id="rIdqd3ulun1l8zfbjw35s9w0">
+            <w:hyperlink w:history="1" r:id="rIdoidnrwujig-zhgznhc9kr">
               <w:r>
                 <w:rPr>
                   <w:rFonts w:ascii="Arial" w:cs="Arial" w:eastAsia="Arial" w:hAnsi="Arial"/>
@@ -6636,7 +6636,7 @@
               <w:spacing w:after="10" w:before="0"/>
               <w:ind w:left="120"/>
             </w:pPr>
-            <w:hyperlink w:history="1" r:id="rIdddpslnsmoc8_qtz3eu87h">
+            <w:hyperlink w:history="1" r:id="rIdtlt4qfw7jgbbywtck9gr8">
               <w:r>
                 <w:rPr>
                   <w:rFonts w:ascii="Arial" w:cs="Arial" w:eastAsia="Arial" w:hAnsi="Arial"/>
@@ -6831,7 +6831,7 @@
             <w:pPr>
               <w:spacing w:after="20" w:before="0"/>
             </w:pPr>
-            <w:hyperlink w:history="1" r:id="rIdzgfni-vbv-8roazo9ocwk">
+            <w:hyperlink w:history="1" r:id="rIdyxnsoyjnwh6-q0fbname9">
               <w:r>
                 <w:rPr>
                   <w:rFonts w:ascii="Arial" w:cs="Arial" w:eastAsia="Arial" w:hAnsi="Arial"/>
@@ -6880,7 +6880,7 @@
               <w:spacing w:after="10" w:before="0"/>
               <w:ind w:left="120"/>
             </w:pPr>
-            <w:hyperlink w:history="1" r:id="rIdzwxstxb1vfy_yifdtgejd">
+            <w:hyperlink w:history="1" r:id="rIdyia5cesbut0yoymdyc8uz">
               <w:r>
                 <w:rPr>
                   <w:rFonts w:ascii="Arial" w:cs="Arial" w:eastAsia="Arial" w:hAnsi="Arial"/>
@@ -6925,7 +6925,7 @@
             <w:pPr>
               <w:spacing w:after="20" w:before="0"/>
             </w:pPr>
-            <w:hyperlink w:history="1" r:id="rIdb1nqkuhkxnxrnj1fn6qt2">
+            <w:hyperlink w:history="1" r:id="rIdvxu_d92lyq55nfazsohzs">
               <w:r>
                 <w:rPr>
                   <w:rFonts w:ascii="Arial" w:cs="Arial" w:eastAsia="Arial" w:hAnsi="Arial"/>
@@ -6958,7 +6958,7 @@
               <w:spacing w:after="10" w:before="0"/>
               <w:ind w:left="120"/>
             </w:pPr>
-            <w:hyperlink w:history="1" r:id="rIdkedtstge1d1jayncq3ak3">
+            <w:hyperlink w:history="1" r:id="rId6eighe9mg_r0whzogmgum">
               <w:r>
                 <w:rPr>
                   <w:rFonts w:ascii="Arial" w:cs="Arial" w:eastAsia="Arial" w:hAnsi="Arial"/>
@@ -7153,7 +7153,7 @@
             <w:pPr>
               <w:spacing w:after="20" w:before="0"/>
             </w:pPr>
-            <w:hyperlink w:history="1" r:id="rId_uk1iazfv3sadx2stoats">
+            <w:hyperlink w:history="1" r:id="rId4mbk5plrc-91quwvvxoq2">
               <w:r>
                 <w:rPr>
                   <w:rFonts w:ascii="Arial" w:cs="Arial" w:eastAsia="Arial" w:hAnsi="Arial"/>
@@ -7202,7 +7202,7 @@
               <w:spacing w:after="10" w:before="0"/>
               <w:ind w:left="120"/>
             </w:pPr>
-            <w:hyperlink w:history="1" r:id="rIdq0jtfbmubyh8kuzf90d8l">
+            <w:hyperlink w:history="1" r:id="rIdcygjumnzc1lu8rriso0yu">
               <w:r>
                 <w:rPr>
                   <w:rFonts w:ascii="Arial" w:cs="Arial" w:eastAsia="Arial" w:hAnsi="Arial"/>
@@ -7247,7 +7247,7 @@
             <w:pPr>
               <w:spacing w:after="20" w:before="0"/>
             </w:pPr>
-            <w:hyperlink w:history="1" r:id="rIdr96bopcthnyeec_5-h_ju">
+            <w:hyperlink w:history="1" r:id="rIdp8penyz5nfxltwpl-gpqv">
               <w:r>
                 <w:rPr>
                   <w:rFonts w:ascii="Arial" w:cs="Arial" w:eastAsia="Arial" w:hAnsi="Arial"/>
@@ -7280,7 +7280,7 @@
               <w:spacing w:after="10" w:before="0"/>
               <w:ind w:left="120"/>
             </w:pPr>
-            <w:hyperlink w:history="1" r:id="rId6gmkcruge6gsinbgvprom">
+            <w:hyperlink w:history="1" r:id="rIdg-6bqslaosx_fra866kr0">
               <w:r>
                 <w:rPr>
                   <w:rFonts w:ascii="Arial" w:cs="Arial" w:eastAsia="Arial" w:hAnsi="Arial"/>
@@ -7475,7 +7475,7 @@
             <w:pPr>
               <w:spacing w:after="20" w:before="0"/>
             </w:pPr>
-            <w:hyperlink w:history="1" r:id="rIdqhidghhha4moe1gm-suyj">
+            <w:hyperlink w:history="1" r:id="rIdluqch376pwglaaxxgeynh">
               <w:r>
                 <w:rPr>
                   <w:rFonts w:ascii="Arial" w:cs="Arial" w:eastAsia="Arial" w:hAnsi="Arial"/>
@@ -7524,7 +7524,7 @@
               <w:spacing w:after="10" w:before="0"/>
               <w:ind w:left="120"/>
             </w:pPr>
-            <w:hyperlink w:history="1" r:id="rId3h_jdgplo71pmrygjj41q">
+            <w:hyperlink w:history="1" r:id="rIdgvb710nd_c3fv6kmaepjz">
               <w:r>
                 <w:rPr>
                   <w:rFonts w:ascii="Arial" w:cs="Arial" w:eastAsia="Arial" w:hAnsi="Arial"/>
@@ -7569,7 +7569,7 @@
             <w:pPr>
               <w:spacing w:after="20" w:before="0"/>
             </w:pPr>
-            <w:hyperlink w:history="1" r:id="rIdbtjeh5cinonaivpe8mn11">
+            <w:hyperlink w:history="1" r:id="rIdehnpucw82jbxmr2h7-xph">
               <w:r>
                 <w:rPr>
                   <w:rFonts w:ascii="Arial" w:cs="Arial" w:eastAsia="Arial" w:hAnsi="Arial"/>
@@ -7602,7 +7602,7 @@
               <w:spacing w:after="10" w:before="0"/>
               <w:ind w:left="120"/>
             </w:pPr>
-            <w:hyperlink w:history="1" r:id="rIdtexbxwecaac8w6bgzznpi">
+            <w:hyperlink w:history="1" r:id="rIdbmr5xngqogmlph6kj-hog">
               <w:r>
                 <w:rPr>
                   <w:rFonts w:ascii="Arial" w:cs="Arial" w:eastAsia="Arial" w:hAnsi="Arial"/>
@@ -8114,7 +8114,7 @@
         </w:rPr>
         <w:t xml:space="preserve">© 2026 SeaVuria and ARES. Aligned with KICD objectives. Developed by SeaVuria; technical implementation by ARES (with AI assistance from Claude). Licensed under </w:t>
       </w:r>
-      <w:hyperlink w:history="1" r:id="rIdl8f-oncyyvz0gfkwwzuuc">
+      <w:hyperlink w:history="1" r:id="rIdvgevaap6pixycrjfv28u4">
         <w:r>
           <w:rPr>
             <w:rFonts w:ascii="Arial" w:cs="Arial" w:eastAsia="Arial" w:hAnsi="Arial"/>
@@ -8135,7 +8135,7 @@
         </w:rPr>
         <w:t xml:space="preserve"> (</w:t>
       </w:r>
-      <w:hyperlink w:history="1" r:id="rIdybgg3kizludkl8cag9wqj">
+      <w:hyperlink w:history="1" r:id="rIdrwspdmnbd5tsjis75iztz">
         <w:r>
           <w:rPr>
             <w:rFonts w:ascii="Arial" w:cs="Arial" w:eastAsia="Arial" w:hAnsi="Arial"/>
@@ -9148,7 +9148,7 @@
             <w:pPr>
               <w:spacing w:after="20" w:before="0"/>
             </w:pPr>
-            <w:hyperlink w:history="1" r:id="rId3ftrb0ezslokoh7kfh2g-">
+            <w:hyperlink w:history="1" r:id="rIdgdqpfbpvvmdzptmwccgu_">
               <w:r>
                 <w:rPr>
                   <w:rFonts w:ascii="Arial" w:cs="Arial" w:eastAsia="Arial" w:hAnsi="Arial"/>
@@ -9181,7 +9181,7 @@
               <w:spacing w:after="10" w:before="0"/>
               <w:ind w:left="120"/>
             </w:pPr>
-            <w:hyperlink w:history="1" r:id="rIdzprcjnlnobi2e3o6dy2k4">
+            <w:hyperlink w:history="1" r:id="rIdd1osddxv0qlymxdtsqzqf">
               <w:r>
                 <w:rPr>
                   <w:rFonts w:ascii="Arial" w:cs="Arial" w:eastAsia="Arial" w:hAnsi="Arial"/>
@@ -9226,7 +9226,7 @@
             <w:pPr>
               <w:spacing w:after="20" w:before="0"/>
             </w:pPr>
-            <w:hyperlink w:history="1" r:id="rIdjdzkkh7rai10fwrxd2lsz">
+            <w:hyperlink w:history="1" r:id="rIdiye4pu4klmcvyxxd1gpzu">
               <w:r>
                 <w:rPr>
                   <w:rFonts w:ascii="Arial" w:cs="Arial" w:eastAsia="Arial" w:hAnsi="Arial"/>
@@ -9259,7 +9259,7 @@
               <w:spacing w:after="10" w:before="0"/>
               <w:ind w:left="120"/>
             </w:pPr>
-            <w:hyperlink w:history="1" r:id="rIdu_n_f-jl5nulru8gdt1br">
+            <w:hyperlink w:history="1" r:id="rIdgrpenfidu-0nchcvwoq_y">
               <w:r>
                 <w:rPr>
                   <w:rFonts w:ascii="Arial" w:cs="Arial" w:eastAsia="Arial" w:hAnsi="Arial"/>
@@ -9454,7 +9454,7 @@
             <w:pPr>
               <w:spacing w:after="20" w:before="0"/>
             </w:pPr>
-            <w:hyperlink w:history="1" r:id="rIdjheiyz8kskrdkfhf8oiqu">
+            <w:hyperlink w:history="1" r:id="rIdhvwrnpeo_kkctvgwuvrwd">
               <w:r>
                 <w:rPr>
                   <w:rFonts w:ascii="Arial" w:cs="Arial" w:eastAsia="Arial" w:hAnsi="Arial"/>
@@ -9487,7 +9487,7 @@
               <w:spacing w:after="10" w:before="0"/>
               <w:ind w:left="120"/>
             </w:pPr>
-            <w:hyperlink w:history="1" r:id="rIdw8dyn7ui7balubwbdoeuv">
+            <w:hyperlink w:history="1" r:id="rIdmmfbudt3e9l-quudlubyq">
               <w:r>
                 <w:rPr>
                   <w:rFonts w:ascii="Arial" w:cs="Arial" w:eastAsia="Arial" w:hAnsi="Arial"/>
@@ -9532,7 +9532,7 @@
             <w:pPr>
               <w:spacing w:after="20" w:before="0"/>
             </w:pPr>
-            <w:hyperlink w:history="1" r:id="rIdjoxhhtkkwn-mgvkkjddcf">
+            <w:hyperlink w:history="1" r:id="rIdncpm_ajhfwxmlgwzhedti">
               <w:r>
                 <w:rPr>
                   <w:rFonts w:ascii="Arial" w:cs="Arial" w:eastAsia="Arial" w:hAnsi="Arial"/>
@@ -9565,7 +9565,7 @@
               <w:spacing w:after="10" w:before="0"/>
               <w:ind w:left="120"/>
             </w:pPr>
-            <w:hyperlink w:history="1" r:id="rIdf3v5wqxxvbidd0xmt7uxg">
+            <w:hyperlink w:history="1" r:id="rId0gocqunwdhh-ocbusvacx">
               <w:r>
                 <w:rPr>
                   <w:rFonts w:ascii="Arial" w:cs="Arial" w:eastAsia="Arial" w:hAnsi="Arial"/>
@@ -9760,7 +9760,7 @@
             <w:pPr>
               <w:spacing w:after="20" w:before="0"/>
             </w:pPr>
-            <w:hyperlink w:history="1" r:id="rIdff4t3ytrf7qvd2fvkojgm">
+            <w:hyperlink w:history="1" r:id="rIdixuzpxgnratx7ub9wxjtd">
               <w:r>
                 <w:rPr>
                   <w:rFonts w:ascii="Arial" w:cs="Arial" w:eastAsia="Arial" w:hAnsi="Arial"/>
@@ -9809,7 +9809,7 @@
               <w:spacing w:after="10" w:before="0"/>
               <w:ind w:left="120"/>
             </w:pPr>
-            <w:hyperlink w:history="1" r:id="rIdvvdftz8pygflo7ca6wpc4">
+            <w:hyperlink w:history="1" r:id="rIdiwjqtdoox0jc1cqu-pcv4">
               <w:r>
                 <w:rPr>
                   <w:rFonts w:ascii="Arial" w:cs="Arial" w:eastAsia="Arial" w:hAnsi="Arial"/>
@@ -9854,7 +9854,7 @@
             <w:pPr>
               <w:spacing w:after="20" w:before="0"/>
             </w:pPr>
-            <w:hyperlink w:history="1" r:id="rIdabdkbgqxzsvamvud0qqjw">
+            <w:hyperlink w:history="1" r:id="rIdhe7ixfij-qxebjn3tgmiu">
               <w:r>
                 <w:rPr>
                   <w:rFonts w:ascii="Arial" w:cs="Arial" w:eastAsia="Arial" w:hAnsi="Arial"/>
@@ -9887,7 +9887,7 @@
               <w:spacing w:after="10" w:before="0"/>
               <w:ind w:left="120"/>
             </w:pPr>
-            <w:hyperlink w:history="1" r:id="rIdswearfdkvdecyluehxiz8">
+            <w:hyperlink w:history="1" r:id="rId9pvjnapo2vdompurj1eyu">
               <w:r>
                 <w:rPr>
                   <w:rFonts w:ascii="Arial" w:cs="Arial" w:eastAsia="Arial" w:hAnsi="Arial"/>
@@ -10082,7 +10082,7 @@
             <w:pPr>
               <w:spacing w:after="20" w:before="0"/>
             </w:pPr>
-            <w:hyperlink w:history="1" r:id="rIduqhmjsti1b67n9vaepczo">
+            <w:hyperlink w:history="1" r:id="rId8my9zjonmpntrjmi0-tuf">
               <w:r>
                 <w:rPr>
                   <w:rFonts w:ascii="Arial" w:cs="Arial" w:eastAsia="Arial" w:hAnsi="Arial"/>
@@ -10131,7 +10131,7 @@
               <w:spacing w:after="10" w:before="0"/>
               <w:ind w:left="120"/>
             </w:pPr>
-            <w:hyperlink w:history="1" r:id="rIdamkpjavrplqb2mucul1ro">
+            <w:hyperlink w:history="1" r:id="rIdsdkeca6gzmnak6hjx0feh">
               <w:r>
                 <w:rPr>
                   <w:rFonts w:ascii="Arial" w:cs="Arial" w:eastAsia="Arial" w:hAnsi="Arial"/>
@@ -10176,7 +10176,7 @@
             <w:pPr>
               <w:spacing w:after="20" w:before="0"/>
             </w:pPr>
-            <w:hyperlink w:history="1" r:id="rIdus8gsiqdeyf5alft1xc2k">
+            <w:hyperlink w:history="1" r:id="rId3hmt7q73fdisz-yc9wxar">
               <w:r>
                 <w:rPr>
                   <w:rFonts w:ascii="Arial" w:cs="Arial" w:eastAsia="Arial" w:hAnsi="Arial"/>
@@ -10209,7 +10209,7 @@
               <w:spacing w:after="10" w:before="0"/>
               <w:ind w:left="120"/>
             </w:pPr>
-            <w:hyperlink w:history="1" r:id="rIdq3xslhzyecghp2kdrd08-">
+            <w:hyperlink w:history="1" r:id="rIdyrbrl2endn5n9odu59zcm">
               <w:r>
                 <w:rPr>
                   <w:rFonts w:ascii="Arial" w:cs="Arial" w:eastAsia="Arial" w:hAnsi="Arial"/>
@@ -10404,7 +10404,7 @@
             <w:pPr>
               <w:spacing w:after="20" w:before="0"/>
             </w:pPr>
-            <w:hyperlink w:history="1" r:id="rIdj3ctg8glloxuwgvm80sui">
+            <w:hyperlink w:history="1" r:id="rIdiumpif58dabbrpk-noxg-">
               <w:r>
                 <w:rPr>
                   <w:rFonts w:ascii="Arial" w:cs="Arial" w:eastAsia="Arial" w:hAnsi="Arial"/>
@@ -10453,7 +10453,7 @@
               <w:spacing w:after="10" w:before="0"/>
               <w:ind w:left="120"/>
             </w:pPr>
-            <w:hyperlink w:history="1" r:id="rIdv2vtd_pq4hbxhexotaevl">
+            <w:hyperlink w:history="1" r:id="rIdnzccoy9qfl1d9tviyr07j">
               <w:r>
                 <w:rPr>
                   <w:rFonts w:ascii="Arial" w:cs="Arial" w:eastAsia="Arial" w:hAnsi="Arial"/>
@@ -10498,7 +10498,7 @@
             <w:pPr>
               <w:spacing w:after="20" w:before="0"/>
             </w:pPr>
-            <w:hyperlink w:history="1" r:id="rIdqqz_ssmxtyt9loltjl7u-">
+            <w:hyperlink w:history="1" r:id="rId2hexr7tpxykhdmgk5eom5">
               <w:r>
                 <w:rPr>
                   <w:rFonts w:ascii="Arial" w:cs="Arial" w:eastAsia="Arial" w:hAnsi="Arial"/>
@@ -10531,7 +10531,7 @@
               <w:spacing w:after="10" w:before="0"/>
               <w:ind w:left="120"/>
             </w:pPr>
-            <w:hyperlink w:history="1" r:id="rId1fsmgzqinpow4ws3cxvcb">
+            <w:hyperlink w:history="1" r:id="rIdrjkkqbqd8ktksczxn7t1j">
               <w:r>
                 <w:rPr>
                   <w:rFonts w:ascii="Arial" w:cs="Arial" w:eastAsia="Arial" w:hAnsi="Arial"/>
@@ -11043,7 +11043,7 @@
         </w:rPr>
         <w:t xml:space="preserve">© 2026 SeaVuria and ARES. Aligned with KICD objectives. Developed by SeaVuria; technical implementation by ARES (with AI assistance from Claude). Licensed under </w:t>
       </w:r>
-      <w:hyperlink w:history="1" r:id="rIdlb2etbhnsgusy8c6to-sb">
+      <w:hyperlink w:history="1" r:id="rIduvyitvpelosl3pvrgqudg">
         <w:r>
           <w:rPr>
             <w:rFonts w:ascii="Arial" w:cs="Arial" w:eastAsia="Arial" w:hAnsi="Arial"/>
@@ -11064,7 +11064,7 @@
         </w:rPr>
         <w:t xml:space="preserve"> (</w:t>
       </w:r>
-      <w:hyperlink w:history="1" r:id="rIdxcm44jrbtt5sb7vdjkgbg">
+      <w:hyperlink w:history="1" r:id="rIdwb_xqj4cqd7_ecy2i6d46">
         <w:r>
           <w:rPr>
             <w:rFonts w:ascii="Arial" w:cs="Arial" w:eastAsia="Arial" w:hAnsi="Arial"/>
@@ -12077,7 +12077,7 @@
             <w:pPr>
               <w:spacing w:after="20" w:before="0"/>
             </w:pPr>
-            <w:hyperlink w:history="1" r:id="rIddkg71gu7f4fgbkvjpuau3">
+            <w:hyperlink w:history="1" r:id="rIdfy-duw1zwrtu2jkijit5l">
               <w:r>
                 <w:rPr>
                   <w:rFonts w:ascii="Arial" w:cs="Arial" w:eastAsia="Arial" w:hAnsi="Arial"/>
@@ -12126,7 +12126,7 @@
               <w:spacing w:after="10" w:before="0"/>
               <w:ind w:left="120"/>
             </w:pPr>
-            <w:hyperlink w:history="1" r:id="rIdjtyak5blqfcwumh875yz9">
+            <w:hyperlink w:history="1" r:id="rIduf8pktfuv50af4enajkj6">
               <w:r>
                 <w:rPr>
                   <w:rFonts w:ascii="Arial" w:cs="Arial" w:eastAsia="Arial" w:hAnsi="Arial"/>
@@ -12171,7 +12171,7 @@
             <w:pPr>
               <w:spacing w:after="20" w:before="0"/>
             </w:pPr>
-            <w:hyperlink w:history="1" r:id="rIdpvzknjjimsxvd6kojsxj1">
+            <w:hyperlink w:history="1" r:id="rIdpazaaxl1b5f6zpvzvuzkx">
               <w:r>
                 <w:rPr>
                   <w:rFonts w:ascii="Arial" w:cs="Arial" w:eastAsia="Arial" w:hAnsi="Arial"/>
@@ -12220,7 +12220,7 @@
               <w:spacing w:after="10" w:before="0"/>
               <w:ind w:left="120"/>
             </w:pPr>
-            <w:hyperlink w:history="1" r:id="rIdk6toguodk9c1d1puwnri-">
+            <w:hyperlink w:history="1" r:id="rIdmmxc06nf3wbtcmbueri-x">
               <w:r>
                 <w:rPr>
                   <w:rFonts w:ascii="Arial" w:cs="Arial" w:eastAsia="Arial" w:hAnsi="Arial"/>
@@ -12415,7 +12415,7 @@
             <w:pPr>
               <w:spacing w:after="20" w:before="0"/>
             </w:pPr>
-            <w:hyperlink w:history="1" r:id="rIdj9ao9fwybbttdqi7kby59">
+            <w:hyperlink w:history="1" r:id="rId8bssgj7o5mu_xlvonwfuk">
               <w:r>
                 <w:rPr>
                   <w:rFonts w:ascii="Arial" w:cs="Arial" w:eastAsia="Arial" w:hAnsi="Arial"/>
@@ -12464,7 +12464,7 @@
               <w:spacing w:after="10" w:before="0"/>
               <w:ind w:left="120"/>
             </w:pPr>
-            <w:hyperlink w:history="1" r:id="rIdd95y6d4sq62rfgtbyhxgg">
+            <w:hyperlink w:history="1" r:id="rId1o5ajhfmdsqprsyluizvo">
               <w:r>
                 <w:rPr>
                   <w:rFonts w:ascii="Arial" w:cs="Arial" w:eastAsia="Arial" w:hAnsi="Arial"/>
@@ -12509,7 +12509,7 @@
             <w:pPr>
               <w:spacing w:after="20" w:before="0"/>
             </w:pPr>
-            <w:hyperlink w:history="1" r:id="rIdfdzukrdzk5iksvqmt-pag">
+            <w:hyperlink w:history="1" r:id="rIdzbp2pese6ekwayxzsnvqe">
               <w:r>
                 <w:rPr>
                   <w:rFonts w:ascii="Arial" w:cs="Arial" w:eastAsia="Arial" w:hAnsi="Arial"/>
@@ -12558,7 +12558,7 @@
               <w:spacing w:after="10" w:before="0"/>
               <w:ind w:left="120"/>
             </w:pPr>
-            <w:hyperlink w:history="1" r:id="rId0dwzqnonbzuuiwxqywhvu">
+            <w:hyperlink w:history="1" r:id="rIdlpxmaan9iaojeoooqbnee">
               <w:r>
                 <w:rPr>
                   <w:rFonts w:ascii="Arial" w:cs="Arial" w:eastAsia="Arial" w:hAnsi="Arial"/>
@@ -12753,7 +12753,7 @@
             <w:pPr>
               <w:spacing w:after="20" w:before="0"/>
             </w:pPr>
-            <w:hyperlink w:history="1" r:id="rIdtlfra5o3xlxsvt6pohn7c">
+            <w:hyperlink w:history="1" r:id="rIduspa7e-u2j_1gigjlx4hm">
               <w:r>
                 <w:rPr>
                   <w:rFonts w:ascii="Arial" w:cs="Arial" w:eastAsia="Arial" w:hAnsi="Arial"/>
@@ -12802,7 +12802,7 @@
               <w:spacing w:after="10" w:before="0"/>
               <w:ind w:left="120"/>
             </w:pPr>
-            <w:hyperlink w:history="1" r:id="rIdsfh7_sjfwqz5fcbvrjwm0">
+            <w:hyperlink w:history="1" r:id="rIdid0hxych7zljluy0wjhvf">
               <w:r>
                 <w:rPr>
                   <w:rFonts w:ascii="Arial" w:cs="Arial" w:eastAsia="Arial" w:hAnsi="Arial"/>
@@ -12847,7 +12847,7 @@
             <w:pPr>
               <w:spacing w:after="20" w:before="0"/>
             </w:pPr>
-            <w:hyperlink w:history="1" r:id="rIdkrni1yf1xjdvdnvhksyhf">
+            <w:hyperlink w:history="1" r:id="rIdxxj4d8yst08rkrh5qcmmp">
               <w:r>
                 <w:rPr>
                   <w:rFonts w:ascii="Arial" w:cs="Arial" w:eastAsia="Arial" w:hAnsi="Arial"/>
@@ -12896,7 +12896,7 @@
               <w:spacing w:after="10" w:before="0"/>
               <w:ind w:left="120"/>
             </w:pPr>
-            <w:hyperlink w:history="1" r:id="rIdwttjslhuaf3sqx6_z9ojk">
+            <w:hyperlink w:history="1" r:id="rIdv_uy4wisq3lr4ehrspuor">
               <w:r>
                 <w:rPr>
                   <w:rFonts w:ascii="Arial" w:cs="Arial" w:eastAsia="Arial" w:hAnsi="Arial"/>
@@ -13091,7 +13091,7 @@
             <w:pPr>
               <w:spacing w:after="20" w:before="0"/>
             </w:pPr>
-            <w:hyperlink w:history="1" r:id="rIdoaotr5x8w5k0mu4d2ykpx">
+            <w:hyperlink w:history="1" r:id="rIdg1fif9c7bv0thgp3_sace">
               <w:r>
                 <w:rPr>
                   <w:rFonts w:ascii="Arial" w:cs="Arial" w:eastAsia="Arial" w:hAnsi="Arial"/>
@@ -13140,7 +13140,7 @@
               <w:spacing w:after="10" w:before="0"/>
               <w:ind w:left="120"/>
             </w:pPr>
-            <w:hyperlink w:history="1" r:id="rIduzazktnlisg1me4dpwlm9">
+            <w:hyperlink w:history="1" r:id="rIdgvzyev108g433f_roep6q">
               <w:r>
                 <w:rPr>
                   <w:rFonts w:ascii="Arial" w:cs="Arial" w:eastAsia="Arial" w:hAnsi="Arial"/>
@@ -13185,7 +13185,7 @@
             <w:pPr>
               <w:spacing w:after="20" w:before="0"/>
             </w:pPr>
-            <w:hyperlink w:history="1" r:id="rId2j9fqibob8teamtejmfvq">
+            <w:hyperlink w:history="1" r:id="rId1-w_uenzxzwqnpnhdp3uj">
               <w:r>
                 <w:rPr>
                   <w:rFonts w:ascii="Arial" w:cs="Arial" w:eastAsia="Arial" w:hAnsi="Arial"/>
@@ -13234,7 +13234,7 @@
               <w:spacing w:after="10" w:before="0"/>
               <w:ind w:left="120"/>
             </w:pPr>
-            <w:hyperlink w:history="1" r:id="rIdic6ijepg7n2ao2rf4lbyl">
+            <w:hyperlink w:history="1" r:id="rIdah-xmi8j_3vh_bbock83p">
               <w:r>
                 <w:rPr>
                   <w:rFonts w:ascii="Arial" w:cs="Arial" w:eastAsia="Arial" w:hAnsi="Arial"/>
@@ -13429,7 +13429,7 @@
             <w:pPr>
               <w:spacing w:after="20" w:before="0"/>
             </w:pPr>
-            <w:hyperlink w:history="1" r:id="rIdhsqjxhiz7yrz1kpyfkbc9">
+            <w:hyperlink w:history="1" r:id="rIdy-qvmxjvy-auzy7em3t_e">
               <w:r>
                 <w:rPr>
                   <w:rFonts w:ascii="Arial" w:cs="Arial" w:eastAsia="Arial" w:hAnsi="Arial"/>
@@ -13478,7 +13478,7 @@
               <w:spacing w:after="10" w:before="0"/>
               <w:ind w:left="120"/>
             </w:pPr>
-            <w:hyperlink w:history="1" r:id="rIddkeh9-lnnzohqhdiebcdb">
+            <w:hyperlink w:history="1" r:id="rId6woolagcc1bve8x_u6olu">
               <w:r>
                 <w:rPr>
                   <w:rFonts w:ascii="Arial" w:cs="Arial" w:eastAsia="Arial" w:hAnsi="Arial"/>
@@ -13523,7 +13523,7 @@
             <w:pPr>
               <w:spacing w:after="20" w:before="0"/>
             </w:pPr>
-            <w:hyperlink w:history="1" r:id="rIdzertwet31kro9yfbwacpp">
+            <w:hyperlink w:history="1" r:id="rId0jen7pvwksjb34hwm-uw7">
               <w:r>
                 <w:rPr>
                   <w:rFonts w:ascii="Arial" w:cs="Arial" w:eastAsia="Arial" w:hAnsi="Arial"/>
@@ -13572,7 +13572,7 @@
               <w:spacing w:after="10" w:before="0"/>
               <w:ind w:left="120"/>
             </w:pPr>
-            <w:hyperlink w:history="1" r:id="rIdywi1hddzusf_brw1ls_lh">
+            <w:hyperlink w:history="1" r:id="rIdmasjnipiw1fonmvah2zqw">
               <w:r>
                 <w:rPr>
                   <w:rFonts w:ascii="Arial" w:cs="Arial" w:eastAsia="Arial" w:hAnsi="Arial"/>
@@ -14084,7 +14084,7 @@
         </w:rPr>
         <w:t xml:space="preserve">© 2026 SeaVuria and ARES. Aligned with KICD objectives. Developed by SeaVuria; technical implementation by ARES (with AI assistance from Claude). Licensed under </w:t>
       </w:r>
-      <w:hyperlink w:history="1" r:id="rIdsuulxmth85jribz_u19ga">
+      <w:hyperlink w:history="1" r:id="rIdcefiwfo6umru01cwl8hay">
         <w:r>
           <w:rPr>
             <w:rFonts w:ascii="Arial" w:cs="Arial" w:eastAsia="Arial" w:hAnsi="Arial"/>
@@ -14105,7 +14105,7 @@
         </w:rPr>
         <w:t xml:space="preserve"> (</w:t>
       </w:r>
-      <w:hyperlink w:history="1" r:id="rIdw9h58rs3zh19iqjubfu1y">
+      <w:hyperlink w:history="1" r:id="rIdkec10dgx4hukykr0eoumv">
         <w:r>
           <w:rPr>
             <w:rFonts w:ascii="Arial" w:cs="Arial" w:eastAsia="Arial" w:hAnsi="Arial"/>
@@ -15118,7 +15118,7 @@
             <w:pPr>
               <w:spacing w:after="20" w:before="0"/>
             </w:pPr>
-            <w:hyperlink w:history="1" r:id="rIdwlnbnj3f9f3eu3qvn8vs7">
+            <w:hyperlink w:history="1" r:id="rId7zampqnovuotpwtvdoxds">
               <w:r>
                 <w:rPr>
                   <w:rFonts w:ascii="Arial" w:cs="Arial" w:eastAsia="Arial" w:hAnsi="Arial"/>
@@ -15151,7 +15151,7 @@
               <w:spacing w:after="10" w:before="0"/>
               <w:ind w:left="120"/>
             </w:pPr>
-            <w:hyperlink w:history="1" r:id="rIdnv6v1np7lh8hq9peo2nuu">
+            <w:hyperlink w:history="1" r:id="rIdjwsidbqeauu1dl1c8vmzk">
               <w:r>
                 <w:rPr>
                   <w:rFonts w:ascii="Arial" w:cs="Arial" w:eastAsia="Arial" w:hAnsi="Arial"/>
@@ -15196,7 +15196,7 @@
             <w:pPr>
               <w:spacing w:after="20" w:before="0"/>
             </w:pPr>
-            <w:hyperlink w:history="1" r:id="rIdy8adqmjsq-snetwkgnt4s">
+            <w:hyperlink w:history="1" r:id="rIdoi5kikscuhrbtn11uly6b">
               <w:r>
                 <w:rPr>
                   <w:rFonts w:ascii="Arial" w:cs="Arial" w:eastAsia="Arial" w:hAnsi="Arial"/>
@@ -15229,7 +15229,7 @@
               <w:spacing w:after="10" w:before="0"/>
               <w:ind w:left="120"/>
             </w:pPr>
-            <w:hyperlink w:history="1" r:id="rId5ffvlip0j1qtragdjsc8h">
+            <w:hyperlink w:history="1" r:id="rId72rqhsly-iuqviald0yos">
               <w:r>
                 <w:rPr>
                   <w:rFonts w:ascii="Arial" w:cs="Arial" w:eastAsia="Arial" w:hAnsi="Arial"/>
@@ -15424,7 +15424,7 @@
             <w:pPr>
               <w:spacing w:after="20" w:before="0"/>
             </w:pPr>
-            <w:hyperlink w:history="1" r:id="rIdgzpetjsyj8lljsiuhb1ql">
+            <w:hyperlink w:history="1" r:id="rIdcbvp-nxq5x63wc6dn3qu-">
               <w:r>
                 <w:rPr>
                   <w:rFonts w:ascii="Arial" w:cs="Arial" w:eastAsia="Arial" w:hAnsi="Arial"/>
@@ -15457,7 +15457,7 @@
               <w:spacing w:after="10" w:before="0"/>
               <w:ind w:left="120"/>
             </w:pPr>
-            <w:hyperlink w:history="1" r:id="rId8exk26lx5s7kjuu4pih3q">
+            <w:hyperlink w:history="1" r:id="rId3gjek-s3dwuyipfbxnm8p">
               <w:r>
                 <w:rPr>
                   <w:rFonts w:ascii="Arial" w:cs="Arial" w:eastAsia="Arial" w:hAnsi="Arial"/>
@@ -15502,7 +15502,7 @@
             <w:pPr>
               <w:spacing w:after="20" w:before="0"/>
             </w:pPr>
-            <w:hyperlink w:history="1" r:id="rIdfp3fpohrtkk5reyakiw3b">
+            <w:hyperlink w:history="1" r:id="rIdetm5pmlwxkjhoqc4te7nj">
               <w:r>
                 <w:rPr>
                   <w:rFonts w:ascii="Arial" w:cs="Arial" w:eastAsia="Arial" w:hAnsi="Arial"/>
@@ -15535,7 +15535,7 @@
               <w:spacing w:after="10" w:before="0"/>
               <w:ind w:left="120"/>
             </w:pPr>
-            <w:hyperlink w:history="1" r:id="rIdetgcyn0ae7x1fe0sxr81y">
+            <w:hyperlink w:history="1" r:id="rIdmpwda58qeoeuiilc8_shm">
               <w:r>
                 <w:rPr>
                   <w:rFonts w:ascii="Arial" w:cs="Arial" w:eastAsia="Arial" w:hAnsi="Arial"/>
@@ -15730,7 +15730,7 @@
             <w:pPr>
               <w:spacing w:after="20" w:before="0"/>
             </w:pPr>
-            <w:hyperlink w:history="1" r:id="rIdbwvryispmpixylm-rbvkc">
+            <w:hyperlink w:history="1" r:id="rIdmy4-ftwrxjzjgptiizrzk">
               <w:r>
                 <w:rPr>
                   <w:rFonts w:ascii="Arial" w:cs="Arial" w:eastAsia="Arial" w:hAnsi="Arial"/>
@@ -15779,7 +15779,7 @@
               <w:spacing w:after="10" w:before="0"/>
               <w:ind w:left="120"/>
             </w:pPr>
-            <w:hyperlink w:history="1" r:id="rIdlxoox5tiwn4bi9gplgx0h">
+            <w:hyperlink w:history="1" r:id="rIdm88z37zf9ojo3ckv4rxrb">
               <w:r>
                 <w:rPr>
                   <w:rFonts w:ascii="Arial" w:cs="Arial" w:eastAsia="Arial" w:hAnsi="Arial"/>
@@ -15824,7 +15824,7 @@
             <w:pPr>
               <w:spacing w:after="20" w:before="0"/>
             </w:pPr>
-            <w:hyperlink w:history="1" r:id="rId54v41cp7tfebfhsbjvcnd">
+            <w:hyperlink w:history="1" r:id="rId0rsqgkex9aesk7iyhqcus">
               <w:r>
                 <w:rPr>
                   <w:rFonts w:ascii="Arial" w:cs="Arial" w:eastAsia="Arial" w:hAnsi="Arial"/>
@@ -15857,7 +15857,7 @@
               <w:spacing w:after="10" w:before="0"/>
               <w:ind w:left="120"/>
             </w:pPr>
-            <w:hyperlink w:history="1" r:id="rId2ecv5w1d4xjtdefgzhrzl">
+            <w:hyperlink w:history="1" r:id="rIdqlwf1dq07i8t1xr1o6zmp">
               <w:r>
                 <w:rPr>
                   <w:rFonts w:ascii="Arial" w:cs="Arial" w:eastAsia="Arial" w:hAnsi="Arial"/>
@@ -16052,7 +16052,7 @@
             <w:pPr>
               <w:spacing w:after="20" w:before="0"/>
             </w:pPr>
-            <w:hyperlink w:history="1" r:id="rIddn4mawpxmj-ecj-euezrh">
+            <w:hyperlink w:history="1" r:id="rIdoqtusg61fbjkswu232qun">
               <w:r>
                 <w:rPr>
                   <w:rFonts w:ascii="Arial" w:cs="Arial" w:eastAsia="Arial" w:hAnsi="Arial"/>
@@ -16101,7 +16101,7 @@
               <w:spacing w:after="10" w:before="0"/>
               <w:ind w:left="120"/>
             </w:pPr>
-            <w:hyperlink w:history="1" r:id="rIdtikqgqshojvlr9gxkbfbv">
+            <w:hyperlink w:history="1" r:id="rIddl0r_iq89ldinhwxxetah">
               <w:r>
                 <w:rPr>
                   <w:rFonts w:ascii="Arial" w:cs="Arial" w:eastAsia="Arial" w:hAnsi="Arial"/>
@@ -16146,7 +16146,7 @@
             <w:pPr>
               <w:spacing w:after="20" w:before="0"/>
             </w:pPr>
-            <w:hyperlink w:history="1" r:id="rIdkxhhgv3cpwrfbo4iinsyf">
+            <w:hyperlink w:history="1" r:id="rIdbzpd7h0zzju8ozygeoo_m">
               <w:r>
                 <w:rPr>
                   <w:rFonts w:ascii="Arial" w:cs="Arial" w:eastAsia="Arial" w:hAnsi="Arial"/>
@@ -16179,7 +16179,7 @@
               <w:spacing w:after="10" w:before="0"/>
               <w:ind w:left="120"/>
             </w:pPr>
-            <w:hyperlink w:history="1" r:id="rId9khd2ho2kep4wct9pbw-d">
+            <w:hyperlink w:history="1" r:id="rIdnmcjdmg0fo3ou9-czez99">
               <w:r>
                 <w:rPr>
                   <w:rFonts w:ascii="Arial" w:cs="Arial" w:eastAsia="Arial" w:hAnsi="Arial"/>
@@ -16374,7 +16374,7 @@
             <w:pPr>
               <w:spacing w:after="20" w:before="0"/>
             </w:pPr>
-            <w:hyperlink w:history="1" r:id="rIdyujrq1fwlv6smaqio-lw2">
+            <w:hyperlink w:history="1" r:id="rId2uymy27hqfzloqddob01l">
               <w:r>
                 <w:rPr>
                   <w:rFonts w:ascii="Arial" w:cs="Arial" w:eastAsia="Arial" w:hAnsi="Arial"/>
@@ -16383,25 +16383,9 @@
                   <w:szCs w:val="16"/>
                   <w:u w:val="single" w:color="2E75B6"/>
                 </w:rPr>
-                <w:t xml:space="preserve">Inferring population mean from sample mean</w:t>
+                <w:t xml:space="preserve">Grouped Data to Find the Mean Principles</w:t>
               </w:r>
             </w:hyperlink>
-          </w:p>
-          <w:p>
-            <w:pPr>
-              <w:spacing w:after="20" w:before="0"/>
-            </w:pPr>
-            <w:r>
-              <w:rPr>
-                <w:rFonts w:ascii="Arial" w:cs="Arial" w:eastAsia="Arial" w:hAnsi="Arial"/>
-                <w:i/>
-                <w:iCs/>
-                <w:color w:val="595959"/>
-                <w:sz w:val="16"/>
-                <w:szCs w:val="16"/>
-              </w:rPr>
-              <w:t xml:space="preserve">Related topic: not an exact match for this lesson.</w:t>
-            </w:r>
           </w:p>
           <w:p>
             <w:pPr>
@@ -16415,7 +16399,7 @@
                 <w:sz w:val="14"/>
                 <w:szCs w:val="14"/>
               </w:rPr>
-              <w:t xml:space="preserve">Source: Khan Academy (English - US curriculum)</w:t>
+              <w:t xml:space="preserve">Source: CK-12</w:t>
             </w:r>
           </w:p>
           <w:p>
@@ -16423,7 +16407,7 @@
               <w:spacing w:after="10" w:before="0"/>
               <w:ind w:left="120"/>
             </w:pPr>
-            <w:hyperlink w:history="1" r:id="rIdfy19lvtuisavq46gm9io0">
+            <w:hyperlink w:history="1" r:id="rIdyle70ne6xtjoxhxoocg96">
               <w:r>
                 <w:rPr>
                   <w:rFonts w:ascii="Arial" w:cs="Arial" w:eastAsia="Arial" w:hAnsi="Arial"/>
@@ -16468,7 +16452,7 @@
             <w:pPr>
               <w:spacing w:after="20" w:before="0"/>
             </w:pPr>
-            <w:hyperlink w:history="1" r:id="rId2q91xtb699hbk5etbzjqu">
+            <w:hyperlink w:history="1" r:id="rId_y-2vrkvbhous2afozvsh">
               <w:r>
                 <w:rPr>
                   <w:rFonts w:ascii="Arial" w:cs="Arial" w:eastAsia="Arial" w:hAnsi="Arial"/>
@@ -16517,7 +16501,7 @@
               <w:spacing w:after="10" w:before="0"/>
               <w:ind w:left="120"/>
             </w:pPr>
-            <w:hyperlink w:history="1" r:id="rIdy_1s_k9nvruhq7kwaqnb3">
+            <w:hyperlink w:history="1" r:id="rIdgij4_tp3ayl8imlgdomc1">
               <w:r>
                 <w:rPr>
                   <w:rFonts w:ascii="Arial" w:cs="Arial" w:eastAsia="Arial" w:hAnsi="Arial"/>
@@ -17029,7 +17013,7 @@
         </w:rPr>
         <w:t xml:space="preserve">© 2026 SeaVuria and ARES. Aligned with KICD objectives. Developed by SeaVuria; technical implementation by ARES (with AI assistance from Claude). Licensed under </w:t>
       </w:r>
-      <w:hyperlink w:history="1" r:id="rIdx7wpe8x8pk64xht5tro0o">
+      <w:hyperlink w:history="1" r:id="rIduu8zqgpqdtjwl33uxjsv0">
         <w:r>
           <w:rPr>
             <w:rFonts w:ascii="Arial" w:cs="Arial" w:eastAsia="Arial" w:hAnsi="Arial"/>
@@ -17050,7 +17034,7 @@
         </w:rPr>
         <w:t xml:space="preserve"> (</w:t>
       </w:r>
-      <w:hyperlink w:history="1" r:id="rId1bvxuwf0bcvwmjhwsuj6q">
+      <w:hyperlink w:history="1" r:id="rIdtjroqm7v9kksguxahq0oe">
         <w:r>
           <w:rPr>
             <w:rFonts w:ascii="Arial" w:cs="Arial" w:eastAsia="Arial" w:hAnsi="Arial"/>
@@ -18063,7 +18047,7 @@
             <w:pPr>
               <w:spacing w:after="20" w:before="0"/>
             </w:pPr>
-            <w:hyperlink w:history="1" r:id="rId8tysdhsgrsztp6qozcrai">
+            <w:hyperlink w:history="1" r:id="rIdxkpoimpj90jqrpbkki5kl">
               <w:r>
                 <w:rPr>
                   <w:rFonts w:ascii="Arial" w:cs="Arial" w:eastAsia="Arial" w:hAnsi="Arial"/>
@@ -18112,7 +18096,7 @@
               <w:spacing w:after="10" w:before="0"/>
               <w:ind w:left="120"/>
             </w:pPr>
-            <w:hyperlink w:history="1" r:id="rIdsjlxj3atv8q35ia6tkm49">
+            <w:hyperlink w:history="1" r:id="rIdo9n9zajawki3_q8rsptd9">
               <w:r>
                 <w:rPr>
                   <w:rFonts w:ascii="Arial" w:cs="Arial" w:eastAsia="Arial" w:hAnsi="Arial"/>
@@ -18150,6 +18134,650 @@
                 <w:sz w:val="16"/>
                 <w:szCs w:val="16"/>
               </w:rPr>
+              <w:t xml:space="preserve">📖 EXERCISE:</w:t>
+            </w:r>
+          </w:p>
+          <w:p>
+            <w:pPr>
+              <w:spacing w:after="20" w:before="0"/>
+            </w:pPr>
+            <w:hyperlink w:history="1" r:id="rIdmysmtozsngckfvb_oozyo">
+              <w:r>
+                <w:rPr>
+                  <w:rFonts w:ascii="Arial" w:cs="Arial" w:eastAsia="Arial" w:hAnsi="Arial"/>
+                  <w:color w:val="2E75B6"/>
+                  <w:sz w:val="16"/>
+                  <w:szCs w:val="16"/>
+                  <w:u w:val="single" w:color="2E75B6"/>
+                </w:rPr>
+                <w:t xml:space="preserve">Applications of Histograms Practice</w:t>
+              </w:r>
+            </w:hyperlink>
+          </w:p>
+          <w:p>
+            <w:pPr>
+              <w:spacing w:after="10" w:before="0"/>
+              <w:ind w:left="120"/>
+            </w:pPr>
+            <w:r>
+              <w:rPr>
+                <w:rFonts w:ascii="Arial" w:cs="Arial" w:eastAsia="Arial" w:hAnsi="Arial"/>
+                <w:color w:val="595959"/>
+                <w:sz w:val="14"/>
+                <w:szCs w:val="14"/>
+              </w:rPr>
+              <w:t xml:space="preserve">Source: CK-12</w:t>
+            </w:r>
+          </w:p>
+          <w:p>
+            <w:pPr>
+              <w:spacing w:after="10" w:before="0"/>
+              <w:ind w:left="120"/>
+            </w:pPr>
+            <w:hyperlink w:history="1" r:id="rIdhlykrjc36t5hlz_kltffz">
+              <w:r>
+                <w:rPr>
+                  <w:rFonts w:ascii="Arial" w:cs="Arial" w:eastAsia="Arial" w:hAnsi="Arial"/>
+                  <w:color w:val="595959"/>
+                  <w:sz w:val="14"/>
+                  <w:szCs w:val="14"/>
+                  <w:u w:val="single" w:color="595959"/>
+                </w:rPr>
+                <w:t xml:space="preserve">🔍 Search ARES for similar readings</w:t>
+              </w:r>
+            </w:hyperlink>
+          </w:p>
+        </w:tc>
+        <w:tc>
+          <w:tcPr>
+            <w:tcW w:type="dxa" w:w="3040"/>
+            <w:shd w:fill="FFFFFF" w:color="auto" w:val="clear"/>
+            <w:tcMar>
+              <w:top w:type="dxa" w:w="60"/>
+              <w:left w:type="dxa" w:w="120"/>
+              <w:bottom w:type="dxa" w:w="60"/>
+              <w:right w:type="dxa" w:w="120"/>
+            </w:tcMar>
+            <w:vAlign w:val="top"/>
+          </w:tcPr>
+          <w:p>
+            <w:pPr>
+              <w:spacing w:after="40" w:before="0"/>
+              <w:jc w:val="left"/>
+            </w:pPr>
+            <w:r>
+              <w:rPr>
+                <w:rFonts w:ascii="Arial" w:cs="Arial" w:eastAsia="Arial" w:hAnsi="Arial"/>
+                <w:b w:val="false"/>
+                <w:bCs w:val="false"/>
+                <w:i w:val="false"/>
+                <w:iCs w:val="false"/>
+                <w:color w:val="000000"/>
+                <w:sz w:val="18"/>
+                <w:szCs w:val="18"/>
+              </w:rPr>
+              <w:t xml:space="preserve">Learners recall the officer's claim and Mzee Otieno's remark. Each learner sketches, in their exercise book, what they think a bar graph of the 20 Thika Road gaps will look like (short, medium and long gaps on the horizontal axis) and writes one sentence: 'I think the picture will show...' They compare with a partner. A second prediction: if we merge three classes into one wide class, will the bar be taller or shorter? Why?</w:t>
+            </w:r>
+          </w:p>
+        </w:tc>
+        <w:tc>
+          <w:tcPr>
+            <w:tcW w:type="dxa" w:w="3040"/>
+            <w:shd w:fill="F2F2F2" w:color="auto" w:val="clear"/>
+            <w:tcMar>
+              <w:top w:type="dxa" w:w="60"/>
+              <w:left w:type="dxa" w:w="120"/>
+              <w:bottom w:type="dxa" w:w="60"/>
+              <w:right w:type="dxa" w:w="120"/>
+            </w:tcMar>
+            <w:vAlign w:val="top"/>
+          </w:tcPr>
+          <w:p>
+            <w:pPr>
+              <w:spacing w:after="40" w:before="0"/>
+              <w:jc w:val="left"/>
+            </w:pPr>
+            <w:r>
+              <w:rPr>
+                <w:rFonts w:ascii="Arial" w:cs="Arial" w:eastAsia="Arial" w:hAnsi="Arial"/>
+                <w:b w:val="false"/>
+                <w:bCs w:val="false"/>
+                <w:i w:val="false"/>
+                <w:iCs w:val="false"/>
+                <w:color w:val="000000"/>
+                <w:sz w:val="18"/>
+                <w:szCs w:val="18"/>
+              </w:rPr>
+              <w:t xml:space="preserve">Display on the board: 'Officer: the average gap is about 400 m, so the road is well served. Mzee Otieno: most near-misses are in one stretch.' Ask: "If I drew all 20 gaps as a picture, where would you expect the tall bars? Sketch it silently for 2 minutes." Give WAIT TIME of 10-15 seconds after asking the question before any learner speaks. Circulate and select 3 contrasting sketches. Cold-call 3 learners (for example Achieng, Kiprop, Njeri's group or others) to describe their sketch without saying whether it is right. Then ask: "If the bars have the same width, what does the height tell us? If one bar is three times wider, what do you think should happen to its height?" Record 2 predictions on the board without evaluating them.</w:t>
+            </w:r>
+          </w:p>
+        </w:tc>
+        <w:tc>
+          <w:tcPr>
+            <w:tcW w:type="dxa" w:w="3040"/>
+            <w:shd w:fill="FFFFFF" w:color="auto" w:val="clear"/>
+            <w:tcMar>
+              <w:top w:type="dxa" w:w="60"/>
+              <w:left w:type="dxa" w:w="120"/>
+              <w:bottom w:type="dxa" w:w="60"/>
+              <w:right w:type="dxa" w:w="120"/>
+            </w:tcMar>
+            <w:vAlign w:val="top"/>
+          </w:tcPr>
+          <w:p>
+            <w:pPr>
+              <w:spacing w:after="40" w:before="0"/>
+              <w:jc w:val="left"/>
+            </w:pPr>
+            <w:r>
+              <w:rPr>
+                <w:rFonts w:ascii="Arial" w:cs="Arial" w:eastAsia="Arial" w:hAnsi="Arial"/>
+                <w:b w:val="false"/>
+                <w:bCs w:val="false"/>
+                <w:i w:val="false"/>
+                <w:iCs w:val="false"/>
+                <w:color w:val="000000"/>
+                <w:sz w:val="18"/>
+                <w:szCs w:val="18"/>
+              </w:rPr>
+              <w:t xml:space="preserve">Predict-Observe-Explain (prediction stage) with Public Sketch Comparison: committing to a picture before drawing exposes the common idea that 'average = typical' and gives learners something to test against the real histogram. Selecting contrasting sketches makes disagreement visible and productive.</w:t>
+            </w:r>
+          </w:p>
+        </w:tc>
+        <w:tc>
+          <w:tcPr>
+            <w:tcW w:type="dxa" w:w="3040"/>
+            <w:shd w:fill="F2F2F2" w:color="auto" w:val="clear"/>
+            <w:tcMar>
+              <w:top w:type="dxa" w:w="60"/>
+              <w:left w:type="dxa" w:w="120"/>
+              <w:bottom w:type="dxa" w:w="60"/>
+              <w:right w:type="dxa" w:w="120"/>
+            </w:tcMar>
+            <w:vAlign w:val="top"/>
+          </w:tcPr>
+          <w:p>
+            <w:pPr>
+              <w:spacing w:after="40" w:before="0"/>
+              <w:jc w:val="left"/>
+            </w:pPr>
+            <w:r>
+              <w:rPr>
+                <w:rFonts w:ascii="Arial" w:cs="Arial" w:eastAsia="Arial" w:hAnsi="Arial"/>
+                <w:b w:val="false"/>
+                <w:bCs w:val="false"/>
+                <w:i w:val="false"/>
+                <w:iCs w:val="false"/>
+                <w:color w:val="000000"/>
+                <w:sz w:val="18"/>
+                <w:szCs w:val="18"/>
+              </w:rPr>
+              <w:t xml:space="preserve">Look for: (1) whether sketches place a single hump near 400 m (the mean misconception) or show short gaps plus a tail; (2) whether learners predict that a wider bar should be shorter, or just assume height equals frequency. Tally on the board how many learners predict a hump near 400 m. Use this tally later to compare with the real histogram.</w:t>
+            </w:r>
+          </w:p>
+        </w:tc>
+      </w:tr>
+      <w:tr>
+        <w:tc>
+          <w:tcPr>
+            <w:tcW w:type="dxa" w:w="1520"/>
+            <w:shd w:fill="D9EEF1" w:color="auto" w:val="clear"/>
+            <w:tcMar>
+              <w:top w:type="dxa" w:w="60"/>
+              <w:left w:type="dxa" w:w="120"/>
+              <w:bottom w:type="dxa" w:w="60"/>
+              <w:right w:type="dxa" w:w="120"/>
+            </w:tcMar>
+            <w:vAlign w:val="top"/>
+          </w:tcPr>
+          <w:p>
+            <w:pPr>
+              <w:spacing w:after="40" w:before="0"/>
+              <w:jc w:val="left"/>
+            </w:pPr>
+            <w:r>
+              <w:rPr>
+                <w:rFonts w:ascii="Arial" w:cs="Arial" w:eastAsia="Arial" w:hAnsi="Arial"/>
+                <w:b/>
+                <w:bCs/>
+                <w:i w:val="false"/>
+                <w:iCs w:val="false"/>
+                <w:color w:val="000000"/>
+                <w:sz w:val="18"/>
+                <w:szCs w:val="18"/>
+              </w:rPr>
+              <w:t xml:space="preserve">Observe Phase</w:t>
+            </w:r>
+          </w:p>
+          <w:p>
+            <w:pPr>
+              <w:spacing w:after="20" w:before="0"/>
+            </w:pPr>
+            <w:r>
+              <w:rPr>
+                <w:rFonts w:ascii="Arial" w:cs="Arial" w:eastAsia="Arial" w:hAnsi="Arial"/>
+                <w:b/>
+                <w:bCs/>
+                <w:color w:val="1F3864"/>
+                <w:sz w:val="16"/>
+                <w:szCs w:val="16"/>
+              </w:rPr>
+              <w:t xml:space="preserve">📹 VIDEO:</w:t>
+            </w:r>
+          </w:p>
+          <w:p>
+            <w:pPr>
+              <w:spacing w:after="20" w:before="0"/>
+            </w:pPr>
+            <w:hyperlink w:history="1" r:id="rIdd-9uh4c-7ehdluirzpkfh">
+              <w:r>
+                <w:rPr>
+                  <w:rFonts w:ascii="Arial" w:cs="Arial" w:eastAsia="Arial" w:hAnsi="Arial"/>
+                  <w:color w:val="2E75B6"/>
+                  <w:sz w:val="16"/>
+                  <w:szCs w:val="16"/>
+                  <w:u w:val="single" w:color="2E75B6"/>
+                </w:rPr>
+                <w:t xml:space="preserve">Histograms</w:t>
+              </w:r>
+            </w:hyperlink>
+          </w:p>
+          <w:p>
+            <w:pPr>
+              <w:spacing w:after="20" w:before="0"/>
+            </w:pPr>
+            <w:r>
+              <w:rPr>
+                <w:rFonts w:ascii="Arial" w:cs="Arial" w:eastAsia="Arial" w:hAnsi="Arial"/>
+                <w:i/>
+                <w:iCs/>
+                <w:color w:val="595959"/>
+                <w:sz w:val="16"/>
+                <w:szCs w:val="16"/>
+              </w:rPr>
+              <w:t xml:space="preserve">Related topic: not an exact match for this lesson.</w:t>
+            </w:r>
+          </w:p>
+          <w:p>
+            <w:pPr>
+              <w:spacing w:after="10" w:before="0"/>
+              <w:ind w:left="120"/>
+            </w:pPr>
+            <w:r>
+              <w:rPr>
+                <w:rFonts w:ascii="Arial" w:cs="Arial" w:eastAsia="Arial" w:hAnsi="Arial"/>
+                <w:color w:val="595959"/>
+                <w:sz w:val="14"/>
+                <w:szCs w:val="14"/>
+              </w:rPr>
+              <w:t xml:space="preserve">Source: Khan Academy (English - US curriculum)</w:t>
+            </w:r>
+          </w:p>
+          <w:p>
+            <w:pPr>
+              <w:spacing w:after="10" w:before="0"/>
+              <w:ind w:left="120"/>
+            </w:pPr>
+            <w:hyperlink w:history="1" r:id="rIdnkac_jshy68on_vujza52">
+              <w:r>
+                <w:rPr>
+                  <w:rFonts w:ascii="Arial" w:cs="Arial" w:eastAsia="Arial" w:hAnsi="Arial"/>
+                  <w:color w:val="595959"/>
+                  <w:sz w:val="14"/>
+                  <w:szCs w:val="14"/>
+                  <w:u w:val="single" w:color="595959"/>
+                </w:rPr>
+                <w:t xml:space="preserve">🔍 Search ARES for similar videos</w:t>
+              </w:r>
+            </w:hyperlink>
+          </w:p>
+          <w:p>
+            <w:pPr>
+              <w:spacing w:after="40" w:before="0"/>
+            </w:pPr>
+            <w:r>
+              <w:rPr>
+                <w:sz w:val="14"/>
+                <w:szCs w:val="14"/>
+              </w:rPr>
+              <w:t xml:space="preserve"/>
+            </w:r>
+          </w:p>
+          <w:p>
+            <w:pPr>
+              <w:spacing w:after="20" w:before="0"/>
+            </w:pPr>
+            <w:r>
+              <w:rPr>
+                <w:rFonts w:ascii="Arial" w:cs="Arial" w:eastAsia="Arial" w:hAnsi="Arial"/>
+                <w:b/>
+                <w:bCs/>
+                <w:color w:val="1F3864"/>
+                <w:sz w:val="16"/>
+                <w:szCs w:val="16"/>
+              </w:rPr>
+              <w:t xml:space="preserve">📖 EXERCISE:</w:t>
+            </w:r>
+          </w:p>
+          <w:p>
+            <w:pPr>
+              <w:spacing w:after="20" w:before="0"/>
+            </w:pPr>
+            <w:hyperlink w:history="1" r:id="rIdhnqkmwradifmz53fbdosn">
+              <w:r>
+                <w:rPr>
+                  <w:rFonts w:ascii="Arial" w:cs="Arial" w:eastAsia="Arial" w:hAnsi="Arial"/>
+                  <w:color w:val="2E75B6"/>
+                  <w:sz w:val="16"/>
+                  <w:szCs w:val="16"/>
+                  <w:u w:val="single" w:color="2E75B6"/>
+                </w:rPr>
+                <w:t xml:space="preserve">Applications of Histograms Practice</w:t>
+              </w:r>
+            </w:hyperlink>
+          </w:p>
+          <w:p>
+            <w:pPr>
+              <w:spacing w:after="10" w:before="0"/>
+              <w:ind w:left="120"/>
+            </w:pPr>
+            <w:r>
+              <w:rPr>
+                <w:rFonts w:ascii="Arial" w:cs="Arial" w:eastAsia="Arial" w:hAnsi="Arial"/>
+                <w:color w:val="595959"/>
+                <w:sz w:val="14"/>
+                <w:szCs w:val="14"/>
+              </w:rPr>
+              <w:t xml:space="preserve">Source: CK-12</w:t>
+            </w:r>
+          </w:p>
+          <w:p>
+            <w:pPr>
+              <w:spacing w:after="10" w:before="0"/>
+              <w:ind w:left="120"/>
+            </w:pPr>
+            <w:hyperlink w:history="1" r:id="rIdhaed4aozcyk-q0cbrnk2a">
+              <w:r>
+                <w:rPr>
+                  <w:rFonts w:ascii="Arial" w:cs="Arial" w:eastAsia="Arial" w:hAnsi="Arial"/>
+                  <w:color w:val="595959"/>
+                  <w:sz w:val="14"/>
+                  <w:szCs w:val="14"/>
+                  <w:u w:val="single" w:color="595959"/>
+                </w:rPr>
+                <w:t xml:space="preserve">🔍 Search ARES for similar readings</w:t>
+              </w:r>
+            </w:hyperlink>
+          </w:p>
+        </w:tc>
+        <w:tc>
+          <w:tcPr>
+            <w:tcW w:type="dxa" w:w="3040"/>
+            <w:shd w:fill="FFFFFF" w:color="auto" w:val="clear"/>
+            <w:tcMar>
+              <w:top w:type="dxa" w:w="60"/>
+              <w:left w:type="dxa" w:w="120"/>
+              <w:bottom w:type="dxa" w:w="60"/>
+              <w:right w:type="dxa" w:w="120"/>
+            </w:tcMar>
+            <w:vAlign w:val="top"/>
+          </w:tcPr>
+          <w:p>
+            <w:pPr>
+              <w:spacing w:after="40" w:before="0"/>
+              <w:jc w:val="left"/>
+            </w:pPr>
+            <w:r>
+              <w:rPr>
+                <w:rFonts w:ascii="Arial" w:cs="Arial" w:eastAsia="Arial" w:hAnsi="Arial"/>
+                <w:b w:val="false"/>
+                <w:bCs w:val="false"/>
+                <w:i w:val="false"/>
+                <w:iCs w:val="false"/>
+                <w:color w:val="000000"/>
+                <w:sz w:val="18"/>
+                <w:szCs w:val="18"/>
+              </w:rPr>
+              <w:t xml:space="preserve">In groups of 4 (roles: Achieng-type recorder of tallies, Kiprop-type table and calculation checker, Njeri-type grapher, one reader/checker), learners use graph paper. Part A (equal widths): from the grouped table (0 to &lt;200: 5; 200 to &lt;400: 9; 400 to &lt;600: 0; 600 to &lt;800: 2; 800 to &lt;1000: 1; 1000 to &lt;1200: 3) they draw a histogram with the horizontal axis as gap length in metres (continuous, labelled 0, 200, 400... 1200), vertical axis frequency, bars touching, and a gap with no bar for 400 to &lt;600 (frequency 0). Part B (unequal widths): the teacher gives the new table: 0 to &lt;200 (f=5), 200 to &lt;400 (f=9), 400 to &lt;1000 (f=3: gaps 600, 700, 800), 1000 to &lt;1200 (f=3). Groups first draw bars with height = frequency and notice that the wide class looks as tall as other bars, and that the picture changes the story. They then calculate frequency density = frequency / class width in units of 100 m: 5/2 = 2.5, 9/2 = 4.5, 3/6 = 0.5, 3/2 = 1.5, and redraw using frequency density on the vertical axis. They shade or count squares to check that bar area represents frequency.</w:t>
+            </w:r>
+          </w:p>
+        </w:tc>
+        <w:tc>
+          <w:tcPr>
+            <w:tcW w:type="dxa" w:w="3040"/>
+            <w:shd w:fill="F2F2F2" w:color="auto" w:val="clear"/>
+            <w:tcMar>
+              <w:top w:type="dxa" w:w="60"/>
+              <w:left w:type="dxa" w:w="120"/>
+              <w:bottom w:type="dxa" w:w="60"/>
+              <w:right w:type="dxa" w:w="120"/>
+            </w:tcMar>
+            <w:vAlign w:val="top"/>
+          </w:tcPr>
+          <w:p>
+            <w:pPr>
+              <w:spacing w:after="40" w:before="0"/>
+              <w:jc w:val="left"/>
+            </w:pPr>
+            <w:r>
+              <w:rPr>
+                <w:rFonts w:ascii="Arial" w:cs="Arial" w:eastAsia="Arial" w:hAnsi="Arial"/>
+                <w:b w:val="false"/>
+                <w:bCs w:val="false"/>
+                <w:i w:val="false"/>
+                <w:iCs w:val="false"/>
+                <w:color w:val="000000"/>
+                <w:sz w:val="18"/>
+                <w:szCs w:val="18"/>
+              </w:rPr>
+              <w:t xml:space="preserve">Model the first bar on the board: "The first class is 0 to &lt;200, so the bar goes from 0 to 200 on the axis and its height is 5." Say: "Bars touch because the gap length is continuous. Why is there no break between 200 and 400?" Allow WAIT TIME of 10-15 seconds. For Part B, say: "Our wide class 400 to &lt;1000 holds 3 gaps: 600 m, 700 m, 800 m. Draw it with height 3 first. What does your picture suggest about gaps between 400 m and 1000 m compared with 200 to &lt;400?" Cold-call 2 groups to share what they see. Then ask: "Is this fair? The class is three times as wide. How could we make the bar height fair?" Introduce frequency density only after learners voice the problem: "Frequency density = frequency divided by class width, with width in units of 100 m." Circulate, check scales and that each group has 2.5, 4.5, 0.5 and 1.5. Ask one group to count squares to show area = frequency (for example the first bar: 2.5 high x 2 wide = 5). Provide extra support cards for learners needing scaffolding (for example pre-labelled axes).</w:t>
+            </w:r>
+          </w:p>
+        </w:tc>
+        <w:tc>
+          <w:tcPr>
+            <w:tcW w:type="dxa" w:w="3040"/>
+            <w:shd w:fill="FFFFFF" w:color="auto" w:val="clear"/>
+            <w:tcMar>
+              <w:top w:type="dxa" w:w="60"/>
+              <w:left w:type="dxa" w:w="120"/>
+              <w:bottom w:type="dxa" w:w="60"/>
+              <w:right w:type="dxa" w:w="120"/>
+            </w:tcMar>
+            <w:vAlign w:val="top"/>
+          </w:tcPr>
+          <w:p>
+            <w:pPr>
+              <w:spacing w:after="40" w:before="0"/>
+              <w:jc w:val="left"/>
+            </w:pPr>
+            <w:r>
+              <w:rPr>
+                <w:rFonts w:ascii="Arial" w:cs="Arial" w:eastAsia="Arial" w:hAnsi="Arial"/>
+                <w:b w:val="false"/>
+                <w:bCs w:val="false"/>
+                <w:i w:val="false"/>
+                <w:iCs w:val="false"/>
+                <w:color w:val="000000"/>
+                <w:sz w:val="18"/>
+                <w:szCs w:val="18"/>
+              </w:rPr>
+              <w:t xml:space="preserve">Productive Struggle with Cognitive Conflict: the frequency-height drawing of the wide class creates a visible conflict (it seems to say gaps of 400 m to 1000 m are common), and frequency density resolves it. Gallery Walk and Modelling: learners compare drawn graphs, building an abstract idea (area represents frequency) from concrete bars.</w:t>
+            </w:r>
+          </w:p>
+        </w:tc>
+        <w:tc>
+          <w:tcPr>
+            <w:tcW w:type="dxa" w:w="3040"/>
+            <w:shd w:fill="F2F2F2" w:color="auto" w:val="clear"/>
+            <w:tcMar>
+              <w:top w:type="dxa" w:w="60"/>
+              <w:left w:type="dxa" w:w="120"/>
+              <w:bottom w:type="dxa" w:w="60"/>
+              <w:right w:type="dxa" w:w="120"/>
+            </w:tcMar>
+            <w:vAlign w:val="top"/>
+          </w:tcPr>
+          <w:p>
+            <w:pPr>
+              <w:spacing w:after="40" w:before="0"/>
+              <w:jc w:val="left"/>
+            </w:pPr>
+            <w:r>
+              <w:rPr>
+                <w:rFonts w:ascii="Arial" w:cs="Arial" w:eastAsia="Arial" w:hAnsi="Arial"/>
+                <w:b w:val="false"/>
+                <w:bCs w:val="false"/>
+                <w:i w:val="false"/>
+                <w:iCs w:val="false"/>
+                <w:color w:val="000000"/>
+                <w:sz w:val="18"/>
+                <w:szCs w:val="18"/>
+              </w:rPr>
+              <w:t xml:space="preserve">Observable indicators: (1) bars touch and have correct boundaries on the continuous axis; (2) the 400 to &lt;600 equal-width bar is correctly shown as zero height; (3) frequency densities calculated correctly as 2.5, 4.5, 0.5, 1.5; (4) the wide bar 400 to &lt;1000 is drawn at height 0.5, the lowest bar; (5) axes labelled with 'Gap length (m)' and 'Frequency' or 'Frequency density'. Use a checklist while circulating; note groups who divide by 600 instead of 6 (the unit error) and prompt: "What unit are we using for class width?" Exit-check: 3 cold-called learners state the units.</w:t>
+            </w:r>
+          </w:p>
+        </w:tc>
+      </w:tr>
+      <w:tr>
+        <w:tc>
+          <w:tcPr>
+            <w:tcW w:type="dxa" w:w="1520"/>
+            <w:shd w:fill="E2EFDA" w:color="auto" w:val="clear"/>
+            <w:tcMar>
+              <w:top w:type="dxa" w:w="60"/>
+              <w:left w:type="dxa" w:w="120"/>
+              <w:bottom w:type="dxa" w:w="60"/>
+              <w:right w:type="dxa" w:w="120"/>
+            </w:tcMar>
+            <w:vAlign w:val="top"/>
+          </w:tcPr>
+          <w:p>
+            <w:pPr>
+              <w:spacing w:after="40" w:before="0"/>
+              <w:jc w:val="left"/>
+            </w:pPr>
+            <w:r>
+              <w:rPr>
+                <w:rFonts w:ascii="Arial" w:cs="Arial" w:eastAsia="Arial" w:hAnsi="Arial"/>
+                <w:b/>
+                <w:bCs/>
+                <w:i w:val="false"/>
+                <w:iCs w:val="false"/>
+                <w:color w:val="000000"/>
+                <w:sz w:val="18"/>
+                <w:szCs w:val="18"/>
+              </w:rPr>
+              <w:t xml:space="preserve">Explain Phase</w:t>
+            </w:r>
+          </w:p>
+          <w:p>
+            <w:pPr>
+              <w:spacing w:after="20" w:before="0"/>
+            </w:pPr>
+            <w:r>
+              <w:rPr>
+                <w:rFonts w:ascii="Arial" w:cs="Arial" w:eastAsia="Arial" w:hAnsi="Arial"/>
+                <w:b/>
+                <w:bCs/>
+                <w:color w:val="1F3864"/>
+                <w:sz w:val="16"/>
+                <w:szCs w:val="16"/>
+              </w:rPr>
+              <w:t xml:space="preserve">📹 VIDEO:</w:t>
+            </w:r>
+          </w:p>
+          <w:p>
+            <w:pPr>
+              <w:spacing w:after="20" w:before="0"/>
+            </w:pPr>
+            <w:hyperlink w:history="1" r:id="rIddrhcytayxi_q8f2pqi3is">
+              <w:r>
+                <w:rPr>
+                  <w:rFonts w:ascii="Arial" w:cs="Arial" w:eastAsia="Arial" w:hAnsi="Arial"/>
+                  <w:color w:val="2E75B6"/>
+                  <w:sz w:val="16"/>
+                  <w:szCs w:val="16"/>
+                  <w:u w:val="single" w:color="2E75B6"/>
+                </w:rPr>
+                <w:t xml:space="preserve">Density Curves</w:t>
+              </w:r>
+            </w:hyperlink>
+          </w:p>
+          <w:p>
+            <w:pPr>
+              <w:spacing w:after="20" w:before="0"/>
+            </w:pPr>
+            <w:r>
+              <w:rPr>
+                <w:rFonts w:ascii="Arial" w:cs="Arial" w:eastAsia="Arial" w:hAnsi="Arial"/>
+                <w:i/>
+                <w:iCs/>
+                <w:color w:val="595959"/>
+                <w:sz w:val="16"/>
+                <w:szCs w:val="16"/>
+              </w:rPr>
+              <w:t xml:space="preserve">Related topic: not an exact match for this lesson.</w:t>
+            </w:r>
+          </w:p>
+          <w:p>
+            <w:pPr>
+              <w:spacing w:after="10" w:before="0"/>
+              <w:ind w:left="120"/>
+            </w:pPr>
+            <w:r>
+              <w:rPr>
+                <w:rFonts w:ascii="Arial" w:cs="Arial" w:eastAsia="Arial" w:hAnsi="Arial"/>
+                <w:color w:val="595959"/>
+                <w:sz w:val="14"/>
+                <w:szCs w:val="14"/>
+              </w:rPr>
+              <w:t xml:space="preserve">Source: Khan Academy (English - US curriculum)</w:t>
+            </w:r>
+          </w:p>
+          <w:p>
+            <w:pPr>
+              <w:spacing w:after="10" w:before="0"/>
+              <w:ind w:left="120"/>
+            </w:pPr>
+            <w:hyperlink w:history="1" r:id="rId7myxtoincrwp-jy25x5z6">
+              <w:r>
+                <w:rPr>
+                  <w:rFonts w:ascii="Arial" w:cs="Arial" w:eastAsia="Arial" w:hAnsi="Arial"/>
+                  <w:color w:val="595959"/>
+                  <w:sz w:val="14"/>
+                  <w:szCs w:val="14"/>
+                  <w:u w:val="single" w:color="595959"/>
+                </w:rPr>
+                <w:t xml:space="preserve">🔍 Search ARES for similar videos</w:t>
+              </w:r>
+            </w:hyperlink>
+          </w:p>
+          <w:p>
+            <w:pPr>
+              <w:spacing w:after="40" w:before="0"/>
+            </w:pPr>
+            <w:r>
+              <w:rPr>
+                <w:sz w:val="14"/>
+                <w:szCs w:val="14"/>
+              </w:rPr>
+              <w:t xml:space="preserve"/>
+            </w:r>
+          </w:p>
+          <w:p>
+            <w:pPr>
+              <w:spacing w:after="20" w:before="0"/>
+            </w:pPr>
+            <w:r>
+              <w:rPr>
+                <w:rFonts w:ascii="Arial" w:cs="Arial" w:eastAsia="Arial" w:hAnsi="Arial"/>
+                <w:b/>
+                <w:bCs/>
+                <w:color w:val="1F3864"/>
+                <w:sz w:val="16"/>
+                <w:szCs w:val="16"/>
+              </w:rPr>
               <w:t xml:space="preserve">📖 HTML:</w:t>
             </w:r>
           </w:p>
@@ -18157,7 +18785,7 @@
             <w:pPr>
               <w:spacing w:after="20" w:before="0"/>
             </w:pPr>
-            <w:hyperlink w:history="1" r:id="rIdukwikmihuptmq17n951sa">
+            <w:hyperlink w:history="1" r:id="rIde5jjjuqtoimww6ebetvji">
               <w:r>
                 <w:rPr>
                   <w:rFonts w:ascii="Arial" w:cs="Arial" w:eastAsia="Arial" w:hAnsi="Arial"/>
@@ -18206,7 +18834,7 @@
               <w:spacing w:after="10" w:before="0"/>
               <w:ind w:left="120"/>
             </w:pPr>
-            <w:hyperlink w:history="1" r:id="rIdnmqherlsa5yj0g0f3t-et">
+            <w:hyperlink w:history="1" r:id="rId-ylhx893dszz5dyoeblkt">
               <w:r>
                 <w:rPr>
                   <w:rFonts w:ascii="Arial" w:cs="Arial" w:eastAsia="Arial" w:hAnsi="Arial"/>
@@ -18248,7 +18876,7 @@
                 <w:sz w:val="18"/>
                 <w:szCs w:val="18"/>
               </w:rPr>
-              <w:t xml:space="preserve">Learners recall the officer's claim and Mzee Otieno's remark. Each learner sketches, in their exercise book, what they think a bar graph of the 20 Thika Road gaps will look like (short, medium and long gaps on the horizontal axis) and writes one sentence: 'I think the picture will show...' They compare with a partner. A second prediction: if we merge three classes into one wide class, will the bar be taller or shorter? Why?</w:t>
+              <w:t xml:space="preserve">Learners use both histograms to explain the phenomenon. In groups they answer: (1) In the equal-width histogram, where are the tall bars and where are the lonely bars? (2) Why is the bar for 400 to &lt;1000 the lowest in the unequal-width histogram although it holds 3 gaps, the same as 1000 to &lt;1200 (also 3 gaps)? (3) Fourteen of the 20 gaps are 300 m or shorter and six gaps are 600 m to 1,100 m: where do these six gaps lie on the road (G9-G14, the long stretch from the 1,550 m mark to the 6,800 m mark, including the school gate at the 4,000 m mark)? (4) How does this show why the mean of 400 m is true but incomplete? They write a 3-sentence explanation: 'The histogram shows... The mean hides this because... Pedestrians are at risk in...' Link to pedestrians: 140 of the 182 undesignated crossers (77%) and 9 of 12 near-misses (75%) are in the long stretch.</w:t>
             </w:r>
           </w:p>
         </w:tc>
@@ -18280,7 +18908,7 @@
                 <w:sz w:val="18"/>
                 <w:szCs w:val="18"/>
               </w:rPr>
-              <w:t xml:space="preserve">Display on the board: 'Officer: the average gap is about 400 m, so the road is well served. Mzee Otieno: most near-misses are in one stretch.' Ask: "If I drew all 20 gaps as a picture, where would you expect the tall bars? Sketch it silently for 2 minutes." Give WAIT TIME of 10-15 seconds after asking the question before any learner speaks. Circulate and select 3 contrasting sketches. Cold-call 3 learners (for example Achieng, Kiprop, Njeri's group or others) to describe their sketch without saying whether it is right. Then ask: "If the bars have the same width, what does the height tell us? If one bar is three times wider, what do you think should happen to its height?" Record 2 predictions on the board without evaluating them.</w:t>
+              <w:t xml:space="preserve">Ask: "Look at your histogram. Where is the tall bar, and what does it tell you about most gaps on Thika Road?" WAIT TIME 10-15 seconds, then cold-call 4 learners. Press for evidence: "Which bar shows the gaps of 1,000 m, 1,050 m and 1,100 m? Which gaps on the road are those?" Then: "The officer's mean is 400 m. Where is 400 m on your histogram? Is it where most of the gaps are?" Guide learners to see that few or no gaps are actually near 400 m (the 400 to &lt;600 bar is empty). Say: "Ms Halima Abdi is not wrong; her mean is correct but incomplete. What does the picture add?" Ask learners to explain frequency density to a partner in one sentence: "A tall bar of high density means gaps packed closely in that range, not just many gaps." Cold-call 3 pairs. Correct the misconception that the tallest bar is always the highest frequency when widths are unequal. Remind that the tallest bar is the highest frequency density. Do not re-teach mean or median calculation (done in Lessons 3 and 5).</w:t>
             </w:r>
           </w:p>
         </w:tc>
@@ -18312,7 +18940,7 @@
                 <w:sz w:val="18"/>
                 <w:szCs w:val="18"/>
               </w:rPr>
-              <w:t xml:space="preserve">Predict-Observe-Explain (prediction stage) with Public Sketch Comparison: committing to a picture before drawing exposes the common idea that 'average = typical' and gives learners something to test against the real histogram. Selecting contrasting sketches makes disagreement visible and productive.</w:t>
+              <w:t xml:space="preserve">Claim-Evidence-Reasoning (CER) with Talk Moves: learners make a claim about where the danger lies, support it with bars from the histogram, and reason using frequency density. Revoicing and 'add on' talk moves build a shared explanation that connects the graph to the phenomenon.</w:t>
             </w:r>
           </w:p>
         </w:tc>
@@ -18344,7 +18972,7 @@
                 <w:sz w:val="18"/>
                 <w:szCs w:val="18"/>
               </w:rPr>
-              <w:t xml:space="preserve">Look for: (1) whether sketches place a single hump near 400 m (the mean misconception) or show short gaps plus a tail; (2) whether learners predict that a wider bar should be shorter, or just assume height equals frequency. Tally on the board how many learners predict a hump near 400 m. Use this tally later to compare with the real histogram.</w:t>
+              <w:t xml:space="preserve">Listen for: (1) learners reading the shape correctly (a cluster of short gaps and a separate group of long gaps to the right); (2) using 'frequency density' and 'class width' accurately; (3) linking the long gaps to the long stretch G9-G14 and the school gate with the numbers 5,250 m, 140 of 182 pedestrians. Collect the 3-sentence explanations and sort into: describes shape only / links to the mean / links to pedestrian risk. Plan a short revisit of any group still saying the tallest bar is always the most frequent.</w:t>
             </w:r>
           </w:p>
         </w:tc>
@@ -18353,32 +18981,32 @@
         <w:tc>
           <w:tcPr>
             <w:tcW w:type="dxa" w:w="1520"/>
-            <w:shd w:fill="D9EEF1" w:color="auto" w:val="clear"/>
-            <w:tcMar>
-              <w:top w:type="dxa" w:w="60"/>
-              <w:left w:type="dxa" w:w="120"/>
-              <w:bottom w:type="dxa" w:w="60"/>
-              <w:right w:type="dxa" w:w="120"/>
-            </w:tcMar>
-            <w:vAlign w:val="top"/>
-          </w:tcPr>
-          <w:p>
-            <w:pPr>
-              <w:spacing w:after="40" w:before="0"/>
-              <w:jc w:val="left"/>
-            </w:pPr>
-            <w:r>
-              <w:rPr>
-                <w:rFonts w:ascii="Arial" w:cs="Arial" w:eastAsia="Arial" w:hAnsi="Arial"/>
-                <w:b/>
-                <w:bCs/>
-                <w:i w:val="false"/>
-                <w:iCs w:val="false"/>
-                <w:color w:val="000000"/>
-                <w:sz w:val="18"/>
-                <w:szCs w:val="18"/>
-              </w:rPr>
-              <w:t xml:space="preserve">Observe Phase</w:t>
+            <w:shd w:fill="FCE4D6" w:color="auto" w:val="clear"/>
+            <w:tcMar>
+              <w:top w:type="dxa" w:w="60"/>
+              <w:left w:type="dxa" w:w="120"/>
+              <w:bottom w:type="dxa" w:w="60"/>
+              <w:right w:type="dxa" w:w="120"/>
+            </w:tcMar>
+            <w:vAlign w:val="top"/>
+          </w:tcPr>
+          <w:p>
+            <w:pPr>
+              <w:spacing w:after="40" w:before="0"/>
+              <w:jc w:val="left"/>
+            </w:pPr>
+            <w:r>
+              <w:rPr>
+                <w:rFonts w:ascii="Arial" w:cs="Arial" w:eastAsia="Arial" w:hAnsi="Arial"/>
+                <w:b/>
+                <w:bCs/>
+                <w:i w:val="false"/>
+                <w:iCs w:val="false"/>
+                <w:color w:val="000000"/>
+                <w:sz w:val="18"/>
+                <w:szCs w:val="18"/>
+              </w:rPr>
+              <w:t xml:space="preserve">Driving Question Board (DQB) Creation</w:t>
             </w:r>
           </w:p>
           <w:p>
@@ -18401,7 +19029,7 @@
             <w:pPr>
               <w:spacing w:after="20" w:before="0"/>
             </w:pPr>
-            <w:hyperlink w:history="1" r:id="rIdjdnhart6wtklgvlslpewt">
+            <w:hyperlink w:history="1" r:id="rId3y0mxoi_ayu3ophmldd4s">
               <w:r>
                 <w:rPr>
                   <w:rFonts w:ascii="Arial" w:cs="Arial" w:eastAsia="Arial" w:hAnsi="Arial"/>
@@ -18450,7 +19078,7 @@
               <w:spacing w:after="10" w:before="0"/>
               <w:ind w:left="120"/>
             </w:pPr>
-            <w:hyperlink w:history="1" r:id="rIdplbp7gg4m4h951fq6c-ka">
+            <w:hyperlink w:history="1" r:id="rIdgbc2q7gx0lrchgix75hen">
               <w:r>
                 <w:rPr>
                   <w:rFonts w:ascii="Arial" w:cs="Arial" w:eastAsia="Arial" w:hAnsi="Arial"/>
@@ -18495,7 +19123,7 @@
             <w:pPr>
               <w:spacing w:after="20" w:before="0"/>
             </w:pPr>
-            <w:hyperlink w:history="1" r:id="rId309d19uisk4c3zat0yofl">
+            <w:hyperlink w:history="1" r:id="rIdryqh6fqtoi9hie8cwn22y">
               <w:r>
                 <w:rPr>
                   <w:rFonts w:ascii="Arial" w:cs="Arial" w:eastAsia="Arial" w:hAnsi="Arial"/>
@@ -18544,7 +19172,7 @@
               <w:spacing w:after="10" w:before="0"/>
               <w:ind w:left="120"/>
             </w:pPr>
-            <w:hyperlink w:history="1" r:id="rIdal42283bdrjn1hp6xq9w9">
+            <w:hyperlink w:history="1" r:id="rIdlbwfs9bddw0zmq2glv5nd">
               <w:r>
                 <w:rPr>
                   <w:rFonts w:ascii="Arial" w:cs="Arial" w:eastAsia="Arial" w:hAnsi="Arial"/>
@@ -18586,7 +19214,7 @@
                 <w:sz w:val="18"/>
                 <w:szCs w:val="18"/>
               </w:rPr>
-              <w:t xml:space="preserve">In groups of 4 (roles: Achieng-type recorder of tallies, Kiprop-type table and calculation checker, Njeri-type grapher, one reader/checker), learners use graph paper. Part A (equal widths): from the grouped table (0 to &lt;200: 5; 200 to &lt;400: 9; 400 to &lt;600: 0; 600 to &lt;800: 2; 800 to &lt;1000: 1; 1000 to &lt;1200: 3) they draw a histogram with the horizontal axis as gap length in metres (continuous, labelled 0, 200, 400... 1200), vertical axis frequency, bars touching, and a gap with no bar for 400 to &lt;600 (frequency 0). Part B (unequal widths): the teacher gives the new table: 0 to &lt;200 (f=5), 200 to &lt;400 (f=9), 400 to &lt;1000 (f=3: gaps 600, 700, 800), 1000 to &lt;1200 (f=3). Groups first draw bars with height = frequency and notice that the wide class looks as tall as other bars, and that the picture changes the story. They then calculate frequency density = frequency / class width in units of 100 m: 5/2 = 2.5, 9/2 = 4.5, 3/6 = 0.5, 3/2 = 1.5, and redraw using frequency density on the vertical axis. They shade or count squares to check that bar area represents frequency.</w:t>
+              <w:t xml:space="preserve">Learners return to the class DQB. They add sticky notes: new answers or evidence for the key inquiry questions (What is statistics? How do we represent data? How do we use statistics in day-to-day life?) and new questions arising, such as 'How can we show the gap pattern as a line graph to compare Thika Road with Mombasa Road?' or 'Which crossing points should be added first?' They move or mark questions answered by today's histograms, for example 'How do we represent data?' now has the evidence 'histograms with equal and unequal widths, using frequency density'.</w:t>
             </w:r>
           </w:p>
         </w:tc>
@@ -18618,7 +19246,7 @@
                 <w:sz w:val="18"/>
                 <w:szCs w:val="18"/>
               </w:rPr>
-              <w:t xml:space="preserve">Model the first bar on the board: "The first class is 0 to &lt;200, so the bar goes from 0 to 200 on the axis and its height is 5." Say: "Bars touch because the gap length is continuous. Why is there no break between 200 and 400?" Allow WAIT TIME of 10-15 seconds. For Part B, say: "Our wide class 400 to &lt;1000 holds 3 gaps: 600 m, 700 m, 800 m. Draw it with height 3 first. What does your picture suggest about gaps between 400 m and 1000 m compared with 200 to &lt;400?" Cold-call 2 groups to share what they see. Then ask: "Is this fair? The class is three times as wide. How could we make the bar height fair?" Introduce frequency density only after learners voice the problem: "Frequency density = frequency divided by class width, with width in units of 100 m." Circulate, check scales and that each group has 2.5, 4.5, 0.5 and 1.5. Ask one group to count squares to show area = frequency (for example the first bar: 2.5 high x 2 wide = 5). Provide extra support cards for learners needing scaffolding (for example pre-labelled axes).</w:t>
+              <w:t xml:space="preserve">Say: "Take 2 minutes silently to write one thing the histogram taught you and one new question. Then place your note on the DQB." WAIT TIME 10-15 seconds before inviting the first learner. Cold-call 3 learners to read a note and say which key inquiry question it connects to. Ask: "Which question on our board did today's evidence help us answer? Which still needs data?" Point out that Lesson 7 will draw frequency polygons and compare Thika Road with Mombasa Road. Group similar questions and highlight one that connects to the community presentation in Lesson 8.</w:t>
             </w:r>
           </w:p>
         </w:tc>
@@ -18650,7 +19278,7 @@
                 <w:sz w:val="18"/>
                 <w:szCs w:val="18"/>
               </w:rPr>
-              <w:t xml:space="preserve">Productive Struggle with Cognitive Conflict: the frequency-height drawing of the wide class creates a visible conflict (it seems to say gaps of 400 m to 1000 m are common), and frequency density resolves it. Gallery Walk and Modelling: learners compare drawn graphs, building an abstract idea (area represents frequency) from concrete bars.</w:t>
+              <w:t xml:space="preserve">Driving Question Board as a public record of learning: sorting questions into answered, partly answered and open shows learners how today's evidence moves the class understanding forward and sustains motivation for the next lesson.</w:t>
             </w:r>
           </w:p>
         </w:tc>
@@ -18682,7 +19310,7 @@
                 <w:sz w:val="18"/>
                 <w:szCs w:val="18"/>
               </w:rPr>
-              <w:t xml:space="preserve">Observable indicators: (1) bars touch and have correct boundaries on the continuous axis; (2) the 400 to &lt;600 equal-width bar is correctly shown as zero height; (3) frequency densities calculated correctly as 2.5, 4.5, 0.5, 1.5; (4) the wide bar 400 to &lt;1000 is drawn at height 0.5, the lowest bar; (5) axes labelled with 'Gap length (m)' and 'Frequency' or 'Frequency density'. Use a checklist while circulating; note groups who divide by 600 instead of 6 (the unit error) and prompt: "What unit are we using for class width?" Exit-check: 3 cold-called learners state the units.</w:t>
+              <w:t xml:space="preserve">Check that notes are specific (for example mention frequency density or the wide class) rather than generic. Count how many learners connect a note to one of the 3 KICD key inquiry questions. Note learners whose questions still reflect the 'mean = safe' idea and plan to address them in Lesson 7 and Lesson 8.</w:t>
             </w:r>
           </w:p>
         </w:tc>
@@ -18691,32 +19319,32 @@
         <w:tc>
           <w:tcPr>
             <w:tcW w:type="dxa" w:w="1520"/>
-            <w:shd w:fill="E2EFDA" w:color="auto" w:val="clear"/>
-            <w:tcMar>
-              <w:top w:type="dxa" w:w="60"/>
-              <w:left w:type="dxa" w:w="120"/>
-              <w:bottom w:type="dxa" w:w="60"/>
-              <w:right w:type="dxa" w:w="120"/>
-            </w:tcMar>
-            <w:vAlign w:val="top"/>
-          </w:tcPr>
-          <w:p>
-            <w:pPr>
-              <w:spacing w:after="40" w:before="0"/>
-              <w:jc w:val="left"/>
-            </w:pPr>
-            <w:r>
-              <w:rPr>
-                <w:rFonts w:ascii="Arial" w:cs="Arial" w:eastAsia="Arial" w:hAnsi="Arial"/>
-                <w:b/>
-                <w:bCs/>
-                <w:i w:val="false"/>
-                <w:iCs w:val="false"/>
-                <w:color w:val="000000"/>
-                <w:sz w:val="18"/>
-                <w:szCs w:val="18"/>
-              </w:rPr>
-              <w:t xml:space="preserve">Explain Phase</w:t>
+            <w:shd w:fill="D5E8F0" w:color="auto" w:val="clear"/>
+            <w:tcMar>
+              <w:top w:type="dxa" w:w="60"/>
+              <w:left w:type="dxa" w:w="120"/>
+              <w:bottom w:type="dxa" w:w="60"/>
+              <w:right w:type="dxa" w:w="120"/>
+            </w:tcMar>
+            <w:vAlign w:val="top"/>
+          </w:tcPr>
+          <w:p>
+            <w:pPr>
+              <w:spacing w:after="40" w:before="0"/>
+              <w:jc w:val="left"/>
+            </w:pPr>
+            <w:r>
+              <w:rPr>
+                <w:rFonts w:ascii="Arial" w:cs="Arial" w:eastAsia="Arial" w:hAnsi="Arial"/>
+                <w:b/>
+                <w:bCs/>
+                <w:i w:val="false"/>
+                <w:iCs w:val="false"/>
+                <w:color w:val="000000"/>
+                <w:sz w:val="18"/>
+                <w:szCs w:val="18"/>
+              </w:rPr>
+              <w:t xml:space="preserve">Model Building Phase</w:t>
             </w:r>
           </w:p>
           <w:p>
@@ -18739,7 +19367,7 @@
             <w:pPr>
               <w:spacing w:after="20" w:before="0"/>
             </w:pPr>
-            <w:hyperlink w:history="1" r:id="rIdkksfg9csgsby56xmgozqh">
+            <w:hyperlink w:history="1" r:id="rIdbfahyrkqba78dnej8f8xl">
               <w:r>
                 <w:rPr>
                   <w:rFonts w:ascii="Arial" w:cs="Arial" w:eastAsia="Arial" w:hAnsi="Arial"/>
@@ -18788,7 +19416,7 @@
               <w:spacing w:after="10" w:before="0"/>
               <w:ind w:left="120"/>
             </w:pPr>
-            <w:hyperlink w:history="1" r:id="rIdmvuqw6msu15g-wg83synq">
+            <w:hyperlink w:history="1" r:id="rId_sjvki1e2n0zkphooa8tp">
               <w:r>
                 <w:rPr>
                   <w:rFonts w:ascii="Arial" w:cs="Arial" w:eastAsia="Arial" w:hAnsi="Arial"/>
@@ -18833,7 +19461,7 @@
             <w:pPr>
               <w:spacing w:after="20" w:before="0"/>
             </w:pPr>
-            <w:hyperlink w:history="1" r:id="rIdewmelh1p6d1oz08z2_on6">
+            <w:hyperlink w:history="1" r:id="rIdwaqqimzpdvrd64eo4lpof">
               <w:r>
                 <w:rPr>
                   <w:rFonts w:ascii="Arial" w:cs="Arial" w:eastAsia="Arial" w:hAnsi="Arial"/>
@@ -18882,683 +19510,7 @@
               <w:spacing w:after="10" w:before="0"/>
               <w:ind w:left="120"/>
             </w:pPr>
-            <w:hyperlink w:history="1" r:id="rId7tmj7f-7iqdowzt2ibgya">
-              <w:r>
-                <w:rPr>
-                  <w:rFonts w:ascii="Arial" w:cs="Arial" w:eastAsia="Arial" w:hAnsi="Arial"/>
-                  <w:color w:val="595959"/>
-                  <w:sz w:val="14"/>
-                  <w:szCs w:val="14"/>
-                  <w:u w:val="single" w:color="595959"/>
-                </w:rPr>
-                <w:t xml:space="preserve">🔍 Search ARES for similar readings</w:t>
-              </w:r>
-            </w:hyperlink>
-          </w:p>
-        </w:tc>
-        <w:tc>
-          <w:tcPr>
-            <w:tcW w:type="dxa" w:w="3040"/>
-            <w:shd w:fill="FFFFFF" w:color="auto" w:val="clear"/>
-            <w:tcMar>
-              <w:top w:type="dxa" w:w="60"/>
-              <w:left w:type="dxa" w:w="120"/>
-              <w:bottom w:type="dxa" w:w="60"/>
-              <w:right w:type="dxa" w:w="120"/>
-            </w:tcMar>
-            <w:vAlign w:val="top"/>
-          </w:tcPr>
-          <w:p>
-            <w:pPr>
-              <w:spacing w:after="40" w:before="0"/>
-              <w:jc w:val="left"/>
-            </w:pPr>
-            <w:r>
-              <w:rPr>
-                <w:rFonts w:ascii="Arial" w:cs="Arial" w:eastAsia="Arial" w:hAnsi="Arial"/>
-                <w:b w:val="false"/>
-                <w:bCs w:val="false"/>
-                <w:i w:val="false"/>
-                <w:iCs w:val="false"/>
-                <w:color w:val="000000"/>
-                <w:sz w:val="18"/>
-                <w:szCs w:val="18"/>
-              </w:rPr>
-              <w:t xml:space="preserve">Learners use both histograms to explain the phenomenon. In groups they answer: (1) In the equal-width histogram, where are the tall bars and where are the lonely bars? (2) Why is the bar for 400 to &lt;1000 the lowest in the unequal-width histogram although it holds 3 gaps, the same as 1000 to &lt;1200 (also 3 gaps)? (3) Fourteen of the 20 gaps are 300 m or shorter and six gaps are 600 m to 1,100 m: where do these six gaps lie on the road (G9-G14, the long stretch from the 1,550 m mark to the 6,800 m mark, including the school gate at the 4,000 m mark)? (4) How does this show why the mean of 400 m is true but incomplete? They write a 3-sentence explanation: 'The histogram shows... The mean hides this because... Pedestrians are at risk in...' Link to pedestrians: 140 of the 182 undesignated crossers (77%) and 9 of 12 near-misses (75%) are in the long stretch.</w:t>
-            </w:r>
-          </w:p>
-        </w:tc>
-        <w:tc>
-          <w:tcPr>
-            <w:tcW w:type="dxa" w:w="3040"/>
-            <w:shd w:fill="F2F2F2" w:color="auto" w:val="clear"/>
-            <w:tcMar>
-              <w:top w:type="dxa" w:w="60"/>
-              <w:left w:type="dxa" w:w="120"/>
-              <w:bottom w:type="dxa" w:w="60"/>
-              <w:right w:type="dxa" w:w="120"/>
-            </w:tcMar>
-            <w:vAlign w:val="top"/>
-          </w:tcPr>
-          <w:p>
-            <w:pPr>
-              <w:spacing w:after="40" w:before="0"/>
-              <w:jc w:val="left"/>
-            </w:pPr>
-            <w:r>
-              <w:rPr>
-                <w:rFonts w:ascii="Arial" w:cs="Arial" w:eastAsia="Arial" w:hAnsi="Arial"/>
-                <w:b w:val="false"/>
-                <w:bCs w:val="false"/>
-                <w:i w:val="false"/>
-                <w:iCs w:val="false"/>
-                <w:color w:val="000000"/>
-                <w:sz w:val="18"/>
-                <w:szCs w:val="18"/>
-              </w:rPr>
-              <w:t xml:space="preserve">Ask: "Look at your histogram. Where is the tall bar, and what does it tell you about most gaps on Thika Road?" WAIT TIME 10-15 seconds, then cold-call 4 learners. Press for evidence: "Which bar shows the gaps of 1,000 m, 1,050 m and 1,100 m? Which gaps on the road are those?" Then: "The officer's mean is 400 m. Where is 400 m on your histogram? Is it where most of the gaps are?" Guide learners to see that few or no gaps are actually near 400 m (the 400 to &lt;600 bar is empty). Say: "Ms Halima Abdi is not wrong; her mean is correct but incomplete. What does the picture add?" Ask learners to explain frequency density to a partner in one sentence: "A tall bar of high density means gaps packed closely in that range, not just many gaps." Cold-call 3 pairs. Correct the misconception that the tallest bar is always the highest frequency when widths are unequal. Remind that the tallest bar is the highest frequency density. Do not re-teach mean or median calculation (done in Lessons 3 and 5).</w:t>
-            </w:r>
-          </w:p>
-        </w:tc>
-        <w:tc>
-          <w:tcPr>
-            <w:tcW w:type="dxa" w:w="3040"/>
-            <w:shd w:fill="FFFFFF" w:color="auto" w:val="clear"/>
-            <w:tcMar>
-              <w:top w:type="dxa" w:w="60"/>
-              <w:left w:type="dxa" w:w="120"/>
-              <w:bottom w:type="dxa" w:w="60"/>
-              <w:right w:type="dxa" w:w="120"/>
-            </w:tcMar>
-            <w:vAlign w:val="top"/>
-          </w:tcPr>
-          <w:p>
-            <w:pPr>
-              <w:spacing w:after="40" w:before="0"/>
-              <w:jc w:val="left"/>
-            </w:pPr>
-            <w:r>
-              <w:rPr>
-                <w:rFonts w:ascii="Arial" w:cs="Arial" w:eastAsia="Arial" w:hAnsi="Arial"/>
-                <w:b w:val="false"/>
-                <w:bCs w:val="false"/>
-                <w:i w:val="false"/>
-                <w:iCs w:val="false"/>
-                <w:color w:val="000000"/>
-                <w:sz w:val="18"/>
-                <w:szCs w:val="18"/>
-              </w:rPr>
-              <w:t xml:space="preserve">Claim-Evidence-Reasoning (CER) with Talk Moves: learners make a claim about where the danger lies, support it with bars from the histogram, and reason using frequency density. Revoicing and 'add on' talk moves build a shared explanation that connects the graph to the phenomenon.</w:t>
-            </w:r>
-          </w:p>
-        </w:tc>
-        <w:tc>
-          <w:tcPr>
-            <w:tcW w:type="dxa" w:w="3040"/>
-            <w:shd w:fill="F2F2F2" w:color="auto" w:val="clear"/>
-            <w:tcMar>
-              <w:top w:type="dxa" w:w="60"/>
-              <w:left w:type="dxa" w:w="120"/>
-              <w:bottom w:type="dxa" w:w="60"/>
-              <w:right w:type="dxa" w:w="120"/>
-            </w:tcMar>
-            <w:vAlign w:val="top"/>
-          </w:tcPr>
-          <w:p>
-            <w:pPr>
-              <w:spacing w:after="40" w:before="0"/>
-              <w:jc w:val="left"/>
-            </w:pPr>
-            <w:r>
-              <w:rPr>
-                <w:rFonts w:ascii="Arial" w:cs="Arial" w:eastAsia="Arial" w:hAnsi="Arial"/>
-                <w:b w:val="false"/>
-                <w:bCs w:val="false"/>
-                <w:i w:val="false"/>
-                <w:iCs w:val="false"/>
-                <w:color w:val="000000"/>
-                <w:sz w:val="18"/>
-                <w:szCs w:val="18"/>
-              </w:rPr>
-              <w:t xml:space="preserve">Listen for: (1) learners reading the shape correctly (a cluster of short gaps and a separate group of long gaps to the right); (2) using 'frequency density' and 'class width' accurately; (3) linking the long gaps to the long stretch G9-G14 and the school gate with the numbers 5,250 m, 140 of 182 pedestrians. Collect the 3-sentence explanations and sort into: describes shape only / links to the mean / links to pedestrian risk. Plan a short revisit of any group still saying the tallest bar is always the most frequent.</w:t>
-            </w:r>
-          </w:p>
-        </w:tc>
-      </w:tr>
-      <w:tr>
-        <w:tc>
-          <w:tcPr>
-            <w:tcW w:type="dxa" w:w="1520"/>
-            <w:shd w:fill="FCE4D6" w:color="auto" w:val="clear"/>
-            <w:tcMar>
-              <w:top w:type="dxa" w:w="60"/>
-              <w:left w:type="dxa" w:w="120"/>
-              <w:bottom w:type="dxa" w:w="60"/>
-              <w:right w:type="dxa" w:w="120"/>
-            </w:tcMar>
-            <w:vAlign w:val="top"/>
-          </w:tcPr>
-          <w:p>
-            <w:pPr>
-              <w:spacing w:after="40" w:before="0"/>
-              <w:jc w:val="left"/>
-            </w:pPr>
-            <w:r>
-              <w:rPr>
-                <w:rFonts w:ascii="Arial" w:cs="Arial" w:eastAsia="Arial" w:hAnsi="Arial"/>
-                <w:b/>
-                <w:bCs/>
-                <w:i w:val="false"/>
-                <w:iCs w:val="false"/>
-                <w:color w:val="000000"/>
-                <w:sz w:val="18"/>
-                <w:szCs w:val="18"/>
-              </w:rPr>
-              <w:t xml:space="preserve">Driving Question Board (DQB) Creation</w:t>
-            </w:r>
-          </w:p>
-          <w:p>
-            <w:pPr>
-              <w:spacing w:after="20" w:before="0"/>
-            </w:pPr>
-            <w:r>
-              <w:rPr>
-                <w:rFonts w:ascii="Arial" w:cs="Arial" w:eastAsia="Arial" w:hAnsi="Arial"/>
-                <w:b/>
-                <w:bCs/>
-                <w:color w:val="1F3864"/>
-                <w:sz w:val="16"/>
-                <w:szCs w:val="16"/>
-              </w:rPr>
-              <w:t xml:space="preserve">📹 VIDEO:</w:t>
-            </w:r>
-          </w:p>
-          <w:p>
-            <w:pPr>
-              <w:spacing w:after="20" w:before="0"/>
-            </w:pPr>
-            <w:hyperlink w:history="1" r:id="rIdkikbeco2ymuwep9_uadj1">
-              <w:r>
-                <w:rPr>
-                  <w:rFonts w:ascii="Arial" w:cs="Arial" w:eastAsia="Arial" w:hAnsi="Arial"/>
-                  <w:color w:val="2E75B6"/>
-                  <w:sz w:val="16"/>
-                  <w:szCs w:val="16"/>
-                  <w:u w:val="single" w:color="2E75B6"/>
-                </w:rPr>
-                <w:t xml:space="preserve">Histograms</w:t>
-              </w:r>
-            </w:hyperlink>
-          </w:p>
-          <w:p>
-            <w:pPr>
-              <w:spacing w:after="20" w:before="0"/>
-            </w:pPr>
-            <w:r>
-              <w:rPr>
-                <w:rFonts w:ascii="Arial" w:cs="Arial" w:eastAsia="Arial" w:hAnsi="Arial"/>
-                <w:i/>
-                <w:iCs/>
-                <w:color w:val="595959"/>
-                <w:sz w:val="16"/>
-                <w:szCs w:val="16"/>
-              </w:rPr>
-              <w:t xml:space="preserve">Related topic: not an exact match for this lesson.</w:t>
-            </w:r>
-          </w:p>
-          <w:p>
-            <w:pPr>
-              <w:spacing w:after="10" w:before="0"/>
-              <w:ind w:left="120"/>
-            </w:pPr>
-            <w:r>
-              <w:rPr>
-                <w:rFonts w:ascii="Arial" w:cs="Arial" w:eastAsia="Arial" w:hAnsi="Arial"/>
-                <w:color w:val="595959"/>
-                <w:sz w:val="14"/>
-                <w:szCs w:val="14"/>
-              </w:rPr>
-              <w:t xml:space="preserve">Source: Khan Academy (English - US curriculum)</w:t>
-            </w:r>
-          </w:p>
-          <w:p>
-            <w:pPr>
-              <w:spacing w:after="10" w:before="0"/>
-              <w:ind w:left="120"/>
-            </w:pPr>
-            <w:hyperlink w:history="1" r:id="rIdskj-oe0nyhylrhli1hj-t">
-              <w:r>
-                <w:rPr>
-                  <w:rFonts w:ascii="Arial" w:cs="Arial" w:eastAsia="Arial" w:hAnsi="Arial"/>
-                  <w:color w:val="595959"/>
-                  <w:sz w:val="14"/>
-                  <w:szCs w:val="14"/>
-                  <w:u w:val="single" w:color="595959"/>
-                </w:rPr>
-                <w:t xml:space="preserve">🔍 Search ARES for similar videos</w:t>
-              </w:r>
-            </w:hyperlink>
-          </w:p>
-          <w:p>
-            <w:pPr>
-              <w:spacing w:after="40" w:before="0"/>
-            </w:pPr>
-            <w:r>
-              <w:rPr>
-                <w:sz w:val="14"/>
-                <w:szCs w:val="14"/>
-              </w:rPr>
-              <w:t xml:space="preserve"/>
-            </w:r>
-          </w:p>
-          <w:p>
-            <w:pPr>
-              <w:spacing w:after="20" w:before="0"/>
-            </w:pPr>
-            <w:r>
-              <w:rPr>
-                <w:rFonts w:ascii="Arial" w:cs="Arial" w:eastAsia="Arial" w:hAnsi="Arial"/>
-                <w:b/>
-                <w:bCs/>
-                <w:color w:val="1F3864"/>
-                <w:sz w:val="16"/>
-                <w:szCs w:val="16"/>
-              </w:rPr>
-              <w:t xml:space="preserve">📖 EXERCISE:</w:t>
-            </w:r>
-          </w:p>
-          <w:p>
-            <w:pPr>
-              <w:spacing w:after="20" w:before="0"/>
-            </w:pPr>
-            <w:hyperlink w:history="1" r:id="rIdrkn5zyzebvx4dqneiglxr">
-              <w:r>
-                <w:rPr>
-                  <w:rFonts w:ascii="Arial" w:cs="Arial" w:eastAsia="Arial" w:hAnsi="Arial"/>
-                  <w:color w:val="2E75B6"/>
-                  <w:sz w:val="16"/>
-                  <w:szCs w:val="16"/>
-                  <w:u w:val="single" w:color="2E75B6"/>
-                </w:rPr>
-                <w:t xml:space="preserve">Bar Graphs, Frequency Tables, and Histograms Practice</w:t>
-              </w:r>
-            </w:hyperlink>
-          </w:p>
-          <w:p>
-            <w:pPr>
-              <w:spacing w:after="20" w:before="0"/>
-            </w:pPr>
-            <w:r>
-              <w:rPr>
-                <w:rFonts w:ascii="Arial" w:cs="Arial" w:eastAsia="Arial" w:hAnsi="Arial"/>
-                <w:i/>
-                <w:iCs/>
-                <w:color w:val="595959"/>
-                <w:sz w:val="16"/>
-                <w:szCs w:val="16"/>
-              </w:rPr>
-              <w:t xml:space="preserve">Related topic: not an exact match for this lesson.</w:t>
-            </w:r>
-          </w:p>
-          <w:p>
-            <w:pPr>
-              <w:spacing w:after="10" w:before="0"/>
-              <w:ind w:left="120"/>
-            </w:pPr>
-            <w:r>
-              <w:rPr>
-                <w:rFonts w:ascii="Arial" w:cs="Arial" w:eastAsia="Arial" w:hAnsi="Arial"/>
-                <w:color w:val="595959"/>
-                <w:sz w:val="14"/>
-                <w:szCs w:val="14"/>
-              </w:rPr>
-              <w:t xml:space="preserve">Source: CK-12</w:t>
-            </w:r>
-          </w:p>
-          <w:p>
-            <w:pPr>
-              <w:spacing w:after="10" w:before="0"/>
-              <w:ind w:left="120"/>
-            </w:pPr>
-            <w:hyperlink w:history="1" r:id="rIdx8p4vpq3o0pps1lt3qtgt">
-              <w:r>
-                <w:rPr>
-                  <w:rFonts w:ascii="Arial" w:cs="Arial" w:eastAsia="Arial" w:hAnsi="Arial"/>
-                  <w:color w:val="595959"/>
-                  <w:sz w:val="14"/>
-                  <w:szCs w:val="14"/>
-                  <w:u w:val="single" w:color="595959"/>
-                </w:rPr>
-                <w:t xml:space="preserve">🔍 Search ARES for similar readings</w:t>
-              </w:r>
-            </w:hyperlink>
-          </w:p>
-        </w:tc>
-        <w:tc>
-          <w:tcPr>
-            <w:tcW w:type="dxa" w:w="3040"/>
-            <w:shd w:fill="FFFFFF" w:color="auto" w:val="clear"/>
-            <w:tcMar>
-              <w:top w:type="dxa" w:w="60"/>
-              <w:left w:type="dxa" w:w="120"/>
-              <w:bottom w:type="dxa" w:w="60"/>
-              <w:right w:type="dxa" w:w="120"/>
-            </w:tcMar>
-            <w:vAlign w:val="top"/>
-          </w:tcPr>
-          <w:p>
-            <w:pPr>
-              <w:spacing w:after="40" w:before="0"/>
-              <w:jc w:val="left"/>
-            </w:pPr>
-            <w:r>
-              <w:rPr>
-                <w:rFonts w:ascii="Arial" w:cs="Arial" w:eastAsia="Arial" w:hAnsi="Arial"/>
-                <w:b w:val="false"/>
-                <w:bCs w:val="false"/>
-                <w:i w:val="false"/>
-                <w:iCs w:val="false"/>
-                <w:color w:val="000000"/>
-                <w:sz w:val="18"/>
-                <w:szCs w:val="18"/>
-              </w:rPr>
-              <w:t xml:space="preserve">Learners return to the class DQB. They add sticky notes: new answers or evidence for the key inquiry questions (What is statistics? How do we represent data? How do we use statistics in day-to-day life?) and new questions arising, such as 'How can we show the gap pattern as a line graph to compare Thika Road with Mombasa Road?' or 'Which crossing points should be added first?' They move or mark questions answered by today's histograms, for example 'How do we represent data?' now has the evidence 'histograms with equal and unequal widths, using frequency density'.</w:t>
-            </w:r>
-          </w:p>
-        </w:tc>
-        <w:tc>
-          <w:tcPr>
-            <w:tcW w:type="dxa" w:w="3040"/>
-            <w:shd w:fill="F2F2F2" w:color="auto" w:val="clear"/>
-            <w:tcMar>
-              <w:top w:type="dxa" w:w="60"/>
-              <w:left w:type="dxa" w:w="120"/>
-              <w:bottom w:type="dxa" w:w="60"/>
-              <w:right w:type="dxa" w:w="120"/>
-            </w:tcMar>
-            <w:vAlign w:val="top"/>
-          </w:tcPr>
-          <w:p>
-            <w:pPr>
-              <w:spacing w:after="40" w:before="0"/>
-              <w:jc w:val="left"/>
-            </w:pPr>
-            <w:r>
-              <w:rPr>
-                <w:rFonts w:ascii="Arial" w:cs="Arial" w:eastAsia="Arial" w:hAnsi="Arial"/>
-                <w:b w:val="false"/>
-                <w:bCs w:val="false"/>
-                <w:i w:val="false"/>
-                <w:iCs w:val="false"/>
-                <w:color w:val="000000"/>
-                <w:sz w:val="18"/>
-                <w:szCs w:val="18"/>
-              </w:rPr>
-              <w:t xml:space="preserve">Say: "Take 2 minutes silently to write one thing the histogram taught you and one new question. Then place your note on the DQB." WAIT TIME 10-15 seconds before inviting the first learner. Cold-call 3 learners to read a note and say which key inquiry question it connects to. Ask: "Which question on our board did today's evidence help us answer? Which still needs data?" Point out that Lesson 7 will draw frequency polygons and compare Thika Road with Mombasa Road. Group similar questions and highlight one that connects to the community presentation in Lesson 8.</w:t>
-            </w:r>
-          </w:p>
-        </w:tc>
-        <w:tc>
-          <w:tcPr>
-            <w:tcW w:type="dxa" w:w="3040"/>
-            <w:shd w:fill="FFFFFF" w:color="auto" w:val="clear"/>
-            <w:tcMar>
-              <w:top w:type="dxa" w:w="60"/>
-              <w:left w:type="dxa" w:w="120"/>
-              <w:bottom w:type="dxa" w:w="60"/>
-              <w:right w:type="dxa" w:w="120"/>
-            </w:tcMar>
-            <w:vAlign w:val="top"/>
-          </w:tcPr>
-          <w:p>
-            <w:pPr>
-              <w:spacing w:after="40" w:before="0"/>
-              <w:jc w:val="left"/>
-            </w:pPr>
-            <w:r>
-              <w:rPr>
-                <w:rFonts w:ascii="Arial" w:cs="Arial" w:eastAsia="Arial" w:hAnsi="Arial"/>
-                <w:b w:val="false"/>
-                <w:bCs w:val="false"/>
-                <w:i w:val="false"/>
-                <w:iCs w:val="false"/>
-                <w:color w:val="000000"/>
-                <w:sz w:val="18"/>
-                <w:szCs w:val="18"/>
-              </w:rPr>
-              <w:t xml:space="preserve">Driving Question Board as a public record of learning: sorting questions into answered, partly answered and open shows learners how today's evidence moves the class understanding forward and sustains motivation for the next lesson.</w:t>
-            </w:r>
-          </w:p>
-        </w:tc>
-        <w:tc>
-          <w:tcPr>
-            <w:tcW w:type="dxa" w:w="3040"/>
-            <w:shd w:fill="F2F2F2" w:color="auto" w:val="clear"/>
-            <w:tcMar>
-              <w:top w:type="dxa" w:w="60"/>
-              <w:left w:type="dxa" w:w="120"/>
-              <w:bottom w:type="dxa" w:w="60"/>
-              <w:right w:type="dxa" w:w="120"/>
-            </w:tcMar>
-            <w:vAlign w:val="top"/>
-          </w:tcPr>
-          <w:p>
-            <w:pPr>
-              <w:spacing w:after="40" w:before="0"/>
-              <w:jc w:val="left"/>
-            </w:pPr>
-            <w:r>
-              <w:rPr>
-                <w:rFonts w:ascii="Arial" w:cs="Arial" w:eastAsia="Arial" w:hAnsi="Arial"/>
-                <w:b w:val="false"/>
-                <w:bCs w:val="false"/>
-                <w:i w:val="false"/>
-                <w:iCs w:val="false"/>
-                <w:color w:val="000000"/>
-                <w:sz w:val="18"/>
-                <w:szCs w:val="18"/>
-              </w:rPr>
-              <w:t xml:space="preserve">Check that notes are specific (for example mention frequency density or the wide class) rather than generic. Count how many learners connect a note to one of the 3 KICD key inquiry questions. Note learners whose questions still reflect the 'mean = safe' idea and plan to address them in Lesson 7 and Lesson 8.</w:t>
-            </w:r>
-          </w:p>
-        </w:tc>
-      </w:tr>
-      <w:tr>
-        <w:tc>
-          <w:tcPr>
-            <w:tcW w:type="dxa" w:w="1520"/>
-            <w:shd w:fill="D5E8F0" w:color="auto" w:val="clear"/>
-            <w:tcMar>
-              <w:top w:type="dxa" w:w="60"/>
-              <w:left w:type="dxa" w:w="120"/>
-              <w:bottom w:type="dxa" w:w="60"/>
-              <w:right w:type="dxa" w:w="120"/>
-            </w:tcMar>
-            <w:vAlign w:val="top"/>
-          </w:tcPr>
-          <w:p>
-            <w:pPr>
-              <w:spacing w:after="40" w:before="0"/>
-              <w:jc w:val="left"/>
-            </w:pPr>
-            <w:r>
-              <w:rPr>
-                <w:rFonts w:ascii="Arial" w:cs="Arial" w:eastAsia="Arial" w:hAnsi="Arial"/>
-                <w:b/>
-                <w:bCs/>
-                <w:i w:val="false"/>
-                <w:iCs w:val="false"/>
-                <w:color w:val="000000"/>
-                <w:sz w:val="18"/>
-                <w:szCs w:val="18"/>
-              </w:rPr>
-              <w:t xml:space="preserve">Model Building Phase</w:t>
-            </w:r>
-          </w:p>
-          <w:p>
-            <w:pPr>
-              <w:spacing w:after="20" w:before="0"/>
-            </w:pPr>
-            <w:r>
-              <w:rPr>
-                <w:rFonts w:ascii="Arial" w:cs="Arial" w:eastAsia="Arial" w:hAnsi="Arial"/>
-                <w:b/>
-                <w:bCs/>
-                <w:color w:val="1F3864"/>
-                <w:sz w:val="16"/>
-                <w:szCs w:val="16"/>
-              </w:rPr>
-              <w:t xml:space="preserve">📹 VIDEO:</w:t>
-            </w:r>
-          </w:p>
-          <w:p>
-            <w:pPr>
-              <w:spacing w:after="20" w:before="0"/>
-            </w:pPr>
-            <w:hyperlink w:history="1" r:id="rIdqpffscpngbcah9jiqvffo">
-              <w:r>
-                <w:rPr>
-                  <w:rFonts w:ascii="Arial" w:cs="Arial" w:eastAsia="Arial" w:hAnsi="Arial"/>
-                  <w:color w:val="2E75B6"/>
-                  <w:sz w:val="16"/>
-                  <w:szCs w:val="16"/>
-                  <w:u w:val="single" w:color="2E75B6"/>
-                </w:rPr>
-                <w:t xml:space="preserve">Density Curves</w:t>
-              </w:r>
-            </w:hyperlink>
-          </w:p>
-          <w:p>
-            <w:pPr>
-              <w:spacing w:after="20" w:before="0"/>
-            </w:pPr>
-            <w:r>
-              <w:rPr>
-                <w:rFonts w:ascii="Arial" w:cs="Arial" w:eastAsia="Arial" w:hAnsi="Arial"/>
-                <w:i/>
-                <w:iCs/>
-                <w:color w:val="595959"/>
-                <w:sz w:val="16"/>
-                <w:szCs w:val="16"/>
-              </w:rPr>
-              <w:t xml:space="preserve">Related topic: not an exact match for this lesson.</w:t>
-            </w:r>
-          </w:p>
-          <w:p>
-            <w:pPr>
-              <w:spacing w:after="10" w:before="0"/>
-              <w:ind w:left="120"/>
-            </w:pPr>
-            <w:r>
-              <w:rPr>
-                <w:rFonts w:ascii="Arial" w:cs="Arial" w:eastAsia="Arial" w:hAnsi="Arial"/>
-                <w:color w:val="595959"/>
-                <w:sz w:val="14"/>
-                <w:szCs w:val="14"/>
-              </w:rPr>
-              <w:t xml:space="preserve">Source: Khan Academy (English - US curriculum)</w:t>
-            </w:r>
-          </w:p>
-          <w:p>
-            <w:pPr>
-              <w:spacing w:after="10" w:before="0"/>
-              <w:ind w:left="120"/>
-            </w:pPr>
-            <w:hyperlink w:history="1" r:id="rIdk90gmgixiomnlxho6e8hk">
-              <w:r>
-                <w:rPr>
-                  <w:rFonts w:ascii="Arial" w:cs="Arial" w:eastAsia="Arial" w:hAnsi="Arial"/>
-                  <w:color w:val="595959"/>
-                  <w:sz w:val="14"/>
-                  <w:szCs w:val="14"/>
-                  <w:u w:val="single" w:color="595959"/>
-                </w:rPr>
-                <w:t xml:space="preserve">🔍 Search ARES for similar videos</w:t>
-              </w:r>
-            </w:hyperlink>
-          </w:p>
-          <w:p>
-            <w:pPr>
-              <w:spacing w:after="40" w:before="0"/>
-            </w:pPr>
-            <w:r>
-              <w:rPr>
-                <w:sz w:val="14"/>
-                <w:szCs w:val="14"/>
-              </w:rPr>
-              <w:t xml:space="preserve"/>
-            </w:r>
-          </w:p>
-          <w:p>
-            <w:pPr>
-              <w:spacing w:after="20" w:before="0"/>
-            </w:pPr>
-            <w:r>
-              <w:rPr>
-                <w:rFonts w:ascii="Arial" w:cs="Arial" w:eastAsia="Arial" w:hAnsi="Arial"/>
-                <w:b/>
-                <w:bCs/>
-                <w:color w:val="1F3864"/>
-                <w:sz w:val="16"/>
-                <w:szCs w:val="16"/>
-              </w:rPr>
-              <w:t xml:space="preserve">📖 HTML:</w:t>
-            </w:r>
-          </w:p>
-          <w:p>
-            <w:pPr>
-              <w:spacing w:after="20" w:before="0"/>
-            </w:pPr>
-            <w:hyperlink w:history="1" r:id="rIdkxdtfljz3tt2jc2umeal5">
-              <w:r>
-                <w:rPr>
-                  <w:rFonts w:ascii="Arial" w:cs="Arial" w:eastAsia="Arial" w:hAnsi="Arial"/>
-                  <w:color w:val="2E75B6"/>
-                  <w:sz w:val="16"/>
-                  <w:szCs w:val="16"/>
-                  <w:u w:val="single" w:color="2E75B6"/>
-                </w:rPr>
-                <w:t xml:space="preserve">Represent Real-World Data Using Bar Graphs, Frequency Tables and Histograms (Flexbook)</w:t>
-              </w:r>
-            </w:hyperlink>
-          </w:p>
-          <w:p>
-            <w:pPr>
-              <w:spacing w:after="20" w:before="0"/>
-            </w:pPr>
-            <w:r>
-              <w:rPr>
-                <w:rFonts w:ascii="Arial" w:cs="Arial" w:eastAsia="Arial" w:hAnsi="Arial"/>
-                <w:i/>
-                <w:iCs/>
-                <w:color w:val="595959"/>
-                <w:sz w:val="16"/>
-                <w:szCs w:val="16"/>
-              </w:rPr>
-              <w:t xml:space="preserve">Related topic: not an exact match for this lesson.</w:t>
-            </w:r>
-          </w:p>
-          <w:p>
-            <w:pPr>
-              <w:spacing w:after="10" w:before="0"/>
-              <w:ind w:left="120"/>
-            </w:pPr>
-            <w:r>
-              <w:rPr>
-                <w:rFonts w:ascii="Arial" w:cs="Arial" w:eastAsia="Arial" w:hAnsi="Arial"/>
-                <w:color w:val="595959"/>
-                <w:sz w:val="14"/>
-                <w:szCs w:val="14"/>
-              </w:rPr>
-              <w:t xml:space="preserve">Source: CK-12</w:t>
-            </w:r>
-          </w:p>
-          <w:p>
-            <w:pPr>
-              <w:spacing w:after="10" w:before="0"/>
-              <w:ind w:left="120"/>
-            </w:pPr>
-            <w:hyperlink w:history="1" r:id="rId2l90rfevmcqxdxsen4gih">
+            <w:hyperlink w:history="1" r:id="rIdzadcdpgyocrwhdx7kg_el">
               <w:r>
                 <w:rPr>
                   <w:rFonts w:ascii="Arial" w:cs="Arial" w:eastAsia="Arial" w:hAnsi="Arial"/>
@@ -20070,7 +20022,7 @@
         </w:rPr>
         <w:t xml:space="preserve">© 2026 SeaVuria and ARES. Aligned with KICD objectives. Developed by SeaVuria; technical implementation by ARES (with AI assistance from Claude). Licensed under </w:t>
       </w:r>
-      <w:hyperlink w:history="1" r:id="rIdptda5r1x0p5rzi48tkrx8">
+      <w:hyperlink w:history="1" r:id="rIdzfl4ziv4c_jxxqswaz0ti">
         <w:r>
           <w:rPr>
             <w:rFonts w:ascii="Arial" w:cs="Arial" w:eastAsia="Arial" w:hAnsi="Arial"/>
@@ -20091,7 +20043,7 @@
         </w:rPr>
         <w:t xml:space="preserve"> (</w:t>
       </w:r>
-      <w:hyperlink w:history="1" r:id="rId-ms1fkq7rfvhldwe2scnc">
+      <w:hyperlink w:history="1" r:id="rIdbzsazex3mtgql6r4b85yp">
         <w:r>
           <w:rPr>
             <w:rFonts w:ascii="Arial" w:cs="Arial" w:eastAsia="Arial" w:hAnsi="Arial"/>
@@ -21104,7 +21056,7 @@
             <w:pPr>
               <w:spacing w:after="20" w:before="0"/>
             </w:pPr>
-            <w:hyperlink w:history="1" r:id="rIdjzf3csod4dpdiox49hxgi">
+            <w:hyperlink w:history="1" r:id="rIdxb88kjobwufuzqs0xdx6f">
               <w:r>
                 <w:rPr>
                   <w:rFonts w:ascii="Arial" w:cs="Arial" w:eastAsia="Arial" w:hAnsi="Arial"/>
@@ -21137,7 +21089,7 @@
               <w:spacing w:after="10" w:before="0"/>
               <w:ind w:left="120"/>
             </w:pPr>
-            <w:hyperlink w:history="1" r:id="rIdp-p8pdgliytmrig1it5di">
+            <w:hyperlink w:history="1" r:id="rIdr6wmh2_t8jb_7wm_vc3qc">
               <w:r>
                 <w:rPr>
                   <w:rFonts w:ascii="Arial" w:cs="Arial" w:eastAsia="Arial" w:hAnsi="Arial"/>
@@ -21182,7 +21134,7 @@
             <w:pPr>
               <w:spacing w:after="20" w:before="0"/>
             </w:pPr>
-            <w:hyperlink w:history="1" r:id="rId7vnrwooiqpicuqb2glyf5">
+            <w:hyperlink w:history="1" r:id="rIdxmwqnipgsgxxyy_j7fnqd">
               <w:r>
                 <w:rPr>
                   <w:rFonts w:ascii="Arial" w:cs="Arial" w:eastAsia="Arial" w:hAnsi="Arial"/>
@@ -21215,7 +21167,7 @@
               <w:spacing w:after="10" w:before="0"/>
               <w:ind w:left="120"/>
             </w:pPr>
-            <w:hyperlink w:history="1" r:id="rIdv3d8vkdj3q6hsdy1xw734">
+            <w:hyperlink w:history="1" r:id="rIdeh03gmppjm9entcxm5srf">
               <w:r>
                 <w:rPr>
                   <w:rFonts w:ascii="Arial" w:cs="Arial" w:eastAsia="Arial" w:hAnsi="Arial"/>
@@ -21410,7 +21362,7 @@
             <w:pPr>
               <w:spacing w:after="20" w:before="0"/>
             </w:pPr>
-            <w:hyperlink w:history="1" r:id="rId_t9cif99cdxhxoe1h8dz-">
+            <w:hyperlink w:history="1" r:id="rIdrmtykkzf08fikczkpq8pc">
               <w:r>
                 <w:rPr>
                   <w:rFonts w:ascii="Arial" w:cs="Arial" w:eastAsia="Arial" w:hAnsi="Arial"/>
@@ -21443,7 +21395,7 @@
               <w:spacing w:after="10" w:before="0"/>
               <w:ind w:left="120"/>
             </w:pPr>
-            <w:hyperlink w:history="1" r:id="rIdqsq3oqvcbstfelzdpfhbu">
+            <w:hyperlink w:history="1" r:id="rId-_vwpm30ywifbdftntxap">
               <w:r>
                 <w:rPr>
                   <w:rFonts w:ascii="Arial" w:cs="Arial" w:eastAsia="Arial" w:hAnsi="Arial"/>
@@ -21488,7 +21440,7 @@
             <w:pPr>
               <w:spacing w:after="20" w:before="0"/>
             </w:pPr>
-            <w:hyperlink w:history="1" r:id="rIdc89ocil6qyny6br_127z1">
+            <w:hyperlink w:history="1" r:id="rId4kcuagz-lfe1puf6wakzd">
               <w:r>
                 <w:rPr>
                   <w:rFonts w:ascii="Arial" w:cs="Arial" w:eastAsia="Arial" w:hAnsi="Arial"/>
@@ -21521,7 +21473,7 @@
               <w:spacing w:after="10" w:before="0"/>
               <w:ind w:left="120"/>
             </w:pPr>
-            <w:hyperlink w:history="1" r:id="rId7efhhdborrp7b98myhvys">
+            <w:hyperlink w:history="1" r:id="rIdkwdlkcjdi5uk8m1wndbxz">
               <w:r>
                 <w:rPr>
                   <w:rFonts w:ascii="Arial" w:cs="Arial" w:eastAsia="Arial" w:hAnsi="Arial"/>
@@ -21716,7 +21668,7 @@
             <w:pPr>
               <w:spacing w:after="20" w:before="0"/>
             </w:pPr>
-            <w:hyperlink w:history="1" r:id="rIdyut9el_4ojcp9iilgjpnc">
+            <w:hyperlink w:history="1" r:id="rIdkkbaljgh_2q6vf3osbznt">
               <w:r>
                 <w:rPr>
                   <w:rFonts w:ascii="Arial" w:cs="Arial" w:eastAsia="Arial" w:hAnsi="Arial"/>
@@ -21749,7 +21701,7 @@
               <w:spacing w:after="10" w:before="0"/>
               <w:ind w:left="120"/>
             </w:pPr>
-            <w:hyperlink w:history="1" r:id="rIdiaiboh5srya_man04fnvq">
+            <w:hyperlink w:history="1" r:id="rId7ccmkoayddmuekrck_lg5">
               <w:r>
                 <w:rPr>
                   <w:rFonts w:ascii="Arial" w:cs="Arial" w:eastAsia="Arial" w:hAnsi="Arial"/>
@@ -21794,7 +21746,7 @@
             <w:pPr>
               <w:spacing w:after="20" w:before="0"/>
             </w:pPr>
-            <w:hyperlink w:history="1" r:id="rIdkbwodkqriuctop3mwchk8">
+            <w:hyperlink w:history="1" r:id="rIdwxxhb8jvrkiwgohm7itdw">
               <w:r>
                 <w:rPr>
                   <w:rFonts w:ascii="Arial" w:cs="Arial" w:eastAsia="Arial" w:hAnsi="Arial"/>
@@ -21827,7 +21779,7 @@
               <w:spacing w:after="10" w:before="0"/>
               <w:ind w:left="120"/>
             </w:pPr>
-            <w:hyperlink w:history="1" r:id="rIddcsuw1bphby5vgpa2rqp2">
+            <w:hyperlink w:history="1" r:id="rIdhm4vl_qx2nwk17bvc7gos">
               <w:r>
                 <w:rPr>
                   <w:rFonts w:ascii="Arial" w:cs="Arial" w:eastAsia="Arial" w:hAnsi="Arial"/>
@@ -22022,7 +21974,7 @@
             <w:pPr>
               <w:spacing w:after="20" w:before="0"/>
             </w:pPr>
-            <w:hyperlink w:history="1" r:id="rIdqwpqzqwo01vfb2fzj2qf9">
+            <w:hyperlink w:history="1" r:id="rIdxu3lfjkdlzrykqkipdx2i">
               <w:r>
                 <w:rPr>
                   <w:rFonts w:ascii="Arial" w:cs="Arial" w:eastAsia="Arial" w:hAnsi="Arial"/>
@@ -22055,7 +22007,7 @@
               <w:spacing w:after="10" w:before="0"/>
               <w:ind w:left="120"/>
             </w:pPr>
-            <w:hyperlink w:history="1" r:id="rIdmla2me5t-riwnosrhvl3f">
+            <w:hyperlink w:history="1" r:id="rIdgc9vojkvetplgvzmi_mbn">
               <w:r>
                 <w:rPr>
                   <w:rFonts w:ascii="Arial" w:cs="Arial" w:eastAsia="Arial" w:hAnsi="Arial"/>
@@ -22100,7 +22052,7 @@
             <w:pPr>
               <w:spacing w:after="20" w:before="0"/>
             </w:pPr>
-            <w:hyperlink w:history="1" r:id="rId_mytcytrlh4utzhngn-1y">
+            <w:hyperlink w:history="1" r:id="rIdq9jyf15oznvbycg7vgx6m">
               <w:r>
                 <w:rPr>
                   <w:rFonts w:ascii="Arial" w:cs="Arial" w:eastAsia="Arial" w:hAnsi="Arial"/>
@@ -22133,7 +22085,7 @@
               <w:spacing w:after="10" w:before="0"/>
               <w:ind w:left="120"/>
             </w:pPr>
-            <w:hyperlink w:history="1" r:id="rIdri9expttfgrixm3jteald">
+            <w:hyperlink w:history="1" r:id="rIds9-hupoazbfwvrjo79lbz">
               <w:r>
                 <w:rPr>
                   <w:rFonts w:ascii="Arial" w:cs="Arial" w:eastAsia="Arial" w:hAnsi="Arial"/>
@@ -22328,7 +22280,7 @@
             <w:pPr>
               <w:spacing w:after="20" w:before="0"/>
             </w:pPr>
-            <w:hyperlink w:history="1" r:id="rIdtmjfhmih7ykm_pmzm6k-i">
+            <w:hyperlink w:history="1" r:id="rId_yexlkdrlyfvlex3cb0me">
               <w:r>
                 <w:rPr>
                   <w:rFonts w:ascii="Arial" w:cs="Arial" w:eastAsia="Arial" w:hAnsi="Arial"/>
@@ -22361,7 +22313,7 @@
               <w:spacing w:after="10" w:before="0"/>
               <w:ind w:left="120"/>
             </w:pPr>
-            <w:hyperlink w:history="1" r:id="rIdy75oe-z5afthfjpmhklsf">
+            <w:hyperlink w:history="1" r:id="rIdiodadbxxlyv0ab0jkjeng">
               <w:r>
                 <w:rPr>
                   <w:rFonts w:ascii="Arial" w:cs="Arial" w:eastAsia="Arial" w:hAnsi="Arial"/>
@@ -22406,7 +22358,7 @@
             <w:pPr>
               <w:spacing w:after="20" w:before="0"/>
             </w:pPr>
-            <w:hyperlink w:history="1" r:id="rIdvqh--o8gi55wjeiqr2gr5">
+            <w:hyperlink w:history="1" r:id="rIda9dc4zq_inuk5dwiykmy2">
               <w:r>
                 <w:rPr>
                   <w:rFonts w:ascii="Arial" w:cs="Arial" w:eastAsia="Arial" w:hAnsi="Arial"/>
@@ -22439,7 +22391,7 @@
               <w:spacing w:after="10" w:before="0"/>
               <w:ind w:left="120"/>
             </w:pPr>
-            <w:hyperlink w:history="1" r:id="rId4-a9ho0qv3axg0wdrh_ly">
+            <w:hyperlink w:history="1" r:id="rId0bcrol7z9atng3f2u6ci_">
               <w:r>
                 <w:rPr>
                   <w:rFonts w:ascii="Arial" w:cs="Arial" w:eastAsia="Arial" w:hAnsi="Arial"/>
@@ -22951,7 +22903,7 @@
         </w:rPr>
         <w:t xml:space="preserve">© 2026 SeaVuria and ARES. Aligned with KICD objectives. Developed by SeaVuria; technical implementation by ARES (with AI assistance from Claude). Licensed under </w:t>
       </w:r>
-      <w:hyperlink w:history="1" r:id="rIdbmm75lvnzvhsmhow5zvr6">
+      <w:hyperlink w:history="1" r:id="rIdp-zo04viif7waruim9xsv">
         <w:r>
           <w:rPr>
             <w:rFonts w:ascii="Arial" w:cs="Arial" w:eastAsia="Arial" w:hAnsi="Arial"/>
@@ -22972,7 +22924,7 @@
         </w:rPr>
         <w:t xml:space="preserve"> (</w:t>
       </w:r>
-      <w:hyperlink w:history="1" r:id="rId3efpxilr2gmpwkhbkui0w">
+      <w:hyperlink w:history="1" r:id="rIdjoargzn5zhviaiinetgn_">
         <w:r>
           <w:rPr>
             <w:rFonts w:ascii="Arial" w:cs="Arial" w:eastAsia="Arial" w:hAnsi="Arial"/>
@@ -23985,7 +23937,7 @@
             <w:pPr>
               <w:spacing w:after="20" w:before="0"/>
             </w:pPr>
-            <w:hyperlink w:history="1" r:id="rIddbyuielzinnvvok2l8jgi">
+            <w:hyperlink w:history="1" r:id="rIddeqfjbpbwumwaf0ftdfju">
               <w:r>
                 <w:rPr>
                   <w:rFonts w:ascii="Arial" w:cs="Arial" w:eastAsia="Arial" w:hAnsi="Arial"/>
@@ -24018,7 +23970,7 @@
               <w:spacing w:after="10" w:before="0"/>
               <w:ind w:left="120"/>
             </w:pPr>
-            <w:hyperlink w:history="1" r:id="rIdcxikqkhoo6r9iv11ujwnu">
+            <w:hyperlink w:history="1" r:id="rIdbh8gqgi3y0fvxdgz6dkdx">
               <w:r>
                 <w:rPr>
                   <w:rFonts w:ascii="Arial" w:cs="Arial" w:eastAsia="Arial" w:hAnsi="Arial"/>
@@ -24063,7 +24015,7 @@
             <w:pPr>
               <w:spacing w:after="20" w:before="0"/>
             </w:pPr>
-            <w:hyperlink w:history="1" r:id="rIde-cjmdfrtgw0kd442htko">
+            <w:hyperlink w:history="1" r:id="rIdkhiwy5nhsgeaqlwchyqcx">
               <w:r>
                 <w:rPr>
                   <w:rFonts w:ascii="Arial" w:cs="Arial" w:eastAsia="Arial" w:hAnsi="Arial"/>
@@ -24096,7 +24048,7 @@
               <w:spacing w:after="10" w:before="0"/>
               <w:ind w:left="120"/>
             </w:pPr>
-            <w:hyperlink w:history="1" r:id="rIdwa_amw0vheeami0hkuhjc">
+            <w:hyperlink w:history="1" r:id="rIdb24hscima_jsdmjngvbga">
               <w:r>
                 <w:rPr>
                   <w:rFonts w:ascii="Arial" w:cs="Arial" w:eastAsia="Arial" w:hAnsi="Arial"/>
@@ -24291,7 +24243,7 @@
             <w:pPr>
               <w:spacing w:after="20" w:before="0"/>
             </w:pPr>
-            <w:hyperlink w:history="1" r:id="rIdj-s_57jrpstqlvcvhzho4">
+            <w:hyperlink w:history="1" r:id="rIdskbbdppcpzqkcpkhqrysu">
               <w:r>
                 <w:rPr>
                   <w:rFonts w:ascii="Arial" w:cs="Arial" w:eastAsia="Arial" w:hAnsi="Arial"/>
@@ -24324,7 +24276,7 @@
               <w:spacing w:after="10" w:before="0"/>
               <w:ind w:left="120"/>
             </w:pPr>
-            <w:hyperlink w:history="1" r:id="rId7fpvw38mg3sgdtby-3ni5">
+            <w:hyperlink w:history="1" r:id="rIdhoa7-7iubo2qfea4zax8z">
               <w:r>
                 <w:rPr>
                   <w:rFonts w:ascii="Arial" w:cs="Arial" w:eastAsia="Arial" w:hAnsi="Arial"/>
@@ -24369,7 +24321,7 @@
             <w:pPr>
               <w:spacing w:after="20" w:before="0"/>
             </w:pPr>
-            <w:hyperlink w:history="1" r:id="rIdnsaoyisgk63zwn-pagv6z">
+            <w:hyperlink w:history="1" r:id="rId0s-kiuynrmr7y44roid5m">
               <w:r>
                 <w:rPr>
                   <w:rFonts w:ascii="Arial" w:cs="Arial" w:eastAsia="Arial" w:hAnsi="Arial"/>
@@ -24402,7 +24354,7 @@
               <w:spacing w:after="10" w:before="0"/>
               <w:ind w:left="120"/>
             </w:pPr>
-            <w:hyperlink w:history="1" r:id="rIdgmz0wc6rxgzbnwqtwinnv">
+            <w:hyperlink w:history="1" r:id="rIdco4djdtsctu3js-_hwsmz">
               <w:r>
                 <w:rPr>
                   <w:rFonts w:ascii="Arial" w:cs="Arial" w:eastAsia="Arial" w:hAnsi="Arial"/>
@@ -24597,7 +24549,7 @@
             <w:pPr>
               <w:spacing w:after="20" w:before="0"/>
             </w:pPr>
-            <w:hyperlink w:history="1" r:id="rIdngeugzy0339rquu51zoqd">
+            <w:hyperlink w:history="1" r:id="rIdfuxkxkgcmr12gxckrwdqm">
               <w:r>
                 <w:rPr>
                   <w:rFonts w:ascii="Arial" w:cs="Arial" w:eastAsia="Arial" w:hAnsi="Arial"/>
@@ -24630,7 +24582,7 @@
               <w:spacing w:after="10" w:before="0"/>
               <w:ind w:left="120"/>
             </w:pPr>
-            <w:hyperlink w:history="1" r:id="rIddmzepoxzlmfw7ckgy6c11">
+            <w:hyperlink w:history="1" r:id="rIdk1cehkeyx6fg_h92uerax">
               <w:r>
                 <w:rPr>
                   <w:rFonts w:ascii="Arial" w:cs="Arial" w:eastAsia="Arial" w:hAnsi="Arial"/>
@@ -24675,7 +24627,7 @@
             <w:pPr>
               <w:spacing w:after="20" w:before="0"/>
             </w:pPr>
-            <w:hyperlink w:history="1" r:id="rIdlqyvhzuaew6urftbrcrxv">
+            <w:hyperlink w:history="1" r:id="rIdhfvpiqaft-ep9a3vdhzxv">
               <w:r>
                 <w:rPr>
                   <w:rFonts w:ascii="Arial" w:cs="Arial" w:eastAsia="Arial" w:hAnsi="Arial"/>
@@ -24708,7 +24660,7 @@
               <w:spacing w:after="10" w:before="0"/>
               <w:ind w:left="120"/>
             </w:pPr>
-            <w:hyperlink w:history="1" r:id="rIdy5grnhj0kqufb40wxuxqs">
+            <w:hyperlink w:history="1" r:id="rIdo9b94kdqjh2afh2yxkmz4">
               <w:r>
                 <w:rPr>
                   <w:rFonts w:ascii="Arial" w:cs="Arial" w:eastAsia="Arial" w:hAnsi="Arial"/>
@@ -24903,7 +24855,7 @@
             <w:pPr>
               <w:spacing w:after="20" w:before="0"/>
             </w:pPr>
-            <w:hyperlink w:history="1" r:id="rIdbxk0ciydowkkgpkszk8gs">
+            <w:hyperlink w:history="1" r:id="rId7eududjl-ee1bewsc6gm0">
               <w:r>
                 <w:rPr>
                   <w:rFonts w:ascii="Arial" w:cs="Arial" w:eastAsia="Arial" w:hAnsi="Arial"/>
@@ -24936,7 +24888,7 @@
               <w:spacing w:after="10" w:before="0"/>
               <w:ind w:left="120"/>
             </w:pPr>
-            <w:hyperlink w:history="1" r:id="rIdo4h9_exmuk0lidguwjtzv">
+            <w:hyperlink w:history="1" r:id="rIdhl-e7obos0z3lrhdafzg9">
               <w:r>
                 <w:rPr>
                   <w:rFonts w:ascii="Arial" w:cs="Arial" w:eastAsia="Arial" w:hAnsi="Arial"/>
@@ -24981,7 +24933,7 @@
             <w:pPr>
               <w:spacing w:after="20" w:before="0"/>
             </w:pPr>
-            <w:hyperlink w:history="1" r:id="rIdy8pfva5flj5sfhcw1t8b3">
+            <w:hyperlink w:history="1" r:id="rIdpkxurrqvzoysmly83g9tc">
               <w:r>
                 <w:rPr>
                   <w:rFonts w:ascii="Arial" w:cs="Arial" w:eastAsia="Arial" w:hAnsi="Arial"/>
@@ -25014,7 +24966,7 @@
               <w:spacing w:after="10" w:before="0"/>
               <w:ind w:left="120"/>
             </w:pPr>
-            <w:hyperlink w:history="1" r:id="rId2548w3b1qprib6iw7frrz">
+            <w:hyperlink w:history="1" r:id="rId56xu1fvdtd4pci4ugmzik">
               <w:r>
                 <w:rPr>
                   <w:rFonts w:ascii="Arial" w:cs="Arial" w:eastAsia="Arial" w:hAnsi="Arial"/>
@@ -25209,7 +25161,7 @@
             <w:pPr>
               <w:spacing w:after="20" w:before="0"/>
             </w:pPr>
-            <w:hyperlink w:history="1" r:id="rIdl64j10rdwmdlzxembel3w">
+            <w:hyperlink w:history="1" r:id="rId6j1wyj8kuk3aumxkywb73">
               <w:r>
                 <w:rPr>
                   <w:rFonts w:ascii="Arial" w:cs="Arial" w:eastAsia="Arial" w:hAnsi="Arial"/>
@@ -25242,7 +25194,7 @@
               <w:spacing w:after="10" w:before="0"/>
               <w:ind w:left="120"/>
             </w:pPr>
-            <w:hyperlink w:history="1" r:id="rIdafeyhrbzlodpikloyetny">
+            <w:hyperlink w:history="1" r:id="rIdcz9cudf3z3oh73t2idytj">
               <w:r>
                 <w:rPr>
                   <w:rFonts w:ascii="Arial" w:cs="Arial" w:eastAsia="Arial" w:hAnsi="Arial"/>
@@ -25287,7 +25239,7 @@
             <w:pPr>
               <w:spacing w:after="20" w:before="0"/>
             </w:pPr>
-            <w:hyperlink w:history="1" r:id="rIdfvi7rj66nuvs58pfz88r9">
+            <w:hyperlink w:history="1" r:id="rIdejgiz_m9zoog0w-u3rrg1">
               <w:r>
                 <w:rPr>
                   <w:rFonts w:ascii="Arial" w:cs="Arial" w:eastAsia="Arial" w:hAnsi="Arial"/>
@@ -25320,7 +25272,7 @@
               <w:spacing w:after="10" w:before="0"/>
               <w:ind w:left="120"/>
             </w:pPr>
-            <w:hyperlink w:history="1" r:id="rIdewivfais1c9hj3ccshzr1">
+            <w:hyperlink w:history="1" r:id="rIdpkgonysvn-nqmhzomd7dc">
               <w:r>
                 <w:rPr>
                   <w:rFonts w:ascii="Arial" w:cs="Arial" w:eastAsia="Arial" w:hAnsi="Arial"/>
@@ -25832,7 +25784,7 @@
         </w:rPr>
         <w:t xml:space="preserve">© 2026 SeaVuria and ARES. Aligned with KICD objectives. Developed by SeaVuria; technical implementation by ARES (with AI assistance from Claude). Licensed under </w:t>
       </w:r>
-      <w:hyperlink w:history="1" r:id="rIdhsy2jy6_pxgzvh-pe_4d6">
+      <w:hyperlink w:history="1" r:id="rIdeofo0x5fdte9otgacxmjt">
         <w:r>
           <w:rPr>
             <w:rFonts w:ascii="Arial" w:cs="Arial" w:eastAsia="Arial" w:hAnsi="Arial"/>
@@ -25853,7 +25805,7 @@
         </w:rPr>
         <w:t xml:space="preserve"> (</w:t>
       </w:r>
-      <w:hyperlink w:history="1" r:id="rId56olrdgrbi13uvz5o9tts">
+      <w:hyperlink w:history="1" r:id="rId-agfgwsq8zj0qvhxkbwhv">
         <w:r>
           <w:rPr>
             <w:rFonts w:ascii="Arial" w:cs="Arial" w:eastAsia="Arial" w:hAnsi="Arial"/>

--- a/data/outputs/v2/Core_Mathematics/SS3.1_Statistics_I/Core_Mathematics_Statistics_I_CBE_LessonSequence.docx
+++ b/data/outputs/v2/Core_Mathematics/SS3.1_Statistics_I/Core_Mathematics_Statistics_I_CBE_LessonSequence.docx
@@ -4,6 +4,7 @@
   <w:body>
     <w:p>
       <w:pPr>
+        <w:keepNext w:val="false"/>
         <w:spacing w:after="30" w:before="0"/>
         <w:jc w:val="center"/>
       </w:pPr>
@@ -23,6 +24,7 @@
     </w:p>
     <w:p>
       <w:pPr>
+        <w:keepNext w:val="false"/>
         <w:spacing w:after="60" w:before="0"/>
         <w:jc w:val="center"/>
       </w:pPr>
@@ -81,6 +83,7 @@
           </w:tcPr>
           <w:p>
             <w:pPr>
+              <w:keepNext w:val="false"/>
               <w:spacing w:after="40" w:before="0"/>
               <w:jc w:val="center"/>
             </w:pPr>
@@ -115,6 +118,7 @@
           </w:tcPr>
           <w:p>
             <w:pPr>
+              <w:keepNext w:val="false"/>
               <w:spacing w:after="40" w:before="0"/>
               <w:jc w:val="left"/>
             </w:pPr>
@@ -147,6 +151,7 @@
           </w:tcPr>
           <w:p>
             <w:pPr>
+              <w:keepNext w:val="false"/>
               <w:spacing w:after="40" w:before="0"/>
               <w:jc w:val="left"/>
             </w:pPr>
@@ -181,6 +186,7 @@
           </w:tcPr>
           <w:p>
             <w:pPr>
+              <w:keepNext w:val="false"/>
               <w:spacing w:after="40" w:before="0"/>
               <w:jc w:val="left"/>
             </w:pPr>
@@ -213,6 +219,7 @@
           </w:tcPr>
           <w:p>
             <w:pPr>
+              <w:keepNext w:val="false"/>
               <w:spacing w:after="40" w:before="0"/>
               <w:jc w:val="left"/>
             </w:pPr>
@@ -247,6 +254,7 @@
           </w:tcPr>
           <w:p>
             <w:pPr>
+              <w:keepNext w:val="false"/>
               <w:spacing w:after="40" w:before="0"/>
               <w:jc w:val="left"/>
             </w:pPr>
@@ -279,6 +287,7 @@
           </w:tcPr>
           <w:p>
             <w:pPr>
+              <w:keepNext w:val="false"/>
               <w:spacing w:after="40" w:before="0"/>
               <w:jc w:val="left"/>
             </w:pPr>
@@ -313,6 +322,7 @@
           </w:tcPr>
           <w:p>
             <w:pPr>
+              <w:keepNext w:val="false"/>
               <w:spacing w:after="40" w:before="0"/>
               <w:jc w:val="left"/>
             </w:pPr>
@@ -345,6 +355,7 @@
           </w:tcPr>
           <w:p>
             <w:pPr>
+              <w:keepNext w:val="false"/>
               <w:spacing w:after="40" w:before="0"/>
               <w:jc w:val="left"/>
             </w:pPr>
@@ -379,6 +390,7 @@
           </w:tcPr>
           <w:p>
             <w:pPr>
+              <w:keepNext w:val="false"/>
               <w:spacing w:after="40" w:before="0"/>
               <w:jc w:val="left"/>
             </w:pPr>
@@ -411,6 +423,7 @@
           </w:tcPr>
           <w:p>
             <w:pPr>
+              <w:keepNext w:val="false"/>
               <w:spacing w:after="40" w:before="0"/>
               <w:jc w:val="left"/>
             </w:pPr>
@@ -445,6 +458,7 @@
           </w:tcPr>
           <w:p>
             <w:pPr>
+              <w:keepNext w:val="false"/>
               <w:spacing w:after="40" w:before="0"/>
               <w:jc w:val="left"/>
             </w:pPr>
@@ -592,6 +606,7 @@
           </w:tcPr>
           <w:p>
             <w:pPr>
+              <w:keepNext w:val="false"/>
               <w:spacing w:after="40" w:before="0"/>
               <w:jc w:val="left"/>
             </w:pPr>
@@ -624,6 +639,7 @@
           </w:tcPr>
           <w:p>
             <w:pPr>
+              <w:keepNext w:val="false"/>
               <w:spacing w:after="40" w:before="0"/>
               <w:jc w:val="left"/>
             </w:pPr>
@@ -643,6 +659,7 @@
           </w:p>
           <w:p>
             <w:pPr>
+              <w:keepNext w:val="false"/>
               <w:spacing w:after="40" w:before="0"/>
               <w:jc w:val="left"/>
             </w:pPr>
@@ -662,6 +679,7 @@
           </w:p>
           <w:p>
             <w:pPr>
+              <w:keepNext w:val="false"/>
               <w:spacing w:after="40" w:before="0"/>
               <w:jc w:val="left"/>
             </w:pPr>
@@ -681,6 +699,7 @@
           </w:p>
           <w:p>
             <w:pPr>
+              <w:keepNext w:val="false"/>
               <w:spacing w:after="40" w:before="0"/>
               <w:jc w:val="left"/>
             </w:pPr>
@@ -700,6 +719,7 @@
           </w:p>
           <w:p>
             <w:pPr>
+              <w:keepNext w:val="false"/>
               <w:spacing w:after="40" w:before="0"/>
               <w:jc w:val="left"/>
             </w:pPr>
@@ -719,6 +739,7 @@
           </w:p>
           <w:p>
             <w:pPr>
+              <w:keepNext w:val="false"/>
               <w:spacing w:after="40" w:before="0"/>
               <w:jc w:val="left"/>
             </w:pPr>
@@ -738,6 +759,7 @@
           </w:p>
           <w:p>
             <w:pPr>
+              <w:keepNext w:val="false"/>
               <w:spacing w:after="40" w:before="0"/>
               <w:jc w:val="left"/>
             </w:pPr>
@@ -772,6 +794,7 @@
           </w:tcPr>
           <w:p>
             <w:pPr>
+              <w:keepNext w:val="false"/>
               <w:spacing w:after="40" w:before="0"/>
               <w:jc w:val="left"/>
             </w:pPr>
@@ -899,6 +922,7 @@
           </w:tcPr>
           <w:p>
             <w:pPr>
+              <w:keepNext w:val="false"/>
               <w:spacing w:after="40" w:before="0"/>
               <w:jc w:val="left"/>
             </w:pPr>
@@ -1006,6 +1030,7 @@
           </w:tcPr>
           <w:p>
             <w:pPr>
+              <w:keepNext w:val="false"/>
               <w:spacing w:after="40" w:before="0"/>
               <w:jc w:val="left"/>
             </w:pPr>
@@ -1213,6 +1238,7 @@
           </w:tcPr>
           <w:p>
             <w:pPr>
+              <w:keepNext w:val="false"/>
               <w:spacing w:after="40" w:before="0"/>
               <w:jc w:val="left"/>
             </w:pPr>
@@ -1320,6 +1346,7 @@
           </w:tcPr>
           <w:p>
             <w:pPr>
+              <w:keepNext w:val="false"/>
               <w:spacing w:after="40" w:before="0"/>
               <w:jc w:val="left"/>
             </w:pPr>
@@ -1467,6 +1494,7 @@
           </w:tcPr>
           <w:p>
             <w:pPr>
+              <w:keepNext w:val="false"/>
               <w:spacing w:after="40" w:before="0"/>
               <w:jc w:val="left"/>
             </w:pPr>
@@ -1499,6 +1527,7 @@
           </w:tcPr>
           <w:p>
             <w:pPr>
+              <w:keepNext w:val="false"/>
               <w:spacing w:after="40" w:before="0"/>
               <w:jc w:val="left"/>
             </w:pPr>
@@ -1533,6 +1562,7 @@
           </w:tcPr>
           <w:p>
             <w:pPr>
+              <w:keepNext w:val="false"/>
               <w:spacing w:after="40" w:before="0"/>
               <w:jc w:val="left"/>
             </w:pPr>
@@ -1565,6 +1595,7 @@
           </w:tcPr>
           <w:p>
             <w:pPr>
+              <w:keepNext w:val="false"/>
               <w:spacing w:after="40" w:before="0"/>
               <w:jc w:val="left"/>
             </w:pPr>
@@ -1584,6 +1615,7 @@
           </w:p>
           <w:p>
             <w:pPr>
+              <w:keepNext w:val="false"/>
               <w:spacing w:after="40" w:before="0"/>
               <w:jc w:val="left"/>
             </w:pPr>
@@ -1603,6 +1635,7 @@
           </w:p>
           <w:p>
             <w:pPr>
+              <w:keepNext w:val="false"/>
               <w:spacing w:after="40" w:before="0"/>
               <w:jc w:val="left"/>
             </w:pPr>
@@ -1622,6 +1655,7 @@
           </w:p>
           <w:p>
             <w:pPr>
+              <w:keepNext w:val="false"/>
               <w:spacing w:after="40" w:before="0"/>
               <w:jc w:val="left"/>
             </w:pPr>
@@ -1641,6 +1675,7 @@
           </w:p>
           <w:p>
             <w:pPr>
+              <w:keepNext w:val="false"/>
               <w:spacing w:after="40" w:before="0"/>
               <w:jc w:val="left"/>
             </w:pPr>
@@ -1660,6 +1695,7 @@
           </w:p>
           <w:p>
             <w:pPr>
+              <w:keepNext w:val="false"/>
               <w:spacing w:after="40" w:before="0"/>
               <w:jc w:val="left"/>
             </w:pPr>
@@ -1694,6 +1730,7 @@
           </w:tcPr>
           <w:p>
             <w:pPr>
+              <w:keepNext w:val="false"/>
               <w:spacing w:after="40" w:before="0"/>
               <w:jc w:val="left"/>
             </w:pPr>
@@ -1726,6 +1763,7 @@
           </w:tcPr>
           <w:p>
             <w:pPr>
+              <w:keepNext w:val="false"/>
               <w:spacing w:after="40" w:before="0"/>
               <w:jc w:val="left"/>
             </w:pPr>
@@ -1760,6 +1798,7 @@
           </w:tcPr>
           <w:p>
             <w:pPr>
+              <w:keepNext w:val="false"/>
               <w:spacing w:after="40" w:before="0"/>
               <w:jc w:val="left"/>
             </w:pPr>
@@ -1792,6 +1831,7 @@
           </w:tcPr>
           <w:p>
             <w:pPr>
+              <w:keepNext w:val="false"/>
               <w:spacing w:after="40" w:before="0"/>
               <w:jc w:val="left"/>
             </w:pPr>
@@ -1811,6 +1851,7 @@
           </w:p>
           <w:p>
             <w:pPr>
+              <w:keepNext w:val="false"/>
               <w:spacing w:after="40" w:before="0"/>
               <w:jc w:val="left"/>
             </w:pPr>
@@ -1830,6 +1871,7 @@
           </w:p>
           <w:p>
             <w:pPr>
+              <w:keepNext w:val="false"/>
               <w:spacing w:after="40" w:before="0"/>
               <w:jc w:val="left"/>
             </w:pPr>
@@ -1849,6 +1891,7 @@
           </w:p>
           <w:p>
             <w:pPr>
+              <w:keepNext w:val="false"/>
               <w:spacing w:after="40" w:before="0"/>
               <w:jc w:val="left"/>
             </w:pPr>
@@ -1868,6 +1911,7 @@
           </w:p>
           <w:p>
             <w:pPr>
+              <w:keepNext w:val="false"/>
               <w:spacing w:after="40" w:before="0"/>
               <w:jc w:val="left"/>
             </w:pPr>
@@ -1887,6 +1931,7 @@
           </w:p>
           <w:p>
             <w:pPr>
+              <w:keepNext w:val="false"/>
               <w:spacing w:after="40" w:before="0"/>
               <w:jc w:val="left"/>
             </w:pPr>
@@ -1906,6 +1951,7 @@
           </w:p>
           <w:p>
             <w:pPr>
+              <w:keepNext w:val="false"/>
               <w:spacing w:after="40" w:before="0"/>
               <w:jc w:val="left"/>
             </w:pPr>
@@ -1925,6 +1971,7 @@
           </w:p>
           <w:p>
             <w:pPr>
+              <w:keepNext w:val="false"/>
               <w:spacing w:after="40" w:before="0"/>
               <w:jc w:val="left"/>
             </w:pPr>
@@ -1959,6 +2006,7 @@
           </w:tcPr>
           <w:p>
             <w:pPr>
+              <w:keepNext w:val="false"/>
               <w:spacing w:after="40" w:before="0"/>
               <w:jc w:val="left"/>
             </w:pPr>
@@ -2190,7 +2238,7 @@
         </w:rPr>
         <w:t xml:space="preserve">© 2026 SeaVuria and ARES. This work is licensed under a </w:t>
       </w:r>
-      <w:hyperlink w:history="1" r:id="rIdsc4musa8sqtsexwb_zuno">
+      <w:hyperlink w:history="1" r:id="rIdcxow5b525cxamety7yd7u">
         <w:r>
           <w:rPr>
             <w:rFonts w:ascii="Arial" w:cs="Arial" w:eastAsia="Arial" w:hAnsi="Arial"/>
@@ -2210,7 +2258,7 @@
         </w:rPr>
         <w:t xml:space="preserve"> (</w:t>
       </w:r>
-      <w:hyperlink w:history="1" r:id="rIddz1fa_suiwbubqqsgwcej">
+      <w:hyperlink w:history="1" r:id="rIdwbzclwprtcuthzmx-a85h">
         <w:r>
           <w:rPr>
             <w:rFonts w:ascii="Arial" w:cs="Arial" w:eastAsia="Arial" w:hAnsi="Arial"/>
@@ -2230,7 +2278,7 @@
         </w:rPr>
         <w:t xml:space="preserve">). To view a copy of this license, visit </w:t>
       </w:r>
-      <w:hyperlink w:history="1" r:id="rIdjlbxwiyyjh5yf4ndfi5pg">
+      <w:hyperlink w:history="1" r:id="rIdbh-zidvjsggagd9breaia">
         <w:r>
           <w:rPr>
             <w:rFonts w:ascii="Arial" w:cs="Arial" w:eastAsia="Arial" w:hAnsi="Arial"/>
@@ -2289,6 +2337,7 @@
           </w:tcPr>
           <w:p>
             <w:pPr>
+              <w:keepNext w:val="false"/>
               <w:spacing w:after="40" w:before="0"/>
               <w:jc w:val="center"/>
             </w:pPr>
@@ -2324,6 +2373,7 @@
           </w:tcPr>
           <w:p>
             <w:pPr>
+              <w:keepNext w:val="false"/>
               <w:spacing w:after="40" w:before="0"/>
               <w:jc w:val="center"/>
             </w:pPr>
@@ -2358,6 +2408,7 @@
           </w:tcPr>
           <w:p>
             <w:pPr>
+              <w:keepNext w:val="false"/>
               <w:spacing w:after="40" w:before="0"/>
               <w:jc w:val="left"/>
             </w:pPr>
@@ -2390,6 +2441,7 @@
           </w:tcPr>
           <w:p>
             <w:pPr>
+              <w:keepNext w:val="false"/>
               <w:spacing w:after="40" w:before="0"/>
               <w:jc w:val="left"/>
             </w:pPr>
@@ -2424,6 +2476,7 @@
           </w:tcPr>
           <w:p>
             <w:pPr>
+              <w:keepNext w:val="false"/>
               <w:spacing w:after="40" w:before="0"/>
               <w:jc w:val="left"/>
             </w:pPr>
@@ -2456,6 +2509,7 @@
           </w:tcPr>
           <w:p>
             <w:pPr>
+              <w:keepNext w:val="false"/>
               <w:spacing w:after="40" w:before="0"/>
               <w:jc w:val="left"/>
             </w:pPr>
@@ -2490,6 +2544,7 @@
           </w:tcPr>
           <w:p>
             <w:pPr>
+              <w:keepNext w:val="false"/>
               <w:spacing w:after="40" w:before="0"/>
               <w:jc w:val="left"/>
             </w:pPr>
@@ -2522,6 +2577,7 @@
           </w:tcPr>
           <w:p>
             <w:pPr>
+              <w:keepNext w:val="false"/>
               <w:spacing w:after="40" w:before="0"/>
               <w:jc w:val="left"/>
             </w:pPr>
@@ -2556,6 +2612,7 @@
           </w:tcPr>
           <w:p>
             <w:pPr>
+              <w:keepNext w:val="false"/>
               <w:spacing w:after="40" w:before="0"/>
               <w:jc w:val="left"/>
             </w:pPr>
@@ -2588,6 +2645,7 @@
           </w:tcPr>
           <w:p>
             <w:pPr>
+              <w:keepNext w:val="false"/>
               <w:spacing w:after="40" w:before="0"/>
               <w:jc w:val="left"/>
             </w:pPr>
@@ -2622,6 +2680,7 @@
           </w:tcPr>
           <w:p>
             <w:pPr>
+              <w:keepNext w:val="false"/>
               <w:spacing w:after="40" w:before="0"/>
               <w:jc w:val="left"/>
             </w:pPr>
@@ -2654,6 +2713,7 @@
           </w:tcPr>
           <w:p>
             <w:pPr>
+              <w:keepNext w:val="false"/>
               <w:spacing w:after="40" w:before="0"/>
               <w:jc w:val="left"/>
             </w:pPr>
@@ -2688,6 +2748,7 @@
           </w:tcPr>
           <w:p>
             <w:pPr>
+              <w:keepNext w:val="false"/>
               <w:spacing w:after="40" w:before="0"/>
               <w:jc w:val="left"/>
             </w:pPr>
@@ -2720,6 +2781,7 @@
           </w:tcPr>
           <w:p>
             <w:pPr>
+              <w:keepNext w:val="false"/>
               <w:spacing w:after="40" w:before="0"/>
               <w:jc w:val="left"/>
             </w:pPr>
@@ -2754,6 +2816,7 @@
           </w:tcPr>
           <w:p>
             <w:pPr>
+              <w:keepNext w:val="false"/>
               <w:spacing w:after="40" w:before="0"/>
               <w:jc w:val="left"/>
             </w:pPr>
@@ -2786,6 +2849,7 @@
           </w:tcPr>
           <w:p>
             <w:pPr>
+              <w:keepNext w:val="false"/>
               <w:spacing w:after="40" w:before="0"/>
               <w:jc w:val="left"/>
             </w:pPr>
@@ -2820,6 +2884,7 @@
           </w:tcPr>
           <w:p>
             <w:pPr>
+              <w:keepNext w:val="false"/>
               <w:spacing w:after="40" w:before="0"/>
               <w:jc w:val="left"/>
             </w:pPr>
@@ -2852,6 +2917,7 @@
           </w:tcPr>
           <w:p>
             <w:pPr>
+              <w:keepNext w:val="false"/>
               <w:spacing w:after="40" w:before="0"/>
               <w:jc w:val="left"/>
             </w:pPr>
@@ -2911,6 +2977,7 @@
           </w:tcPr>
           <w:p>
             <w:pPr>
+              <w:keepNext w:val="false"/>
               <w:spacing w:after="40" w:before="0"/>
               <w:jc w:val="center"/>
             </w:pPr>
@@ -2945,6 +3012,7 @@
           </w:tcPr>
           <w:p>
             <w:pPr>
+              <w:keepNext w:val="false"/>
               <w:spacing w:after="40" w:before="0"/>
               <w:jc w:val="left"/>
             </w:pPr>
@@ -3009,6 +3077,7 @@
           </w:tcPr>
           <w:p>
             <w:pPr>
+              <w:keepNext w:val="false"/>
               <w:spacing w:after="40" w:before="0"/>
               <w:jc w:val="center"/>
             </w:pPr>
@@ -3043,6 +3112,7 @@
           </w:tcPr>
           <w:p>
             <w:pPr>
+              <w:keepNext w:val="false"/>
               <w:spacing w:after="40" w:before="0"/>
               <w:jc w:val="left"/>
             </w:pPr>
@@ -3075,6 +3145,7 @@
           </w:tcPr>
           <w:p>
             <w:pPr>
+              <w:keepNext w:val="false"/>
               <w:spacing w:after="40" w:before="0"/>
               <w:jc w:val="left"/>
             </w:pPr>
@@ -3107,6 +3178,7 @@
           </w:tcPr>
           <w:p>
             <w:pPr>
+              <w:keepNext w:val="false"/>
               <w:spacing w:after="40" w:before="0"/>
               <w:jc w:val="left"/>
             </w:pPr>
@@ -3139,6 +3211,7 @@
           </w:tcPr>
           <w:p>
             <w:pPr>
+              <w:keepNext w:val="false"/>
               <w:spacing w:after="40" w:before="0"/>
               <w:jc w:val="left"/>
             </w:pPr>
@@ -3171,6 +3244,7 @@
           </w:tcPr>
           <w:p>
             <w:pPr>
+              <w:keepNext w:val="false"/>
               <w:spacing w:after="40" w:before="0"/>
               <w:jc w:val="left"/>
             </w:pPr>
@@ -3205,6 +3279,7 @@
           </w:tcPr>
           <w:p>
             <w:pPr>
+              <w:keepNext w:val="false"/>
               <w:spacing w:after="40" w:before="0"/>
               <w:jc w:val="left"/>
             </w:pPr>
@@ -3242,7 +3317,7 @@
             <w:pPr>
               <w:spacing w:after="20" w:before="0"/>
             </w:pPr>
-            <w:hyperlink w:history="1" r:id="rIdeecsbv4adzioxaxsdzzwd">
+            <w:hyperlink w:history="1" r:id="rId7qyjg8blyeaglu_ncisbr">
               <w:r>
                 <w:rPr>
                   <w:rFonts w:ascii="Arial" w:cs="Arial" w:eastAsia="Arial" w:hAnsi="Arial"/>
@@ -3275,7 +3350,7 @@
               <w:spacing w:after="10" w:before="0"/>
               <w:ind w:left="120"/>
             </w:pPr>
-            <w:hyperlink w:history="1" r:id="rIdzkyyyyfp5nolajpjjjx0c">
+            <w:hyperlink w:history="1" r:id="rIdr9oqxnibf7fi90xouobnt">
               <w:r>
                 <w:rPr>
                   <w:rFonts w:ascii="Arial" w:cs="Arial" w:eastAsia="Arial" w:hAnsi="Arial"/>
@@ -3320,7 +3395,7 @@
             <w:pPr>
               <w:spacing w:after="20" w:before="0"/>
             </w:pPr>
-            <w:hyperlink w:history="1" r:id="rIds0lhhceykb7t8dibvzx5o">
+            <w:hyperlink w:history="1" r:id="rIdanczgtzdcy-4ymfdwlnhy">
               <w:r>
                 <w:rPr>
                   <w:rFonts w:ascii="Arial" w:cs="Arial" w:eastAsia="Arial" w:hAnsi="Arial"/>
@@ -3353,7 +3428,7 @@
               <w:spacing w:after="10" w:before="0"/>
               <w:ind w:left="120"/>
             </w:pPr>
-            <w:hyperlink w:history="1" r:id="rIdacgs9dolcsft0mf91sze5">
+            <w:hyperlink w:history="1" r:id="rId007iubkdiagsw5_mdk8xx">
               <w:r>
                 <w:rPr>
                   <w:rFonts w:ascii="Arial" w:cs="Arial" w:eastAsia="Arial" w:hAnsi="Arial"/>
@@ -3381,6 +3456,7 @@
           </w:tcPr>
           <w:p>
             <w:pPr>
+              <w:keepNext w:val="false"/>
               <w:spacing w:after="40" w:before="0"/>
               <w:jc w:val="left"/>
             </w:pPr>
@@ -3413,6 +3489,7 @@
           </w:tcPr>
           <w:p>
             <w:pPr>
+              <w:keepNext w:val="false"/>
               <w:spacing w:after="40" w:before="0"/>
               <w:jc w:val="left"/>
             </w:pPr>
@@ -3445,6 +3522,7 @@
           </w:tcPr>
           <w:p>
             <w:pPr>
+              <w:keepNext w:val="false"/>
               <w:spacing w:after="40" w:before="0"/>
               <w:jc w:val="left"/>
             </w:pPr>
@@ -3477,6 +3555,7 @@
           </w:tcPr>
           <w:p>
             <w:pPr>
+              <w:keepNext w:val="false"/>
               <w:spacing w:after="40" w:before="0"/>
               <w:jc w:val="left"/>
             </w:pPr>
@@ -3511,6 +3590,7 @@
           </w:tcPr>
           <w:p>
             <w:pPr>
+              <w:keepNext w:val="false"/>
               <w:spacing w:after="40" w:before="0"/>
               <w:jc w:val="left"/>
             </w:pPr>
@@ -3548,7 +3628,7 @@
             <w:pPr>
               <w:spacing w:after="20" w:before="0"/>
             </w:pPr>
-            <w:hyperlink w:history="1" r:id="rIdaqrm8ohvwetz5s8y7svib">
+            <w:hyperlink w:history="1" r:id="rIdsbzdj-vbqntuvqrldpeyb">
               <w:r>
                 <w:rPr>
                   <w:rFonts w:ascii="Arial" w:cs="Arial" w:eastAsia="Arial" w:hAnsi="Arial"/>
@@ -3581,7 +3661,7 @@
               <w:spacing w:after="10" w:before="0"/>
               <w:ind w:left="120"/>
             </w:pPr>
-            <w:hyperlink w:history="1" r:id="rId5d5eug6tiqxpontahp5ny">
+            <w:hyperlink w:history="1" r:id="rIdfoeqvc9s6pkuu2jkjxcru">
               <w:r>
                 <w:rPr>
                   <w:rFonts w:ascii="Arial" w:cs="Arial" w:eastAsia="Arial" w:hAnsi="Arial"/>
@@ -3626,7 +3706,7 @@
             <w:pPr>
               <w:spacing w:after="20" w:before="0"/>
             </w:pPr>
-            <w:hyperlink w:history="1" r:id="rIdlrpnxc3xc6sux774rda8g">
+            <w:hyperlink w:history="1" r:id="rIda-8x5cbd0up6qrjudy0bo">
               <w:r>
                 <w:rPr>
                   <w:rFonts w:ascii="Arial" w:cs="Arial" w:eastAsia="Arial" w:hAnsi="Arial"/>
@@ -3659,7 +3739,7 @@
               <w:spacing w:after="10" w:before="0"/>
               <w:ind w:left="120"/>
             </w:pPr>
-            <w:hyperlink w:history="1" r:id="rId1wp__gw3u8cryap7tgbsj">
+            <w:hyperlink w:history="1" r:id="rIdglf7xsjtagpytq8if6qcv">
               <w:r>
                 <w:rPr>
                   <w:rFonts w:ascii="Arial" w:cs="Arial" w:eastAsia="Arial" w:hAnsi="Arial"/>
@@ -3687,6 +3767,7 @@
           </w:tcPr>
           <w:p>
             <w:pPr>
+              <w:keepNext w:val="false"/>
               <w:spacing w:after="40" w:before="0"/>
               <w:jc w:val="left"/>
             </w:pPr>
@@ -3719,6 +3800,7 @@
           </w:tcPr>
           <w:p>
             <w:pPr>
+              <w:keepNext w:val="false"/>
               <w:spacing w:after="40" w:before="0"/>
               <w:jc w:val="left"/>
             </w:pPr>
@@ -3751,6 +3833,7 @@
           </w:tcPr>
           <w:p>
             <w:pPr>
+              <w:keepNext w:val="false"/>
               <w:spacing w:after="40" w:before="0"/>
               <w:jc w:val="left"/>
             </w:pPr>
@@ -3783,6 +3866,7 @@
           </w:tcPr>
           <w:p>
             <w:pPr>
+              <w:keepNext w:val="false"/>
               <w:spacing w:after="40" w:before="0"/>
               <w:jc w:val="left"/>
             </w:pPr>
@@ -3817,6 +3901,7 @@
           </w:tcPr>
           <w:p>
             <w:pPr>
+              <w:keepNext w:val="false"/>
               <w:spacing w:after="40" w:before="0"/>
               <w:jc w:val="left"/>
             </w:pPr>
@@ -3854,7 +3939,7 @@
             <w:pPr>
               <w:spacing w:after="20" w:before="0"/>
             </w:pPr>
-            <w:hyperlink w:history="1" r:id="rIdlnc4zp2un0lvxqgutpic6">
+            <w:hyperlink w:history="1" r:id="rIdlor9go1evfmxeriefwwz-">
               <w:r>
                 <w:rPr>
                   <w:rFonts w:ascii="Arial" w:cs="Arial" w:eastAsia="Arial" w:hAnsi="Arial"/>
@@ -3903,7 +3988,7 @@
               <w:spacing w:after="10" w:before="0"/>
               <w:ind w:left="120"/>
             </w:pPr>
-            <w:hyperlink w:history="1" r:id="rIdz5ntrmu6wwqfzsleh26q2">
+            <w:hyperlink w:history="1" r:id="rIdbgmhswjmd2gup8fbzxgh7">
               <w:r>
                 <w:rPr>
                   <w:rFonts w:ascii="Arial" w:cs="Arial" w:eastAsia="Arial" w:hAnsi="Arial"/>
@@ -3948,7 +4033,7 @@
             <w:pPr>
               <w:spacing w:after="20" w:before="0"/>
             </w:pPr>
-            <w:hyperlink w:history="1" r:id="rIdiohoaq9y-la9rwp4h_ngw">
+            <w:hyperlink w:history="1" r:id="rIdrzs7fyvterugjgzd1jf_g">
               <w:r>
                 <w:rPr>
                   <w:rFonts w:ascii="Arial" w:cs="Arial" w:eastAsia="Arial" w:hAnsi="Arial"/>
@@ -3997,7 +4082,7 @@
               <w:spacing w:after="10" w:before="0"/>
               <w:ind w:left="120"/>
             </w:pPr>
-            <w:hyperlink w:history="1" r:id="rIdz52emndghkgch0x6wjagf">
+            <w:hyperlink w:history="1" r:id="rId6wrt8n0-kfwwvdrdostos">
               <w:r>
                 <w:rPr>
                   <w:rFonts w:ascii="Arial" w:cs="Arial" w:eastAsia="Arial" w:hAnsi="Arial"/>
@@ -4025,6 +4110,7 @@
           </w:tcPr>
           <w:p>
             <w:pPr>
+              <w:keepNext w:val="false"/>
               <w:spacing w:after="40" w:before="0"/>
               <w:jc w:val="left"/>
             </w:pPr>
@@ -4057,6 +4143,7 @@
           </w:tcPr>
           <w:p>
             <w:pPr>
+              <w:keepNext w:val="false"/>
               <w:spacing w:after="40" w:before="0"/>
               <w:jc w:val="left"/>
             </w:pPr>
@@ -4089,6 +4176,7 @@
           </w:tcPr>
           <w:p>
             <w:pPr>
+              <w:keepNext w:val="false"/>
               <w:spacing w:after="40" w:before="0"/>
               <w:jc w:val="left"/>
             </w:pPr>
@@ -4121,6 +4209,7 @@
           </w:tcPr>
           <w:p>
             <w:pPr>
+              <w:keepNext w:val="false"/>
               <w:spacing w:after="40" w:before="0"/>
               <w:jc w:val="left"/>
             </w:pPr>
@@ -4155,6 +4244,7 @@
           </w:tcPr>
           <w:p>
             <w:pPr>
+              <w:keepNext w:val="false"/>
               <w:spacing w:after="40" w:before="0"/>
               <w:jc w:val="left"/>
             </w:pPr>
@@ -4192,7 +4282,7 @@
             <w:pPr>
               <w:spacing w:after="20" w:before="0"/>
             </w:pPr>
-            <w:hyperlink w:history="1" r:id="rIdylolw8muzpkp69d_ima1v">
+            <w:hyperlink w:history="1" r:id="rIdxcq3pdxxpph0wot4ero1c">
               <w:r>
                 <w:rPr>
                   <w:rFonts w:ascii="Arial" w:cs="Arial" w:eastAsia="Arial" w:hAnsi="Arial"/>
@@ -4241,7 +4331,7 @@
               <w:spacing w:after="10" w:before="0"/>
               <w:ind w:left="120"/>
             </w:pPr>
-            <w:hyperlink w:history="1" r:id="rIdcrx-wyoky_zun-oycbkup">
+            <w:hyperlink w:history="1" r:id="rIdzspoeka6ud3sbyd9ud9pv">
               <w:r>
                 <w:rPr>
                   <w:rFonts w:ascii="Arial" w:cs="Arial" w:eastAsia="Arial" w:hAnsi="Arial"/>
@@ -4286,7 +4376,7 @@
             <w:pPr>
               <w:spacing w:after="20" w:before="0"/>
             </w:pPr>
-            <w:hyperlink w:history="1" r:id="rIdrvttdwmv01jtt2dhw_fu_">
+            <w:hyperlink w:history="1" r:id="rIdond620n1pmw4yxfy0rova">
               <w:r>
                 <w:rPr>
                   <w:rFonts w:ascii="Arial" w:cs="Arial" w:eastAsia="Arial" w:hAnsi="Arial"/>
@@ -4335,7 +4425,7 @@
               <w:spacing w:after="10" w:before="0"/>
               <w:ind w:left="120"/>
             </w:pPr>
-            <w:hyperlink w:history="1" r:id="rIduqp4btwulmrp6ybjeuzcs">
+            <w:hyperlink w:history="1" r:id="rId_w9fadjjamcy3ikkdl41c">
               <w:r>
                 <w:rPr>
                   <w:rFonts w:ascii="Arial" w:cs="Arial" w:eastAsia="Arial" w:hAnsi="Arial"/>
@@ -4363,6 +4453,7 @@
           </w:tcPr>
           <w:p>
             <w:pPr>
+              <w:keepNext w:val="false"/>
               <w:spacing w:after="40" w:before="0"/>
               <w:jc w:val="left"/>
             </w:pPr>
@@ -4395,6 +4486,7 @@
           </w:tcPr>
           <w:p>
             <w:pPr>
+              <w:keepNext w:val="false"/>
               <w:spacing w:after="40" w:before="0"/>
               <w:jc w:val="left"/>
             </w:pPr>
@@ -4427,6 +4519,7 @@
           </w:tcPr>
           <w:p>
             <w:pPr>
+              <w:keepNext w:val="false"/>
               <w:spacing w:after="40" w:before="0"/>
               <w:jc w:val="left"/>
             </w:pPr>
@@ -4459,6 +4552,7 @@
           </w:tcPr>
           <w:p>
             <w:pPr>
+              <w:keepNext w:val="false"/>
               <w:spacing w:after="40" w:before="0"/>
               <w:jc w:val="left"/>
             </w:pPr>
@@ -4493,6 +4587,7 @@
           </w:tcPr>
           <w:p>
             <w:pPr>
+              <w:keepNext w:val="false"/>
               <w:spacing w:after="40" w:before="0"/>
               <w:jc w:val="left"/>
             </w:pPr>
@@ -4530,7 +4625,7 @@
             <w:pPr>
               <w:spacing w:after="20" w:before="0"/>
             </w:pPr>
-            <w:hyperlink w:history="1" r:id="rIdfo7ahjsxf3h6bz45xtvzs">
+            <w:hyperlink w:history="1" r:id="rIdg4espt3k2fc_kkjz80zp2">
               <w:r>
                 <w:rPr>
                   <w:rFonts w:ascii="Arial" w:cs="Arial" w:eastAsia="Arial" w:hAnsi="Arial"/>
@@ -4579,7 +4674,7 @@
               <w:spacing w:after="10" w:before="0"/>
               <w:ind w:left="120"/>
             </w:pPr>
-            <w:hyperlink w:history="1" r:id="rIdhevg6q2rx3sbyutfypo1h">
+            <w:hyperlink w:history="1" r:id="rIdrzol69l9nsir7l4yxohxc">
               <w:r>
                 <w:rPr>
                   <w:rFonts w:ascii="Arial" w:cs="Arial" w:eastAsia="Arial" w:hAnsi="Arial"/>
@@ -4624,7 +4719,7 @@
             <w:pPr>
               <w:spacing w:after="20" w:before="0"/>
             </w:pPr>
-            <w:hyperlink w:history="1" r:id="rId7uwlpa0smyf-jifehexpo">
+            <w:hyperlink w:history="1" r:id="rIdsirr5mgbbths_p2pyxiui">
               <w:r>
                 <w:rPr>
                   <w:rFonts w:ascii="Arial" w:cs="Arial" w:eastAsia="Arial" w:hAnsi="Arial"/>
@@ -4673,7 +4768,7 @@
               <w:spacing w:after="10" w:before="0"/>
               <w:ind w:left="120"/>
             </w:pPr>
-            <w:hyperlink w:history="1" r:id="rId3ycggcwtjiwrjbbj0qbja">
+            <w:hyperlink w:history="1" r:id="rId4kkdruhjty7rufisvhrmr">
               <w:r>
                 <w:rPr>
                   <w:rFonts w:ascii="Arial" w:cs="Arial" w:eastAsia="Arial" w:hAnsi="Arial"/>
@@ -4701,6 +4796,7 @@
           </w:tcPr>
           <w:p>
             <w:pPr>
+              <w:keepNext w:val="false"/>
               <w:spacing w:after="40" w:before="0"/>
               <w:jc w:val="left"/>
             </w:pPr>
@@ -4733,6 +4829,7 @@
           </w:tcPr>
           <w:p>
             <w:pPr>
+              <w:keepNext w:val="false"/>
               <w:spacing w:after="40" w:before="0"/>
               <w:jc w:val="left"/>
             </w:pPr>
@@ -4765,6 +4862,7 @@
           </w:tcPr>
           <w:p>
             <w:pPr>
+              <w:keepNext w:val="false"/>
               <w:spacing w:after="40" w:before="0"/>
               <w:jc w:val="left"/>
             </w:pPr>
@@ -4797,6 +4895,7 @@
           </w:tcPr>
           <w:p>
             <w:pPr>
+              <w:keepNext w:val="false"/>
               <w:spacing w:after="40" w:before="0"/>
               <w:jc w:val="left"/>
             </w:pPr>
@@ -4856,6 +4955,7 @@
           </w:tcPr>
           <w:p>
             <w:pPr>
+              <w:keepNext w:val="false"/>
               <w:spacing w:after="40" w:before="0"/>
               <w:jc w:val="center"/>
             </w:pPr>
@@ -4890,6 +4990,7 @@
           </w:tcPr>
           <w:p>
             <w:pPr>
+              <w:keepNext w:val="false"/>
               <w:spacing w:after="40" w:before="0"/>
               <w:jc w:val="left"/>
             </w:pPr>
@@ -4951,6 +5052,7 @@
           </w:tcPr>
           <w:p>
             <w:pPr>
+              <w:keepNext w:val="false"/>
               <w:spacing w:after="40" w:before="0"/>
               <w:jc w:val="center"/>
             </w:pPr>
@@ -4985,6 +5087,7 @@
           </w:tcPr>
           <w:p>
             <w:pPr>
+              <w:keepNext w:val="false"/>
               <w:spacing w:after="40" w:before="0"/>
               <w:jc w:val="left"/>
             </w:pPr>
@@ -5017,6 +5120,7 @@
           </w:tcPr>
           <w:p>
             <w:pPr>
+              <w:keepNext w:val="false"/>
               <w:spacing w:after="40" w:before="0"/>
               <w:jc w:val="left"/>
             </w:pPr>
@@ -5051,6 +5155,7 @@
           </w:tcPr>
           <w:p>
             <w:pPr>
+              <w:keepNext w:val="false"/>
               <w:spacing w:after="40" w:before="0"/>
               <w:jc w:val="left"/>
             </w:pPr>
@@ -5083,6 +5188,7 @@
           </w:tcPr>
           <w:p>
             <w:pPr>
+              <w:keepNext w:val="false"/>
               <w:spacing w:after="40" w:before="0"/>
               <w:jc w:val="left"/>
             </w:pPr>
@@ -5117,6 +5223,7 @@
           </w:tcPr>
           <w:p>
             <w:pPr>
+              <w:keepNext w:val="false"/>
               <w:spacing w:after="40" w:before="0"/>
               <w:jc w:val="left"/>
             </w:pPr>
@@ -5149,6 +5256,7 @@
           </w:tcPr>
           <w:p>
             <w:pPr>
+              <w:keepNext w:val="false"/>
               <w:spacing w:after="40" w:before="0"/>
               <w:jc w:val="left"/>
             </w:pPr>
@@ -5185,7 +5293,7 @@
         </w:rPr>
         <w:t xml:space="preserve">© 2026 SeaVuria and ARES. Aligned with KICD objectives. Developed by SeaVuria; technical implementation by ARES (with AI assistance from Claude). Licensed under </w:t>
       </w:r>
-      <w:hyperlink w:history="1" r:id="rIdt4_20yiy1nykqxj0elgbp">
+      <w:hyperlink w:history="1" r:id="rIdcdxr1q62kmcixsctejxnp">
         <w:r>
           <w:rPr>
             <w:rFonts w:ascii="Arial" w:cs="Arial" w:eastAsia="Arial" w:hAnsi="Arial"/>
@@ -5206,7 +5314,7 @@
         </w:rPr>
         <w:t xml:space="preserve"> (</w:t>
       </w:r>
-      <w:hyperlink w:history="1" r:id="rId6nx2ijxre86nt4hpirpaq">
+      <w:hyperlink w:history="1" r:id="rIdpkxqakbomjrukhd1pdrwr">
         <w:r>
           <w:rPr>
             <w:rFonts w:ascii="Arial" w:cs="Arial" w:eastAsia="Arial" w:hAnsi="Arial"/>
@@ -5266,6 +5374,7 @@
           </w:tcPr>
           <w:p>
             <w:pPr>
+              <w:keepNext w:val="false"/>
               <w:spacing w:after="40" w:before="0"/>
               <w:jc w:val="center"/>
             </w:pPr>
@@ -5301,6 +5410,7 @@
           </w:tcPr>
           <w:p>
             <w:pPr>
+              <w:keepNext w:val="false"/>
               <w:spacing w:after="40" w:before="0"/>
               <w:jc w:val="center"/>
             </w:pPr>
@@ -5335,6 +5445,7 @@
           </w:tcPr>
           <w:p>
             <w:pPr>
+              <w:keepNext w:val="false"/>
               <w:spacing w:after="40" w:before="0"/>
               <w:jc w:val="left"/>
             </w:pPr>
@@ -5367,6 +5478,7 @@
           </w:tcPr>
           <w:p>
             <w:pPr>
+              <w:keepNext w:val="false"/>
               <w:spacing w:after="40" w:before="0"/>
               <w:jc w:val="left"/>
             </w:pPr>
@@ -5401,6 +5513,7 @@
           </w:tcPr>
           <w:p>
             <w:pPr>
+              <w:keepNext w:val="false"/>
               <w:spacing w:after="40" w:before="0"/>
               <w:jc w:val="left"/>
             </w:pPr>
@@ -5433,6 +5546,7 @@
           </w:tcPr>
           <w:p>
             <w:pPr>
+              <w:keepNext w:val="false"/>
               <w:spacing w:after="40" w:before="0"/>
               <w:jc w:val="left"/>
             </w:pPr>
@@ -5467,6 +5581,7 @@
           </w:tcPr>
           <w:p>
             <w:pPr>
+              <w:keepNext w:val="false"/>
               <w:spacing w:after="40" w:before="0"/>
               <w:jc w:val="left"/>
             </w:pPr>
@@ -5499,6 +5614,7 @@
           </w:tcPr>
           <w:p>
             <w:pPr>
+              <w:keepNext w:val="false"/>
               <w:spacing w:after="40" w:before="0"/>
               <w:jc w:val="left"/>
             </w:pPr>
@@ -5533,6 +5649,7 @@
           </w:tcPr>
           <w:p>
             <w:pPr>
+              <w:keepNext w:val="false"/>
               <w:spacing w:after="40" w:before="0"/>
               <w:jc w:val="left"/>
             </w:pPr>
@@ -5565,6 +5682,7 @@
           </w:tcPr>
           <w:p>
             <w:pPr>
+              <w:keepNext w:val="false"/>
               <w:spacing w:after="40" w:before="0"/>
               <w:jc w:val="left"/>
             </w:pPr>
@@ -5599,6 +5717,7 @@
           </w:tcPr>
           <w:p>
             <w:pPr>
+              <w:keepNext w:val="false"/>
               <w:spacing w:after="40" w:before="0"/>
               <w:jc w:val="left"/>
             </w:pPr>
@@ -5631,6 +5750,7 @@
           </w:tcPr>
           <w:p>
             <w:pPr>
+              <w:keepNext w:val="false"/>
               <w:spacing w:after="40" w:before="0"/>
               <w:jc w:val="left"/>
             </w:pPr>
@@ -5665,6 +5785,7 @@
           </w:tcPr>
           <w:p>
             <w:pPr>
+              <w:keepNext w:val="false"/>
               <w:spacing w:after="40" w:before="0"/>
               <w:jc w:val="left"/>
             </w:pPr>
@@ -5697,6 +5818,7 @@
           </w:tcPr>
           <w:p>
             <w:pPr>
+              <w:keepNext w:val="false"/>
               <w:spacing w:after="40" w:before="0"/>
               <w:jc w:val="left"/>
             </w:pPr>
@@ -5731,6 +5853,7 @@
           </w:tcPr>
           <w:p>
             <w:pPr>
+              <w:keepNext w:val="false"/>
               <w:spacing w:after="40" w:before="0"/>
               <w:jc w:val="left"/>
             </w:pPr>
@@ -5763,6 +5886,7 @@
           </w:tcPr>
           <w:p>
             <w:pPr>
+              <w:keepNext w:val="false"/>
               <w:spacing w:after="40" w:before="0"/>
               <w:jc w:val="left"/>
             </w:pPr>
@@ -5797,6 +5921,7 @@
           </w:tcPr>
           <w:p>
             <w:pPr>
+              <w:keepNext w:val="false"/>
               <w:spacing w:after="40" w:before="0"/>
               <w:jc w:val="left"/>
             </w:pPr>
@@ -5829,6 +5954,7 @@
           </w:tcPr>
           <w:p>
             <w:pPr>
+              <w:keepNext w:val="false"/>
               <w:spacing w:after="40" w:before="0"/>
               <w:jc w:val="left"/>
             </w:pPr>
@@ -5888,6 +6014,7 @@
           </w:tcPr>
           <w:p>
             <w:pPr>
+              <w:keepNext w:val="false"/>
               <w:spacing w:after="40" w:before="0"/>
               <w:jc w:val="center"/>
             </w:pPr>
@@ -5922,6 +6049,7 @@
           </w:tcPr>
           <w:p>
             <w:pPr>
+              <w:keepNext w:val="false"/>
               <w:spacing w:after="40" w:before="0"/>
               <w:jc w:val="left"/>
             </w:pPr>
@@ -5986,6 +6114,7 @@
           </w:tcPr>
           <w:p>
             <w:pPr>
+              <w:keepNext w:val="false"/>
               <w:spacing w:after="40" w:before="0"/>
               <w:jc w:val="center"/>
             </w:pPr>
@@ -6020,6 +6149,7 @@
           </w:tcPr>
           <w:p>
             <w:pPr>
+              <w:keepNext w:val="false"/>
               <w:spacing w:after="40" w:before="0"/>
               <w:jc w:val="left"/>
             </w:pPr>
@@ -6052,6 +6182,7 @@
           </w:tcPr>
           <w:p>
             <w:pPr>
+              <w:keepNext w:val="false"/>
               <w:spacing w:after="40" w:before="0"/>
               <w:jc w:val="left"/>
             </w:pPr>
@@ -6084,6 +6215,7 @@
           </w:tcPr>
           <w:p>
             <w:pPr>
+              <w:keepNext w:val="false"/>
               <w:spacing w:after="40" w:before="0"/>
               <w:jc w:val="left"/>
             </w:pPr>
@@ -6116,6 +6248,7 @@
           </w:tcPr>
           <w:p>
             <w:pPr>
+              <w:keepNext w:val="false"/>
               <w:spacing w:after="40" w:before="0"/>
               <w:jc w:val="left"/>
             </w:pPr>
@@ -6148,6 +6281,7 @@
           </w:tcPr>
           <w:p>
             <w:pPr>
+              <w:keepNext w:val="false"/>
               <w:spacing w:after="40" w:before="0"/>
               <w:jc w:val="left"/>
             </w:pPr>
@@ -6182,6 +6316,7 @@
           </w:tcPr>
           <w:p>
             <w:pPr>
+              <w:keepNext w:val="false"/>
               <w:spacing w:after="40" w:before="0"/>
               <w:jc w:val="left"/>
             </w:pPr>
@@ -6219,7 +6354,7 @@
             <w:pPr>
               <w:spacing w:after="20" w:before="0"/>
             </w:pPr>
-            <w:hyperlink w:history="1" r:id="rIdpxyjgknzwi57knlb8o7jv">
+            <w:hyperlink w:history="1" r:id="rIdosyykfzpplnzyaimroiey">
               <w:r>
                 <w:rPr>
                   <w:rFonts w:ascii="Arial" w:cs="Arial" w:eastAsia="Arial" w:hAnsi="Arial"/>
@@ -6252,7 +6387,7 @@
               <w:spacing w:after="10" w:before="0"/>
               <w:ind w:left="120"/>
             </w:pPr>
-            <w:hyperlink w:history="1" r:id="rIdhglbuqkoh0jfavdn6txjy">
+            <w:hyperlink w:history="1" r:id="rId4amgw7ynjxkx6nfd3jvrq">
               <w:r>
                 <w:rPr>
                   <w:rFonts w:ascii="Arial" w:cs="Arial" w:eastAsia="Arial" w:hAnsi="Arial"/>
@@ -6297,7 +6432,7 @@
             <w:pPr>
               <w:spacing w:after="20" w:before="0"/>
             </w:pPr>
-            <w:hyperlink w:history="1" r:id="rId8zeal5qrlpee2bugpg4vs">
+            <w:hyperlink w:history="1" r:id="rIdzt8rejjzxbjwgelq7kgwl">
               <w:r>
                 <w:rPr>
                   <w:rFonts w:ascii="Arial" w:cs="Arial" w:eastAsia="Arial" w:hAnsi="Arial"/>
@@ -6330,7 +6465,7 @@
               <w:spacing w:after="10" w:before="0"/>
               <w:ind w:left="120"/>
             </w:pPr>
-            <w:hyperlink w:history="1" r:id="rId-wo_u18pvqkr0d3g1ozf1">
+            <w:hyperlink w:history="1" r:id="rIdmvqowlit4sjrqeemwfz6m">
               <w:r>
                 <w:rPr>
                   <w:rFonts w:ascii="Arial" w:cs="Arial" w:eastAsia="Arial" w:hAnsi="Arial"/>
@@ -6358,6 +6493,7 @@
           </w:tcPr>
           <w:p>
             <w:pPr>
+              <w:keepNext w:val="false"/>
               <w:spacing w:after="40" w:before="0"/>
               <w:jc w:val="left"/>
             </w:pPr>
@@ -6390,6 +6526,7 @@
           </w:tcPr>
           <w:p>
             <w:pPr>
+              <w:keepNext w:val="false"/>
               <w:spacing w:after="40" w:before="0"/>
               <w:jc w:val="left"/>
             </w:pPr>
@@ -6422,6 +6559,7 @@
           </w:tcPr>
           <w:p>
             <w:pPr>
+              <w:keepNext w:val="false"/>
               <w:spacing w:after="40" w:before="0"/>
               <w:jc w:val="left"/>
             </w:pPr>
@@ -6454,6 +6592,7 @@
           </w:tcPr>
           <w:p>
             <w:pPr>
+              <w:keepNext w:val="false"/>
               <w:spacing w:after="40" w:before="0"/>
               <w:jc w:val="left"/>
             </w:pPr>
@@ -6488,6 +6627,7 @@
           </w:tcPr>
           <w:p>
             <w:pPr>
+              <w:keepNext w:val="false"/>
               <w:spacing w:after="40" w:before="0"/>
               <w:jc w:val="left"/>
             </w:pPr>
@@ -6525,7 +6665,7 @@
             <w:pPr>
               <w:spacing w:after="20" w:before="0"/>
             </w:pPr>
-            <w:hyperlink w:history="1" r:id="rIdrydtc7ikyosubolawwrac">
+            <w:hyperlink w:history="1" r:id="rIdcsxx-mjtzbd7aedhbdvat">
               <w:r>
                 <w:rPr>
                   <w:rFonts w:ascii="Arial" w:cs="Arial" w:eastAsia="Arial" w:hAnsi="Arial"/>
@@ -6558,7 +6698,7 @@
               <w:spacing w:after="10" w:before="0"/>
               <w:ind w:left="120"/>
             </w:pPr>
-            <w:hyperlink w:history="1" r:id="rIdn_k2si_crngnqzrrcqzp6">
+            <w:hyperlink w:history="1" r:id="rIdousi3_co2ditfro11azwj">
               <w:r>
                 <w:rPr>
                   <w:rFonts w:ascii="Arial" w:cs="Arial" w:eastAsia="Arial" w:hAnsi="Arial"/>
@@ -6603,7 +6743,7 @@
             <w:pPr>
               <w:spacing w:after="20" w:before="0"/>
             </w:pPr>
-            <w:hyperlink w:history="1" r:id="rIdoidnrwujig-zhgznhc9kr">
+            <w:hyperlink w:history="1" r:id="rId_1qwdz2cuowtskbh8qc5v">
               <w:r>
                 <w:rPr>
                   <w:rFonts w:ascii="Arial" w:cs="Arial" w:eastAsia="Arial" w:hAnsi="Arial"/>
@@ -6636,7 +6776,7 @@
               <w:spacing w:after="10" w:before="0"/>
               <w:ind w:left="120"/>
             </w:pPr>
-            <w:hyperlink w:history="1" r:id="rIdtlt4qfw7jgbbywtck9gr8">
+            <w:hyperlink w:history="1" r:id="rId2_bt3jfpsm29lnuwma6iz">
               <w:r>
                 <w:rPr>
                   <w:rFonts w:ascii="Arial" w:cs="Arial" w:eastAsia="Arial" w:hAnsi="Arial"/>
@@ -6664,6 +6804,7 @@
           </w:tcPr>
           <w:p>
             <w:pPr>
+              <w:keepNext w:val="false"/>
               <w:spacing w:after="40" w:before="0"/>
               <w:jc w:val="left"/>
             </w:pPr>
@@ -6696,6 +6837,7 @@
           </w:tcPr>
           <w:p>
             <w:pPr>
+              <w:keepNext w:val="false"/>
               <w:spacing w:after="40" w:before="0"/>
               <w:jc w:val="left"/>
             </w:pPr>
@@ -6728,6 +6870,7 @@
           </w:tcPr>
           <w:p>
             <w:pPr>
+              <w:keepNext w:val="false"/>
               <w:spacing w:after="40" w:before="0"/>
               <w:jc w:val="left"/>
             </w:pPr>
@@ -6760,6 +6903,7 @@
           </w:tcPr>
           <w:p>
             <w:pPr>
+              <w:keepNext w:val="false"/>
               <w:spacing w:after="40" w:before="0"/>
               <w:jc w:val="left"/>
             </w:pPr>
@@ -6794,6 +6938,7 @@
           </w:tcPr>
           <w:p>
             <w:pPr>
+              <w:keepNext w:val="false"/>
               <w:spacing w:after="40" w:before="0"/>
               <w:jc w:val="left"/>
             </w:pPr>
@@ -6831,7 +6976,7 @@
             <w:pPr>
               <w:spacing w:after="20" w:before="0"/>
             </w:pPr>
-            <w:hyperlink w:history="1" r:id="rIdyxnsoyjnwh6-q0fbname9">
+            <w:hyperlink w:history="1" r:id="rIdzkmkoh6pnlstdjf9f8p7o">
               <w:r>
                 <w:rPr>
                   <w:rFonts w:ascii="Arial" w:cs="Arial" w:eastAsia="Arial" w:hAnsi="Arial"/>
@@ -6880,7 +7025,7 @@
               <w:spacing w:after="10" w:before="0"/>
               <w:ind w:left="120"/>
             </w:pPr>
-            <w:hyperlink w:history="1" r:id="rIdyia5cesbut0yoymdyc8uz">
+            <w:hyperlink w:history="1" r:id="rId7yqra6gvdzshh1bhnsjq0">
               <w:r>
                 <w:rPr>
                   <w:rFonts w:ascii="Arial" w:cs="Arial" w:eastAsia="Arial" w:hAnsi="Arial"/>
@@ -6925,7 +7070,7 @@
             <w:pPr>
               <w:spacing w:after="20" w:before="0"/>
             </w:pPr>
-            <w:hyperlink w:history="1" r:id="rIdvxu_d92lyq55nfazsohzs">
+            <w:hyperlink w:history="1" r:id="rIdp0mrgyo_pewgfe9ygstbq">
               <w:r>
                 <w:rPr>
                   <w:rFonts w:ascii="Arial" w:cs="Arial" w:eastAsia="Arial" w:hAnsi="Arial"/>
@@ -6958,7 +7103,7 @@
               <w:spacing w:after="10" w:before="0"/>
               <w:ind w:left="120"/>
             </w:pPr>
-            <w:hyperlink w:history="1" r:id="rId6eighe9mg_r0whzogmgum">
+            <w:hyperlink w:history="1" r:id="rIdewqoomvaxh8uoouhhkgkt">
               <w:r>
                 <w:rPr>
                   <w:rFonts w:ascii="Arial" w:cs="Arial" w:eastAsia="Arial" w:hAnsi="Arial"/>
@@ -6986,6 +7131,7 @@
           </w:tcPr>
           <w:p>
             <w:pPr>
+              <w:keepNext w:val="false"/>
               <w:spacing w:after="40" w:before="0"/>
               <w:jc w:val="left"/>
             </w:pPr>
@@ -7018,6 +7164,7 @@
           </w:tcPr>
           <w:p>
             <w:pPr>
+              <w:keepNext w:val="false"/>
               <w:spacing w:after="40" w:before="0"/>
               <w:jc w:val="left"/>
             </w:pPr>
@@ -7050,6 +7197,7 @@
           </w:tcPr>
           <w:p>
             <w:pPr>
+              <w:keepNext w:val="false"/>
               <w:spacing w:after="40" w:before="0"/>
               <w:jc w:val="left"/>
             </w:pPr>
@@ -7082,6 +7230,7 @@
           </w:tcPr>
           <w:p>
             <w:pPr>
+              <w:keepNext w:val="false"/>
               <w:spacing w:after="40" w:before="0"/>
               <w:jc w:val="left"/>
             </w:pPr>
@@ -7116,6 +7265,7 @@
           </w:tcPr>
           <w:p>
             <w:pPr>
+              <w:keepNext w:val="false"/>
               <w:spacing w:after="40" w:before="0"/>
               <w:jc w:val="left"/>
             </w:pPr>
@@ -7153,7 +7303,7 @@
             <w:pPr>
               <w:spacing w:after="20" w:before="0"/>
             </w:pPr>
-            <w:hyperlink w:history="1" r:id="rId4mbk5plrc-91quwvvxoq2">
+            <w:hyperlink w:history="1" r:id="rIdyzfu6tdtz1wupujkfknsg">
               <w:r>
                 <w:rPr>
                   <w:rFonts w:ascii="Arial" w:cs="Arial" w:eastAsia="Arial" w:hAnsi="Arial"/>
@@ -7202,7 +7352,7 @@
               <w:spacing w:after="10" w:before="0"/>
               <w:ind w:left="120"/>
             </w:pPr>
-            <w:hyperlink w:history="1" r:id="rIdcygjumnzc1lu8rriso0yu">
+            <w:hyperlink w:history="1" r:id="rIdwttqm9egygrvyspn2wpcw">
               <w:r>
                 <w:rPr>
                   <w:rFonts w:ascii="Arial" w:cs="Arial" w:eastAsia="Arial" w:hAnsi="Arial"/>
@@ -7247,7 +7397,7 @@
             <w:pPr>
               <w:spacing w:after="20" w:before="0"/>
             </w:pPr>
-            <w:hyperlink w:history="1" r:id="rIdp8penyz5nfxltwpl-gpqv">
+            <w:hyperlink w:history="1" r:id="rId0nq_7xjnoltuq-_xrkmip">
               <w:r>
                 <w:rPr>
                   <w:rFonts w:ascii="Arial" w:cs="Arial" w:eastAsia="Arial" w:hAnsi="Arial"/>
@@ -7280,7 +7430,7 @@
               <w:spacing w:after="10" w:before="0"/>
               <w:ind w:left="120"/>
             </w:pPr>
-            <w:hyperlink w:history="1" r:id="rIdg-6bqslaosx_fra866kr0">
+            <w:hyperlink w:history="1" r:id="rIdhx_zuuyljz8f3bxyfdgco">
               <w:r>
                 <w:rPr>
                   <w:rFonts w:ascii="Arial" w:cs="Arial" w:eastAsia="Arial" w:hAnsi="Arial"/>
@@ -7308,6 +7458,7 @@
           </w:tcPr>
           <w:p>
             <w:pPr>
+              <w:keepNext w:val="false"/>
               <w:spacing w:after="40" w:before="0"/>
               <w:jc w:val="left"/>
             </w:pPr>
@@ -7340,6 +7491,7 @@
           </w:tcPr>
           <w:p>
             <w:pPr>
+              <w:keepNext w:val="false"/>
               <w:spacing w:after="40" w:before="0"/>
               <w:jc w:val="left"/>
             </w:pPr>
@@ -7372,6 +7524,7 @@
           </w:tcPr>
           <w:p>
             <w:pPr>
+              <w:keepNext w:val="false"/>
               <w:spacing w:after="40" w:before="0"/>
               <w:jc w:val="left"/>
             </w:pPr>
@@ -7404,6 +7557,7 @@
           </w:tcPr>
           <w:p>
             <w:pPr>
+              <w:keepNext w:val="false"/>
               <w:spacing w:after="40" w:before="0"/>
               <w:jc w:val="left"/>
             </w:pPr>
@@ -7438,6 +7592,7 @@
           </w:tcPr>
           <w:p>
             <w:pPr>
+              <w:keepNext w:val="false"/>
               <w:spacing w:after="40" w:before="0"/>
               <w:jc w:val="left"/>
             </w:pPr>
@@ -7475,7 +7630,7 @@
             <w:pPr>
               <w:spacing w:after="20" w:before="0"/>
             </w:pPr>
-            <w:hyperlink w:history="1" r:id="rIdluqch376pwglaaxxgeynh">
+            <w:hyperlink w:history="1" r:id="rIdtvn6n6dqjtnog-6f2unya">
               <w:r>
                 <w:rPr>
                   <w:rFonts w:ascii="Arial" w:cs="Arial" w:eastAsia="Arial" w:hAnsi="Arial"/>
@@ -7524,7 +7679,7 @@
               <w:spacing w:after="10" w:before="0"/>
               <w:ind w:left="120"/>
             </w:pPr>
-            <w:hyperlink w:history="1" r:id="rIdgvb710nd_c3fv6kmaepjz">
+            <w:hyperlink w:history="1" r:id="rIdmhqo1htsrimjzdkoqs7bh">
               <w:r>
                 <w:rPr>
                   <w:rFonts w:ascii="Arial" w:cs="Arial" w:eastAsia="Arial" w:hAnsi="Arial"/>
@@ -7569,7 +7724,7 @@
             <w:pPr>
               <w:spacing w:after="20" w:before="0"/>
             </w:pPr>
-            <w:hyperlink w:history="1" r:id="rIdehnpucw82jbxmr2h7-xph">
+            <w:hyperlink w:history="1" r:id="rIdz1hnpujdexivriylpudyp">
               <w:r>
                 <w:rPr>
                   <w:rFonts w:ascii="Arial" w:cs="Arial" w:eastAsia="Arial" w:hAnsi="Arial"/>
@@ -7602,7 +7757,7 @@
               <w:spacing w:after="10" w:before="0"/>
               <w:ind w:left="120"/>
             </w:pPr>
-            <w:hyperlink w:history="1" r:id="rIdbmr5xngqogmlph6kj-hog">
+            <w:hyperlink w:history="1" r:id="rIddy0co1eylc_hccjsm-ipr">
               <w:r>
                 <w:rPr>
                   <w:rFonts w:ascii="Arial" w:cs="Arial" w:eastAsia="Arial" w:hAnsi="Arial"/>
@@ -7630,6 +7785,7 @@
           </w:tcPr>
           <w:p>
             <w:pPr>
+              <w:keepNext w:val="false"/>
               <w:spacing w:after="40" w:before="0"/>
               <w:jc w:val="left"/>
             </w:pPr>
@@ -7662,6 +7818,7 @@
           </w:tcPr>
           <w:p>
             <w:pPr>
+              <w:keepNext w:val="false"/>
               <w:spacing w:after="40" w:before="0"/>
               <w:jc w:val="left"/>
             </w:pPr>
@@ -7694,6 +7851,7 @@
           </w:tcPr>
           <w:p>
             <w:pPr>
+              <w:keepNext w:val="false"/>
               <w:spacing w:after="40" w:before="0"/>
               <w:jc w:val="left"/>
             </w:pPr>
@@ -7726,6 +7884,7 @@
           </w:tcPr>
           <w:p>
             <w:pPr>
+              <w:keepNext w:val="false"/>
               <w:spacing w:after="40" w:before="0"/>
               <w:jc w:val="left"/>
             </w:pPr>
@@ -7785,6 +7944,7 @@
           </w:tcPr>
           <w:p>
             <w:pPr>
+              <w:keepNext w:val="false"/>
               <w:spacing w:after="40" w:before="0"/>
               <w:jc w:val="center"/>
             </w:pPr>
@@ -7819,6 +7979,7 @@
           </w:tcPr>
           <w:p>
             <w:pPr>
+              <w:keepNext w:val="false"/>
               <w:spacing w:after="40" w:before="0"/>
               <w:jc w:val="left"/>
             </w:pPr>
@@ -7880,6 +8041,7 @@
           </w:tcPr>
           <w:p>
             <w:pPr>
+              <w:keepNext w:val="false"/>
               <w:spacing w:after="40" w:before="0"/>
               <w:jc w:val="center"/>
             </w:pPr>
@@ -7914,6 +8076,7 @@
           </w:tcPr>
           <w:p>
             <w:pPr>
+              <w:keepNext w:val="false"/>
               <w:spacing w:after="40" w:before="0"/>
               <w:jc w:val="left"/>
             </w:pPr>
@@ -7946,6 +8109,7 @@
           </w:tcPr>
           <w:p>
             <w:pPr>
+              <w:keepNext w:val="false"/>
               <w:spacing w:after="40" w:before="0"/>
               <w:jc w:val="left"/>
             </w:pPr>
@@ -7980,6 +8144,7 @@
           </w:tcPr>
           <w:p>
             <w:pPr>
+              <w:keepNext w:val="false"/>
               <w:spacing w:after="40" w:before="0"/>
               <w:jc w:val="left"/>
             </w:pPr>
@@ -8012,6 +8177,7 @@
           </w:tcPr>
           <w:p>
             <w:pPr>
+              <w:keepNext w:val="false"/>
               <w:spacing w:after="40" w:before="0"/>
               <w:jc w:val="left"/>
             </w:pPr>
@@ -8046,6 +8212,7 @@
           </w:tcPr>
           <w:p>
             <w:pPr>
+              <w:keepNext w:val="false"/>
               <w:spacing w:after="40" w:before="0"/>
               <w:jc w:val="left"/>
             </w:pPr>
@@ -8078,6 +8245,7 @@
           </w:tcPr>
           <w:p>
             <w:pPr>
+              <w:keepNext w:val="false"/>
               <w:spacing w:after="40" w:before="0"/>
               <w:jc w:val="left"/>
             </w:pPr>
@@ -8114,7 +8282,7 @@
         </w:rPr>
         <w:t xml:space="preserve">© 2026 SeaVuria and ARES. Aligned with KICD objectives. Developed by SeaVuria; technical implementation by ARES (with AI assistance from Claude). Licensed under </w:t>
       </w:r>
-      <w:hyperlink w:history="1" r:id="rIdvgevaap6pixycrjfv28u4">
+      <w:hyperlink w:history="1" r:id="rIdzblnm0l_eicxt6npsjerr">
         <w:r>
           <w:rPr>
             <w:rFonts w:ascii="Arial" w:cs="Arial" w:eastAsia="Arial" w:hAnsi="Arial"/>
@@ -8135,7 +8303,7 @@
         </w:rPr>
         <w:t xml:space="preserve"> (</w:t>
       </w:r>
-      <w:hyperlink w:history="1" r:id="rIdrwspdmnbd5tsjis75iztz">
+      <w:hyperlink w:history="1" r:id="rIdmdtftz-fx2wv70tcj3gw6">
         <w:r>
           <w:rPr>
             <w:rFonts w:ascii="Arial" w:cs="Arial" w:eastAsia="Arial" w:hAnsi="Arial"/>
@@ -8195,6 +8363,7 @@
           </w:tcPr>
           <w:p>
             <w:pPr>
+              <w:keepNext w:val="false"/>
               <w:spacing w:after="40" w:before="0"/>
               <w:jc w:val="center"/>
             </w:pPr>
@@ -8230,6 +8399,7 @@
           </w:tcPr>
           <w:p>
             <w:pPr>
+              <w:keepNext w:val="false"/>
               <w:spacing w:after="40" w:before="0"/>
               <w:jc w:val="center"/>
             </w:pPr>
@@ -8264,6 +8434,7 @@
           </w:tcPr>
           <w:p>
             <w:pPr>
+              <w:keepNext w:val="false"/>
               <w:spacing w:after="40" w:before="0"/>
               <w:jc w:val="left"/>
             </w:pPr>
@@ -8296,6 +8467,7 @@
           </w:tcPr>
           <w:p>
             <w:pPr>
+              <w:keepNext w:val="false"/>
               <w:spacing w:after="40" w:before="0"/>
               <w:jc w:val="left"/>
             </w:pPr>
@@ -8330,6 +8502,7 @@
           </w:tcPr>
           <w:p>
             <w:pPr>
+              <w:keepNext w:val="false"/>
               <w:spacing w:after="40" w:before="0"/>
               <w:jc w:val="left"/>
             </w:pPr>
@@ -8362,6 +8535,7 @@
           </w:tcPr>
           <w:p>
             <w:pPr>
+              <w:keepNext w:val="false"/>
               <w:spacing w:after="40" w:before="0"/>
               <w:jc w:val="left"/>
             </w:pPr>
@@ -8396,6 +8570,7 @@
           </w:tcPr>
           <w:p>
             <w:pPr>
+              <w:keepNext w:val="false"/>
               <w:spacing w:after="40" w:before="0"/>
               <w:jc w:val="left"/>
             </w:pPr>
@@ -8428,6 +8603,7 @@
           </w:tcPr>
           <w:p>
             <w:pPr>
+              <w:keepNext w:val="false"/>
               <w:spacing w:after="40" w:before="0"/>
               <w:jc w:val="left"/>
             </w:pPr>
@@ -8462,6 +8638,7 @@
           </w:tcPr>
           <w:p>
             <w:pPr>
+              <w:keepNext w:val="false"/>
               <w:spacing w:after="40" w:before="0"/>
               <w:jc w:val="left"/>
             </w:pPr>
@@ -8494,6 +8671,7 @@
           </w:tcPr>
           <w:p>
             <w:pPr>
+              <w:keepNext w:val="false"/>
               <w:spacing w:after="40" w:before="0"/>
               <w:jc w:val="left"/>
             </w:pPr>
@@ -8528,6 +8706,7 @@
           </w:tcPr>
           <w:p>
             <w:pPr>
+              <w:keepNext w:val="false"/>
               <w:spacing w:after="40" w:before="0"/>
               <w:jc w:val="left"/>
             </w:pPr>
@@ -8560,6 +8739,7 @@
           </w:tcPr>
           <w:p>
             <w:pPr>
+              <w:keepNext w:val="false"/>
               <w:spacing w:after="40" w:before="0"/>
               <w:jc w:val="left"/>
             </w:pPr>
@@ -8594,6 +8774,7 @@
           </w:tcPr>
           <w:p>
             <w:pPr>
+              <w:keepNext w:val="false"/>
               <w:spacing w:after="40" w:before="0"/>
               <w:jc w:val="left"/>
             </w:pPr>
@@ -8626,6 +8807,7 @@
           </w:tcPr>
           <w:p>
             <w:pPr>
+              <w:keepNext w:val="false"/>
               <w:spacing w:after="40" w:before="0"/>
               <w:jc w:val="left"/>
             </w:pPr>
@@ -8660,6 +8842,7 @@
           </w:tcPr>
           <w:p>
             <w:pPr>
+              <w:keepNext w:val="false"/>
               <w:spacing w:after="40" w:before="0"/>
               <w:jc w:val="left"/>
             </w:pPr>
@@ -8692,6 +8875,7 @@
           </w:tcPr>
           <w:p>
             <w:pPr>
+              <w:keepNext w:val="false"/>
               <w:spacing w:after="40" w:before="0"/>
               <w:jc w:val="left"/>
             </w:pPr>
@@ -8726,6 +8910,7 @@
           </w:tcPr>
           <w:p>
             <w:pPr>
+              <w:keepNext w:val="false"/>
               <w:spacing w:after="40" w:before="0"/>
               <w:jc w:val="left"/>
             </w:pPr>
@@ -8758,6 +8943,7 @@
           </w:tcPr>
           <w:p>
             <w:pPr>
+              <w:keepNext w:val="false"/>
               <w:spacing w:after="40" w:before="0"/>
               <w:jc w:val="left"/>
             </w:pPr>
@@ -8817,6 +9003,7 @@
           </w:tcPr>
           <w:p>
             <w:pPr>
+              <w:keepNext w:val="false"/>
               <w:spacing w:after="40" w:before="0"/>
               <w:jc w:val="center"/>
             </w:pPr>
@@ -8851,6 +9038,7 @@
           </w:tcPr>
           <w:p>
             <w:pPr>
+              <w:keepNext w:val="false"/>
               <w:spacing w:after="40" w:before="0"/>
               <w:jc w:val="left"/>
             </w:pPr>
@@ -8915,6 +9103,7 @@
           </w:tcPr>
           <w:p>
             <w:pPr>
+              <w:keepNext w:val="false"/>
               <w:spacing w:after="40" w:before="0"/>
               <w:jc w:val="center"/>
             </w:pPr>
@@ -8949,6 +9138,7 @@
           </w:tcPr>
           <w:p>
             <w:pPr>
+              <w:keepNext w:val="false"/>
               <w:spacing w:after="40" w:before="0"/>
               <w:jc w:val="left"/>
             </w:pPr>
@@ -8981,6 +9171,7 @@
           </w:tcPr>
           <w:p>
             <w:pPr>
+              <w:keepNext w:val="false"/>
               <w:spacing w:after="40" w:before="0"/>
               <w:jc w:val="left"/>
             </w:pPr>
@@ -9013,6 +9204,7 @@
           </w:tcPr>
           <w:p>
             <w:pPr>
+              <w:keepNext w:val="false"/>
               <w:spacing w:after="40" w:before="0"/>
               <w:jc w:val="left"/>
             </w:pPr>
@@ -9045,6 +9237,7 @@
           </w:tcPr>
           <w:p>
             <w:pPr>
+              <w:keepNext w:val="false"/>
               <w:spacing w:after="40" w:before="0"/>
               <w:jc w:val="left"/>
             </w:pPr>
@@ -9077,6 +9270,7 @@
           </w:tcPr>
           <w:p>
             <w:pPr>
+              <w:keepNext w:val="false"/>
               <w:spacing w:after="40" w:before="0"/>
               <w:jc w:val="left"/>
             </w:pPr>
@@ -9111,6 +9305,7 @@
           </w:tcPr>
           <w:p>
             <w:pPr>
+              <w:keepNext w:val="false"/>
               <w:spacing w:after="40" w:before="0"/>
               <w:jc w:val="left"/>
             </w:pPr>
@@ -9148,7 +9343,7 @@
             <w:pPr>
               <w:spacing w:after="20" w:before="0"/>
             </w:pPr>
-            <w:hyperlink w:history="1" r:id="rIdgdqpfbpvvmdzptmwccgu_">
+            <w:hyperlink w:history="1" r:id="rIdk-soq2mjjqtztoqucbgpt">
               <w:r>
                 <w:rPr>
                   <w:rFonts w:ascii="Arial" w:cs="Arial" w:eastAsia="Arial" w:hAnsi="Arial"/>
@@ -9181,7 +9376,7 @@
               <w:spacing w:after="10" w:before="0"/>
               <w:ind w:left="120"/>
             </w:pPr>
-            <w:hyperlink w:history="1" r:id="rIdd1osddxv0qlymxdtsqzqf">
+            <w:hyperlink w:history="1" r:id="rIdgfmidj3-bfapedexhd5gm">
               <w:r>
                 <w:rPr>
                   <w:rFonts w:ascii="Arial" w:cs="Arial" w:eastAsia="Arial" w:hAnsi="Arial"/>
@@ -9226,7 +9421,7 @@
             <w:pPr>
               <w:spacing w:after="20" w:before="0"/>
             </w:pPr>
-            <w:hyperlink w:history="1" r:id="rIdiye4pu4klmcvyxxd1gpzu">
+            <w:hyperlink w:history="1" r:id="rId2hnwonte0z34-2xyktv2y">
               <w:r>
                 <w:rPr>
                   <w:rFonts w:ascii="Arial" w:cs="Arial" w:eastAsia="Arial" w:hAnsi="Arial"/>
@@ -9259,7 +9454,7 @@
               <w:spacing w:after="10" w:before="0"/>
               <w:ind w:left="120"/>
             </w:pPr>
-            <w:hyperlink w:history="1" r:id="rIdgrpenfidu-0nchcvwoq_y">
+            <w:hyperlink w:history="1" r:id="rIdthikn0o1dtb6ktuap1n5l">
               <w:r>
                 <w:rPr>
                   <w:rFonts w:ascii="Arial" w:cs="Arial" w:eastAsia="Arial" w:hAnsi="Arial"/>
@@ -9287,6 +9482,7 @@
           </w:tcPr>
           <w:p>
             <w:pPr>
+              <w:keepNext w:val="false"/>
               <w:spacing w:after="40" w:before="0"/>
               <w:jc w:val="left"/>
             </w:pPr>
@@ -9319,6 +9515,7 @@
           </w:tcPr>
           <w:p>
             <w:pPr>
+              <w:keepNext w:val="false"/>
               <w:spacing w:after="40" w:before="0"/>
               <w:jc w:val="left"/>
             </w:pPr>
@@ -9351,6 +9548,7 @@
           </w:tcPr>
           <w:p>
             <w:pPr>
+              <w:keepNext w:val="false"/>
               <w:spacing w:after="40" w:before="0"/>
               <w:jc w:val="left"/>
             </w:pPr>
@@ -9383,6 +9581,7 @@
           </w:tcPr>
           <w:p>
             <w:pPr>
+              <w:keepNext w:val="false"/>
               <w:spacing w:after="40" w:before="0"/>
               <w:jc w:val="left"/>
             </w:pPr>
@@ -9417,6 +9616,7 @@
           </w:tcPr>
           <w:p>
             <w:pPr>
+              <w:keepNext w:val="false"/>
               <w:spacing w:after="40" w:before="0"/>
               <w:jc w:val="left"/>
             </w:pPr>
@@ -9454,7 +9654,7 @@
             <w:pPr>
               <w:spacing w:after="20" w:before="0"/>
             </w:pPr>
-            <w:hyperlink w:history="1" r:id="rIdhvwrnpeo_kkctvgwuvrwd">
+            <w:hyperlink w:history="1" r:id="rIdxyzy3kpph5_rvazgqawqc">
               <w:r>
                 <w:rPr>
                   <w:rFonts w:ascii="Arial" w:cs="Arial" w:eastAsia="Arial" w:hAnsi="Arial"/>
@@ -9487,7 +9687,7 @@
               <w:spacing w:after="10" w:before="0"/>
               <w:ind w:left="120"/>
             </w:pPr>
-            <w:hyperlink w:history="1" r:id="rIdmmfbudt3e9l-quudlubyq">
+            <w:hyperlink w:history="1" r:id="rIdorj24jcrcd5eshkqmlh02">
               <w:r>
                 <w:rPr>
                   <w:rFonts w:ascii="Arial" w:cs="Arial" w:eastAsia="Arial" w:hAnsi="Arial"/>
@@ -9532,7 +9732,7 @@
             <w:pPr>
               <w:spacing w:after="20" w:before="0"/>
             </w:pPr>
-            <w:hyperlink w:history="1" r:id="rIdncpm_ajhfwxmlgwzhedti">
+            <w:hyperlink w:history="1" r:id="rIdcsulqqd-pifrjrndlavjb">
               <w:r>
                 <w:rPr>
                   <w:rFonts w:ascii="Arial" w:cs="Arial" w:eastAsia="Arial" w:hAnsi="Arial"/>
@@ -9565,7 +9765,7 @@
               <w:spacing w:after="10" w:before="0"/>
               <w:ind w:left="120"/>
             </w:pPr>
-            <w:hyperlink w:history="1" r:id="rId0gocqunwdhh-ocbusvacx">
+            <w:hyperlink w:history="1" r:id="rIdm55vlft25bon56g60rava">
               <w:r>
                 <w:rPr>
                   <w:rFonts w:ascii="Arial" w:cs="Arial" w:eastAsia="Arial" w:hAnsi="Arial"/>
@@ -9593,6 +9793,7 @@
           </w:tcPr>
           <w:p>
             <w:pPr>
+              <w:keepNext w:val="false"/>
               <w:spacing w:after="40" w:before="0"/>
               <w:jc w:val="left"/>
             </w:pPr>
@@ -9625,6 +9826,7 @@
           </w:tcPr>
           <w:p>
             <w:pPr>
+              <w:keepNext w:val="false"/>
               <w:spacing w:after="40" w:before="0"/>
               <w:jc w:val="left"/>
             </w:pPr>
@@ -9657,6 +9859,7 @@
           </w:tcPr>
           <w:p>
             <w:pPr>
+              <w:keepNext w:val="false"/>
               <w:spacing w:after="40" w:before="0"/>
               <w:jc w:val="left"/>
             </w:pPr>
@@ -9689,6 +9892,7 @@
           </w:tcPr>
           <w:p>
             <w:pPr>
+              <w:keepNext w:val="false"/>
               <w:spacing w:after="40" w:before="0"/>
               <w:jc w:val="left"/>
             </w:pPr>
@@ -9723,6 +9927,7 @@
           </w:tcPr>
           <w:p>
             <w:pPr>
+              <w:keepNext w:val="false"/>
               <w:spacing w:after="40" w:before="0"/>
               <w:jc w:val="left"/>
             </w:pPr>
@@ -9760,7 +9965,7 @@
             <w:pPr>
               <w:spacing w:after="20" w:before="0"/>
             </w:pPr>
-            <w:hyperlink w:history="1" r:id="rIdixuzpxgnratx7ub9wxjtd">
+            <w:hyperlink w:history="1" r:id="rIdk59ai9gucj1ndzc0vv3ow">
               <w:r>
                 <w:rPr>
                   <w:rFonts w:ascii="Arial" w:cs="Arial" w:eastAsia="Arial" w:hAnsi="Arial"/>
@@ -9809,7 +10014,7 @@
               <w:spacing w:after="10" w:before="0"/>
               <w:ind w:left="120"/>
             </w:pPr>
-            <w:hyperlink w:history="1" r:id="rIdiwjqtdoox0jc1cqu-pcv4">
+            <w:hyperlink w:history="1" r:id="rIdkdsnflithzvgakrr7fcj_">
               <w:r>
                 <w:rPr>
                   <w:rFonts w:ascii="Arial" w:cs="Arial" w:eastAsia="Arial" w:hAnsi="Arial"/>
@@ -9854,7 +10059,7 @@
             <w:pPr>
               <w:spacing w:after="20" w:before="0"/>
             </w:pPr>
-            <w:hyperlink w:history="1" r:id="rIdhe7ixfij-qxebjn3tgmiu">
+            <w:hyperlink w:history="1" r:id="rIdrmtifhhoqkczlkhklzeg6">
               <w:r>
                 <w:rPr>
                   <w:rFonts w:ascii="Arial" w:cs="Arial" w:eastAsia="Arial" w:hAnsi="Arial"/>
@@ -9887,7 +10092,7 @@
               <w:spacing w:after="10" w:before="0"/>
               <w:ind w:left="120"/>
             </w:pPr>
-            <w:hyperlink w:history="1" r:id="rId9pvjnapo2vdompurj1eyu">
+            <w:hyperlink w:history="1" r:id="rId_irj-oxn4u4ixkdmy2fyx">
               <w:r>
                 <w:rPr>
                   <w:rFonts w:ascii="Arial" w:cs="Arial" w:eastAsia="Arial" w:hAnsi="Arial"/>
@@ -9915,6 +10120,7 @@
           </w:tcPr>
           <w:p>
             <w:pPr>
+              <w:keepNext w:val="false"/>
               <w:spacing w:after="40" w:before="0"/>
               <w:jc w:val="left"/>
             </w:pPr>
@@ -9947,6 +10153,7 @@
           </w:tcPr>
           <w:p>
             <w:pPr>
+              <w:keepNext w:val="false"/>
               <w:spacing w:after="40" w:before="0"/>
               <w:jc w:val="left"/>
             </w:pPr>
@@ -9979,6 +10186,7 @@
           </w:tcPr>
           <w:p>
             <w:pPr>
+              <w:keepNext w:val="false"/>
               <w:spacing w:after="40" w:before="0"/>
               <w:jc w:val="left"/>
             </w:pPr>
@@ -10011,6 +10219,7 @@
           </w:tcPr>
           <w:p>
             <w:pPr>
+              <w:keepNext w:val="false"/>
               <w:spacing w:after="40" w:before="0"/>
               <w:jc w:val="left"/>
             </w:pPr>
@@ -10045,6 +10254,7 @@
           </w:tcPr>
           <w:p>
             <w:pPr>
+              <w:keepNext w:val="false"/>
               <w:spacing w:after="40" w:before="0"/>
               <w:jc w:val="left"/>
             </w:pPr>
@@ -10082,7 +10292,7 @@
             <w:pPr>
               <w:spacing w:after="20" w:before="0"/>
             </w:pPr>
-            <w:hyperlink w:history="1" r:id="rId8my9zjonmpntrjmi0-tuf">
+            <w:hyperlink w:history="1" r:id="rId9-lpypxmkzhza5pevo2h8">
               <w:r>
                 <w:rPr>
                   <w:rFonts w:ascii="Arial" w:cs="Arial" w:eastAsia="Arial" w:hAnsi="Arial"/>
@@ -10131,7 +10341,7 @@
               <w:spacing w:after="10" w:before="0"/>
               <w:ind w:left="120"/>
             </w:pPr>
-            <w:hyperlink w:history="1" r:id="rIdsdkeca6gzmnak6hjx0feh">
+            <w:hyperlink w:history="1" r:id="rId7wcm8icgqyz0letuws3wc">
               <w:r>
                 <w:rPr>
                   <w:rFonts w:ascii="Arial" w:cs="Arial" w:eastAsia="Arial" w:hAnsi="Arial"/>
@@ -10176,7 +10386,7 @@
             <w:pPr>
               <w:spacing w:after="20" w:before="0"/>
             </w:pPr>
-            <w:hyperlink w:history="1" r:id="rId3hmt7q73fdisz-yc9wxar">
+            <w:hyperlink w:history="1" r:id="rId3tkhdcgxe-yjtg4o_2hio">
               <w:r>
                 <w:rPr>
                   <w:rFonts w:ascii="Arial" w:cs="Arial" w:eastAsia="Arial" w:hAnsi="Arial"/>
@@ -10209,7 +10419,7 @@
               <w:spacing w:after="10" w:before="0"/>
               <w:ind w:left="120"/>
             </w:pPr>
-            <w:hyperlink w:history="1" r:id="rIdyrbrl2endn5n9odu59zcm">
+            <w:hyperlink w:history="1" r:id="rIdwz9klbfvzaup-sruw0hlu">
               <w:r>
                 <w:rPr>
                   <w:rFonts w:ascii="Arial" w:cs="Arial" w:eastAsia="Arial" w:hAnsi="Arial"/>
@@ -10237,6 +10447,7 @@
           </w:tcPr>
           <w:p>
             <w:pPr>
+              <w:keepNext w:val="false"/>
               <w:spacing w:after="40" w:before="0"/>
               <w:jc w:val="left"/>
             </w:pPr>
@@ -10269,6 +10480,7 @@
           </w:tcPr>
           <w:p>
             <w:pPr>
+              <w:keepNext w:val="false"/>
               <w:spacing w:after="40" w:before="0"/>
               <w:jc w:val="left"/>
             </w:pPr>
@@ -10301,6 +10513,7 @@
           </w:tcPr>
           <w:p>
             <w:pPr>
+              <w:keepNext w:val="false"/>
               <w:spacing w:after="40" w:before="0"/>
               <w:jc w:val="left"/>
             </w:pPr>
@@ -10333,6 +10546,7 @@
           </w:tcPr>
           <w:p>
             <w:pPr>
+              <w:keepNext w:val="false"/>
               <w:spacing w:after="40" w:before="0"/>
               <w:jc w:val="left"/>
             </w:pPr>
@@ -10367,6 +10581,7 @@
           </w:tcPr>
           <w:p>
             <w:pPr>
+              <w:keepNext w:val="false"/>
               <w:spacing w:after="40" w:before="0"/>
               <w:jc w:val="left"/>
             </w:pPr>
@@ -10404,7 +10619,7 @@
             <w:pPr>
               <w:spacing w:after="20" w:before="0"/>
             </w:pPr>
-            <w:hyperlink w:history="1" r:id="rIdiumpif58dabbrpk-noxg-">
+            <w:hyperlink w:history="1" r:id="rIdncidwgoi-mjslkjfcateu">
               <w:r>
                 <w:rPr>
                   <w:rFonts w:ascii="Arial" w:cs="Arial" w:eastAsia="Arial" w:hAnsi="Arial"/>
@@ -10453,7 +10668,7 @@
               <w:spacing w:after="10" w:before="0"/>
               <w:ind w:left="120"/>
             </w:pPr>
-            <w:hyperlink w:history="1" r:id="rIdnzccoy9qfl1d9tviyr07j">
+            <w:hyperlink w:history="1" r:id="rIdquriiqjgen7i-c7sfbiwj">
               <w:r>
                 <w:rPr>
                   <w:rFonts w:ascii="Arial" w:cs="Arial" w:eastAsia="Arial" w:hAnsi="Arial"/>
@@ -10498,7 +10713,7 @@
             <w:pPr>
               <w:spacing w:after="20" w:before="0"/>
             </w:pPr>
-            <w:hyperlink w:history="1" r:id="rId2hexr7tpxykhdmgk5eom5">
+            <w:hyperlink w:history="1" r:id="rIdyqwdyxdsc_poho-qdbabw">
               <w:r>
                 <w:rPr>
                   <w:rFonts w:ascii="Arial" w:cs="Arial" w:eastAsia="Arial" w:hAnsi="Arial"/>
@@ -10531,7 +10746,7 @@
               <w:spacing w:after="10" w:before="0"/>
               <w:ind w:left="120"/>
             </w:pPr>
-            <w:hyperlink w:history="1" r:id="rIdrjkkqbqd8ktksczxn7t1j">
+            <w:hyperlink w:history="1" r:id="rIdqjfkyhrj2p9z80rud8mvo">
               <w:r>
                 <w:rPr>
                   <w:rFonts w:ascii="Arial" w:cs="Arial" w:eastAsia="Arial" w:hAnsi="Arial"/>
@@ -10559,6 +10774,7 @@
           </w:tcPr>
           <w:p>
             <w:pPr>
+              <w:keepNext w:val="false"/>
               <w:spacing w:after="40" w:before="0"/>
               <w:jc w:val="left"/>
             </w:pPr>
@@ -10591,6 +10807,7 @@
           </w:tcPr>
           <w:p>
             <w:pPr>
+              <w:keepNext w:val="false"/>
               <w:spacing w:after="40" w:before="0"/>
               <w:jc w:val="left"/>
             </w:pPr>
@@ -10623,6 +10840,7 @@
           </w:tcPr>
           <w:p>
             <w:pPr>
+              <w:keepNext w:val="false"/>
               <w:spacing w:after="40" w:before="0"/>
               <w:jc w:val="left"/>
             </w:pPr>
@@ -10655,6 +10873,7 @@
           </w:tcPr>
           <w:p>
             <w:pPr>
+              <w:keepNext w:val="false"/>
               <w:spacing w:after="40" w:before="0"/>
               <w:jc w:val="left"/>
             </w:pPr>
@@ -10714,6 +10933,7 @@
           </w:tcPr>
           <w:p>
             <w:pPr>
+              <w:keepNext w:val="false"/>
               <w:spacing w:after="40" w:before="0"/>
               <w:jc w:val="center"/>
             </w:pPr>
@@ -10748,6 +10968,7 @@
           </w:tcPr>
           <w:p>
             <w:pPr>
+              <w:keepNext w:val="false"/>
               <w:spacing w:after="40" w:before="0"/>
               <w:jc w:val="left"/>
             </w:pPr>
@@ -10809,6 +11030,7 @@
           </w:tcPr>
           <w:p>
             <w:pPr>
+              <w:keepNext w:val="false"/>
               <w:spacing w:after="40" w:before="0"/>
               <w:jc w:val="center"/>
             </w:pPr>
@@ -10843,6 +11065,7 @@
           </w:tcPr>
           <w:p>
             <w:pPr>
+              <w:keepNext w:val="false"/>
               <w:spacing w:after="40" w:before="0"/>
               <w:jc w:val="left"/>
             </w:pPr>
@@ -10875,6 +11098,7 @@
           </w:tcPr>
           <w:p>
             <w:pPr>
+              <w:keepNext w:val="false"/>
               <w:spacing w:after="40" w:before="0"/>
               <w:jc w:val="left"/>
             </w:pPr>
@@ -10909,6 +11133,7 @@
           </w:tcPr>
           <w:p>
             <w:pPr>
+              <w:keepNext w:val="false"/>
               <w:spacing w:after="40" w:before="0"/>
               <w:jc w:val="left"/>
             </w:pPr>
@@ -10941,6 +11166,7 @@
           </w:tcPr>
           <w:p>
             <w:pPr>
+              <w:keepNext w:val="false"/>
               <w:spacing w:after="40" w:before="0"/>
               <w:jc w:val="left"/>
             </w:pPr>
@@ -10975,6 +11201,7 @@
           </w:tcPr>
           <w:p>
             <w:pPr>
+              <w:keepNext w:val="false"/>
               <w:spacing w:after="40" w:before="0"/>
               <w:jc w:val="left"/>
             </w:pPr>
@@ -11007,6 +11234,7 @@
           </w:tcPr>
           <w:p>
             <w:pPr>
+              <w:keepNext w:val="false"/>
               <w:spacing w:after="40" w:before="0"/>
               <w:jc w:val="left"/>
             </w:pPr>
@@ -11043,7 +11271,7 @@
         </w:rPr>
         <w:t xml:space="preserve">© 2026 SeaVuria and ARES. Aligned with KICD objectives. Developed by SeaVuria; technical implementation by ARES (with AI assistance from Claude). Licensed under </w:t>
       </w:r>
-      <w:hyperlink w:history="1" r:id="rIduvyitvpelosl3pvrgqudg">
+      <w:hyperlink w:history="1" r:id="rId8msz-hyzdozml76jebem-">
         <w:r>
           <w:rPr>
             <w:rFonts w:ascii="Arial" w:cs="Arial" w:eastAsia="Arial" w:hAnsi="Arial"/>
@@ -11064,7 +11292,7 @@
         </w:rPr>
         <w:t xml:space="preserve"> (</w:t>
       </w:r>
-      <w:hyperlink w:history="1" r:id="rIdwb_xqj4cqd7_ecy2i6d46">
+      <w:hyperlink w:history="1" r:id="rIdb1n9wydmattgq4aurpuvn">
         <w:r>
           <w:rPr>
             <w:rFonts w:ascii="Arial" w:cs="Arial" w:eastAsia="Arial" w:hAnsi="Arial"/>
@@ -11124,6 +11352,7 @@
           </w:tcPr>
           <w:p>
             <w:pPr>
+              <w:keepNext w:val="false"/>
               <w:spacing w:after="40" w:before="0"/>
               <w:jc w:val="center"/>
             </w:pPr>
@@ -11159,6 +11388,7 @@
           </w:tcPr>
           <w:p>
             <w:pPr>
+              <w:keepNext w:val="false"/>
               <w:spacing w:after="40" w:before="0"/>
               <w:jc w:val="center"/>
             </w:pPr>
@@ -11193,6 +11423,7 @@
           </w:tcPr>
           <w:p>
             <w:pPr>
+              <w:keepNext w:val="false"/>
               <w:spacing w:after="40" w:before="0"/>
               <w:jc w:val="left"/>
             </w:pPr>
@@ -11225,6 +11456,7 @@
           </w:tcPr>
           <w:p>
             <w:pPr>
+              <w:keepNext w:val="false"/>
               <w:spacing w:after="40" w:before="0"/>
               <w:jc w:val="left"/>
             </w:pPr>
@@ -11259,6 +11491,7 @@
           </w:tcPr>
           <w:p>
             <w:pPr>
+              <w:keepNext w:val="false"/>
               <w:spacing w:after="40" w:before="0"/>
               <w:jc w:val="left"/>
             </w:pPr>
@@ -11291,6 +11524,7 @@
           </w:tcPr>
           <w:p>
             <w:pPr>
+              <w:keepNext w:val="false"/>
               <w:spacing w:after="40" w:before="0"/>
               <w:jc w:val="left"/>
             </w:pPr>
@@ -11325,6 +11559,7 @@
           </w:tcPr>
           <w:p>
             <w:pPr>
+              <w:keepNext w:val="false"/>
               <w:spacing w:after="40" w:before="0"/>
               <w:jc w:val="left"/>
             </w:pPr>
@@ -11357,6 +11592,7 @@
           </w:tcPr>
           <w:p>
             <w:pPr>
+              <w:keepNext w:val="false"/>
               <w:spacing w:after="40" w:before="0"/>
               <w:jc w:val="left"/>
             </w:pPr>
@@ -11391,6 +11627,7 @@
           </w:tcPr>
           <w:p>
             <w:pPr>
+              <w:keepNext w:val="false"/>
               <w:spacing w:after="40" w:before="0"/>
               <w:jc w:val="left"/>
             </w:pPr>
@@ -11423,6 +11660,7 @@
           </w:tcPr>
           <w:p>
             <w:pPr>
+              <w:keepNext w:val="false"/>
               <w:spacing w:after="40" w:before="0"/>
               <w:jc w:val="left"/>
             </w:pPr>
@@ -11457,6 +11695,7 @@
           </w:tcPr>
           <w:p>
             <w:pPr>
+              <w:keepNext w:val="false"/>
               <w:spacing w:after="40" w:before="0"/>
               <w:jc w:val="left"/>
             </w:pPr>
@@ -11489,6 +11728,7 @@
           </w:tcPr>
           <w:p>
             <w:pPr>
+              <w:keepNext w:val="false"/>
               <w:spacing w:after="40" w:before="0"/>
               <w:jc w:val="left"/>
             </w:pPr>
@@ -11523,6 +11763,7 @@
           </w:tcPr>
           <w:p>
             <w:pPr>
+              <w:keepNext w:val="false"/>
               <w:spacing w:after="40" w:before="0"/>
               <w:jc w:val="left"/>
             </w:pPr>
@@ -11555,6 +11796,7 @@
           </w:tcPr>
           <w:p>
             <w:pPr>
+              <w:keepNext w:val="false"/>
               <w:spacing w:after="40" w:before="0"/>
               <w:jc w:val="left"/>
             </w:pPr>
@@ -11589,6 +11831,7 @@
           </w:tcPr>
           <w:p>
             <w:pPr>
+              <w:keepNext w:val="false"/>
               <w:spacing w:after="40" w:before="0"/>
               <w:jc w:val="left"/>
             </w:pPr>
@@ -11621,6 +11864,7 @@
           </w:tcPr>
           <w:p>
             <w:pPr>
+              <w:keepNext w:val="false"/>
               <w:spacing w:after="40" w:before="0"/>
               <w:jc w:val="left"/>
             </w:pPr>
@@ -11655,6 +11899,7 @@
           </w:tcPr>
           <w:p>
             <w:pPr>
+              <w:keepNext w:val="false"/>
               <w:spacing w:after="40" w:before="0"/>
               <w:jc w:val="left"/>
             </w:pPr>
@@ -11687,6 +11932,7 @@
           </w:tcPr>
           <w:p>
             <w:pPr>
+              <w:keepNext w:val="false"/>
               <w:spacing w:after="40" w:before="0"/>
               <w:jc w:val="left"/>
             </w:pPr>
@@ -11746,6 +11992,7 @@
           </w:tcPr>
           <w:p>
             <w:pPr>
+              <w:keepNext w:val="false"/>
               <w:spacing w:after="40" w:before="0"/>
               <w:jc w:val="center"/>
             </w:pPr>
@@ -11780,6 +12027,7 @@
           </w:tcPr>
           <w:p>
             <w:pPr>
+              <w:keepNext w:val="false"/>
               <w:spacing w:after="40" w:before="0"/>
               <w:jc w:val="left"/>
             </w:pPr>
@@ -11844,6 +12092,7 @@
           </w:tcPr>
           <w:p>
             <w:pPr>
+              <w:keepNext w:val="false"/>
               <w:spacing w:after="40" w:before="0"/>
               <w:jc w:val="center"/>
             </w:pPr>
@@ -11878,6 +12127,7 @@
           </w:tcPr>
           <w:p>
             <w:pPr>
+              <w:keepNext w:val="false"/>
               <w:spacing w:after="40" w:before="0"/>
               <w:jc w:val="left"/>
             </w:pPr>
@@ -11910,6 +12160,7 @@
           </w:tcPr>
           <w:p>
             <w:pPr>
+              <w:keepNext w:val="false"/>
               <w:spacing w:after="40" w:before="0"/>
               <w:jc w:val="left"/>
             </w:pPr>
@@ -11942,6 +12193,7 @@
           </w:tcPr>
           <w:p>
             <w:pPr>
+              <w:keepNext w:val="false"/>
               <w:spacing w:after="40" w:before="0"/>
               <w:jc w:val="left"/>
             </w:pPr>
@@ -11974,6 +12226,7 @@
           </w:tcPr>
           <w:p>
             <w:pPr>
+              <w:keepNext w:val="false"/>
               <w:spacing w:after="40" w:before="0"/>
               <w:jc w:val="left"/>
             </w:pPr>
@@ -12006,6 +12259,7 @@
           </w:tcPr>
           <w:p>
             <w:pPr>
+              <w:keepNext w:val="false"/>
               <w:spacing w:after="40" w:before="0"/>
               <w:jc w:val="left"/>
             </w:pPr>
@@ -12040,6 +12294,7 @@
           </w:tcPr>
           <w:p>
             <w:pPr>
+              <w:keepNext w:val="false"/>
               <w:spacing w:after="40" w:before="0"/>
               <w:jc w:val="left"/>
             </w:pPr>
@@ -12077,7 +12332,7 @@
             <w:pPr>
               <w:spacing w:after="20" w:before="0"/>
             </w:pPr>
-            <w:hyperlink w:history="1" r:id="rIdfy-duw1zwrtu2jkijit5l">
+            <w:hyperlink w:history="1" r:id="rIdrq7hdrngbuigig3ad80uq">
               <w:r>
                 <w:rPr>
                   <w:rFonts w:ascii="Arial" w:cs="Arial" w:eastAsia="Arial" w:hAnsi="Arial"/>
@@ -12126,7 +12381,7 @@
               <w:spacing w:after="10" w:before="0"/>
               <w:ind w:left="120"/>
             </w:pPr>
-            <w:hyperlink w:history="1" r:id="rIduf8pktfuv50af4enajkj6">
+            <w:hyperlink w:history="1" r:id="rIdvnvnaos8kut8vkw_svpei">
               <w:r>
                 <w:rPr>
                   <w:rFonts w:ascii="Arial" w:cs="Arial" w:eastAsia="Arial" w:hAnsi="Arial"/>
@@ -12171,7 +12426,7 @@
             <w:pPr>
               <w:spacing w:after="20" w:before="0"/>
             </w:pPr>
-            <w:hyperlink w:history="1" r:id="rIdpazaaxl1b5f6zpvzvuzkx">
+            <w:hyperlink w:history="1" r:id="rIdisqnxjiqyx9a-el2cd87k">
               <w:r>
                 <w:rPr>
                   <w:rFonts w:ascii="Arial" w:cs="Arial" w:eastAsia="Arial" w:hAnsi="Arial"/>
@@ -12220,7 +12475,7 @@
               <w:spacing w:after="10" w:before="0"/>
               <w:ind w:left="120"/>
             </w:pPr>
-            <w:hyperlink w:history="1" r:id="rIdmmxc06nf3wbtcmbueri-x">
+            <w:hyperlink w:history="1" r:id="rIdnczmovccsmbwjrzuwzi1d">
               <w:r>
                 <w:rPr>
                   <w:rFonts w:ascii="Arial" w:cs="Arial" w:eastAsia="Arial" w:hAnsi="Arial"/>
@@ -12248,6 +12503,7 @@
           </w:tcPr>
           <w:p>
             <w:pPr>
+              <w:keepNext w:val="false"/>
               <w:spacing w:after="40" w:before="0"/>
               <w:jc w:val="left"/>
             </w:pPr>
@@ -12280,6 +12536,7 @@
           </w:tcPr>
           <w:p>
             <w:pPr>
+              <w:keepNext w:val="false"/>
               <w:spacing w:after="40" w:before="0"/>
               <w:jc w:val="left"/>
             </w:pPr>
@@ -12312,6 +12569,7 @@
           </w:tcPr>
           <w:p>
             <w:pPr>
+              <w:keepNext w:val="false"/>
               <w:spacing w:after="40" w:before="0"/>
               <w:jc w:val="left"/>
             </w:pPr>
@@ -12344,6 +12602,7 @@
           </w:tcPr>
           <w:p>
             <w:pPr>
+              <w:keepNext w:val="false"/>
               <w:spacing w:after="40" w:before="0"/>
               <w:jc w:val="left"/>
             </w:pPr>
@@ -12378,6 +12637,7 @@
           </w:tcPr>
           <w:p>
             <w:pPr>
+              <w:keepNext w:val="false"/>
               <w:spacing w:after="40" w:before="0"/>
               <w:jc w:val="left"/>
             </w:pPr>
@@ -12415,7 +12675,7 @@
             <w:pPr>
               <w:spacing w:after="20" w:before="0"/>
             </w:pPr>
-            <w:hyperlink w:history="1" r:id="rId8bssgj7o5mu_xlvonwfuk">
+            <w:hyperlink w:history="1" r:id="rIdmsaj0ojov5_ugvd_twmes">
               <w:r>
                 <w:rPr>
                   <w:rFonts w:ascii="Arial" w:cs="Arial" w:eastAsia="Arial" w:hAnsi="Arial"/>
@@ -12464,7 +12724,7 @@
               <w:spacing w:after="10" w:before="0"/>
               <w:ind w:left="120"/>
             </w:pPr>
-            <w:hyperlink w:history="1" r:id="rId1o5ajhfmdsqprsyluizvo">
+            <w:hyperlink w:history="1" r:id="rIdihr8vbeyi-olqsn1qmdye">
               <w:r>
                 <w:rPr>
                   <w:rFonts w:ascii="Arial" w:cs="Arial" w:eastAsia="Arial" w:hAnsi="Arial"/>
@@ -12509,7 +12769,7 @@
             <w:pPr>
               <w:spacing w:after="20" w:before="0"/>
             </w:pPr>
-            <w:hyperlink w:history="1" r:id="rIdzbp2pese6ekwayxzsnvqe">
+            <w:hyperlink w:history="1" r:id="rIdv0rgo3zeebmwwcuwxofgl">
               <w:r>
                 <w:rPr>
                   <w:rFonts w:ascii="Arial" w:cs="Arial" w:eastAsia="Arial" w:hAnsi="Arial"/>
@@ -12558,7 +12818,7 @@
               <w:spacing w:after="10" w:before="0"/>
               <w:ind w:left="120"/>
             </w:pPr>
-            <w:hyperlink w:history="1" r:id="rIdlpxmaan9iaojeoooqbnee">
+            <w:hyperlink w:history="1" r:id="rIdsujndgh5btan94haphyvd">
               <w:r>
                 <w:rPr>
                   <w:rFonts w:ascii="Arial" w:cs="Arial" w:eastAsia="Arial" w:hAnsi="Arial"/>
@@ -12586,6 +12846,7 @@
           </w:tcPr>
           <w:p>
             <w:pPr>
+              <w:keepNext w:val="false"/>
               <w:spacing w:after="40" w:before="0"/>
               <w:jc w:val="left"/>
             </w:pPr>
@@ -12618,6 +12879,7 @@
           </w:tcPr>
           <w:p>
             <w:pPr>
+              <w:keepNext w:val="false"/>
               <w:spacing w:after="40" w:before="0"/>
               <w:jc w:val="left"/>
             </w:pPr>
@@ -12650,6 +12912,7 @@
           </w:tcPr>
           <w:p>
             <w:pPr>
+              <w:keepNext w:val="false"/>
               <w:spacing w:after="40" w:before="0"/>
               <w:jc w:val="left"/>
             </w:pPr>
@@ -12682,6 +12945,7 @@
           </w:tcPr>
           <w:p>
             <w:pPr>
+              <w:keepNext w:val="false"/>
               <w:spacing w:after="40" w:before="0"/>
               <w:jc w:val="left"/>
             </w:pPr>
@@ -12716,6 +12980,7 @@
           </w:tcPr>
           <w:p>
             <w:pPr>
+              <w:keepNext w:val="false"/>
               <w:spacing w:after="40" w:before="0"/>
               <w:jc w:val="left"/>
             </w:pPr>
@@ -12753,7 +13018,7 @@
             <w:pPr>
               <w:spacing w:after="20" w:before="0"/>
             </w:pPr>
-            <w:hyperlink w:history="1" r:id="rIduspa7e-u2j_1gigjlx4hm">
+            <w:hyperlink w:history="1" r:id="rIdurepizgrtx78ozq1jnkic">
               <w:r>
                 <w:rPr>
                   <w:rFonts w:ascii="Arial" w:cs="Arial" w:eastAsia="Arial" w:hAnsi="Arial"/>
@@ -12802,7 +13067,7 @@
               <w:spacing w:after="10" w:before="0"/>
               <w:ind w:left="120"/>
             </w:pPr>
-            <w:hyperlink w:history="1" r:id="rIdid0hxych7zljluy0wjhvf">
+            <w:hyperlink w:history="1" r:id="rId3z4m4dyn23z1f4uninike">
               <w:r>
                 <w:rPr>
                   <w:rFonts w:ascii="Arial" w:cs="Arial" w:eastAsia="Arial" w:hAnsi="Arial"/>
@@ -12847,7 +13112,7 @@
             <w:pPr>
               <w:spacing w:after="20" w:before="0"/>
             </w:pPr>
-            <w:hyperlink w:history="1" r:id="rIdxxj4d8yst08rkrh5qcmmp">
+            <w:hyperlink w:history="1" r:id="rIdznqe4jq6udc23146qp0ti">
               <w:r>
                 <w:rPr>
                   <w:rFonts w:ascii="Arial" w:cs="Arial" w:eastAsia="Arial" w:hAnsi="Arial"/>
@@ -12896,7 +13161,7 @@
               <w:spacing w:after="10" w:before="0"/>
               <w:ind w:left="120"/>
             </w:pPr>
-            <w:hyperlink w:history="1" r:id="rIdv_uy4wisq3lr4ehrspuor">
+            <w:hyperlink w:history="1" r:id="rIdf2xrgz99g8mzlurnihlgo">
               <w:r>
                 <w:rPr>
                   <w:rFonts w:ascii="Arial" w:cs="Arial" w:eastAsia="Arial" w:hAnsi="Arial"/>
@@ -12924,6 +13189,7 @@
           </w:tcPr>
           <w:p>
             <w:pPr>
+              <w:keepNext w:val="false"/>
               <w:spacing w:after="40" w:before="0"/>
               <w:jc w:val="left"/>
             </w:pPr>
@@ -12956,6 +13222,7 @@
           </w:tcPr>
           <w:p>
             <w:pPr>
+              <w:keepNext w:val="false"/>
               <w:spacing w:after="40" w:before="0"/>
               <w:jc w:val="left"/>
             </w:pPr>
@@ -12988,6 +13255,7 @@
           </w:tcPr>
           <w:p>
             <w:pPr>
+              <w:keepNext w:val="false"/>
               <w:spacing w:after="40" w:before="0"/>
               <w:jc w:val="left"/>
             </w:pPr>
@@ -13020,6 +13288,7 @@
           </w:tcPr>
           <w:p>
             <w:pPr>
+              <w:keepNext w:val="false"/>
               <w:spacing w:after="40" w:before="0"/>
               <w:jc w:val="left"/>
             </w:pPr>
@@ -13054,6 +13323,7 @@
           </w:tcPr>
           <w:p>
             <w:pPr>
+              <w:keepNext w:val="false"/>
               <w:spacing w:after="40" w:before="0"/>
               <w:jc w:val="left"/>
             </w:pPr>
@@ -13091,7 +13361,7 @@
             <w:pPr>
               <w:spacing w:after="20" w:before="0"/>
             </w:pPr>
-            <w:hyperlink w:history="1" r:id="rIdg1fif9c7bv0thgp3_sace">
+            <w:hyperlink w:history="1" r:id="rIdxlswxq7qkax36kmk9rzkz">
               <w:r>
                 <w:rPr>
                   <w:rFonts w:ascii="Arial" w:cs="Arial" w:eastAsia="Arial" w:hAnsi="Arial"/>
@@ -13140,7 +13410,7 @@
               <w:spacing w:after="10" w:before="0"/>
               <w:ind w:left="120"/>
             </w:pPr>
-            <w:hyperlink w:history="1" r:id="rIdgvzyev108g433f_roep6q">
+            <w:hyperlink w:history="1" r:id="rIdy4-3fer-vsc8kz7u1v7fg">
               <w:r>
                 <w:rPr>
                   <w:rFonts w:ascii="Arial" w:cs="Arial" w:eastAsia="Arial" w:hAnsi="Arial"/>
@@ -13185,7 +13455,7 @@
             <w:pPr>
               <w:spacing w:after="20" w:before="0"/>
             </w:pPr>
-            <w:hyperlink w:history="1" r:id="rId1-w_uenzxzwqnpnhdp3uj">
+            <w:hyperlink w:history="1" r:id="rIdzdbuk6yxahb-2f_oxqmng">
               <w:r>
                 <w:rPr>
                   <w:rFonts w:ascii="Arial" w:cs="Arial" w:eastAsia="Arial" w:hAnsi="Arial"/>
@@ -13234,7 +13504,7 @@
               <w:spacing w:after="10" w:before="0"/>
               <w:ind w:left="120"/>
             </w:pPr>
-            <w:hyperlink w:history="1" r:id="rIdah-xmi8j_3vh_bbock83p">
+            <w:hyperlink w:history="1" r:id="rIdlnhujzue2pl-snikjknxp">
               <w:r>
                 <w:rPr>
                   <w:rFonts w:ascii="Arial" w:cs="Arial" w:eastAsia="Arial" w:hAnsi="Arial"/>
@@ -13262,6 +13532,7 @@
           </w:tcPr>
           <w:p>
             <w:pPr>
+              <w:keepNext w:val="false"/>
               <w:spacing w:after="40" w:before="0"/>
               <w:jc w:val="left"/>
             </w:pPr>
@@ -13294,6 +13565,7 @@
           </w:tcPr>
           <w:p>
             <w:pPr>
+              <w:keepNext w:val="false"/>
               <w:spacing w:after="40" w:before="0"/>
               <w:jc w:val="left"/>
             </w:pPr>
@@ -13326,6 +13598,7 @@
           </w:tcPr>
           <w:p>
             <w:pPr>
+              <w:keepNext w:val="false"/>
               <w:spacing w:after="40" w:before="0"/>
               <w:jc w:val="left"/>
             </w:pPr>
@@ -13358,6 +13631,7 @@
           </w:tcPr>
           <w:p>
             <w:pPr>
+              <w:keepNext w:val="false"/>
               <w:spacing w:after="40" w:before="0"/>
               <w:jc w:val="left"/>
             </w:pPr>
@@ -13392,6 +13666,7 @@
           </w:tcPr>
           <w:p>
             <w:pPr>
+              <w:keepNext w:val="false"/>
               <w:spacing w:after="40" w:before="0"/>
               <w:jc w:val="left"/>
             </w:pPr>
@@ -13429,7 +13704,7 @@
             <w:pPr>
               <w:spacing w:after="20" w:before="0"/>
             </w:pPr>
-            <w:hyperlink w:history="1" r:id="rIdy-qvmxjvy-auzy7em3t_e">
+            <w:hyperlink w:history="1" r:id="rId1y0c93qhfh51ijwo_pppj">
               <w:r>
                 <w:rPr>
                   <w:rFonts w:ascii="Arial" w:cs="Arial" w:eastAsia="Arial" w:hAnsi="Arial"/>
@@ -13478,7 +13753,7 @@
               <w:spacing w:after="10" w:before="0"/>
               <w:ind w:left="120"/>
             </w:pPr>
-            <w:hyperlink w:history="1" r:id="rId6woolagcc1bve8x_u6olu">
+            <w:hyperlink w:history="1" r:id="rId4vl1qmydetikx8vrom1b5">
               <w:r>
                 <w:rPr>
                   <w:rFonts w:ascii="Arial" w:cs="Arial" w:eastAsia="Arial" w:hAnsi="Arial"/>
@@ -13523,7 +13798,7 @@
             <w:pPr>
               <w:spacing w:after="20" w:before="0"/>
             </w:pPr>
-            <w:hyperlink w:history="1" r:id="rId0jen7pvwksjb34hwm-uw7">
+            <w:hyperlink w:history="1" r:id="rIdq46cuz4up-fvef8ytfocn">
               <w:r>
                 <w:rPr>
                   <w:rFonts w:ascii="Arial" w:cs="Arial" w:eastAsia="Arial" w:hAnsi="Arial"/>
@@ -13572,7 +13847,7 @@
               <w:spacing w:after="10" w:before="0"/>
               <w:ind w:left="120"/>
             </w:pPr>
-            <w:hyperlink w:history="1" r:id="rIdmasjnipiw1fonmvah2zqw">
+            <w:hyperlink w:history="1" r:id="rIdqpkeiugqemxd7d2eq3c0y">
               <w:r>
                 <w:rPr>
                   <w:rFonts w:ascii="Arial" w:cs="Arial" w:eastAsia="Arial" w:hAnsi="Arial"/>
@@ -13600,6 +13875,7 @@
           </w:tcPr>
           <w:p>
             <w:pPr>
+              <w:keepNext w:val="false"/>
               <w:spacing w:after="40" w:before="0"/>
               <w:jc w:val="left"/>
             </w:pPr>
@@ -13632,6 +13908,7 @@
           </w:tcPr>
           <w:p>
             <w:pPr>
+              <w:keepNext w:val="false"/>
               <w:spacing w:after="40" w:before="0"/>
               <w:jc w:val="left"/>
             </w:pPr>
@@ -13664,6 +13941,7 @@
           </w:tcPr>
           <w:p>
             <w:pPr>
+              <w:keepNext w:val="false"/>
               <w:spacing w:after="40" w:before="0"/>
               <w:jc w:val="left"/>
             </w:pPr>
@@ -13696,6 +13974,7 @@
           </w:tcPr>
           <w:p>
             <w:pPr>
+              <w:keepNext w:val="false"/>
               <w:spacing w:after="40" w:before="0"/>
               <w:jc w:val="left"/>
             </w:pPr>
@@ -13755,6 +14034,7 @@
           </w:tcPr>
           <w:p>
             <w:pPr>
+              <w:keepNext w:val="false"/>
               <w:spacing w:after="40" w:before="0"/>
               <w:jc w:val="center"/>
             </w:pPr>
@@ -13789,6 +14069,7 @@
           </w:tcPr>
           <w:p>
             <w:pPr>
+              <w:keepNext w:val="false"/>
               <w:spacing w:after="40" w:before="0"/>
               <w:jc w:val="left"/>
             </w:pPr>
@@ -13850,6 +14131,7 @@
           </w:tcPr>
           <w:p>
             <w:pPr>
+              <w:keepNext w:val="false"/>
               <w:spacing w:after="40" w:before="0"/>
               <w:jc w:val="center"/>
             </w:pPr>
@@ -13884,6 +14166,7 @@
           </w:tcPr>
           <w:p>
             <w:pPr>
+              <w:keepNext w:val="false"/>
               <w:spacing w:after="40" w:before="0"/>
               <w:jc w:val="left"/>
             </w:pPr>
@@ -13916,6 +14199,7 @@
           </w:tcPr>
           <w:p>
             <w:pPr>
+              <w:keepNext w:val="false"/>
               <w:spacing w:after="40" w:before="0"/>
               <w:jc w:val="left"/>
             </w:pPr>
@@ -13950,6 +14234,7 @@
           </w:tcPr>
           <w:p>
             <w:pPr>
+              <w:keepNext w:val="false"/>
               <w:spacing w:after="40" w:before="0"/>
               <w:jc w:val="left"/>
             </w:pPr>
@@ -13982,6 +14267,7 @@
           </w:tcPr>
           <w:p>
             <w:pPr>
+              <w:keepNext w:val="false"/>
               <w:spacing w:after="40" w:before="0"/>
               <w:jc w:val="left"/>
             </w:pPr>
@@ -14016,6 +14302,7 @@
           </w:tcPr>
           <w:p>
             <w:pPr>
+              <w:keepNext w:val="false"/>
               <w:spacing w:after="40" w:before="0"/>
               <w:jc w:val="left"/>
             </w:pPr>
@@ -14048,6 +14335,7 @@
           </w:tcPr>
           <w:p>
             <w:pPr>
+              <w:keepNext w:val="false"/>
               <w:spacing w:after="40" w:before="0"/>
               <w:jc w:val="left"/>
             </w:pPr>
@@ -14084,7 +14372,7 @@
         </w:rPr>
         <w:t xml:space="preserve">© 2026 SeaVuria and ARES. Aligned with KICD objectives. Developed by SeaVuria; technical implementation by ARES (with AI assistance from Claude). Licensed under </w:t>
       </w:r>
-      <w:hyperlink w:history="1" r:id="rIdcefiwfo6umru01cwl8hay">
+      <w:hyperlink w:history="1" r:id="rIdpl4clkm-3zppf5fz--uqc">
         <w:r>
           <w:rPr>
             <w:rFonts w:ascii="Arial" w:cs="Arial" w:eastAsia="Arial" w:hAnsi="Arial"/>
@@ -14105,7 +14393,7 @@
         </w:rPr>
         <w:t xml:space="preserve"> (</w:t>
       </w:r>
-      <w:hyperlink w:history="1" r:id="rIdkec10dgx4hukykr0eoumv">
+      <w:hyperlink w:history="1" r:id="rIdkqxmszn3vm0mxz8shd8uq">
         <w:r>
           <w:rPr>
             <w:rFonts w:ascii="Arial" w:cs="Arial" w:eastAsia="Arial" w:hAnsi="Arial"/>
@@ -14165,6 +14453,7 @@
           </w:tcPr>
           <w:p>
             <w:pPr>
+              <w:keepNext w:val="false"/>
               <w:spacing w:after="40" w:before="0"/>
               <w:jc w:val="center"/>
             </w:pPr>
@@ -14200,6 +14489,7 @@
           </w:tcPr>
           <w:p>
             <w:pPr>
+              <w:keepNext w:val="false"/>
               <w:spacing w:after="40" w:before="0"/>
               <w:jc w:val="center"/>
             </w:pPr>
@@ -14234,6 +14524,7 @@
           </w:tcPr>
           <w:p>
             <w:pPr>
+              <w:keepNext w:val="false"/>
               <w:spacing w:after="40" w:before="0"/>
               <w:jc w:val="left"/>
             </w:pPr>
@@ -14266,6 +14557,7 @@
           </w:tcPr>
           <w:p>
             <w:pPr>
+              <w:keepNext w:val="false"/>
               <w:spacing w:after="40" w:before="0"/>
               <w:jc w:val="left"/>
             </w:pPr>
@@ -14300,6 +14592,7 @@
           </w:tcPr>
           <w:p>
             <w:pPr>
+              <w:keepNext w:val="false"/>
               <w:spacing w:after="40" w:before="0"/>
               <w:jc w:val="left"/>
             </w:pPr>
@@ -14332,6 +14625,7 @@
           </w:tcPr>
           <w:p>
             <w:pPr>
+              <w:keepNext w:val="false"/>
               <w:spacing w:after="40" w:before="0"/>
               <w:jc w:val="left"/>
             </w:pPr>
@@ -14366,6 +14660,7 @@
           </w:tcPr>
           <w:p>
             <w:pPr>
+              <w:keepNext w:val="false"/>
               <w:spacing w:after="40" w:before="0"/>
               <w:jc w:val="left"/>
             </w:pPr>
@@ -14398,6 +14693,7 @@
           </w:tcPr>
           <w:p>
             <w:pPr>
+              <w:keepNext w:val="false"/>
               <w:spacing w:after="40" w:before="0"/>
               <w:jc w:val="left"/>
             </w:pPr>
@@ -14432,6 +14728,7 @@
           </w:tcPr>
           <w:p>
             <w:pPr>
+              <w:keepNext w:val="false"/>
               <w:spacing w:after="40" w:before="0"/>
               <w:jc w:val="left"/>
             </w:pPr>
@@ -14464,6 +14761,7 @@
           </w:tcPr>
           <w:p>
             <w:pPr>
+              <w:keepNext w:val="false"/>
               <w:spacing w:after="40" w:before="0"/>
               <w:jc w:val="left"/>
             </w:pPr>
@@ -14498,6 +14796,7 @@
           </w:tcPr>
           <w:p>
             <w:pPr>
+              <w:keepNext w:val="false"/>
               <w:spacing w:after="40" w:before="0"/>
               <w:jc w:val="left"/>
             </w:pPr>
@@ -14530,6 +14829,7 @@
           </w:tcPr>
           <w:p>
             <w:pPr>
+              <w:keepNext w:val="false"/>
               <w:spacing w:after="40" w:before="0"/>
               <w:jc w:val="left"/>
             </w:pPr>
@@ -14564,6 +14864,7 @@
           </w:tcPr>
           <w:p>
             <w:pPr>
+              <w:keepNext w:val="false"/>
               <w:spacing w:after="40" w:before="0"/>
               <w:jc w:val="left"/>
             </w:pPr>
@@ -14596,6 +14897,7 @@
           </w:tcPr>
           <w:p>
             <w:pPr>
+              <w:keepNext w:val="false"/>
               <w:spacing w:after="40" w:before="0"/>
               <w:jc w:val="left"/>
             </w:pPr>
@@ -14630,6 +14932,7 @@
           </w:tcPr>
           <w:p>
             <w:pPr>
+              <w:keepNext w:val="false"/>
               <w:spacing w:after="40" w:before="0"/>
               <w:jc w:val="left"/>
             </w:pPr>
@@ -14662,6 +14965,7 @@
           </w:tcPr>
           <w:p>
             <w:pPr>
+              <w:keepNext w:val="false"/>
               <w:spacing w:after="40" w:before="0"/>
               <w:jc w:val="left"/>
             </w:pPr>
@@ -14696,6 +15000,7 @@
           </w:tcPr>
           <w:p>
             <w:pPr>
+              <w:keepNext w:val="false"/>
               <w:spacing w:after="40" w:before="0"/>
               <w:jc w:val="left"/>
             </w:pPr>
@@ -14728,6 +15033,7 @@
           </w:tcPr>
           <w:p>
             <w:pPr>
+              <w:keepNext w:val="false"/>
               <w:spacing w:after="40" w:before="0"/>
               <w:jc w:val="left"/>
             </w:pPr>
@@ -14787,6 +15093,7 @@
           </w:tcPr>
           <w:p>
             <w:pPr>
+              <w:keepNext w:val="false"/>
               <w:spacing w:after="40" w:before="0"/>
               <w:jc w:val="center"/>
             </w:pPr>
@@ -14821,6 +15128,7 @@
           </w:tcPr>
           <w:p>
             <w:pPr>
+              <w:keepNext w:val="false"/>
               <w:spacing w:after="40" w:before="0"/>
               <w:jc w:val="left"/>
             </w:pPr>
@@ -14885,6 +15193,7 @@
           </w:tcPr>
           <w:p>
             <w:pPr>
+              <w:keepNext w:val="false"/>
               <w:spacing w:after="40" w:before="0"/>
               <w:jc w:val="center"/>
             </w:pPr>
@@ -14919,6 +15228,7 @@
           </w:tcPr>
           <w:p>
             <w:pPr>
+              <w:keepNext w:val="false"/>
               <w:spacing w:after="40" w:before="0"/>
               <w:jc w:val="left"/>
             </w:pPr>
@@ -14951,6 +15261,7 @@
           </w:tcPr>
           <w:p>
             <w:pPr>
+              <w:keepNext w:val="false"/>
               <w:spacing w:after="40" w:before="0"/>
               <w:jc w:val="left"/>
             </w:pPr>
@@ -14983,6 +15294,7 @@
           </w:tcPr>
           <w:p>
             <w:pPr>
+              <w:keepNext w:val="false"/>
               <w:spacing w:after="40" w:before="0"/>
               <w:jc w:val="left"/>
             </w:pPr>
@@ -15015,6 +15327,7 @@
           </w:tcPr>
           <w:p>
             <w:pPr>
+              <w:keepNext w:val="false"/>
               <w:spacing w:after="40" w:before="0"/>
               <w:jc w:val="left"/>
             </w:pPr>
@@ -15047,6 +15360,7 @@
           </w:tcPr>
           <w:p>
             <w:pPr>
+              <w:keepNext w:val="false"/>
               <w:spacing w:after="40" w:before="0"/>
               <w:jc w:val="left"/>
             </w:pPr>
@@ -15081,6 +15395,7 @@
           </w:tcPr>
           <w:p>
             <w:pPr>
+              <w:keepNext w:val="false"/>
               <w:spacing w:after="40" w:before="0"/>
               <w:jc w:val="left"/>
             </w:pPr>
@@ -15118,7 +15433,7 @@
             <w:pPr>
               <w:spacing w:after="20" w:before="0"/>
             </w:pPr>
-            <w:hyperlink w:history="1" r:id="rId7zampqnovuotpwtvdoxds">
+            <w:hyperlink w:history="1" r:id="rIdt1ssd_fwjmfvmzx6tkyu_">
               <w:r>
                 <w:rPr>
                   <w:rFonts w:ascii="Arial" w:cs="Arial" w:eastAsia="Arial" w:hAnsi="Arial"/>
@@ -15151,7 +15466,7 @@
               <w:spacing w:after="10" w:before="0"/>
               <w:ind w:left="120"/>
             </w:pPr>
-            <w:hyperlink w:history="1" r:id="rIdjwsidbqeauu1dl1c8vmzk">
+            <w:hyperlink w:history="1" r:id="rIdqbqce-6eco_n56erdstfv">
               <w:r>
                 <w:rPr>
                   <w:rFonts w:ascii="Arial" w:cs="Arial" w:eastAsia="Arial" w:hAnsi="Arial"/>
@@ -15196,7 +15511,7 @@
             <w:pPr>
               <w:spacing w:after="20" w:before="0"/>
             </w:pPr>
-            <w:hyperlink w:history="1" r:id="rIdoi5kikscuhrbtn11uly6b">
+            <w:hyperlink w:history="1" r:id="rId-itavsro_ilh2c1v4kqm-">
               <w:r>
                 <w:rPr>
                   <w:rFonts w:ascii="Arial" w:cs="Arial" w:eastAsia="Arial" w:hAnsi="Arial"/>
@@ -15229,7 +15544,7 @@
               <w:spacing w:after="10" w:before="0"/>
               <w:ind w:left="120"/>
             </w:pPr>
-            <w:hyperlink w:history="1" r:id="rId72rqhsly-iuqviald0yos">
+            <w:hyperlink w:history="1" r:id="rIdssxubz1ktsypa_ygrbwyz">
               <w:r>
                 <w:rPr>
                   <w:rFonts w:ascii="Arial" w:cs="Arial" w:eastAsia="Arial" w:hAnsi="Arial"/>
@@ -15257,6 +15572,7 @@
           </w:tcPr>
           <w:p>
             <w:pPr>
+              <w:keepNext w:val="false"/>
               <w:spacing w:after="40" w:before="0"/>
               <w:jc w:val="left"/>
             </w:pPr>
@@ -15289,6 +15605,7 @@
           </w:tcPr>
           <w:p>
             <w:pPr>
+              <w:keepNext w:val="false"/>
               <w:spacing w:after="40" w:before="0"/>
               <w:jc w:val="left"/>
             </w:pPr>
@@ -15321,6 +15638,7 @@
           </w:tcPr>
           <w:p>
             <w:pPr>
+              <w:keepNext w:val="false"/>
               <w:spacing w:after="40" w:before="0"/>
               <w:jc w:val="left"/>
             </w:pPr>
@@ -15353,6 +15671,7 @@
           </w:tcPr>
           <w:p>
             <w:pPr>
+              <w:keepNext w:val="false"/>
               <w:spacing w:after="40" w:before="0"/>
               <w:jc w:val="left"/>
             </w:pPr>
@@ -15387,6 +15706,7 @@
           </w:tcPr>
           <w:p>
             <w:pPr>
+              <w:keepNext w:val="false"/>
               <w:spacing w:after="40" w:before="0"/>
               <w:jc w:val="left"/>
             </w:pPr>
@@ -15424,7 +15744,7 @@
             <w:pPr>
               <w:spacing w:after="20" w:before="0"/>
             </w:pPr>
-            <w:hyperlink w:history="1" r:id="rIdcbvp-nxq5x63wc6dn3qu-">
+            <w:hyperlink w:history="1" r:id="rId_7aagye3kpjmhzoaxxwk7">
               <w:r>
                 <w:rPr>
                   <w:rFonts w:ascii="Arial" w:cs="Arial" w:eastAsia="Arial" w:hAnsi="Arial"/>
@@ -15457,7 +15777,7 @@
               <w:spacing w:after="10" w:before="0"/>
               <w:ind w:left="120"/>
             </w:pPr>
-            <w:hyperlink w:history="1" r:id="rId3gjek-s3dwuyipfbxnm8p">
+            <w:hyperlink w:history="1" r:id="rIdqb2xqfdins9taobblbykt">
               <w:r>
                 <w:rPr>
                   <w:rFonts w:ascii="Arial" w:cs="Arial" w:eastAsia="Arial" w:hAnsi="Arial"/>
@@ -15502,7 +15822,7 @@
             <w:pPr>
               <w:spacing w:after="20" w:before="0"/>
             </w:pPr>
-            <w:hyperlink w:history="1" r:id="rIdetm5pmlwxkjhoqc4te7nj">
+            <w:hyperlink w:history="1" r:id="rId_m0rpveb_gydwp9ypumwg">
               <w:r>
                 <w:rPr>
                   <w:rFonts w:ascii="Arial" w:cs="Arial" w:eastAsia="Arial" w:hAnsi="Arial"/>
@@ -15535,7 +15855,7 @@
               <w:spacing w:after="10" w:before="0"/>
               <w:ind w:left="120"/>
             </w:pPr>
-            <w:hyperlink w:history="1" r:id="rIdmpwda58qeoeuiilc8_shm">
+            <w:hyperlink w:history="1" r:id="rIdyqzsvtc-dy4fusmehlgn9">
               <w:r>
                 <w:rPr>
                   <w:rFonts w:ascii="Arial" w:cs="Arial" w:eastAsia="Arial" w:hAnsi="Arial"/>
@@ -15563,6 +15883,7 @@
           </w:tcPr>
           <w:p>
             <w:pPr>
+              <w:keepNext w:val="false"/>
               <w:spacing w:after="40" w:before="0"/>
               <w:jc w:val="left"/>
             </w:pPr>
@@ -15595,6 +15916,7 @@
           </w:tcPr>
           <w:p>
             <w:pPr>
+              <w:keepNext w:val="false"/>
               <w:spacing w:after="40" w:before="0"/>
               <w:jc w:val="left"/>
             </w:pPr>
@@ -15627,6 +15949,7 @@
           </w:tcPr>
           <w:p>
             <w:pPr>
+              <w:keepNext w:val="false"/>
               <w:spacing w:after="40" w:before="0"/>
               <w:jc w:val="left"/>
             </w:pPr>
@@ -15659,6 +15982,7 @@
           </w:tcPr>
           <w:p>
             <w:pPr>
+              <w:keepNext w:val="false"/>
               <w:spacing w:after="40" w:before="0"/>
               <w:jc w:val="left"/>
             </w:pPr>
@@ -15693,6 +16017,7 @@
           </w:tcPr>
           <w:p>
             <w:pPr>
+              <w:keepNext w:val="false"/>
               <w:spacing w:after="40" w:before="0"/>
               <w:jc w:val="left"/>
             </w:pPr>
@@ -15730,7 +16055,7 @@
             <w:pPr>
               <w:spacing w:after="20" w:before="0"/>
             </w:pPr>
-            <w:hyperlink w:history="1" r:id="rIdmy4-ftwrxjzjgptiizrzk">
+            <w:hyperlink w:history="1" r:id="rIdmlo95wavqu8j3sumfycko">
               <w:r>
                 <w:rPr>
                   <w:rFonts w:ascii="Arial" w:cs="Arial" w:eastAsia="Arial" w:hAnsi="Arial"/>
@@ -15779,7 +16104,7 @@
               <w:spacing w:after="10" w:before="0"/>
               <w:ind w:left="120"/>
             </w:pPr>
-            <w:hyperlink w:history="1" r:id="rIdm88z37zf9ojo3ckv4rxrb">
+            <w:hyperlink w:history="1" r:id="rId4wabc0hsjzrfebtlkskz_">
               <w:r>
                 <w:rPr>
                   <w:rFonts w:ascii="Arial" w:cs="Arial" w:eastAsia="Arial" w:hAnsi="Arial"/>
@@ -15824,7 +16149,7 @@
             <w:pPr>
               <w:spacing w:after="20" w:before="0"/>
             </w:pPr>
-            <w:hyperlink w:history="1" r:id="rId0rsqgkex9aesk7iyhqcus">
+            <w:hyperlink w:history="1" r:id="rId20dcd6c-ecrtggcxbjgri">
               <w:r>
                 <w:rPr>
                   <w:rFonts w:ascii="Arial" w:cs="Arial" w:eastAsia="Arial" w:hAnsi="Arial"/>
@@ -15857,7 +16182,7 @@
               <w:spacing w:after="10" w:before="0"/>
               <w:ind w:left="120"/>
             </w:pPr>
-            <w:hyperlink w:history="1" r:id="rIdqlwf1dq07i8t1xr1o6zmp">
+            <w:hyperlink w:history="1" r:id="rIdoiwbmmobdtbpvamy_98ug">
               <w:r>
                 <w:rPr>
                   <w:rFonts w:ascii="Arial" w:cs="Arial" w:eastAsia="Arial" w:hAnsi="Arial"/>
@@ -15885,6 +16210,7 @@
           </w:tcPr>
           <w:p>
             <w:pPr>
+              <w:keepNext w:val="false"/>
               <w:spacing w:after="40" w:before="0"/>
               <w:jc w:val="left"/>
             </w:pPr>
@@ -15917,6 +16243,7 @@
           </w:tcPr>
           <w:p>
             <w:pPr>
+              <w:keepNext w:val="false"/>
               <w:spacing w:after="40" w:before="0"/>
               <w:jc w:val="left"/>
             </w:pPr>
@@ -15949,6 +16276,7 @@
           </w:tcPr>
           <w:p>
             <w:pPr>
+              <w:keepNext w:val="false"/>
               <w:spacing w:after="40" w:before="0"/>
               <w:jc w:val="left"/>
             </w:pPr>
@@ -15981,6 +16309,7 @@
           </w:tcPr>
           <w:p>
             <w:pPr>
+              <w:keepNext w:val="false"/>
               <w:spacing w:after="40" w:before="0"/>
               <w:jc w:val="left"/>
             </w:pPr>
@@ -16015,6 +16344,7 @@
           </w:tcPr>
           <w:p>
             <w:pPr>
+              <w:keepNext w:val="false"/>
               <w:spacing w:after="40" w:before="0"/>
               <w:jc w:val="left"/>
             </w:pPr>
@@ -16052,7 +16382,7 @@
             <w:pPr>
               <w:spacing w:after="20" w:before="0"/>
             </w:pPr>
-            <w:hyperlink w:history="1" r:id="rIdoqtusg61fbjkswu232qun">
+            <w:hyperlink w:history="1" r:id="rIdboeuw7hkqmd-ts3co8lea">
               <w:r>
                 <w:rPr>
                   <w:rFonts w:ascii="Arial" w:cs="Arial" w:eastAsia="Arial" w:hAnsi="Arial"/>
@@ -16101,7 +16431,7 @@
               <w:spacing w:after="10" w:before="0"/>
               <w:ind w:left="120"/>
             </w:pPr>
-            <w:hyperlink w:history="1" r:id="rIddl0r_iq89ldinhwxxetah">
+            <w:hyperlink w:history="1" r:id="rIdozaayc7__2rzqpx_fkubm">
               <w:r>
                 <w:rPr>
                   <w:rFonts w:ascii="Arial" w:cs="Arial" w:eastAsia="Arial" w:hAnsi="Arial"/>
@@ -16146,7 +16476,7 @@
             <w:pPr>
               <w:spacing w:after="20" w:before="0"/>
             </w:pPr>
-            <w:hyperlink w:history="1" r:id="rIdbzpd7h0zzju8ozygeoo_m">
+            <w:hyperlink w:history="1" r:id="rIdpbbonh1xk1ybmbtxdgujr">
               <w:r>
                 <w:rPr>
                   <w:rFonts w:ascii="Arial" w:cs="Arial" w:eastAsia="Arial" w:hAnsi="Arial"/>
@@ -16179,7 +16509,7 @@
               <w:spacing w:after="10" w:before="0"/>
               <w:ind w:left="120"/>
             </w:pPr>
-            <w:hyperlink w:history="1" r:id="rIdnmcjdmg0fo3ou9-czez99">
+            <w:hyperlink w:history="1" r:id="rIdjz27ctsgcgb9vlu2w-hki">
               <w:r>
                 <w:rPr>
                   <w:rFonts w:ascii="Arial" w:cs="Arial" w:eastAsia="Arial" w:hAnsi="Arial"/>
@@ -16207,6 +16537,7 @@
           </w:tcPr>
           <w:p>
             <w:pPr>
+              <w:keepNext w:val="false"/>
               <w:spacing w:after="40" w:before="0"/>
               <w:jc w:val="left"/>
             </w:pPr>
@@ -16239,6 +16570,7 @@
           </w:tcPr>
           <w:p>
             <w:pPr>
+              <w:keepNext w:val="false"/>
               <w:spacing w:after="40" w:before="0"/>
               <w:jc w:val="left"/>
             </w:pPr>
@@ -16271,6 +16603,7 @@
           </w:tcPr>
           <w:p>
             <w:pPr>
+              <w:keepNext w:val="false"/>
               <w:spacing w:after="40" w:before="0"/>
               <w:jc w:val="left"/>
             </w:pPr>
@@ -16303,6 +16636,7 @@
           </w:tcPr>
           <w:p>
             <w:pPr>
+              <w:keepNext w:val="false"/>
               <w:spacing w:after="40" w:before="0"/>
               <w:jc w:val="left"/>
             </w:pPr>
@@ -16337,6 +16671,7 @@
           </w:tcPr>
           <w:p>
             <w:pPr>
+              <w:keepNext w:val="false"/>
               <w:spacing w:after="40" w:before="0"/>
               <w:jc w:val="left"/>
             </w:pPr>
@@ -16374,7 +16709,7 @@
             <w:pPr>
               <w:spacing w:after="20" w:before="0"/>
             </w:pPr>
-            <w:hyperlink w:history="1" r:id="rId2uymy27hqfzloqddob01l">
+            <w:hyperlink w:history="1" r:id="rIdxbrnjogfh2isa3q_2n-px">
               <w:r>
                 <w:rPr>
                   <w:rFonts w:ascii="Arial" w:cs="Arial" w:eastAsia="Arial" w:hAnsi="Arial"/>
@@ -16407,7 +16742,7 @@
               <w:spacing w:after="10" w:before="0"/>
               <w:ind w:left="120"/>
             </w:pPr>
-            <w:hyperlink w:history="1" r:id="rIdyle70ne6xtjoxhxoocg96">
+            <w:hyperlink w:history="1" r:id="rIddprtmxl85vzxmog7gvgnj">
               <w:r>
                 <w:rPr>
                   <w:rFonts w:ascii="Arial" w:cs="Arial" w:eastAsia="Arial" w:hAnsi="Arial"/>
@@ -16452,7 +16787,7 @@
             <w:pPr>
               <w:spacing w:after="20" w:before="0"/>
             </w:pPr>
-            <w:hyperlink w:history="1" r:id="rId_y-2vrkvbhous2afozvsh">
+            <w:hyperlink w:history="1" r:id="rIdh4ccjvwgcxlggudvyzxii">
               <w:r>
                 <w:rPr>
                   <w:rFonts w:ascii="Arial" w:cs="Arial" w:eastAsia="Arial" w:hAnsi="Arial"/>
@@ -16501,7 +16836,7 @@
               <w:spacing w:after="10" w:before="0"/>
               <w:ind w:left="120"/>
             </w:pPr>
-            <w:hyperlink w:history="1" r:id="rIdgij4_tp3ayl8imlgdomc1">
+            <w:hyperlink w:history="1" r:id="rIdj7j4thm-dsmoeqhogrbzi">
               <w:r>
                 <w:rPr>
                   <w:rFonts w:ascii="Arial" w:cs="Arial" w:eastAsia="Arial" w:hAnsi="Arial"/>
@@ -16529,6 +16864,7 @@
           </w:tcPr>
           <w:p>
             <w:pPr>
+              <w:keepNext w:val="false"/>
               <w:spacing w:after="40" w:before="0"/>
               <w:jc w:val="left"/>
             </w:pPr>
@@ -16561,6 +16897,7 @@
           </w:tcPr>
           <w:p>
             <w:pPr>
+              <w:keepNext w:val="false"/>
               <w:spacing w:after="40" w:before="0"/>
               <w:jc w:val="left"/>
             </w:pPr>
@@ -16593,6 +16930,7 @@
           </w:tcPr>
           <w:p>
             <w:pPr>
+              <w:keepNext w:val="false"/>
               <w:spacing w:after="40" w:before="0"/>
               <w:jc w:val="left"/>
             </w:pPr>
@@ -16625,6 +16963,7 @@
           </w:tcPr>
           <w:p>
             <w:pPr>
+              <w:keepNext w:val="false"/>
               <w:spacing w:after="40" w:before="0"/>
               <w:jc w:val="left"/>
             </w:pPr>
@@ -16684,6 +17023,7 @@
           </w:tcPr>
           <w:p>
             <w:pPr>
+              <w:keepNext w:val="false"/>
               <w:spacing w:after="40" w:before="0"/>
               <w:jc w:val="center"/>
             </w:pPr>
@@ -16718,6 +17058,7 @@
           </w:tcPr>
           <w:p>
             <w:pPr>
+              <w:keepNext w:val="false"/>
               <w:spacing w:after="40" w:before="0"/>
               <w:jc w:val="left"/>
             </w:pPr>
@@ -16779,6 +17120,7 @@
           </w:tcPr>
           <w:p>
             <w:pPr>
+              <w:keepNext w:val="false"/>
               <w:spacing w:after="40" w:before="0"/>
               <w:jc w:val="center"/>
             </w:pPr>
@@ -16813,6 +17155,7 @@
           </w:tcPr>
           <w:p>
             <w:pPr>
+              <w:keepNext w:val="false"/>
               <w:spacing w:after="40" w:before="0"/>
               <w:jc w:val="left"/>
             </w:pPr>
@@ -16845,6 +17188,7 @@
           </w:tcPr>
           <w:p>
             <w:pPr>
+              <w:keepNext w:val="false"/>
               <w:spacing w:after="40" w:before="0"/>
               <w:jc w:val="left"/>
             </w:pPr>
@@ -16879,6 +17223,7 @@
           </w:tcPr>
           <w:p>
             <w:pPr>
+              <w:keepNext w:val="false"/>
               <w:spacing w:after="40" w:before="0"/>
               <w:jc w:val="left"/>
             </w:pPr>
@@ -16911,6 +17256,7 @@
           </w:tcPr>
           <w:p>
             <w:pPr>
+              <w:keepNext w:val="false"/>
               <w:spacing w:after="40" w:before="0"/>
               <w:jc w:val="left"/>
             </w:pPr>
@@ -16945,6 +17291,7 @@
           </w:tcPr>
           <w:p>
             <w:pPr>
+              <w:keepNext w:val="false"/>
               <w:spacing w:after="40" w:before="0"/>
               <w:jc w:val="left"/>
             </w:pPr>
@@ -16977,6 +17324,7 @@
           </w:tcPr>
           <w:p>
             <w:pPr>
+              <w:keepNext w:val="false"/>
               <w:spacing w:after="40" w:before="0"/>
               <w:jc w:val="left"/>
             </w:pPr>
@@ -17013,7 +17361,7 @@
         </w:rPr>
         <w:t xml:space="preserve">© 2026 SeaVuria and ARES. Aligned with KICD objectives. Developed by SeaVuria; technical implementation by ARES (with AI assistance from Claude). Licensed under </w:t>
       </w:r>
-      <w:hyperlink w:history="1" r:id="rIduu8zqgpqdtjwl33uxjsv0">
+      <w:hyperlink w:history="1" r:id="rIdag1basyd-dtba2x31q1vl">
         <w:r>
           <w:rPr>
             <w:rFonts w:ascii="Arial" w:cs="Arial" w:eastAsia="Arial" w:hAnsi="Arial"/>
@@ -17034,7 +17382,7 @@
         </w:rPr>
         <w:t xml:space="preserve"> (</w:t>
       </w:r>
-      <w:hyperlink w:history="1" r:id="rIdtjroqm7v9kksguxahq0oe">
+      <w:hyperlink w:history="1" r:id="rId6xmjowzqp_6c9yacyhtka">
         <w:r>
           <w:rPr>
             <w:rFonts w:ascii="Arial" w:cs="Arial" w:eastAsia="Arial" w:hAnsi="Arial"/>
@@ -17094,6 +17442,7 @@
           </w:tcPr>
           <w:p>
             <w:pPr>
+              <w:keepNext w:val="false"/>
               <w:spacing w:after="40" w:before="0"/>
               <w:jc w:val="center"/>
             </w:pPr>
@@ -17129,6 +17478,7 @@
           </w:tcPr>
           <w:p>
             <w:pPr>
+              <w:keepNext w:val="false"/>
               <w:spacing w:after="40" w:before="0"/>
               <w:jc w:val="center"/>
             </w:pPr>
@@ -17163,6 +17513,7 @@
           </w:tcPr>
           <w:p>
             <w:pPr>
+              <w:keepNext w:val="false"/>
               <w:spacing w:after="40" w:before="0"/>
               <w:jc w:val="left"/>
             </w:pPr>
@@ -17195,6 +17546,7 @@
           </w:tcPr>
           <w:p>
             <w:pPr>
+              <w:keepNext w:val="false"/>
               <w:spacing w:after="40" w:before="0"/>
               <w:jc w:val="left"/>
             </w:pPr>
@@ -17229,6 +17581,7 @@
           </w:tcPr>
           <w:p>
             <w:pPr>
+              <w:keepNext w:val="false"/>
               <w:spacing w:after="40" w:before="0"/>
               <w:jc w:val="left"/>
             </w:pPr>
@@ -17261,6 +17614,7 @@
           </w:tcPr>
           <w:p>
             <w:pPr>
+              <w:keepNext w:val="false"/>
               <w:spacing w:after="40" w:before="0"/>
               <w:jc w:val="left"/>
             </w:pPr>
@@ -17295,6 +17649,7 @@
           </w:tcPr>
           <w:p>
             <w:pPr>
+              <w:keepNext w:val="false"/>
               <w:spacing w:after="40" w:before="0"/>
               <w:jc w:val="left"/>
             </w:pPr>
@@ -17327,6 +17682,7 @@
           </w:tcPr>
           <w:p>
             <w:pPr>
+              <w:keepNext w:val="false"/>
               <w:spacing w:after="40" w:before="0"/>
               <w:jc w:val="left"/>
             </w:pPr>
@@ -17361,6 +17717,7 @@
           </w:tcPr>
           <w:p>
             <w:pPr>
+              <w:keepNext w:val="false"/>
               <w:spacing w:after="40" w:before="0"/>
               <w:jc w:val="left"/>
             </w:pPr>
@@ -17393,6 +17750,7 @@
           </w:tcPr>
           <w:p>
             <w:pPr>
+              <w:keepNext w:val="false"/>
               <w:spacing w:after="40" w:before="0"/>
               <w:jc w:val="left"/>
             </w:pPr>
@@ -17427,6 +17785,7 @@
           </w:tcPr>
           <w:p>
             <w:pPr>
+              <w:keepNext w:val="false"/>
               <w:spacing w:after="40" w:before="0"/>
               <w:jc w:val="left"/>
             </w:pPr>
@@ -17459,6 +17818,7 @@
           </w:tcPr>
           <w:p>
             <w:pPr>
+              <w:keepNext w:val="false"/>
               <w:spacing w:after="40" w:before="0"/>
               <w:jc w:val="left"/>
             </w:pPr>
@@ -17493,6 +17853,7 @@
           </w:tcPr>
           <w:p>
             <w:pPr>
+              <w:keepNext w:val="false"/>
               <w:spacing w:after="40" w:before="0"/>
               <w:jc w:val="left"/>
             </w:pPr>
@@ -17525,6 +17886,7 @@
           </w:tcPr>
           <w:p>
             <w:pPr>
+              <w:keepNext w:val="false"/>
               <w:spacing w:after="40" w:before="0"/>
               <w:jc w:val="left"/>
             </w:pPr>
@@ -17559,6 +17921,7 @@
           </w:tcPr>
           <w:p>
             <w:pPr>
+              <w:keepNext w:val="false"/>
               <w:spacing w:after="40" w:before="0"/>
               <w:jc w:val="left"/>
             </w:pPr>
@@ -17591,6 +17954,7 @@
           </w:tcPr>
           <w:p>
             <w:pPr>
+              <w:keepNext w:val="false"/>
               <w:spacing w:after="40" w:before="0"/>
               <w:jc w:val="left"/>
             </w:pPr>
@@ -17625,6 +17989,7 @@
           </w:tcPr>
           <w:p>
             <w:pPr>
+              <w:keepNext w:val="false"/>
               <w:spacing w:after="40" w:before="0"/>
               <w:jc w:val="left"/>
             </w:pPr>
@@ -17657,6 +18022,7 @@
           </w:tcPr>
           <w:p>
             <w:pPr>
+              <w:keepNext w:val="false"/>
               <w:spacing w:after="40" w:before="0"/>
               <w:jc w:val="left"/>
             </w:pPr>
@@ -17716,6 +18082,7 @@
           </w:tcPr>
           <w:p>
             <w:pPr>
+              <w:keepNext w:val="false"/>
               <w:spacing w:after="40" w:before="0"/>
               <w:jc w:val="center"/>
             </w:pPr>
@@ -17750,6 +18117,7 @@
           </w:tcPr>
           <w:p>
             <w:pPr>
+              <w:keepNext w:val="false"/>
               <w:spacing w:after="40" w:before="0"/>
               <w:jc w:val="left"/>
             </w:pPr>
@@ -17814,6 +18182,7 @@
           </w:tcPr>
           <w:p>
             <w:pPr>
+              <w:keepNext w:val="false"/>
               <w:spacing w:after="40" w:before="0"/>
               <w:jc w:val="center"/>
             </w:pPr>
@@ -17848,6 +18217,7 @@
           </w:tcPr>
           <w:p>
             <w:pPr>
+              <w:keepNext w:val="false"/>
               <w:spacing w:after="40" w:before="0"/>
               <w:jc w:val="left"/>
             </w:pPr>
@@ -17880,6 +18250,7 @@
           </w:tcPr>
           <w:p>
             <w:pPr>
+              <w:keepNext w:val="false"/>
               <w:spacing w:after="40" w:before="0"/>
               <w:jc w:val="left"/>
             </w:pPr>
@@ -17912,6 +18283,7 @@
           </w:tcPr>
           <w:p>
             <w:pPr>
+              <w:keepNext w:val="false"/>
               <w:spacing w:after="40" w:before="0"/>
               <w:jc w:val="left"/>
             </w:pPr>
@@ -17944,6 +18316,7 @@
           </w:tcPr>
           <w:p>
             <w:pPr>
+              <w:keepNext w:val="false"/>
               <w:spacing w:after="40" w:before="0"/>
               <w:jc w:val="left"/>
             </w:pPr>
@@ -17976,6 +18349,7 @@
           </w:tcPr>
           <w:p>
             <w:pPr>
+              <w:keepNext w:val="false"/>
               <w:spacing w:after="40" w:before="0"/>
               <w:jc w:val="left"/>
             </w:pPr>
@@ -18010,6 +18384,7 @@
           </w:tcPr>
           <w:p>
             <w:pPr>
+              <w:keepNext w:val="false"/>
               <w:spacing w:after="40" w:before="0"/>
               <w:jc w:val="left"/>
             </w:pPr>
@@ -18047,7 +18422,7 @@
             <w:pPr>
               <w:spacing w:after="20" w:before="0"/>
             </w:pPr>
-            <w:hyperlink w:history="1" r:id="rIdxkpoimpj90jqrpbkki5kl">
+            <w:hyperlink w:history="1" r:id="rIdbgckcihdfhmm_buktcpyc">
               <w:r>
                 <w:rPr>
                   <w:rFonts w:ascii="Arial" w:cs="Arial" w:eastAsia="Arial" w:hAnsi="Arial"/>
@@ -18096,7 +18471,7 @@
               <w:spacing w:after="10" w:before="0"/>
               <w:ind w:left="120"/>
             </w:pPr>
-            <w:hyperlink w:history="1" r:id="rIdo9n9zajawki3_q8rsptd9">
+            <w:hyperlink w:history="1" r:id="rIdoq5mibs8pzgtrxp5jyuan">
               <w:r>
                 <w:rPr>
                   <w:rFonts w:ascii="Arial" w:cs="Arial" w:eastAsia="Arial" w:hAnsi="Arial"/>
@@ -18141,7 +18516,7 @@
             <w:pPr>
               <w:spacing w:after="20" w:before="0"/>
             </w:pPr>
-            <w:hyperlink w:history="1" r:id="rIdmysmtozsngckfvb_oozyo">
+            <w:hyperlink w:history="1" r:id="rIdrel1eumpgqu3e8xr9j1s4">
               <w:r>
                 <w:rPr>
                   <w:rFonts w:ascii="Arial" w:cs="Arial" w:eastAsia="Arial" w:hAnsi="Arial"/>
@@ -18174,7 +18549,7 @@
               <w:spacing w:after="10" w:before="0"/>
               <w:ind w:left="120"/>
             </w:pPr>
-            <w:hyperlink w:history="1" r:id="rIdhlykrjc36t5hlz_kltffz">
+            <w:hyperlink w:history="1" r:id="rIdwu6kcbishfgfc-l9r-scz">
               <w:r>
                 <w:rPr>
                   <w:rFonts w:ascii="Arial" w:cs="Arial" w:eastAsia="Arial" w:hAnsi="Arial"/>
@@ -18202,6 +18577,7 @@
           </w:tcPr>
           <w:p>
             <w:pPr>
+              <w:keepNext w:val="false"/>
               <w:spacing w:after="40" w:before="0"/>
               <w:jc w:val="left"/>
             </w:pPr>
@@ -18234,6 +18610,7 @@
           </w:tcPr>
           <w:p>
             <w:pPr>
+              <w:keepNext w:val="false"/>
               <w:spacing w:after="40" w:before="0"/>
               <w:jc w:val="left"/>
             </w:pPr>
@@ -18266,6 +18643,7 @@
           </w:tcPr>
           <w:p>
             <w:pPr>
+              <w:keepNext w:val="false"/>
               <w:spacing w:after="40" w:before="0"/>
               <w:jc w:val="left"/>
             </w:pPr>
@@ -18298,6 +18676,7 @@
           </w:tcPr>
           <w:p>
             <w:pPr>
+              <w:keepNext w:val="false"/>
               <w:spacing w:after="40" w:before="0"/>
               <w:jc w:val="left"/>
             </w:pPr>
@@ -18332,6 +18711,7 @@
           </w:tcPr>
           <w:p>
             <w:pPr>
+              <w:keepNext w:val="false"/>
               <w:spacing w:after="40" w:before="0"/>
               <w:jc w:val="left"/>
             </w:pPr>
@@ -18369,7 +18749,7 @@
             <w:pPr>
               <w:spacing w:after="20" w:before="0"/>
             </w:pPr>
-            <w:hyperlink w:history="1" r:id="rIdd-9uh4c-7ehdluirzpkfh">
+            <w:hyperlink w:history="1" r:id="rIdn7kat6pkd9jmvakspv8z7">
               <w:r>
                 <w:rPr>
                   <w:rFonts w:ascii="Arial" w:cs="Arial" w:eastAsia="Arial" w:hAnsi="Arial"/>
@@ -18418,7 +18798,7 @@
               <w:spacing w:after="10" w:before="0"/>
               <w:ind w:left="120"/>
             </w:pPr>
-            <w:hyperlink w:history="1" r:id="rIdnkac_jshy68on_vujza52">
+            <w:hyperlink w:history="1" r:id="rIdrhjakxnrj6mx_m_xofjzf">
               <w:r>
                 <w:rPr>
                   <w:rFonts w:ascii="Arial" w:cs="Arial" w:eastAsia="Arial" w:hAnsi="Arial"/>
@@ -18463,7 +18843,7 @@
             <w:pPr>
               <w:spacing w:after="20" w:before="0"/>
             </w:pPr>
-            <w:hyperlink w:history="1" r:id="rIdhnqkmwradifmz53fbdosn">
+            <w:hyperlink w:history="1" r:id="rIda25zohbpbawbcbdg1zssj">
               <w:r>
                 <w:rPr>
                   <w:rFonts w:ascii="Arial" w:cs="Arial" w:eastAsia="Arial" w:hAnsi="Arial"/>
@@ -18496,7 +18876,7 @@
               <w:spacing w:after="10" w:before="0"/>
               <w:ind w:left="120"/>
             </w:pPr>
-            <w:hyperlink w:history="1" r:id="rIdhaed4aozcyk-q0cbrnk2a">
+            <w:hyperlink w:history="1" r:id="rId_oko8todzuxylyqiuy0_a">
               <w:r>
                 <w:rPr>
                   <w:rFonts w:ascii="Arial" w:cs="Arial" w:eastAsia="Arial" w:hAnsi="Arial"/>
@@ -18524,6 +18904,7 @@
           </w:tcPr>
           <w:p>
             <w:pPr>
+              <w:keepNext w:val="false"/>
               <w:spacing w:after="40" w:before="0"/>
               <w:jc w:val="left"/>
             </w:pPr>
@@ -18556,6 +18937,7 @@
           </w:tcPr>
           <w:p>
             <w:pPr>
+              <w:keepNext w:val="false"/>
               <w:spacing w:after="40" w:before="0"/>
               <w:jc w:val="left"/>
             </w:pPr>
@@ -18588,6 +18970,7 @@
           </w:tcPr>
           <w:p>
             <w:pPr>
+              <w:keepNext w:val="false"/>
               <w:spacing w:after="40" w:before="0"/>
               <w:jc w:val="left"/>
             </w:pPr>
@@ -18620,6 +19003,7 @@
           </w:tcPr>
           <w:p>
             <w:pPr>
+              <w:keepNext w:val="false"/>
               <w:spacing w:after="40" w:before="0"/>
               <w:jc w:val="left"/>
             </w:pPr>
@@ -18654,6 +19038,7 @@
           </w:tcPr>
           <w:p>
             <w:pPr>
+              <w:keepNext w:val="false"/>
               <w:spacing w:after="40" w:before="0"/>
               <w:jc w:val="left"/>
             </w:pPr>
@@ -18691,7 +19076,7 @@
             <w:pPr>
               <w:spacing w:after="20" w:before="0"/>
             </w:pPr>
-            <w:hyperlink w:history="1" r:id="rIddrhcytayxi_q8f2pqi3is">
+            <w:hyperlink w:history="1" r:id="rIdutd_wu86gz9_c553k0fto">
               <w:r>
                 <w:rPr>
                   <w:rFonts w:ascii="Arial" w:cs="Arial" w:eastAsia="Arial" w:hAnsi="Arial"/>
@@ -18740,7 +19125,7 @@
               <w:spacing w:after="10" w:before="0"/>
               <w:ind w:left="120"/>
             </w:pPr>
-            <w:hyperlink w:history="1" r:id="rId7myxtoincrwp-jy25x5z6">
+            <w:hyperlink w:history="1" r:id="rIdnqxmiamdtq9yo2kxk1b9u">
               <w:r>
                 <w:rPr>
                   <w:rFonts w:ascii="Arial" w:cs="Arial" w:eastAsia="Arial" w:hAnsi="Arial"/>
@@ -18785,7 +19170,7 @@
             <w:pPr>
               <w:spacing w:after="20" w:before="0"/>
             </w:pPr>
-            <w:hyperlink w:history="1" r:id="rIde5jjjuqtoimww6ebetvji">
+            <w:hyperlink w:history="1" r:id="rIdjdgjvbaep8-xgp0yugxof">
               <w:r>
                 <w:rPr>
                   <w:rFonts w:ascii="Arial" w:cs="Arial" w:eastAsia="Arial" w:hAnsi="Arial"/>
@@ -18834,7 +19219,7 @@
               <w:spacing w:after="10" w:before="0"/>
               <w:ind w:left="120"/>
             </w:pPr>
-            <w:hyperlink w:history="1" r:id="rId-ylhx893dszz5dyoeblkt">
+            <w:hyperlink w:history="1" r:id="rIdshcgfp0pfnnafp4j09uax">
               <w:r>
                 <w:rPr>
                   <w:rFonts w:ascii="Arial" w:cs="Arial" w:eastAsia="Arial" w:hAnsi="Arial"/>
@@ -18862,6 +19247,7 @@
           </w:tcPr>
           <w:p>
             <w:pPr>
+              <w:keepNext w:val="false"/>
               <w:spacing w:after="40" w:before="0"/>
               <w:jc w:val="left"/>
             </w:pPr>
@@ -18894,6 +19280,7 @@
           </w:tcPr>
           <w:p>
             <w:pPr>
+              <w:keepNext w:val="false"/>
               <w:spacing w:after="40" w:before="0"/>
               <w:jc w:val="left"/>
             </w:pPr>
@@ -18926,6 +19313,7 @@
           </w:tcPr>
           <w:p>
             <w:pPr>
+              <w:keepNext w:val="false"/>
               <w:spacing w:after="40" w:before="0"/>
               <w:jc w:val="left"/>
             </w:pPr>
@@ -18958,6 +19346,7 @@
           </w:tcPr>
           <w:p>
             <w:pPr>
+              <w:keepNext w:val="false"/>
               <w:spacing w:after="40" w:before="0"/>
               <w:jc w:val="left"/>
             </w:pPr>
@@ -18992,6 +19381,7 @@
           </w:tcPr>
           <w:p>
             <w:pPr>
+              <w:keepNext w:val="false"/>
               <w:spacing w:after="40" w:before="0"/>
               <w:jc w:val="left"/>
             </w:pPr>
@@ -19029,7 +19419,7 @@
             <w:pPr>
               <w:spacing w:after="20" w:before="0"/>
             </w:pPr>
-            <w:hyperlink w:history="1" r:id="rId3y0mxoi_ayu3ophmldd4s">
+            <w:hyperlink w:history="1" r:id="rId6az5eehrg6vwwizqseyxd">
               <w:r>
                 <w:rPr>
                   <w:rFonts w:ascii="Arial" w:cs="Arial" w:eastAsia="Arial" w:hAnsi="Arial"/>
@@ -19078,7 +19468,7 @@
               <w:spacing w:after="10" w:before="0"/>
               <w:ind w:left="120"/>
             </w:pPr>
-            <w:hyperlink w:history="1" r:id="rIdgbc2q7gx0lrchgix75hen">
+            <w:hyperlink w:history="1" r:id="rId1zi_oubsyq5btsuxfgq6l">
               <w:r>
                 <w:rPr>
                   <w:rFonts w:ascii="Arial" w:cs="Arial" w:eastAsia="Arial" w:hAnsi="Arial"/>
@@ -19123,7 +19513,7 @@
             <w:pPr>
               <w:spacing w:after="20" w:before="0"/>
             </w:pPr>
-            <w:hyperlink w:history="1" r:id="rIdryqh6fqtoi9hie8cwn22y">
+            <w:hyperlink w:history="1" r:id="rIds0gcp0pw4qbrgd49mqykx">
               <w:r>
                 <w:rPr>
                   <w:rFonts w:ascii="Arial" w:cs="Arial" w:eastAsia="Arial" w:hAnsi="Arial"/>
@@ -19172,7 +19562,7 @@
               <w:spacing w:after="10" w:before="0"/>
               <w:ind w:left="120"/>
             </w:pPr>
-            <w:hyperlink w:history="1" r:id="rIdlbwfs9bddw0zmq2glv5nd">
+            <w:hyperlink w:history="1" r:id="rIdpvjleinsmz_ibfgg3pcse">
               <w:r>
                 <w:rPr>
                   <w:rFonts w:ascii="Arial" w:cs="Arial" w:eastAsia="Arial" w:hAnsi="Arial"/>
@@ -19200,6 +19590,7 @@
           </w:tcPr>
           <w:p>
             <w:pPr>
+              <w:keepNext w:val="false"/>
               <w:spacing w:after="40" w:before="0"/>
               <w:jc w:val="left"/>
             </w:pPr>
@@ -19232,6 +19623,7 @@
           </w:tcPr>
           <w:p>
             <w:pPr>
+              <w:keepNext w:val="false"/>
               <w:spacing w:after="40" w:before="0"/>
               <w:jc w:val="left"/>
             </w:pPr>
@@ -19264,6 +19656,7 @@
           </w:tcPr>
           <w:p>
             <w:pPr>
+              <w:keepNext w:val="false"/>
               <w:spacing w:after="40" w:before="0"/>
               <w:jc w:val="left"/>
             </w:pPr>
@@ -19296,6 +19689,7 @@
           </w:tcPr>
           <w:p>
             <w:pPr>
+              <w:keepNext w:val="false"/>
               <w:spacing w:after="40" w:before="0"/>
               <w:jc w:val="left"/>
             </w:pPr>
@@ -19330,6 +19724,7 @@
           </w:tcPr>
           <w:p>
             <w:pPr>
+              <w:keepNext w:val="false"/>
               <w:spacing w:after="40" w:before="0"/>
               <w:jc w:val="left"/>
             </w:pPr>
@@ -19367,7 +19762,7 @@
             <w:pPr>
               <w:spacing w:after="20" w:before="0"/>
             </w:pPr>
-            <w:hyperlink w:history="1" r:id="rIdbfahyrkqba78dnej8f8xl">
+            <w:hyperlink w:history="1" r:id="rIdvusfhtlzorb3e_gih24vh">
               <w:r>
                 <w:rPr>
                   <w:rFonts w:ascii="Arial" w:cs="Arial" w:eastAsia="Arial" w:hAnsi="Arial"/>
@@ -19416,7 +19811,7 @@
               <w:spacing w:after="10" w:before="0"/>
               <w:ind w:left="120"/>
             </w:pPr>
-            <w:hyperlink w:history="1" r:id="rId_sjvki1e2n0zkphooa8tp">
+            <w:hyperlink w:history="1" r:id="rIdr9dne3gigv3nsf4v8jzwm">
               <w:r>
                 <w:rPr>
                   <w:rFonts w:ascii="Arial" w:cs="Arial" w:eastAsia="Arial" w:hAnsi="Arial"/>
@@ -19461,7 +19856,7 @@
             <w:pPr>
               <w:spacing w:after="20" w:before="0"/>
             </w:pPr>
-            <w:hyperlink w:history="1" r:id="rIdwaqqimzpdvrd64eo4lpof">
+            <w:hyperlink w:history="1" r:id="rIdqiou_b7obxksarcsonfzi">
               <w:r>
                 <w:rPr>
                   <w:rFonts w:ascii="Arial" w:cs="Arial" w:eastAsia="Arial" w:hAnsi="Arial"/>
@@ -19510,7 +19905,7 @@
               <w:spacing w:after="10" w:before="0"/>
               <w:ind w:left="120"/>
             </w:pPr>
-            <w:hyperlink w:history="1" r:id="rIdzadcdpgyocrwhdx7kg_el">
+            <w:hyperlink w:history="1" r:id="rIdvln2utqvq6oqajkj0_sg1">
               <w:r>
                 <w:rPr>
                   <w:rFonts w:ascii="Arial" w:cs="Arial" w:eastAsia="Arial" w:hAnsi="Arial"/>
@@ -19538,6 +19933,7 @@
           </w:tcPr>
           <w:p>
             <w:pPr>
+              <w:keepNext w:val="false"/>
               <w:spacing w:after="40" w:before="0"/>
               <w:jc w:val="left"/>
             </w:pPr>
@@ -19570,6 +19966,7 @@
           </w:tcPr>
           <w:p>
             <w:pPr>
+              <w:keepNext w:val="false"/>
               <w:spacing w:after="40" w:before="0"/>
               <w:jc w:val="left"/>
             </w:pPr>
@@ -19602,6 +19999,7 @@
           </w:tcPr>
           <w:p>
             <w:pPr>
+              <w:keepNext w:val="false"/>
               <w:spacing w:after="40" w:before="0"/>
               <w:jc w:val="left"/>
             </w:pPr>
@@ -19634,6 +20032,7 @@
           </w:tcPr>
           <w:p>
             <w:pPr>
+              <w:keepNext w:val="false"/>
               <w:spacing w:after="40" w:before="0"/>
               <w:jc w:val="left"/>
             </w:pPr>
@@ -19693,6 +20092,7 @@
           </w:tcPr>
           <w:p>
             <w:pPr>
+              <w:keepNext w:val="false"/>
               <w:spacing w:after="40" w:before="0"/>
               <w:jc w:val="center"/>
             </w:pPr>
@@ -19727,6 +20127,7 @@
           </w:tcPr>
           <w:p>
             <w:pPr>
+              <w:keepNext w:val="false"/>
               <w:spacing w:after="40" w:before="0"/>
               <w:jc w:val="left"/>
             </w:pPr>
@@ -19788,6 +20189,7 @@
           </w:tcPr>
           <w:p>
             <w:pPr>
+              <w:keepNext w:val="false"/>
               <w:spacing w:after="40" w:before="0"/>
               <w:jc w:val="center"/>
             </w:pPr>
@@ -19822,6 +20224,7 @@
           </w:tcPr>
           <w:p>
             <w:pPr>
+              <w:keepNext w:val="false"/>
               <w:spacing w:after="40" w:before="0"/>
               <w:jc w:val="left"/>
             </w:pPr>
@@ -19854,6 +20257,7 @@
           </w:tcPr>
           <w:p>
             <w:pPr>
+              <w:keepNext w:val="false"/>
               <w:spacing w:after="40" w:before="0"/>
               <w:jc w:val="left"/>
             </w:pPr>
@@ -19888,6 +20292,7 @@
           </w:tcPr>
           <w:p>
             <w:pPr>
+              <w:keepNext w:val="false"/>
               <w:spacing w:after="40" w:before="0"/>
               <w:jc w:val="left"/>
             </w:pPr>
@@ -19920,6 +20325,7 @@
           </w:tcPr>
           <w:p>
             <w:pPr>
+              <w:keepNext w:val="false"/>
               <w:spacing w:after="40" w:before="0"/>
               <w:jc w:val="left"/>
             </w:pPr>
@@ -19954,6 +20360,7 @@
           </w:tcPr>
           <w:p>
             <w:pPr>
+              <w:keepNext w:val="false"/>
               <w:spacing w:after="40" w:before="0"/>
               <w:jc w:val="left"/>
             </w:pPr>
@@ -19986,6 +20393,7 @@
           </w:tcPr>
           <w:p>
             <w:pPr>
+              <w:keepNext w:val="false"/>
               <w:spacing w:after="40" w:before="0"/>
               <w:jc w:val="left"/>
             </w:pPr>
@@ -20022,7 +20430,7 @@
         </w:rPr>
         <w:t xml:space="preserve">© 2026 SeaVuria and ARES. Aligned with KICD objectives. Developed by SeaVuria; technical implementation by ARES (with AI assistance from Claude). Licensed under </w:t>
       </w:r>
-      <w:hyperlink w:history="1" r:id="rIdzfl4ziv4c_jxxqswaz0ti">
+      <w:hyperlink w:history="1" r:id="rIdcwriqtj0jiupddyilbjsd">
         <w:r>
           <w:rPr>
             <w:rFonts w:ascii="Arial" w:cs="Arial" w:eastAsia="Arial" w:hAnsi="Arial"/>
@@ -20043,7 +20451,7 @@
         </w:rPr>
         <w:t xml:space="preserve"> (</w:t>
       </w:r>
-      <w:hyperlink w:history="1" r:id="rIdbzsazex3mtgql6r4b85yp">
+      <w:hyperlink w:history="1" r:id="rIdkartkmugfmh7synxyueqx">
         <w:r>
           <w:rPr>
             <w:rFonts w:ascii="Arial" w:cs="Arial" w:eastAsia="Arial" w:hAnsi="Arial"/>
@@ -20103,6 +20511,7 @@
           </w:tcPr>
           <w:p>
             <w:pPr>
+              <w:keepNext w:val="false"/>
               <w:spacing w:after="40" w:before="0"/>
               <w:jc w:val="center"/>
             </w:pPr>
@@ -20138,6 +20547,7 @@
           </w:tcPr>
           <w:p>
             <w:pPr>
+              <w:keepNext w:val="false"/>
               <w:spacing w:after="40" w:before="0"/>
               <w:jc w:val="center"/>
             </w:pPr>
@@ -20172,6 +20582,7 @@
           </w:tcPr>
           <w:p>
             <w:pPr>
+              <w:keepNext w:val="false"/>
               <w:spacing w:after="40" w:before="0"/>
               <w:jc w:val="left"/>
             </w:pPr>
@@ -20204,6 +20615,7 @@
           </w:tcPr>
           <w:p>
             <w:pPr>
+              <w:keepNext w:val="false"/>
               <w:spacing w:after="40" w:before="0"/>
               <w:jc w:val="left"/>
             </w:pPr>
@@ -20238,6 +20650,7 @@
           </w:tcPr>
           <w:p>
             <w:pPr>
+              <w:keepNext w:val="false"/>
               <w:spacing w:after="40" w:before="0"/>
               <w:jc w:val="left"/>
             </w:pPr>
@@ -20270,6 +20683,7 @@
           </w:tcPr>
           <w:p>
             <w:pPr>
+              <w:keepNext w:val="false"/>
               <w:spacing w:after="40" w:before="0"/>
               <w:jc w:val="left"/>
             </w:pPr>
@@ -20304,6 +20718,7 @@
           </w:tcPr>
           <w:p>
             <w:pPr>
+              <w:keepNext w:val="false"/>
               <w:spacing w:after="40" w:before="0"/>
               <w:jc w:val="left"/>
             </w:pPr>
@@ -20336,6 +20751,7 @@
           </w:tcPr>
           <w:p>
             <w:pPr>
+              <w:keepNext w:val="false"/>
               <w:spacing w:after="40" w:before="0"/>
               <w:jc w:val="left"/>
             </w:pPr>
@@ -20370,6 +20786,7 @@
           </w:tcPr>
           <w:p>
             <w:pPr>
+              <w:keepNext w:val="false"/>
               <w:spacing w:after="40" w:before="0"/>
               <w:jc w:val="left"/>
             </w:pPr>
@@ -20402,6 +20819,7 @@
           </w:tcPr>
           <w:p>
             <w:pPr>
+              <w:keepNext w:val="false"/>
               <w:spacing w:after="40" w:before="0"/>
               <w:jc w:val="left"/>
             </w:pPr>
@@ -20436,6 +20854,7 @@
           </w:tcPr>
           <w:p>
             <w:pPr>
+              <w:keepNext w:val="false"/>
               <w:spacing w:after="40" w:before="0"/>
               <w:jc w:val="left"/>
             </w:pPr>
@@ -20468,6 +20887,7 @@
           </w:tcPr>
           <w:p>
             <w:pPr>
+              <w:keepNext w:val="false"/>
               <w:spacing w:after="40" w:before="0"/>
               <w:jc w:val="left"/>
             </w:pPr>
@@ -20502,6 +20922,7 @@
           </w:tcPr>
           <w:p>
             <w:pPr>
+              <w:keepNext w:val="false"/>
               <w:spacing w:after="40" w:before="0"/>
               <w:jc w:val="left"/>
             </w:pPr>
@@ -20534,6 +20955,7 @@
           </w:tcPr>
           <w:p>
             <w:pPr>
+              <w:keepNext w:val="false"/>
               <w:spacing w:after="40" w:before="0"/>
               <w:jc w:val="left"/>
             </w:pPr>
@@ -20568,6 +20990,7 @@
           </w:tcPr>
           <w:p>
             <w:pPr>
+              <w:keepNext w:val="false"/>
               <w:spacing w:after="40" w:before="0"/>
               <w:jc w:val="left"/>
             </w:pPr>
@@ -20600,6 +21023,7 @@
           </w:tcPr>
           <w:p>
             <w:pPr>
+              <w:keepNext w:val="false"/>
               <w:spacing w:after="40" w:before="0"/>
               <w:jc w:val="left"/>
             </w:pPr>
@@ -20634,6 +21058,7 @@
           </w:tcPr>
           <w:p>
             <w:pPr>
+              <w:keepNext w:val="false"/>
               <w:spacing w:after="40" w:before="0"/>
               <w:jc w:val="left"/>
             </w:pPr>
@@ -20666,6 +21091,7 @@
           </w:tcPr>
           <w:p>
             <w:pPr>
+              <w:keepNext w:val="false"/>
               <w:spacing w:after="40" w:before="0"/>
               <w:jc w:val="left"/>
             </w:pPr>
@@ -20725,6 +21151,7 @@
           </w:tcPr>
           <w:p>
             <w:pPr>
+              <w:keepNext w:val="false"/>
               <w:spacing w:after="40" w:before="0"/>
               <w:jc w:val="center"/>
             </w:pPr>
@@ -20759,6 +21186,7 @@
           </w:tcPr>
           <w:p>
             <w:pPr>
+              <w:keepNext w:val="false"/>
               <w:spacing w:after="40" w:before="0"/>
               <w:jc w:val="left"/>
             </w:pPr>
@@ -20823,6 +21251,7 @@
           </w:tcPr>
           <w:p>
             <w:pPr>
+              <w:keepNext w:val="false"/>
               <w:spacing w:after="40" w:before="0"/>
               <w:jc w:val="center"/>
             </w:pPr>
@@ -20857,6 +21286,7 @@
           </w:tcPr>
           <w:p>
             <w:pPr>
+              <w:keepNext w:val="false"/>
               <w:spacing w:after="40" w:before="0"/>
               <w:jc w:val="left"/>
             </w:pPr>
@@ -20889,6 +21319,7 @@
           </w:tcPr>
           <w:p>
             <w:pPr>
+              <w:keepNext w:val="false"/>
               <w:spacing w:after="40" w:before="0"/>
               <w:jc w:val="left"/>
             </w:pPr>
@@ -20921,6 +21352,7 @@
           </w:tcPr>
           <w:p>
             <w:pPr>
+              <w:keepNext w:val="false"/>
               <w:spacing w:after="40" w:before="0"/>
               <w:jc w:val="left"/>
             </w:pPr>
@@ -20953,6 +21385,7 @@
           </w:tcPr>
           <w:p>
             <w:pPr>
+              <w:keepNext w:val="false"/>
               <w:spacing w:after="40" w:before="0"/>
               <w:jc w:val="left"/>
             </w:pPr>
@@ -20985,6 +21418,7 @@
           </w:tcPr>
           <w:p>
             <w:pPr>
+              <w:keepNext w:val="false"/>
               <w:spacing w:after="40" w:before="0"/>
               <w:jc w:val="left"/>
             </w:pPr>
@@ -21019,6 +21453,7 @@
           </w:tcPr>
           <w:p>
             <w:pPr>
+              <w:keepNext w:val="false"/>
               <w:spacing w:after="40" w:before="0"/>
               <w:jc w:val="left"/>
             </w:pPr>
@@ -21056,7 +21491,7 @@
             <w:pPr>
               <w:spacing w:after="20" w:before="0"/>
             </w:pPr>
-            <w:hyperlink w:history="1" r:id="rIdxb88kjobwufuzqs0xdx6f">
+            <w:hyperlink w:history="1" r:id="rIdr9oja0njrcgojjnbgqm6u">
               <w:r>
                 <w:rPr>
                   <w:rFonts w:ascii="Arial" w:cs="Arial" w:eastAsia="Arial" w:hAnsi="Arial"/>
@@ -21089,7 +21524,7 @@
               <w:spacing w:after="10" w:before="0"/>
               <w:ind w:left="120"/>
             </w:pPr>
-            <w:hyperlink w:history="1" r:id="rIdr6wmh2_t8jb_7wm_vc3qc">
+            <w:hyperlink w:history="1" r:id="rIdul9elcuzqzslypplass7r">
               <w:r>
                 <w:rPr>
                   <w:rFonts w:ascii="Arial" w:cs="Arial" w:eastAsia="Arial" w:hAnsi="Arial"/>
@@ -21134,7 +21569,7 @@
             <w:pPr>
               <w:spacing w:after="20" w:before="0"/>
             </w:pPr>
-            <w:hyperlink w:history="1" r:id="rIdxmwqnipgsgxxyy_j7fnqd">
+            <w:hyperlink w:history="1" r:id="rIdrnmdtzdwr5ohbpnr57hzy">
               <w:r>
                 <w:rPr>
                   <w:rFonts w:ascii="Arial" w:cs="Arial" w:eastAsia="Arial" w:hAnsi="Arial"/>
@@ -21167,7 +21602,7 @@
               <w:spacing w:after="10" w:before="0"/>
               <w:ind w:left="120"/>
             </w:pPr>
-            <w:hyperlink w:history="1" r:id="rIdeh03gmppjm9entcxm5srf">
+            <w:hyperlink w:history="1" r:id="rIdh5oqrwifxflba3tdrndp0">
               <w:r>
                 <w:rPr>
                   <w:rFonts w:ascii="Arial" w:cs="Arial" w:eastAsia="Arial" w:hAnsi="Arial"/>
@@ -21195,6 +21630,7 @@
           </w:tcPr>
           <w:p>
             <w:pPr>
+              <w:keepNext w:val="false"/>
               <w:spacing w:after="40" w:before="0"/>
               <w:jc w:val="left"/>
             </w:pPr>
@@ -21227,6 +21663,7 @@
           </w:tcPr>
           <w:p>
             <w:pPr>
+              <w:keepNext w:val="false"/>
               <w:spacing w:after="40" w:before="0"/>
               <w:jc w:val="left"/>
             </w:pPr>
@@ -21259,6 +21696,7 @@
           </w:tcPr>
           <w:p>
             <w:pPr>
+              <w:keepNext w:val="false"/>
               <w:spacing w:after="40" w:before="0"/>
               <w:jc w:val="left"/>
             </w:pPr>
@@ -21291,6 +21729,7 @@
           </w:tcPr>
           <w:p>
             <w:pPr>
+              <w:keepNext w:val="false"/>
               <w:spacing w:after="40" w:before="0"/>
               <w:jc w:val="left"/>
             </w:pPr>
@@ -21325,6 +21764,7 @@
           </w:tcPr>
           <w:p>
             <w:pPr>
+              <w:keepNext w:val="false"/>
               <w:spacing w:after="40" w:before="0"/>
               <w:jc w:val="left"/>
             </w:pPr>
@@ -21362,7 +21802,7 @@
             <w:pPr>
               <w:spacing w:after="20" w:before="0"/>
             </w:pPr>
-            <w:hyperlink w:history="1" r:id="rIdrmtykkzf08fikczkpq8pc">
+            <w:hyperlink w:history="1" r:id="rIdh7z_jgoj5vxt8rsancvxm">
               <w:r>
                 <w:rPr>
                   <w:rFonts w:ascii="Arial" w:cs="Arial" w:eastAsia="Arial" w:hAnsi="Arial"/>
@@ -21395,7 +21835,7 @@
               <w:spacing w:after="10" w:before="0"/>
               <w:ind w:left="120"/>
             </w:pPr>
-            <w:hyperlink w:history="1" r:id="rId-_vwpm30ywifbdftntxap">
+            <w:hyperlink w:history="1" r:id="rIdim_8aspalwyqdwspzyvtu">
               <w:r>
                 <w:rPr>
                   <w:rFonts w:ascii="Arial" w:cs="Arial" w:eastAsia="Arial" w:hAnsi="Arial"/>
@@ -21440,7 +21880,7 @@
             <w:pPr>
               <w:spacing w:after="20" w:before="0"/>
             </w:pPr>
-            <w:hyperlink w:history="1" r:id="rId4kcuagz-lfe1puf6wakzd">
+            <w:hyperlink w:history="1" r:id="rId5k6nii3g3noksnvocdlpz">
               <w:r>
                 <w:rPr>
                   <w:rFonts w:ascii="Arial" w:cs="Arial" w:eastAsia="Arial" w:hAnsi="Arial"/>
@@ -21473,7 +21913,7 @@
               <w:spacing w:after="10" w:before="0"/>
               <w:ind w:left="120"/>
             </w:pPr>
-            <w:hyperlink w:history="1" r:id="rIdkwdlkcjdi5uk8m1wndbxz">
+            <w:hyperlink w:history="1" r:id="rIdnf9ouur-5yrrhh9foovet">
               <w:r>
                 <w:rPr>
                   <w:rFonts w:ascii="Arial" w:cs="Arial" w:eastAsia="Arial" w:hAnsi="Arial"/>
@@ -21501,6 +21941,7 @@
           </w:tcPr>
           <w:p>
             <w:pPr>
+              <w:keepNext w:val="false"/>
               <w:spacing w:after="40" w:before="0"/>
               <w:jc w:val="left"/>
             </w:pPr>
@@ -21533,6 +21974,7 @@
           </w:tcPr>
           <w:p>
             <w:pPr>
+              <w:keepNext w:val="false"/>
               <w:spacing w:after="40" w:before="0"/>
               <w:jc w:val="left"/>
             </w:pPr>
@@ -21565,6 +22007,7 @@
           </w:tcPr>
           <w:p>
             <w:pPr>
+              <w:keepNext w:val="false"/>
               <w:spacing w:after="40" w:before="0"/>
               <w:jc w:val="left"/>
             </w:pPr>
@@ -21597,6 +22040,7 @@
           </w:tcPr>
           <w:p>
             <w:pPr>
+              <w:keepNext w:val="false"/>
               <w:spacing w:after="40" w:before="0"/>
               <w:jc w:val="left"/>
             </w:pPr>
@@ -21631,6 +22075,7 @@
           </w:tcPr>
           <w:p>
             <w:pPr>
+              <w:keepNext w:val="false"/>
               <w:spacing w:after="40" w:before="0"/>
               <w:jc w:val="left"/>
             </w:pPr>
@@ -21668,7 +22113,7 @@
             <w:pPr>
               <w:spacing w:after="20" w:before="0"/>
             </w:pPr>
-            <w:hyperlink w:history="1" r:id="rIdkkbaljgh_2q6vf3osbznt">
+            <w:hyperlink w:history="1" r:id="rIdhjfzknlid_abjwvse6owm">
               <w:r>
                 <w:rPr>
                   <w:rFonts w:ascii="Arial" w:cs="Arial" w:eastAsia="Arial" w:hAnsi="Arial"/>
@@ -21701,7 +22146,7 @@
               <w:spacing w:after="10" w:before="0"/>
               <w:ind w:left="120"/>
             </w:pPr>
-            <w:hyperlink w:history="1" r:id="rId7ccmkoayddmuekrck_lg5">
+            <w:hyperlink w:history="1" r:id="rIddjktnypqvnzugool-wanz">
               <w:r>
                 <w:rPr>
                   <w:rFonts w:ascii="Arial" w:cs="Arial" w:eastAsia="Arial" w:hAnsi="Arial"/>
@@ -21746,7 +22191,7 @@
             <w:pPr>
               <w:spacing w:after="20" w:before="0"/>
             </w:pPr>
-            <w:hyperlink w:history="1" r:id="rIdwxxhb8jvrkiwgohm7itdw">
+            <w:hyperlink w:history="1" r:id="rIdnltkmss-tqbvfdvhne1qu">
               <w:r>
                 <w:rPr>
                   <w:rFonts w:ascii="Arial" w:cs="Arial" w:eastAsia="Arial" w:hAnsi="Arial"/>
@@ -21779,7 +22224,7 @@
               <w:spacing w:after="10" w:before="0"/>
               <w:ind w:left="120"/>
             </w:pPr>
-            <w:hyperlink w:history="1" r:id="rIdhm4vl_qx2nwk17bvc7gos">
+            <w:hyperlink w:history="1" r:id="rIdbdbntu2h8lfkx6khqhgnv">
               <w:r>
                 <w:rPr>
                   <w:rFonts w:ascii="Arial" w:cs="Arial" w:eastAsia="Arial" w:hAnsi="Arial"/>
@@ -21807,6 +22252,7 @@
           </w:tcPr>
           <w:p>
             <w:pPr>
+              <w:keepNext w:val="false"/>
               <w:spacing w:after="40" w:before="0"/>
               <w:jc w:val="left"/>
             </w:pPr>
@@ -21839,6 +22285,7 @@
           </w:tcPr>
           <w:p>
             <w:pPr>
+              <w:keepNext w:val="false"/>
               <w:spacing w:after="40" w:before="0"/>
               <w:jc w:val="left"/>
             </w:pPr>
@@ -21871,6 +22318,7 @@
           </w:tcPr>
           <w:p>
             <w:pPr>
+              <w:keepNext w:val="false"/>
               <w:spacing w:after="40" w:before="0"/>
               <w:jc w:val="left"/>
             </w:pPr>
@@ -21903,6 +22351,7 @@
           </w:tcPr>
           <w:p>
             <w:pPr>
+              <w:keepNext w:val="false"/>
               <w:spacing w:after="40" w:before="0"/>
               <w:jc w:val="left"/>
             </w:pPr>
@@ -21937,6 +22386,7 @@
           </w:tcPr>
           <w:p>
             <w:pPr>
+              <w:keepNext w:val="false"/>
               <w:spacing w:after="40" w:before="0"/>
               <w:jc w:val="left"/>
             </w:pPr>
@@ -21974,7 +22424,7 @@
             <w:pPr>
               <w:spacing w:after="20" w:before="0"/>
             </w:pPr>
-            <w:hyperlink w:history="1" r:id="rIdxu3lfjkdlzrykqkipdx2i">
+            <w:hyperlink w:history="1" r:id="rIdef_sau7hvf_81m2lh2hhk">
               <w:r>
                 <w:rPr>
                   <w:rFonts w:ascii="Arial" w:cs="Arial" w:eastAsia="Arial" w:hAnsi="Arial"/>
@@ -22007,7 +22457,7 @@
               <w:spacing w:after="10" w:before="0"/>
               <w:ind w:left="120"/>
             </w:pPr>
-            <w:hyperlink w:history="1" r:id="rIdgc9vojkvetplgvzmi_mbn">
+            <w:hyperlink w:history="1" r:id="rIdyxrm-oglk1dtqnw3e6h8r">
               <w:r>
                 <w:rPr>
                   <w:rFonts w:ascii="Arial" w:cs="Arial" w:eastAsia="Arial" w:hAnsi="Arial"/>
@@ -22052,7 +22502,7 @@
             <w:pPr>
               <w:spacing w:after="20" w:before="0"/>
             </w:pPr>
-            <w:hyperlink w:history="1" r:id="rIdq9jyf15oznvbycg7vgx6m">
+            <w:hyperlink w:history="1" r:id="rIdt8ywde8xsdwpb4ivkjw3q">
               <w:r>
                 <w:rPr>
                   <w:rFonts w:ascii="Arial" w:cs="Arial" w:eastAsia="Arial" w:hAnsi="Arial"/>
@@ -22085,7 +22535,7 @@
               <w:spacing w:after="10" w:before="0"/>
               <w:ind w:left="120"/>
             </w:pPr>
-            <w:hyperlink w:history="1" r:id="rIds9-hupoazbfwvrjo79lbz">
+            <w:hyperlink w:history="1" r:id="rId1cwtv8vtplag9x8-eo8yd">
               <w:r>
                 <w:rPr>
                   <w:rFonts w:ascii="Arial" w:cs="Arial" w:eastAsia="Arial" w:hAnsi="Arial"/>
@@ -22113,6 +22563,7 @@
           </w:tcPr>
           <w:p>
             <w:pPr>
+              <w:keepNext w:val="false"/>
               <w:spacing w:after="40" w:before="0"/>
               <w:jc w:val="left"/>
             </w:pPr>
@@ -22145,6 +22596,7 @@
           </w:tcPr>
           <w:p>
             <w:pPr>
+              <w:keepNext w:val="false"/>
               <w:spacing w:after="40" w:before="0"/>
               <w:jc w:val="left"/>
             </w:pPr>
@@ -22177,6 +22629,7 @@
           </w:tcPr>
           <w:p>
             <w:pPr>
+              <w:keepNext w:val="false"/>
               <w:spacing w:after="40" w:before="0"/>
               <w:jc w:val="left"/>
             </w:pPr>
@@ -22209,6 +22662,7 @@
           </w:tcPr>
           <w:p>
             <w:pPr>
+              <w:keepNext w:val="false"/>
               <w:spacing w:after="40" w:before="0"/>
               <w:jc w:val="left"/>
             </w:pPr>
@@ -22243,6 +22697,7 @@
           </w:tcPr>
           <w:p>
             <w:pPr>
+              <w:keepNext w:val="false"/>
               <w:spacing w:after="40" w:before="0"/>
               <w:jc w:val="left"/>
             </w:pPr>
@@ -22280,7 +22735,7 @@
             <w:pPr>
               <w:spacing w:after="20" w:before="0"/>
             </w:pPr>
-            <w:hyperlink w:history="1" r:id="rId_yexlkdrlyfvlex3cb0me">
+            <w:hyperlink w:history="1" r:id="rIdan7svhpzv29_vcrctodd5">
               <w:r>
                 <w:rPr>
                   <w:rFonts w:ascii="Arial" w:cs="Arial" w:eastAsia="Arial" w:hAnsi="Arial"/>
@@ -22313,7 +22768,7 @@
               <w:spacing w:after="10" w:before="0"/>
               <w:ind w:left="120"/>
             </w:pPr>
-            <w:hyperlink w:history="1" r:id="rIdiodadbxxlyv0ab0jkjeng">
+            <w:hyperlink w:history="1" r:id="rIdnzoqoqljghsarx1d61q7y">
               <w:r>
                 <w:rPr>
                   <w:rFonts w:ascii="Arial" w:cs="Arial" w:eastAsia="Arial" w:hAnsi="Arial"/>
@@ -22358,7 +22813,7 @@
             <w:pPr>
               <w:spacing w:after="20" w:before="0"/>
             </w:pPr>
-            <w:hyperlink w:history="1" r:id="rIda9dc4zq_inuk5dwiykmy2">
+            <w:hyperlink w:history="1" r:id="rIdiptwdudtnvgbm-p51i5m-">
               <w:r>
                 <w:rPr>
                   <w:rFonts w:ascii="Arial" w:cs="Arial" w:eastAsia="Arial" w:hAnsi="Arial"/>
@@ -22391,7 +22846,7 @@
               <w:spacing w:after="10" w:before="0"/>
               <w:ind w:left="120"/>
             </w:pPr>
-            <w:hyperlink w:history="1" r:id="rId0bcrol7z9atng3f2u6ci_">
+            <w:hyperlink w:history="1" r:id="rId1oraqabd4ata7rd6khqwi">
               <w:r>
                 <w:rPr>
                   <w:rFonts w:ascii="Arial" w:cs="Arial" w:eastAsia="Arial" w:hAnsi="Arial"/>
@@ -22419,6 +22874,7 @@
           </w:tcPr>
           <w:p>
             <w:pPr>
+              <w:keepNext w:val="false"/>
               <w:spacing w:after="40" w:before="0"/>
               <w:jc w:val="left"/>
             </w:pPr>
@@ -22451,6 +22907,7 @@
           </w:tcPr>
           <w:p>
             <w:pPr>
+              <w:keepNext w:val="false"/>
               <w:spacing w:after="40" w:before="0"/>
               <w:jc w:val="left"/>
             </w:pPr>
@@ -22483,6 +22940,7 @@
           </w:tcPr>
           <w:p>
             <w:pPr>
+              <w:keepNext w:val="false"/>
               <w:spacing w:after="40" w:before="0"/>
               <w:jc w:val="left"/>
             </w:pPr>
@@ -22515,6 +22973,7 @@
           </w:tcPr>
           <w:p>
             <w:pPr>
+              <w:keepNext w:val="false"/>
               <w:spacing w:after="40" w:before="0"/>
               <w:jc w:val="left"/>
             </w:pPr>
@@ -22574,6 +23033,7 @@
           </w:tcPr>
           <w:p>
             <w:pPr>
+              <w:keepNext w:val="false"/>
               <w:spacing w:after="40" w:before="0"/>
               <w:jc w:val="center"/>
             </w:pPr>
@@ -22608,6 +23068,7 @@
           </w:tcPr>
           <w:p>
             <w:pPr>
+              <w:keepNext w:val="false"/>
               <w:spacing w:after="40" w:before="0"/>
               <w:jc w:val="left"/>
             </w:pPr>
@@ -22669,6 +23130,7 @@
           </w:tcPr>
           <w:p>
             <w:pPr>
+              <w:keepNext w:val="false"/>
               <w:spacing w:after="40" w:before="0"/>
               <w:jc w:val="center"/>
             </w:pPr>
@@ -22703,6 +23165,7 @@
           </w:tcPr>
           <w:p>
             <w:pPr>
+              <w:keepNext w:val="false"/>
               <w:spacing w:after="40" w:before="0"/>
               <w:jc w:val="left"/>
             </w:pPr>
@@ -22735,6 +23198,7 @@
           </w:tcPr>
           <w:p>
             <w:pPr>
+              <w:keepNext w:val="false"/>
               <w:spacing w:after="40" w:before="0"/>
               <w:jc w:val="left"/>
             </w:pPr>
@@ -22769,6 +23233,7 @@
           </w:tcPr>
           <w:p>
             <w:pPr>
+              <w:keepNext w:val="false"/>
               <w:spacing w:after="40" w:before="0"/>
               <w:jc w:val="left"/>
             </w:pPr>
@@ -22801,6 +23266,7 @@
           </w:tcPr>
           <w:p>
             <w:pPr>
+              <w:keepNext w:val="false"/>
               <w:spacing w:after="40" w:before="0"/>
               <w:jc w:val="left"/>
             </w:pPr>
@@ -22835,6 +23301,7 @@
           </w:tcPr>
           <w:p>
             <w:pPr>
+              <w:keepNext w:val="false"/>
               <w:spacing w:after="40" w:before="0"/>
               <w:jc w:val="left"/>
             </w:pPr>
@@ -22867,6 +23334,7 @@
           </w:tcPr>
           <w:p>
             <w:pPr>
+              <w:keepNext w:val="false"/>
               <w:spacing w:after="40" w:before="0"/>
               <w:jc w:val="left"/>
             </w:pPr>
@@ -22903,7 +23371,7 @@
         </w:rPr>
         <w:t xml:space="preserve">© 2026 SeaVuria and ARES. Aligned with KICD objectives. Developed by SeaVuria; technical implementation by ARES (with AI assistance from Claude). Licensed under </w:t>
       </w:r>
-      <w:hyperlink w:history="1" r:id="rIdp-zo04viif7waruim9xsv">
+      <w:hyperlink w:history="1" r:id="rId9n3vzxedgtxxb_zwsdozv">
         <w:r>
           <w:rPr>
             <w:rFonts w:ascii="Arial" w:cs="Arial" w:eastAsia="Arial" w:hAnsi="Arial"/>
@@ -22924,7 +23392,7 @@
         </w:rPr>
         <w:t xml:space="preserve"> (</w:t>
       </w:r>
-      <w:hyperlink w:history="1" r:id="rIdjoargzn5zhviaiinetgn_">
+      <w:hyperlink w:history="1" r:id="rId-d8cp2r9n2l_v84q-xiu-">
         <w:r>
           <w:rPr>
             <w:rFonts w:ascii="Arial" w:cs="Arial" w:eastAsia="Arial" w:hAnsi="Arial"/>
@@ -22984,6 +23452,7 @@
           </w:tcPr>
           <w:p>
             <w:pPr>
+              <w:keepNext w:val="false"/>
               <w:spacing w:after="40" w:before="0"/>
               <w:jc w:val="center"/>
             </w:pPr>
@@ -23019,6 +23488,7 @@
           </w:tcPr>
           <w:p>
             <w:pPr>
+              <w:keepNext w:val="false"/>
               <w:spacing w:after="40" w:before="0"/>
               <w:jc w:val="center"/>
             </w:pPr>
@@ -23053,6 +23523,7 @@
           </w:tcPr>
           <w:p>
             <w:pPr>
+              <w:keepNext w:val="false"/>
               <w:spacing w:after="40" w:before="0"/>
               <w:jc w:val="left"/>
             </w:pPr>
@@ -23085,6 +23556,7 @@
           </w:tcPr>
           <w:p>
             <w:pPr>
+              <w:keepNext w:val="false"/>
               <w:spacing w:after="40" w:before="0"/>
               <w:jc w:val="left"/>
             </w:pPr>
@@ -23119,6 +23591,7 @@
           </w:tcPr>
           <w:p>
             <w:pPr>
+              <w:keepNext w:val="false"/>
               <w:spacing w:after="40" w:before="0"/>
               <w:jc w:val="left"/>
             </w:pPr>
@@ -23151,6 +23624,7 @@
           </w:tcPr>
           <w:p>
             <w:pPr>
+              <w:keepNext w:val="false"/>
               <w:spacing w:after="40" w:before="0"/>
               <w:jc w:val="left"/>
             </w:pPr>
@@ -23185,6 +23659,7 @@
           </w:tcPr>
           <w:p>
             <w:pPr>
+              <w:keepNext w:val="false"/>
               <w:spacing w:after="40" w:before="0"/>
               <w:jc w:val="left"/>
             </w:pPr>
@@ -23217,6 +23692,7 @@
           </w:tcPr>
           <w:p>
             <w:pPr>
+              <w:keepNext w:val="false"/>
               <w:spacing w:after="40" w:before="0"/>
               <w:jc w:val="left"/>
             </w:pPr>
@@ -23251,6 +23727,7 @@
           </w:tcPr>
           <w:p>
             <w:pPr>
+              <w:keepNext w:val="false"/>
               <w:spacing w:after="40" w:before="0"/>
               <w:jc w:val="left"/>
             </w:pPr>
@@ -23283,6 +23760,7 @@
           </w:tcPr>
           <w:p>
             <w:pPr>
+              <w:keepNext w:val="false"/>
               <w:spacing w:after="40" w:before="0"/>
               <w:jc w:val="left"/>
             </w:pPr>
@@ -23317,6 +23795,7 @@
           </w:tcPr>
           <w:p>
             <w:pPr>
+              <w:keepNext w:val="false"/>
               <w:spacing w:after="40" w:before="0"/>
               <w:jc w:val="left"/>
             </w:pPr>
@@ -23349,6 +23828,7 @@
           </w:tcPr>
           <w:p>
             <w:pPr>
+              <w:keepNext w:val="false"/>
               <w:spacing w:after="40" w:before="0"/>
               <w:jc w:val="left"/>
             </w:pPr>
@@ -23383,6 +23863,7 @@
           </w:tcPr>
           <w:p>
             <w:pPr>
+              <w:keepNext w:val="false"/>
               <w:spacing w:after="40" w:before="0"/>
               <w:jc w:val="left"/>
             </w:pPr>
@@ -23415,6 +23896,7 @@
           </w:tcPr>
           <w:p>
             <w:pPr>
+              <w:keepNext w:val="false"/>
               <w:spacing w:after="40" w:before="0"/>
               <w:jc w:val="left"/>
             </w:pPr>
@@ -23449,6 +23931,7 @@
           </w:tcPr>
           <w:p>
             <w:pPr>
+              <w:keepNext w:val="false"/>
               <w:spacing w:after="40" w:before="0"/>
               <w:jc w:val="left"/>
             </w:pPr>
@@ -23481,6 +23964,7 @@
           </w:tcPr>
           <w:p>
             <w:pPr>
+              <w:keepNext w:val="false"/>
               <w:spacing w:after="40" w:before="0"/>
               <w:jc w:val="left"/>
             </w:pPr>
@@ -23515,6 +23999,7 @@
           </w:tcPr>
           <w:p>
             <w:pPr>
+              <w:keepNext w:val="false"/>
               <w:spacing w:after="40" w:before="0"/>
               <w:jc w:val="left"/>
             </w:pPr>
@@ -23547,6 +24032,7 @@
           </w:tcPr>
           <w:p>
             <w:pPr>
+              <w:keepNext w:val="false"/>
               <w:spacing w:after="40" w:before="0"/>
               <w:jc w:val="left"/>
             </w:pPr>
@@ -23606,6 +24092,7 @@
           </w:tcPr>
           <w:p>
             <w:pPr>
+              <w:keepNext w:val="false"/>
               <w:spacing w:after="40" w:before="0"/>
               <w:jc w:val="center"/>
             </w:pPr>
@@ -23640,6 +24127,7 @@
           </w:tcPr>
           <w:p>
             <w:pPr>
+              <w:keepNext w:val="false"/>
               <w:spacing w:after="40" w:before="0"/>
               <w:jc w:val="left"/>
             </w:pPr>
@@ -23704,6 +24192,7 @@
           </w:tcPr>
           <w:p>
             <w:pPr>
+              <w:keepNext w:val="false"/>
               <w:spacing w:after="40" w:before="0"/>
               <w:jc w:val="center"/>
             </w:pPr>
@@ -23738,6 +24227,7 @@
           </w:tcPr>
           <w:p>
             <w:pPr>
+              <w:keepNext w:val="false"/>
               <w:spacing w:after="40" w:before="0"/>
               <w:jc w:val="left"/>
             </w:pPr>
@@ -23770,6 +24260,7 @@
           </w:tcPr>
           <w:p>
             <w:pPr>
+              <w:keepNext w:val="false"/>
               <w:spacing w:after="40" w:before="0"/>
               <w:jc w:val="left"/>
             </w:pPr>
@@ -23802,6 +24293,7 @@
           </w:tcPr>
           <w:p>
             <w:pPr>
+              <w:keepNext w:val="false"/>
               <w:spacing w:after="40" w:before="0"/>
               <w:jc w:val="left"/>
             </w:pPr>
@@ -23834,6 +24326,7 @@
           </w:tcPr>
           <w:p>
             <w:pPr>
+              <w:keepNext w:val="false"/>
               <w:spacing w:after="40" w:before="0"/>
               <w:jc w:val="left"/>
             </w:pPr>
@@ -23866,6 +24359,7 @@
           </w:tcPr>
           <w:p>
             <w:pPr>
+              <w:keepNext w:val="false"/>
               <w:spacing w:after="40" w:before="0"/>
               <w:jc w:val="left"/>
             </w:pPr>
@@ -23900,6 +24394,7 @@
           </w:tcPr>
           <w:p>
             <w:pPr>
+              <w:keepNext w:val="false"/>
               <w:spacing w:after="40" w:before="0"/>
               <w:jc w:val="left"/>
             </w:pPr>
@@ -23937,7 +24432,7 @@
             <w:pPr>
               <w:spacing w:after="20" w:before="0"/>
             </w:pPr>
-            <w:hyperlink w:history="1" r:id="rIddeqfjbpbwumwaf0ftdfju">
+            <w:hyperlink w:history="1" r:id="rIdlo91og3fdbr76qu1x-nq8">
               <w:r>
                 <w:rPr>
                   <w:rFonts w:ascii="Arial" w:cs="Arial" w:eastAsia="Arial" w:hAnsi="Arial"/>
@@ -23970,7 +24465,7 @@
               <w:spacing w:after="10" w:before="0"/>
               <w:ind w:left="120"/>
             </w:pPr>
-            <w:hyperlink w:history="1" r:id="rIdbh8gqgi3y0fvxdgz6dkdx">
+            <w:hyperlink w:history="1" r:id="rIdhugodpsec2wdqtk2laj2t">
               <w:r>
                 <w:rPr>
                   <w:rFonts w:ascii="Arial" w:cs="Arial" w:eastAsia="Arial" w:hAnsi="Arial"/>
@@ -24015,7 +24510,7 @@
             <w:pPr>
               <w:spacing w:after="20" w:before="0"/>
             </w:pPr>
-            <w:hyperlink w:history="1" r:id="rIdkhiwy5nhsgeaqlwchyqcx">
+            <w:hyperlink w:history="1" r:id="rIdvxh7qdrj9w8lks1gkpztm">
               <w:r>
                 <w:rPr>
                   <w:rFonts w:ascii="Arial" w:cs="Arial" w:eastAsia="Arial" w:hAnsi="Arial"/>
@@ -24048,7 +24543,7 @@
               <w:spacing w:after="10" w:before="0"/>
               <w:ind w:left="120"/>
             </w:pPr>
-            <w:hyperlink w:history="1" r:id="rIdb24hscima_jsdmjngvbga">
+            <w:hyperlink w:history="1" r:id="rId_ssnl77je3eg_na16n7p-">
               <w:r>
                 <w:rPr>
                   <w:rFonts w:ascii="Arial" w:cs="Arial" w:eastAsia="Arial" w:hAnsi="Arial"/>
@@ -24076,6 +24571,7 @@
           </w:tcPr>
           <w:p>
             <w:pPr>
+              <w:keepNext w:val="false"/>
               <w:spacing w:after="40" w:before="0"/>
               <w:jc w:val="left"/>
             </w:pPr>
@@ -24108,6 +24604,7 @@
           </w:tcPr>
           <w:p>
             <w:pPr>
+              <w:keepNext w:val="false"/>
               <w:spacing w:after="40" w:before="0"/>
               <w:jc w:val="left"/>
             </w:pPr>
@@ -24140,6 +24637,7 @@
           </w:tcPr>
           <w:p>
             <w:pPr>
+              <w:keepNext w:val="false"/>
               <w:spacing w:after="40" w:before="0"/>
               <w:jc w:val="left"/>
             </w:pPr>
@@ -24172,6 +24670,7 @@
           </w:tcPr>
           <w:p>
             <w:pPr>
+              <w:keepNext w:val="false"/>
               <w:spacing w:after="40" w:before="0"/>
               <w:jc w:val="left"/>
             </w:pPr>
@@ -24206,6 +24705,7 @@
           </w:tcPr>
           <w:p>
             <w:pPr>
+              <w:keepNext w:val="false"/>
               <w:spacing w:after="40" w:before="0"/>
               <w:jc w:val="left"/>
             </w:pPr>
@@ -24243,7 +24743,7 @@
             <w:pPr>
               <w:spacing w:after="20" w:before="0"/>
             </w:pPr>
-            <w:hyperlink w:history="1" r:id="rIdskbbdppcpzqkcpkhqrysu">
+            <w:hyperlink w:history="1" r:id="rId4bk7zii8op7poq0me9rjo">
               <w:r>
                 <w:rPr>
                   <w:rFonts w:ascii="Arial" w:cs="Arial" w:eastAsia="Arial" w:hAnsi="Arial"/>
@@ -24276,7 +24776,7 @@
               <w:spacing w:after="10" w:before="0"/>
               <w:ind w:left="120"/>
             </w:pPr>
-            <w:hyperlink w:history="1" r:id="rIdhoa7-7iubo2qfea4zax8z">
+            <w:hyperlink w:history="1" r:id="rIdqyd6zfrgpq676mq7an2w0">
               <w:r>
                 <w:rPr>
                   <w:rFonts w:ascii="Arial" w:cs="Arial" w:eastAsia="Arial" w:hAnsi="Arial"/>
@@ -24321,7 +24821,7 @@
             <w:pPr>
               <w:spacing w:after="20" w:before="0"/>
             </w:pPr>
-            <w:hyperlink w:history="1" r:id="rId0s-kiuynrmr7y44roid5m">
+            <w:hyperlink w:history="1" r:id="rIdikvrxm0-ok3fn4odw5ew3">
               <w:r>
                 <w:rPr>
                   <w:rFonts w:ascii="Arial" w:cs="Arial" w:eastAsia="Arial" w:hAnsi="Arial"/>
@@ -24354,7 +24854,7 @@
               <w:spacing w:after="10" w:before="0"/>
               <w:ind w:left="120"/>
             </w:pPr>
-            <w:hyperlink w:history="1" r:id="rIdco4djdtsctu3js-_hwsmz">
+            <w:hyperlink w:history="1" r:id="rIdtgltp-vlwghlwevmdwdpj">
               <w:r>
                 <w:rPr>
                   <w:rFonts w:ascii="Arial" w:cs="Arial" w:eastAsia="Arial" w:hAnsi="Arial"/>
@@ -24382,6 +24882,7 @@
           </w:tcPr>
           <w:p>
             <w:pPr>
+              <w:keepNext w:val="false"/>
               <w:spacing w:after="40" w:before="0"/>
               <w:jc w:val="left"/>
             </w:pPr>
@@ -24414,6 +24915,7 @@
           </w:tcPr>
           <w:p>
             <w:pPr>
+              <w:keepNext w:val="false"/>
               <w:spacing w:after="40" w:before="0"/>
               <w:jc w:val="left"/>
             </w:pPr>
@@ -24446,6 +24948,7 @@
           </w:tcPr>
           <w:p>
             <w:pPr>
+              <w:keepNext w:val="false"/>
               <w:spacing w:after="40" w:before="0"/>
               <w:jc w:val="left"/>
             </w:pPr>
@@ -24478,6 +24981,7 @@
           </w:tcPr>
           <w:p>
             <w:pPr>
+              <w:keepNext w:val="false"/>
               <w:spacing w:after="40" w:before="0"/>
               <w:jc w:val="left"/>
             </w:pPr>
@@ -24512,6 +25016,7 @@
           </w:tcPr>
           <w:p>
             <w:pPr>
+              <w:keepNext w:val="false"/>
               <w:spacing w:after="40" w:before="0"/>
               <w:jc w:val="left"/>
             </w:pPr>
@@ -24549,7 +25054,7 @@
             <w:pPr>
               <w:spacing w:after="20" w:before="0"/>
             </w:pPr>
-            <w:hyperlink w:history="1" r:id="rIdfuxkxkgcmr12gxckrwdqm">
+            <w:hyperlink w:history="1" r:id="rId8lasf-h8bvkpedy73uwcj">
               <w:r>
                 <w:rPr>
                   <w:rFonts w:ascii="Arial" w:cs="Arial" w:eastAsia="Arial" w:hAnsi="Arial"/>
@@ -24582,7 +25087,7 @@
               <w:spacing w:after="10" w:before="0"/>
               <w:ind w:left="120"/>
             </w:pPr>
-            <w:hyperlink w:history="1" r:id="rIdk1cehkeyx6fg_h92uerax">
+            <w:hyperlink w:history="1" r:id="rIdv0qhlcvfeipcdenxjgqxp">
               <w:r>
                 <w:rPr>
                   <w:rFonts w:ascii="Arial" w:cs="Arial" w:eastAsia="Arial" w:hAnsi="Arial"/>
@@ -24627,7 +25132,7 @@
             <w:pPr>
               <w:spacing w:after="20" w:before="0"/>
             </w:pPr>
-            <w:hyperlink w:history="1" r:id="rIdhfvpiqaft-ep9a3vdhzxv">
+            <w:hyperlink w:history="1" r:id="rIdollnamay4ycxnqn_0u7xr">
               <w:r>
                 <w:rPr>
                   <w:rFonts w:ascii="Arial" w:cs="Arial" w:eastAsia="Arial" w:hAnsi="Arial"/>
@@ -24660,7 +25165,7 @@
               <w:spacing w:after="10" w:before="0"/>
               <w:ind w:left="120"/>
             </w:pPr>
-            <w:hyperlink w:history="1" r:id="rIdo9b94kdqjh2afh2yxkmz4">
+            <w:hyperlink w:history="1" r:id="rIddriww14wx2g_ef7fwxgcz">
               <w:r>
                 <w:rPr>
                   <w:rFonts w:ascii="Arial" w:cs="Arial" w:eastAsia="Arial" w:hAnsi="Arial"/>
@@ -24688,6 +25193,7 @@
           </w:tcPr>
           <w:p>
             <w:pPr>
+              <w:keepNext w:val="false"/>
               <w:spacing w:after="40" w:before="0"/>
               <w:jc w:val="left"/>
             </w:pPr>
@@ -24720,6 +25226,7 @@
           </w:tcPr>
           <w:p>
             <w:pPr>
+              <w:keepNext w:val="false"/>
               <w:spacing w:after="40" w:before="0"/>
               <w:jc w:val="left"/>
             </w:pPr>
@@ -24752,6 +25259,7 @@
           </w:tcPr>
           <w:p>
             <w:pPr>
+              <w:keepNext w:val="false"/>
               <w:spacing w:after="40" w:before="0"/>
               <w:jc w:val="left"/>
             </w:pPr>
@@ -24784,6 +25292,7 @@
           </w:tcPr>
           <w:p>
             <w:pPr>
+              <w:keepNext w:val="false"/>
               <w:spacing w:after="40" w:before="0"/>
               <w:jc w:val="left"/>
             </w:pPr>
@@ -24818,6 +25327,7 @@
           </w:tcPr>
           <w:p>
             <w:pPr>
+              <w:keepNext w:val="false"/>
               <w:spacing w:after="40" w:before="0"/>
               <w:jc w:val="left"/>
             </w:pPr>
@@ -24855,7 +25365,7 @@
             <w:pPr>
               <w:spacing w:after="20" w:before="0"/>
             </w:pPr>
-            <w:hyperlink w:history="1" r:id="rId7eududjl-ee1bewsc6gm0">
+            <w:hyperlink w:history="1" r:id="rIdhtmfl1nqdsdcdqiv9r5tm">
               <w:r>
                 <w:rPr>
                   <w:rFonts w:ascii="Arial" w:cs="Arial" w:eastAsia="Arial" w:hAnsi="Arial"/>
@@ -24888,7 +25398,7 @@
               <w:spacing w:after="10" w:before="0"/>
               <w:ind w:left="120"/>
             </w:pPr>
-            <w:hyperlink w:history="1" r:id="rIdhl-e7obos0z3lrhdafzg9">
+            <w:hyperlink w:history="1" r:id="rId2_wpswsl9chqurwtjyuu3">
               <w:r>
                 <w:rPr>
                   <w:rFonts w:ascii="Arial" w:cs="Arial" w:eastAsia="Arial" w:hAnsi="Arial"/>
@@ -24933,7 +25443,7 @@
             <w:pPr>
               <w:spacing w:after="20" w:before="0"/>
             </w:pPr>
-            <w:hyperlink w:history="1" r:id="rIdpkxurrqvzoysmly83g9tc">
+            <w:hyperlink w:history="1" r:id="rIddm3zhqjnnkrcmzcncva7d">
               <w:r>
                 <w:rPr>
                   <w:rFonts w:ascii="Arial" w:cs="Arial" w:eastAsia="Arial" w:hAnsi="Arial"/>
@@ -24966,7 +25476,7 @@
               <w:spacing w:after="10" w:before="0"/>
               <w:ind w:left="120"/>
             </w:pPr>
-            <w:hyperlink w:history="1" r:id="rId56xu1fvdtd4pci4ugmzik">
+            <w:hyperlink w:history="1" r:id="rIdoqhtrtvjfkstq4qmolibn">
               <w:r>
                 <w:rPr>
                   <w:rFonts w:ascii="Arial" w:cs="Arial" w:eastAsia="Arial" w:hAnsi="Arial"/>
@@ -24994,6 +25504,7 @@
           </w:tcPr>
           <w:p>
             <w:pPr>
+              <w:keepNext w:val="false"/>
               <w:spacing w:after="40" w:before="0"/>
               <w:jc w:val="left"/>
             </w:pPr>
@@ -25026,6 +25537,7 @@
           </w:tcPr>
           <w:p>
             <w:pPr>
+              <w:keepNext w:val="false"/>
               <w:spacing w:after="40" w:before="0"/>
               <w:jc w:val="left"/>
             </w:pPr>
@@ -25058,6 +25570,7 @@
           </w:tcPr>
           <w:p>
             <w:pPr>
+              <w:keepNext w:val="false"/>
               <w:spacing w:after="40" w:before="0"/>
               <w:jc w:val="left"/>
             </w:pPr>
@@ -25090,6 +25603,7 @@
           </w:tcPr>
           <w:p>
             <w:pPr>
+              <w:keepNext w:val="false"/>
               <w:spacing w:after="40" w:before="0"/>
               <w:jc w:val="left"/>
             </w:pPr>
@@ -25124,6 +25638,7 @@
           </w:tcPr>
           <w:p>
             <w:pPr>
+              <w:keepNext w:val="false"/>
               <w:spacing w:after="40" w:before="0"/>
               <w:jc w:val="left"/>
             </w:pPr>
@@ -25161,7 +25676,7 @@
             <w:pPr>
               <w:spacing w:after="20" w:before="0"/>
             </w:pPr>
-            <w:hyperlink w:history="1" r:id="rId6j1wyj8kuk3aumxkywb73">
+            <w:hyperlink w:history="1" r:id="rIdnckhpirlusrtevy2ejs-m">
               <w:r>
                 <w:rPr>
                   <w:rFonts w:ascii="Arial" w:cs="Arial" w:eastAsia="Arial" w:hAnsi="Arial"/>
@@ -25194,7 +25709,7 @@
               <w:spacing w:after="10" w:before="0"/>
               <w:ind w:left="120"/>
             </w:pPr>
-            <w:hyperlink w:history="1" r:id="rIdcz9cudf3z3oh73t2idytj">
+            <w:hyperlink w:history="1" r:id="rIdor8qvr8go8nj7y56pmf3s">
               <w:r>
                 <w:rPr>
                   <w:rFonts w:ascii="Arial" w:cs="Arial" w:eastAsia="Arial" w:hAnsi="Arial"/>
@@ -25239,7 +25754,7 @@
             <w:pPr>
               <w:spacing w:after="20" w:before="0"/>
             </w:pPr>
-            <w:hyperlink w:history="1" r:id="rIdejgiz_m9zoog0w-u3rrg1">
+            <w:hyperlink w:history="1" r:id="rId7-buescwerddhjspl7sby">
               <w:r>
                 <w:rPr>
                   <w:rFonts w:ascii="Arial" w:cs="Arial" w:eastAsia="Arial" w:hAnsi="Arial"/>
@@ -25272,7 +25787,7 @@
               <w:spacing w:after="10" w:before="0"/>
               <w:ind w:left="120"/>
             </w:pPr>
-            <w:hyperlink w:history="1" r:id="rIdpkgonysvn-nqmhzomd7dc">
+            <w:hyperlink w:history="1" r:id="rIdxwiyvpilx99jjdg8ifvzb">
               <w:r>
                 <w:rPr>
                   <w:rFonts w:ascii="Arial" w:cs="Arial" w:eastAsia="Arial" w:hAnsi="Arial"/>
@@ -25300,6 +25815,7 @@
           </w:tcPr>
           <w:p>
             <w:pPr>
+              <w:keepNext w:val="false"/>
               <w:spacing w:after="40" w:before="0"/>
               <w:jc w:val="left"/>
             </w:pPr>
@@ -25332,6 +25848,7 @@
           </w:tcPr>
           <w:p>
             <w:pPr>
+              <w:keepNext w:val="false"/>
               <w:spacing w:after="40" w:before="0"/>
               <w:jc w:val="left"/>
             </w:pPr>
@@ -25364,6 +25881,7 @@
           </w:tcPr>
           <w:p>
             <w:pPr>
+              <w:keepNext w:val="false"/>
               <w:spacing w:after="40" w:before="0"/>
               <w:jc w:val="left"/>
             </w:pPr>
@@ -25396,6 +25914,7 @@
           </w:tcPr>
           <w:p>
             <w:pPr>
+              <w:keepNext w:val="false"/>
               <w:spacing w:after="40" w:before="0"/>
               <w:jc w:val="left"/>
             </w:pPr>
@@ -25455,6 +25974,7 @@
           </w:tcPr>
           <w:p>
             <w:pPr>
+              <w:keepNext w:val="false"/>
               <w:spacing w:after="40" w:before="0"/>
               <w:jc w:val="center"/>
             </w:pPr>
@@ -25489,6 +26009,7 @@
           </w:tcPr>
           <w:p>
             <w:pPr>
+              <w:keepNext w:val="false"/>
               <w:spacing w:after="40" w:before="0"/>
               <w:jc w:val="left"/>
             </w:pPr>
@@ -25550,6 +26071,7 @@
           </w:tcPr>
           <w:p>
             <w:pPr>
+              <w:keepNext w:val="false"/>
               <w:spacing w:after="40" w:before="0"/>
               <w:jc w:val="center"/>
             </w:pPr>
@@ -25584,6 +26106,7 @@
           </w:tcPr>
           <w:p>
             <w:pPr>
+              <w:keepNext w:val="false"/>
               <w:spacing w:after="40" w:before="0"/>
               <w:jc w:val="left"/>
             </w:pPr>
@@ -25616,6 +26139,7 @@
           </w:tcPr>
           <w:p>
             <w:pPr>
+              <w:keepNext w:val="false"/>
               <w:spacing w:after="40" w:before="0"/>
               <w:jc w:val="left"/>
             </w:pPr>
@@ -25650,6 +26174,7 @@
           </w:tcPr>
           <w:p>
             <w:pPr>
+              <w:keepNext w:val="false"/>
               <w:spacing w:after="40" w:before="0"/>
               <w:jc w:val="left"/>
             </w:pPr>
@@ -25682,6 +26207,7 @@
           </w:tcPr>
           <w:p>
             <w:pPr>
+              <w:keepNext w:val="false"/>
               <w:spacing w:after="40" w:before="0"/>
               <w:jc w:val="left"/>
             </w:pPr>
@@ -25716,6 +26242,7 @@
           </w:tcPr>
           <w:p>
             <w:pPr>
+              <w:keepNext w:val="false"/>
               <w:spacing w:after="40" w:before="0"/>
               <w:jc w:val="left"/>
             </w:pPr>
@@ -25748,6 +26275,7 @@
           </w:tcPr>
           <w:p>
             <w:pPr>
+              <w:keepNext w:val="false"/>
               <w:spacing w:after="40" w:before="0"/>
               <w:jc w:val="left"/>
             </w:pPr>
@@ -25784,7 +26312,7 @@
         </w:rPr>
         <w:t xml:space="preserve">© 2026 SeaVuria and ARES. Aligned with KICD objectives. Developed by SeaVuria; technical implementation by ARES (with AI assistance from Claude). Licensed under </w:t>
       </w:r>
-      <w:hyperlink w:history="1" r:id="rIdeofo0x5fdte9otgacxmjt">
+      <w:hyperlink w:history="1" r:id="rIdxm0nqevrpng3icaxfghbj">
         <w:r>
           <w:rPr>
             <w:rFonts w:ascii="Arial" w:cs="Arial" w:eastAsia="Arial" w:hAnsi="Arial"/>
@@ -25805,7 +26333,7 @@
         </w:rPr>
         <w:t xml:space="preserve"> (</w:t>
       </w:r>
-      <w:hyperlink w:history="1" r:id="rId-agfgwsq8zj0qvhxkbwhv">
+      <w:hyperlink w:history="1" r:id="rIdljoz_g1vcpmkyyrowuzti">
         <w:r>
           <w:rPr>
             <w:rFonts w:ascii="Arial" w:cs="Arial" w:eastAsia="Arial" w:hAnsi="Arial"/>
@@ -25866,6 +26394,7 @@
           </w:tcPr>
           <w:p>
             <w:pPr>
+              <w:keepNext w:val="false"/>
               <w:spacing w:after="40" w:before="0"/>
               <w:jc w:val="center"/>
             </w:pPr>
@@ -25900,6 +26429,7 @@
           </w:tcPr>
           <w:p>
             <w:pPr>
+              <w:keepNext w:val="false"/>
               <w:spacing w:after="40" w:before="0"/>
               <w:jc w:val="left"/>
             </w:pPr>
@@ -25932,6 +26462,7 @@
           </w:tcPr>
           <w:p>
             <w:pPr>
+              <w:keepNext w:val="false"/>
               <w:spacing w:after="40" w:before="0"/>
               <w:jc w:val="left"/>
             </w:pPr>
@@ -25964,6 +26495,7 @@
           </w:tcPr>
           <w:p>
             <w:pPr>
+              <w:keepNext w:val="false"/>
               <w:spacing w:after="40" w:before="0"/>
               <w:jc w:val="left"/>
             </w:pPr>
@@ -25998,6 +26530,7 @@
           </w:tcPr>
           <w:p>
             <w:pPr>
+              <w:keepNext w:val="false"/>
               <w:spacing w:after="40" w:before="0"/>
               <w:jc w:val="left"/>
             </w:pPr>
@@ -26030,6 +26563,7 @@
           </w:tcPr>
           <w:p>
             <w:pPr>
+              <w:keepNext w:val="false"/>
               <w:spacing w:after="40" w:before="0"/>
               <w:jc w:val="left"/>
             </w:pPr>
@@ -26062,6 +26596,7 @@
           </w:tcPr>
           <w:p>
             <w:pPr>
+              <w:keepNext w:val="false"/>
               <w:spacing w:after="40" w:before="0"/>
               <w:jc w:val="left"/>
             </w:pPr>
@@ -26096,6 +26631,7 @@
           </w:tcPr>
           <w:p>
             <w:pPr>
+              <w:keepNext w:val="false"/>
               <w:spacing w:after="40" w:before="0"/>
               <w:jc w:val="left"/>
             </w:pPr>
@@ -26128,6 +26664,7 @@
           </w:tcPr>
           <w:p>
             <w:pPr>
+              <w:keepNext w:val="false"/>
               <w:spacing w:after="40" w:before="0"/>
               <w:jc w:val="left"/>
             </w:pPr>
@@ -26160,6 +26697,7 @@
           </w:tcPr>
           <w:p>
             <w:pPr>
+              <w:keepNext w:val="false"/>
               <w:spacing w:after="40" w:before="0"/>
               <w:jc w:val="left"/>
             </w:pPr>
@@ -26194,6 +26732,7 @@
           </w:tcPr>
           <w:p>
             <w:pPr>
+              <w:keepNext w:val="false"/>
               <w:spacing w:after="40" w:before="0"/>
               <w:jc w:val="left"/>
             </w:pPr>
@@ -26226,6 +26765,7 @@
           </w:tcPr>
           <w:p>
             <w:pPr>
+              <w:keepNext w:val="false"/>
               <w:spacing w:after="40" w:before="0"/>
               <w:jc w:val="left"/>
             </w:pPr>
@@ -26258,6 +26798,7 @@
           </w:tcPr>
           <w:p>
             <w:pPr>
+              <w:keepNext w:val="false"/>
               <w:spacing w:after="40" w:before="0"/>
               <w:jc w:val="left"/>
             </w:pPr>

--- a/data/outputs/v2/Core_Mathematics/SS3.1_Statistics_I/Core_Mathematics_Statistics_I_CBE_LessonSequence.docx
+++ b/data/outputs/v2/Core_Mathematics/SS3.1_Statistics_I/Core_Mathematics_Statistics_I_CBE_LessonSequence.docx
@@ -2238,7 +2238,7 @@
         </w:rPr>
         <w:t xml:space="preserve">© 2026 SeaVuria and ARES. This work is licensed under a </w:t>
       </w:r>
-      <w:hyperlink w:history="1" r:id="rIdcxow5b525cxamety7yd7u">
+      <w:hyperlink w:history="1" r:id="rIdwbxsy_zvzxooqwrbdxjjg">
         <w:r>
           <w:rPr>
             <w:rFonts w:ascii="Arial" w:cs="Arial" w:eastAsia="Arial" w:hAnsi="Arial"/>
@@ -2258,7 +2258,7 @@
         </w:rPr>
         <w:t xml:space="preserve"> (</w:t>
       </w:r>
-      <w:hyperlink w:history="1" r:id="rIdwbzclwprtcuthzmx-a85h">
+      <w:hyperlink w:history="1" r:id="rIdbfcsqzi7sfjk2_ivqyyij">
         <w:r>
           <w:rPr>
             <w:rFonts w:ascii="Arial" w:cs="Arial" w:eastAsia="Arial" w:hAnsi="Arial"/>
@@ -2278,7 +2278,7 @@
         </w:rPr>
         <w:t xml:space="preserve">). To view a copy of this license, visit </w:t>
       </w:r>
-      <w:hyperlink w:history="1" r:id="rIdbh-zidvjsggagd9breaia">
+      <w:hyperlink w:history="1" r:id="rIdtf6rbsgxp7ltmka6oomy2">
         <w:r>
           <w:rPr>
             <w:rFonts w:ascii="Arial" w:cs="Arial" w:eastAsia="Arial" w:hAnsi="Arial"/>
@@ -3317,7 +3317,7 @@
             <w:pPr>
               <w:spacing w:after="20" w:before="0"/>
             </w:pPr>
-            <w:hyperlink w:history="1" r:id="rId7qyjg8blyeaglu_ncisbr">
+            <w:hyperlink w:history="1" r:id="rIdra2pojvaqmue_7fkq2ylh">
               <w:r>
                 <w:rPr>
                   <w:rFonts w:ascii="Arial" w:cs="Arial" w:eastAsia="Arial" w:hAnsi="Arial"/>
@@ -3350,7 +3350,7 @@
               <w:spacing w:after="10" w:before="0"/>
               <w:ind w:left="120"/>
             </w:pPr>
-            <w:hyperlink w:history="1" r:id="rIdr9oqxnibf7fi90xouobnt">
+            <w:hyperlink w:history="1" r:id="rId9lxiihddmoqfdamv0m1eo">
               <w:r>
                 <w:rPr>
                   <w:rFonts w:ascii="Arial" w:cs="Arial" w:eastAsia="Arial" w:hAnsi="Arial"/>
@@ -3395,7 +3395,7 @@
             <w:pPr>
               <w:spacing w:after="20" w:before="0"/>
             </w:pPr>
-            <w:hyperlink w:history="1" r:id="rIdanczgtzdcy-4ymfdwlnhy">
+            <w:hyperlink w:history="1" r:id="rId6u0-eo4cdzwnftr3t7dog">
               <w:r>
                 <w:rPr>
                   <w:rFonts w:ascii="Arial" w:cs="Arial" w:eastAsia="Arial" w:hAnsi="Arial"/>
@@ -3428,7 +3428,7 @@
               <w:spacing w:after="10" w:before="0"/>
               <w:ind w:left="120"/>
             </w:pPr>
-            <w:hyperlink w:history="1" r:id="rId007iubkdiagsw5_mdk8xx">
+            <w:hyperlink w:history="1" r:id="rIdfyzaagvt7shczkeb8p--h">
               <w:r>
                 <w:rPr>
                   <w:rFonts w:ascii="Arial" w:cs="Arial" w:eastAsia="Arial" w:hAnsi="Arial"/>
@@ -3628,7 +3628,7 @@
             <w:pPr>
               <w:spacing w:after="20" w:before="0"/>
             </w:pPr>
-            <w:hyperlink w:history="1" r:id="rIdsbzdj-vbqntuvqrldpeyb">
+            <w:hyperlink w:history="1" r:id="rIdmor5jcwmwpt9elh5tqkid">
               <w:r>
                 <w:rPr>
                   <w:rFonts w:ascii="Arial" w:cs="Arial" w:eastAsia="Arial" w:hAnsi="Arial"/>
@@ -3661,7 +3661,7 @@
               <w:spacing w:after="10" w:before="0"/>
               <w:ind w:left="120"/>
             </w:pPr>
-            <w:hyperlink w:history="1" r:id="rIdfoeqvc9s6pkuu2jkjxcru">
+            <w:hyperlink w:history="1" r:id="rIdaiz-ubiagjn2n_nggmw5j">
               <w:r>
                 <w:rPr>
                   <w:rFonts w:ascii="Arial" w:cs="Arial" w:eastAsia="Arial" w:hAnsi="Arial"/>
@@ -3706,7 +3706,7 @@
             <w:pPr>
               <w:spacing w:after="20" w:before="0"/>
             </w:pPr>
-            <w:hyperlink w:history="1" r:id="rIda-8x5cbd0up6qrjudy0bo">
+            <w:hyperlink w:history="1" r:id="rIdfxvzvy1lf9joxtt5o_jeu">
               <w:r>
                 <w:rPr>
                   <w:rFonts w:ascii="Arial" w:cs="Arial" w:eastAsia="Arial" w:hAnsi="Arial"/>
@@ -3739,7 +3739,7 @@
               <w:spacing w:after="10" w:before="0"/>
               <w:ind w:left="120"/>
             </w:pPr>
-            <w:hyperlink w:history="1" r:id="rIdglf7xsjtagpytq8if6qcv">
+            <w:hyperlink w:history="1" r:id="rIdd0vqfsj_fpx_ozkk2keg2">
               <w:r>
                 <w:rPr>
                   <w:rFonts w:ascii="Arial" w:cs="Arial" w:eastAsia="Arial" w:hAnsi="Arial"/>
@@ -3939,7 +3939,7 @@
             <w:pPr>
               <w:spacing w:after="20" w:before="0"/>
             </w:pPr>
-            <w:hyperlink w:history="1" r:id="rIdlor9go1evfmxeriefwwz-">
+            <w:hyperlink w:history="1" r:id="rId7ums5y-cqmj9m_vilqu1c">
               <w:r>
                 <w:rPr>
                   <w:rFonts w:ascii="Arial" w:cs="Arial" w:eastAsia="Arial" w:hAnsi="Arial"/>
@@ -3988,7 +3988,7 @@
               <w:spacing w:after="10" w:before="0"/>
               <w:ind w:left="120"/>
             </w:pPr>
-            <w:hyperlink w:history="1" r:id="rIdbgmhswjmd2gup8fbzxgh7">
+            <w:hyperlink w:history="1" r:id="rId1xjxjsplram-sal4j9kuw">
               <w:r>
                 <w:rPr>
                   <w:rFonts w:ascii="Arial" w:cs="Arial" w:eastAsia="Arial" w:hAnsi="Arial"/>
@@ -4033,7 +4033,7 @@
             <w:pPr>
               <w:spacing w:after="20" w:before="0"/>
             </w:pPr>
-            <w:hyperlink w:history="1" r:id="rIdrzs7fyvterugjgzd1jf_g">
+            <w:hyperlink w:history="1" r:id="rIdz0issrabz1tbwgcmjxil5">
               <w:r>
                 <w:rPr>
                   <w:rFonts w:ascii="Arial" w:cs="Arial" w:eastAsia="Arial" w:hAnsi="Arial"/>
@@ -4082,7 +4082,7 @@
               <w:spacing w:after="10" w:before="0"/>
               <w:ind w:left="120"/>
             </w:pPr>
-            <w:hyperlink w:history="1" r:id="rId6wrt8n0-kfwwvdrdostos">
+            <w:hyperlink w:history="1" r:id="rIdxtivik4yduv6yzkc3bfb-">
               <w:r>
                 <w:rPr>
                   <w:rFonts w:ascii="Arial" w:cs="Arial" w:eastAsia="Arial" w:hAnsi="Arial"/>
@@ -4282,7 +4282,7 @@
             <w:pPr>
               <w:spacing w:after="20" w:before="0"/>
             </w:pPr>
-            <w:hyperlink w:history="1" r:id="rIdxcq3pdxxpph0wot4ero1c">
+            <w:hyperlink w:history="1" r:id="rIdcthqapxhqiuvu6jigoax2">
               <w:r>
                 <w:rPr>
                   <w:rFonts w:ascii="Arial" w:cs="Arial" w:eastAsia="Arial" w:hAnsi="Arial"/>
@@ -4331,7 +4331,7 @@
               <w:spacing w:after="10" w:before="0"/>
               <w:ind w:left="120"/>
             </w:pPr>
-            <w:hyperlink w:history="1" r:id="rIdzspoeka6ud3sbyd9ud9pv">
+            <w:hyperlink w:history="1" r:id="rIdfp060jwlr6smibydcdua7">
               <w:r>
                 <w:rPr>
                   <w:rFonts w:ascii="Arial" w:cs="Arial" w:eastAsia="Arial" w:hAnsi="Arial"/>
@@ -4376,7 +4376,7 @@
             <w:pPr>
               <w:spacing w:after="20" w:before="0"/>
             </w:pPr>
-            <w:hyperlink w:history="1" r:id="rIdond620n1pmw4yxfy0rova">
+            <w:hyperlink w:history="1" r:id="rId7kv3shbxrwbrxmvrwjxqg">
               <w:r>
                 <w:rPr>
                   <w:rFonts w:ascii="Arial" w:cs="Arial" w:eastAsia="Arial" w:hAnsi="Arial"/>
@@ -4425,7 +4425,7 @@
               <w:spacing w:after="10" w:before="0"/>
               <w:ind w:left="120"/>
             </w:pPr>
-            <w:hyperlink w:history="1" r:id="rId_w9fadjjamcy3ikkdl41c">
+            <w:hyperlink w:history="1" r:id="rIdahghfsq7kd3ksor4ohvvw">
               <w:r>
                 <w:rPr>
                   <w:rFonts w:ascii="Arial" w:cs="Arial" w:eastAsia="Arial" w:hAnsi="Arial"/>
@@ -4625,7 +4625,7 @@
             <w:pPr>
               <w:spacing w:after="20" w:before="0"/>
             </w:pPr>
-            <w:hyperlink w:history="1" r:id="rIdg4espt3k2fc_kkjz80zp2">
+            <w:hyperlink w:history="1" r:id="rId3v9rzr7osxlilur73ygzh">
               <w:r>
                 <w:rPr>
                   <w:rFonts w:ascii="Arial" w:cs="Arial" w:eastAsia="Arial" w:hAnsi="Arial"/>
@@ -4674,7 +4674,7 @@
               <w:spacing w:after="10" w:before="0"/>
               <w:ind w:left="120"/>
             </w:pPr>
-            <w:hyperlink w:history="1" r:id="rIdrzol69l9nsir7l4yxohxc">
+            <w:hyperlink w:history="1" r:id="rIdlzeyzhi1n-ty6rzakx0-j">
               <w:r>
                 <w:rPr>
                   <w:rFonts w:ascii="Arial" w:cs="Arial" w:eastAsia="Arial" w:hAnsi="Arial"/>
@@ -4719,7 +4719,7 @@
             <w:pPr>
               <w:spacing w:after="20" w:before="0"/>
             </w:pPr>
-            <w:hyperlink w:history="1" r:id="rIdsirr5mgbbths_p2pyxiui">
+            <w:hyperlink w:history="1" r:id="rIdhe_euh9srse2aufqp9to0">
               <w:r>
                 <w:rPr>
                   <w:rFonts w:ascii="Arial" w:cs="Arial" w:eastAsia="Arial" w:hAnsi="Arial"/>
@@ -4768,7 +4768,7 @@
               <w:spacing w:after="10" w:before="0"/>
               <w:ind w:left="120"/>
             </w:pPr>
-            <w:hyperlink w:history="1" r:id="rId4kkdruhjty7rufisvhrmr">
+            <w:hyperlink w:history="1" r:id="rIdbiehuxtbgzogpsdxoqwz8">
               <w:r>
                 <w:rPr>
                   <w:rFonts w:ascii="Arial" w:cs="Arial" w:eastAsia="Arial" w:hAnsi="Arial"/>
@@ -5293,7 +5293,7 @@
         </w:rPr>
         <w:t xml:space="preserve">© 2026 SeaVuria and ARES. Aligned with KICD objectives. Developed by SeaVuria; technical implementation by ARES (with AI assistance from Claude). Licensed under </w:t>
       </w:r>
-      <w:hyperlink w:history="1" r:id="rIdcdxr1q62kmcixsctejxnp">
+      <w:hyperlink w:history="1" r:id="rIdefz-hd7xyo5ujfpoclsj3">
         <w:r>
           <w:rPr>
             <w:rFonts w:ascii="Arial" w:cs="Arial" w:eastAsia="Arial" w:hAnsi="Arial"/>
@@ -5314,7 +5314,7 @@
         </w:rPr>
         <w:t xml:space="preserve"> (</w:t>
       </w:r>
-      <w:hyperlink w:history="1" r:id="rIdpkxqakbomjrukhd1pdrwr">
+      <w:hyperlink w:history="1" r:id="rIdl71rr2ujaxchibpq1fydr">
         <w:r>
           <w:rPr>
             <w:rFonts w:ascii="Arial" w:cs="Arial" w:eastAsia="Arial" w:hAnsi="Arial"/>
@@ -6354,7 +6354,7 @@
             <w:pPr>
               <w:spacing w:after="20" w:before="0"/>
             </w:pPr>
-            <w:hyperlink w:history="1" r:id="rIdosyykfzpplnzyaimroiey">
+            <w:hyperlink w:history="1" r:id="rIdazg9fippik58cgkxefalf">
               <w:r>
                 <w:rPr>
                   <w:rFonts w:ascii="Arial" w:cs="Arial" w:eastAsia="Arial" w:hAnsi="Arial"/>
@@ -6387,7 +6387,7 @@
               <w:spacing w:after="10" w:before="0"/>
               <w:ind w:left="120"/>
             </w:pPr>
-            <w:hyperlink w:history="1" r:id="rId4amgw7ynjxkx6nfd3jvrq">
+            <w:hyperlink w:history="1" r:id="rIdrixceap1uezvzubnl7onl">
               <w:r>
                 <w:rPr>
                   <w:rFonts w:ascii="Arial" w:cs="Arial" w:eastAsia="Arial" w:hAnsi="Arial"/>
@@ -6432,7 +6432,7 @@
             <w:pPr>
               <w:spacing w:after="20" w:before="0"/>
             </w:pPr>
-            <w:hyperlink w:history="1" r:id="rIdzt8rejjzxbjwgelq7kgwl">
+            <w:hyperlink w:history="1" r:id="rIdf8it9kno3grgeshx-zhs8">
               <w:r>
                 <w:rPr>
                   <w:rFonts w:ascii="Arial" w:cs="Arial" w:eastAsia="Arial" w:hAnsi="Arial"/>
@@ -6465,7 +6465,7 @@
               <w:spacing w:after="10" w:before="0"/>
               <w:ind w:left="120"/>
             </w:pPr>
-            <w:hyperlink w:history="1" r:id="rIdmvqowlit4sjrqeemwfz6m">
+            <w:hyperlink w:history="1" r:id="rIdhz1rnrfx0krl3fod0fpkx">
               <w:r>
                 <w:rPr>
                   <w:rFonts w:ascii="Arial" w:cs="Arial" w:eastAsia="Arial" w:hAnsi="Arial"/>
@@ -6665,7 +6665,7 @@
             <w:pPr>
               <w:spacing w:after="20" w:before="0"/>
             </w:pPr>
-            <w:hyperlink w:history="1" r:id="rIdcsxx-mjtzbd7aedhbdvat">
+            <w:hyperlink w:history="1" r:id="rIdtilvwos-mbpda1kfqo6f2">
               <w:r>
                 <w:rPr>
                   <w:rFonts w:ascii="Arial" w:cs="Arial" w:eastAsia="Arial" w:hAnsi="Arial"/>
@@ -6698,7 +6698,7 @@
               <w:spacing w:after="10" w:before="0"/>
               <w:ind w:left="120"/>
             </w:pPr>
-            <w:hyperlink w:history="1" r:id="rIdousi3_co2ditfro11azwj">
+            <w:hyperlink w:history="1" r:id="rIdxyzp5bpseyxav4h15rp1v">
               <w:r>
                 <w:rPr>
                   <w:rFonts w:ascii="Arial" w:cs="Arial" w:eastAsia="Arial" w:hAnsi="Arial"/>
@@ -6743,7 +6743,7 @@
             <w:pPr>
               <w:spacing w:after="20" w:before="0"/>
             </w:pPr>
-            <w:hyperlink w:history="1" r:id="rId_1qwdz2cuowtskbh8qc5v">
+            <w:hyperlink w:history="1" r:id="rIdzammu8co7zg7cralsjxnx">
               <w:r>
                 <w:rPr>
                   <w:rFonts w:ascii="Arial" w:cs="Arial" w:eastAsia="Arial" w:hAnsi="Arial"/>
@@ -6776,7 +6776,7 @@
               <w:spacing w:after="10" w:before="0"/>
               <w:ind w:left="120"/>
             </w:pPr>
-            <w:hyperlink w:history="1" r:id="rId2_bt3jfpsm29lnuwma6iz">
+            <w:hyperlink w:history="1" r:id="rIdlbjviwei-rxnubuvxugj5">
               <w:r>
                 <w:rPr>
                   <w:rFonts w:ascii="Arial" w:cs="Arial" w:eastAsia="Arial" w:hAnsi="Arial"/>
@@ -6976,7 +6976,7 @@
             <w:pPr>
               <w:spacing w:after="20" w:before="0"/>
             </w:pPr>
-            <w:hyperlink w:history="1" r:id="rIdzkmkoh6pnlstdjf9f8p7o">
+            <w:hyperlink w:history="1" r:id="rIdlu_yssbpfn-ncmf-0jtpo">
               <w:r>
                 <w:rPr>
                   <w:rFonts w:ascii="Arial" w:cs="Arial" w:eastAsia="Arial" w:hAnsi="Arial"/>
@@ -7025,7 +7025,7 @@
               <w:spacing w:after="10" w:before="0"/>
               <w:ind w:left="120"/>
             </w:pPr>
-            <w:hyperlink w:history="1" r:id="rId7yqra6gvdzshh1bhnsjq0">
+            <w:hyperlink w:history="1" r:id="rId86x_x9vct9qa1upgoeed3">
               <w:r>
                 <w:rPr>
                   <w:rFonts w:ascii="Arial" w:cs="Arial" w:eastAsia="Arial" w:hAnsi="Arial"/>
@@ -7070,7 +7070,7 @@
             <w:pPr>
               <w:spacing w:after="20" w:before="0"/>
             </w:pPr>
-            <w:hyperlink w:history="1" r:id="rIdp0mrgyo_pewgfe9ygstbq">
+            <w:hyperlink w:history="1" r:id="rIdgzx3jt1yzzdnykiyqbbvr">
               <w:r>
                 <w:rPr>
                   <w:rFonts w:ascii="Arial" w:cs="Arial" w:eastAsia="Arial" w:hAnsi="Arial"/>
@@ -7103,7 +7103,7 @@
               <w:spacing w:after="10" w:before="0"/>
               <w:ind w:left="120"/>
             </w:pPr>
-            <w:hyperlink w:history="1" r:id="rIdewqoomvaxh8uoouhhkgkt">
+            <w:hyperlink w:history="1" r:id="rIdnqg7pp4570utinxj2uaym">
               <w:r>
                 <w:rPr>
                   <w:rFonts w:ascii="Arial" w:cs="Arial" w:eastAsia="Arial" w:hAnsi="Arial"/>
@@ -7303,7 +7303,7 @@
             <w:pPr>
               <w:spacing w:after="20" w:before="0"/>
             </w:pPr>
-            <w:hyperlink w:history="1" r:id="rIdyzfu6tdtz1wupujkfknsg">
+            <w:hyperlink w:history="1" r:id="rIdx51o413o1mj9u8kb2emhr">
               <w:r>
                 <w:rPr>
                   <w:rFonts w:ascii="Arial" w:cs="Arial" w:eastAsia="Arial" w:hAnsi="Arial"/>
@@ -7352,7 +7352,7 @@
               <w:spacing w:after="10" w:before="0"/>
               <w:ind w:left="120"/>
             </w:pPr>
-            <w:hyperlink w:history="1" r:id="rIdwttqm9egygrvyspn2wpcw">
+            <w:hyperlink w:history="1" r:id="rIdkruk-g8jncsxuvrdipeqo">
               <w:r>
                 <w:rPr>
                   <w:rFonts w:ascii="Arial" w:cs="Arial" w:eastAsia="Arial" w:hAnsi="Arial"/>
@@ -7397,7 +7397,7 @@
             <w:pPr>
               <w:spacing w:after="20" w:before="0"/>
             </w:pPr>
-            <w:hyperlink w:history="1" r:id="rId0nq_7xjnoltuq-_xrkmip">
+            <w:hyperlink w:history="1" r:id="rIdmceqjplcocoqk_ztcsr8t">
               <w:r>
                 <w:rPr>
                   <w:rFonts w:ascii="Arial" w:cs="Arial" w:eastAsia="Arial" w:hAnsi="Arial"/>
@@ -7430,7 +7430,7 @@
               <w:spacing w:after="10" w:before="0"/>
               <w:ind w:left="120"/>
             </w:pPr>
-            <w:hyperlink w:history="1" r:id="rIdhx_zuuyljz8f3bxyfdgco">
+            <w:hyperlink w:history="1" r:id="rIds9wr2owhn5cqvzcdnks4x">
               <w:r>
                 <w:rPr>
                   <w:rFonts w:ascii="Arial" w:cs="Arial" w:eastAsia="Arial" w:hAnsi="Arial"/>
@@ -7630,7 +7630,7 @@
             <w:pPr>
               <w:spacing w:after="20" w:before="0"/>
             </w:pPr>
-            <w:hyperlink w:history="1" r:id="rIdtvn6n6dqjtnog-6f2unya">
+            <w:hyperlink w:history="1" r:id="rIdrcx7zvrswsc7ykxrkmkhn">
               <w:r>
                 <w:rPr>
                   <w:rFonts w:ascii="Arial" w:cs="Arial" w:eastAsia="Arial" w:hAnsi="Arial"/>
@@ -7679,7 +7679,7 @@
               <w:spacing w:after="10" w:before="0"/>
               <w:ind w:left="120"/>
             </w:pPr>
-            <w:hyperlink w:history="1" r:id="rIdmhqo1htsrimjzdkoqs7bh">
+            <w:hyperlink w:history="1" r:id="rIdx5q9imlawpj2qewr44eab">
               <w:r>
                 <w:rPr>
                   <w:rFonts w:ascii="Arial" w:cs="Arial" w:eastAsia="Arial" w:hAnsi="Arial"/>
@@ -7724,7 +7724,7 @@
             <w:pPr>
               <w:spacing w:after="20" w:before="0"/>
             </w:pPr>
-            <w:hyperlink w:history="1" r:id="rIdz1hnpujdexivriylpudyp">
+            <w:hyperlink w:history="1" r:id="rId6cm44mjrzhm_vk65kzqh9">
               <w:r>
                 <w:rPr>
                   <w:rFonts w:ascii="Arial" w:cs="Arial" w:eastAsia="Arial" w:hAnsi="Arial"/>
@@ -7757,7 +7757,7 @@
               <w:spacing w:after="10" w:before="0"/>
               <w:ind w:left="120"/>
             </w:pPr>
-            <w:hyperlink w:history="1" r:id="rIddy0co1eylc_hccjsm-ipr">
+            <w:hyperlink w:history="1" r:id="rIdj55jf7t5y0beg5nve9dyl">
               <w:r>
                 <w:rPr>
                   <w:rFonts w:ascii="Arial" w:cs="Arial" w:eastAsia="Arial" w:hAnsi="Arial"/>
@@ -8282,7 +8282,7 @@
         </w:rPr>
         <w:t xml:space="preserve">© 2026 SeaVuria and ARES. Aligned with KICD objectives. Developed by SeaVuria; technical implementation by ARES (with AI assistance from Claude). Licensed under </w:t>
       </w:r>
-      <w:hyperlink w:history="1" r:id="rIdzblnm0l_eicxt6npsjerr">
+      <w:hyperlink w:history="1" r:id="rIdktxkn36mkbvx_wczapphc">
         <w:r>
           <w:rPr>
             <w:rFonts w:ascii="Arial" w:cs="Arial" w:eastAsia="Arial" w:hAnsi="Arial"/>
@@ -8303,7 +8303,7 @@
         </w:rPr>
         <w:t xml:space="preserve"> (</w:t>
       </w:r>
-      <w:hyperlink w:history="1" r:id="rIdmdtftz-fx2wv70tcj3gw6">
+      <w:hyperlink w:history="1" r:id="rIdhuouj-ybypkzrttneu4h0">
         <w:r>
           <w:rPr>
             <w:rFonts w:ascii="Arial" w:cs="Arial" w:eastAsia="Arial" w:hAnsi="Arial"/>
@@ -9343,7 +9343,7 @@
             <w:pPr>
               <w:spacing w:after="20" w:before="0"/>
             </w:pPr>
-            <w:hyperlink w:history="1" r:id="rIdk-soq2mjjqtztoqucbgpt">
+            <w:hyperlink w:history="1" r:id="rIdb7t6aldh5pk6eiti5or2x">
               <w:r>
                 <w:rPr>
                   <w:rFonts w:ascii="Arial" w:cs="Arial" w:eastAsia="Arial" w:hAnsi="Arial"/>
@@ -9376,7 +9376,7 @@
               <w:spacing w:after="10" w:before="0"/>
               <w:ind w:left="120"/>
             </w:pPr>
-            <w:hyperlink w:history="1" r:id="rIdgfmidj3-bfapedexhd5gm">
+            <w:hyperlink w:history="1" r:id="rIdzgihwroq2l-0brrk1w4hh">
               <w:r>
                 <w:rPr>
                   <w:rFonts w:ascii="Arial" w:cs="Arial" w:eastAsia="Arial" w:hAnsi="Arial"/>
@@ -9421,7 +9421,7 @@
             <w:pPr>
               <w:spacing w:after="20" w:before="0"/>
             </w:pPr>
-            <w:hyperlink w:history="1" r:id="rId2hnwonte0z34-2xyktv2y">
+            <w:hyperlink w:history="1" r:id="rIdyxq2jqzlwcfbpn_8grkbl">
               <w:r>
                 <w:rPr>
                   <w:rFonts w:ascii="Arial" w:cs="Arial" w:eastAsia="Arial" w:hAnsi="Arial"/>
@@ -9454,7 +9454,7 @@
               <w:spacing w:after="10" w:before="0"/>
               <w:ind w:left="120"/>
             </w:pPr>
-            <w:hyperlink w:history="1" r:id="rIdthikn0o1dtb6ktuap1n5l">
+            <w:hyperlink w:history="1" r:id="rIdvadfa_d-zuajilcwhoqdp">
               <w:r>
                 <w:rPr>
                   <w:rFonts w:ascii="Arial" w:cs="Arial" w:eastAsia="Arial" w:hAnsi="Arial"/>
@@ -9654,7 +9654,7 @@
             <w:pPr>
               <w:spacing w:after="20" w:before="0"/>
             </w:pPr>
-            <w:hyperlink w:history="1" r:id="rIdxyzy3kpph5_rvazgqawqc">
+            <w:hyperlink w:history="1" r:id="rIdeorn8lj5d_w_e2pafnuyp">
               <w:r>
                 <w:rPr>
                   <w:rFonts w:ascii="Arial" w:cs="Arial" w:eastAsia="Arial" w:hAnsi="Arial"/>
@@ -9687,7 +9687,7 @@
               <w:spacing w:after="10" w:before="0"/>
               <w:ind w:left="120"/>
             </w:pPr>
-            <w:hyperlink w:history="1" r:id="rIdorj24jcrcd5eshkqmlh02">
+            <w:hyperlink w:history="1" r:id="rIdmm1tlzstjelenq-g2yrdj">
               <w:r>
                 <w:rPr>
                   <w:rFonts w:ascii="Arial" w:cs="Arial" w:eastAsia="Arial" w:hAnsi="Arial"/>
@@ -9732,7 +9732,7 @@
             <w:pPr>
               <w:spacing w:after="20" w:before="0"/>
             </w:pPr>
-            <w:hyperlink w:history="1" r:id="rIdcsulqqd-pifrjrndlavjb">
+            <w:hyperlink w:history="1" r:id="rId6nhpbsx-5y1ixdk1r2j0n">
               <w:r>
                 <w:rPr>
                   <w:rFonts w:ascii="Arial" w:cs="Arial" w:eastAsia="Arial" w:hAnsi="Arial"/>
@@ -9765,7 +9765,7 @@
               <w:spacing w:after="10" w:before="0"/>
               <w:ind w:left="120"/>
             </w:pPr>
-            <w:hyperlink w:history="1" r:id="rIdm55vlft25bon56g60rava">
+            <w:hyperlink w:history="1" r:id="rIdn2txbqvi6se7pki9io34d">
               <w:r>
                 <w:rPr>
                   <w:rFonts w:ascii="Arial" w:cs="Arial" w:eastAsia="Arial" w:hAnsi="Arial"/>
@@ -9965,7 +9965,7 @@
             <w:pPr>
               <w:spacing w:after="20" w:before="0"/>
             </w:pPr>
-            <w:hyperlink w:history="1" r:id="rIdk59ai9gucj1ndzc0vv3ow">
+            <w:hyperlink w:history="1" r:id="rIdzwsq_kzdxdm4q1ezcdkcu">
               <w:r>
                 <w:rPr>
                   <w:rFonts w:ascii="Arial" w:cs="Arial" w:eastAsia="Arial" w:hAnsi="Arial"/>
@@ -10014,7 +10014,7 @@
               <w:spacing w:after="10" w:before="0"/>
               <w:ind w:left="120"/>
             </w:pPr>
-            <w:hyperlink w:history="1" r:id="rIdkdsnflithzvgakrr7fcj_">
+            <w:hyperlink w:history="1" r:id="rIdvsg8ozuhhomerpgtxlyso">
               <w:r>
                 <w:rPr>
                   <w:rFonts w:ascii="Arial" w:cs="Arial" w:eastAsia="Arial" w:hAnsi="Arial"/>
@@ -10059,7 +10059,7 @@
             <w:pPr>
               <w:spacing w:after="20" w:before="0"/>
             </w:pPr>
-            <w:hyperlink w:history="1" r:id="rIdrmtifhhoqkczlkhklzeg6">
+            <w:hyperlink w:history="1" r:id="rIdvd0yh0owretzlbm6krhre">
               <w:r>
                 <w:rPr>
                   <w:rFonts w:ascii="Arial" w:cs="Arial" w:eastAsia="Arial" w:hAnsi="Arial"/>
@@ -10092,7 +10092,7 @@
               <w:spacing w:after="10" w:before="0"/>
               <w:ind w:left="120"/>
             </w:pPr>
-            <w:hyperlink w:history="1" r:id="rId_irj-oxn4u4ixkdmy2fyx">
+            <w:hyperlink w:history="1" r:id="rId2io4drxhxkcyqqvcj_jry">
               <w:r>
                 <w:rPr>
                   <w:rFonts w:ascii="Arial" w:cs="Arial" w:eastAsia="Arial" w:hAnsi="Arial"/>
@@ -10292,7 +10292,7 @@
             <w:pPr>
               <w:spacing w:after="20" w:before="0"/>
             </w:pPr>
-            <w:hyperlink w:history="1" r:id="rId9-lpypxmkzhza5pevo2h8">
+            <w:hyperlink w:history="1" r:id="rIdpp6a8wncwhkia8kd5j21a">
               <w:r>
                 <w:rPr>
                   <w:rFonts w:ascii="Arial" w:cs="Arial" w:eastAsia="Arial" w:hAnsi="Arial"/>
@@ -10341,7 +10341,7 @@
               <w:spacing w:after="10" w:before="0"/>
               <w:ind w:left="120"/>
             </w:pPr>
-            <w:hyperlink w:history="1" r:id="rId7wcm8icgqyz0letuws3wc">
+            <w:hyperlink w:history="1" r:id="rIdjmgbqg4rsc95l6paw4-cf">
               <w:r>
                 <w:rPr>
                   <w:rFonts w:ascii="Arial" w:cs="Arial" w:eastAsia="Arial" w:hAnsi="Arial"/>
@@ -10386,7 +10386,7 @@
             <w:pPr>
               <w:spacing w:after="20" w:before="0"/>
             </w:pPr>
-            <w:hyperlink w:history="1" r:id="rId3tkhdcgxe-yjtg4o_2hio">
+            <w:hyperlink w:history="1" r:id="rId6vqxl4dhbuvxfris5c7nf">
               <w:r>
                 <w:rPr>
                   <w:rFonts w:ascii="Arial" w:cs="Arial" w:eastAsia="Arial" w:hAnsi="Arial"/>
@@ -10419,7 +10419,7 @@
               <w:spacing w:after="10" w:before="0"/>
               <w:ind w:left="120"/>
             </w:pPr>
-            <w:hyperlink w:history="1" r:id="rIdwz9klbfvzaup-sruw0hlu">
+            <w:hyperlink w:history="1" r:id="rIdhyuqnjalouum5omwotxhg">
               <w:r>
                 <w:rPr>
                   <w:rFonts w:ascii="Arial" w:cs="Arial" w:eastAsia="Arial" w:hAnsi="Arial"/>
@@ -10619,7 +10619,7 @@
             <w:pPr>
               <w:spacing w:after="20" w:before="0"/>
             </w:pPr>
-            <w:hyperlink w:history="1" r:id="rIdncidwgoi-mjslkjfcateu">
+            <w:hyperlink w:history="1" r:id="rIda0glbrsfwhdiptr4uqbi7">
               <w:r>
                 <w:rPr>
                   <w:rFonts w:ascii="Arial" w:cs="Arial" w:eastAsia="Arial" w:hAnsi="Arial"/>
@@ -10668,7 +10668,7 @@
               <w:spacing w:after="10" w:before="0"/>
               <w:ind w:left="120"/>
             </w:pPr>
-            <w:hyperlink w:history="1" r:id="rIdquriiqjgen7i-c7sfbiwj">
+            <w:hyperlink w:history="1" r:id="rIdjslycndj2itnmcsylplse">
               <w:r>
                 <w:rPr>
                   <w:rFonts w:ascii="Arial" w:cs="Arial" w:eastAsia="Arial" w:hAnsi="Arial"/>
@@ -10713,7 +10713,7 @@
             <w:pPr>
               <w:spacing w:after="20" w:before="0"/>
             </w:pPr>
-            <w:hyperlink w:history="1" r:id="rIdyqwdyxdsc_poho-qdbabw">
+            <w:hyperlink w:history="1" r:id="rId7s2ulgv8fiivgc3_sqek5">
               <w:r>
                 <w:rPr>
                   <w:rFonts w:ascii="Arial" w:cs="Arial" w:eastAsia="Arial" w:hAnsi="Arial"/>
@@ -10746,7 +10746,7 @@
               <w:spacing w:after="10" w:before="0"/>
               <w:ind w:left="120"/>
             </w:pPr>
-            <w:hyperlink w:history="1" r:id="rIdqjfkyhrj2p9z80rud8mvo">
+            <w:hyperlink w:history="1" r:id="rIddk3y1f_l4ug_tykqi8e4f">
               <w:r>
                 <w:rPr>
                   <w:rFonts w:ascii="Arial" w:cs="Arial" w:eastAsia="Arial" w:hAnsi="Arial"/>
@@ -11271,7 +11271,7 @@
         </w:rPr>
         <w:t xml:space="preserve">© 2026 SeaVuria and ARES. Aligned with KICD objectives. Developed by SeaVuria; technical implementation by ARES (with AI assistance from Claude). Licensed under </w:t>
       </w:r>
-      <w:hyperlink w:history="1" r:id="rId8msz-hyzdozml76jebem-">
+      <w:hyperlink w:history="1" r:id="rIdfsr4pokxjq2qivoulwjxe">
         <w:r>
           <w:rPr>
             <w:rFonts w:ascii="Arial" w:cs="Arial" w:eastAsia="Arial" w:hAnsi="Arial"/>
@@ -11292,7 +11292,7 @@
         </w:rPr>
         <w:t xml:space="preserve"> (</w:t>
       </w:r>
-      <w:hyperlink w:history="1" r:id="rIdb1n9wydmattgq4aurpuvn">
+      <w:hyperlink w:history="1" r:id="rIdvmfc2rn5wo2ofx4ounnji">
         <w:r>
           <w:rPr>
             <w:rFonts w:ascii="Arial" w:cs="Arial" w:eastAsia="Arial" w:hAnsi="Arial"/>
@@ -12332,7 +12332,7 @@
             <w:pPr>
               <w:spacing w:after="20" w:before="0"/>
             </w:pPr>
-            <w:hyperlink w:history="1" r:id="rIdrq7hdrngbuigig3ad80uq">
+            <w:hyperlink w:history="1" r:id="rId_hve9cz3v6sxlzz6r3uvz">
               <w:r>
                 <w:rPr>
                   <w:rFonts w:ascii="Arial" w:cs="Arial" w:eastAsia="Arial" w:hAnsi="Arial"/>
@@ -12381,7 +12381,7 @@
               <w:spacing w:after="10" w:before="0"/>
               <w:ind w:left="120"/>
             </w:pPr>
-            <w:hyperlink w:history="1" r:id="rIdvnvnaos8kut8vkw_svpei">
+            <w:hyperlink w:history="1" r:id="rIdsdti1l6ozxtkyrjfch2p7">
               <w:r>
                 <w:rPr>
                   <w:rFonts w:ascii="Arial" w:cs="Arial" w:eastAsia="Arial" w:hAnsi="Arial"/>
@@ -12426,7 +12426,7 @@
             <w:pPr>
               <w:spacing w:after="20" w:before="0"/>
             </w:pPr>
-            <w:hyperlink w:history="1" r:id="rIdisqnxjiqyx9a-el2cd87k">
+            <w:hyperlink w:history="1" r:id="rIdz048cfj_zqyoguxs6rgwy">
               <w:r>
                 <w:rPr>
                   <w:rFonts w:ascii="Arial" w:cs="Arial" w:eastAsia="Arial" w:hAnsi="Arial"/>
@@ -12475,7 +12475,7 @@
               <w:spacing w:after="10" w:before="0"/>
               <w:ind w:left="120"/>
             </w:pPr>
-            <w:hyperlink w:history="1" r:id="rIdnczmovccsmbwjrzuwzi1d">
+            <w:hyperlink w:history="1" r:id="rIduutxf-kbov5ejkeuoj0dv">
               <w:r>
                 <w:rPr>
                   <w:rFonts w:ascii="Arial" w:cs="Arial" w:eastAsia="Arial" w:hAnsi="Arial"/>
@@ -12675,7 +12675,7 @@
             <w:pPr>
               <w:spacing w:after="20" w:before="0"/>
             </w:pPr>
-            <w:hyperlink w:history="1" r:id="rIdmsaj0ojov5_ugvd_twmes">
+            <w:hyperlink w:history="1" r:id="rIdkovaaw3ha0ezioolx_7q-">
               <w:r>
                 <w:rPr>
                   <w:rFonts w:ascii="Arial" w:cs="Arial" w:eastAsia="Arial" w:hAnsi="Arial"/>
@@ -12724,7 +12724,7 @@
               <w:spacing w:after="10" w:before="0"/>
               <w:ind w:left="120"/>
             </w:pPr>
-            <w:hyperlink w:history="1" r:id="rIdihr8vbeyi-olqsn1qmdye">
+            <w:hyperlink w:history="1" r:id="rIduc56sxn5_qa21ixxhrpwq">
               <w:r>
                 <w:rPr>
                   <w:rFonts w:ascii="Arial" w:cs="Arial" w:eastAsia="Arial" w:hAnsi="Arial"/>
@@ -12769,7 +12769,7 @@
             <w:pPr>
               <w:spacing w:after="20" w:before="0"/>
             </w:pPr>
-            <w:hyperlink w:history="1" r:id="rIdv0rgo3zeebmwwcuwxofgl">
+            <w:hyperlink w:history="1" r:id="rIdlpgy_8nnfs1ffobikhynr">
               <w:r>
                 <w:rPr>
                   <w:rFonts w:ascii="Arial" w:cs="Arial" w:eastAsia="Arial" w:hAnsi="Arial"/>
@@ -12818,7 +12818,7 @@
               <w:spacing w:after="10" w:before="0"/>
               <w:ind w:left="120"/>
             </w:pPr>
-            <w:hyperlink w:history="1" r:id="rIdsujndgh5btan94haphyvd">
+            <w:hyperlink w:history="1" r:id="rIdhc7s8pt9mi1d8glppqsj6">
               <w:r>
                 <w:rPr>
                   <w:rFonts w:ascii="Arial" w:cs="Arial" w:eastAsia="Arial" w:hAnsi="Arial"/>
@@ -13018,7 +13018,7 @@
             <w:pPr>
               <w:spacing w:after="20" w:before="0"/>
             </w:pPr>
-            <w:hyperlink w:history="1" r:id="rIdurepizgrtx78ozq1jnkic">
+            <w:hyperlink w:history="1" r:id="rId6ryifrrj2r170pzkagh4g">
               <w:r>
                 <w:rPr>
                   <w:rFonts w:ascii="Arial" w:cs="Arial" w:eastAsia="Arial" w:hAnsi="Arial"/>
@@ -13067,7 +13067,7 @@
               <w:spacing w:after="10" w:before="0"/>
               <w:ind w:left="120"/>
             </w:pPr>
-            <w:hyperlink w:history="1" r:id="rId3z4m4dyn23z1f4uninike">
+            <w:hyperlink w:history="1" r:id="rIdhfzpyhgqnb7xdtbpqlymu">
               <w:r>
                 <w:rPr>
                   <w:rFonts w:ascii="Arial" w:cs="Arial" w:eastAsia="Arial" w:hAnsi="Arial"/>
@@ -13112,7 +13112,7 @@
             <w:pPr>
               <w:spacing w:after="20" w:before="0"/>
             </w:pPr>
-            <w:hyperlink w:history="1" r:id="rIdznqe4jq6udc23146qp0ti">
+            <w:hyperlink w:history="1" r:id="rIdr61eo0gso5azzhgqwhzgj">
               <w:r>
                 <w:rPr>
                   <w:rFonts w:ascii="Arial" w:cs="Arial" w:eastAsia="Arial" w:hAnsi="Arial"/>
@@ -13161,7 +13161,7 @@
               <w:spacing w:after="10" w:before="0"/>
               <w:ind w:left="120"/>
             </w:pPr>
-            <w:hyperlink w:history="1" r:id="rIdf2xrgz99g8mzlurnihlgo">
+            <w:hyperlink w:history="1" r:id="rIdimtdwinxcjpwmna06vgkt">
               <w:r>
                 <w:rPr>
                   <w:rFonts w:ascii="Arial" w:cs="Arial" w:eastAsia="Arial" w:hAnsi="Arial"/>
@@ -13361,7 +13361,7 @@
             <w:pPr>
               <w:spacing w:after="20" w:before="0"/>
             </w:pPr>
-            <w:hyperlink w:history="1" r:id="rIdxlswxq7qkax36kmk9rzkz">
+            <w:hyperlink w:history="1" r:id="rIdbgowp3-ii75nvmncaavjq">
               <w:r>
                 <w:rPr>
                   <w:rFonts w:ascii="Arial" w:cs="Arial" w:eastAsia="Arial" w:hAnsi="Arial"/>
@@ -13410,7 +13410,7 @@
               <w:spacing w:after="10" w:before="0"/>
               <w:ind w:left="120"/>
             </w:pPr>
-            <w:hyperlink w:history="1" r:id="rIdy4-3fer-vsc8kz7u1v7fg">
+            <w:hyperlink w:history="1" r:id="rIdhuddacxynrgexad5qqm0p">
               <w:r>
                 <w:rPr>
                   <w:rFonts w:ascii="Arial" w:cs="Arial" w:eastAsia="Arial" w:hAnsi="Arial"/>
@@ -13455,7 +13455,7 @@
             <w:pPr>
               <w:spacing w:after="20" w:before="0"/>
             </w:pPr>
-            <w:hyperlink w:history="1" r:id="rIdzdbuk6yxahb-2f_oxqmng">
+            <w:hyperlink w:history="1" r:id="rIdeuacwcmzwdrlegcr4ie6m">
               <w:r>
                 <w:rPr>
                   <w:rFonts w:ascii="Arial" w:cs="Arial" w:eastAsia="Arial" w:hAnsi="Arial"/>
@@ -13504,7 +13504,7 @@
               <w:spacing w:after="10" w:before="0"/>
               <w:ind w:left="120"/>
             </w:pPr>
-            <w:hyperlink w:history="1" r:id="rIdlnhujzue2pl-snikjknxp">
+            <w:hyperlink w:history="1" r:id="rIdg6xvgmjwlxty706bm2ozh">
               <w:r>
                 <w:rPr>
                   <w:rFonts w:ascii="Arial" w:cs="Arial" w:eastAsia="Arial" w:hAnsi="Arial"/>
@@ -13704,7 +13704,7 @@
             <w:pPr>
               <w:spacing w:after="20" w:before="0"/>
             </w:pPr>
-            <w:hyperlink w:history="1" r:id="rId1y0c93qhfh51ijwo_pppj">
+            <w:hyperlink w:history="1" r:id="rId4ld5yts7jhawi_nf6rjui">
               <w:r>
                 <w:rPr>
                   <w:rFonts w:ascii="Arial" w:cs="Arial" w:eastAsia="Arial" w:hAnsi="Arial"/>
@@ -13753,7 +13753,7 @@
               <w:spacing w:after="10" w:before="0"/>
               <w:ind w:left="120"/>
             </w:pPr>
-            <w:hyperlink w:history="1" r:id="rId4vl1qmydetikx8vrom1b5">
+            <w:hyperlink w:history="1" r:id="rId1vpuuynvwfpphwrvbgrxt">
               <w:r>
                 <w:rPr>
                   <w:rFonts w:ascii="Arial" w:cs="Arial" w:eastAsia="Arial" w:hAnsi="Arial"/>
@@ -13798,7 +13798,7 @@
             <w:pPr>
               <w:spacing w:after="20" w:before="0"/>
             </w:pPr>
-            <w:hyperlink w:history="1" r:id="rIdq46cuz4up-fvef8ytfocn">
+            <w:hyperlink w:history="1" r:id="rId2bpe3oiqlmvfrhfyilqgf">
               <w:r>
                 <w:rPr>
                   <w:rFonts w:ascii="Arial" w:cs="Arial" w:eastAsia="Arial" w:hAnsi="Arial"/>
@@ -13847,7 +13847,7 @@
               <w:spacing w:after="10" w:before="0"/>
               <w:ind w:left="120"/>
             </w:pPr>
-            <w:hyperlink w:history="1" r:id="rIdqpkeiugqemxd7d2eq3c0y">
+            <w:hyperlink w:history="1" r:id="rIdnd1fg_cbsnx8wzg41wcxx">
               <w:r>
                 <w:rPr>
                   <w:rFonts w:ascii="Arial" w:cs="Arial" w:eastAsia="Arial" w:hAnsi="Arial"/>
@@ -14372,7 +14372,7 @@
         </w:rPr>
         <w:t xml:space="preserve">© 2026 SeaVuria and ARES. Aligned with KICD objectives. Developed by SeaVuria; technical implementation by ARES (with AI assistance from Claude). Licensed under </w:t>
       </w:r>
-      <w:hyperlink w:history="1" r:id="rIdpl4clkm-3zppf5fz--uqc">
+      <w:hyperlink w:history="1" r:id="rId-w2q1zljqkqmfg3ncffwf">
         <w:r>
           <w:rPr>
             <w:rFonts w:ascii="Arial" w:cs="Arial" w:eastAsia="Arial" w:hAnsi="Arial"/>
@@ -14393,7 +14393,7 @@
         </w:rPr>
         <w:t xml:space="preserve"> (</w:t>
       </w:r>
-      <w:hyperlink w:history="1" r:id="rIdkqxmszn3vm0mxz8shd8uq">
+      <w:hyperlink w:history="1" r:id="rIdfiouzrne5c-49pgasuky8">
         <w:r>
           <w:rPr>
             <w:rFonts w:ascii="Arial" w:cs="Arial" w:eastAsia="Arial" w:hAnsi="Arial"/>
@@ -15433,7 +15433,7 @@
             <w:pPr>
               <w:spacing w:after="20" w:before="0"/>
             </w:pPr>
-            <w:hyperlink w:history="1" r:id="rIdt1ssd_fwjmfvmzx6tkyu_">
+            <w:hyperlink w:history="1" r:id="rIdyq24gjtslvfhcqlscp2b2">
               <w:r>
                 <w:rPr>
                   <w:rFonts w:ascii="Arial" w:cs="Arial" w:eastAsia="Arial" w:hAnsi="Arial"/>
@@ -15466,7 +15466,7 @@
               <w:spacing w:after="10" w:before="0"/>
               <w:ind w:left="120"/>
             </w:pPr>
-            <w:hyperlink w:history="1" r:id="rIdqbqce-6eco_n56erdstfv">
+            <w:hyperlink w:history="1" r:id="rIdvr61hplppqdtlu08ywvpn">
               <w:r>
                 <w:rPr>
                   <w:rFonts w:ascii="Arial" w:cs="Arial" w:eastAsia="Arial" w:hAnsi="Arial"/>
@@ -15511,7 +15511,7 @@
             <w:pPr>
               <w:spacing w:after="20" w:before="0"/>
             </w:pPr>
-            <w:hyperlink w:history="1" r:id="rId-itavsro_ilh2c1v4kqm-">
+            <w:hyperlink w:history="1" r:id="rIdsmh3usxxq8c3byylfrxuq">
               <w:r>
                 <w:rPr>
                   <w:rFonts w:ascii="Arial" w:cs="Arial" w:eastAsia="Arial" w:hAnsi="Arial"/>
@@ -15544,7 +15544,7 @@
               <w:spacing w:after="10" w:before="0"/>
               <w:ind w:left="120"/>
             </w:pPr>
-            <w:hyperlink w:history="1" r:id="rIdssxubz1ktsypa_ygrbwyz">
+            <w:hyperlink w:history="1" r:id="rIdlniizrdsrab_yk0oixcfg">
               <w:r>
                 <w:rPr>
                   <w:rFonts w:ascii="Arial" w:cs="Arial" w:eastAsia="Arial" w:hAnsi="Arial"/>
@@ -15744,7 +15744,7 @@
             <w:pPr>
               <w:spacing w:after="20" w:before="0"/>
             </w:pPr>
-            <w:hyperlink w:history="1" r:id="rId_7aagye3kpjmhzoaxxwk7">
+            <w:hyperlink w:history="1" r:id="rIdgjhc8fjxmqvidkspigmni">
               <w:r>
                 <w:rPr>
                   <w:rFonts w:ascii="Arial" w:cs="Arial" w:eastAsia="Arial" w:hAnsi="Arial"/>
@@ -15777,7 +15777,7 @@
               <w:spacing w:after="10" w:before="0"/>
               <w:ind w:left="120"/>
             </w:pPr>
-            <w:hyperlink w:history="1" r:id="rIdqb2xqfdins9taobblbykt">
+            <w:hyperlink w:history="1" r:id="rIdhet4wh52o-iwuf3jm49tr">
               <w:r>
                 <w:rPr>
                   <w:rFonts w:ascii="Arial" w:cs="Arial" w:eastAsia="Arial" w:hAnsi="Arial"/>
@@ -15822,7 +15822,7 @@
             <w:pPr>
               <w:spacing w:after="20" w:before="0"/>
             </w:pPr>
-            <w:hyperlink w:history="1" r:id="rId_m0rpveb_gydwp9ypumwg">
+            <w:hyperlink w:history="1" r:id="rId_3mqxpwqs6dduni2arjlm">
               <w:r>
                 <w:rPr>
                   <w:rFonts w:ascii="Arial" w:cs="Arial" w:eastAsia="Arial" w:hAnsi="Arial"/>
@@ -15855,7 +15855,7 @@
               <w:spacing w:after="10" w:before="0"/>
               <w:ind w:left="120"/>
             </w:pPr>
-            <w:hyperlink w:history="1" r:id="rIdyqzsvtc-dy4fusmehlgn9">
+            <w:hyperlink w:history="1" r:id="rIdng6tkmtw6wvk-_8amduml">
               <w:r>
                 <w:rPr>
                   <w:rFonts w:ascii="Arial" w:cs="Arial" w:eastAsia="Arial" w:hAnsi="Arial"/>
@@ -16055,7 +16055,7 @@
             <w:pPr>
               <w:spacing w:after="20" w:before="0"/>
             </w:pPr>
-            <w:hyperlink w:history="1" r:id="rIdmlo95wavqu8j3sumfycko">
+            <w:hyperlink w:history="1" r:id="rIdifhmtgewa8jz6uk9bcnfa">
               <w:r>
                 <w:rPr>
                   <w:rFonts w:ascii="Arial" w:cs="Arial" w:eastAsia="Arial" w:hAnsi="Arial"/>
@@ -16104,7 +16104,7 @@
               <w:spacing w:after="10" w:before="0"/>
               <w:ind w:left="120"/>
             </w:pPr>
-            <w:hyperlink w:history="1" r:id="rId4wabc0hsjzrfebtlkskz_">
+            <w:hyperlink w:history="1" r:id="rIdhhjwmuw8nkvk56gn7nxbq">
               <w:r>
                 <w:rPr>
                   <w:rFonts w:ascii="Arial" w:cs="Arial" w:eastAsia="Arial" w:hAnsi="Arial"/>
@@ -16149,7 +16149,7 @@
             <w:pPr>
               <w:spacing w:after="20" w:before="0"/>
             </w:pPr>
-            <w:hyperlink w:history="1" r:id="rId20dcd6c-ecrtggcxbjgri">
+            <w:hyperlink w:history="1" r:id="rIdbmo45pa8bayzjv99rhpua">
               <w:r>
                 <w:rPr>
                   <w:rFonts w:ascii="Arial" w:cs="Arial" w:eastAsia="Arial" w:hAnsi="Arial"/>
@@ -16182,7 +16182,7 @@
               <w:spacing w:after="10" w:before="0"/>
               <w:ind w:left="120"/>
             </w:pPr>
-            <w:hyperlink w:history="1" r:id="rIdoiwbmmobdtbpvamy_98ug">
+            <w:hyperlink w:history="1" r:id="rIdamzjtnfxr-yngbov07ws5">
               <w:r>
                 <w:rPr>
                   <w:rFonts w:ascii="Arial" w:cs="Arial" w:eastAsia="Arial" w:hAnsi="Arial"/>
@@ -16382,7 +16382,7 @@
             <w:pPr>
               <w:spacing w:after="20" w:before="0"/>
             </w:pPr>
-            <w:hyperlink w:history="1" r:id="rIdboeuw7hkqmd-ts3co8lea">
+            <w:hyperlink w:history="1" r:id="rId5vdqx9wzldzwm07737vlv">
               <w:r>
                 <w:rPr>
                   <w:rFonts w:ascii="Arial" w:cs="Arial" w:eastAsia="Arial" w:hAnsi="Arial"/>
@@ -16431,7 +16431,7 @@
               <w:spacing w:after="10" w:before="0"/>
               <w:ind w:left="120"/>
             </w:pPr>
-            <w:hyperlink w:history="1" r:id="rIdozaayc7__2rzqpx_fkubm">
+            <w:hyperlink w:history="1" r:id="rIdexensnyvq7mz4sy2hmitm">
               <w:r>
                 <w:rPr>
                   <w:rFonts w:ascii="Arial" w:cs="Arial" w:eastAsia="Arial" w:hAnsi="Arial"/>
@@ -16476,7 +16476,7 @@
             <w:pPr>
               <w:spacing w:after="20" w:before="0"/>
             </w:pPr>
-            <w:hyperlink w:history="1" r:id="rIdpbbonh1xk1ybmbtxdgujr">
+            <w:hyperlink w:history="1" r:id="rIdrzitcq4aufd4nr117qspm">
               <w:r>
                 <w:rPr>
                   <w:rFonts w:ascii="Arial" w:cs="Arial" w:eastAsia="Arial" w:hAnsi="Arial"/>
@@ -16509,7 +16509,7 @@
               <w:spacing w:after="10" w:before="0"/>
               <w:ind w:left="120"/>
             </w:pPr>
-            <w:hyperlink w:history="1" r:id="rIdjz27ctsgcgb9vlu2w-hki">
+            <w:hyperlink w:history="1" r:id="rId5ezjgym0wpajluxcllyt2">
               <w:r>
                 <w:rPr>
                   <w:rFonts w:ascii="Arial" w:cs="Arial" w:eastAsia="Arial" w:hAnsi="Arial"/>
@@ -16709,7 +16709,7 @@
             <w:pPr>
               <w:spacing w:after="20" w:before="0"/>
             </w:pPr>
-            <w:hyperlink w:history="1" r:id="rIdxbrnjogfh2isa3q_2n-px">
+            <w:hyperlink w:history="1" r:id="rIdo2vnrzir73s_ilqkcqpwj">
               <w:r>
                 <w:rPr>
                   <w:rFonts w:ascii="Arial" w:cs="Arial" w:eastAsia="Arial" w:hAnsi="Arial"/>
@@ -16742,7 +16742,7 @@
               <w:spacing w:after="10" w:before="0"/>
               <w:ind w:left="120"/>
             </w:pPr>
-            <w:hyperlink w:history="1" r:id="rIddprtmxl85vzxmog7gvgnj">
+            <w:hyperlink w:history="1" r:id="rId5qaw1aqreuxn-_foklhsd">
               <w:r>
                 <w:rPr>
                   <w:rFonts w:ascii="Arial" w:cs="Arial" w:eastAsia="Arial" w:hAnsi="Arial"/>
@@ -16787,7 +16787,7 @@
             <w:pPr>
               <w:spacing w:after="20" w:before="0"/>
             </w:pPr>
-            <w:hyperlink w:history="1" r:id="rIdh4ccjvwgcxlggudvyzxii">
+            <w:hyperlink w:history="1" r:id="rIdgjvim_i5its2zykt610x0">
               <w:r>
                 <w:rPr>
                   <w:rFonts w:ascii="Arial" w:cs="Arial" w:eastAsia="Arial" w:hAnsi="Arial"/>
@@ -16836,7 +16836,7 @@
               <w:spacing w:after="10" w:before="0"/>
               <w:ind w:left="120"/>
             </w:pPr>
-            <w:hyperlink w:history="1" r:id="rIdj7j4thm-dsmoeqhogrbzi">
+            <w:hyperlink w:history="1" r:id="rIdrdrjbhzhnw4zi2crgbu5d">
               <w:r>
                 <w:rPr>
                   <w:rFonts w:ascii="Arial" w:cs="Arial" w:eastAsia="Arial" w:hAnsi="Arial"/>
@@ -17361,7 +17361,7 @@
         </w:rPr>
         <w:t xml:space="preserve">© 2026 SeaVuria and ARES. Aligned with KICD objectives. Developed by SeaVuria; technical implementation by ARES (with AI assistance from Claude). Licensed under </w:t>
       </w:r>
-      <w:hyperlink w:history="1" r:id="rIdag1basyd-dtba2x31q1vl">
+      <w:hyperlink w:history="1" r:id="rIdq6oovyyfeunutuedaop_e">
         <w:r>
           <w:rPr>
             <w:rFonts w:ascii="Arial" w:cs="Arial" w:eastAsia="Arial" w:hAnsi="Arial"/>
@@ -17382,7 +17382,7 @@
         </w:rPr>
         <w:t xml:space="preserve"> (</w:t>
       </w:r>
-      <w:hyperlink w:history="1" r:id="rId6xmjowzqp_6c9yacyhtka">
+      <w:hyperlink w:history="1" r:id="rIdgeieq7y_didmra_1go7xr">
         <w:r>
           <w:rPr>
             <w:rFonts w:ascii="Arial" w:cs="Arial" w:eastAsia="Arial" w:hAnsi="Arial"/>
@@ -18422,7 +18422,7 @@
             <w:pPr>
               <w:spacing w:after="20" w:before="0"/>
             </w:pPr>
-            <w:hyperlink w:history="1" r:id="rIdbgckcihdfhmm_buktcpyc">
+            <w:hyperlink w:history="1" r:id="rIdiqoutxy3w7a6zhvup_5ib">
               <w:r>
                 <w:rPr>
                   <w:rFonts w:ascii="Arial" w:cs="Arial" w:eastAsia="Arial" w:hAnsi="Arial"/>
@@ -18471,7 +18471,7 @@
               <w:spacing w:after="10" w:before="0"/>
               <w:ind w:left="120"/>
             </w:pPr>
-            <w:hyperlink w:history="1" r:id="rIdoq5mibs8pzgtrxp5jyuan">
+            <w:hyperlink w:history="1" r:id="rIdsxsbhpcm_-ditio8mcgny">
               <w:r>
                 <w:rPr>
                   <w:rFonts w:ascii="Arial" w:cs="Arial" w:eastAsia="Arial" w:hAnsi="Arial"/>
@@ -18516,7 +18516,7 @@
             <w:pPr>
               <w:spacing w:after="20" w:before="0"/>
             </w:pPr>
-            <w:hyperlink w:history="1" r:id="rIdrel1eumpgqu3e8xr9j1s4">
+            <w:hyperlink w:history="1" r:id="rIdujnrjysjhphui7xvqacjz">
               <w:r>
                 <w:rPr>
                   <w:rFonts w:ascii="Arial" w:cs="Arial" w:eastAsia="Arial" w:hAnsi="Arial"/>
@@ -18549,7 +18549,7 @@
               <w:spacing w:after="10" w:before="0"/>
               <w:ind w:left="120"/>
             </w:pPr>
-            <w:hyperlink w:history="1" r:id="rIdwu6kcbishfgfc-l9r-scz">
+            <w:hyperlink w:history="1" r:id="rIdp4vwbzkcehcxfbsatfrqi">
               <w:r>
                 <w:rPr>
                   <w:rFonts w:ascii="Arial" w:cs="Arial" w:eastAsia="Arial" w:hAnsi="Arial"/>
@@ -18749,7 +18749,7 @@
             <w:pPr>
               <w:spacing w:after="20" w:before="0"/>
             </w:pPr>
-            <w:hyperlink w:history="1" r:id="rIdn7kat6pkd9jmvakspv8z7">
+            <w:hyperlink w:history="1" r:id="rIdlekxug3mgk_pjqa7t8t69">
               <w:r>
                 <w:rPr>
                   <w:rFonts w:ascii="Arial" w:cs="Arial" w:eastAsia="Arial" w:hAnsi="Arial"/>
@@ -18798,7 +18798,7 @@
               <w:spacing w:after="10" w:before="0"/>
               <w:ind w:left="120"/>
             </w:pPr>
-            <w:hyperlink w:history="1" r:id="rIdrhjakxnrj6mx_m_xofjzf">
+            <w:hyperlink w:history="1" r:id="rIdlmt1_ltclsqf99bvr5ubw">
               <w:r>
                 <w:rPr>
                   <w:rFonts w:ascii="Arial" w:cs="Arial" w:eastAsia="Arial" w:hAnsi="Arial"/>
@@ -18843,7 +18843,7 @@
             <w:pPr>
               <w:spacing w:after="20" w:before="0"/>
             </w:pPr>
-            <w:hyperlink w:history="1" r:id="rIda25zohbpbawbcbdg1zssj">
+            <w:hyperlink w:history="1" r:id="rIdwdl2nahxxwbhptzhxysu1">
               <w:r>
                 <w:rPr>
                   <w:rFonts w:ascii="Arial" w:cs="Arial" w:eastAsia="Arial" w:hAnsi="Arial"/>
@@ -18876,7 +18876,7 @@
               <w:spacing w:after="10" w:before="0"/>
               <w:ind w:left="120"/>
             </w:pPr>
-            <w:hyperlink w:history="1" r:id="rId_oko8todzuxylyqiuy0_a">
+            <w:hyperlink w:history="1" r:id="rIdwygqyejppbjoa5bmqjywz">
               <w:r>
                 <w:rPr>
                   <w:rFonts w:ascii="Arial" w:cs="Arial" w:eastAsia="Arial" w:hAnsi="Arial"/>
@@ -19076,7 +19076,7 @@
             <w:pPr>
               <w:spacing w:after="20" w:before="0"/>
             </w:pPr>
-            <w:hyperlink w:history="1" r:id="rIdutd_wu86gz9_c553k0fto">
+            <w:hyperlink w:history="1" r:id="rIdj-fekhbm1ahgy78gi7lah">
               <w:r>
                 <w:rPr>
                   <w:rFonts w:ascii="Arial" w:cs="Arial" w:eastAsia="Arial" w:hAnsi="Arial"/>
@@ -19125,7 +19125,7 @@
               <w:spacing w:after="10" w:before="0"/>
               <w:ind w:left="120"/>
             </w:pPr>
-            <w:hyperlink w:history="1" r:id="rIdnqxmiamdtq9yo2kxk1b9u">
+            <w:hyperlink w:history="1" r:id="rIdws1khppq9rhdpfhqhnb2z">
               <w:r>
                 <w:rPr>
                   <w:rFonts w:ascii="Arial" w:cs="Arial" w:eastAsia="Arial" w:hAnsi="Arial"/>
@@ -19170,7 +19170,7 @@
             <w:pPr>
               <w:spacing w:after="20" w:before="0"/>
             </w:pPr>
-            <w:hyperlink w:history="1" r:id="rIdjdgjvbaep8-xgp0yugxof">
+            <w:hyperlink w:history="1" r:id="rIdpn7qacph7rmd2btj_oaqd">
               <w:r>
                 <w:rPr>
                   <w:rFonts w:ascii="Arial" w:cs="Arial" w:eastAsia="Arial" w:hAnsi="Arial"/>
@@ -19219,7 +19219,7 @@
               <w:spacing w:after="10" w:before="0"/>
               <w:ind w:left="120"/>
             </w:pPr>
-            <w:hyperlink w:history="1" r:id="rIdshcgfp0pfnnafp4j09uax">
+            <w:hyperlink w:history="1" r:id="rIddy62qx2sctcffwybsyrad">
               <w:r>
                 <w:rPr>
                   <w:rFonts w:ascii="Arial" w:cs="Arial" w:eastAsia="Arial" w:hAnsi="Arial"/>
@@ -19419,7 +19419,7 @@
             <w:pPr>
               <w:spacing w:after="20" w:before="0"/>
             </w:pPr>
-            <w:hyperlink w:history="1" r:id="rId6az5eehrg6vwwizqseyxd">
+            <w:hyperlink w:history="1" r:id="rId7lv7l-ll0z_quftdcribc">
               <w:r>
                 <w:rPr>
                   <w:rFonts w:ascii="Arial" w:cs="Arial" w:eastAsia="Arial" w:hAnsi="Arial"/>
@@ -19468,7 +19468,7 @@
               <w:spacing w:after="10" w:before="0"/>
               <w:ind w:left="120"/>
             </w:pPr>
-            <w:hyperlink w:history="1" r:id="rId1zi_oubsyq5btsuxfgq6l">
+            <w:hyperlink w:history="1" r:id="rIdhfwbrf_d_to7gixvnfo2a">
               <w:r>
                 <w:rPr>
                   <w:rFonts w:ascii="Arial" w:cs="Arial" w:eastAsia="Arial" w:hAnsi="Arial"/>
@@ -19513,7 +19513,7 @@
             <w:pPr>
               <w:spacing w:after="20" w:before="0"/>
             </w:pPr>
-            <w:hyperlink w:history="1" r:id="rIds0gcp0pw4qbrgd49mqykx">
+            <w:hyperlink w:history="1" r:id="rIdpkcdhbod_xjskeg1hpyne">
               <w:r>
                 <w:rPr>
                   <w:rFonts w:ascii="Arial" w:cs="Arial" w:eastAsia="Arial" w:hAnsi="Arial"/>
@@ -19562,7 +19562,7 @@
               <w:spacing w:after="10" w:before="0"/>
               <w:ind w:left="120"/>
             </w:pPr>
-            <w:hyperlink w:history="1" r:id="rIdpvjleinsmz_ibfgg3pcse">
+            <w:hyperlink w:history="1" r:id="rIdeotuykzvrhehwamluv5cn">
               <w:r>
                 <w:rPr>
                   <w:rFonts w:ascii="Arial" w:cs="Arial" w:eastAsia="Arial" w:hAnsi="Arial"/>
@@ -19762,7 +19762,7 @@
             <w:pPr>
               <w:spacing w:after="20" w:before="0"/>
             </w:pPr>
-            <w:hyperlink w:history="1" r:id="rIdvusfhtlzorb3e_gih24vh">
+            <w:hyperlink w:history="1" r:id="rIdslauzuxbfq7377ll6eg1t">
               <w:r>
                 <w:rPr>
                   <w:rFonts w:ascii="Arial" w:cs="Arial" w:eastAsia="Arial" w:hAnsi="Arial"/>
@@ -19811,7 +19811,7 @@
               <w:spacing w:after="10" w:before="0"/>
               <w:ind w:left="120"/>
             </w:pPr>
-            <w:hyperlink w:history="1" r:id="rIdr9dne3gigv3nsf4v8jzwm">
+            <w:hyperlink w:history="1" r:id="rIdlo1mryfr_jwarr0bfuqlx">
               <w:r>
                 <w:rPr>
                   <w:rFonts w:ascii="Arial" w:cs="Arial" w:eastAsia="Arial" w:hAnsi="Arial"/>
@@ -19856,7 +19856,7 @@
             <w:pPr>
               <w:spacing w:after="20" w:before="0"/>
             </w:pPr>
-            <w:hyperlink w:history="1" r:id="rIdqiou_b7obxksarcsonfzi">
+            <w:hyperlink w:history="1" r:id="rId-eupifktnoqax3dnqyvys">
               <w:r>
                 <w:rPr>
                   <w:rFonts w:ascii="Arial" w:cs="Arial" w:eastAsia="Arial" w:hAnsi="Arial"/>
@@ -19905,7 +19905,7 @@
               <w:spacing w:after="10" w:before="0"/>
               <w:ind w:left="120"/>
             </w:pPr>
-            <w:hyperlink w:history="1" r:id="rIdvln2utqvq6oqajkj0_sg1">
+            <w:hyperlink w:history="1" r:id="rIdhgvyq--vu2_omzbkcodfr">
               <w:r>
                 <w:rPr>
                   <w:rFonts w:ascii="Arial" w:cs="Arial" w:eastAsia="Arial" w:hAnsi="Arial"/>
@@ -20430,7 +20430,7 @@
         </w:rPr>
         <w:t xml:space="preserve">© 2026 SeaVuria and ARES. Aligned with KICD objectives. Developed by SeaVuria; technical implementation by ARES (with AI assistance from Claude). Licensed under </w:t>
       </w:r>
-      <w:hyperlink w:history="1" r:id="rIdcwriqtj0jiupddyilbjsd">
+      <w:hyperlink w:history="1" r:id="rIdweyxt4ugytf7svskvzn8o">
         <w:r>
           <w:rPr>
             <w:rFonts w:ascii="Arial" w:cs="Arial" w:eastAsia="Arial" w:hAnsi="Arial"/>
@@ -20451,7 +20451,7 @@
         </w:rPr>
         <w:t xml:space="preserve"> (</w:t>
       </w:r>
-      <w:hyperlink w:history="1" r:id="rIdkartkmugfmh7synxyueqx">
+      <w:hyperlink w:history="1" r:id="rIdyukbzqqdoy8jdrckoqjt6">
         <w:r>
           <w:rPr>
             <w:rFonts w:ascii="Arial" w:cs="Arial" w:eastAsia="Arial" w:hAnsi="Arial"/>
@@ -21491,7 +21491,7 @@
             <w:pPr>
               <w:spacing w:after="20" w:before="0"/>
             </w:pPr>
-            <w:hyperlink w:history="1" r:id="rIdr9oja0njrcgojjnbgqm6u">
+            <w:hyperlink w:history="1" r:id="rId_njudc-v_pp8n3vxfrwwm">
               <w:r>
                 <w:rPr>
                   <w:rFonts w:ascii="Arial" w:cs="Arial" w:eastAsia="Arial" w:hAnsi="Arial"/>
@@ -21524,7 +21524,7 @@
               <w:spacing w:after="10" w:before="0"/>
               <w:ind w:left="120"/>
             </w:pPr>
-            <w:hyperlink w:history="1" r:id="rIdul9elcuzqzslypplass7r">
+            <w:hyperlink w:history="1" r:id="rIdmjexd3o_21yfd1yjexaqw">
               <w:r>
                 <w:rPr>
                   <w:rFonts w:ascii="Arial" w:cs="Arial" w:eastAsia="Arial" w:hAnsi="Arial"/>
@@ -21569,7 +21569,7 @@
             <w:pPr>
               <w:spacing w:after="20" w:before="0"/>
             </w:pPr>
-            <w:hyperlink w:history="1" r:id="rIdrnmdtzdwr5ohbpnr57hzy">
+            <w:hyperlink w:history="1" r:id="rIdhcq7jypksbihn8fi2v_jf">
               <w:r>
                 <w:rPr>
                   <w:rFonts w:ascii="Arial" w:cs="Arial" w:eastAsia="Arial" w:hAnsi="Arial"/>
@@ -21602,7 +21602,7 @@
               <w:spacing w:after="10" w:before="0"/>
               <w:ind w:left="120"/>
             </w:pPr>
-            <w:hyperlink w:history="1" r:id="rIdh5oqrwifxflba3tdrndp0">
+            <w:hyperlink w:history="1" r:id="rIdolon8c-fkqa7whhrd43cn">
               <w:r>
                 <w:rPr>
                   <w:rFonts w:ascii="Arial" w:cs="Arial" w:eastAsia="Arial" w:hAnsi="Arial"/>
@@ -21802,7 +21802,7 @@
             <w:pPr>
               <w:spacing w:after="20" w:before="0"/>
             </w:pPr>
-            <w:hyperlink w:history="1" r:id="rIdh7z_jgoj5vxt8rsancvxm">
+            <w:hyperlink w:history="1" r:id="rIdymv_iyuym0gbwyg_affo1">
               <w:r>
                 <w:rPr>
                   <w:rFonts w:ascii="Arial" w:cs="Arial" w:eastAsia="Arial" w:hAnsi="Arial"/>
@@ -21835,7 +21835,7 @@
               <w:spacing w:after="10" w:before="0"/>
               <w:ind w:left="120"/>
             </w:pPr>
-            <w:hyperlink w:history="1" r:id="rIdim_8aspalwyqdwspzyvtu">
+            <w:hyperlink w:history="1" r:id="rIdvte8le0_jmjqn88oh-dqy">
               <w:r>
                 <w:rPr>
                   <w:rFonts w:ascii="Arial" w:cs="Arial" w:eastAsia="Arial" w:hAnsi="Arial"/>
@@ -21880,7 +21880,7 @@
             <w:pPr>
               <w:spacing w:after="20" w:before="0"/>
             </w:pPr>
-            <w:hyperlink w:history="1" r:id="rId5k6nii3g3noksnvocdlpz">
+            <w:hyperlink w:history="1" r:id="rIde7cr-wmbc5lwih8o5fz2n">
               <w:r>
                 <w:rPr>
                   <w:rFonts w:ascii="Arial" w:cs="Arial" w:eastAsia="Arial" w:hAnsi="Arial"/>
@@ -21913,7 +21913,7 @@
               <w:spacing w:after="10" w:before="0"/>
               <w:ind w:left="120"/>
             </w:pPr>
-            <w:hyperlink w:history="1" r:id="rIdnf9ouur-5yrrhh9foovet">
+            <w:hyperlink w:history="1" r:id="rIdmi-lexdpmibqvv2a4qiwf">
               <w:r>
                 <w:rPr>
                   <w:rFonts w:ascii="Arial" w:cs="Arial" w:eastAsia="Arial" w:hAnsi="Arial"/>
@@ -22113,7 +22113,7 @@
             <w:pPr>
               <w:spacing w:after="20" w:before="0"/>
             </w:pPr>
-            <w:hyperlink w:history="1" r:id="rIdhjfzknlid_abjwvse6owm">
+            <w:hyperlink w:history="1" r:id="rIdryxpm5l_ga3dagvmma07a">
               <w:r>
                 <w:rPr>
                   <w:rFonts w:ascii="Arial" w:cs="Arial" w:eastAsia="Arial" w:hAnsi="Arial"/>
@@ -22146,7 +22146,7 @@
               <w:spacing w:after="10" w:before="0"/>
               <w:ind w:left="120"/>
             </w:pPr>
-            <w:hyperlink w:history="1" r:id="rIddjktnypqvnzugool-wanz">
+            <w:hyperlink w:history="1" r:id="rIdmgkiy7tru8xzzb6hpuuca">
               <w:r>
                 <w:rPr>
                   <w:rFonts w:ascii="Arial" w:cs="Arial" w:eastAsia="Arial" w:hAnsi="Arial"/>
@@ -22191,7 +22191,7 @@
             <w:pPr>
               <w:spacing w:after="20" w:before="0"/>
             </w:pPr>
-            <w:hyperlink w:history="1" r:id="rIdnltkmss-tqbvfdvhne1qu">
+            <w:hyperlink w:history="1" r:id="rId4x_opkie-ixdtv0zkpr6m">
               <w:r>
                 <w:rPr>
                   <w:rFonts w:ascii="Arial" w:cs="Arial" w:eastAsia="Arial" w:hAnsi="Arial"/>
@@ -22224,7 +22224,7 @@
               <w:spacing w:after="10" w:before="0"/>
               <w:ind w:left="120"/>
             </w:pPr>
-            <w:hyperlink w:history="1" r:id="rIdbdbntu2h8lfkx6khqhgnv">
+            <w:hyperlink w:history="1" r:id="rIdhwtakqxd6qtmx3vt564uw">
               <w:r>
                 <w:rPr>
                   <w:rFonts w:ascii="Arial" w:cs="Arial" w:eastAsia="Arial" w:hAnsi="Arial"/>
@@ -22424,7 +22424,7 @@
             <w:pPr>
               <w:spacing w:after="20" w:before="0"/>
             </w:pPr>
-            <w:hyperlink w:history="1" r:id="rIdef_sau7hvf_81m2lh2hhk">
+            <w:hyperlink w:history="1" r:id="rId6u6ydq9w6sy25j7fjmeby">
               <w:r>
                 <w:rPr>
                   <w:rFonts w:ascii="Arial" w:cs="Arial" w:eastAsia="Arial" w:hAnsi="Arial"/>
@@ -22457,7 +22457,7 @@
               <w:spacing w:after="10" w:before="0"/>
               <w:ind w:left="120"/>
             </w:pPr>
-            <w:hyperlink w:history="1" r:id="rIdyxrm-oglk1dtqnw3e6h8r">
+            <w:hyperlink w:history="1" r:id="rIdjdhjdqiwvk270d9yiu-ea">
               <w:r>
                 <w:rPr>
                   <w:rFonts w:ascii="Arial" w:cs="Arial" w:eastAsia="Arial" w:hAnsi="Arial"/>
@@ -22502,7 +22502,7 @@
             <w:pPr>
               <w:spacing w:after="20" w:before="0"/>
             </w:pPr>
-            <w:hyperlink w:history="1" r:id="rIdt8ywde8xsdwpb4ivkjw3q">
+            <w:hyperlink w:history="1" r:id="rIdtsakjzzzjhes3u21vwsmo">
               <w:r>
                 <w:rPr>
                   <w:rFonts w:ascii="Arial" w:cs="Arial" w:eastAsia="Arial" w:hAnsi="Arial"/>
@@ -22535,7 +22535,7 @@
               <w:spacing w:after="10" w:before="0"/>
               <w:ind w:left="120"/>
             </w:pPr>
-            <w:hyperlink w:history="1" r:id="rId1cwtv8vtplag9x8-eo8yd">
+            <w:hyperlink w:history="1" r:id="rIdqbm0lfwxwxliw2hyssntw">
               <w:r>
                 <w:rPr>
                   <w:rFonts w:ascii="Arial" w:cs="Arial" w:eastAsia="Arial" w:hAnsi="Arial"/>
@@ -22735,7 +22735,7 @@
             <w:pPr>
               <w:spacing w:after="20" w:before="0"/>
             </w:pPr>
-            <w:hyperlink w:history="1" r:id="rIdan7svhpzv29_vcrctodd5">
+            <w:hyperlink w:history="1" r:id="rIdbbeeeyvihfgqsuxaotnf0">
               <w:r>
                 <w:rPr>
                   <w:rFonts w:ascii="Arial" w:cs="Arial" w:eastAsia="Arial" w:hAnsi="Arial"/>
@@ -22768,7 +22768,7 @@
               <w:spacing w:after="10" w:before="0"/>
               <w:ind w:left="120"/>
             </w:pPr>
-            <w:hyperlink w:history="1" r:id="rIdnzoqoqljghsarx1d61q7y">
+            <w:hyperlink w:history="1" r:id="rIdg8ylj4thoczmtgzfqgq9l">
               <w:r>
                 <w:rPr>
                   <w:rFonts w:ascii="Arial" w:cs="Arial" w:eastAsia="Arial" w:hAnsi="Arial"/>
@@ -22813,7 +22813,7 @@
             <w:pPr>
               <w:spacing w:after="20" w:before="0"/>
             </w:pPr>
-            <w:hyperlink w:history="1" r:id="rIdiptwdudtnvgbm-p51i5m-">
+            <w:hyperlink w:history="1" r:id="rIdctnwif46r89tzggtqsqei">
               <w:r>
                 <w:rPr>
                   <w:rFonts w:ascii="Arial" w:cs="Arial" w:eastAsia="Arial" w:hAnsi="Arial"/>
@@ -22846,7 +22846,7 @@
               <w:spacing w:after="10" w:before="0"/>
               <w:ind w:left="120"/>
             </w:pPr>
-            <w:hyperlink w:history="1" r:id="rId1oraqabd4ata7rd6khqwi">
+            <w:hyperlink w:history="1" r:id="rIddlkgjvfrtfulgme3kxjk4">
               <w:r>
                 <w:rPr>
                   <w:rFonts w:ascii="Arial" w:cs="Arial" w:eastAsia="Arial" w:hAnsi="Arial"/>
@@ -23371,7 +23371,7 @@
         </w:rPr>
         <w:t xml:space="preserve">© 2026 SeaVuria and ARES. Aligned with KICD objectives. Developed by SeaVuria; technical implementation by ARES (with AI assistance from Claude). Licensed under </w:t>
       </w:r>
-      <w:hyperlink w:history="1" r:id="rId9n3vzxedgtxxb_zwsdozv">
+      <w:hyperlink w:history="1" r:id="rId4sl7pvgsywnpoluto4moj">
         <w:r>
           <w:rPr>
             <w:rFonts w:ascii="Arial" w:cs="Arial" w:eastAsia="Arial" w:hAnsi="Arial"/>
@@ -23392,7 +23392,7 @@
         </w:rPr>
         <w:t xml:space="preserve"> (</w:t>
       </w:r>
-      <w:hyperlink w:history="1" r:id="rId-d8cp2r9n2l_v84q-xiu-">
+      <w:hyperlink w:history="1" r:id="rIddudnav93gexg1lz-iki-s">
         <w:r>
           <w:rPr>
             <w:rFonts w:ascii="Arial" w:cs="Arial" w:eastAsia="Arial" w:hAnsi="Arial"/>
@@ -24432,7 +24432,7 @@
             <w:pPr>
               <w:spacing w:after="20" w:before="0"/>
             </w:pPr>
-            <w:hyperlink w:history="1" r:id="rIdlo91og3fdbr76qu1x-nq8">
+            <w:hyperlink w:history="1" r:id="rIdje4me1iijay0eplhv7mnx">
               <w:r>
                 <w:rPr>
                   <w:rFonts w:ascii="Arial" w:cs="Arial" w:eastAsia="Arial" w:hAnsi="Arial"/>
@@ -24465,7 +24465,7 @@
               <w:spacing w:after="10" w:before="0"/>
               <w:ind w:left="120"/>
             </w:pPr>
-            <w:hyperlink w:history="1" r:id="rIdhugodpsec2wdqtk2laj2t">
+            <w:hyperlink w:history="1" r:id="rIdgkqx1e0nyp2izlrreffd-">
               <w:r>
                 <w:rPr>
                   <w:rFonts w:ascii="Arial" w:cs="Arial" w:eastAsia="Arial" w:hAnsi="Arial"/>
@@ -24510,7 +24510,7 @@
             <w:pPr>
               <w:spacing w:after="20" w:before="0"/>
             </w:pPr>
-            <w:hyperlink w:history="1" r:id="rIdvxh7qdrj9w8lks1gkpztm">
+            <w:hyperlink w:history="1" r:id="rId5r1bujrylbiilhvfkxlez">
               <w:r>
                 <w:rPr>
                   <w:rFonts w:ascii="Arial" w:cs="Arial" w:eastAsia="Arial" w:hAnsi="Arial"/>
@@ -24543,7 +24543,7 @@
               <w:spacing w:after="10" w:before="0"/>
               <w:ind w:left="120"/>
             </w:pPr>
-            <w:hyperlink w:history="1" r:id="rId_ssnl77je3eg_na16n7p-">
+            <w:hyperlink w:history="1" r:id="rId0fco8kmfcpz5nwce-r2am">
               <w:r>
                 <w:rPr>
                   <w:rFonts w:ascii="Arial" w:cs="Arial" w:eastAsia="Arial" w:hAnsi="Arial"/>
@@ -24743,7 +24743,7 @@
             <w:pPr>
               <w:spacing w:after="20" w:before="0"/>
             </w:pPr>
-            <w:hyperlink w:history="1" r:id="rId4bk7zii8op7poq0me9rjo">
+            <w:hyperlink w:history="1" r:id="rIdjhhk9sqmy3c6udgfefge8">
               <w:r>
                 <w:rPr>
                   <w:rFonts w:ascii="Arial" w:cs="Arial" w:eastAsia="Arial" w:hAnsi="Arial"/>
@@ -24776,7 +24776,7 @@
               <w:spacing w:after="10" w:before="0"/>
               <w:ind w:left="120"/>
             </w:pPr>
-            <w:hyperlink w:history="1" r:id="rIdqyd6zfrgpq676mq7an2w0">
+            <w:hyperlink w:history="1" r:id="rIdjpongupnv4758iggll4p0">
               <w:r>
                 <w:rPr>
                   <w:rFonts w:ascii="Arial" w:cs="Arial" w:eastAsia="Arial" w:hAnsi="Arial"/>
@@ -24821,7 +24821,7 @@
             <w:pPr>
               <w:spacing w:after="20" w:before="0"/>
             </w:pPr>
-            <w:hyperlink w:history="1" r:id="rIdikvrxm0-ok3fn4odw5ew3">
+            <w:hyperlink w:history="1" r:id="rIdtd0f8kfzrgdfbu5zeboj_">
               <w:r>
                 <w:rPr>
                   <w:rFonts w:ascii="Arial" w:cs="Arial" w:eastAsia="Arial" w:hAnsi="Arial"/>
@@ -24854,7 +24854,7 @@
               <w:spacing w:after="10" w:before="0"/>
               <w:ind w:left="120"/>
             </w:pPr>
-            <w:hyperlink w:history="1" r:id="rIdtgltp-vlwghlwevmdwdpj">
+            <w:hyperlink w:history="1" r:id="rId8v8ttxk_8rfydj6crcb7o">
               <w:r>
                 <w:rPr>
                   <w:rFonts w:ascii="Arial" w:cs="Arial" w:eastAsia="Arial" w:hAnsi="Arial"/>
@@ -25054,7 +25054,7 @@
             <w:pPr>
               <w:spacing w:after="20" w:before="0"/>
             </w:pPr>
-            <w:hyperlink w:history="1" r:id="rId8lasf-h8bvkpedy73uwcj">
+            <w:hyperlink w:history="1" r:id="rIdb-ldxttgs5daxqzm-_-nh">
               <w:r>
                 <w:rPr>
                   <w:rFonts w:ascii="Arial" w:cs="Arial" w:eastAsia="Arial" w:hAnsi="Arial"/>
@@ -25087,7 +25087,7 @@
               <w:spacing w:after="10" w:before="0"/>
               <w:ind w:left="120"/>
             </w:pPr>
-            <w:hyperlink w:history="1" r:id="rIdv0qhlcvfeipcdenxjgqxp">
+            <w:hyperlink w:history="1" r:id="rIdgnksxwwlhknqowuc08mmc">
               <w:r>
                 <w:rPr>
                   <w:rFonts w:ascii="Arial" w:cs="Arial" w:eastAsia="Arial" w:hAnsi="Arial"/>
@@ -25132,7 +25132,7 @@
             <w:pPr>
               <w:spacing w:after="20" w:before="0"/>
             </w:pPr>
-            <w:hyperlink w:history="1" r:id="rIdollnamay4ycxnqn_0u7xr">
+            <w:hyperlink w:history="1" r:id="rId-vt_shvposdh25fjfyxwk">
               <w:r>
                 <w:rPr>
                   <w:rFonts w:ascii="Arial" w:cs="Arial" w:eastAsia="Arial" w:hAnsi="Arial"/>
@@ -25165,7 +25165,7 @@
               <w:spacing w:after="10" w:before="0"/>
               <w:ind w:left="120"/>
             </w:pPr>
-            <w:hyperlink w:history="1" r:id="rIddriww14wx2g_ef7fwxgcz">
+            <w:hyperlink w:history="1" r:id="rIdsbwhgj-zeqbcyzgzpht55">
               <w:r>
                 <w:rPr>
                   <w:rFonts w:ascii="Arial" w:cs="Arial" w:eastAsia="Arial" w:hAnsi="Arial"/>
@@ -25365,7 +25365,7 @@
             <w:pPr>
               <w:spacing w:after="20" w:before="0"/>
             </w:pPr>
-            <w:hyperlink w:history="1" r:id="rIdhtmfl1nqdsdcdqiv9r5tm">
+            <w:hyperlink w:history="1" r:id="rIdb6hv17nj_krcn1-c1mkxs">
               <w:r>
                 <w:rPr>
                   <w:rFonts w:ascii="Arial" w:cs="Arial" w:eastAsia="Arial" w:hAnsi="Arial"/>
@@ -25398,7 +25398,7 @@
               <w:spacing w:after="10" w:before="0"/>
               <w:ind w:left="120"/>
             </w:pPr>
-            <w:hyperlink w:history="1" r:id="rId2_wpswsl9chqurwtjyuu3">
+            <w:hyperlink w:history="1" r:id="rIdtfv_loytchtmzm7p9owxg">
               <w:r>
                 <w:rPr>
                   <w:rFonts w:ascii="Arial" w:cs="Arial" w:eastAsia="Arial" w:hAnsi="Arial"/>
@@ -25443,7 +25443,7 @@
             <w:pPr>
               <w:spacing w:after="20" w:before="0"/>
             </w:pPr>
-            <w:hyperlink w:history="1" r:id="rIddm3zhqjnnkrcmzcncva7d">
+            <w:hyperlink w:history="1" r:id="rIdicpu6a_buaniylmbtglgu">
               <w:r>
                 <w:rPr>
                   <w:rFonts w:ascii="Arial" w:cs="Arial" w:eastAsia="Arial" w:hAnsi="Arial"/>
@@ -25476,7 +25476,7 @@
               <w:spacing w:after="10" w:before="0"/>
               <w:ind w:left="120"/>
             </w:pPr>
-            <w:hyperlink w:history="1" r:id="rIdoqhtrtvjfkstq4qmolibn">
+            <w:hyperlink w:history="1" r:id="rId27ur8pbqmwcimxijbwoj2">
               <w:r>
                 <w:rPr>
                   <w:rFonts w:ascii="Arial" w:cs="Arial" w:eastAsia="Arial" w:hAnsi="Arial"/>
@@ -25676,7 +25676,7 @@
             <w:pPr>
               <w:spacing w:after="20" w:before="0"/>
             </w:pPr>
-            <w:hyperlink w:history="1" r:id="rIdnckhpirlusrtevy2ejs-m">
+            <w:hyperlink w:history="1" r:id="rIdclmor4bgdxzxtwtrfhi_n">
               <w:r>
                 <w:rPr>
                   <w:rFonts w:ascii="Arial" w:cs="Arial" w:eastAsia="Arial" w:hAnsi="Arial"/>
@@ -25709,7 +25709,7 @@
               <w:spacing w:after="10" w:before="0"/>
               <w:ind w:left="120"/>
             </w:pPr>
-            <w:hyperlink w:history="1" r:id="rIdor8qvr8go8nj7y56pmf3s">
+            <w:hyperlink w:history="1" r:id="rIdnfvfxczooqjudgbbvonef">
               <w:r>
                 <w:rPr>
                   <w:rFonts w:ascii="Arial" w:cs="Arial" w:eastAsia="Arial" w:hAnsi="Arial"/>
@@ -25754,7 +25754,7 @@
             <w:pPr>
               <w:spacing w:after="20" w:before="0"/>
             </w:pPr>
-            <w:hyperlink w:history="1" r:id="rId7-buescwerddhjspl7sby">
+            <w:hyperlink w:history="1" r:id="rIduacwcssll70hximqyia3r">
               <w:r>
                 <w:rPr>
                   <w:rFonts w:ascii="Arial" w:cs="Arial" w:eastAsia="Arial" w:hAnsi="Arial"/>
@@ -25787,7 +25787,7 @@
               <w:spacing w:after="10" w:before="0"/>
               <w:ind w:left="120"/>
             </w:pPr>
-            <w:hyperlink w:history="1" r:id="rIdxwiyvpilx99jjdg8ifvzb">
+            <w:hyperlink w:history="1" r:id="rIditatemqpln8xqwrgrt8mt">
               <w:r>
                 <w:rPr>
                   <w:rFonts w:ascii="Arial" w:cs="Arial" w:eastAsia="Arial" w:hAnsi="Arial"/>
@@ -26312,7 +26312,7 @@
         </w:rPr>
         <w:t xml:space="preserve">© 2026 SeaVuria and ARES. Aligned with KICD objectives. Developed by SeaVuria; technical implementation by ARES (with AI assistance from Claude). Licensed under </w:t>
       </w:r>
-      <w:hyperlink w:history="1" r:id="rIdxm0nqevrpng3icaxfghbj">
+      <w:hyperlink w:history="1" r:id="rIdhgunypqpjfhzu0ftcuvkh">
         <w:r>
           <w:rPr>
             <w:rFonts w:ascii="Arial" w:cs="Arial" w:eastAsia="Arial" w:hAnsi="Arial"/>
@@ -26333,7 +26333,7 @@
         </w:rPr>
         <w:t xml:space="preserve"> (</w:t>
       </w:r>
-      <w:hyperlink w:history="1" r:id="rIdljoz_g1vcpmkyyrowuzti">
+      <w:hyperlink w:history="1" r:id="rIdgp4jsxin6cafcqta4tzxm">
         <w:r>
           <w:rPr>
             <w:rFonts w:ascii="Arial" w:cs="Arial" w:eastAsia="Arial" w:hAnsi="Arial"/>
